--- a/ClassifiedInstallationStuff/_Instructions/_IES Suite Upgrade Instructions.docx
+++ b/ClassifiedInstallationStuff/_Instructions/_IES Suite Upgrade Instructions.docx
@@ -1,24 +1,24 @@
 
 <file path=word/document.xml><?xml version="1.0" encoding="utf-8"?>
-<w:document xmlns:wpc="http://schemas.microsoft.com/office/word/2010/wordprocessingCanvas" xmlns:cx="http://schemas.microsoft.com/office/drawing/2014/chartex" xmlns:cx1="http://schemas.microsoft.com/office/drawing/2015/9/8/chartex" xmlns:cx2="http://schemas.microsoft.com/office/drawing/2015/10/21/chartex" xmlns:cx3="http://schemas.microsoft.com/office/drawing/2016/5/9/chartex" xmlns:cx4="http://schemas.microsoft.com/office/drawing/2016/5/10/chartex" xmlns:cx5="http://schemas.microsoft.com/office/drawing/2016/5/11/chartex" xmlns:cx6="http://schemas.microsoft.com/office/drawing/2016/5/12/chartex" xmlns:cx7="http://schemas.microsoft.com/office/drawing/2016/5/13/chartex" xmlns:cx8="http://schemas.microsoft.com/office/drawing/2016/5/14/chartex" xmlns:mc="http://schemas.openxmlformats.org/markup-compatibility/2006" xmlns:aink="http://schemas.microsoft.com/office/drawing/2016/ink" xmlns:am3d="http://schemas.microsoft.com/office/drawing/2017/model3d" xmlns:o="urn:schemas-microsoft-com:office:office" xmlns:r="http://schemas.openxmlformats.org/officeDocument/2006/relationships" xmlns:m="http://schemas.openxmlformats.org/officeDocument/2006/math" xmlns:v="urn:schemas-microsoft-com:vml" xmlns:wp14="http://schemas.microsoft.com/office/word/2010/wordprocessingDrawing" xmlns:wp="http://schemas.openxmlformats.org/drawingml/2006/wordprocessingDrawing" xmlns:w10="urn:schemas-microsoft-com:office:word" xmlns:w="http://schemas.openxmlformats.org/wordprocessingml/2006/main" xmlns:w14="http://schemas.microsoft.com/office/word/2010/wordml" xmlns:w15="http://schemas.microsoft.com/office/word/2012/wordml" xmlns:w16cid="http://schemas.microsoft.com/office/word/2016/wordml/cid" xmlns:w16se="http://schemas.microsoft.com/office/word/2015/wordml/symex" xmlns:wpg="http://schemas.microsoft.com/office/word/2010/wordprocessingGroup" xmlns:wpi="http://schemas.microsoft.com/office/word/2010/wordprocessingInk" xmlns:wne="http://schemas.microsoft.com/office/word/2006/wordml" xmlns:wps="http://schemas.microsoft.com/office/word/2010/wordprocessingShape" mc:Ignorable="w14 w15 w16se w16cid wp14">
+<w:document xmlns:wpc="http://schemas.microsoft.com/office/word/2010/wordprocessingCanvas" xmlns:cx="http://schemas.microsoft.com/office/drawing/2014/chartex" xmlns:cx1="http://schemas.microsoft.com/office/drawing/2015/9/8/chartex" xmlns:cx2="http://schemas.microsoft.com/office/drawing/2015/10/21/chartex" xmlns:cx3="http://schemas.microsoft.com/office/drawing/2016/5/9/chartex" xmlns:cx4="http://schemas.microsoft.com/office/drawing/2016/5/10/chartex" xmlns:cx5="http://schemas.microsoft.com/office/drawing/2016/5/11/chartex" xmlns:cx6="http://schemas.microsoft.com/office/drawing/2016/5/12/chartex" xmlns:cx7="http://schemas.microsoft.com/office/drawing/2016/5/13/chartex" xmlns:cx8="http://schemas.microsoft.com/office/drawing/2016/5/14/chartex" xmlns:mc="http://schemas.openxmlformats.org/markup-compatibility/2006" xmlns:aink="http://schemas.microsoft.com/office/drawing/2016/ink" xmlns:am3d="http://schemas.microsoft.com/office/drawing/2017/model3d" xmlns:o="urn:schemas-microsoft-com:office:office" xmlns:r="http://schemas.openxmlformats.org/officeDocument/2006/relationships" xmlns:m="http://schemas.openxmlformats.org/officeDocument/2006/math" xmlns:v="urn:schemas-microsoft-com:vml" xmlns:wp14="http://schemas.microsoft.com/office/word/2010/wordprocessingDrawing" xmlns:wp="http://schemas.openxmlformats.org/drawingml/2006/wordprocessingDrawing" xmlns:w10="urn:schemas-microsoft-com:office:word" xmlns:w="http://schemas.openxmlformats.org/wordprocessingml/2006/main" xmlns:w14="http://schemas.microsoft.com/office/word/2010/wordml" xmlns:w15="http://schemas.microsoft.com/office/word/2012/wordml" xmlns:w16cex="http://schemas.microsoft.com/office/word/2018/wordml/cex" xmlns:w16cid="http://schemas.microsoft.com/office/word/2016/wordml/cid" xmlns:w16="http://schemas.microsoft.com/office/word/2018/wordml" xmlns:w16se="http://schemas.microsoft.com/office/word/2015/wordml/symex" xmlns:wpg="http://schemas.microsoft.com/office/word/2010/wordprocessingGroup" xmlns:wpi="http://schemas.microsoft.com/office/word/2010/wordprocessingInk" xmlns:wne="http://schemas.microsoft.com/office/word/2006/wordml" xmlns:wps="http://schemas.microsoft.com/office/word/2010/wordprocessingShape" mc:Ignorable="w14 w15 w16se w16cid w16 w16cex wp14">
   <w:body>
-    <w:bookmarkStart w:id="0" w:name="_Toc34724951" w:displacedByCustomXml="next"/>
-    <w:bookmarkStart w:id="1" w:name="_Toc443997342" w:displacedByCustomXml="next"/>
-    <w:bookmarkStart w:id="2" w:name="_Toc443996285" w:displacedByCustomXml="next"/>
-    <w:bookmarkStart w:id="3" w:name="_Toc443996238" w:displacedByCustomXml="next"/>
-    <w:bookmarkStart w:id="4" w:name="_Toc426545466" w:displacedByCustomXml="next"/>
-    <w:bookmarkStart w:id="5" w:name="_Toc426545102" w:displacedByCustomXml="next"/>
-    <w:bookmarkStart w:id="6" w:name="_Toc426544400" w:displacedByCustomXml="next"/>
-    <w:bookmarkStart w:id="7" w:name="_Toc410652409" w:displacedByCustomXml="next"/>
+    <w:bookmarkStart w:id="0" w:name="_Toc4599931" w:displacedByCustomXml="next"/>
+    <w:bookmarkStart w:id="1" w:name="_Toc534277455" w:displacedByCustomXml="next"/>
+    <w:bookmarkStart w:id="2" w:name="_Toc443999444" w:displacedByCustomXml="next"/>
+    <w:bookmarkStart w:id="3" w:name="_Toc443999244" w:displacedByCustomXml="next"/>
+    <w:bookmarkStart w:id="4" w:name="_Toc435089160" w:displacedByCustomXml="next"/>
+    <w:bookmarkStart w:id="5" w:name="_Toc402261032" w:displacedByCustomXml="next"/>
+    <w:bookmarkStart w:id="6" w:name="_Toc409096411" w:displacedByCustomXml="next"/>
+    <w:bookmarkStart w:id="7" w:name="_Toc410226779" w:displacedByCustomXml="next"/>
     <w:bookmarkStart w:id="8" w:name="_Toc410286731" w:displacedByCustomXml="next"/>
-    <w:bookmarkStart w:id="9" w:name="_Toc410226779" w:displacedByCustomXml="next"/>
-    <w:bookmarkStart w:id="10" w:name="_Toc409096411" w:displacedByCustomXml="next"/>
-    <w:bookmarkStart w:id="11" w:name="_Toc402261032" w:displacedByCustomXml="next"/>
-    <w:bookmarkStart w:id="12" w:name="_Toc435089160" w:displacedByCustomXml="next"/>
-    <w:bookmarkStart w:id="13" w:name="_Toc443999244" w:displacedByCustomXml="next"/>
-    <w:bookmarkStart w:id="14" w:name="_Toc443999444" w:displacedByCustomXml="next"/>
-    <w:bookmarkStart w:id="15" w:name="_Toc534277455" w:displacedByCustomXml="next"/>
-    <w:bookmarkStart w:id="16" w:name="_Toc4599931" w:displacedByCustomXml="next"/>
+    <w:bookmarkStart w:id="9" w:name="_Toc410652409" w:displacedByCustomXml="next"/>
+    <w:bookmarkStart w:id="10" w:name="_Toc426544400" w:displacedByCustomXml="next"/>
+    <w:bookmarkStart w:id="11" w:name="_Toc426545102" w:displacedByCustomXml="next"/>
+    <w:bookmarkStart w:id="12" w:name="_Toc426545466" w:displacedByCustomXml="next"/>
+    <w:bookmarkStart w:id="13" w:name="_Toc443996238" w:displacedByCustomXml="next"/>
+    <w:bookmarkStart w:id="14" w:name="_Toc443996285" w:displacedByCustomXml="next"/>
+    <w:bookmarkStart w:id="15" w:name="_Toc443997342" w:displacedByCustomXml="next"/>
+    <w:bookmarkStart w:id="16" w:name="_Toc34724951" w:displacedByCustomXml="next"/>
     <w:sdt>
       <w:sdtPr>
         <w:rPr>
@@ -46,8 +46,8 @@
         </w:rPr>
       </w:sdtEndPr>
       <w:sdtContent>
-        <w:bookmarkStart w:id="17" w:name="_Toc266280202" w:displacedByCustomXml="prev"/>
-        <w:bookmarkStart w:id="18" w:name="_Toc320016168" w:displacedByCustomXml="prev"/>
+        <w:bookmarkStart w:id="17" w:name="_Toc320016168" w:displacedByCustomXml="prev"/>
+        <w:bookmarkStart w:id="18" w:name="_Toc266280202" w:displacedByCustomXml="prev"/>
         <w:p>
           <w:pPr>
             <w:pStyle w:val="Heading1"/>
@@ -396,6 +396,61 @@
               <w:p>
                 <w:pPr>
                   <w:cnfStyle w:val="000000100000" w:firstRow="0" w:lastRow="0" w:firstColumn="0" w:lastColumn="0" w:oddVBand="0" w:evenVBand="0" w:oddHBand="1" w:evenHBand="0" w:firstRowFirstColumn="0" w:firstRowLastColumn="0" w:lastRowFirstColumn="0" w:lastRowLastColumn="0"/>
+                </w:pPr>
+                <w:r>
+                  <w:t>Dusan Palider</w:t>
+                </w:r>
+              </w:p>
+            </w:tc>
+          </w:tr>
+          <w:tr>
+            <w:trPr>
+              <w:cnfStyle w:val="000000010000" w:firstRow="0" w:lastRow="0" w:firstColumn="0" w:lastColumn="0" w:oddVBand="0" w:evenVBand="0" w:oddHBand="0" w:evenHBand="1" w:firstRowFirstColumn="0" w:firstRowLastColumn="0" w:lastRowFirstColumn="0" w:lastRowLastColumn="0"/>
+            </w:trPr>
+            <w:tc>
+              <w:tcPr>
+                <w:cnfStyle w:val="001000000000" w:firstRow="0" w:lastRow="0" w:firstColumn="1" w:lastColumn="0" w:oddVBand="0" w:evenVBand="0" w:oddHBand="0" w:evenHBand="0" w:firstRowFirstColumn="0" w:firstRowLastColumn="0" w:lastRowFirstColumn="0" w:lastRowLastColumn="0"/>
+                <w:tcW w:w="1188" w:type="dxa"/>
+              </w:tcPr>
+              <w:p>
+                <w:r>
+                  <w:t>13</w:t>
+                </w:r>
+              </w:p>
+            </w:tc>
+            <w:tc>
+              <w:tcPr>
+                <w:tcW w:w="1278" w:type="dxa"/>
+              </w:tcPr>
+              <w:p>
+                <w:pPr>
+                  <w:cnfStyle w:val="000000010000" w:firstRow="0" w:lastRow="0" w:firstColumn="0" w:lastColumn="0" w:oddVBand="0" w:evenVBand="0" w:oddHBand="0" w:evenHBand="1" w:firstRowFirstColumn="0" w:firstRowLastColumn="0" w:lastRowFirstColumn="0" w:lastRowLastColumn="0"/>
+                </w:pPr>
+                <w:r>
+                  <w:t>3/13/2021</w:t>
+                </w:r>
+              </w:p>
+            </w:tc>
+            <w:tc>
+              <w:tcPr>
+                <w:tcW w:w="4726" w:type="dxa"/>
+              </w:tcPr>
+              <w:p>
+                <w:pPr>
+                  <w:cnfStyle w:val="000000010000" w:firstRow="0" w:lastRow="0" w:firstColumn="0" w:lastColumn="0" w:oddVBand="0" w:evenVBand="0" w:oddHBand="0" w:evenHBand="1" w:firstRowFirstColumn="0" w:firstRowLastColumn="0" w:lastRowFirstColumn="0" w:lastRowLastColumn="0"/>
+                </w:pPr>
+                <w:r>
+                  <w:t>2021.4</w:t>
+                </w:r>
+              </w:p>
+            </w:tc>
+            <w:tc>
+              <w:tcPr>
+                <w:tcW w:w="1772" w:type="dxa"/>
+              </w:tcPr>
+              <w:p>
+                <w:pPr>
+                  <w:cnfStyle w:val="000000010000" w:firstRow="0" w:lastRow="0" w:firstColumn="0" w:lastColumn="0" w:oddVBand="0" w:evenVBand="0" w:oddHBand="0" w:evenHBand="1" w:firstRowFirstColumn="0" w:firstRowLastColumn="0" w:lastRowFirstColumn="0" w:lastRowLastColumn="0"/>
                 </w:pPr>
                 <w:r>
                   <w:t>Dusan Palider</w:t>
@@ -1256,14 +1311,7 @@
           <w:b/>
           <w:i/>
         </w:rPr>
-        <w:t>This do</w:t>
-      </w:r>
-      <w:r>
-        <w:rPr>
-          <w:b/>
-          <w:i/>
-        </w:rPr>
-        <w:t xml:space="preserve">cument/package assumes that you already have a deployed </w:t>
+        <w:t xml:space="preserve">This document/package assumes that you already have a deployed </w:t>
       </w:r>
       <w:r>
         <w:rPr>
@@ -1445,264 +1493,191 @@
           <w:rFonts w:ascii="Consolas" w:hAnsi="Consolas" w:cs="Consolas"/>
           <w:sz w:val="20"/>
         </w:rPr>
-        <w:t>_Version Information for the Upgrad</w:t>
+        <w:t>_Version Information for the Upgrade.txt</w:t>
+      </w:r>
+      <w:r>
+        <w:t>.</w:t>
+      </w:r>
+    </w:p>
+    <w:p>
+      <w:pPr>
+        <w:pStyle w:val="ListParagraph"/>
+        <w:numPr>
+          <w:ilvl w:val="1"/>
+          <w:numId w:val="10"/>
+        </w:numPr>
+      </w:pPr>
+      <w:r>
+        <w:t>The “</w:t>
+      </w:r>
+      <w:r>
+        <w:rPr>
+          <w:i/>
+        </w:rPr>
+        <w:t>From</w:t>
+      </w:r>
+      <w:r>
+        <w:t xml:space="preserve"> </w:t>
+      </w:r>
+      <w:r>
+        <w:rPr>
+          <w:i/>
+        </w:rPr>
+        <w:t>version(s)”</w:t>
+      </w:r>
+      <w:r>
+        <w:t xml:space="preserve"> lists the version(s) that the application will be able to upgrade. </w:t>
+      </w:r>
+      <w:r>
+        <w:rPr>
+          <w:i/>
+        </w:rPr>
+        <w:t>If your application is an older version, please contact the GenBOE team.</w:t>
+      </w:r>
+    </w:p>
+    <w:p>
+      <w:pPr>
+        <w:pStyle w:val="ListParagraph"/>
+        <w:numPr>
+          <w:ilvl w:val="1"/>
+          <w:numId w:val="10"/>
+        </w:numPr>
+      </w:pPr>
+      <w:r>
+        <w:t>The “</w:t>
+      </w:r>
+      <w:r>
+        <w:rPr>
+          <w:i/>
+        </w:rPr>
+        <w:t>To</w:t>
+      </w:r>
+      <w:r>
+        <w:t xml:space="preserve"> </w:t>
+      </w:r>
+      <w:r>
+        <w:rPr>
+          <w:i/>
+        </w:rPr>
+        <w:t>version”</w:t>
+      </w:r>
+      <w:r>
+        <w:t xml:space="preserve"> indicates the version that your application will be once the upgrade is complete. </w:t>
+      </w:r>
+    </w:p>
+    <w:p>
+      <w:pPr>
+        <w:pStyle w:val="ListParagraph"/>
+        <w:numPr>
+          <w:ilvl w:val="0"/>
+          <w:numId w:val="10"/>
+        </w:numPr>
+      </w:pPr>
+      <w:r>
+        <w:t>This instruction document.</w:t>
+      </w:r>
+    </w:p>
+    <w:p>
+      <w:pPr>
+        <w:pStyle w:val="ListParagraph"/>
+        <w:numPr>
+          <w:ilvl w:val="0"/>
+          <w:numId w:val="10"/>
+        </w:numPr>
+      </w:pPr>
+      <w:r>
+        <w:t>Web application files, needed for the application</w:t>
+      </w:r>
+      <w:r>
+        <w:t>s’</w:t>
+      </w:r>
+      <w:r>
+        <w:t xml:space="preserve"> upgrade</w:t>
+      </w:r>
+      <w:r>
+        <w:t>. These are in separate folders</w:t>
+      </w:r>
+      <w:r>
+        <w:t>, one</w:t>
+      </w:r>
+      <w:r>
+        <w:t xml:space="preserve"> for each application</w:t>
+      </w:r>
+      <w:r>
+        <w:t xml:space="preserve"> – GenBOE, PTM, IES, RDM, RDSB</w:t>
+      </w:r>
+    </w:p>
+    <w:p>
+      <w:pPr>
+        <w:pStyle w:val="ListParagraph"/>
+        <w:numPr>
+          <w:ilvl w:val="0"/>
+          <w:numId w:val="10"/>
+        </w:numPr>
+      </w:pPr>
+      <w:r>
+        <w:t>Scheduled application folders - PTM Emailer, RDM Data Replication</w:t>
+      </w:r>
+      <w:r>
+        <w:t xml:space="preserve">, </w:t>
+      </w:r>
+      <w:proofErr w:type="spellStart"/>
+      <w:r>
+        <w:t>GenBOE</w:t>
+      </w:r>
+      <w:proofErr w:type="spellEnd"/>
+      <w:r>
+        <w:t xml:space="preserve"> Data Backup utility</w:t>
+      </w:r>
+      <w:r>
+        <w:t xml:space="preserve"> and AD Sync application</w:t>
+      </w:r>
+      <w:r>
+        <w:t>.</w:t>
+      </w:r>
+    </w:p>
+    <w:p>
+      <w:pPr>
+        <w:pStyle w:val="ListParagraph"/>
+        <w:numPr>
+          <w:ilvl w:val="0"/>
+          <w:numId w:val="10"/>
+        </w:numPr>
+      </w:pPr>
+      <w:r>
+        <w:t xml:space="preserve">Database scripts, needed for </w:t>
+      </w:r>
+      <w:r>
+        <w:t>the</w:t>
+      </w:r>
+      <w:r>
+        <w:t xml:space="preserve"> database upgrade</w:t>
+      </w:r>
+      <w:r>
+        <w:t>s</w:t>
+      </w:r>
+      <w:r>
+        <w:t xml:space="preserve"> </w:t>
+      </w:r>
+      <w:r>
+        <w:t>–</w:t>
+      </w:r>
+      <w:r>
+        <w:t xml:space="preserve"> </w:t>
       </w:r>
       <w:r>
         <w:rPr>
           <w:rFonts w:ascii="Consolas" w:hAnsi="Consolas" w:cs="Consolas"/>
           <w:sz w:val="20"/>
         </w:rPr>
-        <w:t>e.txt</w:t>
-      </w:r>
-      <w:r>
-        <w:t>.</w:t>
-      </w:r>
-    </w:p>
-    <w:p>
-      <w:pPr>
-        <w:pStyle w:val="ListParagraph"/>
-        <w:numPr>
-          <w:ilvl w:val="1"/>
-          <w:numId w:val="10"/>
-        </w:numPr>
-      </w:pPr>
-      <w:r>
-        <w:t>The “</w:t>
-      </w:r>
-      <w:r>
-        <w:rPr>
-          <w:i/>
-        </w:rPr>
-        <w:t>From</w:t>
-      </w:r>
-      <w:r>
-        <w:t xml:space="preserve"> </w:t>
-      </w:r>
-      <w:r>
-        <w:rPr>
-          <w:i/>
-        </w:rPr>
-        <w:t>version</w:t>
-      </w:r>
-      <w:r>
-        <w:rPr>
-          <w:i/>
-        </w:rPr>
-        <w:t>(</w:t>
-      </w:r>
-      <w:r>
-        <w:rPr>
-          <w:i/>
-        </w:rPr>
-        <w:t>s</w:t>
-      </w:r>
-      <w:r>
-        <w:rPr>
-          <w:i/>
-        </w:rPr>
-        <w:t>)”</w:t>
-      </w:r>
-      <w:r>
-        <w:t xml:space="preserve"> lists the version(s) that the application will be able to upgrade. </w:t>
-      </w:r>
-      <w:r>
-        <w:rPr>
-          <w:i/>
-        </w:rPr>
-        <w:t>If your application is an older version, please contact the GenB</w:t>
-      </w:r>
-      <w:r>
-        <w:rPr>
-          <w:i/>
-        </w:rPr>
-        <w:t>OE team.</w:t>
-      </w:r>
-    </w:p>
-    <w:p>
-      <w:pPr>
-        <w:pStyle w:val="ListParagraph"/>
-        <w:numPr>
-          <w:ilvl w:val="1"/>
-          <w:numId w:val="10"/>
-        </w:numPr>
-      </w:pPr>
-      <w:r>
-        <w:t>The “</w:t>
-      </w:r>
-      <w:r>
-        <w:rPr>
-          <w:i/>
-        </w:rPr>
-        <w:t>To</w:t>
-      </w:r>
-      <w:r>
-        <w:t xml:space="preserve"> </w:t>
-      </w:r>
-      <w:r>
-        <w:rPr>
-          <w:i/>
-        </w:rPr>
-        <w:t>version</w:t>
-      </w:r>
-      <w:r>
-        <w:rPr>
-          <w:i/>
-        </w:rPr>
-        <w:t>”</w:t>
-      </w:r>
-      <w:r>
-        <w:t xml:space="preserve"> </w:t>
-      </w:r>
-      <w:r>
-        <w:t>indicates</w:t>
-      </w:r>
-      <w:r>
-        <w:t xml:space="preserve"> the version that your application will be once the upgrade is complete. </w:t>
-      </w:r>
-    </w:p>
-    <w:p>
-      <w:pPr>
-        <w:pStyle w:val="ListParagraph"/>
-        <w:numPr>
-          <w:ilvl w:val="0"/>
-          <w:numId w:val="10"/>
-        </w:numPr>
-      </w:pPr>
-      <w:r>
-        <w:t>This instruction document.</w:t>
-      </w:r>
-    </w:p>
-    <w:p>
-      <w:pPr>
-        <w:pStyle w:val="ListParagraph"/>
-        <w:numPr>
-          <w:ilvl w:val="0"/>
-          <w:numId w:val="10"/>
-        </w:numPr>
-      </w:pPr>
-      <w:r>
-        <w:t>Web application files, needed for the application</w:t>
-      </w:r>
-      <w:r>
-        <w:t>s’</w:t>
-      </w:r>
-      <w:r>
-        <w:t xml:space="preserve"> upgrade</w:t>
-      </w:r>
-      <w:r>
-        <w:t>. These are in separate folders</w:t>
-      </w:r>
-      <w:r>
-        <w:t>, one</w:t>
-      </w:r>
-      <w:r>
-        <w:t xml:space="preserve"> for each application</w:t>
-      </w:r>
-      <w:r>
-        <w:t xml:space="preserve"> – GenBOE, PTM, IES, RDM, RDSB</w:t>
-      </w:r>
-    </w:p>
-    <w:p>
-      <w:pPr>
-        <w:pStyle w:val="ListParagraph"/>
-        <w:numPr>
-          <w:ilvl w:val="0"/>
-          <w:numId w:val="10"/>
-        </w:numPr>
-      </w:pPr>
-      <w:r>
-        <w:t>Scheduled application folders - PTM Emailer, RDM Data Replication</w:t>
-      </w:r>
-      <w:r>
-        <w:t xml:space="preserve">, </w:t>
-      </w:r>
-      <w:proofErr w:type="spellStart"/>
-      <w:r>
-        <w:t>GenBOE</w:t>
-      </w:r>
-      <w:proofErr w:type="spellEnd"/>
-      <w:r>
-        <w:t xml:space="preserve"> Data Backup utility</w:t>
-      </w:r>
-      <w:r>
-        <w:t xml:space="preserve"> and </w:t>
-      </w:r>
-      <w:commentRangeStart w:id="45"/>
-      <w:r>
-        <w:rPr>
-          <w:highlight w:val="yellow"/>
-        </w:rPr>
-        <w:t>AD</w:t>
-      </w:r>
-      <w:commentRangeEnd w:id="45"/>
-      <w:r>
-        <w:rPr>
-          <w:rStyle w:val="CommentReference"/>
-          <w:rFonts w:ascii="Calibri" w:eastAsiaTheme="minorHAnsi" w:hAnsi="Calibri" w:cs="Times New Roman"/>
-        </w:rPr>
-        <w:commentReference w:id="45"/>
-      </w:r>
-      <w:r>
-        <w:rPr>
-          <w:highlight w:val="yellow"/>
-        </w:rPr>
-        <w:t xml:space="preserve"> Sync application</w:t>
-      </w:r>
-    </w:p>
-    <w:p>
-      <w:pPr>
-        <w:pStyle w:val="ListParagraph"/>
-        <w:numPr>
-          <w:ilvl w:val="0"/>
-          <w:numId w:val="10"/>
-        </w:numPr>
-      </w:pPr>
-      <w:proofErr w:type="gramStart"/>
-      <w:r>
-        <w:t>Database scripts,</w:t>
-      </w:r>
-      <w:proofErr w:type="gramEnd"/>
-      <w:r>
-        <w:t xml:space="preserve"> needed for </w:t>
-      </w:r>
-      <w:r>
-        <w:t>the</w:t>
-      </w:r>
-      <w:r>
-        <w:t xml:space="preserve"> database upgrade</w:t>
-      </w:r>
-      <w:r>
-        <w:t>s</w:t>
-      </w:r>
-      <w:r>
-        <w:t xml:space="preserve"> </w:t>
-      </w:r>
-      <w:r>
-        <w:t>–</w:t>
-      </w:r>
-      <w:r>
-        <w:t xml:space="preserve"> </w:t>
+        <w:t>_D</w:t>
       </w:r>
       <w:r>
         <w:rPr>
           <w:rFonts w:ascii="Consolas" w:hAnsi="Consolas" w:cs="Consolas"/>
           <w:sz w:val="20"/>
         </w:rPr>
-        <w:t>_D</w:t>
-      </w:r>
-      <w:r>
-        <w:rPr>
-          <w:rFonts w:ascii="Consolas" w:hAnsi="Consolas" w:cs="Consolas"/>
-          <w:sz w:val="20"/>
-        </w:rPr>
-        <w:t>atabase Scripts</w:t>
-      </w:r>
-      <w:r>
-        <w:rPr>
-          <w:rFonts w:ascii="Consolas" w:hAnsi="Consolas" w:cs="Consolas"/>
-          <w:sz w:val="20"/>
-        </w:rPr>
-        <w:t xml:space="preserve"> </w:t>
+        <w:t xml:space="preserve">atabase Scripts </w:t>
       </w:r>
       <w:r>
         <w:t>folder</w:t>
@@ -1715,14 +1690,14 @@
       <w:pPr>
         <w:pStyle w:val="Heading1"/>
       </w:pPr>
-      <w:bookmarkStart w:id="46" w:name="_Toc34724956"/>
+      <w:bookmarkStart w:id="45" w:name="_Toc34724956"/>
       <w:r>
         <w:t xml:space="preserve">Web </w:t>
       </w:r>
       <w:r>
         <w:t>Application Upgrade</w:t>
       </w:r>
-      <w:bookmarkEnd w:id="46"/>
+      <w:bookmarkEnd w:id="45"/>
     </w:p>
     <w:p>
       <w:r>
@@ -1943,7 +1918,7 @@
       <w:pPr>
         <w:pStyle w:val="Heading1"/>
       </w:pPr>
-      <w:bookmarkStart w:id="47" w:name="_Toc34724957"/>
+      <w:bookmarkStart w:id="46" w:name="_Toc34724957"/>
       <w:r>
         <w:lastRenderedPageBreak/>
         <w:t>Scheduled</w:t>
@@ -1954,7 +1929,7 @@
       <w:r>
         <w:t xml:space="preserve"> Application Upgrade</w:t>
       </w:r>
-      <w:bookmarkEnd w:id="47"/>
+      <w:bookmarkEnd w:id="46"/>
     </w:p>
     <w:p>
       <w:pPr>
@@ -2031,40 +2006,9 @@
           <w:numId w:val="30"/>
         </w:numPr>
         <w:spacing w:after="0"/>
-        <w:rPr>
-          <w:highlight w:val="yellow"/>
-        </w:rPr>
-      </w:pPr>
-      <w:commentRangeStart w:id="48"/>
-      <w:commentRangeStart w:id="49"/>
-      <w:r>
-        <w:rPr>
-          <w:highlight w:val="yellow"/>
-        </w:rPr>
-        <w:t>AD Sync</w:t>
-      </w:r>
-      <w:commentRangeEnd w:id="48"/>
-      <w:r>
-        <w:rPr>
-          <w:rStyle w:val="CommentReference"/>
-          <w:rFonts w:ascii="Calibri" w:eastAsiaTheme="minorHAnsi" w:hAnsi="Calibri" w:cs="Times New Roman"/>
-          <w:highlight w:val="yellow"/>
-        </w:rPr>
-        <w:commentReference w:id="48"/>
-      </w:r>
-      <w:commentRangeEnd w:id="49"/>
-      <w:r>
-        <w:rPr>
-          <w:rStyle w:val="CommentReference"/>
-          <w:rFonts w:ascii="Calibri" w:eastAsiaTheme="minorHAnsi" w:hAnsi="Calibri" w:cs="Times New Roman"/>
-        </w:rPr>
-        <w:commentReference w:id="49"/>
-      </w:r>
-      <w:r>
-        <w:rPr>
-          <w:highlight w:val="yellow"/>
-        </w:rPr>
-        <w:t xml:space="preserve"> application</w:t>
+      </w:pPr>
+      <w:r>
+        <w:t>AD Sync application</w:t>
       </w:r>
     </w:p>
     <w:p>
@@ -2093,19 +2037,7 @@
         </w:numPr>
       </w:pPr>
       <w:r>
-        <w:t>Additionally,</w:t>
-      </w:r>
-      <w:r>
-        <w:t xml:space="preserve"> we recommend</w:t>
-      </w:r>
-      <w:r>
-        <w:t xml:space="preserve"> copy</w:t>
-      </w:r>
-      <w:r>
-        <w:t>ing</w:t>
-      </w:r>
-      <w:r>
-        <w:t xml:space="preserve"> the </w:t>
+        <w:t xml:space="preserve">Additionally, we recommend copying the </w:t>
       </w:r>
       <w:proofErr w:type="spellStart"/>
       <w:r>
@@ -2117,20 +2049,11 @@
         <w:t>APPLICATION_NAME</w:t>
       </w:r>
       <w:r>
-        <w:t>.exe</w:t>
-      </w:r>
-      <w:r>
-        <w:t>.config</w:t>
+        <w:t>.exe.config</w:t>
       </w:r>
       <w:proofErr w:type="spellEnd"/>
       <w:r>
-        <w:t xml:space="preserve"> file off to a side, </w:t>
-      </w:r>
-      <w:r>
-        <w:t>as it would be helpful in step 4</w:t>
-      </w:r>
-      <w:r>
-        <w:t>.</w:t>
+        <w:t xml:space="preserve"> file off to a side, as it would be helpful in step 4.</w:t>
       </w:r>
     </w:p>
     <w:p>
@@ -2178,10 +2101,7 @@
         <w:t>APPLICATION_NAME</w:t>
       </w:r>
       <w:r>
-        <w:t>.exe</w:t>
-      </w:r>
-      <w:r>
-        <w:t>.config</w:t>
+        <w:t>.exe.config</w:t>
       </w:r>
       <w:proofErr w:type="spellEnd"/>
       <w:r>
@@ -2244,37 +2164,19 @@
           <w:numId w:val="29"/>
         </w:numPr>
       </w:pPr>
-      <w:commentRangeStart w:id="50"/>
-      <w:r>
-        <w:rPr>
-          <w:highlight w:val="yellow"/>
-        </w:rPr>
-        <w:t xml:space="preserve">AD Sync application </w:t>
-      </w:r>
-      <w:commentRangeEnd w:id="50"/>
-      <w:r>
-        <w:rPr>
-          <w:rStyle w:val="CommentReference"/>
-          <w:rFonts w:ascii="Calibri" w:eastAsiaTheme="minorHAnsi" w:hAnsi="Calibri" w:cs="Times New Roman"/>
-        </w:rPr>
-        <w:commentReference w:id="50"/>
-      </w:r>
-      <w:r>
-        <w:rPr>
-          <w:highlight w:val="yellow"/>
-        </w:rPr>
-        <w:t>– once per day, in the middle of the night</w:t>
+      <w:r>
+        <w:t>AD Sync application – once per day, in the middle of the night</w:t>
       </w:r>
     </w:p>
     <w:p>
       <w:pPr>
         <w:pStyle w:val="Heading1"/>
       </w:pPr>
-      <w:bookmarkStart w:id="51" w:name="_Toc34724958"/>
+      <w:bookmarkStart w:id="47" w:name="_Toc34724958"/>
       <w:r>
         <w:t>Database Upgrade</w:t>
       </w:r>
-      <w:bookmarkEnd w:id="51"/>
+      <w:bookmarkEnd w:id="47"/>
     </w:p>
     <w:p>
       <w:pPr>
@@ -2359,7 +2261,7 @@
           <w:szCs w:val="28"/>
         </w:rPr>
       </w:pPr>
-      <w:bookmarkStart w:id="52" w:name="_Toc34724959"/>
+      <w:bookmarkStart w:id="48" w:name="_Toc34724959"/>
       <w:r>
         <w:br w:type="page"/>
       </w:r>
@@ -2392,7 +2294,7 @@
       <w:r>
         <w:t xml:space="preserve"> Customization</w:t>
       </w:r>
-      <w:bookmarkEnd w:id="52"/>
+      <w:bookmarkEnd w:id="48"/>
     </w:p>
     <w:p>
       <w:pPr>
@@ -2409,7 +2311,6 @@
           <w:color w:val="A31515"/>
           <w:sz w:val="19"/>
           <w:szCs w:val="19"/>
-          <w:highlight w:val="white"/>
         </w:rPr>
         <w:t>connectionStrings</w:t>
       </w:r>
@@ -2448,39 +2349,44 @@
           <w:color w:val="0000FF"/>
           <w:sz w:val="19"/>
           <w:szCs w:val="19"/>
-          <w:highlight w:val="white"/>
-        </w:rPr>
-        <w:t>GenBoeEntities</w:t>
+        </w:rPr>
+        <w:t>genTracEntities</w:t>
       </w:r>
       <w:proofErr w:type="spellEnd"/>
       <w:r>
+        <w:rPr>
+          <w:rFonts w:ascii="Consolas" w:eastAsiaTheme="minorHAnsi" w:hAnsi="Consolas" w:cs="Consolas"/>
+          <w:color w:val="0000FF"/>
+          <w:sz w:val="19"/>
+          <w:szCs w:val="19"/>
+        </w:rPr>
         <w:t xml:space="preserve"> </w:t>
       </w:r>
       <w:r>
         <w:rPr>
           <w:rFonts w:ascii="Calibri" w:eastAsia="Times New Roman" w:hAnsi="Calibri" w:cs="Calibri"/>
         </w:rPr>
-        <w:t xml:space="preserve">– </w:t>
+        <w:t>– PTM</w:t>
+      </w:r>
+      <w:r>
+        <w:rPr>
+          <w:rFonts w:ascii="Calibri" w:eastAsia="Times New Roman" w:hAnsi="Calibri" w:cs="Calibri"/>
+        </w:rPr>
+        <w:t xml:space="preserve"> / </w:t>
       </w:r>
       <w:proofErr w:type="spellStart"/>
       <w:r>
         <w:rPr>
           <w:rFonts w:ascii="Calibri" w:eastAsia="Times New Roman" w:hAnsi="Calibri" w:cs="Calibri"/>
         </w:rPr>
-        <w:t>genBOE</w:t>
+        <w:t>genTrac</w:t>
       </w:r>
       <w:proofErr w:type="spellEnd"/>
       <w:r>
         <w:rPr>
           <w:rFonts w:ascii="Calibri" w:eastAsia="Times New Roman" w:hAnsi="Calibri" w:cs="Calibri"/>
         </w:rPr>
-        <w:t xml:space="preserve"> </w:t>
-      </w:r>
-      <w:r>
-        <w:rPr>
-          <w:rFonts w:ascii="Calibri" w:eastAsia="Times New Roman" w:hAnsi="Calibri" w:cs="Calibri"/>
-        </w:rPr>
-        <w:t>database connection string</w:t>
+        <w:t xml:space="preserve"> database connection string</w:t>
       </w:r>
     </w:p>
     <w:p>
@@ -2500,16 +2406,10 @@
           <w:sz w:val="19"/>
           <w:szCs w:val="19"/>
         </w:rPr>
-        <w:t>genTracEntities</w:t>
+        <w:t>GenBoeEntities</w:t>
       </w:r>
       <w:proofErr w:type="spellEnd"/>
       <w:r>
-        <w:rPr>
-          <w:rFonts w:ascii="Consolas" w:eastAsiaTheme="minorHAnsi" w:hAnsi="Consolas" w:cs="Consolas"/>
-          <w:color w:val="0000FF"/>
-          <w:sz w:val="19"/>
-          <w:szCs w:val="19"/>
-        </w:rPr>
         <w:t xml:space="preserve"> </w:t>
       </w:r>
       <w:r>
@@ -2518,37 +2418,19 @@
         </w:rPr>
         <w:t xml:space="preserve">– </w:t>
       </w:r>
-      <w:r>
-        <w:rPr>
-          <w:rFonts w:ascii="Calibri" w:eastAsia="Times New Roman" w:hAnsi="Calibri" w:cs="Calibri"/>
-        </w:rPr>
-        <w:t>PTM</w:t>
-      </w:r>
-      <w:r>
-        <w:rPr>
-          <w:rFonts w:ascii="Calibri" w:eastAsia="Times New Roman" w:hAnsi="Calibri" w:cs="Calibri"/>
-        </w:rPr>
-        <w:t xml:space="preserve"> / </w:t>
-      </w:r>
       <w:proofErr w:type="spellStart"/>
       <w:r>
         <w:rPr>
           <w:rFonts w:ascii="Calibri" w:eastAsia="Times New Roman" w:hAnsi="Calibri" w:cs="Calibri"/>
         </w:rPr>
-        <w:t>genTrac</w:t>
+        <w:t>genBOE</w:t>
       </w:r>
       <w:proofErr w:type="spellEnd"/>
       <w:r>
         <w:rPr>
           <w:rFonts w:ascii="Calibri" w:eastAsia="Times New Roman" w:hAnsi="Calibri" w:cs="Calibri"/>
         </w:rPr>
-        <w:t xml:space="preserve"> </w:t>
-      </w:r>
-      <w:r>
-        <w:rPr>
-          <w:rFonts w:ascii="Calibri" w:eastAsia="Times New Roman" w:hAnsi="Calibri" w:cs="Calibri"/>
-        </w:rPr>
-        <w:t>database connection string</w:t>
+        <w:t xml:space="preserve"> database connection string</w:t>
       </w:r>
     </w:p>
     <w:p>
@@ -2567,7 +2449,6 @@
           <w:color w:val="0000FF"/>
           <w:sz w:val="19"/>
           <w:szCs w:val="19"/>
-          <w:highlight w:val="white"/>
         </w:rPr>
         <w:t>BI_Datamart_PMMEntities</w:t>
       </w:r>
@@ -2630,7 +2511,6 @@
           <w:color w:val="A31515"/>
           <w:sz w:val="19"/>
           <w:szCs w:val="19"/>
-          <w:highlight w:val="white"/>
         </w:rPr>
         <w:t>appSettings</w:t>
       </w:r>
@@ -2688,7 +2568,6 @@
           <w:color w:val="0000FF"/>
           <w:sz w:val="19"/>
           <w:szCs w:val="19"/>
-          <w:highlight w:val="white"/>
         </w:rPr>
         <w:t>EmailServer</w:t>
       </w:r>
@@ -2734,7 +2613,6 @@
           <w:color w:val="0000FF"/>
           <w:sz w:val="19"/>
           <w:szCs w:val="19"/>
-          <w:highlight w:val="white"/>
         </w:rPr>
         <w:t>ActiveDirectoryPath</w:t>
       </w:r>
@@ -2786,7 +2664,6 @@
           <w:color w:val="0000FF"/>
           <w:sz w:val="19"/>
           <w:szCs w:val="19"/>
-          <w:highlight w:val="white"/>
         </w:rPr>
         <w:t>ServerURL</w:t>
       </w:r>
@@ -2854,7 +2731,7 @@
           <w:rFonts w:ascii="Calibri" w:eastAsia="Times New Roman" w:hAnsi="Calibri" w:cs="Calibri"/>
         </w:rPr>
       </w:pPr>
-      <w:bookmarkStart w:id="53" w:name="_Hlk34723628"/>
+      <w:bookmarkStart w:id="49" w:name="_Hlk34723628"/>
       <w:proofErr w:type="spellStart"/>
       <w:r>
         <w:rPr>
@@ -2862,7 +2739,6 @@
           <w:color w:val="0000FF"/>
           <w:sz w:val="19"/>
           <w:szCs w:val="19"/>
-          <w:highlight w:val="white"/>
         </w:rPr>
         <w:t>DomesticUsersGroup</w:t>
       </w:r>
@@ -2873,7 +2749,7 @@
         </w:rPr>
         <w:t xml:space="preserve"> </w:t>
       </w:r>
-      <w:bookmarkEnd w:id="53"/>
+      <w:bookmarkEnd w:id="49"/>
       <w:r>
         <w:rPr>
           <w:rFonts w:ascii="Calibri" w:eastAsia="Times New Roman" w:hAnsi="Calibri" w:cs="Calibri"/>
@@ -2913,7 +2789,6 @@
           <w:iCs/>
         </w:rPr>
       </w:pPr>
-      <w:commentRangeStart w:id="54"/>
       <w:proofErr w:type="spellStart"/>
       <w:r>
         <w:rPr>
@@ -2921,7 +2796,6 @@
           <w:color w:val="0000FF"/>
           <w:sz w:val="19"/>
           <w:szCs w:val="19"/>
-          <w:highlight w:val="yellow"/>
         </w:rPr>
         <w:t>SubsTreatedAsLmEmployees</w:t>
       </w:r>
@@ -2935,14 +2809,6 @@
         </w:rPr>
         <w:t xml:space="preserve"> </w:t>
       </w:r>
-      <w:commentRangeEnd w:id="54"/>
-      <w:r>
-        <w:rPr>
-          <w:rStyle w:val="CommentReference"/>
-          <w:rFonts w:ascii="Calibri" w:eastAsiaTheme="minorHAnsi" w:hAnsi="Calibri" w:cs="Times New Roman"/>
-        </w:rPr>
-        <w:commentReference w:id="54"/>
-      </w:r>
       <w:r>
         <w:rPr>
           <w:rFonts w:ascii="Calibri" w:eastAsia="Times New Roman" w:hAnsi="Calibri" w:cs="Calibri"/>
@@ -2959,13 +2825,7 @@
         <w:rPr>
           <w:rFonts w:ascii="Calibri" w:eastAsia="Times New Roman" w:hAnsi="Calibri" w:cs="Calibri"/>
         </w:rPr>
-        <w:t>AD groups containing subcontractor users</w:t>
-      </w:r>
-      <w:r>
-        <w:rPr>
-          <w:rFonts w:ascii="Calibri" w:eastAsia="Times New Roman" w:hAnsi="Calibri" w:cs="Calibri"/>
-        </w:rPr>
-        <w:t xml:space="preserve"> </w:t>
+        <w:t xml:space="preserve">AD groups containing subcontractor users </w:t>
       </w:r>
       <w:r>
         <w:rPr>
@@ -3016,7 +2876,6 @@
           <w:color w:val="0000FF"/>
           <w:sz w:val="19"/>
           <w:szCs w:val="19"/>
-          <w:highlight w:val="white"/>
         </w:rPr>
         <w:t>CompanyConfiguration</w:t>
       </w:r>
@@ -3087,7 +2946,6 @@
           <w:color w:val="0000FF"/>
           <w:sz w:val="19"/>
           <w:szCs w:val="19"/>
-          <w:highlight w:val="white"/>
         </w:rPr>
         <w:t>HelpdeskEmailAddress</w:t>
       </w:r>
@@ -3120,7 +2978,6 @@
           <w:color w:val="0000FF"/>
           <w:sz w:val="19"/>
           <w:szCs w:val="19"/>
-          <w:highlight w:val="white"/>
         </w:rPr>
         <w:t>LMIProxy</w:t>
       </w:r>
@@ -3144,7 +3001,6 @@
           <w:color w:val="0000FF"/>
           <w:sz w:val="19"/>
           <w:szCs w:val="19"/>
-          <w:highlight w:val="white"/>
         </w:rPr>
         <w:t>ShutOffExternalLinksForClassifiedInstall</w:t>
       </w:r>
@@ -3196,13 +3052,7 @@
         <w:rPr>
           <w:rFonts w:ascii="Calibri" w:eastAsia="Times New Roman" w:hAnsi="Calibri" w:cs="Calibri"/>
         </w:rPr>
-        <w:t xml:space="preserve">– </w:t>
-      </w:r>
-      <w:r>
-        <w:rPr>
-          <w:rFonts w:ascii="Calibri" w:eastAsia="Times New Roman" w:hAnsi="Calibri" w:cs="Calibri"/>
-        </w:rPr>
-        <w:t>AD groups containing users that have access to do ProPricer exports</w:t>
+        <w:t>– AD groups containing users that have access to do ProPricer exports</w:t>
       </w:r>
     </w:p>
     <w:p>
@@ -3350,7 +3200,6 @@
         </w:numPr>
         <w:spacing w:after="0"/>
       </w:pPr>
-      <w:commentRangeStart w:id="55"/>
       <w:proofErr w:type="spellStart"/>
       <w:r>
         <w:rPr>
@@ -3358,7 +3207,6 @@
           <w:color w:val="0000FF"/>
           <w:sz w:val="19"/>
           <w:szCs w:val="19"/>
-          <w:highlight w:val="yellow"/>
         </w:rPr>
         <w:t>OverrideSubNonUs</w:t>
       </w:r>
@@ -3371,14 +3219,6 @@
           <w:szCs w:val="19"/>
         </w:rPr>
         <w:t xml:space="preserve"> </w:t>
-      </w:r>
-      <w:commentRangeEnd w:id="55"/>
-      <w:r>
-        <w:rPr>
-          <w:rStyle w:val="CommentReference"/>
-          <w:rFonts w:ascii="Calibri" w:eastAsiaTheme="minorHAnsi" w:hAnsi="Calibri" w:cs="Times New Roman"/>
-        </w:rPr>
-        <w:commentReference w:id="55"/>
       </w:r>
       <w:r>
         <w:t xml:space="preserve">– set to </w:t>
@@ -3394,52 +3234,69 @@
     <w:p>
       <w:pPr>
         <w:pStyle w:val="ListParagraph"/>
-        <w:spacing w:after="0"/>
-        <w:ind w:left="1440"/>
-      </w:pPr>
-    </w:p>
-    <w:p>
-      <w:pPr>
-        <w:pStyle w:val="ListParagraph"/>
-        <w:spacing w:after="0"/>
-        <w:ind w:left="1440"/>
-      </w:pPr>
-      <w:r>
-        <w:rPr>
-          <w:rFonts w:ascii="Consolas" w:eastAsiaTheme="minorHAnsi" w:hAnsi="Consolas" w:cs="Consolas"/>
-          <w:color w:val="008000"/>
-          <w:sz w:val="19"/>
-          <w:szCs w:val="19"/>
-        </w:rPr>
-        <w:t>SSC Settings</w:t>
-      </w:r>
-    </w:p>
-    <w:p>
-      <w:pPr>
-        <w:pStyle w:val="ListParagraph"/>
         <w:numPr>
           <w:ilvl w:val="1"/>
           <w:numId w:val="4"/>
         </w:numPr>
         <w:spacing w:after="0"/>
       </w:pPr>
-      <w:r>
-        <w:rPr>
-          <w:rFonts w:ascii="Consolas" w:eastAsiaTheme="minorHAnsi" w:hAnsi="Consolas" w:cs="Consolas"/>
-          <w:color w:val="0000FF"/>
-          <w:sz w:val="19"/>
-          <w:szCs w:val="19"/>
-        </w:rPr>
-        <w:t xml:space="preserve">ShowEquivalentPersonsOption </w:t>
-      </w:r>
-      <w:r>
-        <w:t xml:space="preserve">– SSC set as appropriate – </w:t>
-      </w:r>
-      <w:r>
-        <w:t xml:space="preserve">it </w:t>
-      </w:r>
-      <w:r>
-        <w:t>will cause EPs to be used, instead of hours</w:t>
+      <w:proofErr w:type="spellStart"/>
+      <w:r>
+        <w:rPr>
+          <w:rFonts w:ascii="Consolas" w:eastAsiaTheme="minorHAnsi" w:hAnsi="Consolas" w:cs="Consolas"/>
+          <w:color w:val="0000FF"/>
+          <w:sz w:val="19"/>
+          <w:szCs w:val="19"/>
+        </w:rPr>
+        <w:t>MOQHelpBaseUrl</w:t>
+      </w:r>
+      <w:proofErr w:type="spellEnd"/>
+      <w:r>
+        <w:rPr>
+          <w:rFonts w:ascii="Consolas" w:eastAsiaTheme="minorHAnsi" w:hAnsi="Consolas" w:cs="Consolas"/>
+          <w:color w:val="0000FF"/>
+          <w:sz w:val="19"/>
+          <w:szCs w:val="19"/>
+        </w:rPr>
+        <w:t xml:space="preserve"> </w:t>
+      </w:r>
+      <w:r>
+        <w:t xml:space="preserve">– </w:t>
+      </w:r>
+      <w:r>
+        <w:rPr>
+          <w:b/>
+          <w:bCs/>
+          <w:i/>
+          <w:iCs/>
+        </w:rPr>
+        <w:t>additional instructions needed</w:t>
+      </w:r>
+      <w:r>
+        <w:t xml:space="preserve"> </w:t>
+      </w:r>
+    </w:p>
+    <w:p>
+      <w:pPr>
+        <w:pStyle w:val="ListParagraph"/>
+        <w:spacing w:after="0"/>
+        <w:ind w:left="1440"/>
+      </w:pPr>
+    </w:p>
+    <w:p>
+      <w:pPr>
+        <w:pStyle w:val="ListParagraph"/>
+        <w:spacing w:after="0"/>
+        <w:ind w:left="1440"/>
+      </w:pPr>
+      <w:r>
+        <w:rPr>
+          <w:rFonts w:ascii="Consolas" w:eastAsiaTheme="minorHAnsi" w:hAnsi="Consolas" w:cs="Consolas"/>
+          <w:color w:val="008000"/>
+          <w:sz w:val="19"/>
+          <w:szCs w:val="19"/>
+        </w:rPr>
+        <w:t>SSC Settings</w:t>
       </w:r>
     </w:p>
     <w:p>
@@ -3458,6 +3315,34 @@
           <w:sz w:val="19"/>
           <w:szCs w:val="19"/>
         </w:rPr>
+        <w:t xml:space="preserve">ShowEquivalentPersonsOption </w:t>
+      </w:r>
+      <w:r>
+        <w:t xml:space="preserve">– SSC set as appropriate – </w:t>
+      </w:r>
+      <w:r>
+        <w:t xml:space="preserve">it </w:t>
+      </w:r>
+      <w:r>
+        <w:t>will cause EPs to be used, instead of hours</w:t>
+      </w:r>
+    </w:p>
+    <w:p>
+      <w:pPr>
+        <w:pStyle w:val="ListParagraph"/>
+        <w:numPr>
+          <w:ilvl w:val="1"/>
+          <w:numId w:val="4"/>
+        </w:numPr>
+        <w:spacing w:after="0"/>
+      </w:pPr>
+      <w:r>
+        <w:rPr>
+          <w:rFonts w:ascii="Consolas" w:eastAsiaTheme="minorHAnsi" w:hAnsi="Consolas" w:cs="Consolas"/>
+          <w:color w:val="0000FF"/>
+          <w:sz w:val="19"/>
+          <w:szCs w:val="19"/>
+        </w:rPr>
         <w:t xml:space="preserve">IsBOEFormVisible </w:t>
       </w:r>
       <w:r>
@@ -3670,6 +3555,7 @@
           <w:sz w:val="19"/>
           <w:szCs w:val="19"/>
         </w:rPr>
+        <w:lastRenderedPageBreak/>
         <w:t>DatabaseESTOffset</w:t>
       </w:r>
       <w:r>
@@ -3692,7 +3578,6 @@
           <w:rFonts w:ascii="Calibri" w:eastAsia="Times New Roman" w:hAnsi="Calibri" w:cs="Calibri"/>
         </w:rPr>
       </w:pPr>
-      <w:commentRangeStart w:id="56"/>
       <w:proofErr w:type="spellStart"/>
       <w:r>
         <w:rPr>
@@ -3700,9 +3585,7 @@
           <w:color w:val="0000FF"/>
           <w:sz w:val="19"/>
           <w:szCs w:val="19"/>
-          <w:highlight w:val="yellow"/>
-        </w:rPr>
-        <w:lastRenderedPageBreak/>
+        </w:rPr>
         <w:t>CanCreateWorkspaceWithoutPtmTrackingNumber</w:t>
       </w:r>
       <w:proofErr w:type="spellEnd"/>
@@ -3715,14 +3598,6 @@
         </w:rPr>
         <w:t xml:space="preserve"> </w:t>
       </w:r>
-      <w:commentRangeEnd w:id="56"/>
-      <w:r>
-        <w:rPr>
-          <w:rStyle w:val="CommentReference"/>
-          <w:rFonts w:ascii="Calibri" w:eastAsiaTheme="minorHAnsi" w:hAnsi="Calibri" w:cs="Times New Roman"/>
-        </w:rPr>
-        <w:commentReference w:id="56"/>
-      </w:r>
       <w:r>
         <w:rPr>
           <w:rFonts w:ascii="Calibri" w:eastAsia="Times New Roman" w:hAnsi="Calibri" w:cs="Calibri"/>
@@ -3733,13 +3608,7 @@
         <w:rPr>
           <w:rFonts w:ascii="Calibri" w:eastAsia="Times New Roman" w:hAnsi="Calibri" w:cs="Calibri"/>
         </w:rPr>
-        <w:t xml:space="preserve"> We have t</w:t>
-      </w:r>
-      <w:r>
-        <w:rPr>
-          <w:rFonts w:ascii="Calibri" w:eastAsia="Times New Roman" w:hAnsi="Calibri" w:cs="Calibri"/>
-        </w:rPr>
-        <w:t xml:space="preserve">his </w:t>
+        <w:t xml:space="preserve"> We have this </w:t>
       </w:r>
       <w:r>
         <w:rPr>
@@ -3753,19 +3622,7 @@
         <w:rPr>
           <w:rFonts w:ascii="Calibri" w:eastAsia="Times New Roman" w:hAnsi="Calibri" w:cs="Calibri"/>
         </w:rPr>
-        <w:t>, but please verify this with Frank</w:t>
-      </w:r>
-      <w:r>
-        <w:rPr>
-          <w:rFonts w:ascii="Calibri" w:eastAsia="Times New Roman" w:hAnsi="Calibri" w:cs="Calibri"/>
-        </w:rPr>
-        <w:t xml:space="preserve"> – there may be a group of users that needs to be added here</w:t>
-      </w:r>
-      <w:r>
-        <w:rPr>
-          <w:rFonts w:ascii="Calibri" w:eastAsia="Times New Roman" w:hAnsi="Calibri" w:cs="Calibri"/>
-        </w:rPr>
-        <w:t>.</w:t>
+        <w:t>, but please verify this with Frank – there may be a group of users that needs to be added here.</w:t>
       </w:r>
     </w:p>
     <w:p>
@@ -3818,7 +3675,6 @@
           <w:color w:val="0000FF"/>
           <w:sz w:val="19"/>
           <w:szCs w:val="19"/>
-          <w:highlight w:val="white"/>
         </w:rPr>
         <w:t>DisablePiwik</w:t>
       </w:r>
@@ -3964,7 +3820,6 @@
           <w:color w:val="0000FF"/>
           <w:sz w:val="19"/>
           <w:szCs w:val="19"/>
-          <w:highlight w:val="white"/>
         </w:rPr>
         <w:t>MSTSearchCriteriaHelp</w:t>
       </w:r>
@@ -4019,7 +3874,6 @@
           <w:color w:val="0000FF"/>
           <w:sz w:val="19"/>
           <w:szCs w:val="19"/>
-          <w:highlight w:val="white"/>
         </w:rPr>
         <w:t>MSTSearchResultsHelpLink</w:t>
       </w:r>
@@ -4074,7 +3928,6 @@
           <w:color w:val="0000FF"/>
           <w:sz w:val="19"/>
           <w:szCs w:val="19"/>
-          <w:highlight w:val="white"/>
         </w:rPr>
         <w:t>MSTSearchResultsDetailHelpLink</w:t>
       </w:r>
@@ -4142,7 +3995,7 @@
           <w:sz w:val="19"/>
           <w:szCs w:val="19"/>
         </w:rPr>
-        <w:t>Project Map Settings</w:t>
+        <w:t>Additional RMS Settings</w:t>
       </w:r>
     </w:p>
     <w:p>
@@ -4153,6 +4006,86 @@
           <w:numId w:val="4"/>
         </w:numPr>
         <w:spacing w:after="0"/>
+      </w:pPr>
+      <w:proofErr w:type="spellStart"/>
+      <w:r>
+        <w:rPr>
+          <w:rFonts w:ascii="Consolas" w:eastAsiaTheme="minorHAnsi" w:hAnsi="Consolas" w:cs="Consolas"/>
+          <w:color w:val="0000FF"/>
+          <w:sz w:val="19"/>
+          <w:szCs w:val="19"/>
+        </w:rPr>
+        <w:t>RmsHelpBaseLink</w:t>
+      </w:r>
+      <w:proofErr w:type="spellEnd"/>
+      <w:r>
+        <w:rPr>
+          <w:rFonts w:eastAsiaTheme="minorHAnsi" w:cs="Consolas"/>
+          <w:color w:val="0000FF"/>
+        </w:rPr>
+        <w:t xml:space="preserve"> </w:t>
+      </w:r>
+      <w:r>
+        <w:rPr>
+          <w:rFonts w:ascii="Calibri" w:eastAsia="Times New Roman" w:hAnsi="Calibri" w:cs="Calibri"/>
+        </w:rPr>
+        <w:t xml:space="preserve">– </w:t>
+      </w:r>
+      <w:r>
+        <w:rPr>
+          <w:rFonts w:ascii="Calibri" w:eastAsia="Times New Roman" w:hAnsi="Calibri" w:cs="Calibri"/>
+          <w:i/>
+        </w:rPr>
+        <w:t>blank</w:t>
+      </w:r>
+      <w:r>
+        <w:rPr>
+          <w:rFonts w:ascii="Calibri" w:eastAsia="Times New Roman" w:hAnsi="Calibri" w:cs="Calibri"/>
+          <w:i/>
+          <w:vertAlign w:val="superscript"/>
+        </w:rPr>
+        <w:t>2</w:t>
+      </w:r>
+    </w:p>
+    <w:p>
+      <w:pPr>
+        <w:pStyle w:val="ListParagraph"/>
+        <w:spacing w:after="0"/>
+        <w:ind w:left="1440"/>
+        <w:textAlignment w:val="center"/>
+        <w:rPr>
+          <w:rFonts w:ascii="Calibri" w:eastAsia="Times New Roman" w:hAnsi="Calibri" w:cs="Calibri"/>
+        </w:rPr>
+      </w:pPr>
+    </w:p>
+    <w:p>
+      <w:pPr>
+        <w:pStyle w:val="ListParagraph"/>
+        <w:spacing w:after="0"/>
+        <w:ind w:left="1440"/>
+        <w:textAlignment w:val="center"/>
+        <w:rPr>
+          <w:rFonts w:ascii="Calibri" w:eastAsia="Times New Roman" w:hAnsi="Calibri" w:cs="Calibri"/>
+        </w:rPr>
+      </w:pPr>
+      <w:r>
+        <w:rPr>
+          <w:rFonts w:ascii="Consolas" w:eastAsiaTheme="minorHAnsi" w:hAnsi="Consolas" w:cs="Consolas"/>
+          <w:color w:val="008000"/>
+          <w:sz w:val="19"/>
+          <w:szCs w:val="19"/>
+        </w:rPr>
+        <w:t>Project Map Settings</w:t>
+      </w:r>
+    </w:p>
+    <w:p>
+      <w:pPr>
+        <w:pStyle w:val="ListParagraph"/>
+        <w:numPr>
+          <w:ilvl w:val="1"/>
+          <w:numId w:val="4"/>
+        </w:numPr>
+        <w:spacing w:after="0"/>
         <w:textAlignment w:val="center"/>
         <w:rPr>
           <w:rFonts w:ascii="Calibri" w:eastAsia="Times New Roman" w:hAnsi="Calibri" w:cs="Calibri"/>
@@ -4184,19 +4117,7 @@
         <w:rPr>
           <w:rFonts w:cstheme="minorHAnsi"/>
         </w:rPr>
-        <w:t>,</w:t>
-      </w:r>
-      <w:r>
-        <w:rPr>
-          <w:rFonts w:cstheme="minorHAnsi"/>
-        </w:rPr>
-        <w:t xml:space="preserve"> </w:t>
-      </w:r>
-      <w:r>
-        <w:rPr>
-          <w:rFonts w:cstheme="minorHAnsi"/>
-        </w:rPr>
-        <w:t>RMS set as appropriate</w:t>
+        <w:t>, RMS set as appropriate</w:t>
       </w:r>
     </w:p>
     <w:p>
@@ -4216,16 +4137,8 @@
         <w:rPr>
           <w:rFonts w:ascii="Calibri" w:eastAsia="Times New Roman" w:hAnsi="Calibri" w:cs="Calibri"/>
         </w:rPr>
-        <w:t>Below are used by Project Map functionality (if turned on above</w:t>
-      </w:r>
-      <w:proofErr w:type="gramStart"/>
-      <w:r>
-        <w:rPr>
-          <w:rFonts w:ascii="Calibri" w:eastAsia="Times New Roman" w:hAnsi="Calibri" w:cs="Calibri"/>
-        </w:rPr>
-        <w:t>)..</w:t>
-      </w:r>
-      <w:proofErr w:type="gramEnd"/>
+        <w:t>Below are used by Project Map functionality (if turned on above)..</w:t>
+      </w:r>
     </w:p>
     <w:p>
       <w:pPr>
@@ -4311,15 +4224,6 @@
     </w:p>
     <w:p>
       <w:pPr>
-        <w:spacing w:after="0"/>
-        <w:textAlignment w:val="center"/>
-        <w:rPr>
-          <w:rFonts w:ascii="Calibri" w:eastAsia="Times New Roman" w:hAnsi="Calibri" w:cs="Calibri"/>
-        </w:rPr>
-      </w:pPr>
-    </w:p>
-    <w:p>
-      <w:pPr>
         <w:pStyle w:val="ListParagraph"/>
         <w:numPr>
           <w:ilvl w:val="0"/>
@@ -4338,7 +4242,6 @@
           <w:color w:val="A31515"/>
           <w:sz w:val="19"/>
           <w:szCs w:val="19"/>
-          <w:highlight w:val="white"/>
         </w:rPr>
         <w:t>system.web</w:t>
       </w:r>
@@ -4349,7 +4252,6 @@
           <w:color w:val="0000FF"/>
           <w:sz w:val="19"/>
           <w:szCs w:val="19"/>
-          <w:highlight w:val="white"/>
         </w:rPr>
         <w:t xml:space="preserve"> </w:t>
       </w:r>
@@ -4394,7 +4296,6 @@
           <w:color w:val="A31515"/>
           <w:sz w:val="19"/>
           <w:szCs w:val="19"/>
-          <w:highlight w:val="white"/>
         </w:rPr>
         <w:t>allow</w:t>
       </w:r>
@@ -4404,7 +4305,6 @@
           <w:color w:val="0000FF"/>
           <w:sz w:val="19"/>
           <w:szCs w:val="19"/>
-          <w:highlight w:val="white"/>
         </w:rPr>
         <w:t xml:space="preserve"> </w:t>
       </w:r>
@@ -4414,7 +4314,6 @@
           <w:color w:val="FF0000"/>
           <w:sz w:val="19"/>
           <w:szCs w:val="19"/>
-          <w:highlight w:val="white"/>
         </w:rPr>
         <w:t>roles</w:t>
       </w:r>
@@ -4439,7 +4338,6 @@
           <w:color w:val="A31515"/>
           <w:sz w:val="19"/>
           <w:szCs w:val="19"/>
-          <w:highlight w:val="white"/>
         </w:rPr>
         <w:t>location</w:t>
       </w:r>
@@ -4449,7 +4347,6 @@
           <w:color w:val="0000FF"/>
           <w:sz w:val="19"/>
           <w:szCs w:val="19"/>
-          <w:highlight w:val="white"/>
         </w:rPr>
         <w:t xml:space="preserve"> </w:t>
       </w:r>
@@ -4459,7 +4356,6 @@
           <w:color w:val="FF0000"/>
           <w:sz w:val="19"/>
           <w:szCs w:val="19"/>
-          <w:highlight w:val="white"/>
         </w:rPr>
         <w:t>path</w:t>
       </w:r>
@@ -4469,7 +4365,6 @@
           <w:color w:val="0000FF"/>
           <w:sz w:val="19"/>
           <w:szCs w:val="19"/>
-          <w:highlight w:val="white"/>
         </w:rPr>
         <w:t>=</w:t>
       </w:r>
@@ -4479,7 +4374,6 @@
           <w:color w:val="000000"/>
           <w:sz w:val="19"/>
           <w:szCs w:val="19"/>
-          <w:highlight w:val="white"/>
         </w:rPr>
         <w:t>"</w:t>
       </w:r>
@@ -4490,7 +4384,6 @@
           <w:color w:val="0000FF"/>
           <w:sz w:val="19"/>
           <w:szCs w:val="19"/>
-          <w:highlight w:val="white"/>
         </w:rPr>
         <w:t>elmah.axd</w:t>
       </w:r>
@@ -4501,7 +4394,6 @@
           <w:color w:val="000000"/>
           <w:sz w:val="19"/>
           <w:szCs w:val="19"/>
-          <w:highlight w:val="white"/>
         </w:rPr>
         <w:t>"</w:t>
       </w:r>
@@ -4511,7 +4403,6 @@
           <w:color w:val="A31515"/>
           <w:sz w:val="19"/>
           <w:szCs w:val="19"/>
-          <w:highlight w:val="white"/>
         </w:rPr>
         <w:t xml:space="preserve"> </w:t>
       </w:r>
@@ -4528,7 +4419,6 @@
           <w:color w:val="A31515"/>
           <w:sz w:val="19"/>
           <w:szCs w:val="19"/>
-          <w:highlight w:val="white"/>
         </w:rPr>
         <w:t>system.web</w:t>
       </w:r>
@@ -4539,7 +4429,6 @@
           <w:color w:val="0000FF"/>
           <w:sz w:val="19"/>
           <w:szCs w:val="19"/>
-          <w:highlight w:val="white"/>
         </w:rPr>
         <w:t xml:space="preserve"> </w:t>
       </w:r>
@@ -4585,7 +4474,6 @@
           <w:color w:val="A31515"/>
           <w:sz w:val="19"/>
           <w:szCs w:val="19"/>
-          <w:highlight w:val="white"/>
         </w:rPr>
         <w:t>allow</w:t>
       </w:r>
@@ -4595,7 +4483,6 @@
           <w:color w:val="0000FF"/>
           <w:sz w:val="19"/>
           <w:szCs w:val="19"/>
-          <w:highlight w:val="white"/>
         </w:rPr>
         <w:t xml:space="preserve"> </w:t>
       </w:r>
@@ -4605,7 +4492,6 @@
           <w:color w:val="FF0000"/>
           <w:sz w:val="19"/>
           <w:szCs w:val="19"/>
-          <w:highlight w:val="white"/>
         </w:rPr>
         <w:t>roles</w:t>
       </w:r>
@@ -4668,13 +4554,7 @@
         <w:rPr>
           <w:rFonts w:ascii="Calibri" w:eastAsia="Times New Roman" w:hAnsi="Calibri" w:cs="Calibri"/>
         </w:rPr>
-        <w:t xml:space="preserve"> setting, </w:t>
-      </w:r>
-      <w:r>
-        <w:rPr>
-          <w:rFonts w:ascii="Calibri" w:eastAsia="Times New Roman" w:hAnsi="Calibri" w:cs="Calibri"/>
-        </w:rPr>
-        <w:t xml:space="preserve"> update the </w:t>
+        <w:t xml:space="preserve"> setting,  update the </w:t>
       </w:r>
       <w:r>
         <w:rPr>
@@ -4689,25 +4569,7 @@
         <w:rPr>
           <w:rFonts w:ascii="Calibri" w:eastAsia="Times New Roman" w:hAnsi="Calibri" w:cs="Calibri"/>
         </w:rPr>
-        <w:t xml:space="preserve">  </w:t>
-      </w:r>
-      <w:r>
-        <w:rPr>
-          <w:rFonts w:ascii="Calibri" w:eastAsia="Times New Roman" w:hAnsi="Calibri" w:cs="Calibri"/>
-        </w:rPr>
-        <w:t xml:space="preserve">to </w:t>
-      </w:r>
-      <w:r>
-        <w:rPr>
-          <w:rFonts w:ascii="Calibri" w:eastAsia="Times New Roman" w:hAnsi="Calibri" w:cs="Calibri"/>
-        </w:rPr>
-        <w:t xml:space="preserve">the same value as the database connection string </w:t>
-      </w:r>
-      <w:r>
-        <w:rPr>
-          <w:rFonts w:ascii="Calibri" w:eastAsia="Times New Roman" w:hAnsi="Calibri" w:cs="Calibri"/>
-        </w:rPr>
-        <w:t>above</w:t>
+        <w:t xml:space="preserve">  to the same value as the database connection string above</w:t>
       </w:r>
     </w:p>
     <w:p>
@@ -4905,27 +4767,7 @@
           <w:sz w:val="19"/>
           <w:szCs w:val="19"/>
         </w:rPr>
-        <w:t>="</w:t>
-      </w:r>
-      <w:proofErr w:type="gramStart"/>
-      <w:r>
-        <w:rPr>
-          <w:rFonts w:ascii="Consolas" w:eastAsiaTheme="minorHAnsi" w:hAnsi="Consolas" w:cs="Consolas"/>
-          <w:color w:val="8064A2" w:themeColor="accent4"/>
-          <w:sz w:val="19"/>
-          <w:szCs w:val="19"/>
-        </w:rPr>
-        <w:t>(.*</w:t>
-      </w:r>
-      <w:proofErr w:type="gramEnd"/>
-      <w:r>
-        <w:rPr>
-          <w:rFonts w:ascii="Consolas" w:eastAsiaTheme="minorHAnsi" w:hAnsi="Consolas" w:cs="Consolas"/>
-          <w:color w:val="8064A2" w:themeColor="accent4"/>
-          <w:sz w:val="19"/>
-          <w:szCs w:val="19"/>
-        </w:rPr>
-        <w:t>)"</w:t>
+        <w:t>="(.*)"</w:t>
       </w:r>
       <w:r>
         <w:rPr>
@@ -5179,10 +5021,1601 @@
         </w:rPr>
         <w:t xml:space="preserve">    &lt;/rewrite&gt;</w:t>
       </w:r>
-      <w:bookmarkStart w:id="57" w:name="_Toc515460355"/>
-    </w:p>
-    <w:p>
-      <w:pPr>
+      <w:bookmarkStart w:id="50" w:name="_Toc515460355"/>
+      <w:r>
+        <w:rPr>
+          <w:rFonts w:ascii="Consolas" w:eastAsiaTheme="minorHAnsi" w:hAnsi="Consolas" w:cs="Consolas"/>
+          <w:color w:val="0000FF"/>
+          <w:sz w:val="19"/>
+          <w:szCs w:val="19"/>
+        </w:rPr>
+        <w:t>7</w:t>
+      </w:r>
+      <w:bookmarkStart w:id="51" w:name="_Toc34724960"/>
+      <w:r>
+        <w:br w:type="page"/>
+      </w:r>
+    </w:p>
+    <w:p>
+      <w:pPr>
+        <w:pStyle w:val="Heading1"/>
+      </w:pPr>
+      <w:r>
+        <w:lastRenderedPageBreak/>
+        <w:t xml:space="preserve">Appendix B: IES </w:t>
+      </w:r>
+      <w:r>
+        <w:t xml:space="preserve">(Portal) </w:t>
+      </w:r>
+      <w:proofErr w:type="spellStart"/>
+      <w:r>
+        <w:t>Web.Config</w:t>
+      </w:r>
+      <w:proofErr w:type="spellEnd"/>
+      <w:r>
+        <w:t xml:space="preserve"> Customization</w:t>
+      </w:r>
+      <w:bookmarkEnd w:id="50"/>
+      <w:bookmarkEnd w:id="51"/>
+    </w:p>
+    <w:p>
+      <w:pPr>
+        <w:pStyle w:val="ListParagraph"/>
+        <w:numPr>
+          <w:ilvl w:val="0"/>
+          <w:numId w:val="12"/>
+        </w:numPr>
+        <w:spacing w:after="0"/>
+      </w:pPr>
+      <w:r>
+        <w:rPr>
+          <w:rFonts w:ascii="Consolas" w:eastAsiaTheme="minorHAnsi" w:hAnsi="Consolas" w:cs="Consolas"/>
+          <w:color w:val="A31515"/>
+          <w:sz w:val="19"/>
+          <w:szCs w:val="19"/>
+        </w:rPr>
+        <w:t>connectionStrings</w:t>
+      </w:r>
+      <w:r>
+        <w:rPr>
+          <w:rFonts w:ascii="Calibri" w:eastAsia="Times New Roman" w:hAnsi="Calibri" w:cs="Calibri"/>
+        </w:rPr>
+        <w:t xml:space="preserve"> section</w:t>
+      </w:r>
+    </w:p>
+    <w:p>
+      <w:pPr>
+        <w:pStyle w:val="ListParagraph"/>
+        <w:numPr>
+          <w:ilvl w:val="1"/>
+          <w:numId w:val="12"/>
+        </w:numPr>
+        <w:spacing w:after="0"/>
+      </w:pPr>
+      <w:proofErr w:type="spellStart"/>
+      <w:r>
+        <w:rPr>
+          <w:rFonts w:ascii="Consolas" w:eastAsiaTheme="minorHAnsi" w:hAnsi="Consolas" w:cs="Consolas"/>
+          <w:color w:val="0000FF"/>
+          <w:sz w:val="19"/>
+          <w:szCs w:val="19"/>
+        </w:rPr>
+        <w:t>IESEntities</w:t>
+      </w:r>
+      <w:proofErr w:type="spellEnd"/>
+      <w:r>
+        <w:rPr>
+          <w:rFonts w:ascii="Consolas" w:eastAsiaTheme="minorHAnsi" w:hAnsi="Consolas" w:cs="Consolas"/>
+          <w:color w:val="0000FF"/>
+          <w:sz w:val="19"/>
+          <w:szCs w:val="19"/>
+        </w:rPr>
+        <w:t xml:space="preserve"> </w:t>
+      </w:r>
+      <w:r>
+        <w:rPr>
+          <w:rFonts w:ascii="Calibri" w:eastAsia="Times New Roman" w:hAnsi="Calibri" w:cs="Calibri"/>
+        </w:rPr>
+        <w:t>– IES database connection string</w:t>
+      </w:r>
+    </w:p>
+    <w:p>
+      <w:pPr>
+        <w:pStyle w:val="ListParagraph"/>
+        <w:numPr>
+          <w:ilvl w:val="1"/>
+          <w:numId w:val="12"/>
+        </w:numPr>
+        <w:spacing w:after="0"/>
+      </w:pPr>
+      <w:proofErr w:type="spellStart"/>
+      <w:r>
+        <w:rPr>
+          <w:rFonts w:ascii="Consolas" w:eastAsiaTheme="minorHAnsi" w:hAnsi="Consolas" w:cs="Consolas"/>
+          <w:color w:val="0000FF"/>
+          <w:sz w:val="19"/>
+          <w:szCs w:val="19"/>
+        </w:rPr>
+        <w:t>genTracEntities</w:t>
+      </w:r>
+      <w:proofErr w:type="spellEnd"/>
+      <w:r>
+        <w:rPr>
+          <w:rFonts w:ascii="Consolas" w:eastAsiaTheme="minorHAnsi" w:hAnsi="Consolas" w:cs="Consolas"/>
+          <w:color w:val="0000FF"/>
+          <w:sz w:val="19"/>
+          <w:szCs w:val="19"/>
+        </w:rPr>
+        <w:t xml:space="preserve"> </w:t>
+      </w:r>
+      <w:r>
+        <w:rPr>
+          <w:rFonts w:ascii="Calibri" w:eastAsia="Times New Roman" w:hAnsi="Calibri" w:cs="Calibri"/>
+        </w:rPr>
+        <w:t xml:space="preserve">– PTM / </w:t>
+      </w:r>
+      <w:proofErr w:type="spellStart"/>
+      <w:r>
+        <w:rPr>
+          <w:rFonts w:ascii="Calibri" w:eastAsia="Times New Roman" w:hAnsi="Calibri" w:cs="Calibri"/>
+        </w:rPr>
+        <w:t>genTrac</w:t>
+      </w:r>
+      <w:proofErr w:type="spellEnd"/>
+      <w:r>
+        <w:rPr>
+          <w:rFonts w:ascii="Calibri" w:eastAsia="Times New Roman" w:hAnsi="Calibri" w:cs="Calibri"/>
+        </w:rPr>
+        <w:t xml:space="preserve"> database connection string</w:t>
+      </w:r>
+    </w:p>
+    <w:p>
+      <w:pPr>
+        <w:pStyle w:val="ListParagraph"/>
+        <w:numPr>
+          <w:ilvl w:val="1"/>
+          <w:numId w:val="12"/>
+        </w:numPr>
+        <w:spacing w:after="0"/>
+      </w:pPr>
+      <w:proofErr w:type="spellStart"/>
+      <w:r>
+        <w:rPr>
+          <w:rFonts w:ascii="Consolas" w:eastAsiaTheme="minorHAnsi" w:hAnsi="Consolas" w:cs="Consolas"/>
+          <w:color w:val="0000FF"/>
+          <w:sz w:val="19"/>
+          <w:szCs w:val="19"/>
+        </w:rPr>
+        <w:t>GenBoeEntities</w:t>
+      </w:r>
+      <w:proofErr w:type="spellEnd"/>
+      <w:r>
+        <w:t xml:space="preserve"> </w:t>
+      </w:r>
+      <w:r>
+        <w:rPr>
+          <w:rFonts w:ascii="Calibri" w:eastAsia="Times New Roman" w:hAnsi="Calibri" w:cs="Calibri"/>
+        </w:rPr>
+        <w:t xml:space="preserve">– </w:t>
+      </w:r>
+      <w:proofErr w:type="spellStart"/>
+      <w:r>
+        <w:rPr>
+          <w:rFonts w:ascii="Calibri" w:eastAsia="Times New Roman" w:hAnsi="Calibri" w:cs="Calibri"/>
+        </w:rPr>
+        <w:t>genBOE</w:t>
+      </w:r>
+      <w:proofErr w:type="spellEnd"/>
+      <w:r>
+        <w:rPr>
+          <w:rFonts w:ascii="Calibri" w:eastAsia="Times New Roman" w:hAnsi="Calibri" w:cs="Calibri"/>
+        </w:rPr>
+        <w:t xml:space="preserve"> database connection string</w:t>
+      </w:r>
+    </w:p>
+    <w:p>
+      <w:pPr>
+        <w:pStyle w:val="ListParagraph"/>
+        <w:numPr>
+          <w:ilvl w:val="0"/>
+          <w:numId w:val="12"/>
+        </w:numPr>
+        <w:spacing w:after="0"/>
+      </w:pPr>
+      <w:r>
+        <w:rPr>
+          <w:rFonts w:ascii="Consolas" w:eastAsiaTheme="minorHAnsi" w:hAnsi="Consolas" w:cs="Consolas"/>
+          <w:color w:val="A31515"/>
+          <w:sz w:val="19"/>
+          <w:szCs w:val="19"/>
+        </w:rPr>
+        <w:t>appSettings</w:t>
+      </w:r>
+      <w:r>
+        <w:rPr>
+          <w:rFonts w:ascii="Calibri" w:eastAsia="Times New Roman" w:hAnsi="Calibri" w:cs="Calibri"/>
+        </w:rPr>
+        <w:t xml:space="preserve"> section</w:t>
+      </w:r>
+    </w:p>
+    <w:p>
+      <w:pPr>
+        <w:pStyle w:val="ListParagraph"/>
+        <w:spacing w:after="0"/>
+        <w:ind w:left="1440"/>
+        <w:textAlignment w:val="center"/>
+        <w:rPr>
+          <w:rFonts w:ascii="Calibri" w:eastAsia="Times New Roman" w:hAnsi="Calibri" w:cs="Calibri"/>
+        </w:rPr>
+      </w:pPr>
+      <w:r>
+        <w:rPr>
+          <w:rFonts w:ascii="Consolas" w:eastAsiaTheme="minorHAnsi" w:hAnsi="Consolas" w:cs="Consolas"/>
+          <w:color w:val="008000"/>
+          <w:sz w:val="19"/>
+          <w:szCs w:val="19"/>
+        </w:rPr>
+        <w:t>General Settings</w:t>
+      </w:r>
+    </w:p>
+    <w:p>
+      <w:pPr>
+        <w:pStyle w:val="ListParagraph"/>
+        <w:numPr>
+          <w:ilvl w:val="1"/>
+          <w:numId w:val="12"/>
+        </w:numPr>
+        <w:spacing w:after="0"/>
+        <w:textAlignment w:val="center"/>
+        <w:rPr>
+          <w:rFonts w:ascii="Calibri" w:eastAsia="Times New Roman" w:hAnsi="Calibri" w:cs="Calibri"/>
+        </w:rPr>
+      </w:pPr>
+      <w:proofErr w:type="spellStart"/>
+      <w:r>
+        <w:rPr>
+          <w:rFonts w:ascii="Consolas" w:eastAsiaTheme="minorHAnsi" w:hAnsi="Consolas" w:cs="Consolas"/>
+          <w:color w:val="0000FF"/>
+          <w:sz w:val="19"/>
+          <w:szCs w:val="19"/>
+        </w:rPr>
+        <w:t>ActiveDirectoryPath</w:t>
+      </w:r>
+      <w:proofErr w:type="spellEnd"/>
+      <w:r>
+        <w:rPr>
+          <w:rFonts w:ascii="Consolas" w:eastAsiaTheme="minorHAnsi" w:hAnsi="Consolas" w:cs="Consolas"/>
+          <w:color w:val="0000FF"/>
+          <w:sz w:val="19"/>
+          <w:szCs w:val="19"/>
+        </w:rPr>
+        <w:t xml:space="preserve"> </w:t>
+      </w:r>
+      <w:r>
+        <w:rPr>
+          <w:rFonts w:ascii="Calibri" w:eastAsia="Times New Roman" w:hAnsi="Calibri" w:cs="Calibri"/>
+        </w:rPr>
+        <w:t>– the Active Directory server location</w:t>
+      </w:r>
+    </w:p>
+    <w:p>
+      <w:pPr>
+        <w:pStyle w:val="ListParagraph"/>
+        <w:numPr>
+          <w:ilvl w:val="1"/>
+          <w:numId w:val="12"/>
+        </w:numPr>
+        <w:spacing w:after="0"/>
+        <w:textAlignment w:val="center"/>
+        <w:rPr>
+          <w:rFonts w:ascii="Calibri" w:eastAsia="Times New Roman" w:hAnsi="Calibri" w:cs="Calibri"/>
+        </w:rPr>
+      </w:pPr>
+      <w:proofErr w:type="spellStart"/>
+      <w:r>
+        <w:rPr>
+          <w:rFonts w:ascii="Consolas" w:eastAsiaTheme="minorHAnsi" w:hAnsi="Consolas" w:cs="Consolas"/>
+          <w:color w:val="0000FF"/>
+          <w:sz w:val="19"/>
+          <w:szCs w:val="19"/>
+        </w:rPr>
+        <w:t>BOEUrl</w:t>
+      </w:r>
+      <w:proofErr w:type="spellEnd"/>
+      <w:r>
+        <w:rPr>
+          <w:rFonts w:ascii="Consolas" w:eastAsiaTheme="minorHAnsi" w:hAnsi="Consolas" w:cs="Consolas"/>
+          <w:color w:val="0000FF"/>
+          <w:sz w:val="19"/>
+          <w:szCs w:val="19"/>
+        </w:rPr>
+        <w:t xml:space="preserve"> </w:t>
+      </w:r>
+      <w:r>
+        <w:t xml:space="preserve">– </w:t>
+      </w:r>
+      <w:proofErr w:type="spellStart"/>
+      <w:r>
+        <w:t>GenBOE’s</w:t>
+      </w:r>
+      <w:proofErr w:type="spellEnd"/>
+      <w:r>
+        <w:t xml:space="preserve"> URL</w:t>
+      </w:r>
+    </w:p>
+    <w:p>
+      <w:pPr>
+        <w:pStyle w:val="ListParagraph"/>
+        <w:numPr>
+          <w:ilvl w:val="1"/>
+          <w:numId w:val="12"/>
+        </w:numPr>
+        <w:spacing w:after="0"/>
+        <w:textAlignment w:val="center"/>
+        <w:rPr>
+          <w:rFonts w:ascii="Calibri" w:eastAsia="Times New Roman" w:hAnsi="Calibri" w:cs="Calibri"/>
+        </w:rPr>
+      </w:pPr>
+      <w:proofErr w:type="spellStart"/>
+      <w:r>
+        <w:rPr>
+          <w:rFonts w:ascii="Consolas" w:eastAsiaTheme="minorHAnsi" w:hAnsi="Consolas" w:cs="Consolas"/>
+          <w:color w:val="0000FF"/>
+          <w:sz w:val="19"/>
+          <w:szCs w:val="19"/>
+        </w:rPr>
+        <w:t>PTMUrl</w:t>
+      </w:r>
+      <w:proofErr w:type="spellEnd"/>
+      <w:r>
+        <w:rPr>
+          <w:rFonts w:ascii="Consolas" w:eastAsiaTheme="minorHAnsi" w:hAnsi="Consolas" w:cs="Consolas"/>
+          <w:color w:val="0000FF"/>
+          <w:sz w:val="19"/>
+          <w:szCs w:val="19"/>
+        </w:rPr>
+        <w:t xml:space="preserve"> </w:t>
+      </w:r>
+      <w:r>
+        <w:t>– PTM’s URL</w:t>
+      </w:r>
+    </w:p>
+    <w:p>
+      <w:pPr>
+        <w:pStyle w:val="ListParagraph"/>
+        <w:numPr>
+          <w:ilvl w:val="1"/>
+          <w:numId w:val="12"/>
+        </w:numPr>
+        <w:spacing w:after="0"/>
+        <w:textAlignment w:val="center"/>
+        <w:rPr>
+          <w:rFonts w:ascii="Calibri" w:eastAsia="Times New Roman" w:hAnsi="Calibri" w:cs="Calibri"/>
+        </w:rPr>
+      </w:pPr>
+      <w:proofErr w:type="spellStart"/>
+      <w:r>
+        <w:rPr>
+          <w:rFonts w:ascii="Consolas" w:eastAsiaTheme="minorHAnsi" w:hAnsi="Consolas" w:cs="Consolas"/>
+          <w:color w:val="0000FF"/>
+          <w:sz w:val="19"/>
+          <w:szCs w:val="19"/>
+        </w:rPr>
+        <w:t>RDMUrl</w:t>
+      </w:r>
+      <w:proofErr w:type="spellEnd"/>
+      <w:r>
+        <w:rPr>
+          <w:rFonts w:ascii="Consolas" w:eastAsiaTheme="minorHAnsi" w:hAnsi="Consolas" w:cs="Consolas"/>
+          <w:color w:val="0000FF"/>
+          <w:sz w:val="19"/>
+          <w:szCs w:val="19"/>
+        </w:rPr>
+        <w:t xml:space="preserve"> </w:t>
+      </w:r>
+      <w:r>
+        <w:t>– RDM’s URL</w:t>
+      </w:r>
+    </w:p>
+    <w:p>
+      <w:pPr>
+        <w:pStyle w:val="ListParagraph"/>
+        <w:numPr>
+          <w:ilvl w:val="1"/>
+          <w:numId w:val="12"/>
+        </w:numPr>
+        <w:spacing w:after="0"/>
+        <w:textAlignment w:val="center"/>
+        <w:rPr>
+          <w:rFonts w:ascii="Calibri" w:eastAsia="Times New Roman" w:hAnsi="Calibri" w:cs="Calibri"/>
+        </w:rPr>
+      </w:pPr>
+      <w:proofErr w:type="spellStart"/>
+      <w:r>
+        <w:rPr>
+          <w:rFonts w:ascii="Consolas" w:eastAsiaTheme="minorHAnsi" w:hAnsi="Consolas" w:cs="Consolas"/>
+          <w:color w:val="0000FF"/>
+          <w:sz w:val="19"/>
+          <w:szCs w:val="19"/>
+        </w:rPr>
+        <w:t>RDSBUrl</w:t>
+      </w:r>
+      <w:proofErr w:type="spellEnd"/>
+      <w:r>
+        <w:rPr>
+          <w:rFonts w:ascii="Consolas" w:eastAsiaTheme="minorHAnsi" w:hAnsi="Consolas" w:cs="Consolas"/>
+          <w:color w:val="0000FF"/>
+          <w:sz w:val="19"/>
+          <w:szCs w:val="19"/>
+        </w:rPr>
+        <w:t xml:space="preserve"> </w:t>
+      </w:r>
+      <w:r>
+        <w:t>– RDSB’s URL</w:t>
+      </w:r>
+    </w:p>
+    <w:p>
+      <w:pPr>
+        <w:pStyle w:val="ListParagraph"/>
+        <w:numPr>
+          <w:ilvl w:val="1"/>
+          <w:numId w:val="12"/>
+        </w:numPr>
+        <w:spacing w:after="0"/>
+        <w:textAlignment w:val="center"/>
+        <w:rPr>
+          <w:rFonts w:ascii="Calibri" w:eastAsia="Times New Roman" w:hAnsi="Calibri" w:cs="Calibri"/>
+        </w:rPr>
+      </w:pPr>
+      <w:proofErr w:type="spellStart"/>
+      <w:r>
+        <w:rPr>
+          <w:rFonts w:ascii="Consolas" w:eastAsiaTheme="minorHAnsi" w:hAnsi="Consolas" w:cs="Consolas"/>
+          <w:color w:val="0000FF"/>
+          <w:sz w:val="19"/>
+          <w:szCs w:val="19"/>
+        </w:rPr>
+        <w:t>PPUrl</w:t>
+      </w:r>
+      <w:proofErr w:type="spellEnd"/>
+      <w:r>
+        <w:rPr>
+          <w:rFonts w:ascii="Consolas" w:eastAsiaTheme="minorHAnsi" w:hAnsi="Consolas" w:cs="Consolas"/>
+          <w:color w:val="0000FF"/>
+          <w:sz w:val="19"/>
+          <w:szCs w:val="19"/>
+        </w:rPr>
+        <w:t xml:space="preserve"> </w:t>
+      </w:r>
+      <w:r>
+        <w:t xml:space="preserve">– </w:t>
+      </w:r>
+      <w:proofErr w:type="spellStart"/>
+      <w:r>
+        <w:t>ProPricer</w:t>
+      </w:r>
+      <w:proofErr w:type="spellEnd"/>
+      <w:r>
+        <w:t xml:space="preserve"> URL – a URL to a </w:t>
+      </w:r>
+      <w:r>
+        <w:t>SharePoint</w:t>
+      </w:r>
+      <w:r>
+        <w:t xml:space="preserve"> site where ProPricer links are located</w:t>
+      </w:r>
+    </w:p>
+    <w:p>
+      <w:pPr>
+        <w:pStyle w:val="ListParagraph"/>
+        <w:numPr>
+          <w:ilvl w:val="1"/>
+          <w:numId w:val="12"/>
+        </w:numPr>
+        <w:spacing w:after="0"/>
+        <w:textAlignment w:val="center"/>
+        <w:rPr>
+          <w:rFonts w:ascii="Calibri" w:eastAsia="Times New Roman" w:hAnsi="Calibri" w:cs="Calibri"/>
+        </w:rPr>
+      </w:pPr>
+      <w:proofErr w:type="spellStart"/>
+      <w:r>
+        <w:rPr>
+          <w:rFonts w:ascii="Consolas" w:eastAsiaTheme="minorHAnsi" w:hAnsi="Consolas" w:cs="Consolas"/>
+          <w:color w:val="0000FF"/>
+          <w:sz w:val="19"/>
+          <w:szCs w:val="19"/>
+        </w:rPr>
+        <w:t>RPMUrl</w:t>
+      </w:r>
+      <w:proofErr w:type="spellEnd"/>
+      <w:r>
+        <w:rPr>
+          <w:rFonts w:ascii="Consolas" w:eastAsiaTheme="minorHAnsi" w:hAnsi="Consolas" w:cs="Consolas"/>
+          <w:color w:val="0000FF"/>
+          <w:sz w:val="19"/>
+          <w:szCs w:val="19"/>
+        </w:rPr>
+        <w:t xml:space="preserve"> </w:t>
+      </w:r>
+      <w:r>
+        <w:t xml:space="preserve">– </w:t>
+      </w:r>
+      <w:r>
+        <w:rPr>
+          <w:rFonts w:ascii="Calibri" w:eastAsia="Times New Roman" w:hAnsi="Calibri" w:cs="Calibri"/>
+          <w:i/>
+        </w:rPr>
+        <w:t>blank</w:t>
+      </w:r>
+      <w:r>
+        <w:rPr>
+          <w:rFonts w:ascii="Calibri" w:eastAsia="Times New Roman" w:hAnsi="Calibri" w:cs="Calibri"/>
+          <w:i/>
+          <w:vertAlign w:val="superscript"/>
+        </w:rPr>
+        <w:t>2</w:t>
+      </w:r>
+      <w:r>
+        <w:t>, RPM will not be deployed on the classified side</w:t>
+      </w:r>
+    </w:p>
+    <w:p>
+      <w:pPr>
+        <w:pStyle w:val="ListParagraph"/>
+        <w:numPr>
+          <w:ilvl w:val="1"/>
+          <w:numId w:val="12"/>
+        </w:numPr>
+        <w:spacing w:after="0"/>
+        <w:textAlignment w:val="center"/>
+        <w:rPr>
+          <w:rFonts w:ascii="Calibri" w:eastAsia="Times New Roman" w:hAnsi="Calibri" w:cs="Calibri"/>
+        </w:rPr>
+      </w:pPr>
+      <w:proofErr w:type="spellStart"/>
+      <w:r>
+        <w:rPr>
+          <w:rFonts w:ascii="Consolas" w:eastAsiaTheme="minorHAnsi" w:hAnsi="Consolas" w:cs="Consolas"/>
+          <w:color w:val="0000FF"/>
+          <w:sz w:val="19"/>
+          <w:szCs w:val="19"/>
+        </w:rPr>
+        <w:t>EEPPUrl</w:t>
+      </w:r>
+      <w:proofErr w:type="spellEnd"/>
+      <w:r>
+        <w:rPr>
+          <w:rFonts w:ascii="Consolas" w:eastAsiaTheme="minorHAnsi" w:hAnsi="Consolas" w:cs="Consolas"/>
+          <w:color w:val="0000FF"/>
+          <w:sz w:val="19"/>
+          <w:szCs w:val="19"/>
+        </w:rPr>
+        <w:t xml:space="preserve"> </w:t>
+      </w:r>
+      <w:r>
+        <w:t xml:space="preserve">– </w:t>
+      </w:r>
+      <w:r>
+        <w:rPr>
+          <w:rFonts w:ascii="Calibri" w:eastAsia="Times New Roman" w:hAnsi="Calibri" w:cs="Calibri"/>
+          <w:i/>
+        </w:rPr>
+        <w:t>blank</w:t>
+      </w:r>
+      <w:r>
+        <w:rPr>
+          <w:rFonts w:ascii="Calibri" w:eastAsia="Times New Roman" w:hAnsi="Calibri" w:cs="Calibri"/>
+          <w:i/>
+          <w:vertAlign w:val="superscript"/>
+        </w:rPr>
+        <w:t>2</w:t>
+      </w:r>
+      <w:r>
+        <w:t xml:space="preserve">, </w:t>
+      </w:r>
+      <w:proofErr w:type="spellStart"/>
+      <w:r>
+        <w:t>eEPP</w:t>
+      </w:r>
+      <w:proofErr w:type="spellEnd"/>
+      <w:r>
+        <w:t xml:space="preserve"> </w:t>
+      </w:r>
+      <w:r>
+        <w:t>is still in development</w:t>
+      </w:r>
+    </w:p>
+    <w:p>
+      <w:pPr>
+        <w:pStyle w:val="ListParagraph"/>
+        <w:numPr>
+          <w:ilvl w:val="1"/>
+          <w:numId w:val="12"/>
+        </w:numPr>
+        <w:spacing w:after="0"/>
+        <w:textAlignment w:val="center"/>
+        <w:rPr>
+          <w:rFonts w:ascii="Calibri" w:eastAsia="Times New Roman" w:hAnsi="Calibri" w:cs="Calibri"/>
+        </w:rPr>
+      </w:pPr>
+      <w:proofErr w:type="spellStart"/>
+      <w:r>
+        <w:rPr>
+          <w:rFonts w:ascii="Consolas" w:eastAsiaTheme="minorHAnsi" w:hAnsi="Consolas" w:cs="Consolas"/>
+          <w:color w:val="0000FF"/>
+          <w:sz w:val="19"/>
+          <w:szCs w:val="19"/>
+        </w:rPr>
+        <w:t>AdminUrl</w:t>
+      </w:r>
+      <w:proofErr w:type="spellEnd"/>
+      <w:r>
+        <w:rPr>
+          <w:rFonts w:ascii="Consolas" w:eastAsiaTheme="minorHAnsi" w:hAnsi="Consolas" w:cs="Consolas"/>
+          <w:color w:val="0000FF"/>
+          <w:sz w:val="19"/>
+          <w:szCs w:val="19"/>
+        </w:rPr>
+        <w:t xml:space="preserve"> </w:t>
+      </w:r>
+      <w:r>
+        <w:t xml:space="preserve">– </w:t>
+      </w:r>
+      <w:r>
+        <w:t xml:space="preserve">IES URL, followed by </w:t>
+      </w:r>
+      <w:r>
+        <w:rPr>
+          <w:rFonts w:ascii="Consolas" w:hAnsi="Consolas"/>
+          <w:sz w:val="19"/>
+          <w:szCs w:val="19"/>
+        </w:rPr>
+        <w:t>/Admin</w:t>
+      </w:r>
+    </w:p>
+    <w:p>
+      <w:pPr>
+        <w:pStyle w:val="ListParagraph"/>
+        <w:numPr>
+          <w:ilvl w:val="1"/>
+          <w:numId w:val="12"/>
+        </w:numPr>
+        <w:spacing w:after="0"/>
+        <w:textAlignment w:val="center"/>
+        <w:rPr>
+          <w:rFonts w:ascii="Calibri" w:eastAsia="Times New Roman" w:hAnsi="Calibri" w:cs="Calibri"/>
+        </w:rPr>
+      </w:pPr>
+      <w:proofErr w:type="spellStart"/>
+      <w:r>
+        <w:rPr>
+          <w:rFonts w:ascii="Consolas" w:eastAsiaTheme="minorHAnsi" w:hAnsi="Consolas" w:cs="Consolas"/>
+          <w:color w:val="0000FF"/>
+          <w:sz w:val="19"/>
+          <w:szCs w:val="19"/>
+        </w:rPr>
+        <w:t>IESPortalAdminGroups</w:t>
+      </w:r>
+      <w:proofErr w:type="spellEnd"/>
+      <w:r>
+        <w:rPr>
+          <w:rFonts w:ascii="Consolas" w:eastAsiaTheme="minorHAnsi" w:hAnsi="Consolas" w:cs="Consolas"/>
+          <w:color w:val="0000FF"/>
+          <w:sz w:val="19"/>
+          <w:szCs w:val="19"/>
+        </w:rPr>
+        <w:t xml:space="preserve"> </w:t>
+      </w:r>
+      <w:r>
+        <w:t>– Admin AD group</w:t>
+      </w:r>
+    </w:p>
+    <w:p>
+      <w:pPr>
+        <w:pStyle w:val="ListParagraph"/>
+        <w:numPr>
+          <w:ilvl w:val="1"/>
+          <w:numId w:val="12"/>
+        </w:numPr>
+        <w:spacing w:after="0"/>
+      </w:pPr>
+      <w:proofErr w:type="spellStart"/>
+      <w:r>
+        <w:rPr>
+          <w:rFonts w:ascii="Consolas" w:eastAsiaTheme="minorHAnsi" w:hAnsi="Consolas" w:cs="Consolas"/>
+          <w:color w:val="0000FF"/>
+          <w:sz w:val="19"/>
+          <w:szCs w:val="19"/>
+        </w:rPr>
+        <w:t>HelpdeskEmailAddress</w:t>
+      </w:r>
+      <w:proofErr w:type="spellEnd"/>
+      <w:r>
+        <w:t xml:space="preserve"> – email displayed to the users to contact for help</w:t>
+      </w:r>
+    </w:p>
+    <w:p>
+      <w:pPr>
+        <w:pStyle w:val="ListParagraph"/>
+        <w:spacing w:after="0"/>
+        <w:ind w:left="1440"/>
+        <w:textAlignment w:val="center"/>
+        <w:rPr>
+          <w:rFonts w:ascii="Calibri" w:eastAsia="Times New Roman" w:hAnsi="Calibri" w:cs="Calibri"/>
+        </w:rPr>
+      </w:pPr>
+    </w:p>
+    <w:p>
+      <w:pPr>
+        <w:pStyle w:val="ListParagraph"/>
+        <w:spacing w:after="0"/>
+        <w:ind w:left="1440"/>
+        <w:textAlignment w:val="center"/>
+        <w:rPr>
+          <w:rFonts w:ascii="Calibri" w:eastAsia="Times New Roman" w:hAnsi="Calibri" w:cs="Calibri"/>
+        </w:rPr>
+      </w:pPr>
+      <w:r>
+        <w:rPr>
+          <w:rFonts w:ascii="Consolas" w:eastAsiaTheme="minorHAnsi" w:hAnsi="Consolas" w:cs="Consolas"/>
+          <w:color w:val="008000"/>
+          <w:sz w:val="19"/>
+          <w:szCs w:val="19"/>
+        </w:rPr>
+        <w:t>Piwik Settings</w:t>
+      </w:r>
+    </w:p>
+    <w:p>
+      <w:pPr>
+        <w:pStyle w:val="ListParagraph"/>
+        <w:numPr>
+          <w:ilvl w:val="1"/>
+          <w:numId w:val="12"/>
+        </w:numPr>
+        <w:spacing w:after="0"/>
+        <w:textAlignment w:val="center"/>
+        <w:rPr>
+          <w:rFonts w:ascii="Calibri" w:eastAsia="Times New Roman" w:hAnsi="Calibri" w:cs="Calibri"/>
+        </w:rPr>
+      </w:pPr>
+      <w:r>
+        <w:rPr>
+          <w:rFonts w:ascii="Consolas" w:eastAsiaTheme="minorHAnsi" w:hAnsi="Consolas" w:cs="Consolas"/>
+          <w:color w:val="0000FF"/>
+          <w:sz w:val="19"/>
+          <w:szCs w:val="19"/>
+        </w:rPr>
+        <w:t>DisablePiwik</w:t>
+      </w:r>
+      <w:r>
+        <w:rPr>
+          <w:rFonts w:ascii="Calibri" w:eastAsia="Times New Roman" w:hAnsi="Calibri" w:cs="Calibri"/>
+          <w:i/>
+          <w:vertAlign w:val="superscript"/>
+        </w:rPr>
+        <w:t>3</w:t>
+      </w:r>
+      <w:r>
+        <w:t xml:space="preserve"> – set this to </w:t>
+      </w:r>
+      <w:r>
+        <w:rPr>
+          <w:rFonts w:ascii="Consolas" w:hAnsi="Consolas" w:cs="Consolas"/>
+          <w:sz w:val="20"/>
+        </w:rPr>
+        <w:t>true</w:t>
+      </w:r>
+      <w:r>
+        <w:rPr>
+          <w:sz w:val="20"/>
+        </w:rPr>
+        <w:t xml:space="preserve"> </w:t>
+      </w:r>
+      <w:r>
+        <w:t>(to not track the website usage via piwik)</w:t>
+      </w:r>
+    </w:p>
+    <w:p>
+      <w:pPr>
+        <w:pStyle w:val="ListParagraph"/>
+        <w:numPr>
+          <w:ilvl w:val="2"/>
+          <w:numId w:val="12"/>
+        </w:numPr>
+        <w:spacing w:after="0"/>
+        <w:textAlignment w:val="center"/>
+        <w:rPr>
+          <w:rFonts w:ascii="Calibri" w:eastAsia="Times New Roman" w:hAnsi="Calibri" w:cs="Calibri"/>
+        </w:rPr>
+      </w:pPr>
+      <w:r>
+        <w:rPr>
+          <w:rFonts w:ascii="Calibri" w:eastAsia="Times New Roman" w:hAnsi="Calibri" w:cs="Calibri"/>
+        </w:rPr>
+        <w:t>You can ignore the other piwik settings once you disable it</w:t>
+      </w:r>
+    </w:p>
+    <w:p>
+      <w:pPr>
+        <w:pStyle w:val="ListParagraph"/>
+        <w:numPr>
+          <w:ilvl w:val="0"/>
+          <w:numId w:val="12"/>
+        </w:numPr>
+        <w:spacing w:after="0"/>
+        <w:textAlignment w:val="center"/>
+        <w:rPr>
+          <w:rFonts w:ascii="Calibri" w:eastAsia="Times New Roman" w:hAnsi="Calibri" w:cs="Calibri"/>
+        </w:rPr>
+      </w:pPr>
+      <w:proofErr w:type="spellStart"/>
+      <w:r>
+        <w:rPr>
+          <w:rFonts w:ascii="Consolas" w:eastAsiaTheme="minorHAnsi" w:hAnsi="Consolas" w:cs="Consolas"/>
+          <w:color w:val="A31515"/>
+          <w:sz w:val="19"/>
+          <w:szCs w:val="19"/>
+        </w:rPr>
+        <w:t>system.web</w:t>
+      </w:r>
+      <w:proofErr w:type="spellEnd"/>
+      <w:r>
+        <w:rPr>
+          <w:rFonts w:ascii="Consolas" w:eastAsiaTheme="minorHAnsi" w:hAnsi="Consolas" w:cs="Consolas"/>
+          <w:color w:val="0000FF"/>
+          <w:sz w:val="19"/>
+          <w:szCs w:val="19"/>
+        </w:rPr>
+        <w:t xml:space="preserve"> </w:t>
+      </w:r>
+      <w:r>
+        <w:rPr>
+          <w:rFonts w:ascii="Calibri" w:eastAsia="Times New Roman" w:hAnsi="Calibri" w:cs="Calibri"/>
+        </w:rPr>
+        <w:t xml:space="preserve">-&gt; </w:t>
+      </w:r>
+      <w:r>
+        <w:rPr>
+          <w:rFonts w:ascii="Consolas" w:eastAsiaTheme="minorHAnsi" w:hAnsi="Consolas" w:cs="Consolas"/>
+          <w:color w:val="A31515"/>
+          <w:sz w:val="19"/>
+          <w:szCs w:val="19"/>
+        </w:rPr>
+        <w:t>authorization</w:t>
+      </w:r>
+      <w:r>
+        <w:rPr>
+          <w:rFonts w:ascii="Calibri" w:eastAsia="Times New Roman" w:hAnsi="Calibri" w:cs="Calibri"/>
+        </w:rPr>
+        <w:t xml:space="preserve"> section</w:t>
+      </w:r>
+    </w:p>
+    <w:p>
+      <w:pPr>
+        <w:pStyle w:val="ListParagraph"/>
+        <w:numPr>
+          <w:ilvl w:val="1"/>
+          <w:numId w:val="12"/>
+        </w:numPr>
+        <w:spacing w:after="0"/>
+        <w:textAlignment w:val="center"/>
+        <w:rPr>
+          <w:rFonts w:ascii="Calibri" w:eastAsia="Times New Roman" w:hAnsi="Calibri" w:cs="Calibri"/>
+        </w:rPr>
+      </w:pPr>
+      <w:r>
+        <w:rPr>
+          <w:rFonts w:ascii="Consolas" w:eastAsiaTheme="minorHAnsi" w:hAnsi="Consolas" w:cs="Consolas"/>
+          <w:color w:val="A31515"/>
+          <w:sz w:val="19"/>
+          <w:szCs w:val="19"/>
+        </w:rPr>
+        <w:t>allow</w:t>
+      </w:r>
+      <w:r>
+        <w:rPr>
+          <w:rFonts w:ascii="Consolas" w:eastAsiaTheme="minorHAnsi" w:hAnsi="Consolas" w:cs="Consolas"/>
+          <w:color w:val="0000FF"/>
+          <w:sz w:val="19"/>
+          <w:szCs w:val="19"/>
+        </w:rPr>
+        <w:t xml:space="preserve"> </w:t>
+      </w:r>
+      <w:r>
+        <w:rPr>
+          <w:rFonts w:ascii="Consolas" w:eastAsiaTheme="minorHAnsi" w:hAnsi="Consolas" w:cs="Consolas"/>
+          <w:color w:val="FF0000"/>
+          <w:sz w:val="19"/>
+          <w:szCs w:val="19"/>
+        </w:rPr>
+        <w:t>roles</w:t>
+      </w:r>
+      <w:r>
+        <w:rPr>
+          <w:rFonts w:ascii="Calibri" w:eastAsia="Times New Roman" w:hAnsi="Calibri" w:cs="Calibri"/>
+        </w:rPr>
+        <w:t xml:space="preserve"> – all AD groups allowed to access all of the IES suite applications, including GenBOE</w:t>
+      </w:r>
+    </w:p>
+    <w:p>
+      <w:pPr>
+        <w:pStyle w:val="ListParagraph"/>
+        <w:numPr>
+          <w:ilvl w:val="0"/>
+          <w:numId w:val="12"/>
+        </w:numPr>
+      </w:pPr>
+      <w:r>
+        <w:rPr>
+          <w:rFonts w:ascii="Consolas" w:eastAsiaTheme="minorHAnsi" w:hAnsi="Consolas" w:cs="Consolas"/>
+          <w:color w:val="A31515"/>
+          <w:sz w:val="19"/>
+          <w:szCs w:val="19"/>
+        </w:rPr>
+        <w:t>location</w:t>
+      </w:r>
+      <w:r>
+        <w:rPr>
+          <w:rFonts w:ascii="Consolas" w:eastAsiaTheme="minorHAnsi" w:hAnsi="Consolas" w:cs="Consolas"/>
+          <w:color w:val="0000FF"/>
+          <w:sz w:val="19"/>
+          <w:szCs w:val="19"/>
+        </w:rPr>
+        <w:t xml:space="preserve"> </w:t>
+      </w:r>
+      <w:r>
+        <w:rPr>
+          <w:rFonts w:ascii="Consolas" w:eastAsiaTheme="minorHAnsi" w:hAnsi="Consolas" w:cs="Consolas"/>
+          <w:color w:val="FF0000"/>
+          <w:sz w:val="19"/>
+          <w:szCs w:val="19"/>
+        </w:rPr>
+        <w:t>path</w:t>
+      </w:r>
+      <w:r>
+        <w:rPr>
+          <w:rFonts w:ascii="Consolas" w:eastAsiaTheme="minorHAnsi" w:hAnsi="Consolas" w:cs="Consolas"/>
+          <w:color w:val="0000FF"/>
+          <w:sz w:val="19"/>
+          <w:szCs w:val="19"/>
+        </w:rPr>
+        <w:t>=</w:t>
+      </w:r>
+      <w:r>
+        <w:rPr>
+          <w:rFonts w:ascii="Consolas" w:eastAsiaTheme="minorHAnsi" w:hAnsi="Consolas" w:cs="Consolas"/>
+          <w:color w:val="000000"/>
+          <w:sz w:val="19"/>
+          <w:szCs w:val="19"/>
+        </w:rPr>
+        <w:t>"</w:t>
+      </w:r>
+      <w:proofErr w:type="spellStart"/>
+      <w:r>
+        <w:rPr>
+          <w:rFonts w:ascii="Consolas" w:eastAsiaTheme="minorHAnsi" w:hAnsi="Consolas" w:cs="Consolas"/>
+          <w:color w:val="0000FF"/>
+          <w:sz w:val="19"/>
+          <w:szCs w:val="19"/>
+        </w:rPr>
+        <w:t>elmah.axd</w:t>
+      </w:r>
+      <w:proofErr w:type="spellEnd"/>
+      <w:r>
+        <w:rPr>
+          <w:rFonts w:ascii="Consolas" w:eastAsiaTheme="minorHAnsi" w:hAnsi="Consolas" w:cs="Consolas"/>
+          <w:color w:val="000000"/>
+          <w:sz w:val="19"/>
+          <w:szCs w:val="19"/>
+        </w:rPr>
+        <w:t>"</w:t>
+      </w:r>
+      <w:r>
+        <w:rPr>
+          <w:rFonts w:ascii="Consolas" w:eastAsiaTheme="minorHAnsi" w:hAnsi="Consolas" w:cs="Consolas"/>
+          <w:color w:val="A31515"/>
+          <w:sz w:val="19"/>
+          <w:szCs w:val="19"/>
+        </w:rPr>
+        <w:t xml:space="preserve"> </w:t>
+      </w:r>
+      <w:r>
+        <w:rPr>
+          <w:rFonts w:ascii="Calibri" w:eastAsia="Times New Roman" w:hAnsi="Calibri" w:cs="Calibri"/>
+        </w:rPr>
+        <w:t xml:space="preserve">-&gt; </w:t>
+      </w:r>
+      <w:proofErr w:type="spellStart"/>
+      <w:r>
+        <w:rPr>
+          <w:rFonts w:ascii="Consolas" w:eastAsiaTheme="minorHAnsi" w:hAnsi="Consolas" w:cs="Consolas"/>
+          <w:color w:val="A31515"/>
+          <w:sz w:val="19"/>
+          <w:szCs w:val="19"/>
+        </w:rPr>
+        <w:t>system.web</w:t>
+      </w:r>
+      <w:proofErr w:type="spellEnd"/>
+      <w:r>
+        <w:rPr>
+          <w:rFonts w:ascii="Consolas" w:eastAsiaTheme="minorHAnsi" w:hAnsi="Consolas" w:cs="Consolas"/>
+          <w:color w:val="0000FF"/>
+          <w:sz w:val="19"/>
+          <w:szCs w:val="19"/>
+        </w:rPr>
+        <w:t xml:space="preserve"> </w:t>
+      </w:r>
+      <w:r>
+        <w:rPr>
+          <w:rFonts w:ascii="Calibri" w:eastAsia="Times New Roman" w:hAnsi="Calibri" w:cs="Calibri"/>
+        </w:rPr>
+        <w:t xml:space="preserve">-&gt; </w:t>
+      </w:r>
+      <w:r>
+        <w:rPr>
+          <w:rFonts w:ascii="Consolas" w:eastAsiaTheme="minorHAnsi" w:hAnsi="Consolas" w:cs="Consolas"/>
+          <w:color w:val="A31515"/>
+          <w:sz w:val="19"/>
+          <w:szCs w:val="19"/>
+        </w:rPr>
+        <w:t>authorization</w:t>
+      </w:r>
+      <w:r>
+        <w:rPr>
+          <w:rFonts w:ascii="Calibri" w:eastAsia="Times New Roman" w:hAnsi="Calibri" w:cs="Calibri"/>
+        </w:rPr>
+        <w:t xml:space="preserve"> section</w:t>
+      </w:r>
+    </w:p>
+    <w:p>
+      <w:pPr>
+        <w:pStyle w:val="ListParagraph"/>
+        <w:numPr>
+          <w:ilvl w:val="1"/>
+          <w:numId w:val="12"/>
+        </w:numPr>
+      </w:pPr>
+      <w:r>
+        <w:rPr>
+          <w:rFonts w:ascii="Consolas" w:eastAsiaTheme="minorHAnsi" w:hAnsi="Consolas" w:cs="Consolas"/>
+          <w:color w:val="A31515"/>
+          <w:sz w:val="19"/>
+          <w:szCs w:val="19"/>
+        </w:rPr>
+        <w:t>allow</w:t>
+      </w:r>
+      <w:r>
+        <w:rPr>
+          <w:rFonts w:ascii="Consolas" w:eastAsiaTheme="minorHAnsi" w:hAnsi="Consolas" w:cs="Consolas"/>
+          <w:color w:val="0000FF"/>
+          <w:sz w:val="19"/>
+          <w:szCs w:val="19"/>
+        </w:rPr>
+        <w:t xml:space="preserve"> </w:t>
+      </w:r>
+      <w:r>
+        <w:rPr>
+          <w:rFonts w:ascii="Consolas" w:eastAsiaTheme="minorHAnsi" w:hAnsi="Consolas" w:cs="Consolas"/>
+          <w:color w:val="FF0000"/>
+          <w:sz w:val="19"/>
+          <w:szCs w:val="19"/>
+        </w:rPr>
+        <w:t>roles</w:t>
+      </w:r>
+      <w:r>
+        <w:t xml:space="preserve"> – AD groups allowed to view the error logs, some sort of an admin group</w:t>
+      </w:r>
+    </w:p>
+    <w:p>
+      <w:pPr>
+        <w:pStyle w:val="ListParagraph"/>
+        <w:numPr>
+          <w:ilvl w:val="0"/>
+          <w:numId w:val="12"/>
+        </w:numPr>
+      </w:pPr>
+      <w:r>
+        <w:rPr>
+          <w:rFonts w:ascii="Consolas" w:eastAsiaTheme="minorHAnsi" w:hAnsi="Consolas" w:cs="Consolas"/>
+          <w:color w:val="A31515"/>
+          <w:sz w:val="19"/>
+          <w:szCs w:val="19"/>
+        </w:rPr>
+        <w:t>elmah</w:t>
+      </w:r>
+      <w:r>
+        <w:t xml:space="preserve"> section</w:t>
+      </w:r>
+    </w:p>
+    <w:p>
+      <w:pPr>
+        <w:pStyle w:val="ListParagraph"/>
+        <w:numPr>
+          <w:ilvl w:val="1"/>
+          <w:numId w:val="12"/>
+        </w:numPr>
+        <w:spacing w:after="0"/>
+      </w:pPr>
+      <w:r>
+        <w:rPr>
+          <w:rFonts w:ascii="Calibri" w:eastAsia="Times New Roman" w:hAnsi="Calibri" w:cs="Calibri"/>
+        </w:rPr>
+        <w:t xml:space="preserve">in </w:t>
+      </w:r>
+      <w:r>
+        <w:rPr>
+          <w:rFonts w:ascii="Consolas" w:eastAsiaTheme="minorHAnsi" w:hAnsi="Consolas" w:cs="Consolas"/>
+          <w:color w:val="A31515"/>
+          <w:sz w:val="19"/>
+          <w:szCs w:val="19"/>
+        </w:rPr>
+        <w:t>errorLog</w:t>
+      </w:r>
+      <w:r>
+        <w:rPr>
+          <w:rFonts w:ascii="Calibri" w:eastAsia="Times New Roman" w:hAnsi="Calibri" w:cs="Calibri"/>
+        </w:rPr>
+        <w:t xml:space="preserve"> setting,  update the </w:t>
+      </w:r>
+      <w:r>
+        <w:rPr>
+          <w:rFonts w:ascii="Consolas" w:eastAsiaTheme="minorHAnsi" w:hAnsi="Consolas" w:cs="Consolas"/>
+          <w:color w:val="FF0000"/>
+          <w:sz w:val="19"/>
+          <w:szCs w:val="19"/>
+        </w:rPr>
+        <w:t>connectionString</w:t>
+      </w:r>
+      <w:r>
+        <w:rPr>
+          <w:rFonts w:ascii="Calibri" w:eastAsia="Times New Roman" w:hAnsi="Calibri" w:cs="Calibri"/>
+        </w:rPr>
+        <w:t xml:space="preserve">  to the same value as the database connection string above</w:t>
+      </w:r>
+    </w:p>
+    <w:p>
+      <w:pPr>
+        <w:pStyle w:val="ListParagraph"/>
+        <w:numPr>
+          <w:ilvl w:val="0"/>
+          <w:numId w:val="12"/>
+        </w:numPr>
+      </w:pPr>
+      <w:r>
+        <w:t>Remove the HTTPS redirect portion of web.config. Example:</w:t>
+      </w:r>
+    </w:p>
+    <w:p>
+      <w:pPr>
+        <w:pStyle w:val="ListParagraph"/>
+        <w:spacing w:line="240" w:lineRule="auto"/>
+        <w:rPr>
+          <w:rFonts w:ascii="Consolas" w:eastAsiaTheme="minorHAnsi" w:hAnsi="Consolas" w:cs="Consolas"/>
+          <w:color w:val="0000FF"/>
+          <w:sz w:val="19"/>
+          <w:szCs w:val="19"/>
+        </w:rPr>
+      </w:pPr>
+      <w:r>
+        <w:rPr>
+          <w:rFonts w:ascii="Consolas" w:eastAsiaTheme="minorHAnsi" w:hAnsi="Consolas" w:cs="Consolas"/>
+          <w:color w:val="0000FF"/>
+          <w:sz w:val="19"/>
+          <w:szCs w:val="19"/>
+        </w:rPr>
+        <w:t xml:space="preserve">    &lt;rewrite&gt;</w:t>
+      </w:r>
+    </w:p>
+    <w:p>
+      <w:pPr>
+        <w:pStyle w:val="ListParagraph"/>
+        <w:tabs>
+          <w:tab w:val="left" w:pos="7472"/>
+        </w:tabs>
+        <w:spacing w:line="240" w:lineRule="auto"/>
+        <w:rPr>
+          <w:rFonts w:ascii="Consolas" w:eastAsiaTheme="minorHAnsi" w:hAnsi="Consolas" w:cs="Consolas"/>
+          <w:color w:val="0000FF"/>
+          <w:sz w:val="19"/>
+          <w:szCs w:val="19"/>
+        </w:rPr>
+      </w:pPr>
+      <w:r>
+        <w:rPr>
+          <w:rFonts w:ascii="Consolas" w:eastAsiaTheme="minorHAnsi" w:hAnsi="Consolas" w:cs="Consolas"/>
+          <w:color w:val="0000FF"/>
+          <w:sz w:val="19"/>
+          <w:szCs w:val="19"/>
+        </w:rPr>
+        <w:t xml:space="preserve">      &lt;rules&gt;</w:t>
+      </w:r>
+      <w:r>
+        <w:rPr>
+          <w:rFonts w:ascii="Consolas" w:eastAsiaTheme="minorHAnsi" w:hAnsi="Consolas" w:cs="Consolas"/>
+          <w:color w:val="0000FF"/>
+          <w:sz w:val="19"/>
+          <w:szCs w:val="19"/>
+        </w:rPr>
+        <w:tab/>
+      </w:r>
+    </w:p>
+    <w:p>
+      <w:pPr>
+        <w:pStyle w:val="ListParagraph"/>
+        <w:spacing w:line="240" w:lineRule="auto"/>
+        <w:rPr>
+          <w:rFonts w:ascii="Consolas" w:eastAsiaTheme="minorHAnsi" w:hAnsi="Consolas" w:cs="Consolas"/>
+          <w:color w:val="0000FF"/>
+          <w:sz w:val="19"/>
+          <w:szCs w:val="19"/>
+        </w:rPr>
+      </w:pPr>
+      <w:r>
+        <w:rPr>
+          <w:rFonts w:ascii="Consolas" w:eastAsiaTheme="minorHAnsi" w:hAnsi="Consolas" w:cs="Consolas"/>
+          <w:color w:val="0000FF"/>
+          <w:sz w:val="19"/>
+          <w:szCs w:val="19"/>
+        </w:rPr>
+        <w:t xml:space="preserve">        &lt;rule </w:t>
+      </w:r>
+      <w:r>
+        <w:rPr>
+          <w:rFonts w:ascii="Consolas" w:eastAsiaTheme="minorHAnsi" w:hAnsi="Consolas" w:cs="Consolas"/>
+          <w:color w:val="FF0000"/>
+          <w:sz w:val="19"/>
+          <w:szCs w:val="19"/>
+        </w:rPr>
+        <w:t>name</w:t>
+      </w:r>
+      <w:r>
+        <w:rPr>
+          <w:rFonts w:ascii="Consolas" w:eastAsiaTheme="minorHAnsi" w:hAnsi="Consolas" w:cs="Consolas"/>
+          <w:color w:val="8064A2" w:themeColor="accent4"/>
+          <w:sz w:val="19"/>
+          <w:szCs w:val="19"/>
+        </w:rPr>
+        <w:t>="Redirect to HTTPs"</w:t>
+      </w:r>
+      <w:r>
+        <w:rPr>
+          <w:rFonts w:ascii="Consolas" w:eastAsiaTheme="minorHAnsi" w:hAnsi="Consolas" w:cs="Consolas"/>
+          <w:color w:val="0000FF"/>
+          <w:sz w:val="19"/>
+          <w:szCs w:val="19"/>
+        </w:rPr>
+        <w:t xml:space="preserve"> </w:t>
+      </w:r>
+      <w:proofErr w:type="spellStart"/>
+      <w:r>
+        <w:rPr>
+          <w:rFonts w:ascii="Consolas" w:eastAsiaTheme="minorHAnsi" w:hAnsi="Consolas" w:cs="Consolas"/>
+          <w:color w:val="FF0000"/>
+          <w:sz w:val="19"/>
+          <w:szCs w:val="19"/>
+        </w:rPr>
+        <w:t>stopProcessing</w:t>
+      </w:r>
+      <w:proofErr w:type="spellEnd"/>
+      <w:r>
+        <w:rPr>
+          <w:rFonts w:ascii="Consolas" w:eastAsiaTheme="minorHAnsi" w:hAnsi="Consolas" w:cs="Consolas"/>
+          <w:color w:val="8064A2" w:themeColor="accent4"/>
+          <w:sz w:val="19"/>
+          <w:szCs w:val="19"/>
+        </w:rPr>
+        <w:t xml:space="preserve">="true" </w:t>
+      </w:r>
+      <w:r>
+        <w:rPr>
+          <w:rFonts w:ascii="Consolas" w:eastAsiaTheme="minorHAnsi" w:hAnsi="Consolas" w:cs="Consolas"/>
+          <w:color w:val="FF0000"/>
+          <w:sz w:val="19"/>
+          <w:szCs w:val="19"/>
+        </w:rPr>
+        <w:t>enabled</w:t>
+      </w:r>
+      <w:r>
+        <w:rPr>
+          <w:rFonts w:ascii="Consolas" w:eastAsiaTheme="minorHAnsi" w:hAnsi="Consolas" w:cs="Consolas"/>
+          <w:color w:val="8064A2" w:themeColor="accent4"/>
+          <w:sz w:val="19"/>
+          <w:szCs w:val="19"/>
+        </w:rPr>
+        <w:t>="true"</w:t>
+      </w:r>
+      <w:r>
+        <w:rPr>
+          <w:rFonts w:ascii="Consolas" w:eastAsiaTheme="minorHAnsi" w:hAnsi="Consolas" w:cs="Consolas"/>
+          <w:color w:val="0000FF"/>
+          <w:sz w:val="19"/>
+          <w:szCs w:val="19"/>
+        </w:rPr>
+        <w:t>&gt;</w:t>
+      </w:r>
+    </w:p>
+    <w:p>
+      <w:pPr>
+        <w:pStyle w:val="ListParagraph"/>
+        <w:spacing w:line="240" w:lineRule="auto"/>
+        <w:rPr>
+          <w:rFonts w:ascii="Consolas" w:eastAsiaTheme="minorHAnsi" w:hAnsi="Consolas" w:cs="Consolas"/>
+          <w:color w:val="0000FF"/>
+          <w:sz w:val="19"/>
+          <w:szCs w:val="19"/>
+        </w:rPr>
+      </w:pPr>
+      <w:r>
+        <w:rPr>
+          <w:rFonts w:ascii="Consolas" w:eastAsiaTheme="minorHAnsi" w:hAnsi="Consolas" w:cs="Consolas"/>
+          <w:color w:val="0000FF"/>
+          <w:sz w:val="19"/>
+          <w:szCs w:val="19"/>
+        </w:rPr>
+        <w:t xml:space="preserve">          &lt;match </w:t>
+      </w:r>
+      <w:proofErr w:type="spellStart"/>
+      <w:r>
+        <w:rPr>
+          <w:rFonts w:ascii="Consolas" w:eastAsiaTheme="minorHAnsi" w:hAnsi="Consolas" w:cs="Consolas"/>
+          <w:color w:val="FF0000"/>
+          <w:sz w:val="19"/>
+          <w:szCs w:val="19"/>
+        </w:rPr>
+        <w:t>url</w:t>
+      </w:r>
+      <w:proofErr w:type="spellEnd"/>
+      <w:r>
+        <w:rPr>
+          <w:rFonts w:ascii="Consolas" w:eastAsiaTheme="minorHAnsi" w:hAnsi="Consolas" w:cs="Consolas"/>
+          <w:color w:val="8064A2" w:themeColor="accent4"/>
+          <w:sz w:val="19"/>
+          <w:szCs w:val="19"/>
+        </w:rPr>
+        <w:t>="(.*)"</w:t>
+      </w:r>
+      <w:r>
+        <w:rPr>
+          <w:rFonts w:ascii="Consolas" w:eastAsiaTheme="minorHAnsi" w:hAnsi="Consolas" w:cs="Consolas"/>
+          <w:color w:val="0000FF"/>
+          <w:sz w:val="19"/>
+          <w:szCs w:val="19"/>
+        </w:rPr>
+        <w:t xml:space="preserve"> /&gt;</w:t>
+      </w:r>
+    </w:p>
+    <w:p>
+      <w:pPr>
+        <w:pStyle w:val="ListParagraph"/>
+        <w:spacing w:line="240" w:lineRule="auto"/>
+        <w:rPr>
+          <w:rFonts w:ascii="Consolas" w:eastAsiaTheme="minorHAnsi" w:hAnsi="Consolas" w:cs="Consolas"/>
+          <w:color w:val="0000FF"/>
+          <w:sz w:val="19"/>
+          <w:szCs w:val="19"/>
+        </w:rPr>
+      </w:pPr>
+      <w:r>
+        <w:rPr>
+          <w:rFonts w:ascii="Consolas" w:eastAsiaTheme="minorHAnsi" w:hAnsi="Consolas" w:cs="Consolas"/>
+          <w:color w:val="0000FF"/>
+          <w:sz w:val="19"/>
+          <w:szCs w:val="19"/>
+        </w:rPr>
+        <w:t xml:space="preserve">          &lt;conditions&gt;</w:t>
+      </w:r>
+    </w:p>
+    <w:p>
+      <w:pPr>
+        <w:pStyle w:val="ListParagraph"/>
+        <w:spacing w:line="240" w:lineRule="auto"/>
+        <w:rPr>
+          <w:rFonts w:ascii="Consolas" w:eastAsiaTheme="minorHAnsi" w:hAnsi="Consolas" w:cs="Consolas"/>
+          <w:color w:val="0000FF"/>
+          <w:sz w:val="19"/>
+          <w:szCs w:val="19"/>
+        </w:rPr>
+      </w:pPr>
+      <w:r>
+        <w:rPr>
+          <w:rFonts w:ascii="Consolas" w:eastAsiaTheme="minorHAnsi" w:hAnsi="Consolas" w:cs="Consolas"/>
+          <w:color w:val="0000FF"/>
+          <w:sz w:val="19"/>
+          <w:szCs w:val="19"/>
+        </w:rPr>
+        <w:t xml:space="preserve">            &lt;add </w:t>
+      </w:r>
+      <w:r>
+        <w:rPr>
+          <w:rFonts w:ascii="Consolas" w:eastAsiaTheme="minorHAnsi" w:hAnsi="Consolas" w:cs="Consolas"/>
+          <w:color w:val="FF0000"/>
+          <w:sz w:val="19"/>
+          <w:szCs w:val="19"/>
+        </w:rPr>
+        <w:t>input</w:t>
+      </w:r>
+      <w:r>
+        <w:rPr>
+          <w:rFonts w:ascii="Consolas" w:eastAsiaTheme="minorHAnsi" w:hAnsi="Consolas" w:cs="Consolas"/>
+          <w:color w:val="8064A2" w:themeColor="accent4"/>
+          <w:sz w:val="19"/>
+          <w:szCs w:val="19"/>
+        </w:rPr>
+        <w:t>="{HTTPS}"</w:t>
+      </w:r>
+      <w:r>
+        <w:rPr>
+          <w:rFonts w:ascii="Consolas" w:eastAsiaTheme="minorHAnsi" w:hAnsi="Consolas" w:cs="Consolas"/>
+          <w:color w:val="0000FF"/>
+          <w:sz w:val="19"/>
+          <w:szCs w:val="19"/>
+        </w:rPr>
+        <w:t xml:space="preserve"> </w:t>
+      </w:r>
+      <w:r>
+        <w:rPr>
+          <w:rFonts w:ascii="Consolas" w:eastAsiaTheme="minorHAnsi" w:hAnsi="Consolas" w:cs="Consolas"/>
+          <w:color w:val="FF0000"/>
+          <w:sz w:val="19"/>
+          <w:szCs w:val="19"/>
+        </w:rPr>
+        <w:t>pattern</w:t>
+      </w:r>
+      <w:r>
+        <w:rPr>
+          <w:rFonts w:ascii="Consolas" w:eastAsiaTheme="minorHAnsi" w:hAnsi="Consolas" w:cs="Consolas"/>
+          <w:color w:val="8064A2" w:themeColor="accent4"/>
+          <w:sz w:val="19"/>
+          <w:szCs w:val="19"/>
+        </w:rPr>
+        <w:t>="^OFF$"</w:t>
+      </w:r>
+      <w:r>
+        <w:rPr>
+          <w:rFonts w:ascii="Consolas" w:eastAsiaTheme="minorHAnsi" w:hAnsi="Consolas" w:cs="Consolas"/>
+          <w:color w:val="0000FF"/>
+          <w:sz w:val="19"/>
+          <w:szCs w:val="19"/>
+        </w:rPr>
+        <w:t xml:space="preserve"> /&gt;</w:t>
+      </w:r>
+    </w:p>
+    <w:p>
+      <w:pPr>
+        <w:pStyle w:val="ListParagraph"/>
+        <w:spacing w:line="240" w:lineRule="auto"/>
+        <w:rPr>
+          <w:rFonts w:ascii="Consolas" w:eastAsiaTheme="minorHAnsi" w:hAnsi="Consolas" w:cs="Consolas"/>
+          <w:color w:val="0000FF"/>
+          <w:sz w:val="19"/>
+          <w:szCs w:val="19"/>
+        </w:rPr>
+      </w:pPr>
+      <w:r>
+        <w:rPr>
+          <w:rFonts w:ascii="Consolas" w:eastAsiaTheme="minorHAnsi" w:hAnsi="Consolas" w:cs="Consolas"/>
+          <w:color w:val="0000FF"/>
+          <w:sz w:val="19"/>
+          <w:szCs w:val="19"/>
+        </w:rPr>
+        <w:t xml:space="preserve">          &lt;/conditions&gt;</w:t>
+      </w:r>
+    </w:p>
+    <w:p>
+      <w:pPr>
+        <w:pStyle w:val="ListParagraph"/>
+        <w:spacing w:line="240" w:lineRule="auto"/>
+        <w:rPr>
+          <w:rFonts w:ascii="Consolas" w:eastAsiaTheme="minorHAnsi" w:hAnsi="Consolas" w:cs="Consolas"/>
+          <w:color w:val="0000FF"/>
+          <w:sz w:val="19"/>
+          <w:szCs w:val="19"/>
+        </w:rPr>
+      </w:pPr>
+      <w:r>
+        <w:rPr>
+          <w:rFonts w:ascii="Consolas" w:eastAsiaTheme="minorHAnsi" w:hAnsi="Consolas" w:cs="Consolas"/>
+          <w:color w:val="0000FF"/>
+          <w:sz w:val="19"/>
+          <w:szCs w:val="19"/>
+        </w:rPr>
+        <w:t xml:space="preserve">          &lt;action </w:t>
+      </w:r>
+      <w:r>
+        <w:rPr>
+          <w:rFonts w:ascii="Consolas" w:eastAsiaTheme="minorHAnsi" w:hAnsi="Consolas" w:cs="Consolas"/>
+          <w:color w:val="FF0000"/>
+          <w:sz w:val="19"/>
+          <w:szCs w:val="19"/>
+        </w:rPr>
+        <w:t>type</w:t>
+      </w:r>
+      <w:r>
+        <w:rPr>
+          <w:rFonts w:ascii="Consolas" w:eastAsiaTheme="minorHAnsi" w:hAnsi="Consolas" w:cs="Consolas"/>
+          <w:color w:val="8064A2" w:themeColor="accent4"/>
+          <w:sz w:val="19"/>
+          <w:szCs w:val="19"/>
+        </w:rPr>
+        <w:t xml:space="preserve">="Redirect" </w:t>
+      </w:r>
+      <w:proofErr w:type="spellStart"/>
+      <w:r>
+        <w:rPr>
+          <w:rFonts w:ascii="Consolas" w:eastAsiaTheme="minorHAnsi" w:hAnsi="Consolas" w:cs="Consolas"/>
+          <w:color w:val="FF0000"/>
+          <w:sz w:val="19"/>
+          <w:szCs w:val="19"/>
+        </w:rPr>
+        <w:t>url</w:t>
+      </w:r>
+      <w:proofErr w:type="spellEnd"/>
+      <w:r>
+        <w:rPr>
+          <w:rFonts w:ascii="Consolas" w:eastAsiaTheme="minorHAnsi" w:hAnsi="Consolas" w:cs="Consolas"/>
+          <w:color w:val="8064A2" w:themeColor="accent4"/>
+          <w:sz w:val="19"/>
+          <w:szCs w:val="19"/>
+        </w:rPr>
+        <w:t>="https://{HTTP_HOST}/{R:1}"</w:t>
+      </w:r>
+      <w:r>
+        <w:rPr>
+          <w:rFonts w:ascii="Consolas" w:eastAsiaTheme="minorHAnsi" w:hAnsi="Consolas" w:cs="Consolas"/>
+          <w:color w:val="0000FF"/>
+          <w:sz w:val="19"/>
+          <w:szCs w:val="19"/>
+        </w:rPr>
+        <w:t xml:space="preserve"> /&gt;</w:t>
+      </w:r>
+    </w:p>
+    <w:p>
+      <w:pPr>
+        <w:pStyle w:val="ListParagraph"/>
+        <w:spacing w:line="240" w:lineRule="auto"/>
+        <w:rPr>
+          <w:rFonts w:ascii="Consolas" w:eastAsiaTheme="minorHAnsi" w:hAnsi="Consolas" w:cs="Consolas"/>
+          <w:color w:val="0000FF"/>
+          <w:sz w:val="19"/>
+          <w:szCs w:val="19"/>
+        </w:rPr>
+      </w:pPr>
+      <w:r>
+        <w:rPr>
+          <w:rFonts w:ascii="Consolas" w:eastAsiaTheme="minorHAnsi" w:hAnsi="Consolas" w:cs="Consolas"/>
+          <w:color w:val="0000FF"/>
+          <w:sz w:val="19"/>
+          <w:szCs w:val="19"/>
+        </w:rPr>
+        <w:t xml:space="preserve">        &lt;/rule&gt;</w:t>
+      </w:r>
+    </w:p>
+    <w:p>
+      <w:pPr>
+        <w:pStyle w:val="ListParagraph"/>
+        <w:spacing w:line="240" w:lineRule="auto"/>
+        <w:rPr>
+          <w:rFonts w:ascii="Consolas" w:eastAsiaTheme="minorHAnsi" w:hAnsi="Consolas" w:cs="Consolas"/>
+          <w:color w:val="0000FF"/>
+          <w:sz w:val="19"/>
+          <w:szCs w:val="19"/>
+        </w:rPr>
+      </w:pPr>
+      <w:r>
+        <w:rPr>
+          <w:rFonts w:ascii="Consolas" w:eastAsiaTheme="minorHAnsi" w:hAnsi="Consolas" w:cs="Consolas"/>
+          <w:color w:val="0000FF"/>
+          <w:sz w:val="19"/>
+          <w:szCs w:val="19"/>
+        </w:rPr>
+        <w:t xml:space="preserve">      &lt;/rules&gt;</w:t>
+      </w:r>
+    </w:p>
+    <w:p>
+      <w:pPr>
+        <w:pStyle w:val="ListParagraph"/>
+        <w:spacing w:line="240" w:lineRule="auto"/>
         <w:rPr>
           <w:rFonts w:asciiTheme="majorHAnsi" w:eastAsiaTheme="majorEastAsia" w:hAnsiTheme="majorHAnsi" w:cstheme="majorBidi"/>
           <w:b/>
@@ -5192,1570 +6625,19 @@
           <w:szCs w:val="28"/>
         </w:rPr>
       </w:pPr>
-      <w:bookmarkStart w:id="58" w:name="_Toc34724960"/>
-      <w:r>
-        <w:br w:type="page"/>
-      </w:r>
-    </w:p>
-    <w:p>
-      <w:pPr>
-        <w:pStyle w:val="Heading1"/>
-      </w:pPr>
-      <w:r>
-        <w:lastRenderedPageBreak/>
-        <w:t xml:space="preserve">Appendix B: IES </w:t>
-      </w:r>
-      <w:r>
-        <w:t xml:space="preserve">(Portal) </w:t>
-      </w:r>
-      <w:proofErr w:type="spellStart"/>
-      <w:r>
-        <w:t>Web.Config</w:t>
-      </w:r>
-      <w:proofErr w:type="spellEnd"/>
-      <w:r>
-        <w:t xml:space="preserve"> Customization</w:t>
-      </w:r>
-      <w:bookmarkEnd w:id="57"/>
-      <w:bookmarkEnd w:id="58"/>
-    </w:p>
-    <w:p>
-      <w:pPr>
-        <w:pStyle w:val="ListParagraph"/>
-        <w:numPr>
-          <w:ilvl w:val="0"/>
-          <w:numId w:val="12"/>
-        </w:numPr>
-        <w:spacing w:after="0"/>
-      </w:pPr>
-      <w:r>
-        <w:rPr>
-          <w:rFonts w:ascii="Consolas" w:eastAsiaTheme="minorHAnsi" w:hAnsi="Consolas" w:cs="Consolas"/>
-          <w:color w:val="A31515"/>
-          <w:sz w:val="19"/>
-          <w:szCs w:val="19"/>
-          <w:highlight w:val="white"/>
-        </w:rPr>
-        <w:t>connectionStrings</w:t>
-      </w:r>
-      <w:r>
-        <w:rPr>
-          <w:rFonts w:ascii="Calibri" w:eastAsia="Times New Roman" w:hAnsi="Calibri" w:cs="Calibri"/>
-        </w:rPr>
-        <w:t xml:space="preserve"> section</w:t>
-      </w:r>
-    </w:p>
-    <w:p>
-      <w:pPr>
-        <w:pStyle w:val="ListParagraph"/>
-        <w:numPr>
-          <w:ilvl w:val="1"/>
-          <w:numId w:val="12"/>
-        </w:numPr>
-        <w:spacing w:after="0"/>
-      </w:pPr>
-      <w:proofErr w:type="spellStart"/>
-      <w:r>
-        <w:rPr>
-          <w:rFonts w:ascii="Consolas" w:eastAsiaTheme="minorHAnsi" w:hAnsi="Consolas" w:cs="Consolas"/>
-          <w:color w:val="0000FF"/>
-          <w:sz w:val="19"/>
-          <w:szCs w:val="19"/>
-        </w:rPr>
-        <w:t>IESEntities</w:t>
-      </w:r>
-      <w:proofErr w:type="spellEnd"/>
-      <w:r>
-        <w:rPr>
-          <w:rFonts w:ascii="Consolas" w:eastAsiaTheme="minorHAnsi" w:hAnsi="Consolas" w:cs="Consolas"/>
-          <w:color w:val="0000FF"/>
-          <w:sz w:val="19"/>
-          <w:szCs w:val="19"/>
-        </w:rPr>
-        <w:t xml:space="preserve"> </w:t>
-      </w:r>
-      <w:r>
-        <w:rPr>
-          <w:rFonts w:ascii="Calibri" w:eastAsia="Times New Roman" w:hAnsi="Calibri" w:cs="Calibri"/>
-        </w:rPr>
-        <w:t>– IES database connection string</w:t>
-      </w:r>
-    </w:p>
-    <w:p>
-      <w:pPr>
-        <w:pStyle w:val="ListParagraph"/>
-        <w:numPr>
-          <w:ilvl w:val="1"/>
-          <w:numId w:val="12"/>
-        </w:numPr>
-        <w:spacing w:after="0"/>
-      </w:pPr>
-      <w:proofErr w:type="spellStart"/>
-      <w:r>
-        <w:rPr>
-          <w:rFonts w:ascii="Consolas" w:eastAsiaTheme="minorHAnsi" w:hAnsi="Consolas" w:cs="Consolas"/>
-          <w:color w:val="0000FF"/>
-          <w:sz w:val="19"/>
-          <w:szCs w:val="19"/>
-        </w:rPr>
-        <w:t>genTracEntities</w:t>
-      </w:r>
-      <w:proofErr w:type="spellEnd"/>
-      <w:r>
-        <w:rPr>
-          <w:rFonts w:ascii="Consolas" w:eastAsiaTheme="minorHAnsi" w:hAnsi="Consolas" w:cs="Consolas"/>
-          <w:color w:val="0000FF"/>
-          <w:sz w:val="19"/>
-          <w:szCs w:val="19"/>
-        </w:rPr>
-        <w:t xml:space="preserve"> </w:t>
-      </w:r>
-      <w:r>
-        <w:rPr>
-          <w:rFonts w:ascii="Calibri" w:eastAsia="Times New Roman" w:hAnsi="Calibri" w:cs="Calibri"/>
-        </w:rPr>
-        <w:t xml:space="preserve">– PTM / </w:t>
-      </w:r>
-      <w:proofErr w:type="spellStart"/>
-      <w:r>
-        <w:rPr>
-          <w:rFonts w:ascii="Calibri" w:eastAsia="Times New Roman" w:hAnsi="Calibri" w:cs="Calibri"/>
-        </w:rPr>
-        <w:t>genTrac</w:t>
-      </w:r>
-      <w:proofErr w:type="spellEnd"/>
-      <w:r>
-        <w:rPr>
-          <w:rFonts w:ascii="Calibri" w:eastAsia="Times New Roman" w:hAnsi="Calibri" w:cs="Calibri"/>
-        </w:rPr>
-        <w:t xml:space="preserve"> database connection string</w:t>
-      </w:r>
-    </w:p>
-    <w:p>
-      <w:pPr>
-        <w:pStyle w:val="ListParagraph"/>
-        <w:numPr>
-          <w:ilvl w:val="1"/>
-          <w:numId w:val="12"/>
-        </w:numPr>
-        <w:spacing w:after="0"/>
-      </w:pPr>
-      <w:proofErr w:type="spellStart"/>
-      <w:r>
-        <w:rPr>
-          <w:rFonts w:ascii="Consolas" w:eastAsiaTheme="minorHAnsi" w:hAnsi="Consolas" w:cs="Consolas"/>
-          <w:color w:val="0000FF"/>
-          <w:sz w:val="19"/>
-          <w:szCs w:val="19"/>
-        </w:rPr>
-        <w:t>GenBoeEntities</w:t>
-      </w:r>
-      <w:proofErr w:type="spellEnd"/>
-      <w:r>
-        <w:t xml:space="preserve"> </w:t>
-      </w:r>
-      <w:r>
-        <w:rPr>
-          <w:rFonts w:ascii="Calibri" w:eastAsia="Times New Roman" w:hAnsi="Calibri" w:cs="Calibri"/>
-        </w:rPr>
-        <w:t xml:space="preserve">– </w:t>
-      </w:r>
-      <w:proofErr w:type="spellStart"/>
-      <w:r>
-        <w:rPr>
-          <w:rFonts w:ascii="Calibri" w:eastAsia="Times New Roman" w:hAnsi="Calibri" w:cs="Calibri"/>
-        </w:rPr>
-        <w:t>genBOE</w:t>
-      </w:r>
-      <w:proofErr w:type="spellEnd"/>
-      <w:r>
-        <w:rPr>
-          <w:rFonts w:ascii="Calibri" w:eastAsia="Times New Roman" w:hAnsi="Calibri" w:cs="Calibri"/>
-        </w:rPr>
-        <w:t xml:space="preserve"> database connection string</w:t>
-      </w:r>
-    </w:p>
-    <w:p>
-      <w:pPr>
-        <w:pStyle w:val="ListParagraph"/>
-        <w:numPr>
-          <w:ilvl w:val="0"/>
-          <w:numId w:val="12"/>
-        </w:numPr>
-        <w:spacing w:after="0"/>
-      </w:pPr>
-      <w:r>
-        <w:rPr>
-          <w:rFonts w:ascii="Consolas" w:eastAsiaTheme="minorHAnsi" w:hAnsi="Consolas" w:cs="Consolas"/>
-          <w:color w:val="A31515"/>
-          <w:sz w:val="19"/>
-          <w:szCs w:val="19"/>
-        </w:rPr>
-        <w:t>appSettings</w:t>
-      </w:r>
-      <w:r>
-        <w:rPr>
-          <w:rFonts w:ascii="Calibri" w:eastAsia="Times New Roman" w:hAnsi="Calibri" w:cs="Calibri"/>
-        </w:rPr>
-        <w:t xml:space="preserve"> section</w:t>
-      </w:r>
-    </w:p>
-    <w:p>
-      <w:pPr>
-        <w:pStyle w:val="ListParagraph"/>
-        <w:spacing w:after="0"/>
-        <w:ind w:left="1440"/>
-        <w:textAlignment w:val="center"/>
-        <w:rPr>
-          <w:rFonts w:ascii="Calibri" w:eastAsia="Times New Roman" w:hAnsi="Calibri" w:cs="Calibri"/>
-        </w:rPr>
-      </w:pPr>
-      <w:r>
-        <w:rPr>
-          <w:rFonts w:ascii="Consolas" w:eastAsiaTheme="minorHAnsi" w:hAnsi="Consolas" w:cs="Consolas"/>
-          <w:color w:val="008000"/>
-          <w:sz w:val="19"/>
-          <w:szCs w:val="19"/>
-        </w:rPr>
-        <w:t>General Settings</w:t>
-      </w:r>
-    </w:p>
-    <w:p>
-      <w:pPr>
-        <w:pStyle w:val="ListParagraph"/>
-        <w:numPr>
-          <w:ilvl w:val="1"/>
-          <w:numId w:val="12"/>
-        </w:numPr>
-        <w:spacing w:after="0"/>
-        <w:textAlignment w:val="center"/>
-        <w:rPr>
-          <w:rFonts w:ascii="Calibri" w:eastAsia="Times New Roman" w:hAnsi="Calibri" w:cs="Calibri"/>
-        </w:rPr>
-      </w:pPr>
-      <w:proofErr w:type="spellStart"/>
-      <w:r>
-        <w:rPr>
-          <w:rFonts w:ascii="Consolas" w:eastAsiaTheme="minorHAnsi" w:hAnsi="Consolas" w:cs="Consolas"/>
-          <w:color w:val="0000FF"/>
-          <w:sz w:val="19"/>
-          <w:szCs w:val="19"/>
-        </w:rPr>
-        <w:t>ActiveDirectoryPath</w:t>
-      </w:r>
-      <w:proofErr w:type="spellEnd"/>
-      <w:r>
-        <w:rPr>
-          <w:rFonts w:ascii="Consolas" w:eastAsiaTheme="minorHAnsi" w:hAnsi="Consolas" w:cs="Consolas"/>
-          <w:color w:val="0000FF"/>
-          <w:sz w:val="19"/>
-          <w:szCs w:val="19"/>
-        </w:rPr>
-        <w:t xml:space="preserve"> </w:t>
-      </w:r>
-      <w:r>
-        <w:rPr>
-          <w:rFonts w:ascii="Calibri" w:eastAsia="Times New Roman" w:hAnsi="Calibri" w:cs="Calibri"/>
-        </w:rPr>
-        <w:t>– the Active Directory server location</w:t>
-      </w:r>
-    </w:p>
-    <w:p>
-      <w:pPr>
-        <w:pStyle w:val="ListParagraph"/>
-        <w:numPr>
-          <w:ilvl w:val="1"/>
-          <w:numId w:val="12"/>
-        </w:numPr>
-        <w:spacing w:after="0"/>
-        <w:textAlignment w:val="center"/>
-        <w:rPr>
-          <w:rFonts w:ascii="Calibri" w:eastAsia="Times New Roman" w:hAnsi="Calibri" w:cs="Calibri"/>
-        </w:rPr>
-      </w:pPr>
-      <w:proofErr w:type="spellStart"/>
-      <w:r>
-        <w:rPr>
-          <w:rFonts w:ascii="Consolas" w:eastAsiaTheme="minorHAnsi" w:hAnsi="Consolas" w:cs="Consolas"/>
-          <w:color w:val="0000FF"/>
-          <w:sz w:val="19"/>
-          <w:szCs w:val="19"/>
-        </w:rPr>
-        <w:t>BOEUrl</w:t>
-      </w:r>
-      <w:proofErr w:type="spellEnd"/>
-      <w:r>
-        <w:rPr>
-          <w:rFonts w:ascii="Consolas" w:eastAsiaTheme="minorHAnsi" w:hAnsi="Consolas" w:cs="Consolas"/>
-          <w:color w:val="0000FF"/>
-          <w:sz w:val="19"/>
-          <w:szCs w:val="19"/>
-        </w:rPr>
-        <w:t xml:space="preserve"> </w:t>
-      </w:r>
-      <w:r>
-        <w:t xml:space="preserve">– </w:t>
-      </w:r>
-      <w:proofErr w:type="spellStart"/>
-      <w:r>
-        <w:t>GenBOE’s</w:t>
-      </w:r>
-      <w:proofErr w:type="spellEnd"/>
-      <w:r>
-        <w:t xml:space="preserve"> URL</w:t>
-      </w:r>
-    </w:p>
-    <w:p>
-      <w:pPr>
-        <w:pStyle w:val="ListParagraph"/>
-        <w:numPr>
-          <w:ilvl w:val="1"/>
-          <w:numId w:val="12"/>
-        </w:numPr>
-        <w:spacing w:after="0"/>
-        <w:textAlignment w:val="center"/>
-        <w:rPr>
-          <w:rFonts w:ascii="Calibri" w:eastAsia="Times New Roman" w:hAnsi="Calibri" w:cs="Calibri"/>
-        </w:rPr>
-      </w:pPr>
-      <w:proofErr w:type="spellStart"/>
-      <w:r>
-        <w:rPr>
-          <w:rFonts w:ascii="Consolas" w:eastAsiaTheme="minorHAnsi" w:hAnsi="Consolas" w:cs="Consolas"/>
-          <w:color w:val="0000FF"/>
-          <w:sz w:val="19"/>
-          <w:szCs w:val="19"/>
-        </w:rPr>
-        <w:t>PTMUrl</w:t>
-      </w:r>
-      <w:proofErr w:type="spellEnd"/>
-      <w:r>
-        <w:rPr>
-          <w:rFonts w:ascii="Consolas" w:eastAsiaTheme="minorHAnsi" w:hAnsi="Consolas" w:cs="Consolas"/>
-          <w:color w:val="0000FF"/>
-          <w:sz w:val="19"/>
-          <w:szCs w:val="19"/>
-        </w:rPr>
-        <w:t xml:space="preserve"> </w:t>
-      </w:r>
-      <w:r>
-        <w:t>– PTM’s URL</w:t>
-      </w:r>
-    </w:p>
-    <w:p>
-      <w:pPr>
-        <w:pStyle w:val="ListParagraph"/>
-        <w:numPr>
-          <w:ilvl w:val="1"/>
-          <w:numId w:val="12"/>
-        </w:numPr>
-        <w:spacing w:after="0"/>
-        <w:textAlignment w:val="center"/>
-        <w:rPr>
-          <w:rFonts w:ascii="Calibri" w:eastAsia="Times New Roman" w:hAnsi="Calibri" w:cs="Calibri"/>
-        </w:rPr>
-      </w:pPr>
-      <w:proofErr w:type="spellStart"/>
-      <w:r>
-        <w:rPr>
-          <w:rFonts w:ascii="Consolas" w:eastAsiaTheme="minorHAnsi" w:hAnsi="Consolas" w:cs="Consolas"/>
-          <w:color w:val="0000FF"/>
-          <w:sz w:val="19"/>
-          <w:szCs w:val="19"/>
-        </w:rPr>
-        <w:t>RDMUrl</w:t>
-      </w:r>
-      <w:proofErr w:type="spellEnd"/>
-      <w:r>
-        <w:rPr>
-          <w:rFonts w:ascii="Consolas" w:eastAsiaTheme="minorHAnsi" w:hAnsi="Consolas" w:cs="Consolas"/>
-          <w:color w:val="0000FF"/>
-          <w:sz w:val="19"/>
-          <w:szCs w:val="19"/>
-        </w:rPr>
-        <w:t xml:space="preserve"> </w:t>
-      </w:r>
-      <w:r>
-        <w:t>– RDM’s URL</w:t>
-      </w:r>
-    </w:p>
-    <w:p>
-      <w:pPr>
-        <w:pStyle w:val="ListParagraph"/>
-        <w:numPr>
-          <w:ilvl w:val="1"/>
-          <w:numId w:val="12"/>
-        </w:numPr>
-        <w:spacing w:after="0"/>
-        <w:textAlignment w:val="center"/>
-        <w:rPr>
-          <w:rFonts w:ascii="Calibri" w:eastAsia="Times New Roman" w:hAnsi="Calibri" w:cs="Calibri"/>
-        </w:rPr>
-      </w:pPr>
-      <w:proofErr w:type="spellStart"/>
-      <w:r>
-        <w:rPr>
-          <w:rFonts w:ascii="Consolas" w:eastAsiaTheme="minorHAnsi" w:hAnsi="Consolas" w:cs="Consolas"/>
-          <w:color w:val="0000FF"/>
-          <w:sz w:val="19"/>
-          <w:szCs w:val="19"/>
-        </w:rPr>
-        <w:t>RDSBUrl</w:t>
-      </w:r>
-      <w:proofErr w:type="spellEnd"/>
-      <w:r>
-        <w:rPr>
-          <w:rFonts w:ascii="Consolas" w:eastAsiaTheme="minorHAnsi" w:hAnsi="Consolas" w:cs="Consolas"/>
-          <w:color w:val="0000FF"/>
-          <w:sz w:val="19"/>
-          <w:szCs w:val="19"/>
-        </w:rPr>
-        <w:t xml:space="preserve"> </w:t>
-      </w:r>
-      <w:r>
-        <w:t>– RDSB’s URL</w:t>
-      </w:r>
-    </w:p>
-    <w:p>
-      <w:pPr>
-        <w:pStyle w:val="ListParagraph"/>
-        <w:numPr>
-          <w:ilvl w:val="1"/>
-          <w:numId w:val="12"/>
-        </w:numPr>
-        <w:spacing w:after="0"/>
-        <w:textAlignment w:val="center"/>
-        <w:rPr>
-          <w:rFonts w:ascii="Calibri" w:eastAsia="Times New Roman" w:hAnsi="Calibri" w:cs="Calibri"/>
-        </w:rPr>
-      </w:pPr>
-      <w:proofErr w:type="spellStart"/>
-      <w:r>
-        <w:rPr>
-          <w:rFonts w:ascii="Consolas" w:eastAsiaTheme="minorHAnsi" w:hAnsi="Consolas" w:cs="Consolas"/>
-          <w:color w:val="0000FF"/>
-          <w:sz w:val="19"/>
-          <w:szCs w:val="19"/>
-        </w:rPr>
-        <w:t>PPUrl</w:t>
-      </w:r>
-      <w:proofErr w:type="spellEnd"/>
-      <w:r>
-        <w:rPr>
-          <w:rFonts w:ascii="Consolas" w:eastAsiaTheme="minorHAnsi" w:hAnsi="Consolas" w:cs="Consolas"/>
-          <w:color w:val="0000FF"/>
-          <w:sz w:val="19"/>
-          <w:szCs w:val="19"/>
-        </w:rPr>
-        <w:t xml:space="preserve"> </w:t>
-      </w:r>
-      <w:r>
-        <w:t xml:space="preserve">– ProPricer URL – a URL to a </w:t>
-      </w:r>
-      <w:r>
-        <w:t>SharePoint</w:t>
-      </w:r>
-      <w:r>
-        <w:t xml:space="preserve"> site where ProPricer links are located</w:t>
-      </w:r>
-    </w:p>
-    <w:p>
-      <w:pPr>
-        <w:pStyle w:val="ListParagraph"/>
-        <w:numPr>
-          <w:ilvl w:val="1"/>
-          <w:numId w:val="12"/>
-        </w:numPr>
-        <w:spacing w:after="0"/>
-        <w:textAlignment w:val="center"/>
-        <w:rPr>
-          <w:rFonts w:ascii="Calibri" w:eastAsia="Times New Roman" w:hAnsi="Calibri" w:cs="Calibri"/>
-        </w:rPr>
-      </w:pPr>
-      <w:proofErr w:type="spellStart"/>
-      <w:r>
-        <w:rPr>
-          <w:rFonts w:ascii="Consolas" w:eastAsiaTheme="minorHAnsi" w:hAnsi="Consolas" w:cs="Consolas"/>
-          <w:color w:val="0000FF"/>
-          <w:sz w:val="19"/>
-          <w:szCs w:val="19"/>
-        </w:rPr>
-        <w:t>RPMUrl</w:t>
-      </w:r>
-      <w:proofErr w:type="spellEnd"/>
-      <w:r>
-        <w:rPr>
-          <w:rFonts w:ascii="Consolas" w:eastAsiaTheme="minorHAnsi" w:hAnsi="Consolas" w:cs="Consolas"/>
-          <w:color w:val="0000FF"/>
-          <w:sz w:val="19"/>
-          <w:szCs w:val="19"/>
-        </w:rPr>
-        <w:t xml:space="preserve"> </w:t>
-      </w:r>
-      <w:r>
-        <w:t xml:space="preserve">– </w:t>
-      </w:r>
-      <w:r>
-        <w:rPr>
-          <w:rFonts w:ascii="Calibri" w:eastAsia="Times New Roman" w:hAnsi="Calibri" w:cs="Calibri"/>
-          <w:i/>
-        </w:rPr>
-        <w:t>blank</w:t>
-      </w:r>
-      <w:r>
-        <w:rPr>
-          <w:rFonts w:ascii="Calibri" w:eastAsia="Times New Roman" w:hAnsi="Calibri" w:cs="Calibri"/>
-          <w:i/>
-          <w:vertAlign w:val="superscript"/>
-        </w:rPr>
-        <w:t>2</w:t>
-      </w:r>
-      <w:r>
-        <w:t>, RPM will not be deployed on the classified side</w:t>
-      </w:r>
-    </w:p>
-    <w:p>
-      <w:pPr>
-        <w:pStyle w:val="ListParagraph"/>
-        <w:numPr>
-          <w:ilvl w:val="1"/>
-          <w:numId w:val="12"/>
-        </w:numPr>
-        <w:spacing w:after="0"/>
-        <w:textAlignment w:val="center"/>
-        <w:rPr>
-          <w:rFonts w:ascii="Calibri" w:eastAsia="Times New Roman" w:hAnsi="Calibri" w:cs="Calibri"/>
-        </w:rPr>
-      </w:pPr>
-      <w:commentRangeStart w:id="59"/>
-      <w:proofErr w:type="spellStart"/>
-      <w:r>
-        <w:rPr>
-          <w:rFonts w:ascii="Consolas" w:eastAsiaTheme="minorHAnsi" w:hAnsi="Consolas" w:cs="Consolas"/>
-          <w:color w:val="0000FF"/>
-          <w:sz w:val="19"/>
-          <w:szCs w:val="19"/>
-          <w:highlight w:val="yellow"/>
-        </w:rPr>
-        <w:t>AdminUrl</w:t>
-      </w:r>
-      <w:proofErr w:type="spellEnd"/>
-      <w:r>
-        <w:rPr>
-          <w:rFonts w:ascii="Consolas" w:eastAsiaTheme="minorHAnsi" w:hAnsi="Consolas" w:cs="Consolas"/>
-          <w:color w:val="0000FF"/>
-          <w:sz w:val="19"/>
-          <w:szCs w:val="19"/>
-        </w:rPr>
-        <w:t xml:space="preserve"> </w:t>
-      </w:r>
-      <w:commentRangeEnd w:id="59"/>
-      <w:r>
-        <w:rPr>
-          <w:rStyle w:val="CommentReference"/>
-          <w:rFonts w:ascii="Calibri" w:eastAsiaTheme="minorHAnsi" w:hAnsi="Calibri" w:cs="Times New Roman"/>
-        </w:rPr>
-        <w:commentReference w:id="59"/>
-      </w:r>
-      <w:r>
-        <w:t xml:space="preserve">– </w:t>
-      </w:r>
-      <w:r>
-        <w:t xml:space="preserve">IES URL, followed by </w:t>
-      </w:r>
-      <w:r>
-        <w:rPr>
-          <w:rFonts w:ascii="Consolas" w:hAnsi="Consolas"/>
-          <w:sz w:val="19"/>
-          <w:szCs w:val="19"/>
-        </w:rPr>
-        <w:t>/Admin</w:t>
-      </w:r>
-    </w:p>
-    <w:p>
-      <w:pPr>
-        <w:pStyle w:val="ListParagraph"/>
-        <w:numPr>
-          <w:ilvl w:val="1"/>
-          <w:numId w:val="12"/>
-        </w:numPr>
-        <w:spacing w:after="0"/>
-        <w:textAlignment w:val="center"/>
-        <w:rPr>
-          <w:rFonts w:ascii="Calibri" w:eastAsia="Times New Roman" w:hAnsi="Calibri" w:cs="Calibri"/>
-        </w:rPr>
-      </w:pPr>
-      <w:proofErr w:type="spellStart"/>
-      <w:r>
-        <w:rPr>
-          <w:rFonts w:ascii="Consolas" w:eastAsiaTheme="minorHAnsi" w:hAnsi="Consolas" w:cs="Consolas"/>
-          <w:color w:val="0000FF"/>
-          <w:sz w:val="19"/>
-          <w:szCs w:val="19"/>
-        </w:rPr>
-        <w:t>IESPortalAdminGroups</w:t>
-      </w:r>
-      <w:proofErr w:type="spellEnd"/>
-      <w:r>
-        <w:rPr>
-          <w:rFonts w:ascii="Consolas" w:eastAsiaTheme="minorHAnsi" w:hAnsi="Consolas" w:cs="Consolas"/>
-          <w:color w:val="0000FF"/>
-          <w:sz w:val="19"/>
-          <w:szCs w:val="19"/>
-        </w:rPr>
-        <w:t xml:space="preserve"> </w:t>
-      </w:r>
-      <w:r>
-        <w:t>– Admin AD group</w:t>
-      </w:r>
-    </w:p>
-    <w:p>
-      <w:pPr>
-        <w:pStyle w:val="ListParagraph"/>
-        <w:numPr>
-          <w:ilvl w:val="1"/>
-          <w:numId w:val="12"/>
-        </w:numPr>
-        <w:spacing w:after="0"/>
-      </w:pPr>
-      <w:proofErr w:type="spellStart"/>
-      <w:r>
-        <w:rPr>
-          <w:rFonts w:ascii="Consolas" w:eastAsiaTheme="minorHAnsi" w:hAnsi="Consolas" w:cs="Consolas"/>
-          <w:color w:val="0000FF"/>
-          <w:sz w:val="19"/>
-          <w:szCs w:val="19"/>
-        </w:rPr>
-        <w:t>HelpdeskEmailAddress</w:t>
-      </w:r>
-      <w:proofErr w:type="spellEnd"/>
-      <w:r>
-        <w:t xml:space="preserve"> </w:t>
-      </w:r>
-      <w:r>
-        <w:t>– email displayed to the users to contact for help</w:t>
-      </w:r>
-    </w:p>
-    <w:p>
-      <w:pPr>
-        <w:pStyle w:val="ListParagraph"/>
-        <w:spacing w:after="0"/>
-        <w:ind w:left="1440"/>
-        <w:textAlignment w:val="center"/>
-        <w:rPr>
-          <w:rFonts w:ascii="Calibri" w:eastAsia="Times New Roman" w:hAnsi="Calibri" w:cs="Calibri"/>
-        </w:rPr>
-      </w:pPr>
-    </w:p>
-    <w:p>
-      <w:pPr>
-        <w:pStyle w:val="ListParagraph"/>
-        <w:spacing w:after="0"/>
-        <w:ind w:left="1440"/>
-        <w:textAlignment w:val="center"/>
-        <w:rPr>
-          <w:rFonts w:ascii="Calibri" w:eastAsia="Times New Roman" w:hAnsi="Calibri" w:cs="Calibri"/>
-        </w:rPr>
-      </w:pPr>
-      <w:r>
-        <w:rPr>
-          <w:rFonts w:ascii="Consolas" w:eastAsiaTheme="minorHAnsi" w:hAnsi="Consolas" w:cs="Consolas"/>
-          <w:color w:val="008000"/>
-          <w:sz w:val="19"/>
-          <w:szCs w:val="19"/>
-        </w:rPr>
-        <w:t>Piwik Settings</w:t>
-      </w:r>
-    </w:p>
-    <w:p>
-      <w:pPr>
-        <w:pStyle w:val="ListParagraph"/>
-        <w:numPr>
-          <w:ilvl w:val="1"/>
-          <w:numId w:val="12"/>
-        </w:numPr>
-        <w:spacing w:after="0"/>
-        <w:textAlignment w:val="center"/>
-        <w:rPr>
-          <w:rFonts w:ascii="Calibri" w:eastAsia="Times New Roman" w:hAnsi="Calibri" w:cs="Calibri"/>
-        </w:rPr>
-      </w:pPr>
-      <w:r>
-        <w:rPr>
-          <w:rFonts w:ascii="Consolas" w:eastAsiaTheme="minorHAnsi" w:hAnsi="Consolas" w:cs="Consolas"/>
-          <w:color w:val="0000FF"/>
-          <w:sz w:val="19"/>
-          <w:szCs w:val="19"/>
-          <w:highlight w:val="white"/>
-        </w:rPr>
-        <w:t>DisablePiwik</w:t>
-      </w:r>
-      <w:r>
-        <w:rPr>
-          <w:rFonts w:ascii="Calibri" w:eastAsia="Times New Roman" w:hAnsi="Calibri" w:cs="Calibri"/>
-          <w:i/>
-          <w:vertAlign w:val="superscript"/>
-        </w:rPr>
-        <w:t>3</w:t>
-      </w:r>
-      <w:r>
-        <w:t xml:space="preserve"> – set this to </w:t>
-      </w:r>
-      <w:r>
-        <w:rPr>
-          <w:rFonts w:ascii="Consolas" w:hAnsi="Consolas" w:cs="Consolas"/>
-          <w:sz w:val="20"/>
-        </w:rPr>
-        <w:t>true</w:t>
-      </w:r>
-      <w:r>
-        <w:rPr>
-          <w:sz w:val="20"/>
-        </w:rPr>
-        <w:t xml:space="preserve"> </w:t>
-      </w:r>
-      <w:r>
-        <w:t>(to not track the website usage via piwik)</w:t>
-      </w:r>
-    </w:p>
-    <w:p>
-      <w:pPr>
-        <w:pStyle w:val="ListParagraph"/>
-        <w:numPr>
-          <w:ilvl w:val="2"/>
-          <w:numId w:val="12"/>
-        </w:numPr>
-        <w:spacing w:after="0"/>
-        <w:textAlignment w:val="center"/>
-        <w:rPr>
-          <w:rFonts w:ascii="Calibri" w:eastAsia="Times New Roman" w:hAnsi="Calibri" w:cs="Calibri"/>
-        </w:rPr>
-      </w:pPr>
-      <w:r>
-        <w:rPr>
-          <w:rFonts w:ascii="Calibri" w:eastAsia="Times New Roman" w:hAnsi="Calibri" w:cs="Calibri"/>
-        </w:rPr>
-        <w:t>You can ignore the other piwik settings once you disable it</w:t>
-      </w:r>
-    </w:p>
-    <w:p>
-      <w:pPr>
-        <w:pStyle w:val="ListParagraph"/>
-        <w:numPr>
-          <w:ilvl w:val="0"/>
-          <w:numId w:val="12"/>
-        </w:numPr>
-        <w:spacing w:after="0"/>
-        <w:textAlignment w:val="center"/>
-        <w:rPr>
-          <w:rFonts w:ascii="Calibri" w:eastAsia="Times New Roman" w:hAnsi="Calibri" w:cs="Calibri"/>
-        </w:rPr>
-      </w:pPr>
-      <w:proofErr w:type="spellStart"/>
-      <w:r>
-        <w:rPr>
-          <w:rFonts w:ascii="Consolas" w:eastAsiaTheme="minorHAnsi" w:hAnsi="Consolas" w:cs="Consolas"/>
-          <w:color w:val="A31515"/>
-          <w:sz w:val="19"/>
-          <w:szCs w:val="19"/>
-          <w:highlight w:val="white"/>
-        </w:rPr>
-        <w:t>system.web</w:t>
-      </w:r>
-      <w:proofErr w:type="spellEnd"/>
-      <w:r>
-        <w:rPr>
-          <w:rFonts w:ascii="Consolas" w:eastAsiaTheme="minorHAnsi" w:hAnsi="Consolas" w:cs="Consolas"/>
-          <w:color w:val="0000FF"/>
-          <w:sz w:val="19"/>
-          <w:szCs w:val="19"/>
-          <w:highlight w:val="white"/>
-        </w:rPr>
-        <w:t xml:space="preserve"> </w:t>
-      </w:r>
-      <w:r>
-        <w:rPr>
-          <w:rFonts w:ascii="Calibri" w:eastAsia="Times New Roman" w:hAnsi="Calibri" w:cs="Calibri"/>
-        </w:rPr>
-        <w:t xml:space="preserve">-&gt; </w:t>
-      </w:r>
-      <w:r>
-        <w:rPr>
-          <w:rFonts w:ascii="Consolas" w:eastAsiaTheme="minorHAnsi" w:hAnsi="Consolas" w:cs="Consolas"/>
-          <w:color w:val="A31515"/>
-          <w:sz w:val="19"/>
-          <w:szCs w:val="19"/>
-        </w:rPr>
-        <w:t>authorization</w:t>
-      </w:r>
-      <w:r>
-        <w:rPr>
-          <w:rFonts w:ascii="Calibri" w:eastAsia="Times New Roman" w:hAnsi="Calibri" w:cs="Calibri"/>
-        </w:rPr>
-        <w:t xml:space="preserve"> section</w:t>
-      </w:r>
-    </w:p>
-    <w:p>
-      <w:pPr>
-        <w:pStyle w:val="ListParagraph"/>
-        <w:numPr>
-          <w:ilvl w:val="1"/>
-          <w:numId w:val="12"/>
-        </w:numPr>
-        <w:spacing w:after="0"/>
-        <w:textAlignment w:val="center"/>
-        <w:rPr>
-          <w:rFonts w:ascii="Calibri" w:eastAsia="Times New Roman" w:hAnsi="Calibri" w:cs="Calibri"/>
-        </w:rPr>
-      </w:pPr>
-      <w:r>
-        <w:rPr>
-          <w:rFonts w:ascii="Consolas" w:eastAsiaTheme="minorHAnsi" w:hAnsi="Consolas" w:cs="Consolas"/>
-          <w:color w:val="A31515"/>
-          <w:sz w:val="19"/>
-          <w:szCs w:val="19"/>
-          <w:highlight w:val="white"/>
-        </w:rPr>
-        <w:t>allow</w:t>
-      </w:r>
-      <w:r>
-        <w:rPr>
-          <w:rFonts w:ascii="Consolas" w:eastAsiaTheme="minorHAnsi" w:hAnsi="Consolas" w:cs="Consolas"/>
-          <w:color w:val="0000FF"/>
-          <w:sz w:val="19"/>
-          <w:szCs w:val="19"/>
-          <w:highlight w:val="white"/>
-        </w:rPr>
-        <w:t xml:space="preserve"> </w:t>
-      </w:r>
-      <w:r>
-        <w:rPr>
-          <w:rFonts w:ascii="Consolas" w:eastAsiaTheme="minorHAnsi" w:hAnsi="Consolas" w:cs="Consolas"/>
-          <w:color w:val="FF0000"/>
-          <w:sz w:val="19"/>
-          <w:szCs w:val="19"/>
-          <w:highlight w:val="white"/>
-        </w:rPr>
-        <w:t>roles</w:t>
-      </w:r>
-      <w:r>
-        <w:rPr>
-          <w:rFonts w:ascii="Calibri" w:eastAsia="Times New Roman" w:hAnsi="Calibri" w:cs="Calibri"/>
-        </w:rPr>
-        <w:t xml:space="preserve"> – all AD groups allowed to access all of the IES suite applications, including GenBOE</w:t>
-      </w:r>
-    </w:p>
-    <w:p>
-      <w:pPr>
-        <w:pStyle w:val="ListParagraph"/>
-        <w:numPr>
-          <w:ilvl w:val="0"/>
-          <w:numId w:val="12"/>
-        </w:numPr>
-      </w:pPr>
-      <w:r>
-        <w:rPr>
-          <w:rFonts w:ascii="Consolas" w:eastAsiaTheme="minorHAnsi" w:hAnsi="Consolas" w:cs="Consolas"/>
-          <w:color w:val="A31515"/>
-          <w:sz w:val="19"/>
-          <w:szCs w:val="19"/>
-          <w:highlight w:val="white"/>
-        </w:rPr>
-        <w:t>location</w:t>
-      </w:r>
-      <w:r>
-        <w:rPr>
-          <w:rFonts w:ascii="Consolas" w:eastAsiaTheme="minorHAnsi" w:hAnsi="Consolas" w:cs="Consolas"/>
-          <w:color w:val="0000FF"/>
-          <w:sz w:val="19"/>
-          <w:szCs w:val="19"/>
-          <w:highlight w:val="white"/>
-        </w:rPr>
-        <w:t xml:space="preserve"> </w:t>
-      </w:r>
-      <w:r>
-        <w:rPr>
-          <w:rFonts w:ascii="Consolas" w:eastAsiaTheme="minorHAnsi" w:hAnsi="Consolas" w:cs="Consolas"/>
-          <w:color w:val="FF0000"/>
-          <w:sz w:val="19"/>
-          <w:szCs w:val="19"/>
-          <w:highlight w:val="white"/>
-        </w:rPr>
-        <w:t>path</w:t>
-      </w:r>
-      <w:r>
-        <w:rPr>
-          <w:rFonts w:ascii="Consolas" w:eastAsiaTheme="minorHAnsi" w:hAnsi="Consolas" w:cs="Consolas"/>
-          <w:color w:val="0000FF"/>
-          <w:sz w:val="19"/>
-          <w:szCs w:val="19"/>
-          <w:highlight w:val="white"/>
-        </w:rPr>
-        <w:t>=</w:t>
-      </w:r>
-      <w:r>
-        <w:rPr>
-          <w:rFonts w:ascii="Consolas" w:eastAsiaTheme="minorHAnsi" w:hAnsi="Consolas" w:cs="Consolas"/>
-          <w:color w:val="000000"/>
-          <w:sz w:val="19"/>
-          <w:szCs w:val="19"/>
-          <w:highlight w:val="white"/>
-        </w:rPr>
-        <w:t>"</w:t>
-      </w:r>
-      <w:proofErr w:type="spellStart"/>
-      <w:r>
-        <w:rPr>
-          <w:rFonts w:ascii="Consolas" w:eastAsiaTheme="minorHAnsi" w:hAnsi="Consolas" w:cs="Consolas"/>
-          <w:color w:val="0000FF"/>
-          <w:sz w:val="19"/>
-          <w:szCs w:val="19"/>
-          <w:highlight w:val="white"/>
-        </w:rPr>
-        <w:t>elmah.axd</w:t>
-      </w:r>
-      <w:proofErr w:type="spellEnd"/>
-      <w:r>
-        <w:rPr>
-          <w:rFonts w:ascii="Consolas" w:eastAsiaTheme="minorHAnsi" w:hAnsi="Consolas" w:cs="Consolas"/>
-          <w:color w:val="000000"/>
-          <w:sz w:val="19"/>
-          <w:szCs w:val="19"/>
-          <w:highlight w:val="white"/>
-        </w:rPr>
-        <w:t>"</w:t>
-      </w:r>
-      <w:r>
-        <w:rPr>
-          <w:rFonts w:ascii="Consolas" w:eastAsiaTheme="minorHAnsi" w:hAnsi="Consolas" w:cs="Consolas"/>
-          <w:color w:val="A31515"/>
-          <w:sz w:val="19"/>
-          <w:szCs w:val="19"/>
-          <w:highlight w:val="white"/>
-        </w:rPr>
-        <w:t xml:space="preserve"> </w:t>
-      </w:r>
-      <w:r>
-        <w:rPr>
-          <w:rFonts w:ascii="Calibri" w:eastAsia="Times New Roman" w:hAnsi="Calibri" w:cs="Calibri"/>
-        </w:rPr>
-        <w:t xml:space="preserve">-&gt; </w:t>
-      </w:r>
-      <w:proofErr w:type="spellStart"/>
-      <w:r>
-        <w:rPr>
-          <w:rFonts w:ascii="Consolas" w:eastAsiaTheme="minorHAnsi" w:hAnsi="Consolas" w:cs="Consolas"/>
-          <w:color w:val="A31515"/>
-          <w:sz w:val="19"/>
-          <w:szCs w:val="19"/>
-          <w:highlight w:val="white"/>
-        </w:rPr>
-        <w:t>system.web</w:t>
-      </w:r>
-      <w:proofErr w:type="spellEnd"/>
-      <w:r>
-        <w:rPr>
-          <w:rFonts w:ascii="Consolas" w:eastAsiaTheme="minorHAnsi" w:hAnsi="Consolas" w:cs="Consolas"/>
-          <w:color w:val="0000FF"/>
-          <w:sz w:val="19"/>
-          <w:szCs w:val="19"/>
-          <w:highlight w:val="white"/>
-        </w:rPr>
-        <w:t xml:space="preserve"> </w:t>
-      </w:r>
-      <w:r>
-        <w:rPr>
-          <w:rFonts w:ascii="Calibri" w:eastAsia="Times New Roman" w:hAnsi="Calibri" w:cs="Calibri"/>
-        </w:rPr>
-        <w:t xml:space="preserve">-&gt; </w:t>
-      </w:r>
-      <w:r>
-        <w:rPr>
-          <w:rFonts w:ascii="Consolas" w:eastAsiaTheme="minorHAnsi" w:hAnsi="Consolas" w:cs="Consolas"/>
-          <w:color w:val="A31515"/>
-          <w:sz w:val="19"/>
-          <w:szCs w:val="19"/>
-        </w:rPr>
-        <w:t>authorization</w:t>
-      </w:r>
-      <w:r>
-        <w:rPr>
-          <w:rFonts w:ascii="Calibri" w:eastAsia="Times New Roman" w:hAnsi="Calibri" w:cs="Calibri"/>
-        </w:rPr>
-        <w:t xml:space="preserve"> section</w:t>
-      </w:r>
-    </w:p>
-    <w:p>
-      <w:pPr>
-        <w:pStyle w:val="ListParagraph"/>
-        <w:numPr>
-          <w:ilvl w:val="1"/>
-          <w:numId w:val="12"/>
-        </w:numPr>
-      </w:pPr>
-      <w:r>
-        <w:rPr>
-          <w:rFonts w:ascii="Consolas" w:eastAsiaTheme="minorHAnsi" w:hAnsi="Consolas" w:cs="Consolas"/>
-          <w:color w:val="A31515"/>
-          <w:sz w:val="19"/>
-          <w:szCs w:val="19"/>
-          <w:highlight w:val="white"/>
-        </w:rPr>
-        <w:t>allow</w:t>
-      </w:r>
-      <w:r>
-        <w:rPr>
-          <w:rFonts w:ascii="Consolas" w:eastAsiaTheme="minorHAnsi" w:hAnsi="Consolas" w:cs="Consolas"/>
-          <w:color w:val="0000FF"/>
-          <w:sz w:val="19"/>
-          <w:szCs w:val="19"/>
-          <w:highlight w:val="white"/>
-        </w:rPr>
-        <w:t xml:space="preserve"> </w:t>
-      </w:r>
-      <w:r>
-        <w:rPr>
-          <w:rFonts w:ascii="Consolas" w:eastAsiaTheme="minorHAnsi" w:hAnsi="Consolas" w:cs="Consolas"/>
-          <w:color w:val="FF0000"/>
-          <w:sz w:val="19"/>
-          <w:szCs w:val="19"/>
-          <w:highlight w:val="white"/>
-        </w:rPr>
-        <w:t>roles</w:t>
-      </w:r>
-      <w:r>
-        <w:t xml:space="preserve"> – AD groups allowed to view the error logs, some sort of an admin group</w:t>
-      </w:r>
-    </w:p>
-    <w:p>
-      <w:pPr>
-        <w:pStyle w:val="ListParagraph"/>
-        <w:numPr>
-          <w:ilvl w:val="0"/>
-          <w:numId w:val="12"/>
-        </w:numPr>
-      </w:pPr>
-      <w:r>
-        <w:rPr>
-          <w:rFonts w:ascii="Consolas" w:eastAsiaTheme="minorHAnsi" w:hAnsi="Consolas" w:cs="Consolas"/>
-          <w:color w:val="A31515"/>
-          <w:sz w:val="19"/>
-          <w:szCs w:val="19"/>
-        </w:rPr>
-        <w:t>elmah</w:t>
-      </w:r>
-      <w:r>
-        <w:t xml:space="preserve"> section</w:t>
-      </w:r>
-    </w:p>
-    <w:p>
-      <w:pPr>
-        <w:pStyle w:val="ListParagraph"/>
-        <w:numPr>
-          <w:ilvl w:val="1"/>
-          <w:numId w:val="12"/>
-        </w:numPr>
-        <w:spacing w:after="0"/>
-      </w:pPr>
-      <w:r>
-        <w:rPr>
-          <w:rFonts w:ascii="Calibri" w:eastAsia="Times New Roman" w:hAnsi="Calibri" w:cs="Calibri"/>
-        </w:rPr>
-        <w:t xml:space="preserve">in </w:t>
-      </w:r>
-      <w:r>
-        <w:rPr>
-          <w:rFonts w:ascii="Consolas" w:eastAsiaTheme="minorHAnsi" w:hAnsi="Consolas" w:cs="Consolas"/>
-          <w:color w:val="A31515"/>
-          <w:sz w:val="19"/>
-          <w:szCs w:val="19"/>
-        </w:rPr>
-        <w:t>errorLog</w:t>
-      </w:r>
-      <w:r>
-        <w:rPr>
-          <w:rFonts w:ascii="Calibri" w:eastAsia="Times New Roman" w:hAnsi="Calibri" w:cs="Calibri"/>
-        </w:rPr>
-        <w:t xml:space="preserve"> setting,  update the </w:t>
-      </w:r>
-      <w:r>
-        <w:rPr>
-          <w:rFonts w:ascii="Consolas" w:eastAsiaTheme="minorHAnsi" w:hAnsi="Consolas" w:cs="Consolas"/>
-          <w:color w:val="FF0000"/>
-          <w:sz w:val="19"/>
-          <w:szCs w:val="19"/>
-        </w:rPr>
-        <w:t>connectionString</w:t>
-      </w:r>
-      <w:r>
-        <w:rPr>
-          <w:rFonts w:ascii="Calibri" w:eastAsia="Times New Roman" w:hAnsi="Calibri" w:cs="Calibri"/>
-        </w:rPr>
-        <w:t xml:space="preserve">  to the same value as the database connection string above</w:t>
-      </w:r>
-    </w:p>
-    <w:p>
-      <w:pPr>
-        <w:pStyle w:val="ListParagraph"/>
-        <w:numPr>
-          <w:ilvl w:val="0"/>
-          <w:numId w:val="12"/>
-        </w:numPr>
-      </w:pPr>
-      <w:r>
-        <w:t>Remove the HTTPS redirect portion of web.config. Example:</w:t>
-      </w:r>
-    </w:p>
-    <w:p>
-      <w:pPr>
-        <w:pStyle w:val="ListParagraph"/>
-        <w:spacing w:line="240" w:lineRule="auto"/>
-        <w:rPr>
-          <w:rFonts w:ascii="Consolas" w:eastAsiaTheme="minorHAnsi" w:hAnsi="Consolas" w:cs="Consolas"/>
-          <w:color w:val="0000FF"/>
-          <w:sz w:val="19"/>
-          <w:szCs w:val="19"/>
-        </w:rPr>
-      </w:pPr>
-      <w:r>
-        <w:rPr>
-          <w:rFonts w:ascii="Consolas" w:eastAsiaTheme="minorHAnsi" w:hAnsi="Consolas" w:cs="Consolas"/>
-          <w:color w:val="0000FF"/>
-          <w:sz w:val="19"/>
-          <w:szCs w:val="19"/>
-        </w:rPr>
-        <w:t xml:space="preserve">    &lt;rewrite&gt;</w:t>
-      </w:r>
-    </w:p>
-    <w:p>
-      <w:pPr>
-        <w:pStyle w:val="ListParagraph"/>
-        <w:tabs>
-          <w:tab w:val="left" w:pos="7472"/>
-        </w:tabs>
-        <w:spacing w:line="240" w:lineRule="auto"/>
-        <w:rPr>
-          <w:rFonts w:ascii="Consolas" w:eastAsiaTheme="minorHAnsi" w:hAnsi="Consolas" w:cs="Consolas"/>
-          <w:color w:val="0000FF"/>
-          <w:sz w:val="19"/>
-          <w:szCs w:val="19"/>
-        </w:rPr>
-      </w:pPr>
-      <w:r>
-        <w:rPr>
-          <w:rFonts w:ascii="Consolas" w:eastAsiaTheme="minorHAnsi" w:hAnsi="Consolas" w:cs="Consolas"/>
-          <w:color w:val="0000FF"/>
-          <w:sz w:val="19"/>
-          <w:szCs w:val="19"/>
-        </w:rPr>
-        <w:t xml:space="preserve">      &lt;rules&gt;</w:t>
-      </w:r>
-      <w:r>
-        <w:rPr>
-          <w:rFonts w:ascii="Consolas" w:eastAsiaTheme="minorHAnsi" w:hAnsi="Consolas" w:cs="Consolas"/>
-          <w:color w:val="0000FF"/>
-          <w:sz w:val="19"/>
-          <w:szCs w:val="19"/>
-        </w:rPr>
-        <w:tab/>
-      </w:r>
-    </w:p>
-    <w:p>
-      <w:pPr>
-        <w:pStyle w:val="ListParagraph"/>
-        <w:spacing w:line="240" w:lineRule="auto"/>
-        <w:rPr>
-          <w:rFonts w:ascii="Consolas" w:eastAsiaTheme="minorHAnsi" w:hAnsi="Consolas" w:cs="Consolas"/>
-          <w:color w:val="0000FF"/>
-          <w:sz w:val="19"/>
-          <w:szCs w:val="19"/>
-        </w:rPr>
-      </w:pPr>
-      <w:r>
-        <w:rPr>
-          <w:rFonts w:ascii="Consolas" w:eastAsiaTheme="minorHAnsi" w:hAnsi="Consolas" w:cs="Consolas"/>
-          <w:color w:val="0000FF"/>
-          <w:sz w:val="19"/>
-          <w:szCs w:val="19"/>
-        </w:rPr>
-        <w:t xml:space="preserve">        &lt;rule </w:t>
-      </w:r>
-      <w:r>
-        <w:rPr>
-          <w:rFonts w:ascii="Consolas" w:eastAsiaTheme="minorHAnsi" w:hAnsi="Consolas" w:cs="Consolas"/>
-          <w:color w:val="FF0000"/>
-          <w:sz w:val="19"/>
-          <w:szCs w:val="19"/>
-        </w:rPr>
-        <w:t>name</w:t>
-      </w:r>
-      <w:r>
-        <w:rPr>
-          <w:rFonts w:ascii="Consolas" w:eastAsiaTheme="minorHAnsi" w:hAnsi="Consolas" w:cs="Consolas"/>
-          <w:color w:val="8064A2" w:themeColor="accent4"/>
-          <w:sz w:val="19"/>
-          <w:szCs w:val="19"/>
-        </w:rPr>
-        <w:t>="Redirect to HTTPs"</w:t>
-      </w:r>
-      <w:r>
-        <w:rPr>
-          <w:rFonts w:ascii="Consolas" w:eastAsiaTheme="minorHAnsi" w:hAnsi="Consolas" w:cs="Consolas"/>
-          <w:color w:val="0000FF"/>
-          <w:sz w:val="19"/>
-          <w:szCs w:val="19"/>
-        </w:rPr>
-        <w:t xml:space="preserve"> </w:t>
-      </w:r>
-      <w:proofErr w:type="spellStart"/>
-      <w:r>
-        <w:rPr>
-          <w:rFonts w:ascii="Consolas" w:eastAsiaTheme="minorHAnsi" w:hAnsi="Consolas" w:cs="Consolas"/>
-          <w:color w:val="FF0000"/>
-          <w:sz w:val="19"/>
-          <w:szCs w:val="19"/>
-        </w:rPr>
-        <w:t>stopProcessing</w:t>
-      </w:r>
-      <w:proofErr w:type="spellEnd"/>
-      <w:r>
-        <w:rPr>
-          <w:rFonts w:ascii="Consolas" w:eastAsiaTheme="minorHAnsi" w:hAnsi="Consolas" w:cs="Consolas"/>
-          <w:color w:val="8064A2" w:themeColor="accent4"/>
-          <w:sz w:val="19"/>
-          <w:szCs w:val="19"/>
-        </w:rPr>
-        <w:t xml:space="preserve">="true" </w:t>
-      </w:r>
-      <w:r>
-        <w:rPr>
-          <w:rFonts w:ascii="Consolas" w:eastAsiaTheme="minorHAnsi" w:hAnsi="Consolas" w:cs="Consolas"/>
-          <w:color w:val="FF0000"/>
-          <w:sz w:val="19"/>
-          <w:szCs w:val="19"/>
-        </w:rPr>
-        <w:t>enabled</w:t>
-      </w:r>
-      <w:r>
-        <w:rPr>
-          <w:rFonts w:ascii="Consolas" w:eastAsiaTheme="minorHAnsi" w:hAnsi="Consolas" w:cs="Consolas"/>
-          <w:color w:val="8064A2" w:themeColor="accent4"/>
-          <w:sz w:val="19"/>
-          <w:szCs w:val="19"/>
-        </w:rPr>
-        <w:t>="true"</w:t>
-      </w:r>
-      <w:r>
-        <w:rPr>
-          <w:rFonts w:ascii="Consolas" w:eastAsiaTheme="minorHAnsi" w:hAnsi="Consolas" w:cs="Consolas"/>
-          <w:color w:val="0000FF"/>
-          <w:sz w:val="19"/>
-          <w:szCs w:val="19"/>
-        </w:rPr>
-        <w:t>&gt;</w:t>
-      </w:r>
-    </w:p>
-    <w:p>
-      <w:pPr>
-        <w:pStyle w:val="ListParagraph"/>
-        <w:spacing w:line="240" w:lineRule="auto"/>
-        <w:rPr>
-          <w:rFonts w:ascii="Consolas" w:eastAsiaTheme="minorHAnsi" w:hAnsi="Consolas" w:cs="Consolas"/>
-          <w:color w:val="0000FF"/>
-          <w:sz w:val="19"/>
-          <w:szCs w:val="19"/>
-        </w:rPr>
-      </w:pPr>
-      <w:r>
-        <w:rPr>
-          <w:rFonts w:ascii="Consolas" w:eastAsiaTheme="minorHAnsi" w:hAnsi="Consolas" w:cs="Consolas"/>
-          <w:color w:val="0000FF"/>
-          <w:sz w:val="19"/>
-          <w:szCs w:val="19"/>
-        </w:rPr>
-        <w:t xml:space="preserve">          &lt;match </w:t>
-      </w:r>
-      <w:proofErr w:type="spellStart"/>
-      <w:r>
-        <w:rPr>
-          <w:rFonts w:ascii="Consolas" w:eastAsiaTheme="minorHAnsi" w:hAnsi="Consolas" w:cs="Consolas"/>
-          <w:color w:val="FF0000"/>
-          <w:sz w:val="19"/>
-          <w:szCs w:val="19"/>
-        </w:rPr>
-        <w:t>url</w:t>
-      </w:r>
-      <w:proofErr w:type="spellEnd"/>
-      <w:r>
-        <w:rPr>
-          <w:rFonts w:ascii="Consolas" w:eastAsiaTheme="minorHAnsi" w:hAnsi="Consolas" w:cs="Consolas"/>
-          <w:color w:val="8064A2" w:themeColor="accent4"/>
-          <w:sz w:val="19"/>
-          <w:szCs w:val="19"/>
-        </w:rPr>
-        <w:t>="</w:t>
-      </w:r>
-      <w:proofErr w:type="gramStart"/>
-      <w:r>
-        <w:rPr>
-          <w:rFonts w:ascii="Consolas" w:eastAsiaTheme="minorHAnsi" w:hAnsi="Consolas" w:cs="Consolas"/>
-          <w:color w:val="8064A2" w:themeColor="accent4"/>
-          <w:sz w:val="19"/>
-          <w:szCs w:val="19"/>
-        </w:rPr>
-        <w:t>(.*</w:t>
-      </w:r>
-      <w:proofErr w:type="gramEnd"/>
-      <w:r>
-        <w:rPr>
-          <w:rFonts w:ascii="Consolas" w:eastAsiaTheme="minorHAnsi" w:hAnsi="Consolas" w:cs="Consolas"/>
-          <w:color w:val="8064A2" w:themeColor="accent4"/>
-          <w:sz w:val="19"/>
-          <w:szCs w:val="19"/>
-        </w:rPr>
-        <w:t>)"</w:t>
-      </w:r>
-      <w:r>
-        <w:rPr>
-          <w:rFonts w:ascii="Consolas" w:eastAsiaTheme="minorHAnsi" w:hAnsi="Consolas" w:cs="Consolas"/>
-          <w:color w:val="0000FF"/>
-          <w:sz w:val="19"/>
-          <w:szCs w:val="19"/>
-        </w:rPr>
-        <w:t xml:space="preserve"> /&gt;</w:t>
-      </w:r>
-    </w:p>
-    <w:p>
-      <w:pPr>
-        <w:pStyle w:val="ListParagraph"/>
-        <w:spacing w:line="240" w:lineRule="auto"/>
-        <w:rPr>
-          <w:rFonts w:ascii="Consolas" w:eastAsiaTheme="minorHAnsi" w:hAnsi="Consolas" w:cs="Consolas"/>
-          <w:color w:val="0000FF"/>
-          <w:sz w:val="19"/>
-          <w:szCs w:val="19"/>
-        </w:rPr>
-      </w:pPr>
-      <w:r>
-        <w:rPr>
-          <w:rFonts w:ascii="Consolas" w:eastAsiaTheme="minorHAnsi" w:hAnsi="Consolas" w:cs="Consolas"/>
-          <w:color w:val="0000FF"/>
-          <w:sz w:val="19"/>
-          <w:szCs w:val="19"/>
-        </w:rPr>
-        <w:t xml:space="preserve">          &lt;conditions&gt;</w:t>
-      </w:r>
-    </w:p>
-    <w:p>
-      <w:pPr>
-        <w:pStyle w:val="ListParagraph"/>
-        <w:spacing w:line="240" w:lineRule="auto"/>
-        <w:rPr>
-          <w:rFonts w:ascii="Consolas" w:eastAsiaTheme="minorHAnsi" w:hAnsi="Consolas" w:cs="Consolas"/>
-          <w:color w:val="0000FF"/>
-          <w:sz w:val="19"/>
-          <w:szCs w:val="19"/>
-        </w:rPr>
-      </w:pPr>
-      <w:r>
-        <w:rPr>
-          <w:rFonts w:ascii="Consolas" w:eastAsiaTheme="minorHAnsi" w:hAnsi="Consolas" w:cs="Consolas"/>
-          <w:color w:val="0000FF"/>
-          <w:sz w:val="19"/>
-          <w:szCs w:val="19"/>
-        </w:rPr>
-        <w:t xml:space="preserve">            &lt;add </w:t>
-      </w:r>
-      <w:r>
-        <w:rPr>
-          <w:rFonts w:ascii="Consolas" w:eastAsiaTheme="minorHAnsi" w:hAnsi="Consolas" w:cs="Consolas"/>
-          <w:color w:val="FF0000"/>
-          <w:sz w:val="19"/>
-          <w:szCs w:val="19"/>
-        </w:rPr>
-        <w:t>input</w:t>
-      </w:r>
-      <w:r>
-        <w:rPr>
-          <w:rFonts w:ascii="Consolas" w:eastAsiaTheme="minorHAnsi" w:hAnsi="Consolas" w:cs="Consolas"/>
-          <w:color w:val="8064A2" w:themeColor="accent4"/>
-          <w:sz w:val="19"/>
-          <w:szCs w:val="19"/>
-        </w:rPr>
-        <w:t>="{HTTPS}"</w:t>
-      </w:r>
-      <w:r>
-        <w:rPr>
-          <w:rFonts w:ascii="Consolas" w:eastAsiaTheme="minorHAnsi" w:hAnsi="Consolas" w:cs="Consolas"/>
-          <w:color w:val="0000FF"/>
-          <w:sz w:val="19"/>
-          <w:szCs w:val="19"/>
-        </w:rPr>
-        <w:t xml:space="preserve"> </w:t>
-      </w:r>
-      <w:r>
-        <w:rPr>
-          <w:rFonts w:ascii="Consolas" w:eastAsiaTheme="minorHAnsi" w:hAnsi="Consolas" w:cs="Consolas"/>
-          <w:color w:val="FF0000"/>
-          <w:sz w:val="19"/>
-          <w:szCs w:val="19"/>
-        </w:rPr>
-        <w:t>pattern</w:t>
-      </w:r>
-      <w:r>
-        <w:rPr>
-          <w:rFonts w:ascii="Consolas" w:eastAsiaTheme="minorHAnsi" w:hAnsi="Consolas" w:cs="Consolas"/>
-          <w:color w:val="8064A2" w:themeColor="accent4"/>
-          <w:sz w:val="19"/>
-          <w:szCs w:val="19"/>
-        </w:rPr>
-        <w:t>="^OFF$"</w:t>
-      </w:r>
-      <w:r>
-        <w:rPr>
-          <w:rFonts w:ascii="Consolas" w:eastAsiaTheme="minorHAnsi" w:hAnsi="Consolas" w:cs="Consolas"/>
-          <w:color w:val="0000FF"/>
-          <w:sz w:val="19"/>
-          <w:szCs w:val="19"/>
-        </w:rPr>
-        <w:t xml:space="preserve"> /&gt;</w:t>
-      </w:r>
-    </w:p>
-    <w:p>
-      <w:pPr>
-        <w:pStyle w:val="ListParagraph"/>
-        <w:spacing w:line="240" w:lineRule="auto"/>
-        <w:rPr>
-          <w:rFonts w:ascii="Consolas" w:eastAsiaTheme="minorHAnsi" w:hAnsi="Consolas" w:cs="Consolas"/>
-          <w:color w:val="0000FF"/>
-          <w:sz w:val="19"/>
-          <w:szCs w:val="19"/>
-        </w:rPr>
-      </w:pPr>
-      <w:r>
-        <w:rPr>
-          <w:rFonts w:ascii="Consolas" w:eastAsiaTheme="minorHAnsi" w:hAnsi="Consolas" w:cs="Consolas"/>
-          <w:color w:val="0000FF"/>
-          <w:sz w:val="19"/>
-          <w:szCs w:val="19"/>
-        </w:rPr>
-        <w:t xml:space="preserve">          &lt;/conditions&gt;</w:t>
-      </w:r>
-    </w:p>
-    <w:p>
-      <w:pPr>
-        <w:pStyle w:val="ListParagraph"/>
-        <w:spacing w:line="240" w:lineRule="auto"/>
-        <w:rPr>
-          <w:rFonts w:ascii="Consolas" w:eastAsiaTheme="minorHAnsi" w:hAnsi="Consolas" w:cs="Consolas"/>
-          <w:color w:val="0000FF"/>
-          <w:sz w:val="19"/>
-          <w:szCs w:val="19"/>
-        </w:rPr>
-      </w:pPr>
-      <w:r>
-        <w:rPr>
-          <w:rFonts w:ascii="Consolas" w:eastAsiaTheme="minorHAnsi" w:hAnsi="Consolas" w:cs="Consolas"/>
-          <w:color w:val="0000FF"/>
-          <w:sz w:val="19"/>
-          <w:szCs w:val="19"/>
-        </w:rPr>
-        <w:t xml:space="preserve">          &lt;action </w:t>
-      </w:r>
-      <w:r>
-        <w:rPr>
-          <w:rFonts w:ascii="Consolas" w:eastAsiaTheme="minorHAnsi" w:hAnsi="Consolas" w:cs="Consolas"/>
-          <w:color w:val="FF0000"/>
-          <w:sz w:val="19"/>
-          <w:szCs w:val="19"/>
-        </w:rPr>
-        <w:t>type</w:t>
-      </w:r>
-      <w:r>
-        <w:rPr>
-          <w:rFonts w:ascii="Consolas" w:eastAsiaTheme="minorHAnsi" w:hAnsi="Consolas" w:cs="Consolas"/>
-          <w:color w:val="8064A2" w:themeColor="accent4"/>
-          <w:sz w:val="19"/>
-          <w:szCs w:val="19"/>
-        </w:rPr>
-        <w:t xml:space="preserve">="Redirect" </w:t>
-      </w:r>
-      <w:proofErr w:type="spellStart"/>
-      <w:r>
-        <w:rPr>
-          <w:rFonts w:ascii="Consolas" w:eastAsiaTheme="minorHAnsi" w:hAnsi="Consolas" w:cs="Consolas"/>
-          <w:color w:val="FF0000"/>
-          <w:sz w:val="19"/>
-          <w:szCs w:val="19"/>
-        </w:rPr>
-        <w:t>url</w:t>
-      </w:r>
-      <w:proofErr w:type="spellEnd"/>
-      <w:r>
-        <w:rPr>
-          <w:rFonts w:ascii="Consolas" w:eastAsiaTheme="minorHAnsi" w:hAnsi="Consolas" w:cs="Consolas"/>
-          <w:color w:val="8064A2" w:themeColor="accent4"/>
-          <w:sz w:val="19"/>
-          <w:szCs w:val="19"/>
-        </w:rPr>
-        <w:t>="https://{HTTP_HOST}/{R:1}"</w:t>
-      </w:r>
-      <w:r>
-        <w:rPr>
-          <w:rFonts w:ascii="Consolas" w:eastAsiaTheme="minorHAnsi" w:hAnsi="Consolas" w:cs="Consolas"/>
-          <w:color w:val="0000FF"/>
-          <w:sz w:val="19"/>
-          <w:szCs w:val="19"/>
-        </w:rPr>
-        <w:t xml:space="preserve"> /&gt;</w:t>
-      </w:r>
-    </w:p>
-    <w:p>
-      <w:pPr>
-        <w:pStyle w:val="ListParagraph"/>
-        <w:spacing w:line="240" w:lineRule="auto"/>
-        <w:rPr>
-          <w:rFonts w:ascii="Consolas" w:eastAsiaTheme="minorHAnsi" w:hAnsi="Consolas" w:cs="Consolas"/>
-          <w:color w:val="0000FF"/>
-          <w:sz w:val="19"/>
-          <w:szCs w:val="19"/>
-        </w:rPr>
-      </w:pPr>
-      <w:r>
-        <w:rPr>
-          <w:rFonts w:ascii="Consolas" w:eastAsiaTheme="minorHAnsi" w:hAnsi="Consolas" w:cs="Consolas"/>
-          <w:color w:val="0000FF"/>
-          <w:sz w:val="19"/>
-          <w:szCs w:val="19"/>
-        </w:rPr>
-        <w:t xml:space="preserve">        &lt;/rule&gt;</w:t>
-      </w:r>
-    </w:p>
-    <w:p>
-      <w:pPr>
-        <w:pStyle w:val="ListParagraph"/>
-        <w:spacing w:line="240" w:lineRule="auto"/>
-        <w:rPr>
-          <w:rFonts w:ascii="Consolas" w:eastAsiaTheme="minorHAnsi" w:hAnsi="Consolas" w:cs="Consolas"/>
-          <w:color w:val="0000FF"/>
-          <w:sz w:val="19"/>
-          <w:szCs w:val="19"/>
-        </w:rPr>
-      </w:pPr>
-      <w:r>
-        <w:rPr>
-          <w:rFonts w:ascii="Consolas" w:eastAsiaTheme="minorHAnsi" w:hAnsi="Consolas" w:cs="Consolas"/>
-          <w:color w:val="0000FF"/>
-          <w:sz w:val="19"/>
-          <w:szCs w:val="19"/>
-        </w:rPr>
-        <w:t xml:space="preserve">      &lt;/rules&gt;</w:t>
-      </w:r>
-    </w:p>
-    <w:p>
-      <w:pPr>
-        <w:pStyle w:val="ListParagraph"/>
-        <w:spacing w:line="240" w:lineRule="auto"/>
+      <w:r>
+        <w:rPr>
+          <w:rFonts w:ascii="Consolas" w:eastAsiaTheme="minorHAnsi" w:hAnsi="Consolas" w:cs="Consolas"/>
+          <w:color w:val="0000FF"/>
+          <w:sz w:val="19"/>
+          <w:szCs w:val="19"/>
+        </w:rPr>
+        <w:t xml:space="preserve">    &lt;/rewrite&gt;</w:t>
+      </w:r>
+      <w:bookmarkStart w:id="52" w:name="_Toc515460356"/>
+    </w:p>
+    <w:p>
+      <w:pPr>
         <w:rPr>
           <w:rFonts w:asciiTheme="majorHAnsi" w:eastAsiaTheme="majorEastAsia" w:hAnsiTheme="majorHAnsi" w:cstheme="majorBidi"/>
           <w:b/>
@@ -6765,29 +6647,7 @@
           <w:szCs w:val="28"/>
         </w:rPr>
       </w:pPr>
-      <w:r>
-        <w:rPr>
-          <w:rFonts w:ascii="Consolas" w:eastAsiaTheme="minorHAnsi" w:hAnsi="Consolas" w:cs="Consolas"/>
-          <w:color w:val="0000FF"/>
-          <w:sz w:val="19"/>
-          <w:szCs w:val="19"/>
-        </w:rPr>
-        <w:t xml:space="preserve">    &lt;/rewrite&gt;</w:t>
-      </w:r>
-      <w:bookmarkStart w:id="60" w:name="_Toc515460356"/>
-    </w:p>
-    <w:p>
-      <w:pPr>
-        <w:rPr>
-          <w:rFonts w:asciiTheme="majorHAnsi" w:eastAsiaTheme="majorEastAsia" w:hAnsiTheme="majorHAnsi" w:cstheme="majorBidi"/>
-          <w:b/>
-          <w:bCs/>
-          <w:color w:val="365F91" w:themeColor="accent1" w:themeShade="BF"/>
-          <w:sz w:val="28"/>
-          <w:szCs w:val="28"/>
-        </w:rPr>
-      </w:pPr>
-      <w:bookmarkStart w:id="61" w:name="_Toc34724961"/>
+      <w:bookmarkStart w:id="53" w:name="_Toc34724961"/>
       <w:r>
         <w:br w:type="page"/>
       </w:r>
@@ -6808,8 +6668,8 @@
       <w:r>
         <w:t xml:space="preserve"> Customization</w:t>
       </w:r>
-      <w:bookmarkEnd w:id="60"/>
-      <w:bookmarkEnd w:id="61"/>
+      <w:bookmarkEnd w:id="52"/>
+      <w:bookmarkEnd w:id="53"/>
     </w:p>
     <w:p>
       <w:pPr>
@@ -6826,7 +6686,6 @@
           <w:color w:val="A31515"/>
           <w:sz w:val="19"/>
           <w:szCs w:val="19"/>
-          <w:highlight w:val="white"/>
         </w:rPr>
         <w:t>connectionStrings</w:t>
       </w:r>
@@ -6938,7 +6797,6 @@
           <w:color w:val="A31515"/>
           <w:sz w:val="19"/>
           <w:szCs w:val="19"/>
-          <w:highlight w:val="white"/>
         </w:rPr>
         <w:t>appSettings</w:t>
       </w:r>
@@ -6987,7 +6845,6 @@
           <w:color w:val="0000FF"/>
           <w:sz w:val="19"/>
           <w:szCs w:val="19"/>
-          <w:highlight w:val="white"/>
         </w:rPr>
         <w:t>EmailServer</w:t>
       </w:r>
@@ -7021,7 +6878,6 @@
           <w:color w:val="0000FF"/>
           <w:sz w:val="19"/>
           <w:szCs w:val="19"/>
-          <w:highlight w:val="white"/>
         </w:rPr>
         <w:t>ActiveDirectoryPath</w:t>
       </w:r>
@@ -7055,7 +6911,6 @@
           <w:color w:val="0000FF"/>
           <w:sz w:val="19"/>
           <w:szCs w:val="19"/>
-          <w:highlight w:val="white"/>
         </w:rPr>
         <w:t>ServerURL</w:t>
       </w:r>
@@ -7140,7 +6995,6 @@
           <w:color w:val="0000FF"/>
           <w:sz w:val="19"/>
           <w:szCs w:val="19"/>
-          <w:highlight w:val="white"/>
         </w:rPr>
         <w:t>DomesticUsersGroup</w:t>
       </w:r>
@@ -7244,7 +7098,7 @@
       <w:r>
         <w:t xml:space="preserve">. Our location for example is: </w:t>
       </w:r>
-      <w:hyperlink r:id="rId11" w:history="1">
+      <w:hyperlink r:id="rId8" w:history="1">
         <w:r>
           <w:rPr>
             <w:rStyle w:val="Hyperlink"/>
@@ -7303,6 +7157,50 @@
     <w:p>
       <w:pPr>
         <w:pStyle w:val="ListParagraph"/>
+        <w:numPr>
+          <w:ilvl w:val="1"/>
+          <w:numId w:val="13"/>
+        </w:numPr>
+        <w:spacing w:after="0"/>
+        <w:textAlignment w:val="center"/>
+        <w:rPr>
+          <w:rFonts w:ascii="Calibri" w:eastAsia="Times New Roman" w:hAnsi="Calibri" w:cs="Calibri"/>
+        </w:rPr>
+      </w:pPr>
+      <w:proofErr w:type="spellStart"/>
+      <w:r>
+        <w:rPr>
+          <w:rFonts w:ascii="Consolas" w:eastAsiaTheme="minorHAnsi" w:hAnsi="Consolas" w:cs="Consolas"/>
+          <w:color w:val="0000FF"/>
+          <w:sz w:val="19"/>
+          <w:szCs w:val="19"/>
+        </w:rPr>
+        <w:t>OverrideSubNonUs</w:t>
+      </w:r>
+      <w:proofErr w:type="spellEnd"/>
+      <w:r>
+        <w:rPr>
+          <w:rFonts w:ascii="Consolas" w:eastAsiaTheme="minorHAnsi" w:hAnsi="Consolas" w:cs="Consolas"/>
+          <w:color w:val="0000FF"/>
+          <w:sz w:val="19"/>
+          <w:szCs w:val="19"/>
+        </w:rPr>
+        <w:t xml:space="preserve"> </w:t>
+      </w:r>
+      <w:r>
+        <w:t xml:space="preserve">– set this to </w:t>
+      </w:r>
+      <w:r>
+        <w:rPr>
+          <w:rFonts w:ascii="Consolas" w:hAnsi="Consolas" w:cs="Consolas"/>
+          <w:sz w:val="20"/>
+        </w:rPr>
+        <w:t>true</w:t>
+      </w:r>
+    </w:p>
+    <w:p>
+      <w:pPr>
+        <w:pStyle w:val="ListParagraph"/>
         <w:spacing w:after="0"/>
         <w:ind w:left="1440"/>
         <w:textAlignment w:val="center"/>
@@ -7594,7 +7492,6 @@
           <w:color w:val="0000FF"/>
           <w:sz w:val="19"/>
           <w:szCs w:val="19"/>
-          <w:highlight w:val="white"/>
         </w:rPr>
         <w:t>DisablePiwik</w:t>
       </w:r>
@@ -7725,12 +7622,15 @@
         <w:textAlignment w:val="center"/>
         <w:rPr>
           <w:rFonts w:ascii="Calibri" w:eastAsia="Times New Roman" w:hAnsi="Calibri" w:cs="Calibri"/>
-        </w:rPr>
-      </w:pPr>
+          <w:strike/>
+        </w:rPr>
+      </w:pPr>
+      <w:commentRangeStart w:id="54"/>
       <w:proofErr w:type="spellStart"/>
       <w:r>
         <w:rPr>
           <w:rFonts w:ascii="Consolas" w:eastAsiaTheme="minorHAnsi" w:hAnsi="Consolas" w:cs="Consolas"/>
+          <w:strike/>
           <w:color w:val="0000FF"/>
           <w:sz w:val="19"/>
           <w:szCs w:val="19"/>
@@ -7741,6 +7641,7 @@
       <w:r>
         <w:rPr>
           <w:rFonts w:ascii="Consolas" w:eastAsiaTheme="minorHAnsi" w:hAnsi="Consolas" w:cs="Consolas"/>
+          <w:strike/>
           <w:color w:val="0000FF"/>
           <w:sz w:val="19"/>
           <w:szCs w:val="19"/>
@@ -7748,16 +7649,28 @@
         <w:t xml:space="preserve"> </w:t>
       </w:r>
       <w:r>
+        <w:rPr>
+          <w:strike/>
+        </w:rPr>
         <w:t>– set this to the appropriate AD group</w:t>
       </w:r>
       <w:r>
         <w:rPr>
           <w:rFonts w:ascii="Consolas" w:eastAsiaTheme="minorHAnsi" w:hAnsi="Consolas" w:cs="Consolas"/>
+          <w:strike/>
           <w:color w:val="0000FF"/>
           <w:sz w:val="19"/>
           <w:szCs w:val="19"/>
         </w:rPr>
         <w:t xml:space="preserve"> </w:t>
+      </w:r>
+      <w:commentRangeEnd w:id="54"/>
+      <w:r>
+        <w:rPr>
+          <w:rStyle w:val="CommentReference"/>
+          <w:rFonts w:ascii="Calibri" w:eastAsiaTheme="minorHAnsi" w:hAnsi="Calibri" w:cs="Times New Roman"/>
+        </w:rPr>
+        <w:commentReference w:id="54"/>
       </w:r>
     </w:p>
     <w:p>
@@ -7773,7 +7686,6 @@
           <w:rFonts w:ascii="Calibri" w:eastAsia="Times New Roman" w:hAnsi="Calibri" w:cs="Calibri"/>
         </w:rPr>
       </w:pPr>
-      <w:commentRangeStart w:id="62"/>
       <w:proofErr w:type="spellStart"/>
       <w:r>
         <w:rPr>
@@ -7781,7 +7693,6 @@
           <w:color w:val="0000FF"/>
           <w:sz w:val="19"/>
           <w:szCs w:val="19"/>
-          <w:highlight w:val="yellow"/>
         </w:rPr>
         <w:t>LOBManagers</w:t>
       </w:r>
@@ -7795,28 +7706,12 @@
         </w:rPr>
         <w:t xml:space="preserve"> </w:t>
       </w:r>
-      <w:commentRangeEnd w:id="62"/>
-      <w:r>
-        <w:rPr>
-          <w:rStyle w:val="CommentReference"/>
-          <w:rFonts w:ascii="Calibri" w:eastAsiaTheme="minorHAnsi" w:hAnsi="Calibri" w:cs="Times New Roman"/>
-        </w:rPr>
-        <w:commentReference w:id="62"/>
-      </w:r>
-      <w:r>
-        <w:t xml:space="preserve">– set this to the same group as </w:t>
-      </w:r>
-      <w:proofErr w:type="spellStart"/>
-      <w:r>
-        <w:rPr>
-          <w:rFonts w:ascii="Consolas" w:eastAsiaTheme="minorHAnsi" w:hAnsi="Consolas" w:cs="Consolas"/>
-          <w:color w:val="0000FF"/>
-          <w:sz w:val="19"/>
-          <w:szCs w:val="19"/>
-        </w:rPr>
-        <w:t>LOBLeads</w:t>
-      </w:r>
-      <w:proofErr w:type="spellEnd"/>
+      <w:r>
+        <w:t xml:space="preserve">– </w:t>
+      </w:r>
+      <w:r>
+        <w:t>set this to the appropriate AD group</w:t>
+      </w:r>
     </w:p>
     <w:p>
       <w:pPr>
@@ -7949,7 +7844,6 @@
           <w:color w:val="A31515"/>
           <w:sz w:val="19"/>
           <w:szCs w:val="19"/>
-          <w:highlight w:val="white"/>
         </w:rPr>
         <w:t>system.web</w:t>
       </w:r>
@@ -7960,7 +7854,6 @@
           <w:color w:val="0000FF"/>
           <w:sz w:val="19"/>
           <w:szCs w:val="19"/>
-          <w:highlight w:val="white"/>
         </w:rPr>
         <w:t xml:space="preserve"> </w:t>
       </w:r>
@@ -8005,8 +7898,8 @@
           <w:color w:val="A31515"/>
           <w:sz w:val="19"/>
           <w:szCs w:val="19"/>
-          <w:highlight w:val="white"/>
-        </w:rPr>
+        </w:rPr>
+        <w:lastRenderedPageBreak/>
         <w:t>allow</w:t>
       </w:r>
       <w:r>
@@ -8015,7 +7908,6 @@
           <w:color w:val="0000FF"/>
           <w:sz w:val="19"/>
           <w:szCs w:val="19"/>
-          <w:highlight w:val="white"/>
         </w:rPr>
         <w:t xml:space="preserve"> </w:t>
       </w:r>
@@ -8025,7 +7917,6 @@
           <w:color w:val="FF0000"/>
           <w:sz w:val="19"/>
           <w:szCs w:val="19"/>
-          <w:highlight w:val="white"/>
         </w:rPr>
         <w:t>roles</w:t>
       </w:r>
@@ -8050,9 +7941,7 @@
           <w:color w:val="A31515"/>
           <w:sz w:val="19"/>
           <w:szCs w:val="19"/>
-          <w:highlight w:val="white"/>
-        </w:rPr>
-        <w:lastRenderedPageBreak/>
+        </w:rPr>
         <w:t>location</w:t>
       </w:r>
       <w:r>
@@ -8061,7 +7950,6 @@
           <w:color w:val="0000FF"/>
           <w:sz w:val="19"/>
           <w:szCs w:val="19"/>
-          <w:highlight w:val="white"/>
         </w:rPr>
         <w:t xml:space="preserve"> </w:t>
       </w:r>
@@ -8071,7 +7959,6 @@
           <w:color w:val="FF0000"/>
           <w:sz w:val="19"/>
           <w:szCs w:val="19"/>
-          <w:highlight w:val="white"/>
         </w:rPr>
         <w:t>path</w:t>
       </w:r>
@@ -8081,7 +7968,6 @@
           <w:color w:val="0000FF"/>
           <w:sz w:val="19"/>
           <w:szCs w:val="19"/>
-          <w:highlight w:val="white"/>
         </w:rPr>
         <w:t>=</w:t>
       </w:r>
@@ -8091,7 +7977,6 @@
           <w:color w:val="000000"/>
           <w:sz w:val="19"/>
           <w:szCs w:val="19"/>
-          <w:highlight w:val="white"/>
         </w:rPr>
         <w:t>"</w:t>
       </w:r>
@@ -8102,7 +7987,6 @@
           <w:color w:val="0000FF"/>
           <w:sz w:val="19"/>
           <w:szCs w:val="19"/>
-          <w:highlight w:val="white"/>
         </w:rPr>
         <w:t>elmah.axd</w:t>
       </w:r>
@@ -8113,7 +7997,6 @@
           <w:color w:val="000000"/>
           <w:sz w:val="19"/>
           <w:szCs w:val="19"/>
-          <w:highlight w:val="white"/>
         </w:rPr>
         <w:t>"</w:t>
       </w:r>
@@ -8123,7 +8006,6 @@
           <w:color w:val="A31515"/>
           <w:sz w:val="19"/>
           <w:szCs w:val="19"/>
-          <w:highlight w:val="white"/>
         </w:rPr>
         <w:t xml:space="preserve"> </w:t>
       </w:r>
@@ -8140,7 +8022,6 @@
           <w:color w:val="A31515"/>
           <w:sz w:val="19"/>
           <w:szCs w:val="19"/>
-          <w:highlight w:val="white"/>
         </w:rPr>
         <w:t>system.web</w:t>
       </w:r>
@@ -8151,7 +8032,6 @@
           <w:color w:val="0000FF"/>
           <w:sz w:val="19"/>
           <w:szCs w:val="19"/>
-          <w:highlight w:val="white"/>
         </w:rPr>
         <w:t xml:space="preserve"> </w:t>
       </w:r>
@@ -8191,7 +8071,6 @@
           <w:color w:val="A31515"/>
           <w:sz w:val="19"/>
           <w:szCs w:val="19"/>
-          <w:highlight w:val="white"/>
         </w:rPr>
         <w:t>allow</w:t>
       </w:r>
@@ -8201,7 +8080,6 @@
           <w:color w:val="0000FF"/>
           <w:sz w:val="19"/>
           <w:szCs w:val="19"/>
-          <w:highlight w:val="white"/>
         </w:rPr>
         <w:t xml:space="preserve"> </w:t>
       </w:r>
@@ -8211,7 +8089,6 @@
           <w:color w:val="FF0000"/>
           <w:sz w:val="19"/>
           <w:szCs w:val="19"/>
-          <w:highlight w:val="white"/>
         </w:rPr>
         <w:t>roles</w:t>
       </w:r>
@@ -8485,9 +8362,68 @@
           <w:sz w:val="19"/>
           <w:szCs w:val="19"/>
         </w:rPr>
-        <w:t>="</w:t>
-      </w:r>
-      <w:proofErr w:type="gramStart"/>
+        <w:t>="(.*)"</w:t>
+      </w:r>
+      <w:r>
+        <w:rPr>
+          <w:rFonts w:ascii="Consolas" w:eastAsiaTheme="minorHAnsi" w:hAnsi="Consolas" w:cs="Consolas"/>
+          <w:color w:val="0000FF"/>
+          <w:sz w:val="19"/>
+          <w:szCs w:val="19"/>
+        </w:rPr>
+        <w:t xml:space="preserve"> /&gt;</w:t>
+      </w:r>
+    </w:p>
+    <w:p>
+      <w:pPr>
+        <w:pStyle w:val="ListParagraph"/>
+        <w:spacing w:line="240" w:lineRule="auto"/>
+        <w:rPr>
+          <w:rFonts w:ascii="Consolas" w:eastAsiaTheme="minorHAnsi" w:hAnsi="Consolas" w:cs="Consolas"/>
+          <w:color w:val="0000FF"/>
+          <w:sz w:val="19"/>
+          <w:szCs w:val="19"/>
+        </w:rPr>
+      </w:pPr>
+      <w:r>
+        <w:rPr>
+          <w:rFonts w:ascii="Consolas" w:eastAsiaTheme="minorHAnsi" w:hAnsi="Consolas" w:cs="Consolas"/>
+          <w:color w:val="0000FF"/>
+          <w:sz w:val="19"/>
+          <w:szCs w:val="19"/>
+        </w:rPr>
+        <w:t xml:space="preserve">          &lt;conditions&gt;</w:t>
+      </w:r>
+    </w:p>
+    <w:p>
+      <w:pPr>
+        <w:pStyle w:val="ListParagraph"/>
+        <w:spacing w:line="240" w:lineRule="auto"/>
+        <w:rPr>
+          <w:rFonts w:ascii="Consolas" w:eastAsiaTheme="minorHAnsi" w:hAnsi="Consolas" w:cs="Consolas"/>
+          <w:color w:val="0000FF"/>
+          <w:sz w:val="19"/>
+          <w:szCs w:val="19"/>
+        </w:rPr>
+      </w:pPr>
+      <w:r>
+        <w:rPr>
+          <w:rFonts w:ascii="Consolas" w:eastAsiaTheme="minorHAnsi" w:hAnsi="Consolas" w:cs="Consolas"/>
+          <w:color w:val="0000FF"/>
+          <w:sz w:val="19"/>
+          <w:szCs w:val="19"/>
+        </w:rPr>
+        <w:t xml:space="preserve">            &lt;add </w:t>
+      </w:r>
+      <w:r>
+        <w:rPr>
+          <w:rFonts w:ascii="Consolas" w:eastAsiaTheme="minorHAnsi" w:hAnsi="Consolas" w:cs="Consolas"/>
+          <w:color w:val="FF0000"/>
+          <w:sz w:val="19"/>
+          <w:szCs w:val="19"/>
+        </w:rPr>
+        <w:t>input</w:t>
+      </w:r>
       <w:r>
         <w:rPr>
           <w:rFonts w:ascii="Consolas" w:eastAsiaTheme="minorHAnsi" w:hAnsi="Consolas" w:cs="Consolas"/>
@@ -8495,9 +8431,26 @@
           <w:sz w:val="19"/>
           <w:szCs w:val="19"/>
         </w:rPr>
-        <w:t>(.*</w:t>
-      </w:r>
-      <w:proofErr w:type="gramEnd"/>
+        <w:t>="{HTTPS}"</w:t>
+      </w:r>
+      <w:r>
+        <w:rPr>
+          <w:rFonts w:ascii="Consolas" w:eastAsiaTheme="minorHAnsi" w:hAnsi="Consolas" w:cs="Consolas"/>
+          <w:color w:val="0000FF"/>
+          <w:sz w:val="19"/>
+          <w:szCs w:val="19"/>
+        </w:rPr>
+        <w:t xml:space="preserve"> </w:t>
+      </w:r>
+      <w:r>
+        <w:rPr>
+          <w:rFonts w:ascii="Consolas" w:eastAsiaTheme="minorHAnsi" w:hAnsi="Consolas" w:cs="Consolas"/>
+          <w:color w:val="FF0000"/>
+          <w:sz w:val="19"/>
+          <w:szCs w:val="19"/>
+        </w:rPr>
+        <w:t>pattern</w:t>
+      </w:r>
       <w:r>
         <w:rPr>
           <w:rFonts w:ascii="Consolas" w:eastAsiaTheme="minorHAnsi" w:hAnsi="Consolas" w:cs="Consolas"/>
@@ -8505,7 +8458,7 @@
           <w:sz w:val="19"/>
           <w:szCs w:val="19"/>
         </w:rPr>
-        <w:t>)"</w:t>
+        <w:t>="^OFF$"</w:t>
       </w:r>
       <w:r>
         <w:rPr>
@@ -8535,7 +8488,7 @@
           <w:sz w:val="19"/>
           <w:szCs w:val="19"/>
         </w:rPr>
-        <w:t xml:space="preserve">          &lt;conditions&gt;</w:t>
+        <w:t xml:space="preserve">          &lt;/conditions&gt;</w:t>
       </w:r>
     </w:p>
     <w:p>
@@ -8556,7 +8509,7 @@
           <w:sz w:val="19"/>
           <w:szCs w:val="19"/>
         </w:rPr>
-        <w:t xml:space="preserve">            &lt;add </w:t>
+        <w:t xml:space="preserve">          &lt;action </w:t>
       </w:r>
       <w:r>
         <w:rPr>
@@ -8565,7 +8518,7 @@
           <w:sz w:val="19"/>
           <w:szCs w:val="19"/>
         </w:rPr>
-        <w:t>input</w:t>
+        <w:t>type</w:t>
       </w:r>
       <w:r>
         <w:rPr>
@@ -8574,17 +8527,9 @@
           <w:sz w:val="19"/>
           <w:szCs w:val="19"/>
         </w:rPr>
-        <w:t>="{HTTPS}"</w:t>
-      </w:r>
-      <w:r>
-        <w:rPr>
-          <w:rFonts w:ascii="Consolas" w:eastAsiaTheme="minorHAnsi" w:hAnsi="Consolas" w:cs="Consolas"/>
-          <w:color w:val="0000FF"/>
-          <w:sz w:val="19"/>
-          <w:szCs w:val="19"/>
-        </w:rPr>
-        <w:t xml:space="preserve"> </w:t>
-      </w:r>
+        <w:t xml:space="preserve">="Redirect" </w:t>
+      </w:r>
+      <w:proofErr w:type="spellStart"/>
       <w:r>
         <w:rPr>
           <w:rFonts w:ascii="Consolas" w:eastAsiaTheme="minorHAnsi" w:hAnsi="Consolas" w:cs="Consolas"/>
@@ -8592,8 +8537,9 @@
           <w:sz w:val="19"/>
           <w:szCs w:val="19"/>
         </w:rPr>
-        <w:t>pattern</w:t>
-      </w:r>
+        <w:t>url</w:t>
+      </w:r>
+      <w:proofErr w:type="spellEnd"/>
       <w:r>
         <w:rPr>
           <w:rFonts w:ascii="Consolas" w:eastAsiaTheme="minorHAnsi" w:hAnsi="Consolas" w:cs="Consolas"/>
@@ -8601,7 +8547,7 @@
           <w:sz w:val="19"/>
           <w:szCs w:val="19"/>
         </w:rPr>
-        <w:t>="^OFF$"</w:t>
+        <w:t>="https://{HTTP_HOST}/{R:1}"</w:t>
       </w:r>
       <w:r>
         <w:rPr>
@@ -8631,7 +8577,7 @@
           <w:sz w:val="19"/>
           <w:szCs w:val="19"/>
         </w:rPr>
-        <w:t xml:space="preserve">          &lt;/conditions&gt;</w:t>
+        <w:t xml:space="preserve">        &lt;/rule&gt;</w:t>
       </w:r>
     </w:p>
     <w:p>
@@ -8652,135 +8598,46 @@
           <w:sz w:val="19"/>
           <w:szCs w:val="19"/>
         </w:rPr>
-        <w:t xml:space="preserve">          &lt;action </w:t>
-      </w:r>
-      <w:r>
-        <w:rPr>
-          <w:rFonts w:ascii="Consolas" w:eastAsiaTheme="minorHAnsi" w:hAnsi="Consolas" w:cs="Consolas"/>
-          <w:color w:val="FF0000"/>
-          <w:sz w:val="19"/>
-          <w:szCs w:val="19"/>
-        </w:rPr>
-        <w:t>type</w:t>
-      </w:r>
-      <w:r>
-        <w:rPr>
-          <w:rFonts w:ascii="Consolas" w:eastAsiaTheme="minorHAnsi" w:hAnsi="Consolas" w:cs="Consolas"/>
-          <w:color w:val="8064A2" w:themeColor="accent4"/>
-          <w:sz w:val="19"/>
-          <w:szCs w:val="19"/>
-        </w:rPr>
-        <w:t xml:space="preserve">="Redirect" </w:t>
+        <w:t xml:space="preserve">      &lt;/rules&gt;</w:t>
+      </w:r>
+    </w:p>
+    <w:p>
+      <w:pPr>
+        <w:pStyle w:val="ListParagraph"/>
+        <w:spacing w:line="240" w:lineRule="auto"/>
+        <w:rPr>
+          <w:rFonts w:ascii="Calibri" w:eastAsia="Times New Roman" w:hAnsi="Calibri" w:cs="Calibri"/>
+        </w:rPr>
+      </w:pPr>
+      <w:r>
+        <w:rPr>
+          <w:rFonts w:ascii="Consolas" w:eastAsiaTheme="minorHAnsi" w:hAnsi="Consolas" w:cs="Consolas"/>
+          <w:color w:val="0000FF"/>
+          <w:sz w:val="19"/>
+          <w:szCs w:val="19"/>
+        </w:rPr>
+        <w:t xml:space="preserve">    &lt;/rewrite&gt;</w:t>
+      </w:r>
+    </w:p>
+    <w:p>
+      <w:pPr>
+        <w:pStyle w:val="Heading1"/>
+      </w:pPr>
+      <w:bookmarkStart w:id="55" w:name="_Toc515460357"/>
+      <w:bookmarkStart w:id="56" w:name="_Toc34724962"/>
+      <w:r>
+        <w:t xml:space="preserve">Appendix D: RDM </w:t>
       </w:r>
       <w:proofErr w:type="spellStart"/>
       <w:r>
-        <w:rPr>
-          <w:rFonts w:ascii="Consolas" w:eastAsiaTheme="minorHAnsi" w:hAnsi="Consolas" w:cs="Consolas"/>
-          <w:color w:val="FF0000"/>
-          <w:sz w:val="19"/>
-          <w:szCs w:val="19"/>
-        </w:rPr>
-        <w:t>url</w:t>
+        <w:t>Web.Config</w:t>
       </w:r>
       <w:proofErr w:type="spellEnd"/>
       <w:r>
-        <w:rPr>
-          <w:rFonts w:ascii="Consolas" w:eastAsiaTheme="minorHAnsi" w:hAnsi="Consolas" w:cs="Consolas"/>
-          <w:color w:val="8064A2" w:themeColor="accent4"/>
-          <w:sz w:val="19"/>
-          <w:szCs w:val="19"/>
-        </w:rPr>
-        <w:t>="https://{HTTP_HOST}/{R:1}"</w:t>
-      </w:r>
-      <w:r>
-        <w:rPr>
-          <w:rFonts w:ascii="Consolas" w:eastAsiaTheme="minorHAnsi" w:hAnsi="Consolas" w:cs="Consolas"/>
-          <w:color w:val="0000FF"/>
-          <w:sz w:val="19"/>
-          <w:szCs w:val="19"/>
-        </w:rPr>
-        <w:t xml:space="preserve"> /&gt;</w:t>
-      </w:r>
-    </w:p>
-    <w:p>
-      <w:pPr>
-        <w:pStyle w:val="ListParagraph"/>
-        <w:spacing w:line="240" w:lineRule="auto"/>
-        <w:rPr>
-          <w:rFonts w:ascii="Consolas" w:eastAsiaTheme="minorHAnsi" w:hAnsi="Consolas" w:cs="Consolas"/>
-          <w:color w:val="0000FF"/>
-          <w:sz w:val="19"/>
-          <w:szCs w:val="19"/>
-        </w:rPr>
-      </w:pPr>
-      <w:r>
-        <w:rPr>
-          <w:rFonts w:ascii="Consolas" w:eastAsiaTheme="minorHAnsi" w:hAnsi="Consolas" w:cs="Consolas"/>
-          <w:color w:val="0000FF"/>
-          <w:sz w:val="19"/>
-          <w:szCs w:val="19"/>
-        </w:rPr>
-        <w:t xml:space="preserve">        &lt;/rule&gt;</w:t>
-      </w:r>
-    </w:p>
-    <w:p>
-      <w:pPr>
-        <w:pStyle w:val="ListParagraph"/>
-        <w:spacing w:line="240" w:lineRule="auto"/>
-        <w:rPr>
-          <w:rFonts w:ascii="Consolas" w:eastAsiaTheme="minorHAnsi" w:hAnsi="Consolas" w:cs="Consolas"/>
-          <w:color w:val="0000FF"/>
-          <w:sz w:val="19"/>
-          <w:szCs w:val="19"/>
-        </w:rPr>
-      </w:pPr>
-      <w:r>
-        <w:rPr>
-          <w:rFonts w:ascii="Consolas" w:eastAsiaTheme="minorHAnsi" w:hAnsi="Consolas" w:cs="Consolas"/>
-          <w:color w:val="0000FF"/>
-          <w:sz w:val="19"/>
-          <w:szCs w:val="19"/>
-        </w:rPr>
-        <w:t xml:space="preserve">      &lt;/rules&gt;</w:t>
-      </w:r>
-    </w:p>
-    <w:p>
-      <w:pPr>
-        <w:pStyle w:val="ListParagraph"/>
-        <w:spacing w:line="240" w:lineRule="auto"/>
-        <w:rPr>
-          <w:rFonts w:ascii="Calibri" w:eastAsia="Times New Roman" w:hAnsi="Calibri" w:cs="Calibri"/>
-        </w:rPr>
-      </w:pPr>
-      <w:r>
-        <w:rPr>
-          <w:rFonts w:ascii="Consolas" w:eastAsiaTheme="minorHAnsi" w:hAnsi="Consolas" w:cs="Consolas"/>
-          <w:color w:val="0000FF"/>
-          <w:sz w:val="19"/>
-          <w:szCs w:val="19"/>
-        </w:rPr>
-        <w:t xml:space="preserve">    &lt;/rewrite&gt;</w:t>
-      </w:r>
-    </w:p>
-    <w:p>
-      <w:pPr>
-        <w:pStyle w:val="Heading1"/>
-      </w:pPr>
-      <w:bookmarkStart w:id="63" w:name="_Toc515460357"/>
-      <w:bookmarkStart w:id="64" w:name="_Toc34724962"/>
-      <w:r>
-        <w:t xml:space="preserve">Appendix D: RDM </w:t>
-      </w:r>
-      <w:proofErr w:type="spellStart"/>
-      <w:r>
-        <w:t>Web.Config</w:t>
-      </w:r>
-      <w:proofErr w:type="spellEnd"/>
-      <w:r>
         <w:t xml:space="preserve"> Customization</w:t>
       </w:r>
-      <w:bookmarkEnd w:id="63"/>
-      <w:bookmarkEnd w:id="64"/>
+      <w:bookmarkEnd w:id="55"/>
+      <w:bookmarkEnd w:id="56"/>
     </w:p>
     <w:p>
       <w:pPr>
@@ -8797,7 +8654,6 @@
           <w:color w:val="A31515"/>
           <w:sz w:val="19"/>
           <w:szCs w:val="19"/>
-          <w:highlight w:val="white"/>
         </w:rPr>
         <w:t>connectionStrings</w:t>
       </w:r>
@@ -8850,7 +8706,6 @@
           <w:color w:val="A31515"/>
           <w:sz w:val="19"/>
           <w:szCs w:val="19"/>
-          <w:highlight w:val="white"/>
         </w:rPr>
         <w:t>appSettings</w:t>
       </w:r>
@@ -8899,7 +8754,6 @@
           <w:color w:val="0000FF"/>
           <w:sz w:val="19"/>
           <w:szCs w:val="19"/>
-          <w:highlight w:val="white"/>
         </w:rPr>
         <w:t>EmailServer</w:t>
       </w:r>
@@ -9396,10 +9250,7 @@
         <w:t xml:space="preserve"> </w:t>
       </w:r>
       <w:r>
-        <w:t>– all users that need</w:t>
-      </w:r>
-      <w:r>
-        <w:t xml:space="preserve"> to have read access to the system;</w:t>
+        <w:t>– all users that need to have read access to the system;</w:t>
       </w:r>
     </w:p>
     <w:p>
@@ -9422,7 +9273,6 @@
           <w:color w:val="A31515"/>
           <w:sz w:val="19"/>
           <w:szCs w:val="19"/>
-          <w:highlight w:val="white"/>
         </w:rPr>
         <w:t>system.web</w:t>
       </w:r>
@@ -9433,7 +9283,6 @@
           <w:color w:val="0000FF"/>
           <w:sz w:val="19"/>
           <w:szCs w:val="19"/>
-          <w:highlight w:val="white"/>
         </w:rPr>
         <w:t xml:space="preserve"> </w:t>
       </w:r>
@@ -9478,7 +9327,6 @@
           <w:color w:val="A31515"/>
           <w:sz w:val="19"/>
           <w:szCs w:val="19"/>
-          <w:highlight w:val="white"/>
         </w:rPr>
         <w:t>allow</w:t>
       </w:r>
@@ -9488,7 +9336,6 @@
           <w:color w:val="0000FF"/>
           <w:sz w:val="19"/>
           <w:szCs w:val="19"/>
-          <w:highlight w:val="white"/>
         </w:rPr>
         <w:t xml:space="preserve"> </w:t>
       </w:r>
@@ -9498,7 +9345,6 @@
           <w:color w:val="FF0000"/>
           <w:sz w:val="19"/>
           <w:szCs w:val="19"/>
-          <w:highlight w:val="white"/>
         </w:rPr>
         <w:t>roles</w:t>
       </w:r>
@@ -9523,7 +9369,6 @@
           <w:color w:val="A31515"/>
           <w:sz w:val="19"/>
           <w:szCs w:val="19"/>
-          <w:highlight w:val="white"/>
         </w:rPr>
         <w:t>location</w:t>
       </w:r>
@@ -9533,7 +9378,6 @@
           <w:color w:val="0000FF"/>
           <w:sz w:val="19"/>
           <w:szCs w:val="19"/>
-          <w:highlight w:val="white"/>
         </w:rPr>
         <w:t xml:space="preserve"> </w:t>
       </w:r>
@@ -9543,7 +9387,6 @@
           <w:color w:val="FF0000"/>
           <w:sz w:val="19"/>
           <w:szCs w:val="19"/>
-          <w:highlight w:val="white"/>
         </w:rPr>
         <w:t>path</w:t>
       </w:r>
@@ -9553,7 +9396,6 @@
           <w:color w:val="0000FF"/>
           <w:sz w:val="19"/>
           <w:szCs w:val="19"/>
-          <w:highlight w:val="white"/>
         </w:rPr>
         <w:t>=</w:t>
       </w:r>
@@ -9563,7 +9405,6 @@
           <w:color w:val="000000"/>
           <w:sz w:val="19"/>
           <w:szCs w:val="19"/>
-          <w:highlight w:val="white"/>
         </w:rPr>
         <w:t>"</w:t>
       </w:r>
@@ -9574,7 +9415,6 @@
           <w:color w:val="0000FF"/>
           <w:sz w:val="19"/>
           <w:szCs w:val="19"/>
-          <w:highlight w:val="white"/>
         </w:rPr>
         <w:t>elmah.axd</w:t>
       </w:r>
@@ -9585,7 +9425,6 @@
           <w:color w:val="000000"/>
           <w:sz w:val="19"/>
           <w:szCs w:val="19"/>
-          <w:highlight w:val="white"/>
         </w:rPr>
         <w:t>"</w:t>
       </w:r>
@@ -9595,7 +9434,6 @@
           <w:color w:val="A31515"/>
           <w:sz w:val="19"/>
           <w:szCs w:val="19"/>
-          <w:highlight w:val="white"/>
         </w:rPr>
         <w:t xml:space="preserve"> </w:t>
       </w:r>
@@ -9612,7 +9450,6 @@
           <w:color w:val="A31515"/>
           <w:sz w:val="19"/>
           <w:szCs w:val="19"/>
-          <w:highlight w:val="white"/>
         </w:rPr>
         <w:t>system.web</w:t>
       </w:r>
@@ -9623,7 +9460,6 @@
           <w:color w:val="0000FF"/>
           <w:sz w:val="19"/>
           <w:szCs w:val="19"/>
-          <w:highlight w:val="white"/>
         </w:rPr>
         <w:t xml:space="preserve"> </w:t>
       </w:r>
@@ -9663,7 +9499,6 @@
           <w:color w:val="A31515"/>
           <w:sz w:val="19"/>
           <w:szCs w:val="19"/>
-          <w:highlight w:val="white"/>
         </w:rPr>
         <w:t>allow</w:t>
       </w:r>
@@ -9673,7 +9508,6 @@
           <w:color w:val="0000FF"/>
           <w:sz w:val="19"/>
           <w:szCs w:val="19"/>
-          <w:highlight w:val="white"/>
         </w:rPr>
         <w:t xml:space="preserve"> </w:t>
       </w:r>
@@ -9683,7 +9517,6 @@
           <w:color w:val="FF0000"/>
           <w:sz w:val="19"/>
           <w:szCs w:val="19"/>
-          <w:highlight w:val="white"/>
         </w:rPr>
         <w:t>roles</w:t>
       </w:r>
@@ -9958,9 +9791,68 @@
           <w:sz w:val="19"/>
           <w:szCs w:val="19"/>
         </w:rPr>
-        <w:t>="</w:t>
-      </w:r>
-      <w:proofErr w:type="gramStart"/>
+        <w:t>="(.*)"</w:t>
+      </w:r>
+      <w:r>
+        <w:rPr>
+          <w:rFonts w:ascii="Consolas" w:eastAsiaTheme="minorHAnsi" w:hAnsi="Consolas" w:cs="Consolas"/>
+          <w:color w:val="0000FF"/>
+          <w:sz w:val="19"/>
+          <w:szCs w:val="19"/>
+        </w:rPr>
+        <w:t xml:space="preserve"> /&gt;</w:t>
+      </w:r>
+    </w:p>
+    <w:p>
+      <w:pPr>
+        <w:pStyle w:val="ListParagraph"/>
+        <w:spacing w:line="240" w:lineRule="auto"/>
+        <w:rPr>
+          <w:rFonts w:ascii="Consolas" w:eastAsiaTheme="minorHAnsi" w:hAnsi="Consolas" w:cs="Consolas"/>
+          <w:color w:val="0000FF"/>
+          <w:sz w:val="19"/>
+          <w:szCs w:val="19"/>
+        </w:rPr>
+      </w:pPr>
+      <w:r>
+        <w:rPr>
+          <w:rFonts w:ascii="Consolas" w:eastAsiaTheme="minorHAnsi" w:hAnsi="Consolas" w:cs="Consolas"/>
+          <w:color w:val="0000FF"/>
+          <w:sz w:val="19"/>
+          <w:szCs w:val="19"/>
+        </w:rPr>
+        <w:t xml:space="preserve">          &lt;conditions&gt;</w:t>
+      </w:r>
+    </w:p>
+    <w:p>
+      <w:pPr>
+        <w:pStyle w:val="ListParagraph"/>
+        <w:spacing w:line="240" w:lineRule="auto"/>
+        <w:rPr>
+          <w:rFonts w:ascii="Consolas" w:eastAsiaTheme="minorHAnsi" w:hAnsi="Consolas" w:cs="Consolas"/>
+          <w:color w:val="0000FF"/>
+          <w:sz w:val="19"/>
+          <w:szCs w:val="19"/>
+        </w:rPr>
+      </w:pPr>
+      <w:r>
+        <w:rPr>
+          <w:rFonts w:ascii="Consolas" w:eastAsiaTheme="minorHAnsi" w:hAnsi="Consolas" w:cs="Consolas"/>
+          <w:color w:val="0000FF"/>
+          <w:sz w:val="19"/>
+          <w:szCs w:val="19"/>
+        </w:rPr>
+        <w:t xml:space="preserve">            &lt;add </w:t>
+      </w:r>
+      <w:r>
+        <w:rPr>
+          <w:rFonts w:ascii="Consolas" w:eastAsiaTheme="minorHAnsi" w:hAnsi="Consolas" w:cs="Consolas"/>
+          <w:color w:val="FF0000"/>
+          <w:sz w:val="19"/>
+          <w:szCs w:val="19"/>
+        </w:rPr>
+        <w:t>input</w:t>
+      </w:r>
       <w:r>
         <w:rPr>
           <w:rFonts w:ascii="Consolas" w:eastAsiaTheme="minorHAnsi" w:hAnsi="Consolas" w:cs="Consolas"/>
@@ -9968,9 +9860,26 @@
           <w:sz w:val="19"/>
           <w:szCs w:val="19"/>
         </w:rPr>
-        <w:t>(.*</w:t>
-      </w:r>
-      <w:proofErr w:type="gramEnd"/>
+        <w:t>="{HTTPS}"</w:t>
+      </w:r>
+      <w:r>
+        <w:rPr>
+          <w:rFonts w:ascii="Consolas" w:eastAsiaTheme="minorHAnsi" w:hAnsi="Consolas" w:cs="Consolas"/>
+          <w:color w:val="0000FF"/>
+          <w:sz w:val="19"/>
+          <w:szCs w:val="19"/>
+        </w:rPr>
+        <w:t xml:space="preserve"> </w:t>
+      </w:r>
+      <w:r>
+        <w:rPr>
+          <w:rFonts w:ascii="Consolas" w:eastAsiaTheme="minorHAnsi" w:hAnsi="Consolas" w:cs="Consolas"/>
+          <w:color w:val="FF0000"/>
+          <w:sz w:val="19"/>
+          <w:szCs w:val="19"/>
+        </w:rPr>
+        <w:t>pattern</w:t>
+      </w:r>
       <w:r>
         <w:rPr>
           <w:rFonts w:ascii="Consolas" w:eastAsiaTheme="minorHAnsi" w:hAnsi="Consolas" w:cs="Consolas"/>
@@ -9978,7 +9887,7 @@
           <w:sz w:val="19"/>
           <w:szCs w:val="19"/>
         </w:rPr>
-        <w:t>)"</w:t>
+        <w:t>="^OFF$"</w:t>
       </w:r>
       <w:r>
         <w:rPr>
@@ -10008,7 +9917,7 @@
           <w:sz w:val="19"/>
           <w:szCs w:val="19"/>
         </w:rPr>
-        <w:t xml:space="preserve">          &lt;conditions&gt;</w:t>
+        <w:t xml:space="preserve">          &lt;/conditions&gt;</w:t>
       </w:r>
     </w:p>
     <w:p>
@@ -10029,7 +9938,7 @@
           <w:sz w:val="19"/>
           <w:szCs w:val="19"/>
         </w:rPr>
-        <w:t xml:space="preserve">            &lt;add </w:t>
+        <w:t xml:space="preserve">          &lt;action </w:t>
       </w:r>
       <w:r>
         <w:rPr>
@@ -10038,7 +9947,7 @@
           <w:sz w:val="19"/>
           <w:szCs w:val="19"/>
         </w:rPr>
-        <w:t>input</w:t>
+        <w:t>type</w:t>
       </w:r>
       <w:r>
         <w:rPr>
@@ -10047,17 +9956,9 @@
           <w:sz w:val="19"/>
           <w:szCs w:val="19"/>
         </w:rPr>
-        <w:t>="{HTTPS}"</w:t>
-      </w:r>
-      <w:r>
-        <w:rPr>
-          <w:rFonts w:ascii="Consolas" w:eastAsiaTheme="minorHAnsi" w:hAnsi="Consolas" w:cs="Consolas"/>
-          <w:color w:val="0000FF"/>
-          <w:sz w:val="19"/>
-          <w:szCs w:val="19"/>
-        </w:rPr>
-        <w:t xml:space="preserve"> </w:t>
-      </w:r>
+        <w:t xml:space="preserve">="Redirect" </w:t>
+      </w:r>
+      <w:proofErr w:type="spellStart"/>
       <w:r>
         <w:rPr>
           <w:rFonts w:ascii="Consolas" w:eastAsiaTheme="minorHAnsi" w:hAnsi="Consolas" w:cs="Consolas"/>
@@ -10065,8 +9966,9 @@
           <w:sz w:val="19"/>
           <w:szCs w:val="19"/>
         </w:rPr>
-        <w:t>pattern</w:t>
-      </w:r>
+        <w:t>url</w:t>
+      </w:r>
+      <w:proofErr w:type="spellEnd"/>
       <w:r>
         <w:rPr>
           <w:rFonts w:ascii="Consolas" w:eastAsiaTheme="minorHAnsi" w:hAnsi="Consolas" w:cs="Consolas"/>
@@ -10074,7 +9976,7 @@
           <w:sz w:val="19"/>
           <w:szCs w:val="19"/>
         </w:rPr>
-        <w:t>="^OFF$"</w:t>
+        <w:t>="https://{HTTP_HOST}/{R:1}"</w:t>
       </w:r>
       <w:r>
         <w:rPr>
@@ -10104,7 +10006,7 @@
           <w:sz w:val="19"/>
           <w:szCs w:val="19"/>
         </w:rPr>
-        <w:t xml:space="preserve">          &lt;/conditions&gt;</w:t>
+        <w:t xml:space="preserve">        &lt;/rule&gt;</w:t>
       </w:r>
     </w:p>
     <w:p>
@@ -10125,132 +10027,43 @@
           <w:sz w:val="19"/>
           <w:szCs w:val="19"/>
         </w:rPr>
-        <w:t xml:space="preserve">          &lt;action </w:t>
-      </w:r>
-      <w:r>
-        <w:rPr>
-          <w:rFonts w:ascii="Consolas" w:eastAsiaTheme="minorHAnsi" w:hAnsi="Consolas" w:cs="Consolas"/>
-          <w:color w:val="FF0000"/>
-          <w:sz w:val="19"/>
-          <w:szCs w:val="19"/>
-        </w:rPr>
-        <w:t>type</w:t>
-      </w:r>
-      <w:r>
-        <w:rPr>
-          <w:rFonts w:ascii="Consolas" w:eastAsiaTheme="minorHAnsi" w:hAnsi="Consolas" w:cs="Consolas"/>
-          <w:color w:val="8064A2" w:themeColor="accent4"/>
-          <w:sz w:val="19"/>
-          <w:szCs w:val="19"/>
-        </w:rPr>
-        <w:t xml:space="preserve">="Redirect" </w:t>
+        <w:t xml:space="preserve">      &lt;/rules&gt;</w:t>
+      </w:r>
+    </w:p>
+    <w:p>
+      <w:pPr>
+        <w:pStyle w:val="ListParagraph"/>
+        <w:spacing w:line="240" w:lineRule="auto"/>
+      </w:pPr>
+      <w:r>
+        <w:rPr>
+          <w:rFonts w:ascii="Consolas" w:eastAsiaTheme="minorHAnsi" w:hAnsi="Consolas" w:cs="Consolas"/>
+          <w:color w:val="0000FF"/>
+          <w:sz w:val="19"/>
+          <w:szCs w:val="19"/>
+        </w:rPr>
+        <w:t xml:space="preserve">    &lt;/rewrite&gt;</w:t>
+      </w:r>
+    </w:p>
+    <w:p>
+      <w:pPr>
+        <w:pStyle w:val="Heading1"/>
+      </w:pPr>
+      <w:bookmarkStart w:id="57" w:name="_Toc515460358"/>
+      <w:bookmarkStart w:id="58" w:name="_Toc34724963"/>
+      <w:r>
+        <w:t xml:space="preserve">Appendix E: RDSB </w:t>
       </w:r>
       <w:proofErr w:type="spellStart"/>
       <w:r>
-        <w:rPr>
-          <w:rFonts w:ascii="Consolas" w:eastAsiaTheme="minorHAnsi" w:hAnsi="Consolas" w:cs="Consolas"/>
-          <w:color w:val="FF0000"/>
-          <w:sz w:val="19"/>
-          <w:szCs w:val="19"/>
-        </w:rPr>
-        <w:t>url</w:t>
+        <w:t>Web.Config</w:t>
       </w:r>
       <w:proofErr w:type="spellEnd"/>
       <w:r>
-        <w:rPr>
-          <w:rFonts w:ascii="Consolas" w:eastAsiaTheme="minorHAnsi" w:hAnsi="Consolas" w:cs="Consolas"/>
-          <w:color w:val="8064A2" w:themeColor="accent4"/>
-          <w:sz w:val="19"/>
-          <w:szCs w:val="19"/>
-        </w:rPr>
-        <w:t>="https://{HTTP_HOST}/{R:1}"</w:t>
-      </w:r>
-      <w:r>
-        <w:rPr>
-          <w:rFonts w:ascii="Consolas" w:eastAsiaTheme="minorHAnsi" w:hAnsi="Consolas" w:cs="Consolas"/>
-          <w:color w:val="0000FF"/>
-          <w:sz w:val="19"/>
-          <w:szCs w:val="19"/>
-        </w:rPr>
-        <w:t xml:space="preserve"> /&gt;</w:t>
-      </w:r>
-    </w:p>
-    <w:p>
-      <w:pPr>
-        <w:pStyle w:val="ListParagraph"/>
-        <w:spacing w:line="240" w:lineRule="auto"/>
-        <w:rPr>
-          <w:rFonts w:ascii="Consolas" w:eastAsiaTheme="minorHAnsi" w:hAnsi="Consolas" w:cs="Consolas"/>
-          <w:color w:val="0000FF"/>
-          <w:sz w:val="19"/>
-          <w:szCs w:val="19"/>
-        </w:rPr>
-      </w:pPr>
-      <w:r>
-        <w:rPr>
-          <w:rFonts w:ascii="Consolas" w:eastAsiaTheme="minorHAnsi" w:hAnsi="Consolas" w:cs="Consolas"/>
-          <w:color w:val="0000FF"/>
-          <w:sz w:val="19"/>
-          <w:szCs w:val="19"/>
-        </w:rPr>
-        <w:t xml:space="preserve">        &lt;/rule&gt;</w:t>
-      </w:r>
-    </w:p>
-    <w:p>
-      <w:pPr>
-        <w:pStyle w:val="ListParagraph"/>
-        <w:spacing w:line="240" w:lineRule="auto"/>
-        <w:rPr>
-          <w:rFonts w:ascii="Consolas" w:eastAsiaTheme="minorHAnsi" w:hAnsi="Consolas" w:cs="Consolas"/>
-          <w:color w:val="0000FF"/>
-          <w:sz w:val="19"/>
-          <w:szCs w:val="19"/>
-        </w:rPr>
-      </w:pPr>
-      <w:r>
-        <w:rPr>
-          <w:rFonts w:ascii="Consolas" w:eastAsiaTheme="minorHAnsi" w:hAnsi="Consolas" w:cs="Consolas"/>
-          <w:color w:val="0000FF"/>
-          <w:sz w:val="19"/>
-          <w:szCs w:val="19"/>
-        </w:rPr>
-        <w:t xml:space="preserve">      &lt;/rules&gt;</w:t>
-      </w:r>
-    </w:p>
-    <w:p>
-      <w:pPr>
-        <w:pStyle w:val="ListParagraph"/>
-        <w:spacing w:line="240" w:lineRule="auto"/>
-      </w:pPr>
-      <w:r>
-        <w:rPr>
-          <w:rFonts w:ascii="Consolas" w:eastAsiaTheme="minorHAnsi" w:hAnsi="Consolas" w:cs="Consolas"/>
-          <w:color w:val="0000FF"/>
-          <w:sz w:val="19"/>
-          <w:szCs w:val="19"/>
-        </w:rPr>
-        <w:t xml:space="preserve">    &lt;/rewrite&gt;</w:t>
-      </w:r>
-    </w:p>
-    <w:p>
-      <w:pPr>
-        <w:pStyle w:val="Heading1"/>
-      </w:pPr>
-      <w:bookmarkStart w:id="65" w:name="_Toc515460358"/>
-      <w:bookmarkStart w:id="66" w:name="_Toc34724963"/>
-      <w:r>
-        <w:t xml:space="preserve">Appendix E: RDSB </w:t>
-      </w:r>
-      <w:proofErr w:type="spellStart"/>
-      <w:r>
-        <w:t>Web.Config</w:t>
-      </w:r>
-      <w:proofErr w:type="spellEnd"/>
-      <w:r>
         <w:t xml:space="preserve"> Customization</w:t>
       </w:r>
-      <w:bookmarkEnd w:id="65"/>
-      <w:bookmarkEnd w:id="66"/>
+      <w:bookmarkEnd w:id="57"/>
+      <w:bookmarkEnd w:id="58"/>
     </w:p>
     <w:p>
       <w:pPr>
@@ -10267,7 +10080,6 @@
           <w:color w:val="A31515"/>
           <w:sz w:val="19"/>
           <w:szCs w:val="19"/>
-          <w:highlight w:val="white"/>
         </w:rPr>
         <w:t>connectionStrings</w:t>
       </w:r>
@@ -10356,7 +10168,6 @@
           <w:color w:val="A31515"/>
           <w:sz w:val="19"/>
           <w:szCs w:val="19"/>
-          <w:highlight w:val="white"/>
         </w:rPr>
         <w:t>appSettings</w:t>
       </w:r>
@@ -11203,27 +11014,7 @@
           <w:sz w:val="19"/>
           <w:szCs w:val="19"/>
         </w:rPr>
-        <w:t>="</w:t>
-      </w:r>
-      <w:proofErr w:type="gramStart"/>
-      <w:r>
-        <w:rPr>
-          <w:rFonts w:ascii="Consolas" w:eastAsiaTheme="minorHAnsi" w:hAnsi="Consolas" w:cs="Consolas"/>
-          <w:color w:val="8064A2" w:themeColor="accent4"/>
-          <w:sz w:val="19"/>
-          <w:szCs w:val="19"/>
-        </w:rPr>
-        <w:t>(.*</w:t>
-      </w:r>
-      <w:proofErr w:type="gramEnd"/>
-      <w:r>
-        <w:rPr>
-          <w:rFonts w:ascii="Consolas" w:eastAsiaTheme="minorHAnsi" w:hAnsi="Consolas" w:cs="Consolas"/>
-          <w:color w:val="8064A2" w:themeColor="accent4"/>
-          <w:sz w:val="19"/>
-          <w:szCs w:val="19"/>
-        </w:rPr>
-        <w:t>)"</w:t>
+        <w:t>="(.*)"</w:t>
       </w:r>
       <w:r>
         <w:rPr>
@@ -11500,8 +11291,8 @@
       <w:pPr>
         <w:pStyle w:val="Heading1"/>
       </w:pPr>
-      <w:bookmarkStart w:id="67" w:name="_Toc4596587"/>
-      <w:bookmarkStart w:id="68" w:name="_Toc34724964"/>
+      <w:bookmarkStart w:id="59" w:name="_Toc4596587"/>
+      <w:bookmarkStart w:id="60" w:name="_Toc34724964"/>
       <w:r>
         <w:t xml:space="preserve">Appendix F: PTM Emailer - </w:t>
       </w:r>
@@ -11513,8 +11304,8 @@
       <w:r>
         <w:t xml:space="preserve"> Customization</w:t>
       </w:r>
-      <w:bookmarkEnd w:id="67"/>
-      <w:bookmarkEnd w:id="68"/>
+      <w:bookmarkEnd w:id="59"/>
+      <w:bookmarkEnd w:id="60"/>
     </w:p>
     <w:p>
       <w:pPr>
@@ -11764,8 +11555,8 @@
       <w:pPr>
         <w:pStyle w:val="Heading1"/>
       </w:pPr>
-      <w:bookmarkStart w:id="69" w:name="_Toc4596588"/>
-      <w:bookmarkStart w:id="70" w:name="_Toc34724965"/>
+      <w:bookmarkStart w:id="61" w:name="_Toc4596588"/>
+      <w:bookmarkStart w:id="62" w:name="_Toc34724965"/>
       <w:r>
         <w:t xml:space="preserve">Appendix G: RDM Data Replication - </w:t>
       </w:r>
@@ -11777,8 +11568,8 @@
       <w:r>
         <w:t xml:space="preserve"> Customization</w:t>
       </w:r>
-      <w:bookmarkEnd w:id="69"/>
-      <w:bookmarkEnd w:id="70"/>
+      <w:bookmarkEnd w:id="61"/>
+      <w:bookmarkEnd w:id="62"/>
     </w:p>
     <w:p>
       <w:pPr>
@@ -11937,8 +11728,6 @@
         </w:rPr>
         <w:t>– emails for users that need to be notified of data loads. At the minimum Frank’s email, possibly other admins as well; comma separated list, if multiple are needed;</w:t>
       </w:r>
-      <w:bookmarkStart w:id="71" w:name="_GoBack"/>
-      <w:bookmarkEnd w:id="71"/>
     </w:p>
     <w:p>
       <w:pPr>
@@ -12179,8 +11968,8 @@
       <w:pPr>
         <w:pStyle w:val="Heading1"/>
       </w:pPr>
-      <w:bookmarkStart w:id="72" w:name="_Toc4596589"/>
-      <w:bookmarkStart w:id="73" w:name="_Toc34724966"/>
+      <w:bookmarkStart w:id="63" w:name="_Toc4596589"/>
+      <w:bookmarkStart w:id="64" w:name="_Toc34724966"/>
       <w:r>
         <w:t xml:space="preserve">Appendix H: GenBOE Auto Backup - </w:t>
       </w:r>
@@ -12192,8 +11981,8 @@
       <w:r>
         <w:t xml:space="preserve"> Customization</w:t>
       </w:r>
-      <w:bookmarkEnd w:id="72"/>
-      <w:bookmarkEnd w:id="73"/>
+      <w:bookmarkEnd w:id="63"/>
+      <w:bookmarkEnd w:id="64"/>
     </w:p>
     <w:p>
       <w:pPr>
@@ -12316,44 +12105,27 @@
           <w:sz w:val="19"/>
           <w:szCs w:val="19"/>
         </w:rPr>
-        <w:t>EmailOnFailureOnly</w:t>
+        <w:t>EmailServer</w:t>
       </w:r>
       <w:proofErr w:type="spellEnd"/>
       <w:r>
-        <w:rPr>
-          <w:rFonts w:ascii="Consolas" w:eastAsiaTheme="minorHAnsi" w:hAnsi="Consolas" w:cs="Consolas"/>
-          <w:color w:val="0000FF"/>
-          <w:sz w:val="19"/>
-          <w:szCs w:val="19"/>
-        </w:rPr>
         <w:t xml:space="preserve"> </w:t>
       </w:r>
       <w:r>
         <w:rPr>
           <w:rFonts w:ascii="Calibri" w:eastAsia="Times New Roman" w:hAnsi="Calibri" w:cs="Calibri"/>
         </w:rPr>
-        <w:t xml:space="preserve">– keep at </w:t>
-      </w:r>
-      <w:r>
-        <w:rPr>
-          <w:rFonts w:ascii="Consolas" w:eastAsia="Times New Roman" w:hAnsi="Consolas" w:cs="Calibri"/>
-          <w:sz w:val="19"/>
-          <w:szCs w:val="19"/>
-        </w:rPr>
-        <w:t>true</w:t>
-      </w:r>
-    </w:p>
-    <w:p>
-      <w:pPr>
+        <w:t>– the server to be used to send out application emails</w:t>
+      </w:r>
+    </w:p>
+    <w:p>
+      <w:pPr>
+        <w:pStyle w:val="ListParagraph"/>
         <w:numPr>
           <w:ilvl w:val="1"/>
           <w:numId w:val="27"/>
         </w:numPr>
         <w:spacing w:after="0"/>
-        <w:textAlignment w:val="center"/>
-        <w:rPr>
-          <w:rFonts w:ascii="Calibri" w:eastAsia="Times New Roman" w:hAnsi="Calibri" w:cs="Calibri"/>
-        </w:rPr>
       </w:pPr>
       <w:proofErr w:type="spellStart"/>
       <w:r>
@@ -12363,23 +12135,11 @@
           <w:sz w:val="19"/>
           <w:szCs w:val="19"/>
         </w:rPr>
-        <w:t>SendEmailTo</w:t>
+        <w:t>HelpdeskEmailAddress</w:t>
       </w:r>
       <w:proofErr w:type="spellEnd"/>
       <w:r>
-        <w:rPr>
-          <w:rFonts w:ascii="Consolas" w:eastAsiaTheme="minorHAnsi" w:hAnsi="Consolas" w:cs="Consolas"/>
-          <w:color w:val="0000FF"/>
-          <w:sz w:val="19"/>
-          <w:szCs w:val="19"/>
-        </w:rPr>
-        <w:t xml:space="preserve"> </w:t>
-      </w:r>
-      <w:r>
-        <w:rPr>
-          <w:rFonts w:ascii="Calibri" w:eastAsia="Times New Roman" w:hAnsi="Calibri" w:cs="Calibri"/>
-        </w:rPr>
-        <w:t>– Frank’s email address</w:t>
+        <w:t xml:space="preserve"> – email displayed to the users to contact for help</w:t>
       </w:r>
     </w:p>
     <w:p>
@@ -12402,33 +12162,44 @@
           <w:sz w:val="19"/>
           <w:szCs w:val="19"/>
         </w:rPr>
-        <w:t>EmailServer</w:t>
+        <w:t>EmailOnFailureOnly</w:t>
       </w:r>
       <w:proofErr w:type="spellEnd"/>
       <w:r>
+        <w:rPr>
+          <w:rFonts w:ascii="Consolas" w:eastAsiaTheme="minorHAnsi" w:hAnsi="Consolas" w:cs="Consolas"/>
+          <w:color w:val="0000FF"/>
+          <w:sz w:val="19"/>
+          <w:szCs w:val="19"/>
+        </w:rPr>
         <w:t xml:space="preserve"> </w:t>
       </w:r>
       <w:r>
         <w:rPr>
           <w:rFonts w:ascii="Calibri" w:eastAsia="Times New Roman" w:hAnsi="Calibri" w:cs="Calibri"/>
         </w:rPr>
-        <w:t>– the server to be used to send out application</w:t>
-      </w:r>
-      <w:r>
-        <w:rPr>
-          <w:rFonts w:ascii="Calibri" w:eastAsia="Times New Roman" w:hAnsi="Calibri" w:cs="Calibri"/>
-        </w:rPr>
-        <w:t xml:space="preserve"> emails</w:t>
-      </w:r>
-    </w:p>
-    <w:p>
-      <w:pPr>
-        <w:pStyle w:val="ListParagraph"/>
+        <w:t xml:space="preserve">– keep at </w:t>
+      </w:r>
+      <w:r>
+        <w:rPr>
+          <w:rFonts w:ascii="Consolas" w:eastAsia="Times New Roman" w:hAnsi="Consolas" w:cs="Calibri"/>
+          <w:sz w:val="19"/>
+          <w:szCs w:val="19"/>
+        </w:rPr>
+        <w:t>true</w:t>
+      </w:r>
+    </w:p>
+    <w:p>
+      <w:pPr>
         <w:numPr>
           <w:ilvl w:val="1"/>
           <w:numId w:val="27"/>
         </w:numPr>
         <w:spacing w:after="0"/>
+        <w:textAlignment w:val="center"/>
+        <w:rPr>
+          <w:rFonts w:ascii="Calibri" w:eastAsia="Times New Roman" w:hAnsi="Calibri" w:cs="Calibri"/>
+        </w:rPr>
       </w:pPr>
       <w:proofErr w:type="spellStart"/>
       <w:r>
@@ -12437,13 +12208,63 @@
           <w:color w:val="0000FF"/>
           <w:sz w:val="19"/>
           <w:szCs w:val="19"/>
-          <w:highlight w:val="white"/>
-        </w:rPr>
-        <w:t>HelpdeskEmailAddress</w:t>
+        </w:rPr>
+        <w:t>SendEmailTo</w:t>
       </w:r>
       <w:proofErr w:type="spellEnd"/>
       <w:r>
-        <w:t xml:space="preserve"> – email displayed to the users to contact for help</w:t>
+        <w:rPr>
+          <w:rFonts w:ascii="Consolas" w:eastAsiaTheme="minorHAnsi" w:hAnsi="Consolas" w:cs="Consolas"/>
+          <w:color w:val="0000FF"/>
+          <w:sz w:val="19"/>
+          <w:szCs w:val="19"/>
+        </w:rPr>
+        <w:t xml:space="preserve"> </w:t>
+      </w:r>
+      <w:r>
+        <w:rPr>
+          <w:rFonts w:ascii="Calibri" w:eastAsia="Times New Roman" w:hAnsi="Calibri" w:cs="Calibri"/>
+        </w:rPr>
+        <w:t>–</w:t>
+      </w:r>
+      <w:r>
+        <w:rPr>
+          <w:rFonts w:ascii="Calibri" w:eastAsia="Times New Roman" w:hAnsi="Calibri" w:cs="Calibri"/>
+        </w:rPr>
+        <w:t xml:space="preserve"> </w:t>
+      </w:r>
+      <w:commentRangeStart w:id="65"/>
+      <w:r>
+        <w:rPr>
+          <w:rFonts w:ascii="Calibri" w:eastAsia="Times New Roman" w:hAnsi="Calibri" w:cs="Calibri"/>
+        </w:rPr>
+        <w:t>admin’s</w:t>
+      </w:r>
+      <w:r>
+        <w:rPr>
+          <w:rFonts w:ascii="Calibri" w:eastAsia="Times New Roman" w:hAnsi="Calibri" w:cs="Calibri"/>
+        </w:rPr>
+        <w:t xml:space="preserve"> </w:t>
+      </w:r>
+      <w:commentRangeEnd w:id="65"/>
+      <w:r>
+        <w:rPr>
+          <w:rStyle w:val="CommentReference"/>
+          <w:rFonts w:ascii="Calibri" w:eastAsiaTheme="minorHAnsi" w:hAnsi="Calibri" w:cs="Times New Roman"/>
+        </w:rPr>
+        <w:commentReference w:id="65"/>
+      </w:r>
+      <w:r>
+        <w:rPr>
+          <w:rFonts w:ascii="Calibri" w:eastAsia="Times New Roman" w:hAnsi="Calibri" w:cs="Calibri"/>
+        </w:rPr>
+        <w:t>email address</w:t>
+      </w:r>
+      <w:r>
+        <w:rPr>
+          <w:rFonts w:ascii="Calibri" w:eastAsia="Times New Roman" w:hAnsi="Calibri" w:cs="Calibri"/>
+        </w:rPr>
+        <w:t xml:space="preserve"> that would be notified if an execution fails</w:t>
       </w:r>
     </w:p>
     <w:p>
@@ -12495,27 +12316,7 @@
         <w:rPr>
           <w:rFonts w:ascii="Calibri" w:eastAsia="Times New Roman" w:hAnsi="Calibri" w:cs="Calibri"/>
         </w:rPr>
-        <w:t xml:space="preserve"> </w:t>
-      </w:r>
-      <w:proofErr w:type="gramStart"/>
-      <w:r>
-        <w:rPr>
-          <w:rFonts w:ascii="Calibri" w:eastAsia="Times New Roman" w:hAnsi="Calibri" w:cs="Calibri"/>
-        </w:rPr>
-        <w:t xml:space="preserve">setting, </w:t>
-      </w:r>
-      <w:r>
-        <w:rPr>
-          <w:rFonts w:ascii="Calibri" w:eastAsia="Times New Roman" w:hAnsi="Calibri" w:cs="Calibri"/>
-        </w:rPr>
-        <w:t xml:space="preserve"> update</w:t>
-      </w:r>
-      <w:proofErr w:type="gramEnd"/>
-      <w:r>
-        <w:rPr>
-          <w:rFonts w:ascii="Calibri" w:eastAsia="Times New Roman" w:hAnsi="Calibri" w:cs="Calibri"/>
-        </w:rPr>
-        <w:t xml:space="preserve"> the </w:t>
+        <w:t xml:space="preserve"> setting,  update the </w:t>
       </w:r>
       <w:r>
         <w:rPr>
@@ -12530,65 +12331,26 @@
         <w:rPr>
           <w:rFonts w:ascii="Calibri" w:eastAsia="Times New Roman" w:hAnsi="Calibri" w:cs="Calibri"/>
         </w:rPr>
-        <w:t xml:space="preserve">  </w:t>
-      </w:r>
-      <w:r>
-        <w:rPr>
-          <w:rFonts w:ascii="Calibri" w:eastAsia="Times New Roman" w:hAnsi="Calibri" w:cs="Calibri"/>
-        </w:rPr>
-        <w:t xml:space="preserve">to </w:t>
-      </w:r>
-      <w:r>
-        <w:rPr>
-          <w:rFonts w:ascii="Calibri" w:eastAsia="Times New Roman" w:hAnsi="Calibri" w:cs="Calibri"/>
-        </w:rPr>
-        <w:t xml:space="preserve">the same value as the database connection string </w:t>
-      </w:r>
-      <w:r>
-        <w:rPr>
-          <w:rFonts w:ascii="Calibri" w:eastAsia="Times New Roman" w:hAnsi="Calibri" w:cs="Calibri"/>
-        </w:rPr>
-        <w:t>above</w:t>
+        <w:t xml:space="preserve">  to the same value as the database connection string above</w:t>
       </w:r>
     </w:p>
     <w:p>
       <w:pPr>
         <w:pStyle w:val="Heading1"/>
       </w:pPr>
-      <w:bookmarkStart w:id="74" w:name="_Toc34724967"/>
-      <w:commentRangeStart w:id="75"/>
-      <w:r>
-        <w:rPr>
-          <w:highlight w:val="yellow"/>
-        </w:rPr>
+      <w:bookmarkStart w:id="66" w:name="_Toc34724967"/>
+      <w:r>
         <w:t xml:space="preserve">Appendix I: AD Sync - </w:t>
       </w:r>
       <w:proofErr w:type="spellStart"/>
       <w:r>
-        <w:rPr>
-          <w:highlight w:val="yellow"/>
-        </w:rPr>
         <w:t>App.Config</w:t>
       </w:r>
       <w:proofErr w:type="spellEnd"/>
       <w:r>
-        <w:rPr>
-          <w:highlight w:val="yellow"/>
-        </w:rPr>
         <w:t xml:space="preserve"> Customization</w:t>
       </w:r>
-      <w:commentRangeEnd w:id="75"/>
-      <w:r>
-        <w:rPr>
-          <w:rStyle w:val="CommentReference"/>
-          <w:rFonts w:ascii="Calibri" w:eastAsiaTheme="minorHAnsi" w:hAnsi="Calibri" w:cs="Times New Roman"/>
-          <w:b w:val="0"/>
-          <w:bCs w:val="0"/>
-          <w:color w:val="auto"/>
-        </w:rPr>
-        <w:commentReference w:id="75"/>
-      </w:r>
-      <w:bookmarkEnd w:id="74"/>
+      <w:bookmarkEnd w:id="66"/>
     </w:p>
     <w:p>
       <w:pPr>
@@ -12650,19 +12412,7 @@
         <w:rPr>
           <w:rFonts w:ascii="Calibri" w:eastAsia="Times New Roman" w:hAnsi="Calibri" w:cs="Calibri"/>
         </w:rPr>
-        <w:t xml:space="preserve">– </w:t>
-      </w:r>
-      <w:r>
-        <w:rPr>
-          <w:rFonts w:ascii="Calibri" w:eastAsia="Times New Roman" w:hAnsi="Calibri" w:cs="Calibri"/>
-        </w:rPr>
-        <w:t>PTM</w:t>
-      </w:r>
-      <w:r>
-        <w:rPr>
-          <w:rFonts w:ascii="Calibri" w:eastAsia="Times New Roman" w:hAnsi="Calibri" w:cs="Calibri"/>
-        </w:rPr>
-        <w:t xml:space="preserve"> database connection string</w:t>
+        <w:t>– PTM database connection string</w:t>
       </w:r>
     </w:p>
     <w:p>
@@ -12731,7 +12481,6 @@
           <w:color w:val="A31515"/>
           <w:sz w:val="19"/>
           <w:szCs w:val="19"/>
-          <w:highlight w:val="white"/>
         </w:rPr>
         <w:t>appSettings</w:t>
       </w:r>
@@ -12811,7 +12560,6 @@
           <w:color w:val="0000FF"/>
           <w:sz w:val="19"/>
           <w:szCs w:val="19"/>
-          <w:highlight w:val="white"/>
         </w:rPr>
         <w:t>LMIProxy</w:t>
       </w:r>
@@ -12922,7 +12670,6 @@
           <w:color w:val="A31515"/>
           <w:sz w:val="19"/>
           <w:szCs w:val="19"/>
-          <w:highlight w:val="white"/>
         </w:rPr>
         <w:t>system.web</w:t>
       </w:r>
@@ -12933,7 +12680,6 @@
           <w:color w:val="0000FF"/>
           <w:sz w:val="19"/>
           <w:szCs w:val="19"/>
-          <w:highlight w:val="white"/>
         </w:rPr>
         <w:t xml:space="preserve"> </w:t>
       </w:r>
@@ -12978,7 +12724,6 @@
           <w:color w:val="A31515"/>
           <w:sz w:val="19"/>
           <w:szCs w:val="19"/>
-          <w:highlight w:val="white"/>
         </w:rPr>
         <w:t>allow</w:t>
       </w:r>
@@ -12988,7 +12733,6 @@
           <w:color w:val="0000FF"/>
           <w:sz w:val="19"/>
           <w:szCs w:val="19"/>
-          <w:highlight w:val="white"/>
         </w:rPr>
         <w:t xml:space="preserve"> </w:t>
       </w:r>
@@ -12998,7 +12742,6 @@
           <w:color w:val="FF0000"/>
           <w:sz w:val="19"/>
           <w:szCs w:val="19"/>
-          <w:highlight w:val="white"/>
         </w:rPr>
         <w:t>roles</w:t>
       </w:r>
@@ -13081,21 +12824,7 @@
         <w:rPr>
           <w:rFonts w:ascii="Calibri" w:eastAsia="Times New Roman" w:hAnsi="Calibri" w:cs="Calibri"/>
         </w:rPr>
-        <w:t xml:space="preserve"> </w:t>
-      </w:r>
-      <w:proofErr w:type="gramStart"/>
-      <w:r>
-        <w:rPr>
-          <w:rFonts w:ascii="Calibri" w:eastAsia="Times New Roman" w:hAnsi="Calibri" w:cs="Calibri"/>
-        </w:rPr>
-        <w:t>setting,  update</w:t>
-      </w:r>
-      <w:proofErr w:type="gramEnd"/>
-      <w:r>
-        <w:rPr>
-          <w:rFonts w:ascii="Calibri" w:eastAsia="Times New Roman" w:hAnsi="Calibri" w:cs="Calibri"/>
-        </w:rPr>
-        <w:t xml:space="preserve"> the </w:t>
+        <w:t xml:space="preserve"> setting,  update the </w:t>
       </w:r>
       <w:proofErr w:type="spellStart"/>
       <w:r>
@@ -13116,12 +12845,12 @@
       </w:r>
     </w:p>
     <w:sectPr>
-      <w:headerReference w:type="even" r:id="rId12"/>
-      <w:headerReference w:type="default" r:id="rId13"/>
-      <w:footerReference w:type="even" r:id="rId14"/>
-      <w:footerReference w:type="default" r:id="rId15"/>
-      <w:headerReference w:type="first" r:id="rId16"/>
-      <w:footerReference w:type="first" r:id="rId17"/>
+      <w:headerReference w:type="even" r:id="rId13"/>
+      <w:headerReference w:type="default" r:id="rId14"/>
+      <w:footerReference w:type="even" r:id="rId15"/>
+      <w:footerReference w:type="default" r:id="rId16"/>
+      <w:headerReference w:type="first" r:id="rId17"/>
+      <w:footerReference w:type="first" r:id="rId18"/>
       <w:pgSz w:w="12240" w:h="15840"/>
       <w:pgMar w:top="1440" w:right="1440" w:bottom="1440" w:left="1440" w:header="720" w:footer="720" w:gutter="0"/>
       <w:cols w:space="720"/>
@@ -13132,8 +12861,8 @@
 </file>
 
 <file path=word/comments.xml><?xml version="1.0" encoding="utf-8"?>
-<w:comments xmlns:wpc="http://schemas.microsoft.com/office/word/2010/wordprocessingCanvas" xmlns:cx="http://schemas.microsoft.com/office/drawing/2014/chartex" xmlns:cx1="http://schemas.microsoft.com/office/drawing/2015/9/8/chartex" xmlns:cx2="http://schemas.microsoft.com/office/drawing/2015/10/21/chartex" xmlns:cx3="http://schemas.microsoft.com/office/drawing/2016/5/9/chartex" xmlns:cx4="http://schemas.microsoft.com/office/drawing/2016/5/10/chartex" xmlns:cx5="http://schemas.microsoft.com/office/drawing/2016/5/11/chartex" xmlns:cx6="http://schemas.microsoft.com/office/drawing/2016/5/12/chartex" xmlns:cx7="http://schemas.microsoft.com/office/drawing/2016/5/13/chartex" xmlns:cx8="http://schemas.microsoft.com/office/drawing/2016/5/14/chartex" xmlns:mc="http://schemas.openxmlformats.org/markup-compatibility/2006" xmlns:aink="http://schemas.microsoft.com/office/drawing/2016/ink" xmlns:am3d="http://schemas.microsoft.com/office/drawing/2017/model3d" xmlns:o="urn:schemas-microsoft-com:office:office" xmlns:r="http://schemas.openxmlformats.org/officeDocument/2006/relationships" xmlns:m="http://schemas.openxmlformats.org/officeDocument/2006/math" xmlns:v="urn:schemas-microsoft-com:vml" xmlns:wp14="http://schemas.microsoft.com/office/word/2010/wordprocessingDrawing" xmlns:wp="http://schemas.openxmlformats.org/drawingml/2006/wordprocessingDrawing" xmlns:w10="urn:schemas-microsoft-com:office:word" xmlns:w="http://schemas.openxmlformats.org/wordprocessingml/2006/main" xmlns:w14="http://schemas.microsoft.com/office/word/2010/wordml" xmlns:w15="http://schemas.microsoft.com/office/word/2012/wordml" xmlns:w16cid="http://schemas.microsoft.com/office/word/2016/wordml/cid" xmlns:w16se="http://schemas.microsoft.com/office/word/2015/wordml/symex" xmlns:wpg="http://schemas.microsoft.com/office/word/2010/wordprocessingGroup" xmlns:wpi="http://schemas.microsoft.com/office/word/2010/wordprocessingInk" xmlns:wne="http://schemas.microsoft.com/office/word/2006/wordml" xmlns:wps="http://schemas.microsoft.com/office/word/2010/wordprocessingShape" mc:Ignorable="w14 w15 w16se w16cid wp14">
-  <w:comment w:id="45" w:author="Palider, Dusan (US)" w:date="2020-03-10T09:29:00Z" w:initials="DP">
+<w:comments xmlns:wpc="http://schemas.microsoft.com/office/word/2010/wordprocessingCanvas" xmlns:cx="http://schemas.microsoft.com/office/drawing/2014/chartex" xmlns:cx1="http://schemas.microsoft.com/office/drawing/2015/9/8/chartex" xmlns:cx2="http://schemas.microsoft.com/office/drawing/2015/10/21/chartex" xmlns:cx3="http://schemas.microsoft.com/office/drawing/2016/5/9/chartex" xmlns:cx4="http://schemas.microsoft.com/office/drawing/2016/5/10/chartex" xmlns:cx5="http://schemas.microsoft.com/office/drawing/2016/5/11/chartex" xmlns:cx6="http://schemas.microsoft.com/office/drawing/2016/5/12/chartex" xmlns:cx7="http://schemas.microsoft.com/office/drawing/2016/5/13/chartex" xmlns:cx8="http://schemas.microsoft.com/office/drawing/2016/5/14/chartex" xmlns:mc="http://schemas.openxmlformats.org/markup-compatibility/2006" xmlns:aink="http://schemas.microsoft.com/office/drawing/2016/ink" xmlns:am3d="http://schemas.microsoft.com/office/drawing/2017/model3d" xmlns:o="urn:schemas-microsoft-com:office:office" xmlns:r="http://schemas.openxmlformats.org/officeDocument/2006/relationships" xmlns:m="http://schemas.openxmlformats.org/officeDocument/2006/math" xmlns:v="urn:schemas-microsoft-com:vml" xmlns:wp14="http://schemas.microsoft.com/office/word/2010/wordprocessingDrawing" xmlns:wp="http://schemas.openxmlformats.org/drawingml/2006/wordprocessingDrawing" xmlns:w10="urn:schemas-microsoft-com:office:word" xmlns:w="http://schemas.openxmlformats.org/wordprocessingml/2006/main" xmlns:w14="http://schemas.microsoft.com/office/word/2010/wordml" xmlns:w15="http://schemas.microsoft.com/office/word/2012/wordml" xmlns:w16cex="http://schemas.microsoft.com/office/word/2018/wordml/cex" xmlns:w16cid="http://schemas.microsoft.com/office/word/2016/wordml/cid" xmlns:w16="http://schemas.microsoft.com/office/word/2018/wordml" xmlns:w16se="http://schemas.microsoft.com/office/word/2015/wordml/symex" xmlns:wpg="http://schemas.microsoft.com/office/word/2010/wordprocessingGroup" xmlns:wpi="http://schemas.microsoft.com/office/word/2010/wordprocessingInk" xmlns:wne="http://schemas.microsoft.com/office/word/2006/wordml" xmlns:wps="http://schemas.microsoft.com/office/word/2010/wordprocessingShape" mc:Ignorable="w14 w15 w16se w16cid w16 w16cex wp14">
+  <w:comment w:id="54" w:author="Palider, Dusan (US)" w:date="2021-03-13T10:52:00Z" w:initials="DP">
     <w:p>
       <w:pPr>
         <w:pStyle w:val="CommentText"/>
@@ -13145,11 +12874,11 @@
         <w:annotationRef/>
       </w:r>
       <w:r>
-        <w:t>New in 2019.8</w:t>
+        <w:t>No longer needed</w:t>
       </w:r>
     </w:p>
   </w:comment>
-  <w:comment w:id="48" w:author="Palider, Dusan (US)" w:date="2020-03-10T09:02:00Z" w:initials="DP">
+  <w:comment w:id="65" w:author="Palider, Dusan (US)" w:date="2021-03-13T10:58:00Z" w:initials="DP">
     <w:p>
       <w:pPr>
         <w:pStyle w:val="CommentText"/>
@@ -13161,153 +12890,7 @@
         <w:annotationRef/>
       </w:r>
       <w:r>
-        <w:t>New in 2019.8</w:t>
-      </w:r>
-    </w:p>
-  </w:comment>
-  <w:comment w:id="49" w:author="Palider, Dusan (US)" w:date="2020-03-10T09:27:00Z" w:initials="DP">
-    <w:p>
-      <w:pPr>
-        <w:pStyle w:val="CommentText"/>
-      </w:pPr>
-      <w:r>
-        <w:rPr>
-          <w:rStyle w:val="CommentReference"/>
-        </w:rPr>
-        <w:annotationRef/>
-      </w:r>
-      <w:r>
-        <w:t>Purpose is to update user data in the application, from AD data</w:t>
-      </w:r>
-    </w:p>
-  </w:comment>
-  <w:comment w:id="50" w:author="Palider, Dusan (US)" w:date="2020-03-10T09:27:00Z" w:initials="DP">
-    <w:p>
-      <w:pPr>
-        <w:pStyle w:val="CommentText"/>
-      </w:pPr>
-      <w:r>
-        <w:rPr>
-          <w:rStyle w:val="CommentReference"/>
-        </w:rPr>
-        <w:annotationRef/>
-      </w:r>
-      <w:r>
-        <w:t>New in 2019.8</w:t>
-      </w:r>
-    </w:p>
-  </w:comment>
-  <w:comment w:id="54" w:author="Palider, Dusan (US)" w:date="2020-03-10T09:25:00Z" w:initials="DP">
-    <w:p>
-      <w:pPr>
-        <w:pStyle w:val="CommentText"/>
-      </w:pPr>
-      <w:r>
-        <w:rPr>
-          <w:rStyle w:val="CommentReference"/>
-        </w:rPr>
-        <w:annotationRef/>
-      </w:r>
-      <w:r>
-        <w:t>Renamed in 2019.8</w:t>
-      </w:r>
-    </w:p>
-  </w:comment>
-  <w:comment w:id="55" w:author="Palider, Dusan (US)" w:date="2020-03-10T09:25:00Z" w:initials="DP">
-    <w:p>
-      <w:pPr>
-        <w:pStyle w:val="CommentText"/>
-      </w:pPr>
-      <w:r>
-        <w:rPr>
-          <w:rStyle w:val="CommentReference"/>
-        </w:rPr>
-        <w:annotationRef/>
-      </w:r>
-      <w:r>
-        <w:t>New in 2019.8</w:t>
-      </w:r>
-    </w:p>
-  </w:comment>
-  <w:comment w:id="56" w:author="Palider, Dusan (US)" w:date="2020-03-10T09:23:00Z" w:initials="DP">
-    <w:p>
-      <w:pPr>
-        <w:pStyle w:val="CommentText"/>
-      </w:pPr>
-      <w:r>
-        <w:rPr>
-          <w:rStyle w:val="CommentReference"/>
-        </w:rPr>
-        <w:annotationRef/>
-      </w:r>
-      <w:r>
-        <w:t>New in 2019.8</w:t>
-      </w:r>
-    </w:p>
-  </w:comment>
-  <w:comment w:id="59" w:author="Palider, Dusan (US)" w:date="2020-03-10T09:22:00Z" w:initials="DP">
-    <w:p>
-      <w:pPr>
-        <w:pStyle w:val="CommentText"/>
-      </w:pPr>
-      <w:r>
-        <w:rPr>
-          <w:rStyle w:val="CommentReference"/>
-        </w:rPr>
-        <w:annotationRef/>
-      </w:r>
-      <w:r>
-        <w:rPr>
-          <w:rStyle w:val="CommentReference"/>
-        </w:rPr>
-        <w:annotationRef/>
-      </w:r>
-      <w:r>
-        <w:t>New in 2019.8</w:t>
-      </w:r>
-    </w:p>
-  </w:comment>
-  <w:comment w:id="62" w:author="Palider, Dusan (US)" w:date="2020-03-10T09:22:00Z" w:initials="DP">
-    <w:p>
-      <w:pPr>
-        <w:pStyle w:val="CommentText"/>
-      </w:pPr>
-      <w:r>
-        <w:rPr>
-          <w:rStyle w:val="CommentReference"/>
-        </w:rPr>
-        <w:annotationRef/>
-      </w:r>
-      <w:r>
-        <w:rPr>
-          <w:rStyle w:val="CommentReference"/>
-        </w:rPr>
-        <w:annotationRef/>
-      </w:r>
-      <w:r>
-        <w:t>New in 2019.8</w:t>
-      </w:r>
-    </w:p>
-  </w:comment>
-  <w:comment w:id="75" w:author="Palider, Dusan (US)" w:date="2020-03-10T09:21:00Z" w:initials="DP">
-    <w:p>
-      <w:pPr>
-        <w:pStyle w:val="CommentText"/>
-      </w:pPr>
-      <w:r>
-        <w:rPr>
-          <w:rStyle w:val="CommentReference"/>
-        </w:rPr>
-        <w:annotationRef/>
-      </w:r>
-      <w:r>
-        <w:rPr>
-          <w:rStyle w:val="CommentReference"/>
-        </w:rPr>
-        <w:annotationRef/>
-      </w:r>
-      <w:r>
-        <w:t>New in 2019.8</w:t>
+        <w:t>Could be Frank, could be you, or chat w/ Frank about what user would be appropriate</w:t>
       </w:r>
     </w:p>
   </w:comment>
@@ -13315,37 +12898,28 @@
 </file>
 
 <file path=word/commentsExtended.xml><?xml version="1.0" encoding="utf-8"?>
-<w15:commentsEx xmlns:wpc="http://schemas.microsoft.com/office/word/2010/wordprocessingCanvas" xmlns:cx="http://schemas.microsoft.com/office/drawing/2014/chartex" xmlns:cx1="http://schemas.microsoft.com/office/drawing/2015/9/8/chartex" xmlns:cx2="http://schemas.microsoft.com/office/drawing/2015/10/21/chartex" xmlns:cx3="http://schemas.microsoft.com/office/drawing/2016/5/9/chartex" xmlns:cx4="http://schemas.microsoft.com/office/drawing/2016/5/10/chartex" xmlns:cx5="http://schemas.microsoft.com/office/drawing/2016/5/11/chartex" xmlns:cx6="http://schemas.microsoft.com/office/drawing/2016/5/12/chartex" xmlns:cx7="http://schemas.microsoft.com/office/drawing/2016/5/13/chartex" xmlns:cx8="http://schemas.microsoft.com/office/drawing/2016/5/14/chartex" xmlns:mc="http://schemas.openxmlformats.org/markup-compatibility/2006" xmlns:aink="http://schemas.microsoft.com/office/drawing/2016/ink" xmlns:am3d="http://schemas.microsoft.com/office/drawing/2017/model3d" xmlns:o="urn:schemas-microsoft-com:office:office" xmlns:r="http://schemas.openxmlformats.org/officeDocument/2006/relationships" xmlns:m="http://schemas.openxmlformats.org/officeDocument/2006/math" xmlns:v="urn:schemas-microsoft-com:vml" xmlns:wp14="http://schemas.microsoft.com/office/word/2010/wordprocessingDrawing" xmlns:wp="http://schemas.openxmlformats.org/drawingml/2006/wordprocessingDrawing" xmlns:w10="urn:schemas-microsoft-com:office:word" xmlns:w="http://schemas.openxmlformats.org/wordprocessingml/2006/main" xmlns:w14="http://schemas.microsoft.com/office/word/2010/wordml" xmlns:w15="http://schemas.microsoft.com/office/word/2012/wordml" xmlns:w16cid="http://schemas.microsoft.com/office/word/2016/wordml/cid" xmlns:w16se="http://schemas.microsoft.com/office/word/2015/wordml/symex" xmlns:wpg="http://schemas.microsoft.com/office/word/2010/wordprocessingGroup" xmlns:wpi="http://schemas.microsoft.com/office/word/2010/wordprocessingInk" xmlns:wne="http://schemas.microsoft.com/office/word/2006/wordml" xmlns:wps="http://schemas.microsoft.com/office/word/2010/wordprocessingShape" mc:Ignorable="w14 w15 w16se w16cid wp14">
-  <w15:commentEx w15:paraId="472D3AB5" w15:done="0"/>
-  <w15:commentEx w15:paraId="404886E8" w15:done="0"/>
-  <w15:commentEx w15:paraId="26992541" w15:paraIdParent="404886E8" w15:done="0"/>
-  <w15:commentEx w15:paraId="08C3679D" w15:done="0"/>
-  <w15:commentEx w15:paraId="5E23BF6A" w15:done="0"/>
-  <w15:commentEx w15:paraId="4F7DEF0E" w15:done="0"/>
-  <w15:commentEx w15:paraId="30DACCC4" w15:done="0"/>
-  <w15:commentEx w15:paraId="5B145366" w15:done="0"/>
-  <w15:commentEx w15:paraId="71AB4DD6" w15:done="0"/>
-  <w15:commentEx w15:paraId="59082D6A" w15:done="0"/>
+<w15:commentsEx xmlns:wpc="http://schemas.microsoft.com/office/word/2010/wordprocessingCanvas" xmlns:cx="http://schemas.microsoft.com/office/drawing/2014/chartex" xmlns:cx1="http://schemas.microsoft.com/office/drawing/2015/9/8/chartex" xmlns:cx2="http://schemas.microsoft.com/office/drawing/2015/10/21/chartex" xmlns:cx3="http://schemas.microsoft.com/office/drawing/2016/5/9/chartex" xmlns:cx4="http://schemas.microsoft.com/office/drawing/2016/5/10/chartex" xmlns:cx5="http://schemas.microsoft.com/office/drawing/2016/5/11/chartex" xmlns:cx6="http://schemas.microsoft.com/office/drawing/2016/5/12/chartex" xmlns:cx7="http://schemas.microsoft.com/office/drawing/2016/5/13/chartex" xmlns:cx8="http://schemas.microsoft.com/office/drawing/2016/5/14/chartex" xmlns:mc="http://schemas.openxmlformats.org/markup-compatibility/2006" xmlns:aink="http://schemas.microsoft.com/office/drawing/2016/ink" xmlns:am3d="http://schemas.microsoft.com/office/drawing/2017/model3d" xmlns:o="urn:schemas-microsoft-com:office:office" xmlns:r="http://schemas.openxmlformats.org/officeDocument/2006/relationships" xmlns:m="http://schemas.openxmlformats.org/officeDocument/2006/math" xmlns:v="urn:schemas-microsoft-com:vml" xmlns:wp14="http://schemas.microsoft.com/office/word/2010/wordprocessingDrawing" xmlns:wp="http://schemas.openxmlformats.org/drawingml/2006/wordprocessingDrawing" xmlns:w10="urn:schemas-microsoft-com:office:word" xmlns:w="http://schemas.openxmlformats.org/wordprocessingml/2006/main" xmlns:w14="http://schemas.microsoft.com/office/word/2010/wordml" xmlns:w15="http://schemas.microsoft.com/office/word/2012/wordml" xmlns:w16cex="http://schemas.microsoft.com/office/word/2018/wordml/cex" xmlns:w16cid="http://schemas.microsoft.com/office/word/2016/wordml/cid" xmlns:w16="http://schemas.microsoft.com/office/word/2018/wordml" xmlns:w16se="http://schemas.microsoft.com/office/word/2015/wordml/symex" xmlns:wpg="http://schemas.microsoft.com/office/word/2010/wordprocessingGroup" xmlns:wpi="http://schemas.microsoft.com/office/word/2010/wordprocessingInk" xmlns:wne="http://schemas.microsoft.com/office/word/2006/wordml" xmlns:wps="http://schemas.microsoft.com/office/word/2010/wordprocessingShape" mc:Ignorable="w14 w15 w16se w16cid w16 w16cex wp14">
+  <w15:commentEx w15:paraId="0CF0ADFD" w15:done="0"/>
+  <w15:commentEx w15:paraId="073BDFF9" w15:done="0"/>
 </w15:commentsEx>
 </file>
 
+<file path=word/commentsExtensible.xml><?xml version="1.0" encoding="utf-8"?>
+<w16cex:commentsExtensible xmlns:wpc="http://schemas.microsoft.com/office/word/2010/wordprocessingCanvas" xmlns:cx="http://schemas.microsoft.com/office/drawing/2014/chartex" xmlns:cx1="http://schemas.microsoft.com/office/drawing/2015/9/8/chartex" xmlns:cx2="http://schemas.microsoft.com/office/drawing/2015/10/21/chartex" xmlns:cx3="http://schemas.microsoft.com/office/drawing/2016/5/9/chartex" xmlns:cx4="http://schemas.microsoft.com/office/drawing/2016/5/10/chartex" xmlns:cx5="http://schemas.microsoft.com/office/drawing/2016/5/11/chartex" xmlns:cx6="http://schemas.microsoft.com/office/drawing/2016/5/12/chartex" xmlns:cx7="http://schemas.microsoft.com/office/drawing/2016/5/13/chartex" xmlns:cx8="http://schemas.microsoft.com/office/drawing/2016/5/14/chartex" xmlns:mc="http://schemas.openxmlformats.org/markup-compatibility/2006" xmlns:aink="http://schemas.microsoft.com/office/drawing/2016/ink" xmlns:am3d="http://schemas.microsoft.com/office/drawing/2017/model3d" xmlns:o="urn:schemas-microsoft-com:office:office" xmlns:r="http://schemas.openxmlformats.org/officeDocument/2006/relationships" xmlns:m="http://schemas.openxmlformats.org/officeDocument/2006/math" xmlns:v="urn:schemas-microsoft-com:vml" xmlns:wp14="http://schemas.microsoft.com/office/word/2010/wordprocessingDrawing" xmlns:wp="http://schemas.openxmlformats.org/drawingml/2006/wordprocessingDrawing" xmlns:w10="urn:schemas-microsoft-com:office:word" xmlns:w="http://schemas.openxmlformats.org/wordprocessingml/2006/main" xmlns:w14="http://schemas.microsoft.com/office/word/2010/wordml" xmlns:w15="http://schemas.microsoft.com/office/word/2012/wordml" xmlns:w16cex="http://schemas.microsoft.com/office/word/2018/wordml/cex" xmlns:w16cid="http://schemas.microsoft.com/office/word/2016/wordml/cid" xmlns:w16="http://schemas.microsoft.com/office/word/2018/wordml" xmlns:w16se="http://schemas.microsoft.com/office/word/2015/wordml/symex" xmlns:wpg="http://schemas.microsoft.com/office/word/2010/wordprocessingGroup" xmlns:wpi="http://schemas.microsoft.com/office/word/2010/wordprocessingInk" xmlns:wne="http://schemas.microsoft.com/office/word/2006/wordml" xmlns:wps="http://schemas.microsoft.com/office/word/2010/wordprocessingShape" mc:Ignorable="w14 w15 w16se w16cid w16 w16cex wp14">
+  <w16cex:commentExtensible w16cex:durableId="23F71806" w16cex:dateUtc="2021-03-13T15:52:00Z"/>
+  <w16cex:commentExtensible w16cex:durableId="23F71952" w16cex:dateUtc="2021-03-13T15:58:00Z"/>
+</w16cex:commentsExtensible>
+</file>
+
 <file path=word/commentsIds.xml><?xml version="1.0" encoding="utf-8"?>
-<w16cid:commentsIds xmlns:wpc="http://schemas.microsoft.com/office/word/2010/wordprocessingCanvas" xmlns:cx="http://schemas.microsoft.com/office/drawing/2014/chartex" xmlns:cx1="http://schemas.microsoft.com/office/drawing/2015/9/8/chartex" xmlns:cx2="http://schemas.microsoft.com/office/drawing/2015/10/21/chartex" xmlns:cx3="http://schemas.microsoft.com/office/drawing/2016/5/9/chartex" xmlns:cx4="http://schemas.microsoft.com/office/drawing/2016/5/10/chartex" xmlns:cx5="http://schemas.microsoft.com/office/drawing/2016/5/11/chartex" xmlns:cx6="http://schemas.microsoft.com/office/drawing/2016/5/12/chartex" xmlns:cx7="http://schemas.microsoft.com/office/drawing/2016/5/13/chartex" xmlns:cx8="http://schemas.microsoft.com/office/drawing/2016/5/14/chartex" xmlns:mc="http://schemas.openxmlformats.org/markup-compatibility/2006" xmlns:aink="http://schemas.microsoft.com/office/drawing/2016/ink" xmlns:am3d="http://schemas.microsoft.com/office/drawing/2017/model3d" xmlns:o="urn:schemas-microsoft-com:office:office" xmlns:r="http://schemas.openxmlformats.org/officeDocument/2006/relationships" xmlns:m="http://schemas.openxmlformats.org/officeDocument/2006/math" xmlns:v="urn:schemas-microsoft-com:vml" xmlns:wp14="http://schemas.microsoft.com/office/word/2010/wordprocessingDrawing" xmlns:wp="http://schemas.openxmlformats.org/drawingml/2006/wordprocessingDrawing" xmlns:w10="urn:schemas-microsoft-com:office:word" xmlns:w="http://schemas.openxmlformats.org/wordprocessingml/2006/main" xmlns:w14="http://schemas.microsoft.com/office/word/2010/wordml" xmlns:w15="http://schemas.microsoft.com/office/word/2012/wordml" xmlns:w16cid="http://schemas.microsoft.com/office/word/2016/wordml/cid" xmlns:w16se="http://schemas.microsoft.com/office/word/2015/wordml/symex" xmlns:wpg="http://schemas.microsoft.com/office/word/2010/wordprocessingGroup" xmlns:wpi="http://schemas.microsoft.com/office/word/2010/wordprocessingInk" xmlns:wne="http://schemas.microsoft.com/office/word/2006/wordml" xmlns:wps="http://schemas.microsoft.com/office/word/2010/wordprocessingShape" mc:Ignorable="w14 w15 w16se w16cid wp14">
-  <w16cid:commentId w16cid:paraId="472D3AB5" w16cid:durableId="2211DC8F"/>
-  <w16cid:commentId w16cid:paraId="404886E8" w16cid:durableId="2211D61E"/>
-  <w16cid:commentId w16cid:paraId="26992541" w16cid:durableId="2211DBED"/>
-  <w16cid:commentId w16cid:paraId="08C3679D" w16cid:durableId="2211DBE6"/>
-  <w16cid:commentId w16cid:paraId="5E23BF6A" w16cid:durableId="2211DBA4"/>
-  <w16cid:commentId w16cid:paraId="4F7DEF0E" w16cid:durableId="2211DB6E"/>
-  <w16cid:commentId w16cid:paraId="30DACCC4" w16cid:durableId="2211DB1B"/>
-  <w16cid:commentId w16cid:paraId="5B145366" w16cid:durableId="2211DAD8"/>
-  <w16cid:commentId w16cid:paraId="71AB4DD6" w16cid:durableId="2211DAC4"/>
-  <w16cid:commentId w16cid:paraId="59082D6A" w16cid:durableId="2211DAAF"/>
+<w16cid:commentsIds xmlns:wpc="http://schemas.microsoft.com/office/word/2010/wordprocessingCanvas" xmlns:cx="http://schemas.microsoft.com/office/drawing/2014/chartex" xmlns:cx1="http://schemas.microsoft.com/office/drawing/2015/9/8/chartex" xmlns:cx2="http://schemas.microsoft.com/office/drawing/2015/10/21/chartex" xmlns:cx3="http://schemas.microsoft.com/office/drawing/2016/5/9/chartex" xmlns:cx4="http://schemas.microsoft.com/office/drawing/2016/5/10/chartex" xmlns:cx5="http://schemas.microsoft.com/office/drawing/2016/5/11/chartex" xmlns:cx6="http://schemas.microsoft.com/office/drawing/2016/5/12/chartex" xmlns:cx7="http://schemas.microsoft.com/office/drawing/2016/5/13/chartex" xmlns:cx8="http://schemas.microsoft.com/office/drawing/2016/5/14/chartex" xmlns:mc="http://schemas.openxmlformats.org/markup-compatibility/2006" xmlns:aink="http://schemas.microsoft.com/office/drawing/2016/ink" xmlns:am3d="http://schemas.microsoft.com/office/drawing/2017/model3d" xmlns:o="urn:schemas-microsoft-com:office:office" xmlns:r="http://schemas.openxmlformats.org/officeDocument/2006/relationships" xmlns:m="http://schemas.openxmlformats.org/officeDocument/2006/math" xmlns:v="urn:schemas-microsoft-com:vml" xmlns:wp14="http://schemas.microsoft.com/office/word/2010/wordprocessingDrawing" xmlns:wp="http://schemas.openxmlformats.org/drawingml/2006/wordprocessingDrawing" xmlns:w10="urn:schemas-microsoft-com:office:word" xmlns:w="http://schemas.openxmlformats.org/wordprocessingml/2006/main" xmlns:w14="http://schemas.microsoft.com/office/word/2010/wordml" xmlns:w15="http://schemas.microsoft.com/office/word/2012/wordml" xmlns:w16cex="http://schemas.microsoft.com/office/word/2018/wordml/cex" xmlns:w16cid="http://schemas.microsoft.com/office/word/2016/wordml/cid" xmlns:w16="http://schemas.microsoft.com/office/word/2018/wordml" xmlns:w16se="http://schemas.microsoft.com/office/word/2015/wordml/symex" xmlns:wpg="http://schemas.microsoft.com/office/word/2010/wordprocessingGroup" xmlns:wpi="http://schemas.microsoft.com/office/word/2010/wordprocessingInk" xmlns:wne="http://schemas.microsoft.com/office/word/2006/wordml" xmlns:wps="http://schemas.microsoft.com/office/word/2010/wordprocessingShape" mc:Ignorable="w14 w15 w16se w16cid w16 w16cex wp14">
+  <w16cid:commentId w16cid:paraId="0CF0ADFD" w16cid:durableId="23F71806"/>
+  <w16cid:commentId w16cid:paraId="073BDFF9" w16cid:durableId="23F71952"/>
 </w16cid:commentsIds>
 </file>
 
 <file path=word/endnotes.xml><?xml version="1.0" encoding="utf-8"?>
-<w:endnotes xmlns:wpc="http://schemas.microsoft.com/office/word/2010/wordprocessingCanvas" xmlns:cx="http://schemas.microsoft.com/office/drawing/2014/chartex" xmlns:cx1="http://schemas.microsoft.com/office/drawing/2015/9/8/chartex" xmlns:cx2="http://schemas.microsoft.com/office/drawing/2015/10/21/chartex" xmlns:cx3="http://schemas.microsoft.com/office/drawing/2016/5/9/chartex" xmlns:cx4="http://schemas.microsoft.com/office/drawing/2016/5/10/chartex" xmlns:cx5="http://schemas.microsoft.com/office/drawing/2016/5/11/chartex" xmlns:cx6="http://schemas.microsoft.com/office/drawing/2016/5/12/chartex" xmlns:cx7="http://schemas.microsoft.com/office/drawing/2016/5/13/chartex" xmlns:cx8="http://schemas.microsoft.com/office/drawing/2016/5/14/chartex" xmlns:mc="http://schemas.openxmlformats.org/markup-compatibility/2006" xmlns:aink="http://schemas.microsoft.com/office/drawing/2016/ink" xmlns:am3d="http://schemas.microsoft.com/office/drawing/2017/model3d" xmlns:o="urn:schemas-microsoft-com:office:office" xmlns:r="http://schemas.openxmlformats.org/officeDocument/2006/relationships" xmlns:m="http://schemas.openxmlformats.org/officeDocument/2006/math" xmlns:v="urn:schemas-microsoft-com:vml" xmlns:wp14="http://schemas.microsoft.com/office/word/2010/wordprocessingDrawing" xmlns:wp="http://schemas.openxmlformats.org/drawingml/2006/wordprocessingDrawing" xmlns:w10="urn:schemas-microsoft-com:office:word" xmlns:w="http://schemas.openxmlformats.org/wordprocessingml/2006/main" xmlns:w14="http://schemas.microsoft.com/office/word/2010/wordml" xmlns:w15="http://schemas.microsoft.com/office/word/2012/wordml" xmlns:w16cid="http://schemas.microsoft.com/office/word/2016/wordml/cid" xmlns:w16se="http://schemas.microsoft.com/office/word/2015/wordml/symex" xmlns:wpg="http://schemas.microsoft.com/office/word/2010/wordprocessingGroup" xmlns:wpi="http://schemas.microsoft.com/office/word/2010/wordprocessingInk" xmlns:wne="http://schemas.microsoft.com/office/word/2006/wordml" xmlns:wps="http://schemas.microsoft.com/office/word/2010/wordprocessingShape" mc:Ignorable="w14 w15 w16se w16cid wp14">
+<w:endnotes xmlns:wpc="http://schemas.microsoft.com/office/word/2010/wordprocessingCanvas" xmlns:cx="http://schemas.microsoft.com/office/drawing/2014/chartex" xmlns:cx1="http://schemas.microsoft.com/office/drawing/2015/9/8/chartex" xmlns:cx2="http://schemas.microsoft.com/office/drawing/2015/10/21/chartex" xmlns:cx3="http://schemas.microsoft.com/office/drawing/2016/5/9/chartex" xmlns:cx4="http://schemas.microsoft.com/office/drawing/2016/5/10/chartex" xmlns:cx5="http://schemas.microsoft.com/office/drawing/2016/5/11/chartex" xmlns:cx6="http://schemas.microsoft.com/office/drawing/2016/5/12/chartex" xmlns:cx7="http://schemas.microsoft.com/office/drawing/2016/5/13/chartex" xmlns:cx8="http://schemas.microsoft.com/office/drawing/2016/5/14/chartex" xmlns:mc="http://schemas.openxmlformats.org/markup-compatibility/2006" xmlns:aink="http://schemas.microsoft.com/office/drawing/2016/ink" xmlns:am3d="http://schemas.microsoft.com/office/drawing/2017/model3d" xmlns:o="urn:schemas-microsoft-com:office:office" xmlns:r="http://schemas.openxmlformats.org/officeDocument/2006/relationships" xmlns:m="http://schemas.openxmlformats.org/officeDocument/2006/math" xmlns:v="urn:schemas-microsoft-com:vml" xmlns:wp14="http://schemas.microsoft.com/office/word/2010/wordprocessingDrawing" xmlns:wp="http://schemas.openxmlformats.org/drawingml/2006/wordprocessingDrawing" xmlns:w10="urn:schemas-microsoft-com:office:word" xmlns:w="http://schemas.openxmlformats.org/wordprocessingml/2006/main" xmlns:w14="http://schemas.microsoft.com/office/word/2010/wordml" xmlns:w15="http://schemas.microsoft.com/office/word/2012/wordml" xmlns:w16cex="http://schemas.microsoft.com/office/word/2018/wordml/cex" xmlns:w16cid="http://schemas.microsoft.com/office/word/2016/wordml/cid" xmlns:w16="http://schemas.microsoft.com/office/word/2018/wordml" xmlns:w16se="http://schemas.microsoft.com/office/word/2015/wordml/symex" xmlns:wpg="http://schemas.microsoft.com/office/word/2010/wordprocessingGroup" xmlns:wpi="http://schemas.microsoft.com/office/word/2010/wordprocessingInk" xmlns:wne="http://schemas.microsoft.com/office/word/2006/wordml" xmlns:wps="http://schemas.microsoft.com/office/word/2010/wordprocessingShape" mc:Ignorable="w14 w15 w16se w16cid w16 w16cex wp14">
   <w:endnote w:type="separator" w:id="-1">
     <w:p>
       <w:pPr>
@@ -13370,7 +12944,7 @@
 </file>
 
 <file path=word/footer1.xml><?xml version="1.0" encoding="utf-8"?>
-<w:ftr xmlns:wpc="http://schemas.microsoft.com/office/word/2010/wordprocessingCanvas" xmlns:cx="http://schemas.microsoft.com/office/drawing/2014/chartex" xmlns:cx1="http://schemas.microsoft.com/office/drawing/2015/9/8/chartex" xmlns:cx2="http://schemas.microsoft.com/office/drawing/2015/10/21/chartex" xmlns:cx3="http://schemas.microsoft.com/office/drawing/2016/5/9/chartex" xmlns:cx4="http://schemas.microsoft.com/office/drawing/2016/5/10/chartex" xmlns:cx5="http://schemas.microsoft.com/office/drawing/2016/5/11/chartex" xmlns:cx6="http://schemas.microsoft.com/office/drawing/2016/5/12/chartex" xmlns:cx7="http://schemas.microsoft.com/office/drawing/2016/5/13/chartex" xmlns:cx8="http://schemas.microsoft.com/office/drawing/2016/5/14/chartex" xmlns:mc="http://schemas.openxmlformats.org/markup-compatibility/2006" xmlns:aink="http://schemas.microsoft.com/office/drawing/2016/ink" xmlns:am3d="http://schemas.microsoft.com/office/drawing/2017/model3d" xmlns:o="urn:schemas-microsoft-com:office:office" xmlns:r="http://schemas.openxmlformats.org/officeDocument/2006/relationships" xmlns:m="http://schemas.openxmlformats.org/officeDocument/2006/math" xmlns:v="urn:schemas-microsoft-com:vml" xmlns:wp14="http://schemas.microsoft.com/office/word/2010/wordprocessingDrawing" xmlns:wp="http://schemas.openxmlformats.org/drawingml/2006/wordprocessingDrawing" xmlns:w10="urn:schemas-microsoft-com:office:word" xmlns:w="http://schemas.openxmlformats.org/wordprocessingml/2006/main" xmlns:w14="http://schemas.microsoft.com/office/word/2010/wordml" xmlns:w15="http://schemas.microsoft.com/office/word/2012/wordml" xmlns:w16cid="http://schemas.microsoft.com/office/word/2016/wordml/cid" xmlns:w16se="http://schemas.microsoft.com/office/word/2015/wordml/symex" xmlns:wpg="http://schemas.microsoft.com/office/word/2010/wordprocessingGroup" xmlns:wpi="http://schemas.microsoft.com/office/word/2010/wordprocessingInk" xmlns:wne="http://schemas.microsoft.com/office/word/2006/wordml" xmlns:wps="http://schemas.microsoft.com/office/word/2010/wordprocessingShape" mc:Ignorable="w14 w15 w16se w16cid wp14">
+<w:ftr xmlns:wpc="http://schemas.microsoft.com/office/word/2010/wordprocessingCanvas" xmlns:cx="http://schemas.microsoft.com/office/drawing/2014/chartex" xmlns:cx1="http://schemas.microsoft.com/office/drawing/2015/9/8/chartex" xmlns:cx2="http://schemas.microsoft.com/office/drawing/2015/10/21/chartex" xmlns:cx3="http://schemas.microsoft.com/office/drawing/2016/5/9/chartex" xmlns:cx4="http://schemas.microsoft.com/office/drawing/2016/5/10/chartex" xmlns:cx5="http://schemas.microsoft.com/office/drawing/2016/5/11/chartex" xmlns:cx6="http://schemas.microsoft.com/office/drawing/2016/5/12/chartex" xmlns:cx7="http://schemas.microsoft.com/office/drawing/2016/5/13/chartex" xmlns:cx8="http://schemas.microsoft.com/office/drawing/2016/5/14/chartex" xmlns:mc="http://schemas.openxmlformats.org/markup-compatibility/2006" xmlns:aink="http://schemas.microsoft.com/office/drawing/2016/ink" xmlns:am3d="http://schemas.microsoft.com/office/drawing/2017/model3d" xmlns:o="urn:schemas-microsoft-com:office:office" xmlns:r="http://schemas.openxmlformats.org/officeDocument/2006/relationships" xmlns:m="http://schemas.openxmlformats.org/officeDocument/2006/math" xmlns:v="urn:schemas-microsoft-com:vml" xmlns:wp14="http://schemas.microsoft.com/office/word/2010/wordprocessingDrawing" xmlns:wp="http://schemas.openxmlformats.org/drawingml/2006/wordprocessingDrawing" xmlns:w10="urn:schemas-microsoft-com:office:word" xmlns:w="http://schemas.openxmlformats.org/wordprocessingml/2006/main" xmlns:w14="http://schemas.microsoft.com/office/word/2010/wordml" xmlns:w15="http://schemas.microsoft.com/office/word/2012/wordml" xmlns:w16cex="http://schemas.microsoft.com/office/word/2018/wordml/cex" xmlns:w16cid="http://schemas.microsoft.com/office/word/2016/wordml/cid" xmlns:w16="http://schemas.microsoft.com/office/word/2018/wordml" xmlns:w16se="http://schemas.microsoft.com/office/word/2015/wordml/symex" xmlns:wpg="http://schemas.microsoft.com/office/word/2010/wordprocessingGroup" xmlns:wpi="http://schemas.microsoft.com/office/word/2010/wordprocessingInk" xmlns:wne="http://schemas.microsoft.com/office/word/2006/wordml" xmlns:wps="http://schemas.microsoft.com/office/word/2010/wordprocessingShape" mc:Ignorable="w14 w15 w16se w16cid w16 w16cex wp14">
   <w:p>
     <w:pPr>
       <w:pStyle w:val="Footer"/>
@@ -13389,7 +12963,7 @@
 </file>
 
 <file path=word/footer2.xml><?xml version="1.0" encoding="utf-8"?>
-<w:ftr xmlns:wpc="http://schemas.microsoft.com/office/word/2010/wordprocessingCanvas" xmlns:cx="http://schemas.microsoft.com/office/drawing/2014/chartex" xmlns:cx1="http://schemas.microsoft.com/office/drawing/2015/9/8/chartex" xmlns:cx2="http://schemas.microsoft.com/office/drawing/2015/10/21/chartex" xmlns:cx3="http://schemas.microsoft.com/office/drawing/2016/5/9/chartex" xmlns:cx4="http://schemas.microsoft.com/office/drawing/2016/5/10/chartex" xmlns:cx5="http://schemas.microsoft.com/office/drawing/2016/5/11/chartex" xmlns:cx6="http://schemas.microsoft.com/office/drawing/2016/5/12/chartex" xmlns:cx7="http://schemas.microsoft.com/office/drawing/2016/5/13/chartex" xmlns:cx8="http://schemas.microsoft.com/office/drawing/2016/5/14/chartex" xmlns:mc="http://schemas.openxmlformats.org/markup-compatibility/2006" xmlns:aink="http://schemas.microsoft.com/office/drawing/2016/ink" xmlns:am3d="http://schemas.microsoft.com/office/drawing/2017/model3d" xmlns:o="urn:schemas-microsoft-com:office:office" xmlns:r="http://schemas.openxmlformats.org/officeDocument/2006/relationships" xmlns:m="http://schemas.openxmlformats.org/officeDocument/2006/math" xmlns:v="urn:schemas-microsoft-com:vml" xmlns:wp14="http://schemas.microsoft.com/office/word/2010/wordprocessingDrawing" xmlns:wp="http://schemas.openxmlformats.org/drawingml/2006/wordprocessingDrawing" xmlns:w10="urn:schemas-microsoft-com:office:word" xmlns:w="http://schemas.openxmlformats.org/wordprocessingml/2006/main" xmlns:w14="http://schemas.microsoft.com/office/word/2010/wordml" xmlns:w15="http://schemas.microsoft.com/office/word/2012/wordml" xmlns:w16cid="http://schemas.microsoft.com/office/word/2016/wordml/cid" xmlns:w16se="http://schemas.microsoft.com/office/word/2015/wordml/symex" xmlns:wpg="http://schemas.microsoft.com/office/word/2010/wordprocessingGroup" xmlns:wpi="http://schemas.microsoft.com/office/word/2010/wordprocessingInk" xmlns:wne="http://schemas.microsoft.com/office/word/2006/wordml" xmlns:wps="http://schemas.microsoft.com/office/word/2010/wordprocessingShape" mc:Ignorable="w14 w15 w16se w16cid wp14">
+<w:ftr xmlns:wpc="http://schemas.microsoft.com/office/word/2010/wordprocessingCanvas" xmlns:cx="http://schemas.microsoft.com/office/drawing/2014/chartex" xmlns:cx1="http://schemas.microsoft.com/office/drawing/2015/9/8/chartex" xmlns:cx2="http://schemas.microsoft.com/office/drawing/2015/10/21/chartex" xmlns:cx3="http://schemas.microsoft.com/office/drawing/2016/5/9/chartex" xmlns:cx4="http://schemas.microsoft.com/office/drawing/2016/5/10/chartex" xmlns:cx5="http://schemas.microsoft.com/office/drawing/2016/5/11/chartex" xmlns:cx6="http://schemas.microsoft.com/office/drawing/2016/5/12/chartex" xmlns:cx7="http://schemas.microsoft.com/office/drawing/2016/5/13/chartex" xmlns:cx8="http://schemas.microsoft.com/office/drawing/2016/5/14/chartex" xmlns:mc="http://schemas.openxmlformats.org/markup-compatibility/2006" xmlns:aink="http://schemas.microsoft.com/office/drawing/2016/ink" xmlns:am3d="http://schemas.microsoft.com/office/drawing/2017/model3d" xmlns:o="urn:schemas-microsoft-com:office:office" xmlns:r="http://schemas.openxmlformats.org/officeDocument/2006/relationships" xmlns:m="http://schemas.openxmlformats.org/officeDocument/2006/math" xmlns:v="urn:schemas-microsoft-com:vml" xmlns:wp14="http://schemas.microsoft.com/office/word/2010/wordprocessingDrawing" xmlns:wp="http://schemas.openxmlformats.org/drawingml/2006/wordprocessingDrawing" xmlns:w10="urn:schemas-microsoft-com:office:word" xmlns:w="http://schemas.openxmlformats.org/wordprocessingml/2006/main" xmlns:w14="http://schemas.microsoft.com/office/word/2010/wordml" xmlns:w15="http://schemas.microsoft.com/office/word/2012/wordml" xmlns:w16cex="http://schemas.microsoft.com/office/word/2018/wordml/cex" xmlns:w16cid="http://schemas.microsoft.com/office/word/2016/wordml/cid" xmlns:w16="http://schemas.microsoft.com/office/word/2018/wordml" xmlns:w16se="http://schemas.microsoft.com/office/word/2015/wordml/symex" xmlns:wpg="http://schemas.microsoft.com/office/word/2010/wordprocessingGroup" xmlns:wpi="http://schemas.microsoft.com/office/word/2010/wordprocessingInk" xmlns:wne="http://schemas.microsoft.com/office/word/2006/wordml" xmlns:wps="http://schemas.microsoft.com/office/word/2010/wordprocessingShape" mc:Ignorable="w14 w15 w16se w16cid w16 w16cex wp14">
   <w:p>
     <w:pPr>
       <w:pStyle w:val="Footer"/>
@@ -13408,7 +12982,7 @@
 </file>
 
 <file path=word/footer3.xml><?xml version="1.0" encoding="utf-8"?>
-<w:ftr xmlns:wpc="http://schemas.microsoft.com/office/word/2010/wordprocessingCanvas" xmlns:cx="http://schemas.microsoft.com/office/drawing/2014/chartex" xmlns:cx1="http://schemas.microsoft.com/office/drawing/2015/9/8/chartex" xmlns:cx2="http://schemas.microsoft.com/office/drawing/2015/10/21/chartex" xmlns:cx3="http://schemas.microsoft.com/office/drawing/2016/5/9/chartex" xmlns:cx4="http://schemas.microsoft.com/office/drawing/2016/5/10/chartex" xmlns:cx5="http://schemas.microsoft.com/office/drawing/2016/5/11/chartex" xmlns:cx6="http://schemas.microsoft.com/office/drawing/2016/5/12/chartex" xmlns:cx7="http://schemas.microsoft.com/office/drawing/2016/5/13/chartex" xmlns:cx8="http://schemas.microsoft.com/office/drawing/2016/5/14/chartex" xmlns:mc="http://schemas.openxmlformats.org/markup-compatibility/2006" xmlns:aink="http://schemas.microsoft.com/office/drawing/2016/ink" xmlns:am3d="http://schemas.microsoft.com/office/drawing/2017/model3d" xmlns:o="urn:schemas-microsoft-com:office:office" xmlns:r="http://schemas.openxmlformats.org/officeDocument/2006/relationships" xmlns:m="http://schemas.openxmlformats.org/officeDocument/2006/math" xmlns:v="urn:schemas-microsoft-com:vml" xmlns:wp14="http://schemas.microsoft.com/office/word/2010/wordprocessingDrawing" xmlns:wp="http://schemas.openxmlformats.org/drawingml/2006/wordprocessingDrawing" xmlns:w10="urn:schemas-microsoft-com:office:word" xmlns:w="http://schemas.openxmlformats.org/wordprocessingml/2006/main" xmlns:w14="http://schemas.microsoft.com/office/word/2010/wordml" xmlns:w15="http://schemas.microsoft.com/office/word/2012/wordml" xmlns:w16cid="http://schemas.microsoft.com/office/word/2016/wordml/cid" xmlns:w16se="http://schemas.microsoft.com/office/word/2015/wordml/symex" xmlns:wpg="http://schemas.microsoft.com/office/word/2010/wordprocessingGroup" xmlns:wpi="http://schemas.microsoft.com/office/word/2010/wordprocessingInk" xmlns:wne="http://schemas.microsoft.com/office/word/2006/wordml" xmlns:wps="http://schemas.microsoft.com/office/word/2010/wordprocessingShape" mc:Ignorable="w14 w15 w16se w16cid wp14">
+<w:ftr xmlns:wpc="http://schemas.microsoft.com/office/word/2010/wordprocessingCanvas" xmlns:cx="http://schemas.microsoft.com/office/drawing/2014/chartex" xmlns:cx1="http://schemas.microsoft.com/office/drawing/2015/9/8/chartex" xmlns:cx2="http://schemas.microsoft.com/office/drawing/2015/10/21/chartex" xmlns:cx3="http://schemas.microsoft.com/office/drawing/2016/5/9/chartex" xmlns:cx4="http://schemas.microsoft.com/office/drawing/2016/5/10/chartex" xmlns:cx5="http://schemas.microsoft.com/office/drawing/2016/5/11/chartex" xmlns:cx6="http://schemas.microsoft.com/office/drawing/2016/5/12/chartex" xmlns:cx7="http://schemas.microsoft.com/office/drawing/2016/5/13/chartex" xmlns:cx8="http://schemas.microsoft.com/office/drawing/2016/5/14/chartex" xmlns:mc="http://schemas.openxmlformats.org/markup-compatibility/2006" xmlns:aink="http://schemas.microsoft.com/office/drawing/2016/ink" xmlns:am3d="http://schemas.microsoft.com/office/drawing/2017/model3d" xmlns:o="urn:schemas-microsoft-com:office:office" xmlns:r="http://schemas.openxmlformats.org/officeDocument/2006/relationships" xmlns:m="http://schemas.openxmlformats.org/officeDocument/2006/math" xmlns:v="urn:schemas-microsoft-com:vml" xmlns:wp14="http://schemas.microsoft.com/office/word/2010/wordprocessingDrawing" xmlns:wp="http://schemas.openxmlformats.org/drawingml/2006/wordprocessingDrawing" xmlns:w10="urn:schemas-microsoft-com:office:word" xmlns:w="http://schemas.openxmlformats.org/wordprocessingml/2006/main" xmlns:w14="http://schemas.microsoft.com/office/word/2010/wordml" xmlns:w15="http://schemas.microsoft.com/office/word/2012/wordml" xmlns:w16cex="http://schemas.microsoft.com/office/word/2018/wordml/cex" xmlns:w16cid="http://schemas.microsoft.com/office/word/2016/wordml/cid" xmlns:w16="http://schemas.microsoft.com/office/word/2018/wordml" xmlns:w16se="http://schemas.microsoft.com/office/word/2015/wordml/symex" xmlns:wpg="http://schemas.microsoft.com/office/word/2010/wordprocessingGroup" xmlns:wpi="http://schemas.microsoft.com/office/word/2010/wordprocessingInk" xmlns:wne="http://schemas.microsoft.com/office/word/2006/wordml" xmlns:wps="http://schemas.microsoft.com/office/word/2010/wordprocessingShape" mc:Ignorable="w14 w15 w16se w16cid w16 w16cex wp14">
   <w:p>
     <w:pPr>
       <w:pStyle w:val="Footer"/>
@@ -13427,7 +13001,7 @@
 </file>
 
 <file path=word/footnotes.xml><?xml version="1.0" encoding="utf-8"?>
-<w:footnotes xmlns:wpc="http://schemas.microsoft.com/office/word/2010/wordprocessingCanvas" xmlns:cx="http://schemas.microsoft.com/office/drawing/2014/chartex" xmlns:cx1="http://schemas.microsoft.com/office/drawing/2015/9/8/chartex" xmlns:cx2="http://schemas.microsoft.com/office/drawing/2015/10/21/chartex" xmlns:cx3="http://schemas.microsoft.com/office/drawing/2016/5/9/chartex" xmlns:cx4="http://schemas.microsoft.com/office/drawing/2016/5/10/chartex" xmlns:cx5="http://schemas.microsoft.com/office/drawing/2016/5/11/chartex" xmlns:cx6="http://schemas.microsoft.com/office/drawing/2016/5/12/chartex" xmlns:cx7="http://schemas.microsoft.com/office/drawing/2016/5/13/chartex" xmlns:cx8="http://schemas.microsoft.com/office/drawing/2016/5/14/chartex" xmlns:mc="http://schemas.openxmlformats.org/markup-compatibility/2006" xmlns:aink="http://schemas.microsoft.com/office/drawing/2016/ink" xmlns:am3d="http://schemas.microsoft.com/office/drawing/2017/model3d" xmlns:o="urn:schemas-microsoft-com:office:office" xmlns:r="http://schemas.openxmlformats.org/officeDocument/2006/relationships" xmlns:m="http://schemas.openxmlformats.org/officeDocument/2006/math" xmlns:v="urn:schemas-microsoft-com:vml" xmlns:wp14="http://schemas.microsoft.com/office/word/2010/wordprocessingDrawing" xmlns:wp="http://schemas.openxmlformats.org/drawingml/2006/wordprocessingDrawing" xmlns:w10="urn:schemas-microsoft-com:office:word" xmlns:w="http://schemas.openxmlformats.org/wordprocessingml/2006/main" xmlns:w14="http://schemas.microsoft.com/office/word/2010/wordml" xmlns:w15="http://schemas.microsoft.com/office/word/2012/wordml" xmlns:w16cid="http://schemas.microsoft.com/office/word/2016/wordml/cid" xmlns:w16se="http://schemas.microsoft.com/office/word/2015/wordml/symex" xmlns:wpg="http://schemas.microsoft.com/office/word/2010/wordprocessingGroup" xmlns:wpi="http://schemas.microsoft.com/office/word/2010/wordprocessingInk" xmlns:wne="http://schemas.microsoft.com/office/word/2006/wordml" xmlns:wps="http://schemas.microsoft.com/office/word/2010/wordprocessingShape" mc:Ignorable="w14 w15 w16se w16cid wp14">
+<w:footnotes xmlns:wpc="http://schemas.microsoft.com/office/word/2010/wordprocessingCanvas" xmlns:cx="http://schemas.microsoft.com/office/drawing/2014/chartex" xmlns:cx1="http://schemas.microsoft.com/office/drawing/2015/9/8/chartex" xmlns:cx2="http://schemas.microsoft.com/office/drawing/2015/10/21/chartex" xmlns:cx3="http://schemas.microsoft.com/office/drawing/2016/5/9/chartex" xmlns:cx4="http://schemas.microsoft.com/office/drawing/2016/5/10/chartex" xmlns:cx5="http://schemas.microsoft.com/office/drawing/2016/5/11/chartex" xmlns:cx6="http://schemas.microsoft.com/office/drawing/2016/5/12/chartex" xmlns:cx7="http://schemas.microsoft.com/office/drawing/2016/5/13/chartex" xmlns:cx8="http://schemas.microsoft.com/office/drawing/2016/5/14/chartex" xmlns:mc="http://schemas.openxmlformats.org/markup-compatibility/2006" xmlns:aink="http://schemas.microsoft.com/office/drawing/2016/ink" xmlns:am3d="http://schemas.microsoft.com/office/drawing/2017/model3d" xmlns:o="urn:schemas-microsoft-com:office:office" xmlns:r="http://schemas.openxmlformats.org/officeDocument/2006/relationships" xmlns:m="http://schemas.openxmlformats.org/officeDocument/2006/math" xmlns:v="urn:schemas-microsoft-com:vml" xmlns:wp14="http://schemas.microsoft.com/office/word/2010/wordprocessingDrawing" xmlns:wp="http://schemas.openxmlformats.org/drawingml/2006/wordprocessingDrawing" xmlns:w10="urn:schemas-microsoft-com:office:word" xmlns:w="http://schemas.openxmlformats.org/wordprocessingml/2006/main" xmlns:w14="http://schemas.microsoft.com/office/word/2010/wordml" xmlns:w15="http://schemas.microsoft.com/office/word/2012/wordml" xmlns:w16cex="http://schemas.microsoft.com/office/word/2018/wordml/cex" xmlns:w16cid="http://schemas.microsoft.com/office/word/2016/wordml/cid" xmlns:w16="http://schemas.microsoft.com/office/word/2018/wordml" xmlns:w16se="http://schemas.microsoft.com/office/word/2015/wordml/symex" xmlns:wpg="http://schemas.microsoft.com/office/word/2010/wordprocessingGroup" xmlns:wpi="http://schemas.microsoft.com/office/word/2010/wordprocessingInk" xmlns:wne="http://schemas.microsoft.com/office/word/2006/wordml" xmlns:wps="http://schemas.microsoft.com/office/word/2010/wordprocessingShape" mc:Ignorable="w14 w15 w16se w16cid w16 w16cex wp14">
   <w:footnote w:type="separator" w:id="-1">
     <w:p>
       <w:pPr>
@@ -13664,7 +13238,7 @@
 </file>
 
 <file path=word/header1.xml><?xml version="1.0" encoding="utf-8"?>
-<w:hdr xmlns:wpc="http://schemas.microsoft.com/office/word/2010/wordprocessingCanvas" xmlns:cx="http://schemas.microsoft.com/office/drawing/2014/chartex" xmlns:cx1="http://schemas.microsoft.com/office/drawing/2015/9/8/chartex" xmlns:cx2="http://schemas.microsoft.com/office/drawing/2015/10/21/chartex" xmlns:cx3="http://schemas.microsoft.com/office/drawing/2016/5/9/chartex" xmlns:cx4="http://schemas.microsoft.com/office/drawing/2016/5/10/chartex" xmlns:cx5="http://schemas.microsoft.com/office/drawing/2016/5/11/chartex" xmlns:cx6="http://schemas.microsoft.com/office/drawing/2016/5/12/chartex" xmlns:cx7="http://schemas.microsoft.com/office/drawing/2016/5/13/chartex" xmlns:cx8="http://schemas.microsoft.com/office/drawing/2016/5/14/chartex" xmlns:mc="http://schemas.openxmlformats.org/markup-compatibility/2006" xmlns:aink="http://schemas.microsoft.com/office/drawing/2016/ink" xmlns:am3d="http://schemas.microsoft.com/office/drawing/2017/model3d" xmlns:o="urn:schemas-microsoft-com:office:office" xmlns:r="http://schemas.openxmlformats.org/officeDocument/2006/relationships" xmlns:m="http://schemas.openxmlformats.org/officeDocument/2006/math" xmlns:v="urn:schemas-microsoft-com:vml" xmlns:wp14="http://schemas.microsoft.com/office/word/2010/wordprocessingDrawing" xmlns:wp="http://schemas.openxmlformats.org/drawingml/2006/wordprocessingDrawing" xmlns:w10="urn:schemas-microsoft-com:office:word" xmlns:w="http://schemas.openxmlformats.org/wordprocessingml/2006/main" xmlns:w14="http://schemas.microsoft.com/office/word/2010/wordml" xmlns:w15="http://schemas.microsoft.com/office/word/2012/wordml" xmlns:w16cid="http://schemas.microsoft.com/office/word/2016/wordml/cid" xmlns:w16se="http://schemas.microsoft.com/office/word/2015/wordml/symex" xmlns:wpg="http://schemas.microsoft.com/office/word/2010/wordprocessingGroup" xmlns:wpi="http://schemas.microsoft.com/office/word/2010/wordprocessingInk" xmlns:wne="http://schemas.microsoft.com/office/word/2006/wordml" xmlns:wps="http://schemas.microsoft.com/office/word/2010/wordprocessingShape" mc:Ignorable="w14 w15 w16se w16cid wp14">
+<w:hdr xmlns:wpc="http://schemas.microsoft.com/office/word/2010/wordprocessingCanvas" xmlns:cx="http://schemas.microsoft.com/office/drawing/2014/chartex" xmlns:cx1="http://schemas.microsoft.com/office/drawing/2015/9/8/chartex" xmlns:cx2="http://schemas.microsoft.com/office/drawing/2015/10/21/chartex" xmlns:cx3="http://schemas.microsoft.com/office/drawing/2016/5/9/chartex" xmlns:cx4="http://schemas.microsoft.com/office/drawing/2016/5/10/chartex" xmlns:cx5="http://schemas.microsoft.com/office/drawing/2016/5/11/chartex" xmlns:cx6="http://schemas.microsoft.com/office/drawing/2016/5/12/chartex" xmlns:cx7="http://schemas.microsoft.com/office/drawing/2016/5/13/chartex" xmlns:cx8="http://schemas.microsoft.com/office/drawing/2016/5/14/chartex" xmlns:mc="http://schemas.openxmlformats.org/markup-compatibility/2006" xmlns:aink="http://schemas.microsoft.com/office/drawing/2016/ink" xmlns:am3d="http://schemas.microsoft.com/office/drawing/2017/model3d" xmlns:o="urn:schemas-microsoft-com:office:office" xmlns:r="http://schemas.openxmlformats.org/officeDocument/2006/relationships" xmlns:m="http://schemas.openxmlformats.org/officeDocument/2006/math" xmlns:v="urn:schemas-microsoft-com:vml" xmlns:wp14="http://schemas.microsoft.com/office/word/2010/wordprocessingDrawing" xmlns:wp="http://schemas.openxmlformats.org/drawingml/2006/wordprocessingDrawing" xmlns:w10="urn:schemas-microsoft-com:office:word" xmlns:w="http://schemas.openxmlformats.org/wordprocessingml/2006/main" xmlns:w14="http://schemas.microsoft.com/office/word/2010/wordml" xmlns:w15="http://schemas.microsoft.com/office/word/2012/wordml" xmlns:w16cex="http://schemas.microsoft.com/office/word/2018/wordml/cex" xmlns:w16cid="http://schemas.microsoft.com/office/word/2016/wordml/cid" xmlns:w16="http://schemas.microsoft.com/office/word/2018/wordml" xmlns:w16se="http://schemas.microsoft.com/office/word/2015/wordml/symex" xmlns:wpg="http://schemas.microsoft.com/office/word/2010/wordprocessingGroup" xmlns:wpi="http://schemas.microsoft.com/office/word/2010/wordprocessingInk" xmlns:wne="http://schemas.microsoft.com/office/word/2006/wordml" xmlns:wps="http://schemas.microsoft.com/office/word/2010/wordprocessingShape" mc:Ignorable="w14 w15 w16se w16cid w16 w16cex wp14">
   <w:p>
     <w:pPr>
       <w:pStyle w:val="Header"/>
@@ -13683,7 +13257,7 @@
 </file>
 
 <file path=word/header2.xml><?xml version="1.0" encoding="utf-8"?>
-<w:hdr xmlns:wpc="http://schemas.microsoft.com/office/word/2010/wordprocessingCanvas" xmlns:cx="http://schemas.microsoft.com/office/drawing/2014/chartex" xmlns:cx1="http://schemas.microsoft.com/office/drawing/2015/9/8/chartex" xmlns:cx2="http://schemas.microsoft.com/office/drawing/2015/10/21/chartex" xmlns:cx3="http://schemas.microsoft.com/office/drawing/2016/5/9/chartex" xmlns:cx4="http://schemas.microsoft.com/office/drawing/2016/5/10/chartex" xmlns:cx5="http://schemas.microsoft.com/office/drawing/2016/5/11/chartex" xmlns:cx6="http://schemas.microsoft.com/office/drawing/2016/5/12/chartex" xmlns:cx7="http://schemas.microsoft.com/office/drawing/2016/5/13/chartex" xmlns:cx8="http://schemas.microsoft.com/office/drawing/2016/5/14/chartex" xmlns:mc="http://schemas.openxmlformats.org/markup-compatibility/2006" xmlns:aink="http://schemas.microsoft.com/office/drawing/2016/ink" xmlns:am3d="http://schemas.microsoft.com/office/drawing/2017/model3d" xmlns:o="urn:schemas-microsoft-com:office:office" xmlns:r="http://schemas.openxmlformats.org/officeDocument/2006/relationships" xmlns:m="http://schemas.openxmlformats.org/officeDocument/2006/math" xmlns:v="urn:schemas-microsoft-com:vml" xmlns:wp14="http://schemas.microsoft.com/office/word/2010/wordprocessingDrawing" xmlns:wp="http://schemas.openxmlformats.org/drawingml/2006/wordprocessingDrawing" xmlns:w10="urn:schemas-microsoft-com:office:word" xmlns:w="http://schemas.openxmlformats.org/wordprocessingml/2006/main" xmlns:w14="http://schemas.microsoft.com/office/word/2010/wordml" xmlns:w15="http://schemas.microsoft.com/office/word/2012/wordml" xmlns:w16cid="http://schemas.microsoft.com/office/word/2016/wordml/cid" xmlns:w16se="http://schemas.microsoft.com/office/word/2015/wordml/symex" xmlns:wpg="http://schemas.microsoft.com/office/word/2010/wordprocessingGroup" xmlns:wpi="http://schemas.microsoft.com/office/word/2010/wordprocessingInk" xmlns:wne="http://schemas.microsoft.com/office/word/2006/wordml" xmlns:wps="http://schemas.microsoft.com/office/word/2010/wordprocessingShape" mc:Ignorable="w14 w15 w16se w16cid wp14">
+<w:hdr xmlns:wpc="http://schemas.microsoft.com/office/word/2010/wordprocessingCanvas" xmlns:cx="http://schemas.microsoft.com/office/drawing/2014/chartex" xmlns:cx1="http://schemas.microsoft.com/office/drawing/2015/9/8/chartex" xmlns:cx2="http://schemas.microsoft.com/office/drawing/2015/10/21/chartex" xmlns:cx3="http://schemas.microsoft.com/office/drawing/2016/5/9/chartex" xmlns:cx4="http://schemas.microsoft.com/office/drawing/2016/5/10/chartex" xmlns:cx5="http://schemas.microsoft.com/office/drawing/2016/5/11/chartex" xmlns:cx6="http://schemas.microsoft.com/office/drawing/2016/5/12/chartex" xmlns:cx7="http://schemas.microsoft.com/office/drawing/2016/5/13/chartex" xmlns:cx8="http://schemas.microsoft.com/office/drawing/2016/5/14/chartex" xmlns:mc="http://schemas.openxmlformats.org/markup-compatibility/2006" xmlns:aink="http://schemas.microsoft.com/office/drawing/2016/ink" xmlns:am3d="http://schemas.microsoft.com/office/drawing/2017/model3d" xmlns:o="urn:schemas-microsoft-com:office:office" xmlns:r="http://schemas.openxmlformats.org/officeDocument/2006/relationships" xmlns:m="http://schemas.openxmlformats.org/officeDocument/2006/math" xmlns:v="urn:schemas-microsoft-com:vml" xmlns:wp14="http://schemas.microsoft.com/office/word/2010/wordprocessingDrawing" xmlns:wp="http://schemas.openxmlformats.org/drawingml/2006/wordprocessingDrawing" xmlns:w10="urn:schemas-microsoft-com:office:word" xmlns:w="http://schemas.openxmlformats.org/wordprocessingml/2006/main" xmlns:w14="http://schemas.microsoft.com/office/word/2010/wordml" xmlns:w15="http://schemas.microsoft.com/office/word/2012/wordml" xmlns:w16cex="http://schemas.microsoft.com/office/word/2018/wordml/cex" xmlns:w16cid="http://schemas.microsoft.com/office/word/2016/wordml/cid" xmlns:w16="http://schemas.microsoft.com/office/word/2018/wordml" xmlns:w16se="http://schemas.microsoft.com/office/word/2015/wordml/symex" xmlns:wpg="http://schemas.microsoft.com/office/word/2010/wordprocessingGroup" xmlns:wpi="http://schemas.microsoft.com/office/word/2010/wordprocessingInk" xmlns:wne="http://schemas.microsoft.com/office/word/2006/wordml" xmlns:wps="http://schemas.microsoft.com/office/word/2010/wordprocessingShape" mc:Ignorable="w14 w15 w16se w16cid w16 w16cex wp14">
   <w:p>
     <w:pPr>
       <w:pStyle w:val="Header"/>
@@ -13702,7 +13276,7 @@
 </file>
 
 <file path=word/header3.xml><?xml version="1.0" encoding="utf-8"?>
-<w:hdr xmlns:wpc="http://schemas.microsoft.com/office/word/2010/wordprocessingCanvas" xmlns:cx="http://schemas.microsoft.com/office/drawing/2014/chartex" xmlns:cx1="http://schemas.microsoft.com/office/drawing/2015/9/8/chartex" xmlns:cx2="http://schemas.microsoft.com/office/drawing/2015/10/21/chartex" xmlns:cx3="http://schemas.microsoft.com/office/drawing/2016/5/9/chartex" xmlns:cx4="http://schemas.microsoft.com/office/drawing/2016/5/10/chartex" xmlns:cx5="http://schemas.microsoft.com/office/drawing/2016/5/11/chartex" xmlns:cx6="http://schemas.microsoft.com/office/drawing/2016/5/12/chartex" xmlns:cx7="http://schemas.microsoft.com/office/drawing/2016/5/13/chartex" xmlns:cx8="http://schemas.microsoft.com/office/drawing/2016/5/14/chartex" xmlns:mc="http://schemas.openxmlformats.org/markup-compatibility/2006" xmlns:aink="http://schemas.microsoft.com/office/drawing/2016/ink" xmlns:am3d="http://schemas.microsoft.com/office/drawing/2017/model3d" xmlns:o="urn:schemas-microsoft-com:office:office" xmlns:r="http://schemas.openxmlformats.org/officeDocument/2006/relationships" xmlns:m="http://schemas.openxmlformats.org/officeDocument/2006/math" xmlns:v="urn:schemas-microsoft-com:vml" xmlns:wp14="http://schemas.microsoft.com/office/word/2010/wordprocessingDrawing" xmlns:wp="http://schemas.openxmlformats.org/drawingml/2006/wordprocessingDrawing" xmlns:w10="urn:schemas-microsoft-com:office:word" xmlns:w="http://schemas.openxmlformats.org/wordprocessingml/2006/main" xmlns:w14="http://schemas.microsoft.com/office/word/2010/wordml" xmlns:w15="http://schemas.microsoft.com/office/word/2012/wordml" xmlns:w16cid="http://schemas.microsoft.com/office/word/2016/wordml/cid" xmlns:w16se="http://schemas.microsoft.com/office/word/2015/wordml/symex" xmlns:wpg="http://schemas.microsoft.com/office/word/2010/wordprocessingGroup" xmlns:wpi="http://schemas.microsoft.com/office/word/2010/wordprocessingInk" xmlns:wne="http://schemas.microsoft.com/office/word/2006/wordml" xmlns:wps="http://schemas.microsoft.com/office/word/2010/wordprocessingShape" mc:Ignorable="w14 w15 w16se w16cid wp14">
+<w:hdr xmlns:wpc="http://schemas.microsoft.com/office/word/2010/wordprocessingCanvas" xmlns:cx="http://schemas.microsoft.com/office/drawing/2014/chartex" xmlns:cx1="http://schemas.microsoft.com/office/drawing/2015/9/8/chartex" xmlns:cx2="http://schemas.microsoft.com/office/drawing/2015/10/21/chartex" xmlns:cx3="http://schemas.microsoft.com/office/drawing/2016/5/9/chartex" xmlns:cx4="http://schemas.microsoft.com/office/drawing/2016/5/10/chartex" xmlns:cx5="http://schemas.microsoft.com/office/drawing/2016/5/11/chartex" xmlns:cx6="http://schemas.microsoft.com/office/drawing/2016/5/12/chartex" xmlns:cx7="http://schemas.microsoft.com/office/drawing/2016/5/13/chartex" xmlns:cx8="http://schemas.microsoft.com/office/drawing/2016/5/14/chartex" xmlns:mc="http://schemas.openxmlformats.org/markup-compatibility/2006" xmlns:aink="http://schemas.microsoft.com/office/drawing/2016/ink" xmlns:am3d="http://schemas.microsoft.com/office/drawing/2017/model3d" xmlns:o="urn:schemas-microsoft-com:office:office" xmlns:r="http://schemas.openxmlformats.org/officeDocument/2006/relationships" xmlns:m="http://schemas.openxmlformats.org/officeDocument/2006/math" xmlns:v="urn:schemas-microsoft-com:vml" xmlns:wp14="http://schemas.microsoft.com/office/word/2010/wordprocessingDrawing" xmlns:wp="http://schemas.openxmlformats.org/drawingml/2006/wordprocessingDrawing" xmlns:w10="urn:schemas-microsoft-com:office:word" xmlns:w="http://schemas.openxmlformats.org/wordprocessingml/2006/main" xmlns:w14="http://schemas.microsoft.com/office/word/2010/wordml" xmlns:w15="http://schemas.microsoft.com/office/word/2012/wordml" xmlns:w16cex="http://schemas.microsoft.com/office/word/2018/wordml/cex" xmlns:w16cid="http://schemas.microsoft.com/office/word/2016/wordml/cid" xmlns:w16="http://schemas.microsoft.com/office/word/2018/wordml" xmlns:w16se="http://schemas.microsoft.com/office/word/2015/wordml/symex" xmlns:wpg="http://schemas.microsoft.com/office/word/2010/wordprocessingGroup" xmlns:wpi="http://schemas.microsoft.com/office/word/2010/wordprocessingInk" xmlns:wne="http://schemas.microsoft.com/office/word/2006/wordml" xmlns:wps="http://schemas.microsoft.com/office/word/2010/wordprocessingShape" mc:Ignorable="w14 w15 w16se w16cid w16 w16cex wp14">
   <w:p>
     <w:pPr>
       <w:pStyle w:val="Header"/>
@@ -13721,7 +13295,7 @@
 </file>
 
 <file path=word/numbering.xml><?xml version="1.0" encoding="utf-8"?>
-<w:numbering xmlns:wpc="http://schemas.microsoft.com/office/word/2010/wordprocessingCanvas" xmlns:cx="http://schemas.microsoft.com/office/drawing/2014/chartex" xmlns:cx1="http://schemas.microsoft.com/office/drawing/2015/9/8/chartex" xmlns:cx2="http://schemas.microsoft.com/office/drawing/2015/10/21/chartex" xmlns:cx3="http://schemas.microsoft.com/office/drawing/2016/5/9/chartex" xmlns:cx4="http://schemas.microsoft.com/office/drawing/2016/5/10/chartex" xmlns:cx5="http://schemas.microsoft.com/office/drawing/2016/5/11/chartex" xmlns:cx6="http://schemas.microsoft.com/office/drawing/2016/5/12/chartex" xmlns:cx7="http://schemas.microsoft.com/office/drawing/2016/5/13/chartex" xmlns:cx8="http://schemas.microsoft.com/office/drawing/2016/5/14/chartex" xmlns:mc="http://schemas.openxmlformats.org/markup-compatibility/2006" xmlns:aink="http://schemas.microsoft.com/office/drawing/2016/ink" xmlns:am3d="http://schemas.microsoft.com/office/drawing/2017/model3d" xmlns:o="urn:schemas-microsoft-com:office:office" xmlns:r="http://schemas.openxmlformats.org/officeDocument/2006/relationships" xmlns:m="http://schemas.openxmlformats.org/officeDocument/2006/math" xmlns:v="urn:schemas-microsoft-com:vml" xmlns:wp14="http://schemas.microsoft.com/office/word/2010/wordprocessingDrawing" xmlns:wp="http://schemas.openxmlformats.org/drawingml/2006/wordprocessingDrawing" xmlns:w10="urn:schemas-microsoft-com:office:word" xmlns:w="http://schemas.openxmlformats.org/wordprocessingml/2006/main" xmlns:w14="http://schemas.microsoft.com/office/word/2010/wordml" xmlns:w15="http://schemas.microsoft.com/office/word/2012/wordml" xmlns:w16cid="http://schemas.microsoft.com/office/word/2016/wordml/cid" xmlns:w16se="http://schemas.microsoft.com/office/word/2015/wordml/symex" xmlns:wpg="http://schemas.microsoft.com/office/word/2010/wordprocessingGroup" xmlns:wpi="http://schemas.microsoft.com/office/word/2010/wordprocessingInk" xmlns:wne="http://schemas.microsoft.com/office/word/2006/wordml" xmlns:wps="http://schemas.microsoft.com/office/word/2010/wordprocessingShape" mc:Ignorable="w14 w15 w16se w16cid wp14">
+<w:numbering xmlns:wpc="http://schemas.microsoft.com/office/word/2010/wordprocessingCanvas" xmlns:cx="http://schemas.microsoft.com/office/drawing/2014/chartex" xmlns:cx1="http://schemas.microsoft.com/office/drawing/2015/9/8/chartex" xmlns:cx2="http://schemas.microsoft.com/office/drawing/2015/10/21/chartex" xmlns:cx3="http://schemas.microsoft.com/office/drawing/2016/5/9/chartex" xmlns:cx4="http://schemas.microsoft.com/office/drawing/2016/5/10/chartex" xmlns:cx5="http://schemas.microsoft.com/office/drawing/2016/5/11/chartex" xmlns:cx6="http://schemas.microsoft.com/office/drawing/2016/5/12/chartex" xmlns:cx7="http://schemas.microsoft.com/office/drawing/2016/5/13/chartex" xmlns:cx8="http://schemas.microsoft.com/office/drawing/2016/5/14/chartex" xmlns:mc="http://schemas.openxmlformats.org/markup-compatibility/2006" xmlns:aink="http://schemas.microsoft.com/office/drawing/2016/ink" xmlns:am3d="http://schemas.microsoft.com/office/drawing/2017/model3d" xmlns:o="urn:schemas-microsoft-com:office:office" xmlns:r="http://schemas.openxmlformats.org/officeDocument/2006/relationships" xmlns:m="http://schemas.openxmlformats.org/officeDocument/2006/math" xmlns:v="urn:schemas-microsoft-com:vml" xmlns:wp14="http://schemas.microsoft.com/office/word/2010/wordprocessingDrawing" xmlns:wp="http://schemas.openxmlformats.org/drawingml/2006/wordprocessingDrawing" xmlns:w10="urn:schemas-microsoft-com:office:word" xmlns:w="http://schemas.openxmlformats.org/wordprocessingml/2006/main" xmlns:w14="http://schemas.microsoft.com/office/word/2010/wordml" xmlns:w15="http://schemas.microsoft.com/office/word/2012/wordml" xmlns:w16cex="http://schemas.microsoft.com/office/word/2018/wordml/cex" xmlns:w16cid="http://schemas.microsoft.com/office/word/2016/wordml/cid" xmlns:w16="http://schemas.microsoft.com/office/word/2018/wordml" xmlns:w16se="http://schemas.microsoft.com/office/word/2015/wordml/symex" xmlns:wpg="http://schemas.microsoft.com/office/word/2010/wordprocessingGroup" xmlns:wpi="http://schemas.microsoft.com/office/word/2010/wordprocessingInk" xmlns:wne="http://schemas.microsoft.com/office/word/2006/wordml" xmlns:wps="http://schemas.microsoft.com/office/word/2010/wordprocessingShape" mc:Ignorable="w14 w15 w16se w16cid w16 w16cex wp14">
   <w:abstractNum w:abstractNumId="0" w15:restartNumberingAfterBreak="0">
     <w:nsid w:val="01AF491F"/>
     <w:multiLevelType w:val="hybridMultilevel"/>
@@ -16796,7 +16370,7 @@
 </file>
 
 <file path=word/people.xml><?xml version="1.0" encoding="utf-8"?>
-<w15:people xmlns:wpc="http://schemas.microsoft.com/office/word/2010/wordprocessingCanvas" xmlns:cx="http://schemas.microsoft.com/office/drawing/2014/chartex" xmlns:cx1="http://schemas.microsoft.com/office/drawing/2015/9/8/chartex" xmlns:cx2="http://schemas.microsoft.com/office/drawing/2015/10/21/chartex" xmlns:cx3="http://schemas.microsoft.com/office/drawing/2016/5/9/chartex" xmlns:cx4="http://schemas.microsoft.com/office/drawing/2016/5/10/chartex" xmlns:cx5="http://schemas.microsoft.com/office/drawing/2016/5/11/chartex" xmlns:cx6="http://schemas.microsoft.com/office/drawing/2016/5/12/chartex" xmlns:cx7="http://schemas.microsoft.com/office/drawing/2016/5/13/chartex" xmlns:cx8="http://schemas.microsoft.com/office/drawing/2016/5/14/chartex" xmlns:mc="http://schemas.openxmlformats.org/markup-compatibility/2006" xmlns:aink="http://schemas.microsoft.com/office/drawing/2016/ink" xmlns:am3d="http://schemas.microsoft.com/office/drawing/2017/model3d" xmlns:o="urn:schemas-microsoft-com:office:office" xmlns:r="http://schemas.openxmlformats.org/officeDocument/2006/relationships" xmlns:m="http://schemas.openxmlformats.org/officeDocument/2006/math" xmlns:v="urn:schemas-microsoft-com:vml" xmlns:wp14="http://schemas.microsoft.com/office/word/2010/wordprocessingDrawing" xmlns:wp="http://schemas.openxmlformats.org/drawingml/2006/wordprocessingDrawing" xmlns:w10="urn:schemas-microsoft-com:office:word" xmlns:w="http://schemas.openxmlformats.org/wordprocessingml/2006/main" xmlns:w14="http://schemas.microsoft.com/office/word/2010/wordml" xmlns:w15="http://schemas.microsoft.com/office/word/2012/wordml" xmlns:w16cid="http://schemas.microsoft.com/office/word/2016/wordml/cid" xmlns:w16se="http://schemas.microsoft.com/office/word/2015/wordml/symex" xmlns:wpg="http://schemas.microsoft.com/office/word/2010/wordprocessingGroup" xmlns:wpi="http://schemas.microsoft.com/office/word/2010/wordprocessingInk" xmlns:wne="http://schemas.microsoft.com/office/word/2006/wordml" xmlns:wps="http://schemas.microsoft.com/office/word/2010/wordprocessingShape" mc:Ignorable="w14 w15 w16se w16cid wp14">
+<w15:people xmlns:wpc="http://schemas.microsoft.com/office/word/2010/wordprocessingCanvas" xmlns:cx="http://schemas.microsoft.com/office/drawing/2014/chartex" xmlns:cx1="http://schemas.microsoft.com/office/drawing/2015/9/8/chartex" xmlns:cx2="http://schemas.microsoft.com/office/drawing/2015/10/21/chartex" xmlns:cx3="http://schemas.microsoft.com/office/drawing/2016/5/9/chartex" xmlns:cx4="http://schemas.microsoft.com/office/drawing/2016/5/10/chartex" xmlns:cx5="http://schemas.microsoft.com/office/drawing/2016/5/11/chartex" xmlns:cx6="http://schemas.microsoft.com/office/drawing/2016/5/12/chartex" xmlns:cx7="http://schemas.microsoft.com/office/drawing/2016/5/13/chartex" xmlns:cx8="http://schemas.microsoft.com/office/drawing/2016/5/14/chartex" xmlns:mc="http://schemas.openxmlformats.org/markup-compatibility/2006" xmlns:aink="http://schemas.microsoft.com/office/drawing/2016/ink" xmlns:am3d="http://schemas.microsoft.com/office/drawing/2017/model3d" xmlns:o="urn:schemas-microsoft-com:office:office" xmlns:r="http://schemas.openxmlformats.org/officeDocument/2006/relationships" xmlns:m="http://schemas.openxmlformats.org/officeDocument/2006/math" xmlns:v="urn:schemas-microsoft-com:vml" xmlns:wp14="http://schemas.microsoft.com/office/word/2010/wordprocessingDrawing" xmlns:wp="http://schemas.openxmlformats.org/drawingml/2006/wordprocessingDrawing" xmlns:w10="urn:schemas-microsoft-com:office:word" xmlns:w="http://schemas.openxmlformats.org/wordprocessingml/2006/main" xmlns:w14="http://schemas.microsoft.com/office/word/2010/wordml" xmlns:w15="http://schemas.microsoft.com/office/word/2012/wordml" xmlns:w16cex="http://schemas.microsoft.com/office/word/2018/wordml/cex" xmlns:w16cid="http://schemas.microsoft.com/office/word/2016/wordml/cid" xmlns:w16="http://schemas.microsoft.com/office/word/2018/wordml" xmlns:w16se="http://schemas.microsoft.com/office/word/2015/wordml/symex" xmlns:wpg="http://schemas.microsoft.com/office/word/2010/wordprocessingGroup" xmlns:wpi="http://schemas.microsoft.com/office/word/2010/wordprocessingInk" xmlns:wne="http://schemas.microsoft.com/office/word/2006/wordml" xmlns:wps="http://schemas.microsoft.com/office/word/2010/wordprocessingShape" mc:Ignorable="w14 w15 w16se w16cid w16 w16cex wp14">
   <w15:person w15:author="Palider, Dusan (US)">
     <w15:presenceInfo w15:providerId="None" w15:userId="Palider, Dusan (US)"/>
   </w15:person>
@@ -16804,7 +16378,7 @@
 </file>
 
 <file path=word/styles.xml><?xml version="1.0" encoding="utf-8"?>
-<w:styles xmlns:mc="http://schemas.openxmlformats.org/markup-compatibility/2006" xmlns:r="http://schemas.openxmlformats.org/officeDocument/2006/relationships" xmlns:w="http://schemas.openxmlformats.org/wordprocessingml/2006/main" xmlns:w14="http://schemas.microsoft.com/office/word/2010/wordml" xmlns:w15="http://schemas.microsoft.com/office/word/2012/wordml" xmlns:w16cid="http://schemas.microsoft.com/office/word/2016/wordml/cid" xmlns:w16se="http://schemas.microsoft.com/office/word/2015/wordml/symex" mc:Ignorable="w14 w15 w16se w16cid">
+<w:styles xmlns:mc="http://schemas.openxmlformats.org/markup-compatibility/2006" xmlns:r="http://schemas.openxmlformats.org/officeDocument/2006/relationships" xmlns:w="http://schemas.openxmlformats.org/wordprocessingml/2006/main" xmlns:w14="http://schemas.microsoft.com/office/word/2010/wordml" xmlns:w15="http://schemas.microsoft.com/office/word/2012/wordml" xmlns:w16cex="http://schemas.microsoft.com/office/word/2018/wordml/cex" xmlns:w16cid="http://schemas.microsoft.com/office/word/2016/wordml/cid" xmlns:w16="http://schemas.microsoft.com/office/word/2018/wordml" xmlns:w16se="http://schemas.microsoft.com/office/word/2015/wordml/symex" mc:Ignorable="w14 w15 w16se w16cid w16 w16cex">
   <w:docDefaults>
     <w:rPrDefault>
       <w:rPr>
@@ -16820,7 +16394,7 @@
       </w:pPr>
     </w:pPrDefault>
   </w:docDefaults>
-  <w:latentStyles w:defLockedState="0" w:defUIPriority="99" w:defSemiHidden="0" w:defUnhideWhenUsed="0" w:defQFormat="0" w:count="377">
+  <w:latentStyles w:defLockedState="0" w:defUIPriority="99" w:defSemiHidden="0" w:defUnhideWhenUsed="0" w:defQFormat="0" w:count="376">
     <w:lsdException w:name="Normal" w:uiPriority="0" w:qFormat="1"/>
     <w:lsdException w:name="heading 1" w:uiPriority="9" w:qFormat="1"/>
     <w:lsdException w:name="heading 2" w:semiHidden="1" w:uiPriority="9" w:unhideWhenUsed="1" w:qFormat="1"/>
@@ -16968,8 +16542,11 @@
     <w:lsdException w:name="Table 3D effects 3" w:semiHidden="1" w:unhideWhenUsed="1"/>
     <w:lsdException w:name="Table Contemporary" w:semiHidden="1" w:unhideWhenUsed="1"/>
     <w:lsdException w:name="Table Elegant" w:semiHidden="1" w:unhideWhenUsed="1"/>
+    <w:lsdException w:name="Table Professional" w:semiHidden="1" w:unhideWhenUsed="1"/>
     <w:lsdException w:name="Table Subtle 1" w:semiHidden="1" w:unhideWhenUsed="1"/>
     <w:lsdException w:name="Table Subtle 2" w:semiHidden="1" w:unhideWhenUsed="1"/>
+    <w:lsdException w:name="Table Web 1" w:semiHidden="1" w:unhideWhenUsed="1"/>
+    <w:lsdException w:name="Table Web 2" w:semiHidden="1" w:unhideWhenUsed="1"/>
     <w:lsdException w:name="Table Web 3" w:semiHidden="1" w:unhideWhenUsed="1"/>
     <w:lsdException w:name="Balloon Text" w:semiHidden="1" w:unhideWhenUsed="1"/>
     <w:lsdException w:name="Table Grid" w:uiPriority="59"/>
@@ -17194,7 +16771,6 @@
     <w:lsdException w:name="Hashtag" w:semiHidden="1" w:unhideWhenUsed="1"/>
     <w:lsdException w:name="Unresolved Mention" w:semiHidden="1" w:unhideWhenUsed="1"/>
     <w:lsdException w:name="Smart Link" w:semiHidden="1" w:unhideWhenUsed="1"/>
-    <w:lsdException w:name="Smart Link Error" w:semiHidden="1" w:unhideWhenUsed="1"/>
   </w:latentStyles>
   <w:style w:type="paragraph" w:default="1" w:styleId="Normal">
     <w:name w:val="Normal"/>

--- a/ClassifiedInstallationStuff/_Instructions/_IES Suite Upgrade Instructions.docx
+++ b/ClassifiedInstallationStuff/_Instructions/_IES Suite Upgrade Instructions.docx
@@ -2,23 +2,23 @@
 <file path=word/document.xml><?xml version="1.0" encoding="utf-8"?>
 <w:document xmlns:wpc="http://schemas.microsoft.com/office/word/2010/wordprocessingCanvas" xmlns:cx="http://schemas.microsoft.com/office/drawing/2014/chartex" xmlns:cx1="http://schemas.microsoft.com/office/drawing/2015/9/8/chartex" xmlns:cx2="http://schemas.microsoft.com/office/drawing/2015/10/21/chartex" xmlns:cx3="http://schemas.microsoft.com/office/drawing/2016/5/9/chartex" xmlns:cx4="http://schemas.microsoft.com/office/drawing/2016/5/10/chartex" xmlns:cx5="http://schemas.microsoft.com/office/drawing/2016/5/11/chartex" xmlns:cx6="http://schemas.microsoft.com/office/drawing/2016/5/12/chartex" xmlns:cx7="http://schemas.microsoft.com/office/drawing/2016/5/13/chartex" xmlns:cx8="http://schemas.microsoft.com/office/drawing/2016/5/14/chartex" xmlns:mc="http://schemas.openxmlformats.org/markup-compatibility/2006" xmlns:aink="http://schemas.microsoft.com/office/drawing/2016/ink" xmlns:am3d="http://schemas.microsoft.com/office/drawing/2017/model3d" xmlns:o="urn:schemas-microsoft-com:office:office" xmlns:r="http://schemas.openxmlformats.org/officeDocument/2006/relationships" xmlns:m="http://schemas.openxmlformats.org/officeDocument/2006/math" xmlns:v="urn:schemas-microsoft-com:vml" xmlns:wp14="http://schemas.microsoft.com/office/word/2010/wordprocessingDrawing" xmlns:wp="http://schemas.openxmlformats.org/drawingml/2006/wordprocessingDrawing" xmlns:w10="urn:schemas-microsoft-com:office:word" xmlns:w="http://schemas.openxmlformats.org/wordprocessingml/2006/main" xmlns:w14="http://schemas.microsoft.com/office/word/2010/wordml" xmlns:w15="http://schemas.microsoft.com/office/word/2012/wordml" xmlns:w16cex="http://schemas.microsoft.com/office/word/2018/wordml/cex" xmlns:w16cid="http://schemas.microsoft.com/office/word/2016/wordml/cid" xmlns:w16="http://schemas.microsoft.com/office/word/2018/wordml" xmlns:w16se="http://schemas.microsoft.com/office/word/2015/wordml/symex" xmlns:wpg="http://schemas.microsoft.com/office/word/2010/wordprocessingGroup" xmlns:wpi="http://schemas.microsoft.com/office/word/2010/wordprocessingInk" xmlns:wne="http://schemas.microsoft.com/office/word/2006/wordml" xmlns:wps="http://schemas.microsoft.com/office/word/2010/wordprocessingShape" mc:Ignorable="w14 w15 w16se w16cid w16 w16cex wp14">
   <w:body>
-    <w:bookmarkStart w:id="0" w:name="_Toc4599931" w:displacedByCustomXml="next"/>
-    <w:bookmarkStart w:id="1" w:name="_Toc534277455" w:displacedByCustomXml="next"/>
-    <w:bookmarkStart w:id="2" w:name="_Toc443999444" w:displacedByCustomXml="next"/>
-    <w:bookmarkStart w:id="3" w:name="_Toc443999244" w:displacedByCustomXml="next"/>
-    <w:bookmarkStart w:id="4" w:name="_Toc435089160" w:displacedByCustomXml="next"/>
-    <w:bookmarkStart w:id="5" w:name="_Toc402261032" w:displacedByCustomXml="next"/>
-    <w:bookmarkStart w:id="6" w:name="_Toc409096411" w:displacedByCustomXml="next"/>
-    <w:bookmarkStart w:id="7" w:name="_Toc410226779" w:displacedByCustomXml="next"/>
+    <w:bookmarkStart w:id="0" w:name="_Toc34724951" w:displacedByCustomXml="next"/>
+    <w:bookmarkStart w:id="1" w:name="_Toc443997342" w:displacedByCustomXml="next"/>
+    <w:bookmarkStart w:id="2" w:name="_Toc443996285" w:displacedByCustomXml="next"/>
+    <w:bookmarkStart w:id="3" w:name="_Toc443996238" w:displacedByCustomXml="next"/>
+    <w:bookmarkStart w:id="4" w:name="_Toc426545466" w:displacedByCustomXml="next"/>
+    <w:bookmarkStart w:id="5" w:name="_Toc426545102" w:displacedByCustomXml="next"/>
+    <w:bookmarkStart w:id="6" w:name="_Toc426544400" w:displacedByCustomXml="next"/>
+    <w:bookmarkStart w:id="7" w:name="_Toc410652409" w:displacedByCustomXml="next"/>
     <w:bookmarkStart w:id="8" w:name="_Toc410286731" w:displacedByCustomXml="next"/>
-    <w:bookmarkStart w:id="9" w:name="_Toc410652409" w:displacedByCustomXml="next"/>
-    <w:bookmarkStart w:id="10" w:name="_Toc426544400" w:displacedByCustomXml="next"/>
-    <w:bookmarkStart w:id="11" w:name="_Toc426545102" w:displacedByCustomXml="next"/>
-    <w:bookmarkStart w:id="12" w:name="_Toc426545466" w:displacedByCustomXml="next"/>
-    <w:bookmarkStart w:id="13" w:name="_Toc443996238" w:displacedByCustomXml="next"/>
-    <w:bookmarkStart w:id="14" w:name="_Toc443996285" w:displacedByCustomXml="next"/>
-    <w:bookmarkStart w:id="15" w:name="_Toc443997342" w:displacedByCustomXml="next"/>
-    <w:bookmarkStart w:id="16" w:name="_Toc34724951" w:displacedByCustomXml="next"/>
+    <w:bookmarkStart w:id="9" w:name="_Toc410226779" w:displacedByCustomXml="next"/>
+    <w:bookmarkStart w:id="10" w:name="_Toc409096411" w:displacedByCustomXml="next"/>
+    <w:bookmarkStart w:id="11" w:name="_Toc402261032" w:displacedByCustomXml="next"/>
+    <w:bookmarkStart w:id="12" w:name="_Toc435089160" w:displacedByCustomXml="next"/>
+    <w:bookmarkStart w:id="13" w:name="_Toc443999244" w:displacedByCustomXml="next"/>
+    <w:bookmarkStart w:id="14" w:name="_Toc443999444" w:displacedByCustomXml="next"/>
+    <w:bookmarkStart w:id="15" w:name="_Toc534277455" w:displacedByCustomXml="next"/>
+    <w:bookmarkStart w:id="16" w:name="_Toc4599931" w:displacedByCustomXml="next"/>
     <w:sdt>
       <w:sdtPr>
         <w:rPr>
@@ -46,8 +46,8 @@
         </w:rPr>
       </w:sdtEndPr>
       <w:sdtContent>
-        <w:bookmarkStart w:id="17" w:name="_Toc320016168" w:displacedByCustomXml="prev"/>
-        <w:bookmarkStart w:id="18" w:name="_Toc266280202" w:displacedByCustomXml="prev"/>
+        <w:bookmarkStart w:id="17" w:name="_Toc266280202" w:displacedByCustomXml="prev"/>
+        <w:bookmarkStart w:id="18" w:name="_Toc320016168" w:displacedByCustomXml="prev"/>
         <w:p>
           <w:pPr>
             <w:pStyle w:val="Heading1"/>
@@ -2039,17 +2039,42 @@
       <w:r>
         <w:t xml:space="preserve">Additionally, we recommend copying the </w:t>
       </w:r>
+      <w:commentRangeStart w:id="47"/>
       <w:proofErr w:type="spellStart"/>
       <w:r>
         <w:rPr>
           <w:rFonts w:ascii="Consolas" w:hAnsi="Consolas"/>
           <w:sz w:val="19"/>
           <w:szCs w:val="19"/>
-        </w:rPr>
-        <w:t>APPLICATION_NAME</w:t>
-      </w:r>
-      <w:r>
-        <w:t>.exe.config</w:t>
+          <w:highlight w:val="yellow"/>
+        </w:rPr>
+        <w:t>APPLICATION</w:t>
+      </w:r>
+      <w:commentRangeEnd w:id="47"/>
+      <w:r>
+        <w:rPr>
+          <w:rStyle w:val="CommentReference"/>
+          <w:rFonts w:ascii="Calibri" w:eastAsiaTheme="minorHAnsi" w:hAnsi="Calibri" w:cs="Times New Roman"/>
+        </w:rPr>
+        <w:commentReference w:id="47"/>
+      </w:r>
+      <w:r>
+        <w:rPr>
+          <w:rFonts w:ascii="Consolas" w:hAnsi="Consolas"/>
+          <w:sz w:val="19"/>
+          <w:szCs w:val="19"/>
+          <w:highlight w:val="yellow"/>
+        </w:rPr>
+        <w:t>_NAME</w:t>
+      </w:r>
+      <w:r>
+        <w:rPr>
+          <w:highlight w:val="yellow"/>
+        </w:rPr>
+        <w:t>.exe</w:t>
+      </w:r>
+      <w:r>
+        <w:t>.config</w:t>
       </w:r>
       <w:proofErr w:type="spellEnd"/>
       <w:r>
@@ -2172,11 +2197,11 @@
       <w:pPr>
         <w:pStyle w:val="Heading1"/>
       </w:pPr>
-      <w:bookmarkStart w:id="47" w:name="_Toc34724958"/>
+      <w:bookmarkStart w:id="48" w:name="_Toc34724958"/>
       <w:r>
         <w:t>Database Upgrade</w:t>
       </w:r>
-      <w:bookmarkEnd w:id="47"/>
+      <w:bookmarkEnd w:id="48"/>
     </w:p>
     <w:p>
       <w:pPr>
@@ -2261,7 +2286,7 @@
           <w:szCs w:val="28"/>
         </w:rPr>
       </w:pPr>
-      <w:bookmarkStart w:id="48" w:name="_Toc34724959"/>
+      <w:bookmarkStart w:id="49" w:name="_Toc34724959"/>
       <w:r>
         <w:br w:type="page"/>
       </w:r>
@@ -2294,7 +2319,7 @@
       <w:r>
         <w:t xml:space="preserve"> Customization</w:t>
       </w:r>
-      <w:bookmarkEnd w:id="48"/>
+      <w:bookmarkEnd w:id="49"/>
     </w:p>
     <w:p>
       <w:pPr>
@@ -2731,7 +2756,7 @@
           <w:rFonts w:ascii="Calibri" w:eastAsia="Times New Roman" w:hAnsi="Calibri" w:cs="Calibri"/>
         </w:rPr>
       </w:pPr>
-      <w:bookmarkStart w:id="49" w:name="_Hlk34723628"/>
+      <w:bookmarkStart w:id="50" w:name="_Hlk34723628"/>
       <w:proofErr w:type="spellStart"/>
       <w:r>
         <w:rPr>
@@ -2749,7 +2774,7 @@
         </w:rPr>
         <w:t xml:space="preserve"> </w:t>
       </w:r>
-      <w:bookmarkEnd w:id="49"/>
+      <w:bookmarkEnd w:id="50"/>
       <w:r>
         <w:rPr>
           <w:rFonts w:ascii="Calibri" w:eastAsia="Times New Roman" w:hAnsi="Calibri" w:cs="Calibri"/>
@@ -3263,17 +3288,59 @@
       <w:r>
         <w:t xml:space="preserve">– </w:t>
       </w:r>
-      <w:r>
-        <w:rPr>
-          <w:b/>
-          <w:bCs/>
-          <w:i/>
-          <w:iCs/>
-        </w:rPr>
-        <w:t>additional instructions needed</w:t>
-      </w:r>
-      <w:r>
-        <w:t xml:space="preserve"> </w:t>
+      <w:commentRangeStart w:id="51"/>
+      <w:r>
+        <w:t xml:space="preserve">set this to the URL where the instruction files can be located. This path should start with </w:t>
+      </w:r>
+      <w:r>
+        <w:rPr>
+          <w:rFonts w:ascii="Consolas" w:hAnsi="Consolas"/>
+          <w:sz w:val="19"/>
+          <w:szCs w:val="19"/>
+        </w:rPr>
+        <w:t>http(s):\\</w:t>
+      </w:r>
+      <w:r>
+        <w:t xml:space="preserve"> and end with </w:t>
+      </w:r>
+      <w:r>
+        <w:rPr>
+          <w:rFonts w:ascii="Consolas" w:hAnsi="Consolas"/>
+          <w:sz w:val="19"/>
+          <w:szCs w:val="19"/>
+        </w:rPr>
+        <w:t>\</w:t>
+      </w:r>
+      <w:r>
+        <w:t>. Our location for example is</w:t>
+      </w:r>
+      <w:commentRangeEnd w:id="51"/>
+      <w:r>
+        <w:rPr>
+          <w:rStyle w:val="CommentReference"/>
+          <w:rFonts w:ascii="Calibri" w:eastAsiaTheme="minorHAnsi" w:hAnsi="Calibri" w:cs="Times New Roman"/>
+        </w:rPr>
+        <w:commentReference w:id="51"/>
+      </w:r>
+      <w:r>
+        <w:t xml:space="preserve">: </w:t>
+      </w:r>
+      <w:r>
+        <w:t>“</w:t>
+      </w:r>
+      <w:r>
+        <w:t>https://space.p.external.lmco.com/sites/fbo/CCDME/Estimating/SiteLinks/genBOE (includes User Training List)/</w:t>
+      </w:r>
+      <w:proofErr w:type="spellStart"/>
+      <w:r>
+        <w:t>genBOE</w:t>
+      </w:r>
+      <w:proofErr w:type="spellEnd"/>
+      <w:r>
+        <w:t xml:space="preserve"> MOQ Types Help Text/</w:t>
+      </w:r>
+      <w:r>
+        <w:t>”</w:t>
       </w:r>
     </w:p>
     <w:p>
@@ -3555,7 +3622,6 @@
           <w:sz w:val="19"/>
           <w:szCs w:val="19"/>
         </w:rPr>
-        <w:lastRenderedPageBreak/>
         <w:t>DatabaseESTOffset</w:t>
       </w:r>
       <w:r>
@@ -4997,6 +5063,7 @@
           <w:sz w:val="19"/>
           <w:szCs w:val="19"/>
         </w:rPr>
+        <w:lastRenderedPageBreak/>
         <w:t xml:space="preserve">      &lt;/rules&gt;</w:t>
       </w:r>
     </w:p>
@@ -5021,7 +5088,7 @@
         </w:rPr>
         <w:t xml:space="preserve">    &lt;/rewrite&gt;</w:t>
       </w:r>
-      <w:bookmarkStart w:id="50" w:name="_Toc515460355"/>
+      <w:bookmarkStart w:id="52" w:name="_Toc515460355"/>
       <w:r>
         <w:rPr>
           <w:rFonts w:ascii="Consolas" w:eastAsiaTheme="minorHAnsi" w:hAnsi="Consolas" w:cs="Consolas"/>
@@ -5031,7 +5098,7 @@
         </w:rPr>
         <w:t>7</w:t>
       </w:r>
-      <w:bookmarkStart w:id="51" w:name="_Toc34724960"/>
+      <w:bookmarkStart w:id="53" w:name="_Toc34724960"/>
       <w:r>
         <w:br w:type="page"/>
       </w:r>
@@ -5055,8 +5122,8 @@
       <w:r>
         <w:t xml:space="preserve"> Customization</w:t>
       </w:r>
-      <w:bookmarkEnd w:id="50"/>
-      <w:bookmarkEnd w:id="51"/>
+      <w:bookmarkEnd w:id="52"/>
+      <w:bookmarkEnd w:id="53"/>
     </w:p>
     <w:p>
       <w:pPr>
@@ -6634,7 +6701,7 @@
         </w:rPr>
         <w:t xml:space="preserve">    &lt;/rewrite&gt;</w:t>
       </w:r>
-      <w:bookmarkStart w:id="52" w:name="_Toc515460356"/>
+      <w:bookmarkStart w:id="54" w:name="_Toc515460356"/>
     </w:p>
     <w:p>
       <w:pPr>
@@ -6647,7 +6714,7 @@
           <w:szCs w:val="28"/>
         </w:rPr>
       </w:pPr>
-      <w:bookmarkStart w:id="53" w:name="_Toc34724961"/>
+      <w:bookmarkStart w:id="55" w:name="_Toc34724961"/>
       <w:r>
         <w:br w:type="page"/>
       </w:r>
@@ -6668,15 +6735,15 @@
       <w:r>
         <w:t xml:space="preserve"> Customization</w:t>
       </w:r>
-      <w:bookmarkEnd w:id="52"/>
-      <w:bookmarkEnd w:id="53"/>
+      <w:bookmarkEnd w:id="54"/>
+      <w:bookmarkEnd w:id="55"/>
     </w:p>
     <w:p>
       <w:pPr>
         <w:pStyle w:val="ListParagraph"/>
         <w:numPr>
           <w:ilvl w:val="0"/>
-          <w:numId w:val="13"/>
+          <w:numId w:val="4"/>
         </w:numPr>
         <w:spacing w:after="0"/>
       </w:pPr>
@@ -6701,7 +6768,7 @@
         <w:pStyle w:val="ListParagraph"/>
         <w:numPr>
           <w:ilvl w:val="1"/>
-          <w:numId w:val="13"/>
+          <w:numId w:val="4"/>
         </w:numPr>
         <w:spacing w:after="0"/>
       </w:pPr>
@@ -6737,7 +6804,7 @@
         <w:pStyle w:val="ListParagraph"/>
         <w:numPr>
           <w:ilvl w:val="1"/>
-          <w:numId w:val="13"/>
+          <w:numId w:val="4"/>
         </w:numPr>
         <w:spacing w:after="0"/>
       </w:pPr>
@@ -6787,7 +6854,7 @@
         <w:pStyle w:val="ListParagraph"/>
         <w:numPr>
           <w:ilvl w:val="0"/>
-          <w:numId w:val="13"/>
+          <w:numId w:val="4"/>
         </w:numPr>
         <w:spacing w:after="0"/>
       </w:pPr>
@@ -6830,7 +6897,7 @@
       <w:pPr>
         <w:numPr>
           <w:ilvl w:val="1"/>
-          <w:numId w:val="13"/>
+          <w:numId w:val="4"/>
         </w:numPr>
         <w:spacing w:after="0"/>
         <w:textAlignment w:val="center"/>
@@ -6863,7 +6930,7 @@
       <w:pPr>
         <w:numPr>
           <w:ilvl w:val="1"/>
-          <w:numId w:val="13"/>
+          <w:numId w:val="4"/>
         </w:numPr>
         <w:spacing w:after="0"/>
         <w:textAlignment w:val="center"/>
@@ -6896,7 +6963,7 @@
       <w:pPr>
         <w:numPr>
           <w:ilvl w:val="1"/>
-          <w:numId w:val="13"/>
+          <w:numId w:val="4"/>
         </w:numPr>
         <w:spacing w:after="0"/>
         <w:textAlignment w:val="center"/>
@@ -6930,7 +6997,7 @@
       <w:pPr>
         <w:numPr>
           <w:ilvl w:val="1"/>
-          <w:numId w:val="13"/>
+          <w:numId w:val="4"/>
         </w:numPr>
         <w:spacing w:after="0"/>
         <w:textAlignment w:val="center"/>
@@ -6980,7 +7047,7 @@
       <w:pPr>
         <w:numPr>
           <w:ilvl w:val="1"/>
-          <w:numId w:val="13"/>
+          <w:numId w:val="4"/>
         </w:numPr>
         <w:spacing w:after="0"/>
         <w:textAlignment w:val="center"/>
@@ -7031,7 +7098,7 @@
         <w:pStyle w:val="ListParagraph"/>
         <w:numPr>
           <w:ilvl w:val="1"/>
-          <w:numId w:val="13"/>
+          <w:numId w:val="4"/>
         </w:numPr>
         <w:spacing w:after="0"/>
       </w:pPr>
@@ -7055,7 +7122,7 @@
         <w:pStyle w:val="ListParagraph"/>
         <w:numPr>
           <w:ilvl w:val="1"/>
-          <w:numId w:val="13"/>
+          <w:numId w:val="4"/>
         </w:numPr>
         <w:spacing w:after="0"/>
       </w:pPr>
@@ -7098,7 +7165,7 @@
       <w:r>
         <w:t xml:space="preserve">. Our location for example is: </w:t>
       </w:r>
-      <w:hyperlink r:id="rId8" w:history="1">
+      <w:hyperlink r:id="rId12" w:history="1">
         <w:r>
           <w:rPr>
             <w:rStyle w:val="Hyperlink"/>
@@ -7115,7 +7182,7 @@
         <w:pStyle w:val="ListParagraph"/>
         <w:numPr>
           <w:ilvl w:val="1"/>
-          <w:numId w:val="13"/>
+          <w:numId w:val="4"/>
         </w:numPr>
         <w:spacing w:after="0"/>
         <w:textAlignment w:val="center"/>
@@ -7159,7 +7226,7 @@
         <w:pStyle w:val="ListParagraph"/>
         <w:numPr>
           <w:ilvl w:val="1"/>
-          <w:numId w:val="13"/>
+          <w:numId w:val="4"/>
         </w:numPr>
         <w:spacing w:after="0"/>
         <w:textAlignment w:val="center"/>
@@ -7234,7 +7301,7 @@
         <w:pStyle w:val="ListParagraph"/>
         <w:numPr>
           <w:ilvl w:val="1"/>
-          <w:numId w:val="13"/>
+          <w:numId w:val="4"/>
         </w:numPr>
         <w:spacing w:after="0"/>
         <w:textAlignment w:val="center"/>
@@ -7260,7 +7327,7 @@
         <w:pStyle w:val="ListParagraph"/>
         <w:numPr>
           <w:ilvl w:val="1"/>
-          <w:numId w:val="13"/>
+          <w:numId w:val="4"/>
         </w:numPr>
         <w:spacing w:after="0"/>
         <w:textAlignment w:val="center"/>
@@ -7319,7 +7386,7 @@
         <w:pStyle w:val="ListParagraph"/>
         <w:numPr>
           <w:ilvl w:val="1"/>
-          <w:numId w:val="13"/>
+          <w:numId w:val="4"/>
         </w:numPr>
         <w:spacing w:after="0"/>
         <w:textAlignment w:val="center"/>
@@ -7362,7 +7429,7 @@
         <w:pStyle w:val="ListParagraph"/>
         <w:numPr>
           <w:ilvl w:val="1"/>
-          <w:numId w:val="13"/>
+          <w:numId w:val="4"/>
         </w:numPr>
         <w:spacing w:after="0"/>
         <w:textAlignment w:val="center"/>
@@ -7399,7 +7466,7 @@
         <w:pStyle w:val="ListParagraph"/>
         <w:numPr>
           <w:ilvl w:val="1"/>
-          <w:numId w:val="13"/>
+          <w:numId w:val="4"/>
         </w:numPr>
         <w:spacing w:after="0"/>
         <w:textAlignment w:val="center"/>
@@ -7478,7 +7545,7 @@
         <w:pStyle w:val="ListParagraph"/>
         <w:numPr>
           <w:ilvl w:val="1"/>
-          <w:numId w:val="13"/>
+          <w:numId w:val="4"/>
         </w:numPr>
         <w:spacing w:after="0"/>
         <w:textAlignment w:val="center"/>
@@ -7528,7 +7595,7 @@
         <w:pStyle w:val="ListParagraph"/>
         <w:numPr>
           <w:ilvl w:val="2"/>
-          <w:numId w:val="13"/>
+          <w:numId w:val="4"/>
         </w:numPr>
         <w:spacing w:after="0"/>
         <w:textAlignment w:val="center"/>
@@ -7579,7 +7646,7 @@
         <w:pStyle w:val="ListParagraph"/>
         <w:numPr>
           <w:ilvl w:val="1"/>
-          <w:numId w:val="13"/>
+          <w:numId w:val="4"/>
         </w:numPr>
         <w:spacing w:after="0"/>
         <w:textAlignment w:val="center"/>
@@ -7616,7 +7683,7 @@
         <w:pStyle w:val="ListParagraph"/>
         <w:numPr>
           <w:ilvl w:val="1"/>
-          <w:numId w:val="13"/>
+          <w:numId w:val="4"/>
         </w:numPr>
         <w:spacing w:after="0"/>
         <w:textAlignment w:val="center"/>
@@ -7625,7 +7692,7 @@
           <w:strike/>
         </w:rPr>
       </w:pPr>
-      <w:commentRangeStart w:id="54"/>
+      <w:commentRangeStart w:id="56"/>
       <w:proofErr w:type="spellStart"/>
       <w:r>
         <w:rPr>
@@ -7664,13 +7731,13 @@
         </w:rPr>
         <w:t xml:space="preserve"> </w:t>
       </w:r>
-      <w:commentRangeEnd w:id="54"/>
+      <w:commentRangeEnd w:id="56"/>
       <w:r>
         <w:rPr>
           <w:rStyle w:val="CommentReference"/>
           <w:rFonts w:ascii="Calibri" w:eastAsiaTheme="minorHAnsi" w:hAnsi="Calibri" w:cs="Times New Roman"/>
         </w:rPr>
-        <w:commentReference w:id="54"/>
+        <w:commentReference w:id="56"/>
       </w:r>
     </w:p>
     <w:p>
@@ -7678,7 +7745,7 @@
         <w:pStyle w:val="ListParagraph"/>
         <w:numPr>
           <w:ilvl w:val="1"/>
-          <w:numId w:val="13"/>
+          <w:numId w:val="4"/>
         </w:numPr>
         <w:spacing w:after="0"/>
         <w:textAlignment w:val="center"/>
@@ -7718,7 +7785,7 @@
         <w:pStyle w:val="ListParagraph"/>
         <w:numPr>
           <w:ilvl w:val="1"/>
-          <w:numId w:val="13"/>
+          <w:numId w:val="4"/>
         </w:numPr>
         <w:spacing w:after="0"/>
         <w:textAlignment w:val="center"/>
@@ -7755,7 +7822,7 @@
         <w:pStyle w:val="ListParagraph"/>
         <w:numPr>
           <w:ilvl w:val="1"/>
-          <w:numId w:val="13"/>
+          <w:numId w:val="4"/>
         </w:numPr>
         <w:spacing w:after="0"/>
         <w:textAlignment w:val="center"/>
@@ -7792,7 +7859,7 @@
         <w:pStyle w:val="ListParagraph"/>
         <w:numPr>
           <w:ilvl w:val="1"/>
-          <w:numId w:val="13"/>
+          <w:numId w:val="4"/>
         </w:numPr>
         <w:spacing w:after="0"/>
         <w:textAlignment w:val="center"/>
@@ -7829,7 +7896,7 @@
         <w:pStyle w:val="ListParagraph"/>
         <w:numPr>
           <w:ilvl w:val="0"/>
-          <w:numId w:val="13"/>
+          <w:numId w:val="4"/>
         </w:numPr>
         <w:spacing w:after="0"/>
         <w:textAlignment w:val="center"/>
@@ -7884,7 +7951,7 @@
         <w:pStyle w:val="ListParagraph"/>
         <w:numPr>
           <w:ilvl w:val="1"/>
-          <w:numId w:val="13"/>
+          <w:numId w:val="4"/>
         </w:numPr>
         <w:spacing w:after="0"/>
         <w:textAlignment w:val="center"/>
@@ -7932,7 +7999,7 @@
         <w:pStyle w:val="ListParagraph"/>
         <w:numPr>
           <w:ilvl w:val="0"/>
-          <w:numId w:val="13"/>
+          <w:numId w:val="4"/>
         </w:numPr>
       </w:pPr>
       <w:r>
@@ -8062,7 +8129,7 @@
         <w:pStyle w:val="ListParagraph"/>
         <w:numPr>
           <w:ilvl w:val="1"/>
-          <w:numId w:val="13"/>
+          <w:numId w:val="4"/>
         </w:numPr>
       </w:pPr>
       <w:r>
@@ -8101,7 +8168,7 @@
         <w:pStyle w:val="ListParagraph"/>
         <w:numPr>
           <w:ilvl w:val="0"/>
-          <w:numId w:val="13"/>
+          <w:numId w:val="4"/>
         </w:numPr>
       </w:pPr>
       <w:r>
@@ -8122,7 +8189,7 @@
         <w:pStyle w:val="ListParagraph"/>
         <w:numPr>
           <w:ilvl w:val="1"/>
-          <w:numId w:val="13"/>
+          <w:numId w:val="4"/>
         </w:numPr>
         <w:spacing w:after="0"/>
       </w:pPr>
@@ -8168,7 +8235,7 @@
         <w:pStyle w:val="ListParagraph"/>
         <w:numPr>
           <w:ilvl w:val="0"/>
-          <w:numId w:val="13"/>
+          <w:numId w:val="4"/>
         </w:numPr>
       </w:pPr>
       <w:r>
@@ -8623,8 +8690,8 @@
       <w:pPr>
         <w:pStyle w:val="Heading1"/>
       </w:pPr>
-      <w:bookmarkStart w:id="55" w:name="_Toc515460357"/>
-      <w:bookmarkStart w:id="56" w:name="_Toc34724962"/>
+      <w:bookmarkStart w:id="57" w:name="_Toc515460357"/>
+      <w:bookmarkStart w:id="58" w:name="_Toc34724962"/>
       <w:r>
         <w:t xml:space="preserve">Appendix D: RDM </w:t>
       </w:r>
@@ -8636,8 +8703,8 @@
       <w:r>
         <w:t xml:space="preserve"> Customization</w:t>
       </w:r>
-      <w:bookmarkEnd w:id="55"/>
-      <w:bookmarkEnd w:id="56"/>
+      <w:bookmarkEnd w:id="57"/>
+      <w:bookmarkEnd w:id="58"/>
     </w:p>
     <w:p>
       <w:pPr>
@@ -10049,8 +10116,8 @@
       <w:pPr>
         <w:pStyle w:val="Heading1"/>
       </w:pPr>
-      <w:bookmarkStart w:id="57" w:name="_Toc515460358"/>
-      <w:bookmarkStart w:id="58" w:name="_Toc34724963"/>
+      <w:bookmarkStart w:id="59" w:name="_Toc515460358"/>
+      <w:bookmarkStart w:id="60" w:name="_Toc34724963"/>
       <w:r>
         <w:t xml:space="preserve">Appendix E: RDSB </w:t>
       </w:r>
@@ -10062,8 +10129,8 @@
       <w:r>
         <w:t xml:space="preserve"> Customization</w:t>
       </w:r>
-      <w:bookmarkEnd w:id="57"/>
-      <w:bookmarkEnd w:id="58"/>
+      <w:bookmarkEnd w:id="59"/>
+      <w:bookmarkEnd w:id="60"/>
     </w:p>
     <w:p>
       <w:pPr>
@@ -11291,8 +11358,8 @@
       <w:pPr>
         <w:pStyle w:val="Heading1"/>
       </w:pPr>
-      <w:bookmarkStart w:id="59" w:name="_Toc4596587"/>
-      <w:bookmarkStart w:id="60" w:name="_Toc34724964"/>
+      <w:bookmarkStart w:id="61" w:name="_Toc4596587"/>
+      <w:bookmarkStart w:id="62" w:name="_Toc34724964"/>
       <w:r>
         <w:t xml:space="preserve">Appendix F: PTM Emailer - </w:t>
       </w:r>
@@ -11304,8 +11371,8 @@
       <w:r>
         <w:t xml:space="preserve"> Customization</w:t>
       </w:r>
-      <w:bookmarkEnd w:id="59"/>
-      <w:bookmarkEnd w:id="60"/>
+      <w:bookmarkEnd w:id="61"/>
+      <w:bookmarkEnd w:id="62"/>
     </w:p>
     <w:p>
       <w:pPr>
@@ -11555,8 +11622,8 @@
       <w:pPr>
         <w:pStyle w:val="Heading1"/>
       </w:pPr>
-      <w:bookmarkStart w:id="61" w:name="_Toc4596588"/>
-      <w:bookmarkStart w:id="62" w:name="_Toc34724965"/>
+      <w:bookmarkStart w:id="63" w:name="_Toc4596588"/>
+      <w:bookmarkStart w:id="64" w:name="_Toc34724965"/>
       <w:r>
         <w:t xml:space="preserve">Appendix G: RDM Data Replication - </w:t>
       </w:r>
@@ -11568,8 +11635,8 @@
       <w:r>
         <w:t xml:space="preserve"> Customization</w:t>
       </w:r>
-      <w:bookmarkEnd w:id="61"/>
-      <w:bookmarkEnd w:id="62"/>
+      <w:bookmarkEnd w:id="63"/>
+      <w:bookmarkEnd w:id="64"/>
     </w:p>
     <w:p>
       <w:pPr>
@@ -11968,8 +12035,8 @@
       <w:pPr>
         <w:pStyle w:val="Heading1"/>
       </w:pPr>
-      <w:bookmarkStart w:id="63" w:name="_Toc4596589"/>
-      <w:bookmarkStart w:id="64" w:name="_Toc34724966"/>
+      <w:bookmarkStart w:id="65" w:name="_Toc4596589"/>
+      <w:bookmarkStart w:id="66" w:name="_Toc34724966"/>
       <w:r>
         <w:t xml:space="preserve">Appendix H: GenBOE Auto Backup - </w:t>
       </w:r>
@@ -11981,8 +12048,8 @@
       <w:r>
         <w:t xml:space="preserve"> Customization</w:t>
       </w:r>
-      <w:bookmarkEnd w:id="63"/>
-      <w:bookmarkEnd w:id="64"/>
+      <w:bookmarkEnd w:id="65"/>
+      <w:bookmarkEnd w:id="66"/>
     </w:p>
     <w:p>
       <w:pPr>
@@ -12233,7 +12300,7 @@
         </w:rPr>
         <w:t xml:space="preserve"> </w:t>
       </w:r>
-      <w:commentRangeStart w:id="65"/>
+      <w:commentRangeStart w:id="67"/>
       <w:r>
         <w:rPr>
           <w:rFonts w:ascii="Calibri" w:eastAsia="Times New Roman" w:hAnsi="Calibri" w:cs="Calibri"/>
@@ -12246,13 +12313,13 @@
         </w:rPr>
         <w:t xml:space="preserve"> </w:t>
       </w:r>
-      <w:commentRangeEnd w:id="65"/>
+      <w:commentRangeEnd w:id="67"/>
       <w:r>
         <w:rPr>
           <w:rStyle w:val="CommentReference"/>
           <w:rFonts w:ascii="Calibri" w:eastAsiaTheme="minorHAnsi" w:hAnsi="Calibri" w:cs="Times New Roman"/>
         </w:rPr>
-        <w:commentReference w:id="65"/>
+        <w:commentReference w:id="67"/>
       </w:r>
       <w:r>
         <w:rPr>
@@ -12338,7 +12405,7 @@
       <w:pPr>
         <w:pStyle w:val="Heading1"/>
       </w:pPr>
-      <w:bookmarkStart w:id="66" w:name="_Toc34724967"/>
+      <w:bookmarkStart w:id="68" w:name="_Toc34724967"/>
       <w:r>
         <w:t xml:space="preserve">Appendix I: AD Sync - </w:t>
       </w:r>
@@ -12350,7 +12417,7 @@
       <w:r>
         <w:t xml:space="preserve"> Customization</w:t>
       </w:r>
-      <w:bookmarkEnd w:id="66"/>
+      <w:bookmarkEnd w:id="68"/>
     </w:p>
     <w:p>
       <w:pPr>
@@ -12862,7 +12929,7 @@
 
 <file path=word/comments.xml><?xml version="1.0" encoding="utf-8"?>
 <w:comments xmlns:wpc="http://schemas.microsoft.com/office/word/2010/wordprocessingCanvas" xmlns:cx="http://schemas.microsoft.com/office/drawing/2014/chartex" xmlns:cx1="http://schemas.microsoft.com/office/drawing/2015/9/8/chartex" xmlns:cx2="http://schemas.microsoft.com/office/drawing/2015/10/21/chartex" xmlns:cx3="http://schemas.microsoft.com/office/drawing/2016/5/9/chartex" xmlns:cx4="http://schemas.microsoft.com/office/drawing/2016/5/10/chartex" xmlns:cx5="http://schemas.microsoft.com/office/drawing/2016/5/11/chartex" xmlns:cx6="http://schemas.microsoft.com/office/drawing/2016/5/12/chartex" xmlns:cx7="http://schemas.microsoft.com/office/drawing/2016/5/13/chartex" xmlns:cx8="http://schemas.microsoft.com/office/drawing/2016/5/14/chartex" xmlns:mc="http://schemas.openxmlformats.org/markup-compatibility/2006" xmlns:aink="http://schemas.microsoft.com/office/drawing/2016/ink" xmlns:am3d="http://schemas.microsoft.com/office/drawing/2017/model3d" xmlns:o="urn:schemas-microsoft-com:office:office" xmlns:r="http://schemas.openxmlformats.org/officeDocument/2006/relationships" xmlns:m="http://schemas.openxmlformats.org/officeDocument/2006/math" xmlns:v="urn:schemas-microsoft-com:vml" xmlns:wp14="http://schemas.microsoft.com/office/word/2010/wordprocessingDrawing" xmlns:wp="http://schemas.openxmlformats.org/drawingml/2006/wordprocessingDrawing" xmlns:w10="urn:schemas-microsoft-com:office:word" xmlns:w="http://schemas.openxmlformats.org/wordprocessingml/2006/main" xmlns:w14="http://schemas.microsoft.com/office/word/2010/wordml" xmlns:w15="http://schemas.microsoft.com/office/word/2012/wordml" xmlns:w16cex="http://schemas.microsoft.com/office/word/2018/wordml/cex" xmlns:w16cid="http://schemas.microsoft.com/office/word/2016/wordml/cid" xmlns:w16="http://schemas.microsoft.com/office/word/2018/wordml" xmlns:w16se="http://schemas.microsoft.com/office/word/2015/wordml/symex" xmlns:wpg="http://schemas.microsoft.com/office/word/2010/wordprocessingGroup" xmlns:wpi="http://schemas.microsoft.com/office/word/2010/wordprocessingInk" xmlns:wne="http://schemas.microsoft.com/office/word/2006/wordml" xmlns:wps="http://schemas.microsoft.com/office/word/2010/wordprocessingShape" mc:Ignorable="w14 w15 w16se w16cid w16 w16cex wp14">
-  <w:comment w:id="54" w:author="Palider, Dusan (US)" w:date="2021-03-13T10:52:00Z" w:initials="DP">
+  <w:comment w:id="47" w:author="Palider, Dusan (US)" w:date="2021-03-13T11:41:00Z" w:initials="DP">
     <w:p>
       <w:pPr>
         <w:pStyle w:val="CommentText"/>
@@ -12874,11 +12941,206 @@
         <w:annotationRef/>
       </w:r>
       <w:r>
+        <w:t xml:space="preserve">This means that the files being referenced in appendixes as </w:t>
+      </w:r>
+      <w:proofErr w:type="spellStart"/>
+      <w:r>
+        <w:t>App.Config</w:t>
+      </w:r>
+      <w:proofErr w:type="spellEnd"/>
+      <w:r>
+        <w:t xml:space="preserve"> will actually be called:</w:t>
+      </w:r>
+    </w:p>
+    <w:p>
+      <w:pPr>
+        <w:pStyle w:val="CommentText"/>
+      </w:pPr>
+    </w:p>
+    <w:p>
+      <w:pPr>
+        <w:pStyle w:val="CommentText"/>
+        <w:rPr>
+          <w:b/>
+          <w:bCs/>
+        </w:rPr>
+      </w:pPr>
+      <w:proofErr w:type="spellStart"/>
+      <w:r>
+        <w:rPr>
+          <w:highlight w:val="yellow"/>
+        </w:rPr>
+        <w:t>GenTRAC.EmailScheduler.exe</w:t>
+      </w:r>
+      <w:r>
+        <w:t>.config</w:t>
+      </w:r>
+      <w:proofErr w:type="spellEnd"/>
+      <w:r>
+        <w:t xml:space="preserve"> for </w:t>
+      </w:r>
+      <w:r>
+        <w:rPr>
+          <w:b/>
+          <w:bCs/>
+        </w:rPr>
+        <w:t>PTM Emailer</w:t>
+      </w:r>
+    </w:p>
+    <w:p>
+      <w:pPr>
+        <w:pStyle w:val="CommentText"/>
+        <w:rPr>
+          <w:b/>
+          <w:bCs/>
+        </w:rPr>
+      </w:pPr>
+      <w:proofErr w:type="spellStart"/>
+      <w:r>
+        <w:rPr>
+          <w:highlight w:val="yellow"/>
+        </w:rPr>
+        <w:t>RDM.ClassifiedDeployment.exe</w:t>
+      </w:r>
+      <w:r>
+        <w:t>.config</w:t>
+      </w:r>
+      <w:proofErr w:type="spellEnd"/>
+      <w:r>
+        <w:t xml:space="preserve"> for</w:t>
+      </w:r>
+      <w:r>
+        <w:rPr>
+          <w:b/>
+          <w:bCs/>
+        </w:rPr>
+        <w:t xml:space="preserve"> RDM Data Replication</w:t>
+      </w:r>
+    </w:p>
+    <w:p>
+      <w:pPr>
+        <w:pStyle w:val="CommentText"/>
+      </w:pPr>
+      <w:proofErr w:type="spellStart"/>
+      <w:r>
+        <w:rPr>
+          <w:highlight w:val="yellow"/>
+        </w:rPr>
+        <w:t>GenBOE.AutoBackup.exe</w:t>
+      </w:r>
+      <w:r>
+        <w:t>.config</w:t>
+      </w:r>
+      <w:proofErr w:type="spellEnd"/>
+      <w:r>
+        <w:t xml:space="preserve"> for </w:t>
+      </w:r>
+      <w:proofErr w:type="spellStart"/>
+      <w:r>
+        <w:rPr>
+          <w:b/>
+          <w:bCs/>
+        </w:rPr>
+        <w:t>GenBOE</w:t>
+      </w:r>
+      <w:proofErr w:type="spellEnd"/>
+      <w:r>
+        <w:rPr>
+          <w:b/>
+          <w:bCs/>
+        </w:rPr>
+        <w:t xml:space="preserve"> Auto Backup</w:t>
+      </w:r>
+    </w:p>
+    <w:p>
+      <w:pPr>
+        <w:pStyle w:val="CommentText"/>
+        <w:rPr>
+          <w:b/>
+          <w:bCs/>
+        </w:rPr>
+      </w:pPr>
+      <w:proofErr w:type="spellStart"/>
+      <w:r>
+        <w:rPr>
+          <w:highlight w:val="yellow"/>
+        </w:rPr>
+        <w:t>GenBOE.ADSync.exe</w:t>
+      </w:r>
+      <w:r>
+        <w:t>.config</w:t>
+      </w:r>
+      <w:proofErr w:type="spellEnd"/>
+      <w:r>
+        <w:t xml:space="preserve"> for </w:t>
+      </w:r>
+      <w:r>
+        <w:rPr>
+          <w:b/>
+          <w:bCs/>
+        </w:rPr>
+        <w:t>AD Sync</w:t>
+      </w:r>
+    </w:p>
+  </w:comment>
+  <w:comment w:id="51" w:author="Palider, Dusan (US)" w:date="2021-03-13T11:39:00Z" w:initials="DP">
+    <w:p>
+      <w:pPr>
+        <w:pStyle w:val="CommentText"/>
+        <w:rPr>
+          <w:rFonts w:ascii="Consolas" w:hAnsi="Consolas" w:cs="Consolas"/>
+          <w:color w:val="0000FF"/>
+          <w:sz w:val="19"/>
+          <w:szCs w:val="19"/>
+        </w:rPr>
+      </w:pPr>
+      <w:r>
+        <w:rPr>
+          <w:rStyle w:val="CommentReference"/>
+        </w:rPr>
+        <w:annotationRef/>
+      </w:r>
+      <w:r>
+        <w:t xml:space="preserve">This is a new addition, a help link to support a new feature. The package will include a zip called MOQ Help Files, which contain all of the help documents. Please unpack the zip, upload the documents into a folder, and link to the document. You already have a location that supports files for </w:t>
+      </w:r>
+      <w:proofErr w:type="spellStart"/>
+      <w:r>
+        <w:t>GenTrac</w:t>
+      </w:r>
+      <w:proofErr w:type="spellEnd"/>
+      <w:r>
+        <w:t xml:space="preserve"> (PTM), under a key of </w:t>
+      </w:r>
+      <w:proofErr w:type="spellStart"/>
+      <w:r>
+        <w:rPr>
+          <w:rFonts w:ascii="Consolas" w:hAnsi="Consolas" w:cs="Consolas"/>
+          <w:color w:val="0000FF"/>
+          <w:sz w:val="19"/>
+          <w:szCs w:val="19"/>
+        </w:rPr>
+        <w:t>BaseUrlForInstructionLocation</w:t>
+      </w:r>
+      <w:proofErr w:type="spellEnd"/>
+    </w:p>
+  </w:comment>
+  <w:comment w:id="56" w:author="Palider, Dusan (US)" w:date="2021-03-13T10:52:00Z" w:initials="DP">
+    <w:p>
+      <w:pPr>
+        <w:pStyle w:val="CommentText"/>
+      </w:pPr>
+      <w:r>
+        <w:rPr>
+          <w:rStyle w:val="CommentReference"/>
+        </w:rPr>
+        <w:annotationRef/>
+      </w:r>
+      <w:r>
         <w:t>No longer needed</w:t>
       </w:r>
     </w:p>
   </w:comment>
-  <w:comment w:id="65" w:author="Palider, Dusan (US)" w:date="2021-03-13T10:58:00Z" w:initials="DP">
+  <w:comment w:id="67" w:author="Palider, Dusan (US)" w:date="2021-03-13T10:58:00Z" w:initials="DP">
     <w:p>
       <w:pPr>
         <w:pStyle w:val="CommentText"/>
@@ -12899,6 +13161,8 @@
 
 <file path=word/commentsExtended.xml><?xml version="1.0" encoding="utf-8"?>
 <w15:commentsEx xmlns:wpc="http://schemas.microsoft.com/office/word/2010/wordprocessingCanvas" xmlns:cx="http://schemas.microsoft.com/office/drawing/2014/chartex" xmlns:cx1="http://schemas.microsoft.com/office/drawing/2015/9/8/chartex" xmlns:cx2="http://schemas.microsoft.com/office/drawing/2015/10/21/chartex" xmlns:cx3="http://schemas.microsoft.com/office/drawing/2016/5/9/chartex" xmlns:cx4="http://schemas.microsoft.com/office/drawing/2016/5/10/chartex" xmlns:cx5="http://schemas.microsoft.com/office/drawing/2016/5/11/chartex" xmlns:cx6="http://schemas.microsoft.com/office/drawing/2016/5/12/chartex" xmlns:cx7="http://schemas.microsoft.com/office/drawing/2016/5/13/chartex" xmlns:cx8="http://schemas.microsoft.com/office/drawing/2016/5/14/chartex" xmlns:mc="http://schemas.openxmlformats.org/markup-compatibility/2006" xmlns:aink="http://schemas.microsoft.com/office/drawing/2016/ink" xmlns:am3d="http://schemas.microsoft.com/office/drawing/2017/model3d" xmlns:o="urn:schemas-microsoft-com:office:office" xmlns:r="http://schemas.openxmlformats.org/officeDocument/2006/relationships" xmlns:m="http://schemas.openxmlformats.org/officeDocument/2006/math" xmlns:v="urn:schemas-microsoft-com:vml" xmlns:wp14="http://schemas.microsoft.com/office/word/2010/wordprocessingDrawing" xmlns:wp="http://schemas.openxmlformats.org/drawingml/2006/wordprocessingDrawing" xmlns:w10="urn:schemas-microsoft-com:office:word" xmlns:w="http://schemas.openxmlformats.org/wordprocessingml/2006/main" xmlns:w14="http://schemas.microsoft.com/office/word/2010/wordml" xmlns:w15="http://schemas.microsoft.com/office/word/2012/wordml" xmlns:w16cex="http://schemas.microsoft.com/office/word/2018/wordml/cex" xmlns:w16cid="http://schemas.microsoft.com/office/word/2016/wordml/cid" xmlns:w16="http://schemas.microsoft.com/office/word/2018/wordml" xmlns:w16se="http://schemas.microsoft.com/office/word/2015/wordml/symex" xmlns:wpg="http://schemas.microsoft.com/office/word/2010/wordprocessingGroup" xmlns:wpi="http://schemas.microsoft.com/office/word/2010/wordprocessingInk" xmlns:wne="http://schemas.microsoft.com/office/word/2006/wordml" xmlns:wps="http://schemas.microsoft.com/office/word/2010/wordprocessingShape" mc:Ignorable="w14 w15 w16se w16cid w16 w16cex wp14">
+  <w15:commentEx w15:paraId="2E46B96C" w15:done="0"/>
+  <w15:commentEx w15:paraId="24BD5AFA" w15:done="0"/>
   <w15:commentEx w15:paraId="0CF0ADFD" w15:done="0"/>
   <w15:commentEx w15:paraId="073BDFF9" w15:done="0"/>
 </w15:commentsEx>
@@ -12906,6 +13170,8 @@
 
 <file path=word/commentsExtensible.xml><?xml version="1.0" encoding="utf-8"?>
 <w16cex:commentsExtensible xmlns:wpc="http://schemas.microsoft.com/office/word/2010/wordprocessingCanvas" xmlns:cx="http://schemas.microsoft.com/office/drawing/2014/chartex" xmlns:cx1="http://schemas.microsoft.com/office/drawing/2015/9/8/chartex" xmlns:cx2="http://schemas.microsoft.com/office/drawing/2015/10/21/chartex" xmlns:cx3="http://schemas.microsoft.com/office/drawing/2016/5/9/chartex" xmlns:cx4="http://schemas.microsoft.com/office/drawing/2016/5/10/chartex" xmlns:cx5="http://schemas.microsoft.com/office/drawing/2016/5/11/chartex" xmlns:cx6="http://schemas.microsoft.com/office/drawing/2016/5/12/chartex" xmlns:cx7="http://schemas.microsoft.com/office/drawing/2016/5/13/chartex" xmlns:cx8="http://schemas.microsoft.com/office/drawing/2016/5/14/chartex" xmlns:mc="http://schemas.openxmlformats.org/markup-compatibility/2006" xmlns:aink="http://schemas.microsoft.com/office/drawing/2016/ink" xmlns:am3d="http://schemas.microsoft.com/office/drawing/2017/model3d" xmlns:o="urn:schemas-microsoft-com:office:office" xmlns:r="http://schemas.openxmlformats.org/officeDocument/2006/relationships" xmlns:m="http://schemas.openxmlformats.org/officeDocument/2006/math" xmlns:v="urn:schemas-microsoft-com:vml" xmlns:wp14="http://schemas.microsoft.com/office/word/2010/wordprocessingDrawing" xmlns:wp="http://schemas.openxmlformats.org/drawingml/2006/wordprocessingDrawing" xmlns:w10="urn:schemas-microsoft-com:office:word" xmlns:w="http://schemas.openxmlformats.org/wordprocessingml/2006/main" xmlns:w14="http://schemas.microsoft.com/office/word/2010/wordml" xmlns:w15="http://schemas.microsoft.com/office/word/2012/wordml" xmlns:w16cex="http://schemas.microsoft.com/office/word/2018/wordml/cex" xmlns:w16cid="http://schemas.microsoft.com/office/word/2016/wordml/cid" xmlns:w16="http://schemas.microsoft.com/office/word/2018/wordml" xmlns:w16se="http://schemas.microsoft.com/office/word/2015/wordml/symex" xmlns:wpg="http://schemas.microsoft.com/office/word/2010/wordprocessingGroup" xmlns:wpi="http://schemas.microsoft.com/office/word/2010/wordprocessingInk" xmlns:wne="http://schemas.microsoft.com/office/word/2006/wordml" xmlns:wps="http://schemas.microsoft.com/office/word/2010/wordprocessingShape" mc:Ignorable="w14 w15 w16se w16cid w16 w16cex wp14">
+  <w16cex:commentExtensible w16cex:durableId="23F72385" w16cex:dateUtc="2021-03-13T16:41:00Z"/>
+  <w16cex:commentExtensible w16cex:durableId="23F7230D" w16cex:dateUtc="2021-03-13T16:39:00Z"/>
   <w16cex:commentExtensible w16cex:durableId="23F71806" w16cex:dateUtc="2021-03-13T15:52:00Z"/>
   <w16cex:commentExtensible w16cex:durableId="23F71952" w16cex:dateUtc="2021-03-13T15:58:00Z"/>
 </w16cex:commentsExtensible>
@@ -12913,6 +13179,8 @@
 
 <file path=word/commentsIds.xml><?xml version="1.0" encoding="utf-8"?>
 <w16cid:commentsIds xmlns:wpc="http://schemas.microsoft.com/office/word/2010/wordprocessingCanvas" xmlns:cx="http://schemas.microsoft.com/office/drawing/2014/chartex" xmlns:cx1="http://schemas.microsoft.com/office/drawing/2015/9/8/chartex" xmlns:cx2="http://schemas.microsoft.com/office/drawing/2015/10/21/chartex" xmlns:cx3="http://schemas.microsoft.com/office/drawing/2016/5/9/chartex" xmlns:cx4="http://schemas.microsoft.com/office/drawing/2016/5/10/chartex" xmlns:cx5="http://schemas.microsoft.com/office/drawing/2016/5/11/chartex" xmlns:cx6="http://schemas.microsoft.com/office/drawing/2016/5/12/chartex" xmlns:cx7="http://schemas.microsoft.com/office/drawing/2016/5/13/chartex" xmlns:cx8="http://schemas.microsoft.com/office/drawing/2016/5/14/chartex" xmlns:mc="http://schemas.openxmlformats.org/markup-compatibility/2006" xmlns:aink="http://schemas.microsoft.com/office/drawing/2016/ink" xmlns:am3d="http://schemas.microsoft.com/office/drawing/2017/model3d" xmlns:o="urn:schemas-microsoft-com:office:office" xmlns:r="http://schemas.openxmlformats.org/officeDocument/2006/relationships" xmlns:m="http://schemas.openxmlformats.org/officeDocument/2006/math" xmlns:v="urn:schemas-microsoft-com:vml" xmlns:wp14="http://schemas.microsoft.com/office/word/2010/wordprocessingDrawing" xmlns:wp="http://schemas.openxmlformats.org/drawingml/2006/wordprocessingDrawing" xmlns:w10="urn:schemas-microsoft-com:office:word" xmlns:w="http://schemas.openxmlformats.org/wordprocessingml/2006/main" xmlns:w14="http://schemas.microsoft.com/office/word/2010/wordml" xmlns:w15="http://schemas.microsoft.com/office/word/2012/wordml" xmlns:w16cex="http://schemas.microsoft.com/office/word/2018/wordml/cex" xmlns:w16cid="http://schemas.microsoft.com/office/word/2016/wordml/cid" xmlns:w16="http://schemas.microsoft.com/office/word/2018/wordml" xmlns:w16se="http://schemas.microsoft.com/office/word/2015/wordml/symex" xmlns:wpg="http://schemas.microsoft.com/office/word/2010/wordprocessingGroup" xmlns:wpi="http://schemas.microsoft.com/office/word/2010/wordprocessingInk" xmlns:wne="http://schemas.microsoft.com/office/word/2006/wordml" xmlns:wps="http://schemas.microsoft.com/office/word/2010/wordprocessingShape" mc:Ignorable="w14 w15 w16se w16cid w16 w16cex wp14">
+  <w16cid:commentId w16cid:paraId="2E46B96C" w16cid:durableId="23F72385"/>
+  <w16cid:commentId w16cid:paraId="24BD5AFA" w16cid:durableId="23F7230D"/>
   <w16cid:commentId w16cid:paraId="0CF0ADFD" w16cid:durableId="23F71806"/>
   <w16cid:commentId w16cid:paraId="073BDFF9" w16cid:durableId="23F71952"/>
 </w16cid:commentsIds>

--- a/ClassifiedInstallationStuff/_Instructions/_IES Suite Upgrade Instructions.docx
+++ b/ClassifiedInstallationStuff/_Instructions/_IES Suite Upgrade Instructions.docx
@@ -451,6 +451,61 @@
               <w:p>
                 <w:pPr>
                   <w:cnfStyle w:val="000000010000" w:firstRow="0" w:lastRow="0" w:firstColumn="0" w:lastColumn="0" w:oddVBand="0" w:evenVBand="0" w:oddHBand="0" w:evenHBand="1" w:firstRowFirstColumn="0" w:firstRowLastColumn="0" w:lastRowFirstColumn="0" w:lastRowLastColumn="0"/>
+                </w:pPr>
+                <w:r>
+                  <w:t>Dusan Palider</w:t>
+                </w:r>
+              </w:p>
+            </w:tc>
+          </w:tr>
+          <w:tr>
+            <w:trPr>
+              <w:cnfStyle w:val="000000100000" w:firstRow="0" w:lastRow="0" w:firstColumn="0" w:lastColumn="0" w:oddVBand="0" w:evenVBand="0" w:oddHBand="1" w:evenHBand="0" w:firstRowFirstColumn="0" w:firstRowLastColumn="0" w:lastRowFirstColumn="0" w:lastRowLastColumn="0"/>
+            </w:trPr>
+            <w:tc>
+              <w:tcPr>
+                <w:cnfStyle w:val="001000000000" w:firstRow="0" w:lastRow="0" w:firstColumn="1" w:lastColumn="0" w:oddVBand="0" w:evenVBand="0" w:oddHBand="0" w:evenHBand="0" w:firstRowFirstColumn="0" w:firstRowLastColumn="0" w:lastRowFirstColumn="0" w:lastRowLastColumn="0"/>
+                <w:tcW w:w="1188" w:type="dxa"/>
+              </w:tcPr>
+              <w:p>
+                <w:r>
+                  <w:t>14</w:t>
+                </w:r>
+              </w:p>
+            </w:tc>
+            <w:tc>
+              <w:tcPr>
+                <w:tcW w:w="1278" w:type="dxa"/>
+              </w:tcPr>
+              <w:p>
+                <w:pPr>
+                  <w:cnfStyle w:val="000000100000" w:firstRow="0" w:lastRow="0" w:firstColumn="0" w:lastColumn="0" w:oddVBand="0" w:evenVBand="0" w:oddHBand="1" w:evenHBand="0" w:firstRowFirstColumn="0" w:firstRowLastColumn="0" w:lastRowFirstColumn="0" w:lastRowLastColumn="0"/>
+                </w:pPr>
+                <w:r>
+                  <w:t>3/25/2021</w:t>
+                </w:r>
+              </w:p>
+            </w:tc>
+            <w:tc>
+              <w:tcPr>
+                <w:tcW w:w="4726" w:type="dxa"/>
+              </w:tcPr>
+              <w:p>
+                <w:pPr>
+                  <w:cnfStyle w:val="000000100000" w:firstRow="0" w:lastRow="0" w:firstColumn="0" w:lastColumn="0" w:oddVBand="0" w:evenVBand="0" w:oddHBand="1" w:evenHBand="0" w:firstRowFirstColumn="0" w:firstRowLastColumn="0" w:lastRowFirstColumn="0" w:lastRowLastColumn="0"/>
+                </w:pPr>
+                <w:r>
+                  <w:t>Fixed Appendix A, item 2.t - key didn’t match the web.config key</w:t>
+                </w:r>
+              </w:p>
+            </w:tc>
+            <w:tc>
+              <w:tcPr>
+                <w:tcW w:w="1772" w:type="dxa"/>
+              </w:tcPr>
+              <w:p>
+                <w:pPr>
+                  <w:cnfStyle w:val="000000100000" w:firstRow="0" w:lastRow="0" w:firstColumn="0" w:lastColumn="0" w:oddVBand="0" w:evenVBand="0" w:oddHBand="1" w:evenHBand="0" w:firstRowFirstColumn="0" w:firstRowLastColumn="0" w:lastRowFirstColumn="0" w:lastRowLastColumn="0"/>
                 </w:pPr>
                 <w:r>
                   <w:t>Dusan Palider</w:t>
@@ -1621,13 +1676,8 @@
       <w:r>
         <w:t xml:space="preserve">, </w:t>
       </w:r>
-      <w:proofErr w:type="spellStart"/>
-      <w:r>
-        <w:t>GenBOE</w:t>
-      </w:r>
-      <w:proofErr w:type="spellEnd"/>
-      <w:r>
-        <w:t xml:space="preserve"> Data Backup utility</w:t>
+      <w:r>
+        <w:t>GenBOE Data Backup utility</w:t>
       </w:r>
       <w:r>
         <w:t xml:space="preserve"> and AD Sync application</w:t>
@@ -1989,13 +2039,8 @@
         </w:numPr>
         <w:spacing w:after="0"/>
       </w:pPr>
-      <w:proofErr w:type="spellStart"/>
-      <w:r>
-        <w:t>GenBOE</w:t>
-      </w:r>
-      <w:proofErr w:type="spellEnd"/>
-      <w:r>
-        <w:t xml:space="preserve"> Auto Backup application</w:t>
+      <w:r>
+        <w:t>GenBOE Auto Backup application</w:t>
       </w:r>
     </w:p>
     <w:p>
@@ -2040,7 +2085,6 @@
         <w:t xml:space="preserve">Additionally, we recommend copying the </w:t>
       </w:r>
       <w:commentRangeStart w:id="47"/>
-      <w:proofErr w:type="spellStart"/>
       <w:r>
         <w:rPr>
           <w:rFonts w:ascii="Consolas" w:hAnsi="Consolas"/>
@@ -2074,11 +2118,7 @@
         <w:t>.exe</w:t>
       </w:r>
       <w:r>
-        <w:t>.config</w:t>
-      </w:r>
-      <w:proofErr w:type="spellEnd"/>
-      <w:r>
-        <w:t xml:space="preserve"> file off to a side, as it would be helpful in step 4.</w:t>
+        <w:t>.config file off to a side, as it would be helpful in step 4.</w:t>
       </w:r>
     </w:p>
     <w:p>
@@ -2116,7 +2156,6 @@
       <w:r>
         <w:t xml:space="preserve">Edit the new </w:t>
       </w:r>
-      <w:proofErr w:type="spellStart"/>
       <w:r>
         <w:rPr>
           <w:rFonts w:ascii="Consolas" w:hAnsi="Consolas"/>
@@ -2126,11 +2165,7 @@
         <w:t>APPLICATION_NAME</w:t>
       </w:r>
       <w:r>
-        <w:t>.exe.config</w:t>
-      </w:r>
-      <w:proofErr w:type="spellEnd"/>
-      <w:r>
-        <w:t xml:space="preserve"> file, setting the appropriate values, copying things from your backup (step 1), as well as setting any new fields. For a list of fields to set, please see Appendix F - H.</w:t>
+        <w:t>.exe.config file, setting the appropriate values, copying things from your backup (step 1), as well as setting any new fields. For a list of fields to set, please see Appendix F - H.</w:t>
       </w:r>
     </w:p>
     <w:p>
@@ -2211,23 +2246,7 @@
         <w:t xml:space="preserve">Please carry these </w:t>
       </w:r>
       <w:r>
-        <w:t>steps out for each of the 3 databases (</w:t>
-      </w:r>
-      <w:proofErr w:type="spellStart"/>
-      <w:r>
-        <w:t>GenBOE</w:t>
-      </w:r>
-      <w:proofErr w:type="spellEnd"/>
-      <w:r>
-        <w:t xml:space="preserve">, </w:t>
-      </w:r>
-      <w:proofErr w:type="spellStart"/>
-      <w:r>
-        <w:t>GenTrac</w:t>
-      </w:r>
-      <w:proofErr w:type="spellEnd"/>
-      <w:r>
-        <w:t xml:space="preserve"> (PTM), IES).</w:t>
+        <w:t>steps out for each of the 3 databases (GenBOE, GenTrac (PTM), IES).</w:t>
       </w:r>
     </w:p>
     <w:p>
@@ -2308,16 +2327,11 @@
       <w:r>
         <w:t xml:space="preserve">BOE </w:t>
       </w:r>
-      <w:proofErr w:type="spellStart"/>
       <w:r>
         <w:t>Web</w:t>
       </w:r>
       <w:r>
-        <w:t>.Config</w:t>
-      </w:r>
-      <w:proofErr w:type="spellEnd"/>
-      <w:r>
-        <w:t xml:space="preserve"> Customization</w:t>
+        <w:t>.Config Customization</w:t>
       </w:r>
       <w:bookmarkEnd w:id="49"/>
     </w:p>
@@ -2367,25 +2381,14 @@
         </w:numPr>
         <w:spacing w:after="0"/>
       </w:pPr>
-      <w:proofErr w:type="spellStart"/>
-      <w:r>
-        <w:rPr>
-          <w:rFonts w:ascii="Consolas" w:eastAsiaTheme="minorHAnsi" w:hAnsi="Consolas" w:cs="Consolas"/>
-          <w:color w:val="0000FF"/>
-          <w:sz w:val="19"/>
-          <w:szCs w:val="19"/>
-        </w:rPr>
-        <w:t>genTracEntities</w:t>
-      </w:r>
-      <w:proofErr w:type="spellEnd"/>
-      <w:r>
-        <w:rPr>
-          <w:rFonts w:ascii="Consolas" w:eastAsiaTheme="minorHAnsi" w:hAnsi="Consolas" w:cs="Consolas"/>
-          <w:color w:val="0000FF"/>
-          <w:sz w:val="19"/>
-          <w:szCs w:val="19"/>
-        </w:rPr>
-        <w:t xml:space="preserve"> </w:t>
+      <w:r>
+        <w:rPr>
+          <w:rFonts w:ascii="Consolas" w:eastAsiaTheme="minorHAnsi" w:hAnsi="Consolas" w:cs="Consolas"/>
+          <w:color w:val="0000FF"/>
+          <w:sz w:val="19"/>
+          <w:szCs w:val="19"/>
+        </w:rPr>
+        <w:t xml:space="preserve">genTracEntities </w:t>
       </w:r>
       <w:r>
         <w:rPr>
@@ -2397,16 +2400,8 @@
         <w:rPr>
           <w:rFonts w:ascii="Calibri" w:eastAsia="Times New Roman" w:hAnsi="Calibri" w:cs="Calibri"/>
         </w:rPr>
-        <w:t xml:space="preserve"> / </w:t>
-      </w:r>
-      <w:proofErr w:type="spellStart"/>
-      <w:r>
-        <w:rPr>
-          <w:rFonts w:ascii="Calibri" w:eastAsia="Times New Roman" w:hAnsi="Calibri" w:cs="Calibri"/>
-        </w:rPr>
-        <w:t>genTrac</w:t>
-      </w:r>
-      <w:proofErr w:type="spellEnd"/>
+        <w:t xml:space="preserve"> / genTrac</w:t>
+      </w:r>
       <w:r>
         <w:rPr>
           <w:rFonts w:ascii="Calibri" w:eastAsia="Times New Roman" w:hAnsi="Calibri" w:cs="Calibri"/>
@@ -2423,7 +2418,6 @@
         </w:numPr>
         <w:spacing w:after="0"/>
       </w:pPr>
-      <w:proofErr w:type="spellStart"/>
       <w:r>
         <w:rPr>
           <w:rFonts w:ascii="Consolas" w:eastAsiaTheme="minorHAnsi" w:hAnsi="Consolas" w:cs="Consolas"/>
@@ -2433,7 +2427,6 @@
         </w:rPr>
         <w:t>GenBoeEntities</w:t>
       </w:r>
-      <w:proofErr w:type="spellEnd"/>
       <w:r>
         <w:t xml:space="preserve"> </w:t>
       </w:r>
@@ -2441,21 +2434,7 @@
         <w:rPr>
           <w:rFonts w:ascii="Calibri" w:eastAsia="Times New Roman" w:hAnsi="Calibri" w:cs="Calibri"/>
         </w:rPr>
-        <w:t xml:space="preserve">– </w:t>
-      </w:r>
-      <w:proofErr w:type="spellStart"/>
-      <w:r>
-        <w:rPr>
-          <w:rFonts w:ascii="Calibri" w:eastAsia="Times New Roman" w:hAnsi="Calibri" w:cs="Calibri"/>
-        </w:rPr>
-        <w:t>genBOE</w:t>
-      </w:r>
-      <w:proofErr w:type="spellEnd"/>
-      <w:r>
-        <w:rPr>
-          <w:rFonts w:ascii="Calibri" w:eastAsia="Times New Roman" w:hAnsi="Calibri" w:cs="Calibri"/>
-        </w:rPr>
-        <w:t xml:space="preserve"> database connection string</w:t>
+        <w:t>– genBOE database connection string</w:t>
       </w:r>
     </w:p>
     <w:p>
@@ -2467,7 +2446,6 @@
         </w:numPr>
         <w:spacing w:after="0"/>
       </w:pPr>
-      <w:proofErr w:type="spellStart"/>
       <w:r>
         <w:rPr>
           <w:rFonts w:ascii="Consolas" w:eastAsiaTheme="minorHAnsi" w:hAnsi="Consolas" w:cs="Consolas"/>
@@ -2477,7 +2455,6 @@
         </w:rPr>
         <w:t>BI_Datamart_PMMEntities</w:t>
       </w:r>
-      <w:proofErr w:type="spellEnd"/>
       <w:r>
         <w:rPr>
           <w:rStyle w:val="FootnoteReference"/>
@@ -2586,7 +2563,6 @@
           <w:rFonts w:ascii="Calibri" w:eastAsia="Times New Roman" w:hAnsi="Calibri" w:cs="Calibri"/>
         </w:rPr>
       </w:pPr>
-      <w:proofErr w:type="spellStart"/>
       <w:r>
         <w:rPr>
           <w:rFonts w:ascii="Consolas" w:eastAsiaTheme="minorHAnsi" w:hAnsi="Consolas" w:cs="Consolas"/>
@@ -2596,7 +2572,6 @@
         </w:rPr>
         <w:t>EmailServer</w:t>
       </w:r>
-      <w:proofErr w:type="spellEnd"/>
       <w:r>
         <w:t xml:space="preserve"> </w:t>
       </w:r>
@@ -2631,7 +2606,6 @@
           <w:rFonts w:ascii="Calibri" w:eastAsia="Times New Roman" w:hAnsi="Calibri" w:cs="Calibri"/>
         </w:rPr>
       </w:pPr>
-      <w:proofErr w:type="spellStart"/>
       <w:r>
         <w:rPr>
           <w:rFonts w:ascii="Consolas" w:eastAsiaTheme="minorHAnsi" w:hAnsi="Consolas" w:cs="Consolas"/>
@@ -2641,7 +2615,6 @@
         </w:rPr>
         <w:t>ActiveDirectoryPath</w:t>
       </w:r>
-      <w:proofErr w:type="spellEnd"/>
       <w:r>
         <w:t xml:space="preserve"> </w:t>
       </w:r>
@@ -2682,7 +2655,6 @@
           <w:rFonts w:ascii="Calibri" w:eastAsia="Times New Roman" w:hAnsi="Calibri" w:cs="Calibri"/>
         </w:rPr>
       </w:pPr>
-      <w:proofErr w:type="spellStart"/>
       <w:r>
         <w:rPr>
           <w:rFonts w:ascii="Consolas" w:eastAsiaTheme="minorHAnsi" w:hAnsi="Consolas" w:cs="Consolas"/>
@@ -2692,7 +2664,6 @@
         </w:rPr>
         <w:t>ServerURL</w:t>
       </w:r>
-      <w:proofErr w:type="spellEnd"/>
       <w:r>
         <w:rPr>
           <w:rFonts w:eastAsiaTheme="minorHAnsi" w:cs="Consolas"/>
@@ -2722,7 +2693,6 @@
           <w:rFonts w:ascii="Calibri" w:eastAsia="Times New Roman" w:hAnsi="Calibri" w:cs="Calibri"/>
         </w:rPr>
       </w:pPr>
-      <w:proofErr w:type="spellStart"/>
       <w:r>
         <w:rPr>
           <w:rFonts w:ascii="Consolas" w:eastAsiaTheme="minorHAnsi" w:hAnsi="Consolas" w:cs="Consolas"/>
@@ -2732,7 +2702,6 @@
         </w:rPr>
         <w:t>ProdUrlBoe</w:t>
       </w:r>
-      <w:proofErr w:type="spellEnd"/>
       <w:r>
         <w:rPr>
           <w:rFonts w:eastAsiaTheme="minorHAnsi" w:cs="Consolas"/>
@@ -2757,7 +2726,6 @@
         </w:rPr>
       </w:pPr>
       <w:bookmarkStart w:id="50" w:name="_Hlk34723628"/>
-      <w:proofErr w:type="spellStart"/>
       <w:r>
         <w:rPr>
           <w:rFonts w:ascii="Consolas" w:eastAsiaTheme="minorHAnsi" w:hAnsi="Consolas" w:cs="Consolas"/>
@@ -2767,7 +2735,6 @@
         </w:rPr>
         <w:t>DomesticUsersGroup</w:t>
       </w:r>
-      <w:proofErr w:type="spellEnd"/>
       <w:r>
         <w:rPr>
           <w:rFonts w:ascii="Calibri" w:eastAsia="Times New Roman" w:hAnsi="Calibri" w:cs="Calibri"/>
@@ -2814,25 +2781,14 @@
           <w:iCs/>
         </w:rPr>
       </w:pPr>
-      <w:proofErr w:type="spellStart"/>
-      <w:r>
-        <w:rPr>
-          <w:rFonts w:ascii="Consolas" w:eastAsiaTheme="minorHAnsi" w:hAnsi="Consolas" w:cs="Consolas"/>
-          <w:color w:val="0000FF"/>
-          <w:sz w:val="19"/>
-          <w:szCs w:val="19"/>
-        </w:rPr>
-        <w:t>SubsTreatedAsLmEmployees</w:t>
-      </w:r>
-      <w:proofErr w:type="spellEnd"/>
-      <w:r>
-        <w:rPr>
-          <w:rFonts w:ascii="Consolas" w:eastAsiaTheme="minorHAnsi" w:hAnsi="Consolas" w:cs="Consolas"/>
-          <w:color w:val="0000FF"/>
-          <w:sz w:val="19"/>
-          <w:szCs w:val="19"/>
-        </w:rPr>
-        <w:t xml:space="preserve"> </w:t>
+      <w:r>
+        <w:rPr>
+          <w:rFonts w:ascii="Consolas" w:eastAsiaTheme="minorHAnsi" w:hAnsi="Consolas" w:cs="Consolas"/>
+          <w:color w:val="0000FF"/>
+          <w:sz w:val="19"/>
+          <w:szCs w:val="19"/>
+        </w:rPr>
+        <w:t xml:space="preserve">SubsTreatedAsLmEmployees </w:t>
       </w:r>
       <w:r>
         <w:rPr>
@@ -2860,7 +2816,6 @@
         </w:rPr>
         <w:t xml:space="preserve">(renamed from </w:t>
       </w:r>
-      <w:proofErr w:type="spellStart"/>
       <w:r>
         <w:rPr>
           <w:rFonts w:ascii="Consolas" w:eastAsiaTheme="minorHAnsi" w:hAnsi="Consolas" w:cs="Consolas"/>
@@ -2872,7 +2827,6 @@
         </w:rPr>
         <w:t>SubcontractorUsersGroups</w:t>
       </w:r>
-      <w:proofErr w:type="spellEnd"/>
       <w:r>
         <w:rPr>
           <w:rFonts w:ascii="Calibri" w:eastAsia="Times New Roman" w:hAnsi="Calibri" w:cs="Calibri"/>
@@ -2894,7 +2848,6 @@
           <w:rFonts w:ascii="Calibri" w:eastAsia="Times New Roman" w:hAnsi="Calibri" w:cs="Calibri"/>
         </w:rPr>
       </w:pPr>
-      <w:proofErr w:type="spellStart"/>
       <w:r>
         <w:rPr>
           <w:rFonts w:ascii="Consolas" w:eastAsiaTheme="minorHAnsi" w:hAnsi="Consolas" w:cs="Consolas"/>
@@ -2904,7 +2857,6 @@
         </w:rPr>
         <w:t>CompanyConfiguration</w:t>
       </w:r>
-      <w:proofErr w:type="spellEnd"/>
       <w:r>
         <w:rPr>
           <w:rFonts w:ascii="Calibri" w:eastAsia="Times New Roman" w:hAnsi="Calibri" w:cs="Calibri"/>
@@ -2964,7 +2916,6 @@
         </w:numPr>
         <w:spacing w:after="0"/>
       </w:pPr>
-      <w:proofErr w:type="spellStart"/>
       <w:r>
         <w:rPr>
           <w:rFonts w:ascii="Consolas" w:eastAsiaTheme="minorHAnsi" w:hAnsi="Consolas" w:cs="Consolas"/>
@@ -2974,7 +2925,6 @@
         </w:rPr>
         <w:t>HelpdeskEmailAddress</w:t>
       </w:r>
-      <w:proofErr w:type="spellEnd"/>
       <w:r>
         <w:t xml:space="preserve"> – email displayed to</w:t>
       </w:r>
@@ -3019,7 +2969,6 @@
         </w:numPr>
         <w:spacing w:after="0"/>
       </w:pPr>
-      <w:proofErr w:type="spellStart"/>
       <w:r>
         <w:rPr>
           <w:rFonts w:ascii="Consolas" w:eastAsiaTheme="minorHAnsi" w:hAnsi="Consolas" w:cs="Consolas"/>
@@ -3029,7 +2978,6 @@
         </w:rPr>
         <w:t>ShutOffExternalLinksForClassifiedInstall</w:t>
       </w:r>
-      <w:proofErr w:type="spellEnd"/>
       <w:r>
         <w:t xml:space="preserve"> – set to </w:t>
       </w:r>
@@ -3053,25 +3001,14 @@
           <w:rFonts w:ascii="Calibri" w:eastAsia="Times New Roman" w:hAnsi="Calibri" w:cs="Calibri"/>
         </w:rPr>
       </w:pPr>
-      <w:proofErr w:type="spellStart"/>
-      <w:r>
-        <w:rPr>
-          <w:rFonts w:ascii="Consolas" w:eastAsiaTheme="minorHAnsi" w:hAnsi="Consolas" w:cs="Consolas"/>
-          <w:color w:val="0000FF"/>
-          <w:sz w:val="19"/>
-          <w:szCs w:val="19"/>
-        </w:rPr>
-        <w:t>UsersAllowedProPricerAccess</w:t>
-      </w:r>
-      <w:proofErr w:type="spellEnd"/>
-      <w:r>
-        <w:rPr>
-          <w:rFonts w:ascii="Consolas" w:eastAsiaTheme="minorHAnsi" w:hAnsi="Consolas" w:cs="Consolas"/>
-          <w:color w:val="0000FF"/>
-          <w:sz w:val="19"/>
-          <w:szCs w:val="19"/>
-        </w:rPr>
-        <w:t xml:space="preserve"> </w:t>
+      <w:r>
+        <w:rPr>
+          <w:rFonts w:ascii="Consolas" w:eastAsiaTheme="minorHAnsi" w:hAnsi="Consolas" w:cs="Consolas"/>
+          <w:color w:val="0000FF"/>
+          <w:sz w:val="19"/>
+          <w:szCs w:val="19"/>
+        </w:rPr>
+        <w:t xml:space="preserve">UsersAllowedProPricerAccess </w:t>
       </w:r>
       <w:r>
         <w:rPr>
@@ -3089,25 +3026,14 @@
         </w:numPr>
         <w:spacing w:after="0"/>
       </w:pPr>
-      <w:proofErr w:type="spellStart"/>
-      <w:r>
-        <w:rPr>
-          <w:rFonts w:ascii="Consolas" w:eastAsiaTheme="minorHAnsi" w:hAnsi="Consolas" w:cs="Consolas"/>
-          <w:color w:val="0000FF"/>
-          <w:sz w:val="19"/>
-          <w:szCs w:val="19"/>
-        </w:rPr>
-        <w:t>EnableSendToProPricerDirectly</w:t>
-      </w:r>
-      <w:proofErr w:type="spellEnd"/>
-      <w:r>
-        <w:rPr>
-          <w:rFonts w:ascii="Consolas" w:eastAsiaTheme="minorHAnsi" w:hAnsi="Consolas" w:cs="Consolas"/>
-          <w:color w:val="0000FF"/>
-          <w:sz w:val="19"/>
-          <w:szCs w:val="19"/>
-        </w:rPr>
-        <w:t xml:space="preserve"> </w:t>
+      <w:r>
+        <w:rPr>
+          <w:rFonts w:ascii="Consolas" w:eastAsiaTheme="minorHAnsi" w:hAnsi="Consolas" w:cs="Consolas"/>
+          <w:color w:val="0000FF"/>
+          <w:sz w:val="19"/>
+          <w:szCs w:val="19"/>
+        </w:rPr>
+        <w:t xml:space="preserve">EnableSendToProPricerDirectly </w:t>
       </w:r>
       <w:r>
         <w:t xml:space="preserve">– set to </w:t>
@@ -3129,25 +3055,14 @@
         </w:numPr>
         <w:spacing w:after="0"/>
       </w:pPr>
-      <w:proofErr w:type="spellStart"/>
-      <w:r>
-        <w:rPr>
-          <w:rFonts w:ascii="Consolas" w:eastAsiaTheme="minorHAnsi" w:hAnsi="Consolas" w:cs="Consolas"/>
-          <w:color w:val="0000FF"/>
-          <w:sz w:val="19"/>
-          <w:szCs w:val="19"/>
-        </w:rPr>
-        <w:t>ProPricerApiUrl</w:t>
-      </w:r>
-      <w:proofErr w:type="spellEnd"/>
-      <w:r>
-        <w:rPr>
-          <w:rFonts w:ascii="Consolas" w:eastAsiaTheme="minorHAnsi" w:hAnsi="Consolas" w:cs="Consolas"/>
-          <w:color w:val="0000FF"/>
-          <w:sz w:val="19"/>
-          <w:szCs w:val="19"/>
-        </w:rPr>
-        <w:t xml:space="preserve"> </w:t>
+      <w:r>
+        <w:rPr>
+          <w:rFonts w:ascii="Consolas" w:eastAsiaTheme="minorHAnsi" w:hAnsi="Consolas" w:cs="Consolas"/>
+          <w:color w:val="0000FF"/>
+          <w:sz w:val="19"/>
+          <w:szCs w:val="19"/>
+        </w:rPr>
+        <w:t xml:space="preserve">ProPricerApiUrl </w:t>
       </w:r>
       <w:r>
         <w:t xml:space="preserve">– </w:t>
@@ -3179,25 +3094,14 @@
         </w:numPr>
         <w:spacing w:after="0"/>
       </w:pPr>
-      <w:proofErr w:type="spellStart"/>
-      <w:r>
-        <w:rPr>
-          <w:rFonts w:ascii="Consolas" w:eastAsiaTheme="minorHAnsi" w:hAnsi="Consolas" w:cs="Consolas"/>
-          <w:color w:val="0000FF"/>
-          <w:sz w:val="19"/>
-          <w:szCs w:val="19"/>
-        </w:rPr>
-        <w:t>UnclassifiedBannerText</w:t>
-      </w:r>
-      <w:proofErr w:type="spellEnd"/>
-      <w:r>
-        <w:rPr>
-          <w:rFonts w:ascii="Consolas" w:eastAsiaTheme="minorHAnsi" w:hAnsi="Consolas" w:cs="Consolas"/>
-          <w:color w:val="0000FF"/>
-          <w:sz w:val="19"/>
-          <w:szCs w:val="19"/>
-        </w:rPr>
-        <w:t xml:space="preserve"> </w:t>
+      <w:r>
+        <w:rPr>
+          <w:rFonts w:ascii="Consolas" w:eastAsiaTheme="minorHAnsi" w:hAnsi="Consolas" w:cs="Consolas"/>
+          <w:color w:val="0000FF"/>
+          <w:sz w:val="19"/>
+          <w:szCs w:val="19"/>
+        </w:rPr>
+        <w:t xml:space="preserve">UnclassifiedBannerText </w:t>
       </w:r>
       <w:r>
         <w:t xml:space="preserve">– </w:t>
@@ -3225,25 +3129,14 @@
         </w:numPr>
         <w:spacing w:after="0"/>
       </w:pPr>
-      <w:proofErr w:type="spellStart"/>
-      <w:r>
-        <w:rPr>
-          <w:rFonts w:ascii="Consolas" w:eastAsiaTheme="minorHAnsi" w:hAnsi="Consolas" w:cs="Consolas"/>
-          <w:color w:val="0000FF"/>
-          <w:sz w:val="19"/>
-          <w:szCs w:val="19"/>
-        </w:rPr>
-        <w:t>OverrideSubNonUs</w:t>
-      </w:r>
-      <w:proofErr w:type="spellEnd"/>
-      <w:r>
-        <w:rPr>
-          <w:rFonts w:ascii="Consolas" w:eastAsiaTheme="minorHAnsi" w:hAnsi="Consolas" w:cs="Consolas"/>
-          <w:color w:val="0000FF"/>
-          <w:sz w:val="19"/>
-          <w:szCs w:val="19"/>
-        </w:rPr>
-        <w:t xml:space="preserve"> </w:t>
+      <w:r>
+        <w:rPr>
+          <w:rFonts w:ascii="Consolas" w:eastAsiaTheme="minorHAnsi" w:hAnsi="Consolas" w:cs="Consolas"/>
+          <w:color w:val="0000FF"/>
+          <w:sz w:val="19"/>
+          <w:szCs w:val="19"/>
+        </w:rPr>
+        <w:t xml:space="preserve">OverrideSubNonUs </w:t>
       </w:r>
       <w:r>
         <w:t xml:space="preserve">– set to </w:t>
@@ -3265,7 +3158,6 @@
         </w:numPr>
         <w:spacing w:after="0"/>
       </w:pPr>
-      <w:proofErr w:type="spellStart"/>
       <w:r>
         <w:rPr>
           <w:rFonts w:ascii="Consolas" w:eastAsiaTheme="minorHAnsi" w:hAnsi="Consolas" w:cs="Consolas"/>
@@ -3275,7 +3167,6 @@
         </w:rPr>
         <w:t>MOQHelpBaseUrl</w:t>
       </w:r>
-      <w:proofErr w:type="spellEnd"/>
       <w:r>
         <w:rPr>
           <w:rFonts w:ascii="Consolas" w:eastAsiaTheme="minorHAnsi" w:hAnsi="Consolas" w:cs="Consolas"/>
@@ -3329,15 +3220,7 @@
         <w:t>“</w:t>
       </w:r>
       <w:r>
-        <w:t>https://space.p.external.lmco.com/sites/fbo/CCDME/Estimating/SiteLinks/genBOE (includes User Training List)/</w:t>
-      </w:r>
-      <w:proofErr w:type="spellStart"/>
-      <w:r>
-        <w:t>genBOE</w:t>
-      </w:r>
-      <w:proofErr w:type="spellEnd"/>
-      <w:r>
-        <w:t xml:space="preserve"> MOQ Types Help Text/</w:t>
+        <w:t>https://space.p.external.lmco.com/sites/fbo/CCDME/Estimating/SiteLinks/genBOE (includes User Training List)/genBOE MOQ Types Help Text/</w:t>
       </w:r>
       <w:r>
         <w:t>”</w:t>
@@ -3487,19 +3370,26 @@
           <w:rFonts w:ascii="Calibri" w:eastAsia="Times New Roman" w:hAnsi="Calibri" w:cs="Calibri"/>
         </w:rPr>
       </w:pPr>
-      <w:proofErr w:type="spellStart"/>
-      <w:r>
-        <w:rPr>
-          <w:rFonts w:ascii="Consolas" w:eastAsiaTheme="minorHAnsi" w:hAnsi="Consolas" w:cs="Consolas"/>
-          <w:color w:val="0000FF"/>
-          <w:sz w:val="19"/>
-          <w:szCs w:val="19"/>
-        </w:rPr>
-        <w:t>IESHeaderUrl</w:t>
-      </w:r>
-      <w:proofErr w:type="spellEnd"/>
-      <w:r>
-        <w:t xml:space="preserve"> – </w:t>
+      <w:r>
+        <w:rPr>
+          <w:rFonts w:ascii="Consolas" w:eastAsiaTheme="minorHAnsi" w:hAnsi="Consolas" w:cs="Consolas"/>
+          <w:color w:val="0000FF"/>
+          <w:sz w:val="19"/>
+          <w:szCs w:val="19"/>
+        </w:rPr>
+        <w:t>IESHomeUrl</w:t>
+      </w:r>
+      <w:r>
+        <w:rPr>
+          <w:rFonts w:ascii="Consolas" w:eastAsiaTheme="minorHAnsi" w:hAnsi="Consolas" w:cs="Consolas"/>
+          <w:color w:val="0000FF"/>
+          <w:sz w:val="19"/>
+          <w:szCs w:val="19"/>
+        </w:rPr>
+        <w:t xml:space="preserve"> </w:t>
+      </w:r>
+      <w:r>
+        <w:t xml:space="preserve">– </w:t>
       </w:r>
       <w:r>
         <w:t>IES URL, base URL followed by “</w:t>
@@ -3530,25 +3420,14 @@
           <w:rFonts w:ascii="Calibri" w:eastAsia="Times New Roman" w:hAnsi="Calibri" w:cs="Calibri"/>
         </w:rPr>
       </w:pPr>
-      <w:proofErr w:type="spellStart"/>
-      <w:r>
-        <w:rPr>
-          <w:rFonts w:ascii="Consolas" w:eastAsiaTheme="minorHAnsi" w:hAnsi="Consolas" w:cs="Consolas"/>
-          <w:color w:val="0000FF"/>
-          <w:sz w:val="19"/>
-          <w:szCs w:val="19"/>
-        </w:rPr>
-        <w:t>IsPTMIntegrated</w:t>
-      </w:r>
-      <w:proofErr w:type="spellEnd"/>
-      <w:r>
-        <w:rPr>
-          <w:rFonts w:ascii="Consolas" w:eastAsiaTheme="minorHAnsi" w:hAnsi="Consolas" w:cs="Consolas"/>
-          <w:color w:val="0000FF"/>
-          <w:sz w:val="19"/>
-          <w:szCs w:val="19"/>
-        </w:rPr>
-        <w:t xml:space="preserve"> </w:t>
+      <w:r>
+        <w:rPr>
+          <w:rFonts w:ascii="Consolas" w:eastAsiaTheme="minorHAnsi" w:hAnsi="Consolas" w:cs="Consolas"/>
+          <w:color w:val="0000FF"/>
+          <w:sz w:val="19"/>
+          <w:szCs w:val="19"/>
+        </w:rPr>
+        <w:t xml:space="preserve">IsPTMIntegrated </w:t>
       </w:r>
       <w:r>
         <w:t xml:space="preserve">– once the IES suite is installed, set to </w:t>
@@ -3644,25 +3523,14 @@
           <w:rFonts w:ascii="Calibri" w:eastAsia="Times New Roman" w:hAnsi="Calibri" w:cs="Calibri"/>
         </w:rPr>
       </w:pPr>
-      <w:proofErr w:type="spellStart"/>
-      <w:r>
-        <w:rPr>
-          <w:rFonts w:ascii="Consolas" w:eastAsiaTheme="minorHAnsi" w:hAnsi="Consolas" w:cs="Consolas"/>
-          <w:color w:val="0000FF"/>
-          <w:sz w:val="19"/>
-          <w:szCs w:val="19"/>
-        </w:rPr>
-        <w:t>CanCreateWorkspaceWithoutPtmTrackingNumber</w:t>
-      </w:r>
-      <w:proofErr w:type="spellEnd"/>
-      <w:r>
-        <w:rPr>
-          <w:rFonts w:ascii="Consolas" w:eastAsiaTheme="minorHAnsi" w:hAnsi="Consolas" w:cs="Consolas"/>
-          <w:color w:val="0000FF"/>
-          <w:sz w:val="19"/>
-          <w:szCs w:val="19"/>
-        </w:rPr>
-        <w:t xml:space="preserve"> </w:t>
+      <w:r>
+        <w:rPr>
+          <w:rFonts w:ascii="Consolas" w:eastAsiaTheme="minorHAnsi" w:hAnsi="Consolas" w:cs="Consolas"/>
+          <w:color w:val="0000FF"/>
+          <w:sz w:val="19"/>
+          <w:szCs w:val="19"/>
+        </w:rPr>
+        <w:t xml:space="preserve">CanCreateWorkspaceWithoutPtmTrackingNumber </w:t>
       </w:r>
       <w:r>
         <w:rPr>
@@ -4073,7 +3941,6 @@
         </w:numPr>
         <w:spacing w:after="0"/>
       </w:pPr>
-      <w:proofErr w:type="spellStart"/>
       <w:r>
         <w:rPr>
           <w:rFonts w:ascii="Consolas" w:eastAsiaTheme="minorHAnsi" w:hAnsi="Consolas" w:cs="Consolas"/>
@@ -4083,7 +3950,6 @@
         </w:rPr>
         <w:t>RmsHelpBaseLink</w:t>
       </w:r>
-      <w:proofErr w:type="spellEnd"/>
       <w:r>
         <w:rPr>
           <w:rFonts w:eastAsiaTheme="minorHAnsi" w:cs="Consolas"/>
@@ -4301,7 +4167,6 @@
           <w:rFonts w:ascii="Calibri" w:eastAsia="Times New Roman" w:hAnsi="Calibri" w:cs="Calibri"/>
         </w:rPr>
       </w:pPr>
-      <w:proofErr w:type="spellStart"/>
       <w:r>
         <w:rPr>
           <w:rFonts w:ascii="Consolas" w:eastAsiaTheme="minorHAnsi" w:hAnsi="Consolas" w:cs="Consolas"/>
@@ -4311,7 +4176,6 @@
         </w:rPr>
         <w:t>system.web</w:t>
       </w:r>
-      <w:proofErr w:type="spellEnd"/>
       <w:r>
         <w:rPr>
           <w:rFonts w:ascii="Consolas" w:eastAsiaTheme="minorHAnsi" w:hAnsi="Consolas" w:cs="Consolas"/>
@@ -4443,7 +4307,6 @@
         </w:rPr>
         <w:t>"</w:t>
       </w:r>
-      <w:proofErr w:type="spellStart"/>
       <w:r>
         <w:rPr>
           <w:rFonts w:ascii="Consolas" w:eastAsiaTheme="minorHAnsi" w:hAnsi="Consolas" w:cs="Consolas"/>
@@ -4453,7 +4316,6 @@
         </w:rPr>
         <w:t>elmah.axd</w:t>
       </w:r>
-      <w:proofErr w:type="spellEnd"/>
       <w:r>
         <w:rPr>
           <w:rFonts w:ascii="Consolas" w:eastAsiaTheme="minorHAnsi" w:hAnsi="Consolas" w:cs="Consolas"/>
@@ -4478,7 +4340,6 @@
         </w:rPr>
         <w:t xml:space="preserve">-&gt; </w:t>
       </w:r>
-      <w:proofErr w:type="spellStart"/>
       <w:r>
         <w:rPr>
           <w:rFonts w:ascii="Consolas" w:eastAsiaTheme="minorHAnsi" w:hAnsi="Consolas" w:cs="Consolas"/>
@@ -4488,7 +4349,6 @@
         </w:rPr>
         <w:t>system.web</w:t>
       </w:r>
-      <w:proofErr w:type="spellEnd"/>
       <w:r>
         <w:rPr>
           <w:rFonts w:ascii="Consolas" w:eastAsiaTheme="minorHAnsi" w:hAnsi="Consolas" w:cs="Consolas"/>
@@ -4748,7 +4608,6 @@
         </w:rPr>
         <w:t xml:space="preserve"> </w:t>
       </w:r>
-      <w:proofErr w:type="spellStart"/>
       <w:r>
         <w:rPr>
           <w:rFonts w:ascii="Consolas" w:eastAsiaTheme="minorHAnsi" w:hAnsi="Consolas" w:cs="Consolas"/>
@@ -4758,7 +4617,6 @@
         </w:rPr>
         <w:t>stopProcessing</w:t>
       </w:r>
-      <w:proofErr w:type="spellEnd"/>
       <w:r>
         <w:rPr>
           <w:rFonts w:ascii="Consolas" w:eastAsiaTheme="minorHAnsi" w:hAnsi="Consolas" w:cs="Consolas"/>
@@ -4815,7 +4673,6 @@
         </w:rPr>
         <w:t xml:space="preserve">          &lt;match </w:t>
       </w:r>
-      <w:proofErr w:type="spellStart"/>
       <w:r>
         <w:rPr>
           <w:rFonts w:ascii="Consolas" w:eastAsiaTheme="minorHAnsi" w:hAnsi="Consolas" w:cs="Consolas"/>
@@ -4825,7 +4682,6 @@
         </w:rPr>
         <w:t>url</w:t>
       </w:r>
-      <w:proofErr w:type="spellEnd"/>
       <w:r>
         <w:rPr>
           <w:rFonts w:ascii="Consolas" w:eastAsiaTheme="minorHAnsi" w:hAnsi="Consolas" w:cs="Consolas"/>
@@ -4996,7 +4852,6 @@
         </w:rPr>
         <w:t xml:space="preserve">="Redirect" </w:t>
       </w:r>
-      <w:proofErr w:type="spellStart"/>
       <w:r>
         <w:rPr>
           <w:rFonts w:ascii="Consolas" w:eastAsiaTheme="minorHAnsi" w:hAnsi="Consolas" w:cs="Consolas"/>
@@ -5006,7 +4861,6 @@
         </w:rPr>
         <w:t>url</w:t>
       </w:r>
-      <w:proofErr w:type="spellEnd"/>
       <w:r>
         <w:rPr>
           <w:rFonts w:ascii="Consolas" w:eastAsiaTheme="minorHAnsi" w:hAnsi="Consolas" w:cs="Consolas"/>
@@ -5114,13 +4968,8 @@
       <w:r>
         <w:t xml:space="preserve">(Portal) </w:t>
       </w:r>
-      <w:proofErr w:type="spellStart"/>
-      <w:r>
-        <w:t>Web.Config</w:t>
-      </w:r>
-      <w:proofErr w:type="spellEnd"/>
-      <w:r>
-        <w:t xml:space="preserve"> Customization</w:t>
+      <w:r>
+        <w:t>Web.Config Customization</w:t>
       </w:r>
       <w:bookmarkEnd w:id="52"/>
       <w:bookmarkEnd w:id="53"/>
@@ -5159,25 +5008,14 @@
         </w:numPr>
         <w:spacing w:after="0"/>
       </w:pPr>
-      <w:proofErr w:type="spellStart"/>
-      <w:r>
-        <w:rPr>
-          <w:rFonts w:ascii="Consolas" w:eastAsiaTheme="minorHAnsi" w:hAnsi="Consolas" w:cs="Consolas"/>
-          <w:color w:val="0000FF"/>
-          <w:sz w:val="19"/>
-          <w:szCs w:val="19"/>
-        </w:rPr>
-        <w:t>IESEntities</w:t>
-      </w:r>
-      <w:proofErr w:type="spellEnd"/>
-      <w:r>
-        <w:rPr>
-          <w:rFonts w:ascii="Consolas" w:eastAsiaTheme="minorHAnsi" w:hAnsi="Consolas" w:cs="Consolas"/>
-          <w:color w:val="0000FF"/>
-          <w:sz w:val="19"/>
-          <w:szCs w:val="19"/>
-        </w:rPr>
-        <w:t xml:space="preserve"> </w:t>
+      <w:r>
+        <w:rPr>
+          <w:rFonts w:ascii="Consolas" w:eastAsiaTheme="minorHAnsi" w:hAnsi="Consolas" w:cs="Consolas"/>
+          <w:color w:val="0000FF"/>
+          <w:sz w:val="19"/>
+          <w:szCs w:val="19"/>
+        </w:rPr>
+        <w:t xml:space="preserve">IESEntities </w:t>
       </w:r>
       <w:r>
         <w:rPr>
@@ -5195,45 +5033,20 @@
         </w:numPr>
         <w:spacing w:after="0"/>
       </w:pPr>
-      <w:proofErr w:type="spellStart"/>
-      <w:r>
-        <w:rPr>
-          <w:rFonts w:ascii="Consolas" w:eastAsiaTheme="minorHAnsi" w:hAnsi="Consolas" w:cs="Consolas"/>
-          <w:color w:val="0000FF"/>
-          <w:sz w:val="19"/>
-          <w:szCs w:val="19"/>
-        </w:rPr>
-        <w:t>genTracEntities</w:t>
-      </w:r>
-      <w:proofErr w:type="spellEnd"/>
-      <w:r>
-        <w:rPr>
-          <w:rFonts w:ascii="Consolas" w:eastAsiaTheme="minorHAnsi" w:hAnsi="Consolas" w:cs="Consolas"/>
-          <w:color w:val="0000FF"/>
-          <w:sz w:val="19"/>
-          <w:szCs w:val="19"/>
-        </w:rPr>
-        <w:t xml:space="preserve"> </w:t>
-      </w:r>
-      <w:r>
-        <w:rPr>
-          <w:rFonts w:ascii="Calibri" w:eastAsia="Times New Roman" w:hAnsi="Calibri" w:cs="Calibri"/>
-        </w:rPr>
-        <w:t xml:space="preserve">– PTM / </w:t>
-      </w:r>
-      <w:proofErr w:type="spellStart"/>
-      <w:r>
-        <w:rPr>
-          <w:rFonts w:ascii="Calibri" w:eastAsia="Times New Roman" w:hAnsi="Calibri" w:cs="Calibri"/>
-        </w:rPr>
-        <w:t>genTrac</w:t>
-      </w:r>
-      <w:proofErr w:type="spellEnd"/>
-      <w:r>
-        <w:rPr>
-          <w:rFonts w:ascii="Calibri" w:eastAsia="Times New Roman" w:hAnsi="Calibri" w:cs="Calibri"/>
-        </w:rPr>
-        <w:t xml:space="preserve"> database connection string</w:t>
+      <w:r>
+        <w:rPr>
+          <w:rFonts w:ascii="Consolas" w:eastAsiaTheme="minorHAnsi" w:hAnsi="Consolas" w:cs="Consolas"/>
+          <w:color w:val="0000FF"/>
+          <w:sz w:val="19"/>
+          <w:szCs w:val="19"/>
+        </w:rPr>
+        <w:t xml:space="preserve">genTracEntities </w:t>
+      </w:r>
+      <w:r>
+        <w:rPr>
+          <w:rFonts w:ascii="Calibri" w:eastAsia="Times New Roman" w:hAnsi="Calibri" w:cs="Calibri"/>
+        </w:rPr>
+        <w:t>– PTM / genTrac database connection string</w:t>
       </w:r>
     </w:p>
     <w:p>
@@ -5245,7 +5058,6 @@
         </w:numPr>
         <w:spacing w:after="0"/>
       </w:pPr>
-      <w:proofErr w:type="spellStart"/>
       <w:r>
         <w:rPr>
           <w:rFonts w:ascii="Consolas" w:eastAsiaTheme="minorHAnsi" w:hAnsi="Consolas" w:cs="Consolas"/>
@@ -5255,7 +5067,6 @@
         </w:rPr>
         <w:t>GenBoeEntities</w:t>
       </w:r>
-      <w:proofErr w:type="spellEnd"/>
       <w:r>
         <w:t xml:space="preserve"> </w:t>
       </w:r>
@@ -5263,21 +5074,7 @@
         <w:rPr>
           <w:rFonts w:ascii="Calibri" w:eastAsia="Times New Roman" w:hAnsi="Calibri" w:cs="Calibri"/>
         </w:rPr>
-        <w:t xml:space="preserve">– </w:t>
-      </w:r>
-      <w:proofErr w:type="spellStart"/>
-      <w:r>
-        <w:rPr>
-          <w:rFonts w:ascii="Calibri" w:eastAsia="Times New Roman" w:hAnsi="Calibri" w:cs="Calibri"/>
-        </w:rPr>
-        <w:t>genBOE</w:t>
-      </w:r>
-      <w:proofErr w:type="spellEnd"/>
-      <w:r>
-        <w:rPr>
-          <w:rFonts w:ascii="Calibri" w:eastAsia="Times New Roman" w:hAnsi="Calibri" w:cs="Calibri"/>
-        </w:rPr>
-        <w:t xml:space="preserve"> database connection string</w:t>
+        <w:t>– genBOE database connection string</w:t>
       </w:r>
     </w:p>
     <w:p>
@@ -5338,25 +5135,14 @@
           <w:rFonts w:ascii="Calibri" w:eastAsia="Times New Roman" w:hAnsi="Calibri" w:cs="Calibri"/>
         </w:rPr>
       </w:pPr>
-      <w:proofErr w:type="spellStart"/>
-      <w:r>
-        <w:rPr>
-          <w:rFonts w:ascii="Consolas" w:eastAsiaTheme="minorHAnsi" w:hAnsi="Consolas" w:cs="Consolas"/>
-          <w:color w:val="0000FF"/>
-          <w:sz w:val="19"/>
-          <w:szCs w:val="19"/>
-        </w:rPr>
-        <w:t>ActiveDirectoryPath</w:t>
-      </w:r>
-      <w:proofErr w:type="spellEnd"/>
-      <w:r>
-        <w:rPr>
-          <w:rFonts w:ascii="Consolas" w:eastAsiaTheme="minorHAnsi" w:hAnsi="Consolas" w:cs="Consolas"/>
-          <w:color w:val="0000FF"/>
-          <w:sz w:val="19"/>
-          <w:szCs w:val="19"/>
-        </w:rPr>
-        <w:t xml:space="preserve"> </w:t>
+      <w:r>
+        <w:rPr>
+          <w:rFonts w:ascii="Consolas" w:eastAsiaTheme="minorHAnsi" w:hAnsi="Consolas" w:cs="Consolas"/>
+          <w:color w:val="0000FF"/>
+          <w:sz w:val="19"/>
+          <w:szCs w:val="19"/>
+        </w:rPr>
+        <w:t xml:space="preserve">ActiveDirectoryPath </w:t>
       </w:r>
       <w:r>
         <w:rPr>
@@ -5378,36 +5164,17 @@
           <w:rFonts w:ascii="Calibri" w:eastAsia="Times New Roman" w:hAnsi="Calibri" w:cs="Calibri"/>
         </w:rPr>
       </w:pPr>
-      <w:proofErr w:type="spellStart"/>
-      <w:r>
-        <w:rPr>
-          <w:rFonts w:ascii="Consolas" w:eastAsiaTheme="minorHAnsi" w:hAnsi="Consolas" w:cs="Consolas"/>
-          <w:color w:val="0000FF"/>
-          <w:sz w:val="19"/>
-          <w:szCs w:val="19"/>
-        </w:rPr>
-        <w:t>BOEUrl</w:t>
-      </w:r>
-      <w:proofErr w:type="spellEnd"/>
-      <w:r>
-        <w:rPr>
-          <w:rFonts w:ascii="Consolas" w:eastAsiaTheme="minorHAnsi" w:hAnsi="Consolas" w:cs="Consolas"/>
-          <w:color w:val="0000FF"/>
-          <w:sz w:val="19"/>
-          <w:szCs w:val="19"/>
-        </w:rPr>
-        <w:t xml:space="preserve"> </w:t>
-      </w:r>
-      <w:r>
-        <w:t xml:space="preserve">– </w:t>
-      </w:r>
-      <w:proofErr w:type="spellStart"/>
-      <w:r>
-        <w:t>GenBOE’s</w:t>
-      </w:r>
-      <w:proofErr w:type="spellEnd"/>
-      <w:r>
-        <w:t xml:space="preserve"> URL</w:t>
+      <w:r>
+        <w:rPr>
+          <w:rFonts w:ascii="Consolas" w:eastAsiaTheme="minorHAnsi" w:hAnsi="Consolas" w:cs="Consolas"/>
+          <w:color w:val="0000FF"/>
+          <w:sz w:val="19"/>
+          <w:szCs w:val="19"/>
+        </w:rPr>
+        <w:t xml:space="preserve">BOEUrl </w:t>
+      </w:r>
+      <w:r>
+        <w:t>– GenBOE’s URL</w:t>
       </w:r>
     </w:p>
     <w:p>
@@ -5423,25 +5190,14 @@
           <w:rFonts w:ascii="Calibri" w:eastAsia="Times New Roman" w:hAnsi="Calibri" w:cs="Calibri"/>
         </w:rPr>
       </w:pPr>
-      <w:proofErr w:type="spellStart"/>
-      <w:r>
-        <w:rPr>
-          <w:rFonts w:ascii="Consolas" w:eastAsiaTheme="minorHAnsi" w:hAnsi="Consolas" w:cs="Consolas"/>
-          <w:color w:val="0000FF"/>
-          <w:sz w:val="19"/>
-          <w:szCs w:val="19"/>
-        </w:rPr>
-        <w:t>PTMUrl</w:t>
-      </w:r>
-      <w:proofErr w:type="spellEnd"/>
-      <w:r>
-        <w:rPr>
-          <w:rFonts w:ascii="Consolas" w:eastAsiaTheme="minorHAnsi" w:hAnsi="Consolas" w:cs="Consolas"/>
-          <w:color w:val="0000FF"/>
-          <w:sz w:val="19"/>
-          <w:szCs w:val="19"/>
-        </w:rPr>
-        <w:t xml:space="preserve"> </w:t>
+      <w:r>
+        <w:rPr>
+          <w:rFonts w:ascii="Consolas" w:eastAsiaTheme="minorHAnsi" w:hAnsi="Consolas" w:cs="Consolas"/>
+          <w:color w:val="0000FF"/>
+          <w:sz w:val="19"/>
+          <w:szCs w:val="19"/>
+        </w:rPr>
+        <w:t xml:space="preserve">PTMUrl </w:t>
       </w:r>
       <w:r>
         <w:t>– PTM’s URL</w:t>
@@ -5460,25 +5216,14 @@
           <w:rFonts w:ascii="Calibri" w:eastAsia="Times New Roman" w:hAnsi="Calibri" w:cs="Calibri"/>
         </w:rPr>
       </w:pPr>
-      <w:proofErr w:type="spellStart"/>
-      <w:r>
-        <w:rPr>
-          <w:rFonts w:ascii="Consolas" w:eastAsiaTheme="minorHAnsi" w:hAnsi="Consolas" w:cs="Consolas"/>
-          <w:color w:val="0000FF"/>
-          <w:sz w:val="19"/>
-          <w:szCs w:val="19"/>
-        </w:rPr>
-        <w:t>RDMUrl</w:t>
-      </w:r>
-      <w:proofErr w:type="spellEnd"/>
-      <w:r>
-        <w:rPr>
-          <w:rFonts w:ascii="Consolas" w:eastAsiaTheme="minorHAnsi" w:hAnsi="Consolas" w:cs="Consolas"/>
-          <w:color w:val="0000FF"/>
-          <w:sz w:val="19"/>
-          <w:szCs w:val="19"/>
-        </w:rPr>
-        <w:t xml:space="preserve"> </w:t>
+      <w:r>
+        <w:rPr>
+          <w:rFonts w:ascii="Consolas" w:eastAsiaTheme="minorHAnsi" w:hAnsi="Consolas" w:cs="Consolas"/>
+          <w:color w:val="0000FF"/>
+          <w:sz w:val="19"/>
+          <w:szCs w:val="19"/>
+        </w:rPr>
+        <w:t xml:space="preserve">RDMUrl </w:t>
       </w:r>
       <w:r>
         <w:t>– RDM’s URL</w:t>
@@ -5497,25 +5242,14 @@
           <w:rFonts w:ascii="Calibri" w:eastAsia="Times New Roman" w:hAnsi="Calibri" w:cs="Calibri"/>
         </w:rPr>
       </w:pPr>
-      <w:proofErr w:type="spellStart"/>
-      <w:r>
-        <w:rPr>
-          <w:rFonts w:ascii="Consolas" w:eastAsiaTheme="minorHAnsi" w:hAnsi="Consolas" w:cs="Consolas"/>
-          <w:color w:val="0000FF"/>
-          <w:sz w:val="19"/>
-          <w:szCs w:val="19"/>
-        </w:rPr>
-        <w:t>RDSBUrl</w:t>
-      </w:r>
-      <w:proofErr w:type="spellEnd"/>
-      <w:r>
-        <w:rPr>
-          <w:rFonts w:ascii="Consolas" w:eastAsiaTheme="minorHAnsi" w:hAnsi="Consolas" w:cs="Consolas"/>
-          <w:color w:val="0000FF"/>
-          <w:sz w:val="19"/>
-          <w:szCs w:val="19"/>
-        </w:rPr>
-        <w:t xml:space="preserve"> </w:t>
+      <w:r>
+        <w:rPr>
+          <w:rFonts w:ascii="Consolas" w:eastAsiaTheme="minorHAnsi" w:hAnsi="Consolas" w:cs="Consolas"/>
+          <w:color w:val="0000FF"/>
+          <w:sz w:val="19"/>
+          <w:szCs w:val="19"/>
+        </w:rPr>
+        <w:t xml:space="preserve">RDSBUrl </w:t>
       </w:r>
       <w:r>
         <w:t>– RDSB’s URL</w:t>
@@ -5534,36 +5268,17 @@
           <w:rFonts w:ascii="Calibri" w:eastAsia="Times New Roman" w:hAnsi="Calibri" w:cs="Calibri"/>
         </w:rPr>
       </w:pPr>
-      <w:proofErr w:type="spellStart"/>
-      <w:r>
-        <w:rPr>
-          <w:rFonts w:ascii="Consolas" w:eastAsiaTheme="minorHAnsi" w:hAnsi="Consolas" w:cs="Consolas"/>
-          <w:color w:val="0000FF"/>
-          <w:sz w:val="19"/>
-          <w:szCs w:val="19"/>
-        </w:rPr>
-        <w:t>PPUrl</w:t>
-      </w:r>
-      <w:proofErr w:type="spellEnd"/>
-      <w:r>
-        <w:rPr>
-          <w:rFonts w:ascii="Consolas" w:eastAsiaTheme="minorHAnsi" w:hAnsi="Consolas" w:cs="Consolas"/>
-          <w:color w:val="0000FF"/>
-          <w:sz w:val="19"/>
-          <w:szCs w:val="19"/>
-        </w:rPr>
-        <w:t xml:space="preserve"> </w:t>
-      </w:r>
-      <w:r>
-        <w:t xml:space="preserve">– </w:t>
-      </w:r>
-      <w:proofErr w:type="spellStart"/>
-      <w:r>
-        <w:t>ProPricer</w:t>
-      </w:r>
-      <w:proofErr w:type="spellEnd"/>
-      <w:r>
-        <w:t xml:space="preserve"> URL – a URL to a </w:t>
+      <w:r>
+        <w:rPr>
+          <w:rFonts w:ascii="Consolas" w:eastAsiaTheme="minorHAnsi" w:hAnsi="Consolas" w:cs="Consolas"/>
+          <w:color w:val="0000FF"/>
+          <w:sz w:val="19"/>
+          <w:szCs w:val="19"/>
+        </w:rPr>
+        <w:t xml:space="preserve">PPUrl </w:t>
+      </w:r>
+      <w:r>
+        <w:t xml:space="preserve">– ProPricer URL – a URL to a </w:t>
       </w:r>
       <w:r>
         <w:t>SharePoint</w:t>
@@ -5585,25 +5300,14 @@
           <w:rFonts w:ascii="Calibri" w:eastAsia="Times New Roman" w:hAnsi="Calibri" w:cs="Calibri"/>
         </w:rPr>
       </w:pPr>
-      <w:proofErr w:type="spellStart"/>
-      <w:r>
-        <w:rPr>
-          <w:rFonts w:ascii="Consolas" w:eastAsiaTheme="minorHAnsi" w:hAnsi="Consolas" w:cs="Consolas"/>
-          <w:color w:val="0000FF"/>
-          <w:sz w:val="19"/>
-          <w:szCs w:val="19"/>
-        </w:rPr>
-        <w:t>RPMUrl</w:t>
-      </w:r>
-      <w:proofErr w:type="spellEnd"/>
-      <w:r>
-        <w:rPr>
-          <w:rFonts w:ascii="Consolas" w:eastAsiaTheme="minorHAnsi" w:hAnsi="Consolas" w:cs="Consolas"/>
-          <w:color w:val="0000FF"/>
-          <w:sz w:val="19"/>
-          <w:szCs w:val="19"/>
-        </w:rPr>
-        <w:t xml:space="preserve"> </w:t>
+      <w:r>
+        <w:rPr>
+          <w:rFonts w:ascii="Consolas" w:eastAsiaTheme="minorHAnsi" w:hAnsi="Consolas" w:cs="Consolas"/>
+          <w:color w:val="0000FF"/>
+          <w:sz w:val="19"/>
+          <w:szCs w:val="19"/>
+        </w:rPr>
+        <w:t xml:space="preserve">RPMUrl </w:t>
       </w:r>
       <w:r>
         <w:t xml:space="preserve">– </w:t>
@@ -5640,7 +5344,6 @@
           <w:rFonts w:ascii="Calibri" w:eastAsia="Times New Roman" w:hAnsi="Calibri" w:cs="Calibri"/>
         </w:rPr>
       </w:pPr>
-      <w:proofErr w:type="spellStart"/>
       <w:r>
         <w:rPr>
           <w:rFonts w:ascii="Consolas" w:eastAsiaTheme="minorHAnsi" w:hAnsi="Consolas" w:cs="Consolas"/>
@@ -5650,7 +5353,6 @@
         </w:rPr>
         <w:t>EEPPUrl</w:t>
       </w:r>
-      <w:proofErr w:type="spellEnd"/>
       <w:r>
         <w:rPr>
           <w:rFonts w:ascii="Consolas" w:eastAsiaTheme="minorHAnsi" w:hAnsi="Consolas" w:cs="Consolas"/>
@@ -5681,11 +5383,9 @@
       <w:r>
         <w:t xml:space="preserve">, </w:t>
       </w:r>
-      <w:proofErr w:type="spellStart"/>
       <w:r>
         <w:t>eEPP</w:t>
       </w:r>
-      <w:proofErr w:type="spellEnd"/>
       <w:r>
         <w:t xml:space="preserve"> </w:t>
       </w:r>
@@ -5706,25 +5406,14 @@
           <w:rFonts w:ascii="Calibri" w:eastAsia="Times New Roman" w:hAnsi="Calibri" w:cs="Calibri"/>
         </w:rPr>
       </w:pPr>
-      <w:proofErr w:type="spellStart"/>
-      <w:r>
-        <w:rPr>
-          <w:rFonts w:ascii="Consolas" w:eastAsiaTheme="minorHAnsi" w:hAnsi="Consolas" w:cs="Consolas"/>
-          <w:color w:val="0000FF"/>
-          <w:sz w:val="19"/>
-          <w:szCs w:val="19"/>
-        </w:rPr>
-        <w:t>AdminUrl</w:t>
-      </w:r>
-      <w:proofErr w:type="spellEnd"/>
-      <w:r>
-        <w:rPr>
-          <w:rFonts w:ascii="Consolas" w:eastAsiaTheme="minorHAnsi" w:hAnsi="Consolas" w:cs="Consolas"/>
-          <w:color w:val="0000FF"/>
-          <w:sz w:val="19"/>
-          <w:szCs w:val="19"/>
-        </w:rPr>
-        <w:t xml:space="preserve"> </w:t>
+      <w:r>
+        <w:rPr>
+          <w:rFonts w:ascii="Consolas" w:eastAsiaTheme="minorHAnsi" w:hAnsi="Consolas" w:cs="Consolas"/>
+          <w:color w:val="0000FF"/>
+          <w:sz w:val="19"/>
+          <w:szCs w:val="19"/>
+        </w:rPr>
+        <w:t xml:space="preserve">AdminUrl </w:t>
       </w:r>
       <w:r>
         <w:t xml:space="preserve">– </w:t>
@@ -5754,25 +5443,14 @@
           <w:rFonts w:ascii="Calibri" w:eastAsia="Times New Roman" w:hAnsi="Calibri" w:cs="Calibri"/>
         </w:rPr>
       </w:pPr>
-      <w:proofErr w:type="spellStart"/>
-      <w:r>
-        <w:rPr>
-          <w:rFonts w:ascii="Consolas" w:eastAsiaTheme="minorHAnsi" w:hAnsi="Consolas" w:cs="Consolas"/>
-          <w:color w:val="0000FF"/>
-          <w:sz w:val="19"/>
-          <w:szCs w:val="19"/>
-        </w:rPr>
-        <w:t>IESPortalAdminGroups</w:t>
-      </w:r>
-      <w:proofErr w:type="spellEnd"/>
-      <w:r>
-        <w:rPr>
-          <w:rFonts w:ascii="Consolas" w:eastAsiaTheme="minorHAnsi" w:hAnsi="Consolas" w:cs="Consolas"/>
-          <w:color w:val="0000FF"/>
-          <w:sz w:val="19"/>
-          <w:szCs w:val="19"/>
-        </w:rPr>
-        <w:t xml:space="preserve"> </w:t>
+      <w:r>
+        <w:rPr>
+          <w:rFonts w:ascii="Consolas" w:eastAsiaTheme="minorHAnsi" w:hAnsi="Consolas" w:cs="Consolas"/>
+          <w:color w:val="0000FF"/>
+          <w:sz w:val="19"/>
+          <w:szCs w:val="19"/>
+        </w:rPr>
+        <w:t xml:space="preserve">IESPortalAdminGroups </w:t>
       </w:r>
       <w:r>
         <w:t>– Admin AD group</w:t>
@@ -5787,7 +5465,6 @@
         </w:numPr>
         <w:spacing w:after="0"/>
       </w:pPr>
-      <w:proofErr w:type="spellStart"/>
       <w:r>
         <w:rPr>
           <w:rFonts w:ascii="Consolas" w:eastAsiaTheme="minorHAnsi" w:hAnsi="Consolas" w:cs="Consolas"/>
@@ -5797,7 +5474,6 @@
         </w:rPr>
         <w:t>HelpdeskEmailAddress</w:t>
       </w:r>
-      <w:proofErr w:type="spellEnd"/>
       <w:r>
         <w:t xml:space="preserve"> – email displayed to the users to contact for help</w:t>
       </w:r>
@@ -5916,7 +5592,6 @@
           <w:rFonts w:ascii="Calibri" w:eastAsia="Times New Roman" w:hAnsi="Calibri" w:cs="Calibri"/>
         </w:rPr>
       </w:pPr>
-      <w:proofErr w:type="spellStart"/>
       <w:r>
         <w:rPr>
           <w:rFonts w:ascii="Consolas" w:eastAsiaTheme="minorHAnsi" w:hAnsi="Consolas" w:cs="Consolas"/>
@@ -5926,7 +5601,6 @@
         </w:rPr>
         <w:t>system.web</w:t>
       </w:r>
-      <w:proofErr w:type="spellEnd"/>
       <w:r>
         <w:rPr>
           <w:rFonts w:ascii="Consolas" w:eastAsiaTheme="minorHAnsi" w:hAnsi="Consolas" w:cs="Consolas"/>
@@ -6058,7 +5732,6 @@
         </w:rPr>
         <w:t>"</w:t>
       </w:r>
-      <w:proofErr w:type="spellStart"/>
       <w:r>
         <w:rPr>
           <w:rFonts w:ascii="Consolas" w:eastAsiaTheme="minorHAnsi" w:hAnsi="Consolas" w:cs="Consolas"/>
@@ -6068,7 +5741,6 @@
         </w:rPr>
         <w:t>elmah.axd</w:t>
       </w:r>
-      <w:proofErr w:type="spellEnd"/>
       <w:r>
         <w:rPr>
           <w:rFonts w:ascii="Consolas" w:eastAsiaTheme="minorHAnsi" w:hAnsi="Consolas" w:cs="Consolas"/>
@@ -6093,7 +5765,6 @@
         </w:rPr>
         <w:t xml:space="preserve">-&gt; </w:t>
       </w:r>
-      <w:proofErr w:type="spellStart"/>
       <w:r>
         <w:rPr>
           <w:rFonts w:ascii="Consolas" w:eastAsiaTheme="minorHAnsi" w:hAnsi="Consolas" w:cs="Consolas"/>
@@ -6103,7 +5774,6 @@
         </w:rPr>
         <w:t>system.web</w:t>
       </w:r>
-      <w:proofErr w:type="spellEnd"/>
       <w:r>
         <w:rPr>
           <w:rFonts w:ascii="Consolas" w:eastAsiaTheme="minorHAnsi" w:hAnsi="Consolas" w:cs="Consolas"/>
@@ -6354,7 +6024,6 @@
         </w:rPr>
         <w:t xml:space="preserve"> </w:t>
       </w:r>
-      <w:proofErr w:type="spellStart"/>
       <w:r>
         <w:rPr>
           <w:rFonts w:ascii="Consolas" w:eastAsiaTheme="minorHAnsi" w:hAnsi="Consolas" w:cs="Consolas"/>
@@ -6364,7 +6033,6 @@
         </w:rPr>
         <w:t>stopProcessing</w:t>
       </w:r>
-      <w:proofErr w:type="spellEnd"/>
       <w:r>
         <w:rPr>
           <w:rFonts w:ascii="Consolas" w:eastAsiaTheme="minorHAnsi" w:hAnsi="Consolas" w:cs="Consolas"/>
@@ -6422,7 +6090,6 @@
         </w:rPr>
         <w:t xml:space="preserve">          &lt;match </w:t>
       </w:r>
-      <w:proofErr w:type="spellStart"/>
       <w:r>
         <w:rPr>
           <w:rFonts w:ascii="Consolas" w:eastAsiaTheme="minorHAnsi" w:hAnsi="Consolas" w:cs="Consolas"/>
@@ -6432,7 +6099,6 @@
         </w:rPr>
         <w:t>url</w:t>
       </w:r>
-      <w:proofErr w:type="spellEnd"/>
       <w:r>
         <w:rPr>
           <w:rFonts w:ascii="Consolas" w:eastAsiaTheme="minorHAnsi" w:hAnsi="Consolas" w:cs="Consolas"/>
@@ -6607,7 +6273,6 @@
         </w:rPr>
         <w:t xml:space="preserve">="Redirect" </w:t>
       </w:r>
-      <w:proofErr w:type="spellStart"/>
       <w:r>
         <w:rPr>
           <w:rFonts w:ascii="Consolas" w:eastAsiaTheme="minorHAnsi" w:hAnsi="Consolas" w:cs="Consolas"/>
@@ -6617,7 +6282,6 @@
         </w:rPr>
         <w:t>url</w:t>
       </w:r>
-      <w:proofErr w:type="spellEnd"/>
       <w:r>
         <w:rPr>
           <w:rFonts w:ascii="Consolas" w:eastAsiaTheme="minorHAnsi" w:hAnsi="Consolas" w:cs="Consolas"/>
@@ -6725,15 +6389,7 @@
       </w:pPr>
       <w:r>
         <w:lastRenderedPageBreak/>
-        <w:t xml:space="preserve">Appendix C: PTM </w:t>
-      </w:r>
-      <w:proofErr w:type="spellStart"/>
-      <w:r>
-        <w:t>Web.Config</w:t>
-      </w:r>
-      <w:proofErr w:type="spellEnd"/>
-      <w:r>
-        <w:t xml:space="preserve"> Customization</w:t>
+        <w:t>Appendix C: PTM Web.Config Customization</w:t>
       </w:r>
       <w:bookmarkEnd w:id="54"/>
       <w:bookmarkEnd w:id="55"/>
@@ -6772,25 +6428,14 @@
         </w:numPr>
         <w:spacing w:after="0"/>
       </w:pPr>
-      <w:proofErr w:type="spellStart"/>
-      <w:r>
-        <w:rPr>
-          <w:rFonts w:ascii="Consolas" w:eastAsiaTheme="minorHAnsi" w:hAnsi="Consolas" w:cs="Consolas"/>
-          <w:color w:val="0000FF"/>
-          <w:sz w:val="19"/>
-          <w:szCs w:val="19"/>
-        </w:rPr>
-        <w:t>genTracEntities</w:t>
-      </w:r>
-      <w:proofErr w:type="spellEnd"/>
-      <w:r>
-        <w:rPr>
-          <w:rFonts w:ascii="Consolas" w:eastAsiaTheme="minorHAnsi" w:hAnsi="Consolas" w:cs="Consolas"/>
-          <w:color w:val="0000FF"/>
-          <w:sz w:val="19"/>
-          <w:szCs w:val="19"/>
-        </w:rPr>
-        <w:t xml:space="preserve"> </w:t>
+      <w:r>
+        <w:rPr>
+          <w:rFonts w:ascii="Consolas" w:eastAsiaTheme="minorHAnsi" w:hAnsi="Consolas" w:cs="Consolas"/>
+          <w:color w:val="0000FF"/>
+          <w:sz w:val="19"/>
+          <w:szCs w:val="19"/>
+        </w:rPr>
+        <w:t xml:space="preserve">genTracEntities </w:t>
       </w:r>
       <w:r>
         <w:rPr>
@@ -6808,45 +6453,20 @@
         </w:numPr>
         <w:spacing w:after="0"/>
       </w:pPr>
-      <w:proofErr w:type="spellStart"/>
-      <w:r>
-        <w:rPr>
-          <w:rFonts w:ascii="Consolas" w:eastAsiaTheme="minorHAnsi" w:hAnsi="Consolas" w:cs="Consolas"/>
-          <w:color w:val="0000FF"/>
-          <w:sz w:val="19"/>
-          <w:szCs w:val="19"/>
-        </w:rPr>
-        <w:t>GenBOEEntities</w:t>
-      </w:r>
-      <w:proofErr w:type="spellEnd"/>
-      <w:r>
-        <w:rPr>
-          <w:rFonts w:ascii="Consolas" w:eastAsiaTheme="minorHAnsi" w:hAnsi="Consolas" w:cs="Consolas"/>
-          <w:color w:val="0000FF"/>
-          <w:sz w:val="19"/>
-          <w:szCs w:val="19"/>
-        </w:rPr>
-        <w:t xml:space="preserve"> </w:t>
-      </w:r>
-      <w:r>
-        <w:rPr>
-          <w:rFonts w:ascii="Calibri" w:eastAsia="Times New Roman" w:hAnsi="Calibri" w:cs="Calibri"/>
-        </w:rPr>
-        <w:t xml:space="preserve">– </w:t>
-      </w:r>
-      <w:proofErr w:type="spellStart"/>
-      <w:r>
-        <w:rPr>
-          <w:rFonts w:ascii="Calibri" w:eastAsia="Times New Roman" w:hAnsi="Calibri" w:cs="Calibri"/>
-        </w:rPr>
-        <w:t>GenBOE</w:t>
-      </w:r>
-      <w:proofErr w:type="spellEnd"/>
-      <w:r>
-        <w:rPr>
-          <w:rFonts w:ascii="Calibri" w:eastAsia="Times New Roman" w:hAnsi="Calibri" w:cs="Calibri"/>
-        </w:rPr>
-        <w:t xml:space="preserve"> database connection string</w:t>
+      <w:r>
+        <w:rPr>
+          <w:rFonts w:ascii="Consolas" w:eastAsiaTheme="minorHAnsi" w:hAnsi="Consolas" w:cs="Consolas"/>
+          <w:color w:val="0000FF"/>
+          <w:sz w:val="19"/>
+          <w:szCs w:val="19"/>
+        </w:rPr>
+        <w:t xml:space="preserve">GenBOEEntities </w:t>
+      </w:r>
+      <w:r>
+        <w:rPr>
+          <w:rFonts w:ascii="Calibri" w:eastAsia="Times New Roman" w:hAnsi="Calibri" w:cs="Calibri"/>
+        </w:rPr>
+        <w:t>– GenBOE database connection string</w:t>
       </w:r>
     </w:p>
     <w:p>
@@ -6905,7 +6525,6 @@
           <w:rFonts w:ascii="Calibri" w:eastAsia="Times New Roman" w:hAnsi="Calibri" w:cs="Calibri"/>
         </w:rPr>
       </w:pPr>
-      <w:proofErr w:type="spellStart"/>
       <w:r>
         <w:rPr>
           <w:rFonts w:ascii="Consolas" w:eastAsiaTheme="minorHAnsi" w:hAnsi="Consolas" w:cs="Consolas"/>
@@ -6915,7 +6534,6 @@
         </w:rPr>
         <w:t>EmailServer</w:t>
       </w:r>
-      <w:proofErr w:type="spellEnd"/>
       <w:r>
         <w:t xml:space="preserve"> </w:t>
       </w:r>
@@ -6938,7 +6556,6 @@
           <w:rFonts w:ascii="Calibri" w:eastAsia="Times New Roman" w:hAnsi="Calibri" w:cs="Calibri"/>
         </w:rPr>
       </w:pPr>
-      <w:proofErr w:type="spellStart"/>
       <w:r>
         <w:rPr>
           <w:rFonts w:ascii="Consolas" w:eastAsiaTheme="minorHAnsi" w:hAnsi="Consolas" w:cs="Consolas"/>
@@ -6948,7 +6565,6 @@
         </w:rPr>
         <w:t>ActiveDirectoryPath</w:t>
       </w:r>
-      <w:proofErr w:type="spellEnd"/>
       <w:r>
         <w:t xml:space="preserve"> </w:t>
       </w:r>
@@ -6971,7 +6587,6 @@
           <w:rFonts w:ascii="Calibri" w:eastAsia="Times New Roman" w:hAnsi="Calibri" w:cs="Calibri"/>
         </w:rPr>
       </w:pPr>
-      <w:proofErr w:type="spellStart"/>
       <w:r>
         <w:rPr>
           <w:rFonts w:ascii="Consolas" w:eastAsiaTheme="minorHAnsi" w:hAnsi="Consolas" w:cs="Consolas"/>
@@ -6981,7 +6596,6 @@
         </w:rPr>
         <w:t>ServerURL</w:t>
       </w:r>
-      <w:proofErr w:type="spellEnd"/>
       <w:r>
         <w:rPr>
           <w:rFonts w:eastAsiaTheme="minorHAnsi" w:cs="Consolas"/>
@@ -7005,7 +6619,6 @@
           <w:rFonts w:ascii="Calibri" w:eastAsia="Times New Roman" w:hAnsi="Calibri" w:cs="Calibri"/>
         </w:rPr>
       </w:pPr>
-      <w:proofErr w:type="spellStart"/>
       <w:r>
         <w:rPr>
           <w:rFonts w:ascii="Consolas" w:eastAsiaTheme="minorHAnsi" w:hAnsi="Consolas" w:cs="Consolas"/>
@@ -7015,7 +6628,6 @@
         </w:rPr>
         <w:t>AuthorizeProposalCreationGroups</w:t>
       </w:r>
-      <w:proofErr w:type="spellEnd"/>
       <w:r>
         <w:rPr>
           <w:rFonts w:ascii="Calibri" w:eastAsia="Times New Roman" w:hAnsi="Calibri" w:cs="Calibri"/>
@@ -7029,19 +6641,8 @@
           <w:sz w:val="19"/>
           <w:szCs w:val="19"/>
         </w:rPr>
-        <w:t>US\</w:t>
-      </w:r>
-      <w:proofErr w:type="spellStart"/>
-      <w:r>
-        <w:rPr>
-          <w:rFonts w:ascii="Consolas" w:eastAsiaTheme="minorHAnsi" w:hAnsi="Consolas" w:cs="Consolas"/>
-          <w:color w:val="0000FF"/>
-          <w:sz w:val="19"/>
-          <w:szCs w:val="19"/>
-        </w:rPr>
-        <w:t>lmco.all.emp</w:t>
-      </w:r>
-      <w:proofErr w:type="spellEnd"/>
+        <w:t>US\lmco.all.emp</w:t>
+      </w:r>
     </w:p>
     <w:p>
       <w:pPr>
@@ -7055,7 +6656,6 @@
           <w:rFonts w:ascii="Calibri" w:eastAsia="Times New Roman" w:hAnsi="Calibri" w:cs="Calibri"/>
         </w:rPr>
       </w:pPr>
-      <w:proofErr w:type="spellStart"/>
       <w:r>
         <w:rPr>
           <w:rFonts w:ascii="Consolas" w:eastAsiaTheme="minorHAnsi" w:hAnsi="Consolas" w:cs="Consolas"/>
@@ -7065,7 +6665,6 @@
         </w:rPr>
         <w:t>DomesticUsersGroup</w:t>
       </w:r>
-      <w:proofErr w:type="spellEnd"/>
       <w:r>
         <w:rPr>
           <w:rFonts w:ascii="Calibri" w:eastAsia="Times New Roman" w:hAnsi="Calibri" w:cs="Calibri"/>
@@ -7079,19 +6678,8 @@
           <w:sz w:val="19"/>
           <w:szCs w:val="19"/>
         </w:rPr>
-        <w:t>US\</w:t>
-      </w:r>
-      <w:proofErr w:type="spellStart"/>
-      <w:r>
-        <w:rPr>
-          <w:rFonts w:ascii="Consolas" w:eastAsiaTheme="minorHAnsi" w:hAnsi="Consolas" w:cs="Consolas"/>
-          <w:color w:val="0000FF"/>
-          <w:sz w:val="19"/>
-          <w:szCs w:val="19"/>
-        </w:rPr>
-        <w:t>lmco.all.emp</w:t>
-      </w:r>
-      <w:proofErr w:type="spellEnd"/>
+        <w:t>US\lmco.all.emp</w:t>
+      </w:r>
     </w:p>
     <w:p>
       <w:pPr>
@@ -7102,7 +6690,6 @@
         </w:numPr>
         <w:spacing w:after="0"/>
       </w:pPr>
-      <w:proofErr w:type="spellStart"/>
       <w:r>
         <w:rPr>
           <w:rFonts w:ascii="Consolas" w:eastAsiaTheme="minorHAnsi" w:hAnsi="Consolas" w:cs="Consolas"/>
@@ -7112,7 +6699,6 @@
         </w:rPr>
         <w:t>HelpdeskEmailAddress</w:t>
       </w:r>
-      <w:proofErr w:type="spellEnd"/>
       <w:r>
         <w:t xml:space="preserve"> – email displayed to the users to contact for help</w:t>
       </w:r>
@@ -7126,7 +6712,6 @@
         </w:numPr>
         <w:spacing w:after="0"/>
       </w:pPr>
-      <w:proofErr w:type="spellStart"/>
       <w:r>
         <w:rPr>
           <w:rFonts w:ascii="Consolas" w:eastAsiaTheme="minorHAnsi" w:hAnsi="Consolas" w:cs="Consolas"/>
@@ -7136,7 +6721,6 @@
         </w:rPr>
         <w:t>BaseUrlForInstructionLocation</w:t>
       </w:r>
-      <w:proofErr w:type="spellEnd"/>
       <w:r>
         <w:t xml:space="preserve"> – </w:t>
       </w:r>
@@ -7190,25 +6774,14 @@
           <w:rFonts w:ascii="Calibri" w:eastAsia="Times New Roman" w:hAnsi="Calibri" w:cs="Calibri"/>
         </w:rPr>
       </w:pPr>
-      <w:proofErr w:type="spellStart"/>
-      <w:r>
-        <w:rPr>
-          <w:rFonts w:ascii="Consolas" w:eastAsiaTheme="minorHAnsi" w:hAnsi="Consolas" w:cs="Consolas"/>
-          <w:color w:val="0000FF"/>
-          <w:sz w:val="19"/>
-          <w:szCs w:val="19"/>
-        </w:rPr>
-        <w:t>IsClassEnvironment</w:t>
-      </w:r>
-      <w:proofErr w:type="spellEnd"/>
-      <w:r>
-        <w:rPr>
-          <w:rFonts w:ascii="Consolas" w:eastAsiaTheme="minorHAnsi" w:hAnsi="Consolas" w:cs="Consolas"/>
-          <w:color w:val="0000FF"/>
-          <w:sz w:val="19"/>
-          <w:szCs w:val="19"/>
-        </w:rPr>
-        <w:t xml:space="preserve"> </w:t>
+      <w:r>
+        <w:rPr>
+          <w:rFonts w:ascii="Consolas" w:eastAsiaTheme="minorHAnsi" w:hAnsi="Consolas" w:cs="Consolas"/>
+          <w:color w:val="0000FF"/>
+          <w:sz w:val="19"/>
+          <w:szCs w:val="19"/>
+        </w:rPr>
+        <w:t xml:space="preserve">IsClassEnvironment </w:t>
       </w:r>
       <w:r>
         <w:t xml:space="preserve">– set this to </w:t>
@@ -7234,7 +6807,6 @@
           <w:rFonts w:ascii="Calibri" w:eastAsia="Times New Roman" w:hAnsi="Calibri" w:cs="Calibri"/>
         </w:rPr>
       </w:pPr>
-      <w:proofErr w:type="spellStart"/>
       <w:r>
         <w:rPr>
           <w:rFonts w:ascii="Consolas" w:eastAsiaTheme="minorHAnsi" w:hAnsi="Consolas" w:cs="Consolas"/>
@@ -7244,7 +6816,6 @@
         </w:rPr>
         <w:t>OverrideSubNonUs</w:t>
       </w:r>
-      <w:proofErr w:type="spellEnd"/>
       <w:r>
         <w:rPr>
           <w:rFonts w:ascii="Consolas" w:eastAsiaTheme="minorHAnsi" w:hAnsi="Consolas" w:cs="Consolas"/>
@@ -7394,7 +6965,6 @@
           <w:rFonts w:ascii="Calibri" w:eastAsia="Times New Roman" w:hAnsi="Calibri" w:cs="Calibri"/>
         </w:rPr>
       </w:pPr>
-      <w:proofErr w:type="spellStart"/>
       <w:r>
         <w:rPr>
           <w:rFonts w:ascii="Consolas" w:eastAsiaTheme="minorHAnsi" w:hAnsi="Consolas" w:cs="Consolas"/>
@@ -7404,7 +6974,6 @@
         </w:rPr>
         <w:t>IESHeaderUrl</w:t>
       </w:r>
-      <w:proofErr w:type="spellEnd"/>
       <w:r>
         <w:t xml:space="preserve"> – </w:t>
       </w:r>
@@ -7437,25 +7006,14 @@
           <w:rFonts w:ascii="Calibri" w:eastAsia="Times New Roman" w:hAnsi="Calibri" w:cs="Calibri"/>
         </w:rPr>
       </w:pPr>
-      <w:proofErr w:type="spellStart"/>
-      <w:r>
-        <w:rPr>
-          <w:rFonts w:ascii="Consolas" w:eastAsiaTheme="minorHAnsi" w:hAnsi="Consolas" w:cs="Consolas"/>
-          <w:color w:val="0000FF"/>
-          <w:sz w:val="19"/>
-          <w:szCs w:val="19"/>
-        </w:rPr>
-        <w:t>RDSBUrl</w:t>
-      </w:r>
-      <w:proofErr w:type="spellEnd"/>
-      <w:r>
-        <w:rPr>
-          <w:rFonts w:ascii="Consolas" w:eastAsiaTheme="minorHAnsi" w:hAnsi="Consolas" w:cs="Consolas"/>
-          <w:color w:val="0000FF"/>
-          <w:sz w:val="19"/>
-          <w:szCs w:val="19"/>
-        </w:rPr>
-        <w:t xml:space="preserve"> </w:t>
+      <w:r>
+        <w:rPr>
+          <w:rFonts w:ascii="Consolas" w:eastAsiaTheme="minorHAnsi" w:hAnsi="Consolas" w:cs="Consolas"/>
+          <w:color w:val="0000FF"/>
+          <w:sz w:val="19"/>
+          <w:szCs w:val="19"/>
+        </w:rPr>
+        <w:t xml:space="preserve">RDSBUrl </w:t>
       </w:r>
       <w:r>
         <w:t>–RDSB URL</w:t>
@@ -7474,39 +7032,20 @@
           <w:rFonts w:ascii="Calibri" w:eastAsia="Times New Roman" w:hAnsi="Calibri" w:cs="Calibri"/>
         </w:rPr>
       </w:pPr>
-      <w:proofErr w:type="spellStart"/>
-      <w:r>
-        <w:rPr>
-          <w:rFonts w:ascii="Consolas" w:eastAsiaTheme="minorHAnsi" w:hAnsi="Consolas" w:cs="Consolas"/>
-          <w:color w:val="0000FF"/>
-          <w:sz w:val="19"/>
-          <w:szCs w:val="19"/>
-        </w:rPr>
-        <w:t>BOEUrl</w:t>
-      </w:r>
-      <w:proofErr w:type="spellEnd"/>
-      <w:r>
-        <w:rPr>
-          <w:rFonts w:ascii="Consolas" w:eastAsiaTheme="minorHAnsi" w:hAnsi="Consolas" w:cs="Consolas"/>
-          <w:color w:val="0000FF"/>
-          <w:sz w:val="19"/>
-          <w:szCs w:val="19"/>
-        </w:rPr>
-        <w:t xml:space="preserve"> </w:t>
+      <w:r>
+        <w:rPr>
+          <w:rFonts w:ascii="Consolas" w:eastAsiaTheme="minorHAnsi" w:hAnsi="Consolas" w:cs="Consolas"/>
+          <w:color w:val="0000FF"/>
+          <w:sz w:val="19"/>
+          <w:szCs w:val="19"/>
+        </w:rPr>
+        <w:t xml:space="preserve">BOEUrl </w:t>
       </w:r>
       <w:r>
         <w:t>–</w:t>
       </w:r>
       <w:r>
-        <w:t xml:space="preserve"> </w:t>
-      </w:r>
-      <w:proofErr w:type="spellStart"/>
-      <w:r>
-        <w:t>GenBOE</w:t>
-      </w:r>
-      <w:proofErr w:type="spellEnd"/>
-      <w:r>
-        <w:t xml:space="preserve"> URL</w:t>
+        <w:t xml:space="preserve"> GenBOE URL</w:t>
       </w:r>
     </w:p>
     <w:p>
@@ -7654,25 +7193,14 @@
           <w:rFonts w:ascii="Calibri" w:eastAsia="Times New Roman" w:hAnsi="Calibri" w:cs="Calibri"/>
         </w:rPr>
       </w:pPr>
-      <w:proofErr w:type="spellStart"/>
-      <w:r>
-        <w:rPr>
-          <w:rFonts w:ascii="Consolas" w:eastAsiaTheme="minorHAnsi" w:hAnsi="Consolas" w:cs="Consolas"/>
-          <w:color w:val="0000FF"/>
-          <w:sz w:val="19"/>
-          <w:szCs w:val="19"/>
-        </w:rPr>
-        <w:t>LeadEstimators</w:t>
-      </w:r>
-      <w:proofErr w:type="spellEnd"/>
-      <w:r>
-        <w:rPr>
-          <w:rFonts w:ascii="Consolas" w:eastAsiaTheme="minorHAnsi" w:hAnsi="Consolas" w:cs="Consolas"/>
-          <w:color w:val="0000FF"/>
-          <w:sz w:val="19"/>
-          <w:szCs w:val="19"/>
-        </w:rPr>
-        <w:t xml:space="preserve"> </w:t>
+      <w:r>
+        <w:rPr>
+          <w:rFonts w:ascii="Consolas" w:eastAsiaTheme="minorHAnsi" w:hAnsi="Consolas" w:cs="Consolas"/>
+          <w:color w:val="0000FF"/>
+          <w:sz w:val="19"/>
+          <w:szCs w:val="19"/>
+        </w:rPr>
+        <w:t xml:space="preserve">LeadEstimators </w:t>
       </w:r>
       <w:r>
         <w:t>– set this to the appropriate AD group</w:t>
@@ -7693,7 +7221,6 @@
         </w:rPr>
       </w:pPr>
       <w:commentRangeStart w:id="56"/>
-      <w:proofErr w:type="spellStart"/>
       <w:r>
         <w:rPr>
           <w:rFonts w:ascii="Consolas" w:eastAsiaTheme="minorHAnsi" w:hAnsi="Consolas" w:cs="Consolas"/>
@@ -7702,18 +7229,7 @@
           <w:sz w:val="19"/>
           <w:szCs w:val="19"/>
         </w:rPr>
-        <w:t>LOBLeads</w:t>
-      </w:r>
-      <w:proofErr w:type="spellEnd"/>
-      <w:r>
-        <w:rPr>
-          <w:rFonts w:ascii="Consolas" w:eastAsiaTheme="minorHAnsi" w:hAnsi="Consolas" w:cs="Consolas"/>
-          <w:strike/>
-          <w:color w:val="0000FF"/>
-          <w:sz w:val="19"/>
-          <w:szCs w:val="19"/>
-        </w:rPr>
-        <w:t xml:space="preserve"> </w:t>
+        <w:t xml:space="preserve">LOBLeads </w:t>
       </w:r>
       <w:r>
         <w:rPr>
@@ -7753,25 +7269,14 @@
           <w:rFonts w:ascii="Calibri" w:eastAsia="Times New Roman" w:hAnsi="Calibri" w:cs="Calibri"/>
         </w:rPr>
       </w:pPr>
-      <w:proofErr w:type="spellStart"/>
-      <w:r>
-        <w:rPr>
-          <w:rFonts w:ascii="Consolas" w:eastAsiaTheme="minorHAnsi" w:hAnsi="Consolas" w:cs="Consolas"/>
-          <w:color w:val="0000FF"/>
-          <w:sz w:val="19"/>
-          <w:szCs w:val="19"/>
-        </w:rPr>
-        <w:t>LOBManagers</w:t>
-      </w:r>
-      <w:proofErr w:type="spellEnd"/>
-      <w:r>
-        <w:rPr>
-          <w:rFonts w:ascii="Consolas" w:eastAsiaTheme="minorHAnsi" w:hAnsi="Consolas" w:cs="Consolas"/>
-          <w:color w:val="0000FF"/>
-          <w:sz w:val="19"/>
-          <w:szCs w:val="19"/>
-        </w:rPr>
-        <w:t xml:space="preserve"> </w:t>
+      <w:r>
+        <w:rPr>
+          <w:rFonts w:ascii="Consolas" w:eastAsiaTheme="minorHAnsi" w:hAnsi="Consolas" w:cs="Consolas"/>
+          <w:color w:val="0000FF"/>
+          <w:sz w:val="19"/>
+          <w:szCs w:val="19"/>
+        </w:rPr>
+        <w:t xml:space="preserve">LOBManagers </w:t>
       </w:r>
       <w:r>
         <w:t xml:space="preserve">– </w:t>
@@ -7793,25 +7298,14 @@
           <w:rFonts w:ascii="Calibri" w:eastAsia="Times New Roman" w:hAnsi="Calibri" w:cs="Calibri"/>
         </w:rPr>
       </w:pPr>
-      <w:proofErr w:type="spellStart"/>
-      <w:r>
-        <w:rPr>
-          <w:rFonts w:ascii="Consolas" w:eastAsiaTheme="minorHAnsi" w:hAnsi="Consolas" w:cs="Consolas"/>
-          <w:color w:val="0000FF"/>
-          <w:sz w:val="19"/>
-          <w:szCs w:val="19"/>
-        </w:rPr>
-        <w:t>CoverSheetApprovers</w:t>
-      </w:r>
-      <w:proofErr w:type="spellEnd"/>
-      <w:r>
-        <w:rPr>
-          <w:rFonts w:ascii="Consolas" w:eastAsiaTheme="minorHAnsi" w:hAnsi="Consolas" w:cs="Consolas"/>
-          <w:color w:val="0000FF"/>
-          <w:sz w:val="19"/>
-          <w:szCs w:val="19"/>
-        </w:rPr>
-        <w:t xml:space="preserve"> </w:t>
+      <w:r>
+        <w:rPr>
+          <w:rFonts w:ascii="Consolas" w:eastAsiaTheme="minorHAnsi" w:hAnsi="Consolas" w:cs="Consolas"/>
+          <w:color w:val="0000FF"/>
+          <w:sz w:val="19"/>
+          <w:szCs w:val="19"/>
+        </w:rPr>
+        <w:t xml:space="preserve">CoverSheetApprovers </w:t>
       </w:r>
       <w:r>
         <w:t>– set this to the appropriate AD group</w:t>
@@ -7830,25 +7324,14 @@
           <w:rFonts w:ascii="Calibri" w:eastAsia="Times New Roman" w:hAnsi="Calibri" w:cs="Calibri"/>
         </w:rPr>
       </w:pPr>
-      <w:proofErr w:type="spellStart"/>
-      <w:r>
-        <w:rPr>
-          <w:rFonts w:ascii="Consolas" w:eastAsiaTheme="minorHAnsi" w:hAnsi="Consolas" w:cs="Consolas"/>
-          <w:color w:val="0000FF"/>
-          <w:sz w:val="19"/>
-          <w:szCs w:val="19"/>
-        </w:rPr>
-        <w:t>PricingVerifications</w:t>
-      </w:r>
-      <w:proofErr w:type="spellEnd"/>
-      <w:r>
-        <w:rPr>
-          <w:rFonts w:ascii="Consolas" w:eastAsiaTheme="minorHAnsi" w:hAnsi="Consolas" w:cs="Consolas"/>
-          <w:color w:val="0000FF"/>
-          <w:sz w:val="19"/>
-          <w:szCs w:val="19"/>
-        </w:rPr>
-        <w:t xml:space="preserve"> </w:t>
+      <w:r>
+        <w:rPr>
+          <w:rFonts w:ascii="Consolas" w:eastAsiaTheme="minorHAnsi" w:hAnsi="Consolas" w:cs="Consolas"/>
+          <w:color w:val="0000FF"/>
+          <w:sz w:val="19"/>
+          <w:szCs w:val="19"/>
+        </w:rPr>
+        <w:t xml:space="preserve">PricingVerifications </w:t>
       </w:r>
       <w:r>
         <w:t>– set this to the appropriate AD group</w:t>
@@ -7867,25 +7350,14 @@
           <w:rFonts w:ascii="Calibri" w:eastAsia="Times New Roman" w:hAnsi="Calibri" w:cs="Calibri"/>
         </w:rPr>
       </w:pPr>
-      <w:proofErr w:type="spellStart"/>
-      <w:r>
-        <w:rPr>
-          <w:rFonts w:ascii="Consolas" w:eastAsiaTheme="minorHAnsi" w:hAnsi="Consolas" w:cs="Consolas"/>
-          <w:color w:val="0000FF"/>
-          <w:sz w:val="19"/>
-          <w:szCs w:val="19"/>
-        </w:rPr>
-        <w:t>IndependentReviewers</w:t>
-      </w:r>
-      <w:proofErr w:type="spellEnd"/>
-      <w:r>
-        <w:rPr>
-          <w:rFonts w:ascii="Consolas" w:eastAsiaTheme="minorHAnsi" w:hAnsi="Consolas" w:cs="Consolas"/>
-          <w:color w:val="0000FF"/>
-          <w:sz w:val="19"/>
-          <w:szCs w:val="19"/>
-        </w:rPr>
-        <w:t xml:space="preserve"> </w:t>
+      <w:r>
+        <w:rPr>
+          <w:rFonts w:ascii="Consolas" w:eastAsiaTheme="minorHAnsi" w:hAnsi="Consolas" w:cs="Consolas"/>
+          <w:color w:val="0000FF"/>
+          <w:sz w:val="19"/>
+          <w:szCs w:val="19"/>
+        </w:rPr>
+        <w:t xml:space="preserve">IndependentReviewers </w:t>
       </w:r>
       <w:r>
         <w:t>– set this to the appropriate AD group</w:t>
@@ -7904,7 +7376,6 @@
           <w:rFonts w:ascii="Calibri" w:eastAsia="Times New Roman" w:hAnsi="Calibri" w:cs="Calibri"/>
         </w:rPr>
       </w:pPr>
-      <w:proofErr w:type="spellStart"/>
       <w:r>
         <w:rPr>
           <w:rFonts w:ascii="Consolas" w:eastAsiaTheme="minorHAnsi" w:hAnsi="Consolas" w:cs="Consolas"/>
@@ -7914,7 +7385,6 @@
         </w:rPr>
         <w:t>system.web</w:t>
       </w:r>
-      <w:proofErr w:type="spellEnd"/>
       <w:r>
         <w:rPr>
           <w:rFonts w:ascii="Consolas" w:eastAsiaTheme="minorHAnsi" w:hAnsi="Consolas" w:cs="Consolas"/>
@@ -8047,7 +7517,6 @@
         </w:rPr>
         <w:t>"</w:t>
       </w:r>
-      <w:proofErr w:type="spellStart"/>
       <w:r>
         <w:rPr>
           <w:rFonts w:ascii="Consolas" w:eastAsiaTheme="minorHAnsi" w:hAnsi="Consolas" w:cs="Consolas"/>
@@ -8057,7 +7526,6 @@
         </w:rPr>
         <w:t>elmah.axd</w:t>
       </w:r>
-      <w:proofErr w:type="spellEnd"/>
       <w:r>
         <w:rPr>
           <w:rFonts w:ascii="Consolas" w:eastAsiaTheme="minorHAnsi" w:hAnsi="Consolas" w:cs="Consolas"/>
@@ -8082,7 +7550,6 @@
         </w:rPr>
         <w:t xml:space="preserve">-&gt; </w:t>
       </w:r>
-      <w:proofErr w:type="spellStart"/>
       <w:r>
         <w:rPr>
           <w:rFonts w:ascii="Consolas" w:eastAsiaTheme="minorHAnsi" w:hAnsi="Consolas" w:cs="Consolas"/>
@@ -8092,7 +7559,6 @@
         </w:rPr>
         <w:t>system.web</w:t>
       </w:r>
-      <w:proofErr w:type="spellEnd"/>
       <w:r>
         <w:rPr>
           <w:rFonts w:ascii="Consolas" w:eastAsiaTheme="minorHAnsi" w:hAnsi="Consolas" w:cs="Consolas"/>
@@ -8343,7 +7809,6 @@
         </w:rPr>
         <w:t xml:space="preserve"> </w:t>
       </w:r>
-      <w:proofErr w:type="spellStart"/>
       <w:r>
         <w:rPr>
           <w:rFonts w:ascii="Consolas" w:eastAsiaTheme="minorHAnsi" w:hAnsi="Consolas" w:cs="Consolas"/>
@@ -8353,7 +7818,6 @@
         </w:rPr>
         <w:t>stopProcessing</w:t>
       </w:r>
-      <w:proofErr w:type="spellEnd"/>
       <w:r>
         <w:rPr>
           <w:rFonts w:ascii="Consolas" w:eastAsiaTheme="minorHAnsi" w:hAnsi="Consolas" w:cs="Consolas"/>
@@ -8411,7 +7875,6 @@
         </w:rPr>
         <w:t xml:space="preserve">          &lt;match </w:t>
       </w:r>
-      <w:proofErr w:type="spellStart"/>
       <w:r>
         <w:rPr>
           <w:rFonts w:ascii="Consolas" w:eastAsiaTheme="minorHAnsi" w:hAnsi="Consolas" w:cs="Consolas"/>
@@ -8421,7 +7884,6 @@
         </w:rPr>
         <w:t>url</w:t>
       </w:r>
-      <w:proofErr w:type="spellEnd"/>
       <w:r>
         <w:rPr>
           <w:rFonts w:ascii="Consolas" w:eastAsiaTheme="minorHAnsi" w:hAnsi="Consolas" w:cs="Consolas"/>
@@ -8596,7 +8058,6 @@
         </w:rPr>
         <w:t xml:space="preserve">="Redirect" </w:t>
       </w:r>
-      <w:proofErr w:type="spellStart"/>
       <w:r>
         <w:rPr>
           <w:rFonts w:ascii="Consolas" w:eastAsiaTheme="minorHAnsi" w:hAnsi="Consolas" w:cs="Consolas"/>
@@ -8606,7 +8067,6 @@
         </w:rPr>
         <w:t>url</w:t>
       </w:r>
-      <w:proofErr w:type="spellEnd"/>
       <w:r>
         <w:rPr>
           <w:rFonts w:ascii="Consolas" w:eastAsiaTheme="minorHAnsi" w:hAnsi="Consolas" w:cs="Consolas"/>
@@ -8693,15 +8153,7 @@
       <w:bookmarkStart w:id="57" w:name="_Toc515460357"/>
       <w:bookmarkStart w:id="58" w:name="_Toc34724962"/>
       <w:r>
-        <w:t xml:space="preserve">Appendix D: RDM </w:t>
-      </w:r>
-      <w:proofErr w:type="spellStart"/>
-      <w:r>
-        <w:t>Web.Config</w:t>
-      </w:r>
-      <w:proofErr w:type="spellEnd"/>
-      <w:r>
-        <w:t xml:space="preserve"> Customization</w:t>
+        <w:t>Appendix D: RDM Web.Config Customization</w:t>
       </w:r>
       <w:bookmarkEnd w:id="57"/>
       <w:bookmarkEnd w:id="58"/>
@@ -8740,7 +8192,6 @@
         </w:numPr>
         <w:spacing w:after="0"/>
       </w:pPr>
-      <w:proofErr w:type="spellStart"/>
       <w:r>
         <w:rPr>
           <w:rFonts w:ascii="Consolas" w:eastAsiaTheme="minorHAnsi" w:hAnsi="Consolas" w:cs="Consolas"/>
@@ -8750,7 +8201,6 @@
         </w:rPr>
         <w:t>IESEntities</w:t>
       </w:r>
-      <w:proofErr w:type="spellEnd"/>
       <w:r>
         <w:rPr>
           <w:rFonts w:ascii="Calibri" w:eastAsia="Times New Roman" w:hAnsi="Calibri" w:cs="Calibri"/>
@@ -8814,7 +8264,6 @@
           <w:rFonts w:ascii="Calibri" w:eastAsia="Times New Roman" w:hAnsi="Calibri" w:cs="Calibri"/>
         </w:rPr>
       </w:pPr>
-      <w:proofErr w:type="spellStart"/>
       <w:r>
         <w:rPr>
           <w:rFonts w:ascii="Consolas" w:eastAsiaTheme="minorHAnsi" w:hAnsi="Consolas" w:cs="Consolas"/>
@@ -8824,7 +8273,6 @@
         </w:rPr>
         <w:t>EmailServer</w:t>
       </w:r>
-      <w:proofErr w:type="spellEnd"/>
       <w:r>
         <w:t xml:space="preserve"> </w:t>
       </w:r>
@@ -8847,7 +8295,6 @@
           <w:rFonts w:ascii="Calibri" w:eastAsia="Times New Roman" w:hAnsi="Calibri" w:cs="Calibri"/>
         </w:rPr>
       </w:pPr>
-      <w:proofErr w:type="spellStart"/>
       <w:r>
         <w:rPr>
           <w:rFonts w:ascii="Consolas" w:eastAsiaTheme="minorHAnsi" w:hAnsi="Consolas" w:cs="Consolas"/>
@@ -8857,7 +8304,6 @@
         </w:rPr>
         <w:t>ActiveDirectoryPath</w:t>
       </w:r>
-      <w:proofErr w:type="spellEnd"/>
       <w:r>
         <w:t xml:space="preserve"> </w:t>
       </w:r>
@@ -8880,7 +8326,6 @@
           <w:rFonts w:ascii="Calibri" w:eastAsia="Times New Roman" w:hAnsi="Calibri" w:cs="Calibri"/>
         </w:rPr>
       </w:pPr>
-      <w:proofErr w:type="spellStart"/>
       <w:r>
         <w:rPr>
           <w:rFonts w:ascii="Consolas" w:eastAsiaTheme="minorHAnsi" w:hAnsi="Consolas" w:cs="Consolas"/>
@@ -8890,7 +8335,6 @@
         </w:rPr>
         <w:t>ServerURL</w:t>
       </w:r>
-      <w:proofErr w:type="spellEnd"/>
       <w:r>
         <w:rPr>
           <w:rFonts w:eastAsiaTheme="minorHAnsi" w:cs="Consolas"/>
@@ -8914,7 +8358,6 @@
           <w:rFonts w:ascii="Calibri" w:eastAsia="Times New Roman" w:hAnsi="Calibri" w:cs="Calibri"/>
         </w:rPr>
       </w:pPr>
-      <w:proofErr w:type="spellStart"/>
       <w:r>
         <w:rPr>
           <w:rFonts w:ascii="Consolas" w:eastAsiaTheme="minorHAnsi" w:hAnsi="Consolas" w:cs="Consolas"/>
@@ -8924,7 +8367,6 @@
         </w:rPr>
         <w:t>HelpdeskEmailAddress</w:t>
       </w:r>
-      <w:proofErr w:type="spellEnd"/>
       <w:r>
         <w:t xml:space="preserve"> – email displayed to the users to contact for help</w:t>
       </w:r>
@@ -8942,7 +8384,6 @@
           <w:rFonts w:ascii="Calibri" w:eastAsia="Times New Roman" w:hAnsi="Calibri" w:cs="Calibri"/>
         </w:rPr>
       </w:pPr>
-      <w:proofErr w:type="spellStart"/>
       <w:r>
         <w:rPr>
           <w:rFonts w:ascii="Consolas" w:eastAsiaTheme="minorHAnsi" w:hAnsi="Consolas" w:cs="Consolas"/>
@@ -8952,7 +8393,6 @@
         </w:rPr>
         <w:t>IESHeaderUrl</w:t>
       </w:r>
-      <w:proofErr w:type="spellEnd"/>
       <w:r>
         <w:t xml:space="preserve"> – </w:t>
       </w:r>
@@ -9008,7 +8448,6 @@
         <w:spacing w:after="0"/>
         <w:textAlignment w:val="center"/>
       </w:pPr>
-      <w:proofErr w:type="spellStart"/>
       <w:r>
         <w:rPr>
           <w:rFonts w:ascii="Consolas" w:eastAsiaTheme="minorHAnsi" w:hAnsi="Consolas" w:cs="Consolas"/>
@@ -9018,7 +8457,6 @@
         </w:rPr>
         <w:t>EstimatingDataGroupDL</w:t>
       </w:r>
-      <w:proofErr w:type="spellEnd"/>
       <w:r>
         <w:rPr>
           <w:rFonts w:ascii="Consolas" w:eastAsiaTheme="minorHAnsi" w:hAnsi="Consolas" w:cs="Consolas"/>
@@ -9194,25 +8632,14 @@
           <w:rFonts w:ascii="Calibri" w:eastAsia="Times New Roman" w:hAnsi="Calibri" w:cs="Calibri"/>
         </w:rPr>
       </w:pPr>
-      <w:proofErr w:type="spellStart"/>
-      <w:r>
-        <w:rPr>
-          <w:rFonts w:ascii="Consolas" w:eastAsiaTheme="minorHAnsi" w:hAnsi="Consolas" w:cs="Consolas"/>
-          <w:color w:val="0000FF"/>
-          <w:sz w:val="19"/>
-          <w:szCs w:val="19"/>
-        </w:rPr>
-        <w:t>RDMAdminGroups</w:t>
-      </w:r>
-      <w:proofErr w:type="spellEnd"/>
-      <w:r>
-        <w:rPr>
-          <w:rFonts w:ascii="Consolas" w:eastAsiaTheme="minorHAnsi" w:hAnsi="Consolas" w:cs="Consolas"/>
-          <w:color w:val="0000FF"/>
-          <w:sz w:val="19"/>
-          <w:szCs w:val="19"/>
-        </w:rPr>
-        <w:t xml:space="preserve"> </w:t>
+      <w:r>
+        <w:rPr>
+          <w:rFonts w:ascii="Consolas" w:eastAsiaTheme="minorHAnsi" w:hAnsi="Consolas" w:cs="Consolas"/>
+          <w:color w:val="0000FF"/>
+          <w:sz w:val="19"/>
+          <w:szCs w:val="19"/>
+        </w:rPr>
+        <w:t xml:space="preserve">RDMAdminGroups </w:t>
       </w:r>
       <w:r>
         <w:t xml:space="preserve">– </w:t>
@@ -9245,25 +8672,14 @@
           <w:rFonts w:ascii="Calibri" w:eastAsia="Times New Roman" w:hAnsi="Calibri" w:cs="Calibri"/>
         </w:rPr>
       </w:pPr>
-      <w:proofErr w:type="spellStart"/>
-      <w:r>
-        <w:rPr>
-          <w:rFonts w:ascii="Consolas" w:eastAsiaTheme="minorHAnsi" w:hAnsi="Consolas" w:cs="Consolas"/>
-          <w:color w:val="0000FF"/>
-          <w:sz w:val="19"/>
-          <w:szCs w:val="19"/>
-        </w:rPr>
-        <w:t>RDMCobraAdminGroups</w:t>
-      </w:r>
-      <w:proofErr w:type="spellEnd"/>
-      <w:r>
-        <w:rPr>
-          <w:rFonts w:ascii="Consolas" w:eastAsiaTheme="minorHAnsi" w:hAnsi="Consolas" w:cs="Consolas"/>
-          <w:color w:val="0000FF"/>
-          <w:sz w:val="19"/>
-          <w:szCs w:val="19"/>
-        </w:rPr>
-        <w:t xml:space="preserve"> </w:t>
+      <w:r>
+        <w:rPr>
+          <w:rFonts w:ascii="Consolas" w:eastAsiaTheme="minorHAnsi" w:hAnsi="Consolas" w:cs="Consolas"/>
+          <w:color w:val="0000FF"/>
+          <w:sz w:val="19"/>
+          <w:szCs w:val="19"/>
+        </w:rPr>
+        <w:t xml:space="preserve">RDMCobraAdminGroups </w:t>
       </w:r>
       <w:r>
         <w:t xml:space="preserve">– </w:t>
@@ -9296,25 +8712,14 @@
           <w:rFonts w:ascii="Calibri" w:eastAsia="Times New Roman" w:hAnsi="Calibri" w:cs="Calibri"/>
         </w:rPr>
       </w:pPr>
-      <w:proofErr w:type="spellStart"/>
-      <w:r>
-        <w:rPr>
-          <w:rFonts w:ascii="Consolas" w:eastAsiaTheme="minorHAnsi" w:hAnsi="Consolas" w:cs="Consolas"/>
-          <w:color w:val="0000FF"/>
-          <w:sz w:val="19"/>
-          <w:szCs w:val="19"/>
-        </w:rPr>
-        <w:t>RDMViewerGroups</w:t>
-      </w:r>
-      <w:proofErr w:type="spellEnd"/>
-      <w:r>
-        <w:rPr>
-          <w:rFonts w:ascii="Consolas" w:eastAsiaTheme="minorHAnsi" w:hAnsi="Consolas" w:cs="Consolas"/>
-          <w:color w:val="0000FF"/>
-          <w:sz w:val="19"/>
-          <w:szCs w:val="19"/>
-        </w:rPr>
-        <w:t xml:space="preserve"> </w:t>
+      <w:r>
+        <w:rPr>
+          <w:rFonts w:ascii="Consolas" w:eastAsiaTheme="minorHAnsi" w:hAnsi="Consolas" w:cs="Consolas"/>
+          <w:color w:val="0000FF"/>
+          <w:sz w:val="19"/>
+          <w:szCs w:val="19"/>
+        </w:rPr>
+        <w:t xml:space="preserve">RDMViewerGroups </w:t>
       </w:r>
       <w:r>
         <w:t>– all users that need to have read access to the system;</w:t>
@@ -9333,7 +8738,6 @@
           <w:rFonts w:ascii="Calibri" w:eastAsia="Times New Roman" w:hAnsi="Calibri" w:cs="Calibri"/>
         </w:rPr>
       </w:pPr>
-      <w:proofErr w:type="spellStart"/>
       <w:r>
         <w:rPr>
           <w:rFonts w:ascii="Consolas" w:eastAsiaTheme="minorHAnsi" w:hAnsi="Consolas" w:cs="Consolas"/>
@@ -9343,7 +8747,6 @@
         </w:rPr>
         <w:t>system.web</w:t>
       </w:r>
-      <w:proofErr w:type="spellEnd"/>
       <w:r>
         <w:rPr>
           <w:rFonts w:ascii="Consolas" w:eastAsiaTheme="minorHAnsi" w:hAnsi="Consolas" w:cs="Consolas"/>
@@ -9475,7 +8878,6 @@
         </w:rPr>
         <w:t>"</w:t>
       </w:r>
-      <w:proofErr w:type="spellStart"/>
       <w:r>
         <w:rPr>
           <w:rFonts w:ascii="Consolas" w:eastAsiaTheme="minorHAnsi" w:hAnsi="Consolas" w:cs="Consolas"/>
@@ -9485,7 +8887,6 @@
         </w:rPr>
         <w:t>elmah.axd</w:t>
       </w:r>
-      <w:proofErr w:type="spellEnd"/>
       <w:r>
         <w:rPr>
           <w:rFonts w:ascii="Consolas" w:eastAsiaTheme="minorHAnsi" w:hAnsi="Consolas" w:cs="Consolas"/>
@@ -9510,7 +8911,6 @@
         </w:rPr>
         <w:t xml:space="preserve">-&gt; </w:t>
       </w:r>
-      <w:proofErr w:type="spellStart"/>
       <w:r>
         <w:rPr>
           <w:rFonts w:ascii="Consolas" w:eastAsiaTheme="minorHAnsi" w:hAnsi="Consolas" w:cs="Consolas"/>
@@ -9520,7 +8920,6 @@
         </w:rPr>
         <w:t>system.web</w:t>
       </w:r>
-      <w:proofErr w:type="spellEnd"/>
       <w:r>
         <w:rPr>
           <w:rFonts w:ascii="Consolas" w:eastAsiaTheme="minorHAnsi" w:hAnsi="Consolas" w:cs="Consolas"/>
@@ -9772,7 +9171,6 @@
         </w:rPr>
         <w:t xml:space="preserve"> </w:t>
       </w:r>
-      <w:proofErr w:type="spellStart"/>
       <w:r>
         <w:rPr>
           <w:rFonts w:ascii="Consolas" w:eastAsiaTheme="minorHAnsi" w:hAnsi="Consolas" w:cs="Consolas"/>
@@ -9782,7 +9180,6 @@
         </w:rPr>
         <w:t>stopProcessing</w:t>
       </w:r>
-      <w:proofErr w:type="spellEnd"/>
       <w:r>
         <w:rPr>
           <w:rFonts w:ascii="Consolas" w:eastAsiaTheme="minorHAnsi" w:hAnsi="Consolas" w:cs="Consolas"/>
@@ -9840,7 +9237,6 @@
         </w:rPr>
         <w:t xml:space="preserve">          &lt;match </w:t>
       </w:r>
-      <w:proofErr w:type="spellStart"/>
       <w:r>
         <w:rPr>
           <w:rFonts w:ascii="Consolas" w:eastAsiaTheme="minorHAnsi" w:hAnsi="Consolas" w:cs="Consolas"/>
@@ -9850,7 +9246,6 @@
         </w:rPr>
         <w:t>url</w:t>
       </w:r>
-      <w:proofErr w:type="spellEnd"/>
       <w:r>
         <w:rPr>
           <w:rFonts w:ascii="Consolas" w:eastAsiaTheme="minorHAnsi" w:hAnsi="Consolas" w:cs="Consolas"/>
@@ -10025,7 +9420,6 @@
         </w:rPr>
         <w:t xml:space="preserve">="Redirect" </w:t>
       </w:r>
-      <w:proofErr w:type="spellStart"/>
       <w:r>
         <w:rPr>
           <w:rFonts w:ascii="Consolas" w:eastAsiaTheme="minorHAnsi" w:hAnsi="Consolas" w:cs="Consolas"/>
@@ -10035,7 +9429,6 @@
         </w:rPr>
         <w:t>url</w:t>
       </w:r>
-      <w:proofErr w:type="spellEnd"/>
       <w:r>
         <w:rPr>
           <w:rFonts w:ascii="Consolas" w:eastAsiaTheme="minorHAnsi" w:hAnsi="Consolas" w:cs="Consolas"/>
@@ -10119,15 +9512,7 @@
       <w:bookmarkStart w:id="59" w:name="_Toc515460358"/>
       <w:bookmarkStart w:id="60" w:name="_Toc34724963"/>
       <w:r>
-        <w:t xml:space="preserve">Appendix E: RDSB </w:t>
-      </w:r>
-      <w:proofErr w:type="spellStart"/>
-      <w:r>
-        <w:t>Web.Config</w:t>
-      </w:r>
-      <w:proofErr w:type="spellEnd"/>
-      <w:r>
-        <w:t xml:space="preserve"> Customization</w:t>
+        <w:t>Appendix E: RDSB Web.Config Customization</w:t>
       </w:r>
       <w:bookmarkEnd w:id="59"/>
       <w:bookmarkEnd w:id="60"/>
@@ -10166,25 +9551,14 @@
         </w:numPr>
         <w:spacing w:after="0"/>
       </w:pPr>
-      <w:proofErr w:type="spellStart"/>
-      <w:r>
-        <w:rPr>
-          <w:rFonts w:ascii="Consolas" w:eastAsiaTheme="minorHAnsi" w:hAnsi="Consolas" w:cs="Consolas"/>
-          <w:color w:val="0000FF"/>
-          <w:sz w:val="19"/>
-          <w:szCs w:val="19"/>
-        </w:rPr>
-        <w:t>genTracEntities</w:t>
-      </w:r>
-      <w:proofErr w:type="spellEnd"/>
-      <w:r>
-        <w:rPr>
-          <w:rFonts w:ascii="Consolas" w:eastAsiaTheme="minorHAnsi" w:hAnsi="Consolas" w:cs="Consolas"/>
-          <w:color w:val="0000FF"/>
-          <w:sz w:val="19"/>
-          <w:szCs w:val="19"/>
-        </w:rPr>
-        <w:t xml:space="preserve"> </w:t>
+      <w:r>
+        <w:rPr>
+          <w:rFonts w:ascii="Consolas" w:eastAsiaTheme="minorHAnsi" w:hAnsi="Consolas" w:cs="Consolas"/>
+          <w:color w:val="0000FF"/>
+          <w:sz w:val="19"/>
+          <w:szCs w:val="19"/>
+        </w:rPr>
+        <w:t xml:space="preserve">genTracEntities </w:t>
       </w:r>
       <w:r>
         <w:rPr>
@@ -10202,7 +9576,6 @@
         </w:numPr>
         <w:spacing w:after="0"/>
       </w:pPr>
-      <w:proofErr w:type="spellStart"/>
       <w:r>
         <w:rPr>
           <w:rFonts w:ascii="Consolas" w:eastAsiaTheme="minorHAnsi" w:hAnsi="Consolas" w:cs="Consolas"/>
@@ -10212,7 +9585,6 @@
         </w:rPr>
         <w:t>IESEntities</w:t>
       </w:r>
-      <w:proofErr w:type="spellEnd"/>
       <w:r>
         <w:rPr>
           <w:rFonts w:ascii="Calibri" w:eastAsia="Times New Roman" w:hAnsi="Calibri" w:cs="Calibri"/>
@@ -10276,7 +9648,6 @@
           <w:rFonts w:ascii="Calibri" w:eastAsia="Times New Roman" w:hAnsi="Calibri" w:cs="Calibri"/>
         </w:rPr>
       </w:pPr>
-      <w:proofErr w:type="spellStart"/>
       <w:r>
         <w:rPr>
           <w:rFonts w:ascii="Consolas" w:eastAsiaTheme="minorHAnsi" w:hAnsi="Consolas" w:cs="Consolas"/>
@@ -10286,7 +9657,6 @@
         </w:rPr>
         <w:t>ActiveDirectoryPath</w:t>
       </w:r>
-      <w:proofErr w:type="spellEnd"/>
       <w:r>
         <w:t xml:space="preserve"> </w:t>
       </w:r>
@@ -10341,25 +9711,14 @@
           <w:rFonts w:ascii="Calibri" w:eastAsia="Times New Roman" w:hAnsi="Calibri" w:cs="Calibri"/>
         </w:rPr>
       </w:pPr>
-      <w:proofErr w:type="spellStart"/>
-      <w:r>
-        <w:rPr>
-          <w:rFonts w:ascii="Consolas" w:eastAsiaTheme="minorHAnsi" w:hAnsi="Consolas" w:cs="Consolas"/>
-          <w:color w:val="0000FF"/>
-          <w:sz w:val="19"/>
-          <w:szCs w:val="19"/>
-        </w:rPr>
-        <w:t>AuthorizeViewWhosOnlineGroups</w:t>
-      </w:r>
-      <w:proofErr w:type="spellEnd"/>
-      <w:r>
-        <w:rPr>
-          <w:rFonts w:ascii="Consolas" w:eastAsiaTheme="minorHAnsi" w:hAnsi="Consolas" w:cs="Consolas"/>
-          <w:color w:val="0000FF"/>
-          <w:sz w:val="19"/>
-          <w:szCs w:val="19"/>
-        </w:rPr>
-        <w:t xml:space="preserve"> </w:t>
+      <w:r>
+        <w:rPr>
+          <w:rFonts w:ascii="Consolas" w:eastAsiaTheme="minorHAnsi" w:hAnsi="Consolas" w:cs="Consolas"/>
+          <w:color w:val="0000FF"/>
+          <w:sz w:val="19"/>
+          <w:szCs w:val="19"/>
+        </w:rPr>
+        <w:t xml:space="preserve">AuthorizeViewWhosOnlineGroups </w:t>
       </w:r>
       <w:r>
         <w:rPr>
@@ -10381,7 +9740,6 @@
           <w:rFonts w:ascii="Calibri" w:eastAsia="Times New Roman" w:hAnsi="Calibri" w:cs="Calibri"/>
         </w:rPr>
       </w:pPr>
-      <w:proofErr w:type="spellStart"/>
       <w:r>
         <w:rPr>
           <w:rFonts w:ascii="Consolas" w:eastAsiaTheme="minorHAnsi" w:hAnsi="Consolas" w:cs="Consolas"/>
@@ -10391,7 +9749,6 @@
         </w:rPr>
         <w:t>HelpdeskEmailAddress</w:t>
       </w:r>
-      <w:proofErr w:type="spellEnd"/>
       <w:r>
         <w:t xml:space="preserve"> – email displayed to the users to contact for help</w:t>
       </w:r>
@@ -10409,25 +9766,14 @@
           <w:rFonts w:ascii="Calibri" w:eastAsia="Times New Roman" w:hAnsi="Calibri" w:cs="Calibri"/>
         </w:rPr>
       </w:pPr>
-      <w:proofErr w:type="spellStart"/>
-      <w:r>
-        <w:rPr>
-          <w:rFonts w:ascii="Consolas" w:eastAsiaTheme="minorHAnsi" w:hAnsi="Consolas" w:cs="Consolas"/>
-          <w:color w:val="0000FF"/>
-          <w:sz w:val="19"/>
-          <w:szCs w:val="19"/>
-        </w:rPr>
-        <w:t>IESHomeUrl</w:t>
-      </w:r>
-      <w:proofErr w:type="spellEnd"/>
-      <w:r>
-        <w:rPr>
-          <w:rFonts w:ascii="Consolas" w:eastAsiaTheme="minorHAnsi" w:hAnsi="Consolas" w:cs="Consolas"/>
-          <w:color w:val="0000FF"/>
-          <w:sz w:val="19"/>
-          <w:szCs w:val="19"/>
-        </w:rPr>
-        <w:t xml:space="preserve"> </w:t>
+      <w:r>
+        <w:rPr>
+          <w:rFonts w:ascii="Consolas" w:eastAsiaTheme="minorHAnsi" w:hAnsi="Consolas" w:cs="Consolas"/>
+          <w:color w:val="0000FF"/>
+          <w:sz w:val="19"/>
+          <w:szCs w:val="19"/>
+        </w:rPr>
+        <w:t xml:space="preserve">IESHomeUrl </w:t>
       </w:r>
       <w:r>
         <w:t>– IES URL, base URL followed by “</w:t>
@@ -10557,7 +9903,6 @@
           <w:rFonts w:ascii="Calibri" w:eastAsia="Times New Roman" w:hAnsi="Calibri" w:cs="Calibri"/>
         </w:rPr>
       </w:pPr>
-      <w:proofErr w:type="spellStart"/>
       <w:r>
         <w:rPr>
           <w:rFonts w:ascii="Consolas" w:eastAsiaTheme="minorHAnsi" w:hAnsi="Consolas" w:cs="Consolas"/>
@@ -10567,7 +9912,6 @@
         </w:rPr>
         <w:t>system.web</w:t>
       </w:r>
-      <w:proofErr w:type="spellEnd"/>
       <w:r>
         <w:rPr>
           <w:rFonts w:ascii="Consolas" w:eastAsiaTheme="minorHAnsi" w:hAnsi="Consolas" w:cs="Consolas"/>
@@ -10699,7 +10043,6 @@
         </w:rPr>
         <w:t>"</w:t>
       </w:r>
-      <w:proofErr w:type="spellStart"/>
       <w:r>
         <w:rPr>
           <w:rFonts w:ascii="Consolas" w:eastAsiaTheme="minorHAnsi" w:hAnsi="Consolas" w:cs="Consolas"/>
@@ -10709,7 +10052,6 @@
         </w:rPr>
         <w:t>elmah.axd</w:t>
       </w:r>
-      <w:proofErr w:type="spellEnd"/>
       <w:r>
         <w:rPr>
           <w:rFonts w:ascii="Consolas" w:eastAsiaTheme="minorHAnsi" w:hAnsi="Consolas" w:cs="Consolas"/>
@@ -10734,7 +10076,6 @@
         </w:rPr>
         <w:t xml:space="preserve">-&gt; </w:t>
       </w:r>
-      <w:proofErr w:type="spellStart"/>
       <w:r>
         <w:rPr>
           <w:rFonts w:ascii="Consolas" w:eastAsiaTheme="minorHAnsi" w:hAnsi="Consolas" w:cs="Consolas"/>
@@ -10744,7 +10085,6 @@
         </w:rPr>
         <w:t>system.web</w:t>
       </w:r>
-      <w:proofErr w:type="spellEnd"/>
       <w:r>
         <w:rPr>
           <w:rFonts w:ascii="Consolas" w:eastAsiaTheme="minorHAnsi" w:hAnsi="Consolas" w:cs="Consolas"/>
@@ -10995,7 +10335,6 @@
         </w:rPr>
         <w:t xml:space="preserve"> </w:t>
       </w:r>
-      <w:proofErr w:type="spellStart"/>
       <w:r>
         <w:rPr>
           <w:rFonts w:ascii="Consolas" w:eastAsiaTheme="minorHAnsi" w:hAnsi="Consolas" w:cs="Consolas"/>
@@ -11005,7 +10344,6 @@
         </w:rPr>
         <w:t>stopProcessing</w:t>
       </w:r>
-      <w:proofErr w:type="spellEnd"/>
       <w:r>
         <w:rPr>
           <w:rFonts w:ascii="Consolas" w:eastAsiaTheme="minorHAnsi" w:hAnsi="Consolas" w:cs="Consolas"/>
@@ -11063,7 +10401,6 @@
         </w:rPr>
         <w:t xml:space="preserve">          &lt;match </w:t>
       </w:r>
-      <w:proofErr w:type="spellStart"/>
       <w:r>
         <w:rPr>
           <w:rFonts w:ascii="Consolas" w:eastAsiaTheme="minorHAnsi" w:hAnsi="Consolas" w:cs="Consolas"/>
@@ -11073,7 +10410,6 @@
         </w:rPr>
         <w:t>url</w:t>
       </w:r>
-      <w:proofErr w:type="spellEnd"/>
       <w:r>
         <w:rPr>
           <w:rFonts w:ascii="Consolas" w:eastAsiaTheme="minorHAnsi" w:hAnsi="Consolas" w:cs="Consolas"/>
@@ -11248,7 +10584,6 @@
         </w:rPr>
         <w:t xml:space="preserve">="Redirect" </w:t>
       </w:r>
-      <w:proofErr w:type="spellStart"/>
       <w:r>
         <w:rPr>
           <w:rFonts w:ascii="Consolas" w:eastAsiaTheme="minorHAnsi" w:hAnsi="Consolas" w:cs="Consolas"/>
@@ -11258,7 +10593,6 @@
         </w:rPr>
         <w:t>url</w:t>
       </w:r>
-      <w:proofErr w:type="spellEnd"/>
       <w:r>
         <w:rPr>
           <w:rFonts w:ascii="Consolas" w:eastAsiaTheme="minorHAnsi" w:hAnsi="Consolas" w:cs="Consolas"/>
@@ -11361,15 +10695,7 @@
       <w:bookmarkStart w:id="61" w:name="_Toc4596587"/>
       <w:bookmarkStart w:id="62" w:name="_Toc34724964"/>
       <w:r>
-        <w:t xml:space="preserve">Appendix F: PTM Emailer - </w:t>
-      </w:r>
-      <w:proofErr w:type="spellStart"/>
-      <w:r>
-        <w:t>App.Config</w:t>
-      </w:r>
-      <w:proofErr w:type="spellEnd"/>
-      <w:r>
-        <w:t xml:space="preserve"> Customization</w:t>
+        <w:t>Appendix F: PTM Emailer - App.Config Customization</w:t>
       </w:r>
       <w:bookmarkEnd w:id="61"/>
       <w:bookmarkEnd w:id="62"/>
@@ -11408,25 +10734,14 @@
         </w:numPr>
         <w:spacing w:after="0"/>
       </w:pPr>
-      <w:proofErr w:type="spellStart"/>
-      <w:r>
-        <w:rPr>
-          <w:rFonts w:ascii="Consolas" w:eastAsiaTheme="minorHAnsi" w:hAnsi="Consolas" w:cs="Consolas"/>
-          <w:color w:val="0000FF"/>
-          <w:sz w:val="19"/>
-          <w:szCs w:val="19"/>
-        </w:rPr>
-        <w:t>genTracEntities</w:t>
-      </w:r>
-      <w:proofErr w:type="spellEnd"/>
-      <w:r>
-        <w:rPr>
-          <w:rFonts w:ascii="Consolas" w:eastAsiaTheme="minorHAnsi" w:hAnsi="Consolas" w:cs="Consolas"/>
-          <w:color w:val="0000FF"/>
-          <w:sz w:val="19"/>
-          <w:szCs w:val="19"/>
-        </w:rPr>
-        <w:t xml:space="preserve"> </w:t>
+      <w:r>
+        <w:rPr>
+          <w:rFonts w:ascii="Consolas" w:eastAsiaTheme="minorHAnsi" w:hAnsi="Consolas" w:cs="Consolas"/>
+          <w:color w:val="0000FF"/>
+          <w:sz w:val="19"/>
+          <w:szCs w:val="19"/>
+        </w:rPr>
+        <w:t xml:space="preserve">genTracEntities </w:t>
       </w:r>
       <w:r>
         <w:rPr>
@@ -11472,7 +10787,6 @@
           <w:rFonts w:ascii="Calibri" w:eastAsia="Times New Roman" w:hAnsi="Calibri" w:cs="Calibri"/>
         </w:rPr>
       </w:pPr>
-      <w:proofErr w:type="spellStart"/>
       <w:r>
         <w:rPr>
           <w:rFonts w:ascii="Consolas" w:eastAsiaTheme="minorHAnsi" w:hAnsi="Consolas" w:cs="Consolas"/>
@@ -11482,7 +10796,6 @@
         </w:rPr>
         <w:t>EmailServer</w:t>
       </w:r>
-      <w:proofErr w:type="spellEnd"/>
       <w:r>
         <w:t xml:space="preserve"> </w:t>
       </w:r>
@@ -11505,7 +10818,6 @@
           <w:rFonts w:ascii="Calibri" w:eastAsia="Times New Roman" w:hAnsi="Calibri" w:cs="Calibri"/>
         </w:rPr>
       </w:pPr>
-      <w:proofErr w:type="spellStart"/>
       <w:r>
         <w:rPr>
           <w:rFonts w:ascii="Consolas" w:eastAsiaTheme="minorHAnsi" w:hAnsi="Consolas" w:cs="Consolas"/>
@@ -11515,7 +10827,6 @@
         </w:rPr>
         <w:t>ServerURL</w:t>
       </w:r>
-      <w:proofErr w:type="spellEnd"/>
       <w:r>
         <w:rPr>
           <w:rFonts w:eastAsiaTheme="minorHAnsi" w:cs="Consolas"/>
@@ -11536,7 +10847,6 @@
         </w:numPr>
         <w:spacing w:after="0"/>
       </w:pPr>
-      <w:proofErr w:type="spellStart"/>
       <w:r>
         <w:rPr>
           <w:rFonts w:ascii="Consolas" w:eastAsiaTheme="minorHAnsi" w:hAnsi="Consolas" w:cs="Consolas"/>
@@ -11546,7 +10856,6 @@
         </w:rPr>
         <w:t>HelpdeskEmailAddress</w:t>
       </w:r>
-      <w:proofErr w:type="spellEnd"/>
       <w:r>
         <w:t xml:space="preserve"> – email displayed to the users to contact for help</w:t>
       </w:r>
@@ -11625,15 +10934,7 @@
       <w:bookmarkStart w:id="63" w:name="_Toc4596588"/>
       <w:bookmarkStart w:id="64" w:name="_Toc34724965"/>
       <w:r>
-        <w:t xml:space="preserve">Appendix G: RDM Data Replication - </w:t>
-      </w:r>
-      <w:proofErr w:type="spellStart"/>
-      <w:r>
-        <w:t>App.Config</w:t>
-      </w:r>
-      <w:proofErr w:type="spellEnd"/>
-      <w:r>
-        <w:t xml:space="preserve"> Customization</w:t>
+        <w:t>Appendix G: RDM Data Replication - App.Config Customization</w:t>
       </w:r>
       <w:bookmarkEnd w:id="63"/>
       <w:bookmarkEnd w:id="64"/>
@@ -11672,25 +10973,14 @@
         </w:numPr>
         <w:spacing w:after="0"/>
       </w:pPr>
-      <w:proofErr w:type="spellStart"/>
-      <w:r>
-        <w:rPr>
-          <w:rFonts w:ascii="Consolas" w:eastAsiaTheme="minorHAnsi" w:hAnsi="Consolas" w:cs="Consolas"/>
-          <w:color w:val="0000FF"/>
-          <w:sz w:val="19"/>
-          <w:szCs w:val="19"/>
-        </w:rPr>
-        <w:t>IESEntities</w:t>
-      </w:r>
-      <w:proofErr w:type="spellEnd"/>
-      <w:r>
-        <w:rPr>
-          <w:rFonts w:ascii="Consolas" w:eastAsiaTheme="minorHAnsi" w:hAnsi="Consolas" w:cs="Consolas"/>
-          <w:color w:val="0000FF"/>
-          <w:sz w:val="19"/>
-          <w:szCs w:val="19"/>
-        </w:rPr>
-        <w:t xml:space="preserve"> </w:t>
+      <w:r>
+        <w:rPr>
+          <w:rFonts w:ascii="Consolas" w:eastAsiaTheme="minorHAnsi" w:hAnsi="Consolas" w:cs="Consolas"/>
+          <w:color w:val="0000FF"/>
+          <w:sz w:val="19"/>
+          <w:szCs w:val="19"/>
+        </w:rPr>
+        <w:t xml:space="preserve">IESEntities </w:t>
       </w:r>
       <w:r>
         <w:rPr>
@@ -11736,7 +11026,6 @@
           <w:rFonts w:ascii="Calibri" w:eastAsia="Times New Roman" w:hAnsi="Calibri" w:cs="Calibri"/>
         </w:rPr>
       </w:pPr>
-      <w:proofErr w:type="spellStart"/>
       <w:r>
         <w:rPr>
           <w:rFonts w:ascii="Consolas" w:eastAsiaTheme="minorHAnsi" w:hAnsi="Consolas" w:cs="Consolas"/>
@@ -11746,7 +11035,6 @@
         </w:rPr>
         <w:t>EmailServer</w:t>
       </w:r>
-      <w:proofErr w:type="spellEnd"/>
       <w:r>
         <w:t xml:space="preserve"> </w:t>
       </w:r>
@@ -11769,25 +11057,14 @@
           <w:rFonts w:ascii="Calibri" w:eastAsia="Times New Roman" w:hAnsi="Calibri" w:cs="Calibri"/>
         </w:rPr>
       </w:pPr>
-      <w:proofErr w:type="spellStart"/>
-      <w:r>
-        <w:rPr>
-          <w:rFonts w:ascii="Consolas" w:eastAsiaTheme="minorHAnsi" w:hAnsi="Consolas" w:cs="Consolas"/>
-          <w:color w:val="0000FF"/>
-          <w:sz w:val="19"/>
-          <w:szCs w:val="19"/>
-        </w:rPr>
-        <w:t>EmailDistributionList</w:t>
-      </w:r>
-      <w:proofErr w:type="spellEnd"/>
-      <w:r>
-        <w:rPr>
-          <w:rFonts w:ascii="Consolas" w:eastAsiaTheme="minorHAnsi" w:hAnsi="Consolas" w:cs="Consolas"/>
-          <w:color w:val="0000FF"/>
-          <w:sz w:val="19"/>
-          <w:szCs w:val="19"/>
-        </w:rPr>
-        <w:t xml:space="preserve"> </w:t>
+      <w:r>
+        <w:rPr>
+          <w:rFonts w:ascii="Consolas" w:eastAsiaTheme="minorHAnsi" w:hAnsi="Consolas" w:cs="Consolas"/>
+          <w:color w:val="0000FF"/>
+          <w:sz w:val="19"/>
+          <w:szCs w:val="19"/>
+        </w:rPr>
+        <w:t xml:space="preserve">EmailDistributionList </w:t>
       </w:r>
       <w:r>
         <w:rPr>
@@ -11805,7 +11082,6 @@
         </w:numPr>
         <w:spacing w:after="0"/>
       </w:pPr>
-      <w:proofErr w:type="spellStart"/>
       <w:r>
         <w:rPr>
           <w:rFonts w:ascii="Consolas" w:eastAsiaTheme="minorHAnsi" w:hAnsi="Consolas" w:cs="Consolas"/>
@@ -11815,7 +11091,6 @@
         </w:rPr>
         <w:t>HelpdeskEmailAddress</w:t>
       </w:r>
-      <w:proofErr w:type="spellEnd"/>
       <w:r>
         <w:t xml:space="preserve"> – email displayed to the users to contact for help</w:t>
       </w:r>
@@ -11829,7 +11104,6 @@
         </w:numPr>
         <w:spacing w:after="0"/>
       </w:pPr>
-      <w:proofErr w:type="spellStart"/>
       <w:r>
         <w:rPr>
           <w:rFonts w:ascii="Consolas" w:eastAsiaTheme="minorHAnsi" w:hAnsi="Consolas" w:cs="Consolas"/>
@@ -11839,7 +11113,6 @@
         </w:rPr>
         <w:t>RdmSearchFolder</w:t>
       </w:r>
-      <w:proofErr w:type="spellEnd"/>
       <w:r>
         <w:t xml:space="preserve"> – the account has to have full access to this folder; the folder has to exist ahead of time; this is where the security will place files once they are moved from unclassified location; </w:t>
       </w:r>
@@ -11853,7 +11126,6 @@
         </w:numPr>
         <w:spacing w:after="0"/>
       </w:pPr>
-      <w:proofErr w:type="spellStart"/>
       <w:r>
         <w:rPr>
           <w:rFonts w:ascii="Consolas" w:eastAsiaTheme="minorHAnsi" w:hAnsi="Consolas" w:cs="Consolas"/>
@@ -11863,7 +11135,6 @@
         </w:rPr>
         <w:t>RdmArchiveFolder</w:t>
       </w:r>
-      <w:proofErr w:type="spellEnd"/>
       <w:r>
         <w:t xml:space="preserve"> – the account has to have full access to this folder; the folder has to exist ahead of time; suggested location would be an “Archive” folder in the folder above</w:t>
       </w:r>
@@ -11880,36 +11151,17 @@
           <w:sz w:val="20"/>
         </w:rPr>
       </w:pPr>
-      <w:proofErr w:type="spellStart"/>
-      <w:r>
-        <w:rPr>
-          <w:rFonts w:ascii="Consolas" w:eastAsiaTheme="minorHAnsi" w:hAnsi="Consolas" w:cs="Consolas"/>
-          <w:color w:val="0000FF"/>
-          <w:sz w:val="19"/>
-          <w:szCs w:val="19"/>
-        </w:rPr>
-        <w:t>RdmClearRevisionCacheUrl</w:t>
-      </w:r>
-      <w:proofErr w:type="spellEnd"/>
-      <w:r>
-        <w:rPr>
-          <w:rFonts w:ascii="Consolas" w:eastAsiaTheme="minorHAnsi" w:hAnsi="Consolas" w:cs="Consolas"/>
-          <w:color w:val="0000FF"/>
-          <w:sz w:val="19"/>
-          <w:szCs w:val="19"/>
-        </w:rPr>
-        <w:t xml:space="preserve"> </w:t>
-      </w:r>
-      <w:r>
-        <w:t xml:space="preserve">– URL of the RDM application, pointing to a specific view; pattern of what it needs to be set to (where </w:t>
-      </w:r>
-      <w:proofErr w:type="spellStart"/>
-      <w:r>
-        <w:t>RdmURL</w:t>
-      </w:r>
-      <w:proofErr w:type="spellEnd"/>
-      <w:r>
-        <w:t xml:space="preserve"> represents the URL of the application) is : </w:t>
+      <w:r>
+        <w:rPr>
+          <w:rFonts w:ascii="Consolas" w:eastAsiaTheme="minorHAnsi" w:hAnsi="Consolas" w:cs="Consolas"/>
+          <w:color w:val="0000FF"/>
+          <w:sz w:val="19"/>
+          <w:szCs w:val="19"/>
+        </w:rPr>
+        <w:t xml:space="preserve">RdmClearRevisionCacheUrl </w:t>
+      </w:r>
+      <w:r>
+        <w:t xml:space="preserve">– URL of the RDM application, pointing to a specific view; pattern of what it needs to be set to (where RdmURL represents the URL of the application) is : </w:t>
       </w:r>
       <w:r>
         <w:rPr>
@@ -11919,7 +11171,6 @@
         </w:rPr>
         <w:t>http(s)://</w:t>
       </w:r>
-      <w:proofErr w:type="spellStart"/>
       <w:r>
         <w:rPr>
           <w:rFonts w:ascii="Consolas" w:hAnsi="Consolas"/>
@@ -11928,25 +11179,14 @@
         </w:rPr>
         <w:t>RdmURL</w:t>
       </w:r>
-      <w:proofErr w:type="spellEnd"/>
       <w:r>
         <w:rPr>
           <w:rFonts w:ascii="Consolas" w:hAnsi="Consolas"/>
           <w:color w:val="984806" w:themeColor="accent6" w:themeShade="80"/>
           <w:sz w:val="18"/>
         </w:rPr>
-        <w:t>/Admin/</w:t>
-      </w:r>
-      <w:proofErr w:type="spellStart"/>
-      <w:r>
-        <w:rPr>
-          <w:rFonts w:ascii="Consolas" w:hAnsi="Consolas"/>
-          <w:color w:val="984806" w:themeColor="accent6" w:themeShade="80"/>
-          <w:sz w:val="18"/>
-        </w:rPr>
-        <w:t>ClearRevisionCache</w:t>
-      </w:r>
-      <w:proofErr w:type="spellEnd"/>
+        <w:t>/Admin/ClearRevisionCache</w:t>
+      </w:r>
       <w:r>
         <w:rPr>
           <w:sz w:val="20"/>
@@ -12038,15 +11278,7 @@
       <w:bookmarkStart w:id="65" w:name="_Toc4596589"/>
       <w:bookmarkStart w:id="66" w:name="_Toc34724966"/>
       <w:r>
-        <w:t xml:space="preserve">Appendix H: GenBOE Auto Backup - </w:t>
-      </w:r>
-      <w:proofErr w:type="spellStart"/>
-      <w:r>
-        <w:t>App.Config</w:t>
-      </w:r>
-      <w:proofErr w:type="spellEnd"/>
-      <w:r>
-        <w:t xml:space="preserve"> Customization</w:t>
+        <w:t>Appendix H: GenBOE Auto Backup - App.Config Customization</w:t>
       </w:r>
       <w:bookmarkEnd w:id="65"/>
       <w:bookmarkEnd w:id="66"/>
@@ -12085,45 +11317,20 @@
         </w:numPr>
         <w:spacing w:after="0"/>
       </w:pPr>
-      <w:proofErr w:type="spellStart"/>
-      <w:r>
-        <w:rPr>
-          <w:rFonts w:ascii="Consolas" w:eastAsiaTheme="minorHAnsi" w:hAnsi="Consolas" w:cs="Consolas"/>
-          <w:color w:val="0000FF"/>
-          <w:sz w:val="19"/>
-          <w:szCs w:val="19"/>
-        </w:rPr>
-        <w:t>GenBoeEntities</w:t>
-      </w:r>
-      <w:proofErr w:type="spellEnd"/>
-      <w:r>
-        <w:rPr>
-          <w:rFonts w:ascii="Consolas" w:eastAsiaTheme="minorHAnsi" w:hAnsi="Consolas" w:cs="Consolas"/>
-          <w:color w:val="0000FF"/>
-          <w:sz w:val="19"/>
-          <w:szCs w:val="19"/>
-        </w:rPr>
-        <w:t xml:space="preserve"> </w:t>
-      </w:r>
-      <w:r>
-        <w:rPr>
-          <w:rFonts w:ascii="Calibri" w:eastAsia="Times New Roman" w:hAnsi="Calibri" w:cs="Calibri"/>
-        </w:rPr>
-        <w:t xml:space="preserve">– </w:t>
-      </w:r>
-      <w:proofErr w:type="spellStart"/>
-      <w:r>
-        <w:rPr>
-          <w:rFonts w:ascii="Calibri" w:eastAsia="Times New Roman" w:hAnsi="Calibri" w:cs="Calibri"/>
-        </w:rPr>
-        <w:t>GenBOE</w:t>
-      </w:r>
-      <w:proofErr w:type="spellEnd"/>
-      <w:r>
-        <w:rPr>
-          <w:rFonts w:ascii="Calibri" w:eastAsia="Times New Roman" w:hAnsi="Calibri" w:cs="Calibri"/>
-        </w:rPr>
-        <w:t xml:space="preserve"> database connection string</w:t>
+      <w:r>
+        <w:rPr>
+          <w:rFonts w:ascii="Consolas" w:eastAsiaTheme="minorHAnsi" w:hAnsi="Consolas" w:cs="Consolas"/>
+          <w:color w:val="0000FF"/>
+          <w:sz w:val="19"/>
+          <w:szCs w:val="19"/>
+        </w:rPr>
+        <w:t xml:space="preserve">GenBoeEntities </w:t>
+      </w:r>
+      <w:r>
+        <w:rPr>
+          <w:rFonts w:ascii="Calibri" w:eastAsia="Times New Roman" w:hAnsi="Calibri" w:cs="Calibri"/>
+        </w:rPr>
+        <w:t>– GenBOE database connection string</w:t>
       </w:r>
     </w:p>
     <w:p>
@@ -12164,7 +11371,6 @@
           <w:rFonts w:ascii="Calibri" w:eastAsia="Times New Roman" w:hAnsi="Calibri" w:cs="Calibri"/>
         </w:rPr>
       </w:pPr>
-      <w:proofErr w:type="spellStart"/>
       <w:r>
         <w:rPr>
           <w:rFonts w:ascii="Consolas" w:eastAsiaTheme="minorHAnsi" w:hAnsi="Consolas" w:cs="Consolas"/>
@@ -12174,7 +11380,6 @@
         </w:rPr>
         <w:t>EmailServer</w:t>
       </w:r>
-      <w:proofErr w:type="spellEnd"/>
       <w:r>
         <w:t xml:space="preserve"> </w:t>
       </w:r>
@@ -12194,7 +11399,6 @@
         </w:numPr>
         <w:spacing w:after="0"/>
       </w:pPr>
-      <w:proofErr w:type="spellStart"/>
       <w:r>
         <w:rPr>
           <w:rFonts w:ascii="Consolas" w:eastAsiaTheme="minorHAnsi" w:hAnsi="Consolas" w:cs="Consolas"/>
@@ -12204,7 +11408,6 @@
         </w:rPr>
         <w:t>HelpdeskEmailAddress</w:t>
       </w:r>
-      <w:proofErr w:type="spellEnd"/>
       <w:r>
         <w:t xml:space="preserve"> – email displayed to the users to contact for help</w:t>
       </w:r>
@@ -12221,25 +11424,14 @@
           <w:rFonts w:ascii="Calibri" w:eastAsia="Times New Roman" w:hAnsi="Calibri" w:cs="Calibri"/>
         </w:rPr>
       </w:pPr>
-      <w:proofErr w:type="spellStart"/>
-      <w:r>
-        <w:rPr>
-          <w:rFonts w:ascii="Consolas" w:eastAsiaTheme="minorHAnsi" w:hAnsi="Consolas" w:cs="Consolas"/>
-          <w:color w:val="0000FF"/>
-          <w:sz w:val="19"/>
-          <w:szCs w:val="19"/>
-        </w:rPr>
-        <w:t>EmailOnFailureOnly</w:t>
-      </w:r>
-      <w:proofErr w:type="spellEnd"/>
-      <w:r>
-        <w:rPr>
-          <w:rFonts w:ascii="Consolas" w:eastAsiaTheme="minorHAnsi" w:hAnsi="Consolas" w:cs="Consolas"/>
-          <w:color w:val="0000FF"/>
-          <w:sz w:val="19"/>
-          <w:szCs w:val="19"/>
-        </w:rPr>
-        <w:t xml:space="preserve"> </w:t>
+      <w:r>
+        <w:rPr>
+          <w:rFonts w:ascii="Consolas" w:eastAsiaTheme="minorHAnsi" w:hAnsi="Consolas" w:cs="Consolas"/>
+          <w:color w:val="0000FF"/>
+          <w:sz w:val="19"/>
+          <w:szCs w:val="19"/>
+        </w:rPr>
+        <w:t xml:space="preserve">EmailOnFailureOnly </w:t>
       </w:r>
       <w:r>
         <w:rPr>
@@ -12268,25 +11460,14 @@
           <w:rFonts w:ascii="Calibri" w:eastAsia="Times New Roman" w:hAnsi="Calibri" w:cs="Calibri"/>
         </w:rPr>
       </w:pPr>
-      <w:proofErr w:type="spellStart"/>
-      <w:r>
-        <w:rPr>
-          <w:rFonts w:ascii="Consolas" w:eastAsiaTheme="minorHAnsi" w:hAnsi="Consolas" w:cs="Consolas"/>
-          <w:color w:val="0000FF"/>
-          <w:sz w:val="19"/>
-          <w:szCs w:val="19"/>
-        </w:rPr>
-        <w:t>SendEmailTo</w:t>
-      </w:r>
-      <w:proofErr w:type="spellEnd"/>
-      <w:r>
-        <w:rPr>
-          <w:rFonts w:ascii="Consolas" w:eastAsiaTheme="minorHAnsi" w:hAnsi="Consolas" w:cs="Consolas"/>
-          <w:color w:val="0000FF"/>
-          <w:sz w:val="19"/>
-          <w:szCs w:val="19"/>
-        </w:rPr>
-        <w:t xml:space="preserve"> </w:t>
+      <w:r>
+        <w:rPr>
+          <w:rFonts w:ascii="Consolas" w:eastAsiaTheme="minorHAnsi" w:hAnsi="Consolas" w:cs="Consolas"/>
+          <w:color w:val="0000FF"/>
+          <w:sz w:val="19"/>
+          <w:szCs w:val="19"/>
+        </w:rPr>
+        <w:t xml:space="preserve">SendEmailTo </w:t>
       </w:r>
       <w:r>
         <w:rPr>
@@ -12407,15 +11588,7 @@
       </w:pPr>
       <w:bookmarkStart w:id="68" w:name="_Toc34724967"/>
       <w:r>
-        <w:t xml:space="preserve">Appendix I: AD Sync - </w:t>
-      </w:r>
-      <w:proofErr w:type="spellStart"/>
-      <w:r>
-        <w:t>App.Config</w:t>
-      </w:r>
-      <w:proofErr w:type="spellEnd"/>
-      <w:r>
-        <w:t xml:space="preserve"> Customization</w:t>
+        <w:t>Appendix I: AD Sync - App.Config Customization</w:t>
       </w:r>
       <w:bookmarkEnd w:id="68"/>
     </w:p>
@@ -12428,7 +11601,6 @@
         </w:numPr>
         <w:spacing w:after="0"/>
       </w:pPr>
-      <w:proofErr w:type="spellStart"/>
       <w:r>
         <w:rPr>
           <w:rFonts w:ascii="Consolas" w:eastAsiaTheme="minorHAnsi" w:hAnsi="Consolas" w:cs="Consolas"/>
@@ -12438,7 +11610,6 @@
         </w:rPr>
         <w:t>connectionStrings</w:t>
       </w:r>
-      <w:proofErr w:type="spellEnd"/>
       <w:r>
         <w:rPr>
           <w:rFonts w:ascii="Calibri" w:eastAsia="Times New Roman" w:hAnsi="Calibri" w:cs="Calibri"/>
@@ -12455,25 +11626,14 @@
         </w:numPr>
         <w:spacing w:after="0"/>
       </w:pPr>
-      <w:proofErr w:type="spellStart"/>
-      <w:r>
-        <w:rPr>
-          <w:rFonts w:ascii="Consolas" w:eastAsiaTheme="minorHAnsi" w:hAnsi="Consolas" w:cs="Consolas"/>
-          <w:color w:val="0000FF"/>
-          <w:sz w:val="19"/>
-          <w:szCs w:val="19"/>
-        </w:rPr>
-        <w:t>genTracEntities</w:t>
-      </w:r>
-      <w:proofErr w:type="spellEnd"/>
-      <w:r>
-        <w:rPr>
-          <w:rFonts w:ascii="Consolas" w:eastAsiaTheme="minorHAnsi" w:hAnsi="Consolas" w:cs="Consolas"/>
-          <w:color w:val="0000FF"/>
-          <w:sz w:val="19"/>
-          <w:szCs w:val="19"/>
-        </w:rPr>
-        <w:t xml:space="preserve"> </w:t>
+      <w:r>
+        <w:rPr>
+          <w:rFonts w:ascii="Consolas" w:eastAsiaTheme="minorHAnsi" w:hAnsi="Consolas" w:cs="Consolas"/>
+          <w:color w:val="0000FF"/>
+          <w:sz w:val="19"/>
+          <w:szCs w:val="19"/>
+        </w:rPr>
+        <w:t xml:space="preserve">genTracEntities </w:t>
       </w:r>
       <w:r>
         <w:rPr>
@@ -12491,45 +11651,20 @@
         </w:numPr>
         <w:spacing w:after="0"/>
       </w:pPr>
-      <w:proofErr w:type="spellStart"/>
-      <w:r>
-        <w:rPr>
-          <w:rFonts w:ascii="Consolas" w:eastAsiaTheme="minorHAnsi" w:hAnsi="Consolas" w:cs="Consolas"/>
-          <w:color w:val="0000FF"/>
-          <w:sz w:val="19"/>
-          <w:szCs w:val="19"/>
-        </w:rPr>
-        <w:t>GenBoeEntities</w:t>
-      </w:r>
-      <w:proofErr w:type="spellEnd"/>
-      <w:r>
-        <w:rPr>
-          <w:rFonts w:ascii="Consolas" w:eastAsiaTheme="minorHAnsi" w:hAnsi="Consolas" w:cs="Consolas"/>
-          <w:color w:val="0000FF"/>
-          <w:sz w:val="19"/>
-          <w:szCs w:val="19"/>
-        </w:rPr>
-        <w:t xml:space="preserve"> </w:t>
-      </w:r>
-      <w:r>
-        <w:rPr>
-          <w:rFonts w:ascii="Calibri" w:eastAsia="Times New Roman" w:hAnsi="Calibri" w:cs="Calibri"/>
-        </w:rPr>
-        <w:t xml:space="preserve">– </w:t>
-      </w:r>
-      <w:proofErr w:type="spellStart"/>
-      <w:r>
-        <w:rPr>
-          <w:rFonts w:ascii="Calibri" w:eastAsia="Times New Roman" w:hAnsi="Calibri" w:cs="Calibri"/>
-        </w:rPr>
-        <w:t>GenBOE</w:t>
-      </w:r>
-      <w:proofErr w:type="spellEnd"/>
-      <w:r>
-        <w:rPr>
-          <w:rFonts w:ascii="Calibri" w:eastAsia="Times New Roman" w:hAnsi="Calibri" w:cs="Calibri"/>
-        </w:rPr>
-        <w:t xml:space="preserve"> database connection string</w:t>
+      <w:r>
+        <w:rPr>
+          <w:rFonts w:ascii="Consolas" w:eastAsiaTheme="minorHAnsi" w:hAnsi="Consolas" w:cs="Consolas"/>
+          <w:color w:val="0000FF"/>
+          <w:sz w:val="19"/>
+          <w:szCs w:val="19"/>
+        </w:rPr>
+        <w:t xml:space="preserve">GenBoeEntities </w:t>
+      </w:r>
+      <w:r>
+        <w:rPr>
+          <w:rFonts w:ascii="Calibri" w:eastAsia="Times New Roman" w:hAnsi="Calibri" w:cs="Calibri"/>
+        </w:rPr>
+        <w:t>– GenBOE database connection string</w:t>
       </w:r>
     </w:p>
     <w:p>
@@ -12541,7 +11676,6 @@
         </w:numPr>
         <w:spacing w:after="0"/>
       </w:pPr>
-      <w:proofErr w:type="spellStart"/>
       <w:r>
         <w:rPr>
           <w:rFonts w:ascii="Consolas" w:eastAsiaTheme="minorHAnsi" w:hAnsi="Consolas" w:cs="Consolas"/>
@@ -12551,7 +11685,6 @@
         </w:rPr>
         <w:t>appSettings</w:t>
       </w:r>
-      <w:proofErr w:type="spellEnd"/>
       <w:r>
         <w:rPr>
           <w:rFonts w:ascii="Calibri" w:eastAsia="Times New Roman" w:hAnsi="Calibri" w:cs="Calibri"/>
@@ -12590,7 +11723,6 @@
           <w:rFonts w:ascii="Calibri" w:eastAsia="Times New Roman" w:hAnsi="Calibri" w:cs="Calibri"/>
         </w:rPr>
       </w:pPr>
-      <w:proofErr w:type="spellStart"/>
       <w:r>
         <w:rPr>
           <w:rFonts w:ascii="Consolas" w:eastAsiaTheme="minorHAnsi" w:hAnsi="Consolas" w:cs="Consolas"/>
@@ -12600,7 +11732,6 @@
         </w:rPr>
         <w:t>ActiveDirectoryPath</w:t>
       </w:r>
-      <w:proofErr w:type="spellEnd"/>
       <w:r>
         <w:t xml:space="preserve"> </w:t>
       </w:r>
@@ -12620,7 +11751,6 @@
         </w:numPr>
         <w:spacing w:after="0"/>
       </w:pPr>
-      <w:proofErr w:type="spellStart"/>
       <w:r>
         <w:rPr>
           <w:rFonts w:ascii="Consolas" w:eastAsiaTheme="minorHAnsi" w:hAnsi="Consolas" w:cs="Consolas"/>
@@ -12630,7 +11760,6 @@
         </w:rPr>
         <w:t>LMIProxy</w:t>
       </w:r>
-      <w:proofErr w:type="spellEnd"/>
       <w:r>
         <w:t xml:space="preserve"> – proxy server used to connect to the network</w:t>
       </w:r>
@@ -12644,30 +11773,18 @@
         </w:numPr>
         <w:spacing w:after="0"/>
       </w:pPr>
-      <w:proofErr w:type="spellStart"/>
-      <w:r>
-        <w:rPr>
-          <w:rFonts w:ascii="Consolas" w:eastAsiaTheme="minorHAnsi" w:hAnsi="Consolas" w:cs="Consolas"/>
-          <w:color w:val="0000FF"/>
-          <w:sz w:val="19"/>
-          <w:szCs w:val="19"/>
-        </w:rPr>
-        <w:t>CompanyConfiguration</w:t>
-      </w:r>
-      <w:proofErr w:type="spellEnd"/>
-      <w:r>
-        <w:rPr>
-          <w:rFonts w:ascii="Consolas" w:eastAsiaTheme="minorHAnsi" w:hAnsi="Consolas" w:cs="Consolas"/>
-          <w:color w:val="0000FF"/>
-          <w:sz w:val="19"/>
-          <w:szCs w:val="19"/>
-        </w:rPr>
-        <w:t xml:space="preserve"> </w:t>
+      <w:r>
+        <w:rPr>
+          <w:rFonts w:ascii="Consolas" w:eastAsiaTheme="minorHAnsi" w:hAnsi="Consolas" w:cs="Consolas"/>
+          <w:color w:val="0000FF"/>
+          <w:sz w:val="19"/>
+          <w:szCs w:val="19"/>
+        </w:rPr>
+        <w:t xml:space="preserve">CompanyConfiguration </w:t>
       </w:r>
       <w:r>
         <w:t xml:space="preserve">– keep this set to </w:t>
       </w:r>
-      <w:proofErr w:type="spellStart"/>
       <w:r>
         <w:rPr>
           <w:rFonts w:ascii="Consolas" w:hAnsi="Consolas"/>
@@ -12676,7 +11793,6 @@
         </w:rPr>
         <w:t>SpaceSystems</w:t>
       </w:r>
-      <w:proofErr w:type="spellEnd"/>
     </w:p>
     <w:p>
       <w:pPr>
@@ -12690,25 +11806,14 @@
           <w:rFonts w:ascii="Calibri" w:eastAsia="Times New Roman" w:hAnsi="Calibri" w:cs="Calibri"/>
         </w:rPr>
       </w:pPr>
-      <w:proofErr w:type="spellStart"/>
-      <w:r>
-        <w:rPr>
-          <w:rFonts w:ascii="Consolas" w:eastAsiaTheme="minorHAnsi" w:hAnsi="Consolas" w:cs="Consolas"/>
-          <w:color w:val="0000FF"/>
-          <w:sz w:val="19"/>
-          <w:szCs w:val="19"/>
-        </w:rPr>
-        <w:t>PtmAuthGroups</w:t>
-      </w:r>
-      <w:proofErr w:type="spellEnd"/>
-      <w:r>
-        <w:rPr>
-          <w:rFonts w:ascii="Consolas" w:eastAsiaTheme="minorHAnsi" w:hAnsi="Consolas" w:cs="Consolas"/>
-          <w:color w:val="0000FF"/>
-          <w:sz w:val="19"/>
-          <w:szCs w:val="19"/>
-        </w:rPr>
-        <w:t xml:space="preserve"> </w:t>
+      <w:r>
+        <w:rPr>
+          <w:rFonts w:ascii="Consolas" w:eastAsiaTheme="minorHAnsi" w:hAnsi="Consolas" w:cs="Consolas"/>
+          <w:color w:val="0000FF"/>
+          <w:sz w:val="19"/>
+          <w:szCs w:val="19"/>
+        </w:rPr>
+        <w:t xml:space="preserve">PtmAuthGroups </w:t>
       </w:r>
       <w:r>
         <w:rPr>
@@ -12730,7 +11835,6 @@
           <w:rFonts w:ascii="Calibri" w:eastAsia="Times New Roman" w:hAnsi="Calibri" w:cs="Calibri"/>
         </w:rPr>
       </w:pPr>
-      <w:proofErr w:type="spellStart"/>
       <w:r>
         <w:rPr>
           <w:rFonts w:ascii="Consolas" w:eastAsiaTheme="minorHAnsi" w:hAnsi="Consolas" w:cs="Consolas"/>
@@ -12740,7 +11844,6 @@
         </w:rPr>
         <w:t>system.web</w:t>
       </w:r>
-      <w:proofErr w:type="spellEnd"/>
       <w:r>
         <w:rPr>
           <w:rFonts w:ascii="Consolas" w:eastAsiaTheme="minorHAnsi" w:hAnsi="Consolas" w:cs="Consolas"/>
@@ -12816,21 +11919,7 @@
         <w:rPr>
           <w:rFonts w:ascii="Calibri" w:eastAsia="Times New Roman" w:hAnsi="Calibri" w:cs="Calibri"/>
         </w:rPr>
-        <w:t xml:space="preserve"> – all AD groups allowed to access the </w:t>
-      </w:r>
-      <w:proofErr w:type="spellStart"/>
-      <w:r>
-        <w:rPr>
-          <w:rFonts w:ascii="Calibri" w:eastAsia="Times New Roman" w:hAnsi="Calibri" w:cs="Calibri"/>
-        </w:rPr>
-        <w:t>GenBOE</w:t>
-      </w:r>
-      <w:proofErr w:type="spellEnd"/>
-      <w:r>
-        <w:rPr>
-          <w:rFonts w:ascii="Calibri" w:eastAsia="Times New Roman" w:hAnsi="Calibri" w:cs="Calibri"/>
-        </w:rPr>
-        <w:t xml:space="preserve"> application</w:t>
+        <w:t xml:space="preserve"> – all AD groups allowed to access the GenBOE application</w:t>
       </w:r>
     </w:p>
     <w:p>
@@ -12841,7 +11930,6 @@
           <w:numId w:val="32"/>
         </w:numPr>
       </w:pPr>
-      <w:proofErr w:type="spellStart"/>
       <w:r>
         <w:rPr>
           <w:rFonts w:ascii="Consolas" w:eastAsiaTheme="minorHAnsi" w:hAnsi="Consolas" w:cs="Consolas"/>
@@ -12851,7 +11939,6 @@
         </w:rPr>
         <w:t>elmah</w:t>
       </w:r>
-      <w:proofErr w:type="spellEnd"/>
       <w:r>
         <w:t xml:space="preserve"> section</w:t>
       </w:r>
@@ -12876,7 +11963,6 @@
         </w:rPr>
         <w:t xml:space="preserve">in </w:t>
       </w:r>
-      <w:proofErr w:type="spellStart"/>
       <w:r>
         <w:rPr>
           <w:rFonts w:ascii="Consolas" w:eastAsiaTheme="minorHAnsi" w:hAnsi="Consolas" w:cs="Consolas"/>
@@ -12886,14 +11972,12 @@
         </w:rPr>
         <w:t>errorLog</w:t>
       </w:r>
-      <w:proofErr w:type="spellEnd"/>
       <w:r>
         <w:rPr>
           <w:rFonts w:ascii="Calibri" w:eastAsia="Times New Roman" w:hAnsi="Calibri" w:cs="Calibri"/>
         </w:rPr>
         <w:t xml:space="preserve"> setting,  update the </w:t>
       </w:r>
-      <w:proofErr w:type="spellStart"/>
       <w:r>
         <w:rPr>
           <w:rFonts w:ascii="Consolas" w:eastAsiaTheme="minorHAnsi" w:hAnsi="Consolas" w:cs="Consolas"/>
@@ -12903,7 +11987,6 @@
         </w:rPr>
         <w:t>connectionString</w:t>
       </w:r>
-      <w:proofErr w:type="spellEnd"/>
       <w:r>
         <w:rPr>
           <w:rFonts w:ascii="Calibri" w:eastAsia="Times New Roman" w:hAnsi="Calibri" w:cs="Calibri"/>
@@ -12941,15 +12024,7 @@
         <w:annotationRef/>
       </w:r>
       <w:r>
-        <w:t xml:space="preserve">This means that the files being referenced in appendixes as </w:t>
-      </w:r>
-      <w:proofErr w:type="spellStart"/>
-      <w:r>
-        <w:t>App.Config</w:t>
-      </w:r>
-      <w:proofErr w:type="spellEnd"/>
-      <w:r>
-        <w:t xml:space="preserve"> will actually be called:</w:t>
+        <w:t>This means that the files being referenced in appendixes as App.Config will actually be called:</w:t>
       </w:r>
     </w:p>
     <w:p>
@@ -12965,7 +12040,6 @@
           <w:bCs/>
         </w:rPr>
       </w:pPr>
-      <w:proofErr w:type="spellStart"/>
       <w:r>
         <w:rPr>
           <w:highlight w:val="yellow"/>
@@ -12975,7 +12049,6 @@
       <w:r>
         <w:t>.config</w:t>
       </w:r>
-      <w:proofErr w:type="spellEnd"/>
       <w:r>
         <w:t xml:space="preserve"> for </w:t>
       </w:r>
@@ -12995,7 +12068,6 @@
           <w:bCs/>
         </w:rPr>
       </w:pPr>
-      <w:proofErr w:type="spellStart"/>
       <w:r>
         <w:rPr>
           <w:highlight w:val="yellow"/>
@@ -13003,11 +12075,7 @@
         <w:t>RDM.ClassifiedDeployment.exe</w:t>
       </w:r>
       <w:r>
-        <w:t>.config</w:t>
-      </w:r>
-      <w:proofErr w:type="spellEnd"/>
-      <w:r>
-        <w:t xml:space="preserve"> for</w:t>
+        <w:t>.config for</w:t>
       </w:r>
       <w:r>
         <w:rPr>
@@ -13021,7 +12089,6 @@
       <w:pPr>
         <w:pStyle w:val="CommentText"/>
       </w:pPr>
-      <w:proofErr w:type="spellStart"/>
       <w:r>
         <w:rPr>
           <w:highlight w:val="yellow"/>
@@ -13029,56 +12096,38 @@
         <w:t>GenBOE.AutoBackup.exe</w:t>
       </w:r>
       <w:r>
-        <w:t>.config</w:t>
-      </w:r>
-      <w:proofErr w:type="spellEnd"/>
-      <w:r>
-        <w:t xml:space="preserve"> for </w:t>
-      </w:r>
-      <w:proofErr w:type="spellStart"/>
+        <w:t xml:space="preserve">.config for </w:t>
+      </w:r>
       <w:r>
         <w:rPr>
           <w:b/>
           <w:bCs/>
         </w:rPr>
-        <w:t>GenBOE</w:t>
-      </w:r>
-      <w:proofErr w:type="spellEnd"/>
-      <w:r>
+        <w:t>GenBOE Auto Backup</w:t>
+      </w:r>
+    </w:p>
+    <w:p>
+      <w:pPr>
+        <w:pStyle w:val="CommentText"/>
         <w:rPr>
           <w:b/>
           <w:bCs/>
         </w:rPr>
-        <w:t xml:space="preserve"> Auto Backup</w:t>
-      </w:r>
-    </w:p>
-    <w:p>
-      <w:pPr>
-        <w:pStyle w:val="CommentText"/>
+      </w:pPr>
+      <w:r>
+        <w:rPr>
+          <w:highlight w:val="yellow"/>
+        </w:rPr>
+        <w:t>GenBOE.ADSync.exe</w:t>
+      </w:r>
+      <w:r>
+        <w:t xml:space="preserve">.config for </w:t>
+      </w:r>
+      <w:r>
         <w:rPr>
           <w:b/>
           <w:bCs/>
         </w:rPr>
-      </w:pPr>
-      <w:proofErr w:type="spellStart"/>
-      <w:r>
-        <w:rPr>
-          <w:highlight w:val="yellow"/>
-        </w:rPr>
-        <w:t>GenBOE.ADSync.exe</w:t>
-      </w:r>
-      <w:r>
-        <w:t>.config</w:t>
-      </w:r>
-      <w:proofErr w:type="spellEnd"/>
-      <w:r>
-        <w:t xml:space="preserve"> for </w:t>
-      </w:r>
-      <w:r>
-        <w:rPr>
-          <w:b/>
-          <w:bCs/>
-        </w:rPr>
         <w:t>AD Sync</w:t>
       </w:r>
     </w:p>
@@ -13101,17 +12150,8 @@
         <w:annotationRef/>
       </w:r>
       <w:r>
-        <w:t xml:space="preserve">This is a new addition, a help link to support a new feature. The package will include a zip called MOQ Help Files, which contain all of the help documents. Please unpack the zip, upload the documents into a folder, and link to the document. You already have a location that supports files for </w:t>
-      </w:r>
-      <w:proofErr w:type="spellStart"/>
-      <w:r>
-        <w:t>GenTrac</w:t>
-      </w:r>
-      <w:proofErr w:type="spellEnd"/>
-      <w:r>
-        <w:t xml:space="preserve"> (PTM), under a key of </w:t>
-      </w:r>
-      <w:proofErr w:type="spellStart"/>
+        <w:t xml:space="preserve">This is a new addition, a help link to support a new feature. The package will include a zip called MOQ Help Files, which contain all of the help documents. Please unpack the zip, upload the documents into a folder, and link to the document. You already have a location that supports files for GenTrac (PTM), under a key of </w:t>
+      </w:r>
       <w:r>
         <w:rPr>
           <w:rFonts w:ascii="Consolas" w:hAnsi="Consolas" w:cs="Consolas"/>
@@ -13121,7 +12161,6 @@
         </w:rPr>
         <w:t>BaseUrlForInstructionLocation</w:t>
       </w:r>
-      <w:proofErr w:type="spellEnd"/>
     </w:p>
   </w:comment>
   <w:comment w:id="56" w:author="Palider, Dusan (US)" w:date="2021-03-13T10:52:00Z" w:initials="DP">
@@ -13393,7 +12432,6 @@
         </w:rPr>
         <w:t>"</w:t>
       </w:r>
-      <w:proofErr w:type="spellStart"/>
       <w:r>
         <w:rPr>
           <w:rFonts w:ascii="Consolas" w:hAnsi="Consolas" w:cs="Consolas"/>
@@ -13404,7 +12442,6 @@
         </w:rPr>
         <w:t>BI_Datamart_PMMEntities</w:t>
       </w:r>
-      <w:proofErr w:type="spellEnd"/>
       <w:r>
         <w:rPr>
           <w:rFonts w:ascii="Consolas" w:hAnsi="Consolas" w:cs="Consolas"/>
@@ -13425,7 +12462,6 @@
         </w:rPr>
         <w:t xml:space="preserve"> </w:t>
       </w:r>
-      <w:proofErr w:type="spellStart"/>
       <w:r>
         <w:rPr>
           <w:rFonts w:ascii="Consolas" w:hAnsi="Consolas" w:cs="Consolas"/>
@@ -13436,7 +12472,6 @@
         </w:rPr>
         <w:t>connectionString</w:t>
       </w:r>
-      <w:proofErr w:type="spellEnd"/>
       <w:r>
         <w:rPr>
           <w:rFonts w:ascii="Consolas" w:hAnsi="Consolas" w:cs="Consolas"/>

--- a/ClassifiedInstallationStuff/_Instructions/_IES Suite Upgrade Instructions.docx
+++ b/ClassifiedInstallationStuff/_Instructions/_IES Suite Upgrade Instructions.docx
@@ -2,23 +2,23 @@
 <file path=word/document.xml><?xml version="1.0" encoding="utf-8"?>
 <w:document xmlns:wpc="http://schemas.microsoft.com/office/word/2010/wordprocessingCanvas" xmlns:cx="http://schemas.microsoft.com/office/drawing/2014/chartex" xmlns:cx1="http://schemas.microsoft.com/office/drawing/2015/9/8/chartex" xmlns:cx2="http://schemas.microsoft.com/office/drawing/2015/10/21/chartex" xmlns:cx3="http://schemas.microsoft.com/office/drawing/2016/5/9/chartex" xmlns:cx4="http://schemas.microsoft.com/office/drawing/2016/5/10/chartex" xmlns:cx5="http://schemas.microsoft.com/office/drawing/2016/5/11/chartex" xmlns:cx6="http://schemas.microsoft.com/office/drawing/2016/5/12/chartex" xmlns:cx7="http://schemas.microsoft.com/office/drawing/2016/5/13/chartex" xmlns:cx8="http://schemas.microsoft.com/office/drawing/2016/5/14/chartex" xmlns:mc="http://schemas.openxmlformats.org/markup-compatibility/2006" xmlns:aink="http://schemas.microsoft.com/office/drawing/2016/ink" xmlns:am3d="http://schemas.microsoft.com/office/drawing/2017/model3d" xmlns:o="urn:schemas-microsoft-com:office:office" xmlns:r="http://schemas.openxmlformats.org/officeDocument/2006/relationships" xmlns:m="http://schemas.openxmlformats.org/officeDocument/2006/math" xmlns:v="urn:schemas-microsoft-com:vml" xmlns:wp14="http://schemas.microsoft.com/office/word/2010/wordprocessingDrawing" xmlns:wp="http://schemas.openxmlformats.org/drawingml/2006/wordprocessingDrawing" xmlns:w10="urn:schemas-microsoft-com:office:word" xmlns:w="http://schemas.openxmlformats.org/wordprocessingml/2006/main" xmlns:w14="http://schemas.microsoft.com/office/word/2010/wordml" xmlns:w15="http://schemas.microsoft.com/office/word/2012/wordml" xmlns:w16cex="http://schemas.microsoft.com/office/word/2018/wordml/cex" xmlns:w16cid="http://schemas.microsoft.com/office/word/2016/wordml/cid" xmlns:w16="http://schemas.microsoft.com/office/word/2018/wordml" xmlns:w16se="http://schemas.microsoft.com/office/word/2015/wordml/symex" xmlns:wpg="http://schemas.microsoft.com/office/word/2010/wordprocessingGroup" xmlns:wpi="http://schemas.microsoft.com/office/word/2010/wordprocessingInk" xmlns:wne="http://schemas.microsoft.com/office/word/2006/wordml" xmlns:wps="http://schemas.microsoft.com/office/word/2010/wordprocessingShape" mc:Ignorable="w14 w15 w16se w16cid w16 w16cex wp14">
   <w:body>
-    <w:bookmarkStart w:id="0" w:name="_Toc34724951" w:displacedByCustomXml="next"/>
-    <w:bookmarkStart w:id="1" w:name="_Toc443997342" w:displacedByCustomXml="next"/>
-    <w:bookmarkStart w:id="2" w:name="_Toc443996285" w:displacedByCustomXml="next"/>
-    <w:bookmarkStart w:id="3" w:name="_Toc443996238" w:displacedByCustomXml="next"/>
-    <w:bookmarkStart w:id="4" w:name="_Toc426545466" w:displacedByCustomXml="next"/>
-    <w:bookmarkStart w:id="5" w:name="_Toc426545102" w:displacedByCustomXml="next"/>
-    <w:bookmarkStart w:id="6" w:name="_Toc426544400" w:displacedByCustomXml="next"/>
-    <w:bookmarkStart w:id="7" w:name="_Toc410652409" w:displacedByCustomXml="next"/>
+    <w:bookmarkStart w:id="0" w:name="_Toc4599931" w:displacedByCustomXml="next"/>
+    <w:bookmarkStart w:id="1" w:name="_Toc534277455" w:displacedByCustomXml="next"/>
+    <w:bookmarkStart w:id="2" w:name="_Toc443999444" w:displacedByCustomXml="next"/>
+    <w:bookmarkStart w:id="3" w:name="_Toc443999244" w:displacedByCustomXml="next"/>
+    <w:bookmarkStart w:id="4" w:name="_Toc435089160" w:displacedByCustomXml="next"/>
+    <w:bookmarkStart w:id="5" w:name="_Toc402261032" w:displacedByCustomXml="next"/>
+    <w:bookmarkStart w:id="6" w:name="_Toc409096411" w:displacedByCustomXml="next"/>
+    <w:bookmarkStart w:id="7" w:name="_Toc410226779" w:displacedByCustomXml="next"/>
     <w:bookmarkStart w:id="8" w:name="_Toc410286731" w:displacedByCustomXml="next"/>
-    <w:bookmarkStart w:id="9" w:name="_Toc410226779" w:displacedByCustomXml="next"/>
-    <w:bookmarkStart w:id="10" w:name="_Toc409096411" w:displacedByCustomXml="next"/>
-    <w:bookmarkStart w:id="11" w:name="_Toc402261032" w:displacedByCustomXml="next"/>
-    <w:bookmarkStart w:id="12" w:name="_Toc435089160" w:displacedByCustomXml="next"/>
-    <w:bookmarkStart w:id="13" w:name="_Toc443999244" w:displacedByCustomXml="next"/>
-    <w:bookmarkStart w:id="14" w:name="_Toc443999444" w:displacedByCustomXml="next"/>
-    <w:bookmarkStart w:id="15" w:name="_Toc534277455" w:displacedByCustomXml="next"/>
-    <w:bookmarkStart w:id="16" w:name="_Toc4599931" w:displacedByCustomXml="next"/>
+    <w:bookmarkStart w:id="9" w:name="_Toc410652409" w:displacedByCustomXml="next"/>
+    <w:bookmarkStart w:id="10" w:name="_Toc426544400" w:displacedByCustomXml="next"/>
+    <w:bookmarkStart w:id="11" w:name="_Toc426545102" w:displacedByCustomXml="next"/>
+    <w:bookmarkStart w:id="12" w:name="_Toc426545466" w:displacedByCustomXml="next"/>
+    <w:bookmarkStart w:id="13" w:name="_Toc443996238" w:displacedByCustomXml="next"/>
+    <w:bookmarkStart w:id="14" w:name="_Toc443996285" w:displacedByCustomXml="next"/>
+    <w:bookmarkStart w:id="15" w:name="_Toc443997342" w:displacedByCustomXml="next"/>
+    <w:bookmarkStart w:id="16" w:name="_Toc34724951" w:displacedByCustomXml="next"/>
     <w:sdt>
       <w:sdtPr>
         <w:rPr>
@@ -46,8 +46,8 @@
         </w:rPr>
       </w:sdtEndPr>
       <w:sdtContent>
-        <w:bookmarkStart w:id="17" w:name="_Toc266280202" w:displacedByCustomXml="prev"/>
-        <w:bookmarkStart w:id="18" w:name="_Toc320016168" w:displacedByCustomXml="prev"/>
+        <w:bookmarkStart w:id="17" w:name="_Toc320016168" w:displacedByCustomXml="prev"/>
+        <w:bookmarkStart w:id="18" w:name="_Toc266280202" w:displacedByCustomXml="prev"/>
         <w:p>
           <w:pPr>
             <w:pStyle w:val="Heading1"/>
@@ -506,6 +506,61 @@
               <w:p>
                 <w:pPr>
                   <w:cnfStyle w:val="000000100000" w:firstRow="0" w:lastRow="0" w:firstColumn="0" w:lastColumn="0" w:oddVBand="0" w:evenVBand="0" w:oddHBand="1" w:evenHBand="0" w:firstRowFirstColumn="0" w:firstRowLastColumn="0" w:lastRowFirstColumn="0" w:lastRowLastColumn="0"/>
+                </w:pPr>
+                <w:r>
+                  <w:t>Dusan Palider</w:t>
+                </w:r>
+              </w:p>
+            </w:tc>
+          </w:tr>
+          <w:tr>
+            <w:trPr>
+              <w:cnfStyle w:val="000000010000" w:firstRow="0" w:lastRow="0" w:firstColumn="0" w:lastColumn="0" w:oddVBand="0" w:evenVBand="0" w:oddHBand="0" w:evenHBand="1" w:firstRowFirstColumn="0" w:firstRowLastColumn="0" w:lastRowFirstColumn="0" w:lastRowLastColumn="0"/>
+            </w:trPr>
+            <w:tc>
+              <w:tcPr>
+                <w:cnfStyle w:val="001000000000" w:firstRow="0" w:lastRow="0" w:firstColumn="1" w:lastColumn="0" w:oddVBand="0" w:evenVBand="0" w:oddHBand="0" w:evenHBand="0" w:firstRowFirstColumn="0" w:firstRowLastColumn="0" w:lastRowFirstColumn="0" w:lastRowLastColumn="0"/>
+                <w:tcW w:w="1188" w:type="dxa"/>
+              </w:tcPr>
+              <w:p>
+                <w:r>
+                  <w:t>15</w:t>
+                </w:r>
+              </w:p>
+            </w:tc>
+            <w:tc>
+              <w:tcPr>
+                <w:tcW w:w="1278" w:type="dxa"/>
+              </w:tcPr>
+              <w:p>
+                <w:pPr>
+                  <w:cnfStyle w:val="000000010000" w:firstRow="0" w:lastRow="0" w:firstColumn="0" w:lastColumn="0" w:oddVBand="0" w:evenVBand="0" w:oddHBand="0" w:evenHBand="1" w:firstRowFirstColumn="0" w:firstRowLastColumn="0" w:lastRowFirstColumn="0" w:lastRowLastColumn="0"/>
+                </w:pPr>
+                <w:r>
+                  <w:t>5/6/2021</w:t>
+                </w:r>
+              </w:p>
+            </w:tc>
+            <w:tc>
+              <w:tcPr>
+                <w:tcW w:w="4726" w:type="dxa"/>
+              </w:tcPr>
+              <w:p>
+                <w:pPr>
+                  <w:cnfStyle w:val="000000010000" w:firstRow="0" w:lastRow="0" w:firstColumn="0" w:lastColumn="0" w:oddVBand="0" w:evenVBand="0" w:oddHBand="0" w:evenHBand="1" w:firstRowFirstColumn="0" w:firstRowLastColumn="0" w:lastRowFirstColumn="0" w:lastRowLastColumn="0"/>
+                </w:pPr>
+                <w:r>
+                  <w:t>Added Contracts Leads to the document</w:t>
+                </w:r>
+              </w:p>
+            </w:tc>
+            <w:tc>
+              <w:tcPr>
+                <w:tcW w:w="1772" w:type="dxa"/>
+              </w:tcPr>
+              <w:p>
+                <w:pPr>
+                  <w:cnfStyle w:val="000000010000" w:firstRow="0" w:lastRow="0" w:firstColumn="0" w:lastColumn="0" w:oddVBand="0" w:evenVBand="0" w:oddHBand="0" w:evenHBand="1" w:firstRowFirstColumn="0" w:firstRowLastColumn="0" w:lastRowFirstColumn="0" w:lastRowLastColumn="0"/>
                 </w:pPr>
                 <w:r>
                   <w:t>Dusan Palider</w:t>
@@ -7217,35 +7272,136 @@
         <w:textAlignment w:val="center"/>
         <w:rPr>
           <w:rFonts w:ascii="Calibri" w:eastAsia="Times New Roman" w:hAnsi="Calibri" w:cs="Calibri"/>
-          <w:strike/>
+        </w:rPr>
+      </w:pPr>
+      <w:r>
+        <w:rPr>
+          <w:rFonts w:ascii="Consolas" w:eastAsiaTheme="minorHAnsi" w:hAnsi="Consolas" w:cs="Consolas"/>
+          <w:color w:val="0000FF"/>
+          <w:sz w:val="19"/>
+          <w:szCs w:val="19"/>
+        </w:rPr>
+        <w:t xml:space="preserve">LOBManagers </w:t>
+      </w:r>
+      <w:r>
+        <w:t xml:space="preserve">– </w:t>
+      </w:r>
+      <w:r>
+        <w:t>set this to the appropriate AD group</w:t>
+      </w:r>
+    </w:p>
+    <w:p>
+      <w:pPr>
+        <w:pStyle w:val="ListParagraph"/>
+        <w:numPr>
+          <w:ilvl w:val="1"/>
+          <w:numId w:val="4"/>
+        </w:numPr>
+        <w:spacing w:after="0"/>
+        <w:textAlignment w:val="center"/>
+        <w:rPr>
+          <w:rFonts w:ascii="Calibri" w:eastAsia="Times New Roman" w:hAnsi="Calibri" w:cs="Calibri"/>
+        </w:rPr>
+      </w:pPr>
+      <w:r>
+        <w:rPr>
+          <w:rFonts w:ascii="Consolas" w:eastAsiaTheme="minorHAnsi" w:hAnsi="Consolas" w:cs="Consolas"/>
+          <w:color w:val="0000FF"/>
+          <w:sz w:val="19"/>
+          <w:szCs w:val="19"/>
+        </w:rPr>
+        <w:t xml:space="preserve">CoverSheetApprovers </w:t>
+      </w:r>
+      <w:r>
+        <w:t>– set this to the appropriate AD group</w:t>
+      </w:r>
+    </w:p>
+    <w:p>
+      <w:pPr>
+        <w:pStyle w:val="ListParagraph"/>
+        <w:numPr>
+          <w:ilvl w:val="1"/>
+          <w:numId w:val="4"/>
+        </w:numPr>
+        <w:spacing w:after="0"/>
+        <w:textAlignment w:val="center"/>
+        <w:rPr>
+          <w:rFonts w:ascii="Calibri" w:eastAsia="Times New Roman" w:hAnsi="Calibri" w:cs="Calibri"/>
+        </w:rPr>
+      </w:pPr>
+      <w:r>
+        <w:rPr>
+          <w:rFonts w:ascii="Consolas" w:eastAsiaTheme="minorHAnsi" w:hAnsi="Consolas" w:cs="Consolas"/>
+          <w:color w:val="0000FF"/>
+          <w:sz w:val="19"/>
+          <w:szCs w:val="19"/>
+        </w:rPr>
+        <w:t xml:space="preserve">PricingVerifications </w:t>
+      </w:r>
+      <w:r>
+        <w:t>– set this to the appropriate AD group</w:t>
+      </w:r>
+    </w:p>
+    <w:p>
+      <w:pPr>
+        <w:pStyle w:val="ListParagraph"/>
+        <w:numPr>
+          <w:ilvl w:val="1"/>
+          <w:numId w:val="4"/>
+        </w:numPr>
+        <w:spacing w:after="0"/>
+        <w:textAlignment w:val="center"/>
+        <w:rPr>
+          <w:rFonts w:ascii="Calibri" w:eastAsia="Times New Roman" w:hAnsi="Calibri" w:cs="Calibri"/>
+        </w:rPr>
+      </w:pPr>
+      <w:r>
+        <w:rPr>
+          <w:rFonts w:ascii="Consolas" w:eastAsiaTheme="minorHAnsi" w:hAnsi="Consolas" w:cs="Consolas"/>
+          <w:color w:val="0000FF"/>
+          <w:sz w:val="19"/>
+          <w:szCs w:val="19"/>
+        </w:rPr>
+        <w:t xml:space="preserve">IndependentReviewers </w:t>
+      </w:r>
+      <w:r>
+        <w:t>– set this to the appropriate AD group</w:t>
+      </w:r>
+    </w:p>
+    <w:p>
+      <w:pPr>
+        <w:pStyle w:val="ListParagraph"/>
+        <w:numPr>
+          <w:ilvl w:val="1"/>
+          <w:numId w:val="4"/>
+        </w:numPr>
+        <w:spacing w:after="0"/>
+        <w:textAlignment w:val="center"/>
+        <w:rPr>
+          <w:rFonts w:ascii="Calibri" w:eastAsia="Times New Roman" w:hAnsi="Calibri" w:cs="Calibri"/>
         </w:rPr>
       </w:pPr>
       <w:commentRangeStart w:id="56"/>
       <w:r>
         <w:rPr>
           <w:rFonts w:ascii="Consolas" w:eastAsiaTheme="minorHAnsi" w:hAnsi="Consolas" w:cs="Consolas"/>
-          <w:strike/>
-          <w:color w:val="0000FF"/>
-          <w:sz w:val="19"/>
-          <w:szCs w:val="19"/>
-        </w:rPr>
-        <w:t xml:space="preserve">LOBLeads </w:t>
-      </w:r>
-      <w:r>
-        <w:rPr>
-          <w:strike/>
-        </w:rPr>
+          <w:color w:val="0000FF"/>
+          <w:sz w:val="19"/>
+          <w:szCs w:val="19"/>
+        </w:rPr>
+        <w:t>ContractsLead</w:t>
+      </w:r>
+      <w:r>
+        <w:rPr>
+          <w:rFonts w:ascii="Consolas" w:eastAsiaTheme="minorHAnsi" w:hAnsi="Consolas" w:cs="Consolas"/>
+          <w:color w:val="0000FF"/>
+          <w:sz w:val="19"/>
+          <w:szCs w:val="19"/>
+        </w:rPr>
+        <w:t xml:space="preserve"> </w:t>
+      </w:r>
+      <w:r>
         <w:t>– set this to the appropriate AD group</w:t>
-      </w:r>
-      <w:r>
-        <w:rPr>
-          <w:rFonts w:ascii="Consolas" w:eastAsiaTheme="minorHAnsi" w:hAnsi="Consolas" w:cs="Consolas"/>
-          <w:strike/>
-          <w:color w:val="0000FF"/>
-          <w:sz w:val="19"/>
-          <w:szCs w:val="19"/>
-        </w:rPr>
-        <w:t xml:space="preserve"> </w:t>
       </w:r>
       <w:commentRangeEnd w:id="56"/>
       <w:r>
@@ -7254,113 +7410,6 @@
           <w:rFonts w:ascii="Calibri" w:eastAsiaTheme="minorHAnsi" w:hAnsi="Calibri" w:cs="Times New Roman"/>
         </w:rPr>
         <w:commentReference w:id="56"/>
-      </w:r>
-    </w:p>
-    <w:p>
-      <w:pPr>
-        <w:pStyle w:val="ListParagraph"/>
-        <w:numPr>
-          <w:ilvl w:val="1"/>
-          <w:numId w:val="4"/>
-        </w:numPr>
-        <w:spacing w:after="0"/>
-        <w:textAlignment w:val="center"/>
-        <w:rPr>
-          <w:rFonts w:ascii="Calibri" w:eastAsia="Times New Roman" w:hAnsi="Calibri" w:cs="Calibri"/>
-        </w:rPr>
-      </w:pPr>
-      <w:r>
-        <w:rPr>
-          <w:rFonts w:ascii="Consolas" w:eastAsiaTheme="minorHAnsi" w:hAnsi="Consolas" w:cs="Consolas"/>
-          <w:color w:val="0000FF"/>
-          <w:sz w:val="19"/>
-          <w:szCs w:val="19"/>
-        </w:rPr>
-        <w:t xml:space="preserve">LOBManagers </w:t>
-      </w:r>
-      <w:r>
-        <w:t xml:space="preserve">– </w:t>
-      </w:r>
-      <w:r>
-        <w:t>set this to the appropriate AD group</w:t>
-      </w:r>
-    </w:p>
-    <w:p>
-      <w:pPr>
-        <w:pStyle w:val="ListParagraph"/>
-        <w:numPr>
-          <w:ilvl w:val="1"/>
-          <w:numId w:val="4"/>
-        </w:numPr>
-        <w:spacing w:after="0"/>
-        <w:textAlignment w:val="center"/>
-        <w:rPr>
-          <w:rFonts w:ascii="Calibri" w:eastAsia="Times New Roman" w:hAnsi="Calibri" w:cs="Calibri"/>
-        </w:rPr>
-      </w:pPr>
-      <w:r>
-        <w:rPr>
-          <w:rFonts w:ascii="Consolas" w:eastAsiaTheme="minorHAnsi" w:hAnsi="Consolas" w:cs="Consolas"/>
-          <w:color w:val="0000FF"/>
-          <w:sz w:val="19"/>
-          <w:szCs w:val="19"/>
-        </w:rPr>
-        <w:t xml:space="preserve">CoverSheetApprovers </w:t>
-      </w:r>
-      <w:r>
-        <w:t>– set this to the appropriate AD group</w:t>
-      </w:r>
-    </w:p>
-    <w:p>
-      <w:pPr>
-        <w:pStyle w:val="ListParagraph"/>
-        <w:numPr>
-          <w:ilvl w:val="1"/>
-          <w:numId w:val="4"/>
-        </w:numPr>
-        <w:spacing w:after="0"/>
-        <w:textAlignment w:val="center"/>
-        <w:rPr>
-          <w:rFonts w:ascii="Calibri" w:eastAsia="Times New Roman" w:hAnsi="Calibri" w:cs="Calibri"/>
-        </w:rPr>
-      </w:pPr>
-      <w:r>
-        <w:rPr>
-          <w:rFonts w:ascii="Consolas" w:eastAsiaTheme="minorHAnsi" w:hAnsi="Consolas" w:cs="Consolas"/>
-          <w:color w:val="0000FF"/>
-          <w:sz w:val="19"/>
-          <w:szCs w:val="19"/>
-        </w:rPr>
-        <w:t xml:space="preserve">PricingVerifications </w:t>
-      </w:r>
-      <w:r>
-        <w:t>– set this to the appropriate AD group</w:t>
-      </w:r>
-    </w:p>
-    <w:p>
-      <w:pPr>
-        <w:pStyle w:val="ListParagraph"/>
-        <w:numPr>
-          <w:ilvl w:val="1"/>
-          <w:numId w:val="4"/>
-        </w:numPr>
-        <w:spacing w:after="0"/>
-        <w:textAlignment w:val="center"/>
-        <w:rPr>
-          <w:rFonts w:ascii="Calibri" w:eastAsia="Times New Roman" w:hAnsi="Calibri" w:cs="Calibri"/>
-        </w:rPr>
-      </w:pPr>
-      <w:r>
-        <w:rPr>
-          <w:rFonts w:ascii="Consolas" w:eastAsiaTheme="minorHAnsi" w:hAnsi="Consolas" w:cs="Consolas"/>
-          <w:color w:val="0000FF"/>
-          <w:sz w:val="19"/>
-          <w:szCs w:val="19"/>
-        </w:rPr>
-        <w:t xml:space="preserve">IndependentReviewers </w:t>
-      </w:r>
-      <w:r>
-        <w:t>– set this to the appropriate AD group</w:t>
       </w:r>
     </w:p>
     <w:p>
@@ -12163,7 +12212,7 @@
       </w:r>
     </w:p>
   </w:comment>
-  <w:comment w:id="56" w:author="Palider, Dusan (US)" w:date="2021-03-13T10:52:00Z" w:initials="DP">
+  <w:comment w:id="56" w:author="Palider, Dusan (US)" w:date="2021-05-06T16:11:00Z" w:initials="DP">
     <w:p>
       <w:pPr>
         <w:pStyle w:val="CommentText"/>
@@ -12175,7 +12224,7 @@
         <w:annotationRef/>
       </w:r>
       <w:r>
-        <w:t>No longer needed</w:t>
+        <w:t>New</w:t>
       </w:r>
     </w:p>
   </w:comment>
@@ -12202,7 +12251,7 @@
 <w15:commentsEx xmlns:wpc="http://schemas.microsoft.com/office/word/2010/wordprocessingCanvas" xmlns:cx="http://schemas.microsoft.com/office/drawing/2014/chartex" xmlns:cx1="http://schemas.microsoft.com/office/drawing/2015/9/8/chartex" xmlns:cx2="http://schemas.microsoft.com/office/drawing/2015/10/21/chartex" xmlns:cx3="http://schemas.microsoft.com/office/drawing/2016/5/9/chartex" xmlns:cx4="http://schemas.microsoft.com/office/drawing/2016/5/10/chartex" xmlns:cx5="http://schemas.microsoft.com/office/drawing/2016/5/11/chartex" xmlns:cx6="http://schemas.microsoft.com/office/drawing/2016/5/12/chartex" xmlns:cx7="http://schemas.microsoft.com/office/drawing/2016/5/13/chartex" xmlns:cx8="http://schemas.microsoft.com/office/drawing/2016/5/14/chartex" xmlns:mc="http://schemas.openxmlformats.org/markup-compatibility/2006" xmlns:aink="http://schemas.microsoft.com/office/drawing/2016/ink" xmlns:am3d="http://schemas.microsoft.com/office/drawing/2017/model3d" xmlns:o="urn:schemas-microsoft-com:office:office" xmlns:r="http://schemas.openxmlformats.org/officeDocument/2006/relationships" xmlns:m="http://schemas.openxmlformats.org/officeDocument/2006/math" xmlns:v="urn:schemas-microsoft-com:vml" xmlns:wp14="http://schemas.microsoft.com/office/word/2010/wordprocessingDrawing" xmlns:wp="http://schemas.openxmlformats.org/drawingml/2006/wordprocessingDrawing" xmlns:w10="urn:schemas-microsoft-com:office:word" xmlns:w="http://schemas.openxmlformats.org/wordprocessingml/2006/main" xmlns:w14="http://schemas.microsoft.com/office/word/2010/wordml" xmlns:w15="http://schemas.microsoft.com/office/word/2012/wordml" xmlns:w16cex="http://schemas.microsoft.com/office/word/2018/wordml/cex" xmlns:w16cid="http://schemas.microsoft.com/office/word/2016/wordml/cid" xmlns:w16="http://schemas.microsoft.com/office/word/2018/wordml" xmlns:w16se="http://schemas.microsoft.com/office/word/2015/wordml/symex" xmlns:wpg="http://schemas.microsoft.com/office/word/2010/wordprocessingGroup" xmlns:wpi="http://schemas.microsoft.com/office/word/2010/wordprocessingInk" xmlns:wne="http://schemas.microsoft.com/office/word/2006/wordml" xmlns:wps="http://schemas.microsoft.com/office/word/2010/wordprocessingShape" mc:Ignorable="w14 w15 w16se w16cid w16 w16cex wp14">
   <w15:commentEx w15:paraId="2E46B96C" w15:done="0"/>
   <w15:commentEx w15:paraId="24BD5AFA" w15:done="0"/>
-  <w15:commentEx w15:paraId="0CF0ADFD" w15:done="0"/>
+  <w15:commentEx w15:paraId="5D43F883" w15:done="0"/>
   <w15:commentEx w15:paraId="073BDFF9" w15:done="0"/>
 </w15:commentsEx>
 </file>
@@ -12211,7 +12260,7 @@
 <w16cex:commentsExtensible xmlns:wpc="http://schemas.microsoft.com/office/word/2010/wordprocessingCanvas" xmlns:cx="http://schemas.microsoft.com/office/drawing/2014/chartex" xmlns:cx1="http://schemas.microsoft.com/office/drawing/2015/9/8/chartex" xmlns:cx2="http://schemas.microsoft.com/office/drawing/2015/10/21/chartex" xmlns:cx3="http://schemas.microsoft.com/office/drawing/2016/5/9/chartex" xmlns:cx4="http://schemas.microsoft.com/office/drawing/2016/5/10/chartex" xmlns:cx5="http://schemas.microsoft.com/office/drawing/2016/5/11/chartex" xmlns:cx6="http://schemas.microsoft.com/office/drawing/2016/5/12/chartex" xmlns:cx7="http://schemas.microsoft.com/office/drawing/2016/5/13/chartex" xmlns:cx8="http://schemas.microsoft.com/office/drawing/2016/5/14/chartex" xmlns:mc="http://schemas.openxmlformats.org/markup-compatibility/2006" xmlns:aink="http://schemas.microsoft.com/office/drawing/2016/ink" xmlns:am3d="http://schemas.microsoft.com/office/drawing/2017/model3d" xmlns:o="urn:schemas-microsoft-com:office:office" xmlns:r="http://schemas.openxmlformats.org/officeDocument/2006/relationships" xmlns:m="http://schemas.openxmlformats.org/officeDocument/2006/math" xmlns:v="urn:schemas-microsoft-com:vml" xmlns:wp14="http://schemas.microsoft.com/office/word/2010/wordprocessingDrawing" xmlns:wp="http://schemas.openxmlformats.org/drawingml/2006/wordprocessingDrawing" xmlns:w10="urn:schemas-microsoft-com:office:word" xmlns:w="http://schemas.openxmlformats.org/wordprocessingml/2006/main" xmlns:w14="http://schemas.microsoft.com/office/word/2010/wordml" xmlns:w15="http://schemas.microsoft.com/office/word/2012/wordml" xmlns:w16cex="http://schemas.microsoft.com/office/word/2018/wordml/cex" xmlns:w16cid="http://schemas.microsoft.com/office/word/2016/wordml/cid" xmlns:w16="http://schemas.microsoft.com/office/word/2018/wordml" xmlns:w16se="http://schemas.microsoft.com/office/word/2015/wordml/symex" xmlns:wpg="http://schemas.microsoft.com/office/word/2010/wordprocessingGroup" xmlns:wpi="http://schemas.microsoft.com/office/word/2010/wordprocessingInk" xmlns:wne="http://schemas.microsoft.com/office/word/2006/wordml" xmlns:wps="http://schemas.microsoft.com/office/word/2010/wordprocessingShape" mc:Ignorable="w14 w15 w16se w16cid w16 w16cex wp14">
   <w16cex:commentExtensible w16cex:durableId="23F72385" w16cex:dateUtc="2021-03-13T16:41:00Z"/>
   <w16cex:commentExtensible w16cex:durableId="23F7230D" w16cex:dateUtc="2021-03-13T16:39:00Z"/>
-  <w16cex:commentExtensible w16cex:durableId="23F71806" w16cex:dateUtc="2021-03-13T15:52:00Z"/>
+  <w16cex:commentExtensible w16cex:durableId="243E93CC" w16cex:dateUtc="2021-05-06T20:11:00Z"/>
   <w16cex:commentExtensible w16cex:durableId="23F71952" w16cex:dateUtc="2021-03-13T15:58:00Z"/>
 </w16cex:commentsExtensible>
 </file>
@@ -12220,7 +12269,7 @@
 <w16cid:commentsIds xmlns:wpc="http://schemas.microsoft.com/office/word/2010/wordprocessingCanvas" xmlns:cx="http://schemas.microsoft.com/office/drawing/2014/chartex" xmlns:cx1="http://schemas.microsoft.com/office/drawing/2015/9/8/chartex" xmlns:cx2="http://schemas.microsoft.com/office/drawing/2015/10/21/chartex" xmlns:cx3="http://schemas.microsoft.com/office/drawing/2016/5/9/chartex" xmlns:cx4="http://schemas.microsoft.com/office/drawing/2016/5/10/chartex" xmlns:cx5="http://schemas.microsoft.com/office/drawing/2016/5/11/chartex" xmlns:cx6="http://schemas.microsoft.com/office/drawing/2016/5/12/chartex" xmlns:cx7="http://schemas.microsoft.com/office/drawing/2016/5/13/chartex" xmlns:cx8="http://schemas.microsoft.com/office/drawing/2016/5/14/chartex" xmlns:mc="http://schemas.openxmlformats.org/markup-compatibility/2006" xmlns:aink="http://schemas.microsoft.com/office/drawing/2016/ink" xmlns:am3d="http://schemas.microsoft.com/office/drawing/2017/model3d" xmlns:o="urn:schemas-microsoft-com:office:office" xmlns:r="http://schemas.openxmlformats.org/officeDocument/2006/relationships" xmlns:m="http://schemas.openxmlformats.org/officeDocument/2006/math" xmlns:v="urn:schemas-microsoft-com:vml" xmlns:wp14="http://schemas.microsoft.com/office/word/2010/wordprocessingDrawing" xmlns:wp="http://schemas.openxmlformats.org/drawingml/2006/wordprocessingDrawing" xmlns:w10="urn:schemas-microsoft-com:office:word" xmlns:w="http://schemas.openxmlformats.org/wordprocessingml/2006/main" xmlns:w14="http://schemas.microsoft.com/office/word/2010/wordml" xmlns:w15="http://schemas.microsoft.com/office/word/2012/wordml" xmlns:w16cex="http://schemas.microsoft.com/office/word/2018/wordml/cex" xmlns:w16cid="http://schemas.microsoft.com/office/word/2016/wordml/cid" xmlns:w16="http://schemas.microsoft.com/office/word/2018/wordml" xmlns:w16se="http://schemas.microsoft.com/office/word/2015/wordml/symex" xmlns:wpg="http://schemas.microsoft.com/office/word/2010/wordprocessingGroup" xmlns:wpi="http://schemas.microsoft.com/office/word/2010/wordprocessingInk" xmlns:wne="http://schemas.microsoft.com/office/word/2006/wordml" xmlns:wps="http://schemas.microsoft.com/office/word/2010/wordprocessingShape" mc:Ignorable="w14 w15 w16se w16cid w16 w16cex wp14">
   <w16cid:commentId w16cid:paraId="2E46B96C" w16cid:durableId="23F72385"/>
   <w16cid:commentId w16cid:paraId="24BD5AFA" w16cid:durableId="23F7230D"/>
-  <w16cid:commentId w16cid:paraId="0CF0ADFD" w16cid:durableId="23F71806"/>
+  <w16cid:commentId w16cid:paraId="5D43F883" w16cid:durableId="243E93CC"/>
   <w16cid:commentId w16cid:paraId="073BDFF9" w16cid:durableId="23F71952"/>
 </w16cid:commentsIds>
 </file>

--- a/ClassifiedInstallationStuff/_Instructions/_IES Suite Upgrade Instructions.docx
+++ b/ClassifiedInstallationStuff/_Instructions/_IES Suite Upgrade Instructions.docx
@@ -1,27 +1,27 @@
 
 <file path=word/document.xml><?xml version="1.0" encoding="utf-8"?>
-<w:document xmlns:wpc="http://schemas.microsoft.com/office/word/2010/wordprocessingCanvas" xmlns:cx="http://schemas.microsoft.com/office/drawing/2014/chartex" xmlns:cx1="http://schemas.microsoft.com/office/drawing/2015/9/8/chartex" xmlns:cx2="http://schemas.microsoft.com/office/drawing/2015/10/21/chartex" xmlns:cx3="http://schemas.microsoft.com/office/drawing/2016/5/9/chartex" xmlns:cx4="http://schemas.microsoft.com/office/drawing/2016/5/10/chartex" xmlns:cx5="http://schemas.microsoft.com/office/drawing/2016/5/11/chartex" xmlns:cx6="http://schemas.microsoft.com/office/drawing/2016/5/12/chartex" xmlns:cx7="http://schemas.microsoft.com/office/drawing/2016/5/13/chartex" xmlns:cx8="http://schemas.microsoft.com/office/drawing/2016/5/14/chartex" xmlns:mc="http://schemas.openxmlformats.org/markup-compatibility/2006" xmlns:aink="http://schemas.microsoft.com/office/drawing/2016/ink" xmlns:am3d="http://schemas.microsoft.com/office/drawing/2017/model3d" xmlns:o="urn:schemas-microsoft-com:office:office" xmlns:r="http://schemas.openxmlformats.org/officeDocument/2006/relationships" xmlns:m="http://schemas.openxmlformats.org/officeDocument/2006/math" xmlns:v="urn:schemas-microsoft-com:vml" xmlns:wp14="http://schemas.microsoft.com/office/word/2010/wordprocessingDrawing" xmlns:wp="http://schemas.openxmlformats.org/drawingml/2006/wordprocessingDrawing" xmlns:w10="urn:schemas-microsoft-com:office:word" xmlns:w="http://schemas.openxmlformats.org/wordprocessingml/2006/main" xmlns:w14="http://schemas.microsoft.com/office/word/2010/wordml" xmlns:w15="http://schemas.microsoft.com/office/word/2012/wordml" xmlns:w16cex="http://schemas.microsoft.com/office/word/2018/wordml/cex" xmlns:w16cid="http://schemas.microsoft.com/office/word/2016/wordml/cid" xmlns:w16="http://schemas.microsoft.com/office/word/2018/wordml" xmlns:w16se="http://schemas.microsoft.com/office/word/2015/wordml/symex" xmlns:wpg="http://schemas.microsoft.com/office/word/2010/wordprocessingGroup" xmlns:wpi="http://schemas.microsoft.com/office/word/2010/wordprocessingInk" xmlns:wne="http://schemas.microsoft.com/office/word/2006/wordml" xmlns:wps="http://schemas.microsoft.com/office/word/2010/wordprocessingShape" mc:Ignorable="w14 w15 w16se w16cid w16 w16cex wp14">
+<w:document xmlns:wpc="http://schemas.microsoft.com/office/word/2010/wordprocessingCanvas" xmlns:cx="http://schemas.microsoft.com/office/drawing/2014/chartex" xmlns:cx1="http://schemas.microsoft.com/office/drawing/2015/9/8/chartex" xmlns:cx2="http://schemas.microsoft.com/office/drawing/2015/10/21/chartex" xmlns:cx3="http://schemas.microsoft.com/office/drawing/2016/5/9/chartex" xmlns:cx4="http://schemas.microsoft.com/office/drawing/2016/5/10/chartex" xmlns:cx5="http://schemas.microsoft.com/office/drawing/2016/5/11/chartex" xmlns:cx6="http://schemas.microsoft.com/office/drawing/2016/5/12/chartex" xmlns:cx7="http://schemas.microsoft.com/office/drawing/2016/5/13/chartex" xmlns:cx8="http://schemas.microsoft.com/office/drawing/2016/5/14/chartex" xmlns:mc="http://schemas.openxmlformats.org/markup-compatibility/2006" xmlns:aink="http://schemas.microsoft.com/office/drawing/2016/ink" xmlns:am3d="http://schemas.microsoft.com/office/drawing/2017/model3d" xmlns:o="urn:schemas-microsoft-com:office:office" xmlns:r="http://schemas.openxmlformats.org/officeDocument/2006/relationships" xmlns:m="http://schemas.openxmlformats.org/officeDocument/2006/math" xmlns:v="urn:schemas-microsoft-com:vml" xmlns:wp14="http://schemas.microsoft.com/office/word/2010/wordprocessingDrawing" xmlns:wp="http://schemas.openxmlformats.org/drawingml/2006/wordprocessingDrawing" xmlns:w10="urn:schemas-microsoft-com:office:word" xmlns:w="http://schemas.openxmlformats.org/wordprocessingml/2006/main" xmlns:w14="http://schemas.microsoft.com/office/word/2010/wordml" xmlns:w15="http://schemas.microsoft.com/office/word/2012/wordml" xmlns:w16cex="http://schemas.microsoft.com/office/word/2018/wordml/cex" xmlns:w16cid="http://schemas.microsoft.com/office/word/2016/wordml/cid" xmlns:w16="http://schemas.microsoft.com/office/word/2018/wordml" xmlns:w16sdtdh="http://schemas.microsoft.com/office/word/2020/wordml/sdtdatahash" xmlns:w16se="http://schemas.microsoft.com/office/word/2015/wordml/symex" xmlns:wpg="http://schemas.microsoft.com/office/word/2010/wordprocessingGroup" xmlns:wpi="http://schemas.microsoft.com/office/word/2010/wordprocessingInk" xmlns:wne="http://schemas.microsoft.com/office/word/2006/wordml" xmlns:wps="http://schemas.microsoft.com/office/word/2010/wordprocessingShape" mc:Ignorable="w14 w15 w16se w16cid w16 w16cex w16sdtdh wp14">
   <w:body>
-    <w:bookmarkStart w:id="0" w:name="_Toc69207018" w:displacedByCustomXml="next"/>
-    <w:bookmarkStart w:id="1" w:name="_Toc69203962" w:displacedByCustomXml="next"/>
-    <w:bookmarkStart w:id="2" w:name="_Toc69202903" w:displacedByCustomXml="next"/>
-    <w:bookmarkStart w:id="3" w:name="_Toc4599931" w:displacedByCustomXml="next"/>
-    <w:bookmarkStart w:id="4" w:name="_Toc534277455" w:displacedByCustomXml="next"/>
-    <w:bookmarkStart w:id="5" w:name="_Toc443999444" w:displacedByCustomXml="next"/>
-    <w:bookmarkStart w:id="6" w:name="_Toc443999244" w:displacedByCustomXml="next"/>
-    <w:bookmarkStart w:id="7" w:name="_Toc435089160" w:displacedByCustomXml="next"/>
-    <w:bookmarkStart w:id="8" w:name="_Toc402261032" w:displacedByCustomXml="next"/>
-    <w:bookmarkStart w:id="9" w:name="_Toc409096411" w:displacedByCustomXml="next"/>
-    <w:bookmarkStart w:id="10" w:name="_Toc410226779" w:displacedByCustomXml="next"/>
-    <w:bookmarkStart w:id="11" w:name="_Toc410286731" w:displacedByCustomXml="next"/>
-    <w:bookmarkStart w:id="12" w:name="_Toc410652409" w:displacedByCustomXml="next"/>
-    <w:bookmarkStart w:id="13" w:name="_Toc426544400" w:displacedByCustomXml="next"/>
-    <w:bookmarkStart w:id="14" w:name="_Toc426545102" w:displacedByCustomXml="next"/>
-    <w:bookmarkStart w:id="15" w:name="_Toc426545466" w:displacedByCustomXml="next"/>
-    <w:bookmarkStart w:id="16" w:name="_Toc443996238" w:displacedByCustomXml="next"/>
-    <w:bookmarkStart w:id="17" w:name="_Toc443996285" w:displacedByCustomXml="next"/>
-    <w:bookmarkStart w:id="18" w:name="_Toc443997342" w:displacedByCustomXml="next"/>
-    <w:bookmarkStart w:id="19" w:name="_Toc34724951" w:displacedByCustomXml="next"/>
+    <w:bookmarkStart w:id="0" w:name="_Toc34724951" w:displacedByCustomXml="next"/>
+    <w:bookmarkStart w:id="1" w:name="_Toc443997342" w:displacedByCustomXml="next"/>
+    <w:bookmarkStart w:id="2" w:name="_Toc443996285" w:displacedByCustomXml="next"/>
+    <w:bookmarkStart w:id="3" w:name="_Toc443996238" w:displacedByCustomXml="next"/>
+    <w:bookmarkStart w:id="4" w:name="_Toc426545466" w:displacedByCustomXml="next"/>
+    <w:bookmarkStart w:id="5" w:name="_Toc426545102" w:displacedByCustomXml="next"/>
+    <w:bookmarkStart w:id="6" w:name="_Toc426544400" w:displacedByCustomXml="next"/>
+    <w:bookmarkStart w:id="7" w:name="_Toc410652409" w:displacedByCustomXml="next"/>
+    <w:bookmarkStart w:id="8" w:name="_Toc410286731" w:displacedByCustomXml="next"/>
+    <w:bookmarkStart w:id="9" w:name="_Toc410226779" w:displacedByCustomXml="next"/>
+    <w:bookmarkStart w:id="10" w:name="_Toc409096411" w:displacedByCustomXml="next"/>
+    <w:bookmarkStart w:id="11" w:name="_Toc402261032" w:displacedByCustomXml="next"/>
+    <w:bookmarkStart w:id="12" w:name="_Toc435089160" w:displacedByCustomXml="next"/>
+    <w:bookmarkStart w:id="13" w:name="_Toc443999244" w:displacedByCustomXml="next"/>
+    <w:bookmarkStart w:id="14" w:name="_Toc443999444" w:displacedByCustomXml="next"/>
+    <w:bookmarkStart w:id="15" w:name="_Toc534277455" w:displacedByCustomXml="next"/>
+    <w:bookmarkStart w:id="16" w:name="_Toc4599931" w:displacedByCustomXml="next"/>
+    <w:bookmarkStart w:id="17" w:name="_Toc69202903" w:displacedByCustomXml="next"/>
+    <w:bookmarkStart w:id="18" w:name="_Toc69203962" w:displacedByCustomXml="next"/>
+    <w:bookmarkStart w:id="19" w:name="_Toc69207018" w:displacedByCustomXml="next"/>
     <w:sdt>
       <w:sdtPr>
         <w:rPr>
@@ -49,8 +49,8 @@
         </w:rPr>
       </w:sdtEndPr>
       <w:sdtContent>
-        <w:bookmarkStart w:id="20" w:name="_Toc320016168" w:displacedByCustomXml="prev"/>
-        <w:bookmarkStart w:id="21" w:name="_Toc266280202" w:displacedByCustomXml="prev"/>
+        <w:bookmarkStart w:id="20" w:name="_Toc266280202" w:displacedByCustomXml="prev"/>
+        <w:bookmarkStart w:id="21" w:name="_Toc320016168" w:displacedByCustomXml="prev"/>
         <w:p>
           <w:pPr>
             <w:pStyle w:val="Heading1"/>
@@ -383,7 +383,15 @@
                   <w:cnfStyle w:val="000000100000" w:firstRow="0" w:lastRow="0" w:firstColumn="0" w:lastColumn="0" w:oddVBand="0" w:evenVBand="0" w:oddHBand="1" w:evenHBand="0" w:firstRowFirstColumn="0" w:firstRowLastColumn="0" w:lastRowFirstColumn="0" w:lastRowLastColumn="0"/>
                 </w:pPr>
                 <w:r>
-                  <w:t>Fixed Appendix A, item 2.t - key didn’t match the web.config key</w:t>
+                  <w:t xml:space="preserve">Fixed Appendix A, item 2.t - key didn’t match the </w:t>
+                </w:r>
+                <w:proofErr w:type="spellStart"/>
+                <w:r>
+                  <w:t>web.config</w:t>
+                </w:r>
+                <w:proofErr w:type="spellEnd"/>
+                <w:r>
+                  <w:t xml:space="preserve"> key</w:t>
                 </w:r>
               </w:p>
             </w:tc>
@@ -458,6 +466,58 @@
               <w:p>
                 <w:pPr>
                   <w:cnfStyle w:val="000000010000" w:firstRow="0" w:lastRow="0" w:firstColumn="0" w:lastColumn="0" w:oddVBand="0" w:evenVBand="0" w:oddHBand="0" w:evenHBand="1" w:firstRowFirstColumn="0" w:firstRowLastColumn="0" w:lastRowFirstColumn="0" w:lastRowLastColumn="0"/>
+                </w:pPr>
+                <w:r>
+                  <w:t>Dusan Palider</w:t>
+                </w:r>
+              </w:p>
+            </w:tc>
+          </w:tr>
+          <w:tr>
+            <w:trPr>
+              <w:cnfStyle w:val="000000100000" w:firstRow="0" w:lastRow="0" w:firstColumn="0" w:lastColumn="0" w:oddVBand="0" w:evenVBand="0" w:oddHBand="1" w:evenHBand="0" w:firstRowFirstColumn="0" w:firstRowLastColumn="0" w:lastRowFirstColumn="0" w:lastRowLastColumn="0"/>
+            </w:trPr>
+            <w:tc>
+              <w:tcPr>
+                <w:cnfStyle w:val="001000000000" w:firstRow="0" w:lastRow="0" w:firstColumn="1" w:lastColumn="0" w:oddVBand="0" w:evenVBand="0" w:oddHBand="0" w:evenHBand="0" w:firstRowFirstColumn="0" w:firstRowLastColumn="0" w:lastRowFirstColumn="0" w:lastRowLastColumn="0"/>
+                <w:tcW w:w="1188" w:type="dxa"/>
+              </w:tcPr>
+              <w:p>
+                <w:r>
+                  <w:t>16</w:t>
+                </w:r>
+              </w:p>
+            </w:tc>
+            <w:tc>
+              <w:tcPr>
+                <w:tcW w:w="1278" w:type="dxa"/>
+              </w:tcPr>
+              <w:p>
+                <w:pPr>
+                  <w:cnfStyle w:val="000000100000" w:firstRow="0" w:lastRow="0" w:firstColumn="0" w:lastColumn="0" w:oddVBand="0" w:evenVBand="0" w:oddHBand="1" w:evenHBand="0" w:firstRowFirstColumn="0" w:firstRowLastColumn="0" w:lastRowFirstColumn="0" w:lastRowLastColumn="0"/>
+                </w:pPr>
+                <w:r>
+                  <w:t>2/8/2022</w:t>
+                </w:r>
+              </w:p>
+            </w:tc>
+            <w:tc>
+              <w:tcPr>
+                <w:tcW w:w="4726" w:type="dxa"/>
+              </w:tcPr>
+              <w:p>
+                <w:pPr>
+                  <w:cnfStyle w:val="000000100000" w:firstRow="0" w:lastRow="0" w:firstColumn="0" w:lastColumn="0" w:oddVBand="0" w:evenVBand="0" w:oddHBand="1" w:evenHBand="0" w:firstRowFirstColumn="0" w:firstRowLastColumn="0" w:lastRowFirstColumn="0" w:lastRowLastColumn="0"/>
+                </w:pPr>
+              </w:p>
+            </w:tc>
+            <w:tc>
+              <w:tcPr>
+                <w:tcW w:w="1772" w:type="dxa"/>
+              </w:tcPr>
+              <w:p>
+                <w:pPr>
+                  <w:cnfStyle w:val="000000100000" w:firstRow="0" w:lastRow="0" w:firstColumn="0" w:lastColumn="0" w:oddVBand="0" w:evenVBand="0" w:oddHBand="1" w:evenHBand="0" w:firstRowFirstColumn="0" w:firstRowLastColumn="0" w:lastRowFirstColumn="0" w:lastRowLastColumn="0"/>
                 </w:pPr>
                 <w:r>
                   <w:t>Dusan Palider</w:t>
@@ -652,7 +712,21 @@
                 <w:rStyle w:val="Hyperlink"/>
                 <w:color w:val="auto"/>
               </w:rPr>
-              <w:t>Avoiding a common mistake</w:t>
+              <w:t>Avoidin</w:t>
+            </w:r>
+            <w:r>
+              <w:rPr>
+                <w:rStyle w:val="Hyperlink"/>
+                <w:color w:val="auto"/>
+              </w:rPr>
+              <w:t>g</w:t>
+            </w:r>
+            <w:r>
+              <w:rPr>
+                <w:rStyle w:val="Hyperlink"/>
+                <w:color w:val="auto"/>
+              </w:rPr>
+              <w:t xml:space="preserve"> a common mistake</w:t>
             </w:r>
             <w:r>
               <w:rPr>
@@ -1577,6 +1651,7 @@
       <w:bookmarkStart w:id="51" w:name="_Toc4599934"/>
       <w:bookmarkStart w:id="52" w:name="_Toc34724954"/>
       <w:r>
+        <w:lastRenderedPageBreak/>
         <w:br w:type="page"/>
       </w:r>
     </w:p>
@@ -1584,13 +1659,13 @@
       <w:pPr>
         <w:pStyle w:val="Heading1"/>
       </w:pPr>
-      <w:bookmarkStart w:id="53" w:name="_Toc69202906"/>
-      <w:bookmarkStart w:id="54" w:name="_Toc69207021"/>
+      <w:bookmarkStart w:id="53" w:name="_Toc69207021"/>
+      <w:bookmarkStart w:id="54" w:name="_Toc69202906"/>
       <w:r>
         <w:lastRenderedPageBreak/>
         <w:t>Company Configuration</w:t>
       </w:r>
-      <w:bookmarkEnd w:id="54"/>
+      <w:bookmarkEnd w:id="53"/>
     </w:p>
     <w:p>
       <w:pPr>
@@ -1643,7 +1718,7 @@
       <w:bookmarkEnd w:id="50"/>
       <w:bookmarkEnd w:id="51"/>
       <w:bookmarkEnd w:id="52"/>
-      <w:bookmarkEnd w:id="53"/>
+      <w:bookmarkEnd w:id="54"/>
       <w:bookmarkEnd w:id="55"/>
     </w:p>
     <w:p>
@@ -1943,9 +2018,11 @@
         </w:rPr>
         <w:t xml:space="preserve">oth) </w:t>
       </w:r>
+      <w:proofErr w:type="spellStart"/>
       <w:r>
         <w:t>GenBOE</w:t>
       </w:r>
+      <w:proofErr w:type="spellEnd"/>
     </w:p>
     <w:p>
       <w:pPr>
@@ -2018,8 +2095,13 @@
         </w:rPr>
         <w:t xml:space="preserve">(Both) </w:t>
       </w:r>
-      <w:r>
-        <w:t xml:space="preserve">GenBOE Data Backup </w:t>
+      <w:proofErr w:type="spellStart"/>
+      <w:r>
+        <w:t>GenBOE</w:t>
+      </w:r>
+      <w:proofErr w:type="spellEnd"/>
+      <w:r>
+        <w:t xml:space="preserve"> Data Backup </w:t>
       </w:r>
       <w:r>
         <w:t>utility,</w:t>
@@ -2097,10 +2179,7 @@
         <w:t>s</w:t>
       </w:r>
       <w:r>
-        <w:t xml:space="preserve"> </w:t>
-      </w:r>
-      <w:r>
-        <w:t xml:space="preserve">(if </w:t>
+        <w:t xml:space="preserve"> (if </w:t>
       </w:r>
       <w:r>
         <w:t>applicable</w:t>
@@ -2118,10 +2197,7 @@
         </w:numPr>
       </w:pPr>
       <w:r>
-        <w:t xml:space="preserve">SSRS Reports </w:t>
-      </w:r>
-      <w:r>
-        <w:t xml:space="preserve">(if </w:t>
+        <w:t xml:space="preserve">SSRS Reports (if </w:t>
       </w:r>
       <w:r>
         <w:t>applicable</w:t>
@@ -2176,9 +2252,11 @@
         </w:rPr>
         <w:t xml:space="preserve">oth) </w:t>
       </w:r>
+      <w:proofErr w:type="spellStart"/>
       <w:r>
         <w:t>GenBOE</w:t>
       </w:r>
+      <w:proofErr w:type="spellEnd"/>
     </w:p>
     <w:p>
       <w:pPr>
@@ -2195,8 +2273,13 @@
         </w:rPr>
         <w:t xml:space="preserve">(Space) </w:t>
       </w:r>
-      <w:r>
-        <w:t>GenTrac (PTM)</w:t>
+      <w:proofErr w:type="spellStart"/>
+      <w:r>
+        <w:t>GenTrac</w:t>
+      </w:r>
+      <w:proofErr w:type="spellEnd"/>
+      <w:r>
+        <w:t xml:space="preserve"> (PTM)</w:t>
       </w:r>
     </w:p>
     <w:p>
@@ -2285,7 +2368,15 @@
     </w:p>
     <w:p>
       <w:r>
-        <w:t xml:space="preserve">Please carry these steps out for each of the web applications (GenBOE, PTM, IES, RDM, RDSB). </w:t>
+        <w:t>Please carry these steps out for each of the web applications (</w:t>
+      </w:r>
+      <w:proofErr w:type="spellStart"/>
+      <w:r>
+        <w:t>GenBOE</w:t>
+      </w:r>
+      <w:proofErr w:type="spellEnd"/>
+      <w:r>
+        <w:t xml:space="preserve">, PTM, IES, RDM, RDSB). </w:t>
       </w:r>
     </w:p>
     <w:p>
@@ -2312,7 +2403,15 @@
         </w:numPr>
       </w:pPr>
       <w:r>
-        <w:t>Additionally, we recommend copying the web.config file off to a side, as it would be helpful in step 4.</w:t>
+        <w:t xml:space="preserve">Additionally, we recommend copying the </w:t>
+      </w:r>
+      <w:proofErr w:type="spellStart"/>
+      <w:r>
+        <w:t>web.config</w:t>
+      </w:r>
+      <w:proofErr w:type="spellEnd"/>
+      <w:r>
+        <w:t xml:space="preserve"> file off to a side, as it would be helpful in step 4.</w:t>
       </w:r>
     </w:p>
     <w:p>
@@ -2348,7 +2447,15 @@
         </w:numPr>
       </w:pPr>
       <w:r>
-        <w:t>Edit the new web.config file, setting the appropriate values, copying things from your backup (step 1), as well as setting any new fields. For a list of fields to set, please see Appendix A - E.</w:t>
+        <w:t xml:space="preserve">Edit the new </w:t>
+      </w:r>
+      <w:proofErr w:type="spellStart"/>
+      <w:r>
+        <w:t>web.config</w:t>
+      </w:r>
+      <w:proofErr w:type="spellEnd"/>
+      <w:r>
+        <w:t xml:space="preserve"> file, setting the appropriate values, copying things from your backup (step 1), as well as setting any new fields. For a list of fields to set, please see Appendix A - E.</w:t>
       </w:r>
     </w:p>
     <w:p>
@@ -2379,13 +2486,7 @@
         </w:numPr>
       </w:pPr>
       <w:r>
-        <w:t>Navigate</w:t>
-      </w:r>
-      <w:r>
-        <w:t xml:space="preserve"> to your SSRS instance</w:t>
-      </w:r>
-      <w:r>
-        <w:t>,</w:t>
+        <w:t>Navigate to your SSRS instance,</w:t>
       </w:r>
       <w:r>
         <w:t xml:space="preserve"> enter the</w:t>
@@ -2558,8 +2659,13 @@
         </w:rPr>
         <w:t xml:space="preserve">oth) </w:t>
       </w:r>
-      <w:r>
-        <w:t>GenBOE Auto Backup application</w:t>
+      <w:proofErr w:type="spellStart"/>
+      <w:r>
+        <w:t>GenBOE</w:t>
+      </w:r>
+      <w:proofErr w:type="spellEnd"/>
+      <w:r>
+        <w:t xml:space="preserve"> Auto Backup application</w:t>
       </w:r>
     </w:p>
     <w:p>
@@ -2671,16 +2777,15 @@
     </w:p>
     <w:p>
       <w:r>
-        <w:t>For console applications, t</w:t>
-      </w:r>
-      <w:r>
-        <w:t xml:space="preserve">his document refers to </w:t>
-      </w:r>
-      <w:r>
-        <w:t xml:space="preserve">application configuration files </w:t>
-      </w:r>
-      <w:r>
-        <w:t xml:space="preserve">as app.config, but their exact names are: </w:t>
+        <w:t xml:space="preserve">For console applications, this document refers to application configuration files as </w:t>
+      </w:r>
+      <w:proofErr w:type="spellStart"/>
+      <w:r>
+        <w:t>app.config</w:t>
+      </w:r>
+      <w:proofErr w:type="spellEnd"/>
+      <w:r>
+        <w:t xml:space="preserve">, but their exact names are: </w:t>
       </w:r>
     </w:p>
     <w:p>
@@ -2691,9 +2796,15 @@
           <w:numId w:val="30"/>
         </w:numPr>
       </w:pPr>
-      <w:r>
-        <w:t xml:space="preserve">GenBOE Auto Backup: </w:t>
-      </w:r>
+      <w:proofErr w:type="spellStart"/>
+      <w:r>
+        <w:t>GenBOE</w:t>
+      </w:r>
+      <w:proofErr w:type="spellEnd"/>
+      <w:r>
+        <w:t xml:space="preserve"> Auto Backup: </w:t>
+      </w:r>
+      <w:proofErr w:type="spellStart"/>
       <w:r>
         <w:rPr>
           <w:rFonts w:ascii="Consolas" w:hAnsi="Consolas"/>
@@ -2702,6 +2813,7 @@
         </w:rPr>
         <w:t>GenBOE.AutoBackup.exe.config</w:t>
       </w:r>
+      <w:proofErr w:type="spellEnd"/>
       <w:r>
         <w:t xml:space="preserve"> </w:t>
       </w:r>
@@ -2717,6 +2829,7 @@
       <w:r>
         <w:t xml:space="preserve">AD Sync: </w:t>
       </w:r>
+      <w:proofErr w:type="spellStart"/>
       <w:r>
         <w:rPr>
           <w:rFonts w:ascii="Consolas" w:hAnsi="Consolas"/>
@@ -2725,6 +2838,7 @@
         </w:rPr>
         <w:t>GenBOE.ADSync.exe.config</w:t>
       </w:r>
+      <w:proofErr w:type="spellEnd"/>
     </w:p>
     <w:p>
       <w:pPr>
@@ -2742,6 +2856,7 @@
       <w:r>
         <w:t xml:space="preserve">PTM Emailer: </w:t>
       </w:r>
+      <w:proofErr w:type="spellStart"/>
       <w:r>
         <w:rPr>
           <w:rFonts w:ascii="Consolas" w:hAnsi="Consolas"/>
@@ -2750,6 +2865,7 @@
         </w:rPr>
         <w:t>GenTRAC.EmailScheduler.exe.config</w:t>
       </w:r>
+      <w:proofErr w:type="spellEnd"/>
     </w:p>
     <w:p>
       <w:pPr>
@@ -2762,6 +2878,7 @@
       <w:r>
         <w:t xml:space="preserve">RDM Data Replication: </w:t>
       </w:r>
+      <w:proofErr w:type="spellStart"/>
       <w:r>
         <w:rPr>
           <w:rFonts w:ascii="Consolas" w:hAnsi="Consolas"/>
@@ -2770,6 +2887,7 @@
         </w:rPr>
         <w:t>RDM.ClassifiedDeployment.exe.config</w:t>
       </w:r>
+      <w:proofErr w:type="spellEnd"/>
     </w:p>
     <w:p>
       <w:pPr>
@@ -2801,7 +2919,15 @@
         <w:t>Additionally, we recommend copying the</w:t>
       </w:r>
       <w:r>
-        <w:t xml:space="preserve"> app.config file </w:t>
+        <w:t xml:space="preserve"> </w:t>
+      </w:r>
+      <w:proofErr w:type="spellStart"/>
+      <w:r>
+        <w:t>app.config</w:t>
+      </w:r>
+      <w:proofErr w:type="spellEnd"/>
+      <w:r>
+        <w:t xml:space="preserve"> file </w:t>
       </w:r>
       <w:r>
         <w:t>off to a side, as it would be helpful in step 4.</w:t>
@@ -2846,7 +2972,15 @@
         <w:t>Edit the new</w:t>
       </w:r>
       <w:r>
-        <w:t xml:space="preserve"> app.config file</w:t>
+        <w:t xml:space="preserve"> </w:t>
+      </w:r>
+      <w:proofErr w:type="spellStart"/>
+      <w:r>
+        <w:t>app.config</w:t>
+      </w:r>
+      <w:proofErr w:type="spellEnd"/>
+      <w:r>
+        <w:t xml:space="preserve"> file</w:t>
       </w:r>
       <w:r>
         <w:t xml:space="preserve">, setting the appropriate values, copying things from your backup (step 1), as well as setting any new fields. For a list of fields to set, please see Appendix F - </w:t>
@@ -2884,8 +3018,13 @@
         </w:rPr>
         <w:t xml:space="preserve">(Both) </w:t>
       </w:r>
-      <w:r>
-        <w:t>GenBOE Auto Backup – once per day Mon – Friday, in the middle of the night, not during DB backup times.</w:t>
+      <w:proofErr w:type="spellStart"/>
+      <w:r>
+        <w:t>GenBOE</w:t>
+      </w:r>
+      <w:proofErr w:type="spellEnd"/>
+      <w:r>
+        <w:t xml:space="preserve"> Auto Backup – once per day Mon – Friday, in the middle of the night, not during DB backup times.</w:t>
       </w:r>
     </w:p>
     <w:p>
@@ -3029,11 +3168,16 @@
       <w:r>
         <w:t xml:space="preserve">BOE </w:t>
       </w:r>
+      <w:proofErr w:type="spellStart"/>
       <w:r>
         <w:t>Web</w:t>
       </w:r>
       <w:r>
-        <w:t>.Config Customization</w:t>
+        <w:t>.Config</w:t>
+      </w:r>
+      <w:proofErr w:type="spellEnd"/>
+      <w:r>
+        <w:t xml:space="preserve"> Customization</w:t>
       </w:r>
       <w:bookmarkEnd w:id="62"/>
     </w:p>
@@ -3046,6 +3190,7 @@
         </w:numPr>
         <w:spacing w:after="0"/>
       </w:pPr>
+      <w:proofErr w:type="spellStart"/>
       <w:r>
         <w:rPr>
           <w:rFonts w:ascii="Consolas" w:eastAsiaTheme="minorHAnsi" w:hAnsi="Consolas" w:cs="Consolas"/>
@@ -3055,6 +3200,7 @@
         </w:rPr>
         <w:t>connectionStrings</w:t>
       </w:r>
+      <w:proofErr w:type="spellEnd"/>
       <w:r>
         <w:rPr>
           <w:rFonts w:ascii="Calibri" w:eastAsia="Times New Roman" w:hAnsi="Calibri" w:cs="Calibri"/>
@@ -3083,6 +3229,7 @@
         </w:numPr>
         <w:spacing w:after="0"/>
       </w:pPr>
+      <w:proofErr w:type="spellStart"/>
       <w:r>
         <w:rPr>
           <w:rFonts w:ascii="Consolas" w:eastAsiaTheme="minorHAnsi" w:hAnsi="Consolas" w:cs="Consolas"/>
@@ -3092,6 +3239,7 @@
         </w:rPr>
         <w:t>genTracEntities</w:t>
       </w:r>
+      <w:proofErr w:type="spellEnd"/>
     </w:p>
     <w:p>
       <w:pPr>
@@ -3125,8 +3273,16 @@
         <w:rPr>
           <w:rFonts w:ascii="Calibri" w:eastAsia="Times New Roman" w:hAnsi="Calibri" w:cs="Calibri"/>
         </w:rPr>
-        <w:t xml:space="preserve"> / genTrac</w:t>
-      </w:r>
+        <w:t xml:space="preserve"> / </w:t>
+      </w:r>
+      <w:proofErr w:type="spellStart"/>
+      <w:r>
+        <w:rPr>
+          <w:rFonts w:ascii="Calibri" w:eastAsia="Times New Roman" w:hAnsi="Calibri" w:cs="Calibri"/>
+        </w:rPr>
+        <w:t>genTrac</w:t>
+      </w:r>
+      <w:proofErr w:type="spellEnd"/>
       <w:r>
         <w:rPr>
           <w:rFonts w:ascii="Calibri" w:eastAsia="Times New Roman" w:hAnsi="Calibri" w:cs="Calibri"/>
@@ -3184,6 +3340,7 @@
         </w:numPr>
         <w:spacing w:after="0"/>
       </w:pPr>
+      <w:proofErr w:type="spellStart"/>
       <w:r>
         <w:rPr>
           <w:rFonts w:ascii="Consolas" w:eastAsiaTheme="minorHAnsi" w:hAnsi="Consolas" w:cs="Consolas"/>
@@ -3193,6 +3350,7 @@
         </w:rPr>
         <w:t>GenBoeEntities</w:t>
       </w:r>
+      <w:proofErr w:type="spellEnd"/>
       <w:r>
         <w:t xml:space="preserve"> </w:t>
       </w:r>
@@ -3200,7 +3358,21 @@
         <w:rPr>
           <w:rFonts w:ascii="Calibri" w:eastAsia="Times New Roman" w:hAnsi="Calibri" w:cs="Calibri"/>
         </w:rPr>
-        <w:t>– genBOE database connection string</w:t>
+        <w:t xml:space="preserve">– </w:t>
+      </w:r>
+      <w:proofErr w:type="spellStart"/>
+      <w:r>
+        <w:rPr>
+          <w:rFonts w:ascii="Calibri" w:eastAsia="Times New Roman" w:hAnsi="Calibri" w:cs="Calibri"/>
+        </w:rPr>
+        <w:t>genBOE</w:t>
+      </w:r>
+      <w:proofErr w:type="spellEnd"/>
+      <w:r>
+        <w:rPr>
+          <w:rFonts w:ascii="Calibri" w:eastAsia="Times New Roman" w:hAnsi="Calibri" w:cs="Calibri"/>
+        </w:rPr>
+        <w:t xml:space="preserve"> database connection string</w:t>
       </w:r>
     </w:p>
     <w:p>
@@ -3212,6 +3384,7 @@
         </w:numPr>
         <w:spacing w:after="0"/>
       </w:pPr>
+      <w:proofErr w:type="spellStart"/>
       <w:r>
         <w:rPr>
           <w:rFonts w:ascii="Consolas" w:eastAsiaTheme="minorHAnsi" w:hAnsi="Consolas" w:cs="Consolas"/>
@@ -3221,6 +3394,7 @@
         </w:rPr>
         <w:t>BI_Datamart_PMMEntities</w:t>
       </w:r>
+      <w:proofErr w:type="spellEnd"/>
       <w:r>
         <w:rPr>
           <w:rStyle w:val="FootnoteReference"/>
@@ -3346,6 +3520,7 @@
         </w:numPr>
         <w:spacing w:after="0"/>
       </w:pPr>
+      <w:proofErr w:type="spellStart"/>
       <w:r>
         <w:rPr>
           <w:rFonts w:ascii="Consolas" w:eastAsiaTheme="minorHAnsi" w:hAnsi="Consolas" w:cs="Consolas"/>
@@ -3355,6 +3530,7 @@
         </w:rPr>
         <w:t>appSettings</w:t>
       </w:r>
+      <w:proofErr w:type="spellEnd"/>
       <w:r>
         <w:rPr>
           <w:rFonts w:ascii="Calibri" w:eastAsia="Times New Roman" w:hAnsi="Calibri" w:cs="Calibri"/>
@@ -3402,6 +3578,7 @@
           <w:rFonts w:ascii="Calibri" w:eastAsia="Times New Roman" w:hAnsi="Calibri" w:cs="Calibri"/>
         </w:rPr>
       </w:pPr>
+      <w:proofErr w:type="spellStart"/>
       <w:r>
         <w:rPr>
           <w:rFonts w:ascii="Consolas" w:eastAsiaTheme="minorHAnsi" w:hAnsi="Consolas" w:cs="Consolas"/>
@@ -3411,6 +3588,7 @@
         </w:rPr>
         <w:t>EmailServer</w:t>
       </w:r>
+      <w:proofErr w:type="spellEnd"/>
       <w:r>
         <w:t xml:space="preserve"> </w:t>
       </w:r>
@@ -3445,6 +3623,7 @@
           <w:rFonts w:ascii="Calibri" w:eastAsia="Times New Roman" w:hAnsi="Calibri" w:cs="Calibri"/>
         </w:rPr>
       </w:pPr>
+      <w:proofErr w:type="spellStart"/>
       <w:r>
         <w:rPr>
           <w:rFonts w:ascii="Consolas" w:eastAsiaTheme="minorHAnsi" w:hAnsi="Consolas" w:cs="Consolas"/>
@@ -3454,6 +3633,7 @@
         </w:rPr>
         <w:t>ActiveDirectoryPath</w:t>
       </w:r>
+      <w:proofErr w:type="spellEnd"/>
       <w:r>
         <w:t xml:space="preserve"> </w:t>
       </w:r>
@@ -3494,6 +3674,7 @@
           <w:rFonts w:ascii="Calibri" w:eastAsia="Times New Roman" w:hAnsi="Calibri" w:cs="Calibri"/>
         </w:rPr>
       </w:pPr>
+      <w:proofErr w:type="spellStart"/>
       <w:r>
         <w:rPr>
           <w:rFonts w:ascii="Consolas" w:eastAsiaTheme="minorHAnsi" w:hAnsi="Consolas" w:cs="Consolas"/>
@@ -3503,6 +3684,7 @@
         </w:rPr>
         <w:t>ServerURL</w:t>
       </w:r>
+      <w:proofErr w:type="spellEnd"/>
       <w:r>
         <w:rPr>
           <w:rFonts w:eastAsiaTheme="minorHAnsi" w:cs="Consolas"/>
@@ -3532,6 +3714,7 @@
           <w:rFonts w:ascii="Calibri" w:eastAsia="Times New Roman" w:hAnsi="Calibri" w:cs="Calibri"/>
         </w:rPr>
       </w:pPr>
+      <w:proofErr w:type="spellStart"/>
       <w:r>
         <w:rPr>
           <w:rFonts w:ascii="Consolas" w:eastAsiaTheme="minorHAnsi" w:hAnsi="Consolas" w:cs="Consolas"/>
@@ -3541,6 +3724,7 @@
         </w:rPr>
         <w:t>ProdUrlBoe</w:t>
       </w:r>
+      <w:proofErr w:type="spellEnd"/>
       <w:r>
         <w:rPr>
           <w:rFonts w:eastAsiaTheme="minorHAnsi" w:cs="Consolas"/>
@@ -3565,6 +3749,7 @@
         </w:rPr>
       </w:pPr>
       <w:bookmarkStart w:id="63" w:name="_Hlk34723628"/>
+      <w:proofErr w:type="spellStart"/>
       <w:r>
         <w:rPr>
           <w:rFonts w:ascii="Consolas" w:eastAsiaTheme="minorHAnsi" w:hAnsi="Consolas" w:cs="Consolas"/>
@@ -3574,6 +3759,7 @@
         </w:rPr>
         <w:t>DomesticUsersGroup</w:t>
       </w:r>
+      <w:proofErr w:type="spellEnd"/>
       <w:r>
         <w:rPr>
           <w:rFonts w:ascii="Calibri" w:eastAsia="Times New Roman" w:hAnsi="Calibri" w:cs="Calibri"/>
@@ -3620,14 +3806,25 @@
           <w:iCs/>
         </w:rPr>
       </w:pPr>
-      <w:r>
-        <w:rPr>
-          <w:rFonts w:ascii="Consolas" w:eastAsiaTheme="minorHAnsi" w:hAnsi="Consolas" w:cs="Consolas"/>
-          <w:color w:val="0000FF"/>
-          <w:sz w:val="19"/>
-          <w:szCs w:val="19"/>
-        </w:rPr>
-        <w:t xml:space="preserve">SubsTreatedAsLmEmployees </w:t>
+      <w:proofErr w:type="spellStart"/>
+      <w:r>
+        <w:rPr>
+          <w:rFonts w:ascii="Consolas" w:eastAsiaTheme="minorHAnsi" w:hAnsi="Consolas" w:cs="Consolas"/>
+          <w:color w:val="0000FF"/>
+          <w:sz w:val="19"/>
+          <w:szCs w:val="19"/>
+        </w:rPr>
+        <w:t>SubsTreatedAsLmEmployees</w:t>
+      </w:r>
+      <w:proofErr w:type="spellEnd"/>
+      <w:r>
+        <w:rPr>
+          <w:rFonts w:ascii="Consolas" w:eastAsiaTheme="minorHAnsi" w:hAnsi="Consolas" w:cs="Consolas"/>
+          <w:color w:val="0000FF"/>
+          <w:sz w:val="19"/>
+          <w:szCs w:val="19"/>
+        </w:rPr>
+        <w:t xml:space="preserve"> </w:t>
       </w:r>
       <w:r>
         <w:rPr>
@@ -3655,6 +3852,7 @@
         </w:rPr>
         <w:t xml:space="preserve">(renamed from </w:t>
       </w:r>
+      <w:proofErr w:type="spellStart"/>
       <w:r>
         <w:rPr>
           <w:rFonts w:ascii="Consolas" w:eastAsiaTheme="minorHAnsi" w:hAnsi="Consolas" w:cs="Consolas"/>
@@ -3666,6 +3864,7 @@
         </w:rPr>
         <w:t>SubcontractorUsersGroups</w:t>
       </w:r>
+      <w:proofErr w:type="spellEnd"/>
       <w:r>
         <w:rPr>
           <w:rFonts w:ascii="Calibri" w:eastAsia="Times New Roman" w:hAnsi="Calibri" w:cs="Calibri"/>
@@ -3687,6 +3886,7 @@
           <w:rFonts w:ascii="Calibri" w:eastAsia="Times New Roman" w:hAnsi="Calibri" w:cs="Calibri"/>
         </w:rPr>
       </w:pPr>
+      <w:proofErr w:type="spellStart"/>
       <w:r>
         <w:rPr>
           <w:rFonts w:ascii="Consolas" w:eastAsiaTheme="minorHAnsi" w:hAnsi="Consolas" w:cs="Consolas"/>
@@ -3696,6 +3896,7 @@
         </w:rPr>
         <w:t>CompanyConfiguration</w:t>
       </w:r>
+      <w:proofErr w:type="spellEnd"/>
     </w:p>
     <w:p>
       <w:pPr>
@@ -3721,14 +3922,9 @@
         <w:rPr>
           <w:rFonts w:ascii="Calibri" w:eastAsia="Times New Roman" w:hAnsi="Calibri" w:cs="Calibri"/>
         </w:rPr>
-        <w:t xml:space="preserve">: </w:t>
-      </w:r>
-      <w:r>
-        <w:rPr>
-          <w:rFonts w:ascii="Calibri" w:eastAsia="Times New Roman" w:hAnsi="Calibri" w:cs="Calibri"/>
-        </w:rPr>
-        <w:t xml:space="preserve">set to </w:t>
-      </w:r>
+        <w:t xml:space="preserve">: set to </w:t>
+      </w:r>
+      <w:proofErr w:type="spellStart"/>
       <w:r>
         <w:rPr>
           <w:rFonts w:ascii="Consolas" w:eastAsiaTheme="minorHAnsi" w:hAnsi="Consolas" w:cs="Consolas"/>
@@ -3738,6 +3934,7 @@
         </w:rPr>
         <w:t>SpaceSystems</w:t>
       </w:r>
+      <w:proofErr w:type="spellEnd"/>
       <w:r>
         <w:rPr>
           <w:rFonts w:ascii="Calibri" w:eastAsia="Times New Roman" w:hAnsi="Calibri" w:cs="Calibri"/>
@@ -3791,6 +3988,7 @@
         </w:numPr>
         <w:spacing w:after="0"/>
       </w:pPr>
+      <w:proofErr w:type="spellStart"/>
       <w:r>
         <w:rPr>
           <w:rFonts w:ascii="Consolas" w:eastAsiaTheme="minorHAnsi" w:hAnsi="Consolas" w:cs="Consolas"/>
@@ -3800,6 +3998,7 @@
         </w:rPr>
         <w:t>HelpdeskEmailAddress</w:t>
       </w:r>
+      <w:proofErr w:type="spellEnd"/>
       <w:r>
         <w:t xml:space="preserve"> – email displayed to</w:t>
       </w:r>
@@ -3822,6 +4021,7 @@
         </w:numPr>
         <w:spacing w:after="0"/>
       </w:pPr>
+      <w:proofErr w:type="spellStart"/>
       <w:r>
         <w:rPr>
           <w:rFonts w:ascii="Consolas" w:eastAsiaTheme="minorHAnsi" w:hAnsi="Consolas" w:cs="Consolas"/>
@@ -3831,6 +4031,7 @@
         </w:rPr>
         <w:t>LMIProxy</w:t>
       </w:r>
+      <w:proofErr w:type="spellEnd"/>
       <w:r>
         <w:t xml:space="preserve"> – proxy server used to connect to the network</w:t>
       </w:r>
@@ -3844,6 +4045,7 @@
         </w:numPr>
         <w:spacing w:after="0"/>
       </w:pPr>
+      <w:proofErr w:type="spellStart"/>
       <w:r>
         <w:rPr>
           <w:rFonts w:ascii="Consolas" w:eastAsiaTheme="minorHAnsi" w:hAnsi="Consolas" w:cs="Consolas"/>
@@ -3853,6 +4055,7 @@
         </w:rPr>
         <w:t>ShutOffExternalLinksForClassifiedInstall</w:t>
       </w:r>
+      <w:proofErr w:type="spellEnd"/>
       <w:r>
         <w:t xml:space="preserve"> – set to </w:t>
       </w:r>
@@ -3877,20 +4080,45 @@
           <w:rFonts w:ascii="Calibri" w:eastAsia="Times New Roman" w:hAnsi="Calibri" w:cs="Calibri"/>
         </w:rPr>
       </w:pPr>
-      <w:r>
-        <w:rPr>
-          <w:rFonts w:ascii="Consolas" w:eastAsiaTheme="minorHAnsi" w:hAnsi="Consolas" w:cs="Consolas"/>
-          <w:color w:val="0000FF"/>
-          <w:sz w:val="19"/>
-          <w:szCs w:val="19"/>
-        </w:rPr>
-        <w:t xml:space="preserve">UsersAllowedProPricerAccess </w:t>
-      </w:r>
-      <w:r>
-        <w:rPr>
-          <w:rFonts w:ascii="Calibri" w:eastAsia="Times New Roman" w:hAnsi="Calibri" w:cs="Calibri"/>
-        </w:rPr>
-        <w:t>– AD groups containing users that have access to do ProPricer exports</w:t>
+      <w:proofErr w:type="spellStart"/>
+      <w:r>
+        <w:rPr>
+          <w:rFonts w:ascii="Consolas" w:eastAsiaTheme="minorHAnsi" w:hAnsi="Consolas" w:cs="Consolas"/>
+          <w:color w:val="0000FF"/>
+          <w:sz w:val="19"/>
+          <w:szCs w:val="19"/>
+        </w:rPr>
+        <w:t>UsersAllowedProPricerAccess</w:t>
+      </w:r>
+      <w:proofErr w:type="spellEnd"/>
+      <w:r>
+        <w:rPr>
+          <w:rFonts w:ascii="Consolas" w:eastAsiaTheme="minorHAnsi" w:hAnsi="Consolas" w:cs="Consolas"/>
+          <w:color w:val="0000FF"/>
+          <w:sz w:val="19"/>
+          <w:szCs w:val="19"/>
+        </w:rPr>
+        <w:t xml:space="preserve"> </w:t>
+      </w:r>
+      <w:r>
+        <w:rPr>
+          <w:rFonts w:ascii="Calibri" w:eastAsia="Times New Roman" w:hAnsi="Calibri" w:cs="Calibri"/>
+        </w:rPr>
+        <w:t xml:space="preserve">– AD groups containing users that have access to do </w:t>
+      </w:r>
+      <w:proofErr w:type="spellStart"/>
+      <w:r>
+        <w:rPr>
+          <w:rFonts w:ascii="Calibri" w:eastAsia="Times New Roman" w:hAnsi="Calibri" w:cs="Calibri"/>
+        </w:rPr>
+        <w:t>ProPricer</w:t>
+      </w:r>
+      <w:proofErr w:type="spellEnd"/>
+      <w:r>
+        <w:rPr>
+          <w:rFonts w:ascii="Calibri" w:eastAsia="Times New Roman" w:hAnsi="Calibri" w:cs="Calibri"/>
+        </w:rPr>
+        <w:t xml:space="preserve"> exports</w:t>
       </w:r>
     </w:p>
     <w:p>
@@ -3902,14 +4130,25 @@
         </w:numPr>
         <w:spacing w:after="0"/>
       </w:pPr>
-      <w:r>
-        <w:rPr>
-          <w:rFonts w:ascii="Consolas" w:eastAsiaTheme="minorHAnsi" w:hAnsi="Consolas" w:cs="Consolas"/>
-          <w:color w:val="0000FF"/>
-          <w:sz w:val="19"/>
-          <w:szCs w:val="19"/>
-        </w:rPr>
-        <w:t xml:space="preserve">EnableSendToProPricerDirectly </w:t>
+      <w:proofErr w:type="spellStart"/>
+      <w:r>
+        <w:rPr>
+          <w:rFonts w:ascii="Consolas" w:eastAsiaTheme="minorHAnsi" w:hAnsi="Consolas" w:cs="Consolas"/>
+          <w:color w:val="0000FF"/>
+          <w:sz w:val="19"/>
+          <w:szCs w:val="19"/>
+        </w:rPr>
+        <w:t>EnableSendToProPricerDirectly</w:t>
+      </w:r>
+      <w:proofErr w:type="spellEnd"/>
+      <w:r>
+        <w:rPr>
+          <w:rFonts w:ascii="Consolas" w:eastAsiaTheme="minorHAnsi" w:hAnsi="Consolas" w:cs="Consolas"/>
+          <w:color w:val="0000FF"/>
+          <w:sz w:val="19"/>
+          <w:szCs w:val="19"/>
+        </w:rPr>
+        <w:t xml:space="preserve"> </w:t>
       </w:r>
       <w:r>
         <w:t xml:space="preserve">– set to </w:t>
@@ -3932,14 +4171,25 @@
         </w:numPr>
         <w:spacing w:after="0"/>
       </w:pPr>
-      <w:r>
-        <w:rPr>
-          <w:rFonts w:ascii="Consolas" w:eastAsiaTheme="minorHAnsi" w:hAnsi="Consolas" w:cs="Consolas"/>
-          <w:color w:val="0000FF"/>
-          <w:sz w:val="19"/>
-          <w:szCs w:val="19"/>
-        </w:rPr>
-        <w:t xml:space="preserve">ProPricerApiUrl </w:t>
+      <w:proofErr w:type="spellStart"/>
+      <w:r>
+        <w:rPr>
+          <w:rFonts w:ascii="Consolas" w:eastAsiaTheme="minorHAnsi" w:hAnsi="Consolas" w:cs="Consolas"/>
+          <w:color w:val="0000FF"/>
+          <w:sz w:val="19"/>
+          <w:szCs w:val="19"/>
+        </w:rPr>
+        <w:t>ProPricerApiUrl</w:t>
+      </w:r>
+      <w:proofErr w:type="spellEnd"/>
+      <w:r>
+        <w:rPr>
+          <w:rFonts w:ascii="Consolas" w:eastAsiaTheme="minorHAnsi" w:hAnsi="Consolas" w:cs="Consolas"/>
+          <w:color w:val="0000FF"/>
+          <w:sz w:val="19"/>
+          <w:szCs w:val="19"/>
+        </w:rPr>
+        <w:t xml:space="preserve"> </w:t>
       </w:r>
       <w:r>
         <w:t xml:space="preserve">– </w:t>
@@ -3971,14 +4221,25 @@
         </w:numPr>
         <w:spacing w:after="0"/>
       </w:pPr>
-      <w:r>
-        <w:rPr>
-          <w:rFonts w:ascii="Consolas" w:eastAsiaTheme="minorHAnsi" w:hAnsi="Consolas" w:cs="Consolas"/>
-          <w:color w:val="0000FF"/>
-          <w:sz w:val="19"/>
-          <w:szCs w:val="19"/>
-        </w:rPr>
-        <w:t xml:space="preserve">UnclassifiedBannerText </w:t>
+      <w:proofErr w:type="spellStart"/>
+      <w:r>
+        <w:rPr>
+          <w:rFonts w:ascii="Consolas" w:eastAsiaTheme="minorHAnsi" w:hAnsi="Consolas" w:cs="Consolas"/>
+          <w:color w:val="0000FF"/>
+          <w:sz w:val="19"/>
+          <w:szCs w:val="19"/>
+        </w:rPr>
+        <w:t>UnclassifiedBannerText</w:t>
+      </w:r>
+      <w:proofErr w:type="spellEnd"/>
+      <w:r>
+        <w:rPr>
+          <w:rFonts w:ascii="Consolas" w:eastAsiaTheme="minorHAnsi" w:hAnsi="Consolas" w:cs="Consolas"/>
+          <w:color w:val="0000FF"/>
+          <w:sz w:val="19"/>
+          <w:szCs w:val="19"/>
+        </w:rPr>
+        <w:t xml:space="preserve"> </w:t>
       </w:r>
       <w:r>
         <w:t xml:space="preserve">– </w:t>
@@ -4006,14 +4267,25 @@
         </w:numPr>
         <w:spacing w:after="0"/>
       </w:pPr>
-      <w:r>
-        <w:rPr>
-          <w:rFonts w:ascii="Consolas" w:eastAsiaTheme="minorHAnsi" w:hAnsi="Consolas" w:cs="Consolas"/>
-          <w:color w:val="0000FF"/>
-          <w:sz w:val="19"/>
-          <w:szCs w:val="19"/>
-        </w:rPr>
-        <w:t xml:space="preserve">OverrideSubNonUs </w:t>
+      <w:proofErr w:type="spellStart"/>
+      <w:r>
+        <w:rPr>
+          <w:rFonts w:ascii="Consolas" w:eastAsiaTheme="minorHAnsi" w:hAnsi="Consolas" w:cs="Consolas"/>
+          <w:color w:val="0000FF"/>
+          <w:sz w:val="19"/>
+          <w:szCs w:val="19"/>
+        </w:rPr>
+        <w:t>OverrideSubNonUs</w:t>
+      </w:r>
+      <w:proofErr w:type="spellEnd"/>
+      <w:r>
+        <w:rPr>
+          <w:rFonts w:ascii="Consolas" w:eastAsiaTheme="minorHAnsi" w:hAnsi="Consolas" w:cs="Consolas"/>
+          <w:color w:val="0000FF"/>
+          <w:sz w:val="19"/>
+          <w:szCs w:val="19"/>
+        </w:rPr>
+        <w:t xml:space="preserve"> </w:t>
       </w:r>
       <w:r>
         <w:t xml:space="preserve">– set to </w:t>
@@ -4036,6 +4308,8 @@
         </w:numPr>
         <w:spacing w:after="0"/>
       </w:pPr>
+      <w:bookmarkStart w:id="64" w:name="_Hlk95193873"/>
+      <w:proofErr w:type="spellStart"/>
       <w:r>
         <w:rPr>
           <w:rFonts w:ascii="Consolas" w:eastAsiaTheme="minorHAnsi" w:hAnsi="Consolas" w:cs="Consolas"/>
@@ -4045,6 +4319,7 @@
         </w:rPr>
         <w:t>MOQHelpBaseUrl</w:t>
       </w:r>
+      <w:proofErr w:type="spellEnd"/>
       <w:r>
         <w:rPr>
           <w:rFonts w:ascii="Consolas" w:eastAsiaTheme="minorHAnsi" w:hAnsi="Consolas" w:cs="Consolas"/>
@@ -4054,6 +4329,7 @@
         </w:rPr>
         <w:t xml:space="preserve"> </w:t>
       </w:r>
+      <w:bookmarkEnd w:id="64"/>
       <w:r>
         <w:t xml:space="preserve">– </w:t>
       </w:r>
@@ -4086,33 +4362,18 @@
         <w:t>“</w:t>
       </w:r>
       <w:r>
-        <w:t>https://space.p.external.lmco.com/sites/fbo/CCDME/Estimating/SiteLinks/genBOE (includes User Training List)/genBOE MOQ Types Help Text/</w:t>
+        <w:t>https://space.p.external.lmco.com/sites/fbo/CCDME/Estimating/SiteLinks/genBOE (includes User Training List)/</w:t>
+      </w:r>
+      <w:proofErr w:type="spellStart"/>
+      <w:r>
+        <w:t>genBOE</w:t>
+      </w:r>
+      <w:proofErr w:type="spellEnd"/>
+      <w:r>
+        <w:t xml:space="preserve"> MOQ Types Help Text/</w:t>
       </w:r>
       <w:r>
         <w:t>”</w:t>
-      </w:r>
-    </w:p>
-    <w:p>
-      <w:pPr>
-        <w:pStyle w:val="ListParagraph"/>
-        <w:spacing w:after="0"/>
-        <w:ind w:left="1440"/>
-      </w:pPr>
-    </w:p>
-    <w:p>
-      <w:pPr>
-        <w:pStyle w:val="ListParagraph"/>
-        <w:spacing w:after="0"/>
-        <w:ind w:left="1440"/>
-      </w:pPr>
-      <w:r>
-        <w:rPr>
-          <w:rFonts w:ascii="Consolas" w:eastAsiaTheme="minorHAnsi" w:hAnsi="Consolas" w:cs="Consolas"/>
-          <w:color w:val="008000"/>
-          <w:sz w:val="19"/>
-          <w:szCs w:val="19"/>
-        </w:rPr>
-        <w:t>SSC Settings</w:t>
       </w:r>
     </w:p>
     <w:p>
@@ -4124,6 +4385,98 @@
         </w:numPr>
         <w:spacing w:after="0"/>
       </w:pPr>
+      <w:proofErr w:type="spellStart"/>
+      <w:r>
+        <w:rPr>
+          <w:rFonts w:ascii="Consolas" w:eastAsiaTheme="minorHAnsi" w:hAnsi="Consolas" w:cs="Consolas"/>
+          <w:color w:val="0000FF"/>
+          <w:sz w:val="19"/>
+          <w:szCs w:val="19"/>
+        </w:rPr>
+        <w:t>oAuthDomain</w:t>
+      </w:r>
+      <w:proofErr w:type="spellEnd"/>
+      <w:r>
+        <w:rPr>
+          <w:rFonts w:ascii="Consolas" w:eastAsiaTheme="minorHAnsi" w:hAnsi="Consolas" w:cs="Consolas"/>
+          <w:color w:val="0000FF"/>
+          <w:sz w:val="19"/>
+          <w:szCs w:val="19"/>
+        </w:rPr>
+        <w:t xml:space="preserve"> </w:t>
+      </w:r>
+      <w:r>
+        <w:t xml:space="preserve">– </w:t>
+      </w:r>
+      <w:r>
+        <w:rPr>
+          <w:rFonts w:ascii="Calibri" w:eastAsia="Times New Roman" w:hAnsi="Calibri" w:cs="Calibri"/>
+          <w:i/>
+        </w:rPr>
+        <w:t>blank</w:t>
+      </w:r>
+      <w:r>
+        <w:rPr>
+          <w:rFonts w:ascii="Calibri" w:eastAsia="Times New Roman" w:hAnsi="Calibri" w:cs="Calibri"/>
+          <w:i/>
+          <w:vertAlign w:val="superscript"/>
+        </w:rPr>
+        <w:t>2</w:t>
+      </w:r>
+    </w:p>
+    <w:p>
+      <w:pPr>
+        <w:pStyle w:val="ListParagraph"/>
+        <w:spacing w:after="0"/>
+        <w:ind w:left="1440"/>
+      </w:pPr>
+    </w:p>
+    <w:p>
+      <w:pPr>
+        <w:rPr>
+          <w:rFonts w:ascii="Consolas" w:eastAsiaTheme="minorHAnsi" w:hAnsi="Consolas" w:cs="Consolas"/>
+          <w:color w:val="008000"/>
+          <w:sz w:val="19"/>
+          <w:szCs w:val="19"/>
+        </w:rPr>
+      </w:pPr>
+      <w:r>
+        <w:rPr>
+          <w:rFonts w:ascii="Consolas" w:eastAsiaTheme="minorHAnsi" w:hAnsi="Consolas" w:cs="Consolas"/>
+          <w:color w:val="008000"/>
+          <w:sz w:val="19"/>
+          <w:szCs w:val="19"/>
+        </w:rPr>
+        <w:br w:type="page"/>
+      </w:r>
+    </w:p>
+    <w:p>
+      <w:pPr>
+        <w:pStyle w:val="ListParagraph"/>
+        <w:spacing w:after="0"/>
+        <w:ind w:left="1440"/>
+      </w:pPr>
+      <w:r>
+        <w:rPr>
+          <w:rFonts w:ascii="Consolas" w:eastAsiaTheme="minorHAnsi" w:hAnsi="Consolas" w:cs="Consolas"/>
+          <w:color w:val="008000"/>
+          <w:sz w:val="19"/>
+          <w:szCs w:val="19"/>
+        </w:rPr>
+        <w:lastRenderedPageBreak/>
+        <w:t>SSC Settings</w:t>
+      </w:r>
+    </w:p>
+    <w:p>
+      <w:pPr>
+        <w:pStyle w:val="ListParagraph"/>
+        <w:numPr>
+          <w:ilvl w:val="1"/>
+          <w:numId w:val="4"/>
+        </w:numPr>
+        <w:spacing w:after="0"/>
+      </w:pPr>
+      <w:proofErr w:type="spellStart"/>
       <w:r>
         <w:rPr>
           <w:rFonts w:ascii="Consolas" w:eastAsiaTheme="minorHAnsi" w:hAnsi="Consolas" w:cs="Consolas"/>
@@ -4133,6 +4486,7 @@
         </w:rPr>
         <w:t>ShowEquivalentPersonsOption</w:t>
       </w:r>
+      <w:proofErr w:type="spellEnd"/>
     </w:p>
     <w:p>
       <w:pPr>
@@ -4191,7 +4545,6 @@
           <w:rFonts w:ascii="Calibri" w:eastAsia="Times New Roman" w:hAnsi="Calibri" w:cs="Calibri"/>
           <w:color w:val="E36C0A" w:themeColor="accent6" w:themeShade="BF"/>
         </w:rPr>
-        <w:lastRenderedPageBreak/>
         <w:t>RMS</w:t>
       </w:r>
       <w:r>
@@ -4221,6 +4574,7 @@
         </w:numPr>
         <w:spacing w:after="0"/>
       </w:pPr>
+      <w:proofErr w:type="spellStart"/>
       <w:r>
         <w:rPr>
           <w:rFonts w:ascii="Consolas" w:eastAsiaTheme="minorHAnsi" w:hAnsi="Consolas" w:cs="Consolas"/>
@@ -4230,6 +4584,7 @@
         </w:rPr>
         <w:t>IsBOEFormVisible</w:t>
       </w:r>
+      <w:proofErr w:type="spellEnd"/>
     </w:p>
     <w:p>
       <w:pPr>
@@ -4318,6 +4673,7 @@
           <w:rFonts w:ascii="Calibri" w:eastAsia="Times New Roman" w:hAnsi="Calibri" w:cs="Calibri"/>
         </w:rPr>
       </w:pPr>
+      <w:proofErr w:type="spellStart"/>
       <w:r>
         <w:rPr>
           <w:rFonts w:ascii="Consolas" w:eastAsiaTheme="minorHAnsi" w:hAnsi="Consolas" w:cs="Consolas"/>
@@ -4327,6 +4683,7 @@
         </w:rPr>
         <w:t>IsPortionMarkingEnabled</w:t>
       </w:r>
+      <w:proofErr w:type="spellEnd"/>
     </w:p>
     <w:p>
       <w:pPr>
@@ -4420,6 +4777,7 @@
           <w:rFonts w:ascii="Calibri" w:eastAsia="Times New Roman" w:hAnsi="Calibri" w:cs="Calibri"/>
         </w:rPr>
       </w:pPr>
+      <w:proofErr w:type="spellStart"/>
       <w:r>
         <w:rPr>
           <w:rFonts w:ascii="Consolas" w:eastAsiaTheme="minorHAnsi" w:hAnsi="Consolas" w:cs="Consolas"/>
@@ -4429,6 +4787,7 @@
         </w:rPr>
         <w:t>IESHomeUrl</w:t>
       </w:r>
+      <w:proofErr w:type="spellEnd"/>
     </w:p>
     <w:p>
       <w:pPr>
@@ -4520,6 +4879,7 @@
           <w:rFonts w:ascii="Calibri" w:eastAsia="Times New Roman" w:hAnsi="Calibri" w:cs="Calibri"/>
         </w:rPr>
       </w:pPr>
+      <w:proofErr w:type="spellStart"/>
       <w:r>
         <w:rPr>
           <w:rFonts w:ascii="Consolas" w:eastAsiaTheme="minorHAnsi" w:hAnsi="Consolas" w:cs="Consolas"/>
@@ -4529,6 +4889,7 @@
         </w:rPr>
         <w:t>IsPTMIntegrated</w:t>
       </w:r>
+      <w:proofErr w:type="spellEnd"/>
     </w:p>
     <w:p>
       <w:pPr>
@@ -4643,6 +5004,7 @@
           <w:rFonts w:ascii="Calibri" w:eastAsia="Times New Roman" w:hAnsi="Calibri" w:cs="Calibri"/>
         </w:rPr>
       </w:pPr>
+      <w:proofErr w:type="spellStart"/>
       <w:r>
         <w:rPr>
           <w:rFonts w:ascii="Consolas" w:eastAsiaTheme="minorHAnsi" w:hAnsi="Consolas" w:cs="Consolas"/>
@@ -4652,6 +5014,7 @@
         </w:rPr>
         <w:t>DatabaseESTOffset</w:t>
       </w:r>
+      <w:proofErr w:type="spellEnd"/>
       <w:r>
         <w:rPr>
           <w:rFonts w:ascii="Calibri" w:eastAsia="Times New Roman" w:hAnsi="Calibri" w:cs="Calibri"/>
@@ -4672,6 +5035,7 @@
           <w:rFonts w:ascii="Calibri" w:eastAsia="Times New Roman" w:hAnsi="Calibri" w:cs="Calibri"/>
         </w:rPr>
       </w:pPr>
+      <w:proofErr w:type="spellStart"/>
       <w:r>
         <w:rPr>
           <w:rFonts w:ascii="Consolas" w:eastAsiaTheme="minorHAnsi" w:hAnsi="Consolas" w:cs="Consolas"/>
@@ -4681,6 +5045,7 @@
         </w:rPr>
         <w:t>CanCreateWorkspaceWithoutPtmTrackingNumber</w:t>
       </w:r>
+      <w:proofErr w:type="spellEnd"/>
     </w:p>
     <w:p>
       <w:pPr>
@@ -4789,6 +5154,7 @@
           <w:rFonts w:ascii="Calibri" w:eastAsia="Times New Roman" w:hAnsi="Calibri" w:cs="Calibri"/>
         </w:rPr>
       </w:pPr>
+      <w:proofErr w:type="spellStart"/>
       <w:r>
         <w:rPr>
           <w:rFonts w:ascii="Consolas" w:eastAsiaTheme="minorHAnsi" w:hAnsi="Consolas" w:cs="Consolas"/>
@@ -4796,7 +5162,17 @@
           <w:sz w:val="19"/>
           <w:szCs w:val="19"/>
         </w:rPr>
-        <w:t>Piwik Settings</w:t>
+        <w:t>Piwik</w:t>
+      </w:r>
+      <w:proofErr w:type="spellEnd"/>
+      <w:r>
+        <w:rPr>
+          <w:rFonts w:ascii="Consolas" w:eastAsiaTheme="minorHAnsi" w:hAnsi="Consolas" w:cs="Consolas"/>
+          <w:color w:val="008000"/>
+          <w:sz w:val="19"/>
+          <w:szCs w:val="19"/>
+        </w:rPr>
+        <w:t xml:space="preserve"> Settings</w:t>
       </w:r>
     </w:p>
     <w:p>
@@ -4812,6 +5188,7 @@
           <w:rFonts w:ascii="Calibri" w:eastAsia="Times New Roman" w:hAnsi="Calibri" w:cs="Calibri"/>
         </w:rPr>
       </w:pPr>
+      <w:proofErr w:type="spellStart"/>
       <w:r>
         <w:rPr>
           <w:rFonts w:ascii="Consolas" w:eastAsiaTheme="minorHAnsi" w:hAnsi="Consolas" w:cs="Consolas"/>
@@ -4821,6 +5198,7 @@
         </w:rPr>
         <w:t>DisablePiwik</w:t>
       </w:r>
+      <w:proofErr w:type="spellEnd"/>
       <w:r>
         <w:rPr>
           <w:rStyle w:val="FootnoteReference"/>
@@ -4845,8 +5223,13 @@
         <w:t xml:space="preserve"> </w:t>
       </w:r>
       <w:r>
-        <w:t>(to not track the website usage via piwik</w:t>
-      </w:r>
+        <w:t xml:space="preserve">(to not track the website usage via </w:t>
+      </w:r>
+      <w:proofErr w:type="spellStart"/>
+      <w:r>
+        <w:t>piwik</w:t>
+      </w:r>
+      <w:proofErr w:type="spellEnd"/>
       <w:r>
         <w:t>)</w:t>
       </w:r>
@@ -4863,7 +5246,21 @@
         <w:rPr>
           <w:rFonts w:ascii="Calibri" w:eastAsia="Times New Roman" w:hAnsi="Calibri" w:cs="Calibri"/>
         </w:rPr>
-        <w:t>gnore the other piwik settings once you disable it</w:t>
+        <w:t xml:space="preserve">gnore the other </w:t>
+      </w:r>
+      <w:proofErr w:type="spellStart"/>
+      <w:r>
+        <w:rPr>
+          <w:rFonts w:ascii="Calibri" w:eastAsia="Times New Roman" w:hAnsi="Calibri" w:cs="Calibri"/>
+        </w:rPr>
+        <w:t>piwik</w:t>
+      </w:r>
+      <w:proofErr w:type="spellEnd"/>
+      <w:r>
+        <w:rPr>
+          <w:rFonts w:ascii="Calibri" w:eastAsia="Times New Roman" w:hAnsi="Calibri" w:cs="Calibri"/>
+        </w:rPr>
+        <w:t xml:space="preserve"> settings once you disable it</w:t>
       </w:r>
     </w:p>
     <w:p>
@@ -4898,6 +5295,7 @@
         </w:numPr>
         <w:spacing w:after="0"/>
       </w:pPr>
+      <w:proofErr w:type="spellStart"/>
       <w:r>
         <w:rPr>
           <w:rFonts w:ascii="Consolas" w:eastAsiaTheme="minorHAnsi" w:hAnsi="Consolas" w:cs="Consolas"/>
@@ -4907,6 +5305,7 @@
         </w:rPr>
         <w:t>MstMetricsUrl</w:t>
       </w:r>
+      <w:proofErr w:type="spellEnd"/>
     </w:p>
     <w:p>
       <w:pPr>
@@ -4987,6 +5386,7 @@
         </w:numPr>
         <w:spacing w:after="0"/>
       </w:pPr>
+      <w:proofErr w:type="spellStart"/>
       <w:r>
         <w:rPr>
           <w:rFonts w:ascii="Consolas" w:eastAsiaTheme="minorHAnsi" w:hAnsi="Consolas" w:cs="Consolas"/>
@@ -4996,6 +5396,7 @@
         </w:rPr>
         <w:t>MSTSearchCriteriaHelp</w:t>
       </w:r>
+      <w:proofErr w:type="spellEnd"/>
     </w:p>
     <w:p>
       <w:pPr>
@@ -5076,6 +5477,7 @@
         </w:numPr>
         <w:spacing w:after="0"/>
       </w:pPr>
+      <w:proofErr w:type="spellStart"/>
       <w:r>
         <w:rPr>
           <w:rFonts w:ascii="Consolas" w:eastAsiaTheme="minorHAnsi" w:hAnsi="Consolas" w:cs="Consolas"/>
@@ -5085,6 +5487,7 @@
         </w:rPr>
         <w:t>MSTSearchResultsHelpLink</w:t>
       </w:r>
+      <w:proofErr w:type="spellEnd"/>
     </w:p>
     <w:p>
       <w:pPr>
@@ -5165,6 +5568,7 @@
         </w:numPr>
         <w:spacing w:after="0"/>
       </w:pPr>
+      <w:proofErr w:type="spellStart"/>
       <w:r>
         <w:rPr>
           <w:rFonts w:ascii="Consolas" w:eastAsiaTheme="minorHAnsi" w:hAnsi="Consolas" w:cs="Consolas"/>
@@ -5174,6 +5578,7 @@
         </w:rPr>
         <w:t>MSTSearchResultsDetailHelpLink</w:t>
       </w:r>
+      <w:proofErr w:type="spellEnd"/>
       <w:r>
         <w:rPr>
           <w:rFonts w:ascii="Calibri" w:eastAsia="Times New Roman" w:hAnsi="Calibri" w:cs="Calibri"/>
@@ -5236,6 +5641,7 @@
           <w:rFonts w:ascii="Calibri" w:eastAsia="Times New Roman" w:hAnsi="Calibri" w:cs="Calibri"/>
           <w:color w:val="E36C0A" w:themeColor="accent6" w:themeShade="BF"/>
         </w:rPr>
+        <w:lastRenderedPageBreak/>
         <w:t>RMS</w:t>
       </w:r>
       <w:r>
@@ -5250,6 +5656,16 @@
         </w:rPr>
         <w:t>the Result Details Help</w:t>
       </w:r>
+    </w:p>
+    <w:p>
+      <w:pPr>
+        <w:rPr>
+          <w:rFonts w:ascii="Consolas" w:eastAsiaTheme="minorHAnsi" w:hAnsi="Consolas" w:cs="Consolas"/>
+          <w:color w:val="008000"/>
+          <w:sz w:val="19"/>
+          <w:szCs w:val="19"/>
+        </w:rPr>
+      </w:pPr>
     </w:p>
     <w:p>
       <w:pPr>
@@ -5261,26 +5677,249 @@
           <w:rFonts w:ascii="Calibri" w:eastAsia="Times New Roman" w:hAnsi="Calibri" w:cs="Calibri"/>
         </w:rPr>
       </w:pPr>
-    </w:p>
-    <w:p>
-      <w:pPr>
+      <w:r>
         <w:rPr>
           <w:rFonts w:ascii="Consolas" w:eastAsiaTheme="minorHAnsi" w:hAnsi="Consolas" w:cs="Consolas"/>
           <w:color w:val="008000"/>
           <w:sz w:val="19"/>
           <w:szCs w:val="19"/>
         </w:rPr>
-      </w:pPr>
-      <w:r>
-        <w:rPr>
-          <w:rFonts w:ascii="Consolas" w:eastAsiaTheme="minorHAnsi" w:hAnsi="Consolas" w:cs="Consolas"/>
-          <w:color w:val="008000"/>
-          <w:sz w:val="19"/>
-          <w:szCs w:val="19"/>
-        </w:rPr>
-        <w:br w:type="page"/>
-      </w:r>
-    </w:p>
+        <w:t>Additional RMS Settings</w:t>
+      </w:r>
+    </w:p>
+    <w:p>
+      <w:pPr>
+        <w:pStyle w:val="ListParagraph"/>
+        <w:numPr>
+          <w:ilvl w:val="1"/>
+          <w:numId w:val="4"/>
+        </w:numPr>
+        <w:spacing w:after="0"/>
+      </w:pPr>
+      <w:proofErr w:type="spellStart"/>
+      <w:r>
+        <w:rPr>
+          <w:rFonts w:ascii="Consolas" w:eastAsiaTheme="minorHAnsi" w:hAnsi="Consolas" w:cs="Consolas"/>
+          <w:color w:val="0000FF"/>
+          <w:sz w:val="19"/>
+          <w:szCs w:val="19"/>
+        </w:rPr>
+        <w:t>RmsHelpBaseLink</w:t>
+      </w:r>
+      <w:proofErr w:type="spellEnd"/>
+    </w:p>
+    <w:p>
+      <w:pPr>
+        <w:pStyle w:val="ListParagraph"/>
+        <w:numPr>
+          <w:ilvl w:val="2"/>
+          <w:numId w:val="30"/>
+        </w:numPr>
+        <w:spacing w:after="0"/>
+      </w:pPr>
+      <w:r>
+        <w:rPr>
+          <w:rFonts w:ascii="Calibri" w:eastAsia="Times New Roman" w:hAnsi="Calibri" w:cs="Calibri"/>
+          <w:color w:val="E36C0A" w:themeColor="accent6" w:themeShade="BF"/>
+        </w:rPr>
+        <w:t>Space</w:t>
+      </w:r>
+      <w:r>
+        <w:rPr>
+          <w:rFonts w:ascii="Calibri" w:eastAsia="Times New Roman" w:hAnsi="Calibri" w:cs="Calibri"/>
+        </w:rPr>
+        <w:t xml:space="preserve">: </w:t>
+      </w:r>
+      <w:r>
+        <w:t xml:space="preserve">set to </w:t>
+      </w:r>
+      <w:r>
+        <w:rPr>
+          <w:rFonts w:ascii="Calibri" w:eastAsia="Times New Roman" w:hAnsi="Calibri" w:cs="Calibri"/>
+          <w:i/>
+        </w:rPr>
+        <w:t>blank</w:t>
+      </w:r>
+      <w:r>
+        <w:rPr>
+          <w:rFonts w:ascii="Calibri" w:eastAsia="Times New Roman" w:hAnsi="Calibri" w:cs="Calibri"/>
+          <w:i/>
+          <w:vertAlign w:val="superscript"/>
+        </w:rPr>
+        <w:t>2</w:t>
+      </w:r>
+    </w:p>
+    <w:p>
+      <w:pPr>
+        <w:pStyle w:val="ListParagraph"/>
+        <w:numPr>
+          <w:ilvl w:val="2"/>
+          <w:numId w:val="30"/>
+        </w:numPr>
+        <w:spacing w:after="0"/>
+      </w:pPr>
+      <w:r>
+        <w:rPr>
+          <w:rFonts w:ascii="Calibri" w:eastAsia="Times New Roman" w:hAnsi="Calibri" w:cs="Calibri"/>
+          <w:color w:val="E36C0A" w:themeColor="accent6" w:themeShade="BF"/>
+        </w:rPr>
+        <w:t>RMS</w:t>
+      </w:r>
+      <w:r>
+        <w:rPr>
+          <w:rFonts w:ascii="Calibri" w:eastAsia="Times New Roman" w:hAnsi="Calibri" w:cs="Calibri"/>
+        </w:rPr>
+        <w:t xml:space="preserve">: A base URL where RMS help files will be located. It should start with </w:t>
+      </w:r>
+      <w:r>
+        <w:rPr>
+          <w:rFonts w:ascii="Consolas" w:eastAsia="Times New Roman" w:hAnsi="Consolas" w:cs="Calibri"/>
+          <w:color w:val="1F497D" w:themeColor="text2"/>
+          <w:sz w:val="19"/>
+          <w:szCs w:val="19"/>
+        </w:rPr>
+        <w:t>http(s)://</w:t>
+      </w:r>
+      <w:r>
+        <w:rPr>
+          <w:rFonts w:ascii="Calibri" w:eastAsia="Times New Roman" w:hAnsi="Calibri" w:cs="Calibri"/>
+          <w:color w:val="1F497D" w:themeColor="text2"/>
+        </w:rPr>
+        <w:t xml:space="preserve"> </w:t>
+      </w:r>
+      <w:r>
+        <w:rPr>
+          <w:rFonts w:ascii="Calibri" w:eastAsia="Times New Roman" w:hAnsi="Calibri" w:cs="Calibri"/>
+        </w:rPr>
+        <w:t xml:space="preserve">and end with a </w:t>
+      </w:r>
+      <w:r>
+        <w:rPr>
+          <w:rFonts w:ascii="Consolas" w:eastAsia="Times New Roman" w:hAnsi="Consolas" w:cs="Calibri"/>
+          <w:color w:val="1F497D" w:themeColor="text2"/>
+          <w:sz w:val="19"/>
+          <w:szCs w:val="19"/>
+        </w:rPr>
+        <w:t>/</w:t>
+      </w:r>
+    </w:p>
+    <w:p>
+      <w:pPr>
+        <w:pStyle w:val="ListParagraph"/>
+        <w:numPr>
+          <w:ilvl w:val="1"/>
+          <w:numId w:val="4"/>
+        </w:numPr>
+        <w:spacing w:after="0"/>
+      </w:pPr>
+      <w:proofErr w:type="spellStart"/>
+      <w:r>
+        <w:rPr>
+          <w:rFonts w:ascii="Consolas" w:eastAsiaTheme="minorHAnsi" w:hAnsi="Consolas" w:cs="Consolas"/>
+          <w:color w:val="0000FF"/>
+          <w:sz w:val="19"/>
+          <w:szCs w:val="19"/>
+        </w:rPr>
+        <w:t>RmsHelpBaseLinkNew</w:t>
+      </w:r>
+      <w:proofErr w:type="spellEnd"/>
+    </w:p>
+    <w:p>
+      <w:pPr>
+        <w:pStyle w:val="ListParagraph"/>
+        <w:numPr>
+          <w:ilvl w:val="2"/>
+          <w:numId w:val="30"/>
+        </w:numPr>
+        <w:spacing w:after="0"/>
+      </w:pPr>
+      <w:r>
+        <w:rPr>
+          <w:rFonts w:ascii="Calibri" w:eastAsia="Times New Roman" w:hAnsi="Calibri" w:cs="Calibri"/>
+          <w:color w:val="E36C0A" w:themeColor="accent6" w:themeShade="BF"/>
+        </w:rPr>
+        <w:t>Space</w:t>
+      </w:r>
+      <w:r>
+        <w:rPr>
+          <w:rFonts w:ascii="Calibri" w:eastAsia="Times New Roman" w:hAnsi="Calibri" w:cs="Calibri"/>
+        </w:rPr>
+        <w:t xml:space="preserve">: </w:t>
+      </w:r>
+      <w:r>
+        <w:t xml:space="preserve">set to </w:t>
+      </w:r>
+      <w:r>
+        <w:rPr>
+          <w:rFonts w:ascii="Calibri" w:eastAsia="Times New Roman" w:hAnsi="Calibri" w:cs="Calibri"/>
+          <w:i/>
+        </w:rPr>
+        <w:t>blank</w:t>
+      </w:r>
+      <w:r>
+        <w:rPr>
+          <w:rFonts w:ascii="Calibri" w:eastAsia="Times New Roman" w:hAnsi="Calibri" w:cs="Calibri"/>
+          <w:i/>
+          <w:vertAlign w:val="superscript"/>
+        </w:rPr>
+        <w:t>2</w:t>
+      </w:r>
+    </w:p>
+    <w:p>
+      <w:pPr>
+        <w:pStyle w:val="ListParagraph"/>
+        <w:numPr>
+          <w:ilvl w:val="2"/>
+          <w:numId w:val="30"/>
+        </w:numPr>
+        <w:spacing w:after="0"/>
+      </w:pPr>
+      <w:r>
+        <w:rPr>
+          <w:rFonts w:ascii="Calibri" w:eastAsia="Times New Roman" w:hAnsi="Calibri" w:cs="Calibri"/>
+          <w:color w:val="E36C0A" w:themeColor="accent6" w:themeShade="BF"/>
+        </w:rPr>
+        <w:t>RMS</w:t>
+      </w:r>
+      <w:r>
+        <w:rPr>
+          <w:rFonts w:ascii="Calibri" w:eastAsia="Times New Roman" w:hAnsi="Calibri" w:cs="Calibri"/>
+        </w:rPr>
+        <w:t xml:space="preserve">: A base URL where RMS help files will be located. It should start with </w:t>
+      </w:r>
+      <w:r>
+        <w:rPr>
+          <w:rFonts w:ascii="Consolas" w:eastAsia="Times New Roman" w:hAnsi="Consolas" w:cs="Calibri"/>
+          <w:color w:val="1F497D" w:themeColor="text2"/>
+          <w:sz w:val="19"/>
+          <w:szCs w:val="19"/>
+        </w:rPr>
+        <w:t>http(s)://</w:t>
+      </w:r>
+      <w:r>
+        <w:rPr>
+          <w:rFonts w:ascii="Calibri" w:eastAsia="Times New Roman" w:hAnsi="Calibri" w:cs="Calibri"/>
+          <w:color w:val="1F497D" w:themeColor="text2"/>
+        </w:rPr>
+        <w:t xml:space="preserve"> </w:t>
+      </w:r>
+      <w:r>
+        <w:rPr>
+          <w:rFonts w:ascii="Calibri" w:eastAsia="Times New Roman" w:hAnsi="Calibri" w:cs="Calibri"/>
+        </w:rPr>
+        <w:t xml:space="preserve">and end with a </w:t>
+      </w:r>
+      <w:r>
+        <w:rPr>
+          <w:rFonts w:ascii="Consolas" w:eastAsia="Times New Roman" w:hAnsi="Consolas" w:cs="Calibri"/>
+          <w:color w:val="1F497D" w:themeColor="text2"/>
+          <w:sz w:val="19"/>
+          <w:szCs w:val="19"/>
+        </w:rPr>
+        <w:t>/</w:t>
+      </w:r>
+    </w:p>
+    <w:p/>
     <w:p>
       <w:pPr>
         <w:pStyle w:val="ListParagraph"/>
@@ -5298,8 +5937,7 @@
           <w:sz w:val="19"/>
           <w:szCs w:val="19"/>
         </w:rPr>
-        <w:lastRenderedPageBreak/>
-        <w:t>Additional RMS Settings</w:t>
+        <w:t>Project Map Settings</w:t>
       </w:r>
     </w:p>
     <w:p>
@@ -5310,162 +5948,12 @@
           <w:numId w:val="4"/>
         </w:numPr>
         <w:spacing w:after="0"/>
-      </w:pPr>
-      <w:r>
-        <w:rPr>
-          <w:rFonts w:ascii="Consolas" w:eastAsiaTheme="minorHAnsi" w:hAnsi="Consolas" w:cs="Consolas"/>
-          <w:color w:val="0000FF"/>
-          <w:sz w:val="19"/>
-          <w:szCs w:val="19"/>
-        </w:rPr>
-        <w:t>RmsHelpBaseLink</w:t>
-      </w:r>
-    </w:p>
-    <w:p>
-      <w:pPr>
-        <w:pStyle w:val="ListParagraph"/>
-        <w:numPr>
-          <w:ilvl w:val="2"/>
-          <w:numId w:val="30"/>
-        </w:numPr>
-        <w:spacing w:after="0"/>
-      </w:pPr>
-      <w:r>
-        <w:rPr>
-          <w:rFonts w:ascii="Calibri" w:eastAsia="Times New Roman" w:hAnsi="Calibri" w:cs="Calibri"/>
-          <w:color w:val="E36C0A" w:themeColor="accent6" w:themeShade="BF"/>
-        </w:rPr>
-        <w:t>Space</w:t>
-      </w:r>
-      <w:r>
-        <w:rPr>
-          <w:rFonts w:ascii="Calibri" w:eastAsia="Times New Roman" w:hAnsi="Calibri" w:cs="Calibri"/>
-        </w:rPr>
-        <w:t xml:space="preserve">: </w:t>
-      </w:r>
-      <w:r>
-        <w:t xml:space="preserve">set to </w:t>
-      </w:r>
-      <w:r>
-        <w:rPr>
-          <w:rFonts w:ascii="Calibri" w:eastAsia="Times New Roman" w:hAnsi="Calibri" w:cs="Calibri"/>
-          <w:i/>
-        </w:rPr>
-        <w:t>blank</w:t>
-      </w:r>
-      <w:r>
-        <w:rPr>
-          <w:rFonts w:ascii="Calibri" w:eastAsia="Times New Roman" w:hAnsi="Calibri" w:cs="Calibri"/>
-          <w:i/>
-          <w:vertAlign w:val="superscript"/>
-        </w:rPr>
-        <w:t>2</w:t>
-      </w:r>
-    </w:p>
-    <w:p>
-      <w:pPr>
-        <w:pStyle w:val="ListParagraph"/>
-        <w:numPr>
-          <w:ilvl w:val="2"/>
-          <w:numId w:val="30"/>
-        </w:numPr>
-        <w:spacing w:after="0"/>
-      </w:pPr>
-      <w:r>
-        <w:rPr>
-          <w:rFonts w:ascii="Calibri" w:eastAsia="Times New Roman" w:hAnsi="Calibri" w:cs="Calibri"/>
-          <w:color w:val="E36C0A" w:themeColor="accent6" w:themeShade="BF"/>
-        </w:rPr>
-        <w:t>RMS</w:t>
-      </w:r>
-      <w:r>
-        <w:rPr>
-          <w:rFonts w:ascii="Calibri" w:eastAsia="Times New Roman" w:hAnsi="Calibri" w:cs="Calibri"/>
-        </w:rPr>
-        <w:t xml:space="preserve">: </w:t>
-      </w:r>
-      <w:r>
-        <w:rPr>
-          <w:rFonts w:ascii="Calibri" w:eastAsia="Times New Roman" w:hAnsi="Calibri" w:cs="Calibri"/>
-        </w:rPr>
-        <w:t xml:space="preserve">A base URL where RMS help files will be located. It should start with </w:t>
-      </w:r>
-      <w:r>
-        <w:rPr>
-          <w:rFonts w:ascii="Consolas" w:eastAsia="Times New Roman" w:hAnsi="Consolas" w:cs="Calibri"/>
-          <w:color w:val="1F497D" w:themeColor="text2"/>
-          <w:sz w:val="19"/>
-          <w:szCs w:val="19"/>
-        </w:rPr>
-        <w:t>http(s)://</w:t>
-      </w:r>
-      <w:r>
-        <w:rPr>
-          <w:rFonts w:ascii="Calibri" w:eastAsia="Times New Roman" w:hAnsi="Calibri" w:cs="Calibri"/>
-          <w:color w:val="1F497D" w:themeColor="text2"/>
-        </w:rPr>
-        <w:t xml:space="preserve"> </w:t>
-      </w:r>
-      <w:r>
-        <w:rPr>
-          <w:rFonts w:ascii="Calibri" w:eastAsia="Times New Roman" w:hAnsi="Calibri" w:cs="Calibri"/>
-        </w:rPr>
-        <w:t xml:space="preserve">and end with a </w:t>
-      </w:r>
-      <w:r>
-        <w:rPr>
-          <w:rFonts w:ascii="Consolas" w:eastAsia="Times New Roman" w:hAnsi="Consolas" w:cs="Calibri"/>
-          <w:color w:val="1F497D" w:themeColor="text2"/>
-          <w:sz w:val="19"/>
-          <w:szCs w:val="19"/>
-        </w:rPr>
-        <w:t>/</w:t>
-      </w:r>
-    </w:p>
-    <w:p>
-      <w:pPr>
-        <w:pStyle w:val="ListParagraph"/>
-        <w:spacing w:after="0"/>
-        <w:ind w:left="1440"/>
         <w:textAlignment w:val="center"/>
         <w:rPr>
           <w:rFonts w:ascii="Calibri" w:eastAsia="Times New Roman" w:hAnsi="Calibri" w:cs="Calibri"/>
         </w:rPr>
       </w:pPr>
-    </w:p>
-    <w:p>
-      <w:pPr>
-        <w:pStyle w:val="ListParagraph"/>
-        <w:spacing w:after="0"/>
-        <w:ind w:left="1440"/>
-        <w:textAlignment w:val="center"/>
-        <w:rPr>
-          <w:rFonts w:ascii="Calibri" w:eastAsia="Times New Roman" w:hAnsi="Calibri" w:cs="Calibri"/>
-        </w:rPr>
-      </w:pPr>
-      <w:r>
-        <w:rPr>
-          <w:rFonts w:ascii="Consolas" w:eastAsiaTheme="minorHAnsi" w:hAnsi="Consolas" w:cs="Consolas"/>
-          <w:color w:val="008000"/>
-          <w:sz w:val="19"/>
-          <w:szCs w:val="19"/>
-        </w:rPr>
-        <w:t>Project Map Settings</w:t>
-      </w:r>
-    </w:p>
-    <w:p>
-      <w:pPr>
-        <w:pStyle w:val="ListParagraph"/>
-        <w:numPr>
-          <w:ilvl w:val="1"/>
-          <w:numId w:val="4"/>
-        </w:numPr>
-        <w:spacing w:after="0"/>
-        <w:textAlignment w:val="center"/>
-        <w:rPr>
-          <w:rFonts w:ascii="Calibri" w:eastAsia="Times New Roman" w:hAnsi="Calibri" w:cs="Calibri"/>
-        </w:rPr>
-      </w:pPr>
+      <w:proofErr w:type="spellStart"/>
       <w:r>
         <w:rPr>
           <w:rFonts w:ascii="Consolas" w:eastAsiaTheme="minorHAnsi" w:hAnsi="Consolas" w:cs="Consolas"/>
@@ -5475,6 +5963,7 @@
         </w:rPr>
         <w:t>IsProjectMapEnabled</w:t>
       </w:r>
+      <w:proofErr w:type="spellEnd"/>
     </w:p>
     <w:p>
       <w:pPr>
@@ -5603,6 +6092,7 @@
           <w:rFonts w:ascii="Calibri" w:eastAsia="Times New Roman" w:hAnsi="Calibri" w:cs="Calibri"/>
         </w:rPr>
       </w:pPr>
+      <w:proofErr w:type="spellStart"/>
       <w:r>
         <w:rPr>
           <w:rFonts w:ascii="Consolas" w:eastAsiaTheme="minorHAnsi" w:hAnsi="Consolas" w:cs="Consolas"/>
@@ -5612,6 +6102,7 @@
         </w:rPr>
         <w:t>ReportServerLocation</w:t>
       </w:r>
+      <w:proofErr w:type="spellEnd"/>
       <w:r>
         <w:rPr>
           <w:rFonts w:ascii="Calibri" w:eastAsia="Times New Roman" w:hAnsi="Calibri" w:cs="Calibri"/>
@@ -5644,6 +6135,7 @@
           <w:rFonts w:ascii="Calibri" w:eastAsia="Times New Roman" w:hAnsi="Calibri" w:cs="Calibri"/>
         </w:rPr>
       </w:pPr>
+      <w:proofErr w:type="spellStart"/>
       <w:r>
         <w:rPr>
           <w:rFonts w:ascii="Consolas" w:eastAsiaTheme="minorHAnsi" w:hAnsi="Consolas" w:cs="Consolas"/>
@@ -5653,6 +6145,7 @@
         </w:rPr>
         <w:t>ReportServerFolderName</w:t>
       </w:r>
+      <w:proofErr w:type="spellEnd"/>
       <w:r>
         <w:rPr>
           <w:rFonts w:ascii="Calibri" w:eastAsia="Times New Roman" w:hAnsi="Calibri" w:cs="Calibri"/>
@@ -5685,6 +6178,7 @@
           <w:rFonts w:ascii="Calibri" w:eastAsia="Times New Roman" w:hAnsi="Calibri" w:cs="Calibri"/>
         </w:rPr>
       </w:pPr>
+      <w:proofErr w:type="spellStart"/>
       <w:r>
         <w:rPr>
           <w:rFonts w:ascii="Consolas" w:eastAsiaTheme="minorHAnsi" w:hAnsi="Consolas" w:cs="Consolas"/>
@@ -5694,6 +6188,7 @@
         </w:rPr>
         <w:t>system.web</w:t>
       </w:r>
+      <w:proofErr w:type="spellEnd"/>
       <w:r>
         <w:rPr>
           <w:rFonts w:ascii="Consolas" w:eastAsiaTheme="minorHAnsi" w:hAnsi="Consolas" w:cs="Consolas"/>
@@ -5769,8 +6264,16 @@
         <w:rPr>
           <w:rFonts w:ascii="Calibri" w:eastAsia="Times New Roman" w:hAnsi="Calibri" w:cs="Calibri"/>
         </w:rPr>
-        <w:t xml:space="preserve"> – AD groups allowed to access GenBOE</w:t>
-      </w:r>
+        <w:t xml:space="preserve"> – AD groups allowed to access </w:t>
+      </w:r>
+      <w:proofErr w:type="spellStart"/>
+      <w:r>
+        <w:rPr>
+          <w:rFonts w:ascii="Calibri" w:eastAsia="Times New Roman" w:hAnsi="Calibri" w:cs="Calibri"/>
+        </w:rPr>
+        <w:t>GenBOE</w:t>
+      </w:r>
+      <w:proofErr w:type="spellEnd"/>
     </w:p>
     <w:p>
       <w:pPr>
@@ -5825,6 +6328,7 @@
         </w:rPr>
         <w:t>"</w:t>
       </w:r>
+      <w:proofErr w:type="spellStart"/>
       <w:r>
         <w:rPr>
           <w:rFonts w:ascii="Consolas" w:eastAsiaTheme="minorHAnsi" w:hAnsi="Consolas" w:cs="Consolas"/>
@@ -5834,6 +6338,7 @@
         </w:rPr>
         <w:t>elmah.axd</w:t>
       </w:r>
+      <w:proofErr w:type="spellEnd"/>
       <w:r>
         <w:rPr>
           <w:rFonts w:ascii="Consolas" w:eastAsiaTheme="minorHAnsi" w:hAnsi="Consolas" w:cs="Consolas"/>
@@ -5858,6 +6363,7 @@
         </w:rPr>
         <w:t xml:space="preserve">-&gt; </w:t>
       </w:r>
+      <w:proofErr w:type="spellStart"/>
       <w:r>
         <w:rPr>
           <w:rFonts w:ascii="Consolas" w:eastAsiaTheme="minorHAnsi" w:hAnsi="Consolas" w:cs="Consolas"/>
@@ -5867,6 +6373,7 @@
         </w:rPr>
         <w:t>system.web</w:t>
       </w:r>
+      <w:proofErr w:type="spellEnd"/>
       <w:r>
         <w:rPr>
           <w:rFonts w:ascii="Consolas" w:eastAsiaTheme="minorHAnsi" w:hAnsi="Consolas" w:cs="Consolas"/>
@@ -5957,6 +6464,7 @@
           <w:numId w:val="4"/>
         </w:numPr>
       </w:pPr>
+      <w:proofErr w:type="spellStart"/>
       <w:r>
         <w:rPr>
           <w:rFonts w:ascii="Consolas" w:eastAsiaTheme="minorHAnsi" w:hAnsi="Consolas" w:cs="Consolas"/>
@@ -5966,6 +6474,7 @@
         </w:rPr>
         <w:t>elmah</w:t>
       </w:r>
+      <w:proofErr w:type="spellEnd"/>
       <w:r>
         <w:t xml:space="preserve"> section</w:t>
       </w:r>
@@ -5985,6 +6494,7 @@
         </w:rPr>
         <w:t xml:space="preserve">in </w:t>
       </w:r>
+      <w:proofErr w:type="spellStart"/>
       <w:r>
         <w:rPr>
           <w:rFonts w:ascii="Consolas" w:eastAsiaTheme="minorHAnsi" w:hAnsi="Consolas" w:cs="Consolas"/>
@@ -5994,12 +6504,14 @@
         </w:rPr>
         <w:t>errorLog</w:t>
       </w:r>
+      <w:proofErr w:type="spellEnd"/>
       <w:r>
         <w:rPr>
           <w:rFonts w:ascii="Calibri" w:eastAsia="Times New Roman" w:hAnsi="Calibri" w:cs="Calibri"/>
         </w:rPr>
         <w:t xml:space="preserve"> setting,  update the </w:t>
       </w:r>
+      <w:proofErr w:type="spellStart"/>
       <w:r>
         <w:rPr>
           <w:rFonts w:ascii="Consolas" w:eastAsiaTheme="minorHAnsi" w:hAnsi="Consolas" w:cs="Consolas"/>
@@ -6009,6 +6521,7 @@
         </w:rPr>
         <w:t>connectionString</w:t>
       </w:r>
+      <w:proofErr w:type="spellEnd"/>
       <w:r>
         <w:rPr>
           <w:rFonts w:ascii="Calibri" w:eastAsia="Times New Roman" w:hAnsi="Calibri" w:cs="Calibri"/>
@@ -6025,7 +6538,15 @@
         </w:numPr>
       </w:pPr>
       <w:r>
-        <w:t>Remove the HTTPS redirect portion of web.config. Example:</w:t>
+        <w:t xml:space="preserve">Remove the HTTPS redirect portion of </w:t>
+      </w:r>
+      <w:proofErr w:type="spellStart"/>
+      <w:r>
+        <w:t>web.config</w:t>
+      </w:r>
+      <w:proofErr w:type="spellEnd"/>
+      <w:r>
+        <w:t>. Example:</w:t>
       </w:r>
     </w:p>
     <w:p>
@@ -6126,6 +6647,7 @@
         </w:rPr>
         <w:t xml:space="preserve"> </w:t>
       </w:r>
+      <w:proofErr w:type="spellStart"/>
       <w:r>
         <w:rPr>
           <w:rFonts w:ascii="Consolas" w:eastAsiaTheme="minorHAnsi" w:hAnsi="Consolas" w:cs="Consolas"/>
@@ -6135,6 +6657,7 @@
         </w:rPr>
         <w:t>stopProcessing</w:t>
       </w:r>
+      <w:proofErr w:type="spellEnd"/>
       <w:r>
         <w:rPr>
           <w:rFonts w:ascii="Consolas" w:eastAsiaTheme="minorHAnsi" w:hAnsi="Consolas" w:cs="Consolas"/>
@@ -6191,6 +6714,7 @@
         </w:rPr>
         <w:t xml:space="preserve">          &lt;match </w:t>
       </w:r>
+      <w:proofErr w:type="spellStart"/>
       <w:r>
         <w:rPr>
           <w:rFonts w:ascii="Consolas" w:eastAsiaTheme="minorHAnsi" w:hAnsi="Consolas" w:cs="Consolas"/>
@@ -6200,6 +6724,7 @@
         </w:rPr>
         <w:t>url</w:t>
       </w:r>
+      <w:proofErr w:type="spellEnd"/>
       <w:r>
         <w:rPr>
           <w:rFonts w:ascii="Consolas" w:eastAsiaTheme="minorHAnsi" w:hAnsi="Consolas" w:cs="Consolas"/>
@@ -6370,6 +6895,7 @@
         </w:rPr>
         <w:t xml:space="preserve">="Redirect" </w:t>
       </w:r>
+      <w:proofErr w:type="spellStart"/>
       <w:r>
         <w:rPr>
           <w:rFonts w:ascii="Consolas" w:eastAsiaTheme="minorHAnsi" w:hAnsi="Consolas" w:cs="Consolas"/>
@@ -6379,6 +6905,7 @@
         </w:rPr>
         <w:t>url</w:t>
       </w:r>
+      <w:proofErr w:type="spellEnd"/>
       <w:r>
         <w:rPr>
           <w:rFonts w:ascii="Consolas" w:eastAsiaTheme="minorHAnsi" w:hAnsi="Consolas" w:cs="Consolas"/>
@@ -6459,7 +6986,7 @@
         </w:rPr>
         <w:t xml:space="preserve">    &lt;/rewrite&gt;</w:t>
       </w:r>
-      <w:bookmarkStart w:id="64" w:name="_Toc515460355"/>
+      <w:bookmarkStart w:id="65" w:name="_Toc515460355"/>
       <w:r>
         <w:rPr>
           <w:rFonts w:ascii="Consolas" w:eastAsiaTheme="minorHAnsi" w:hAnsi="Consolas" w:cs="Consolas"/>
@@ -6477,7 +7004,7 @@
       <w:pPr>
         <w:pStyle w:val="Heading1"/>
       </w:pPr>
-      <w:bookmarkStart w:id="65" w:name="_Toc69207030"/>
+      <w:bookmarkStart w:id="66" w:name="_Toc69207030"/>
       <w:r>
         <w:lastRenderedPageBreak/>
         <w:t xml:space="preserve">Appendix B: </w:t>
@@ -6506,11 +7033,16 @@
       <w:r>
         <w:t xml:space="preserve">(Portal) </w:t>
       </w:r>
-      <w:r>
-        <w:t>Web.Config Customization</w:t>
-      </w:r>
-      <w:bookmarkEnd w:id="64"/>
+      <w:proofErr w:type="spellStart"/>
+      <w:r>
+        <w:t>Web.Config</w:t>
+      </w:r>
+      <w:proofErr w:type="spellEnd"/>
+      <w:r>
+        <w:t xml:space="preserve"> Customization</w:t>
+      </w:r>
       <w:bookmarkEnd w:id="65"/>
+      <w:bookmarkEnd w:id="66"/>
     </w:p>
     <w:p>
       <w:pPr>
@@ -6521,6 +7053,7 @@
         </w:numPr>
         <w:spacing w:after="0"/>
       </w:pPr>
+      <w:proofErr w:type="spellStart"/>
       <w:r>
         <w:rPr>
           <w:rFonts w:ascii="Consolas" w:eastAsiaTheme="minorHAnsi" w:hAnsi="Consolas" w:cs="Consolas"/>
@@ -6530,6 +7063,7 @@
         </w:rPr>
         <w:t>connectionStrings</w:t>
       </w:r>
+      <w:proofErr w:type="spellEnd"/>
       <w:r>
         <w:rPr>
           <w:rFonts w:ascii="Calibri" w:eastAsia="Times New Roman" w:hAnsi="Calibri" w:cs="Calibri"/>
@@ -6546,14 +7080,25 @@
         </w:numPr>
         <w:spacing w:after="0"/>
       </w:pPr>
-      <w:r>
-        <w:rPr>
-          <w:rFonts w:ascii="Consolas" w:eastAsiaTheme="minorHAnsi" w:hAnsi="Consolas" w:cs="Consolas"/>
-          <w:color w:val="0000FF"/>
-          <w:sz w:val="19"/>
-          <w:szCs w:val="19"/>
-        </w:rPr>
-        <w:t xml:space="preserve">IESEntities </w:t>
+      <w:proofErr w:type="spellStart"/>
+      <w:r>
+        <w:rPr>
+          <w:rFonts w:ascii="Consolas" w:eastAsiaTheme="minorHAnsi" w:hAnsi="Consolas" w:cs="Consolas"/>
+          <w:color w:val="0000FF"/>
+          <w:sz w:val="19"/>
+          <w:szCs w:val="19"/>
+        </w:rPr>
+        <w:t>IESEntities</w:t>
+      </w:r>
+      <w:proofErr w:type="spellEnd"/>
+      <w:r>
+        <w:rPr>
+          <w:rFonts w:ascii="Consolas" w:eastAsiaTheme="minorHAnsi" w:hAnsi="Consolas" w:cs="Consolas"/>
+          <w:color w:val="0000FF"/>
+          <w:sz w:val="19"/>
+          <w:szCs w:val="19"/>
+        </w:rPr>
+        <w:t xml:space="preserve"> </w:t>
       </w:r>
       <w:r>
         <w:rPr>
@@ -6571,20 +7116,45 @@
         </w:numPr>
         <w:spacing w:after="0"/>
       </w:pPr>
-      <w:r>
-        <w:rPr>
-          <w:rFonts w:ascii="Consolas" w:eastAsiaTheme="minorHAnsi" w:hAnsi="Consolas" w:cs="Consolas"/>
-          <w:color w:val="0000FF"/>
-          <w:sz w:val="19"/>
-          <w:szCs w:val="19"/>
-        </w:rPr>
-        <w:t xml:space="preserve">genTracEntities </w:t>
-      </w:r>
-      <w:r>
-        <w:rPr>
-          <w:rFonts w:ascii="Calibri" w:eastAsia="Times New Roman" w:hAnsi="Calibri" w:cs="Calibri"/>
-        </w:rPr>
-        <w:t>– PTM / genTrac database connection string</w:t>
+      <w:proofErr w:type="spellStart"/>
+      <w:r>
+        <w:rPr>
+          <w:rFonts w:ascii="Consolas" w:eastAsiaTheme="minorHAnsi" w:hAnsi="Consolas" w:cs="Consolas"/>
+          <w:color w:val="0000FF"/>
+          <w:sz w:val="19"/>
+          <w:szCs w:val="19"/>
+        </w:rPr>
+        <w:t>genTracEntities</w:t>
+      </w:r>
+      <w:proofErr w:type="spellEnd"/>
+      <w:r>
+        <w:rPr>
+          <w:rFonts w:ascii="Consolas" w:eastAsiaTheme="minorHAnsi" w:hAnsi="Consolas" w:cs="Consolas"/>
+          <w:color w:val="0000FF"/>
+          <w:sz w:val="19"/>
+          <w:szCs w:val="19"/>
+        </w:rPr>
+        <w:t xml:space="preserve"> </w:t>
+      </w:r>
+      <w:r>
+        <w:rPr>
+          <w:rFonts w:ascii="Calibri" w:eastAsia="Times New Roman" w:hAnsi="Calibri" w:cs="Calibri"/>
+        </w:rPr>
+        <w:t xml:space="preserve">– PTM / </w:t>
+      </w:r>
+      <w:proofErr w:type="spellStart"/>
+      <w:r>
+        <w:rPr>
+          <w:rFonts w:ascii="Calibri" w:eastAsia="Times New Roman" w:hAnsi="Calibri" w:cs="Calibri"/>
+        </w:rPr>
+        <w:t>genTrac</w:t>
+      </w:r>
+      <w:proofErr w:type="spellEnd"/>
+      <w:r>
+        <w:rPr>
+          <w:rFonts w:ascii="Calibri" w:eastAsia="Times New Roman" w:hAnsi="Calibri" w:cs="Calibri"/>
+        </w:rPr>
+        <w:t xml:space="preserve"> database connection string</w:t>
       </w:r>
     </w:p>
     <w:p>
@@ -6596,6 +7166,7 @@
         </w:numPr>
         <w:spacing w:after="0"/>
       </w:pPr>
+      <w:proofErr w:type="spellStart"/>
       <w:r>
         <w:rPr>
           <w:rFonts w:ascii="Consolas" w:eastAsiaTheme="minorHAnsi" w:hAnsi="Consolas" w:cs="Consolas"/>
@@ -6605,6 +7176,7 @@
         </w:rPr>
         <w:t>GenBoeEntities</w:t>
       </w:r>
+      <w:proofErr w:type="spellEnd"/>
       <w:r>
         <w:t xml:space="preserve"> </w:t>
       </w:r>
@@ -6612,7 +7184,21 @@
         <w:rPr>
           <w:rFonts w:ascii="Calibri" w:eastAsia="Times New Roman" w:hAnsi="Calibri" w:cs="Calibri"/>
         </w:rPr>
-        <w:t>– genBOE database connection string</w:t>
+        <w:t xml:space="preserve">– </w:t>
+      </w:r>
+      <w:proofErr w:type="spellStart"/>
+      <w:r>
+        <w:rPr>
+          <w:rFonts w:ascii="Calibri" w:eastAsia="Times New Roman" w:hAnsi="Calibri" w:cs="Calibri"/>
+        </w:rPr>
+        <w:t>genBOE</w:t>
+      </w:r>
+      <w:proofErr w:type="spellEnd"/>
+      <w:r>
+        <w:rPr>
+          <w:rFonts w:ascii="Calibri" w:eastAsia="Times New Roman" w:hAnsi="Calibri" w:cs="Calibri"/>
+        </w:rPr>
+        <w:t xml:space="preserve"> database connection string</w:t>
       </w:r>
     </w:p>
     <w:p>
@@ -6624,6 +7210,7 @@
         </w:numPr>
         <w:spacing w:after="0"/>
       </w:pPr>
+      <w:proofErr w:type="spellStart"/>
       <w:r>
         <w:rPr>
           <w:rFonts w:ascii="Consolas" w:eastAsiaTheme="minorHAnsi" w:hAnsi="Consolas" w:cs="Consolas"/>
@@ -6633,6 +7220,7 @@
         </w:rPr>
         <w:t>appSettings</w:t>
       </w:r>
+      <w:proofErr w:type="spellEnd"/>
       <w:r>
         <w:rPr>
           <w:rFonts w:ascii="Calibri" w:eastAsia="Times New Roman" w:hAnsi="Calibri" w:cs="Calibri"/>
@@ -6673,14 +7261,25 @@
           <w:rFonts w:ascii="Calibri" w:eastAsia="Times New Roman" w:hAnsi="Calibri" w:cs="Calibri"/>
         </w:rPr>
       </w:pPr>
-      <w:r>
-        <w:rPr>
-          <w:rFonts w:ascii="Consolas" w:eastAsiaTheme="minorHAnsi" w:hAnsi="Consolas" w:cs="Consolas"/>
-          <w:color w:val="0000FF"/>
-          <w:sz w:val="19"/>
-          <w:szCs w:val="19"/>
-        </w:rPr>
-        <w:t xml:space="preserve">ActiveDirectoryPath </w:t>
+      <w:proofErr w:type="spellStart"/>
+      <w:r>
+        <w:rPr>
+          <w:rFonts w:ascii="Consolas" w:eastAsiaTheme="minorHAnsi" w:hAnsi="Consolas" w:cs="Consolas"/>
+          <w:color w:val="0000FF"/>
+          <w:sz w:val="19"/>
+          <w:szCs w:val="19"/>
+        </w:rPr>
+        <w:t>ActiveDirectoryPath</w:t>
+      </w:r>
+      <w:proofErr w:type="spellEnd"/>
+      <w:r>
+        <w:rPr>
+          <w:rFonts w:ascii="Consolas" w:eastAsiaTheme="minorHAnsi" w:hAnsi="Consolas" w:cs="Consolas"/>
+          <w:color w:val="0000FF"/>
+          <w:sz w:val="19"/>
+          <w:szCs w:val="19"/>
+        </w:rPr>
+        <w:t xml:space="preserve"> </w:t>
       </w:r>
       <w:r>
         <w:rPr>
@@ -6702,17 +7301,36 @@
           <w:rFonts w:ascii="Calibri" w:eastAsia="Times New Roman" w:hAnsi="Calibri" w:cs="Calibri"/>
         </w:rPr>
       </w:pPr>
-      <w:r>
-        <w:rPr>
-          <w:rFonts w:ascii="Consolas" w:eastAsiaTheme="minorHAnsi" w:hAnsi="Consolas" w:cs="Consolas"/>
-          <w:color w:val="0000FF"/>
-          <w:sz w:val="19"/>
-          <w:szCs w:val="19"/>
-        </w:rPr>
-        <w:t xml:space="preserve">BOEUrl </w:t>
-      </w:r>
-      <w:r>
-        <w:t>– GenBOE’s URL</w:t>
+      <w:proofErr w:type="spellStart"/>
+      <w:r>
+        <w:rPr>
+          <w:rFonts w:ascii="Consolas" w:eastAsiaTheme="minorHAnsi" w:hAnsi="Consolas" w:cs="Consolas"/>
+          <w:color w:val="0000FF"/>
+          <w:sz w:val="19"/>
+          <w:szCs w:val="19"/>
+        </w:rPr>
+        <w:t>BOEUrl</w:t>
+      </w:r>
+      <w:proofErr w:type="spellEnd"/>
+      <w:r>
+        <w:rPr>
+          <w:rFonts w:ascii="Consolas" w:eastAsiaTheme="minorHAnsi" w:hAnsi="Consolas" w:cs="Consolas"/>
+          <w:color w:val="0000FF"/>
+          <w:sz w:val="19"/>
+          <w:szCs w:val="19"/>
+        </w:rPr>
+        <w:t xml:space="preserve"> </w:t>
+      </w:r>
+      <w:r>
+        <w:t xml:space="preserve">– </w:t>
+      </w:r>
+      <w:proofErr w:type="spellStart"/>
+      <w:r>
+        <w:t>GenBOE’s</w:t>
+      </w:r>
+      <w:proofErr w:type="spellEnd"/>
+      <w:r>
+        <w:t xml:space="preserve"> URL</w:t>
       </w:r>
     </w:p>
     <w:p>
@@ -6728,14 +7346,25 @@
           <w:rFonts w:ascii="Calibri" w:eastAsia="Times New Roman" w:hAnsi="Calibri" w:cs="Calibri"/>
         </w:rPr>
       </w:pPr>
-      <w:r>
-        <w:rPr>
-          <w:rFonts w:ascii="Consolas" w:eastAsiaTheme="minorHAnsi" w:hAnsi="Consolas" w:cs="Consolas"/>
-          <w:color w:val="0000FF"/>
-          <w:sz w:val="19"/>
-          <w:szCs w:val="19"/>
-        </w:rPr>
-        <w:t xml:space="preserve">PTMUrl </w:t>
+      <w:proofErr w:type="spellStart"/>
+      <w:r>
+        <w:rPr>
+          <w:rFonts w:ascii="Consolas" w:eastAsiaTheme="minorHAnsi" w:hAnsi="Consolas" w:cs="Consolas"/>
+          <w:color w:val="0000FF"/>
+          <w:sz w:val="19"/>
+          <w:szCs w:val="19"/>
+        </w:rPr>
+        <w:t>PTMUrl</w:t>
+      </w:r>
+      <w:proofErr w:type="spellEnd"/>
+      <w:r>
+        <w:rPr>
+          <w:rFonts w:ascii="Consolas" w:eastAsiaTheme="minorHAnsi" w:hAnsi="Consolas" w:cs="Consolas"/>
+          <w:color w:val="0000FF"/>
+          <w:sz w:val="19"/>
+          <w:szCs w:val="19"/>
+        </w:rPr>
+        <w:t xml:space="preserve"> </w:t>
       </w:r>
       <w:r>
         <w:t>– PTM’s URL</w:t>
@@ -6754,14 +7383,25 @@
           <w:rFonts w:ascii="Calibri" w:eastAsia="Times New Roman" w:hAnsi="Calibri" w:cs="Calibri"/>
         </w:rPr>
       </w:pPr>
-      <w:r>
-        <w:rPr>
-          <w:rFonts w:ascii="Consolas" w:eastAsiaTheme="minorHAnsi" w:hAnsi="Consolas" w:cs="Consolas"/>
-          <w:color w:val="0000FF"/>
-          <w:sz w:val="19"/>
-          <w:szCs w:val="19"/>
-        </w:rPr>
-        <w:t xml:space="preserve">RDMUrl </w:t>
+      <w:proofErr w:type="spellStart"/>
+      <w:r>
+        <w:rPr>
+          <w:rFonts w:ascii="Consolas" w:eastAsiaTheme="minorHAnsi" w:hAnsi="Consolas" w:cs="Consolas"/>
+          <w:color w:val="0000FF"/>
+          <w:sz w:val="19"/>
+          <w:szCs w:val="19"/>
+        </w:rPr>
+        <w:t>RDMUrl</w:t>
+      </w:r>
+      <w:proofErr w:type="spellEnd"/>
+      <w:r>
+        <w:rPr>
+          <w:rFonts w:ascii="Consolas" w:eastAsiaTheme="minorHAnsi" w:hAnsi="Consolas" w:cs="Consolas"/>
+          <w:color w:val="0000FF"/>
+          <w:sz w:val="19"/>
+          <w:szCs w:val="19"/>
+        </w:rPr>
+        <w:t xml:space="preserve"> </w:t>
       </w:r>
       <w:r>
         <w:t>– RDM’s URL</w:t>
@@ -6780,14 +7420,25 @@
           <w:rFonts w:ascii="Calibri" w:eastAsia="Times New Roman" w:hAnsi="Calibri" w:cs="Calibri"/>
         </w:rPr>
       </w:pPr>
-      <w:r>
-        <w:rPr>
-          <w:rFonts w:ascii="Consolas" w:eastAsiaTheme="minorHAnsi" w:hAnsi="Consolas" w:cs="Consolas"/>
-          <w:color w:val="0000FF"/>
-          <w:sz w:val="19"/>
-          <w:szCs w:val="19"/>
-        </w:rPr>
-        <w:t xml:space="preserve">RDSBUrl </w:t>
+      <w:proofErr w:type="spellStart"/>
+      <w:r>
+        <w:rPr>
+          <w:rFonts w:ascii="Consolas" w:eastAsiaTheme="minorHAnsi" w:hAnsi="Consolas" w:cs="Consolas"/>
+          <w:color w:val="0000FF"/>
+          <w:sz w:val="19"/>
+          <w:szCs w:val="19"/>
+        </w:rPr>
+        <w:t>RDSBUrl</w:t>
+      </w:r>
+      <w:proofErr w:type="spellEnd"/>
+      <w:r>
+        <w:rPr>
+          <w:rFonts w:ascii="Consolas" w:eastAsiaTheme="minorHAnsi" w:hAnsi="Consolas" w:cs="Consolas"/>
+          <w:color w:val="0000FF"/>
+          <w:sz w:val="19"/>
+          <w:szCs w:val="19"/>
+        </w:rPr>
+        <w:t xml:space="preserve"> </w:t>
       </w:r>
       <w:r>
         <w:t>– RDSB’s URL</w:t>
@@ -6806,23 +7457,50 @@
           <w:rFonts w:ascii="Calibri" w:eastAsia="Times New Roman" w:hAnsi="Calibri" w:cs="Calibri"/>
         </w:rPr>
       </w:pPr>
-      <w:r>
-        <w:rPr>
-          <w:rFonts w:ascii="Consolas" w:eastAsiaTheme="minorHAnsi" w:hAnsi="Consolas" w:cs="Consolas"/>
-          <w:color w:val="0000FF"/>
-          <w:sz w:val="19"/>
-          <w:szCs w:val="19"/>
-        </w:rPr>
-        <w:t xml:space="preserve">PPUrl </w:t>
-      </w:r>
-      <w:r>
-        <w:t xml:space="preserve">– ProPricer URL – a URL to a </w:t>
+      <w:proofErr w:type="spellStart"/>
+      <w:r>
+        <w:rPr>
+          <w:rFonts w:ascii="Consolas" w:eastAsiaTheme="minorHAnsi" w:hAnsi="Consolas" w:cs="Consolas"/>
+          <w:color w:val="0000FF"/>
+          <w:sz w:val="19"/>
+          <w:szCs w:val="19"/>
+        </w:rPr>
+        <w:t>PPUrl</w:t>
+      </w:r>
+      <w:proofErr w:type="spellEnd"/>
+      <w:r>
+        <w:rPr>
+          <w:rFonts w:ascii="Consolas" w:eastAsiaTheme="minorHAnsi" w:hAnsi="Consolas" w:cs="Consolas"/>
+          <w:color w:val="0000FF"/>
+          <w:sz w:val="19"/>
+          <w:szCs w:val="19"/>
+        </w:rPr>
+        <w:t xml:space="preserve"> </w:t>
+      </w:r>
+      <w:r>
+        <w:t xml:space="preserve">– </w:t>
+      </w:r>
+      <w:proofErr w:type="spellStart"/>
+      <w:r>
+        <w:t>ProPricer</w:t>
+      </w:r>
+      <w:proofErr w:type="spellEnd"/>
+      <w:r>
+        <w:t xml:space="preserve"> URL – a URL to a </w:t>
       </w:r>
       <w:r>
         <w:t>SharePoint</w:t>
       </w:r>
       <w:r>
-        <w:t xml:space="preserve"> site where ProPricer links are located</w:t>
+        <w:t xml:space="preserve"> site where </w:t>
+      </w:r>
+      <w:proofErr w:type="spellStart"/>
+      <w:r>
+        <w:t>ProPricer</w:t>
+      </w:r>
+      <w:proofErr w:type="spellEnd"/>
+      <w:r>
+        <w:t xml:space="preserve"> links are located</w:t>
       </w:r>
     </w:p>
     <w:p>
@@ -6838,14 +7516,25 @@
           <w:rFonts w:ascii="Calibri" w:eastAsia="Times New Roman" w:hAnsi="Calibri" w:cs="Calibri"/>
         </w:rPr>
       </w:pPr>
-      <w:r>
-        <w:rPr>
-          <w:rFonts w:ascii="Consolas" w:eastAsiaTheme="minorHAnsi" w:hAnsi="Consolas" w:cs="Consolas"/>
-          <w:color w:val="0000FF"/>
-          <w:sz w:val="19"/>
-          <w:szCs w:val="19"/>
-        </w:rPr>
-        <w:t xml:space="preserve">RPMUrl </w:t>
+      <w:proofErr w:type="spellStart"/>
+      <w:r>
+        <w:rPr>
+          <w:rFonts w:ascii="Consolas" w:eastAsiaTheme="minorHAnsi" w:hAnsi="Consolas" w:cs="Consolas"/>
+          <w:color w:val="0000FF"/>
+          <w:sz w:val="19"/>
+          <w:szCs w:val="19"/>
+        </w:rPr>
+        <w:t>RPMUrl</w:t>
+      </w:r>
+      <w:proofErr w:type="spellEnd"/>
+      <w:r>
+        <w:rPr>
+          <w:rFonts w:ascii="Consolas" w:eastAsiaTheme="minorHAnsi" w:hAnsi="Consolas" w:cs="Consolas"/>
+          <w:color w:val="0000FF"/>
+          <w:sz w:val="19"/>
+          <w:szCs w:val="19"/>
+        </w:rPr>
+        <w:t xml:space="preserve"> </w:t>
       </w:r>
       <w:r>
         <w:t xml:space="preserve">– </w:t>
@@ -6876,21 +7565,24 @@
           <w:ilvl w:val="1"/>
           <w:numId w:val="12"/>
         </w:numPr>
-        <w:spacing w:after="0"/>
-        <w:textAlignment w:val="center"/>
-        <w:rPr>
-          <w:rFonts w:ascii="Calibri" w:eastAsia="Times New Roman" w:hAnsi="Calibri" w:cs="Calibri"/>
-        </w:rPr>
-      </w:pPr>
-      <w:r>
-        <w:rPr>
-          <w:rFonts w:ascii="Consolas" w:eastAsiaTheme="minorHAnsi" w:hAnsi="Consolas" w:cs="Consolas"/>
-          <w:color w:val="0000FF"/>
-          <w:sz w:val="19"/>
-          <w:szCs w:val="19"/>
-        </w:rPr>
-        <w:t>EEPPUrl</w:t>
-      </w:r>
+        <w:rPr>
+          <w:rFonts w:ascii="Consolas" w:eastAsiaTheme="minorHAnsi" w:hAnsi="Consolas" w:cs="Consolas"/>
+          <w:color w:val="0000FF"/>
+          <w:sz w:val="19"/>
+          <w:szCs w:val="19"/>
+        </w:rPr>
+      </w:pPr>
+      <w:proofErr w:type="spellStart"/>
+      <w:r>
+        <w:rPr>
+          <w:rFonts w:ascii="Consolas" w:eastAsiaTheme="minorHAnsi" w:hAnsi="Consolas" w:cs="Consolas"/>
+          <w:color w:val="0000FF"/>
+          <w:sz w:val="19"/>
+          <w:szCs w:val="19"/>
+        </w:rPr>
+        <w:t>ACVUrl</w:t>
+      </w:r>
+      <w:proofErr w:type="spellEnd"/>
       <w:r>
         <w:rPr>
           <w:rFonts w:ascii="Consolas" w:eastAsiaTheme="minorHAnsi" w:hAnsi="Consolas" w:cs="Consolas"/>
@@ -6922,13 +7614,13 @@
         <w:t xml:space="preserve">, </w:t>
       </w:r>
       <w:r>
-        <w:t>eEPP</w:t>
-      </w:r>
-      <w:r>
-        <w:t xml:space="preserve"> </w:t>
-      </w:r>
-      <w:r>
-        <w:t>is still in development</w:t>
+        <w:t xml:space="preserve">ACV </w:t>
+      </w:r>
+      <w:r>
+        <w:t xml:space="preserve">is still </w:t>
+      </w:r>
+      <w:r>
+        <w:t>not in classified environment yet</w:t>
       </w:r>
     </w:p>
     <w:p>
@@ -6944,28 +7636,63 @@
           <w:rFonts w:ascii="Calibri" w:eastAsia="Times New Roman" w:hAnsi="Calibri" w:cs="Calibri"/>
         </w:rPr>
       </w:pPr>
-      <w:r>
-        <w:rPr>
-          <w:rFonts w:ascii="Consolas" w:eastAsiaTheme="minorHAnsi" w:hAnsi="Consolas" w:cs="Consolas"/>
-          <w:color w:val="0000FF"/>
-          <w:sz w:val="19"/>
-          <w:szCs w:val="19"/>
-        </w:rPr>
-        <w:t xml:space="preserve">AdminUrl </w:t>
+      <w:proofErr w:type="spellStart"/>
+      <w:r>
+        <w:rPr>
+          <w:rFonts w:ascii="Consolas" w:eastAsiaTheme="minorHAnsi" w:hAnsi="Consolas" w:cs="Consolas"/>
+          <w:color w:val="0000FF"/>
+          <w:sz w:val="19"/>
+          <w:szCs w:val="19"/>
+        </w:rPr>
+        <w:t>EEPPUrl</w:t>
+      </w:r>
+      <w:proofErr w:type="spellEnd"/>
+      <w:r>
+        <w:rPr>
+          <w:rFonts w:ascii="Consolas" w:eastAsiaTheme="minorHAnsi" w:hAnsi="Consolas" w:cs="Consolas"/>
+          <w:color w:val="0000FF"/>
+          <w:sz w:val="19"/>
+          <w:szCs w:val="19"/>
+        </w:rPr>
+        <w:t xml:space="preserve"> </w:t>
       </w:r>
       <w:r>
         <w:t xml:space="preserve">– </w:t>
       </w:r>
       <w:r>
-        <w:t xml:space="preserve">IES URL, followed by </w:t>
-      </w:r>
-      <w:r>
-        <w:rPr>
-          <w:rFonts w:ascii="Consolas" w:hAnsi="Consolas"/>
-          <w:sz w:val="19"/>
-          <w:szCs w:val="19"/>
-        </w:rPr>
-        <w:t>/Admin</w:t>
+        <w:rPr>
+          <w:rFonts w:ascii="Calibri" w:eastAsia="Times New Roman" w:hAnsi="Calibri" w:cs="Calibri"/>
+          <w:i/>
+        </w:rPr>
+        <w:t>blank</w:t>
+      </w:r>
+      <w:r>
+        <w:rPr>
+          <w:rFonts w:ascii="Calibri" w:eastAsia="Times New Roman" w:hAnsi="Calibri" w:cs="Calibri"/>
+          <w:i/>
+          <w:vertAlign w:val="superscript"/>
+        </w:rPr>
+        <w:t>2</w:t>
+      </w:r>
+      <w:r>
+        <w:t xml:space="preserve">, </w:t>
+      </w:r>
+      <w:proofErr w:type="spellStart"/>
+      <w:r>
+        <w:t>eEPP</w:t>
+      </w:r>
+      <w:proofErr w:type="spellEnd"/>
+      <w:r>
+        <w:t xml:space="preserve"> </w:t>
+      </w:r>
+      <w:r>
+        <w:t xml:space="preserve">is not in classified </w:t>
+      </w:r>
+      <w:r>
+        <w:t xml:space="preserve">environment </w:t>
+      </w:r>
+      <w:r>
+        <w:t>yet</w:t>
       </w:r>
     </w:p>
     <w:p>
@@ -6981,17 +7708,39 @@
           <w:rFonts w:ascii="Calibri" w:eastAsia="Times New Roman" w:hAnsi="Calibri" w:cs="Calibri"/>
         </w:rPr>
       </w:pPr>
-      <w:r>
-        <w:rPr>
-          <w:rFonts w:ascii="Consolas" w:eastAsiaTheme="minorHAnsi" w:hAnsi="Consolas" w:cs="Consolas"/>
-          <w:color w:val="0000FF"/>
-          <w:sz w:val="19"/>
-          <w:szCs w:val="19"/>
-        </w:rPr>
-        <w:t xml:space="preserve">IESPortalAdminGroups </w:t>
-      </w:r>
-      <w:r>
-        <w:t>– Admin AD group</w:t>
+      <w:proofErr w:type="spellStart"/>
+      <w:r>
+        <w:rPr>
+          <w:rFonts w:ascii="Consolas" w:eastAsiaTheme="minorHAnsi" w:hAnsi="Consolas" w:cs="Consolas"/>
+          <w:color w:val="0000FF"/>
+          <w:sz w:val="19"/>
+          <w:szCs w:val="19"/>
+        </w:rPr>
+        <w:t>AdminUrl</w:t>
+      </w:r>
+      <w:proofErr w:type="spellEnd"/>
+      <w:r>
+        <w:rPr>
+          <w:rFonts w:ascii="Consolas" w:eastAsiaTheme="minorHAnsi" w:hAnsi="Consolas" w:cs="Consolas"/>
+          <w:color w:val="0000FF"/>
+          <w:sz w:val="19"/>
+          <w:szCs w:val="19"/>
+        </w:rPr>
+        <w:t xml:space="preserve"> </w:t>
+      </w:r>
+      <w:r>
+        <w:t xml:space="preserve">– </w:t>
+      </w:r>
+      <w:r>
+        <w:t xml:space="preserve">IES URL, followed by </w:t>
+      </w:r>
+      <w:r>
+        <w:rPr>
+          <w:rFonts w:ascii="Consolas" w:hAnsi="Consolas"/>
+          <w:sz w:val="19"/>
+          <w:szCs w:val="19"/>
+        </w:rPr>
+        <w:t>/Admin</w:t>
       </w:r>
     </w:p>
     <w:p>
@@ -7002,7 +7751,45 @@
           <w:numId w:val="12"/>
         </w:numPr>
         <w:spacing w:after="0"/>
-      </w:pPr>
+        <w:textAlignment w:val="center"/>
+        <w:rPr>
+          <w:rFonts w:ascii="Calibri" w:eastAsia="Times New Roman" w:hAnsi="Calibri" w:cs="Calibri"/>
+        </w:rPr>
+      </w:pPr>
+      <w:proofErr w:type="spellStart"/>
+      <w:r>
+        <w:rPr>
+          <w:rFonts w:ascii="Consolas" w:eastAsiaTheme="minorHAnsi" w:hAnsi="Consolas" w:cs="Consolas"/>
+          <w:color w:val="0000FF"/>
+          <w:sz w:val="19"/>
+          <w:szCs w:val="19"/>
+        </w:rPr>
+        <w:t>IESPortalAdminGroups</w:t>
+      </w:r>
+      <w:proofErr w:type="spellEnd"/>
+      <w:r>
+        <w:rPr>
+          <w:rFonts w:ascii="Consolas" w:eastAsiaTheme="minorHAnsi" w:hAnsi="Consolas" w:cs="Consolas"/>
+          <w:color w:val="0000FF"/>
+          <w:sz w:val="19"/>
+          <w:szCs w:val="19"/>
+        </w:rPr>
+        <w:t xml:space="preserve"> </w:t>
+      </w:r>
+      <w:r>
+        <w:t>– Admin AD group</w:t>
+      </w:r>
+    </w:p>
+    <w:p>
+      <w:pPr>
+        <w:pStyle w:val="ListParagraph"/>
+        <w:numPr>
+          <w:ilvl w:val="1"/>
+          <w:numId w:val="12"/>
+        </w:numPr>
+        <w:spacing w:after="0"/>
+      </w:pPr>
+      <w:proofErr w:type="spellStart"/>
       <w:r>
         <w:rPr>
           <w:rFonts w:ascii="Consolas" w:eastAsiaTheme="minorHAnsi" w:hAnsi="Consolas" w:cs="Consolas"/>
@@ -7012,6 +7799,7 @@
         </w:rPr>
         <w:t>HelpdeskEmailAddress</w:t>
       </w:r>
+      <w:proofErr w:type="spellEnd"/>
       <w:r>
         <w:t xml:space="preserve"> – email displayed to the users to contact for help</w:t>
       </w:r>
@@ -7037,6 +7825,7 @@
           <w:rFonts w:ascii="Calibri" w:eastAsia="Times New Roman" w:hAnsi="Calibri" w:cs="Calibri"/>
         </w:rPr>
       </w:pPr>
+      <w:proofErr w:type="spellStart"/>
       <w:r>
         <w:rPr>
           <w:rFonts w:ascii="Consolas" w:eastAsiaTheme="minorHAnsi" w:hAnsi="Consolas" w:cs="Consolas"/>
@@ -7044,7 +7833,17 @@
           <w:sz w:val="19"/>
           <w:szCs w:val="19"/>
         </w:rPr>
-        <w:t>Piwik Settings</w:t>
+        <w:t>Piwik</w:t>
+      </w:r>
+      <w:proofErr w:type="spellEnd"/>
+      <w:r>
+        <w:rPr>
+          <w:rFonts w:ascii="Consolas" w:eastAsiaTheme="minorHAnsi" w:hAnsi="Consolas" w:cs="Consolas"/>
+          <w:color w:val="008000"/>
+          <w:sz w:val="19"/>
+          <w:szCs w:val="19"/>
+        </w:rPr>
+        <w:t xml:space="preserve"> Settings</w:t>
       </w:r>
     </w:p>
     <w:p>
@@ -7094,7 +7893,15 @@
         <w:t xml:space="preserve"> </w:t>
       </w:r>
       <w:r>
-        <w:t>(to not track the website usage via piwik)</w:t>
+        <w:t xml:space="preserve">(to not track the website usage via </w:t>
+      </w:r>
+      <w:proofErr w:type="spellStart"/>
+      <w:r>
+        <w:t>piwik</w:t>
+      </w:r>
+      <w:proofErr w:type="spellEnd"/>
+      <w:r>
+        <w:t>)</w:t>
       </w:r>
     </w:p>
     <w:p>
@@ -7114,7 +7921,21 @@
         <w:rPr>
           <w:rFonts w:ascii="Calibri" w:eastAsia="Times New Roman" w:hAnsi="Calibri" w:cs="Calibri"/>
         </w:rPr>
-        <w:t>You can ignore the other piwik settings once you disable it</w:t>
+        <w:t xml:space="preserve">You can ignore the other </w:t>
+      </w:r>
+      <w:proofErr w:type="spellStart"/>
+      <w:r>
+        <w:rPr>
+          <w:rFonts w:ascii="Calibri" w:eastAsia="Times New Roman" w:hAnsi="Calibri" w:cs="Calibri"/>
+        </w:rPr>
+        <w:t>piwik</w:t>
+      </w:r>
+      <w:proofErr w:type="spellEnd"/>
+      <w:r>
+        <w:rPr>
+          <w:rFonts w:ascii="Calibri" w:eastAsia="Times New Roman" w:hAnsi="Calibri" w:cs="Calibri"/>
+        </w:rPr>
+        <w:t xml:space="preserve"> settings once you disable it</w:t>
       </w:r>
     </w:p>
     <w:p>
@@ -7130,6 +7951,7 @@
           <w:rFonts w:ascii="Calibri" w:eastAsia="Times New Roman" w:hAnsi="Calibri" w:cs="Calibri"/>
         </w:rPr>
       </w:pPr>
+      <w:proofErr w:type="spellStart"/>
       <w:r>
         <w:rPr>
           <w:rFonts w:ascii="Consolas" w:eastAsiaTheme="minorHAnsi" w:hAnsi="Consolas" w:cs="Consolas"/>
@@ -7139,6 +7961,7 @@
         </w:rPr>
         <w:t>system.web</w:t>
       </w:r>
+      <w:proofErr w:type="spellEnd"/>
       <w:r>
         <w:rPr>
           <w:rFonts w:ascii="Consolas" w:eastAsiaTheme="minorHAnsi" w:hAnsi="Consolas" w:cs="Consolas"/>
@@ -7214,8 +8037,16 @@
         <w:rPr>
           <w:rFonts w:ascii="Calibri" w:eastAsia="Times New Roman" w:hAnsi="Calibri" w:cs="Calibri"/>
         </w:rPr>
-        <w:t xml:space="preserve"> – all AD groups allowed to access all of the IES suite applications, including GenBOE</w:t>
-      </w:r>
+        <w:t xml:space="preserve"> – all AD groups allowed to access all of the IES suite applications, including </w:t>
+      </w:r>
+      <w:proofErr w:type="spellStart"/>
+      <w:r>
+        <w:rPr>
+          <w:rFonts w:ascii="Calibri" w:eastAsia="Times New Roman" w:hAnsi="Calibri" w:cs="Calibri"/>
+        </w:rPr>
+        <w:t>GenBOE</w:t>
+      </w:r>
+      <w:proofErr w:type="spellEnd"/>
     </w:p>
     <w:p>
       <w:pPr>
@@ -7270,6 +8101,7 @@
         </w:rPr>
         <w:t>"</w:t>
       </w:r>
+      <w:proofErr w:type="spellStart"/>
       <w:r>
         <w:rPr>
           <w:rFonts w:ascii="Consolas" w:eastAsiaTheme="minorHAnsi" w:hAnsi="Consolas" w:cs="Consolas"/>
@@ -7279,6 +8111,7 @@
         </w:rPr>
         <w:t>elmah.axd</w:t>
       </w:r>
+      <w:proofErr w:type="spellEnd"/>
       <w:r>
         <w:rPr>
           <w:rFonts w:ascii="Consolas" w:eastAsiaTheme="minorHAnsi" w:hAnsi="Consolas" w:cs="Consolas"/>
@@ -7303,6 +8136,7 @@
         </w:rPr>
         <w:t xml:space="preserve">-&gt; </w:t>
       </w:r>
+      <w:proofErr w:type="spellStart"/>
       <w:r>
         <w:rPr>
           <w:rFonts w:ascii="Consolas" w:eastAsiaTheme="minorHAnsi" w:hAnsi="Consolas" w:cs="Consolas"/>
@@ -7312,6 +8146,7 @@
         </w:rPr>
         <w:t>system.web</w:t>
       </w:r>
+      <w:proofErr w:type="spellEnd"/>
       <w:r>
         <w:rPr>
           <w:rFonts w:ascii="Consolas" w:eastAsiaTheme="minorHAnsi" w:hAnsi="Consolas" w:cs="Consolas"/>
@@ -7390,6 +8225,7 @@
           <w:numId w:val="12"/>
         </w:numPr>
       </w:pPr>
+      <w:proofErr w:type="spellStart"/>
       <w:r>
         <w:rPr>
           <w:rFonts w:ascii="Consolas" w:eastAsiaTheme="minorHAnsi" w:hAnsi="Consolas" w:cs="Consolas"/>
@@ -7399,6 +8235,7 @@
         </w:rPr>
         <w:t>elmah</w:t>
       </w:r>
+      <w:proofErr w:type="spellEnd"/>
       <w:r>
         <w:t xml:space="preserve"> section</w:t>
       </w:r>
@@ -7418,6 +8255,7 @@
         </w:rPr>
         <w:t xml:space="preserve">in </w:t>
       </w:r>
+      <w:proofErr w:type="spellStart"/>
       <w:r>
         <w:rPr>
           <w:rFonts w:ascii="Consolas" w:eastAsiaTheme="minorHAnsi" w:hAnsi="Consolas" w:cs="Consolas"/>
@@ -7427,12 +8265,14 @@
         </w:rPr>
         <w:t>errorLog</w:t>
       </w:r>
+      <w:proofErr w:type="spellEnd"/>
       <w:r>
         <w:rPr>
           <w:rFonts w:ascii="Calibri" w:eastAsia="Times New Roman" w:hAnsi="Calibri" w:cs="Calibri"/>
         </w:rPr>
         <w:t xml:space="preserve"> setting,  update the </w:t>
       </w:r>
+      <w:proofErr w:type="spellStart"/>
       <w:r>
         <w:rPr>
           <w:rFonts w:ascii="Consolas" w:eastAsiaTheme="minorHAnsi" w:hAnsi="Consolas" w:cs="Consolas"/>
@@ -7442,6 +8282,7 @@
         </w:rPr>
         <w:t>connectionString</w:t>
       </w:r>
+      <w:proofErr w:type="spellEnd"/>
       <w:r>
         <w:rPr>
           <w:rFonts w:ascii="Calibri" w:eastAsia="Times New Roman" w:hAnsi="Calibri" w:cs="Calibri"/>
@@ -7458,7 +8299,15 @@
         </w:numPr>
       </w:pPr>
       <w:r>
-        <w:t>Remove the HTTPS redirect portion of web.config. Example:</w:t>
+        <w:t xml:space="preserve">Remove the HTTPS redirect portion of </w:t>
+      </w:r>
+      <w:proofErr w:type="spellStart"/>
+      <w:r>
+        <w:t>web.config</w:t>
+      </w:r>
+      <w:proofErr w:type="spellEnd"/>
+      <w:r>
+        <w:t>. Example:</w:t>
       </w:r>
     </w:p>
     <w:p>
@@ -7562,6 +8411,7 @@
         </w:rPr>
         <w:t xml:space="preserve"> </w:t>
       </w:r>
+      <w:proofErr w:type="spellStart"/>
       <w:r>
         <w:rPr>
           <w:rFonts w:ascii="Consolas" w:eastAsiaTheme="minorHAnsi" w:hAnsi="Consolas" w:cs="Consolas"/>
@@ -7571,6 +8421,7 @@
         </w:rPr>
         <w:t>stopProcessing</w:t>
       </w:r>
+      <w:proofErr w:type="spellEnd"/>
       <w:r>
         <w:rPr>
           <w:rFonts w:ascii="Consolas" w:eastAsiaTheme="minorHAnsi" w:hAnsi="Consolas" w:cs="Consolas"/>
@@ -7628,6 +8479,7 @@
         </w:rPr>
         <w:t xml:space="preserve">          &lt;match </w:t>
       </w:r>
+      <w:proofErr w:type="spellStart"/>
       <w:r>
         <w:rPr>
           <w:rFonts w:ascii="Consolas" w:eastAsiaTheme="minorHAnsi" w:hAnsi="Consolas" w:cs="Consolas"/>
@@ -7637,6 +8489,7 @@
         </w:rPr>
         <w:t>url</w:t>
       </w:r>
+      <w:proofErr w:type="spellEnd"/>
       <w:r>
         <w:rPr>
           <w:rFonts w:ascii="Consolas" w:eastAsiaTheme="minorHAnsi" w:hAnsi="Consolas" w:cs="Consolas"/>
@@ -7811,6 +8664,7 @@
         </w:rPr>
         <w:t xml:space="preserve">="Redirect" </w:t>
       </w:r>
+      <w:proofErr w:type="spellStart"/>
       <w:r>
         <w:rPr>
           <w:rFonts w:ascii="Consolas" w:eastAsiaTheme="minorHAnsi" w:hAnsi="Consolas" w:cs="Consolas"/>
@@ -7820,6 +8674,7 @@
         </w:rPr>
         <w:t>url</w:t>
       </w:r>
+      <w:proofErr w:type="spellEnd"/>
       <w:r>
         <w:rPr>
           <w:rFonts w:ascii="Consolas" w:eastAsiaTheme="minorHAnsi" w:hAnsi="Consolas" w:cs="Consolas"/>
@@ -7903,7 +8758,7 @@
         </w:rPr>
         <w:t xml:space="preserve">    &lt;/rewrite&gt;</w:t>
       </w:r>
-      <w:bookmarkStart w:id="66" w:name="_Toc515460356"/>
+      <w:bookmarkStart w:id="67" w:name="_Toc515460356"/>
     </w:p>
     <w:p>
       <w:pPr>
@@ -7924,7 +8779,7 @@
       <w:pPr>
         <w:pStyle w:val="Heading1"/>
       </w:pPr>
-      <w:bookmarkStart w:id="67" w:name="_Toc69207031"/>
+      <w:bookmarkStart w:id="68" w:name="_Toc69207031"/>
       <w:r>
         <w:lastRenderedPageBreak/>
         <w:t xml:space="preserve">Appendix C: </w:t>
@@ -7948,10 +8803,18 @@
         <w:t xml:space="preserve">e) </w:t>
       </w:r>
       <w:r>
-        <w:t>PTM Web.Config Customization</w:t>
-      </w:r>
-      <w:bookmarkEnd w:id="66"/>
+        <w:t xml:space="preserve">PTM </w:t>
+      </w:r>
+      <w:proofErr w:type="spellStart"/>
+      <w:r>
+        <w:t>Web.Config</w:t>
+      </w:r>
+      <w:proofErr w:type="spellEnd"/>
+      <w:r>
+        <w:t xml:space="preserve"> Customization</w:t>
+      </w:r>
       <w:bookmarkEnd w:id="67"/>
+      <w:bookmarkEnd w:id="68"/>
     </w:p>
     <w:p>
       <w:pPr>
@@ -7962,6 +8825,7 @@
         </w:numPr>
         <w:spacing w:after="0"/>
       </w:pPr>
+      <w:proofErr w:type="spellStart"/>
       <w:r>
         <w:rPr>
           <w:rFonts w:ascii="Consolas" w:eastAsiaTheme="minorHAnsi" w:hAnsi="Consolas" w:cs="Consolas"/>
@@ -7971,6 +8835,7 @@
         </w:rPr>
         <w:t>connectionStrings</w:t>
       </w:r>
+      <w:proofErr w:type="spellEnd"/>
       <w:r>
         <w:rPr>
           <w:rFonts w:ascii="Calibri" w:eastAsia="Times New Roman" w:hAnsi="Calibri" w:cs="Calibri"/>
@@ -7987,14 +8852,25 @@
         </w:numPr>
         <w:spacing w:after="0"/>
       </w:pPr>
-      <w:r>
-        <w:rPr>
-          <w:rFonts w:ascii="Consolas" w:eastAsiaTheme="minorHAnsi" w:hAnsi="Consolas" w:cs="Consolas"/>
-          <w:color w:val="0000FF"/>
-          <w:sz w:val="19"/>
-          <w:szCs w:val="19"/>
-        </w:rPr>
-        <w:t xml:space="preserve">genTracEntities </w:t>
+      <w:proofErr w:type="spellStart"/>
+      <w:r>
+        <w:rPr>
+          <w:rFonts w:ascii="Consolas" w:eastAsiaTheme="minorHAnsi" w:hAnsi="Consolas" w:cs="Consolas"/>
+          <w:color w:val="0000FF"/>
+          <w:sz w:val="19"/>
+          <w:szCs w:val="19"/>
+        </w:rPr>
+        <w:t>genTracEntities</w:t>
+      </w:r>
+      <w:proofErr w:type="spellEnd"/>
+      <w:r>
+        <w:rPr>
+          <w:rFonts w:ascii="Consolas" w:eastAsiaTheme="minorHAnsi" w:hAnsi="Consolas" w:cs="Consolas"/>
+          <w:color w:val="0000FF"/>
+          <w:sz w:val="19"/>
+          <w:szCs w:val="19"/>
+        </w:rPr>
+        <w:t xml:space="preserve"> </w:t>
       </w:r>
       <w:r>
         <w:rPr>
@@ -8012,20 +8888,45 @@
         </w:numPr>
         <w:spacing w:after="0"/>
       </w:pPr>
-      <w:r>
-        <w:rPr>
-          <w:rFonts w:ascii="Consolas" w:eastAsiaTheme="minorHAnsi" w:hAnsi="Consolas" w:cs="Consolas"/>
-          <w:color w:val="0000FF"/>
-          <w:sz w:val="19"/>
-          <w:szCs w:val="19"/>
-        </w:rPr>
-        <w:t xml:space="preserve">GenBOEEntities </w:t>
-      </w:r>
-      <w:r>
-        <w:rPr>
-          <w:rFonts w:ascii="Calibri" w:eastAsia="Times New Roman" w:hAnsi="Calibri" w:cs="Calibri"/>
-        </w:rPr>
-        <w:t>– GenBOE database connection string</w:t>
+      <w:proofErr w:type="spellStart"/>
+      <w:r>
+        <w:rPr>
+          <w:rFonts w:ascii="Consolas" w:eastAsiaTheme="minorHAnsi" w:hAnsi="Consolas" w:cs="Consolas"/>
+          <w:color w:val="0000FF"/>
+          <w:sz w:val="19"/>
+          <w:szCs w:val="19"/>
+        </w:rPr>
+        <w:t>GenBOEEntities</w:t>
+      </w:r>
+      <w:proofErr w:type="spellEnd"/>
+      <w:r>
+        <w:rPr>
+          <w:rFonts w:ascii="Consolas" w:eastAsiaTheme="minorHAnsi" w:hAnsi="Consolas" w:cs="Consolas"/>
+          <w:color w:val="0000FF"/>
+          <w:sz w:val="19"/>
+          <w:szCs w:val="19"/>
+        </w:rPr>
+        <w:t xml:space="preserve"> </w:t>
+      </w:r>
+      <w:r>
+        <w:rPr>
+          <w:rFonts w:ascii="Calibri" w:eastAsia="Times New Roman" w:hAnsi="Calibri" w:cs="Calibri"/>
+        </w:rPr>
+        <w:t xml:space="preserve">– </w:t>
+      </w:r>
+      <w:proofErr w:type="spellStart"/>
+      <w:r>
+        <w:rPr>
+          <w:rFonts w:ascii="Calibri" w:eastAsia="Times New Roman" w:hAnsi="Calibri" w:cs="Calibri"/>
+        </w:rPr>
+        <w:t>GenBOE</w:t>
+      </w:r>
+      <w:proofErr w:type="spellEnd"/>
+      <w:r>
+        <w:rPr>
+          <w:rFonts w:ascii="Calibri" w:eastAsia="Times New Roman" w:hAnsi="Calibri" w:cs="Calibri"/>
+        </w:rPr>
+        <w:t xml:space="preserve"> database connection string</w:t>
       </w:r>
     </w:p>
     <w:p>
@@ -8037,6 +8938,7 @@
         </w:numPr>
         <w:spacing w:after="0"/>
       </w:pPr>
+      <w:proofErr w:type="spellStart"/>
       <w:r>
         <w:rPr>
           <w:rFonts w:ascii="Consolas" w:eastAsiaTheme="minorHAnsi" w:hAnsi="Consolas" w:cs="Consolas"/>
@@ -8046,6 +8948,7 @@
         </w:rPr>
         <w:t>appSettings</w:t>
       </w:r>
+      <w:proofErr w:type="spellEnd"/>
       <w:r>
         <w:rPr>
           <w:rFonts w:ascii="Calibri" w:eastAsia="Times New Roman" w:hAnsi="Calibri" w:cs="Calibri"/>
@@ -8084,6 +8987,7 @@
           <w:rFonts w:ascii="Calibri" w:eastAsia="Times New Roman" w:hAnsi="Calibri" w:cs="Calibri"/>
         </w:rPr>
       </w:pPr>
+      <w:proofErr w:type="spellStart"/>
       <w:r>
         <w:rPr>
           <w:rFonts w:ascii="Consolas" w:eastAsiaTheme="minorHAnsi" w:hAnsi="Consolas" w:cs="Consolas"/>
@@ -8093,6 +8997,7 @@
         </w:rPr>
         <w:t>EmailServer</w:t>
       </w:r>
+      <w:proofErr w:type="spellEnd"/>
       <w:r>
         <w:t xml:space="preserve"> </w:t>
       </w:r>
@@ -8115,6 +9020,7 @@
           <w:rFonts w:ascii="Calibri" w:eastAsia="Times New Roman" w:hAnsi="Calibri" w:cs="Calibri"/>
         </w:rPr>
       </w:pPr>
+      <w:proofErr w:type="spellStart"/>
       <w:r>
         <w:rPr>
           <w:rFonts w:ascii="Consolas" w:eastAsiaTheme="minorHAnsi" w:hAnsi="Consolas" w:cs="Consolas"/>
@@ -8124,6 +9030,7 @@
         </w:rPr>
         <w:t>ActiveDirectoryPath</w:t>
       </w:r>
+      <w:proofErr w:type="spellEnd"/>
       <w:r>
         <w:t xml:space="preserve"> </w:t>
       </w:r>
@@ -8146,6 +9053,7 @@
           <w:rFonts w:ascii="Calibri" w:eastAsia="Times New Roman" w:hAnsi="Calibri" w:cs="Calibri"/>
         </w:rPr>
       </w:pPr>
+      <w:proofErr w:type="spellStart"/>
       <w:r>
         <w:rPr>
           <w:rFonts w:ascii="Consolas" w:eastAsiaTheme="minorHAnsi" w:hAnsi="Consolas" w:cs="Consolas"/>
@@ -8155,6 +9063,7 @@
         </w:rPr>
         <w:t>ServerURL</w:t>
       </w:r>
+      <w:proofErr w:type="spellEnd"/>
       <w:r>
         <w:rPr>
           <w:rFonts w:eastAsiaTheme="minorHAnsi" w:cs="Consolas"/>
@@ -8178,6 +9087,7 @@
           <w:rFonts w:ascii="Calibri" w:eastAsia="Times New Roman" w:hAnsi="Calibri" w:cs="Calibri"/>
         </w:rPr>
       </w:pPr>
+      <w:proofErr w:type="spellStart"/>
       <w:r>
         <w:rPr>
           <w:rFonts w:ascii="Consolas" w:eastAsiaTheme="minorHAnsi" w:hAnsi="Consolas" w:cs="Consolas"/>
@@ -8187,6 +9097,7 @@
         </w:rPr>
         <w:t>AuthorizeProposalCreationGroups</w:t>
       </w:r>
+      <w:proofErr w:type="spellEnd"/>
       <w:r>
         <w:rPr>
           <w:rFonts w:ascii="Calibri" w:eastAsia="Times New Roman" w:hAnsi="Calibri" w:cs="Calibri"/>
@@ -8200,8 +9111,19 @@
           <w:sz w:val="19"/>
           <w:szCs w:val="19"/>
         </w:rPr>
-        <w:t>US\lmco.all.emp</w:t>
-      </w:r>
+        <w:t>US\</w:t>
+      </w:r>
+      <w:proofErr w:type="spellStart"/>
+      <w:r>
+        <w:rPr>
+          <w:rFonts w:ascii="Consolas" w:eastAsiaTheme="minorHAnsi" w:hAnsi="Consolas" w:cs="Consolas"/>
+          <w:color w:val="0000FF"/>
+          <w:sz w:val="19"/>
+          <w:szCs w:val="19"/>
+        </w:rPr>
+        <w:t>lmco.all.emp</w:t>
+      </w:r>
+      <w:proofErr w:type="spellEnd"/>
     </w:p>
     <w:p>
       <w:pPr>
@@ -8215,6 +9137,7 @@
           <w:rFonts w:ascii="Calibri" w:eastAsia="Times New Roman" w:hAnsi="Calibri" w:cs="Calibri"/>
         </w:rPr>
       </w:pPr>
+      <w:proofErr w:type="spellStart"/>
       <w:r>
         <w:rPr>
           <w:rFonts w:ascii="Consolas" w:eastAsiaTheme="minorHAnsi" w:hAnsi="Consolas" w:cs="Consolas"/>
@@ -8224,6 +9147,7 @@
         </w:rPr>
         <w:t>DomesticUsersGroup</w:t>
       </w:r>
+      <w:proofErr w:type="spellEnd"/>
       <w:r>
         <w:rPr>
           <w:rFonts w:ascii="Calibri" w:eastAsia="Times New Roman" w:hAnsi="Calibri" w:cs="Calibri"/>
@@ -8237,8 +9161,19 @@
           <w:sz w:val="19"/>
           <w:szCs w:val="19"/>
         </w:rPr>
-        <w:t>US\lmco.all.emp</w:t>
-      </w:r>
+        <w:t>US\</w:t>
+      </w:r>
+      <w:proofErr w:type="spellStart"/>
+      <w:r>
+        <w:rPr>
+          <w:rFonts w:ascii="Consolas" w:eastAsiaTheme="minorHAnsi" w:hAnsi="Consolas" w:cs="Consolas"/>
+          <w:color w:val="0000FF"/>
+          <w:sz w:val="19"/>
+          <w:szCs w:val="19"/>
+        </w:rPr>
+        <w:t>lmco.all.emp</w:t>
+      </w:r>
+      <w:proofErr w:type="spellEnd"/>
     </w:p>
     <w:p>
       <w:pPr>
@@ -8249,6 +9184,7 @@
         </w:numPr>
         <w:spacing w:after="0"/>
       </w:pPr>
+      <w:proofErr w:type="spellStart"/>
       <w:r>
         <w:rPr>
           <w:rFonts w:ascii="Consolas" w:eastAsiaTheme="minorHAnsi" w:hAnsi="Consolas" w:cs="Consolas"/>
@@ -8258,6 +9194,7 @@
         </w:rPr>
         <w:t>HelpdeskEmailAddress</w:t>
       </w:r>
+      <w:proofErr w:type="spellEnd"/>
       <w:r>
         <w:t xml:space="preserve"> – email displayed to the users to contact for help</w:t>
       </w:r>
@@ -8271,6 +9208,7 @@
         </w:numPr>
         <w:spacing w:after="0"/>
       </w:pPr>
+      <w:proofErr w:type="spellStart"/>
       <w:r>
         <w:rPr>
           <w:rFonts w:ascii="Consolas" w:eastAsiaTheme="minorHAnsi" w:hAnsi="Consolas" w:cs="Consolas"/>
@@ -8280,6 +9218,7 @@
         </w:rPr>
         <w:t>BaseUrlForInstructionLocation</w:t>
       </w:r>
+      <w:proofErr w:type="spellEnd"/>
       <w:r>
         <w:t xml:space="preserve"> – </w:t>
       </w:r>
@@ -8333,14 +9272,25 @@
           <w:rFonts w:ascii="Calibri" w:eastAsia="Times New Roman" w:hAnsi="Calibri" w:cs="Calibri"/>
         </w:rPr>
       </w:pPr>
-      <w:r>
-        <w:rPr>
-          <w:rFonts w:ascii="Consolas" w:eastAsiaTheme="minorHAnsi" w:hAnsi="Consolas" w:cs="Consolas"/>
-          <w:color w:val="0000FF"/>
-          <w:sz w:val="19"/>
-          <w:szCs w:val="19"/>
-        </w:rPr>
-        <w:t xml:space="preserve">IsClassEnvironment </w:t>
+      <w:proofErr w:type="spellStart"/>
+      <w:r>
+        <w:rPr>
+          <w:rFonts w:ascii="Consolas" w:eastAsiaTheme="minorHAnsi" w:hAnsi="Consolas" w:cs="Consolas"/>
+          <w:color w:val="0000FF"/>
+          <w:sz w:val="19"/>
+          <w:szCs w:val="19"/>
+        </w:rPr>
+        <w:t>IsClassEnvironment</w:t>
+      </w:r>
+      <w:proofErr w:type="spellEnd"/>
+      <w:r>
+        <w:rPr>
+          <w:rFonts w:ascii="Consolas" w:eastAsiaTheme="minorHAnsi" w:hAnsi="Consolas" w:cs="Consolas"/>
+          <w:color w:val="0000FF"/>
+          <w:sz w:val="19"/>
+          <w:szCs w:val="19"/>
+        </w:rPr>
+        <w:t xml:space="preserve"> </w:t>
       </w:r>
       <w:r>
         <w:t xml:space="preserve">– set this to </w:t>
@@ -8366,6 +9316,7 @@
           <w:rFonts w:ascii="Calibri" w:eastAsia="Times New Roman" w:hAnsi="Calibri" w:cs="Calibri"/>
         </w:rPr>
       </w:pPr>
+      <w:proofErr w:type="spellStart"/>
       <w:r>
         <w:rPr>
           <w:rFonts w:ascii="Consolas" w:eastAsiaTheme="minorHAnsi" w:hAnsi="Consolas" w:cs="Consolas"/>
@@ -8375,6 +9326,7 @@
         </w:rPr>
         <w:t>OverrideSubNonUs</w:t>
       </w:r>
+      <w:proofErr w:type="spellEnd"/>
       <w:r>
         <w:rPr>
           <w:rFonts w:ascii="Consolas" w:eastAsiaTheme="minorHAnsi" w:hAnsi="Consolas" w:cs="Consolas"/>
@@ -8398,6 +9350,54 @@
     <w:p>
       <w:pPr>
         <w:pStyle w:val="ListParagraph"/>
+        <w:numPr>
+          <w:ilvl w:val="1"/>
+          <w:numId w:val="4"/>
+        </w:numPr>
+        <w:spacing w:after="0"/>
+      </w:pPr>
+      <w:proofErr w:type="spellStart"/>
+      <w:r>
+        <w:rPr>
+          <w:rFonts w:ascii="Consolas" w:eastAsiaTheme="minorHAnsi" w:hAnsi="Consolas" w:cs="Consolas"/>
+          <w:color w:val="0000FF"/>
+          <w:sz w:val="19"/>
+          <w:szCs w:val="19"/>
+        </w:rPr>
+        <w:t>oAuthDomain</w:t>
+      </w:r>
+      <w:proofErr w:type="spellEnd"/>
+      <w:r>
+        <w:rPr>
+          <w:rFonts w:ascii="Consolas" w:eastAsiaTheme="minorHAnsi" w:hAnsi="Consolas" w:cs="Consolas"/>
+          <w:color w:val="0000FF"/>
+          <w:sz w:val="19"/>
+          <w:szCs w:val="19"/>
+        </w:rPr>
+        <w:t xml:space="preserve"> </w:t>
+      </w:r>
+      <w:r>
+        <w:t xml:space="preserve">– </w:t>
+      </w:r>
+      <w:r>
+        <w:rPr>
+          <w:rFonts w:ascii="Calibri" w:eastAsia="Times New Roman" w:hAnsi="Calibri" w:cs="Calibri"/>
+          <w:i/>
+        </w:rPr>
+        <w:t>blank</w:t>
+      </w:r>
+      <w:r>
+        <w:rPr>
+          <w:rFonts w:ascii="Calibri" w:eastAsia="Times New Roman" w:hAnsi="Calibri" w:cs="Calibri"/>
+          <w:i/>
+          <w:vertAlign w:val="superscript"/>
+        </w:rPr>
+        <w:t>2</w:t>
+      </w:r>
+    </w:p>
+    <w:p>
+      <w:pPr>
+        <w:pStyle w:val="ListParagraph"/>
         <w:spacing w:after="0"/>
         <w:ind w:left="1440"/>
         <w:textAlignment w:val="center"/>
@@ -8439,14 +9439,25 @@
           <w:rFonts w:ascii="Calibri" w:eastAsia="Times New Roman" w:hAnsi="Calibri" w:cs="Calibri"/>
         </w:rPr>
       </w:pPr>
-      <w:r>
-        <w:rPr>
-          <w:rFonts w:ascii="Consolas" w:eastAsiaTheme="minorHAnsi" w:hAnsi="Consolas" w:cs="Consolas"/>
-          <w:color w:val="0000FF"/>
-          <w:sz w:val="19"/>
-          <w:szCs w:val="19"/>
-        </w:rPr>
-        <w:t xml:space="preserve">ReportServerLocation </w:t>
+      <w:proofErr w:type="spellStart"/>
+      <w:r>
+        <w:rPr>
+          <w:rFonts w:ascii="Consolas" w:eastAsiaTheme="minorHAnsi" w:hAnsi="Consolas" w:cs="Consolas"/>
+          <w:color w:val="0000FF"/>
+          <w:sz w:val="19"/>
+          <w:szCs w:val="19"/>
+        </w:rPr>
+        <w:t>ReportServerLocation</w:t>
+      </w:r>
+      <w:proofErr w:type="spellEnd"/>
+      <w:r>
+        <w:rPr>
+          <w:rFonts w:ascii="Consolas" w:eastAsiaTheme="minorHAnsi" w:hAnsi="Consolas" w:cs="Consolas"/>
+          <w:color w:val="0000FF"/>
+          <w:sz w:val="19"/>
+          <w:szCs w:val="19"/>
+        </w:rPr>
+        <w:t xml:space="preserve"> </w:t>
       </w:r>
       <w:r>
         <w:t>– URL to the SSRS server</w:t>
@@ -8465,14 +9476,25 @@
           <w:rFonts w:ascii="Calibri" w:eastAsia="Times New Roman" w:hAnsi="Calibri" w:cs="Calibri"/>
         </w:rPr>
       </w:pPr>
-      <w:r>
-        <w:rPr>
-          <w:rFonts w:ascii="Consolas" w:eastAsiaTheme="minorHAnsi" w:hAnsi="Consolas" w:cs="Consolas"/>
-          <w:color w:val="0000FF"/>
-          <w:sz w:val="19"/>
-          <w:szCs w:val="19"/>
-        </w:rPr>
-        <w:t xml:space="preserve">ReportServerFolderName </w:t>
+      <w:proofErr w:type="spellStart"/>
+      <w:r>
+        <w:rPr>
+          <w:rFonts w:ascii="Consolas" w:eastAsiaTheme="minorHAnsi" w:hAnsi="Consolas" w:cs="Consolas"/>
+          <w:color w:val="0000FF"/>
+          <w:sz w:val="19"/>
+          <w:szCs w:val="19"/>
+        </w:rPr>
+        <w:t>ReportServerFolderName</w:t>
+      </w:r>
+      <w:proofErr w:type="spellEnd"/>
+      <w:r>
+        <w:rPr>
+          <w:rFonts w:ascii="Consolas" w:eastAsiaTheme="minorHAnsi" w:hAnsi="Consolas" w:cs="Consolas"/>
+          <w:color w:val="0000FF"/>
+          <w:sz w:val="19"/>
+          <w:szCs w:val="19"/>
+        </w:rPr>
+        <w:t xml:space="preserve"> </w:t>
       </w:r>
       <w:r>
         <w:t xml:space="preserve">– folder name in which the reports are located </w:t>
@@ -8524,6 +9546,7 @@
           <w:rFonts w:ascii="Calibri" w:eastAsia="Times New Roman" w:hAnsi="Calibri" w:cs="Calibri"/>
         </w:rPr>
       </w:pPr>
+      <w:proofErr w:type="spellStart"/>
       <w:r>
         <w:rPr>
           <w:rFonts w:ascii="Consolas" w:eastAsiaTheme="minorHAnsi" w:hAnsi="Consolas" w:cs="Consolas"/>
@@ -8533,6 +9556,7 @@
         </w:rPr>
         <w:t>IESHeaderUrl</w:t>
       </w:r>
+      <w:proofErr w:type="spellEnd"/>
       <w:r>
         <w:t xml:space="preserve"> – </w:t>
       </w:r>
@@ -8565,14 +9589,25 @@
           <w:rFonts w:ascii="Calibri" w:eastAsia="Times New Roman" w:hAnsi="Calibri" w:cs="Calibri"/>
         </w:rPr>
       </w:pPr>
-      <w:r>
-        <w:rPr>
-          <w:rFonts w:ascii="Consolas" w:eastAsiaTheme="minorHAnsi" w:hAnsi="Consolas" w:cs="Consolas"/>
-          <w:color w:val="0000FF"/>
-          <w:sz w:val="19"/>
-          <w:szCs w:val="19"/>
-        </w:rPr>
-        <w:t xml:space="preserve">RDSBUrl </w:t>
+      <w:proofErr w:type="spellStart"/>
+      <w:r>
+        <w:rPr>
+          <w:rFonts w:ascii="Consolas" w:eastAsiaTheme="minorHAnsi" w:hAnsi="Consolas" w:cs="Consolas"/>
+          <w:color w:val="0000FF"/>
+          <w:sz w:val="19"/>
+          <w:szCs w:val="19"/>
+        </w:rPr>
+        <w:t>RDSBUrl</w:t>
+      </w:r>
+      <w:proofErr w:type="spellEnd"/>
+      <w:r>
+        <w:rPr>
+          <w:rFonts w:ascii="Consolas" w:eastAsiaTheme="minorHAnsi" w:hAnsi="Consolas" w:cs="Consolas"/>
+          <w:color w:val="0000FF"/>
+          <w:sz w:val="19"/>
+          <w:szCs w:val="19"/>
+        </w:rPr>
+        <w:t xml:space="preserve"> </w:t>
       </w:r>
       <w:r>
         <w:t>–RDSB URL</w:t>
@@ -8591,20 +9626,39 @@
           <w:rFonts w:ascii="Calibri" w:eastAsia="Times New Roman" w:hAnsi="Calibri" w:cs="Calibri"/>
         </w:rPr>
       </w:pPr>
-      <w:r>
-        <w:rPr>
-          <w:rFonts w:ascii="Consolas" w:eastAsiaTheme="minorHAnsi" w:hAnsi="Consolas" w:cs="Consolas"/>
-          <w:color w:val="0000FF"/>
-          <w:sz w:val="19"/>
-          <w:szCs w:val="19"/>
-        </w:rPr>
-        <w:t xml:space="preserve">BOEUrl </w:t>
+      <w:proofErr w:type="spellStart"/>
+      <w:r>
+        <w:rPr>
+          <w:rFonts w:ascii="Consolas" w:eastAsiaTheme="minorHAnsi" w:hAnsi="Consolas" w:cs="Consolas"/>
+          <w:color w:val="0000FF"/>
+          <w:sz w:val="19"/>
+          <w:szCs w:val="19"/>
+        </w:rPr>
+        <w:t>BOEUrl</w:t>
+      </w:r>
+      <w:proofErr w:type="spellEnd"/>
+      <w:r>
+        <w:rPr>
+          <w:rFonts w:ascii="Consolas" w:eastAsiaTheme="minorHAnsi" w:hAnsi="Consolas" w:cs="Consolas"/>
+          <w:color w:val="0000FF"/>
+          <w:sz w:val="19"/>
+          <w:szCs w:val="19"/>
+        </w:rPr>
+        <w:t xml:space="preserve"> </w:t>
       </w:r>
       <w:r>
         <w:t>–</w:t>
       </w:r>
       <w:r>
-        <w:t xml:space="preserve"> GenBOE URL</w:t>
+        <w:t xml:space="preserve"> </w:t>
+      </w:r>
+      <w:proofErr w:type="spellStart"/>
+      <w:r>
+        <w:t>GenBOE</w:t>
+      </w:r>
+      <w:proofErr w:type="spellEnd"/>
+      <w:r>
+        <w:t xml:space="preserve"> URL</w:t>
       </w:r>
     </w:p>
     <w:p>
@@ -8628,6 +9682,7 @@
           <w:rFonts w:ascii="Calibri" w:eastAsia="Times New Roman" w:hAnsi="Calibri" w:cs="Calibri"/>
         </w:rPr>
       </w:pPr>
+      <w:proofErr w:type="spellStart"/>
       <w:r>
         <w:rPr>
           <w:rFonts w:ascii="Consolas" w:eastAsiaTheme="minorHAnsi" w:hAnsi="Consolas" w:cs="Consolas"/>
@@ -8635,7 +9690,17 @@
           <w:sz w:val="19"/>
           <w:szCs w:val="19"/>
         </w:rPr>
-        <w:t>Piwik Settings</w:t>
+        <w:t>Piwik</w:t>
+      </w:r>
+      <w:proofErr w:type="spellEnd"/>
+      <w:r>
+        <w:rPr>
+          <w:rFonts w:ascii="Consolas" w:eastAsiaTheme="minorHAnsi" w:hAnsi="Consolas" w:cs="Consolas"/>
+          <w:color w:val="008000"/>
+          <w:sz w:val="19"/>
+          <w:szCs w:val="19"/>
+        </w:rPr>
+        <w:t xml:space="preserve"> Settings</w:t>
       </w:r>
     </w:p>
     <w:p>
@@ -8685,7 +9750,15 @@
         <w:t xml:space="preserve"> </w:t>
       </w:r>
       <w:r>
-        <w:t>(to not track the website usage via piwik)</w:t>
+        <w:t xml:space="preserve">(to not track the website usage via </w:t>
+      </w:r>
+      <w:proofErr w:type="spellStart"/>
+      <w:r>
+        <w:t>piwik</w:t>
+      </w:r>
+      <w:proofErr w:type="spellEnd"/>
+      <w:r>
+        <w:t>)</w:t>
       </w:r>
     </w:p>
     <w:p>
@@ -8705,7 +9778,21 @@
         <w:rPr>
           <w:rFonts w:ascii="Calibri" w:eastAsia="Times New Roman" w:hAnsi="Calibri" w:cs="Calibri"/>
         </w:rPr>
-        <w:t>You can ignore the other piwik settings once you disable it</w:t>
+        <w:t xml:space="preserve">You can ignore the other </w:t>
+      </w:r>
+      <w:proofErr w:type="spellStart"/>
+      <w:r>
+        <w:rPr>
+          <w:rFonts w:ascii="Calibri" w:eastAsia="Times New Roman" w:hAnsi="Calibri" w:cs="Calibri"/>
+        </w:rPr>
+        <w:t>piwik</w:t>
+      </w:r>
+      <w:proofErr w:type="spellEnd"/>
+      <w:r>
+        <w:rPr>
+          <w:rFonts w:ascii="Calibri" w:eastAsia="Times New Roman" w:hAnsi="Calibri" w:cs="Calibri"/>
+        </w:rPr>
+        <w:t xml:space="preserve"> settings once you disable it</w:t>
       </w:r>
     </w:p>
     <w:p>
@@ -8752,14 +9839,25 @@
           <w:rFonts w:ascii="Calibri" w:eastAsia="Times New Roman" w:hAnsi="Calibri" w:cs="Calibri"/>
         </w:rPr>
       </w:pPr>
-      <w:r>
-        <w:rPr>
-          <w:rFonts w:ascii="Consolas" w:eastAsiaTheme="minorHAnsi" w:hAnsi="Consolas" w:cs="Consolas"/>
-          <w:color w:val="0000FF"/>
-          <w:sz w:val="19"/>
-          <w:szCs w:val="19"/>
-        </w:rPr>
-        <w:t xml:space="preserve">LeadEstimators </w:t>
+      <w:proofErr w:type="spellStart"/>
+      <w:r>
+        <w:rPr>
+          <w:rFonts w:ascii="Consolas" w:eastAsiaTheme="minorHAnsi" w:hAnsi="Consolas" w:cs="Consolas"/>
+          <w:color w:val="0000FF"/>
+          <w:sz w:val="19"/>
+          <w:szCs w:val="19"/>
+        </w:rPr>
+        <w:t>LeadEstimators</w:t>
+      </w:r>
+      <w:proofErr w:type="spellEnd"/>
+      <w:r>
+        <w:rPr>
+          <w:rFonts w:ascii="Consolas" w:eastAsiaTheme="minorHAnsi" w:hAnsi="Consolas" w:cs="Consolas"/>
+          <w:color w:val="0000FF"/>
+          <w:sz w:val="19"/>
+          <w:szCs w:val="19"/>
+        </w:rPr>
+        <w:t xml:space="preserve"> </w:t>
       </w:r>
       <w:r>
         <w:t>– set this to the appropriate AD group</w:t>
@@ -8778,14 +9876,25 @@
           <w:rFonts w:ascii="Calibri" w:eastAsia="Times New Roman" w:hAnsi="Calibri" w:cs="Calibri"/>
         </w:rPr>
       </w:pPr>
-      <w:r>
-        <w:rPr>
-          <w:rFonts w:ascii="Consolas" w:eastAsiaTheme="minorHAnsi" w:hAnsi="Consolas" w:cs="Consolas"/>
-          <w:color w:val="0000FF"/>
-          <w:sz w:val="19"/>
-          <w:szCs w:val="19"/>
-        </w:rPr>
-        <w:t xml:space="preserve">LOBManagers </w:t>
+      <w:proofErr w:type="spellStart"/>
+      <w:r>
+        <w:rPr>
+          <w:rFonts w:ascii="Consolas" w:eastAsiaTheme="minorHAnsi" w:hAnsi="Consolas" w:cs="Consolas"/>
+          <w:color w:val="0000FF"/>
+          <w:sz w:val="19"/>
+          <w:szCs w:val="19"/>
+        </w:rPr>
+        <w:t>LOBManagers</w:t>
+      </w:r>
+      <w:proofErr w:type="spellEnd"/>
+      <w:r>
+        <w:rPr>
+          <w:rFonts w:ascii="Consolas" w:eastAsiaTheme="minorHAnsi" w:hAnsi="Consolas" w:cs="Consolas"/>
+          <w:color w:val="0000FF"/>
+          <w:sz w:val="19"/>
+          <w:szCs w:val="19"/>
+        </w:rPr>
+        <w:t xml:space="preserve"> </w:t>
       </w:r>
       <w:r>
         <w:t xml:space="preserve">– </w:t>
@@ -8807,14 +9916,25 @@
           <w:rFonts w:ascii="Calibri" w:eastAsia="Times New Roman" w:hAnsi="Calibri" w:cs="Calibri"/>
         </w:rPr>
       </w:pPr>
-      <w:r>
-        <w:rPr>
-          <w:rFonts w:ascii="Consolas" w:eastAsiaTheme="minorHAnsi" w:hAnsi="Consolas" w:cs="Consolas"/>
-          <w:color w:val="0000FF"/>
-          <w:sz w:val="19"/>
-          <w:szCs w:val="19"/>
-        </w:rPr>
-        <w:t xml:space="preserve">CoverSheetApprovers </w:t>
+      <w:proofErr w:type="spellStart"/>
+      <w:r>
+        <w:rPr>
+          <w:rFonts w:ascii="Consolas" w:eastAsiaTheme="minorHAnsi" w:hAnsi="Consolas" w:cs="Consolas"/>
+          <w:color w:val="0000FF"/>
+          <w:sz w:val="19"/>
+          <w:szCs w:val="19"/>
+        </w:rPr>
+        <w:t>CoverSheetApprovers</w:t>
+      </w:r>
+      <w:proofErr w:type="spellEnd"/>
+      <w:r>
+        <w:rPr>
+          <w:rFonts w:ascii="Consolas" w:eastAsiaTheme="minorHAnsi" w:hAnsi="Consolas" w:cs="Consolas"/>
+          <w:color w:val="0000FF"/>
+          <w:sz w:val="19"/>
+          <w:szCs w:val="19"/>
+        </w:rPr>
+        <w:t xml:space="preserve"> </w:t>
       </w:r>
       <w:r>
         <w:t>– set this to the appropriate AD group</w:t>
@@ -8833,14 +9953,25 @@
           <w:rFonts w:ascii="Calibri" w:eastAsia="Times New Roman" w:hAnsi="Calibri" w:cs="Calibri"/>
         </w:rPr>
       </w:pPr>
-      <w:r>
-        <w:rPr>
-          <w:rFonts w:ascii="Consolas" w:eastAsiaTheme="minorHAnsi" w:hAnsi="Consolas" w:cs="Consolas"/>
-          <w:color w:val="0000FF"/>
-          <w:sz w:val="19"/>
-          <w:szCs w:val="19"/>
-        </w:rPr>
-        <w:t xml:space="preserve">PricingVerifications </w:t>
+      <w:proofErr w:type="spellStart"/>
+      <w:r>
+        <w:rPr>
+          <w:rFonts w:ascii="Consolas" w:eastAsiaTheme="minorHAnsi" w:hAnsi="Consolas" w:cs="Consolas"/>
+          <w:color w:val="0000FF"/>
+          <w:sz w:val="19"/>
+          <w:szCs w:val="19"/>
+        </w:rPr>
+        <w:t>PricingVerifications</w:t>
+      </w:r>
+      <w:proofErr w:type="spellEnd"/>
+      <w:r>
+        <w:rPr>
+          <w:rFonts w:ascii="Consolas" w:eastAsiaTheme="minorHAnsi" w:hAnsi="Consolas" w:cs="Consolas"/>
+          <w:color w:val="0000FF"/>
+          <w:sz w:val="19"/>
+          <w:szCs w:val="19"/>
+        </w:rPr>
+        <w:t xml:space="preserve"> </w:t>
       </w:r>
       <w:r>
         <w:t>– set this to the appropriate AD group</w:t>
@@ -8859,14 +9990,25 @@
           <w:rFonts w:ascii="Calibri" w:eastAsia="Times New Roman" w:hAnsi="Calibri" w:cs="Calibri"/>
         </w:rPr>
       </w:pPr>
-      <w:r>
-        <w:rPr>
-          <w:rFonts w:ascii="Consolas" w:eastAsiaTheme="minorHAnsi" w:hAnsi="Consolas" w:cs="Consolas"/>
-          <w:color w:val="0000FF"/>
-          <w:sz w:val="19"/>
-          <w:szCs w:val="19"/>
-        </w:rPr>
-        <w:t xml:space="preserve">IndependentReviewers </w:t>
+      <w:proofErr w:type="spellStart"/>
+      <w:r>
+        <w:rPr>
+          <w:rFonts w:ascii="Consolas" w:eastAsiaTheme="minorHAnsi" w:hAnsi="Consolas" w:cs="Consolas"/>
+          <w:color w:val="0000FF"/>
+          <w:sz w:val="19"/>
+          <w:szCs w:val="19"/>
+        </w:rPr>
+        <w:t>IndependentReviewers</w:t>
+      </w:r>
+      <w:proofErr w:type="spellEnd"/>
+      <w:r>
+        <w:rPr>
+          <w:rFonts w:ascii="Consolas" w:eastAsiaTheme="minorHAnsi" w:hAnsi="Consolas" w:cs="Consolas"/>
+          <w:color w:val="0000FF"/>
+          <w:sz w:val="19"/>
+          <w:szCs w:val="19"/>
+        </w:rPr>
+        <w:t xml:space="preserve"> </w:t>
       </w:r>
       <w:r>
         <w:t>– set this to the appropriate AD group</w:t>
@@ -8885,6 +10027,7 @@
           <w:rFonts w:ascii="Calibri" w:eastAsia="Times New Roman" w:hAnsi="Calibri" w:cs="Calibri"/>
         </w:rPr>
       </w:pPr>
+      <w:proofErr w:type="spellStart"/>
       <w:r>
         <w:rPr>
           <w:rFonts w:ascii="Consolas" w:eastAsiaTheme="minorHAnsi" w:hAnsi="Consolas" w:cs="Consolas"/>
@@ -8894,6 +10037,7 @@
         </w:rPr>
         <w:t>system.web</w:t>
       </w:r>
+      <w:proofErr w:type="spellEnd"/>
       <w:r>
         <w:rPr>
           <w:rFonts w:ascii="Consolas" w:eastAsiaTheme="minorHAnsi" w:hAnsi="Consolas" w:cs="Consolas"/>
@@ -8945,6 +10089,7 @@
           <w:sz w:val="19"/>
           <w:szCs w:val="19"/>
         </w:rPr>
+        <w:lastRenderedPageBreak/>
         <w:t>allow</w:t>
       </w:r>
       <w:r>
@@ -8987,7 +10132,6 @@
           <w:sz w:val="19"/>
           <w:szCs w:val="19"/>
         </w:rPr>
-        <w:lastRenderedPageBreak/>
         <w:t>location</w:t>
       </w:r>
       <w:r>
@@ -9026,6 +10170,7 @@
         </w:rPr>
         <w:t>"</w:t>
       </w:r>
+      <w:proofErr w:type="spellStart"/>
       <w:r>
         <w:rPr>
           <w:rFonts w:ascii="Consolas" w:eastAsiaTheme="minorHAnsi" w:hAnsi="Consolas" w:cs="Consolas"/>
@@ -9035,6 +10180,7 @@
         </w:rPr>
         <w:t>elmah.axd</w:t>
       </w:r>
+      <w:proofErr w:type="spellEnd"/>
       <w:r>
         <w:rPr>
           <w:rFonts w:ascii="Consolas" w:eastAsiaTheme="minorHAnsi" w:hAnsi="Consolas" w:cs="Consolas"/>
@@ -9059,6 +10205,7 @@
         </w:rPr>
         <w:t xml:space="preserve">-&gt; </w:t>
       </w:r>
+      <w:proofErr w:type="spellStart"/>
       <w:r>
         <w:rPr>
           <w:rFonts w:ascii="Consolas" w:eastAsiaTheme="minorHAnsi" w:hAnsi="Consolas" w:cs="Consolas"/>
@@ -9068,6 +10215,7 @@
         </w:rPr>
         <w:t>system.web</w:t>
       </w:r>
+      <w:proofErr w:type="spellEnd"/>
       <w:r>
         <w:rPr>
           <w:rFonts w:ascii="Consolas" w:eastAsiaTheme="minorHAnsi" w:hAnsi="Consolas" w:cs="Consolas"/>
@@ -9146,6 +10294,7 @@
           <w:numId w:val="4"/>
         </w:numPr>
       </w:pPr>
+      <w:proofErr w:type="spellStart"/>
       <w:r>
         <w:rPr>
           <w:rFonts w:ascii="Consolas" w:eastAsiaTheme="minorHAnsi" w:hAnsi="Consolas" w:cs="Consolas"/>
@@ -9155,6 +10304,7 @@
         </w:rPr>
         <w:t>elmah</w:t>
       </w:r>
+      <w:proofErr w:type="spellEnd"/>
       <w:r>
         <w:t xml:space="preserve"> section</w:t>
       </w:r>
@@ -9174,6 +10324,7 @@
         </w:rPr>
         <w:t xml:space="preserve">in </w:t>
       </w:r>
+      <w:proofErr w:type="spellStart"/>
       <w:r>
         <w:rPr>
           <w:rFonts w:ascii="Consolas" w:eastAsiaTheme="minorHAnsi" w:hAnsi="Consolas" w:cs="Consolas"/>
@@ -9183,12 +10334,14 @@
         </w:rPr>
         <w:t>errorLog</w:t>
       </w:r>
+      <w:proofErr w:type="spellEnd"/>
       <w:r>
         <w:rPr>
           <w:rFonts w:ascii="Calibri" w:eastAsia="Times New Roman" w:hAnsi="Calibri" w:cs="Calibri"/>
         </w:rPr>
         <w:t xml:space="preserve"> setting,  update the </w:t>
       </w:r>
+      <w:proofErr w:type="spellStart"/>
       <w:r>
         <w:rPr>
           <w:rFonts w:ascii="Consolas" w:eastAsiaTheme="minorHAnsi" w:hAnsi="Consolas" w:cs="Consolas"/>
@@ -9198,6 +10351,7 @@
         </w:rPr>
         <w:t>connectionString</w:t>
       </w:r>
+      <w:proofErr w:type="spellEnd"/>
       <w:r>
         <w:rPr>
           <w:rFonts w:ascii="Calibri" w:eastAsia="Times New Roman" w:hAnsi="Calibri" w:cs="Calibri"/>
@@ -9214,7 +10368,15 @@
         </w:numPr>
       </w:pPr>
       <w:r>
-        <w:t>Remove the HTTPS redirect portion of web.config. Example:</w:t>
+        <w:t xml:space="preserve">Remove the HTTPS redirect portion of </w:t>
+      </w:r>
+      <w:proofErr w:type="spellStart"/>
+      <w:r>
+        <w:t>web.config</w:t>
+      </w:r>
+      <w:proofErr w:type="spellEnd"/>
+      <w:r>
+        <w:t>. Example:</w:t>
       </w:r>
     </w:p>
     <w:p>
@@ -9318,6 +10480,7 @@
         </w:rPr>
         <w:t xml:space="preserve"> </w:t>
       </w:r>
+      <w:proofErr w:type="spellStart"/>
       <w:r>
         <w:rPr>
           <w:rFonts w:ascii="Consolas" w:eastAsiaTheme="minorHAnsi" w:hAnsi="Consolas" w:cs="Consolas"/>
@@ -9327,6 +10490,7 @@
         </w:rPr>
         <w:t>stopProcessing</w:t>
       </w:r>
+      <w:proofErr w:type="spellEnd"/>
       <w:r>
         <w:rPr>
           <w:rFonts w:ascii="Consolas" w:eastAsiaTheme="minorHAnsi" w:hAnsi="Consolas" w:cs="Consolas"/>
@@ -9384,6 +10548,7 @@
         </w:rPr>
         <w:t xml:space="preserve">          &lt;match </w:t>
       </w:r>
+      <w:proofErr w:type="spellStart"/>
       <w:r>
         <w:rPr>
           <w:rFonts w:ascii="Consolas" w:eastAsiaTheme="minorHAnsi" w:hAnsi="Consolas" w:cs="Consolas"/>
@@ -9393,6 +10558,7 @@
         </w:rPr>
         <w:t>url</w:t>
       </w:r>
+      <w:proofErr w:type="spellEnd"/>
       <w:r>
         <w:rPr>
           <w:rFonts w:ascii="Consolas" w:eastAsiaTheme="minorHAnsi" w:hAnsi="Consolas" w:cs="Consolas"/>
@@ -9567,6 +10733,7 @@
         </w:rPr>
         <w:t xml:space="preserve">="Redirect" </w:t>
       </w:r>
+      <w:proofErr w:type="spellStart"/>
       <w:r>
         <w:rPr>
           <w:rFonts w:ascii="Consolas" w:eastAsiaTheme="minorHAnsi" w:hAnsi="Consolas" w:cs="Consolas"/>
@@ -9576,6 +10743,7 @@
         </w:rPr>
         <w:t>url</w:t>
       </w:r>
+      <w:proofErr w:type="spellEnd"/>
       <w:r>
         <w:rPr>
           <w:rFonts w:ascii="Consolas" w:eastAsiaTheme="minorHAnsi" w:hAnsi="Consolas" w:cs="Consolas"/>
@@ -9666,7 +10834,7 @@
           <w:szCs w:val="28"/>
         </w:rPr>
       </w:pPr>
-      <w:bookmarkStart w:id="68" w:name="_Toc515460357"/>
+      <w:bookmarkStart w:id="69" w:name="_Toc515460357"/>
       <w:r>
         <w:br w:type="page"/>
       </w:r>
@@ -9675,7 +10843,7 @@
       <w:pPr>
         <w:pStyle w:val="Heading1"/>
       </w:pPr>
-      <w:bookmarkStart w:id="69" w:name="_Toc69207032"/>
+      <w:bookmarkStart w:id="70" w:name="_Toc69207032"/>
       <w:r>
         <w:lastRenderedPageBreak/>
         <w:t xml:space="preserve">Appendix D: </w:t>
@@ -9699,10 +10867,18 @@
         <w:t xml:space="preserve">e) </w:t>
       </w:r>
       <w:r>
-        <w:t>RDM Web.Config Customization</w:t>
-      </w:r>
-      <w:bookmarkEnd w:id="68"/>
+        <w:t xml:space="preserve">RDM </w:t>
+      </w:r>
+      <w:proofErr w:type="spellStart"/>
+      <w:r>
+        <w:t>Web.Config</w:t>
+      </w:r>
+      <w:proofErr w:type="spellEnd"/>
+      <w:r>
+        <w:t xml:space="preserve"> Customization</w:t>
+      </w:r>
       <w:bookmarkEnd w:id="69"/>
+      <w:bookmarkEnd w:id="70"/>
     </w:p>
     <w:p>
       <w:pPr>
@@ -9713,6 +10889,7 @@
         </w:numPr>
         <w:spacing w:after="0"/>
       </w:pPr>
+      <w:proofErr w:type="spellStart"/>
       <w:r>
         <w:rPr>
           <w:rFonts w:ascii="Consolas" w:eastAsiaTheme="minorHAnsi" w:hAnsi="Consolas" w:cs="Consolas"/>
@@ -9722,6 +10899,7 @@
         </w:rPr>
         <w:t>connectionStrings</w:t>
       </w:r>
+      <w:proofErr w:type="spellEnd"/>
       <w:r>
         <w:rPr>
           <w:rFonts w:ascii="Calibri" w:eastAsia="Times New Roman" w:hAnsi="Calibri" w:cs="Calibri"/>
@@ -9738,6 +10916,7 @@
         </w:numPr>
         <w:spacing w:after="0"/>
       </w:pPr>
+      <w:proofErr w:type="spellStart"/>
       <w:r>
         <w:rPr>
           <w:rFonts w:ascii="Consolas" w:eastAsiaTheme="minorHAnsi" w:hAnsi="Consolas" w:cs="Consolas"/>
@@ -9747,6 +10926,7 @@
         </w:rPr>
         <w:t>IESEntities</w:t>
       </w:r>
+      <w:proofErr w:type="spellEnd"/>
       <w:r>
         <w:rPr>
           <w:rFonts w:ascii="Calibri" w:eastAsia="Times New Roman" w:hAnsi="Calibri" w:cs="Calibri"/>
@@ -9763,6 +10943,7 @@
         </w:numPr>
         <w:spacing w:after="0"/>
       </w:pPr>
+      <w:proofErr w:type="spellStart"/>
       <w:r>
         <w:rPr>
           <w:rFonts w:ascii="Consolas" w:eastAsiaTheme="minorHAnsi" w:hAnsi="Consolas" w:cs="Consolas"/>
@@ -9772,6 +10953,7 @@
         </w:rPr>
         <w:t>appSettings</w:t>
       </w:r>
+      <w:proofErr w:type="spellEnd"/>
       <w:r>
         <w:rPr>
           <w:rFonts w:ascii="Calibri" w:eastAsia="Times New Roman" w:hAnsi="Calibri" w:cs="Calibri"/>
@@ -9810,6 +10992,7 @@
           <w:rFonts w:ascii="Calibri" w:eastAsia="Times New Roman" w:hAnsi="Calibri" w:cs="Calibri"/>
         </w:rPr>
       </w:pPr>
+      <w:proofErr w:type="spellStart"/>
       <w:r>
         <w:rPr>
           <w:rFonts w:ascii="Consolas" w:eastAsiaTheme="minorHAnsi" w:hAnsi="Consolas" w:cs="Consolas"/>
@@ -9819,6 +11002,7 @@
         </w:rPr>
         <w:t>EmailServer</w:t>
       </w:r>
+      <w:proofErr w:type="spellEnd"/>
       <w:r>
         <w:t xml:space="preserve"> </w:t>
       </w:r>
@@ -9841,6 +11025,7 @@
           <w:rFonts w:ascii="Calibri" w:eastAsia="Times New Roman" w:hAnsi="Calibri" w:cs="Calibri"/>
         </w:rPr>
       </w:pPr>
+      <w:proofErr w:type="spellStart"/>
       <w:r>
         <w:rPr>
           <w:rFonts w:ascii="Consolas" w:eastAsiaTheme="minorHAnsi" w:hAnsi="Consolas" w:cs="Consolas"/>
@@ -9850,6 +11035,7 @@
         </w:rPr>
         <w:t>ActiveDirectoryPath</w:t>
       </w:r>
+      <w:proofErr w:type="spellEnd"/>
       <w:r>
         <w:t xml:space="preserve"> </w:t>
       </w:r>
@@ -9872,6 +11058,7 @@
           <w:rFonts w:ascii="Calibri" w:eastAsia="Times New Roman" w:hAnsi="Calibri" w:cs="Calibri"/>
         </w:rPr>
       </w:pPr>
+      <w:proofErr w:type="spellStart"/>
       <w:r>
         <w:rPr>
           <w:rFonts w:ascii="Consolas" w:eastAsiaTheme="minorHAnsi" w:hAnsi="Consolas" w:cs="Consolas"/>
@@ -9881,6 +11068,7 @@
         </w:rPr>
         <w:t>ServerURL</w:t>
       </w:r>
+      <w:proofErr w:type="spellEnd"/>
       <w:r>
         <w:rPr>
           <w:rFonts w:eastAsiaTheme="minorHAnsi" w:cs="Consolas"/>
@@ -9904,6 +11092,7 @@
           <w:rFonts w:ascii="Calibri" w:eastAsia="Times New Roman" w:hAnsi="Calibri" w:cs="Calibri"/>
         </w:rPr>
       </w:pPr>
+      <w:proofErr w:type="spellStart"/>
       <w:r>
         <w:rPr>
           <w:rFonts w:ascii="Consolas" w:eastAsiaTheme="minorHAnsi" w:hAnsi="Consolas" w:cs="Consolas"/>
@@ -9913,6 +11102,7 @@
         </w:rPr>
         <w:t>HelpdeskEmailAddress</w:t>
       </w:r>
+      <w:proofErr w:type="spellEnd"/>
       <w:r>
         <w:t xml:space="preserve"> – email displayed to the users to contact for help</w:t>
       </w:r>
@@ -9930,6 +11120,7 @@
           <w:rFonts w:ascii="Calibri" w:eastAsia="Times New Roman" w:hAnsi="Calibri" w:cs="Calibri"/>
         </w:rPr>
       </w:pPr>
+      <w:proofErr w:type="spellStart"/>
       <w:r>
         <w:rPr>
           <w:rFonts w:ascii="Consolas" w:eastAsiaTheme="minorHAnsi" w:hAnsi="Consolas" w:cs="Consolas"/>
@@ -9939,6 +11130,7 @@
         </w:rPr>
         <w:t>IESHeaderUrl</w:t>
       </w:r>
+      <w:proofErr w:type="spellEnd"/>
       <w:r>
         <w:t xml:space="preserve"> – </w:t>
       </w:r>
@@ -9971,14 +11163,25 @@
           <w:rFonts w:ascii="Calibri" w:eastAsia="Times New Roman" w:hAnsi="Calibri" w:cs="Calibri"/>
         </w:rPr>
       </w:pPr>
-      <w:r>
-        <w:rPr>
-          <w:rFonts w:ascii="Consolas" w:eastAsiaTheme="minorHAnsi" w:hAnsi="Consolas" w:cs="Consolas"/>
-          <w:color w:val="0000FF"/>
-          <w:sz w:val="19"/>
-          <w:szCs w:val="19"/>
-        </w:rPr>
-        <w:t xml:space="preserve">LMIProxy </w:t>
+      <w:proofErr w:type="spellStart"/>
+      <w:r>
+        <w:rPr>
+          <w:rFonts w:ascii="Consolas" w:eastAsiaTheme="minorHAnsi" w:hAnsi="Consolas" w:cs="Consolas"/>
+          <w:color w:val="0000FF"/>
+          <w:sz w:val="19"/>
+          <w:szCs w:val="19"/>
+        </w:rPr>
+        <w:t>LMIProxy</w:t>
+      </w:r>
+      <w:proofErr w:type="spellEnd"/>
+      <w:r>
+        <w:rPr>
+          <w:rFonts w:ascii="Consolas" w:eastAsiaTheme="minorHAnsi" w:hAnsi="Consolas" w:cs="Consolas"/>
+          <w:color w:val="0000FF"/>
+          <w:sz w:val="19"/>
+          <w:szCs w:val="19"/>
+        </w:rPr>
+        <w:t xml:space="preserve"> </w:t>
       </w:r>
       <w:r>
         <w:t>– proxy used during image processing</w:t>
@@ -9994,6 +11197,7 @@
         <w:spacing w:after="0"/>
         <w:textAlignment w:val="center"/>
       </w:pPr>
+      <w:proofErr w:type="spellStart"/>
       <w:r>
         <w:rPr>
           <w:rFonts w:ascii="Consolas" w:eastAsiaTheme="minorHAnsi" w:hAnsi="Consolas" w:cs="Consolas"/>
@@ -10003,6 +11207,7 @@
         </w:rPr>
         <w:t>EstimatingDataGroupDL</w:t>
       </w:r>
+      <w:proofErr w:type="spellEnd"/>
       <w:r>
         <w:rPr>
           <w:rFonts w:ascii="Consolas" w:eastAsiaTheme="minorHAnsi" w:hAnsi="Consolas" w:cs="Consolas"/>
@@ -10053,6 +11258,7 @@
           <w:rFonts w:ascii="Calibri" w:eastAsia="Times New Roman" w:hAnsi="Calibri" w:cs="Calibri"/>
         </w:rPr>
       </w:pPr>
+      <w:proofErr w:type="spellStart"/>
       <w:r>
         <w:rPr>
           <w:rFonts w:ascii="Consolas" w:eastAsiaTheme="minorHAnsi" w:hAnsi="Consolas" w:cs="Consolas"/>
@@ -10060,7 +11266,17 @@
           <w:sz w:val="19"/>
           <w:szCs w:val="19"/>
         </w:rPr>
-        <w:t>Piwik Settings</w:t>
+        <w:t>Piwik</w:t>
+      </w:r>
+      <w:proofErr w:type="spellEnd"/>
+      <w:r>
+        <w:rPr>
+          <w:rFonts w:ascii="Consolas" w:eastAsiaTheme="minorHAnsi" w:hAnsi="Consolas" w:cs="Consolas"/>
+          <w:color w:val="008000"/>
+          <w:sz w:val="19"/>
+          <w:szCs w:val="19"/>
+        </w:rPr>
+        <w:t xml:space="preserve"> Settings</w:t>
       </w:r>
     </w:p>
     <w:p>
@@ -10109,7 +11325,15 @@
         <w:t xml:space="preserve"> </w:t>
       </w:r>
       <w:r>
-        <w:t>(to not track the website usage via piwik)</w:t>
+        <w:t xml:space="preserve">(to not track the website usage via </w:t>
+      </w:r>
+      <w:proofErr w:type="spellStart"/>
+      <w:r>
+        <w:t>piwik</w:t>
+      </w:r>
+      <w:proofErr w:type="spellEnd"/>
+      <w:r>
+        <w:t>)</w:t>
       </w:r>
     </w:p>
     <w:p>
@@ -10129,7 +11353,21 @@
         <w:rPr>
           <w:rFonts w:ascii="Calibri" w:eastAsia="Times New Roman" w:hAnsi="Calibri" w:cs="Calibri"/>
         </w:rPr>
-        <w:t>You can ignore the other piwik settings once you disable it</w:t>
+        <w:t xml:space="preserve">You can ignore the other </w:t>
+      </w:r>
+      <w:proofErr w:type="spellStart"/>
+      <w:r>
+        <w:rPr>
+          <w:rFonts w:ascii="Calibri" w:eastAsia="Times New Roman" w:hAnsi="Calibri" w:cs="Calibri"/>
+        </w:rPr>
+        <w:t>piwik</w:t>
+      </w:r>
+      <w:proofErr w:type="spellEnd"/>
+      <w:r>
+        <w:rPr>
+          <w:rFonts w:ascii="Calibri" w:eastAsia="Times New Roman" w:hAnsi="Calibri" w:cs="Calibri"/>
+        </w:rPr>
+        <w:t xml:space="preserve"> settings once you disable it</w:t>
       </w:r>
     </w:p>
     <w:p>
@@ -10178,14 +11416,25 @@
           <w:rFonts w:ascii="Calibri" w:eastAsia="Times New Roman" w:hAnsi="Calibri" w:cs="Calibri"/>
         </w:rPr>
       </w:pPr>
-      <w:r>
-        <w:rPr>
-          <w:rFonts w:ascii="Consolas" w:eastAsiaTheme="minorHAnsi" w:hAnsi="Consolas" w:cs="Consolas"/>
-          <w:color w:val="0000FF"/>
-          <w:sz w:val="19"/>
-          <w:szCs w:val="19"/>
-        </w:rPr>
-        <w:t xml:space="preserve">RDMAdminGroups </w:t>
+      <w:proofErr w:type="spellStart"/>
+      <w:r>
+        <w:rPr>
+          <w:rFonts w:ascii="Consolas" w:eastAsiaTheme="minorHAnsi" w:hAnsi="Consolas" w:cs="Consolas"/>
+          <w:color w:val="0000FF"/>
+          <w:sz w:val="19"/>
+          <w:szCs w:val="19"/>
+        </w:rPr>
+        <w:t>RDMAdminGroups</w:t>
+      </w:r>
+      <w:proofErr w:type="spellEnd"/>
+      <w:r>
+        <w:rPr>
+          <w:rFonts w:ascii="Consolas" w:eastAsiaTheme="minorHAnsi" w:hAnsi="Consolas" w:cs="Consolas"/>
+          <w:color w:val="0000FF"/>
+          <w:sz w:val="19"/>
+          <w:szCs w:val="19"/>
+        </w:rPr>
+        <w:t xml:space="preserve"> </w:t>
       </w:r>
       <w:r>
         <w:t xml:space="preserve">– </w:t>
@@ -10218,14 +11467,25 @@
           <w:rFonts w:ascii="Calibri" w:eastAsia="Times New Roman" w:hAnsi="Calibri" w:cs="Calibri"/>
         </w:rPr>
       </w:pPr>
-      <w:r>
-        <w:rPr>
-          <w:rFonts w:ascii="Consolas" w:eastAsiaTheme="minorHAnsi" w:hAnsi="Consolas" w:cs="Consolas"/>
-          <w:color w:val="0000FF"/>
-          <w:sz w:val="19"/>
-          <w:szCs w:val="19"/>
-        </w:rPr>
-        <w:t xml:space="preserve">RDMCobraAdminGroups </w:t>
+      <w:proofErr w:type="spellStart"/>
+      <w:r>
+        <w:rPr>
+          <w:rFonts w:ascii="Consolas" w:eastAsiaTheme="minorHAnsi" w:hAnsi="Consolas" w:cs="Consolas"/>
+          <w:color w:val="0000FF"/>
+          <w:sz w:val="19"/>
+          <w:szCs w:val="19"/>
+        </w:rPr>
+        <w:t>RDMCobraAdminGroups</w:t>
+      </w:r>
+      <w:proofErr w:type="spellEnd"/>
+      <w:r>
+        <w:rPr>
+          <w:rFonts w:ascii="Consolas" w:eastAsiaTheme="minorHAnsi" w:hAnsi="Consolas" w:cs="Consolas"/>
+          <w:color w:val="0000FF"/>
+          <w:sz w:val="19"/>
+          <w:szCs w:val="19"/>
+        </w:rPr>
+        <w:t xml:space="preserve"> </w:t>
       </w:r>
       <w:r>
         <w:t xml:space="preserve">– </w:t>
@@ -10258,14 +11518,25 @@
           <w:rFonts w:ascii="Calibri" w:eastAsia="Times New Roman" w:hAnsi="Calibri" w:cs="Calibri"/>
         </w:rPr>
       </w:pPr>
-      <w:r>
-        <w:rPr>
-          <w:rFonts w:ascii="Consolas" w:eastAsiaTheme="minorHAnsi" w:hAnsi="Consolas" w:cs="Consolas"/>
-          <w:color w:val="0000FF"/>
-          <w:sz w:val="19"/>
-          <w:szCs w:val="19"/>
-        </w:rPr>
-        <w:t xml:space="preserve">RDMViewerGroups </w:t>
+      <w:proofErr w:type="spellStart"/>
+      <w:r>
+        <w:rPr>
+          <w:rFonts w:ascii="Consolas" w:eastAsiaTheme="minorHAnsi" w:hAnsi="Consolas" w:cs="Consolas"/>
+          <w:color w:val="0000FF"/>
+          <w:sz w:val="19"/>
+          <w:szCs w:val="19"/>
+        </w:rPr>
+        <w:t>RDMViewerGroups</w:t>
+      </w:r>
+      <w:proofErr w:type="spellEnd"/>
+      <w:r>
+        <w:rPr>
+          <w:rFonts w:ascii="Consolas" w:eastAsiaTheme="minorHAnsi" w:hAnsi="Consolas" w:cs="Consolas"/>
+          <w:color w:val="0000FF"/>
+          <w:sz w:val="19"/>
+          <w:szCs w:val="19"/>
+        </w:rPr>
+        <w:t xml:space="preserve"> </w:t>
       </w:r>
       <w:r>
         <w:t>– all users that need to have read access to the system;</w:t>
@@ -10284,6 +11555,7 @@
           <w:rFonts w:ascii="Calibri" w:eastAsia="Times New Roman" w:hAnsi="Calibri" w:cs="Calibri"/>
         </w:rPr>
       </w:pPr>
+      <w:proofErr w:type="spellStart"/>
       <w:r>
         <w:rPr>
           <w:rFonts w:ascii="Consolas" w:eastAsiaTheme="minorHAnsi" w:hAnsi="Consolas" w:cs="Consolas"/>
@@ -10293,6 +11565,7 @@
         </w:rPr>
         <w:t>system.web</w:t>
       </w:r>
+      <w:proofErr w:type="spellEnd"/>
       <w:r>
         <w:rPr>
           <w:rFonts w:ascii="Consolas" w:eastAsiaTheme="minorHAnsi" w:hAnsi="Consolas" w:cs="Consolas"/>
@@ -10424,6 +11697,7 @@
         </w:rPr>
         <w:t>"</w:t>
       </w:r>
+      <w:proofErr w:type="spellStart"/>
       <w:r>
         <w:rPr>
           <w:rFonts w:ascii="Consolas" w:eastAsiaTheme="minorHAnsi" w:hAnsi="Consolas" w:cs="Consolas"/>
@@ -10433,6 +11707,7 @@
         </w:rPr>
         <w:t>elmah.axd</w:t>
       </w:r>
+      <w:proofErr w:type="spellEnd"/>
       <w:r>
         <w:rPr>
           <w:rFonts w:ascii="Consolas" w:eastAsiaTheme="minorHAnsi" w:hAnsi="Consolas" w:cs="Consolas"/>
@@ -10457,6 +11732,7 @@
         </w:rPr>
         <w:t xml:space="preserve">-&gt; </w:t>
       </w:r>
+      <w:proofErr w:type="spellStart"/>
       <w:r>
         <w:rPr>
           <w:rFonts w:ascii="Consolas" w:eastAsiaTheme="minorHAnsi" w:hAnsi="Consolas" w:cs="Consolas"/>
@@ -10466,6 +11742,7 @@
         </w:rPr>
         <w:t>system.web</w:t>
       </w:r>
+      <w:proofErr w:type="spellEnd"/>
       <w:r>
         <w:rPr>
           <w:rFonts w:ascii="Consolas" w:eastAsiaTheme="minorHAnsi" w:hAnsi="Consolas" w:cs="Consolas"/>
@@ -10544,6 +11821,7 @@
           <w:numId w:val="14"/>
         </w:numPr>
       </w:pPr>
+      <w:proofErr w:type="spellStart"/>
       <w:r>
         <w:rPr>
           <w:rFonts w:ascii="Consolas" w:eastAsiaTheme="minorHAnsi" w:hAnsi="Consolas" w:cs="Consolas"/>
@@ -10553,6 +11831,7 @@
         </w:rPr>
         <w:t>elmah</w:t>
       </w:r>
+      <w:proofErr w:type="spellEnd"/>
       <w:r>
         <w:t xml:space="preserve"> section</w:t>
       </w:r>
@@ -10572,6 +11851,7 @@
         </w:rPr>
         <w:t xml:space="preserve">in </w:t>
       </w:r>
+      <w:proofErr w:type="spellStart"/>
       <w:r>
         <w:rPr>
           <w:rFonts w:ascii="Consolas" w:eastAsiaTheme="minorHAnsi" w:hAnsi="Consolas" w:cs="Consolas"/>
@@ -10581,12 +11861,14 @@
         </w:rPr>
         <w:t>errorLog</w:t>
       </w:r>
+      <w:proofErr w:type="spellEnd"/>
       <w:r>
         <w:rPr>
           <w:rFonts w:ascii="Calibri" w:eastAsia="Times New Roman" w:hAnsi="Calibri" w:cs="Calibri"/>
         </w:rPr>
         <w:t xml:space="preserve"> setting,  update the </w:t>
       </w:r>
+      <w:proofErr w:type="spellStart"/>
       <w:r>
         <w:rPr>
           <w:rFonts w:ascii="Consolas" w:eastAsiaTheme="minorHAnsi" w:hAnsi="Consolas" w:cs="Consolas"/>
@@ -10596,6 +11878,7 @@
         </w:rPr>
         <w:t>connectionString</w:t>
       </w:r>
+      <w:proofErr w:type="spellEnd"/>
       <w:r>
         <w:rPr>
           <w:rFonts w:ascii="Calibri" w:eastAsia="Times New Roman" w:hAnsi="Calibri" w:cs="Calibri"/>
@@ -10612,7 +11895,15 @@
         </w:numPr>
       </w:pPr>
       <w:r>
-        <w:t>Remove the HTTPS redirect portion of web.config. Example:</w:t>
+        <w:t xml:space="preserve">Remove the HTTPS redirect portion of </w:t>
+      </w:r>
+      <w:proofErr w:type="spellStart"/>
+      <w:r>
+        <w:t>web.config</w:t>
+      </w:r>
+      <w:proofErr w:type="spellEnd"/>
+      <w:r>
+        <w:t>. Example:</w:t>
       </w:r>
     </w:p>
     <w:p>
@@ -10716,6 +12007,7 @@
         </w:rPr>
         <w:t xml:space="preserve"> </w:t>
       </w:r>
+      <w:proofErr w:type="spellStart"/>
       <w:r>
         <w:rPr>
           <w:rFonts w:ascii="Consolas" w:eastAsiaTheme="minorHAnsi" w:hAnsi="Consolas" w:cs="Consolas"/>
@@ -10725,6 +12017,7 @@
         </w:rPr>
         <w:t>stopProcessing</w:t>
       </w:r>
+      <w:proofErr w:type="spellEnd"/>
       <w:r>
         <w:rPr>
           <w:rFonts w:ascii="Consolas" w:eastAsiaTheme="minorHAnsi" w:hAnsi="Consolas" w:cs="Consolas"/>
@@ -10782,6 +12075,7 @@
         </w:rPr>
         <w:t xml:space="preserve">          &lt;match </w:t>
       </w:r>
+      <w:proofErr w:type="spellStart"/>
       <w:r>
         <w:rPr>
           <w:rFonts w:ascii="Consolas" w:eastAsiaTheme="minorHAnsi" w:hAnsi="Consolas" w:cs="Consolas"/>
@@ -10791,6 +12085,7 @@
         </w:rPr>
         <w:t>url</w:t>
       </w:r>
+      <w:proofErr w:type="spellEnd"/>
       <w:r>
         <w:rPr>
           <w:rFonts w:ascii="Consolas" w:eastAsiaTheme="minorHAnsi" w:hAnsi="Consolas" w:cs="Consolas"/>
@@ -10965,6 +12260,7 @@
         </w:rPr>
         <w:t xml:space="preserve">="Redirect" </w:t>
       </w:r>
+      <w:proofErr w:type="spellStart"/>
       <w:r>
         <w:rPr>
           <w:rFonts w:ascii="Consolas" w:eastAsiaTheme="minorHAnsi" w:hAnsi="Consolas" w:cs="Consolas"/>
@@ -10974,6 +12270,7 @@
         </w:rPr>
         <w:t>url</w:t>
       </w:r>
+      <w:proofErr w:type="spellEnd"/>
       <w:r>
         <w:rPr>
           <w:rFonts w:ascii="Consolas" w:eastAsiaTheme="minorHAnsi" w:hAnsi="Consolas" w:cs="Consolas"/>
@@ -11061,7 +12358,7 @@
           <w:szCs w:val="28"/>
         </w:rPr>
       </w:pPr>
-      <w:bookmarkStart w:id="70" w:name="_Toc515460358"/>
+      <w:bookmarkStart w:id="71" w:name="_Toc515460358"/>
       <w:r>
         <w:br w:type="page"/>
       </w:r>
@@ -11070,7 +12367,7 @@
       <w:pPr>
         <w:pStyle w:val="Heading1"/>
       </w:pPr>
-      <w:bookmarkStart w:id="71" w:name="_Toc69207033"/>
+      <w:bookmarkStart w:id="72" w:name="_Toc69207033"/>
       <w:r>
         <w:lastRenderedPageBreak/>
         <w:t xml:space="preserve">Appendix E: </w:t>
@@ -11094,10 +12391,18 @@
         <w:t xml:space="preserve">e) </w:t>
       </w:r>
       <w:r>
-        <w:t>RDSB Web.Config Customization</w:t>
-      </w:r>
-      <w:bookmarkEnd w:id="70"/>
+        <w:t xml:space="preserve">RDSB </w:t>
+      </w:r>
+      <w:proofErr w:type="spellStart"/>
+      <w:r>
+        <w:t>Web.Config</w:t>
+      </w:r>
+      <w:proofErr w:type="spellEnd"/>
+      <w:r>
+        <w:t xml:space="preserve"> Customization</w:t>
+      </w:r>
       <w:bookmarkEnd w:id="71"/>
+      <w:bookmarkEnd w:id="72"/>
     </w:p>
     <w:p>
       <w:pPr>
@@ -11108,6 +12413,7 @@
         </w:numPr>
         <w:spacing w:after="0"/>
       </w:pPr>
+      <w:proofErr w:type="spellStart"/>
       <w:r>
         <w:rPr>
           <w:rFonts w:ascii="Consolas" w:eastAsiaTheme="minorHAnsi" w:hAnsi="Consolas" w:cs="Consolas"/>
@@ -11117,6 +12423,7 @@
         </w:rPr>
         <w:t>connectionStrings</w:t>
       </w:r>
+      <w:proofErr w:type="spellEnd"/>
       <w:r>
         <w:rPr>
           <w:rFonts w:ascii="Calibri" w:eastAsia="Times New Roman" w:hAnsi="Calibri" w:cs="Calibri"/>
@@ -11133,14 +12440,25 @@
         </w:numPr>
         <w:spacing w:after="0"/>
       </w:pPr>
-      <w:r>
-        <w:rPr>
-          <w:rFonts w:ascii="Consolas" w:eastAsiaTheme="minorHAnsi" w:hAnsi="Consolas" w:cs="Consolas"/>
-          <w:color w:val="0000FF"/>
-          <w:sz w:val="19"/>
-          <w:szCs w:val="19"/>
-        </w:rPr>
-        <w:t xml:space="preserve">genTracEntities </w:t>
+      <w:proofErr w:type="spellStart"/>
+      <w:r>
+        <w:rPr>
+          <w:rFonts w:ascii="Consolas" w:eastAsiaTheme="minorHAnsi" w:hAnsi="Consolas" w:cs="Consolas"/>
+          <w:color w:val="0000FF"/>
+          <w:sz w:val="19"/>
+          <w:szCs w:val="19"/>
+        </w:rPr>
+        <w:t>genTracEntities</w:t>
+      </w:r>
+      <w:proofErr w:type="spellEnd"/>
+      <w:r>
+        <w:rPr>
+          <w:rFonts w:ascii="Consolas" w:eastAsiaTheme="minorHAnsi" w:hAnsi="Consolas" w:cs="Consolas"/>
+          <w:color w:val="0000FF"/>
+          <w:sz w:val="19"/>
+          <w:szCs w:val="19"/>
+        </w:rPr>
+        <w:t xml:space="preserve"> </w:t>
       </w:r>
       <w:r>
         <w:rPr>
@@ -11158,6 +12476,7 @@
         </w:numPr>
         <w:spacing w:after="0"/>
       </w:pPr>
+      <w:proofErr w:type="spellStart"/>
       <w:r>
         <w:rPr>
           <w:rFonts w:ascii="Consolas" w:eastAsiaTheme="minorHAnsi" w:hAnsi="Consolas" w:cs="Consolas"/>
@@ -11167,6 +12486,7 @@
         </w:rPr>
         <w:t>IESEntities</w:t>
       </w:r>
+      <w:proofErr w:type="spellEnd"/>
       <w:r>
         <w:rPr>
           <w:rFonts w:ascii="Calibri" w:eastAsia="Times New Roman" w:hAnsi="Calibri" w:cs="Calibri"/>
@@ -11183,6 +12503,7 @@
         </w:numPr>
         <w:spacing w:after="0"/>
       </w:pPr>
+      <w:proofErr w:type="spellStart"/>
       <w:r>
         <w:rPr>
           <w:rFonts w:ascii="Consolas" w:eastAsiaTheme="minorHAnsi" w:hAnsi="Consolas" w:cs="Consolas"/>
@@ -11192,6 +12513,7 @@
         </w:rPr>
         <w:t>appSettings</w:t>
       </w:r>
+      <w:proofErr w:type="spellEnd"/>
       <w:r>
         <w:rPr>
           <w:rFonts w:ascii="Calibri" w:eastAsia="Times New Roman" w:hAnsi="Calibri" w:cs="Calibri"/>
@@ -11230,6 +12552,7 @@
           <w:rFonts w:ascii="Calibri" w:eastAsia="Times New Roman" w:hAnsi="Calibri" w:cs="Calibri"/>
         </w:rPr>
       </w:pPr>
+      <w:proofErr w:type="spellStart"/>
       <w:r>
         <w:rPr>
           <w:rFonts w:ascii="Consolas" w:eastAsiaTheme="minorHAnsi" w:hAnsi="Consolas" w:cs="Consolas"/>
@@ -11239,6 +12562,7 @@
         </w:rPr>
         <w:t>ActiveDirectoryPath</w:t>
       </w:r>
+      <w:proofErr w:type="spellEnd"/>
       <w:r>
         <w:t xml:space="preserve"> </w:t>
       </w:r>
@@ -11293,14 +12617,25 @@
           <w:rFonts w:ascii="Calibri" w:eastAsia="Times New Roman" w:hAnsi="Calibri" w:cs="Calibri"/>
         </w:rPr>
       </w:pPr>
-      <w:r>
-        <w:rPr>
-          <w:rFonts w:ascii="Consolas" w:eastAsiaTheme="minorHAnsi" w:hAnsi="Consolas" w:cs="Consolas"/>
-          <w:color w:val="0000FF"/>
-          <w:sz w:val="19"/>
-          <w:szCs w:val="19"/>
-        </w:rPr>
-        <w:t xml:space="preserve">AuthorizeViewWhosOnlineGroups </w:t>
+      <w:proofErr w:type="spellStart"/>
+      <w:r>
+        <w:rPr>
+          <w:rFonts w:ascii="Consolas" w:eastAsiaTheme="minorHAnsi" w:hAnsi="Consolas" w:cs="Consolas"/>
+          <w:color w:val="0000FF"/>
+          <w:sz w:val="19"/>
+          <w:szCs w:val="19"/>
+        </w:rPr>
+        <w:t>AuthorizeViewWhosOnlineGroups</w:t>
+      </w:r>
+      <w:proofErr w:type="spellEnd"/>
+      <w:r>
+        <w:rPr>
+          <w:rFonts w:ascii="Consolas" w:eastAsiaTheme="minorHAnsi" w:hAnsi="Consolas" w:cs="Consolas"/>
+          <w:color w:val="0000FF"/>
+          <w:sz w:val="19"/>
+          <w:szCs w:val="19"/>
+        </w:rPr>
+        <w:t xml:space="preserve"> </w:t>
       </w:r>
       <w:r>
         <w:rPr>
@@ -11322,6 +12657,7 @@
           <w:rFonts w:ascii="Calibri" w:eastAsia="Times New Roman" w:hAnsi="Calibri" w:cs="Calibri"/>
         </w:rPr>
       </w:pPr>
+      <w:proofErr w:type="spellStart"/>
       <w:r>
         <w:rPr>
           <w:rFonts w:ascii="Consolas" w:eastAsiaTheme="minorHAnsi" w:hAnsi="Consolas" w:cs="Consolas"/>
@@ -11331,6 +12667,7 @@
         </w:rPr>
         <w:t>HelpdeskEmailAddress</w:t>
       </w:r>
+      <w:proofErr w:type="spellEnd"/>
       <w:r>
         <w:t xml:space="preserve"> – email displayed to the users to contact for help</w:t>
       </w:r>
@@ -11348,14 +12685,25 @@
           <w:rFonts w:ascii="Calibri" w:eastAsia="Times New Roman" w:hAnsi="Calibri" w:cs="Calibri"/>
         </w:rPr>
       </w:pPr>
-      <w:r>
-        <w:rPr>
-          <w:rFonts w:ascii="Consolas" w:eastAsiaTheme="minorHAnsi" w:hAnsi="Consolas" w:cs="Consolas"/>
-          <w:color w:val="0000FF"/>
-          <w:sz w:val="19"/>
-          <w:szCs w:val="19"/>
-        </w:rPr>
-        <w:t xml:space="preserve">IESHomeUrl </w:t>
+      <w:proofErr w:type="spellStart"/>
+      <w:r>
+        <w:rPr>
+          <w:rFonts w:ascii="Consolas" w:eastAsiaTheme="minorHAnsi" w:hAnsi="Consolas" w:cs="Consolas"/>
+          <w:color w:val="0000FF"/>
+          <w:sz w:val="19"/>
+          <w:szCs w:val="19"/>
+        </w:rPr>
+        <w:t>IESHomeUrl</w:t>
+      </w:r>
+      <w:proofErr w:type="spellEnd"/>
+      <w:r>
+        <w:rPr>
+          <w:rFonts w:ascii="Consolas" w:eastAsiaTheme="minorHAnsi" w:hAnsi="Consolas" w:cs="Consolas"/>
+          <w:color w:val="0000FF"/>
+          <w:sz w:val="19"/>
+          <w:szCs w:val="19"/>
+        </w:rPr>
+        <w:t xml:space="preserve"> </w:t>
       </w:r>
       <w:r>
         <w:t>– IES URL, base URL followed by “</w:t>
@@ -11393,6 +12741,7 @@
           <w:rFonts w:ascii="Calibri" w:eastAsia="Times New Roman" w:hAnsi="Calibri" w:cs="Calibri"/>
         </w:rPr>
       </w:pPr>
+      <w:proofErr w:type="spellStart"/>
       <w:r>
         <w:rPr>
           <w:rFonts w:ascii="Consolas" w:eastAsiaTheme="minorHAnsi" w:hAnsi="Consolas" w:cs="Consolas"/>
@@ -11400,7 +12749,17 @@
           <w:sz w:val="19"/>
           <w:szCs w:val="19"/>
         </w:rPr>
-        <w:t>Piwik Settings</w:t>
+        <w:t>Piwik</w:t>
+      </w:r>
+      <w:proofErr w:type="spellEnd"/>
+      <w:r>
+        <w:rPr>
+          <w:rFonts w:ascii="Consolas" w:eastAsiaTheme="minorHAnsi" w:hAnsi="Consolas" w:cs="Consolas"/>
+          <w:color w:val="008000"/>
+          <w:sz w:val="19"/>
+          <w:szCs w:val="19"/>
+        </w:rPr>
+        <w:t xml:space="preserve"> Settings</w:t>
       </w:r>
     </w:p>
     <w:p>
@@ -11449,7 +12808,15 @@
         <w:t xml:space="preserve"> </w:t>
       </w:r>
       <w:r>
-        <w:t>(to not track the website usage via piwik)</w:t>
+        <w:t xml:space="preserve">(to not track the website usage via </w:t>
+      </w:r>
+      <w:proofErr w:type="spellStart"/>
+      <w:r>
+        <w:t>piwik</w:t>
+      </w:r>
+      <w:proofErr w:type="spellEnd"/>
+      <w:r>
+        <w:t>)</w:t>
       </w:r>
     </w:p>
     <w:p>
@@ -11469,7 +12836,21 @@
         <w:rPr>
           <w:rFonts w:ascii="Calibri" w:eastAsia="Times New Roman" w:hAnsi="Calibri" w:cs="Calibri"/>
         </w:rPr>
-        <w:t>You can ignore the other piwik settings once you disable it</w:t>
+        <w:t xml:space="preserve">You can ignore the other </w:t>
+      </w:r>
+      <w:proofErr w:type="spellStart"/>
+      <w:r>
+        <w:rPr>
+          <w:rFonts w:ascii="Calibri" w:eastAsia="Times New Roman" w:hAnsi="Calibri" w:cs="Calibri"/>
+        </w:rPr>
+        <w:t>piwik</w:t>
+      </w:r>
+      <w:proofErr w:type="spellEnd"/>
+      <w:r>
+        <w:rPr>
+          <w:rFonts w:ascii="Calibri" w:eastAsia="Times New Roman" w:hAnsi="Calibri" w:cs="Calibri"/>
+        </w:rPr>
+        <w:t xml:space="preserve"> settings once you disable it</w:t>
       </w:r>
     </w:p>
     <w:p>
@@ -11485,6 +12866,7 @@
           <w:rFonts w:ascii="Calibri" w:eastAsia="Times New Roman" w:hAnsi="Calibri" w:cs="Calibri"/>
         </w:rPr>
       </w:pPr>
+      <w:proofErr w:type="spellStart"/>
       <w:r>
         <w:rPr>
           <w:rFonts w:ascii="Consolas" w:eastAsiaTheme="minorHAnsi" w:hAnsi="Consolas" w:cs="Consolas"/>
@@ -11494,6 +12876,7 @@
         </w:rPr>
         <w:t>system.web</w:t>
       </w:r>
+      <w:proofErr w:type="spellEnd"/>
       <w:r>
         <w:rPr>
           <w:rFonts w:ascii="Consolas" w:eastAsiaTheme="minorHAnsi" w:hAnsi="Consolas" w:cs="Consolas"/>
@@ -11625,6 +13008,7 @@
         </w:rPr>
         <w:t>"</w:t>
       </w:r>
+      <w:proofErr w:type="spellStart"/>
       <w:r>
         <w:rPr>
           <w:rFonts w:ascii="Consolas" w:eastAsiaTheme="minorHAnsi" w:hAnsi="Consolas" w:cs="Consolas"/>
@@ -11634,6 +13018,7 @@
         </w:rPr>
         <w:t>elmah.axd</w:t>
       </w:r>
+      <w:proofErr w:type="spellEnd"/>
       <w:r>
         <w:rPr>
           <w:rFonts w:ascii="Consolas" w:eastAsiaTheme="minorHAnsi" w:hAnsi="Consolas" w:cs="Consolas"/>
@@ -11658,6 +13043,7 @@
         </w:rPr>
         <w:t xml:space="preserve">-&gt; </w:t>
       </w:r>
+      <w:proofErr w:type="spellStart"/>
       <w:r>
         <w:rPr>
           <w:rFonts w:ascii="Consolas" w:eastAsiaTheme="minorHAnsi" w:hAnsi="Consolas" w:cs="Consolas"/>
@@ -11667,6 +13053,7 @@
         </w:rPr>
         <w:t>system.web</w:t>
       </w:r>
+      <w:proofErr w:type="spellEnd"/>
       <w:r>
         <w:rPr>
           <w:rFonts w:ascii="Consolas" w:eastAsiaTheme="minorHAnsi" w:hAnsi="Consolas" w:cs="Consolas"/>
@@ -11745,6 +13132,7 @@
           <w:numId w:val="19"/>
         </w:numPr>
       </w:pPr>
+      <w:proofErr w:type="spellStart"/>
       <w:r>
         <w:rPr>
           <w:rFonts w:ascii="Consolas" w:eastAsiaTheme="minorHAnsi" w:hAnsi="Consolas" w:cs="Consolas"/>
@@ -11754,6 +13142,7 @@
         </w:rPr>
         <w:t>elmah</w:t>
       </w:r>
+      <w:proofErr w:type="spellEnd"/>
       <w:r>
         <w:t xml:space="preserve"> section</w:t>
       </w:r>
@@ -11773,6 +13162,7 @@
         </w:rPr>
         <w:t xml:space="preserve">in </w:t>
       </w:r>
+      <w:proofErr w:type="spellStart"/>
       <w:r>
         <w:rPr>
           <w:rFonts w:ascii="Consolas" w:eastAsiaTheme="minorHAnsi" w:hAnsi="Consolas" w:cs="Consolas"/>
@@ -11782,12 +13172,14 @@
         </w:rPr>
         <w:t>errorLog</w:t>
       </w:r>
+      <w:proofErr w:type="spellEnd"/>
       <w:r>
         <w:rPr>
           <w:rFonts w:ascii="Calibri" w:eastAsia="Times New Roman" w:hAnsi="Calibri" w:cs="Calibri"/>
         </w:rPr>
         <w:t xml:space="preserve"> setting,  update the </w:t>
       </w:r>
+      <w:proofErr w:type="spellStart"/>
       <w:r>
         <w:rPr>
           <w:rFonts w:ascii="Consolas" w:eastAsiaTheme="minorHAnsi" w:hAnsi="Consolas" w:cs="Consolas"/>
@@ -11797,6 +13189,7 @@
         </w:rPr>
         <w:t>connectionString</w:t>
       </w:r>
+      <w:proofErr w:type="spellEnd"/>
       <w:r>
         <w:rPr>
           <w:rFonts w:ascii="Calibri" w:eastAsia="Times New Roman" w:hAnsi="Calibri" w:cs="Calibri"/>
@@ -11813,7 +13206,15 @@
         </w:numPr>
       </w:pPr>
       <w:r>
-        <w:t>Remove the HTTPS redirect portion of web.config. Example:</w:t>
+        <w:t xml:space="preserve">Remove the HTTPS redirect portion of </w:t>
+      </w:r>
+      <w:proofErr w:type="spellStart"/>
+      <w:r>
+        <w:t>web.config</w:t>
+      </w:r>
+      <w:proofErr w:type="spellEnd"/>
+      <w:r>
+        <w:t>. Example:</w:t>
       </w:r>
     </w:p>
     <w:p>
@@ -11917,6 +13318,7 @@
         </w:rPr>
         <w:t xml:space="preserve"> </w:t>
       </w:r>
+      <w:proofErr w:type="spellStart"/>
       <w:r>
         <w:rPr>
           <w:rFonts w:ascii="Consolas" w:eastAsiaTheme="minorHAnsi" w:hAnsi="Consolas" w:cs="Consolas"/>
@@ -11926,6 +13328,7 @@
         </w:rPr>
         <w:t>stopProcessing</w:t>
       </w:r>
+      <w:proofErr w:type="spellEnd"/>
       <w:r>
         <w:rPr>
           <w:rFonts w:ascii="Consolas" w:eastAsiaTheme="minorHAnsi" w:hAnsi="Consolas" w:cs="Consolas"/>
@@ -11983,6 +13386,7 @@
         </w:rPr>
         <w:t xml:space="preserve">          &lt;match </w:t>
       </w:r>
+      <w:proofErr w:type="spellStart"/>
       <w:r>
         <w:rPr>
           <w:rFonts w:ascii="Consolas" w:eastAsiaTheme="minorHAnsi" w:hAnsi="Consolas" w:cs="Consolas"/>
@@ -11992,6 +13396,7 @@
         </w:rPr>
         <w:t>url</w:t>
       </w:r>
+      <w:proofErr w:type="spellEnd"/>
       <w:r>
         <w:rPr>
           <w:rFonts w:ascii="Consolas" w:eastAsiaTheme="minorHAnsi" w:hAnsi="Consolas" w:cs="Consolas"/>
@@ -12166,6 +13571,7 @@
         </w:rPr>
         <w:t xml:space="preserve">="Redirect" </w:t>
       </w:r>
+      <w:proofErr w:type="spellStart"/>
       <w:r>
         <w:rPr>
           <w:rFonts w:ascii="Consolas" w:eastAsiaTheme="minorHAnsi" w:hAnsi="Consolas" w:cs="Consolas"/>
@@ -12175,6 +13581,7 @@
         </w:rPr>
         <w:t>url</w:t>
       </w:r>
+      <w:proofErr w:type="spellEnd"/>
       <w:r>
         <w:rPr>
           <w:rFonts w:ascii="Consolas" w:eastAsiaTheme="minorHAnsi" w:hAnsi="Consolas" w:cs="Consolas"/>
@@ -12279,7 +13686,7 @@
           <w:szCs w:val="28"/>
         </w:rPr>
       </w:pPr>
-      <w:bookmarkStart w:id="72" w:name="_Toc4596589"/>
+      <w:bookmarkStart w:id="73" w:name="_Toc4596589"/>
       <w:r>
         <w:br w:type="page"/>
       </w:r>
@@ -12288,7 +13695,7 @@
       <w:pPr>
         <w:pStyle w:val="Heading1"/>
       </w:pPr>
-      <w:bookmarkStart w:id="73" w:name="_Toc69207034"/>
+      <w:bookmarkStart w:id="74" w:name="_Toc69207034"/>
       <w:r>
         <w:lastRenderedPageBreak/>
         <w:t xml:space="preserve">Appendix </w:t>
@@ -12317,14 +13724,27 @@
         </w:rPr>
         <w:t xml:space="preserve">oth) </w:t>
       </w:r>
+      <w:proofErr w:type="spellStart"/>
       <w:r>
         <w:t>g</w:t>
       </w:r>
       <w:r>
-        <w:t>enBOE Auto Backup - App.Config Customization</w:t>
-      </w:r>
-      <w:bookmarkEnd w:id="72"/>
+        <w:t>enBOE</w:t>
+      </w:r>
+      <w:proofErr w:type="spellEnd"/>
+      <w:r>
+        <w:t xml:space="preserve"> Auto Backup - </w:t>
+      </w:r>
+      <w:proofErr w:type="spellStart"/>
+      <w:r>
+        <w:t>App.Config</w:t>
+      </w:r>
+      <w:proofErr w:type="spellEnd"/>
+      <w:r>
+        <w:t xml:space="preserve"> Customization</w:t>
+      </w:r>
       <w:bookmarkEnd w:id="73"/>
+      <w:bookmarkEnd w:id="74"/>
     </w:p>
     <w:p>
       <w:pPr>
@@ -12335,6 +13755,7 @@
         </w:numPr>
         <w:spacing w:after="0"/>
       </w:pPr>
+      <w:proofErr w:type="spellStart"/>
       <w:r>
         <w:rPr>
           <w:rFonts w:ascii="Consolas" w:eastAsiaTheme="minorHAnsi" w:hAnsi="Consolas" w:cs="Consolas"/>
@@ -12344,6 +13765,7 @@
         </w:rPr>
         <w:t>connectionStrings</w:t>
       </w:r>
+      <w:proofErr w:type="spellEnd"/>
       <w:r>
         <w:rPr>
           <w:rFonts w:ascii="Calibri" w:eastAsia="Times New Roman" w:hAnsi="Calibri" w:cs="Calibri"/>
@@ -12360,20 +13782,45 @@
         </w:numPr>
         <w:spacing w:after="0"/>
       </w:pPr>
-      <w:r>
-        <w:rPr>
-          <w:rFonts w:ascii="Consolas" w:eastAsiaTheme="minorHAnsi" w:hAnsi="Consolas" w:cs="Consolas"/>
-          <w:color w:val="0000FF"/>
-          <w:sz w:val="19"/>
-          <w:szCs w:val="19"/>
-        </w:rPr>
-        <w:t xml:space="preserve">GenBoeEntities </w:t>
-      </w:r>
-      <w:r>
-        <w:rPr>
-          <w:rFonts w:ascii="Calibri" w:eastAsia="Times New Roman" w:hAnsi="Calibri" w:cs="Calibri"/>
-        </w:rPr>
-        <w:t>– GenBOE database connection string</w:t>
+      <w:proofErr w:type="spellStart"/>
+      <w:r>
+        <w:rPr>
+          <w:rFonts w:ascii="Consolas" w:eastAsiaTheme="minorHAnsi" w:hAnsi="Consolas" w:cs="Consolas"/>
+          <w:color w:val="0000FF"/>
+          <w:sz w:val="19"/>
+          <w:szCs w:val="19"/>
+        </w:rPr>
+        <w:t>GenBoeEntities</w:t>
+      </w:r>
+      <w:proofErr w:type="spellEnd"/>
+      <w:r>
+        <w:rPr>
+          <w:rFonts w:ascii="Consolas" w:eastAsiaTheme="minorHAnsi" w:hAnsi="Consolas" w:cs="Consolas"/>
+          <w:color w:val="0000FF"/>
+          <w:sz w:val="19"/>
+          <w:szCs w:val="19"/>
+        </w:rPr>
+        <w:t xml:space="preserve"> </w:t>
+      </w:r>
+      <w:r>
+        <w:rPr>
+          <w:rFonts w:ascii="Calibri" w:eastAsia="Times New Roman" w:hAnsi="Calibri" w:cs="Calibri"/>
+        </w:rPr>
+        <w:t xml:space="preserve">– </w:t>
+      </w:r>
+      <w:proofErr w:type="spellStart"/>
+      <w:r>
+        <w:rPr>
+          <w:rFonts w:ascii="Calibri" w:eastAsia="Times New Roman" w:hAnsi="Calibri" w:cs="Calibri"/>
+        </w:rPr>
+        <w:t>GenBOE</w:t>
+      </w:r>
+      <w:proofErr w:type="spellEnd"/>
+      <w:r>
+        <w:rPr>
+          <w:rFonts w:ascii="Calibri" w:eastAsia="Times New Roman" w:hAnsi="Calibri" w:cs="Calibri"/>
+        </w:rPr>
+        <w:t xml:space="preserve"> database connection string</w:t>
       </w:r>
     </w:p>
     <w:p>
@@ -12385,6 +13832,7 @@
         </w:numPr>
         <w:spacing w:after="0"/>
       </w:pPr>
+      <w:proofErr w:type="spellStart"/>
       <w:r>
         <w:rPr>
           <w:rFonts w:ascii="Consolas" w:eastAsiaTheme="minorHAnsi" w:hAnsi="Consolas" w:cs="Consolas"/>
@@ -12394,6 +13842,7 @@
         </w:rPr>
         <w:t>appSettings</w:t>
       </w:r>
+      <w:proofErr w:type="spellEnd"/>
       <w:r>
         <w:rPr>
           <w:rFonts w:ascii="Calibri" w:eastAsia="Times New Roman" w:hAnsi="Calibri" w:cs="Calibri"/>
@@ -12413,6 +13862,7 @@
           <w:rFonts w:ascii="Calibri" w:eastAsia="Times New Roman" w:hAnsi="Calibri" w:cs="Calibri"/>
         </w:rPr>
       </w:pPr>
+      <w:proofErr w:type="spellStart"/>
       <w:r>
         <w:rPr>
           <w:rFonts w:ascii="Consolas" w:eastAsiaTheme="minorHAnsi" w:hAnsi="Consolas" w:cs="Consolas"/>
@@ -12422,6 +13872,7 @@
         </w:rPr>
         <w:t>EmailServer</w:t>
       </w:r>
+      <w:proofErr w:type="spellEnd"/>
       <w:r>
         <w:t xml:space="preserve"> </w:t>
       </w:r>
@@ -12441,6 +13892,7 @@
         </w:numPr>
         <w:spacing w:after="0"/>
       </w:pPr>
+      <w:proofErr w:type="spellStart"/>
       <w:r>
         <w:rPr>
           <w:rFonts w:ascii="Consolas" w:eastAsiaTheme="minorHAnsi" w:hAnsi="Consolas" w:cs="Consolas"/>
@@ -12450,6 +13902,7 @@
         </w:rPr>
         <w:t>HelpdeskEmailAddress</w:t>
       </w:r>
+      <w:proofErr w:type="spellEnd"/>
       <w:r>
         <w:t xml:space="preserve"> – email displayed to the users to contact for help</w:t>
       </w:r>
@@ -12466,14 +13919,25 @@
           <w:rFonts w:ascii="Calibri" w:eastAsia="Times New Roman" w:hAnsi="Calibri" w:cs="Calibri"/>
         </w:rPr>
       </w:pPr>
-      <w:r>
-        <w:rPr>
-          <w:rFonts w:ascii="Consolas" w:eastAsiaTheme="minorHAnsi" w:hAnsi="Consolas" w:cs="Consolas"/>
-          <w:color w:val="0000FF"/>
-          <w:sz w:val="19"/>
-          <w:szCs w:val="19"/>
-        </w:rPr>
-        <w:t xml:space="preserve">EmailOnFailureOnly </w:t>
+      <w:proofErr w:type="spellStart"/>
+      <w:r>
+        <w:rPr>
+          <w:rFonts w:ascii="Consolas" w:eastAsiaTheme="minorHAnsi" w:hAnsi="Consolas" w:cs="Consolas"/>
+          <w:color w:val="0000FF"/>
+          <w:sz w:val="19"/>
+          <w:szCs w:val="19"/>
+        </w:rPr>
+        <w:t>EmailOnFailureOnly</w:t>
+      </w:r>
+      <w:proofErr w:type="spellEnd"/>
+      <w:r>
+        <w:rPr>
+          <w:rFonts w:ascii="Consolas" w:eastAsiaTheme="minorHAnsi" w:hAnsi="Consolas" w:cs="Consolas"/>
+          <w:color w:val="0000FF"/>
+          <w:sz w:val="19"/>
+          <w:szCs w:val="19"/>
+        </w:rPr>
+        <w:t xml:space="preserve"> </w:t>
       </w:r>
       <w:r>
         <w:rPr>
@@ -12502,14 +13966,25 @@
           <w:rFonts w:ascii="Calibri" w:eastAsia="Times New Roman" w:hAnsi="Calibri" w:cs="Calibri"/>
         </w:rPr>
       </w:pPr>
-      <w:r>
-        <w:rPr>
-          <w:rFonts w:ascii="Consolas" w:eastAsiaTheme="minorHAnsi" w:hAnsi="Consolas" w:cs="Consolas"/>
-          <w:color w:val="0000FF"/>
-          <w:sz w:val="19"/>
-          <w:szCs w:val="19"/>
-        </w:rPr>
-        <w:t xml:space="preserve">SendEmailTo </w:t>
+      <w:proofErr w:type="spellStart"/>
+      <w:r>
+        <w:rPr>
+          <w:rFonts w:ascii="Consolas" w:eastAsiaTheme="minorHAnsi" w:hAnsi="Consolas" w:cs="Consolas"/>
+          <w:color w:val="0000FF"/>
+          <w:sz w:val="19"/>
+          <w:szCs w:val="19"/>
+        </w:rPr>
+        <w:t>SendEmailTo</w:t>
+      </w:r>
+      <w:proofErr w:type="spellEnd"/>
+      <w:r>
+        <w:rPr>
+          <w:rFonts w:ascii="Consolas" w:eastAsiaTheme="minorHAnsi" w:hAnsi="Consolas" w:cs="Consolas"/>
+          <w:color w:val="0000FF"/>
+          <w:sz w:val="19"/>
+          <w:szCs w:val="19"/>
+        </w:rPr>
+        <w:t xml:space="preserve"> </w:t>
       </w:r>
       <w:r>
         <w:rPr>
@@ -12544,6 +14019,7 @@
           <w:numId w:val="27"/>
         </w:numPr>
       </w:pPr>
+      <w:proofErr w:type="spellStart"/>
       <w:r>
         <w:rPr>
           <w:rFonts w:ascii="Consolas" w:eastAsiaTheme="minorHAnsi" w:hAnsi="Consolas" w:cs="Consolas"/>
@@ -12553,6 +14029,7 @@
         </w:rPr>
         <w:t>elmah</w:t>
       </w:r>
+      <w:proofErr w:type="spellEnd"/>
       <w:r>
         <w:t xml:space="preserve"> section</w:t>
       </w:r>
@@ -12572,6 +14049,7 @@
         </w:rPr>
         <w:t xml:space="preserve">in </w:t>
       </w:r>
+      <w:proofErr w:type="spellStart"/>
       <w:r>
         <w:rPr>
           <w:rFonts w:ascii="Consolas" w:eastAsiaTheme="minorHAnsi" w:hAnsi="Consolas" w:cs="Consolas"/>
@@ -12581,12 +14059,14 @@
         </w:rPr>
         <w:t>errorLog</w:t>
       </w:r>
+      <w:proofErr w:type="spellEnd"/>
       <w:r>
         <w:rPr>
           <w:rFonts w:ascii="Calibri" w:eastAsia="Times New Roman" w:hAnsi="Calibri" w:cs="Calibri"/>
         </w:rPr>
         <w:t xml:space="preserve"> setting,  update the </w:t>
       </w:r>
+      <w:proofErr w:type="spellStart"/>
       <w:r>
         <w:rPr>
           <w:rFonts w:ascii="Consolas" w:eastAsiaTheme="minorHAnsi" w:hAnsi="Consolas" w:cs="Consolas"/>
@@ -12596,6 +14076,7 @@
         </w:rPr>
         <w:t>connectionString</w:t>
       </w:r>
+      <w:proofErr w:type="spellEnd"/>
       <w:r>
         <w:rPr>
           <w:rFonts w:ascii="Calibri" w:eastAsia="Times New Roman" w:hAnsi="Calibri" w:cs="Calibri"/>
@@ -12607,7 +14088,7 @@
       <w:pPr>
         <w:pStyle w:val="Heading1"/>
       </w:pPr>
-      <w:bookmarkStart w:id="74" w:name="_Toc69207035"/>
+      <w:bookmarkStart w:id="75" w:name="_Toc69207035"/>
       <w:r>
         <w:t xml:space="preserve">Appendix </w:t>
       </w:r>
@@ -12636,9 +14117,17 @@
         <w:t xml:space="preserve">oth) </w:t>
       </w:r>
       <w:r>
-        <w:t>AD Sync - App.Config Customization</w:t>
-      </w:r>
-      <w:bookmarkEnd w:id="74"/>
+        <w:t xml:space="preserve">AD Sync - </w:t>
+      </w:r>
+      <w:proofErr w:type="spellStart"/>
+      <w:r>
+        <w:t>App.Config</w:t>
+      </w:r>
+      <w:proofErr w:type="spellEnd"/>
+      <w:r>
+        <w:t xml:space="preserve"> Customization</w:t>
+      </w:r>
+      <w:bookmarkEnd w:id="75"/>
     </w:p>
     <w:p>
       <w:pPr>
@@ -12649,6 +14138,7 @@
         </w:numPr>
         <w:spacing w:after="0"/>
       </w:pPr>
+      <w:proofErr w:type="spellStart"/>
       <w:r>
         <w:rPr>
           <w:rFonts w:ascii="Consolas" w:eastAsiaTheme="minorHAnsi" w:hAnsi="Consolas" w:cs="Consolas"/>
@@ -12658,6 +14148,7 @@
         </w:rPr>
         <w:t>connectionStrings</w:t>
       </w:r>
+      <w:proofErr w:type="spellEnd"/>
       <w:r>
         <w:rPr>
           <w:rFonts w:ascii="Calibri" w:eastAsia="Times New Roman" w:hAnsi="Calibri" w:cs="Calibri"/>
@@ -12674,6 +14165,7 @@
         </w:numPr>
         <w:spacing w:after="0"/>
       </w:pPr>
+      <w:proofErr w:type="spellStart"/>
       <w:r>
         <w:rPr>
           <w:rFonts w:ascii="Consolas" w:eastAsiaTheme="minorHAnsi" w:hAnsi="Consolas" w:cs="Consolas"/>
@@ -12683,6 +14175,7 @@
         </w:rPr>
         <w:t>genTracEntities</w:t>
       </w:r>
+      <w:proofErr w:type="spellEnd"/>
     </w:p>
     <w:p>
       <w:pPr>
@@ -12704,7 +14197,21 @@
         <w:rPr>
           <w:rFonts w:ascii="Calibri" w:eastAsia="Times New Roman" w:hAnsi="Calibri" w:cs="Calibri"/>
         </w:rPr>
-        <w:t>: PTM / genTrac database connection string</w:t>
+        <w:t xml:space="preserve">: PTM / </w:t>
+      </w:r>
+      <w:proofErr w:type="spellStart"/>
+      <w:r>
+        <w:rPr>
+          <w:rFonts w:ascii="Calibri" w:eastAsia="Times New Roman" w:hAnsi="Calibri" w:cs="Calibri"/>
+        </w:rPr>
+        <w:t>genTrac</w:t>
+      </w:r>
+      <w:proofErr w:type="spellEnd"/>
+      <w:r>
+        <w:rPr>
+          <w:rFonts w:ascii="Calibri" w:eastAsia="Times New Roman" w:hAnsi="Calibri" w:cs="Calibri"/>
+        </w:rPr>
+        <w:t xml:space="preserve"> database connection string</w:t>
       </w:r>
     </w:p>
     <w:p>
@@ -12757,20 +14264,45 @@
         </w:numPr>
         <w:spacing w:after="0"/>
       </w:pPr>
-      <w:r>
-        <w:rPr>
-          <w:rFonts w:ascii="Consolas" w:eastAsiaTheme="minorHAnsi" w:hAnsi="Consolas" w:cs="Consolas"/>
-          <w:color w:val="0000FF"/>
-          <w:sz w:val="19"/>
-          <w:szCs w:val="19"/>
-        </w:rPr>
-        <w:t xml:space="preserve">GenBoeEntities </w:t>
-      </w:r>
-      <w:r>
-        <w:rPr>
-          <w:rFonts w:ascii="Calibri" w:eastAsia="Times New Roman" w:hAnsi="Calibri" w:cs="Calibri"/>
-        </w:rPr>
-        <w:t>– GenBOE database connection string</w:t>
+      <w:proofErr w:type="spellStart"/>
+      <w:r>
+        <w:rPr>
+          <w:rFonts w:ascii="Consolas" w:eastAsiaTheme="minorHAnsi" w:hAnsi="Consolas" w:cs="Consolas"/>
+          <w:color w:val="0000FF"/>
+          <w:sz w:val="19"/>
+          <w:szCs w:val="19"/>
+        </w:rPr>
+        <w:t>GenBoeEntities</w:t>
+      </w:r>
+      <w:proofErr w:type="spellEnd"/>
+      <w:r>
+        <w:rPr>
+          <w:rFonts w:ascii="Consolas" w:eastAsiaTheme="minorHAnsi" w:hAnsi="Consolas" w:cs="Consolas"/>
+          <w:color w:val="0000FF"/>
+          <w:sz w:val="19"/>
+          <w:szCs w:val="19"/>
+        </w:rPr>
+        <w:t xml:space="preserve"> </w:t>
+      </w:r>
+      <w:r>
+        <w:rPr>
+          <w:rFonts w:ascii="Calibri" w:eastAsia="Times New Roman" w:hAnsi="Calibri" w:cs="Calibri"/>
+        </w:rPr>
+        <w:t xml:space="preserve">– </w:t>
+      </w:r>
+      <w:proofErr w:type="spellStart"/>
+      <w:r>
+        <w:rPr>
+          <w:rFonts w:ascii="Calibri" w:eastAsia="Times New Roman" w:hAnsi="Calibri" w:cs="Calibri"/>
+        </w:rPr>
+        <w:t>GenBOE</w:t>
+      </w:r>
+      <w:proofErr w:type="spellEnd"/>
+      <w:r>
+        <w:rPr>
+          <w:rFonts w:ascii="Calibri" w:eastAsia="Times New Roman" w:hAnsi="Calibri" w:cs="Calibri"/>
+        </w:rPr>
+        <w:t xml:space="preserve"> database connection string</w:t>
       </w:r>
     </w:p>
     <w:p>
@@ -12782,6 +14314,7 @@
         </w:numPr>
         <w:spacing w:after="0"/>
       </w:pPr>
+      <w:proofErr w:type="spellStart"/>
       <w:r>
         <w:rPr>
           <w:rFonts w:ascii="Consolas" w:eastAsiaTheme="minorHAnsi" w:hAnsi="Consolas" w:cs="Consolas"/>
@@ -12791,6 +14324,7 @@
         </w:rPr>
         <w:t>appSettings</w:t>
       </w:r>
+      <w:proofErr w:type="spellEnd"/>
       <w:r>
         <w:rPr>
           <w:rFonts w:ascii="Calibri" w:eastAsia="Times New Roman" w:hAnsi="Calibri" w:cs="Calibri"/>
@@ -12829,6 +14363,7 @@
           <w:rFonts w:ascii="Calibri" w:eastAsia="Times New Roman" w:hAnsi="Calibri" w:cs="Calibri"/>
         </w:rPr>
       </w:pPr>
+      <w:proofErr w:type="spellStart"/>
       <w:r>
         <w:rPr>
           <w:rFonts w:ascii="Consolas" w:eastAsiaTheme="minorHAnsi" w:hAnsi="Consolas" w:cs="Consolas"/>
@@ -12838,6 +14373,7 @@
         </w:rPr>
         <w:t>ActiveDirectoryPath</w:t>
       </w:r>
+      <w:proofErr w:type="spellEnd"/>
       <w:r>
         <w:t xml:space="preserve"> </w:t>
       </w:r>
@@ -12857,6 +14393,7 @@
         </w:numPr>
         <w:spacing w:after="0"/>
       </w:pPr>
+      <w:proofErr w:type="spellStart"/>
       <w:r>
         <w:rPr>
           <w:rFonts w:ascii="Consolas" w:eastAsiaTheme="minorHAnsi" w:hAnsi="Consolas" w:cs="Consolas"/>
@@ -12866,6 +14403,7 @@
         </w:rPr>
         <w:t>LMIProxy</w:t>
       </w:r>
+      <w:proofErr w:type="spellEnd"/>
       <w:r>
         <w:t xml:space="preserve"> – proxy server used to connect to the network</w:t>
       </w:r>
@@ -12879,6 +14417,7 @@
         </w:numPr>
         <w:spacing w:after="0"/>
       </w:pPr>
+      <w:proofErr w:type="spellStart"/>
       <w:r>
         <w:rPr>
           <w:rFonts w:ascii="Consolas" w:eastAsiaTheme="minorHAnsi" w:hAnsi="Consolas" w:cs="Consolas"/>
@@ -12888,6 +14427,7 @@
         </w:rPr>
         <w:t>CompanyConfiguration</w:t>
       </w:r>
+      <w:proofErr w:type="spellEnd"/>
     </w:p>
     <w:p>
       <w:pPr>
@@ -12915,6 +14455,7 @@
         </w:rPr>
         <w:t xml:space="preserve">: set to </w:t>
       </w:r>
+      <w:proofErr w:type="spellStart"/>
       <w:r>
         <w:rPr>
           <w:rFonts w:ascii="Consolas" w:eastAsiaTheme="minorHAnsi" w:hAnsi="Consolas" w:cs="Consolas"/>
@@ -12924,6 +14465,7 @@
         </w:rPr>
         <w:t>SpaceSystems</w:t>
       </w:r>
+      <w:proofErr w:type="spellEnd"/>
       <w:r>
         <w:rPr>
           <w:rFonts w:ascii="Calibri" w:eastAsia="Times New Roman" w:hAnsi="Calibri" w:cs="Calibri"/>
@@ -12980,6 +14522,7 @@
           <w:rFonts w:ascii="Calibri" w:eastAsia="Times New Roman" w:hAnsi="Calibri" w:cs="Calibri"/>
         </w:rPr>
       </w:pPr>
+      <w:proofErr w:type="spellStart"/>
       <w:r>
         <w:rPr>
           <w:rFonts w:ascii="Consolas" w:eastAsiaTheme="minorHAnsi" w:hAnsi="Consolas" w:cs="Consolas"/>
@@ -12989,6 +14532,7 @@
         </w:rPr>
         <w:t>PtmAuthGroups</w:t>
       </w:r>
+      <w:proofErr w:type="spellEnd"/>
     </w:p>
     <w:p>
       <w:pPr>
@@ -13081,6 +14625,7 @@
           <w:rFonts w:ascii="Calibri" w:eastAsia="Times New Roman" w:hAnsi="Calibri" w:cs="Calibri"/>
         </w:rPr>
       </w:pPr>
+      <w:proofErr w:type="spellStart"/>
       <w:r>
         <w:rPr>
           <w:rFonts w:ascii="Consolas" w:eastAsiaTheme="minorHAnsi" w:hAnsi="Consolas" w:cs="Consolas"/>
@@ -13090,6 +14635,7 @@
         </w:rPr>
         <w:t>system.web</w:t>
       </w:r>
+      <w:proofErr w:type="spellEnd"/>
       <w:r>
         <w:rPr>
           <w:rFonts w:ascii="Consolas" w:eastAsiaTheme="minorHAnsi" w:hAnsi="Consolas" w:cs="Consolas"/>
@@ -13165,7 +14711,21 @@
         <w:rPr>
           <w:rFonts w:ascii="Calibri" w:eastAsia="Times New Roman" w:hAnsi="Calibri" w:cs="Calibri"/>
         </w:rPr>
-        <w:t xml:space="preserve"> – all AD groups allowed to access the GenBOE application</w:t>
+        <w:t xml:space="preserve"> – all AD groups allowed to access the </w:t>
+      </w:r>
+      <w:proofErr w:type="spellStart"/>
+      <w:r>
+        <w:rPr>
+          <w:rFonts w:ascii="Calibri" w:eastAsia="Times New Roman" w:hAnsi="Calibri" w:cs="Calibri"/>
+        </w:rPr>
+        <w:t>GenBOE</w:t>
+      </w:r>
+      <w:proofErr w:type="spellEnd"/>
+      <w:r>
+        <w:rPr>
+          <w:rFonts w:ascii="Calibri" w:eastAsia="Times New Roman" w:hAnsi="Calibri" w:cs="Calibri"/>
+        </w:rPr>
+        <w:t xml:space="preserve"> application</w:t>
       </w:r>
     </w:p>
     <w:p>
@@ -13176,6 +14736,7 @@
           <w:numId w:val="32"/>
         </w:numPr>
       </w:pPr>
+      <w:proofErr w:type="spellStart"/>
       <w:r>
         <w:rPr>
           <w:rFonts w:ascii="Consolas" w:eastAsiaTheme="minorHAnsi" w:hAnsi="Consolas" w:cs="Consolas"/>
@@ -13185,6 +14746,7 @@
         </w:rPr>
         <w:t>elmah</w:t>
       </w:r>
+      <w:proofErr w:type="spellEnd"/>
       <w:r>
         <w:t xml:space="preserve"> section</w:t>
       </w:r>
@@ -13209,6 +14771,7 @@
         </w:rPr>
         <w:t xml:space="preserve">in </w:t>
       </w:r>
+      <w:proofErr w:type="spellStart"/>
       <w:r>
         <w:rPr>
           <w:rFonts w:ascii="Consolas" w:eastAsiaTheme="minorHAnsi" w:hAnsi="Consolas" w:cs="Consolas"/>
@@ -13218,12 +14781,14 @@
         </w:rPr>
         <w:t>errorLog</w:t>
       </w:r>
+      <w:proofErr w:type="spellEnd"/>
       <w:r>
         <w:rPr>
           <w:rFonts w:ascii="Calibri" w:eastAsia="Times New Roman" w:hAnsi="Calibri" w:cs="Calibri"/>
         </w:rPr>
         <w:t xml:space="preserve"> setting,  update the </w:t>
       </w:r>
+      <w:proofErr w:type="spellStart"/>
       <w:r>
         <w:rPr>
           <w:rFonts w:ascii="Consolas" w:eastAsiaTheme="minorHAnsi" w:hAnsi="Consolas" w:cs="Consolas"/>
@@ -13233,6 +14798,7 @@
         </w:rPr>
         <w:t>connectionString</w:t>
       </w:r>
+      <w:proofErr w:type="spellEnd"/>
       <w:r>
         <w:rPr>
           <w:rFonts w:ascii="Calibri" w:eastAsia="Times New Roman" w:hAnsi="Calibri" w:cs="Calibri"/>
@@ -13251,7 +14817,7 @@
           <w:szCs w:val="28"/>
         </w:rPr>
       </w:pPr>
-      <w:bookmarkStart w:id="75" w:name="_Toc4596587"/>
+      <w:bookmarkStart w:id="76" w:name="_Toc4596587"/>
       <w:r>
         <w:br w:type="page"/>
       </w:r>
@@ -13260,7 +14826,7 @@
       <w:pPr>
         <w:pStyle w:val="Heading1"/>
       </w:pPr>
-      <w:bookmarkStart w:id="76" w:name="_Toc69207036"/>
+      <w:bookmarkStart w:id="77" w:name="_Toc69207036"/>
       <w:r>
         <w:lastRenderedPageBreak/>
         <w:t xml:space="preserve">Appendix </w:t>
@@ -13290,10 +14856,18 @@
         <w:t xml:space="preserve">e) </w:t>
       </w:r>
       <w:r>
-        <w:t>PTM Emailer - App.Config Customization</w:t>
-      </w:r>
-      <w:bookmarkEnd w:id="75"/>
+        <w:t xml:space="preserve">PTM Emailer - </w:t>
+      </w:r>
+      <w:proofErr w:type="spellStart"/>
+      <w:r>
+        <w:t>App.Config</w:t>
+      </w:r>
+      <w:proofErr w:type="spellEnd"/>
+      <w:r>
+        <w:t xml:space="preserve"> Customization</w:t>
+      </w:r>
       <w:bookmarkEnd w:id="76"/>
+      <w:bookmarkEnd w:id="77"/>
     </w:p>
     <w:p>
       <w:pPr>
@@ -13304,6 +14878,7 @@
         </w:numPr>
         <w:spacing w:after="0"/>
       </w:pPr>
+      <w:proofErr w:type="spellStart"/>
       <w:r>
         <w:rPr>
           <w:rFonts w:ascii="Consolas" w:eastAsiaTheme="minorHAnsi" w:hAnsi="Consolas" w:cs="Consolas"/>
@@ -13313,6 +14888,7 @@
         </w:rPr>
         <w:t>connectionStrings</w:t>
       </w:r>
+      <w:proofErr w:type="spellEnd"/>
       <w:r>
         <w:rPr>
           <w:rFonts w:ascii="Calibri" w:eastAsia="Times New Roman" w:hAnsi="Calibri" w:cs="Calibri"/>
@@ -13329,14 +14905,25 @@
         </w:numPr>
         <w:spacing w:after="0"/>
       </w:pPr>
-      <w:r>
-        <w:rPr>
-          <w:rFonts w:ascii="Consolas" w:eastAsiaTheme="minorHAnsi" w:hAnsi="Consolas" w:cs="Consolas"/>
-          <w:color w:val="0000FF"/>
-          <w:sz w:val="19"/>
-          <w:szCs w:val="19"/>
-        </w:rPr>
-        <w:t xml:space="preserve">genTracEntities </w:t>
+      <w:proofErr w:type="spellStart"/>
+      <w:r>
+        <w:rPr>
+          <w:rFonts w:ascii="Consolas" w:eastAsiaTheme="minorHAnsi" w:hAnsi="Consolas" w:cs="Consolas"/>
+          <w:color w:val="0000FF"/>
+          <w:sz w:val="19"/>
+          <w:szCs w:val="19"/>
+        </w:rPr>
+        <w:t>genTracEntities</w:t>
+      </w:r>
+      <w:proofErr w:type="spellEnd"/>
+      <w:r>
+        <w:rPr>
+          <w:rFonts w:ascii="Consolas" w:eastAsiaTheme="minorHAnsi" w:hAnsi="Consolas" w:cs="Consolas"/>
+          <w:color w:val="0000FF"/>
+          <w:sz w:val="19"/>
+          <w:szCs w:val="19"/>
+        </w:rPr>
+        <w:t xml:space="preserve"> </w:t>
       </w:r>
       <w:r>
         <w:rPr>
@@ -13354,6 +14941,7 @@
         </w:numPr>
         <w:spacing w:after="0"/>
       </w:pPr>
+      <w:proofErr w:type="spellStart"/>
       <w:r>
         <w:rPr>
           <w:rFonts w:ascii="Consolas" w:eastAsiaTheme="minorHAnsi" w:hAnsi="Consolas" w:cs="Consolas"/>
@@ -13363,6 +14951,7 @@
         </w:rPr>
         <w:t>appSettings</w:t>
       </w:r>
+      <w:proofErr w:type="spellEnd"/>
       <w:r>
         <w:rPr>
           <w:rFonts w:ascii="Calibri" w:eastAsia="Times New Roman" w:hAnsi="Calibri" w:cs="Calibri"/>
@@ -13382,6 +14971,7 @@
           <w:rFonts w:ascii="Calibri" w:eastAsia="Times New Roman" w:hAnsi="Calibri" w:cs="Calibri"/>
         </w:rPr>
       </w:pPr>
+      <w:proofErr w:type="spellStart"/>
       <w:r>
         <w:rPr>
           <w:rFonts w:ascii="Consolas" w:eastAsiaTheme="minorHAnsi" w:hAnsi="Consolas" w:cs="Consolas"/>
@@ -13391,6 +14981,7 @@
         </w:rPr>
         <w:t>EmailServer</w:t>
       </w:r>
+      <w:proofErr w:type="spellEnd"/>
       <w:r>
         <w:t xml:space="preserve"> </w:t>
       </w:r>
@@ -13413,6 +15004,7 @@
           <w:rFonts w:ascii="Calibri" w:eastAsia="Times New Roman" w:hAnsi="Calibri" w:cs="Calibri"/>
         </w:rPr>
       </w:pPr>
+      <w:proofErr w:type="spellStart"/>
       <w:r>
         <w:rPr>
           <w:rFonts w:ascii="Consolas" w:eastAsiaTheme="minorHAnsi" w:hAnsi="Consolas" w:cs="Consolas"/>
@@ -13422,6 +15014,7 @@
         </w:rPr>
         <w:t>ServerURL</w:t>
       </w:r>
+      <w:proofErr w:type="spellEnd"/>
       <w:r>
         <w:rPr>
           <w:rFonts w:eastAsiaTheme="minorHAnsi" w:cs="Consolas"/>
@@ -13442,6 +15035,7 @@
         </w:numPr>
         <w:spacing w:after="0"/>
       </w:pPr>
+      <w:proofErr w:type="spellStart"/>
       <w:r>
         <w:rPr>
           <w:rFonts w:ascii="Consolas" w:eastAsiaTheme="minorHAnsi" w:hAnsi="Consolas" w:cs="Consolas"/>
@@ -13451,6 +15045,7 @@
         </w:rPr>
         <w:t>HelpdeskEmailAddress</w:t>
       </w:r>
+      <w:proofErr w:type="spellEnd"/>
       <w:r>
         <w:t xml:space="preserve"> – email displayed to the users to contact for help</w:t>
       </w:r>
@@ -13463,6 +15058,7 @@
           <w:numId w:val="25"/>
         </w:numPr>
       </w:pPr>
+      <w:proofErr w:type="spellStart"/>
       <w:r>
         <w:rPr>
           <w:rFonts w:ascii="Consolas" w:eastAsiaTheme="minorHAnsi" w:hAnsi="Consolas" w:cs="Consolas"/>
@@ -13472,6 +15068,7 @@
         </w:rPr>
         <w:t>elmah</w:t>
       </w:r>
+      <w:proofErr w:type="spellEnd"/>
       <w:r>
         <w:t xml:space="preserve"> section</w:t>
       </w:r>
@@ -13491,6 +15088,7 @@
         </w:rPr>
         <w:t xml:space="preserve">in </w:t>
       </w:r>
+      <w:proofErr w:type="spellStart"/>
       <w:r>
         <w:rPr>
           <w:rFonts w:ascii="Consolas" w:eastAsiaTheme="minorHAnsi" w:hAnsi="Consolas" w:cs="Consolas"/>
@@ -13500,12 +15098,14 @@
         </w:rPr>
         <w:t>errorLog</w:t>
       </w:r>
+      <w:proofErr w:type="spellEnd"/>
       <w:r>
         <w:rPr>
           <w:rFonts w:ascii="Calibri" w:eastAsia="Times New Roman" w:hAnsi="Calibri" w:cs="Calibri"/>
         </w:rPr>
         <w:t xml:space="preserve"> setting,  update the </w:t>
       </w:r>
+      <w:proofErr w:type="spellStart"/>
       <w:r>
         <w:rPr>
           <w:rFonts w:ascii="Consolas" w:eastAsiaTheme="minorHAnsi" w:hAnsi="Consolas" w:cs="Consolas"/>
@@ -13515,6 +15115,7 @@
         </w:rPr>
         <w:t>connectionString</w:t>
       </w:r>
+      <w:proofErr w:type="spellEnd"/>
       <w:r>
         <w:rPr>
           <w:rFonts w:ascii="Calibri" w:eastAsia="Times New Roman" w:hAnsi="Calibri" w:cs="Calibri"/>
@@ -13526,8 +15127,8 @@
       <w:pPr>
         <w:pStyle w:val="Heading1"/>
       </w:pPr>
-      <w:bookmarkStart w:id="77" w:name="_Toc4596588"/>
-      <w:bookmarkStart w:id="78" w:name="_Toc69207037"/>
+      <w:bookmarkStart w:id="78" w:name="_Toc4596588"/>
+      <w:bookmarkStart w:id="79" w:name="_Toc69207037"/>
       <w:r>
         <w:t xml:space="preserve">Appendix </w:t>
       </w:r>
@@ -13556,10 +15157,18 @@
         <w:t xml:space="preserve">e) </w:t>
       </w:r>
       <w:r>
-        <w:t>RDM Data Replication - App.Config Customization</w:t>
-      </w:r>
-      <w:bookmarkEnd w:id="77"/>
+        <w:t xml:space="preserve">RDM Data Replication - </w:t>
+      </w:r>
+      <w:proofErr w:type="spellStart"/>
+      <w:r>
+        <w:t>App.Config</w:t>
+      </w:r>
+      <w:proofErr w:type="spellEnd"/>
+      <w:r>
+        <w:t xml:space="preserve"> Customization</w:t>
+      </w:r>
       <w:bookmarkEnd w:id="78"/>
+      <w:bookmarkEnd w:id="79"/>
     </w:p>
     <w:p>
       <w:pPr>
@@ -13570,6 +15179,7 @@
         </w:numPr>
         <w:spacing w:after="0"/>
       </w:pPr>
+      <w:proofErr w:type="spellStart"/>
       <w:r>
         <w:rPr>
           <w:rFonts w:ascii="Consolas" w:eastAsiaTheme="minorHAnsi" w:hAnsi="Consolas" w:cs="Consolas"/>
@@ -13579,6 +15189,7 @@
         </w:rPr>
         <w:t>connectionStrings</w:t>
       </w:r>
+      <w:proofErr w:type="spellEnd"/>
       <w:r>
         <w:rPr>
           <w:rFonts w:ascii="Calibri" w:eastAsia="Times New Roman" w:hAnsi="Calibri" w:cs="Calibri"/>
@@ -13595,14 +15206,25 @@
         </w:numPr>
         <w:spacing w:after="0"/>
       </w:pPr>
-      <w:r>
-        <w:rPr>
-          <w:rFonts w:ascii="Consolas" w:eastAsiaTheme="minorHAnsi" w:hAnsi="Consolas" w:cs="Consolas"/>
-          <w:color w:val="0000FF"/>
-          <w:sz w:val="19"/>
-          <w:szCs w:val="19"/>
-        </w:rPr>
-        <w:t xml:space="preserve">IESEntities </w:t>
+      <w:proofErr w:type="spellStart"/>
+      <w:r>
+        <w:rPr>
+          <w:rFonts w:ascii="Consolas" w:eastAsiaTheme="minorHAnsi" w:hAnsi="Consolas" w:cs="Consolas"/>
+          <w:color w:val="0000FF"/>
+          <w:sz w:val="19"/>
+          <w:szCs w:val="19"/>
+        </w:rPr>
+        <w:t>IESEntities</w:t>
+      </w:r>
+      <w:proofErr w:type="spellEnd"/>
+      <w:r>
+        <w:rPr>
+          <w:rFonts w:ascii="Consolas" w:eastAsiaTheme="minorHAnsi" w:hAnsi="Consolas" w:cs="Consolas"/>
+          <w:color w:val="0000FF"/>
+          <w:sz w:val="19"/>
+          <w:szCs w:val="19"/>
+        </w:rPr>
+        <w:t xml:space="preserve"> </w:t>
       </w:r>
       <w:r>
         <w:rPr>
@@ -13620,6 +15242,7 @@
         </w:numPr>
         <w:spacing w:after="0"/>
       </w:pPr>
+      <w:proofErr w:type="spellStart"/>
       <w:r>
         <w:rPr>
           <w:rFonts w:ascii="Consolas" w:eastAsiaTheme="minorHAnsi" w:hAnsi="Consolas" w:cs="Consolas"/>
@@ -13629,6 +15252,7 @@
         </w:rPr>
         <w:t>appSettings</w:t>
       </w:r>
+      <w:proofErr w:type="spellEnd"/>
       <w:r>
         <w:rPr>
           <w:rFonts w:ascii="Calibri" w:eastAsia="Times New Roman" w:hAnsi="Calibri" w:cs="Calibri"/>
@@ -13648,6 +15272,7 @@
           <w:rFonts w:ascii="Calibri" w:eastAsia="Times New Roman" w:hAnsi="Calibri" w:cs="Calibri"/>
         </w:rPr>
       </w:pPr>
+      <w:proofErr w:type="spellStart"/>
       <w:r>
         <w:rPr>
           <w:rFonts w:ascii="Consolas" w:eastAsiaTheme="minorHAnsi" w:hAnsi="Consolas" w:cs="Consolas"/>
@@ -13657,6 +15282,7 @@
         </w:rPr>
         <w:t>EmailServer</w:t>
       </w:r>
+      <w:proofErr w:type="spellEnd"/>
       <w:r>
         <w:t xml:space="preserve"> </w:t>
       </w:r>
@@ -13679,14 +15305,25 @@
           <w:rFonts w:ascii="Calibri" w:eastAsia="Times New Roman" w:hAnsi="Calibri" w:cs="Calibri"/>
         </w:rPr>
       </w:pPr>
-      <w:r>
-        <w:rPr>
-          <w:rFonts w:ascii="Consolas" w:eastAsiaTheme="minorHAnsi" w:hAnsi="Consolas" w:cs="Consolas"/>
-          <w:color w:val="0000FF"/>
-          <w:sz w:val="19"/>
-          <w:szCs w:val="19"/>
-        </w:rPr>
-        <w:t xml:space="preserve">EmailDistributionList </w:t>
+      <w:proofErr w:type="spellStart"/>
+      <w:r>
+        <w:rPr>
+          <w:rFonts w:ascii="Consolas" w:eastAsiaTheme="minorHAnsi" w:hAnsi="Consolas" w:cs="Consolas"/>
+          <w:color w:val="0000FF"/>
+          <w:sz w:val="19"/>
+          <w:szCs w:val="19"/>
+        </w:rPr>
+        <w:t>EmailDistributionList</w:t>
+      </w:r>
+      <w:proofErr w:type="spellEnd"/>
+      <w:r>
+        <w:rPr>
+          <w:rFonts w:ascii="Consolas" w:eastAsiaTheme="minorHAnsi" w:hAnsi="Consolas" w:cs="Consolas"/>
+          <w:color w:val="0000FF"/>
+          <w:sz w:val="19"/>
+          <w:szCs w:val="19"/>
+        </w:rPr>
+        <w:t xml:space="preserve"> </w:t>
       </w:r>
       <w:r>
         <w:rPr>
@@ -13704,6 +15341,7 @@
         </w:numPr>
         <w:spacing w:after="0"/>
       </w:pPr>
+      <w:proofErr w:type="spellStart"/>
       <w:r>
         <w:rPr>
           <w:rFonts w:ascii="Consolas" w:eastAsiaTheme="minorHAnsi" w:hAnsi="Consolas" w:cs="Consolas"/>
@@ -13713,6 +15351,7 @@
         </w:rPr>
         <w:t>HelpdeskEmailAddress</w:t>
       </w:r>
+      <w:proofErr w:type="spellEnd"/>
       <w:r>
         <w:t xml:space="preserve"> – email displayed to the users to contact for help</w:t>
       </w:r>
@@ -13726,6 +15365,7 @@
         </w:numPr>
         <w:spacing w:after="0"/>
       </w:pPr>
+      <w:proofErr w:type="spellStart"/>
       <w:r>
         <w:rPr>
           <w:rFonts w:ascii="Consolas" w:eastAsiaTheme="minorHAnsi" w:hAnsi="Consolas" w:cs="Consolas"/>
@@ -13735,6 +15375,7 @@
         </w:rPr>
         <w:t>RdmSearchFolder</w:t>
       </w:r>
+      <w:proofErr w:type="spellEnd"/>
       <w:r>
         <w:t xml:space="preserve"> – the account has to have full access to this folder; the folder has to exist ahead of time; this is where the security will place files once they are moved from unclassified location; </w:t>
       </w:r>
@@ -13748,6 +15389,7 @@
         </w:numPr>
         <w:spacing w:after="0"/>
       </w:pPr>
+      <w:proofErr w:type="spellStart"/>
       <w:r>
         <w:rPr>
           <w:rFonts w:ascii="Consolas" w:eastAsiaTheme="minorHAnsi" w:hAnsi="Consolas" w:cs="Consolas"/>
@@ -13757,6 +15399,7 @@
         </w:rPr>
         <w:t>RdmArchiveFolder</w:t>
       </w:r>
+      <w:proofErr w:type="spellEnd"/>
       <w:r>
         <w:t xml:space="preserve"> – the account has to have full access to this folder; the folder has to exist ahead of time; suggested location would be an “Archive” folder in the folder above</w:t>
       </w:r>
@@ -13773,17 +15416,36 @@
           <w:sz w:val="20"/>
         </w:rPr>
       </w:pPr>
-      <w:r>
-        <w:rPr>
-          <w:rFonts w:ascii="Consolas" w:eastAsiaTheme="minorHAnsi" w:hAnsi="Consolas" w:cs="Consolas"/>
-          <w:color w:val="0000FF"/>
-          <w:sz w:val="19"/>
-          <w:szCs w:val="19"/>
-        </w:rPr>
-        <w:t xml:space="preserve">RdmClearRevisionCacheUrl </w:t>
-      </w:r>
-      <w:r>
-        <w:t xml:space="preserve">– URL of the RDM application, pointing to a specific view; pattern of what it needs to be set to (where RdmURL represents the URL of the application) is : </w:t>
+      <w:proofErr w:type="spellStart"/>
+      <w:r>
+        <w:rPr>
+          <w:rFonts w:ascii="Consolas" w:eastAsiaTheme="minorHAnsi" w:hAnsi="Consolas" w:cs="Consolas"/>
+          <w:color w:val="0000FF"/>
+          <w:sz w:val="19"/>
+          <w:szCs w:val="19"/>
+        </w:rPr>
+        <w:t>RdmClearRevisionCacheUrl</w:t>
+      </w:r>
+      <w:proofErr w:type="spellEnd"/>
+      <w:r>
+        <w:rPr>
+          <w:rFonts w:ascii="Consolas" w:eastAsiaTheme="minorHAnsi" w:hAnsi="Consolas" w:cs="Consolas"/>
+          <w:color w:val="0000FF"/>
+          <w:sz w:val="19"/>
+          <w:szCs w:val="19"/>
+        </w:rPr>
+        <w:t xml:space="preserve"> </w:t>
+      </w:r>
+      <w:r>
+        <w:t xml:space="preserve">– URL of the RDM application, pointing to a specific view; pattern of what it needs to be set to (where </w:t>
+      </w:r>
+      <w:proofErr w:type="spellStart"/>
+      <w:r>
+        <w:t>RdmURL</w:t>
+      </w:r>
+      <w:proofErr w:type="spellEnd"/>
+      <w:r>
+        <w:t xml:space="preserve"> represents the URL of the application) is : </w:t>
       </w:r>
       <w:r>
         <w:rPr>
@@ -13793,6 +15455,7 @@
         </w:rPr>
         <w:t>http(s)://</w:t>
       </w:r>
+      <w:proofErr w:type="spellStart"/>
       <w:r>
         <w:rPr>
           <w:rFonts w:ascii="Consolas" w:hAnsi="Consolas"/>
@@ -13801,14 +15464,25 @@
         </w:rPr>
         <w:t>RdmURL</w:t>
       </w:r>
+      <w:proofErr w:type="spellEnd"/>
       <w:r>
         <w:rPr>
           <w:rFonts w:ascii="Consolas" w:hAnsi="Consolas"/>
           <w:color w:val="984806" w:themeColor="accent6" w:themeShade="80"/>
           <w:sz w:val="18"/>
         </w:rPr>
-        <w:t>/Admin/ClearRevisionCache</w:t>
-      </w:r>
+        <w:t>/Admin/</w:t>
+      </w:r>
+      <w:proofErr w:type="spellStart"/>
+      <w:r>
+        <w:rPr>
+          <w:rFonts w:ascii="Consolas" w:hAnsi="Consolas"/>
+          <w:color w:val="984806" w:themeColor="accent6" w:themeShade="80"/>
+          <w:sz w:val="18"/>
+        </w:rPr>
+        <w:t>ClearRevisionCache</w:t>
+      </w:r>
+      <w:proofErr w:type="spellEnd"/>
       <w:r>
         <w:rPr>
           <w:sz w:val="20"/>
@@ -13834,6 +15508,7 @@
           <w:numId w:val="26"/>
         </w:numPr>
       </w:pPr>
+      <w:proofErr w:type="spellStart"/>
       <w:r>
         <w:rPr>
           <w:rFonts w:ascii="Consolas" w:eastAsiaTheme="minorHAnsi" w:hAnsi="Consolas" w:cs="Consolas"/>
@@ -13843,6 +15518,7 @@
         </w:rPr>
         <w:t>elmah</w:t>
       </w:r>
+      <w:proofErr w:type="spellEnd"/>
       <w:r>
         <w:t xml:space="preserve"> section</w:t>
       </w:r>
@@ -13862,6 +15538,7 @@
         </w:rPr>
         <w:t xml:space="preserve">in </w:t>
       </w:r>
+      <w:proofErr w:type="spellStart"/>
       <w:r>
         <w:rPr>
           <w:rFonts w:ascii="Consolas" w:eastAsiaTheme="minorHAnsi" w:hAnsi="Consolas" w:cs="Consolas"/>
@@ -13871,12 +15548,14 @@
         </w:rPr>
         <w:t>errorLog</w:t>
       </w:r>
+      <w:proofErr w:type="spellEnd"/>
       <w:r>
         <w:rPr>
           <w:rFonts w:ascii="Calibri" w:eastAsia="Times New Roman" w:hAnsi="Calibri" w:cs="Calibri"/>
         </w:rPr>
         <w:t xml:space="preserve"> setting,  update the </w:t>
       </w:r>
+      <w:proofErr w:type="spellStart"/>
       <w:r>
         <w:rPr>
           <w:rFonts w:ascii="Consolas" w:eastAsiaTheme="minorHAnsi" w:hAnsi="Consolas" w:cs="Consolas"/>
@@ -13886,6 +15565,7 @@
         </w:rPr>
         <w:t>connectionString</w:t>
       </w:r>
+      <w:proofErr w:type="spellEnd"/>
       <w:r>
         <w:rPr>
           <w:rFonts w:ascii="Calibri" w:eastAsia="Times New Roman" w:hAnsi="Calibri" w:cs="Calibri"/>
@@ -13920,7 +15600,7 @@
 </file>
 
 <file path=word/endnotes.xml><?xml version="1.0" encoding="utf-8"?>
-<w:endnotes xmlns:wpc="http://schemas.microsoft.com/office/word/2010/wordprocessingCanvas" xmlns:cx="http://schemas.microsoft.com/office/drawing/2014/chartex" xmlns:cx1="http://schemas.microsoft.com/office/drawing/2015/9/8/chartex" xmlns:cx2="http://schemas.microsoft.com/office/drawing/2015/10/21/chartex" xmlns:cx3="http://schemas.microsoft.com/office/drawing/2016/5/9/chartex" xmlns:cx4="http://schemas.microsoft.com/office/drawing/2016/5/10/chartex" xmlns:cx5="http://schemas.microsoft.com/office/drawing/2016/5/11/chartex" xmlns:cx6="http://schemas.microsoft.com/office/drawing/2016/5/12/chartex" xmlns:cx7="http://schemas.microsoft.com/office/drawing/2016/5/13/chartex" xmlns:cx8="http://schemas.microsoft.com/office/drawing/2016/5/14/chartex" xmlns:mc="http://schemas.openxmlformats.org/markup-compatibility/2006" xmlns:aink="http://schemas.microsoft.com/office/drawing/2016/ink" xmlns:am3d="http://schemas.microsoft.com/office/drawing/2017/model3d" xmlns:o="urn:schemas-microsoft-com:office:office" xmlns:r="http://schemas.openxmlformats.org/officeDocument/2006/relationships" xmlns:m="http://schemas.openxmlformats.org/officeDocument/2006/math" xmlns:v="urn:schemas-microsoft-com:vml" xmlns:wp14="http://schemas.microsoft.com/office/word/2010/wordprocessingDrawing" xmlns:wp="http://schemas.openxmlformats.org/drawingml/2006/wordprocessingDrawing" xmlns:w10="urn:schemas-microsoft-com:office:word" xmlns:w="http://schemas.openxmlformats.org/wordprocessingml/2006/main" xmlns:w14="http://schemas.microsoft.com/office/word/2010/wordml" xmlns:w15="http://schemas.microsoft.com/office/word/2012/wordml" xmlns:w16cex="http://schemas.microsoft.com/office/word/2018/wordml/cex" xmlns:w16cid="http://schemas.microsoft.com/office/word/2016/wordml/cid" xmlns:w16="http://schemas.microsoft.com/office/word/2018/wordml" xmlns:w16se="http://schemas.microsoft.com/office/word/2015/wordml/symex" xmlns:wpg="http://schemas.microsoft.com/office/word/2010/wordprocessingGroup" xmlns:wpi="http://schemas.microsoft.com/office/word/2010/wordprocessingInk" xmlns:wne="http://schemas.microsoft.com/office/word/2006/wordml" xmlns:wps="http://schemas.microsoft.com/office/word/2010/wordprocessingShape" mc:Ignorable="w14 w15 w16se w16cid w16 w16cex wp14">
+<w:endnotes xmlns:wpc="http://schemas.microsoft.com/office/word/2010/wordprocessingCanvas" xmlns:cx="http://schemas.microsoft.com/office/drawing/2014/chartex" xmlns:cx1="http://schemas.microsoft.com/office/drawing/2015/9/8/chartex" xmlns:cx2="http://schemas.microsoft.com/office/drawing/2015/10/21/chartex" xmlns:cx3="http://schemas.microsoft.com/office/drawing/2016/5/9/chartex" xmlns:cx4="http://schemas.microsoft.com/office/drawing/2016/5/10/chartex" xmlns:cx5="http://schemas.microsoft.com/office/drawing/2016/5/11/chartex" xmlns:cx6="http://schemas.microsoft.com/office/drawing/2016/5/12/chartex" xmlns:cx7="http://schemas.microsoft.com/office/drawing/2016/5/13/chartex" xmlns:cx8="http://schemas.microsoft.com/office/drawing/2016/5/14/chartex" xmlns:mc="http://schemas.openxmlformats.org/markup-compatibility/2006" xmlns:aink="http://schemas.microsoft.com/office/drawing/2016/ink" xmlns:am3d="http://schemas.microsoft.com/office/drawing/2017/model3d" xmlns:o="urn:schemas-microsoft-com:office:office" xmlns:r="http://schemas.openxmlformats.org/officeDocument/2006/relationships" xmlns:m="http://schemas.openxmlformats.org/officeDocument/2006/math" xmlns:v="urn:schemas-microsoft-com:vml" xmlns:wp14="http://schemas.microsoft.com/office/word/2010/wordprocessingDrawing" xmlns:wp="http://schemas.openxmlformats.org/drawingml/2006/wordprocessingDrawing" xmlns:w10="urn:schemas-microsoft-com:office:word" xmlns:w="http://schemas.openxmlformats.org/wordprocessingml/2006/main" xmlns:w14="http://schemas.microsoft.com/office/word/2010/wordml" xmlns:w15="http://schemas.microsoft.com/office/word/2012/wordml" xmlns:w16cex="http://schemas.microsoft.com/office/word/2018/wordml/cex" xmlns:w16cid="http://schemas.microsoft.com/office/word/2016/wordml/cid" xmlns:w16="http://schemas.microsoft.com/office/word/2018/wordml" xmlns:w16sdtdh="http://schemas.microsoft.com/office/word/2020/wordml/sdtdatahash" xmlns:w16se="http://schemas.microsoft.com/office/word/2015/wordml/symex" xmlns:wpg="http://schemas.microsoft.com/office/word/2010/wordprocessingGroup" xmlns:wpi="http://schemas.microsoft.com/office/word/2010/wordprocessingInk" xmlns:wne="http://schemas.microsoft.com/office/word/2006/wordml" xmlns:wps="http://schemas.microsoft.com/office/word/2010/wordprocessingShape" mc:Ignorable="w14 w15 w16se w16cid w16 w16cex w16sdtdh wp14">
   <w:endnote w:type="separator" w:id="-1">
     <w:p>
       <w:pPr>
@@ -13945,7 +15625,7 @@
 </file>
 
 <file path=word/footer1.xml><?xml version="1.0" encoding="utf-8"?>
-<w:ftr xmlns:wpc="http://schemas.microsoft.com/office/word/2010/wordprocessingCanvas" xmlns:cx="http://schemas.microsoft.com/office/drawing/2014/chartex" xmlns:cx1="http://schemas.microsoft.com/office/drawing/2015/9/8/chartex" xmlns:cx2="http://schemas.microsoft.com/office/drawing/2015/10/21/chartex" xmlns:cx3="http://schemas.microsoft.com/office/drawing/2016/5/9/chartex" xmlns:cx4="http://schemas.microsoft.com/office/drawing/2016/5/10/chartex" xmlns:cx5="http://schemas.microsoft.com/office/drawing/2016/5/11/chartex" xmlns:cx6="http://schemas.microsoft.com/office/drawing/2016/5/12/chartex" xmlns:cx7="http://schemas.microsoft.com/office/drawing/2016/5/13/chartex" xmlns:cx8="http://schemas.microsoft.com/office/drawing/2016/5/14/chartex" xmlns:mc="http://schemas.openxmlformats.org/markup-compatibility/2006" xmlns:aink="http://schemas.microsoft.com/office/drawing/2016/ink" xmlns:am3d="http://schemas.microsoft.com/office/drawing/2017/model3d" xmlns:o="urn:schemas-microsoft-com:office:office" xmlns:r="http://schemas.openxmlformats.org/officeDocument/2006/relationships" xmlns:m="http://schemas.openxmlformats.org/officeDocument/2006/math" xmlns:v="urn:schemas-microsoft-com:vml" xmlns:wp14="http://schemas.microsoft.com/office/word/2010/wordprocessingDrawing" xmlns:wp="http://schemas.openxmlformats.org/drawingml/2006/wordprocessingDrawing" xmlns:w10="urn:schemas-microsoft-com:office:word" xmlns:w="http://schemas.openxmlformats.org/wordprocessingml/2006/main" xmlns:w14="http://schemas.microsoft.com/office/word/2010/wordml" xmlns:w15="http://schemas.microsoft.com/office/word/2012/wordml" xmlns:w16cex="http://schemas.microsoft.com/office/word/2018/wordml/cex" xmlns:w16cid="http://schemas.microsoft.com/office/word/2016/wordml/cid" xmlns:w16="http://schemas.microsoft.com/office/word/2018/wordml" xmlns:w16se="http://schemas.microsoft.com/office/word/2015/wordml/symex" xmlns:wpg="http://schemas.microsoft.com/office/word/2010/wordprocessingGroup" xmlns:wpi="http://schemas.microsoft.com/office/word/2010/wordprocessingInk" xmlns:wne="http://schemas.microsoft.com/office/word/2006/wordml" xmlns:wps="http://schemas.microsoft.com/office/word/2010/wordprocessingShape" mc:Ignorable="w14 w15 w16se w16cid w16 w16cex wp14">
+<w:ftr xmlns:wpc="http://schemas.microsoft.com/office/word/2010/wordprocessingCanvas" xmlns:cx="http://schemas.microsoft.com/office/drawing/2014/chartex" xmlns:cx1="http://schemas.microsoft.com/office/drawing/2015/9/8/chartex" xmlns:cx2="http://schemas.microsoft.com/office/drawing/2015/10/21/chartex" xmlns:cx3="http://schemas.microsoft.com/office/drawing/2016/5/9/chartex" xmlns:cx4="http://schemas.microsoft.com/office/drawing/2016/5/10/chartex" xmlns:cx5="http://schemas.microsoft.com/office/drawing/2016/5/11/chartex" xmlns:cx6="http://schemas.microsoft.com/office/drawing/2016/5/12/chartex" xmlns:cx7="http://schemas.microsoft.com/office/drawing/2016/5/13/chartex" xmlns:cx8="http://schemas.microsoft.com/office/drawing/2016/5/14/chartex" xmlns:mc="http://schemas.openxmlformats.org/markup-compatibility/2006" xmlns:aink="http://schemas.microsoft.com/office/drawing/2016/ink" xmlns:am3d="http://schemas.microsoft.com/office/drawing/2017/model3d" xmlns:o="urn:schemas-microsoft-com:office:office" xmlns:r="http://schemas.openxmlformats.org/officeDocument/2006/relationships" xmlns:m="http://schemas.openxmlformats.org/officeDocument/2006/math" xmlns:v="urn:schemas-microsoft-com:vml" xmlns:wp14="http://schemas.microsoft.com/office/word/2010/wordprocessingDrawing" xmlns:wp="http://schemas.openxmlformats.org/drawingml/2006/wordprocessingDrawing" xmlns:w10="urn:schemas-microsoft-com:office:word" xmlns:w="http://schemas.openxmlformats.org/wordprocessingml/2006/main" xmlns:w14="http://schemas.microsoft.com/office/word/2010/wordml" xmlns:w15="http://schemas.microsoft.com/office/word/2012/wordml" xmlns:w16cex="http://schemas.microsoft.com/office/word/2018/wordml/cex" xmlns:w16cid="http://schemas.microsoft.com/office/word/2016/wordml/cid" xmlns:w16="http://schemas.microsoft.com/office/word/2018/wordml" xmlns:w16sdtdh="http://schemas.microsoft.com/office/word/2020/wordml/sdtdatahash" xmlns:w16se="http://schemas.microsoft.com/office/word/2015/wordml/symex" xmlns:wpg="http://schemas.microsoft.com/office/word/2010/wordprocessingGroup" xmlns:wpi="http://schemas.microsoft.com/office/word/2010/wordprocessingInk" xmlns:wne="http://schemas.microsoft.com/office/word/2006/wordml" xmlns:wps="http://schemas.microsoft.com/office/word/2010/wordprocessingShape" mc:Ignorable="w14 w15 w16se w16cid w16 w16cex w16sdtdh wp14">
   <w:p>
     <w:pPr>
       <w:pStyle w:val="Footer"/>
@@ -13964,7 +15644,7 @@
 </file>
 
 <file path=word/footer2.xml><?xml version="1.0" encoding="utf-8"?>
-<w:ftr xmlns:wpc="http://schemas.microsoft.com/office/word/2010/wordprocessingCanvas" xmlns:cx="http://schemas.microsoft.com/office/drawing/2014/chartex" xmlns:cx1="http://schemas.microsoft.com/office/drawing/2015/9/8/chartex" xmlns:cx2="http://schemas.microsoft.com/office/drawing/2015/10/21/chartex" xmlns:cx3="http://schemas.microsoft.com/office/drawing/2016/5/9/chartex" xmlns:cx4="http://schemas.microsoft.com/office/drawing/2016/5/10/chartex" xmlns:cx5="http://schemas.microsoft.com/office/drawing/2016/5/11/chartex" xmlns:cx6="http://schemas.microsoft.com/office/drawing/2016/5/12/chartex" xmlns:cx7="http://schemas.microsoft.com/office/drawing/2016/5/13/chartex" xmlns:cx8="http://schemas.microsoft.com/office/drawing/2016/5/14/chartex" xmlns:mc="http://schemas.openxmlformats.org/markup-compatibility/2006" xmlns:aink="http://schemas.microsoft.com/office/drawing/2016/ink" xmlns:am3d="http://schemas.microsoft.com/office/drawing/2017/model3d" xmlns:o="urn:schemas-microsoft-com:office:office" xmlns:r="http://schemas.openxmlformats.org/officeDocument/2006/relationships" xmlns:m="http://schemas.openxmlformats.org/officeDocument/2006/math" xmlns:v="urn:schemas-microsoft-com:vml" xmlns:wp14="http://schemas.microsoft.com/office/word/2010/wordprocessingDrawing" xmlns:wp="http://schemas.openxmlformats.org/drawingml/2006/wordprocessingDrawing" xmlns:w10="urn:schemas-microsoft-com:office:word" xmlns:w="http://schemas.openxmlformats.org/wordprocessingml/2006/main" xmlns:w14="http://schemas.microsoft.com/office/word/2010/wordml" xmlns:w15="http://schemas.microsoft.com/office/word/2012/wordml" xmlns:w16cex="http://schemas.microsoft.com/office/word/2018/wordml/cex" xmlns:w16cid="http://schemas.microsoft.com/office/word/2016/wordml/cid" xmlns:w16="http://schemas.microsoft.com/office/word/2018/wordml" xmlns:w16se="http://schemas.microsoft.com/office/word/2015/wordml/symex" xmlns:wpg="http://schemas.microsoft.com/office/word/2010/wordprocessingGroup" xmlns:wpi="http://schemas.microsoft.com/office/word/2010/wordprocessingInk" xmlns:wne="http://schemas.microsoft.com/office/word/2006/wordml" xmlns:wps="http://schemas.microsoft.com/office/word/2010/wordprocessingShape" mc:Ignorable="w14 w15 w16se w16cid w16 w16cex wp14">
+<w:ftr xmlns:wpc="http://schemas.microsoft.com/office/word/2010/wordprocessingCanvas" xmlns:cx="http://schemas.microsoft.com/office/drawing/2014/chartex" xmlns:cx1="http://schemas.microsoft.com/office/drawing/2015/9/8/chartex" xmlns:cx2="http://schemas.microsoft.com/office/drawing/2015/10/21/chartex" xmlns:cx3="http://schemas.microsoft.com/office/drawing/2016/5/9/chartex" xmlns:cx4="http://schemas.microsoft.com/office/drawing/2016/5/10/chartex" xmlns:cx5="http://schemas.microsoft.com/office/drawing/2016/5/11/chartex" xmlns:cx6="http://schemas.microsoft.com/office/drawing/2016/5/12/chartex" xmlns:cx7="http://schemas.microsoft.com/office/drawing/2016/5/13/chartex" xmlns:cx8="http://schemas.microsoft.com/office/drawing/2016/5/14/chartex" xmlns:mc="http://schemas.openxmlformats.org/markup-compatibility/2006" xmlns:aink="http://schemas.microsoft.com/office/drawing/2016/ink" xmlns:am3d="http://schemas.microsoft.com/office/drawing/2017/model3d" xmlns:o="urn:schemas-microsoft-com:office:office" xmlns:r="http://schemas.openxmlformats.org/officeDocument/2006/relationships" xmlns:m="http://schemas.openxmlformats.org/officeDocument/2006/math" xmlns:v="urn:schemas-microsoft-com:vml" xmlns:wp14="http://schemas.microsoft.com/office/word/2010/wordprocessingDrawing" xmlns:wp="http://schemas.openxmlformats.org/drawingml/2006/wordprocessingDrawing" xmlns:w10="urn:schemas-microsoft-com:office:word" xmlns:w="http://schemas.openxmlformats.org/wordprocessingml/2006/main" xmlns:w14="http://schemas.microsoft.com/office/word/2010/wordml" xmlns:w15="http://schemas.microsoft.com/office/word/2012/wordml" xmlns:w16cex="http://schemas.microsoft.com/office/word/2018/wordml/cex" xmlns:w16cid="http://schemas.microsoft.com/office/word/2016/wordml/cid" xmlns:w16="http://schemas.microsoft.com/office/word/2018/wordml" xmlns:w16sdtdh="http://schemas.microsoft.com/office/word/2020/wordml/sdtdatahash" xmlns:w16se="http://schemas.microsoft.com/office/word/2015/wordml/symex" xmlns:wpg="http://schemas.microsoft.com/office/word/2010/wordprocessingGroup" xmlns:wpi="http://schemas.microsoft.com/office/word/2010/wordprocessingInk" xmlns:wne="http://schemas.microsoft.com/office/word/2006/wordml" xmlns:wps="http://schemas.microsoft.com/office/word/2010/wordprocessingShape" mc:Ignorable="w14 w15 w16se w16cid w16 w16cex w16sdtdh wp14">
   <w:p>
     <w:pPr>
       <w:pStyle w:val="Footer"/>
@@ -13983,7 +15663,7 @@
 </file>
 
 <file path=word/footer3.xml><?xml version="1.0" encoding="utf-8"?>
-<w:ftr xmlns:wpc="http://schemas.microsoft.com/office/word/2010/wordprocessingCanvas" xmlns:cx="http://schemas.microsoft.com/office/drawing/2014/chartex" xmlns:cx1="http://schemas.microsoft.com/office/drawing/2015/9/8/chartex" xmlns:cx2="http://schemas.microsoft.com/office/drawing/2015/10/21/chartex" xmlns:cx3="http://schemas.microsoft.com/office/drawing/2016/5/9/chartex" xmlns:cx4="http://schemas.microsoft.com/office/drawing/2016/5/10/chartex" xmlns:cx5="http://schemas.microsoft.com/office/drawing/2016/5/11/chartex" xmlns:cx6="http://schemas.microsoft.com/office/drawing/2016/5/12/chartex" xmlns:cx7="http://schemas.microsoft.com/office/drawing/2016/5/13/chartex" xmlns:cx8="http://schemas.microsoft.com/office/drawing/2016/5/14/chartex" xmlns:mc="http://schemas.openxmlformats.org/markup-compatibility/2006" xmlns:aink="http://schemas.microsoft.com/office/drawing/2016/ink" xmlns:am3d="http://schemas.microsoft.com/office/drawing/2017/model3d" xmlns:o="urn:schemas-microsoft-com:office:office" xmlns:r="http://schemas.openxmlformats.org/officeDocument/2006/relationships" xmlns:m="http://schemas.openxmlformats.org/officeDocument/2006/math" xmlns:v="urn:schemas-microsoft-com:vml" xmlns:wp14="http://schemas.microsoft.com/office/word/2010/wordprocessingDrawing" xmlns:wp="http://schemas.openxmlformats.org/drawingml/2006/wordprocessingDrawing" xmlns:w10="urn:schemas-microsoft-com:office:word" xmlns:w="http://schemas.openxmlformats.org/wordprocessingml/2006/main" xmlns:w14="http://schemas.microsoft.com/office/word/2010/wordml" xmlns:w15="http://schemas.microsoft.com/office/word/2012/wordml" xmlns:w16cex="http://schemas.microsoft.com/office/word/2018/wordml/cex" xmlns:w16cid="http://schemas.microsoft.com/office/word/2016/wordml/cid" xmlns:w16="http://schemas.microsoft.com/office/word/2018/wordml" xmlns:w16se="http://schemas.microsoft.com/office/word/2015/wordml/symex" xmlns:wpg="http://schemas.microsoft.com/office/word/2010/wordprocessingGroup" xmlns:wpi="http://schemas.microsoft.com/office/word/2010/wordprocessingInk" xmlns:wne="http://schemas.microsoft.com/office/word/2006/wordml" xmlns:wps="http://schemas.microsoft.com/office/word/2010/wordprocessingShape" mc:Ignorable="w14 w15 w16se w16cid w16 w16cex wp14">
+<w:ftr xmlns:wpc="http://schemas.microsoft.com/office/word/2010/wordprocessingCanvas" xmlns:cx="http://schemas.microsoft.com/office/drawing/2014/chartex" xmlns:cx1="http://schemas.microsoft.com/office/drawing/2015/9/8/chartex" xmlns:cx2="http://schemas.microsoft.com/office/drawing/2015/10/21/chartex" xmlns:cx3="http://schemas.microsoft.com/office/drawing/2016/5/9/chartex" xmlns:cx4="http://schemas.microsoft.com/office/drawing/2016/5/10/chartex" xmlns:cx5="http://schemas.microsoft.com/office/drawing/2016/5/11/chartex" xmlns:cx6="http://schemas.microsoft.com/office/drawing/2016/5/12/chartex" xmlns:cx7="http://schemas.microsoft.com/office/drawing/2016/5/13/chartex" xmlns:cx8="http://schemas.microsoft.com/office/drawing/2016/5/14/chartex" xmlns:mc="http://schemas.openxmlformats.org/markup-compatibility/2006" xmlns:aink="http://schemas.microsoft.com/office/drawing/2016/ink" xmlns:am3d="http://schemas.microsoft.com/office/drawing/2017/model3d" xmlns:o="urn:schemas-microsoft-com:office:office" xmlns:r="http://schemas.openxmlformats.org/officeDocument/2006/relationships" xmlns:m="http://schemas.openxmlformats.org/officeDocument/2006/math" xmlns:v="urn:schemas-microsoft-com:vml" xmlns:wp14="http://schemas.microsoft.com/office/word/2010/wordprocessingDrawing" xmlns:wp="http://schemas.openxmlformats.org/drawingml/2006/wordprocessingDrawing" xmlns:w10="urn:schemas-microsoft-com:office:word" xmlns:w="http://schemas.openxmlformats.org/wordprocessingml/2006/main" xmlns:w14="http://schemas.microsoft.com/office/word/2010/wordml" xmlns:w15="http://schemas.microsoft.com/office/word/2012/wordml" xmlns:w16cex="http://schemas.microsoft.com/office/word/2018/wordml/cex" xmlns:w16cid="http://schemas.microsoft.com/office/word/2016/wordml/cid" xmlns:w16="http://schemas.microsoft.com/office/word/2018/wordml" xmlns:w16sdtdh="http://schemas.microsoft.com/office/word/2020/wordml/sdtdatahash" xmlns:w16se="http://schemas.microsoft.com/office/word/2015/wordml/symex" xmlns:wpg="http://schemas.microsoft.com/office/word/2010/wordprocessingGroup" xmlns:wpi="http://schemas.microsoft.com/office/word/2010/wordprocessingInk" xmlns:wne="http://schemas.microsoft.com/office/word/2006/wordml" xmlns:wps="http://schemas.microsoft.com/office/word/2010/wordprocessingShape" mc:Ignorable="w14 w15 w16se w16cid w16 w16cex w16sdtdh wp14">
   <w:p>
     <w:pPr>
       <w:pStyle w:val="Footer"/>
@@ -14002,7 +15682,7 @@
 </file>
 
 <file path=word/footnotes.xml><?xml version="1.0" encoding="utf-8"?>
-<w:footnotes xmlns:wpc="http://schemas.microsoft.com/office/word/2010/wordprocessingCanvas" xmlns:cx="http://schemas.microsoft.com/office/drawing/2014/chartex" xmlns:cx1="http://schemas.microsoft.com/office/drawing/2015/9/8/chartex" xmlns:cx2="http://schemas.microsoft.com/office/drawing/2015/10/21/chartex" xmlns:cx3="http://schemas.microsoft.com/office/drawing/2016/5/9/chartex" xmlns:cx4="http://schemas.microsoft.com/office/drawing/2016/5/10/chartex" xmlns:cx5="http://schemas.microsoft.com/office/drawing/2016/5/11/chartex" xmlns:cx6="http://schemas.microsoft.com/office/drawing/2016/5/12/chartex" xmlns:cx7="http://schemas.microsoft.com/office/drawing/2016/5/13/chartex" xmlns:cx8="http://schemas.microsoft.com/office/drawing/2016/5/14/chartex" xmlns:mc="http://schemas.openxmlformats.org/markup-compatibility/2006" xmlns:aink="http://schemas.microsoft.com/office/drawing/2016/ink" xmlns:am3d="http://schemas.microsoft.com/office/drawing/2017/model3d" xmlns:o="urn:schemas-microsoft-com:office:office" xmlns:r="http://schemas.openxmlformats.org/officeDocument/2006/relationships" xmlns:m="http://schemas.openxmlformats.org/officeDocument/2006/math" xmlns:v="urn:schemas-microsoft-com:vml" xmlns:wp14="http://schemas.microsoft.com/office/word/2010/wordprocessingDrawing" xmlns:wp="http://schemas.openxmlformats.org/drawingml/2006/wordprocessingDrawing" xmlns:w10="urn:schemas-microsoft-com:office:word" xmlns:w="http://schemas.openxmlformats.org/wordprocessingml/2006/main" xmlns:w14="http://schemas.microsoft.com/office/word/2010/wordml" xmlns:w15="http://schemas.microsoft.com/office/word/2012/wordml" xmlns:w16cex="http://schemas.microsoft.com/office/word/2018/wordml/cex" xmlns:w16cid="http://schemas.microsoft.com/office/word/2016/wordml/cid" xmlns:w16="http://schemas.microsoft.com/office/word/2018/wordml" xmlns:w16se="http://schemas.microsoft.com/office/word/2015/wordml/symex" xmlns:wpg="http://schemas.microsoft.com/office/word/2010/wordprocessingGroup" xmlns:wpi="http://schemas.microsoft.com/office/word/2010/wordprocessingInk" xmlns:wne="http://schemas.microsoft.com/office/word/2006/wordml" xmlns:wps="http://schemas.microsoft.com/office/word/2010/wordprocessingShape" mc:Ignorable="w14 w15 w16se w16cid w16 w16cex wp14">
+<w:footnotes xmlns:wpc="http://schemas.microsoft.com/office/word/2010/wordprocessingCanvas" xmlns:cx="http://schemas.microsoft.com/office/drawing/2014/chartex" xmlns:cx1="http://schemas.microsoft.com/office/drawing/2015/9/8/chartex" xmlns:cx2="http://schemas.microsoft.com/office/drawing/2015/10/21/chartex" xmlns:cx3="http://schemas.microsoft.com/office/drawing/2016/5/9/chartex" xmlns:cx4="http://schemas.microsoft.com/office/drawing/2016/5/10/chartex" xmlns:cx5="http://schemas.microsoft.com/office/drawing/2016/5/11/chartex" xmlns:cx6="http://schemas.microsoft.com/office/drawing/2016/5/12/chartex" xmlns:cx7="http://schemas.microsoft.com/office/drawing/2016/5/13/chartex" xmlns:cx8="http://schemas.microsoft.com/office/drawing/2016/5/14/chartex" xmlns:mc="http://schemas.openxmlformats.org/markup-compatibility/2006" xmlns:aink="http://schemas.microsoft.com/office/drawing/2016/ink" xmlns:am3d="http://schemas.microsoft.com/office/drawing/2017/model3d" xmlns:o="urn:schemas-microsoft-com:office:office" xmlns:r="http://schemas.openxmlformats.org/officeDocument/2006/relationships" xmlns:m="http://schemas.openxmlformats.org/officeDocument/2006/math" xmlns:v="urn:schemas-microsoft-com:vml" xmlns:wp14="http://schemas.microsoft.com/office/word/2010/wordprocessingDrawing" xmlns:wp="http://schemas.openxmlformats.org/drawingml/2006/wordprocessingDrawing" xmlns:w10="urn:schemas-microsoft-com:office:word" xmlns:w="http://schemas.openxmlformats.org/wordprocessingml/2006/main" xmlns:w14="http://schemas.microsoft.com/office/word/2010/wordml" xmlns:w15="http://schemas.microsoft.com/office/word/2012/wordml" xmlns:w16cex="http://schemas.microsoft.com/office/word/2018/wordml/cex" xmlns:w16cid="http://schemas.microsoft.com/office/word/2016/wordml/cid" xmlns:w16="http://schemas.microsoft.com/office/word/2018/wordml" xmlns:w16sdtdh="http://schemas.microsoft.com/office/word/2020/wordml/sdtdatahash" xmlns:w16se="http://schemas.microsoft.com/office/word/2015/wordml/symex" xmlns:wpg="http://schemas.microsoft.com/office/word/2010/wordprocessingGroup" xmlns:wpi="http://schemas.microsoft.com/office/word/2010/wordprocessingInk" xmlns:wne="http://schemas.microsoft.com/office/word/2006/wordml" xmlns:wps="http://schemas.microsoft.com/office/word/2010/wordprocessingShape" mc:Ignorable="w14 w15 w16se w16cid w16 w16cex w16sdtdh wp14">
   <w:footnote w:type="separator" w:id="-1">
     <w:p>
       <w:pPr>
@@ -14110,6 +15790,7 @@
         </w:rPr>
         <w:t>"</w:t>
       </w:r>
+      <w:proofErr w:type="spellStart"/>
       <w:r>
         <w:rPr>
           <w:rFonts w:ascii="Consolas" w:hAnsi="Consolas" w:cs="Consolas"/>
@@ -14120,6 +15801,7 @@
         </w:rPr>
         <w:t>BI_Datamart_PMMEntities</w:t>
       </w:r>
+      <w:proofErr w:type="spellEnd"/>
       <w:r>
         <w:rPr>
           <w:rFonts w:ascii="Consolas" w:hAnsi="Consolas" w:cs="Consolas"/>
@@ -14140,6 +15822,7 @@
         </w:rPr>
         <w:t xml:space="preserve"> </w:t>
       </w:r>
+      <w:proofErr w:type="spellStart"/>
       <w:r>
         <w:rPr>
           <w:rFonts w:ascii="Consolas" w:hAnsi="Consolas" w:cs="Consolas"/>
@@ -14150,6 +15833,7 @@
         </w:rPr>
         <w:t>connectionString</w:t>
       </w:r>
+      <w:proofErr w:type="spellEnd"/>
       <w:r>
         <w:rPr>
           <w:rFonts w:ascii="Consolas" w:hAnsi="Consolas" w:cs="Consolas"/>
@@ -14206,6 +15890,7 @@
         </w:rPr>
         <w:t xml:space="preserve">Assuming you are not using </w:t>
       </w:r>
+      <w:proofErr w:type="spellStart"/>
       <w:r>
         <w:rPr>
           <w:sz w:val="20"/>
@@ -14213,13 +15898,14 @@
         </w:rPr>
         <w:t>Piwik</w:t>
       </w:r>
+      <w:proofErr w:type="spellEnd"/>
     </w:p>
   </w:footnote>
 </w:footnotes>
 </file>
 
 <file path=word/header1.xml><?xml version="1.0" encoding="utf-8"?>
-<w:hdr xmlns:wpc="http://schemas.microsoft.com/office/word/2010/wordprocessingCanvas" xmlns:cx="http://schemas.microsoft.com/office/drawing/2014/chartex" xmlns:cx1="http://schemas.microsoft.com/office/drawing/2015/9/8/chartex" xmlns:cx2="http://schemas.microsoft.com/office/drawing/2015/10/21/chartex" xmlns:cx3="http://schemas.microsoft.com/office/drawing/2016/5/9/chartex" xmlns:cx4="http://schemas.microsoft.com/office/drawing/2016/5/10/chartex" xmlns:cx5="http://schemas.microsoft.com/office/drawing/2016/5/11/chartex" xmlns:cx6="http://schemas.microsoft.com/office/drawing/2016/5/12/chartex" xmlns:cx7="http://schemas.microsoft.com/office/drawing/2016/5/13/chartex" xmlns:cx8="http://schemas.microsoft.com/office/drawing/2016/5/14/chartex" xmlns:mc="http://schemas.openxmlformats.org/markup-compatibility/2006" xmlns:aink="http://schemas.microsoft.com/office/drawing/2016/ink" xmlns:am3d="http://schemas.microsoft.com/office/drawing/2017/model3d" xmlns:o="urn:schemas-microsoft-com:office:office" xmlns:r="http://schemas.openxmlformats.org/officeDocument/2006/relationships" xmlns:m="http://schemas.openxmlformats.org/officeDocument/2006/math" xmlns:v="urn:schemas-microsoft-com:vml" xmlns:wp14="http://schemas.microsoft.com/office/word/2010/wordprocessingDrawing" xmlns:wp="http://schemas.openxmlformats.org/drawingml/2006/wordprocessingDrawing" xmlns:w10="urn:schemas-microsoft-com:office:word" xmlns:w="http://schemas.openxmlformats.org/wordprocessingml/2006/main" xmlns:w14="http://schemas.microsoft.com/office/word/2010/wordml" xmlns:w15="http://schemas.microsoft.com/office/word/2012/wordml" xmlns:w16cex="http://schemas.microsoft.com/office/word/2018/wordml/cex" xmlns:w16cid="http://schemas.microsoft.com/office/word/2016/wordml/cid" xmlns:w16="http://schemas.microsoft.com/office/word/2018/wordml" xmlns:w16se="http://schemas.microsoft.com/office/word/2015/wordml/symex" xmlns:wpg="http://schemas.microsoft.com/office/word/2010/wordprocessingGroup" xmlns:wpi="http://schemas.microsoft.com/office/word/2010/wordprocessingInk" xmlns:wne="http://schemas.microsoft.com/office/word/2006/wordml" xmlns:wps="http://schemas.microsoft.com/office/word/2010/wordprocessingShape" mc:Ignorable="w14 w15 w16se w16cid w16 w16cex wp14">
+<w:hdr xmlns:wpc="http://schemas.microsoft.com/office/word/2010/wordprocessingCanvas" xmlns:cx="http://schemas.microsoft.com/office/drawing/2014/chartex" xmlns:cx1="http://schemas.microsoft.com/office/drawing/2015/9/8/chartex" xmlns:cx2="http://schemas.microsoft.com/office/drawing/2015/10/21/chartex" xmlns:cx3="http://schemas.microsoft.com/office/drawing/2016/5/9/chartex" xmlns:cx4="http://schemas.microsoft.com/office/drawing/2016/5/10/chartex" xmlns:cx5="http://schemas.microsoft.com/office/drawing/2016/5/11/chartex" xmlns:cx6="http://schemas.microsoft.com/office/drawing/2016/5/12/chartex" xmlns:cx7="http://schemas.microsoft.com/office/drawing/2016/5/13/chartex" xmlns:cx8="http://schemas.microsoft.com/office/drawing/2016/5/14/chartex" xmlns:mc="http://schemas.openxmlformats.org/markup-compatibility/2006" xmlns:aink="http://schemas.microsoft.com/office/drawing/2016/ink" xmlns:am3d="http://schemas.microsoft.com/office/drawing/2017/model3d" xmlns:o="urn:schemas-microsoft-com:office:office" xmlns:r="http://schemas.openxmlformats.org/officeDocument/2006/relationships" xmlns:m="http://schemas.openxmlformats.org/officeDocument/2006/math" xmlns:v="urn:schemas-microsoft-com:vml" xmlns:wp14="http://schemas.microsoft.com/office/word/2010/wordprocessingDrawing" xmlns:wp="http://schemas.openxmlformats.org/drawingml/2006/wordprocessingDrawing" xmlns:w10="urn:schemas-microsoft-com:office:word" xmlns:w="http://schemas.openxmlformats.org/wordprocessingml/2006/main" xmlns:w14="http://schemas.microsoft.com/office/word/2010/wordml" xmlns:w15="http://schemas.microsoft.com/office/word/2012/wordml" xmlns:w16cex="http://schemas.microsoft.com/office/word/2018/wordml/cex" xmlns:w16cid="http://schemas.microsoft.com/office/word/2016/wordml/cid" xmlns:w16="http://schemas.microsoft.com/office/word/2018/wordml" xmlns:w16sdtdh="http://schemas.microsoft.com/office/word/2020/wordml/sdtdatahash" xmlns:w16se="http://schemas.microsoft.com/office/word/2015/wordml/symex" xmlns:wpg="http://schemas.microsoft.com/office/word/2010/wordprocessingGroup" xmlns:wpi="http://schemas.microsoft.com/office/word/2010/wordprocessingInk" xmlns:wne="http://schemas.microsoft.com/office/word/2006/wordml" xmlns:wps="http://schemas.microsoft.com/office/word/2010/wordprocessingShape" mc:Ignorable="w14 w15 w16se w16cid w16 w16cex w16sdtdh wp14">
   <w:p>
     <w:pPr>
       <w:pStyle w:val="Header"/>
@@ -14238,7 +15924,7 @@
 </file>
 
 <file path=word/header2.xml><?xml version="1.0" encoding="utf-8"?>
-<w:hdr xmlns:wpc="http://schemas.microsoft.com/office/word/2010/wordprocessingCanvas" xmlns:cx="http://schemas.microsoft.com/office/drawing/2014/chartex" xmlns:cx1="http://schemas.microsoft.com/office/drawing/2015/9/8/chartex" xmlns:cx2="http://schemas.microsoft.com/office/drawing/2015/10/21/chartex" xmlns:cx3="http://schemas.microsoft.com/office/drawing/2016/5/9/chartex" xmlns:cx4="http://schemas.microsoft.com/office/drawing/2016/5/10/chartex" xmlns:cx5="http://schemas.microsoft.com/office/drawing/2016/5/11/chartex" xmlns:cx6="http://schemas.microsoft.com/office/drawing/2016/5/12/chartex" xmlns:cx7="http://schemas.microsoft.com/office/drawing/2016/5/13/chartex" xmlns:cx8="http://schemas.microsoft.com/office/drawing/2016/5/14/chartex" xmlns:mc="http://schemas.openxmlformats.org/markup-compatibility/2006" xmlns:aink="http://schemas.microsoft.com/office/drawing/2016/ink" xmlns:am3d="http://schemas.microsoft.com/office/drawing/2017/model3d" xmlns:o="urn:schemas-microsoft-com:office:office" xmlns:r="http://schemas.openxmlformats.org/officeDocument/2006/relationships" xmlns:m="http://schemas.openxmlformats.org/officeDocument/2006/math" xmlns:v="urn:schemas-microsoft-com:vml" xmlns:wp14="http://schemas.microsoft.com/office/word/2010/wordprocessingDrawing" xmlns:wp="http://schemas.openxmlformats.org/drawingml/2006/wordprocessingDrawing" xmlns:w10="urn:schemas-microsoft-com:office:word" xmlns:w="http://schemas.openxmlformats.org/wordprocessingml/2006/main" xmlns:w14="http://schemas.microsoft.com/office/word/2010/wordml" xmlns:w15="http://schemas.microsoft.com/office/word/2012/wordml" xmlns:w16cex="http://schemas.microsoft.com/office/word/2018/wordml/cex" xmlns:w16cid="http://schemas.microsoft.com/office/word/2016/wordml/cid" xmlns:w16="http://schemas.microsoft.com/office/word/2018/wordml" xmlns:w16se="http://schemas.microsoft.com/office/word/2015/wordml/symex" xmlns:wpg="http://schemas.microsoft.com/office/word/2010/wordprocessingGroup" xmlns:wpi="http://schemas.microsoft.com/office/word/2010/wordprocessingInk" xmlns:wne="http://schemas.microsoft.com/office/word/2006/wordml" xmlns:wps="http://schemas.microsoft.com/office/word/2010/wordprocessingShape" mc:Ignorable="w14 w15 w16se w16cid w16 w16cex wp14">
+<w:hdr xmlns:wpc="http://schemas.microsoft.com/office/word/2010/wordprocessingCanvas" xmlns:cx="http://schemas.microsoft.com/office/drawing/2014/chartex" xmlns:cx1="http://schemas.microsoft.com/office/drawing/2015/9/8/chartex" xmlns:cx2="http://schemas.microsoft.com/office/drawing/2015/10/21/chartex" xmlns:cx3="http://schemas.microsoft.com/office/drawing/2016/5/9/chartex" xmlns:cx4="http://schemas.microsoft.com/office/drawing/2016/5/10/chartex" xmlns:cx5="http://schemas.microsoft.com/office/drawing/2016/5/11/chartex" xmlns:cx6="http://schemas.microsoft.com/office/drawing/2016/5/12/chartex" xmlns:cx7="http://schemas.microsoft.com/office/drawing/2016/5/13/chartex" xmlns:cx8="http://schemas.microsoft.com/office/drawing/2016/5/14/chartex" xmlns:mc="http://schemas.openxmlformats.org/markup-compatibility/2006" xmlns:aink="http://schemas.microsoft.com/office/drawing/2016/ink" xmlns:am3d="http://schemas.microsoft.com/office/drawing/2017/model3d" xmlns:o="urn:schemas-microsoft-com:office:office" xmlns:r="http://schemas.openxmlformats.org/officeDocument/2006/relationships" xmlns:m="http://schemas.openxmlformats.org/officeDocument/2006/math" xmlns:v="urn:schemas-microsoft-com:vml" xmlns:wp14="http://schemas.microsoft.com/office/word/2010/wordprocessingDrawing" xmlns:wp="http://schemas.openxmlformats.org/drawingml/2006/wordprocessingDrawing" xmlns:w10="urn:schemas-microsoft-com:office:word" xmlns:w="http://schemas.openxmlformats.org/wordprocessingml/2006/main" xmlns:w14="http://schemas.microsoft.com/office/word/2010/wordml" xmlns:w15="http://schemas.microsoft.com/office/word/2012/wordml" xmlns:w16cex="http://schemas.microsoft.com/office/word/2018/wordml/cex" xmlns:w16cid="http://schemas.microsoft.com/office/word/2016/wordml/cid" xmlns:w16="http://schemas.microsoft.com/office/word/2018/wordml" xmlns:w16sdtdh="http://schemas.microsoft.com/office/word/2020/wordml/sdtdatahash" xmlns:w16se="http://schemas.microsoft.com/office/word/2015/wordml/symex" xmlns:wpg="http://schemas.microsoft.com/office/word/2010/wordprocessingGroup" xmlns:wpi="http://schemas.microsoft.com/office/word/2010/wordprocessingInk" xmlns:wne="http://schemas.microsoft.com/office/word/2006/wordml" xmlns:wps="http://schemas.microsoft.com/office/word/2010/wordprocessingShape" mc:Ignorable="w14 w15 w16se w16cid w16 w16cex w16sdtdh wp14">
   <w:p>
     <w:pPr>
       <w:pStyle w:val="Header"/>
@@ -14257,7 +15943,7 @@
 </file>
 
 <file path=word/header3.xml><?xml version="1.0" encoding="utf-8"?>
-<w:hdr xmlns:wpc="http://schemas.microsoft.com/office/word/2010/wordprocessingCanvas" xmlns:cx="http://schemas.microsoft.com/office/drawing/2014/chartex" xmlns:cx1="http://schemas.microsoft.com/office/drawing/2015/9/8/chartex" xmlns:cx2="http://schemas.microsoft.com/office/drawing/2015/10/21/chartex" xmlns:cx3="http://schemas.microsoft.com/office/drawing/2016/5/9/chartex" xmlns:cx4="http://schemas.microsoft.com/office/drawing/2016/5/10/chartex" xmlns:cx5="http://schemas.microsoft.com/office/drawing/2016/5/11/chartex" xmlns:cx6="http://schemas.microsoft.com/office/drawing/2016/5/12/chartex" xmlns:cx7="http://schemas.microsoft.com/office/drawing/2016/5/13/chartex" xmlns:cx8="http://schemas.microsoft.com/office/drawing/2016/5/14/chartex" xmlns:mc="http://schemas.openxmlformats.org/markup-compatibility/2006" xmlns:aink="http://schemas.microsoft.com/office/drawing/2016/ink" xmlns:am3d="http://schemas.microsoft.com/office/drawing/2017/model3d" xmlns:o="urn:schemas-microsoft-com:office:office" xmlns:r="http://schemas.openxmlformats.org/officeDocument/2006/relationships" xmlns:m="http://schemas.openxmlformats.org/officeDocument/2006/math" xmlns:v="urn:schemas-microsoft-com:vml" xmlns:wp14="http://schemas.microsoft.com/office/word/2010/wordprocessingDrawing" xmlns:wp="http://schemas.openxmlformats.org/drawingml/2006/wordprocessingDrawing" xmlns:w10="urn:schemas-microsoft-com:office:word" xmlns:w="http://schemas.openxmlformats.org/wordprocessingml/2006/main" xmlns:w14="http://schemas.microsoft.com/office/word/2010/wordml" xmlns:w15="http://schemas.microsoft.com/office/word/2012/wordml" xmlns:w16cex="http://schemas.microsoft.com/office/word/2018/wordml/cex" xmlns:w16cid="http://schemas.microsoft.com/office/word/2016/wordml/cid" xmlns:w16="http://schemas.microsoft.com/office/word/2018/wordml" xmlns:w16se="http://schemas.microsoft.com/office/word/2015/wordml/symex" xmlns:wpg="http://schemas.microsoft.com/office/word/2010/wordprocessingGroup" xmlns:wpi="http://schemas.microsoft.com/office/word/2010/wordprocessingInk" xmlns:wne="http://schemas.microsoft.com/office/word/2006/wordml" xmlns:wps="http://schemas.microsoft.com/office/word/2010/wordprocessingShape" mc:Ignorable="w14 w15 w16se w16cid w16 w16cex wp14">
+<w:hdr xmlns:wpc="http://schemas.microsoft.com/office/word/2010/wordprocessingCanvas" xmlns:cx="http://schemas.microsoft.com/office/drawing/2014/chartex" xmlns:cx1="http://schemas.microsoft.com/office/drawing/2015/9/8/chartex" xmlns:cx2="http://schemas.microsoft.com/office/drawing/2015/10/21/chartex" xmlns:cx3="http://schemas.microsoft.com/office/drawing/2016/5/9/chartex" xmlns:cx4="http://schemas.microsoft.com/office/drawing/2016/5/10/chartex" xmlns:cx5="http://schemas.microsoft.com/office/drawing/2016/5/11/chartex" xmlns:cx6="http://schemas.microsoft.com/office/drawing/2016/5/12/chartex" xmlns:cx7="http://schemas.microsoft.com/office/drawing/2016/5/13/chartex" xmlns:cx8="http://schemas.microsoft.com/office/drawing/2016/5/14/chartex" xmlns:mc="http://schemas.openxmlformats.org/markup-compatibility/2006" xmlns:aink="http://schemas.microsoft.com/office/drawing/2016/ink" xmlns:am3d="http://schemas.microsoft.com/office/drawing/2017/model3d" xmlns:o="urn:schemas-microsoft-com:office:office" xmlns:r="http://schemas.openxmlformats.org/officeDocument/2006/relationships" xmlns:m="http://schemas.openxmlformats.org/officeDocument/2006/math" xmlns:v="urn:schemas-microsoft-com:vml" xmlns:wp14="http://schemas.microsoft.com/office/word/2010/wordprocessingDrawing" xmlns:wp="http://schemas.openxmlformats.org/drawingml/2006/wordprocessingDrawing" xmlns:w10="urn:schemas-microsoft-com:office:word" xmlns:w="http://schemas.openxmlformats.org/wordprocessingml/2006/main" xmlns:w14="http://schemas.microsoft.com/office/word/2010/wordml" xmlns:w15="http://schemas.microsoft.com/office/word/2012/wordml" xmlns:w16cex="http://schemas.microsoft.com/office/word/2018/wordml/cex" xmlns:w16cid="http://schemas.microsoft.com/office/word/2016/wordml/cid" xmlns:w16="http://schemas.microsoft.com/office/word/2018/wordml" xmlns:w16sdtdh="http://schemas.microsoft.com/office/word/2020/wordml/sdtdatahash" xmlns:w16se="http://schemas.microsoft.com/office/word/2015/wordml/symex" xmlns:wpg="http://schemas.microsoft.com/office/word/2010/wordprocessingGroup" xmlns:wpi="http://schemas.microsoft.com/office/word/2010/wordprocessingInk" xmlns:wne="http://schemas.microsoft.com/office/word/2006/wordml" xmlns:wps="http://schemas.microsoft.com/office/word/2010/wordprocessingShape" mc:Ignorable="w14 w15 w16se w16cid w16 w16cex w16sdtdh wp14">
   <w:p>
     <w:pPr>
       <w:pStyle w:val="Header"/>
@@ -14276,7 +15962,7 @@
 </file>
 
 <file path=word/numbering.xml><?xml version="1.0" encoding="utf-8"?>
-<w:numbering xmlns:wpc="http://schemas.microsoft.com/office/word/2010/wordprocessingCanvas" xmlns:cx="http://schemas.microsoft.com/office/drawing/2014/chartex" xmlns:cx1="http://schemas.microsoft.com/office/drawing/2015/9/8/chartex" xmlns:cx2="http://schemas.microsoft.com/office/drawing/2015/10/21/chartex" xmlns:cx3="http://schemas.microsoft.com/office/drawing/2016/5/9/chartex" xmlns:cx4="http://schemas.microsoft.com/office/drawing/2016/5/10/chartex" xmlns:cx5="http://schemas.microsoft.com/office/drawing/2016/5/11/chartex" xmlns:cx6="http://schemas.microsoft.com/office/drawing/2016/5/12/chartex" xmlns:cx7="http://schemas.microsoft.com/office/drawing/2016/5/13/chartex" xmlns:cx8="http://schemas.microsoft.com/office/drawing/2016/5/14/chartex" xmlns:mc="http://schemas.openxmlformats.org/markup-compatibility/2006" xmlns:aink="http://schemas.microsoft.com/office/drawing/2016/ink" xmlns:am3d="http://schemas.microsoft.com/office/drawing/2017/model3d" xmlns:o="urn:schemas-microsoft-com:office:office" xmlns:r="http://schemas.openxmlformats.org/officeDocument/2006/relationships" xmlns:m="http://schemas.openxmlformats.org/officeDocument/2006/math" xmlns:v="urn:schemas-microsoft-com:vml" xmlns:wp14="http://schemas.microsoft.com/office/word/2010/wordprocessingDrawing" xmlns:wp="http://schemas.openxmlformats.org/drawingml/2006/wordprocessingDrawing" xmlns:w10="urn:schemas-microsoft-com:office:word" xmlns:w="http://schemas.openxmlformats.org/wordprocessingml/2006/main" xmlns:w14="http://schemas.microsoft.com/office/word/2010/wordml" xmlns:w15="http://schemas.microsoft.com/office/word/2012/wordml" xmlns:w16cex="http://schemas.microsoft.com/office/word/2018/wordml/cex" xmlns:w16cid="http://schemas.microsoft.com/office/word/2016/wordml/cid" xmlns:w16="http://schemas.microsoft.com/office/word/2018/wordml" xmlns:w16se="http://schemas.microsoft.com/office/word/2015/wordml/symex" xmlns:wpg="http://schemas.microsoft.com/office/word/2010/wordprocessingGroup" xmlns:wpi="http://schemas.microsoft.com/office/word/2010/wordprocessingInk" xmlns:wne="http://schemas.microsoft.com/office/word/2006/wordml" xmlns:wps="http://schemas.microsoft.com/office/word/2010/wordprocessingShape" mc:Ignorable="w14 w15 w16se w16cid w16 w16cex wp14">
+<w:numbering xmlns:wpc="http://schemas.microsoft.com/office/word/2010/wordprocessingCanvas" xmlns:cx="http://schemas.microsoft.com/office/drawing/2014/chartex" xmlns:cx1="http://schemas.microsoft.com/office/drawing/2015/9/8/chartex" xmlns:cx2="http://schemas.microsoft.com/office/drawing/2015/10/21/chartex" xmlns:cx3="http://schemas.microsoft.com/office/drawing/2016/5/9/chartex" xmlns:cx4="http://schemas.microsoft.com/office/drawing/2016/5/10/chartex" xmlns:cx5="http://schemas.microsoft.com/office/drawing/2016/5/11/chartex" xmlns:cx6="http://schemas.microsoft.com/office/drawing/2016/5/12/chartex" xmlns:cx7="http://schemas.microsoft.com/office/drawing/2016/5/13/chartex" xmlns:cx8="http://schemas.microsoft.com/office/drawing/2016/5/14/chartex" xmlns:mc="http://schemas.openxmlformats.org/markup-compatibility/2006" xmlns:aink="http://schemas.microsoft.com/office/drawing/2016/ink" xmlns:am3d="http://schemas.microsoft.com/office/drawing/2017/model3d" xmlns:o="urn:schemas-microsoft-com:office:office" xmlns:r="http://schemas.openxmlformats.org/officeDocument/2006/relationships" xmlns:m="http://schemas.openxmlformats.org/officeDocument/2006/math" xmlns:v="urn:schemas-microsoft-com:vml" xmlns:wp14="http://schemas.microsoft.com/office/word/2010/wordprocessingDrawing" xmlns:wp="http://schemas.openxmlformats.org/drawingml/2006/wordprocessingDrawing" xmlns:w10="urn:schemas-microsoft-com:office:word" xmlns:w="http://schemas.openxmlformats.org/wordprocessingml/2006/main" xmlns:w14="http://schemas.microsoft.com/office/word/2010/wordml" xmlns:w15="http://schemas.microsoft.com/office/word/2012/wordml" xmlns:w16cex="http://schemas.microsoft.com/office/word/2018/wordml/cex" xmlns:w16cid="http://schemas.microsoft.com/office/word/2016/wordml/cid" xmlns:w16="http://schemas.microsoft.com/office/word/2018/wordml" xmlns:w16sdtdh="http://schemas.microsoft.com/office/word/2020/wordml/sdtdatahash" xmlns:w16se="http://schemas.microsoft.com/office/word/2015/wordml/symex" xmlns:wpg="http://schemas.microsoft.com/office/word/2010/wordprocessingGroup" xmlns:wpi="http://schemas.microsoft.com/office/word/2010/wordprocessingInk" xmlns:wne="http://schemas.microsoft.com/office/word/2006/wordml" xmlns:wps="http://schemas.microsoft.com/office/word/2010/wordprocessingShape" mc:Ignorable="w14 w15 w16se w16cid w16 w16cex w16sdtdh wp14">
   <w:abstractNum w:abstractNumId="0" w15:restartNumberingAfterBreak="0">
     <w:nsid w:val="01AF491F"/>
     <w:multiLevelType w:val="hybridMultilevel"/>
@@ -16733,7 +18419,7 @@
   <w:abstractNum w:abstractNumId="27" w15:restartNumberingAfterBreak="0">
     <w:nsid w:val="7D9E78CB"/>
     <w:multiLevelType w:val="hybridMultilevel"/>
-    <w:tmpl w:val="AB1E29A4"/>
+    <w:tmpl w:val="4E4C2252"/>
     <w:lvl w:ilvl="0" w:tplc="C540E42A">
       <w:start w:val="1"/>
       <w:numFmt w:val="decimal"/>
@@ -16750,7 +18436,7 @@
         <w:szCs w:val="22"/>
       </w:rPr>
     </w:lvl>
-    <w:lvl w:ilvl="1" w:tplc="04090019">
+    <w:lvl w:ilvl="1" w:tplc="0E40F1B8">
       <w:start w:val="1"/>
       <w:numFmt w:val="lowerLetter"/>
       <w:lvlText w:val="%2."/>
@@ -16758,6 +18444,9 @@
       <w:pPr>
         <w:ind w:left="1440" w:hanging="360"/>
       </w:pPr>
+      <w:rPr>
+        <w:color w:val="auto"/>
+      </w:rPr>
     </w:lvl>
     <w:lvl w:ilvl="2" w:tplc="0409001B">
       <w:start w:val="1"/>
@@ -17443,7 +19132,7 @@
 </file>
 
 <file path=word/styles.xml><?xml version="1.0" encoding="utf-8"?>
-<w:styles xmlns:mc="http://schemas.openxmlformats.org/markup-compatibility/2006" xmlns:r="http://schemas.openxmlformats.org/officeDocument/2006/relationships" xmlns:w="http://schemas.openxmlformats.org/wordprocessingml/2006/main" xmlns:w14="http://schemas.microsoft.com/office/word/2010/wordml" xmlns:w15="http://schemas.microsoft.com/office/word/2012/wordml" xmlns:w16cex="http://schemas.microsoft.com/office/word/2018/wordml/cex" xmlns:w16cid="http://schemas.microsoft.com/office/word/2016/wordml/cid" xmlns:w16="http://schemas.microsoft.com/office/word/2018/wordml" xmlns:w16se="http://schemas.microsoft.com/office/word/2015/wordml/symex" mc:Ignorable="w14 w15 w16se w16cid w16 w16cex">
+<w:styles xmlns:mc="http://schemas.openxmlformats.org/markup-compatibility/2006" xmlns:r="http://schemas.openxmlformats.org/officeDocument/2006/relationships" xmlns:w="http://schemas.openxmlformats.org/wordprocessingml/2006/main" xmlns:w14="http://schemas.microsoft.com/office/word/2010/wordml" xmlns:w15="http://schemas.microsoft.com/office/word/2012/wordml" xmlns:w16cex="http://schemas.microsoft.com/office/word/2018/wordml/cex" xmlns:w16cid="http://schemas.microsoft.com/office/word/2016/wordml/cid" xmlns:w16="http://schemas.microsoft.com/office/word/2018/wordml" xmlns:w16sdtdh="http://schemas.microsoft.com/office/word/2020/wordml/sdtdatahash" xmlns:w16se="http://schemas.microsoft.com/office/word/2015/wordml/symex" mc:Ignorable="w14 w15 w16se w16cid w16 w16cex w16sdtdh">
   <w:docDefaults>
     <w:rPrDefault>
       <w:rPr>
@@ -18055,6 +19744,7 @@
   <w:style w:type="character" w:default="1" w:styleId="DefaultParagraphFont">
     <w:name w:val="Default Paragraph Font"/>
     <w:uiPriority w:val="1"/>
+    <w:semiHidden/>
     <w:unhideWhenUsed/>
   </w:style>
   <w:style w:type="table" w:default="1" w:styleId="TableNormal">
@@ -19465,6 +21155,18 @@
       <w:vertAlign w:val="superscript"/>
     </w:rPr>
   </w:style>
+  <w:style w:type="character" w:styleId="UnresolvedMention">
+    <w:name w:val="Unresolved Mention"/>
+    <w:basedOn w:val="DefaultParagraphFont"/>
+    <w:uiPriority w:val="99"/>
+    <w:semiHidden/>
+    <w:unhideWhenUsed/>
+    <w:rsid w:val="006C388F"/>
+    <w:rPr>
+      <w:color w:val="605E5C"/>
+      <w:shd w:val="clear" w:color="auto" w:fill="E1DFDD"/>
+    </w:rPr>
+  </w:style>
 </w:styles>
 </file>
 

--- a/ClassifiedInstallationStuff/_Instructions/_IES Suite Upgrade Instructions.docx
+++ b/ClassifiedInstallationStuff/_Instructions/_IES Suite Upgrade Instructions.docx
@@ -2,26 +2,26 @@
 <file path=word/document.xml><?xml version="1.0" encoding="utf-8"?>
 <w:document xmlns:wpc="http://schemas.microsoft.com/office/word/2010/wordprocessingCanvas" xmlns:cx="http://schemas.microsoft.com/office/drawing/2014/chartex" xmlns:cx1="http://schemas.microsoft.com/office/drawing/2015/9/8/chartex" xmlns:cx2="http://schemas.microsoft.com/office/drawing/2015/10/21/chartex" xmlns:cx3="http://schemas.microsoft.com/office/drawing/2016/5/9/chartex" xmlns:cx4="http://schemas.microsoft.com/office/drawing/2016/5/10/chartex" xmlns:cx5="http://schemas.microsoft.com/office/drawing/2016/5/11/chartex" xmlns:cx6="http://schemas.microsoft.com/office/drawing/2016/5/12/chartex" xmlns:cx7="http://schemas.microsoft.com/office/drawing/2016/5/13/chartex" xmlns:cx8="http://schemas.microsoft.com/office/drawing/2016/5/14/chartex" xmlns:mc="http://schemas.openxmlformats.org/markup-compatibility/2006" xmlns:aink="http://schemas.microsoft.com/office/drawing/2016/ink" xmlns:am3d="http://schemas.microsoft.com/office/drawing/2017/model3d" xmlns:o="urn:schemas-microsoft-com:office:office" xmlns:r="http://schemas.openxmlformats.org/officeDocument/2006/relationships" xmlns:m="http://schemas.openxmlformats.org/officeDocument/2006/math" xmlns:v="urn:schemas-microsoft-com:vml" xmlns:wp14="http://schemas.microsoft.com/office/word/2010/wordprocessingDrawing" xmlns:wp="http://schemas.openxmlformats.org/drawingml/2006/wordprocessingDrawing" xmlns:w10="urn:schemas-microsoft-com:office:word" xmlns:w="http://schemas.openxmlformats.org/wordprocessingml/2006/main" xmlns:w14="http://schemas.microsoft.com/office/word/2010/wordml" xmlns:w15="http://schemas.microsoft.com/office/word/2012/wordml" xmlns:w16cex="http://schemas.microsoft.com/office/word/2018/wordml/cex" xmlns:w16cid="http://schemas.microsoft.com/office/word/2016/wordml/cid" xmlns:w16="http://schemas.microsoft.com/office/word/2018/wordml" xmlns:w16sdtdh="http://schemas.microsoft.com/office/word/2020/wordml/sdtdatahash" xmlns:w16se="http://schemas.microsoft.com/office/word/2015/wordml/symex" xmlns:wpg="http://schemas.microsoft.com/office/word/2010/wordprocessingGroup" xmlns:wpi="http://schemas.microsoft.com/office/word/2010/wordprocessingInk" xmlns:wne="http://schemas.microsoft.com/office/word/2006/wordml" xmlns:wps="http://schemas.microsoft.com/office/word/2010/wordprocessingShape" mc:Ignorable="w14 w15 w16se w16cid w16 w16cex w16sdtdh wp14">
   <w:body>
-    <w:bookmarkStart w:id="0" w:name="_Toc34724951" w:displacedByCustomXml="next"/>
-    <w:bookmarkStart w:id="1" w:name="_Toc443997342" w:displacedByCustomXml="next"/>
-    <w:bookmarkStart w:id="2" w:name="_Toc443996285" w:displacedByCustomXml="next"/>
-    <w:bookmarkStart w:id="3" w:name="_Toc443996238" w:displacedByCustomXml="next"/>
-    <w:bookmarkStart w:id="4" w:name="_Toc426545466" w:displacedByCustomXml="next"/>
-    <w:bookmarkStart w:id="5" w:name="_Toc426545102" w:displacedByCustomXml="next"/>
-    <w:bookmarkStart w:id="6" w:name="_Toc426544400" w:displacedByCustomXml="next"/>
-    <w:bookmarkStart w:id="7" w:name="_Toc410652409" w:displacedByCustomXml="next"/>
-    <w:bookmarkStart w:id="8" w:name="_Toc410286731" w:displacedByCustomXml="next"/>
-    <w:bookmarkStart w:id="9" w:name="_Toc410226779" w:displacedByCustomXml="next"/>
-    <w:bookmarkStart w:id="10" w:name="_Toc409096411" w:displacedByCustomXml="next"/>
-    <w:bookmarkStart w:id="11" w:name="_Toc402261032" w:displacedByCustomXml="next"/>
-    <w:bookmarkStart w:id="12" w:name="_Toc435089160" w:displacedByCustomXml="next"/>
-    <w:bookmarkStart w:id="13" w:name="_Toc443999244" w:displacedByCustomXml="next"/>
-    <w:bookmarkStart w:id="14" w:name="_Toc443999444" w:displacedByCustomXml="next"/>
-    <w:bookmarkStart w:id="15" w:name="_Toc534277455" w:displacedByCustomXml="next"/>
-    <w:bookmarkStart w:id="16" w:name="_Toc4599931" w:displacedByCustomXml="next"/>
-    <w:bookmarkStart w:id="17" w:name="_Toc69202903" w:displacedByCustomXml="next"/>
-    <w:bookmarkStart w:id="18" w:name="_Toc69203962" w:displacedByCustomXml="next"/>
-    <w:bookmarkStart w:id="19" w:name="_Toc69207018" w:displacedByCustomXml="next"/>
+    <w:bookmarkStart w:id="0" w:name="_Toc69207018" w:displacedByCustomXml="next"/>
+    <w:bookmarkStart w:id="1" w:name="_Toc69203962" w:displacedByCustomXml="next"/>
+    <w:bookmarkStart w:id="2" w:name="_Toc69202903" w:displacedByCustomXml="next"/>
+    <w:bookmarkStart w:id="3" w:name="_Toc4599931" w:displacedByCustomXml="next"/>
+    <w:bookmarkStart w:id="4" w:name="_Toc534277455" w:displacedByCustomXml="next"/>
+    <w:bookmarkStart w:id="5" w:name="_Toc443999444" w:displacedByCustomXml="next"/>
+    <w:bookmarkStart w:id="6" w:name="_Toc443999244" w:displacedByCustomXml="next"/>
+    <w:bookmarkStart w:id="7" w:name="_Toc435089160" w:displacedByCustomXml="next"/>
+    <w:bookmarkStart w:id="8" w:name="_Toc402261032" w:displacedByCustomXml="next"/>
+    <w:bookmarkStart w:id="9" w:name="_Toc409096411" w:displacedByCustomXml="next"/>
+    <w:bookmarkStart w:id="10" w:name="_Toc410226779" w:displacedByCustomXml="next"/>
+    <w:bookmarkStart w:id="11" w:name="_Toc410286731" w:displacedByCustomXml="next"/>
+    <w:bookmarkStart w:id="12" w:name="_Toc410652409" w:displacedByCustomXml="next"/>
+    <w:bookmarkStart w:id="13" w:name="_Toc426544400" w:displacedByCustomXml="next"/>
+    <w:bookmarkStart w:id="14" w:name="_Toc426545102" w:displacedByCustomXml="next"/>
+    <w:bookmarkStart w:id="15" w:name="_Toc426545466" w:displacedByCustomXml="next"/>
+    <w:bookmarkStart w:id="16" w:name="_Toc443996238" w:displacedByCustomXml="next"/>
+    <w:bookmarkStart w:id="17" w:name="_Toc443996285" w:displacedByCustomXml="next"/>
+    <w:bookmarkStart w:id="18" w:name="_Toc443997342" w:displacedByCustomXml="next"/>
+    <w:bookmarkStart w:id="19" w:name="_Toc34724951" w:displacedByCustomXml="next"/>
     <w:sdt>
       <w:sdtPr>
         <w:rPr>
@@ -49,8 +49,8 @@
         </w:rPr>
       </w:sdtEndPr>
       <w:sdtContent>
-        <w:bookmarkStart w:id="20" w:name="_Toc266280202" w:displacedByCustomXml="prev"/>
-        <w:bookmarkStart w:id="21" w:name="_Toc320016168" w:displacedByCustomXml="prev"/>
+        <w:bookmarkStart w:id="20" w:name="_Toc320016168" w:displacedByCustomXml="prev"/>
+        <w:bookmarkStart w:id="21" w:name="_Toc266280202" w:displacedByCustomXml="prev"/>
         <w:p>
           <w:pPr>
             <w:pStyle w:val="Heading1"/>
@@ -712,21 +712,7 @@
                 <w:rStyle w:val="Hyperlink"/>
                 <w:color w:val="auto"/>
               </w:rPr>
-              <w:t>Avoidin</w:t>
-            </w:r>
-            <w:r>
-              <w:rPr>
-                <w:rStyle w:val="Hyperlink"/>
-                <w:color w:val="auto"/>
-              </w:rPr>
-              <w:t>g</w:t>
-            </w:r>
-            <w:r>
-              <w:rPr>
-                <w:rStyle w:val="Hyperlink"/>
-                <w:color w:val="auto"/>
-              </w:rPr>
-              <w:t xml:space="preserve"> a common mistake</w:t>
+              <w:t>Avoiding a common mistake</w:t>
             </w:r>
             <w:r>
               <w:rPr>
@@ -1703,7 +1689,21 @@
         <w:rPr>
           <w:rFonts w:cstheme="minorHAnsi"/>
         </w:rPr>
-        <w:t>only. RMS does not have any custom applications at this time.</w:t>
+        <w:t xml:space="preserve">only. RMS does not have any custom applications </w:t>
+      </w:r>
+      <w:proofErr w:type="gramStart"/>
+      <w:r>
+        <w:rPr>
+          <w:rFonts w:cstheme="minorHAnsi"/>
+        </w:rPr>
+        <w:t>at this time</w:t>
+      </w:r>
+      <w:proofErr w:type="gramEnd"/>
+      <w:r>
+        <w:rPr>
+          <w:rFonts w:cstheme="minorHAnsi"/>
+        </w:rPr>
+        <w:t>.</w:t>
       </w:r>
     </w:p>
     <w:p>
@@ -2018,11 +2018,9 @@
         </w:rPr>
         <w:t xml:space="preserve">oth) </w:t>
       </w:r>
-      <w:proofErr w:type="spellStart"/>
       <w:r>
         <w:t>GenBOE</w:t>
       </w:r>
-      <w:proofErr w:type="spellEnd"/>
     </w:p>
     <w:p>
       <w:pPr>
@@ -2095,13 +2093,8 @@
         </w:rPr>
         <w:t xml:space="preserve">(Both) </w:t>
       </w:r>
-      <w:proofErr w:type="spellStart"/>
-      <w:r>
-        <w:t>GenBOE</w:t>
-      </w:r>
-      <w:proofErr w:type="spellEnd"/>
-      <w:r>
-        <w:t xml:space="preserve"> Data Backup </w:t>
+      <w:r>
+        <w:t xml:space="preserve">GenBOE Data Backup </w:t>
       </w:r>
       <w:r>
         <w:t>utility,</w:t>
@@ -2252,11 +2245,9 @@
         </w:rPr>
         <w:t xml:space="preserve">oth) </w:t>
       </w:r>
-      <w:proofErr w:type="spellStart"/>
       <w:r>
         <w:t>GenBOE</w:t>
       </w:r>
-      <w:proofErr w:type="spellEnd"/>
     </w:p>
     <w:p>
       <w:pPr>
@@ -2368,15 +2359,7 @@
     </w:p>
     <w:p>
       <w:r>
-        <w:t>Please carry these steps out for each of the web applications (</w:t>
-      </w:r>
-      <w:proofErr w:type="spellStart"/>
-      <w:r>
-        <w:t>GenBOE</w:t>
-      </w:r>
-      <w:proofErr w:type="spellEnd"/>
-      <w:r>
-        <w:t xml:space="preserve">, PTM, IES, RDM, RDSB). </w:t>
+        <w:t xml:space="preserve">Please carry these steps out for each of the web applications (GenBOE, PTM, IES, RDM, RDSB). </w:t>
       </w:r>
     </w:p>
     <w:p>
@@ -2556,13 +2539,21 @@
         <w:t>Overwrite item if it exists</w:t>
       </w:r>
       <w:r>
-        <w:t xml:space="preserve">” checkbox is </w:t>
+        <w:t xml:space="preserve">” checkbox </w:t>
+      </w:r>
+      <w:proofErr w:type="gramStart"/>
+      <w:r>
+        <w:t xml:space="preserve">is </w:t>
       </w:r>
       <w:r>
         <w:t xml:space="preserve"> </w:t>
       </w:r>
       <w:r>
-        <w:t>checked.</w:t>
+        <w:t>checked</w:t>
+      </w:r>
+      <w:proofErr w:type="gramEnd"/>
+      <w:r>
+        <w:t>.</w:t>
       </w:r>
     </w:p>
     <w:p>
@@ -2659,13 +2650,8 @@
         </w:rPr>
         <w:t xml:space="preserve">oth) </w:t>
       </w:r>
-      <w:proofErr w:type="spellStart"/>
-      <w:r>
-        <w:t>GenBOE</w:t>
-      </w:r>
-      <w:proofErr w:type="spellEnd"/>
-      <w:r>
-        <w:t xml:space="preserve"> Auto Backup application</w:t>
+      <w:r>
+        <w:t>GenBOE Auto Backup application</w:t>
       </w:r>
     </w:p>
     <w:p>
@@ -2796,13 +2782,8 @@
           <w:numId w:val="30"/>
         </w:numPr>
       </w:pPr>
-      <w:proofErr w:type="spellStart"/>
-      <w:r>
-        <w:t>GenBOE</w:t>
-      </w:r>
-      <w:proofErr w:type="spellEnd"/>
-      <w:r>
-        <w:t xml:space="preserve"> Auto Backup: </w:t>
+      <w:r>
+        <w:t xml:space="preserve">GenBOE Auto Backup: </w:t>
       </w:r>
       <w:proofErr w:type="spellStart"/>
       <w:r>
@@ -3018,13 +2999,8 @@
         </w:rPr>
         <w:t xml:space="preserve">(Both) </w:t>
       </w:r>
-      <w:proofErr w:type="spellStart"/>
-      <w:r>
-        <w:t>GenBOE</w:t>
-      </w:r>
-      <w:proofErr w:type="spellEnd"/>
-      <w:r>
-        <w:t xml:space="preserve"> Auto Backup – once per day Mon – Friday, in the middle of the night, not during DB backup times.</w:t>
+      <w:r>
+        <w:t>GenBOE Auto Backup – once per day Mon – Friday, in the middle of the night, not during DB backup times.</w:t>
       </w:r>
     </w:p>
     <w:p>
@@ -3358,21 +3334,7 @@
         <w:rPr>
           <w:rFonts w:ascii="Calibri" w:eastAsia="Times New Roman" w:hAnsi="Calibri" w:cs="Calibri"/>
         </w:rPr>
-        <w:t xml:space="preserve">– </w:t>
-      </w:r>
-      <w:proofErr w:type="spellStart"/>
-      <w:r>
-        <w:rPr>
-          <w:rFonts w:ascii="Calibri" w:eastAsia="Times New Roman" w:hAnsi="Calibri" w:cs="Calibri"/>
-        </w:rPr>
-        <w:t>genBOE</w:t>
-      </w:r>
-      <w:proofErr w:type="spellEnd"/>
-      <w:r>
-        <w:rPr>
-          <w:rFonts w:ascii="Calibri" w:eastAsia="Times New Roman" w:hAnsi="Calibri" w:cs="Calibri"/>
-        </w:rPr>
-        <w:t xml:space="preserve"> database connection string</w:t>
+        <w:t>– genBOE database connection string</w:t>
       </w:r>
     </w:p>
     <w:p>
@@ -4104,21 +4066,7 @@
         <w:rPr>
           <w:rFonts w:ascii="Calibri" w:eastAsia="Times New Roman" w:hAnsi="Calibri" w:cs="Calibri"/>
         </w:rPr>
-        <w:t xml:space="preserve">– AD groups containing users that have access to do </w:t>
-      </w:r>
-      <w:proofErr w:type="spellStart"/>
-      <w:r>
-        <w:rPr>
-          <w:rFonts w:ascii="Calibri" w:eastAsia="Times New Roman" w:hAnsi="Calibri" w:cs="Calibri"/>
-        </w:rPr>
-        <w:t>ProPricer</w:t>
-      </w:r>
-      <w:proofErr w:type="spellEnd"/>
-      <w:r>
-        <w:rPr>
-          <w:rFonts w:ascii="Calibri" w:eastAsia="Times New Roman" w:hAnsi="Calibri" w:cs="Calibri"/>
-        </w:rPr>
-        <w:t xml:space="preserve"> exports</w:t>
+        <w:t>– AD groups containing users that have access to do ProPricer exports</w:t>
       </w:r>
     </w:p>
     <w:p>
@@ -4342,7 +4290,25 @@
           <w:sz w:val="19"/>
           <w:szCs w:val="19"/>
         </w:rPr>
-        <w:t>http(s):\\</w:t>
+        <w:t>http(s</w:t>
+      </w:r>
+      <w:proofErr w:type="gramStart"/>
+      <w:r>
+        <w:rPr>
+          <w:rFonts w:ascii="Consolas" w:hAnsi="Consolas"/>
+          <w:sz w:val="19"/>
+          <w:szCs w:val="19"/>
+        </w:rPr>
+        <w:t>):\</w:t>
+      </w:r>
+      <w:proofErr w:type="gramEnd"/>
+      <w:r>
+        <w:rPr>
+          <w:rFonts w:ascii="Consolas" w:hAnsi="Consolas"/>
+          <w:sz w:val="19"/>
+          <w:szCs w:val="19"/>
+        </w:rPr>
+        <w:t>\</w:t>
       </w:r>
       <w:r>
         <w:t xml:space="preserve"> and end with </w:t>
@@ -4362,15 +4328,7 @@
         <w:t>“</w:t>
       </w:r>
       <w:r>
-        <w:t>https://space.p.external.lmco.com/sites/fbo/CCDME/Estimating/SiteLinks/genBOE (includes User Training List)/</w:t>
-      </w:r>
-      <w:proofErr w:type="spellStart"/>
-      <w:r>
-        <w:t>genBOE</w:t>
-      </w:r>
-      <w:proofErr w:type="spellEnd"/>
-      <w:r>
-        <w:t xml:space="preserve"> MOQ Types Help Text/</w:t>
+        <w:t>https://space.p.external.lmco.com/sites/fbo/CCDME/Estimating/SiteLinks/genBOE (includes User Training List)/genBOE MOQ Types Help Text/</w:t>
       </w:r>
       <w:r>
         <w:t>”</w:t>
@@ -4427,134 +4385,39 @@
     <w:p>
       <w:pPr>
         <w:pStyle w:val="ListParagraph"/>
-        <w:spacing w:after="0"/>
-        <w:ind w:left="1440"/>
-      </w:pPr>
-    </w:p>
-    <w:p>
-      <w:pPr>
-        <w:rPr>
-          <w:rFonts w:ascii="Consolas" w:eastAsiaTheme="minorHAnsi" w:hAnsi="Consolas" w:cs="Consolas"/>
-          <w:color w:val="008000"/>
-          <w:sz w:val="19"/>
-          <w:szCs w:val="19"/>
-        </w:rPr>
-      </w:pPr>
-      <w:r>
-        <w:rPr>
-          <w:rFonts w:ascii="Consolas" w:eastAsiaTheme="minorHAnsi" w:hAnsi="Consolas" w:cs="Consolas"/>
-          <w:color w:val="008000"/>
-          <w:sz w:val="19"/>
-          <w:szCs w:val="19"/>
-        </w:rPr>
-        <w:br w:type="page"/>
-      </w:r>
-    </w:p>
-    <w:p>
-      <w:pPr>
-        <w:pStyle w:val="ListParagraph"/>
-        <w:spacing w:after="0"/>
-        <w:ind w:left="1440"/>
-      </w:pPr>
-      <w:r>
-        <w:rPr>
-          <w:rFonts w:ascii="Consolas" w:eastAsiaTheme="minorHAnsi" w:hAnsi="Consolas" w:cs="Consolas"/>
-          <w:color w:val="008000"/>
-          <w:sz w:val="19"/>
-          <w:szCs w:val="19"/>
-        </w:rPr>
-        <w:lastRenderedPageBreak/>
-        <w:t>SSC Settings</w:t>
-      </w:r>
-    </w:p>
-    <w:p>
-      <w:pPr>
-        <w:pStyle w:val="ListParagraph"/>
         <w:numPr>
           <w:ilvl w:val="1"/>
           <w:numId w:val="4"/>
         </w:numPr>
         <w:spacing w:after="0"/>
-      </w:pPr>
-      <w:proofErr w:type="spellStart"/>
-      <w:r>
-        <w:rPr>
-          <w:rFonts w:ascii="Consolas" w:eastAsiaTheme="minorHAnsi" w:hAnsi="Consolas" w:cs="Consolas"/>
-          <w:color w:val="0000FF"/>
-          <w:sz w:val="19"/>
-          <w:szCs w:val="19"/>
-        </w:rPr>
-        <w:t>ShowEquivalentPersonsOption</w:t>
-      </w:r>
-      <w:proofErr w:type="spellEnd"/>
-    </w:p>
-    <w:p>
-      <w:pPr>
-        <w:pStyle w:val="ListParagraph"/>
-        <w:numPr>
-          <w:ilvl w:val="2"/>
-          <w:numId w:val="30"/>
-        </w:numPr>
-        <w:spacing w:after="0"/>
-      </w:pPr>
-      <w:r>
-        <w:rPr>
-          <w:rFonts w:ascii="Calibri" w:eastAsia="Times New Roman" w:hAnsi="Calibri" w:cs="Calibri"/>
-          <w:color w:val="E36C0A" w:themeColor="accent6" w:themeShade="BF"/>
-        </w:rPr>
-        <w:t>Space</w:t>
-      </w:r>
-      <w:r>
-        <w:t>:</w:t>
-      </w:r>
-      <w:r>
-        <w:t xml:space="preserve"> set as appropriate</w:t>
-      </w:r>
-      <w:r>
-        <w:t xml:space="preserve">, </w:t>
-      </w:r>
-      <w:r>
-        <w:t xml:space="preserve"> </w:t>
-      </w:r>
-      <w:r>
         <w:rPr>
           <w:rFonts w:ascii="Consolas" w:hAnsi="Consolas" w:cs="Consolas"/>
           <w:color w:val="1F497D" w:themeColor="text2"/>
           <w:sz w:val="20"/>
         </w:rPr>
-        <w:t>true</w:t>
-      </w:r>
-      <w:r>
-        <w:t xml:space="preserve"> </w:t>
-      </w:r>
-      <w:r>
-        <w:t>will cause EPs to be used, instead of hours</w:t>
-      </w:r>
-    </w:p>
-    <w:p>
-      <w:pPr>
-        <w:pStyle w:val="ListParagraph"/>
-        <w:numPr>
-          <w:ilvl w:val="2"/>
-          <w:numId w:val="30"/>
-        </w:numPr>
-        <w:spacing w:after="0"/>
-      </w:pPr>
-      <w:r>
-        <w:rPr>
-          <w:rFonts w:ascii="Calibri" w:eastAsia="Times New Roman" w:hAnsi="Calibri" w:cs="Calibri"/>
-          <w:color w:val="E36C0A" w:themeColor="accent6" w:themeShade="BF"/>
-        </w:rPr>
-        <w:t>RMS</w:t>
-      </w:r>
-      <w:r>
-        <w:t xml:space="preserve">: </w:t>
-      </w:r>
-      <w:r>
-        <w:t>keep at</w:t>
-      </w:r>
-      <w:r>
-        <w:t xml:space="preserve"> </w:t>
+      </w:pPr>
+      <w:proofErr w:type="spellStart"/>
+      <w:r>
+        <w:rPr>
+          <w:rFonts w:ascii="Consolas" w:eastAsiaTheme="minorHAnsi" w:hAnsi="Consolas" w:cs="Consolas"/>
+          <w:color w:val="0000FF"/>
+          <w:sz w:val="19"/>
+          <w:szCs w:val="19"/>
+        </w:rPr>
+        <w:t>EnableSAP</w:t>
+      </w:r>
+      <w:proofErr w:type="spellEnd"/>
+      <w:r>
+        <w:rPr>
+          <w:rFonts w:ascii="Consolas" w:eastAsiaTheme="minorHAnsi" w:hAnsi="Consolas" w:cs="Consolas"/>
+          <w:color w:val="0000FF"/>
+          <w:sz w:val="19"/>
+          <w:szCs w:val="19"/>
+        </w:rPr>
+        <w:t xml:space="preserve"> –</w:t>
+      </w:r>
+      <w:r>
+        <w:t xml:space="preserve"> set to </w:t>
       </w:r>
       <w:r>
         <w:rPr>
@@ -4568,6 +4431,50 @@
     <w:p>
       <w:pPr>
         <w:pStyle w:val="ListParagraph"/>
+        <w:spacing w:after="0"/>
+        <w:ind w:left="1440"/>
+      </w:pPr>
+    </w:p>
+    <w:p>
+      <w:pPr>
+        <w:rPr>
+          <w:rFonts w:ascii="Consolas" w:eastAsiaTheme="minorHAnsi" w:hAnsi="Consolas" w:cs="Consolas"/>
+          <w:color w:val="008000"/>
+          <w:sz w:val="19"/>
+          <w:szCs w:val="19"/>
+        </w:rPr>
+      </w:pPr>
+      <w:r>
+        <w:rPr>
+          <w:rFonts w:ascii="Consolas" w:eastAsiaTheme="minorHAnsi" w:hAnsi="Consolas" w:cs="Consolas"/>
+          <w:color w:val="008000"/>
+          <w:sz w:val="19"/>
+          <w:szCs w:val="19"/>
+        </w:rPr>
+        <w:lastRenderedPageBreak/>
+        <w:br w:type="page"/>
+      </w:r>
+    </w:p>
+    <w:p>
+      <w:pPr>
+        <w:pStyle w:val="ListParagraph"/>
+        <w:spacing w:after="0"/>
+        <w:ind w:left="1440"/>
+      </w:pPr>
+      <w:r>
+        <w:rPr>
+          <w:rFonts w:ascii="Consolas" w:eastAsiaTheme="minorHAnsi" w:hAnsi="Consolas" w:cs="Consolas"/>
+          <w:color w:val="008000"/>
+          <w:sz w:val="19"/>
+          <w:szCs w:val="19"/>
+        </w:rPr>
+        <w:lastRenderedPageBreak/>
+        <w:t>SSC Settings</w:t>
+      </w:r>
+    </w:p>
+    <w:p>
+      <w:pPr>
+        <w:pStyle w:val="ListParagraph"/>
         <w:numPr>
           <w:ilvl w:val="1"/>
           <w:numId w:val="4"/>
@@ -4582,7 +4489,7 @@
           <w:sz w:val="19"/>
           <w:szCs w:val="19"/>
         </w:rPr>
-        <w:t>IsBOEFormVisible</w:t>
+        <w:t>ShowEquivalentPersonsOption</w:t>
       </w:r>
       <w:proofErr w:type="spellEnd"/>
     </w:p>
@@ -4603,10 +4510,20 @@
         <w:t>Space</w:t>
       </w:r>
       <w:r>
-        <w:t xml:space="preserve">: </w:t>
-      </w:r>
-      <w:r>
-        <w:t xml:space="preserve">set to </w:t>
+        <w:t>:</w:t>
+      </w:r>
+      <w:r>
+        <w:t xml:space="preserve"> set as </w:t>
+      </w:r>
+      <w:proofErr w:type="gramStart"/>
+      <w:r>
+        <w:t>appropriate</w:t>
+      </w:r>
+      <w:r>
+        <w:t xml:space="preserve">, </w:t>
+      </w:r>
+      <w:r>
+        <w:t xml:space="preserve"> </w:t>
       </w:r>
       <w:r>
         <w:rPr>
@@ -4616,14 +4533,12 @@
         </w:rPr>
         <w:t>true</w:t>
       </w:r>
-      <w:r>
-        <w:rPr>
-          <w:sz w:val="20"/>
-        </w:rPr>
-        <w:t xml:space="preserve">, </w:t>
-      </w:r>
-      <w:r>
-        <w:t>will cause IBOE and PBOE forms to be enabled</w:t>
+      <w:proofErr w:type="gramEnd"/>
+      <w:r>
+        <w:t xml:space="preserve"> </w:t>
+      </w:r>
+      <w:r>
+        <w:t>will cause EPs to be used, instead of hours</w:t>
       </w:r>
     </w:p>
     <w:p>
@@ -4668,20 +4583,16 @@
           <w:numId w:val="4"/>
         </w:numPr>
         <w:spacing w:after="0"/>
-        <w:textAlignment w:val="center"/>
-        <w:rPr>
-          <w:rFonts w:ascii="Calibri" w:eastAsia="Times New Roman" w:hAnsi="Calibri" w:cs="Calibri"/>
-        </w:rPr>
-      </w:pPr>
-      <w:proofErr w:type="spellStart"/>
-      <w:r>
-        <w:rPr>
-          <w:rFonts w:ascii="Consolas" w:eastAsiaTheme="minorHAnsi" w:hAnsi="Consolas" w:cs="Consolas"/>
-          <w:color w:val="0000FF"/>
-          <w:sz w:val="19"/>
-          <w:szCs w:val="19"/>
-        </w:rPr>
-        <w:t>IsPortionMarkingEnabled</w:t>
+      </w:pPr>
+      <w:proofErr w:type="spellStart"/>
+      <w:r>
+        <w:rPr>
+          <w:rFonts w:ascii="Consolas" w:eastAsiaTheme="minorHAnsi" w:hAnsi="Consolas" w:cs="Consolas"/>
+          <w:color w:val="0000FF"/>
+          <w:sz w:val="19"/>
+          <w:szCs w:val="19"/>
+        </w:rPr>
+        <w:t>IsBOEFormVisible</w:t>
       </w:r>
       <w:proofErr w:type="spellEnd"/>
     </w:p>
@@ -4693,10 +4604,6 @@
           <w:numId w:val="30"/>
         </w:numPr>
         <w:spacing w:after="0"/>
-        <w:textAlignment w:val="center"/>
-        <w:rPr>
-          <w:rFonts w:ascii="Calibri" w:eastAsia="Times New Roman" w:hAnsi="Calibri" w:cs="Calibri"/>
-        </w:rPr>
       </w:pPr>
       <w:r>
         <w:rPr>
@@ -4721,13 +4628,12 @@
       </w:r>
       <w:r>
         <w:rPr>
-          <w:color w:val="1F497D" w:themeColor="text2"/>
           <w:sz w:val="20"/>
         </w:rPr>
-        <w:t xml:space="preserve"> </w:t>
-      </w:r>
-      <w:r>
-        <w:t>– will cause IBOE and PBOE to add (U) markings</w:t>
+        <w:t xml:space="preserve">, </w:t>
+      </w:r>
+      <w:r>
+        <w:t>will cause IBOE and PBOE forms to be enabled</w:t>
       </w:r>
     </w:p>
     <w:p>
@@ -4785,109 +4691,7 @@
           <w:sz w:val="19"/>
           <w:szCs w:val="19"/>
         </w:rPr>
-        <w:t>IESHomeUrl</w:t>
-      </w:r>
-      <w:proofErr w:type="spellEnd"/>
-    </w:p>
-    <w:p>
-      <w:pPr>
-        <w:pStyle w:val="ListParagraph"/>
-        <w:numPr>
-          <w:ilvl w:val="2"/>
-          <w:numId w:val="30"/>
-        </w:numPr>
-        <w:spacing w:after="0"/>
-        <w:textAlignment w:val="center"/>
-        <w:rPr>
-          <w:rFonts w:ascii="Calibri" w:eastAsia="Times New Roman" w:hAnsi="Calibri" w:cs="Calibri"/>
-        </w:rPr>
-      </w:pPr>
-      <w:r>
-        <w:rPr>
-          <w:rFonts w:ascii="Calibri" w:eastAsia="Times New Roman" w:hAnsi="Calibri" w:cs="Calibri"/>
-          <w:color w:val="E36C0A" w:themeColor="accent6" w:themeShade="BF"/>
-        </w:rPr>
-        <w:t>Space</w:t>
-      </w:r>
-      <w:r>
-        <w:t xml:space="preserve">: </w:t>
-      </w:r>
-      <w:r>
-        <w:t>IES URL, base URL followed by “</w:t>
-      </w:r>
-      <w:r>
-        <w:rPr>
-          <w:rFonts w:ascii="Consolas" w:eastAsiaTheme="minorHAnsi" w:hAnsi="Consolas" w:cs="Consolas"/>
-          <w:color w:val="1F497D" w:themeColor="text2"/>
-          <w:sz w:val="19"/>
-          <w:szCs w:val="19"/>
-        </w:rPr>
-        <w:t>/Home/</w:t>
-      </w:r>
-      <w:r>
-        <w:t>”</w:t>
-      </w:r>
-    </w:p>
-    <w:p>
-      <w:pPr>
-        <w:pStyle w:val="ListParagraph"/>
-        <w:numPr>
-          <w:ilvl w:val="2"/>
-          <w:numId w:val="30"/>
-        </w:numPr>
-        <w:spacing w:after="0"/>
-      </w:pPr>
-      <w:r>
-        <w:rPr>
-          <w:rFonts w:ascii="Calibri" w:eastAsia="Times New Roman" w:hAnsi="Calibri" w:cs="Calibri"/>
-          <w:color w:val="E36C0A" w:themeColor="accent6" w:themeShade="BF"/>
-        </w:rPr>
-        <w:t>RMS</w:t>
-      </w:r>
-      <w:r>
-        <w:t xml:space="preserve">: </w:t>
-      </w:r>
-      <w:r>
-        <w:t xml:space="preserve">set to </w:t>
-      </w:r>
-      <w:r>
-        <w:rPr>
-          <w:rFonts w:ascii="Calibri" w:eastAsia="Times New Roman" w:hAnsi="Calibri" w:cs="Calibri"/>
-          <w:i/>
-        </w:rPr>
-        <w:t>blank</w:t>
-      </w:r>
-      <w:r>
-        <w:rPr>
-          <w:rFonts w:ascii="Calibri" w:eastAsia="Times New Roman" w:hAnsi="Calibri" w:cs="Calibri"/>
-          <w:i/>
-          <w:vertAlign w:val="superscript"/>
-        </w:rPr>
-        <w:t>2</w:t>
-      </w:r>
-    </w:p>
-    <w:p>
-      <w:pPr>
-        <w:pStyle w:val="ListParagraph"/>
-        <w:numPr>
-          <w:ilvl w:val="1"/>
-          <w:numId w:val="4"/>
-        </w:numPr>
-        <w:spacing w:after="0"/>
-        <w:textAlignment w:val="center"/>
-        <w:rPr>
-          <w:rFonts w:ascii="Calibri" w:eastAsia="Times New Roman" w:hAnsi="Calibri" w:cs="Calibri"/>
-        </w:rPr>
-      </w:pPr>
-      <w:proofErr w:type="spellStart"/>
-      <w:r>
-        <w:rPr>
-          <w:rFonts w:ascii="Consolas" w:eastAsiaTheme="minorHAnsi" w:hAnsi="Consolas" w:cs="Consolas"/>
-          <w:color w:val="0000FF"/>
-          <w:sz w:val="19"/>
-          <w:szCs w:val="19"/>
-        </w:rPr>
-        <w:t>IsPTMIntegrated</w:t>
+        <w:t>IsPortionMarkingEnabled</w:t>
       </w:r>
       <w:proofErr w:type="spellEnd"/>
     </w:p>
@@ -4925,6 +4729,16 @@
         </w:rPr>
         <w:t>true</w:t>
       </w:r>
+      <w:r>
+        <w:rPr>
+          <w:color w:val="1F497D" w:themeColor="text2"/>
+          <w:sz w:val="20"/>
+        </w:rPr>
+        <w:t xml:space="preserve"> </w:t>
+      </w:r>
+      <w:r>
+        <w:t>– will cause IBOE and PBOE to add (U) markings</w:t>
+      </w:r>
     </w:p>
     <w:p>
       <w:pPr>
@@ -4963,37 +4777,6 @@
     <w:p>
       <w:pPr>
         <w:pStyle w:val="ListParagraph"/>
-        <w:spacing w:after="0"/>
-        <w:ind w:left="1440"/>
-        <w:textAlignment w:val="center"/>
-        <w:rPr>
-          <w:rFonts w:ascii="Calibri" w:eastAsia="Times New Roman" w:hAnsi="Calibri" w:cs="Calibri"/>
-        </w:rPr>
-      </w:pPr>
-    </w:p>
-    <w:p>
-      <w:pPr>
-        <w:pStyle w:val="ListParagraph"/>
-        <w:spacing w:after="0"/>
-        <w:ind w:left="1440"/>
-        <w:textAlignment w:val="center"/>
-        <w:rPr>
-          <w:rFonts w:ascii="Calibri" w:eastAsia="Times New Roman" w:hAnsi="Calibri" w:cs="Calibri"/>
-        </w:rPr>
-      </w:pPr>
-      <w:r>
-        <w:rPr>
-          <w:rFonts w:ascii="Consolas" w:eastAsiaTheme="minorHAnsi" w:hAnsi="Consolas" w:cs="Consolas"/>
-          <w:color w:val="008000"/>
-          <w:sz w:val="19"/>
-          <w:szCs w:val="19"/>
-        </w:rPr>
-        <w:t>Hours offset</w:t>
-      </w:r>
-    </w:p>
-    <w:p>
-      <w:pPr>
-        <w:pStyle w:val="ListParagraph"/>
         <w:numPr>
           <w:ilvl w:val="1"/>
           <w:numId w:val="4"/>
@@ -5012,14 +4795,85 @@
           <w:sz w:val="19"/>
           <w:szCs w:val="19"/>
         </w:rPr>
-        <w:t>DatabaseESTOffset</w:t>
-      </w:r>
-      <w:proofErr w:type="spellEnd"/>
-      <w:r>
-        <w:rPr>
-          <w:rFonts w:ascii="Calibri" w:eastAsia="Times New Roman" w:hAnsi="Calibri" w:cs="Calibri"/>
-        </w:rPr>
-        <w:t xml:space="preserve"> – adjust based on whether your DB is in a different time zone than your web server. 0 means it’s in the same zone.</w:t>
+        <w:t>IESHomeUrl</w:t>
+      </w:r>
+      <w:proofErr w:type="spellEnd"/>
+    </w:p>
+    <w:p>
+      <w:pPr>
+        <w:pStyle w:val="ListParagraph"/>
+        <w:numPr>
+          <w:ilvl w:val="2"/>
+          <w:numId w:val="30"/>
+        </w:numPr>
+        <w:spacing w:after="0"/>
+        <w:textAlignment w:val="center"/>
+        <w:rPr>
+          <w:rFonts w:ascii="Calibri" w:eastAsia="Times New Roman" w:hAnsi="Calibri" w:cs="Calibri"/>
+        </w:rPr>
+      </w:pPr>
+      <w:r>
+        <w:rPr>
+          <w:rFonts w:ascii="Calibri" w:eastAsia="Times New Roman" w:hAnsi="Calibri" w:cs="Calibri"/>
+          <w:color w:val="E36C0A" w:themeColor="accent6" w:themeShade="BF"/>
+        </w:rPr>
+        <w:t>Space</w:t>
+      </w:r>
+      <w:r>
+        <w:t xml:space="preserve">: </w:t>
+      </w:r>
+      <w:r>
+        <w:t>IES URL, base URL followed by “</w:t>
+      </w:r>
+      <w:r>
+        <w:rPr>
+          <w:rFonts w:ascii="Consolas" w:eastAsiaTheme="minorHAnsi" w:hAnsi="Consolas" w:cs="Consolas"/>
+          <w:color w:val="1F497D" w:themeColor="text2"/>
+          <w:sz w:val="19"/>
+          <w:szCs w:val="19"/>
+        </w:rPr>
+        <w:t>/Home/</w:t>
+      </w:r>
+      <w:r>
+        <w:t>”</w:t>
+      </w:r>
+    </w:p>
+    <w:p>
+      <w:pPr>
+        <w:pStyle w:val="ListParagraph"/>
+        <w:numPr>
+          <w:ilvl w:val="2"/>
+          <w:numId w:val="30"/>
+        </w:numPr>
+        <w:spacing w:after="0"/>
+      </w:pPr>
+      <w:r>
+        <w:rPr>
+          <w:rFonts w:ascii="Calibri" w:eastAsia="Times New Roman" w:hAnsi="Calibri" w:cs="Calibri"/>
+          <w:color w:val="E36C0A" w:themeColor="accent6" w:themeShade="BF"/>
+        </w:rPr>
+        <w:t>RMS</w:t>
+      </w:r>
+      <w:r>
+        <w:t xml:space="preserve">: </w:t>
+      </w:r>
+      <w:r>
+        <w:t xml:space="preserve">set to </w:t>
+      </w:r>
+      <w:r>
+        <w:rPr>
+          <w:rFonts w:ascii="Calibri" w:eastAsia="Times New Roman" w:hAnsi="Calibri" w:cs="Calibri"/>
+          <w:i/>
+        </w:rPr>
+        <w:t>blank</w:t>
+      </w:r>
+      <w:r>
+        <w:rPr>
+          <w:rFonts w:ascii="Calibri" w:eastAsia="Times New Roman" w:hAnsi="Calibri" w:cs="Calibri"/>
+          <w:i/>
+          <w:vertAlign w:val="superscript"/>
+        </w:rPr>
+        <w:t>2</w:t>
       </w:r>
     </w:p>
     <w:p>
@@ -5043,7 +4897,7 @@
           <w:sz w:val="19"/>
           <w:szCs w:val="19"/>
         </w:rPr>
-        <w:t>CanCreateWorkspaceWithoutPtmTrackingNumber</w:t>
+        <w:t>IsPTMIntegrated</w:t>
       </w:r>
       <w:proofErr w:type="spellEnd"/>
     </w:p>
@@ -5068,933 +4922,9 @@
         <w:t>Space</w:t>
       </w:r>
       <w:r>
-        <w:rPr>
-          <w:rFonts w:ascii="Calibri" w:eastAsia="Times New Roman" w:hAnsi="Calibri" w:cs="Calibri"/>
-        </w:rPr>
         <w:t xml:space="preserve">: </w:t>
       </w:r>
       <w:r>
-        <w:rPr>
-          <w:rFonts w:ascii="Calibri" w:eastAsia="Times New Roman" w:hAnsi="Calibri" w:cs="Calibri"/>
-        </w:rPr>
-        <w:t xml:space="preserve">We have this </w:t>
-      </w:r>
-      <w:r>
-        <w:rPr>
-          <w:rFonts w:ascii="Calibri" w:eastAsia="Times New Roman" w:hAnsi="Calibri" w:cs="Calibri"/>
-          <w:i/>
-          <w:iCs/>
-        </w:rPr>
-        <w:t>blank</w:t>
-      </w:r>
-      <w:r>
-        <w:rPr>
-          <w:rFonts w:ascii="Calibri" w:eastAsia="Times New Roman" w:hAnsi="Calibri" w:cs="Calibri"/>
-        </w:rPr>
-        <w:t>, but please verify this with Frank – there may be a group of users that needs to be added here.</w:t>
-      </w:r>
-    </w:p>
-    <w:p>
-      <w:pPr>
-        <w:pStyle w:val="ListParagraph"/>
-        <w:numPr>
-          <w:ilvl w:val="2"/>
-          <w:numId w:val="30"/>
-        </w:numPr>
-        <w:spacing w:after="0"/>
-      </w:pPr>
-      <w:r>
-        <w:rPr>
-          <w:rFonts w:ascii="Calibri" w:eastAsia="Times New Roman" w:hAnsi="Calibri" w:cs="Calibri"/>
-          <w:color w:val="E36C0A" w:themeColor="accent6" w:themeShade="BF"/>
-        </w:rPr>
-        <w:t>RMS</w:t>
-      </w:r>
-      <w:r>
-        <w:t xml:space="preserve">: </w:t>
-      </w:r>
-      <w:r>
-        <w:t>keep at</w:t>
-      </w:r>
-      <w:r>
-        <w:rPr>
-          <w:rFonts w:ascii="Calibri" w:eastAsia="Times New Roman" w:hAnsi="Calibri" w:cs="Calibri"/>
-          <w:i/>
-          <w:iCs/>
-        </w:rPr>
-        <w:t xml:space="preserve"> </w:t>
-      </w:r>
-      <w:r>
-        <w:rPr>
-          <w:rFonts w:ascii="Calibri" w:eastAsia="Times New Roman" w:hAnsi="Calibri" w:cs="Calibri"/>
-          <w:i/>
-          <w:iCs/>
-        </w:rPr>
-        <w:t>blank</w:t>
-      </w:r>
-    </w:p>
-    <w:p>
-      <w:pPr>
-        <w:pStyle w:val="ListParagraph"/>
-        <w:spacing w:after="0"/>
-        <w:ind w:left="1440"/>
-        <w:textAlignment w:val="center"/>
-        <w:rPr>
-          <w:rFonts w:ascii="Calibri" w:eastAsia="Times New Roman" w:hAnsi="Calibri" w:cs="Calibri"/>
-        </w:rPr>
-      </w:pPr>
-    </w:p>
-    <w:p>
-      <w:pPr>
-        <w:pStyle w:val="ListParagraph"/>
-        <w:spacing w:after="0"/>
-        <w:ind w:left="1440"/>
-        <w:textAlignment w:val="center"/>
-        <w:rPr>
-          <w:rFonts w:ascii="Calibri" w:eastAsia="Times New Roman" w:hAnsi="Calibri" w:cs="Calibri"/>
-        </w:rPr>
-      </w:pPr>
-      <w:proofErr w:type="spellStart"/>
-      <w:r>
-        <w:rPr>
-          <w:rFonts w:ascii="Consolas" w:eastAsiaTheme="minorHAnsi" w:hAnsi="Consolas" w:cs="Consolas"/>
-          <w:color w:val="008000"/>
-          <w:sz w:val="19"/>
-          <w:szCs w:val="19"/>
-        </w:rPr>
-        <w:t>Piwik</w:t>
-      </w:r>
-      <w:proofErr w:type="spellEnd"/>
-      <w:r>
-        <w:rPr>
-          <w:rFonts w:ascii="Consolas" w:eastAsiaTheme="minorHAnsi" w:hAnsi="Consolas" w:cs="Consolas"/>
-          <w:color w:val="008000"/>
-          <w:sz w:val="19"/>
-          <w:szCs w:val="19"/>
-        </w:rPr>
-        <w:t xml:space="preserve"> Settings</w:t>
-      </w:r>
-    </w:p>
-    <w:p>
-      <w:pPr>
-        <w:pStyle w:val="ListParagraph"/>
-        <w:numPr>
-          <w:ilvl w:val="1"/>
-          <w:numId w:val="4"/>
-        </w:numPr>
-        <w:spacing w:after="0"/>
-        <w:textAlignment w:val="center"/>
-        <w:rPr>
-          <w:rFonts w:ascii="Calibri" w:eastAsia="Times New Roman" w:hAnsi="Calibri" w:cs="Calibri"/>
-        </w:rPr>
-      </w:pPr>
-      <w:proofErr w:type="spellStart"/>
-      <w:r>
-        <w:rPr>
-          <w:rFonts w:ascii="Consolas" w:eastAsiaTheme="minorHAnsi" w:hAnsi="Consolas" w:cs="Consolas"/>
-          <w:color w:val="0000FF"/>
-          <w:sz w:val="19"/>
-          <w:szCs w:val="19"/>
-        </w:rPr>
-        <w:t>DisablePiwik</w:t>
-      </w:r>
-      <w:proofErr w:type="spellEnd"/>
-      <w:r>
-        <w:rPr>
-          <w:rStyle w:val="FootnoteReference"/>
-          <w:rFonts w:eastAsiaTheme="minorHAnsi" w:cs="Consolas"/>
-        </w:rPr>
-        <w:footnoteReference w:id="3"/>
-      </w:r>
-      <w:r>
-        <w:t xml:space="preserve"> – set this to </w:t>
-      </w:r>
-      <w:r>
-        <w:rPr>
-          <w:rFonts w:ascii="Consolas" w:hAnsi="Consolas" w:cs="Consolas"/>
-          <w:sz w:val="20"/>
-        </w:rPr>
-        <w:t>true</w:t>
-      </w:r>
-      <w:r>
-        <w:rPr>
-          <w:sz w:val="20"/>
-        </w:rPr>
-        <w:t xml:space="preserve"> </w:t>
-      </w:r>
-      <w:r>
-        <w:t xml:space="preserve">(to not track the website usage via </w:t>
-      </w:r>
-      <w:proofErr w:type="spellStart"/>
-      <w:r>
-        <w:t>piwik</w:t>
-      </w:r>
-      <w:proofErr w:type="spellEnd"/>
-      <w:r>
-        <w:t>)</w:t>
-      </w:r>
-      <w:r>
-        <w:t xml:space="preserve">. </w:t>
-      </w:r>
-      <w:r>
-        <w:rPr>
-          <w:rFonts w:ascii="Calibri" w:eastAsia="Times New Roman" w:hAnsi="Calibri" w:cs="Calibri"/>
-        </w:rPr>
-        <w:t>I</w:t>
-      </w:r>
-      <w:r>
-        <w:rPr>
-          <w:rFonts w:ascii="Calibri" w:eastAsia="Times New Roman" w:hAnsi="Calibri" w:cs="Calibri"/>
-        </w:rPr>
-        <w:t xml:space="preserve">gnore the other </w:t>
-      </w:r>
-      <w:proofErr w:type="spellStart"/>
-      <w:r>
-        <w:rPr>
-          <w:rFonts w:ascii="Calibri" w:eastAsia="Times New Roman" w:hAnsi="Calibri" w:cs="Calibri"/>
-        </w:rPr>
-        <w:t>piwik</w:t>
-      </w:r>
-      <w:proofErr w:type="spellEnd"/>
-      <w:r>
-        <w:rPr>
-          <w:rFonts w:ascii="Calibri" w:eastAsia="Times New Roman" w:hAnsi="Calibri" w:cs="Calibri"/>
-        </w:rPr>
-        <w:t xml:space="preserve"> settings once you disable it</w:t>
-      </w:r>
-    </w:p>
-    <w:p>
-      <w:pPr>
-        <w:pStyle w:val="ListParagraph"/>
-        <w:spacing w:after="0"/>
-        <w:ind w:left="1440"/>
-      </w:pPr>
-    </w:p>
-    <w:p>
-      <w:pPr>
-        <w:pStyle w:val="ListParagraph"/>
-        <w:spacing w:after="0"/>
-        <w:ind w:left="1440"/>
-      </w:pPr>
-      <w:r>
-        <w:rPr>
-          <w:rFonts w:ascii="Consolas" w:eastAsiaTheme="minorHAnsi" w:hAnsi="Consolas" w:cs="Consolas"/>
-          <w:color w:val="008000"/>
-          <w:sz w:val="19"/>
-          <w:szCs w:val="19"/>
-        </w:rPr>
-        <w:t>MST Measure / Metrics</w:t>
-      </w:r>
-    </w:p>
-    <w:p>
-      <w:pPr>
-        <w:pStyle w:val="ListParagraph"/>
-        <w:numPr>
-          <w:ilvl w:val="1"/>
-          <w:numId w:val="4"/>
-        </w:numPr>
-        <w:spacing w:after="0"/>
-      </w:pPr>
-      <w:proofErr w:type="spellStart"/>
-      <w:r>
-        <w:rPr>
-          <w:rFonts w:ascii="Consolas" w:eastAsiaTheme="minorHAnsi" w:hAnsi="Consolas" w:cs="Consolas"/>
-          <w:color w:val="0000FF"/>
-          <w:sz w:val="19"/>
-          <w:szCs w:val="19"/>
-        </w:rPr>
-        <w:t>MstMetricsUrl</w:t>
-      </w:r>
-      <w:proofErr w:type="spellEnd"/>
-    </w:p>
-    <w:p>
-      <w:pPr>
-        <w:pStyle w:val="ListParagraph"/>
-        <w:numPr>
-          <w:ilvl w:val="2"/>
-          <w:numId w:val="30"/>
-        </w:numPr>
-        <w:spacing w:after="0"/>
-      </w:pPr>
-      <w:r>
-        <w:rPr>
-          <w:rFonts w:ascii="Calibri" w:eastAsia="Times New Roman" w:hAnsi="Calibri" w:cs="Calibri"/>
-          <w:color w:val="E36C0A" w:themeColor="accent6" w:themeShade="BF"/>
-        </w:rPr>
-        <w:t>Space</w:t>
-      </w:r>
-      <w:r>
-        <w:rPr>
-          <w:rFonts w:ascii="Calibri" w:eastAsia="Times New Roman" w:hAnsi="Calibri" w:cs="Calibri"/>
-        </w:rPr>
-        <w:t xml:space="preserve">: </w:t>
-      </w:r>
-      <w:r>
-        <w:t xml:space="preserve">set to </w:t>
-      </w:r>
-      <w:r>
-        <w:rPr>
-          <w:rFonts w:ascii="Calibri" w:eastAsia="Times New Roman" w:hAnsi="Calibri" w:cs="Calibri"/>
-          <w:i/>
-        </w:rPr>
-        <w:t>blank</w:t>
-      </w:r>
-      <w:r>
-        <w:rPr>
-          <w:rFonts w:ascii="Calibri" w:eastAsia="Times New Roman" w:hAnsi="Calibri" w:cs="Calibri"/>
-          <w:i/>
-          <w:vertAlign w:val="superscript"/>
-        </w:rPr>
-        <w:t>2</w:t>
-      </w:r>
-    </w:p>
-    <w:p>
-      <w:pPr>
-        <w:pStyle w:val="ListParagraph"/>
-        <w:numPr>
-          <w:ilvl w:val="2"/>
-          <w:numId w:val="30"/>
-        </w:numPr>
-        <w:spacing w:after="0"/>
-      </w:pPr>
-      <w:r>
-        <w:rPr>
-          <w:rFonts w:ascii="Calibri" w:eastAsia="Times New Roman" w:hAnsi="Calibri" w:cs="Calibri"/>
-          <w:color w:val="E36C0A" w:themeColor="accent6" w:themeShade="BF"/>
-        </w:rPr>
-        <w:t>RMS</w:t>
-      </w:r>
-      <w:r>
-        <w:rPr>
-          <w:rFonts w:ascii="Calibri" w:eastAsia="Times New Roman" w:hAnsi="Calibri" w:cs="Calibri"/>
-        </w:rPr>
-        <w:t xml:space="preserve">: </w:t>
-      </w:r>
-      <w:r>
-        <w:rPr>
-          <w:rFonts w:ascii="Calibri" w:eastAsia="Times New Roman" w:hAnsi="Calibri" w:cs="Calibri"/>
-        </w:rPr>
-        <w:t>If used, the URL to the application</w:t>
-      </w:r>
-    </w:p>
-    <w:p>
-      <w:pPr>
-        <w:pStyle w:val="ListParagraph"/>
-        <w:numPr>
-          <w:ilvl w:val="1"/>
-          <w:numId w:val="4"/>
-        </w:numPr>
-        <w:spacing w:after="0"/>
-      </w:pPr>
-      <w:proofErr w:type="spellStart"/>
-      <w:r>
-        <w:rPr>
-          <w:rFonts w:ascii="Consolas" w:eastAsiaTheme="minorHAnsi" w:hAnsi="Consolas" w:cs="Consolas"/>
-          <w:color w:val="0000FF"/>
-          <w:sz w:val="19"/>
-          <w:szCs w:val="19"/>
-        </w:rPr>
-        <w:t>MSTSearchCriteriaHelp</w:t>
-      </w:r>
-      <w:proofErr w:type="spellEnd"/>
-    </w:p>
-    <w:p>
-      <w:pPr>
-        <w:pStyle w:val="ListParagraph"/>
-        <w:numPr>
-          <w:ilvl w:val="2"/>
-          <w:numId w:val="30"/>
-        </w:numPr>
-        <w:spacing w:after="0"/>
-      </w:pPr>
-      <w:r>
-        <w:rPr>
-          <w:rFonts w:ascii="Calibri" w:eastAsia="Times New Roman" w:hAnsi="Calibri" w:cs="Calibri"/>
-          <w:color w:val="E36C0A" w:themeColor="accent6" w:themeShade="BF"/>
-        </w:rPr>
-        <w:t>Space</w:t>
-      </w:r>
-      <w:r>
-        <w:rPr>
-          <w:rFonts w:ascii="Calibri" w:eastAsia="Times New Roman" w:hAnsi="Calibri" w:cs="Calibri"/>
-        </w:rPr>
-        <w:t xml:space="preserve">: </w:t>
-      </w:r>
-      <w:r>
-        <w:t xml:space="preserve">set to </w:t>
-      </w:r>
-      <w:r>
-        <w:rPr>
-          <w:rFonts w:ascii="Calibri" w:eastAsia="Times New Roman" w:hAnsi="Calibri" w:cs="Calibri"/>
-          <w:i/>
-        </w:rPr>
-        <w:t>blank</w:t>
-      </w:r>
-      <w:r>
-        <w:rPr>
-          <w:rFonts w:ascii="Calibri" w:eastAsia="Times New Roman" w:hAnsi="Calibri" w:cs="Calibri"/>
-          <w:i/>
-          <w:vertAlign w:val="superscript"/>
-        </w:rPr>
-        <w:t>2</w:t>
-      </w:r>
-    </w:p>
-    <w:p>
-      <w:pPr>
-        <w:pStyle w:val="ListParagraph"/>
-        <w:numPr>
-          <w:ilvl w:val="2"/>
-          <w:numId w:val="30"/>
-        </w:numPr>
-        <w:spacing w:after="0"/>
-      </w:pPr>
-      <w:r>
-        <w:rPr>
-          <w:rFonts w:ascii="Calibri" w:eastAsia="Times New Roman" w:hAnsi="Calibri" w:cs="Calibri"/>
-          <w:color w:val="E36C0A" w:themeColor="accent6" w:themeShade="BF"/>
-        </w:rPr>
-        <w:t>RMS</w:t>
-      </w:r>
-      <w:r>
-        <w:rPr>
-          <w:rFonts w:ascii="Calibri" w:eastAsia="Times New Roman" w:hAnsi="Calibri" w:cs="Calibri"/>
-        </w:rPr>
-        <w:t xml:space="preserve">: If used, the URL to </w:t>
-      </w:r>
-      <w:r>
-        <w:rPr>
-          <w:rFonts w:ascii="Calibri" w:eastAsia="Times New Roman" w:hAnsi="Calibri" w:cs="Calibri"/>
-        </w:rPr>
-        <w:t>the Search Criteria Help</w:t>
-      </w:r>
-    </w:p>
-    <w:p>
-      <w:pPr>
-        <w:pStyle w:val="ListParagraph"/>
-        <w:numPr>
-          <w:ilvl w:val="1"/>
-          <w:numId w:val="4"/>
-        </w:numPr>
-        <w:spacing w:after="0"/>
-      </w:pPr>
-      <w:proofErr w:type="spellStart"/>
-      <w:r>
-        <w:rPr>
-          <w:rFonts w:ascii="Consolas" w:eastAsiaTheme="minorHAnsi" w:hAnsi="Consolas" w:cs="Consolas"/>
-          <w:color w:val="0000FF"/>
-          <w:sz w:val="19"/>
-          <w:szCs w:val="19"/>
-        </w:rPr>
-        <w:t>MSTSearchResultsHelpLink</w:t>
-      </w:r>
-      <w:proofErr w:type="spellEnd"/>
-    </w:p>
-    <w:p>
-      <w:pPr>
-        <w:pStyle w:val="ListParagraph"/>
-        <w:numPr>
-          <w:ilvl w:val="2"/>
-          <w:numId w:val="30"/>
-        </w:numPr>
-        <w:spacing w:after="0"/>
-      </w:pPr>
-      <w:r>
-        <w:rPr>
-          <w:rFonts w:ascii="Calibri" w:eastAsia="Times New Roman" w:hAnsi="Calibri" w:cs="Calibri"/>
-          <w:color w:val="E36C0A" w:themeColor="accent6" w:themeShade="BF"/>
-        </w:rPr>
-        <w:t>Space</w:t>
-      </w:r>
-      <w:r>
-        <w:rPr>
-          <w:rFonts w:ascii="Calibri" w:eastAsia="Times New Roman" w:hAnsi="Calibri" w:cs="Calibri"/>
-        </w:rPr>
-        <w:t xml:space="preserve">: </w:t>
-      </w:r>
-      <w:r>
-        <w:t xml:space="preserve">set to </w:t>
-      </w:r>
-      <w:r>
-        <w:rPr>
-          <w:rFonts w:ascii="Calibri" w:eastAsia="Times New Roman" w:hAnsi="Calibri" w:cs="Calibri"/>
-          <w:i/>
-        </w:rPr>
-        <w:t>blank</w:t>
-      </w:r>
-      <w:r>
-        <w:rPr>
-          <w:rFonts w:ascii="Calibri" w:eastAsia="Times New Roman" w:hAnsi="Calibri" w:cs="Calibri"/>
-          <w:i/>
-          <w:vertAlign w:val="superscript"/>
-        </w:rPr>
-        <w:t>2</w:t>
-      </w:r>
-    </w:p>
-    <w:p>
-      <w:pPr>
-        <w:pStyle w:val="ListParagraph"/>
-        <w:numPr>
-          <w:ilvl w:val="2"/>
-          <w:numId w:val="30"/>
-        </w:numPr>
-        <w:spacing w:after="0"/>
-      </w:pPr>
-      <w:r>
-        <w:rPr>
-          <w:rFonts w:ascii="Calibri" w:eastAsia="Times New Roman" w:hAnsi="Calibri" w:cs="Calibri"/>
-          <w:color w:val="E36C0A" w:themeColor="accent6" w:themeShade="BF"/>
-        </w:rPr>
-        <w:t>RMS</w:t>
-      </w:r>
-      <w:r>
-        <w:rPr>
-          <w:rFonts w:ascii="Calibri" w:eastAsia="Times New Roman" w:hAnsi="Calibri" w:cs="Calibri"/>
-        </w:rPr>
-        <w:t xml:space="preserve">: If used, the URL to </w:t>
-      </w:r>
-      <w:r>
-        <w:rPr>
-          <w:rFonts w:ascii="Calibri" w:eastAsia="Times New Roman" w:hAnsi="Calibri" w:cs="Calibri"/>
-        </w:rPr>
-        <w:t>the Results Help</w:t>
-      </w:r>
-    </w:p>
-    <w:p>
-      <w:pPr>
-        <w:pStyle w:val="ListParagraph"/>
-        <w:numPr>
-          <w:ilvl w:val="1"/>
-          <w:numId w:val="4"/>
-        </w:numPr>
-        <w:spacing w:after="0"/>
-      </w:pPr>
-      <w:proofErr w:type="spellStart"/>
-      <w:r>
-        <w:rPr>
-          <w:rFonts w:ascii="Consolas" w:eastAsiaTheme="minorHAnsi" w:hAnsi="Consolas" w:cs="Consolas"/>
-          <w:color w:val="0000FF"/>
-          <w:sz w:val="19"/>
-          <w:szCs w:val="19"/>
-        </w:rPr>
-        <w:t>MSTSearchResultsDetailHelpLink</w:t>
-      </w:r>
-      <w:proofErr w:type="spellEnd"/>
-      <w:r>
-        <w:rPr>
-          <w:rFonts w:ascii="Calibri" w:eastAsia="Times New Roman" w:hAnsi="Calibri" w:cs="Calibri"/>
-        </w:rPr>
-        <w:t xml:space="preserve"> </w:t>
-      </w:r>
-    </w:p>
-    <w:p>
-      <w:pPr>
-        <w:pStyle w:val="ListParagraph"/>
-        <w:numPr>
-          <w:ilvl w:val="2"/>
-          <w:numId w:val="30"/>
-        </w:numPr>
-        <w:spacing w:after="0"/>
-      </w:pPr>
-      <w:r>
-        <w:rPr>
-          <w:rFonts w:ascii="Calibri" w:eastAsia="Times New Roman" w:hAnsi="Calibri" w:cs="Calibri"/>
-          <w:color w:val="E36C0A" w:themeColor="accent6" w:themeShade="BF"/>
-        </w:rPr>
-        <w:t>Space</w:t>
-      </w:r>
-      <w:r>
-        <w:rPr>
-          <w:rFonts w:ascii="Calibri" w:eastAsia="Times New Roman" w:hAnsi="Calibri" w:cs="Calibri"/>
-        </w:rPr>
-        <w:t xml:space="preserve">: </w:t>
-      </w:r>
-      <w:r>
-        <w:t xml:space="preserve">set to </w:t>
-      </w:r>
-      <w:r>
-        <w:rPr>
-          <w:rFonts w:ascii="Calibri" w:eastAsia="Times New Roman" w:hAnsi="Calibri" w:cs="Calibri"/>
-          <w:i/>
-        </w:rPr>
-        <w:t>blank</w:t>
-      </w:r>
-      <w:r>
-        <w:rPr>
-          <w:rFonts w:ascii="Calibri" w:eastAsia="Times New Roman" w:hAnsi="Calibri" w:cs="Calibri"/>
-          <w:i/>
-          <w:vertAlign w:val="superscript"/>
-        </w:rPr>
-        <w:t>2</w:t>
-      </w:r>
-    </w:p>
-    <w:p>
-      <w:pPr>
-        <w:pStyle w:val="ListParagraph"/>
-        <w:numPr>
-          <w:ilvl w:val="2"/>
-          <w:numId w:val="30"/>
-        </w:numPr>
-        <w:spacing w:after="0"/>
-      </w:pPr>
-      <w:r>
-        <w:rPr>
-          <w:rFonts w:ascii="Calibri" w:eastAsia="Times New Roman" w:hAnsi="Calibri" w:cs="Calibri"/>
-          <w:color w:val="E36C0A" w:themeColor="accent6" w:themeShade="BF"/>
-        </w:rPr>
-        <w:lastRenderedPageBreak/>
-        <w:t>RMS</w:t>
-      </w:r>
-      <w:r>
-        <w:rPr>
-          <w:rFonts w:ascii="Calibri" w:eastAsia="Times New Roman" w:hAnsi="Calibri" w:cs="Calibri"/>
-        </w:rPr>
-        <w:t xml:space="preserve">: If used, the URL to </w:t>
-      </w:r>
-      <w:r>
-        <w:rPr>
-          <w:rFonts w:ascii="Calibri" w:eastAsia="Times New Roman" w:hAnsi="Calibri" w:cs="Calibri"/>
-        </w:rPr>
-        <w:t>the Result Details Help</w:t>
-      </w:r>
-    </w:p>
-    <w:p>
-      <w:pPr>
-        <w:rPr>
-          <w:rFonts w:ascii="Consolas" w:eastAsiaTheme="minorHAnsi" w:hAnsi="Consolas" w:cs="Consolas"/>
-          <w:color w:val="008000"/>
-          <w:sz w:val="19"/>
-          <w:szCs w:val="19"/>
-        </w:rPr>
-      </w:pPr>
-    </w:p>
-    <w:p>
-      <w:pPr>
-        <w:pStyle w:val="ListParagraph"/>
-        <w:spacing w:after="0"/>
-        <w:ind w:left="1440"/>
-        <w:textAlignment w:val="center"/>
-        <w:rPr>
-          <w:rFonts w:ascii="Calibri" w:eastAsia="Times New Roman" w:hAnsi="Calibri" w:cs="Calibri"/>
-        </w:rPr>
-      </w:pPr>
-      <w:r>
-        <w:rPr>
-          <w:rFonts w:ascii="Consolas" w:eastAsiaTheme="minorHAnsi" w:hAnsi="Consolas" w:cs="Consolas"/>
-          <w:color w:val="008000"/>
-          <w:sz w:val="19"/>
-          <w:szCs w:val="19"/>
-        </w:rPr>
-        <w:t>Additional RMS Settings</w:t>
-      </w:r>
-    </w:p>
-    <w:p>
-      <w:pPr>
-        <w:pStyle w:val="ListParagraph"/>
-        <w:numPr>
-          <w:ilvl w:val="1"/>
-          <w:numId w:val="4"/>
-        </w:numPr>
-        <w:spacing w:after="0"/>
-      </w:pPr>
-      <w:proofErr w:type="spellStart"/>
-      <w:r>
-        <w:rPr>
-          <w:rFonts w:ascii="Consolas" w:eastAsiaTheme="minorHAnsi" w:hAnsi="Consolas" w:cs="Consolas"/>
-          <w:color w:val="0000FF"/>
-          <w:sz w:val="19"/>
-          <w:szCs w:val="19"/>
-        </w:rPr>
-        <w:t>RmsHelpBaseLink</w:t>
-      </w:r>
-      <w:proofErr w:type="spellEnd"/>
-    </w:p>
-    <w:p>
-      <w:pPr>
-        <w:pStyle w:val="ListParagraph"/>
-        <w:numPr>
-          <w:ilvl w:val="2"/>
-          <w:numId w:val="30"/>
-        </w:numPr>
-        <w:spacing w:after="0"/>
-      </w:pPr>
-      <w:r>
-        <w:rPr>
-          <w:rFonts w:ascii="Calibri" w:eastAsia="Times New Roman" w:hAnsi="Calibri" w:cs="Calibri"/>
-          <w:color w:val="E36C0A" w:themeColor="accent6" w:themeShade="BF"/>
-        </w:rPr>
-        <w:t>Space</w:t>
-      </w:r>
-      <w:r>
-        <w:rPr>
-          <w:rFonts w:ascii="Calibri" w:eastAsia="Times New Roman" w:hAnsi="Calibri" w:cs="Calibri"/>
-        </w:rPr>
-        <w:t xml:space="preserve">: </w:t>
-      </w:r>
-      <w:r>
-        <w:t xml:space="preserve">set to </w:t>
-      </w:r>
-      <w:r>
-        <w:rPr>
-          <w:rFonts w:ascii="Calibri" w:eastAsia="Times New Roman" w:hAnsi="Calibri" w:cs="Calibri"/>
-          <w:i/>
-        </w:rPr>
-        <w:t>blank</w:t>
-      </w:r>
-      <w:r>
-        <w:rPr>
-          <w:rFonts w:ascii="Calibri" w:eastAsia="Times New Roman" w:hAnsi="Calibri" w:cs="Calibri"/>
-          <w:i/>
-          <w:vertAlign w:val="superscript"/>
-        </w:rPr>
-        <w:t>2</w:t>
-      </w:r>
-    </w:p>
-    <w:p>
-      <w:pPr>
-        <w:pStyle w:val="ListParagraph"/>
-        <w:numPr>
-          <w:ilvl w:val="2"/>
-          <w:numId w:val="30"/>
-        </w:numPr>
-        <w:spacing w:after="0"/>
-      </w:pPr>
-      <w:r>
-        <w:rPr>
-          <w:rFonts w:ascii="Calibri" w:eastAsia="Times New Roman" w:hAnsi="Calibri" w:cs="Calibri"/>
-          <w:color w:val="E36C0A" w:themeColor="accent6" w:themeShade="BF"/>
-        </w:rPr>
-        <w:t>RMS</w:t>
-      </w:r>
-      <w:r>
-        <w:rPr>
-          <w:rFonts w:ascii="Calibri" w:eastAsia="Times New Roman" w:hAnsi="Calibri" w:cs="Calibri"/>
-        </w:rPr>
-        <w:t xml:space="preserve">: A base URL where RMS help files will be located. It should start with </w:t>
-      </w:r>
-      <w:r>
-        <w:rPr>
-          <w:rFonts w:ascii="Consolas" w:eastAsia="Times New Roman" w:hAnsi="Consolas" w:cs="Calibri"/>
-          <w:color w:val="1F497D" w:themeColor="text2"/>
-          <w:sz w:val="19"/>
-          <w:szCs w:val="19"/>
-        </w:rPr>
-        <w:t>http(s)://</w:t>
-      </w:r>
-      <w:r>
-        <w:rPr>
-          <w:rFonts w:ascii="Calibri" w:eastAsia="Times New Roman" w:hAnsi="Calibri" w:cs="Calibri"/>
-          <w:color w:val="1F497D" w:themeColor="text2"/>
-        </w:rPr>
-        <w:t xml:space="preserve"> </w:t>
-      </w:r>
-      <w:r>
-        <w:rPr>
-          <w:rFonts w:ascii="Calibri" w:eastAsia="Times New Roman" w:hAnsi="Calibri" w:cs="Calibri"/>
-        </w:rPr>
-        <w:t xml:space="preserve">and end with a </w:t>
-      </w:r>
-      <w:r>
-        <w:rPr>
-          <w:rFonts w:ascii="Consolas" w:eastAsia="Times New Roman" w:hAnsi="Consolas" w:cs="Calibri"/>
-          <w:color w:val="1F497D" w:themeColor="text2"/>
-          <w:sz w:val="19"/>
-          <w:szCs w:val="19"/>
-        </w:rPr>
-        <w:t>/</w:t>
-      </w:r>
-    </w:p>
-    <w:p>
-      <w:pPr>
-        <w:pStyle w:val="ListParagraph"/>
-        <w:numPr>
-          <w:ilvl w:val="1"/>
-          <w:numId w:val="4"/>
-        </w:numPr>
-        <w:spacing w:after="0"/>
-      </w:pPr>
-      <w:proofErr w:type="spellStart"/>
-      <w:r>
-        <w:rPr>
-          <w:rFonts w:ascii="Consolas" w:eastAsiaTheme="minorHAnsi" w:hAnsi="Consolas" w:cs="Consolas"/>
-          <w:color w:val="0000FF"/>
-          <w:sz w:val="19"/>
-          <w:szCs w:val="19"/>
-        </w:rPr>
-        <w:t>RmsHelpBaseLinkNew</w:t>
-      </w:r>
-      <w:proofErr w:type="spellEnd"/>
-    </w:p>
-    <w:p>
-      <w:pPr>
-        <w:pStyle w:val="ListParagraph"/>
-        <w:numPr>
-          <w:ilvl w:val="2"/>
-          <w:numId w:val="30"/>
-        </w:numPr>
-        <w:spacing w:after="0"/>
-      </w:pPr>
-      <w:r>
-        <w:rPr>
-          <w:rFonts w:ascii="Calibri" w:eastAsia="Times New Roman" w:hAnsi="Calibri" w:cs="Calibri"/>
-          <w:color w:val="E36C0A" w:themeColor="accent6" w:themeShade="BF"/>
-        </w:rPr>
-        <w:t>Space</w:t>
-      </w:r>
-      <w:r>
-        <w:rPr>
-          <w:rFonts w:ascii="Calibri" w:eastAsia="Times New Roman" w:hAnsi="Calibri" w:cs="Calibri"/>
-        </w:rPr>
-        <w:t xml:space="preserve">: </w:t>
-      </w:r>
-      <w:r>
-        <w:t xml:space="preserve">set to </w:t>
-      </w:r>
-      <w:r>
-        <w:rPr>
-          <w:rFonts w:ascii="Calibri" w:eastAsia="Times New Roman" w:hAnsi="Calibri" w:cs="Calibri"/>
-          <w:i/>
-        </w:rPr>
-        <w:t>blank</w:t>
-      </w:r>
-      <w:r>
-        <w:rPr>
-          <w:rFonts w:ascii="Calibri" w:eastAsia="Times New Roman" w:hAnsi="Calibri" w:cs="Calibri"/>
-          <w:i/>
-          <w:vertAlign w:val="superscript"/>
-        </w:rPr>
-        <w:t>2</w:t>
-      </w:r>
-    </w:p>
-    <w:p>
-      <w:pPr>
-        <w:pStyle w:val="ListParagraph"/>
-        <w:numPr>
-          <w:ilvl w:val="2"/>
-          <w:numId w:val="30"/>
-        </w:numPr>
-        <w:spacing w:after="0"/>
-      </w:pPr>
-      <w:r>
-        <w:rPr>
-          <w:rFonts w:ascii="Calibri" w:eastAsia="Times New Roman" w:hAnsi="Calibri" w:cs="Calibri"/>
-          <w:color w:val="E36C0A" w:themeColor="accent6" w:themeShade="BF"/>
-        </w:rPr>
-        <w:t>RMS</w:t>
-      </w:r>
-      <w:r>
-        <w:rPr>
-          <w:rFonts w:ascii="Calibri" w:eastAsia="Times New Roman" w:hAnsi="Calibri" w:cs="Calibri"/>
-        </w:rPr>
-        <w:t xml:space="preserve">: A base URL where RMS help files will be located. It should start with </w:t>
-      </w:r>
-      <w:r>
-        <w:rPr>
-          <w:rFonts w:ascii="Consolas" w:eastAsia="Times New Roman" w:hAnsi="Consolas" w:cs="Calibri"/>
-          <w:color w:val="1F497D" w:themeColor="text2"/>
-          <w:sz w:val="19"/>
-          <w:szCs w:val="19"/>
-        </w:rPr>
-        <w:t>http(s)://</w:t>
-      </w:r>
-      <w:r>
-        <w:rPr>
-          <w:rFonts w:ascii="Calibri" w:eastAsia="Times New Roman" w:hAnsi="Calibri" w:cs="Calibri"/>
-          <w:color w:val="1F497D" w:themeColor="text2"/>
-        </w:rPr>
-        <w:t xml:space="preserve"> </w:t>
-      </w:r>
-      <w:r>
-        <w:rPr>
-          <w:rFonts w:ascii="Calibri" w:eastAsia="Times New Roman" w:hAnsi="Calibri" w:cs="Calibri"/>
-        </w:rPr>
-        <w:t xml:space="preserve">and end with a </w:t>
-      </w:r>
-      <w:r>
-        <w:rPr>
-          <w:rFonts w:ascii="Consolas" w:eastAsia="Times New Roman" w:hAnsi="Consolas" w:cs="Calibri"/>
-          <w:color w:val="1F497D" w:themeColor="text2"/>
-          <w:sz w:val="19"/>
-          <w:szCs w:val="19"/>
-        </w:rPr>
-        <w:t>/</w:t>
-      </w:r>
-    </w:p>
-    <w:p/>
-    <w:p>
-      <w:pPr>
-        <w:pStyle w:val="ListParagraph"/>
-        <w:spacing w:after="0"/>
-        <w:ind w:left="1440"/>
-        <w:textAlignment w:val="center"/>
-        <w:rPr>
-          <w:rFonts w:ascii="Calibri" w:eastAsia="Times New Roman" w:hAnsi="Calibri" w:cs="Calibri"/>
-        </w:rPr>
-      </w:pPr>
-      <w:r>
-        <w:rPr>
-          <w:rFonts w:ascii="Consolas" w:eastAsiaTheme="minorHAnsi" w:hAnsi="Consolas" w:cs="Consolas"/>
-          <w:color w:val="008000"/>
-          <w:sz w:val="19"/>
-          <w:szCs w:val="19"/>
-        </w:rPr>
-        <w:t>Project Map Settings</w:t>
-      </w:r>
-    </w:p>
-    <w:p>
-      <w:pPr>
-        <w:pStyle w:val="ListParagraph"/>
-        <w:numPr>
-          <w:ilvl w:val="1"/>
-          <w:numId w:val="4"/>
-        </w:numPr>
-        <w:spacing w:after="0"/>
-        <w:textAlignment w:val="center"/>
-        <w:rPr>
-          <w:rFonts w:ascii="Calibri" w:eastAsia="Times New Roman" w:hAnsi="Calibri" w:cs="Calibri"/>
-        </w:rPr>
-      </w:pPr>
-      <w:proofErr w:type="spellStart"/>
-      <w:r>
-        <w:rPr>
-          <w:rFonts w:ascii="Consolas" w:eastAsiaTheme="minorHAnsi" w:hAnsi="Consolas" w:cs="Consolas"/>
-          <w:color w:val="0000FF"/>
-          <w:sz w:val="19"/>
-          <w:szCs w:val="19"/>
-        </w:rPr>
-        <w:t>IsProjectMapEnabled</w:t>
-      </w:r>
-      <w:proofErr w:type="spellEnd"/>
-    </w:p>
-    <w:p>
-      <w:pPr>
-        <w:pStyle w:val="ListParagraph"/>
-        <w:numPr>
-          <w:ilvl w:val="2"/>
-          <w:numId w:val="30"/>
-        </w:numPr>
-        <w:spacing w:after="0"/>
-        <w:textAlignment w:val="center"/>
-        <w:rPr>
-          <w:rFonts w:ascii="Calibri" w:eastAsia="Times New Roman" w:hAnsi="Calibri" w:cs="Calibri"/>
-        </w:rPr>
-      </w:pPr>
-      <w:r>
-        <w:rPr>
-          <w:rFonts w:ascii="Calibri" w:eastAsia="Times New Roman" w:hAnsi="Calibri" w:cs="Calibri"/>
-          <w:color w:val="E36C0A" w:themeColor="accent6" w:themeShade="BF"/>
-        </w:rPr>
-        <w:t>Space</w:t>
-      </w:r>
-      <w:r>
-        <w:rPr>
-          <w:rFonts w:ascii="Calibri" w:eastAsia="Times New Roman" w:hAnsi="Calibri" w:cs="Calibri"/>
-        </w:rPr>
-        <w:t xml:space="preserve">: </w:t>
-      </w:r>
-      <w:r>
-        <w:rPr>
-          <w:rFonts w:ascii="Calibri" w:eastAsia="Times New Roman" w:hAnsi="Calibri" w:cs="Calibri"/>
-        </w:rPr>
         <w:t xml:space="preserve">set to </w:t>
       </w:r>
       <w:r>
@@ -6003,7 +4933,7 @@
           <w:color w:val="1F497D" w:themeColor="text2"/>
           <w:sz w:val="20"/>
         </w:rPr>
-        <w:t>false</w:t>
+        <w:t>true</w:t>
       </w:r>
     </w:p>
     <w:p>
@@ -6014,10 +4944,6 @@
           <w:numId w:val="30"/>
         </w:numPr>
         <w:spacing w:after="0"/>
-        <w:textAlignment w:val="center"/>
-        <w:rPr>
-          <w:rFonts w:ascii="Calibri" w:eastAsia="Times New Roman" w:hAnsi="Calibri" w:cs="Calibri"/>
-        </w:rPr>
       </w:pPr>
       <w:r>
         <w:rPr>
@@ -6027,22 +4953,13 @@
         <w:t>RMS</w:t>
       </w:r>
       <w:r>
-        <w:rPr>
-          <w:rFonts w:ascii="Calibri" w:eastAsia="Times New Roman" w:hAnsi="Calibri" w:cs="Calibri"/>
-        </w:rPr>
         <w:t xml:space="preserve">: </w:t>
       </w:r>
       <w:r>
-        <w:rPr>
-          <w:rFonts w:cstheme="minorHAnsi"/>
-        </w:rPr>
-        <w:t xml:space="preserve">set </w:t>
-      </w:r>
-      <w:r>
-        <w:rPr>
-          <w:rFonts w:cstheme="minorHAnsi"/>
-        </w:rPr>
-        <w:t xml:space="preserve">to </w:t>
+        <w:t>keep at</w:t>
+      </w:r>
+      <w:r>
+        <w:t xml:space="preserve"> </w:t>
       </w:r>
       <w:r>
         <w:rPr>
@@ -6050,6 +4967,1099 @@
           <w:color w:val="1F497D" w:themeColor="text2"/>
           <w:sz w:val="20"/>
         </w:rPr>
+        <w:t>false</w:t>
+      </w:r>
+    </w:p>
+    <w:p>
+      <w:pPr>
+        <w:pStyle w:val="ListParagraph"/>
+        <w:spacing w:after="0"/>
+        <w:ind w:left="1440"/>
+        <w:textAlignment w:val="center"/>
+        <w:rPr>
+          <w:rFonts w:ascii="Calibri" w:eastAsia="Times New Roman" w:hAnsi="Calibri" w:cs="Calibri"/>
+        </w:rPr>
+      </w:pPr>
+    </w:p>
+    <w:p>
+      <w:pPr>
+        <w:pStyle w:val="ListParagraph"/>
+        <w:spacing w:after="0"/>
+        <w:ind w:left="1440"/>
+        <w:textAlignment w:val="center"/>
+        <w:rPr>
+          <w:rFonts w:ascii="Calibri" w:eastAsia="Times New Roman" w:hAnsi="Calibri" w:cs="Calibri"/>
+        </w:rPr>
+      </w:pPr>
+      <w:r>
+        <w:rPr>
+          <w:rFonts w:ascii="Consolas" w:eastAsiaTheme="minorHAnsi" w:hAnsi="Consolas" w:cs="Consolas"/>
+          <w:color w:val="008000"/>
+          <w:sz w:val="19"/>
+          <w:szCs w:val="19"/>
+        </w:rPr>
+        <w:t>Hours offset</w:t>
+      </w:r>
+    </w:p>
+    <w:p>
+      <w:pPr>
+        <w:pStyle w:val="ListParagraph"/>
+        <w:numPr>
+          <w:ilvl w:val="1"/>
+          <w:numId w:val="4"/>
+        </w:numPr>
+        <w:spacing w:after="0"/>
+        <w:textAlignment w:val="center"/>
+        <w:rPr>
+          <w:rFonts w:ascii="Calibri" w:eastAsia="Times New Roman" w:hAnsi="Calibri" w:cs="Calibri"/>
+        </w:rPr>
+      </w:pPr>
+      <w:proofErr w:type="spellStart"/>
+      <w:r>
+        <w:rPr>
+          <w:rFonts w:ascii="Consolas" w:eastAsiaTheme="minorHAnsi" w:hAnsi="Consolas" w:cs="Consolas"/>
+          <w:color w:val="0000FF"/>
+          <w:sz w:val="19"/>
+          <w:szCs w:val="19"/>
+        </w:rPr>
+        <w:t>DatabaseESTOffset</w:t>
+      </w:r>
+      <w:proofErr w:type="spellEnd"/>
+      <w:r>
+        <w:rPr>
+          <w:rFonts w:ascii="Calibri" w:eastAsia="Times New Roman" w:hAnsi="Calibri" w:cs="Calibri"/>
+        </w:rPr>
+        <w:t xml:space="preserve"> – adjust based on whether your DB is in a different time zone than your web server. 0 means it’s in the same zone.</w:t>
+      </w:r>
+    </w:p>
+    <w:p>
+      <w:pPr>
+        <w:pStyle w:val="ListParagraph"/>
+        <w:numPr>
+          <w:ilvl w:val="1"/>
+          <w:numId w:val="4"/>
+        </w:numPr>
+        <w:spacing w:after="0"/>
+        <w:textAlignment w:val="center"/>
+        <w:rPr>
+          <w:rFonts w:ascii="Calibri" w:eastAsia="Times New Roman" w:hAnsi="Calibri" w:cs="Calibri"/>
+        </w:rPr>
+      </w:pPr>
+      <w:proofErr w:type="spellStart"/>
+      <w:r>
+        <w:rPr>
+          <w:rFonts w:ascii="Consolas" w:eastAsiaTheme="minorHAnsi" w:hAnsi="Consolas" w:cs="Consolas"/>
+          <w:color w:val="0000FF"/>
+          <w:sz w:val="19"/>
+          <w:szCs w:val="19"/>
+        </w:rPr>
+        <w:t>CanCreateWorkspaceWithoutPtmTrackingNumber</w:t>
+      </w:r>
+      <w:proofErr w:type="spellEnd"/>
+    </w:p>
+    <w:p>
+      <w:pPr>
+        <w:pStyle w:val="ListParagraph"/>
+        <w:numPr>
+          <w:ilvl w:val="2"/>
+          <w:numId w:val="30"/>
+        </w:numPr>
+        <w:spacing w:after="0"/>
+        <w:textAlignment w:val="center"/>
+        <w:rPr>
+          <w:rFonts w:ascii="Calibri" w:eastAsia="Times New Roman" w:hAnsi="Calibri" w:cs="Calibri"/>
+        </w:rPr>
+      </w:pPr>
+      <w:r>
+        <w:rPr>
+          <w:rFonts w:ascii="Calibri" w:eastAsia="Times New Roman" w:hAnsi="Calibri" w:cs="Calibri"/>
+          <w:color w:val="E36C0A" w:themeColor="accent6" w:themeShade="BF"/>
+        </w:rPr>
+        <w:t>Space</w:t>
+      </w:r>
+      <w:r>
+        <w:rPr>
+          <w:rFonts w:ascii="Calibri" w:eastAsia="Times New Roman" w:hAnsi="Calibri" w:cs="Calibri"/>
+        </w:rPr>
+        <w:t xml:space="preserve">: </w:t>
+      </w:r>
+      <w:r>
+        <w:rPr>
+          <w:rFonts w:ascii="Calibri" w:eastAsia="Times New Roman" w:hAnsi="Calibri" w:cs="Calibri"/>
+        </w:rPr>
+        <w:t xml:space="preserve">We have this </w:t>
+      </w:r>
+      <w:r>
+        <w:rPr>
+          <w:rFonts w:ascii="Calibri" w:eastAsia="Times New Roman" w:hAnsi="Calibri" w:cs="Calibri"/>
+          <w:i/>
+          <w:iCs/>
+        </w:rPr>
+        <w:t>blank</w:t>
+      </w:r>
+      <w:r>
+        <w:rPr>
+          <w:rFonts w:ascii="Calibri" w:eastAsia="Times New Roman" w:hAnsi="Calibri" w:cs="Calibri"/>
+        </w:rPr>
+        <w:t>, but please verify this with Frank – there may be a group of users that needs to be added here.</w:t>
+      </w:r>
+    </w:p>
+    <w:p>
+      <w:pPr>
+        <w:pStyle w:val="ListParagraph"/>
+        <w:numPr>
+          <w:ilvl w:val="2"/>
+          <w:numId w:val="30"/>
+        </w:numPr>
+        <w:spacing w:after="0"/>
+      </w:pPr>
+      <w:r>
+        <w:rPr>
+          <w:rFonts w:ascii="Calibri" w:eastAsia="Times New Roman" w:hAnsi="Calibri" w:cs="Calibri"/>
+          <w:color w:val="E36C0A" w:themeColor="accent6" w:themeShade="BF"/>
+        </w:rPr>
+        <w:t>RMS</w:t>
+      </w:r>
+      <w:r>
+        <w:t xml:space="preserve">: </w:t>
+      </w:r>
+      <w:r>
+        <w:t>keep at</w:t>
+      </w:r>
+      <w:r>
+        <w:rPr>
+          <w:rFonts w:ascii="Calibri" w:eastAsia="Times New Roman" w:hAnsi="Calibri" w:cs="Calibri"/>
+          <w:i/>
+          <w:iCs/>
+        </w:rPr>
+        <w:t xml:space="preserve"> </w:t>
+      </w:r>
+      <w:r>
+        <w:rPr>
+          <w:rFonts w:ascii="Calibri" w:eastAsia="Times New Roman" w:hAnsi="Calibri" w:cs="Calibri"/>
+          <w:i/>
+          <w:iCs/>
+        </w:rPr>
+        <w:t>blank</w:t>
+      </w:r>
+    </w:p>
+    <w:p>
+      <w:pPr>
+        <w:pStyle w:val="ListParagraph"/>
+        <w:spacing w:after="0"/>
+        <w:ind w:left="1440"/>
+        <w:textAlignment w:val="center"/>
+        <w:rPr>
+          <w:rFonts w:ascii="Calibri" w:eastAsia="Times New Roman" w:hAnsi="Calibri" w:cs="Calibri"/>
+        </w:rPr>
+      </w:pPr>
+    </w:p>
+    <w:p>
+      <w:pPr>
+        <w:pStyle w:val="ListParagraph"/>
+        <w:spacing w:after="0"/>
+        <w:ind w:left="1440"/>
+        <w:textAlignment w:val="center"/>
+        <w:rPr>
+          <w:rFonts w:ascii="Calibri" w:eastAsia="Times New Roman" w:hAnsi="Calibri" w:cs="Calibri"/>
+        </w:rPr>
+      </w:pPr>
+      <w:proofErr w:type="spellStart"/>
+      <w:r>
+        <w:rPr>
+          <w:rFonts w:ascii="Consolas" w:eastAsiaTheme="minorHAnsi" w:hAnsi="Consolas" w:cs="Consolas"/>
+          <w:color w:val="008000"/>
+          <w:sz w:val="19"/>
+          <w:szCs w:val="19"/>
+        </w:rPr>
+        <w:t>Piwik</w:t>
+      </w:r>
+      <w:proofErr w:type="spellEnd"/>
+      <w:r>
+        <w:rPr>
+          <w:rFonts w:ascii="Consolas" w:eastAsiaTheme="minorHAnsi" w:hAnsi="Consolas" w:cs="Consolas"/>
+          <w:color w:val="008000"/>
+          <w:sz w:val="19"/>
+          <w:szCs w:val="19"/>
+        </w:rPr>
+        <w:t xml:space="preserve"> Settings</w:t>
+      </w:r>
+    </w:p>
+    <w:p>
+      <w:pPr>
+        <w:pStyle w:val="ListParagraph"/>
+        <w:numPr>
+          <w:ilvl w:val="1"/>
+          <w:numId w:val="4"/>
+        </w:numPr>
+        <w:spacing w:after="0"/>
+        <w:textAlignment w:val="center"/>
+        <w:rPr>
+          <w:rFonts w:ascii="Calibri" w:eastAsia="Times New Roman" w:hAnsi="Calibri" w:cs="Calibri"/>
+        </w:rPr>
+      </w:pPr>
+      <w:proofErr w:type="spellStart"/>
+      <w:r>
+        <w:rPr>
+          <w:rFonts w:ascii="Consolas" w:eastAsiaTheme="minorHAnsi" w:hAnsi="Consolas" w:cs="Consolas"/>
+          <w:color w:val="0000FF"/>
+          <w:sz w:val="19"/>
+          <w:szCs w:val="19"/>
+        </w:rPr>
+        <w:t>DisablePiwik</w:t>
+      </w:r>
+      <w:proofErr w:type="spellEnd"/>
+      <w:r>
+        <w:rPr>
+          <w:rStyle w:val="FootnoteReference"/>
+          <w:rFonts w:eastAsiaTheme="minorHAnsi" w:cs="Consolas"/>
+        </w:rPr>
+        <w:footnoteReference w:id="3"/>
+      </w:r>
+      <w:r>
+        <w:t xml:space="preserve"> – set this to </w:t>
+      </w:r>
+      <w:r>
+        <w:rPr>
+          <w:rFonts w:ascii="Consolas" w:hAnsi="Consolas" w:cs="Consolas"/>
+          <w:sz w:val="20"/>
+        </w:rPr>
+        <w:t>true</w:t>
+      </w:r>
+      <w:r>
+        <w:rPr>
+          <w:sz w:val="20"/>
+        </w:rPr>
+        <w:t xml:space="preserve"> </w:t>
+      </w:r>
+      <w:r>
+        <w:t xml:space="preserve">(to not track the website usage via </w:t>
+      </w:r>
+      <w:proofErr w:type="spellStart"/>
+      <w:r>
+        <w:t>piwik</w:t>
+      </w:r>
+      <w:proofErr w:type="spellEnd"/>
+      <w:r>
+        <w:t>)</w:t>
+      </w:r>
+      <w:r>
+        <w:t xml:space="preserve">. </w:t>
+      </w:r>
+      <w:r>
+        <w:rPr>
+          <w:rFonts w:ascii="Calibri" w:eastAsia="Times New Roman" w:hAnsi="Calibri" w:cs="Calibri"/>
+        </w:rPr>
+        <w:t>I</w:t>
+      </w:r>
+      <w:r>
+        <w:rPr>
+          <w:rFonts w:ascii="Calibri" w:eastAsia="Times New Roman" w:hAnsi="Calibri" w:cs="Calibri"/>
+        </w:rPr>
+        <w:t xml:space="preserve">gnore the other </w:t>
+      </w:r>
+      <w:proofErr w:type="spellStart"/>
+      <w:r>
+        <w:rPr>
+          <w:rFonts w:ascii="Calibri" w:eastAsia="Times New Roman" w:hAnsi="Calibri" w:cs="Calibri"/>
+        </w:rPr>
+        <w:t>piwik</w:t>
+      </w:r>
+      <w:proofErr w:type="spellEnd"/>
+      <w:r>
+        <w:rPr>
+          <w:rFonts w:ascii="Calibri" w:eastAsia="Times New Roman" w:hAnsi="Calibri" w:cs="Calibri"/>
+        </w:rPr>
+        <w:t xml:space="preserve"> settings once you disable it</w:t>
+      </w:r>
+    </w:p>
+    <w:p>
+      <w:pPr>
+        <w:pStyle w:val="ListParagraph"/>
+        <w:spacing w:after="0"/>
+        <w:ind w:left="1440"/>
+      </w:pPr>
+    </w:p>
+    <w:p>
+      <w:pPr>
+        <w:pStyle w:val="ListParagraph"/>
+        <w:spacing w:after="0"/>
+        <w:ind w:left="1440"/>
+      </w:pPr>
+      <w:r>
+        <w:rPr>
+          <w:rFonts w:ascii="Consolas" w:eastAsiaTheme="minorHAnsi" w:hAnsi="Consolas" w:cs="Consolas"/>
+          <w:color w:val="008000"/>
+          <w:sz w:val="19"/>
+          <w:szCs w:val="19"/>
+        </w:rPr>
+        <w:t>MST Measure / Metrics</w:t>
+      </w:r>
+    </w:p>
+    <w:p>
+      <w:pPr>
+        <w:pStyle w:val="ListParagraph"/>
+        <w:numPr>
+          <w:ilvl w:val="1"/>
+          <w:numId w:val="4"/>
+        </w:numPr>
+        <w:spacing w:after="0"/>
+      </w:pPr>
+      <w:proofErr w:type="spellStart"/>
+      <w:r>
+        <w:rPr>
+          <w:rFonts w:ascii="Consolas" w:eastAsiaTheme="minorHAnsi" w:hAnsi="Consolas" w:cs="Consolas"/>
+          <w:color w:val="0000FF"/>
+          <w:sz w:val="19"/>
+          <w:szCs w:val="19"/>
+        </w:rPr>
+        <w:t>MstMetricsUrl</w:t>
+      </w:r>
+      <w:proofErr w:type="spellEnd"/>
+    </w:p>
+    <w:p>
+      <w:pPr>
+        <w:pStyle w:val="ListParagraph"/>
+        <w:numPr>
+          <w:ilvl w:val="2"/>
+          <w:numId w:val="30"/>
+        </w:numPr>
+        <w:spacing w:after="0"/>
+      </w:pPr>
+      <w:r>
+        <w:rPr>
+          <w:rFonts w:ascii="Calibri" w:eastAsia="Times New Roman" w:hAnsi="Calibri" w:cs="Calibri"/>
+          <w:color w:val="E36C0A" w:themeColor="accent6" w:themeShade="BF"/>
+        </w:rPr>
+        <w:t>Space</w:t>
+      </w:r>
+      <w:r>
+        <w:rPr>
+          <w:rFonts w:ascii="Calibri" w:eastAsia="Times New Roman" w:hAnsi="Calibri" w:cs="Calibri"/>
+        </w:rPr>
+        <w:t xml:space="preserve">: </w:t>
+      </w:r>
+      <w:r>
+        <w:t xml:space="preserve">set to </w:t>
+      </w:r>
+      <w:r>
+        <w:rPr>
+          <w:rFonts w:ascii="Calibri" w:eastAsia="Times New Roman" w:hAnsi="Calibri" w:cs="Calibri"/>
+          <w:i/>
+        </w:rPr>
+        <w:t>blank</w:t>
+      </w:r>
+      <w:r>
+        <w:rPr>
+          <w:rFonts w:ascii="Calibri" w:eastAsia="Times New Roman" w:hAnsi="Calibri" w:cs="Calibri"/>
+          <w:i/>
+          <w:vertAlign w:val="superscript"/>
+        </w:rPr>
+        <w:t>2</w:t>
+      </w:r>
+    </w:p>
+    <w:p>
+      <w:pPr>
+        <w:pStyle w:val="ListParagraph"/>
+        <w:numPr>
+          <w:ilvl w:val="2"/>
+          <w:numId w:val="30"/>
+        </w:numPr>
+        <w:spacing w:after="0"/>
+      </w:pPr>
+      <w:r>
+        <w:rPr>
+          <w:rFonts w:ascii="Calibri" w:eastAsia="Times New Roman" w:hAnsi="Calibri" w:cs="Calibri"/>
+          <w:color w:val="E36C0A" w:themeColor="accent6" w:themeShade="BF"/>
+        </w:rPr>
+        <w:t>RMS</w:t>
+      </w:r>
+      <w:r>
+        <w:rPr>
+          <w:rFonts w:ascii="Calibri" w:eastAsia="Times New Roman" w:hAnsi="Calibri" w:cs="Calibri"/>
+        </w:rPr>
+        <w:t xml:space="preserve">: </w:t>
+      </w:r>
+      <w:r>
+        <w:rPr>
+          <w:rFonts w:ascii="Calibri" w:eastAsia="Times New Roman" w:hAnsi="Calibri" w:cs="Calibri"/>
+        </w:rPr>
+        <w:t>If used, the URL to the application</w:t>
+      </w:r>
+    </w:p>
+    <w:p>
+      <w:pPr>
+        <w:pStyle w:val="ListParagraph"/>
+        <w:numPr>
+          <w:ilvl w:val="1"/>
+          <w:numId w:val="4"/>
+        </w:numPr>
+        <w:spacing w:after="0"/>
+      </w:pPr>
+      <w:proofErr w:type="spellStart"/>
+      <w:r>
+        <w:rPr>
+          <w:rFonts w:ascii="Consolas" w:eastAsiaTheme="minorHAnsi" w:hAnsi="Consolas" w:cs="Consolas"/>
+          <w:color w:val="0000FF"/>
+          <w:sz w:val="19"/>
+          <w:szCs w:val="19"/>
+        </w:rPr>
+        <w:t>MSTSearchCriteriaHelp</w:t>
+      </w:r>
+      <w:proofErr w:type="spellEnd"/>
+    </w:p>
+    <w:p>
+      <w:pPr>
+        <w:pStyle w:val="ListParagraph"/>
+        <w:numPr>
+          <w:ilvl w:val="2"/>
+          <w:numId w:val="30"/>
+        </w:numPr>
+        <w:spacing w:after="0"/>
+      </w:pPr>
+      <w:r>
+        <w:rPr>
+          <w:rFonts w:ascii="Calibri" w:eastAsia="Times New Roman" w:hAnsi="Calibri" w:cs="Calibri"/>
+          <w:color w:val="E36C0A" w:themeColor="accent6" w:themeShade="BF"/>
+        </w:rPr>
+        <w:t>Space</w:t>
+      </w:r>
+      <w:r>
+        <w:rPr>
+          <w:rFonts w:ascii="Calibri" w:eastAsia="Times New Roman" w:hAnsi="Calibri" w:cs="Calibri"/>
+        </w:rPr>
+        <w:t xml:space="preserve">: </w:t>
+      </w:r>
+      <w:r>
+        <w:t xml:space="preserve">set to </w:t>
+      </w:r>
+      <w:r>
+        <w:rPr>
+          <w:rFonts w:ascii="Calibri" w:eastAsia="Times New Roman" w:hAnsi="Calibri" w:cs="Calibri"/>
+          <w:i/>
+        </w:rPr>
+        <w:t>blank</w:t>
+      </w:r>
+      <w:r>
+        <w:rPr>
+          <w:rFonts w:ascii="Calibri" w:eastAsia="Times New Roman" w:hAnsi="Calibri" w:cs="Calibri"/>
+          <w:i/>
+          <w:vertAlign w:val="superscript"/>
+        </w:rPr>
+        <w:t>2</w:t>
+      </w:r>
+    </w:p>
+    <w:p>
+      <w:pPr>
+        <w:pStyle w:val="ListParagraph"/>
+        <w:numPr>
+          <w:ilvl w:val="2"/>
+          <w:numId w:val="30"/>
+        </w:numPr>
+        <w:spacing w:after="0"/>
+      </w:pPr>
+      <w:r>
+        <w:rPr>
+          <w:rFonts w:ascii="Calibri" w:eastAsia="Times New Roman" w:hAnsi="Calibri" w:cs="Calibri"/>
+          <w:color w:val="E36C0A" w:themeColor="accent6" w:themeShade="BF"/>
+        </w:rPr>
+        <w:t>RMS</w:t>
+      </w:r>
+      <w:r>
+        <w:rPr>
+          <w:rFonts w:ascii="Calibri" w:eastAsia="Times New Roman" w:hAnsi="Calibri" w:cs="Calibri"/>
+        </w:rPr>
+        <w:t xml:space="preserve">: If used, the URL to </w:t>
+      </w:r>
+      <w:r>
+        <w:rPr>
+          <w:rFonts w:ascii="Calibri" w:eastAsia="Times New Roman" w:hAnsi="Calibri" w:cs="Calibri"/>
+        </w:rPr>
+        <w:t>the Search Criteria Help</w:t>
+      </w:r>
+    </w:p>
+    <w:p>
+      <w:pPr>
+        <w:pStyle w:val="ListParagraph"/>
+        <w:numPr>
+          <w:ilvl w:val="1"/>
+          <w:numId w:val="4"/>
+        </w:numPr>
+        <w:spacing w:after="0"/>
+      </w:pPr>
+      <w:proofErr w:type="spellStart"/>
+      <w:r>
+        <w:rPr>
+          <w:rFonts w:ascii="Consolas" w:eastAsiaTheme="minorHAnsi" w:hAnsi="Consolas" w:cs="Consolas"/>
+          <w:color w:val="0000FF"/>
+          <w:sz w:val="19"/>
+          <w:szCs w:val="19"/>
+        </w:rPr>
+        <w:t>MSTSearchResultsHelpLink</w:t>
+      </w:r>
+      <w:proofErr w:type="spellEnd"/>
+    </w:p>
+    <w:p>
+      <w:pPr>
+        <w:pStyle w:val="ListParagraph"/>
+        <w:numPr>
+          <w:ilvl w:val="2"/>
+          <w:numId w:val="30"/>
+        </w:numPr>
+        <w:spacing w:after="0"/>
+      </w:pPr>
+      <w:r>
+        <w:rPr>
+          <w:rFonts w:ascii="Calibri" w:eastAsia="Times New Roman" w:hAnsi="Calibri" w:cs="Calibri"/>
+          <w:color w:val="E36C0A" w:themeColor="accent6" w:themeShade="BF"/>
+        </w:rPr>
+        <w:t>Space</w:t>
+      </w:r>
+      <w:r>
+        <w:rPr>
+          <w:rFonts w:ascii="Calibri" w:eastAsia="Times New Roman" w:hAnsi="Calibri" w:cs="Calibri"/>
+        </w:rPr>
+        <w:t xml:space="preserve">: </w:t>
+      </w:r>
+      <w:r>
+        <w:t xml:space="preserve">set to </w:t>
+      </w:r>
+      <w:r>
+        <w:rPr>
+          <w:rFonts w:ascii="Calibri" w:eastAsia="Times New Roman" w:hAnsi="Calibri" w:cs="Calibri"/>
+          <w:i/>
+        </w:rPr>
+        <w:t>blank</w:t>
+      </w:r>
+      <w:r>
+        <w:rPr>
+          <w:rFonts w:ascii="Calibri" w:eastAsia="Times New Roman" w:hAnsi="Calibri" w:cs="Calibri"/>
+          <w:i/>
+          <w:vertAlign w:val="superscript"/>
+        </w:rPr>
+        <w:t>2</w:t>
+      </w:r>
+    </w:p>
+    <w:p>
+      <w:pPr>
+        <w:pStyle w:val="ListParagraph"/>
+        <w:numPr>
+          <w:ilvl w:val="2"/>
+          <w:numId w:val="30"/>
+        </w:numPr>
+        <w:spacing w:after="0"/>
+      </w:pPr>
+      <w:r>
+        <w:rPr>
+          <w:rFonts w:ascii="Calibri" w:eastAsia="Times New Roman" w:hAnsi="Calibri" w:cs="Calibri"/>
+          <w:color w:val="E36C0A" w:themeColor="accent6" w:themeShade="BF"/>
+        </w:rPr>
+        <w:t>RMS</w:t>
+      </w:r>
+      <w:r>
+        <w:rPr>
+          <w:rFonts w:ascii="Calibri" w:eastAsia="Times New Roman" w:hAnsi="Calibri" w:cs="Calibri"/>
+        </w:rPr>
+        <w:t xml:space="preserve">: If used, the URL to </w:t>
+      </w:r>
+      <w:r>
+        <w:rPr>
+          <w:rFonts w:ascii="Calibri" w:eastAsia="Times New Roman" w:hAnsi="Calibri" w:cs="Calibri"/>
+        </w:rPr>
+        <w:t>the Results Help</w:t>
+      </w:r>
+    </w:p>
+    <w:p>
+      <w:pPr>
+        <w:pStyle w:val="ListParagraph"/>
+        <w:numPr>
+          <w:ilvl w:val="1"/>
+          <w:numId w:val="4"/>
+        </w:numPr>
+        <w:spacing w:after="0"/>
+      </w:pPr>
+      <w:proofErr w:type="spellStart"/>
+      <w:r>
+        <w:rPr>
+          <w:rFonts w:ascii="Consolas" w:eastAsiaTheme="minorHAnsi" w:hAnsi="Consolas" w:cs="Consolas"/>
+          <w:color w:val="0000FF"/>
+          <w:sz w:val="19"/>
+          <w:szCs w:val="19"/>
+        </w:rPr>
+        <w:t>MSTSearchResultsDetailHelpLink</w:t>
+      </w:r>
+      <w:proofErr w:type="spellEnd"/>
+      <w:r>
+        <w:rPr>
+          <w:rFonts w:ascii="Calibri" w:eastAsia="Times New Roman" w:hAnsi="Calibri" w:cs="Calibri"/>
+        </w:rPr>
+        <w:t xml:space="preserve"> </w:t>
+      </w:r>
+    </w:p>
+    <w:p>
+      <w:pPr>
+        <w:pStyle w:val="ListParagraph"/>
+        <w:numPr>
+          <w:ilvl w:val="2"/>
+          <w:numId w:val="30"/>
+        </w:numPr>
+        <w:spacing w:after="0"/>
+      </w:pPr>
+      <w:r>
+        <w:rPr>
+          <w:rFonts w:ascii="Calibri" w:eastAsia="Times New Roman" w:hAnsi="Calibri" w:cs="Calibri"/>
+          <w:color w:val="E36C0A" w:themeColor="accent6" w:themeShade="BF"/>
+        </w:rPr>
+        <w:t>Space</w:t>
+      </w:r>
+      <w:r>
+        <w:rPr>
+          <w:rFonts w:ascii="Calibri" w:eastAsia="Times New Roman" w:hAnsi="Calibri" w:cs="Calibri"/>
+        </w:rPr>
+        <w:t xml:space="preserve">: </w:t>
+      </w:r>
+      <w:r>
+        <w:t xml:space="preserve">set to </w:t>
+      </w:r>
+      <w:r>
+        <w:rPr>
+          <w:rFonts w:ascii="Calibri" w:eastAsia="Times New Roman" w:hAnsi="Calibri" w:cs="Calibri"/>
+          <w:i/>
+        </w:rPr>
+        <w:t>blank</w:t>
+      </w:r>
+      <w:r>
+        <w:rPr>
+          <w:rFonts w:ascii="Calibri" w:eastAsia="Times New Roman" w:hAnsi="Calibri" w:cs="Calibri"/>
+          <w:i/>
+          <w:vertAlign w:val="superscript"/>
+        </w:rPr>
+        <w:t>2</w:t>
+      </w:r>
+    </w:p>
+    <w:p>
+      <w:pPr>
+        <w:pStyle w:val="ListParagraph"/>
+        <w:numPr>
+          <w:ilvl w:val="2"/>
+          <w:numId w:val="30"/>
+        </w:numPr>
+        <w:spacing w:after="0"/>
+      </w:pPr>
+      <w:r>
+        <w:rPr>
+          <w:rFonts w:ascii="Calibri" w:eastAsia="Times New Roman" w:hAnsi="Calibri" w:cs="Calibri"/>
+          <w:color w:val="E36C0A" w:themeColor="accent6" w:themeShade="BF"/>
+        </w:rPr>
+        <w:lastRenderedPageBreak/>
+        <w:t>RMS</w:t>
+      </w:r>
+      <w:r>
+        <w:rPr>
+          <w:rFonts w:ascii="Calibri" w:eastAsia="Times New Roman" w:hAnsi="Calibri" w:cs="Calibri"/>
+        </w:rPr>
+        <w:t xml:space="preserve">: If used, the URL to </w:t>
+      </w:r>
+      <w:r>
+        <w:rPr>
+          <w:rFonts w:ascii="Calibri" w:eastAsia="Times New Roman" w:hAnsi="Calibri" w:cs="Calibri"/>
+        </w:rPr>
+        <w:t>the Result Details Help</w:t>
+      </w:r>
+    </w:p>
+    <w:p>
+      <w:pPr>
+        <w:rPr>
+          <w:rFonts w:ascii="Consolas" w:eastAsiaTheme="minorHAnsi" w:hAnsi="Consolas" w:cs="Consolas"/>
+          <w:color w:val="008000"/>
+          <w:sz w:val="19"/>
+          <w:szCs w:val="19"/>
+        </w:rPr>
+      </w:pPr>
+    </w:p>
+    <w:p>
+      <w:pPr>
+        <w:pStyle w:val="ListParagraph"/>
+        <w:spacing w:after="0"/>
+        <w:ind w:left="1440"/>
+        <w:textAlignment w:val="center"/>
+        <w:rPr>
+          <w:rFonts w:ascii="Calibri" w:eastAsia="Times New Roman" w:hAnsi="Calibri" w:cs="Calibri"/>
+        </w:rPr>
+      </w:pPr>
+      <w:r>
+        <w:rPr>
+          <w:rFonts w:ascii="Consolas" w:eastAsiaTheme="minorHAnsi" w:hAnsi="Consolas" w:cs="Consolas"/>
+          <w:color w:val="008000"/>
+          <w:sz w:val="19"/>
+          <w:szCs w:val="19"/>
+        </w:rPr>
+        <w:t>Additional RMS Settings</w:t>
+      </w:r>
+    </w:p>
+    <w:p>
+      <w:pPr>
+        <w:pStyle w:val="ListParagraph"/>
+        <w:numPr>
+          <w:ilvl w:val="1"/>
+          <w:numId w:val="4"/>
+        </w:numPr>
+        <w:spacing w:after="0"/>
+      </w:pPr>
+      <w:proofErr w:type="spellStart"/>
+      <w:r>
+        <w:rPr>
+          <w:rFonts w:ascii="Consolas" w:eastAsiaTheme="minorHAnsi" w:hAnsi="Consolas" w:cs="Consolas"/>
+          <w:color w:val="0000FF"/>
+          <w:sz w:val="19"/>
+          <w:szCs w:val="19"/>
+        </w:rPr>
+        <w:t>RmsHelpBaseLink</w:t>
+      </w:r>
+      <w:proofErr w:type="spellEnd"/>
+    </w:p>
+    <w:p>
+      <w:pPr>
+        <w:pStyle w:val="ListParagraph"/>
+        <w:numPr>
+          <w:ilvl w:val="2"/>
+          <w:numId w:val="30"/>
+        </w:numPr>
+        <w:spacing w:after="0"/>
+      </w:pPr>
+      <w:r>
+        <w:rPr>
+          <w:rFonts w:ascii="Calibri" w:eastAsia="Times New Roman" w:hAnsi="Calibri" w:cs="Calibri"/>
+          <w:color w:val="E36C0A" w:themeColor="accent6" w:themeShade="BF"/>
+        </w:rPr>
+        <w:t>Space</w:t>
+      </w:r>
+      <w:r>
+        <w:rPr>
+          <w:rFonts w:ascii="Calibri" w:eastAsia="Times New Roman" w:hAnsi="Calibri" w:cs="Calibri"/>
+        </w:rPr>
+        <w:t xml:space="preserve">: </w:t>
+      </w:r>
+      <w:r>
+        <w:t xml:space="preserve">set to </w:t>
+      </w:r>
+      <w:r>
+        <w:rPr>
+          <w:rFonts w:ascii="Calibri" w:eastAsia="Times New Roman" w:hAnsi="Calibri" w:cs="Calibri"/>
+          <w:i/>
+        </w:rPr>
+        <w:t>blank</w:t>
+      </w:r>
+      <w:r>
+        <w:rPr>
+          <w:rFonts w:ascii="Calibri" w:eastAsia="Times New Roman" w:hAnsi="Calibri" w:cs="Calibri"/>
+          <w:i/>
+          <w:vertAlign w:val="superscript"/>
+        </w:rPr>
+        <w:t>2</w:t>
+      </w:r>
+    </w:p>
+    <w:p>
+      <w:pPr>
+        <w:pStyle w:val="ListParagraph"/>
+        <w:numPr>
+          <w:ilvl w:val="2"/>
+          <w:numId w:val="30"/>
+        </w:numPr>
+        <w:spacing w:after="0"/>
+      </w:pPr>
+      <w:r>
+        <w:rPr>
+          <w:rFonts w:ascii="Calibri" w:eastAsia="Times New Roman" w:hAnsi="Calibri" w:cs="Calibri"/>
+          <w:color w:val="E36C0A" w:themeColor="accent6" w:themeShade="BF"/>
+        </w:rPr>
+        <w:t>RMS</w:t>
+      </w:r>
+      <w:r>
+        <w:rPr>
+          <w:rFonts w:ascii="Calibri" w:eastAsia="Times New Roman" w:hAnsi="Calibri" w:cs="Calibri"/>
+        </w:rPr>
+        <w:t xml:space="preserve">: A base URL where RMS help files will be located. It should start with </w:t>
+      </w:r>
+      <w:r>
+        <w:rPr>
+          <w:rFonts w:ascii="Consolas" w:eastAsia="Times New Roman" w:hAnsi="Consolas" w:cs="Calibri"/>
+          <w:color w:val="1F497D" w:themeColor="text2"/>
+          <w:sz w:val="19"/>
+          <w:szCs w:val="19"/>
+        </w:rPr>
+        <w:t>http(s)://</w:t>
+      </w:r>
+      <w:r>
+        <w:rPr>
+          <w:rFonts w:ascii="Calibri" w:eastAsia="Times New Roman" w:hAnsi="Calibri" w:cs="Calibri"/>
+          <w:color w:val="1F497D" w:themeColor="text2"/>
+        </w:rPr>
+        <w:t xml:space="preserve"> </w:t>
+      </w:r>
+      <w:r>
+        <w:rPr>
+          <w:rFonts w:ascii="Calibri" w:eastAsia="Times New Roman" w:hAnsi="Calibri" w:cs="Calibri"/>
+        </w:rPr>
+        <w:t xml:space="preserve">and end with a </w:t>
+      </w:r>
+      <w:r>
+        <w:rPr>
+          <w:rFonts w:ascii="Consolas" w:eastAsia="Times New Roman" w:hAnsi="Consolas" w:cs="Calibri"/>
+          <w:color w:val="1F497D" w:themeColor="text2"/>
+          <w:sz w:val="19"/>
+          <w:szCs w:val="19"/>
+        </w:rPr>
+        <w:t>/</w:t>
+      </w:r>
+    </w:p>
+    <w:p>
+      <w:pPr>
+        <w:pStyle w:val="ListParagraph"/>
+        <w:numPr>
+          <w:ilvl w:val="1"/>
+          <w:numId w:val="4"/>
+        </w:numPr>
+        <w:spacing w:after="0"/>
+      </w:pPr>
+      <w:proofErr w:type="spellStart"/>
+      <w:r>
+        <w:rPr>
+          <w:rFonts w:ascii="Consolas" w:eastAsiaTheme="minorHAnsi" w:hAnsi="Consolas" w:cs="Consolas"/>
+          <w:color w:val="0000FF"/>
+          <w:sz w:val="19"/>
+          <w:szCs w:val="19"/>
+        </w:rPr>
+        <w:t>RmsHelpBaseLinkNew</w:t>
+      </w:r>
+      <w:proofErr w:type="spellEnd"/>
+    </w:p>
+    <w:p>
+      <w:pPr>
+        <w:pStyle w:val="ListParagraph"/>
+        <w:numPr>
+          <w:ilvl w:val="2"/>
+          <w:numId w:val="30"/>
+        </w:numPr>
+        <w:spacing w:after="0"/>
+      </w:pPr>
+      <w:r>
+        <w:rPr>
+          <w:rFonts w:ascii="Calibri" w:eastAsia="Times New Roman" w:hAnsi="Calibri" w:cs="Calibri"/>
+          <w:color w:val="E36C0A" w:themeColor="accent6" w:themeShade="BF"/>
+        </w:rPr>
+        <w:t>Space</w:t>
+      </w:r>
+      <w:r>
+        <w:rPr>
+          <w:rFonts w:ascii="Calibri" w:eastAsia="Times New Roman" w:hAnsi="Calibri" w:cs="Calibri"/>
+        </w:rPr>
+        <w:t xml:space="preserve">: </w:t>
+      </w:r>
+      <w:r>
+        <w:t xml:space="preserve">set to </w:t>
+      </w:r>
+      <w:r>
+        <w:rPr>
+          <w:rFonts w:ascii="Calibri" w:eastAsia="Times New Roman" w:hAnsi="Calibri" w:cs="Calibri"/>
+          <w:i/>
+        </w:rPr>
+        <w:t>blank</w:t>
+      </w:r>
+      <w:r>
+        <w:rPr>
+          <w:rFonts w:ascii="Calibri" w:eastAsia="Times New Roman" w:hAnsi="Calibri" w:cs="Calibri"/>
+          <w:i/>
+          <w:vertAlign w:val="superscript"/>
+        </w:rPr>
+        <w:t>2</w:t>
+      </w:r>
+    </w:p>
+    <w:p>
+      <w:pPr>
+        <w:pStyle w:val="ListParagraph"/>
+        <w:numPr>
+          <w:ilvl w:val="2"/>
+          <w:numId w:val="30"/>
+        </w:numPr>
+        <w:spacing w:after="0"/>
+      </w:pPr>
+      <w:r>
+        <w:rPr>
+          <w:rFonts w:ascii="Calibri" w:eastAsia="Times New Roman" w:hAnsi="Calibri" w:cs="Calibri"/>
+          <w:color w:val="E36C0A" w:themeColor="accent6" w:themeShade="BF"/>
+        </w:rPr>
+        <w:t>RMS</w:t>
+      </w:r>
+      <w:r>
+        <w:rPr>
+          <w:rFonts w:ascii="Calibri" w:eastAsia="Times New Roman" w:hAnsi="Calibri" w:cs="Calibri"/>
+        </w:rPr>
+        <w:t xml:space="preserve">: A base URL where RMS help files will be located. It should start with </w:t>
+      </w:r>
+      <w:r>
+        <w:rPr>
+          <w:rFonts w:ascii="Consolas" w:eastAsia="Times New Roman" w:hAnsi="Consolas" w:cs="Calibri"/>
+          <w:color w:val="1F497D" w:themeColor="text2"/>
+          <w:sz w:val="19"/>
+          <w:szCs w:val="19"/>
+        </w:rPr>
+        <w:t>http(s)://</w:t>
+      </w:r>
+      <w:r>
+        <w:rPr>
+          <w:rFonts w:ascii="Calibri" w:eastAsia="Times New Roman" w:hAnsi="Calibri" w:cs="Calibri"/>
+          <w:color w:val="1F497D" w:themeColor="text2"/>
+        </w:rPr>
+        <w:t xml:space="preserve"> </w:t>
+      </w:r>
+      <w:r>
+        <w:rPr>
+          <w:rFonts w:ascii="Calibri" w:eastAsia="Times New Roman" w:hAnsi="Calibri" w:cs="Calibri"/>
+        </w:rPr>
+        <w:t xml:space="preserve">and end with a </w:t>
+      </w:r>
+      <w:r>
+        <w:rPr>
+          <w:rFonts w:ascii="Consolas" w:eastAsia="Times New Roman" w:hAnsi="Consolas" w:cs="Calibri"/>
+          <w:color w:val="1F497D" w:themeColor="text2"/>
+          <w:sz w:val="19"/>
+          <w:szCs w:val="19"/>
+        </w:rPr>
+        <w:t>/</w:t>
+      </w:r>
+    </w:p>
+    <w:p/>
+    <w:p>
+      <w:pPr>
+        <w:pStyle w:val="ListParagraph"/>
+        <w:spacing w:after="0"/>
+        <w:ind w:left="1440"/>
+        <w:textAlignment w:val="center"/>
+        <w:rPr>
+          <w:rFonts w:ascii="Calibri" w:eastAsia="Times New Roman" w:hAnsi="Calibri" w:cs="Calibri"/>
+        </w:rPr>
+      </w:pPr>
+      <w:r>
+        <w:rPr>
+          <w:rFonts w:ascii="Consolas" w:eastAsiaTheme="minorHAnsi" w:hAnsi="Consolas" w:cs="Consolas"/>
+          <w:color w:val="008000"/>
+          <w:sz w:val="19"/>
+          <w:szCs w:val="19"/>
+        </w:rPr>
+        <w:t>Project Map Settings</w:t>
+      </w:r>
+    </w:p>
+    <w:p>
+      <w:pPr>
+        <w:pStyle w:val="ListParagraph"/>
+        <w:numPr>
+          <w:ilvl w:val="1"/>
+          <w:numId w:val="4"/>
+        </w:numPr>
+        <w:spacing w:after="0"/>
+        <w:textAlignment w:val="center"/>
+        <w:rPr>
+          <w:rFonts w:ascii="Calibri" w:eastAsia="Times New Roman" w:hAnsi="Calibri" w:cs="Calibri"/>
+        </w:rPr>
+      </w:pPr>
+      <w:proofErr w:type="spellStart"/>
+      <w:r>
+        <w:rPr>
+          <w:rFonts w:ascii="Consolas" w:eastAsiaTheme="minorHAnsi" w:hAnsi="Consolas" w:cs="Consolas"/>
+          <w:color w:val="0000FF"/>
+          <w:sz w:val="19"/>
+          <w:szCs w:val="19"/>
+        </w:rPr>
+        <w:t>IsProjectMapEnabled</w:t>
+      </w:r>
+      <w:proofErr w:type="spellEnd"/>
+    </w:p>
+    <w:p>
+      <w:pPr>
+        <w:pStyle w:val="ListParagraph"/>
+        <w:numPr>
+          <w:ilvl w:val="2"/>
+          <w:numId w:val="30"/>
+        </w:numPr>
+        <w:spacing w:after="0"/>
+        <w:textAlignment w:val="center"/>
+        <w:rPr>
+          <w:rFonts w:ascii="Calibri" w:eastAsia="Times New Roman" w:hAnsi="Calibri" w:cs="Calibri"/>
+        </w:rPr>
+      </w:pPr>
+      <w:r>
+        <w:rPr>
+          <w:rFonts w:ascii="Calibri" w:eastAsia="Times New Roman" w:hAnsi="Calibri" w:cs="Calibri"/>
+          <w:color w:val="E36C0A" w:themeColor="accent6" w:themeShade="BF"/>
+        </w:rPr>
+        <w:t>Space</w:t>
+      </w:r>
+      <w:r>
+        <w:rPr>
+          <w:rFonts w:ascii="Calibri" w:eastAsia="Times New Roman" w:hAnsi="Calibri" w:cs="Calibri"/>
+        </w:rPr>
+        <w:t xml:space="preserve">: </w:t>
+      </w:r>
+      <w:r>
+        <w:rPr>
+          <w:rFonts w:ascii="Calibri" w:eastAsia="Times New Roman" w:hAnsi="Calibri" w:cs="Calibri"/>
+        </w:rPr>
+        <w:t xml:space="preserve">set to </w:t>
+      </w:r>
+      <w:r>
+        <w:rPr>
+          <w:rFonts w:ascii="Consolas" w:hAnsi="Consolas" w:cs="Consolas"/>
+          <w:color w:val="1F497D" w:themeColor="text2"/>
+          <w:sz w:val="20"/>
+        </w:rPr>
+        <w:t>false</w:t>
+      </w:r>
+    </w:p>
+    <w:p>
+      <w:pPr>
+        <w:pStyle w:val="ListParagraph"/>
+        <w:numPr>
+          <w:ilvl w:val="2"/>
+          <w:numId w:val="30"/>
+        </w:numPr>
+        <w:spacing w:after="0"/>
+        <w:textAlignment w:val="center"/>
+        <w:rPr>
+          <w:rFonts w:ascii="Calibri" w:eastAsia="Times New Roman" w:hAnsi="Calibri" w:cs="Calibri"/>
+        </w:rPr>
+      </w:pPr>
+      <w:r>
+        <w:rPr>
+          <w:rFonts w:ascii="Calibri" w:eastAsia="Times New Roman" w:hAnsi="Calibri" w:cs="Calibri"/>
+          <w:color w:val="E36C0A" w:themeColor="accent6" w:themeShade="BF"/>
+        </w:rPr>
+        <w:t>RMS</w:t>
+      </w:r>
+      <w:r>
+        <w:rPr>
+          <w:rFonts w:ascii="Calibri" w:eastAsia="Times New Roman" w:hAnsi="Calibri" w:cs="Calibri"/>
+        </w:rPr>
+        <w:t xml:space="preserve">: </w:t>
+      </w:r>
+      <w:r>
+        <w:rPr>
+          <w:rFonts w:cstheme="minorHAnsi"/>
+        </w:rPr>
+        <w:t xml:space="preserve">set </w:t>
+      </w:r>
+      <w:r>
+        <w:rPr>
+          <w:rFonts w:cstheme="minorHAnsi"/>
+        </w:rPr>
+        <w:t xml:space="preserve">to </w:t>
+      </w:r>
+      <w:r>
+        <w:rPr>
+          <w:rFonts w:ascii="Consolas" w:hAnsi="Consolas" w:cs="Consolas"/>
+          <w:color w:val="1F497D" w:themeColor="text2"/>
+          <w:sz w:val="20"/>
+        </w:rPr>
         <w:t>true</w:t>
       </w:r>
       <w:r>
@@ -6076,8 +6086,16 @@
         <w:rPr>
           <w:rFonts w:ascii="Calibri" w:eastAsia="Times New Roman" w:hAnsi="Calibri" w:cs="Calibri"/>
         </w:rPr>
-        <w:t>Below are used by Project Map functionality (if turned on above)..</w:t>
-      </w:r>
+        <w:t>Below are used by Project Map functionality (if turned on above</w:t>
+      </w:r>
+      <w:proofErr w:type="gramStart"/>
+      <w:r>
+        <w:rPr>
+          <w:rFonts w:ascii="Calibri" w:eastAsia="Times New Roman" w:hAnsi="Calibri" w:cs="Calibri"/>
+        </w:rPr>
+        <w:t>)..</w:t>
+      </w:r>
+      <w:proofErr w:type="gramEnd"/>
     </w:p>
     <w:p>
       <w:pPr>
@@ -6264,16 +6282,8 @@
         <w:rPr>
           <w:rFonts w:ascii="Calibri" w:eastAsia="Times New Roman" w:hAnsi="Calibri" w:cs="Calibri"/>
         </w:rPr>
-        <w:t xml:space="preserve"> – AD groups allowed to access </w:t>
-      </w:r>
-      <w:proofErr w:type="spellStart"/>
-      <w:r>
-        <w:rPr>
-          <w:rFonts w:ascii="Calibri" w:eastAsia="Times New Roman" w:hAnsi="Calibri" w:cs="Calibri"/>
-        </w:rPr>
-        <w:t>GenBOE</w:t>
-      </w:r>
-      <w:proofErr w:type="spellEnd"/>
+        <w:t xml:space="preserve"> – AD groups allowed to access GenBOE</w:t>
+      </w:r>
     </w:p>
     <w:p>
       <w:pPr>
@@ -6509,7 +6519,21 @@
         <w:rPr>
           <w:rFonts w:ascii="Calibri" w:eastAsia="Times New Roman" w:hAnsi="Calibri" w:cs="Calibri"/>
         </w:rPr>
-        <w:t xml:space="preserve"> setting,  update the </w:t>
+        <w:t xml:space="preserve"> </w:t>
+      </w:r>
+      <w:proofErr w:type="gramStart"/>
+      <w:r>
+        <w:rPr>
+          <w:rFonts w:ascii="Calibri" w:eastAsia="Times New Roman" w:hAnsi="Calibri" w:cs="Calibri"/>
+        </w:rPr>
+        <w:t>setting,  update</w:t>
+      </w:r>
+      <w:proofErr w:type="gramEnd"/>
+      <w:r>
+        <w:rPr>
+          <w:rFonts w:ascii="Calibri" w:eastAsia="Times New Roman" w:hAnsi="Calibri" w:cs="Calibri"/>
+        </w:rPr>
+        <w:t xml:space="preserve"> the </w:t>
       </w:r>
       <w:proofErr w:type="spellStart"/>
       <w:r>
@@ -6732,7 +6756,27 @@
           <w:sz w:val="19"/>
           <w:szCs w:val="19"/>
         </w:rPr>
-        <w:t>="(.*)"</w:t>
+        <w:t>="</w:t>
+      </w:r>
+      <w:proofErr w:type="gramStart"/>
+      <w:r>
+        <w:rPr>
+          <w:rFonts w:ascii="Consolas" w:eastAsiaTheme="minorHAnsi" w:hAnsi="Consolas" w:cs="Consolas"/>
+          <w:color w:val="8064A2" w:themeColor="accent4"/>
+          <w:sz w:val="19"/>
+          <w:szCs w:val="19"/>
+        </w:rPr>
+        <w:t>(.*</w:t>
+      </w:r>
+      <w:proofErr w:type="gramEnd"/>
+      <w:r>
+        <w:rPr>
+          <w:rFonts w:ascii="Consolas" w:eastAsiaTheme="minorHAnsi" w:hAnsi="Consolas" w:cs="Consolas"/>
+          <w:color w:val="8064A2" w:themeColor="accent4"/>
+          <w:sz w:val="19"/>
+          <w:szCs w:val="19"/>
+        </w:rPr>
+        <w:t>)"</w:t>
       </w:r>
       <w:r>
         <w:rPr>
@@ -7184,21 +7228,7 @@
         <w:rPr>
           <w:rFonts w:ascii="Calibri" w:eastAsia="Times New Roman" w:hAnsi="Calibri" w:cs="Calibri"/>
         </w:rPr>
-        <w:t xml:space="preserve">– </w:t>
-      </w:r>
-      <w:proofErr w:type="spellStart"/>
-      <w:r>
-        <w:rPr>
-          <w:rFonts w:ascii="Calibri" w:eastAsia="Times New Roman" w:hAnsi="Calibri" w:cs="Calibri"/>
-        </w:rPr>
-        <w:t>genBOE</w:t>
-      </w:r>
-      <w:proofErr w:type="spellEnd"/>
-      <w:r>
-        <w:rPr>
-          <w:rFonts w:ascii="Calibri" w:eastAsia="Times New Roman" w:hAnsi="Calibri" w:cs="Calibri"/>
-        </w:rPr>
-        <w:t xml:space="preserve"> database connection string</w:t>
+        <w:t>– genBOE database connection string</w:t>
       </w:r>
     </w:p>
     <w:p>
@@ -7478,29 +7508,13 @@
         <w:t xml:space="preserve"> </w:t>
       </w:r>
       <w:r>
-        <w:t xml:space="preserve">– </w:t>
-      </w:r>
-      <w:proofErr w:type="spellStart"/>
-      <w:r>
-        <w:t>ProPricer</w:t>
-      </w:r>
-      <w:proofErr w:type="spellEnd"/>
-      <w:r>
-        <w:t xml:space="preserve"> URL – a URL to a </w:t>
+        <w:t xml:space="preserve">– ProPricer URL – a URL to a </w:t>
       </w:r>
       <w:r>
         <w:t>SharePoint</w:t>
       </w:r>
       <w:r>
-        <w:t xml:space="preserve"> site where </w:t>
-      </w:r>
-      <w:proofErr w:type="spellStart"/>
-      <w:r>
-        <w:t>ProPricer</w:t>
-      </w:r>
-      <w:proofErr w:type="spellEnd"/>
-      <w:r>
-        <w:t xml:space="preserve"> links are located</w:t>
+        <w:t xml:space="preserve"> site where ProPricer links are located</w:t>
       </w:r>
     </w:p>
     <w:p>
@@ -7614,13 +7628,7 @@
         <w:t xml:space="preserve">, </w:t>
       </w:r>
       <w:r>
-        <w:t xml:space="preserve">ACV </w:t>
-      </w:r>
-      <w:r>
-        <w:t xml:space="preserve">is still </w:t>
-      </w:r>
-      <w:r>
-        <w:t>not in classified environment yet</w:t>
+        <w:t>ACV is still not in classified environment yet</w:t>
       </w:r>
     </w:p>
     <w:p>
@@ -7686,13 +7694,7 @@
         <w:t xml:space="preserve"> </w:t>
       </w:r>
       <w:r>
-        <w:t xml:space="preserve">is not in classified </w:t>
-      </w:r>
-      <w:r>
-        <w:t xml:space="preserve">environment </w:t>
-      </w:r>
-      <w:r>
-        <w:t>yet</w:t>
+        <w:t>is not in classified environment yet</w:t>
       </w:r>
     </w:p>
     <w:p>
@@ -8037,16 +8039,22 @@
         <w:rPr>
           <w:rFonts w:ascii="Calibri" w:eastAsia="Times New Roman" w:hAnsi="Calibri" w:cs="Calibri"/>
         </w:rPr>
-        <w:t xml:space="preserve"> – all AD groups allowed to access all of the IES suite applications, including </w:t>
-      </w:r>
-      <w:proofErr w:type="spellStart"/>
-      <w:r>
-        <w:rPr>
-          <w:rFonts w:ascii="Calibri" w:eastAsia="Times New Roman" w:hAnsi="Calibri" w:cs="Calibri"/>
-        </w:rPr>
-        <w:t>GenBOE</w:t>
-      </w:r>
-      <w:proofErr w:type="spellEnd"/>
+        <w:t xml:space="preserve"> – all AD groups allowed to access </w:t>
+      </w:r>
+      <w:proofErr w:type="gramStart"/>
+      <w:r>
+        <w:rPr>
+          <w:rFonts w:ascii="Calibri" w:eastAsia="Times New Roman" w:hAnsi="Calibri" w:cs="Calibri"/>
+        </w:rPr>
+        <w:t>all of</w:t>
+      </w:r>
+      <w:proofErr w:type="gramEnd"/>
+      <w:r>
+        <w:rPr>
+          <w:rFonts w:ascii="Calibri" w:eastAsia="Times New Roman" w:hAnsi="Calibri" w:cs="Calibri"/>
+        </w:rPr>
+        <w:t xml:space="preserve"> the IES suite applications, including GenBOE</w:t>
+      </w:r>
     </w:p>
     <w:p>
       <w:pPr>
@@ -8270,7 +8278,21 @@
         <w:rPr>
           <w:rFonts w:ascii="Calibri" w:eastAsia="Times New Roman" w:hAnsi="Calibri" w:cs="Calibri"/>
         </w:rPr>
-        <w:t xml:space="preserve"> setting,  update the </w:t>
+        <w:t xml:space="preserve"> </w:t>
+      </w:r>
+      <w:proofErr w:type="gramStart"/>
+      <w:r>
+        <w:rPr>
+          <w:rFonts w:ascii="Calibri" w:eastAsia="Times New Roman" w:hAnsi="Calibri" w:cs="Calibri"/>
+        </w:rPr>
+        <w:t>setting,  update</w:t>
+      </w:r>
+      <w:proofErr w:type="gramEnd"/>
+      <w:r>
+        <w:rPr>
+          <w:rFonts w:ascii="Calibri" w:eastAsia="Times New Roman" w:hAnsi="Calibri" w:cs="Calibri"/>
+        </w:rPr>
+        <w:t xml:space="preserve"> the </w:t>
       </w:r>
       <w:proofErr w:type="spellStart"/>
       <w:r>
@@ -8497,7 +8519,27 @@
           <w:sz w:val="19"/>
           <w:szCs w:val="19"/>
         </w:rPr>
-        <w:t>="(.*)"</w:t>
+        <w:t>="</w:t>
+      </w:r>
+      <w:proofErr w:type="gramStart"/>
+      <w:r>
+        <w:rPr>
+          <w:rFonts w:ascii="Consolas" w:eastAsiaTheme="minorHAnsi" w:hAnsi="Consolas" w:cs="Consolas"/>
+          <w:color w:val="8064A2" w:themeColor="accent4"/>
+          <w:sz w:val="19"/>
+          <w:szCs w:val="19"/>
+        </w:rPr>
+        <w:t>(.*</w:t>
+      </w:r>
+      <w:proofErr w:type="gramEnd"/>
+      <w:r>
+        <w:rPr>
+          <w:rFonts w:ascii="Consolas" w:eastAsiaTheme="minorHAnsi" w:hAnsi="Consolas" w:cs="Consolas"/>
+          <w:color w:val="8064A2" w:themeColor="accent4"/>
+          <w:sz w:val="19"/>
+          <w:szCs w:val="19"/>
+        </w:rPr>
+        <w:t>)"</w:t>
       </w:r>
       <w:r>
         <w:rPr>
@@ -8912,21 +8954,7 @@
         <w:rPr>
           <w:rFonts w:ascii="Calibri" w:eastAsia="Times New Roman" w:hAnsi="Calibri" w:cs="Calibri"/>
         </w:rPr>
-        <w:t xml:space="preserve">– </w:t>
-      </w:r>
-      <w:proofErr w:type="spellStart"/>
-      <w:r>
-        <w:rPr>
-          <w:rFonts w:ascii="Calibri" w:eastAsia="Times New Roman" w:hAnsi="Calibri" w:cs="Calibri"/>
-        </w:rPr>
-        <w:t>GenBOE</w:t>
-      </w:r>
-      <w:proofErr w:type="spellEnd"/>
-      <w:r>
-        <w:rPr>
-          <w:rFonts w:ascii="Calibri" w:eastAsia="Times New Roman" w:hAnsi="Calibri" w:cs="Calibri"/>
-        </w:rPr>
-        <w:t xml:space="preserve"> database connection string</w:t>
+        <w:t>– GenBOE database connection string</w:t>
       </w:r>
     </w:p>
     <w:p>
@@ -9231,7 +9259,25 @@
           <w:sz w:val="19"/>
           <w:szCs w:val="19"/>
         </w:rPr>
-        <w:t>http(s):\\</w:t>
+        <w:t>http(s</w:t>
+      </w:r>
+      <w:proofErr w:type="gramStart"/>
+      <w:r>
+        <w:rPr>
+          <w:rFonts w:ascii="Consolas" w:hAnsi="Consolas"/>
+          <w:sz w:val="19"/>
+          <w:szCs w:val="19"/>
+        </w:rPr>
+        <w:t>):\</w:t>
+      </w:r>
+      <w:proofErr w:type="gramEnd"/>
+      <w:r>
+        <w:rPr>
+          <w:rFonts w:ascii="Consolas" w:hAnsi="Consolas"/>
+          <w:sz w:val="19"/>
+          <w:szCs w:val="19"/>
+        </w:rPr>
+        <w:t>\</w:t>
       </w:r>
       <w:r>
         <w:t xml:space="preserve"> and end with </w:t>
@@ -9650,15 +9696,7 @@
         <w:t>–</w:t>
       </w:r>
       <w:r>
-        <w:t xml:space="preserve"> </w:t>
-      </w:r>
-      <w:proofErr w:type="spellStart"/>
-      <w:r>
-        <w:t>GenBOE</w:t>
-      </w:r>
-      <w:proofErr w:type="spellEnd"/>
-      <w:r>
-        <w:t xml:space="preserve"> URL</w:t>
+        <w:t xml:space="preserve"> GenBOE URL</w:t>
       </w:r>
     </w:p>
     <w:p>
@@ -10339,7 +10377,21 @@
         <w:rPr>
           <w:rFonts w:ascii="Calibri" w:eastAsia="Times New Roman" w:hAnsi="Calibri" w:cs="Calibri"/>
         </w:rPr>
-        <w:t xml:space="preserve"> setting,  update the </w:t>
+        <w:t xml:space="preserve"> </w:t>
+      </w:r>
+      <w:proofErr w:type="gramStart"/>
+      <w:r>
+        <w:rPr>
+          <w:rFonts w:ascii="Calibri" w:eastAsia="Times New Roman" w:hAnsi="Calibri" w:cs="Calibri"/>
+        </w:rPr>
+        <w:t>setting,  update</w:t>
+      </w:r>
+      <w:proofErr w:type="gramEnd"/>
+      <w:r>
+        <w:rPr>
+          <w:rFonts w:ascii="Calibri" w:eastAsia="Times New Roman" w:hAnsi="Calibri" w:cs="Calibri"/>
+        </w:rPr>
+        <w:t xml:space="preserve"> the </w:t>
       </w:r>
       <w:proofErr w:type="spellStart"/>
       <w:r>
@@ -10566,7 +10618,27 @@
           <w:sz w:val="19"/>
           <w:szCs w:val="19"/>
         </w:rPr>
-        <w:t>="(.*)"</w:t>
+        <w:t>="</w:t>
+      </w:r>
+      <w:proofErr w:type="gramStart"/>
+      <w:r>
+        <w:rPr>
+          <w:rFonts w:ascii="Consolas" w:eastAsiaTheme="minorHAnsi" w:hAnsi="Consolas" w:cs="Consolas"/>
+          <w:color w:val="8064A2" w:themeColor="accent4"/>
+          <w:sz w:val="19"/>
+          <w:szCs w:val="19"/>
+        </w:rPr>
+        <w:t>(.*</w:t>
+      </w:r>
+      <w:proofErr w:type="gramEnd"/>
+      <w:r>
+        <w:rPr>
+          <w:rFonts w:ascii="Consolas" w:eastAsiaTheme="minorHAnsi" w:hAnsi="Consolas" w:cs="Consolas"/>
+          <w:color w:val="8064A2" w:themeColor="accent4"/>
+          <w:sz w:val="19"/>
+          <w:szCs w:val="19"/>
+        </w:rPr>
+        <w:t>)"</w:t>
       </w:r>
       <w:r>
         <w:rPr>
@@ -11539,8 +11611,13 @@
         <w:t xml:space="preserve"> </w:t>
       </w:r>
       <w:r>
-        <w:t>– all users that need to have read access to the system;</w:t>
-      </w:r>
+        <w:t xml:space="preserve">– all users that need to have read access to the </w:t>
+      </w:r>
+      <w:proofErr w:type="gramStart"/>
+      <w:r>
+        <w:t>system;</w:t>
+      </w:r>
+      <w:proofErr w:type="gramEnd"/>
     </w:p>
     <w:p>
       <w:pPr>
@@ -11641,7 +11718,21 @@
         <w:rPr>
           <w:rFonts w:ascii="Calibri" w:eastAsia="Times New Roman" w:hAnsi="Calibri" w:cs="Calibri"/>
         </w:rPr>
-        <w:t xml:space="preserve"> – AD groups allowed to access the app, at the minimum all of the above</w:t>
+        <w:t xml:space="preserve"> – AD groups allowed to access the app, at the minimum </w:t>
+      </w:r>
+      <w:proofErr w:type="gramStart"/>
+      <w:r>
+        <w:rPr>
+          <w:rFonts w:ascii="Calibri" w:eastAsia="Times New Roman" w:hAnsi="Calibri" w:cs="Calibri"/>
+        </w:rPr>
+        <w:t>all of</w:t>
+      </w:r>
+      <w:proofErr w:type="gramEnd"/>
+      <w:r>
+        <w:rPr>
+          <w:rFonts w:ascii="Calibri" w:eastAsia="Times New Roman" w:hAnsi="Calibri" w:cs="Calibri"/>
+        </w:rPr>
+        <w:t xml:space="preserve"> the above</w:t>
       </w:r>
     </w:p>
     <w:p>
@@ -11866,7 +11957,21 @@
         <w:rPr>
           <w:rFonts w:ascii="Calibri" w:eastAsia="Times New Roman" w:hAnsi="Calibri" w:cs="Calibri"/>
         </w:rPr>
-        <w:t xml:space="preserve"> setting,  update the </w:t>
+        <w:t xml:space="preserve"> </w:t>
+      </w:r>
+      <w:proofErr w:type="gramStart"/>
+      <w:r>
+        <w:rPr>
+          <w:rFonts w:ascii="Calibri" w:eastAsia="Times New Roman" w:hAnsi="Calibri" w:cs="Calibri"/>
+        </w:rPr>
+        <w:t>setting,  update</w:t>
+      </w:r>
+      <w:proofErr w:type="gramEnd"/>
+      <w:r>
+        <w:rPr>
+          <w:rFonts w:ascii="Calibri" w:eastAsia="Times New Roman" w:hAnsi="Calibri" w:cs="Calibri"/>
+        </w:rPr>
+        <w:t xml:space="preserve"> the </w:t>
       </w:r>
       <w:proofErr w:type="spellStart"/>
       <w:r>
@@ -12093,7 +12198,27 @@
           <w:sz w:val="19"/>
           <w:szCs w:val="19"/>
         </w:rPr>
-        <w:t>="(.*)"</w:t>
+        <w:t>="</w:t>
+      </w:r>
+      <w:proofErr w:type="gramStart"/>
+      <w:r>
+        <w:rPr>
+          <w:rFonts w:ascii="Consolas" w:eastAsiaTheme="minorHAnsi" w:hAnsi="Consolas" w:cs="Consolas"/>
+          <w:color w:val="8064A2" w:themeColor="accent4"/>
+          <w:sz w:val="19"/>
+          <w:szCs w:val="19"/>
+        </w:rPr>
+        <w:t>(.*</w:t>
+      </w:r>
+      <w:proofErr w:type="gramEnd"/>
+      <w:r>
+        <w:rPr>
+          <w:rFonts w:ascii="Consolas" w:eastAsiaTheme="minorHAnsi" w:hAnsi="Consolas" w:cs="Consolas"/>
+          <w:color w:val="8064A2" w:themeColor="accent4"/>
+          <w:sz w:val="19"/>
+          <w:szCs w:val="19"/>
+        </w:rPr>
+        <w:t>)"</w:t>
       </w:r>
       <w:r>
         <w:rPr>
@@ -12952,7 +13077,21 @@
         <w:rPr>
           <w:rFonts w:ascii="Calibri" w:eastAsia="Times New Roman" w:hAnsi="Calibri" w:cs="Calibri"/>
         </w:rPr>
-        <w:t xml:space="preserve"> – AD groups allowed to access the app, at the minimum all of the above</w:t>
+        <w:t xml:space="preserve"> – AD groups allowed to access the app, at the minimum </w:t>
+      </w:r>
+      <w:proofErr w:type="gramStart"/>
+      <w:r>
+        <w:rPr>
+          <w:rFonts w:ascii="Calibri" w:eastAsia="Times New Roman" w:hAnsi="Calibri" w:cs="Calibri"/>
+        </w:rPr>
+        <w:t>all of</w:t>
+      </w:r>
+      <w:proofErr w:type="gramEnd"/>
+      <w:r>
+        <w:rPr>
+          <w:rFonts w:ascii="Calibri" w:eastAsia="Times New Roman" w:hAnsi="Calibri" w:cs="Calibri"/>
+        </w:rPr>
+        <w:t xml:space="preserve"> the above</w:t>
       </w:r>
     </w:p>
     <w:p>
@@ -13177,7 +13316,21 @@
         <w:rPr>
           <w:rFonts w:ascii="Calibri" w:eastAsia="Times New Roman" w:hAnsi="Calibri" w:cs="Calibri"/>
         </w:rPr>
-        <w:t xml:space="preserve"> setting,  update the </w:t>
+        <w:t xml:space="preserve"> </w:t>
+      </w:r>
+      <w:proofErr w:type="gramStart"/>
+      <w:r>
+        <w:rPr>
+          <w:rFonts w:ascii="Calibri" w:eastAsia="Times New Roman" w:hAnsi="Calibri" w:cs="Calibri"/>
+        </w:rPr>
+        <w:t>setting,  update</w:t>
+      </w:r>
+      <w:proofErr w:type="gramEnd"/>
+      <w:r>
+        <w:rPr>
+          <w:rFonts w:ascii="Calibri" w:eastAsia="Times New Roman" w:hAnsi="Calibri" w:cs="Calibri"/>
+        </w:rPr>
+        <w:t xml:space="preserve"> the </w:t>
       </w:r>
       <w:proofErr w:type="spellStart"/>
       <w:r>
@@ -13404,7 +13557,27 @@
           <w:sz w:val="19"/>
           <w:szCs w:val="19"/>
         </w:rPr>
-        <w:t>="(.*)"</w:t>
+        <w:t>="</w:t>
+      </w:r>
+      <w:proofErr w:type="gramStart"/>
+      <w:r>
+        <w:rPr>
+          <w:rFonts w:ascii="Consolas" w:eastAsiaTheme="minorHAnsi" w:hAnsi="Consolas" w:cs="Consolas"/>
+          <w:color w:val="8064A2" w:themeColor="accent4"/>
+          <w:sz w:val="19"/>
+          <w:szCs w:val="19"/>
+        </w:rPr>
+        <w:t>(.*</w:t>
+      </w:r>
+      <w:proofErr w:type="gramEnd"/>
+      <w:r>
+        <w:rPr>
+          <w:rFonts w:ascii="Consolas" w:eastAsiaTheme="minorHAnsi" w:hAnsi="Consolas" w:cs="Consolas"/>
+          <w:color w:val="8064A2" w:themeColor="accent4"/>
+          <w:sz w:val="19"/>
+          <w:szCs w:val="19"/>
+        </w:rPr>
+        <w:t>)"</w:t>
       </w:r>
       <w:r>
         <w:rPr>
@@ -13724,16 +13897,11 @@
         </w:rPr>
         <w:t xml:space="preserve">oth) </w:t>
       </w:r>
-      <w:proofErr w:type="spellStart"/>
       <w:r>
         <w:t>g</w:t>
       </w:r>
       <w:r>
-        <w:t>enBOE</w:t>
-      </w:r>
-      <w:proofErr w:type="spellEnd"/>
-      <w:r>
-        <w:t xml:space="preserve"> Auto Backup - </w:t>
+        <w:t xml:space="preserve">enBOE Auto Backup - </w:t>
       </w:r>
       <w:proofErr w:type="spellStart"/>
       <w:r>
@@ -13806,21 +13974,7 @@
         <w:rPr>
           <w:rFonts w:ascii="Calibri" w:eastAsia="Times New Roman" w:hAnsi="Calibri" w:cs="Calibri"/>
         </w:rPr>
-        <w:t xml:space="preserve">– </w:t>
-      </w:r>
-      <w:proofErr w:type="spellStart"/>
-      <w:r>
-        <w:rPr>
-          <w:rFonts w:ascii="Calibri" w:eastAsia="Times New Roman" w:hAnsi="Calibri" w:cs="Calibri"/>
-        </w:rPr>
-        <w:t>GenBOE</w:t>
-      </w:r>
-      <w:proofErr w:type="spellEnd"/>
-      <w:r>
-        <w:rPr>
-          <w:rFonts w:ascii="Calibri" w:eastAsia="Times New Roman" w:hAnsi="Calibri" w:cs="Calibri"/>
-        </w:rPr>
-        <w:t xml:space="preserve"> database connection string</w:t>
+        <w:t>– GenBOE database connection string</w:t>
       </w:r>
     </w:p>
     <w:p>
@@ -14064,7 +14218,21 @@
         <w:rPr>
           <w:rFonts w:ascii="Calibri" w:eastAsia="Times New Roman" w:hAnsi="Calibri" w:cs="Calibri"/>
         </w:rPr>
-        <w:t xml:space="preserve"> setting,  update the </w:t>
+        <w:t xml:space="preserve"> </w:t>
+      </w:r>
+      <w:proofErr w:type="gramStart"/>
+      <w:r>
+        <w:rPr>
+          <w:rFonts w:ascii="Calibri" w:eastAsia="Times New Roman" w:hAnsi="Calibri" w:cs="Calibri"/>
+        </w:rPr>
+        <w:t>setting,  update</w:t>
+      </w:r>
+      <w:proofErr w:type="gramEnd"/>
+      <w:r>
+        <w:rPr>
+          <w:rFonts w:ascii="Calibri" w:eastAsia="Times New Roman" w:hAnsi="Calibri" w:cs="Calibri"/>
+        </w:rPr>
+        <w:t xml:space="preserve"> the </w:t>
       </w:r>
       <w:proofErr w:type="spellStart"/>
       <w:r>
@@ -14288,21 +14456,7 @@
         <w:rPr>
           <w:rFonts w:ascii="Calibri" w:eastAsia="Times New Roman" w:hAnsi="Calibri" w:cs="Calibri"/>
         </w:rPr>
-        <w:t xml:space="preserve">– </w:t>
-      </w:r>
-      <w:proofErr w:type="spellStart"/>
-      <w:r>
-        <w:rPr>
-          <w:rFonts w:ascii="Calibri" w:eastAsia="Times New Roman" w:hAnsi="Calibri" w:cs="Calibri"/>
-        </w:rPr>
-        <w:t>GenBOE</w:t>
-      </w:r>
-      <w:proofErr w:type="spellEnd"/>
-      <w:r>
-        <w:rPr>
-          <w:rFonts w:ascii="Calibri" w:eastAsia="Times New Roman" w:hAnsi="Calibri" w:cs="Calibri"/>
-        </w:rPr>
-        <w:t xml:space="preserve"> database connection string</w:t>
+        <w:t>– GenBOE database connection string</w:t>
       </w:r>
     </w:p>
     <w:p>
@@ -14711,21 +14865,7 @@
         <w:rPr>
           <w:rFonts w:ascii="Calibri" w:eastAsia="Times New Roman" w:hAnsi="Calibri" w:cs="Calibri"/>
         </w:rPr>
-        <w:t xml:space="preserve"> – all AD groups allowed to access the </w:t>
-      </w:r>
-      <w:proofErr w:type="spellStart"/>
-      <w:r>
-        <w:rPr>
-          <w:rFonts w:ascii="Calibri" w:eastAsia="Times New Roman" w:hAnsi="Calibri" w:cs="Calibri"/>
-        </w:rPr>
-        <w:t>GenBOE</w:t>
-      </w:r>
-      <w:proofErr w:type="spellEnd"/>
-      <w:r>
-        <w:rPr>
-          <w:rFonts w:ascii="Calibri" w:eastAsia="Times New Roman" w:hAnsi="Calibri" w:cs="Calibri"/>
-        </w:rPr>
-        <w:t xml:space="preserve"> application</w:t>
+        <w:t xml:space="preserve"> – all AD groups allowed to access the GenBOE application</w:t>
       </w:r>
     </w:p>
     <w:p>
@@ -14786,7 +14926,21 @@
         <w:rPr>
           <w:rFonts w:ascii="Calibri" w:eastAsia="Times New Roman" w:hAnsi="Calibri" w:cs="Calibri"/>
         </w:rPr>
-        <w:t xml:space="preserve"> setting,  update the </w:t>
+        <w:t xml:space="preserve"> </w:t>
+      </w:r>
+      <w:proofErr w:type="gramStart"/>
+      <w:r>
+        <w:rPr>
+          <w:rFonts w:ascii="Calibri" w:eastAsia="Times New Roman" w:hAnsi="Calibri" w:cs="Calibri"/>
+        </w:rPr>
+        <w:t>setting,  update</w:t>
+      </w:r>
+      <w:proofErr w:type="gramEnd"/>
+      <w:r>
+        <w:rPr>
+          <w:rFonts w:ascii="Calibri" w:eastAsia="Times New Roman" w:hAnsi="Calibri" w:cs="Calibri"/>
+        </w:rPr>
+        <w:t xml:space="preserve"> the </w:t>
       </w:r>
       <w:proofErr w:type="spellStart"/>
       <w:r>
@@ -15103,7 +15257,21 @@
         <w:rPr>
           <w:rFonts w:ascii="Calibri" w:eastAsia="Times New Roman" w:hAnsi="Calibri" w:cs="Calibri"/>
         </w:rPr>
-        <w:t xml:space="preserve"> setting,  update the </w:t>
+        <w:t xml:space="preserve"> </w:t>
+      </w:r>
+      <w:proofErr w:type="gramStart"/>
+      <w:r>
+        <w:rPr>
+          <w:rFonts w:ascii="Calibri" w:eastAsia="Times New Roman" w:hAnsi="Calibri" w:cs="Calibri"/>
+        </w:rPr>
+        <w:t>setting,  update</w:t>
+      </w:r>
+      <w:proofErr w:type="gramEnd"/>
+      <w:r>
+        <w:rPr>
+          <w:rFonts w:ascii="Calibri" w:eastAsia="Times New Roman" w:hAnsi="Calibri" w:cs="Calibri"/>
+        </w:rPr>
+        <w:t xml:space="preserve"> the </w:t>
       </w:r>
       <w:proofErr w:type="spellStart"/>
       <w:r>
@@ -15329,8 +15497,16 @@
         <w:rPr>
           <w:rFonts w:ascii="Calibri" w:eastAsia="Times New Roman" w:hAnsi="Calibri" w:cs="Calibri"/>
         </w:rPr>
-        <w:t>– emails for users that need to be notified of data loads. At the minimum Frank’s email, possibly other admins as well; comma separated list, if multiple are needed;</w:t>
-      </w:r>
+        <w:t xml:space="preserve">– emails for users that need to be notified of data loads. At the minimum Frank’s email, possibly other admins as well; comma separated list, if multiple are </w:t>
+      </w:r>
+      <w:proofErr w:type="gramStart"/>
+      <w:r>
+        <w:rPr>
+          <w:rFonts w:ascii="Calibri" w:eastAsia="Times New Roman" w:hAnsi="Calibri" w:cs="Calibri"/>
+        </w:rPr>
+        <w:t>needed;</w:t>
+      </w:r>
+      <w:proofErr w:type="gramEnd"/>
     </w:p>
     <w:p>
       <w:pPr>
@@ -15377,7 +15553,15 @@
       </w:r>
       <w:proofErr w:type="spellEnd"/>
       <w:r>
-        <w:t xml:space="preserve"> – the account has to have full access to this folder; the folder has to exist ahead of time; this is where the security will place files once they are moved from unclassified location; </w:t>
+        <w:t xml:space="preserve"> – the account has to have full access to this folder; the folder has to exist ahead of time; this is where the security will place files </w:t>
+      </w:r>
+      <w:proofErr w:type="gramStart"/>
+      <w:r>
+        <w:t>once</w:t>
+      </w:r>
+      <w:proofErr w:type="gramEnd"/>
+      <w:r>
+        <w:t xml:space="preserve"> they are moved from unclassified location; </w:t>
       </w:r>
     </w:p>
     <w:p>
@@ -15401,7 +15585,15 @@
       </w:r>
       <w:proofErr w:type="spellEnd"/>
       <w:r>
-        <w:t xml:space="preserve"> – the account has to have full access to this folder; the folder has to exist ahead of time; suggested location would be an “Archive” folder in the folder above</w:t>
+        <w:t xml:space="preserve"> – the account </w:t>
+      </w:r>
+      <w:proofErr w:type="gramStart"/>
+      <w:r>
+        <w:t>has to</w:t>
+      </w:r>
+      <w:proofErr w:type="gramEnd"/>
+      <w:r>
+        <w:t xml:space="preserve"> have full access to this folder; the folder has to exist ahead of time; suggested location would be an “Archive” folder in the folder above</w:t>
       </w:r>
     </w:p>
     <w:p>
@@ -15445,7 +15637,15 @@
       </w:r>
       <w:proofErr w:type="spellEnd"/>
       <w:r>
-        <w:t xml:space="preserve"> represents the URL of the application) is : </w:t>
+        <w:t xml:space="preserve"> represents the URL of the application) </w:t>
+      </w:r>
+      <w:proofErr w:type="gramStart"/>
+      <w:r>
+        <w:t>is :</w:t>
+      </w:r>
+      <w:proofErr w:type="gramEnd"/>
+      <w:r>
+        <w:t xml:space="preserve"> </w:t>
       </w:r>
       <w:r>
         <w:rPr>
@@ -15553,7 +15753,21 @@
         <w:rPr>
           <w:rFonts w:ascii="Calibri" w:eastAsia="Times New Roman" w:hAnsi="Calibri" w:cs="Calibri"/>
         </w:rPr>
-        <w:t xml:space="preserve"> setting,  update the </w:t>
+        <w:t xml:space="preserve"> </w:t>
+      </w:r>
+      <w:proofErr w:type="gramStart"/>
+      <w:r>
+        <w:rPr>
+          <w:rFonts w:ascii="Calibri" w:eastAsia="Times New Roman" w:hAnsi="Calibri" w:cs="Calibri"/>
+        </w:rPr>
+        <w:t>setting,  update</w:t>
+      </w:r>
+      <w:proofErr w:type="gramEnd"/>
+      <w:r>
+        <w:rPr>
+          <w:rFonts w:ascii="Calibri" w:eastAsia="Times New Roman" w:hAnsi="Calibri" w:cs="Calibri"/>
+        </w:rPr>
+        <w:t xml:space="preserve"> the </w:t>
       </w:r>
       <w:proofErr w:type="spellStart"/>
       <w:r>
@@ -15728,7 +15942,15 @@
         <w:t>The</w:t>
       </w:r>
       <w:r>
-        <w:t xml:space="preserve"> blanked out entry will look like this: </w:t>
+        <w:t xml:space="preserve"> </w:t>
+      </w:r>
+      <w:proofErr w:type="gramStart"/>
+      <w:r>
+        <w:t>blanked out</w:t>
+      </w:r>
+      <w:proofErr w:type="gramEnd"/>
+      <w:r>
+        <w:t xml:space="preserve"> entry will look like this: </w:t>
       </w:r>
       <w:r>
         <w:rPr>

--- a/ClassifiedInstallationStuff/_Instructions/_IES Suite Upgrade Instructions.docx
+++ b/ClassifiedInstallationStuff/_Instructions/_IES Suite Upgrade Instructions.docx
@@ -1,27 +1,27 @@
 
 <file path=word/document.xml><?xml version="1.0" encoding="utf-8"?>
-<w:document xmlns:wpc="http://schemas.microsoft.com/office/word/2010/wordprocessingCanvas" xmlns:cx="http://schemas.microsoft.com/office/drawing/2014/chartex" xmlns:cx1="http://schemas.microsoft.com/office/drawing/2015/9/8/chartex" xmlns:cx2="http://schemas.microsoft.com/office/drawing/2015/10/21/chartex" xmlns:cx3="http://schemas.microsoft.com/office/drawing/2016/5/9/chartex" xmlns:cx4="http://schemas.microsoft.com/office/drawing/2016/5/10/chartex" xmlns:cx5="http://schemas.microsoft.com/office/drawing/2016/5/11/chartex" xmlns:cx6="http://schemas.microsoft.com/office/drawing/2016/5/12/chartex" xmlns:cx7="http://schemas.microsoft.com/office/drawing/2016/5/13/chartex" xmlns:cx8="http://schemas.microsoft.com/office/drawing/2016/5/14/chartex" xmlns:mc="http://schemas.openxmlformats.org/markup-compatibility/2006" xmlns:aink="http://schemas.microsoft.com/office/drawing/2016/ink" xmlns:am3d="http://schemas.microsoft.com/office/drawing/2017/model3d" xmlns:o="urn:schemas-microsoft-com:office:office" xmlns:r="http://schemas.openxmlformats.org/officeDocument/2006/relationships" xmlns:m="http://schemas.openxmlformats.org/officeDocument/2006/math" xmlns:v="urn:schemas-microsoft-com:vml" xmlns:wp14="http://schemas.microsoft.com/office/word/2010/wordprocessingDrawing" xmlns:wp="http://schemas.openxmlformats.org/drawingml/2006/wordprocessingDrawing" xmlns:w10="urn:schemas-microsoft-com:office:word" xmlns:w="http://schemas.openxmlformats.org/wordprocessingml/2006/main" xmlns:w14="http://schemas.microsoft.com/office/word/2010/wordml" xmlns:w15="http://schemas.microsoft.com/office/word/2012/wordml" xmlns:w16cex="http://schemas.microsoft.com/office/word/2018/wordml/cex" xmlns:w16cid="http://schemas.microsoft.com/office/word/2016/wordml/cid" xmlns:w16="http://schemas.microsoft.com/office/word/2018/wordml" xmlns:w16sdtdh="http://schemas.microsoft.com/office/word/2020/wordml/sdtdatahash" xmlns:w16se="http://schemas.microsoft.com/office/word/2015/wordml/symex" xmlns:wpg="http://schemas.microsoft.com/office/word/2010/wordprocessingGroup" xmlns:wpi="http://schemas.microsoft.com/office/word/2010/wordprocessingInk" xmlns:wne="http://schemas.microsoft.com/office/word/2006/wordml" xmlns:wps="http://schemas.microsoft.com/office/word/2010/wordprocessingShape" mc:Ignorable="w14 w15 w16se w16cid w16 w16cex w16sdtdh wp14">
+<w:document xmlns:wpc="http://schemas.microsoft.com/office/word/2010/wordprocessingCanvas" xmlns:cx="http://schemas.microsoft.com/office/drawing/2014/chartex" xmlns:cx1="http://schemas.microsoft.com/office/drawing/2015/9/8/chartex" xmlns:cx2="http://schemas.microsoft.com/office/drawing/2015/10/21/chartex" xmlns:cx3="http://schemas.microsoft.com/office/drawing/2016/5/9/chartex" xmlns:cx4="http://schemas.microsoft.com/office/drawing/2016/5/10/chartex" xmlns:cx5="http://schemas.microsoft.com/office/drawing/2016/5/11/chartex" xmlns:cx6="http://schemas.microsoft.com/office/drawing/2016/5/12/chartex" xmlns:cx7="http://schemas.microsoft.com/office/drawing/2016/5/13/chartex" xmlns:cx8="http://schemas.microsoft.com/office/drawing/2016/5/14/chartex" xmlns:mc="http://schemas.openxmlformats.org/markup-compatibility/2006" xmlns:aink="http://schemas.microsoft.com/office/drawing/2016/ink" xmlns:am3d="http://schemas.microsoft.com/office/drawing/2017/model3d" xmlns:o="urn:schemas-microsoft-com:office:office" xmlns:oel="http://schemas.microsoft.com/office/2019/extlst" xmlns:r="http://schemas.openxmlformats.org/officeDocument/2006/relationships" xmlns:m="http://schemas.openxmlformats.org/officeDocument/2006/math" xmlns:v="urn:schemas-microsoft-com:vml" xmlns:wp14="http://schemas.microsoft.com/office/word/2010/wordprocessingDrawing" xmlns:wp="http://schemas.openxmlformats.org/drawingml/2006/wordprocessingDrawing" xmlns:w10="urn:schemas-microsoft-com:office:word" xmlns:w="http://schemas.openxmlformats.org/wordprocessingml/2006/main" xmlns:w14="http://schemas.microsoft.com/office/word/2010/wordml" xmlns:w15="http://schemas.microsoft.com/office/word/2012/wordml" xmlns:w16cex="http://schemas.microsoft.com/office/word/2018/wordml/cex" xmlns:w16cid="http://schemas.microsoft.com/office/word/2016/wordml/cid" xmlns:w16="http://schemas.microsoft.com/office/word/2018/wordml" xmlns:w16sdtdh="http://schemas.microsoft.com/office/word/2020/wordml/sdtdatahash" xmlns:w16se="http://schemas.microsoft.com/office/word/2015/wordml/symex" xmlns:wpg="http://schemas.microsoft.com/office/word/2010/wordprocessingGroup" xmlns:wpi="http://schemas.microsoft.com/office/word/2010/wordprocessingInk" xmlns:wne="http://schemas.microsoft.com/office/word/2006/wordml" xmlns:wps="http://schemas.microsoft.com/office/word/2010/wordprocessingShape" mc:Ignorable="w14 w15 w16se w16cid w16 w16cex w16sdtdh wp14">
   <w:body>
-    <w:bookmarkStart w:id="0" w:name="_Toc34724951" w:displacedByCustomXml="next"/>
-    <w:bookmarkStart w:id="1" w:name="_Toc443997342" w:displacedByCustomXml="next"/>
-    <w:bookmarkStart w:id="2" w:name="_Toc443996285" w:displacedByCustomXml="next"/>
-    <w:bookmarkStart w:id="3" w:name="_Toc443996238" w:displacedByCustomXml="next"/>
-    <w:bookmarkStart w:id="4" w:name="_Toc426545466" w:displacedByCustomXml="next"/>
-    <w:bookmarkStart w:id="5" w:name="_Toc426545102" w:displacedByCustomXml="next"/>
-    <w:bookmarkStart w:id="6" w:name="_Toc426544400" w:displacedByCustomXml="next"/>
-    <w:bookmarkStart w:id="7" w:name="_Toc410652409" w:displacedByCustomXml="next"/>
-    <w:bookmarkStart w:id="8" w:name="_Toc410286731" w:displacedByCustomXml="next"/>
-    <w:bookmarkStart w:id="9" w:name="_Toc410226779" w:displacedByCustomXml="next"/>
-    <w:bookmarkStart w:id="10" w:name="_Toc409096411" w:displacedByCustomXml="next"/>
-    <w:bookmarkStart w:id="11" w:name="_Toc402261032" w:displacedByCustomXml="next"/>
-    <w:bookmarkStart w:id="12" w:name="_Toc435089160" w:displacedByCustomXml="next"/>
-    <w:bookmarkStart w:id="13" w:name="_Toc443999244" w:displacedByCustomXml="next"/>
-    <w:bookmarkStart w:id="14" w:name="_Toc443999444" w:displacedByCustomXml="next"/>
-    <w:bookmarkStart w:id="15" w:name="_Toc534277455" w:displacedByCustomXml="next"/>
-    <w:bookmarkStart w:id="16" w:name="_Toc4599931" w:displacedByCustomXml="next"/>
-    <w:bookmarkStart w:id="17" w:name="_Toc69202903" w:displacedByCustomXml="next"/>
-    <w:bookmarkStart w:id="18" w:name="_Toc69203962" w:displacedByCustomXml="next"/>
-    <w:bookmarkStart w:id="19" w:name="_Toc69207018" w:displacedByCustomXml="next"/>
+    <w:bookmarkStart w:id="0" w:name="_Toc69207018" w:displacedByCustomXml="next"/>
+    <w:bookmarkStart w:id="1" w:name="_Toc69203962" w:displacedByCustomXml="next"/>
+    <w:bookmarkStart w:id="2" w:name="_Toc69202903" w:displacedByCustomXml="next"/>
+    <w:bookmarkStart w:id="3" w:name="_Toc4599931" w:displacedByCustomXml="next"/>
+    <w:bookmarkStart w:id="4" w:name="_Toc534277455" w:displacedByCustomXml="next"/>
+    <w:bookmarkStart w:id="5" w:name="_Toc443999444" w:displacedByCustomXml="next"/>
+    <w:bookmarkStart w:id="6" w:name="_Toc443999244" w:displacedByCustomXml="next"/>
+    <w:bookmarkStart w:id="7" w:name="_Toc435089160" w:displacedByCustomXml="next"/>
+    <w:bookmarkStart w:id="8" w:name="_Toc402261032" w:displacedByCustomXml="next"/>
+    <w:bookmarkStart w:id="9" w:name="_Toc409096411" w:displacedByCustomXml="next"/>
+    <w:bookmarkStart w:id="10" w:name="_Toc410226779" w:displacedByCustomXml="next"/>
+    <w:bookmarkStart w:id="11" w:name="_Toc410286731" w:displacedByCustomXml="next"/>
+    <w:bookmarkStart w:id="12" w:name="_Toc410652409" w:displacedByCustomXml="next"/>
+    <w:bookmarkStart w:id="13" w:name="_Toc426544400" w:displacedByCustomXml="next"/>
+    <w:bookmarkStart w:id="14" w:name="_Toc426545102" w:displacedByCustomXml="next"/>
+    <w:bookmarkStart w:id="15" w:name="_Toc426545466" w:displacedByCustomXml="next"/>
+    <w:bookmarkStart w:id="16" w:name="_Toc443996238" w:displacedByCustomXml="next"/>
+    <w:bookmarkStart w:id="17" w:name="_Toc443996285" w:displacedByCustomXml="next"/>
+    <w:bookmarkStart w:id="18" w:name="_Toc443997342" w:displacedByCustomXml="next"/>
+    <w:bookmarkStart w:id="19" w:name="_Toc34724951" w:displacedByCustomXml="next"/>
     <w:sdt>
       <w:sdtPr>
         <w:rPr>
@@ -49,8 +49,8 @@
         </w:rPr>
       </w:sdtEndPr>
       <w:sdtContent>
-        <w:bookmarkStart w:id="20" w:name="_Toc266280202" w:displacedByCustomXml="prev"/>
-        <w:bookmarkStart w:id="21" w:name="_Toc320016168" w:displacedByCustomXml="prev"/>
+        <w:bookmarkStart w:id="20" w:name="_Toc320016168" w:displacedByCustomXml="prev"/>
+        <w:bookmarkStart w:id="21" w:name="_Toc266280202" w:displacedByCustomXml="prev"/>
         <w:p>
           <w:pPr>
             <w:pStyle w:val="Heading1"/>
@@ -273,15 +273,7 @@
                   <w:cnfStyle w:val="000000100000" w:firstRow="0" w:lastRow="0" w:firstColumn="0" w:lastColumn="0" w:oddVBand="0" w:evenVBand="0" w:oddHBand="1" w:evenHBand="0" w:firstRowFirstColumn="0" w:firstRowLastColumn="0" w:lastRowFirstColumn="0" w:lastRowLastColumn="0"/>
                 </w:pPr>
                 <w:r>
-                  <w:t xml:space="preserve">Fixed Appendix A, item 2.t - key didn’t match the </w:t>
-                </w:r>
-                <w:proofErr w:type="spellStart"/>
-                <w:r>
-                  <w:t>web.config</w:t>
-                </w:r>
-                <w:proofErr w:type="spellEnd"/>
-                <w:r>
-                  <w:t xml:space="preserve"> key</w:t>
+                  <w:t>Fixed Appendix A, item 2.t - key didn’t match the web.config key</w:t>
                 </w:r>
               </w:p>
             </w:tc>
@@ -420,6 +412,61 @@
                 </w:pPr>
                 <w:r>
                   <w:t>Dusan Palider</w:t>
+                </w:r>
+              </w:p>
+            </w:tc>
+          </w:tr>
+          <w:tr>
+            <w:trPr>
+              <w:cnfStyle w:val="000000010000" w:firstRow="0" w:lastRow="0" w:firstColumn="0" w:lastColumn="0" w:oddVBand="0" w:evenVBand="0" w:oddHBand="0" w:evenHBand="1" w:firstRowFirstColumn="0" w:firstRowLastColumn="0" w:lastRowFirstColumn="0" w:lastRowLastColumn="0"/>
+            </w:trPr>
+            <w:tc>
+              <w:tcPr>
+                <w:cnfStyle w:val="001000000000" w:firstRow="0" w:lastRow="0" w:firstColumn="1" w:lastColumn="0" w:oddVBand="0" w:evenVBand="0" w:oddHBand="0" w:evenHBand="0" w:firstRowFirstColumn="0" w:firstRowLastColumn="0" w:lastRowFirstColumn="0" w:lastRowLastColumn="0"/>
+                <w:tcW w:w="1188" w:type="dxa"/>
+              </w:tcPr>
+              <w:p>
+                <w:r>
+                  <w:t>17</w:t>
+                </w:r>
+              </w:p>
+            </w:tc>
+            <w:tc>
+              <w:tcPr>
+                <w:tcW w:w="1278" w:type="dxa"/>
+              </w:tcPr>
+              <w:p>
+                <w:pPr>
+                  <w:cnfStyle w:val="000000010000" w:firstRow="0" w:lastRow="0" w:firstColumn="0" w:lastColumn="0" w:oddVBand="0" w:evenVBand="0" w:oddHBand="0" w:evenHBand="1" w:firstRowFirstColumn="0" w:firstRowLastColumn="0" w:lastRowFirstColumn="0" w:lastRowLastColumn="0"/>
+                </w:pPr>
+                <w:r>
+                  <w:t>3/21/2023</w:t>
+                </w:r>
+              </w:p>
+            </w:tc>
+            <w:tc>
+              <w:tcPr>
+                <w:tcW w:w="4726" w:type="dxa"/>
+              </w:tcPr>
+              <w:p>
+                <w:pPr>
+                  <w:cnfStyle w:val="000000010000" w:firstRow="0" w:lastRow="0" w:firstColumn="0" w:lastColumn="0" w:oddVBand="0" w:evenVBand="0" w:oddHBand="0" w:evenHBand="1" w:firstRowFirstColumn="0" w:firstRowLastColumn="0" w:lastRowFirstColumn="0" w:lastRowLastColumn="0"/>
+                </w:pPr>
+                <w:r>
+                  <w:t>As of IES.2023.9 .Net Framework 4.8.0 is needed (Developer Pack should do the trick)</w:t>
+                </w:r>
+              </w:p>
+            </w:tc>
+            <w:tc>
+              <w:tcPr>
+                <w:tcW w:w="1772" w:type="dxa"/>
+              </w:tcPr>
+              <w:p>
+                <w:pPr>
+                  <w:cnfStyle w:val="000000010000" w:firstRow="0" w:lastRow="0" w:firstColumn="0" w:lastColumn="0" w:oddVBand="0" w:evenVBand="0" w:oddHBand="0" w:evenHBand="1" w:firstRowFirstColumn="0" w:firstRowLastColumn="0" w:lastRowFirstColumn="0" w:lastRowLastColumn="0"/>
+                </w:pPr>
+                <w:r>
+                  <w:t>Hazrat Rafiqzadah</w:t>
                 </w:r>
               </w:p>
             </w:tc>
@@ -1520,10 +1567,10 @@
         </w:p>
       </w:sdtContent>
     </w:sdt>
-    <w:bookmarkStart w:id="49" w:name="_Toc34724954" w:displacedByCustomXml="prev"/>
-    <w:bookmarkStart w:id="50" w:name="_Toc4599934" w:displacedByCustomXml="prev"/>
-    <w:bookmarkStart w:id="51" w:name="_Toc534277458" w:displacedByCustomXml="prev"/>
-    <w:bookmarkStart w:id="52" w:name="_Toc443999447" w:displacedByCustomXml="prev"/>
+    <w:bookmarkStart w:id="49" w:name="_Toc443999447" w:displacedByCustomXml="prev"/>
+    <w:bookmarkStart w:id="50" w:name="_Toc534277458" w:displacedByCustomXml="prev"/>
+    <w:bookmarkStart w:id="51" w:name="_Toc4599934" w:displacedByCustomXml="prev"/>
+    <w:bookmarkStart w:id="52" w:name="_Toc34724954" w:displacedByCustomXml="prev"/>
     <w:p>
       <w:pPr>
         <w:pStyle w:val="Heading1"/>
@@ -2133,13 +2180,8 @@
         </w:rPr>
         <w:t xml:space="preserve">(Space) </w:t>
       </w:r>
-      <w:proofErr w:type="spellStart"/>
-      <w:r>
-        <w:t>GenTrac</w:t>
-      </w:r>
-      <w:proofErr w:type="spellEnd"/>
-      <w:r>
-        <w:t xml:space="preserve"> (PTM)</w:t>
+      <w:r>
+        <w:t>GenTrac (PTM)</w:t>
       </w:r>
     </w:p>
     <w:p>
@@ -2255,15 +2297,7 @@
         </w:numPr>
       </w:pPr>
       <w:r>
-        <w:t xml:space="preserve">Additionally, we recommend copying the </w:t>
-      </w:r>
-      <w:proofErr w:type="spellStart"/>
-      <w:r>
-        <w:t>web.config</w:t>
-      </w:r>
-      <w:proofErr w:type="spellEnd"/>
-      <w:r>
-        <w:t xml:space="preserve"> file off to a side, as it would be helpful in step 4.</w:t>
+        <w:t>Additionally, we recommend copying the web.config file off to a side, as it would be helpful in step 4.</w:t>
       </w:r>
     </w:p>
     <w:p>
@@ -2299,15 +2333,7 @@
         </w:numPr>
       </w:pPr>
       <w:r>
-        <w:t xml:space="preserve">Edit the new </w:t>
-      </w:r>
-      <w:proofErr w:type="spellStart"/>
-      <w:r>
-        <w:t>web.config</w:t>
-      </w:r>
-      <w:proofErr w:type="spellEnd"/>
-      <w:r>
-        <w:t xml:space="preserve"> file, setting the appropriate values, copying things from your backup (step 1), as well as setting any new fields. For a list of fields to set, please see Appendix A - E.</w:t>
+        <w:t>Edit the new web.config file, setting the appropriate values, copying things from your backup (step 1), as well as setting any new fields. For a list of fields to set, please see Appendix A - E.</w:t>
       </w:r>
     </w:p>
     <w:p>
@@ -2624,15 +2650,7 @@
     </w:p>
     <w:p>
       <w:r>
-        <w:t xml:space="preserve">For console applications, this document refers to application configuration files as </w:t>
-      </w:r>
-      <w:proofErr w:type="spellStart"/>
-      <w:r>
-        <w:t>app.config</w:t>
-      </w:r>
-      <w:proofErr w:type="spellEnd"/>
-      <w:r>
-        <w:t xml:space="preserve">, but their exact names are: </w:t>
+        <w:t xml:space="preserve">For console applications, this document refers to application configuration files as app.config, but their exact names are: </w:t>
       </w:r>
     </w:p>
     <w:p>
@@ -2643,15 +2661,9 @@
           <w:numId w:val="30"/>
         </w:numPr>
       </w:pPr>
-      <w:proofErr w:type="spellStart"/>
-      <w:r>
-        <w:t>GenBOE</w:t>
-      </w:r>
-      <w:proofErr w:type="spellEnd"/>
-      <w:r>
-        <w:t xml:space="preserve"> Auto Backup: </w:t>
-      </w:r>
-      <w:proofErr w:type="spellStart"/>
+      <w:r>
+        <w:t xml:space="preserve">GenBOE Auto Backup: </w:t>
+      </w:r>
       <w:r>
         <w:rPr>
           <w:rFonts w:ascii="Consolas" w:hAnsi="Consolas"/>
@@ -2660,7 +2672,6 @@
         </w:rPr>
         <w:t>GenBOE.AutoBackup.exe.config</w:t>
       </w:r>
-      <w:proofErr w:type="spellEnd"/>
       <w:r>
         <w:t xml:space="preserve"> </w:t>
       </w:r>
@@ -2676,7 +2687,6 @@
       <w:r>
         <w:t xml:space="preserve">AD Sync: </w:t>
       </w:r>
-      <w:proofErr w:type="spellStart"/>
       <w:r>
         <w:rPr>
           <w:rFonts w:ascii="Consolas" w:hAnsi="Consolas"/>
@@ -2685,7 +2695,6 @@
         </w:rPr>
         <w:t>GenBOE.ADSync.exe.config</w:t>
       </w:r>
-      <w:proofErr w:type="spellEnd"/>
     </w:p>
     <w:p>
       <w:pPr>
@@ -2703,7 +2712,6 @@
       <w:r>
         <w:t xml:space="preserve">PTM Emailer: </w:t>
       </w:r>
-      <w:proofErr w:type="spellStart"/>
       <w:r>
         <w:rPr>
           <w:rFonts w:ascii="Consolas" w:hAnsi="Consolas"/>
@@ -2712,7 +2720,6 @@
         </w:rPr>
         <w:t>GenTRAC.EmailScheduler.exe.config</w:t>
       </w:r>
-      <w:proofErr w:type="spellEnd"/>
     </w:p>
     <w:p>
       <w:pPr>
@@ -2725,7 +2732,6 @@
       <w:r>
         <w:t xml:space="preserve">RDM Data Replication: </w:t>
       </w:r>
-      <w:proofErr w:type="spellStart"/>
       <w:r>
         <w:rPr>
           <w:rFonts w:ascii="Consolas" w:hAnsi="Consolas"/>
@@ -2734,7 +2740,6 @@
         </w:rPr>
         <w:t>RDM.ClassifiedDeployment.exe.config</w:t>
       </w:r>
-      <w:proofErr w:type="spellEnd"/>
     </w:p>
     <w:p>
       <w:pPr>
@@ -2766,15 +2771,7 @@
         <w:t>Additionally, we recommend copying the</w:t>
       </w:r>
       <w:r>
-        <w:t xml:space="preserve"> </w:t>
-      </w:r>
-      <w:proofErr w:type="spellStart"/>
-      <w:r>
-        <w:t>app.config</w:t>
-      </w:r>
-      <w:proofErr w:type="spellEnd"/>
-      <w:r>
-        <w:t xml:space="preserve"> file </w:t>
+        <w:t xml:space="preserve"> app.config file </w:t>
       </w:r>
       <w:r>
         <w:t>off to a side, as it would be helpful in step 4.</w:t>
@@ -2819,15 +2816,7 @@
         <w:t>Edit the new</w:t>
       </w:r>
       <w:r>
-        <w:t xml:space="preserve"> </w:t>
-      </w:r>
-      <w:proofErr w:type="spellStart"/>
-      <w:r>
-        <w:t>app.config</w:t>
-      </w:r>
-      <w:proofErr w:type="spellEnd"/>
-      <w:r>
-        <w:t xml:space="preserve"> file</w:t>
+        <w:t xml:space="preserve"> app.config file</w:t>
       </w:r>
       <w:r>
         <w:t xml:space="preserve">, setting the appropriate values, copying things from your backup (step 1), as well as setting any new fields. For a list of fields to set, please see Appendix F - </w:t>
@@ -3010,16 +2999,11 @@
       <w:r>
         <w:t xml:space="preserve">BOE </w:t>
       </w:r>
-      <w:proofErr w:type="spellStart"/>
       <w:r>
         <w:t>Web</w:t>
       </w:r>
       <w:r>
-        <w:t>.Config</w:t>
-      </w:r>
-      <w:proofErr w:type="spellEnd"/>
-      <w:r>
-        <w:t xml:space="preserve"> Customization</w:t>
+        <w:t>.Config Customization</w:t>
       </w:r>
       <w:bookmarkEnd w:id="62"/>
     </w:p>
@@ -3032,7 +3016,6 @@
         </w:numPr>
         <w:spacing w:after="0"/>
       </w:pPr>
-      <w:proofErr w:type="spellStart"/>
       <w:r>
         <w:rPr>
           <w:rFonts w:ascii="Consolas" w:eastAsiaTheme="minorHAnsi" w:hAnsi="Consolas" w:cs="Consolas"/>
@@ -3042,7 +3025,6 @@
         </w:rPr>
         <w:t>connectionStrings</w:t>
       </w:r>
-      <w:proofErr w:type="spellEnd"/>
       <w:r>
         <w:rPr>
           <w:rFonts w:ascii="Calibri" w:eastAsia="Times New Roman" w:hAnsi="Calibri" w:cs="Calibri"/>
@@ -3071,7 +3053,6 @@
         </w:numPr>
         <w:spacing w:after="0"/>
       </w:pPr>
-      <w:proofErr w:type="spellStart"/>
       <w:r>
         <w:rPr>
           <w:rFonts w:ascii="Consolas" w:eastAsiaTheme="minorHAnsi" w:hAnsi="Consolas" w:cs="Consolas"/>
@@ -3081,7 +3062,6 @@
         </w:rPr>
         <w:t>genTracEntities</w:t>
       </w:r>
-      <w:proofErr w:type="spellEnd"/>
     </w:p>
     <w:p>
       <w:pPr>
@@ -3115,16 +3095,8 @@
         <w:rPr>
           <w:rFonts w:ascii="Calibri" w:eastAsia="Times New Roman" w:hAnsi="Calibri" w:cs="Calibri"/>
         </w:rPr>
-        <w:t xml:space="preserve"> / </w:t>
-      </w:r>
-      <w:proofErr w:type="spellStart"/>
-      <w:r>
-        <w:rPr>
-          <w:rFonts w:ascii="Calibri" w:eastAsia="Times New Roman" w:hAnsi="Calibri" w:cs="Calibri"/>
-        </w:rPr>
-        <w:t>genTrac</w:t>
-      </w:r>
-      <w:proofErr w:type="spellEnd"/>
+        <w:t xml:space="preserve"> / genTrac</w:t>
+      </w:r>
       <w:r>
         <w:rPr>
           <w:rFonts w:ascii="Calibri" w:eastAsia="Times New Roman" w:hAnsi="Calibri" w:cs="Calibri"/>
@@ -3182,7 +3154,6 @@
         </w:numPr>
         <w:spacing w:after="0"/>
       </w:pPr>
-      <w:proofErr w:type="spellStart"/>
       <w:r>
         <w:rPr>
           <w:rFonts w:ascii="Consolas" w:eastAsiaTheme="minorHAnsi" w:hAnsi="Consolas" w:cs="Consolas"/>
@@ -3192,7 +3163,6 @@
         </w:rPr>
         <w:t>GenBoeEntities</w:t>
       </w:r>
-      <w:proofErr w:type="spellEnd"/>
       <w:r>
         <w:t xml:space="preserve"> </w:t>
       </w:r>
@@ -3200,21 +3170,7 @@
         <w:rPr>
           <w:rFonts w:ascii="Calibri" w:eastAsia="Times New Roman" w:hAnsi="Calibri" w:cs="Calibri"/>
         </w:rPr>
-        <w:t xml:space="preserve">– </w:t>
-      </w:r>
-      <w:proofErr w:type="spellStart"/>
-      <w:r>
-        <w:rPr>
-          <w:rFonts w:ascii="Calibri" w:eastAsia="Times New Roman" w:hAnsi="Calibri" w:cs="Calibri"/>
-        </w:rPr>
-        <w:t>genBOE</w:t>
-      </w:r>
-      <w:proofErr w:type="spellEnd"/>
-      <w:r>
-        <w:rPr>
-          <w:rFonts w:ascii="Calibri" w:eastAsia="Times New Roman" w:hAnsi="Calibri" w:cs="Calibri"/>
-        </w:rPr>
-        <w:t xml:space="preserve"> database connection string</w:t>
+        <w:t>– genBOE database connection string</w:t>
       </w:r>
     </w:p>
     <w:p>
@@ -3226,7 +3182,6 @@
         </w:numPr>
         <w:spacing w:after="0"/>
       </w:pPr>
-      <w:proofErr w:type="spellStart"/>
       <w:r>
         <w:rPr>
           <w:rFonts w:ascii="Consolas" w:eastAsiaTheme="minorHAnsi" w:hAnsi="Consolas" w:cs="Consolas"/>
@@ -3236,7 +3191,6 @@
         </w:rPr>
         <w:t>BI_Datamart_PMMEntities</w:t>
       </w:r>
-      <w:proofErr w:type="spellEnd"/>
       <w:r>
         <w:rPr>
           <w:rStyle w:val="FootnoteReference"/>
@@ -3362,7 +3316,6 @@
         </w:numPr>
         <w:spacing w:after="0"/>
       </w:pPr>
-      <w:proofErr w:type="spellStart"/>
       <w:r>
         <w:rPr>
           <w:rFonts w:ascii="Consolas" w:eastAsiaTheme="minorHAnsi" w:hAnsi="Consolas" w:cs="Consolas"/>
@@ -3372,7 +3325,6 @@
         </w:rPr>
         <w:t>appSettings</w:t>
       </w:r>
-      <w:proofErr w:type="spellEnd"/>
       <w:r>
         <w:rPr>
           <w:rFonts w:ascii="Calibri" w:eastAsia="Times New Roman" w:hAnsi="Calibri" w:cs="Calibri"/>
@@ -3420,7 +3372,6 @@
           <w:rFonts w:ascii="Calibri" w:eastAsia="Times New Roman" w:hAnsi="Calibri" w:cs="Calibri"/>
         </w:rPr>
       </w:pPr>
-      <w:proofErr w:type="spellStart"/>
       <w:r>
         <w:rPr>
           <w:rFonts w:ascii="Consolas" w:eastAsiaTheme="minorHAnsi" w:hAnsi="Consolas" w:cs="Consolas"/>
@@ -3430,7 +3381,6 @@
         </w:rPr>
         <w:t>EmailServer</w:t>
       </w:r>
-      <w:proofErr w:type="spellEnd"/>
       <w:r>
         <w:t xml:space="preserve"> </w:t>
       </w:r>
@@ -3465,7 +3415,6 @@
           <w:rFonts w:ascii="Calibri" w:eastAsia="Times New Roman" w:hAnsi="Calibri" w:cs="Calibri"/>
         </w:rPr>
       </w:pPr>
-      <w:proofErr w:type="spellStart"/>
       <w:r>
         <w:rPr>
           <w:rFonts w:ascii="Consolas" w:eastAsiaTheme="minorHAnsi" w:hAnsi="Consolas" w:cs="Consolas"/>
@@ -3475,7 +3424,6 @@
         </w:rPr>
         <w:t>ActiveDirectoryPath</w:t>
       </w:r>
-      <w:proofErr w:type="spellEnd"/>
       <w:r>
         <w:t xml:space="preserve"> </w:t>
       </w:r>
@@ -3516,7 +3464,6 @@
           <w:rFonts w:ascii="Calibri" w:eastAsia="Times New Roman" w:hAnsi="Calibri" w:cs="Calibri"/>
         </w:rPr>
       </w:pPr>
-      <w:proofErr w:type="spellStart"/>
       <w:r>
         <w:rPr>
           <w:rFonts w:ascii="Consolas" w:eastAsiaTheme="minorHAnsi" w:hAnsi="Consolas" w:cs="Consolas"/>
@@ -3526,7 +3473,6 @@
         </w:rPr>
         <w:t>ServerURL</w:t>
       </w:r>
-      <w:proofErr w:type="spellEnd"/>
       <w:r>
         <w:rPr>
           <w:rFonts w:eastAsiaTheme="minorHAnsi" w:cs="Consolas"/>
@@ -3556,7 +3502,6 @@
           <w:rFonts w:ascii="Calibri" w:eastAsia="Times New Roman" w:hAnsi="Calibri" w:cs="Calibri"/>
         </w:rPr>
       </w:pPr>
-      <w:proofErr w:type="spellStart"/>
       <w:r>
         <w:rPr>
           <w:rFonts w:ascii="Consolas" w:eastAsiaTheme="minorHAnsi" w:hAnsi="Consolas" w:cs="Consolas"/>
@@ -3566,7 +3511,6 @@
         </w:rPr>
         <w:t>ProdUrlBoe</w:t>
       </w:r>
-      <w:proofErr w:type="spellEnd"/>
       <w:r>
         <w:rPr>
           <w:rFonts w:eastAsiaTheme="minorHAnsi" w:cs="Consolas"/>
@@ -3591,7 +3535,6 @@
         </w:rPr>
       </w:pPr>
       <w:bookmarkStart w:id="63" w:name="_Hlk34723628"/>
-      <w:proofErr w:type="spellStart"/>
       <w:r>
         <w:rPr>
           <w:rFonts w:ascii="Consolas" w:eastAsiaTheme="minorHAnsi" w:hAnsi="Consolas" w:cs="Consolas"/>
@@ -3601,7 +3544,6 @@
         </w:rPr>
         <w:t>DomesticUsersGroup</w:t>
       </w:r>
-      <w:proofErr w:type="spellEnd"/>
       <w:r>
         <w:rPr>
           <w:rFonts w:ascii="Calibri" w:eastAsia="Times New Roman" w:hAnsi="Calibri" w:cs="Calibri"/>
@@ -3648,25 +3590,14 @@
           <w:iCs/>
         </w:rPr>
       </w:pPr>
-      <w:proofErr w:type="spellStart"/>
-      <w:r>
-        <w:rPr>
-          <w:rFonts w:ascii="Consolas" w:eastAsiaTheme="minorHAnsi" w:hAnsi="Consolas" w:cs="Consolas"/>
-          <w:color w:val="0000FF"/>
-          <w:sz w:val="19"/>
-          <w:szCs w:val="19"/>
-        </w:rPr>
-        <w:t>SubsTreatedAsLmEmployees</w:t>
-      </w:r>
-      <w:proofErr w:type="spellEnd"/>
-      <w:r>
-        <w:rPr>
-          <w:rFonts w:ascii="Consolas" w:eastAsiaTheme="minorHAnsi" w:hAnsi="Consolas" w:cs="Consolas"/>
-          <w:color w:val="0000FF"/>
-          <w:sz w:val="19"/>
-          <w:szCs w:val="19"/>
-        </w:rPr>
-        <w:t xml:space="preserve"> </w:t>
+      <w:r>
+        <w:rPr>
+          <w:rFonts w:ascii="Consolas" w:eastAsiaTheme="minorHAnsi" w:hAnsi="Consolas" w:cs="Consolas"/>
+          <w:color w:val="0000FF"/>
+          <w:sz w:val="19"/>
+          <w:szCs w:val="19"/>
+        </w:rPr>
+        <w:t xml:space="preserve">SubsTreatedAsLmEmployees </w:t>
       </w:r>
       <w:r>
         <w:rPr>
@@ -3694,7 +3625,6 @@
         </w:rPr>
         <w:t xml:space="preserve">(renamed from </w:t>
       </w:r>
-      <w:proofErr w:type="spellStart"/>
       <w:r>
         <w:rPr>
           <w:rFonts w:ascii="Consolas" w:eastAsiaTheme="minorHAnsi" w:hAnsi="Consolas" w:cs="Consolas"/>
@@ -3706,7 +3636,6 @@
         </w:rPr>
         <w:t>SubcontractorUsersGroups</w:t>
       </w:r>
-      <w:proofErr w:type="spellEnd"/>
       <w:r>
         <w:rPr>
           <w:rFonts w:ascii="Calibri" w:eastAsia="Times New Roman" w:hAnsi="Calibri" w:cs="Calibri"/>
@@ -3728,7 +3657,6 @@
           <w:rFonts w:ascii="Calibri" w:eastAsia="Times New Roman" w:hAnsi="Calibri" w:cs="Calibri"/>
         </w:rPr>
       </w:pPr>
-      <w:proofErr w:type="spellStart"/>
       <w:r>
         <w:rPr>
           <w:rFonts w:ascii="Consolas" w:eastAsiaTheme="minorHAnsi" w:hAnsi="Consolas" w:cs="Consolas"/>
@@ -3738,7 +3666,6 @@
         </w:rPr>
         <w:t>CompanyConfiguration</w:t>
       </w:r>
-      <w:proofErr w:type="spellEnd"/>
     </w:p>
     <w:p>
       <w:pPr>
@@ -3766,7 +3693,6 @@
         </w:rPr>
         <w:t xml:space="preserve">: set to </w:t>
       </w:r>
-      <w:proofErr w:type="spellStart"/>
       <w:r>
         <w:rPr>
           <w:rFonts w:ascii="Consolas" w:eastAsiaTheme="minorHAnsi" w:hAnsi="Consolas" w:cs="Consolas"/>
@@ -3776,7 +3702,6 @@
         </w:rPr>
         <w:t>SpaceSystems</w:t>
       </w:r>
-      <w:proofErr w:type="spellEnd"/>
       <w:r>
         <w:rPr>
           <w:rFonts w:ascii="Calibri" w:eastAsia="Times New Roman" w:hAnsi="Calibri" w:cs="Calibri"/>
@@ -3830,7 +3755,6 @@
         </w:numPr>
         <w:spacing w:after="0"/>
       </w:pPr>
-      <w:proofErr w:type="spellStart"/>
       <w:r>
         <w:rPr>
           <w:rFonts w:ascii="Consolas" w:eastAsiaTheme="minorHAnsi" w:hAnsi="Consolas" w:cs="Consolas"/>
@@ -3840,7 +3764,6 @@
         </w:rPr>
         <w:t>HelpdeskEmailAddress</w:t>
       </w:r>
-      <w:proofErr w:type="spellEnd"/>
       <w:r>
         <w:t xml:space="preserve"> – email displayed to</w:t>
       </w:r>
@@ -3863,7 +3786,6 @@
         </w:numPr>
         <w:spacing w:after="0"/>
       </w:pPr>
-      <w:proofErr w:type="spellStart"/>
       <w:r>
         <w:rPr>
           <w:rFonts w:ascii="Consolas" w:eastAsiaTheme="minorHAnsi" w:hAnsi="Consolas" w:cs="Consolas"/>
@@ -3873,7 +3795,6 @@
         </w:rPr>
         <w:t>LMIProxy</w:t>
       </w:r>
-      <w:proofErr w:type="spellEnd"/>
       <w:r>
         <w:t xml:space="preserve"> – proxy server used to connect to the network</w:t>
       </w:r>
@@ -3887,7 +3808,6 @@
         </w:numPr>
         <w:spacing w:after="0"/>
       </w:pPr>
-      <w:proofErr w:type="spellStart"/>
       <w:r>
         <w:rPr>
           <w:rFonts w:ascii="Consolas" w:eastAsiaTheme="minorHAnsi" w:hAnsi="Consolas" w:cs="Consolas"/>
@@ -3897,7 +3817,6 @@
         </w:rPr>
         <w:t>ShutOffExternalLinksForClassifiedInstall</w:t>
       </w:r>
-      <w:proofErr w:type="spellEnd"/>
       <w:r>
         <w:t xml:space="preserve"> – set to </w:t>
       </w:r>
@@ -3922,25 +3841,14 @@
           <w:rFonts w:ascii="Calibri" w:eastAsia="Times New Roman" w:hAnsi="Calibri" w:cs="Calibri"/>
         </w:rPr>
       </w:pPr>
-      <w:proofErr w:type="spellStart"/>
-      <w:r>
-        <w:rPr>
-          <w:rFonts w:ascii="Consolas" w:eastAsiaTheme="minorHAnsi" w:hAnsi="Consolas" w:cs="Consolas"/>
-          <w:color w:val="0000FF"/>
-          <w:sz w:val="19"/>
-          <w:szCs w:val="19"/>
-        </w:rPr>
-        <w:t>UsersAllowedProPricerAccess</w:t>
-      </w:r>
-      <w:proofErr w:type="spellEnd"/>
-      <w:r>
-        <w:rPr>
-          <w:rFonts w:ascii="Consolas" w:eastAsiaTheme="minorHAnsi" w:hAnsi="Consolas" w:cs="Consolas"/>
-          <w:color w:val="0000FF"/>
-          <w:sz w:val="19"/>
-          <w:szCs w:val="19"/>
-        </w:rPr>
-        <w:t xml:space="preserve"> </w:t>
+      <w:r>
+        <w:rPr>
+          <w:rFonts w:ascii="Consolas" w:eastAsiaTheme="minorHAnsi" w:hAnsi="Consolas" w:cs="Consolas"/>
+          <w:color w:val="0000FF"/>
+          <w:sz w:val="19"/>
+          <w:szCs w:val="19"/>
+        </w:rPr>
+        <w:t xml:space="preserve">UsersAllowedProPricerAccess </w:t>
       </w:r>
       <w:r>
         <w:rPr>
@@ -3958,25 +3866,14 @@
         </w:numPr>
         <w:spacing w:after="0"/>
       </w:pPr>
-      <w:proofErr w:type="spellStart"/>
-      <w:r>
-        <w:rPr>
-          <w:rFonts w:ascii="Consolas" w:eastAsiaTheme="minorHAnsi" w:hAnsi="Consolas" w:cs="Consolas"/>
-          <w:color w:val="0000FF"/>
-          <w:sz w:val="19"/>
-          <w:szCs w:val="19"/>
-        </w:rPr>
-        <w:t>EnableSendToProPricerDirectly</w:t>
-      </w:r>
-      <w:proofErr w:type="spellEnd"/>
-      <w:r>
-        <w:rPr>
-          <w:rFonts w:ascii="Consolas" w:eastAsiaTheme="minorHAnsi" w:hAnsi="Consolas" w:cs="Consolas"/>
-          <w:color w:val="0000FF"/>
-          <w:sz w:val="19"/>
-          <w:szCs w:val="19"/>
-        </w:rPr>
-        <w:t xml:space="preserve"> </w:t>
+      <w:r>
+        <w:rPr>
+          <w:rFonts w:ascii="Consolas" w:eastAsiaTheme="minorHAnsi" w:hAnsi="Consolas" w:cs="Consolas"/>
+          <w:color w:val="0000FF"/>
+          <w:sz w:val="19"/>
+          <w:szCs w:val="19"/>
+        </w:rPr>
+        <w:t xml:space="preserve">EnableSendToProPricerDirectly </w:t>
       </w:r>
       <w:r>
         <w:t xml:space="preserve">– set to </w:t>
@@ -3999,25 +3896,14 @@
         </w:numPr>
         <w:spacing w:after="0"/>
       </w:pPr>
-      <w:proofErr w:type="spellStart"/>
-      <w:r>
-        <w:rPr>
-          <w:rFonts w:ascii="Consolas" w:eastAsiaTheme="minorHAnsi" w:hAnsi="Consolas" w:cs="Consolas"/>
-          <w:color w:val="0000FF"/>
-          <w:sz w:val="19"/>
-          <w:szCs w:val="19"/>
-        </w:rPr>
-        <w:t>ProPricerApiUrl</w:t>
-      </w:r>
-      <w:proofErr w:type="spellEnd"/>
-      <w:r>
-        <w:rPr>
-          <w:rFonts w:ascii="Consolas" w:eastAsiaTheme="minorHAnsi" w:hAnsi="Consolas" w:cs="Consolas"/>
-          <w:color w:val="0000FF"/>
-          <w:sz w:val="19"/>
-          <w:szCs w:val="19"/>
-        </w:rPr>
-        <w:t xml:space="preserve"> </w:t>
+      <w:r>
+        <w:rPr>
+          <w:rFonts w:ascii="Consolas" w:eastAsiaTheme="minorHAnsi" w:hAnsi="Consolas" w:cs="Consolas"/>
+          <w:color w:val="0000FF"/>
+          <w:sz w:val="19"/>
+          <w:szCs w:val="19"/>
+        </w:rPr>
+        <w:t xml:space="preserve">ProPricerApiUrl </w:t>
       </w:r>
       <w:r>
         <w:t xml:space="preserve">– </w:t>
@@ -4049,25 +3935,14 @@
         </w:numPr>
         <w:spacing w:after="0"/>
       </w:pPr>
-      <w:proofErr w:type="spellStart"/>
-      <w:r>
-        <w:rPr>
-          <w:rFonts w:ascii="Consolas" w:eastAsiaTheme="minorHAnsi" w:hAnsi="Consolas" w:cs="Consolas"/>
-          <w:color w:val="0000FF"/>
-          <w:sz w:val="19"/>
-          <w:szCs w:val="19"/>
-        </w:rPr>
-        <w:t>UnclassifiedBannerText</w:t>
-      </w:r>
-      <w:proofErr w:type="spellEnd"/>
-      <w:r>
-        <w:rPr>
-          <w:rFonts w:ascii="Consolas" w:eastAsiaTheme="minorHAnsi" w:hAnsi="Consolas" w:cs="Consolas"/>
-          <w:color w:val="0000FF"/>
-          <w:sz w:val="19"/>
-          <w:szCs w:val="19"/>
-        </w:rPr>
-        <w:t xml:space="preserve"> </w:t>
+      <w:r>
+        <w:rPr>
+          <w:rFonts w:ascii="Consolas" w:eastAsiaTheme="minorHAnsi" w:hAnsi="Consolas" w:cs="Consolas"/>
+          <w:color w:val="0000FF"/>
+          <w:sz w:val="19"/>
+          <w:szCs w:val="19"/>
+        </w:rPr>
+        <w:t xml:space="preserve">UnclassifiedBannerText </w:t>
       </w:r>
       <w:r>
         <w:t xml:space="preserve">– </w:t>
@@ -4095,25 +3970,14 @@
         </w:numPr>
         <w:spacing w:after="0"/>
       </w:pPr>
-      <w:proofErr w:type="spellStart"/>
-      <w:r>
-        <w:rPr>
-          <w:rFonts w:ascii="Consolas" w:eastAsiaTheme="minorHAnsi" w:hAnsi="Consolas" w:cs="Consolas"/>
-          <w:color w:val="0000FF"/>
-          <w:sz w:val="19"/>
-          <w:szCs w:val="19"/>
-        </w:rPr>
-        <w:t>OverrideSubNonUs</w:t>
-      </w:r>
-      <w:proofErr w:type="spellEnd"/>
-      <w:r>
-        <w:rPr>
-          <w:rFonts w:ascii="Consolas" w:eastAsiaTheme="minorHAnsi" w:hAnsi="Consolas" w:cs="Consolas"/>
-          <w:color w:val="0000FF"/>
-          <w:sz w:val="19"/>
-          <w:szCs w:val="19"/>
-        </w:rPr>
-        <w:t xml:space="preserve"> </w:t>
+      <w:r>
+        <w:rPr>
+          <w:rFonts w:ascii="Consolas" w:eastAsiaTheme="minorHAnsi" w:hAnsi="Consolas" w:cs="Consolas"/>
+          <w:color w:val="0000FF"/>
+          <w:sz w:val="19"/>
+          <w:szCs w:val="19"/>
+        </w:rPr>
+        <w:t xml:space="preserve">OverrideSubNonUs </w:t>
       </w:r>
       <w:r>
         <w:t xml:space="preserve">– set to </w:t>
@@ -4137,7 +4001,6 @@
         <w:spacing w:after="0"/>
       </w:pPr>
       <w:bookmarkStart w:id="64" w:name="_Hlk95193873"/>
-      <w:proofErr w:type="spellStart"/>
       <w:r>
         <w:rPr>
           <w:rFonts w:ascii="Consolas" w:eastAsiaTheme="minorHAnsi" w:hAnsi="Consolas" w:cs="Consolas"/>
@@ -4147,7 +4010,6 @@
         </w:rPr>
         <w:t>MOQHelpBaseUrl</w:t>
       </w:r>
-      <w:proofErr w:type="spellEnd"/>
       <w:r>
         <w:rPr>
           <w:rFonts w:ascii="Consolas" w:eastAsiaTheme="minorHAnsi" w:hAnsi="Consolas" w:cs="Consolas"/>
@@ -4276,7 +4138,6 @@
         </w:numPr>
         <w:spacing w:after="0"/>
       </w:pPr>
-      <w:proofErr w:type="spellStart"/>
       <w:r>
         <w:rPr>
           <w:rFonts w:ascii="Consolas" w:eastAsiaTheme="minorHAnsi" w:hAnsi="Consolas" w:cs="Consolas"/>
@@ -4286,7 +4147,6 @@
         </w:rPr>
         <w:t>oAuthDomain</w:t>
       </w:r>
-      <w:proofErr w:type="spellEnd"/>
       <w:r>
         <w:rPr>
           <w:rFonts w:ascii="Consolas" w:eastAsiaTheme="minorHAnsi" w:hAnsi="Consolas" w:cs="Consolas"/>
@@ -4330,25 +4190,14 @@
           <w:sz w:val="20"/>
         </w:rPr>
       </w:pPr>
-      <w:proofErr w:type="spellStart"/>
-      <w:r>
-        <w:rPr>
-          <w:rFonts w:ascii="Consolas" w:eastAsiaTheme="minorHAnsi" w:hAnsi="Consolas" w:cs="Consolas"/>
-          <w:color w:val="0000FF"/>
-          <w:sz w:val="19"/>
-          <w:szCs w:val="19"/>
-        </w:rPr>
-        <w:t>EnableSAP</w:t>
-      </w:r>
-      <w:proofErr w:type="spellEnd"/>
-      <w:r>
-        <w:rPr>
-          <w:rFonts w:ascii="Consolas" w:eastAsiaTheme="minorHAnsi" w:hAnsi="Consolas" w:cs="Consolas"/>
-          <w:color w:val="0000FF"/>
-          <w:sz w:val="19"/>
-          <w:szCs w:val="19"/>
-        </w:rPr>
-        <w:t xml:space="preserve"> </w:t>
+      <w:r>
+        <w:rPr>
+          <w:rFonts w:ascii="Consolas" w:eastAsiaTheme="minorHAnsi" w:hAnsi="Consolas" w:cs="Consolas"/>
+          <w:color w:val="0000FF"/>
+          <w:sz w:val="19"/>
+          <w:szCs w:val="19"/>
+        </w:rPr>
+        <w:t xml:space="preserve">EnableSAP </w:t>
       </w:r>
       <w:r>
         <w:t>–</w:t>
@@ -4379,25 +4228,14 @@
           <w:sz w:val="20"/>
         </w:rPr>
       </w:pPr>
-      <w:proofErr w:type="spellStart"/>
-      <w:r>
-        <w:rPr>
-          <w:rFonts w:ascii="Consolas" w:eastAsiaTheme="minorHAnsi" w:hAnsi="Consolas" w:cs="Consolas"/>
-          <w:color w:val="0000FF"/>
-          <w:sz w:val="19"/>
-          <w:szCs w:val="19"/>
-        </w:rPr>
-        <w:t>IESSAPUrl</w:t>
-      </w:r>
-      <w:proofErr w:type="spellEnd"/>
-      <w:r>
-        <w:rPr>
-          <w:rFonts w:ascii="Consolas" w:eastAsiaTheme="minorHAnsi" w:hAnsi="Consolas" w:cs="Consolas"/>
-          <w:color w:val="0000FF"/>
-          <w:sz w:val="19"/>
-          <w:szCs w:val="19"/>
-        </w:rPr>
-        <w:t xml:space="preserve"> </w:t>
+      <w:r>
+        <w:rPr>
+          <w:rFonts w:ascii="Consolas" w:eastAsiaTheme="minorHAnsi" w:hAnsi="Consolas" w:cs="Consolas"/>
+          <w:color w:val="0000FF"/>
+          <w:sz w:val="19"/>
+          <w:szCs w:val="19"/>
+        </w:rPr>
+        <w:t xml:space="preserve">IESSAPUrl </w:t>
       </w:r>
       <w:r>
         <w:t xml:space="preserve">– </w:t>
@@ -4432,7 +4270,6 @@
           <w:sz w:val="20"/>
         </w:rPr>
       </w:pPr>
-      <w:proofErr w:type="spellStart"/>
       <w:r>
         <w:rPr>
           <w:rFonts w:ascii="Consolas" w:eastAsiaTheme="minorHAnsi" w:hAnsi="Consolas" w:cs="Consolas"/>
@@ -4442,7 +4279,6 @@
         </w:rPr>
         <w:t>oAuthIESClientId</w:t>
       </w:r>
-      <w:proofErr w:type="spellEnd"/>
       <w:r>
         <w:rPr>
           <w:rFonts w:ascii="Consolas" w:eastAsiaTheme="minorHAnsi" w:hAnsi="Consolas" w:cs="Consolas"/>
@@ -4485,7 +4321,6 @@
           <w:sz w:val="20"/>
         </w:rPr>
       </w:pPr>
-      <w:proofErr w:type="spellStart"/>
       <w:r>
         <w:rPr>
           <w:rFonts w:ascii="Consolas" w:eastAsiaTheme="minorHAnsi" w:hAnsi="Consolas" w:cs="Consolas"/>
@@ -4495,7 +4330,6 @@
         </w:rPr>
         <w:t>oAuthIESClientSecret</w:t>
       </w:r>
-      <w:proofErr w:type="spellEnd"/>
       <w:r>
         <w:rPr>
           <w:rFonts w:ascii="Consolas" w:eastAsiaTheme="minorHAnsi" w:hAnsi="Consolas" w:cs="Consolas"/>
@@ -4560,7 +4394,6 @@
         </w:numPr>
         <w:spacing w:after="0"/>
       </w:pPr>
-      <w:proofErr w:type="spellStart"/>
       <w:r>
         <w:rPr>
           <w:rFonts w:ascii="Consolas" w:eastAsiaTheme="minorHAnsi" w:hAnsi="Consolas" w:cs="Consolas"/>
@@ -4570,7 +4403,6 @@
         </w:rPr>
         <w:t>ShowEquivalentPersonsOption</w:t>
       </w:r>
-      <w:proofErr w:type="spellEnd"/>
     </w:p>
     <w:p>
       <w:pPr>
@@ -4658,7 +4490,6 @@
         </w:numPr>
         <w:spacing w:after="0"/>
       </w:pPr>
-      <w:proofErr w:type="spellStart"/>
       <w:r>
         <w:rPr>
           <w:rFonts w:ascii="Consolas" w:eastAsiaTheme="minorHAnsi" w:hAnsi="Consolas" w:cs="Consolas"/>
@@ -4668,7 +4499,6 @@
         </w:rPr>
         <w:t>IsBOEFormVisible</w:t>
       </w:r>
-      <w:proofErr w:type="spellEnd"/>
     </w:p>
     <w:p>
       <w:pPr>
@@ -4757,7 +4587,6 @@
           <w:rFonts w:ascii="Calibri" w:eastAsia="Times New Roman" w:hAnsi="Calibri" w:cs="Calibri"/>
         </w:rPr>
       </w:pPr>
-      <w:proofErr w:type="spellStart"/>
       <w:r>
         <w:rPr>
           <w:rFonts w:ascii="Consolas" w:eastAsiaTheme="minorHAnsi" w:hAnsi="Consolas" w:cs="Consolas"/>
@@ -4767,7 +4596,6 @@
         </w:rPr>
         <w:t>IsPortionMarkingEnabled</w:t>
       </w:r>
-      <w:proofErr w:type="spellEnd"/>
     </w:p>
     <w:p>
       <w:pPr>
@@ -4861,7 +4689,6 @@
           <w:rFonts w:ascii="Calibri" w:eastAsia="Times New Roman" w:hAnsi="Calibri" w:cs="Calibri"/>
         </w:rPr>
       </w:pPr>
-      <w:proofErr w:type="spellStart"/>
       <w:r>
         <w:rPr>
           <w:rFonts w:ascii="Consolas" w:eastAsiaTheme="minorHAnsi" w:hAnsi="Consolas" w:cs="Consolas"/>
@@ -4871,7 +4698,6 @@
         </w:rPr>
         <w:t>IESHomeUrl</w:t>
       </w:r>
-      <w:proofErr w:type="spellEnd"/>
     </w:p>
     <w:p>
       <w:pPr>
@@ -4963,7 +4789,6 @@
           <w:rFonts w:ascii="Calibri" w:eastAsia="Times New Roman" w:hAnsi="Calibri" w:cs="Calibri"/>
         </w:rPr>
       </w:pPr>
-      <w:proofErr w:type="spellStart"/>
       <w:r>
         <w:rPr>
           <w:rFonts w:ascii="Consolas" w:eastAsiaTheme="minorHAnsi" w:hAnsi="Consolas" w:cs="Consolas"/>
@@ -4973,7 +4798,6 @@
         </w:rPr>
         <w:t>IsPTMIntegrated</w:t>
       </w:r>
-      <w:proofErr w:type="spellEnd"/>
     </w:p>
     <w:p>
       <w:pPr>
@@ -5088,7 +4912,6 @@
           <w:rFonts w:ascii="Calibri" w:eastAsia="Times New Roman" w:hAnsi="Calibri" w:cs="Calibri"/>
         </w:rPr>
       </w:pPr>
-      <w:proofErr w:type="spellStart"/>
       <w:r>
         <w:rPr>
           <w:rFonts w:ascii="Consolas" w:eastAsiaTheme="minorHAnsi" w:hAnsi="Consolas" w:cs="Consolas"/>
@@ -5098,7 +4921,6 @@
         </w:rPr>
         <w:t>DatabaseESTOffset</w:t>
       </w:r>
-      <w:proofErr w:type="spellEnd"/>
       <w:r>
         <w:rPr>
           <w:rFonts w:ascii="Calibri" w:eastAsia="Times New Roman" w:hAnsi="Calibri" w:cs="Calibri"/>
@@ -5119,7 +4941,6 @@
           <w:rFonts w:ascii="Calibri" w:eastAsia="Times New Roman" w:hAnsi="Calibri" w:cs="Calibri"/>
         </w:rPr>
       </w:pPr>
-      <w:proofErr w:type="spellStart"/>
       <w:r>
         <w:rPr>
           <w:rFonts w:ascii="Consolas" w:eastAsiaTheme="minorHAnsi" w:hAnsi="Consolas" w:cs="Consolas"/>
@@ -5129,7 +4950,6 @@
         </w:rPr>
         <w:t>CanCreateWorkspaceWithoutPtmTrackingNumber</w:t>
       </w:r>
-      <w:proofErr w:type="spellEnd"/>
     </w:p>
     <w:p>
       <w:pPr>
@@ -5238,7 +5058,6 @@
           <w:rFonts w:ascii="Calibri" w:eastAsia="Times New Roman" w:hAnsi="Calibri" w:cs="Calibri"/>
         </w:rPr>
       </w:pPr>
-      <w:proofErr w:type="spellStart"/>
       <w:r>
         <w:rPr>
           <w:rFonts w:ascii="Consolas" w:eastAsiaTheme="minorHAnsi" w:hAnsi="Consolas" w:cs="Consolas"/>
@@ -5246,17 +5065,7 @@
           <w:sz w:val="19"/>
           <w:szCs w:val="19"/>
         </w:rPr>
-        <w:t>Piwik</w:t>
-      </w:r>
-      <w:proofErr w:type="spellEnd"/>
-      <w:r>
-        <w:rPr>
-          <w:rFonts w:ascii="Consolas" w:eastAsiaTheme="minorHAnsi" w:hAnsi="Consolas" w:cs="Consolas"/>
-          <w:color w:val="008000"/>
-          <w:sz w:val="19"/>
-          <w:szCs w:val="19"/>
-        </w:rPr>
-        <w:t xml:space="preserve"> Settings</w:t>
+        <w:t>Piwik Settings</w:t>
       </w:r>
     </w:p>
     <w:p>
@@ -5272,7 +5081,6 @@
           <w:rFonts w:ascii="Calibri" w:eastAsia="Times New Roman" w:hAnsi="Calibri" w:cs="Calibri"/>
         </w:rPr>
       </w:pPr>
-      <w:proofErr w:type="spellStart"/>
       <w:r>
         <w:rPr>
           <w:rFonts w:ascii="Consolas" w:eastAsiaTheme="minorHAnsi" w:hAnsi="Consolas" w:cs="Consolas"/>
@@ -5282,7 +5090,6 @@
         </w:rPr>
         <w:t>DisablePiwik</w:t>
       </w:r>
-      <w:proofErr w:type="spellEnd"/>
       <w:r>
         <w:rPr>
           <w:rStyle w:val="FootnoteReference"/>
@@ -5307,13 +5114,8 @@
         <w:t xml:space="preserve"> </w:t>
       </w:r>
       <w:r>
-        <w:t xml:space="preserve">(to not track the website usage via </w:t>
-      </w:r>
-      <w:proofErr w:type="spellStart"/>
-      <w:r>
-        <w:t>piwik</w:t>
-      </w:r>
-      <w:proofErr w:type="spellEnd"/>
+        <w:t>(to not track the website usage via piwik</w:t>
+      </w:r>
       <w:r>
         <w:t>)</w:t>
       </w:r>
@@ -5330,21 +5132,7 @@
         <w:rPr>
           <w:rFonts w:ascii="Calibri" w:eastAsia="Times New Roman" w:hAnsi="Calibri" w:cs="Calibri"/>
         </w:rPr>
-        <w:t xml:space="preserve">gnore the other </w:t>
-      </w:r>
-      <w:proofErr w:type="spellStart"/>
-      <w:r>
-        <w:rPr>
-          <w:rFonts w:ascii="Calibri" w:eastAsia="Times New Roman" w:hAnsi="Calibri" w:cs="Calibri"/>
-        </w:rPr>
-        <w:t>piwik</w:t>
-      </w:r>
-      <w:proofErr w:type="spellEnd"/>
-      <w:r>
-        <w:rPr>
-          <w:rFonts w:ascii="Calibri" w:eastAsia="Times New Roman" w:hAnsi="Calibri" w:cs="Calibri"/>
-        </w:rPr>
-        <w:t xml:space="preserve"> settings once you disable it</w:t>
+        <w:t>gnore the other piwik settings once you disable it</w:t>
       </w:r>
     </w:p>
     <w:p>
@@ -5379,7 +5167,6 @@
         </w:numPr>
         <w:spacing w:after="0"/>
       </w:pPr>
-      <w:proofErr w:type="spellStart"/>
       <w:r>
         <w:rPr>
           <w:rFonts w:ascii="Consolas" w:eastAsiaTheme="minorHAnsi" w:hAnsi="Consolas" w:cs="Consolas"/>
@@ -5389,7 +5176,6 @@
         </w:rPr>
         <w:t>MstMetricsUrl</w:t>
       </w:r>
-      <w:proofErr w:type="spellEnd"/>
     </w:p>
     <w:p>
       <w:pPr>
@@ -5470,7 +5256,6 @@
         </w:numPr>
         <w:spacing w:after="0"/>
       </w:pPr>
-      <w:proofErr w:type="spellStart"/>
       <w:r>
         <w:rPr>
           <w:rFonts w:ascii="Consolas" w:eastAsiaTheme="minorHAnsi" w:hAnsi="Consolas" w:cs="Consolas"/>
@@ -5480,7 +5265,6 @@
         </w:rPr>
         <w:t>MSTSearchCriteriaHelp</w:t>
       </w:r>
-      <w:proofErr w:type="spellEnd"/>
     </w:p>
     <w:p>
       <w:pPr>
@@ -5562,7 +5346,6 @@
         </w:numPr>
         <w:spacing w:after="0"/>
       </w:pPr>
-      <w:proofErr w:type="spellStart"/>
       <w:r>
         <w:rPr>
           <w:rFonts w:ascii="Consolas" w:eastAsiaTheme="minorHAnsi" w:hAnsi="Consolas" w:cs="Consolas"/>
@@ -5572,7 +5355,6 @@
         </w:rPr>
         <w:t>MSTSearchResultsHelpLink</w:t>
       </w:r>
-      <w:proofErr w:type="spellEnd"/>
     </w:p>
     <w:p>
       <w:pPr>
@@ -5653,7 +5435,6 @@
         </w:numPr>
         <w:spacing w:after="0"/>
       </w:pPr>
-      <w:proofErr w:type="spellStart"/>
       <w:r>
         <w:rPr>
           <w:rFonts w:ascii="Consolas" w:eastAsiaTheme="minorHAnsi" w:hAnsi="Consolas" w:cs="Consolas"/>
@@ -5663,7 +5444,6 @@
         </w:rPr>
         <w:t>MSTSearchResultsDetailHelpLink</w:t>
       </w:r>
-      <w:proofErr w:type="spellEnd"/>
       <w:r>
         <w:rPr>
           <w:rFonts w:ascii="Calibri" w:eastAsia="Times New Roman" w:hAnsi="Calibri" w:cs="Calibri"/>
@@ -5780,7 +5560,6 @@
         </w:numPr>
         <w:spacing w:after="0"/>
       </w:pPr>
-      <w:proofErr w:type="spellStart"/>
       <w:r>
         <w:rPr>
           <w:rFonts w:ascii="Consolas" w:eastAsiaTheme="minorHAnsi" w:hAnsi="Consolas" w:cs="Consolas"/>
@@ -5790,7 +5569,6 @@
         </w:rPr>
         <w:t>RmsHelpBaseLink</w:t>
       </w:r>
-      <w:proofErr w:type="spellEnd"/>
     </w:p>
     <w:p>
       <w:pPr>
@@ -5896,7 +5674,6 @@
         </w:numPr>
         <w:spacing w:after="0"/>
       </w:pPr>
-      <w:proofErr w:type="spellStart"/>
       <w:r>
         <w:rPr>
           <w:rFonts w:ascii="Consolas" w:eastAsiaTheme="minorHAnsi" w:hAnsi="Consolas" w:cs="Consolas"/>
@@ -5906,7 +5683,6 @@
         </w:rPr>
         <w:t>RmsHelpBaseLinkNew</w:t>
       </w:r>
-      <w:proofErr w:type="spellEnd"/>
     </w:p>
     <w:p>
       <w:pPr>
@@ -6037,7 +5813,6 @@
           <w:rFonts w:ascii="Calibri" w:eastAsia="Times New Roman" w:hAnsi="Calibri" w:cs="Calibri"/>
         </w:rPr>
       </w:pPr>
-      <w:proofErr w:type="spellStart"/>
       <w:r>
         <w:rPr>
           <w:rFonts w:ascii="Consolas" w:eastAsiaTheme="minorHAnsi" w:hAnsi="Consolas" w:cs="Consolas"/>
@@ -6047,7 +5822,6 @@
         </w:rPr>
         <w:t>IsProjectMapEnabled</w:t>
       </w:r>
-      <w:proofErr w:type="spellEnd"/>
     </w:p>
     <w:p>
       <w:pPr>
@@ -6176,7 +5950,6 @@
           <w:rFonts w:ascii="Calibri" w:eastAsia="Times New Roman" w:hAnsi="Calibri" w:cs="Calibri"/>
         </w:rPr>
       </w:pPr>
-      <w:proofErr w:type="spellStart"/>
       <w:r>
         <w:rPr>
           <w:rFonts w:ascii="Consolas" w:eastAsiaTheme="minorHAnsi" w:hAnsi="Consolas" w:cs="Consolas"/>
@@ -6186,7 +5959,6 @@
         </w:rPr>
         <w:t>ReportServerLocation</w:t>
       </w:r>
-      <w:proofErr w:type="spellEnd"/>
       <w:r>
         <w:rPr>
           <w:rFonts w:ascii="Calibri" w:eastAsia="Times New Roman" w:hAnsi="Calibri" w:cs="Calibri"/>
@@ -6219,7 +5991,6 @@
           <w:rFonts w:ascii="Calibri" w:eastAsia="Times New Roman" w:hAnsi="Calibri" w:cs="Calibri"/>
         </w:rPr>
       </w:pPr>
-      <w:proofErr w:type="spellStart"/>
       <w:r>
         <w:rPr>
           <w:rFonts w:ascii="Consolas" w:eastAsiaTheme="minorHAnsi" w:hAnsi="Consolas" w:cs="Consolas"/>
@@ -6229,7 +6000,6 @@
         </w:rPr>
         <w:t>ReportServerFolderName</w:t>
       </w:r>
-      <w:proofErr w:type="spellEnd"/>
       <w:r>
         <w:rPr>
           <w:rFonts w:ascii="Calibri" w:eastAsia="Times New Roman" w:hAnsi="Calibri" w:cs="Calibri"/>
@@ -6262,7 +6032,6 @@
           <w:rFonts w:ascii="Calibri" w:eastAsia="Times New Roman" w:hAnsi="Calibri" w:cs="Calibri"/>
         </w:rPr>
       </w:pPr>
-      <w:proofErr w:type="spellStart"/>
       <w:r>
         <w:rPr>
           <w:rFonts w:ascii="Consolas" w:eastAsiaTheme="minorHAnsi" w:hAnsi="Consolas" w:cs="Consolas"/>
@@ -6272,7 +6041,6 @@
         </w:rPr>
         <w:t>system.web</w:t>
       </w:r>
-      <w:proofErr w:type="spellEnd"/>
       <w:r>
         <w:rPr>
           <w:rFonts w:ascii="Consolas" w:eastAsiaTheme="minorHAnsi" w:hAnsi="Consolas" w:cs="Consolas"/>
@@ -6404,7 +6172,6 @@
         </w:rPr>
         <w:t>"</w:t>
       </w:r>
-      <w:proofErr w:type="spellStart"/>
       <w:r>
         <w:rPr>
           <w:rFonts w:ascii="Consolas" w:eastAsiaTheme="minorHAnsi" w:hAnsi="Consolas" w:cs="Consolas"/>
@@ -6414,7 +6181,6 @@
         </w:rPr>
         <w:t>elmah.axd</w:t>
       </w:r>
-      <w:proofErr w:type="spellEnd"/>
       <w:r>
         <w:rPr>
           <w:rFonts w:ascii="Consolas" w:eastAsiaTheme="minorHAnsi" w:hAnsi="Consolas" w:cs="Consolas"/>
@@ -6439,7 +6205,6 @@
         </w:rPr>
         <w:t xml:space="preserve">-&gt; </w:t>
       </w:r>
-      <w:proofErr w:type="spellStart"/>
       <w:r>
         <w:rPr>
           <w:rFonts w:ascii="Consolas" w:eastAsiaTheme="minorHAnsi" w:hAnsi="Consolas" w:cs="Consolas"/>
@@ -6449,7 +6214,6 @@
         </w:rPr>
         <w:t>system.web</w:t>
       </w:r>
-      <w:proofErr w:type="spellEnd"/>
       <w:r>
         <w:rPr>
           <w:rFonts w:ascii="Consolas" w:eastAsiaTheme="minorHAnsi" w:hAnsi="Consolas" w:cs="Consolas"/>
@@ -6540,7 +6304,6 @@
           <w:numId w:val="4"/>
         </w:numPr>
       </w:pPr>
-      <w:proofErr w:type="spellStart"/>
       <w:r>
         <w:rPr>
           <w:rFonts w:ascii="Consolas" w:eastAsiaTheme="minorHAnsi" w:hAnsi="Consolas" w:cs="Consolas"/>
@@ -6550,7 +6313,6 @@
         </w:rPr>
         <w:t>elmah</w:t>
       </w:r>
-      <w:proofErr w:type="spellEnd"/>
       <w:r>
         <w:t xml:space="preserve"> section</w:t>
       </w:r>
@@ -6570,7 +6332,6 @@
         </w:rPr>
         <w:t xml:space="preserve">in </w:t>
       </w:r>
-      <w:proofErr w:type="spellStart"/>
       <w:r>
         <w:rPr>
           <w:rFonts w:ascii="Consolas" w:eastAsiaTheme="minorHAnsi" w:hAnsi="Consolas" w:cs="Consolas"/>
@@ -6580,14 +6341,12 @@
         </w:rPr>
         <w:t>errorLog</w:t>
       </w:r>
-      <w:proofErr w:type="spellEnd"/>
       <w:r>
         <w:rPr>
           <w:rFonts w:ascii="Calibri" w:eastAsia="Times New Roman" w:hAnsi="Calibri" w:cs="Calibri"/>
         </w:rPr>
         <w:t xml:space="preserve"> setting,  update the </w:t>
       </w:r>
-      <w:proofErr w:type="spellStart"/>
       <w:r>
         <w:rPr>
           <w:rFonts w:ascii="Consolas" w:eastAsiaTheme="minorHAnsi" w:hAnsi="Consolas" w:cs="Consolas"/>
@@ -6597,7 +6356,6 @@
         </w:rPr>
         <w:t>connectionString</w:t>
       </w:r>
-      <w:proofErr w:type="spellEnd"/>
       <w:r>
         <w:rPr>
           <w:rFonts w:ascii="Calibri" w:eastAsia="Times New Roman" w:hAnsi="Calibri" w:cs="Calibri"/>
@@ -6614,15 +6372,7 @@
         </w:numPr>
       </w:pPr>
       <w:r>
-        <w:t xml:space="preserve">Remove the HTTPS redirect portion of </w:t>
-      </w:r>
-      <w:proofErr w:type="spellStart"/>
-      <w:r>
-        <w:t>web.config</w:t>
-      </w:r>
-      <w:proofErr w:type="spellEnd"/>
-      <w:r>
-        <w:t>. Example:</w:t>
+        <w:t>Remove the HTTPS redirect portion of web.config. Example:</w:t>
       </w:r>
     </w:p>
     <w:p>
@@ -6723,7 +6473,6 @@
         </w:rPr>
         <w:t xml:space="preserve"> </w:t>
       </w:r>
-      <w:proofErr w:type="spellStart"/>
       <w:r>
         <w:rPr>
           <w:rFonts w:ascii="Consolas" w:eastAsiaTheme="minorHAnsi" w:hAnsi="Consolas" w:cs="Consolas"/>
@@ -6733,7 +6482,6 @@
         </w:rPr>
         <w:t>stopProcessing</w:t>
       </w:r>
-      <w:proofErr w:type="spellEnd"/>
       <w:r>
         <w:rPr>
           <w:rFonts w:ascii="Consolas" w:eastAsiaTheme="minorHAnsi" w:hAnsi="Consolas" w:cs="Consolas"/>
@@ -6790,7 +6538,6 @@
         </w:rPr>
         <w:t xml:space="preserve">          &lt;match </w:t>
       </w:r>
-      <w:proofErr w:type="spellStart"/>
       <w:r>
         <w:rPr>
           <w:rFonts w:ascii="Consolas" w:eastAsiaTheme="minorHAnsi" w:hAnsi="Consolas" w:cs="Consolas"/>
@@ -6800,7 +6547,6 @@
         </w:rPr>
         <w:t>url</w:t>
       </w:r>
-      <w:proofErr w:type="spellEnd"/>
       <w:r>
         <w:rPr>
           <w:rFonts w:ascii="Consolas" w:eastAsiaTheme="minorHAnsi" w:hAnsi="Consolas" w:cs="Consolas"/>
@@ -6971,7 +6717,6 @@
         </w:rPr>
         <w:t xml:space="preserve">="Redirect" </w:t>
       </w:r>
-      <w:proofErr w:type="spellStart"/>
       <w:r>
         <w:rPr>
           <w:rFonts w:ascii="Consolas" w:eastAsiaTheme="minorHAnsi" w:hAnsi="Consolas" w:cs="Consolas"/>
@@ -6981,7 +6726,6 @@
         </w:rPr>
         <w:t>url</w:t>
       </w:r>
-      <w:proofErr w:type="spellEnd"/>
       <w:r>
         <w:rPr>
           <w:rFonts w:ascii="Consolas" w:eastAsiaTheme="minorHAnsi" w:hAnsi="Consolas" w:cs="Consolas"/>
@@ -7101,13 +6845,8 @@
       <w:r>
         <w:t xml:space="preserve">(Portal) </w:t>
       </w:r>
-      <w:proofErr w:type="spellStart"/>
-      <w:r>
-        <w:t>Web.Config</w:t>
-      </w:r>
-      <w:proofErr w:type="spellEnd"/>
-      <w:r>
-        <w:t xml:space="preserve"> Customization</w:t>
+      <w:r>
+        <w:t>Web.Config Customization</w:t>
       </w:r>
       <w:bookmarkEnd w:id="67"/>
       <w:bookmarkEnd w:id="68"/>
@@ -7121,7 +6860,6 @@
         </w:numPr>
         <w:spacing w:after="0"/>
       </w:pPr>
-      <w:proofErr w:type="spellStart"/>
       <w:r>
         <w:rPr>
           <w:rFonts w:ascii="Consolas" w:eastAsiaTheme="minorHAnsi" w:hAnsi="Consolas" w:cs="Consolas"/>
@@ -7131,7 +6869,6 @@
         </w:rPr>
         <w:t>connectionStrings</w:t>
       </w:r>
-      <w:proofErr w:type="spellEnd"/>
       <w:r>
         <w:rPr>
           <w:rFonts w:ascii="Calibri" w:eastAsia="Times New Roman" w:hAnsi="Calibri" w:cs="Calibri"/>
@@ -7148,25 +6885,14 @@
         </w:numPr>
         <w:spacing w:after="0"/>
       </w:pPr>
-      <w:proofErr w:type="spellStart"/>
-      <w:r>
-        <w:rPr>
-          <w:rFonts w:ascii="Consolas" w:eastAsiaTheme="minorHAnsi" w:hAnsi="Consolas" w:cs="Consolas"/>
-          <w:color w:val="0000FF"/>
-          <w:sz w:val="19"/>
-          <w:szCs w:val="19"/>
-        </w:rPr>
-        <w:t>IESEntities</w:t>
-      </w:r>
-      <w:proofErr w:type="spellEnd"/>
-      <w:r>
-        <w:rPr>
-          <w:rFonts w:ascii="Consolas" w:eastAsiaTheme="minorHAnsi" w:hAnsi="Consolas" w:cs="Consolas"/>
-          <w:color w:val="0000FF"/>
-          <w:sz w:val="19"/>
-          <w:szCs w:val="19"/>
-        </w:rPr>
-        <w:t xml:space="preserve"> </w:t>
+      <w:r>
+        <w:rPr>
+          <w:rFonts w:ascii="Consolas" w:eastAsiaTheme="minorHAnsi" w:hAnsi="Consolas" w:cs="Consolas"/>
+          <w:color w:val="0000FF"/>
+          <w:sz w:val="19"/>
+          <w:szCs w:val="19"/>
+        </w:rPr>
+        <w:t xml:space="preserve">IESEntities </w:t>
       </w:r>
       <w:r>
         <w:rPr>
@@ -7184,45 +6910,20 @@
         </w:numPr>
         <w:spacing w:after="0"/>
       </w:pPr>
-      <w:proofErr w:type="spellStart"/>
-      <w:r>
-        <w:rPr>
-          <w:rFonts w:ascii="Consolas" w:eastAsiaTheme="minorHAnsi" w:hAnsi="Consolas" w:cs="Consolas"/>
-          <w:color w:val="0000FF"/>
-          <w:sz w:val="19"/>
-          <w:szCs w:val="19"/>
-        </w:rPr>
-        <w:t>genTracEntities</w:t>
-      </w:r>
-      <w:proofErr w:type="spellEnd"/>
-      <w:r>
-        <w:rPr>
-          <w:rFonts w:ascii="Consolas" w:eastAsiaTheme="minorHAnsi" w:hAnsi="Consolas" w:cs="Consolas"/>
-          <w:color w:val="0000FF"/>
-          <w:sz w:val="19"/>
-          <w:szCs w:val="19"/>
-        </w:rPr>
-        <w:t xml:space="preserve"> </w:t>
-      </w:r>
-      <w:r>
-        <w:rPr>
-          <w:rFonts w:ascii="Calibri" w:eastAsia="Times New Roman" w:hAnsi="Calibri" w:cs="Calibri"/>
-        </w:rPr>
-        <w:t xml:space="preserve">– PTM / </w:t>
-      </w:r>
-      <w:proofErr w:type="spellStart"/>
-      <w:r>
-        <w:rPr>
-          <w:rFonts w:ascii="Calibri" w:eastAsia="Times New Roman" w:hAnsi="Calibri" w:cs="Calibri"/>
-        </w:rPr>
-        <w:t>genTrac</w:t>
-      </w:r>
-      <w:proofErr w:type="spellEnd"/>
-      <w:r>
-        <w:rPr>
-          <w:rFonts w:ascii="Calibri" w:eastAsia="Times New Roman" w:hAnsi="Calibri" w:cs="Calibri"/>
-        </w:rPr>
-        <w:t xml:space="preserve"> database connection string</w:t>
+      <w:r>
+        <w:rPr>
+          <w:rFonts w:ascii="Consolas" w:eastAsiaTheme="minorHAnsi" w:hAnsi="Consolas" w:cs="Consolas"/>
+          <w:color w:val="0000FF"/>
+          <w:sz w:val="19"/>
+          <w:szCs w:val="19"/>
+        </w:rPr>
+        <w:t xml:space="preserve">genTracEntities </w:t>
+      </w:r>
+      <w:r>
+        <w:rPr>
+          <w:rFonts w:ascii="Calibri" w:eastAsia="Times New Roman" w:hAnsi="Calibri" w:cs="Calibri"/>
+        </w:rPr>
+        <w:t>– PTM / genTrac database connection string</w:t>
       </w:r>
     </w:p>
     <w:p>
@@ -7234,7 +6935,6 @@
         </w:numPr>
         <w:spacing w:after="0"/>
       </w:pPr>
-      <w:proofErr w:type="spellStart"/>
       <w:r>
         <w:rPr>
           <w:rFonts w:ascii="Consolas" w:eastAsiaTheme="minorHAnsi" w:hAnsi="Consolas" w:cs="Consolas"/>
@@ -7244,7 +6944,6 @@
         </w:rPr>
         <w:t>GenBoeEntities</w:t>
       </w:r>
-      <w:proofErr w:type="spellEnd"/>
       <w:r>
         <w:t xml:space="preserve"> </w:t>
       </w:r>
@@ -7252,21 +6951,7 @@
         <w:rPr>
           <w:rFonts w:ascii="Calibri" w:eastAsia="Times New Roman" w:hAnsi="Calibri" w:cs="Calibri"/>
         </w:rPr>
-        <w:t xml:space="preserve">– </w:t>
-      </w:r>
-      <w:proofErr w:type="spellStart"/>
-      <w:r>
-        <w:rPr>
-          <w:rFonts w:ascii="Calibri" w:eastAsia="Times New Roman" w:hAnsi="Calibri" w:cs="Calibri"/>
-        </w:rPr>
-        <w:t>genBOE</w:t>
-      </w:r>
-      <w:proofErr w:type="spellEnd"/>
-      <w:r>
-        <w:rPr>
-          <w:rFonts w:ascii="Calibri" w:eastAsia="Times New Roman" w:hAnsi="Calibri" w:cs="Calibri"/>
-        </w:rPr>
-        <w:t xml:space="preserve"> database connection string</w:t>
+        <w:t>– genBOE database connection string</w:t>
       </w:r>
     </w:p>
     <w:p>
@@ -7278,7 +6963,6 @@
         </w:numPr>
         <w:spacing w:after="0"/>
       </w:pPr>
-      <w:proofErr w:type="spellStart"/>
       <w:r>
         <w:rPr>
           <w:rFonts w:ascii="Consolas" w:eastAsiaTheme="minorHAnsi" w:hAnsi="Consolas" w:cs="Consolas"/>
@@ -7288,7 +6972,6 @@
         </w:rPr>
         <w:t>appSettings</w:t>
       </w:r>
-      <w:proofErr w:type="spellEnd"/>
       <w:r>
         <w:rPr>
           <w:rFonts w:ascii="Calibri" w:eastAsia="Times New Roman" w:hAnsi="Calibri" w:cs="Calibri"/>
@@ -7329,25 +7012,14 @@
           <w:rFonts w:ascii="Calibri" w:eastAsia="Times New Roman" w:hAnsi="Calibri" w:cs="Calibri"/>
         </w:rPr>
       </w:pPr>
-      <w:proofErr w:type="spellStart"/>
-      <w:r>
-        <w:rPr>
-          <w:rFonts w:ascii="Consolas" w:eastAsiaTheme="minorHAnsi" w:hAnsi="Consolas" w:cs="Consolas"/>
-          <w:color w:val="0000FF"/>
-          <w:sz w:val="19"/>
-          <w:szCs w:val="19"/>
-        </w:rPr>
-        <w:t>ActiveDirectoryPath</w:t>
-      </w:r>
-      <w:proofErr w:type="spellEnd"/>
-      <w:r>
-        <w:rPr>
-          <w:rFonts w:ascii="Consolas" w:eastAsiaTheme="minorHAnsi" w:hAnsi="Consolas" w:cs="Consolas"/>
-          <w:color w:val="0000FF"/>
-          <w:sz w:val="19"/>
-          <w:szCs w:val="19"/>
-        </w:rPr>
-        <w:t xml:space="preserve"> </w:t>
+      <w:r>
+        <w:rPr>
+          <w:rFonts w:ascii="Consolas" w:eastAsiaTheme="minorHAnsi" w:hAnsi="Consolas" w:cs="Consolas"/>
+          <w:color w:val="0000FF"/>
+          <w:sz w:val="19"/>
+          <w:szCs w:val="19"/>
+        </w:rPr>
+        <w:t xml:space="preserve">ActiveDirectoryPath </w:t>
       </w:r>
       <w:r>
         <w:rPr>
@@ -7369,36 +7041,17 @@
           <w:rFonts w:ascii="Calibri" w:eastAsia="Times New Roman" w:hAnsi="Calibri" w:cs="Calibri"/>
         </w:rPr>
       </w:pPr>
-      <w:proofErr w:type="spellStart"/>
-      <w:r>
-        <w:rPr>
-          <w:rFonts w:ascii="Consolas" w:eastAsiaTheme="minorHAnsi" w:hAnsi="Consolas" w:cs="Consolas"/>
-          <w:color w:val="0000FF"/>
-          <w:sz w:val="19"/>
-          <w:szCs w:val="19"/>
-        </w:rPr>
-        <w:t>BOEUrl</w:t>
-      </w:r>
-      <w:proofErr w:type="spellEnd"/>
-      <w:r>
-        <w:rPr>
-          <w:rFonts w:ascii="Consolas" w:eastAsiaTheme="minorHAnsi" w:hAnsi="Consolas" w:cs="Consolas"/>
-          <w:color w:val="0000FF"/>
-          <w:sz w:val="19"/>
-          <w:szCs w:val="19"/>
-        </w:rPr>
-        <w:t xml:space="preserve"> </w:t>
-      </w:r>
-      <w:r>
-        <w:t xml:space="preserve">– </w:t>
-      </w:r>
-      <w:proofErr w:type="spellStart"/>
-      <w:r>
-        <w:t>GenBOE’s</w:t>
-      </w:r>
-      <w:proofErr w:type="spellEnd"/>
-      <w:r>
-        <w:t xml:space="preserve"> URL</w:t>
+      <w:r>
+        <w:rPr>
+          <w:rFonts w:ascii="Consolas" w:eastAsiaTheme="minorHAnsi" w:hAnsi="Consolas" w:cs="Consolas"/>
+          <w:color w:val="0000FF"/>
+          <w:sz w:val="19"/>
+          <w:szCs w:val="19"/>
+        </w:rPr>
+        <w:t xml:space="preserve">BOEUrl </w:t>
+      </w:r>
+      <w:r>
+        <w:t>– GenBOE’s URL</w:t>
       </w:r>
     </w:p>
     <w:p>
@@ -7414,25 +7067,14 @@
           <w:rFonts w:ascii="Calibri" w:eastAsia="Times New Roman" w:hAnsi="Calibri" w:cs="Calibri"/>
         </w:rPr>
       </w:pPr>
-      <w:proofErr w:type="spellStart"/>
-      <w:r>
-        <w:rPr>
-          <w:rFonts w:ascii="Consolas" w:eastAsiaTheme="minorHAnsi" w:hAnsi="Consolas" w:cs="Consolas"/>
-          <w:color w:val="0000FF"/>
-          <w:sz w:val="19"/>
-          <w:szCs w:val="19"/>
-        </w:rPr>
-        <w:t>PTMUrl</w:t>
-      </w:r>
-      <w:proofErr w:type="spellEnd"/>
-      <w:r>
-        <w:rPr>
-          <w:rFonts w:ascii="Consolas" w:eastAsiaTheme="minorHAnsi" w:hAnsi="Consolas" w:cs="Consolas"/>
-          <w:color w:val="0000FF"/>
-          <w:sz w:val="19"/>
-          <w:szCs w:val="19"/>
-        </w:rPr>
-        <w:t xml:space="preserve"> </w:t>
+      <w:r>
+        <w:rPr>
+          <w:rFonts w:ascii="Consolas" w:eastAsiaTheme="minorHAnsi" w:hAnsi="Consolas" w:cs="Consolas"/>
+          <w:color w:val="0000FF"/>
+          <w:sz w:val="19"/>
+          <w:szCs w:val="19"/>
+        </w:rPr>
+        <w:t xml:space="preserve">PTMUrl </w:t>
       </w:r>
       <w:r>
         <w:t>– PTM’s URL</w:t>
@@ -7451,25 +7093,14 @@
           <w:rFonts w:ascii="Calibri" w:eastAsia="Times New Roman" w:hAnsi="Calibri" w:cs="Calibri"/>
         </w:rPr>
       </w:pPr>
-      <w:proofErr w:type="spellStart"/>
-      <w:r>
-        <w:rPr>
-          <w:rFonts w:ascii="Consolas" w:eastAsiaTheme="minorHAnsi" w:hAnsi="Consolas" w:cs="Consolas"/>
-          <w:color w:val="0000FF"/>
-          <w:sz w:val="19"/>
-          <w:szCs w:val="19"/>
-        </w:rPr>
-        <w:t>RDMUrl</w:t>
-      </w:r>
-      <w:proofErr w:type="spellEnd"/>
-      <w:r>
-        <w:rPr>
-          <w:rFonts w:ascii="Consolas" w:eastAsiaTheme="minorHAnsi" w:hAnsi="Consolas" w:cs="Consolas"/>
-          <w:color w:val="0000FF"/>
-          <w:sz w:val="19"/>
-          <w:szCs w:val="19"/>
-        </w:rPr>
-        <w:t xml:space="preserve"> </w:t>
+      <w:r>
+        <w:rPr>
+          <w:rFonts w:ascii="Consolas" w:eastAsiaTheme="minorHAnsi" w:hAnsi="Consolas" w:cs="Consolas"/>
+          <w:color w:val="0000FF"/>
+          <w:sz w:val="19"/>
+          <w:szCs w:val="19"/>
+        </w:rPr>
+        <w:t xml:space="preserve">RDMUrl </w:t>
       </w:r>
       <w:r>
         <w:t>– RDM’s URL</w:t>
@@ -7488,25 +7119,14 @@
           <w:rFonts w:ascii="Calibri" w:eastAsia="Times New Roman" w:hAnsi="Calibri" w:cs="Calibri"/>
         </w:rPr>
       </w:pPr>
-      <w:proofErr w:type="spellStart"/>
-      <w:r>
-        <w:rPr>
-          <w:rFonts w:ascii="Consolas" w:eastAsiaTheme="minorHAnsi" w:hAnsi="Consolas" w:cs="Consolas"/>
-          <w:color w:val="0000FF"/>
-          <w:sz w:val="19"/>
-          <w:szCs w:val="19"/>
-        </w:rPr>
-        <w:t>RDSBUrl</w:t>
-      </w:r>
-      <w:proofErr w:type="spellEnd"/>
-      <w:r>
-        <w:rPr>
-          <w:rFonts w:ascii="Consolas" w:eastAsiaTheme="minorHAnsi" w:hAnsi="Consolas" w:cs="Consolas"/>
-          <w:color w:val="0000FF"/>
-          <w:sz w:val="19"/>
-          <w:szCs w:val="19"/>
-        </w:rPr>
-        <w:t xml:space="preserve"> </w:t>
+      <w:r>
+        <w:rPr>
+          <w:rFonts w:ascii="Consolas" w:eastAsiaTheme="minorHAnsi" w:hAnsi="Consolas" w:cs="Consolas"/>
+          <w:color w:val="0000FF"/>
+          <w:sz w:val="19"/>
+          <w:szCs w:val="19"/>
+        </w:rPr>
+        <w:t xml:space="preserve">RDSBUrl </w:t>
       </w:r>
       <w:r>
         <w:t>– RDSB’s URL</w:t>
@@ -7525,36 +7145,17 @@
           <w:rFonts w:ascii="Calibri" w:eastAsia="Times New Roman" w:hAnsi="Calibri" w:cs="Calibri"/>
         </w:rPr>
       </w:pPr>
-      <w:proofErr w:type="spellStart"/>
-      <w:r>
-        <w:rPr>
-          <w:rFonts w:ascii="Consolas" w:eastAsiaTheme="minorHAnsi" w:hAnsi="Consolas" w:cs="Consolas"/>
-          <w:color w:val="0000FF"/>
-          <w:sz w:val="19"/>
-          <w:szCs w:val="19"/>
-        </w:rPr>
-        <w:t>PPUrl</w:t>
-      </w:r>
-      <w:proofErr w:type="spellEnd"/>
-      <w:r>
-        <w:rPr>
-          <w:rFonts w:ascii="Consolas" w:eastAsiaTheme="minorHAnsi" w:hAnsi="Consolas" w:cs="Consolas"/>
-          <w:color w:val="0000FF"/>
-          <w:sz w:val="19"/>
-          <w:szCs w:val="19"/>
-        </w:rPr>
-        <w:t xml:space="preserve"> </w:t>
-      </w:r>
-      <w:r>
-        <w:t xml:space="preserve">– </w:t>
-      </w:r>
-      <w:proofErr w:type="spellStart"/>
-      <w:r>
-        <w:t>ProPricer</w:t>
-      </w:r>
-      <w:proofErr w:type="spellEnd"/>
-      <w:r>
-        <w:t xml:space="preserve"> URL – a URL to a </w:t>
+      <w:r>
+        <w:rPr>
+          <w:rFonts w:ascii="Consolas" w:eastAsiaTheme="minorHAnsi" w:hAnsi="Consolas" w:cs="Consolas"/>
+          <w:color w:val="0000FF"/>
+          <w:sz w:val="19"/>
+          <w:szCs w:val="19"/>
+        </w:rPr>
+        <w:t xml:space="preserve">PPUrl </w:t>
+      </w:r>
+      <w:r>
+        <w:t xml:space="preserve">– ProPricer URL – a URL to a </w:t>
       </w:r>
       <w:r>
         <w:t>SharePoint</w:t>
@@ -7576,25 +7177,14 @@
           <w:rFonts w:ascii="Calibri" w:eastAsia="Times New Roman" w:hAnsi="Calibri" w:cs="Calibri"/>
         </w:rPr>
       </w:pPr>
-      <w:proofErr w:type="spellStart"/>
-      <w:r>
-        <w:rPr>
-          <w:rFonts w:ascii="Consolas" w:eastAsiaTheme="minorHAnsi" w:hAnsi="Consolas" w:cs="Consolas"/>
-          <w:color w:val="0000FF"/>
-          <w:sz w:val="19"/>
-          <w:szCs w:val="19"/>
-        </w:rPr>
-        <w:t>RPMUrl</w:t>
-      </w:r>
-      <w:proofErr w:type="spellEnd"/>
-      <w:r>
-        <w:rPr>
-          <w:rFonts w:ascii="Consolas" w:eastAsiaTheme="minorHAnsi" w:hAnsi="Consolas" w:cs="Consolas"/>
-          <w:color w:val="0000FF"/>
-          <w:sz w:val="19"/>
-          <w:szCs w:val="19"/>
-        </w:rPr>
-        <w:t xml:space="preserve"> </w:t>
+      <w:r>
+        <w:rPr>
+          <w:rFonts w:ascii="Consolas" w:eastAsiaTheme="minorHAnsi" w:hAnsi="Consolas" w:cs="Consolas"/>
+          <w:color w:val="0000FF"/>
+          <w:sz w:val="19"/>
+          <w:szCs w:val="19"/>
+        </w:rPr>
+        <w:t xml:space="preserve">RPMUrl </w:t>
       </w:r>
       <w:r>
         <w:t xml:space="preserve">– </w:t>
@@ -7632,25 +7222,14 @@
           <w:szCs w:val="19"/>
         </w:rPr>
       </w:pPr>
-      <w:proofErr w:type="spellStart"/>
-      <w:r>
-        <w:rPr>
-          <w:rFonts w:ascii="Consolas" w:eastAsiaTheme="minorHAnsi" w:hAnsi="Consolas" w:cs="Consolas"/>
-          <w:color w:val="0000FF"/>
-          <w:sz w:val="19"/>
-          <w:szCs w:val="19"/>
-        </w:rPr>
-        <w:t>ACVUrl</w:t>
-      </w:r>
-      <w:proofErr w:type="spellEnd"/>
-      <w:r>
-        <w:rPr>
-          <w:rFonts w:ascii="Consolas" w:eastAsiaTheme="minorHAnsi" w:hAnsi="Consolas" w:cs="Consolas"/>
-          <w:color w:val="0000FF"/>
-          <w:sz w:val="19"/>
-          <w:szCs w:val="19"/>
-        </w:rPr>
-        <w:t xml:space="preserve"> </w:t>
+      <w:r>
+        <w:rPr>
+          <w:rFonts w:ascii="Consolas" w:eastAsiaTheme="minorHAnsi" w:hAnsi="Consolas" w:cs="Consolas"/>
+          <w:color w:val="0000FF"/>
+          <w:sz w:val="19"/>
+          <w:szCs w:val="19"/>
+        </w:rPr>
+        <w:t xml:space="preserve">ACVUrl </w:t>
       </w:r>
       <w:r>
         <w:t xml:space="preserve">– </w:t>
@@ -7690,7 +7269,6 @@
           <w:rFonts w:ascii="Calibri" w:eastAsia="Times New Roman" w:hAnsi="Calibri" w:cs="Calibri"/>
         </w:rPr>
       </w:pPr>
-      <w:proofErr w:type="spellStart"/>
       <w:r>
         <w:rPr>
           <w:rFonts w:ascii="Consolas" w:eastAsiaTheme="minorHAnsi" w:hAnsi="Consolas" w:cs="Consolas"/>
@@ -7700,7 +7278,6 @@
         </w:rPr>
         <w:t>EEPPUrl</w:t>
       </w:r>
-      <w:proofErr w:type="spellEnd"/>
       <w:r>
         <w:rPr>
           <w:rFonts w:ascii="Consolas" w:eastAsiaTheme="minorHAnsi" w:hAnsi="Consolas" w:cs="Consolas"/>
@@ -7731,11 +7308,9 @@
       <w:r>
         <w:t xml:space="preserve">, </w:t>
       </w:r>
-      <w:proofErr w:type="spellStart"/>
       <w:r>
         <w:t>eEPP</w:t>
       </w:r>
-      <w:proofErr w:type="spellEnd"/>
       <w:r>
         <w:t xml:space="preserve"> </w:t>
       </w:r>
@@ -7756,25 +7331,14 @@
           <w:rFonts w:ascii="Calibri" w:eastAsia="Times New Roman" w:hAnsi="Calibri" w:cs="Calibri"/>
         </w:rPr>
       </w:pPr>
-      <w:proofErr w:type="spellStart"/>
-      <w:r>
-        <w:rPr>
-          <w:rFonts w:ascii="Consolas" w:eastAsiaTheme="minorHAnsi" w:hAnsi="Consolas" w:cs="Consolas"/>
-          <w:color w:val="0000FF"/>
-          <w:sz w:val="19"/>
-          <w:szCs w:val="19"/>
-        </w:rPr>
-        <w:t>AdminUrl</w:t>
-      </w:r>
-      <w:proofErr w:type="spellEnd"/>
-      <w:r>
-        <w:rPr>
-          <w:rFonts w:ascii="Consolas" w:eastAsiaTheme="minorHAnsi" w:hAnsi="Consolas" w:cs="Consolas"/>
-          <w:color w:val="0000FF"/>
-          <w:sz w:val="19"/>
-          <w:szCs w:val="19"/>
-        </w:rPr>
-        <w:t xml:space="preserve"> </w:t>
+      <w:r>
+        <w:rPr>
+          <w:rFonts w:ascii="Consolas" w:eastAsiaTheme="minorHAnsi" w:hAnsi="Consolas" w:cs="Consolas"/>
+          <w:color w:val="0000FF"/>
+          <w:sz w:val="19"/>
+          <w:szCs w:val="19"/>
+        </w:rPr>
+        <w:t xml:space="preserve">AdminUrl </w:t>
       </w:r>
       <w:r>
         <w:t xml:space="preserve">– </w:t>
@@ -7804,25 +7368,14 @@
           <w:rFonts w:ascii="Calibri" w:eastAsia="Times New Roman" w:hAnsi="Calibri" w:cs="Calibri"/>
         </w:rPr>
       </w:pPr>
-      <w:proofErr w:type="spellStart"/>
-      <w:r>
-        <w:rPr>
-          <w:rFonts w:ascii="Consolas" w:eastAsiaTheme="minorHAnsi" w:hAnsi="Consolas" w:cs="Consolas"/>
-          <w:color w:val="0000FF"/>
-          <w:sz w:val="19"/>
-          <w:szCs w:val="19"/>
-        </w:rPr>
-        <w:t>IESPortalAdminGroups</w:t>
-      </w:r>
-      <w:proofErr w:type="spellEnd"/>
-      <w:r>
-        <w:rPr>
-          <w:rFonts w:ascii="Consolas" w:eastAsiaTheme="minorHAnsi" w:hAnsi="Consolas" w:cs="Consolas"/>
-          <w:color w:val="0000FF"/>
-          <w:sz w:val="19"/>
-          <w:szCs w:val="19"/>
-        </w:rPr>
-        <w:t xml:space="preserve"> </w:t>
+      <w:r>
+        <w:rPr>
+          <w:rFonts w:ascii="Consolas" w:eastAsiaTheme="minorHAnsi" w:hAnsi="Consolas" w:cs="Consolas"/>
+          <w:color w:val="0000FF"/>
+          <w:sz w:val="19"/>
+          <w:szCs w:val="19"/>
+        </w:rPr>
+        <w:t xml:space="preserve">IESPortalAdminGroups </w:t>
       </w:r>
       <w:r>
         <w:t>– Admin AD group</w:t>
@@ -7837,7 +7390,6 @@
         </w:numPr>
         <w:spacing w:after="0"/>
       </w:pPr>
-      <w:proofErr w:type="spellStart"/>
       <w:r>
         <w:rPr>
           <w:rFonts w:ascii="Consolas" w:eastAsiaTheme="minorHAnsi" w:hAnsi="Consolas" w:cs="Consolas"/>
@@ -7847,7 +7399,6 @@
         </w:rPr>
         <w:t>HelpdeskEmailAddress</w:t>
       </w:r>
-      <w:proofErr w:type="spellEnd"/>
       <w:r>
         <w:t xml:space="preserve"> – email displayed to the users to contact for help</w:t>
       </w:r>
@@ -7873,7 +7424,6 @@
           <w:rFonts w:ascii="Calibri" w:eastAsia="Times New Roman" w:hAnsi="Calibri" w:cs="Calibri"/>
         </w:rPr>
       </w:pPr>
-      <w:proofErr w:type="spellStart"/>
       <w:r>
         <w:rPr>
           <w:rFonts w:ascii="Consolas" w:eastAsiaTheme="minorHAnsi" w:hAnsi="Consolas" w:cs="Consolas"/>
@@ -7881,17 +7431,7 @@
           <w:sz w:val="19"/>
           <w:szCs w:val="19"/>
         </w:rPr>
-        <w:t>Piwik</w:t>
-      </w:r>
-      <w:proofErr w:type="spellEnd"/>
-      <w:r>
-        <w:rPr>
-          <w:rFonts w:ascii="Consolas" w:eastAsiaTheme="minorHAnsi" w:hAnsi="Consolas" w:cs="Consolas"/>
-          <w:color w:val="008000"/>
-          <w:sz w:val="19"/>
-          <w:szCs w:val="19"/>
-        </w:rPr>
-        <w:t xml:space="preserve"> Settings</w:t>
+        <w:t>Piwik Settings</w:t>
       </w:r>
     </w:p>
     <w:p>
@@ -7941,15 +7481,7 @@
         <w:t xml:space="preserve"> </w:t>
       </w:r>
       <w:r>
-        <w:t xml:space="preserve">(to not track the website usage via </w:t>
-      </w:r>
-      <w:proofErr w:type="spellStart"/>
-      <w:r>
-        <w:t>piwik</w:t>
-      </w:r>
-      <w:proofErr w:type="spellEnd"/>
-      <w:r>
-        <w:t>)</w:t>
+        <w:t>(to not track the website usage via piwik)</w:t>
       </w:r>
     </w:p>
     <w:p>
@@ -7969,21 +7501,7 @@
         <w:rPr>
           <w:rFonts w:ascii="Calibri" w:eastAsia="Times New Roman" w:hAnsi="Calibri" w:cs="Calibri"/>
         </w:rPr>
-        <w:t xml:space="preserve">You can ignore the other </w:t>
-      </w:r>
-      <w:proofErr w:type="spellStart"/>
-      <w:r>
-        <w:rPr>
-          <w:rFonts w:ascii="Calibri" w:eastAsia="Times New Roman" w:hAnsi="Calibri" w:cs="Calibri"/>
-        </w:rPr>
-        <w:t>piwik</w:t>
-      </w:r>
-      <w:proofErr w:type="spellEnd"/>
-      <w:r>
-        <w:rPr>
-          <w:rFonts w:ascii="Calibri" w:eastAsia="Times New Roman" w:hAnsi="Calibri" w:cs="Calibri"/>
-        </w:rPr>
-        <w:t xml:space="preserve"> settings once you disable it</w:t>
+        <w:t>You can ignore the other piwik settings once you disable it</w:t>
       </w:r>
     </w:p>
     <w:p>
@@ -7999,7 +7517,6 @@
           <w:rFonts w:ascii="Calibri" w:eastAsia="Times New Roman" w:hAnsi="Calibri" w:cs="Calibri"/>
         </w:rPr>
       </w:pPr>
-      <w:proofErr w:type="spellStart"/>
       <w:r>
         <w:rPr>
           <w:rFonts w:ascii="Consolas" w:eastAsiaTheme="minorHAnsi" w:hAnsi="Consolas" w:cs="Consolas"/>
@@ -8009,7 +7526,6 @@
         </w:rPr>
         <w:t>system.web</w:t>
       </w:r>
-      <w:proofErr w:type="spellEnd"/>
       <w:r>
         <w:rPr>
           <w:rFonts w:ascii="Consolas" w:eastAsiaTheme="minorHAnsi" w:hAnsi="Consolas" w:cs="Consolas"/>
@@ -8141,7 +7657,6 @@
         </w:rPr>
         <w:t>"</w:t>
       </w:r>
-      <w:proofErr w:type="spellStart"/>
       <w:r>
         <w:rPr>
           <w:rFonts w:ascii="Consolas" w:eastAsiaTheme="minorHAnsi" w:hAnsi="Consolas" w:cs="Consolas"/>
@@ -8151,7 +7666,6 @@
         </w:rPr>
         <w:t>elmah.axd</w:t>
       </w:r>
-      <w:proofErr w:type="spellEnd"/>
       <w:r>
         <w:rPr>
           <w:rFonts w:ascii="Consolas" w:eastAsiaTheme="minorHAnsi" w:hAnsi="Consolas" w:cs="Consolas"/>
@@ -8176,7 +7690,6 @@
         </w:rPr>
         <w:t xml:space="preserve">-&gt; </w:t>
       </w:r>
-      <w:proofErr w:type="spellStart"/>
       <w:r>
         <w:rPr>
           <w:rFonts w:ascii="Consolas" w:eastAsiaTheme="minorHAnsi" w:hAnsi="Consolas" w:cs="Consolas"/>
@@ -8186,7 +7699,6 @@
         </w:rPr>
         <w:t>system.web</w:t>
       </w:r>
-      <w:proofErr w:type="spellEnd"/>
       <w:r>
         <w:rPr>
           <w:rFonts w:ascii="Consolas" w:eastAsiaTheme="minorHAnsi" w:hAnsi="Consolas" w:cs="Consolas"/>
@@ -8265,7 +7777,6 @@
           <w:numId w:val="12"/>
         </w:numPr>
       </w:pPr>
-      <w:proofErr w:type="spellStart"/>
       <w:r>
         <w:rPr>
           <w:rFonts w:ascii="Consolas" w:eastAsiaTheme="minorHAnsi" w:hAnsi="Consolas" w:cs="Consolas"/>
@@ -8275,7 +7786,6 @@
         </w:rPr>
         <w:t>elmah</w:t>
       </w:r>
-      <w:proofErr w:type="spellEnd"/>
       <w:r>
         <w:t xml:space="preserve"> section</w:t>
       </w:r>
@@ -8295,7 +7805,6 @@
         </w:rPr>
         <w:t xml:space="preserve">in </w:t>
       </w:r>
-      <w:proofErr w:type="spellStart"/>
       <w:r>
         <w:rPr>
           <w:rFonts w:ascii="Consolas" w:eastAsiaTheme="minorHAnsi" w:hAnsi="Consolas" w:cs="Consolas"/>
@@ -8305,14 +7814,12 @@
         </w:rPr>
         <w:t>errorLog</w:t>
       </w:r>
-      <w:proofErr w:type="spellEnd"/>
       <w:r>
         <w:rPr>
           <w:rFonts w:ascii="Calibri" w:eastAsia="Times New Roman" w:hAnsi="Calibri" w:cs="Calibri"/>
         </w:rPr>
         <w:t xml:space="preserve"> setting,  update the </w:t>
       </w:r>
-      <w:proofErr w:type="spellStart"/>
       <w:r>
         <w:rPr>
           <w:rFonts w:ascii="Consolas" w:eastAsiaTheme="minorHAnsi" w:hAnsi="Consolas" w:cs="Consolas"/>
@@ -8322,7 +7829,6 @@
         </w:rPr>
         <w:t>connectionString</w:t>
       </w:r>
-      <w:proofErr w:type="spellEnd"/>
       <w:r>
         <w:rPr>
           <w:rFonts w:ascii="Calibri" w:eastAsia="Times New Roman" w:hAnsi="Calibri" w:cs="Calibri"/>
@@ -8339,15 +7845,7 @@
         </w:numPr>
       </w:pPr>
       <w:r>
-        <w:t xml:space="preserve">Remove the HTTPS redirect portion of </w:t>
-      </w:r>
-      <w:proofErr w:type="spellStart"/>
-      <w:r>
-        <w:t>web.config</w:t>
-      </w:r>
-      <w:proofErr w:type="spellEnd"/>
-      <w:r>
-        <w:t>. Example:</w:t>
+        <w:t>Remove the HTTPS redirect portion of web.config. Example:</w:t>
       </w:r>
     </w:p>
     <w:p>
@@ -8451,7 +7949,6 @@
         </w:rPr>
         <w:t xml:space="preserve"> </w:t>
       </w:r>
-      <w:proofErr w:type="spellStart"/>
       <w:r>
         <w:rPr>
           <w:rFonts w:ascii="Consolas" w:eastAsiaTheme="minorHAnsi" w:hAnsi="Consolas" w:cs="Consolas"/>
@@ -8461,7 +7958,6 @@
         </w:rPr>
         <w:t>stopProcessing</w:t>
       </w:r>
-      <w:proofErr w:type="spellEnd"/>
       <w:r>
         <w:rPr>
           <w:rFonts w:ascii="Consolas" w:eastAsiaTheme="minorHAnsi" w:hAnsi="Consolas" w:cs="Consolas"/>
@@ -8519,7 +8015,6 @@
         </w:rPr>
         <w:t xml:space="preserve">          &lt;match </w:t>
       </w:r>
-      <w:proofErr w:type="spellStart"/>
       <w:r>
         <w:rPr>
           <w:rFonts w:ascii="Consolas" w:eastAsiaTheme="minorHAnsi" w:hAnsi="Consolas" w:cs="Consolas"/>
@@ -8529,7 +8024,6 @@
         </w:rPr>
         <w:t>url</w:t>
       </w:r>
-      <w:proofErr w:type="spellEnd"/>
       <w:r>
         <w:rPr>
           <w:rFonts w:ascii="Consolas" w:eastAsiaTheme="minorHAnsi" w:hAnsi="Consolas" w:cs="Consolas"/>
@@ -8704,7 +8198,6 @@
         </w:rPr>
         <w:t xml:space="preserve">="Redirect" </w:t>
       </w:r>
-      <w:proofErr w:type="spellStart"/>
       <w:r>
         <w:rPr>
           <w:rFonts w:ascii="Consolas" w:eastAsiaTheme="minorHAnsi" w:hAnsi="Consolas" w:cs="Consolas"/>
@@ -8714,7 +8207,6 @@
         </w:rPr>
         <w:t>url</w:t>
       </w:r>
-      <w:proofErr w:type="spellEnd"/>
       <w:r>
         <w:rPr>
           <w:rFonts w:ascii="Consolas" w:eastAsiaTheme="minorHAnsi" w:hAnsi="Consolas" w:cs="Consolas"/>
@@ -8843,15 +8335,7 @@
         <w:t xml:space="preserve">e) </w:t>
       </w:r>
       <w:r>
-        <w:t xml:space="preserve">PTM </w:t>
-      </w:r>
-      <w:proofErr w:type="spellStart"/>
-      <w:r>
-        <w:t>Web.Config</w:t>
-      </w:r>
-      <w:proofErr w:type="spellEnd"/>
-      <w:r>
-        <w:t xml:space="preserve"> Customization</w:t>
+        <w:t>PTM Web.Config Customization</w:t>
       </w:r>
       <w:bookmarkEnd w:id="69"/>
       <w:bookmarkEnd w:id="70"/>
@@ -8865,7 +8349,6 @@
         </w:numPr>
         <w:spacing w:after="0"/>
       </w:pPr>
-      <w:proofErr w:type="spellStart"/>
       <w:r>
         <w:rPr>
           <w:rFonts w:ascii="Consolas" w:eastAsiaTheme="minorHAnsi" w:hAnsi="Consolas" w:cs="Consolas"/>
@@ -8875,7 +8358,6 @@
         </w:rPr>
         <w:t>connectionStrings</w:t>
       </w:r>
-      <w:proofErr w:type="spellEnd"/>
       <w:r>
         <w:rPr>
           <w:rFonts w:ascii="Calibri" w:eastAsia="Times New Roman" w:hAnsi="Calibri" w:cs="Calibri"/>
@@ -8892,25 +8374,14 @@
         </w:numPr>
         <w:spacing w:after="0"/>
       </w:pPr>
-      <w:proofErr w:type="spellStart"/>
-      <w:r>
-        <w:rPr>
-          <w:rFonts w:ascii="Consolas" w:eastAsiaTheme="minorHAnsi" w:hAnsi="Consolas" w:cs="Consolas"/>
-          <w:color w:val="0000FF"/>
-          <w:sz w:val="19"/>
-          <w:szCs w:val="19"/>
-        </w:rPr>
-        <w:t>genTracEntities</w:t>
-      </w:r>
-      <w:proofErr w:type="spellEnd"/>
-      <w:r>
-        <w:rPr>
-          <w:rFonts w:ascii="Consolas" w:eastAsiaTheme="minorHAnsi" w:hAnsi="Consolas" w:cs="Consolas"/>
-          <w:color w:val="0000FF"/>
-          <w:sz w:val="19"/>
-          <w:szCs w:val="19"/>
-        </w:rPr>
-        <w:t xml:space="preserve"> </w:t>
+      <w:r>
+        <w:rPr>
+          <w:rFonts w:ascii="Consolas" w:eastAsiaTheme="minorHAnsi" w:hAnsi="Consolas" w:cs="Consolas"/>
+          <w:color w:val="0000FF"/>
+          <w:sz w:val="19"/>
+          <w:szCs w:val="19"/>
+        </w:rPr>
+        <w:t xml:space="preserve">genTracEntities </w:t>
       </w:r>
       <w:r>
         <w:rPr>
@@ -8928,45 +8399,20 @@
         </w:numPr>
         <w:spacing w:after="0"/>
       </w:pPr>
-      <w:proofErr w:type="spellStart"/>
-      <w:r>
-        <w:rPr>
-          <w:rFonts w:ascii="Consolas" w:eastAsiaTheme="minorHAnsi" w:hAnsi="Consolas" w:cs="Consolas"/>
-          <w:color w:val="0000FF"/>
-          <w:sz w:val="19"/>
-          <w:szCs w:val="19"/>
-        </w:rPr>
-        <w:t>GenBOEEntities</w:t>
-      </w:r>
-      <w:proofErr w:type="spellEnd"/>
-      <w:r>
-        <w:rPr>
-          <w:rFonts w:ascii="Consolas" w:eastAsiaTheme="minorHAnsi" w:hAnsi="Consolas" w:cs="Consolas"/>
-          <w:color w:val="0000FF"/>
-          <w:sz w:val="19"/>
-          <w:szCs w:val="19"/>
-        </w:rPr>
-        <w:t xml:space="preserve"> </w:t>
-      </w:r>
-      <w:r>
-        <w:rPr>
-          <w:rFonts w:ascii="Calibri" w:eastAsia="Times New Roman" w:hAnsi="Calibri" w:cs="Calibri"/>
-        </w:rPr>
-        <w:t xml:space="preserve">– </w:t>
-      </w:r>
-      <w:proofErr w:type="spellStart"/>
-      <w:r>
-        <w:rPr>
-          <w:rFonts w:ascii="Calibri" w:eastAsia="Times New Roman" w:hAnsi="Calibri" w:cs="Calibri"/>
-        </w:rPr>
-        <w:t>GenBOE</w:t>
-      </w:r>
-      <w:proofErr w:type="spellEnd"/>
-      <w:r>
-        <w:rPr>
-          <w:rFonts w:ascii="Calibri" w:eastAsia="Times New Roman" w:hAnsi="Calibri" w:cs="Calibri"/>
-        </w:rPr>
-        <w:t xml:space="preserve"> database connection string</w:t>
+      <w:r>
+        <w:rPr>
+          <w:rFonts w:ascii="Consolas" w:eastAsiaTheme="minorHAnsi" w:hAnsi="Consolas" w:cs="Consolas"/>
+          <w:color w:val="0000FF"/>
+          <w:sz w:val="19"/>
+          <w:szCs w:val="19"/>
+        </w:rPr>
+        <w:t xml:space="preserve">GenBOEEntities </w:t>
+      </w:r>
+      <w:r>
+        <w:rPr>
+          <w:rFonts w:ascii="Calibri" w:eastAsia="Times New Roman" w:hAnsi="Calibri" w:cs="Calibri"/>
+        </w:rPr>
+        <w:t>– GenBOE database connection string</w:t>
       </w:r>
     </w:p>
     <w:p>
@@ -8978,7 +8424,6 @@
         </w:numPr>
         <w:spacing w:after="0"/>
       </w:pPr>
-      <w:proofErr w:type="spellStart"/>
       <w:r>
         <w:rPr>
           <w:rFonts w:ascii="Consolas" w:eastAsiaTheme="minorHAnsi" w:hAnsi="Consolas" w:cs="Consolas"/>
@@ -8988,7 +8433,6 @@
         </w:rPr>
         <w:t>appSettings</w:t>
       </w:r>
-      <w:proofErr w:type="spellEnd"/>
       <w:r>
         <w:rPr>
           <w:rFonts w:ascii="Calibri" w:eastAsia="Times New Roman" w:hAnsi="Calibri" w:cs="Calibri"/>
@@ -9027,7 +8471,6 @@
           <w:rFonts w:ascii="Calibri" w:eastAsia="Times New Roman" w:hAnsi="Calibri" w:cs="Calibri"/>
         </w:rPr>
       </w:pPr>
-      <w:proofErr w:type="spellStart"/>
       <w:r>
         <w:rPr>
           <w:rFonts w:ascii="Consolas" w:eastAsiaTheme="minorHAnsi" w:hAnsi="Consolas" w:cs="Consolas"/>
@@ -9037,7 +8480,6 @@
         </w:rPr>
         <w:t>EmailServer</w:t>
       </w:r>
-      <w:proofErr w:type="spellEnd"/>
       <w:r>
         <w:t xml:space="preserve"> </w:t>
       </w:r>
@@ -9060,7 +8502,6 @@
           <w:rFonts w:ascii="Calibri" w:eastAsia="Times New Roman" w:hAnsi="Calibri" w:cs="Calibri"/>
         </w:rPr>
       </w:pPr>
-      <w:proofErr w:type="spellStart"/>
       <w:r>
         <w:rPr>
           <w:rFonts w:ascii="Consolas" w:eastAsiaTheme="minorHAnsi" w:hAnsi="Consolas" w:cs="Consolas"/>
@@ -9070,7 +8511,6 @@
         </w:rPr>
         <w:t>ActiveDirectoryPath</w:t>
       </w:r>
-      <w:proofErr w:type="spellEnd"/>
       <w:r>
         <w:t xml:space="preserve"> </w:t>
       </w:r>
@@ -9093,7 +8533,6 @@
           <w:rFonts w:ascii="Calibri" w:eastAsia="Times New Roman" w:hAnsi="Calibri" w:cs="Calibri"/>
         </w:rPr>
       </w:pPr>
-      <w:proofErr w:type="spellStart"/>
       <w:r>
         <w:rPr>
           <w:rFonts w:ascii="Consolas" w:eastAsiaTheme="minorHAnsi" w:hAnsi="Consolas" w:cs="Consolas"/>
@@ -9103,7 +8542,6 @@
         </w:rPr>
         <w:t>ServerURL</w:t>
       </w:r>
-      <w:proofErr w:type="spellEnd"/>
       <w:r>
         <w:rPr>
           <w:rFonts w:eastAsiaTheme="minorHAnsi" w:cs="Consolas"/>
@@ -9127,7 +8565,6 @@
           <w:rFonts w:ascii="Calibri" w:eastAsia="Times New Roman" w:hAnsi="Calibri" w:cs="Calibri"/>
         </w:rPr>
       </w:pPr>
-      <w:proofErr w:type="spellStart"/>
       <w:r>
         <w:rPr>
           <w:rFonts w:ascii="Consolas" w:eastAsiaTheme="minorHAnsi" w:hAnsi="Consolas" w:cs="Consolas"/>
@@ -9137,7 +8574,6 @@
         </w:rPr>
         <w:t>AuthorizeProposalCreationGroups</w:t>
       </w:r>
-      <w:proofErr w:type="spellEnd"/>
       <w:r>
         <w:rPr>
           <w:rFonts w:ascii="Calibri" w:eastAsia="Times New Roman" w:hAnsi="Calibri" w:cs="Calibri"/>
@@ -9151,19 +8587,8 @@
           <w:sz w:val="19"/>
           <w:szCs w:val="19"/>
         </w:rPr>
-        <w:t>US\</w:t>
-      </w:r>
-      <w:proofErr w:type="spellStart"/>
-      <w:r>
-        <w:rPr>
-          <w:rFonts w:ascii="Consolas" w:eastAsiaTheme="minorHAnsi" w:hAnsi="Consolas" w:cs="Consolas"/>
-          <w:color w:val="0000FF"/>
-          <w:sz w:val="19"/>
-          <w:szCs w:val="19"/>
-        </w:rPr>
-        <w:t>lmco.all.emp</w:t>
-      </w:r>
-      <w:proofErr w:type="spellEnd"/>
+        <w:t>US\lmco.all.emp</w:t>
+      </w:r>
     </w:p>
     <w:p>
       <w:pPr>
@@ -9177,7 +8602,6 @@
           <w:rFonts w:ascii="Calibri" w:eastAsia="Times New Roman" w:hAnsi="Calibri" w:cs="Calibri"/>
         </w:rPr>
       </w:pPr>
-      <w:proofErr w:type="spellStart"/>
       <w:r>
         <w:rPr>
           <w:rFonts w:ascii="Consolas" w:eastAsiaTheme="minorHAnsi" w:hAnsi="Consolas" w:cs="Consolas"/>
@@ -9187,7 +8611,6 @@
         </w:rPr>
         <w:t>DomesticUsersGroup</w:t>
       </w:r>
-      <w:proofErr w:type="spellEnd"/>
       <w:r>
         <w:rPr>
           <w:rFonts w:ascii="Calibri" w:eastAsia="Times New Roman" w:hAnsi="Calibri" w:cs="Calibri"/>
@@ -9201,19 +8624,8 @@
           <w:sz w:val="19"/>
           <w:szCs w:val="19"/>
         </w:rPr>
-        <w:t>US\</w:t>
-      </w:r>
-      <w:proofErr w:type="spellStart"/>
-      <w:r>
-        <w:rPr>
-          <w:rFonts w:ascii="Consolas" w:eastAsiaTheme="minorHAnsi" w:hAnsi="Consolas" w:cs="Consolas"/>
-          <w:color w:val="0000FF"/>
-          <w:sz w:val="19"/>
-          <w:szCs w:val="19"/>
-        </w:rPr>
-        <w:t>lmco.all.emp</w:t>
-      </w:r>
-      <w:proofErr w:type="spellEnd"/>
+        <w:t>US\lmco.all.emp</w:t>
+      </w:r>
     </w:p>
     <w:p>
       <w:pPr>
@@ -9224,7 +8636,6 @@
         </w:numPr>
         <w:spacing w:after="0"/>
       </w:pPr>
-      <w:proofErr w:type="spellStart"/>
       <w:r>
         <w:rPr>
           <w:rFonts w:ascii="Consolas" w:eastAsiaTheme="minorHAnsi" w:hAnsi="Consolas" w:cs="Consolas"/>
@@ -9234,7 +8645,6 @@
         </w:rPr>
         <w:t>HelpdeskEmailAddress</w:t>
       </w:r>
-      <w:proofErr w:type="spellEnd"/>
       <w:r>
         <w:t xml:space="preserve"> – email displayed to the users to contact for help</w:t>
       </w:r>
@@ -9248,7 +8658,6 @@
         </w:numPr>
         <w:spacing w:after="0"/>
       </w:pPr>
-      <w:proofErr w:type="spellStart"/>
       <w:r>
         <w:rPr>
           <w:rFonts w:ascii="Consolas" w:eastAsiaTheme="minorHAnsi" w:hAnsi="Consolas" w:cs="Consolas"/>
@@ -9258,7 +8667,6 @@
         </w:rPr>
         <w:t>BaseUrlForInstructionLocation</w:t>
       </w:r>
-      <w:proofErr w:type="spellEnd"/>
       <w:r>
         <w:t xml:space="preserve"> – </w:t>
       </w:r>
@@ -9312,25 +8720,14 @@
           <w:rFonts w:ascii="Calibri" w:eastAsia="Times New Roman" w:hAnsi="Calibri" w:cs="Calibri"/>
         </w:rPr>
       </w:pPr>
-      <w:proofErr w:type="spellStart"/>
-      <w:r>
-        <w:rPr>
-          <w:rFonts w:ascii="Consolas" w:eastAsiaTheme="minorHAnsi" w:hAnsi="Consolas" w:cs="Consolas"/>
-          <w:color w:val="0000FF"/>
-          <w:sz w:val="19"/>
-          <w:szCs w:val="19"/>
-        </w:rPr>
-        <w:t>IsClassEnvironment</w:t>
-      </w:r>
-      <w:proofErr w:type="spellEnd"/>
-      <w:r>
-        <w:rPr>
-          <w:rFonts w:ascii="Consolas" w:eastAsiaTheme="minorHAnsi" w:hAnsi="Consolas" w:cs="Consolas"/>
-          <w:color w:val="0000FF"/>
-          <w:sz w:val="19"/>
-          <w:szCs w:val="19"/>
-        </w:rPr>
-        <w:t xml:space="preserve"> </w:t>
+      <w:r>
+        <w:rPr>
+          <w:rFonts w:ascii="Consolas" w:eastAsiaTheme="minorHAnsi" w:hAnsi="Consolas" w:cs="Consolas"/>
+          <w:color w:val="0000FF"/>
+          <w:sz w:val="19"/>
+          <w:szCs w:val="19"/>
+        </w:rPr>
+        <w:t xml:space="preserve">IsClassEnvironment </w:t>
       </w:r>
       <w:r>
         <w:t xml:space="preserve">– set this to </w:t>
@@ -9356,7 +8753,6 @@
           <w:rFonts w:ascii="Calibri" w:eastAsia="Times New Roman" w:hAnsi="Calibri" w:cs="Calibri"/>
         </w:rPr>
       </w:pPr>
-      <w:proofErr w:type="spellStart"/>
       <w:r>
         <w:rPr>
           <w:rFonts w:ascii="Consolas" w:eastAsiaTheme="minorHAnsi" w:hAnsi="Consolas" w:cs="Consolas"/>
@@ -9366,7 +8762,6 @@
         </w:rPr>
         <w:t>OverrideSubNonUs</w:t>
       </w:r>
-      <w:proofErr w:type="spellEnd"/>
       <w:r>
         <w:rPr>
           <w:rFonts w:ascii="Consolas" w:eastAsiaTheme="minorHAnsi" w:hAnsi="Consolas" w:cs="Consolas"/>
@@ -9397,7 +8792,6 @@
         <w:spacing w:after="0"/>
       </w:pPr>
       <w:commentRangeStart w:id="71"/>
-      <w:proofErr w:type="spellStart"/>
       <w:r>
         <w:rPr>
           <w:rFonts w:ascii="Consolas" w:eastAsiaTheme="minorHAnsi" w:hAnsi="Consolas" w:cs="Consolas"/>
@@ -9408,7 +8802,6 @@
         <w:t>oAuthDomain</w:t>
       </w:r>
       <w:commentRangeEnd w:id="71"/>
-      <w:proofErr w:type="spellEnd"/>
       <w:r>
         <w:rPr>
           <w:rStyle w:val="CommentReference"/>
@@ -9490,19 +8883,8 @@
           <w:sz w:val="19"/>
           <w:szCs w:val="19"/>
         </w:rPr>
-        <w:t xml:space="preserve"> w/ </w:t>
-      </w:r>
-      <w:proofErr w:type="spellStart"/>
-      <w:r>
-        <w:rPr>
-          <w:rFonts w:ascii="Consolas" w:eastAsiaTheme="minorHAnsi" w:hAnsi="Consolas" w:cs="Consolas"/>
-          <w:color w:val="008000"/>
-          <w:sz w:val="19"/>
-          <w:szCs w:val="19"/>
-        </w:rPr>
-        <w:t>eEPP</w:t>
-      </w:r>
-      <w:proofErr w:type="spellEnd"/>
+        <w:t xml:space="preserve"> w/ eEPP</w:t>
+      </w:r>
     </w:p>
     <w:p>
       <w:pPr>
@@ -9517,7 +8899,6 @@
           <w:rFonts w:ascii="Calibri" w:eastAsia="Times New Roman" w:hAnsi="Calibri" w:cs="Calibri"/>
         </w:rPr>
       </w:pPr>
-      <w:proofErr w:type="spellStart"/>
       <w:r>
         <w:rPr>
           <w:rFonts w:ascii="Consolas" w:eastAsiaTheme="minorHAnsi" w:hAnsi="Consolas" w:cs="Consolas"/>
@@ -9527,7 +8908,6 @@
         </w:rPr>
         <w:t>EnableEppIntegration</w:t>
       </w:r>
-      <w:proofErr w:type="spellEnd"/>
       <w:r>
         <w:rPr>
           <w:rFonts w:ascii="Consolas" w:eastAsiaTheme="minorHAnsi" w:hAnsi="Consolas" w:cs="Consolas"/>
@@ -9557,25 +8937,14 @@
           <w:rFonts w:ascii="Calibri" w:eastAsia="Times New Roman" w:hAnsi="Calibri" w:cs="Calibri"/>
         </w:rPr>
       </w:pPr>
-      <w:proofErr w:type="spellStart"/>
-      <w:r>
-        <w:rPr>
-          <w:rFonts w:ascii="Consolas" w:eastAsiaTheme="minorHAnsi" w:hAnsi="Consolas" w:cs="Consolas"/>
-          <w:color w:val="0000FF"/>
-          <w:sz w:val="19"/>
-          <w:szCs w:val="19"/>
-        </w:rPr>
-        <w:t>eEPPUrl</w:t>
-      </w:r>
-      <w:proofErr w:type="spellEnd"/>
-      <w:r>
-        <w:rPr>
-          <w:rFonts w:ascii="Consolas" w:eastAsiaTheme="minorHAnsi" w:hAnsi="Consolas" w:cs="Consolas"/>
-          <w:color w:val="0000FF"/>
-          <w:sz w:val="19"/>
-          <w:szCs w:val="19"/>
-        </w:rPr>
-        <w:t xml:space="preserve"> </w:t>
+      <w:r>
+        <w:rPr>
+          <w:rFonts w:ascii="Consolas" w:eastAsiaTheme="minorHAnsi" w:hAnsi="Consolas" w:cs="Consolas"/>
+          <w:color w:val="0000FF"/>
+          <w:sz w:val="19"/>
+          <w:szCs w:val="19"/>
+        </w:rPr>
+        <w:t xml:space="preserve">eEPPUrl </w:t>
       </w:r>
       <w:r>
         <w:t xml:space="preserve">– </w:t>
@@ -9640,25 +9009,14 @@
           <w:rFonts w:ascii="Calibri" w:eastAsia="Times New Roman" w:hAnsi="Calibri" w:cs="Calibri"/>
         </w:rPr>
       </w:pPr>
-      <w:proofErr w:type="spellStart"/>
-      <w:r>
-        <w:rPr>
-          <w:rFonts w:ascii="Consolas" w:eastAsiaTheme="minorHAnsi" w:hAnsi="Consolas" w:cs="Consolas"/>
-          <w:color w:val="0000FF"/>
-          <w:sz w:val="19"/>
-          <w:szCs w:val="19"/>
-        </w:rPr>
-        <w:t>ReportServerLocation</w:t>
-      </w:r>
-      <w:proofErr w:type="spellEnd"/>
-      <w:r>
-        <w:rPr>
-          <w:rFonts w:ascii="Consolas" w:eastAsiaTheme="minorHAnsi" w:hAnsi="Consolas" w:cs="Consolas"/>
-          <w:color w:val="0000FF"/>
-          <w:sz w:val="19"/>
-          <w:szCs w:val="19"/>
-        </w:rPr>
-        <w:t xml:space="preserve"> </w:t>
+      <w:r>
+        <w:rPr>
+          <w:rFonts w:ascii="Consolas" w:eastAsiaTheme="minorHAnsi" w:hAnsi="Consolas" w:cs="Consolas"/>
+          <w:color w:val="0000FF"/>
+          <w:sz w:val="19"/>
+          <w:szCs w:val="19"/>
+        </w:rPr>
+        <w:t xml:space="preserve">ReportServerLocation </w:t>
       </w:r>
       <w:r>
         <w:t>– URL to the SSRS server</w:t>
@@ -9677,25 +9035,14 @@
           <w:rFonts w:ascii="Calibri" w:eastAsia="Times New Roman" w:hAnsi="Calibri" w:cs="Calibri"/>
         </w:rPr>
       </w:pPr>
-      <w:proofErr w:type="spellStart"/>
-      <w:r>
-        <w:rPr>
-          <w:rFonts w:ascii="Consolas" w:eastAsiaTheme="minorHAnsi" w:hAnsi="Consolas" w:cs="Consolas"/>
-          <w:color w:val="0000FF"/>
-          <w:sz w:val="19"/>
-          <w:szCs w:val="19"/>
-        </w:rPr>
-        <w:t>ReportServerFolderName</w:t>
-      </w:r>
-      <w:proofErr w:type="spellEnd"/>
-      <w:r>
-        <w:rPr>
-          <w:rFonts w:ascii="Consolas" w:eastAsiaTheme="minorHAnsi" w:hAnsi="Consolas" w:cs="Consolas"/>
-          <w:color w:val="0000FF"/>
-          <w:sz w:val="19"/>
-          <w:szCs w:val="19"/>
-        </w:rPr>
-        <w:t xml:space="preserve"> </w:t>
+      <w:r>
+        <w:rPr>
+          <w:rFonts w:ascii="Consolas" w:eastAsiaTheme="minorHAnsi" w:hAnsi="Consolas" w:cs="Consolas"/>
+          <w:color w:val="0000FF"/>
+          <w:sz w:val="19"/>
+          <w:szCs w:val="19"/>
+        </w:rPr>
+        <w:t xml:space="preserve">ReportServerFolderName </w:t>
       </w:r>
       <w:r>
         <w:t xml:space="preserve">– folder name in which the reports are located </w:t>
@@ -9747,7 +9094,6 @@
           <w:rFonts w:ascii="Calibri" w:eastAsia="Times New Roman" w:hAnsi="Calibri" w:cs="Calibri"/>
         </w:rPr>
       </w:pPr>
-      <w:proofErr w:type="spellStart"/>
       <w:r>
         <w:rPr>
           <w:rFonts w:ascii="Consolas" w:eastAsiaTheme="minorHAnsi" w:hAnsi="Consolas" w:cs="Consolas"/>
@@ -9757,7 +9103,6 @@
         </w:rPr>
         <w:t>IESHomeUrl</w:t>
       </w:r>
-      <w:proofErr w:type="spellEnd"/>
       <w:r>
         <w:rPr>
           <w:rFonts w:ascii="Consolas" w:eastAsiaTheme="minorHAnsi" w:hAnsi="Consolas" w:cs="Consolas"/>
@@ -9799,25 +9144,14 @@
           <w:rFonts w:ascii="Calibri" w:eastAsia="Times New Roman" w:hAnsi="Calibri" w:cs="Calibri"/>
         </w:rPr>
       </w:pPr>
-      <w:proofErr w:type="spellStart"/>
-      <w:r>
-        <w:rPr>
-          <w:rFonts w:ascii="Consolas" w:eastAsiaTheme="minorHAnsi" w:hAnsi="Consolas" w:cs="Consolas"/>
-          <w:color w:val="0000FF"/>
-          <w:sz w:val="19"/>
-          <w:szCs w:val="19"/>
-        </w:rPr>
-        <w:t>RDSBUrl</w:t>
-      </w:r>
-      <w:proofErr w:type="spellEnd"/>
-      <w:r>
-        <w:rPr>
-          <w:rFonts w:ascii="Consolas" w:eastAsiaTheme="minorHAnsi" w:hAnsi="Consolas" w:cs="Consolas"/>
-          <w:color w:val="0000FF"/>
-          <w:sz w:val="19"/>
-          <w:szCs w:val="19"/>
-        </w:rPr>
-        <w:t xml:space="preserve"> </w:t>
+      <w:r>
+        <w:rPr>
+          <w:rFonts w:ascii="Consolas" w:eastAsiaTheme="minorHAnsi" w:hAnsi="Consolas" w:cs="Consolas"/>
+          <w:color w:val="0000FF"/>
+          <w:sz w:val="19"/>
+          <w:szCs w:val="19"/>
+        </w:rPr>
+        <w:t xml:space="preserve">RDSBUrl </w:t>
       </w:r>
       <w:r>
         <w:t>–RDSB URL</w:t>
@@ -9836,39 +9170,20 @@
           <w:rFonts w:ascii="Calibri" w:eastAsia="Times New Roman" w:hAnsi="Calibri" w:cs="Calibri"/>
         </w:rPr>
       </w:pPr>
-      <w:proofErr w:type="spellStart"/>
-      <w:r>
-        <w:rPr>
-          <w:rFonts w:ascii="Consolas" w:eastAsiaTheme="minorHAnsi" w:hAnsi="Consolas" w:cs="Consolas"/>
-          <w:color w:val="0000FF"/>
-          <w:sz w:val="19"/>
-          <w:szCs w:val="19"/>
-        </w:rPr>
-        <w:t>BOEUrl</w:t>
-      </w:r>
-      <w:proofErr w:type="spellEnd"/>
-      <w:r>
-        <w:rPr>
-          <w:rFonts w:ascii="Consolas" w:eastAsiaTheme="minorHAnsi" w:hAnsi="Consolas" w:cs="Consolas"/>
-          <w:color w:val="0000FF"/>
-          <w:sz w:val="19"/>
-          <w:szCs w:val="19"/>
-        </w:rPr>
-        <w:t xml:space="preserve"> </w:t>
+      <w:r>
+        <w:rPr>
+          <w:rFonts w:ascii="Consolas" w:eastAsiaTheme="minorHAnsi" w:hAnsi="Consolas" w:cs="Consolas"/>
+          <w:color w:val="0000FF"/>
+          <w:sz w:val="19"/>
+          <w:szCs w:val="19"/>
+        </w:rPr>
+        <w:t xml:space="preserve">BOEUrl </w:t>
       </w:r>
       <w:r>
         <w:t>–</w:t>
       </w:r>
       <w:r>
-        <w:t xml:space="preserve"> </w:t>
-      </w:r>
-      <w:proofErr w:type="spellStart"/>
-      <w:r>
-        <w:t>GenBOE</w:t>
-      </w:r>
-      <w:proofErr w:type="spellEnd"/>
-      <w:r>
-        <w:t xml:space="preserve"> URL</w:t>
+        <w:t xml:space="preserve"> GenBOE URL</w:t>
       </w:r>
     </w:p>
     <w:p>
@@ -9892,7 +9207,6 @@
           <w:rFonts w:ascii="Calibri" w:eastAsia="Times New Roman" w:hAnsi="Calibri" w:cs="Calibri"/>
         </w:rPr>
       </w:pPr>
-      <w:proofErr w:type="spellStart"/>
       <w:r>
         <w:rPr>
           <w:rFonts w:ascii="Consolas" w:eastAsiaTheme="minorHAnsi" w:hAnsi="Consolas" w:cs="Consolas"/>
@@ -9900,17 +9214,7 @@
           <w:sz w:val="19"/>
           <w:szCs w:val="19"/>
         </w:rPr>
-        <w:t>Piwik</w:t>
-      </w:r>
-      <w:proofErr w:type="spellEnd"/>
-      <w:r>
-        <w:rPr>
-          <w:rFonts w:ascii="Consolas" w:eastAsiaTheme="minorHAnsi" w:hAnsi="Consolas" w:cs="Consolas"/>
-          <w:color w:val="008000"/>
-          <w:sz w:val="19"/>
-          <w:szCs w:val="19"/>
-        </w:rPr>
-        <w:t xml:space="preserve"> Settings</w:t>
+        <w:t>Piwik Settings</w:t>
       </w:r>
     </w:p>
     <w:p>
@@ -9960,15 +9264,7 @@
         <w:t xml:space="preserve"> </w:t>
       </w:r>
       <w:r>
-        <w:t xml:space="preserve">(to not track the website usage via </w:t>
-      </w:r>
-      <w:proofErr w:type="spellStart"/>
-      <w:r>
-        <w:t>piwik</w:t>
-      </w:r>
-      <w:proofErr w:type="spellEnd"/>
-      <w:r>
-        <w:t>)</w:t>
+        <w:t>(to not track the website usage via piwik)</w:t>
       </w:r>
     </w:p>
     <w:p>
@@ -9988,21 +9284,7 @@
         <w:rPr>
           <w:rFonts w:ascii="Calibri" w:eastAsia="Times New Roman" w:hAnsi="Calibri" w:cs="Calibri"/>
         </w:rPr>
-        <w:t xml:space="preserve">You can ignore the other </w:t>
-      </w:r>
-      <w:proofErr w:type="spellStart"/>
-      <w:r>
-        <w:rPr>
-          <w:rFonts w:ascii="Calibri" w:eastAsia="Times New Roman" w:hAnsi="Calibri" w:cs="Calibri"/>
-        </w:rPr>
-        <w:t>piwik</w:t>
-      </w:r>
-      <w:proofErr w:type="spellEnd"/>
-      <w:r>
-        <w:rPr>
-          <w:rFonts w:ascii="Calibri" w:eastAsia="Times New Roman" w:hAnsi="Calibri" w:cs="Calibri"/>
-        </w:rPr>
-        <w:t xml:space="preserve"> settings once you disable it</w:t>
+        <w:t>You can ignore the other piwik settings once you disable it</w:t>
       </w:r>
     </w:p>
     <w:p>
@@ -10049,25 +9331,14 @@
           <w:rFonts w:ascii="Calibri" w:eastAsia="Times New Roman" w:hAnsi="Calibri" w:cs="Calibri"/>
         </w:rPr>
       </w:pPr>
-      <w:proofErr w:type="spellStart"/>
-      <w:r>
-        <w:rPr>
-          <w:rFonts w:ascii="Consolas" w:eastAsiaTheme="minorHAnsi" w:hAnsi="Consolas" w:cs="Consolas"/>
-          <w:color w:val="0000FF"/>
-          <w:sz w:val="19"/>
-          <w:szCs w:val="19"/>
-        </w:rPr>
-        <w:t>LeadEstimators</w:t>
-      </w:r>
-      <w:proofErr w:type="spellEnd"/>
-      <w:r>
-        <w:rPr>
-          <w:rFonts w:ascii="Consolas" w:eastAsiaTheme="minorHAnsi" w:hAnsi="Consolas" w:cs="Consolas"/>
-          <w:color w:val="0000FF"/>
-          <w:sz w:val="19"/>
-          <w:szCs w:val="19"/>
-        </w:rPr>
-        <w:t xml:space="preserve"> </w:t>
+      <w:r>
+        <w:rPr>
+          <w:rFonts w:ascii="Consolas" w:eastAsiaTheme="minorHAnsi" w:hAnsi="Consolas" w:cs="Consolas"/>
+          <w:color w:val="0000FF"/>
+          <w:sz w:val="19"/>
+          <w:szCs w:val="19"/>
+        </w:rPr>
+        <w:t xml:space="preserve">LeadEstimators </w:t>
       </w:r>
       <w:r>
         <w:t>– set this to the appropriate AD group</w:t>
@@ -10086,25 +9357,14 @@
           <w:rFonts w:ascii="Calibri" w:eastAsia="Times New Roman" w:hAnsi="Calibri" w:cs="Calibri"/>
         </w:rPr>
       </w:pPr>
-      <w:proofErr w:type="spellStart"/>
-      <w:r>
-        <w:rPr>
-          <w:rFonts w:ascii="Consolas" w:eastAsiaTheme="minorHAnsi" w:hAnsi="Consolas" w:cs="Consolas"/>
-          <w:color w:val="0000FF"/>
-          <w:sz w:val="19"/>
-          <w:szCs w:val="19"/>
-        </w:rPr>
-        <w:t>LOBManagers</w:t>
-      </w:r>
-      <w:proofErr w:type="spellEnd"/>
-      <w:r>
-        <w:rPr>
-          <w:rFonts w:ascii="Consolas" w:eastAsiaTheme="minorHAnsi" w:hAnsi="Consolas" w:cs="Consolas"/>
-          <w:color w:val="0000FF"/>
-          <w:sz w:val="19"/>
-          <w:szCs w:val="19"/>
-        </w:rPr>
-        <w:t xml:space="preserve"> </w:t>
+      <w:r>
+        <w:rPr>
+          <w:rFonts w:ascii="Consolas" w:eastAsiaTheme="minorHAnsi" w:hAnsi="Consolas" w:cs="Consolas"/>
+          <w:color w:val="0000FF"/>
+          <w:sz w:val="19"/>
+          <w:szCs w:val="19"/>
+        </w:rPr>
+        <w:t xml:space="preserve">LOBManagers </w:t>
       </w:r>
       <w:r>
         <w:t xml:space="preserve">– </w:t>
@@ -10126,7 +9386,6 @@
           <w:rFonts w:ascii="Calibri" w:eastAsia="Times New Roman" w:hAnsi="Calibri" w:cs="Calibri"/>
         </w:rPr>
       </w:pPr>
-      <w:proofErr w:type="spellStart"/>
       <w:r>
         <w:rPr>
           <w:rFonts w:ascii="Consolas" w:eastAsiaTheme="minorHAnsi" w:hAnsi="Consolas" w:cs="Consolas"/>
@@ -10135,17 +9394,7 @@
           <w:szCs w:val="19"/>
         </w:rPr>
         <w:lastRenderedPageBreak/>
-        <w:t>CoverSheetApprovers</w:t>
-      </w:r>
-      <w:proofErr w:type="spellEnd"/>
-      <w:r>
-        <w:rPr>
-          <w:rFonts w:ascii="Consolas" w:eastAsiaTheme="minorHAnsi" w:hAnsi="Consolas" w:cs="Consolas"/>
-          <w:color w:val="0000FF"/>
-          <w:sz w:val="19"/>
-          <w:szCs w:val="19"/>
-        </w:rPr>
-        <w:t xml:space="preserve"> </w:t>
+        <w:t xml:space="preserve">CoverSheetApprovers </w:t>
       </w:r>
       <w:r>
         <w:t>– set this to the appropriate AD group</w:t>
@@ -10164,25 +9413,14 @@
           <w:rFonts w:ascii="Calibri" w:eastAsia="Times New Roman" w:hAnsi="Calibri" w:cs="Calibri"/>
         </w:rPr>
       </w:pPr>
-      <w:proofErr w:type="spellStart"/>
-      <w:r>
-        <w:rPr>
-          <w:rFonts w:ascii="Consolas" w:eastAsiaTheme="minorHAnsi" w:hAnsi="Consolas" w:cs="Consolas"/>
-          <w:color w:val="0000FF"/>
-          <w:sz w:val="19"/>
-          <w:szCs w:val="19"/>
-        </w:rPr>
-        <w:t>PricingVerifications</w:t>
-      </w:r>
-      <w:proofErr w:type="spellEnd"/>
-      <w:r>
-        <w:rPr>
-          <w:rFonts w:ascii="Consolas" w:eastAsiaTheme="minorHAnsi" w:hAnsi="Consolas" w:cs="Consolas"/>
-          <w:color w:val="0000FF"/>
-          <w:sz w:val="19"/>
-          <w:szCs w:val="19"/>
-        </w:rPr>
-        <w:t xml:space="preserve"> </w:t>
+      <w:r>
+        <w:rPr>
+          <w:rFonts w:ascii="Consolas" w:eastAsiaTheme="minorHAnsi" w:hAnsi="Consolas" w:cs="Consolas"/>
+          <w:color w:val="0000FF"/>
+          <w:sz w:val="19"/>
+          <w:szCs w:val="19"/>
+        </w:rPr>
+        <w:t xml:space="preserve">PricingVerifications </w:t>
       </w:r>
       <w:r>
         <w:t>– set this to the appropriate AD group</w:t>
@@ -10201,25 +9439,14 @@
           <w:rFonts w:ascii="Calibri" w:eastAsia="Times New Roman" w:hAnsi="Calibri" w:cs="Calibri"/>
         </w:rPr>
       </w:pPr>
-      <w:proofErr w:type="spellStart"/>
-      <w:r>
-        <w:rPr>
-          <w:rFonts w:ascii="Consolas" w:eastAsiaTheme="minorHAnsi" w:hAnsi="Consolas" w:cs="Consolas"/>
-          <w:color w:val="0000FF"/>
-          <w:sz w:val="19"/>
-          <w:szCs w:val="19"/>
-        </w:rPr>
-        <w:t>IndependentReviewers</w:t>
-      </w:r>
-      <w:proofErr w:type="spellEnd"/>
-      <w:r>
-        <w:rPr>
-          <w:rFonts w:ascii="Consolas" w:eastAsiaTheme="minorHAnsi" w:hAnsi="Consolas" w:cs="Consolas"/>
-          <w:color w:val="0000FF"/>
-          <w:sz w:val="19"/>
-          <w:szCs w:val="19"/>
-        </w:rPr>
-        <w:t xml:space="preserve"> </w:t>
+      <w:r>
+        <w:rPr>
+          <w:rFonts w:ascii="Consolas" w:eastAsiaTheme="minorHAnsi" w:hAnsi="Consolas" w:cs="Consolas"/>
+          <w:color w:val="0000FF"/>
+          <w:sz w:val="19"/>
+          <w:szCs w:val="19"/>
+        </w:rPr>
+        <w:t xml:space="preserve">IndependentReviewers </w:t>
       </w:r>
       <w:r>
         <w:t>– set this to the appropriate AD group</w:t>
@@ -10239,7 +9466,6 @@
         </w:rPr>
       </w:pPr>
       <w:commentRangeStart w:id="73"/>
-      <w:proofErr w:type="spellStart"/>
       <w:r>
         <w:rPr>
           <w:rFonts w:ascii="Consolas" w:eastAsiaTheme="minorHAnsi" w:hAnsi="Consolas" w:cs="Consolas"/>
@@ -10250,7 +9476,6 @@
         <w:t>ContractsLead</w:t>
       </w:r>
       <w:commentRangeEnd w:id="73"/>
-      <w:proofErr w:type="spellEnd"/>
       <w:r>
         <w:rPr>
           <w:rStyle w:val="CommentReference"/>
@@ -10295,7 +9520,6 @@
           <w:rFonts w:ascii="Calibri" w:eastAsia="Times New Roman" w:hAnsi="Calibri" w:cs="Calibri"/>
         </w:rPr>
       </w:pPr>
-      <w:proofErr w:type="spellStart"/>
       <w:r>
         <w:rPr>
           <w:rFonts w:ascii="Consolas" w:eastAsiaTheme="minorHAnsi" w:hAnsi="Consolas" w:cs="Consolas"/>
@@ -10305,7 +9529,6 @@
         </w:rPr>
         <w:t>system.web</w:t>
       </w:r>
-      <w:proofErr w:type="spellEnd"/>
       <w:r>
         <w:rPr>
           <w:rFonts w:ascii="Consolas" w:eastAsiaTheme="minorHAnsi" w:hAnsi="Consolas" w:cs="Consolas"/>
@@ -10437,7 +9660,6 @@
         </w:rPr>
         <w:t>"</w:t>
       </w:r>
-      <w:proofErr w:type="spellStart"/>
       <w:r>
         <w:rPr>
           <w:rFonts w:ascii="Consolas" w:eastAsiaTheme="minorHAnsi" w:hAnsi="Consolas" w:cs="Consolas"/>
@@ -10447,7 +9669,6 @@
         </w:rPr>
         <w:t>elmah.axd</w:t>
       </w:r>
-      <w:proofErr w:type="spellEnd"/>
       <w:r>
         <w:rPr>
           <w:rFonts w:ascii="Consolas" w:eastAsiaTheme="minorHAnsi" w:hAnsi="Consolas" w:cs="Consolas"/>
@@ -10472,7 +9693,6 @@
         </w:rPr>
         <w:t xml:space="preserve">-&gt; </w:t>
       </w:r>
-      <w:proofErr w:type="spellStart"/>
       <w:r>
         <w:rPr>
           <w:rFonts w:ascii="Consolas" w:eastAsiaTheme="minorHAnsi" w:hAnsi="Consolas" w:cs="Consolas"/>
@@ -10482,7 +9702,6 @@
         </w:rPr>
         <w:t>system.web</w:t>
       </w:r>
-      <w:proofErr w:type="spellEnd"/>
       <w:r>
         <w:rPr>
           <w:rFonts w:ascii="Consolas" w:eastAsiaTheme="minorHAnsi" w:hAnsi="Consolas" w:cs="Consolas"/>
@@ -10561,7 +9780,6 @@
           <w:numId w:val="4"/>
         </w:numPr>
       </w:pPr>
-      <w:proofErr w:type="spellStart"/>
       <w:r>
         <w:rPr>
           <w:rFonts w:ascii="Consolas" w:eastAsiaTheme="minorHAnsi" w:hAnsi="Consolas" w:cs="Consolas"/>
@@ -10571,7 +9789,6 @@
         </w:rPr>
         <w:t>elmah</w:t>
       </w:r>
-      <w:proofErr w:type="spellEnd"/>
       <w:r>
         <w:t xml:space="preserve"> section</w:t>
       </w:r>
@@ -10591,7 +9808,6 @@
         </w:rPr>
         <w:t xml:space="preserve">in </w:t>
       </w:r>
-      <w:proofErr w:type="spellStart"/>
       <w:r>
         <w:rPr>
           <w:rFonts w:ascii="Consolas" w:eastAsiaTheme="minorHAnsi" w:hAnsi="Consolas" w:cs="Consolas"/>
@@ -10601,14 +9817,12 @@
         </w:rPr>
         <w:t>errorLog</w:t>
       </w:r>
-      <w:proofErr w:type="spellEnd"/>
       <w:r>
         <w:rPr>
           <w:rFonts w:ascii="Calibri" w:eastAsia="Times New Roman" w:hAnsi="Calibri" w:cs="Calibri"/>
         </w:rPr>
         <w:t xml:space="preserve"> setting,  update the </w:t>
       </w:r>
-      <w:proofErr w:type="spellStart"/>
       <w:r>
         <w:rPr>
           <w:rFonts w:ascii="Consolas" w:eastAsiaTheme="minorHAnsi" w:hAnsi="Consolas" w:cs="Consolas"/>
@@ -10618,7 +9832,6 @@
         </w:rPr>
         <w:t>connectionString</w:t>
       </w:r>
-      <w:proofErr w:type="spellEnd"/>
       <w:r>
         <w:rPr>
           <w:rFonts w:ascii="Calibri" w:eastAsia="Times New Roman" w:hAnsi="Calibri" w:cs="Calibri"/>
@@ -10635,15 +9848,7 @@
         </w:numPr>
       </w:pPr>
       <w:r>
-        <w:t xml:space="preserve">Remove the HTTPS redirect portion of </w:t>
-      </w:r>
-      <w:proofErr w:type="spellStart"/>
-      <w:r>
-        <w:t>web.config</w:t>
-      </w:r>
-      <w:proofErr w:type="spellEnd"/>
-      <w:r>
-        <w:t>. Example:</w:t>
+        <w:t>Remove the HTTPS redirect portion of web.config. Example:</w:t>
       </w:r>
     </w:p>
     <w:p>
@@ -10747,7 +9952,6 @@
         </w:rPr>
         <w:t xml:space="preserve"> </w:t>
       </w:r>
-      <w:proofErr w:type="spellStart"/>
       <w:r>
         <w:rPr>
           <w:rFonts w:ascii="Consolas" w:eastAsiaTheme="minorHAnsi" w:hAnsi="Consolas" w:cs="Consolas"/>
@@ -10757,7 +9961,6 @@
         </w:rPr>
         <w:t>stopProcessing</w:t>
       </w:r>
-      <w:proofErr w:type="spellEnd"/>
       <w:r>
         <w:rPr>
           <w:rFonts w:ascii="Consolas" w:eastAsiaTheme="minorHAnsi" w:hAnsi="Consolas" w:cs="Consolas"/>
@@ -10815,7 +10018,6 @@
         </w:rPr>
         <w:t xml:space="preserve">          &lt;match </w:t>
       </w:r>
-      <w:proofErr w:type="spellStart"/>
       <w:r>
         <w:rPr>
           <w:rFonts w:ascii="Consolas" w:eastAsiaTheme="minorHAnsi" w:hAnsi="Consolas" w:cs="Consolas"/>
@@ -10825,7 +10027,6 @@
         </w:rPr>
         <w:t>url</w:t>
       </w:r>
-      <w:proofErr w:type="spellEnd"/>
       <w:r>
         <w:rPr>
           <w:rFonts w:ascii="Consolas" w:eastAsiaTheme="minorHAnsi" w:hAnsi="Consolas" w:cs="Consolas"/>
@@ -11000,7 +10201,6 @@
         </w:rPr>
         <w:t xml:space="preserve">="Redirect" </w:t>
       </w:r>
-      <w:proofErr w:type="spellStart"/>
       <w:r>
         <w:rPr>
           <w:rFonts w:ascii="Consolas" w:eastAsiaTheme="minorHAnsi" w:hAnsi="Consolas" w:cs="Consolas"/>
@@ -11010,7 +10210,6 @@
         </w:rPr>
         <w:t>url</w:t>
       </w:r>
-      <w:proofErr w:type="spellEnd"/>
       <w:r>
         <w:rPr>
           <w:rFonts w:ascii="Consolas" w:eastAsiaTheme="minorHAnsi" w:hAnsi="Consolas" w:cs="Consolas"/>
@@ -11134,15 +10333,7 @@
         <w:t xml:space="preserve">e) </w:t>
       </w:r>
       <w:r>
-        <w:t xml:space="preserve">RDM </w:t>
-      </w:r>
-      <w:proofErr w:type="spellStart"/>
-      <w:r>
-        <w:t>Web.Config</w:t>
-      </w:r>
-      <w:proofErr w:type="spellEnd"/>
-      <w:r>
-        <w:t xml:space="preserve"> Customization</w:t>
+        <w:t>RDM Web.Config Customization</w:t>
       </w:r>
       <w:bookmarkEnd w:id="74"/>
       <w:bookmarkEnd w:id="75"/>
@@ -11156,7 +10347,6 @@
         </w:numPr>
         <w:spacing w:after="0"/>
       </w:pPr>
-      <w:proofErr w:type="spellStart"/>
       <w:r>
         <w:rPr>
           <w:rFonts w:ascii="Consolas" w:eastAsiaTheme="minorHAnsi" w:hAnsi="Consolas" w:cs="Consolas"/>
@@ -11166,7 +10356,6 @@
         </w:rPr>
         <w:t>connectionStrings</w:t>
       </w:r>
-      <w:proofErr w:type="spellEnd"/>
       <w:r>
         <w:rPr>
           <w:rFonts w:ascii="Calibri" w:eastAsia="Times New Roman" w:hAnsi="Calibri" w:cs="Calibri"/>
@@ -11183,7 +10372,6 @@
         </w:numPr>
         <w:spacing w:after="0"/>
       </w:pPr>
-      <w:proofErr w:type="spellStart"/>
       <w:r>
         <w:rPr>
           <w:rFonts w:ascii="Consolas" w:eastAsiaTheme="minorHAnsi" w:hAnsi="Consolas" w:cs="Consolas"/>
@@ -11193,7 +10381,6 @@
         </w:rPr>
         <w:t>IESEntities</w:t>
       </w:r>
-      <w:proofErr w:type="spellEnd"/>
       <w:r>
         <w:rPr>
           <w:rFonts w:ascii="Calibri" w:eastAsia="Times New Roman" w:hAnsi="Calibri" w:cs="Calibri"/>
@@ -11210,7 +10397,6 @@
         </w:numPr>
         <w:spacing w:after="0"/>
       </w:pPr>
-      <w:proofErr w:type="spellStart"/>
       <w:r>
         <w:rPr>
           <w:rFonts w:ascii="Consolas" w:eastAsiaTheme="minorHAnsi" w:hAnsi="Consolas" w:cs="Consolas"/>
@@ -11220,7 +10406,6 @@
         </w:rPr>
         <w:t>appSettings</w:t>
       </w:r>
-      <w:proofErr w:type="spellEnd"/>
       <w:r>
         <w:rPr>
           <w:rFonts w:ascii="Calibri" w:eastAsia="Times New Roman" w:hAnsi="Calibri" w:cs="Calibri"/>
@@ -11259,7 +10444,6 @@
           <w:rFonts w:ascii="Calibri" w:eastAsia="Times New Roman" w:hAnsi="Calibri" w:cs="Calibri"/>
         </w:rPr>
       </w:pPr>
-      <w:proofErr w:type="spellStart"/>
       <w:r>
         <w:rPr>
           <w:rFonts w:ascii="Consolas" w:eastAsiaTheme="minorHAnsi" w:hAnsi="Consolas" w:cs="Consolas"/>
@@ -11269,7 +10453,6 @@
         </w:rPr>
         <w:t>EmailServer</w:t>
       </w:r>
-      <w:proofErr w:type="spellEnd"/>
       <w:r>
         <w:t xml:space="preserve"> </w:t>
       </w:r>
@@ -11292,7 +10475,6 @@
           <w:rFonts w:ascii="Calibri" w:eastAsia="Times New Roman" w:hAnsi="Calibri" w:cs="Calibri"/>
         </w:rPr>
       </w:pPr>
-      <w:proofErr w:type="spellStart"/>
       <w:r>
         <w:rPr>
           <w:rFonts w:ascii="Consolas" w:eastAsiaTheme="minorHAnsi" w:hAnsi="Consolas" w:cs="Consolas"/>
@@ -11302,7 +10484,6 @@
         </w:rPr>
         <w:t>ActiveDirectoryPath</w:t>
       </w:r>
-      <w:proofErr w:type="spellEnd"/>
       <w:r>
         <w:t xml:space="preserve"> </w:t>
       </w:r>
@@ -11325,7 +10506,6 @@
           <w:rFonts w:ascii="Calibri" w:eastAsia="Times New Roman" w:hAnsi="Calibri" w:cs="Calibri"/>
         </w:rPr>
       </w:pPr>
-      <w:proofErr w:type="spellStart"/>
       <w:r>
         <w:rPr>
           <w:rFonts w:ascii="Consolas" w:eastAsiaTheme="minorHAnsi" w:hAnsi="Consolas" w:cs="Consolas"/>
@@ -11335,7 +10515,6 @@
         </w:rPr>
         <w:t>ServerURL</w:t>
       </w:r>
-      <w:proofErr w:type="spellEnd"/>
       <w:r>
         <w:rPr>
           <w:rFonts w:eastAsiaTheme="minorHAnsi" w:cs="Consolas"/>
@@ -11359,7 +10538,6 @@
           <w:rFonts w:ascii="Calibri" w:eastAsia="Times New Roman" w:hAnsi="Calibri" w:cs="Calibri"/>
         </w:rPr>
       </w:pPr>
-      <w:proofErr w:type="spellStart"/>
       <w:r>
         <w:rPr>
           <w:rFonts w:ascii="Consolas" w:eastAsiaTheme="minorHAnsi" w:hAnsi="Consolas" w:cs="Consolas"/>
@@ -11369,7 +10547,6 @@
         </w:rPr>
         <w:t>HelpdeskEmailAddress</w:t>
       </w:r>
-      <w:proofErr w:type="spellEnd"/>
       <w:r>
         <w:t xml:space="preserve"> – email displayed to the users to contact for help</w:t>
       </w:r>
@@ -11387,7 +10564,6 @@
           <w:rFonts w:ascii="Calibri" w:eastAsia="Times New Roman" w:hAnsi="Calibri" w:cs="Calibri"/>
         </w:rPr>
       </w:pPr>
-      <w:proofErr w:type="spellStart"/>
       <w:r>
         <w:rPr>
           <w:rFonts w:ascii="Consolas" w:eastAsiaTheme="minorHAnsi" w:hAnsi="Consolas" w:cs="Consolas"/>
@@ -11397,7 +10573,6 @@
         </w:rPr>
         <w:t>IESHeaderUrl</w:t>
       </w:r>
-      <w:proofErr w:type="spellEnd"/>
       <w:r>
         <w:t xml:space="preserve"> – </w:t>
       </w:r>
@@ -11430,25 +10605,14 @@
           <w:rFonts w:ascii="Calibri" w:eastAsia="Times New Roman" w:hAnsi="Calibri" w:cs="Calibri"/>
         </w:rPr>
       </w:pPr>
-      <w:proofErr w:type="spellStart"/>
-      <w:r>
-        <w:rPr>
-          <w:rFonts w:ascii="Consolas" w:eastAsiaTheme="minorHAnsi" w:hAnsi="Consolas" w:cs="Consolas"/>
-          <w:color w:val="0000FF"/>
-          <w:sz w:val="19"/>
-          <w:szCs w:val="19"/>
-        </w:rPr>
-        <w:t>LMIProxy</w:t>
-      </w:r>
-      <w:proofErr w:type="spellEnd"/>
-      <w:r>
-        <w:rPr>
-          <w:rFonts w:ascii="Consolas" w:eastAsiaTheme="minorHAnsi" w:hAnsi="Consolas" w:cs="Consolas"/>
-          <w:color w:val="0000FF"/>
-          <w:sz w:val="19"/>
-          <w:szCs w:val="19"/>
-        </w:rPr>
-        <w:t xml:space="preserve"> </w:t>
+      <w:r>
+        <w:rPr>
+          <w:rFonts w:ascii="Consolas" w:eastAsiaTheme="minorHAnsi" w:hAnsi="Consolas" w:cs="Consolas"/>
+          <w:color w:val="0000FF"/>
+          <w:sz w:val="19"/>
+          <w:szCs w:val="19"/>
+        </w:rPr>
+        <w:t xml:space="preserve">LMIProxy </w:t>
       </w:r>
       <w:r>
         <w:t>– proxy used during image processing</w:t>
@@ -11464,7 +10628,6 @@
         <w:spacing w:after="0"/>
         <w:textAlignment w:val="center"/>
       </w:pPr>
-      <w:proofErr w:type="spellStart"/>
       <w:r>
         <w:rPr>
           <w:rFonts w:ascii="Consolas" w:eastAsiaTheme="minorHAnsi" w:hAnsi="Consolas" w:cs="Consolas"/>
@@ -11474,7 +10637,6 @@
         </w:rPr>
         <w:t>EstimatingDataGroupDL</w:t>
       </w:r>
-      <w:proofErr w:type="spellEnd"/>
       <w:r>
         <w:rPr>
           <w:rFonts w:ascii="Consolas" w:eastAsiaTheme="minorHAnsi" w:hAnsi="Consolas" w:cs="Consolas"/>
@@ -11525,7 +10687,6 @@
           <w:rFonts w:ascii="Calibri" w:eastAsia="Times New Roman" w:hAnsi="Calibri" w:cs="Calibri"/>
         </w:rPr>
       </w:pPr>
-      <w:proofErr w:type="spellStart"/>
       <w:r>
         <w:rPr>
           <w:rFonts w:ascii="Consolas" w:eastAsiaTheme="minorHAnsi" w:hAnsi="Consolas" w:cs="Consolas"/>
@@ -11533,17 +10694,7 @@
           <w:sz w:val="19"/>
           <w:szCs w:val="19"/>
         </w:rPr>
-        <w:t>Piwik</w:t>
-      </w:r>
-      <w:proofErr w:type="spellEnd"/>
-      <w:r>
-        <w:rPr>
-          <w:rFonts w:ascii="Consolas" w:eastAsiaTheme="minorHAnsi" w:hAnsi="Consolas" w:cs="Consolas"/>
-          <w:color w:val="008000"/>
-          <w:sz w:val="19"/>
-          <w:szCs w:val="19"/>
-        </w:rPr>
-        <w:t xml:space="preserve"> Settings</w:t>
+        <w:t>Piwik Settings</w:t>
       </w:r>
     </w:p>
     <w:p>
@@ -11592,15 +10743,7 @@
         <w:t xml:space="preserve"> </w:t>
       </w:r>
       <w:r>
-        <w:t xml:space="preserve">(to not track the website usage via </w:t>
-      </w:r>
-      <w:proofErr w:type="spellStart"/>
-      <w:r>
-        <w:t>piwik</w:t>
-      </w:r>
-      <w:proofErr w:type="spellEnd"/>
-      <w:r>
-        <w:t>)</w:t>
+        <w:t>(to not track the website usage via piwik)</w:t>
       </w:r>
     </w:p>
     <w:p>
@@ -11620,21 +10763,7 @@
         <w:rPr>
           <w:rFonts w:ascii="Calibri" w:eastAsia="Times New Roman" w:hAnsi="Calibri" w:cs="Calibri"/>
         </w:rPr>
-        <w:t xml:space="preserve">You can ignore the other </w:t>
-      </w:r>
-      <w:proofErr w:type="spellStart"/>
-      <w:r>
-        <w:rPr>
-          <w:rFonts w:ascii="Calibri" w:eastAsia="Times New Roman" w:hAnsi="Calibri" w:cs="Calibri"/>
-        </w:rPr>
-        <w:t>piwik</w:t>
-      </w:r>
-      <w:proofErr w:type="spellEnd"/>
-      <w:r>
-        <w:rPr>
-          <w:rFonts w:ascii="Calibri" w:eastAsia="Times New Roman" w:hAnsi="Calibri" w:cs="Calibri"/>
-        </w:rPr>
-        <w:t xml:space="preserve"> settings once you disable it</w:t>
+        <w:t>You can ignore the other piwik settings once you disable it</w:t>
       </w:r>
     </w:p>
     <w:p>
@@ -11683,25 +10812,14 @@
           <w:rFonts w:ascii="Calibri" w:eastAsia="Times New Roman" w:hAnsi="Calibri" w:cs="Calibri"/>
         </w:rPr>
       </w:pPr>
-      <w:proofErr w:type="spellStart"/>
-      <w:r>
-        <w:rPr>
-          <w:rFonts w:ascii="Consolas" w:eastAsiaTheme="minorHAnsi" w:hAnsi="Consolas" w:cs="Consolas"/>
-          <w:color w:val="0000FF"/>
-          <w:sz w:val="19"/>
-          <w:szCs w:val="19"/>
-        </w:rPr>
-        <w:t>RDMAdminGroups</w:t>
-      </w:r>
-      <w:proofErr w:type="spellEnd"/>
-      <w:r>
-        <w:rPr>
-          <w:rFonts w:ascii="Consolas" w:eastAsiaTheme="minorHAnsi" w:hAnsi="Consolas" w:cs="Consolas"/>
-          <w:color w:val="0000FF"/>
-          <w:sz w:val="19"/>
-          <w:szCs w:val="19"/>
-        </w:rPr>
-        <w:t xml:space="preserve"> </w:t>
+      <w:r>
+        <w:rPr>
+          <w:rFonts w:ascii="Consolas" w:eastAsiaTheme="minorHAnsi" w:hAnsi="Consolas" w:cs="Consolas"/>
+          <w:color w:val="0000FF"/>
+          <w:sz w:val="19"/>
+          <w:szCs w:val="19"/>
+        </w:rPr>
+        <w:t xml:space="preserve">RDMAdminGroups </w:t>
       </w:r>
       <w:r>
         <w:t xml:space="preserve">– </w:t>
@@ -11734,25 +10852,14 @@
           <w:rFonts w:ascii="Calibri" w:eastAsia="Times New Roman" w:hAnsi="Calibri" w:cs="Calibri"/>
         </w:rPr>
       </w:pPr>
-      <w:proofErr w:type="spellStart"/>
-      <w:r>
-        <w:rPr>
-          <w:rFonts w:ascii="Consolas" w:eastAsiaTheme="minorHAnsi" w:hAnsi="Consolas" w:cs="Consolas"/>
-          <w:color w:val="0000FF"/>
-          <w:sz w:val="19"/>
-          <w:szCs w:val="19"/>
-        </w:rPr>
-        <w:t>RDMCobraAdminGroups</w:t>
-      </w:r>
-      <w:proofErr w:type="spellEnd"/>
-      <w:r>
-        <w:rPr>
-          <w:rFonts w:ascii="Consolas" w:eastAsiaTheme="minorHAnsi" w:hAnsi="Consolas" w:cs="Consolas"/>
-          <w:color w:val="0000FF"/>
-          <w:sz w:val="19"/>
-          <w:szCs w:val="19"/>
-        </w:rPr>
-        <w:t xml:space="preserve"> </w:t>
+      <w:r>
+        <w:rPr>
+          <w:rFonts w:ascii="Consolas" w:eastAsiaTheme="minorHAnsi" w:hAnsi="Consolas" w:cs="Consolas"/>
+          <w:color w:val="0000FF"/>
+          <w:sz w:val="19"/>
+          <w:szCs w:val="19"/>
+        </w:rPr>
+        <w:t xml:space="preserve">RDMCobraAdminGroups </w:t>
       </w:r>
       <w:r>
         <w:t xml:space="preserve">– </w:t>
@@ -11785,25 +10892,14 @@
           <w:rFonts w:ascii="Calibri" w:eastAsia="Times New Roman" w:hAnsi="Calibri" w:cs="Calibri"/>
         </w:rPr>
       </w:pPr>
-      <w:proofErr w:type="spellStart"/>
-      <w:r>
-        <w:rPr>
-          <w:rFonts w:ascii="Consolas" w:eastAsiaTheme="minorHAnsi" w:hAnsi="Consolas" w:cs="Consolas"/>
-          <w:color w:val="0000FF"/>
-          <w:sz w:val="19"/>
-          <w:szCs w:val="19"/>
-        </w:rPr>
-        <w:t>RDMViewerGroups</w:t>
-      </w:r>
-      <w:proofErr w:type="spellEnd"/>
-      <w:r>
-        <w:rPr>
-          <w:rFonts w:ascii="Consolas" w:eastAsiaTheme="minorHAnsi" w:hAnsi="Consolas" w:cs="Consolas"/>
-          <w:color w:val="0000FF"/>
-          <w:sz w:val="19"/>
-          <w:szCs w:val="19"/>
-        </w:rPr>
-        <w:t xml:space="preserve"> </w:t>
+      <w:r>
+        <w:rPr>
+          <w:rFonts w:ascii="Consolas" w:eastAsiaTheme="minorHAnsi" w:hAnsi="Consolas" w:cs="Consolas"/>
+          <w:color w:val="0000FF"/>
+          <w:sz w:val="19"/>
+          <w:szCs w:val="19"/>
+        </w:rPr>
+        <w:t xml:space="preserve">RDMViewerGroups </w:t>
       </w:r>
       <w:r>
         <w:t>– all users that need to have read access to the system;</w:t>
@@ -11822,7 +10918,6 @@
           <w:rFonts w:ascii="Calibri" w:eastAsia="Times New Roman" w:hAnsi="Calibri" w:cs="Calibri"/>
         </w:rPr>
       </w:pPr>
-      <w:proofErr w:type="spellStart"/>
       <w:r>
         <w:rPr>
           <w:rFonts w:ascii="Consolas" w:eastAsiaTheme="minorHAnsi" w:hAnsi="Consolas" w:cs="Consolas"/>
@@ -11832,7 +10927,6 @@
         </w:rPr>
         <w:t>system.web</w:t>
       </w:r>
-      <w:proofErr w:type="spellEnd"/>
       <w:r>
         <w:rPr>
           <w:rFonts w:ascii="Consolas" w:eastAsiaTheme="minorHAnsi" w:hAnsi="Consolas" w:cs="Consolas"/>
@@ -11964,7 +11058,6 @@
         </w:rPr>
         <w:t>"</w:t>
       </w:r>
-      <w:proofErr w:type="spellStart"/>
       <w:r>
         <w:rPr>
           <w:rFonts w:ascii="Consolas" w:eastAsiaTheme="minorHAnsi" w:hAnsi="Consolas" w:cs="Consolas"/>
@@ -11974,7 +11067,6 @@
         </w:rPr>
         <w:t>elmah.axd</w:t>
       </w:r>
-      <w:proofErr w:type="spellEnd"/>
       <w:r>
         <w:rPr>
           <w:rFonts w:ascii="Consolas" w:eastAsiaTheme="minorHAnsi" w:hAnsi="Consolas" w:cs="Consolas"/>
@@ -11999,7 +11091,6 @@
         </w:rPr>
         <w:t xml:space="preserve">-&gt; </w:t>
       </w:r>
-      <w:proofErr w:type="spellStart"/>
       <w:r>
         <w:rPr>
           <w:rFonts w:ascii="Consolas" w:eastAsiaTheme="minorHAnsi" w:hAnsi="Consolas" w:cs="Consolas"/>
@@ -12009,7 +11100,6 @@
         </w:rPr>
         <w:t>system.web</w:t>
       </w:r>
-      <w:proofErr w:type="spellEnd"/>
       <w:r>
         <w:rPr>
           <w:rFonts w:ascii="Consolas" w:eastAsiaTheme="minorHAnsi" w:hAnsi="Consolas" w:cs="Consolas"/>
@@ -12088,7 +11178,6 @@
           <w:numId w:val="14"/>
         </w:numPr>
       </w:pPr>
-      <w:proofErr w:type="spellStart"/>
       <w:r>
         <w:rPr>
           <w:rFonts w:ascii="Consolas" w:eastAsiaTheme="minorHAnsi" w:hAnsi="Consolas" w:cs="Consolas"/>
@@ -12098,7 +11187,6 @@
         </w:rPr>
         <w:t>elmah</w:t>
       </w:r>
-      <w:proofErr w:type="spellEnd"/>
       <w:r>
         <w:t xml:space="preserve"> section</w:t>
       </w:r>
@@ -12118,7 +11206,6 @@
         </w:rPr>
         <w:t xml:space="preserve">in </w:t>
       </w:r>
-      <w:proofErr w:type="spellStart"/>
       <w:r>
         <w:rPr>
           <w:rFonts w:ascii="Consolas" w:eastAsiaTheme="minorHAnsi" w:hAnsi="Consolas" w:cs="Consolas"/>
@@ -12128,14 +11215,12 @@
         </w:rPr>
         <w:t>errorLog</w:t>
       </w:r>
-      <w:proofErr w:type="spellEnd"/>
       <w:r>
         <w:rPr>
           <w:rFonts w:ascii="Calibri" w:eastAsia="Times New Roman" w:hAnsi="Calibri" w:cs="Calibri"/>
         </w:rPr>
         <w:t xml:space="preserve"> setting,  update the </w:t>
       </w:r>
-      <w:proofErr w:type="spellStart"/>
       <w:r>
         <w:rPr>
           <w:rFonts w:ascii="Consolas" w:eastAsiaTheme="minorHAnsi" w:hAnsi="Consolas" w:cs="Consolas"/>
@@ -12145,7 +11230,6 @@
         </w:rPr>
         <w:t>connectionString</w:t>
       </w:r>
-      <w:proofErr w:type="spellEnd"/>
       <w:r>
         <w:rPr>
           <w:rFonts w:ascii="Calibri" w:eastAsia="Times New Roman" w:hAnsi="Calibri" w:cs="Calibri"/>
@@ -12162,15 +11246,7 @@
         </w:numPr>
       </w:pPr>
       <w:r>
-        <w:t xml:space="preserve">Remove the HTTPS redirect portion of </w:t>
-      </w:r>
-      <w:proofErr w:type="spellStart"/>
-      <w:r>
-        <w:t>web.config</w:t>
-      </w:r>
-      <w:proofErr w:type="spellEnd"/>
-      <w:r>
-        <w:t>. Example:</w:t>
+        <w:t>Remove the HTTPS redirect portion of web.config. Example:</w:t>
       </w:r>
     </w:p>
     <w:p>
@@ -12274,7 +11350,6 @@
         </w:rPr>
         <w:t xml:space="preserve"> </w:t>
       </w:r>
-      <w:proofErr w:type="spellStart"/>
       <w:r>
         <w:rPr>
           <w:rFonts w:ascii="Consolas" w:eastAsiaTheme="minorHAnsi" w:hAnsi="Consolas" w:cs="Consolas"/>
@@ -12284,7 +11359,6 @@
         </w:rPr>
         <w:t>stopProcessing</w:t>
       </w:r>
-      <w:proofErr w:type="spellEnd"/>
       <w:r>
         <w:rPr>
           <w:rFonts w:ascii="Consolas" w:eastAsiaTheme="minorHAnsi" w:hAnsi="Consolas" w:cs="Consolas"/>
@@ -12342,7 +11416,6 @@
         </w:rPr>
         <w:t xml:space="preserve">          &lt;match </w:t>
       </w:r>
-      <w:proofErr w:type="spellStart"/>
       <w:r>
         <w:rPr>
           <w:rFonts w:ascii="Consolas" w:eastAsiaTheme="minorHAnsi" w:hAnsi="Consolas" w:cs="Consolas"/>
@@ -12352,7 +11425,6 @@
         </w:rPr>
         <w:t>url</w:t>
       </w:r>
-      <w:proofErr w:type="spellEnd"/>
       <w:r>
         <w:rPr>
           <w:rFonts w:ascii="Consolas" w:eastAsiaTheme="minorHAnsi" w:hAnsi="Consolas" w:cs="Consolas"/>
@@ -12527,7 +11599,6 @@
         </w:rPr>
         <w:t xml:space="preserve">="Redirect" </w:t>
       </w:r>
-      <w:proofErr w:type="spellStart"/>
       <w:r>
         <w:rPr>
           <w:rFonts w:ascii="Consolas" w:eastAsiaTheme="minorHAnsi" w:hAnsi="Consolas" w:cs="Consolas"/>
@@ -12537,7 +11608,6 @@
         </w:rPr>
         <w:t>url</w:t>
       </w:r>
-      <w:proofErr w:type="spellEnd"/>
       <w:r>
         <w:rPr>
           <w:rFonts w:ascii="Consolas" w:eastAsiaTheme="minorHAnsi" w:hAnsi="Consolas" w:cs="Consolas"/>
@@ -12658,15 +11728,7 @@
         <w:t xml:space="preserve">e) </w:t>
       </w:r>
       <w:r>
-        <w:t xml:space="preserve">RDSB </w:t>
-      </w:r>
-      <w:proofErr w:type="spellStart"/>
-      <w:r>
-        <w:t>Web.Config</w:t>
-      </w:r>
-      <w:proofErr w:type="spellEnd"/>
-      <w:r>
-        <w:t xml:space="preserve"> Customization</w:t>
+        <w:t>RDSB Web.Config Customization</w:t>
       </w:r>
       <w:bookmarkEnd w:id="76"/>
       <w:bookmarkEnd w:id="77"/>
@@ -12680,7 +11742,6 @@
         </w:numPr>
         <w:spacing w:after="0"/>
       </w:pPr>
-      <w:proofErr w:type="spellStart"/>
       <w:r>
         <w:rPr>
           <w:rFonts w:ascii="Consolas" w:eastAsiaTheme="minorHAnsi" w:hAnsi="Consolas" w:cs="Consolas"/>
@@ -12690,7 +11751,6 @@
         </w:rPr>
         <w:t>connectionStrings</w:t>
       </w:r>
-      <w:proofErr w:type="spellEnd"/>
       <w:r>
         <w:rPr>
           <w:rFonts w:ascii="Calibri" w:eastAsia="Times New Roman" w:hAnsi="Calibri" w:cs="Calibri"/>
@@ -12707,25 +11767,14 @@
         </w:numPr>
         <w:spacing w:after="0"/>
       </w:pPr>
-      <w:proofErr w:type="spellStart"/>
-      <w:r>
-        <w:rPr>
-          <w:rFonts w:ascii="Consolas" w:eastAsiaTheme="minorHAnsi" w:hAnsi="Consolas" w:cs="Consolas"/>
-          <w:color w:val="0000FF"/>
-          <w:sz w:val="19"/>
-          <w:szCs w:val="19"/>
-        </w:rPr>
-        <w:t>genTracEntities</w:t>
-      </w:r>
-      <w:proofErr w:type="spellEnd"/>
-      <w:r>
-        <w:rPr>
-          <w:rFonts w:ascii="Consolas" w:eastAsiaTheme="minorHAnsi" w:hAnsi="Consolas" w:cs="Consolas"/>
-          <w:color w:val="0000FF"/>
-          <w:sz w:val="19"/>
-          <w:szCs w:val="19"/>
-        </w:rPr>
-        <w:t xml:space="preserve"> </w:t>
+      <w:r>
+        <w:rPr>
+          <w:rFonts w:ascii="Consolas" w:eastAsiaTheme="minorHAnsi" w:hAnsi="Consolas" w:cs="Consolas"/>
+          <w:color w:val="0000FF"/>
+          <w:sz w:val="19"/>
+          <w:szCs w:val="19"/>
+        </w:rPr>
+        <w:t xml:space="preserve">genTracEntities </w:t>
       </w:r>
       <w:r>
         <w:rPr>
@@ -12743,7 +11792,6 @@
         </w:numPr>
         <w:spacing w:after="0"/>
       </w:pPr>
-      <w:proofErr w:type="spellStart"/>
       <w:r>
         <w:rPr>
           <w:rFonts w:ascii="Consolas" w:eastAsiaTheme="minorHAnsi" w:hAnsi="Consolas" w:cs="Consolas"/>
@@ -12753,7 +11801,6 @@
         </w:rPr>
         <w:t>IESEntities</w:t>
       </w:r>
-      <w:proofErr w:type="spellEnd"/>
       <w:r>
         <w:rPr>
           <w:rFonts w:ascii="Calibri" w:eastAsia="Times New Roman" w:hAnsi="Calibri" w:cs="Calibri"/>
@@ -12770,7 +11817,6 @@
         </w:numPr>
         <w:spacing w:after="0"/>
       </w:pPr>
-      <w:proofErr w:type="spellStart"/>
       <w:r>
         <w:rPr>
           <w:rFonts w:ascii="Consolas" w:eastAsiaTheme="minorHAnsi" w:hAnsi="Consolas" w:cs="Consolas"/>
@@ -12780,7 +11826,6 @@
         </w:rPr>
         <w:t>appSettings</w:t>
       </w:r>
-      <w:proofErr w:type="spellEnd"/>
       <w:r>
         <w:rPr>
           <w:rFonts w:ascii="Calibri" w:eastAsia="Times New Roman" w:hAnsi="Calibri" w:cs="Calibri"/>
@@ -12819,7 +11864,6 @@
           <w:rFonts w:ascii="Calibri" w:eastAsia="Times New Roman" w:hAnsi="Calibri" w:cs="Calibri"/>
         </w:rPr>
       </w:pPr>
-      <w:proofErr w:type="spellStart"/>
       <w:r>
         <w:rPr>
           <w:rFonts w:ascii="Consolas" w:eastAsiaTheme="minorHAnsi" w:hAnsi="Consolas" w:cs="Consolas"/>
@@ -12829,7 +11873,6 @@
         </w:rPr>
         <w:t>ActiveDirectoryPath</w:t>
       </w:r>
-      <w:proofErr w:type="spellEnd"/>
       <w:r>
         <w:t xml:space="preserve"> </w:t>
       </w:r>
@@ -12884,25 +11927,14 @@
           <w:rFonts w:ascii="Calibri" w:eastAsia="Times New Roman" w:hAnsi="Calibri" w:cs="Calibri"/>
         </w:rPr>
       </w:pPr>
-      <w:proofErr w:type="spellStart"/>
-      <w:r>
-        <w:rPr>
-          <w:rFonts w:ascii="Consolas" w:eastAsiaTheme="minorHAnsi" w:hAnsi="Consolas" w:cs="Consolas"/>
-          <w:color w:val="0000FF"/>
-          <w:sz w:val="19"/>
-          <w:szCs w:val="19"/>
-        </w:rPr>
-        <w:t>AuthorizeViewWhosOnlineGroups</w:t>
-      </w:r>
-      <w:proofErr w:type="spellEnd"/>
-      <w:r>
-        <w:rPr>
-          <w:rFonts w:ascii="Consolas" w:eastAsiaTheme="minorHAnsi" w:hAnsi="Consolas" w:cs="Consolas"/>
-          <w:color w:val="0000FF"/>
-          <w:sz w:val="19"/>
-          <w:szCs w:val="19"/>
-        </w:rPr>
-        <w:t xml:space="preserve"> </w:t>
+      <w:r>
+        <w:rPr>
+          <w:rFonts w:ascii="Consolas" w:eastAsiaTheme="minorHAnsi" w:hAnsi="Consolas" w:cs="Consolas"/>
+          <w:color w:val="0000FF"/>
+          <w:sz w:val="19"/>
+          <w:szCs w:val="19"/>
+        </w:rPr>
+        <w:t xml:space="preserve">AuthorizeViewWhosOnlineGroups </w:t>
       </w:r>
       <w:r>
         <w:rPr>
@@ -12924,7 +11956,6 @@
           <w:rFonts w:ascii="Calibri" w:eastAsia="Times New Roman" w:hAnsi="Calibri" w:cs="Calibri"/>
         </w:rPr>
       </w:pPr>
-      <w:proofErr w:type="spellStart"/>
       <w:r>
         <w:rPr>
           <w:rFonts w:ascii="Consolas" w:eastAsiaTheme="minorHAnsi" w:hAnsi="Consolas" w:cs="Consolas"/>
@@ -12934,7 +11965,6 @@
         </w:rPr>
         <w:t>HelpdeskEmailAddress</w:t>
       </w:r>
-      <w:proofErr w:type="spellEnd"/>
       <w:r>
         <w:t xml:space="preserve"> – email displayed to the users to contact for help</w:t>
       </w:r>
@@ -12952,25 +11982,14 @@
           <w:rFonts w:ascii="Calibri" w:eastAsia="Times New Roman" w:hAnsi="Calibri" w:cs="Calibri"/>
         </w:rPr>
       </w:pPr>
-      <w:proofErr w:type="spellStart"/>
-      <w:r>
-        <w:rPr>
-          <w:rFonts w:ascii="Consolas" w:eastAsiaTheme="minorHAnsi" w:hAnsi="Consolas" w:cs="Consolas"/>
-          <w:color w:val="0000FF"/>
-          <w:sz w:val="19"/>
-          <w:szCs w:val="19"/>
-        </w:rPr>
-        <w:t>IESHomeUrl</w:t>
-      </w:r>
-      <w:proofErr w:type="spellEnd"/>
-      <w:r>
-        <w:rPr>
-          <w:rFonts w:ascii="Consolas" w:eastAsiaTheme="minorHAnsi" w:hAnsi="Consolas" w:cs="Consolas"/>
-          <w:color w:val="0000FF"/>
-          <w:sz w:val="19"/>
-          <w:szCs w:val="19"/>
-        </w:rPr>
-        <w:t xml:space="preserve"> </w:t>
+      <w:r>
+        <w:rPr>
+          <w:rFonts w:ascii="Consolas" w:eastAsiaTheme="minorHAnsi" w:hAnsi="Consolas" w:cs="Consolas"/>
+          <w:color w:val="0000FF"/>
+          <w:sz w:val="19"/>
+          <w:szCs w:val="19"/>
+        </w:rPr>
+        <w:t xml:space="preserve">IESHomeUrl </w:t>
       </w:r>
       <w:r>
         <w:t>– IES URL, base URL followed by “</w:t>
@@ -13002,25 +12021,14 @@
         </w:rPr>
       </w:pPr>
       <w:commentRangeStart w:id="78"/>
-      <w:proofErr w:type="spellStart"/>
-      <w:r>
-        <w:rPr>
-          <w:rFonts w:ascii="Consolas" w:eastAsiaTheme="minorHAnsi" w:hAnsi="Consolas" w:cs="Consolas"/>
-          <w:color w:val="0000FF"/>
-          <w:sz w:val="19"/>
-          <w:szCs w:val="19"/>
-        </w:rPr>
-        <w:t>oAuthDomain</w:t>
-      </w:r>
-      <w:proofErr w:type="spellEnd"/>
-      <w:r>
-        <w:rPr>
-          <w:rFonts w:ascii="Consolas" w:eastAsiaTheme="minorHAnsi" w:hAnsi="Consolas" w:cs="Consolas"/>
-          <w:color w:val="0000FF"/>
-          <w:sz w:val="19"/>
-          <w:szCs w:val="19"/>
-        </w:rPr>
-        <w:t xml:space="preserve"> </w:t>
+      <w:r>
+        <w:rPr>
+          <w:rFonts w:ascii="Consolas" w:eastAsiaTheme="minorHAnsi" w:hAnsi="Consolas" w:cs="Consolas"/>
+          <w:color w:val="0000FF"/>
+          <w:sz w:val="19"/>
+          <w:szCs w:val="19"/>
+        </w:rPr>
+        <w:t xml:space="preserve">oAuthDomain </w:t>
       </w:r>
       <w:commentRangeEnd w:id="78"/>
       <w:r>
@@ -13069,7 +12077,6 @@
           <w:rFonts w:ascii="Calibri" w:eastAsia="Times New Roman" w:hAnsi="Calibri" w:cs="Calibri"/>
         </w:rPr>
       </w:pPr>
-      <w:proofErr w:type="spellStart"/>
       <w:r>
         <w:rPr>
           <w:rFonts w:ascii="Consolas" w:eastAsiaTheme="minorHAnsi" w:hAnsi="Consolas" w:cs="Consolas"/>
@@ -13077,17 +12084,7 @@
           <w:sz w:val="19"/>
           <w:szCs w:val="19"/>
         </w:rPr>
-        <w:t>Piwik</w:t>
-      </w:r>
-      <w:proofErr w:type="spellEnd"/>
-      <w:r>
-        <w:rPr>
-          <w:rFonts w:ascii="Consolas" w:eastAsiaTheme="minorHAnsi" w:hAnsi="Consolas" w:cs="Consolas"/>
-          <w:color w:val="008000"/>
-          <w:sz w:val="19"/>
-          <w:szCs w:val="19"/>
-        </w:rPr>
-        <w:t xml:space="preserve"> Settings</w:t>
+        <w:t>Piwik Settings</w:t>
       </w:r>
     </w:p>
     <w:p>
@@ -13136,15 +12133,7 @@
         <w:t xml:space="preserve"> </w:t>
       </w:r>
       <w:r>
-        <w:t xml:space="preserve">(to not track the website usage via </w:t>
-      </w:r>
-      <w:proofErr w:type="spellStart"/>
-      <w:r>
-        <w:t>piwik</w:t>
-      </w:r>
-      <w:proofErr w:type="spellEnd"/>
-      <w:r>
-        <w:t>)</w:t>
+        <w:t>(to not track the website usage via piwik)</w:t>
       </w:r>
     </w:p>
     <w:p>
@@ -13164,21 +12153,7 @@
         <w:rPr>
           <w:rFonts w:ascii="Calibri" w:eastAsia="Times New Roman" w:hAnsi="Calibri" w:cs="Calibri"/>
         </w:rPr>
-        <w:t xml:space="preserve">You can ignore the other </w:t>
-      </w:r>
-      <w:proofErr w:type="spellStart"/>
-      <w:r>
-        <w:rPr>
-          <w:rFonts w:ascii="Calibri" w:eastAsia="Times New Roman" w:hAnsi="Calibri" w:cs="Calibri"/>
-        </w:rPr>
-        <w:t>piwik</w:t>
-      </w:r>
-      <w:proofErr w:type="spellEnd"/>
-      <w:r>
-        <w:rPr>
-          <w:rFonts w:ascii="Calibri" w:eastAsia="Times New Roman" w:hAnsi="Calibri" w:cs="Calibri"/>
-        </w:rPr>
-        <w:t xml:space="preserve"> settings once you disable it</w:t>
+        <w:t>You can ignore the other piwik settings once you disable it</w:t>
       </w:r>
     </w:p>
     <w:p>
@@ -13194,7 +12169,6 @@
           <w:rFonts w:ascii="Calibri" w:eastAsia="Times New Roman" w:hAnsi="Calibri" w:cs="Calibri"/>
         </w:rPr>
       </w:pPr>
-      <w:proofErr w:type="spellStart"/>
       <w:r>
         <w:rPr>
           <w:rFonts w:ascii="Consolas" w:eastAsiaTheme="minorHAnsi" w:hAnsi="Consolas" w:cs="Consolas"/>
@@ -13204,7 +12178,6 @@
         </w:rPr>
         <w:t>system.web</w:t>
       </w:r>
-      <w:proofErr w:type="spellEnd"/>
       <w:r>
         <w:rPr>
           <w:rFonts w:ascii="Consolas" w:eastAsiaTheme="minorHAnsi" w:hAnsi="Consolas" w:cs="Consolas"/>
@@ -13336,7 +12309,6 @@
         </w:rPr>
         <w:t>"</w:t>
       </w:r>
-      <w:proofErr w:type="spellStart"/>
       <w:r>
         <w:rPr>
           <w:rFonts w:ascii="Consolas" w:eastAsiaTheme="minorHAnsi" w:hAnsi="Consolas" w:cs="Consolas"/>
@@ -13346,7 +12318,6 @@
         </w:rPr>
         <w:t>elmah.axd</w:t>
       </w:r>
-      <w:proofErr w:type="spellEnd"/>
       <w:r>
         <w:rPr>
           <w:rFonts w:ascii="Consolas" w:eastAsiaTheme="minorHAnsi" w:hAnsi="Consolas" w:cs="Consolas"/>
@@ -13371,7 +12342,6 @@
         </w:rPr>
         <w:t xml:space="preserve">-&gt; </w:t>
       </w:r>
-      <w:proofErr w:type="spellStart"/>
       <w:r>
         <w:rPr>
           <w:rFonts w:ascii="Consolas" w:eastAsiaTheme="minorHAnsi" w:hAnsi="Consolas" w:cs="Consolas"/>
@@ -13381,7 +12351,6 @@
         </w:rPr>
         <w:t>system.web</w:t>
       </w:r>
-      <w:proofErr w:type="spellEnd"/>
       <w:r>
         <w:rPr>
           <w:rFonts w:ascii="Consolas" w:eastAsiaTheme="minorHAnsi" w:hAnsi="Consolas" w:cs="Consolas"/>
@@ -13460,7 +12429,6 @@
           <w:numId w:val="19"/>
         </w:numPr>
       </w:pPr>
-      <w:proofErr w:type="spellStart"/>
       <w:r>
         <w:rPr>
           <w:rFonts w:ascii="Consolas" w:eastAsiaTheme="minorHAnsi" w:hAnsi="Consolas" w:cs="Consolas"/>
@@ -13470,7 +12438,6 @@
         </w:rPr>
         <w:t>elmah</w:t>
       </w:r>
-      <w:proofErr w:type="spellEnd"/>
       <w:r>
         <w:t xml:space="preserve"> section</w:t>
       </w:r>
@@ -13490,7 +12457,6 @@
         </w:rPr>
         <w:t xml:space="preserve">in </w:t>
       </w:r>
-      <w:proofErr w:type="spellStart"/>
       <w:r>
         <w:rPr>
           <w:rFonts w:ascii="Consolas" w:eastAsiaTheme="minorHAnsi" w:hAnsi="Consolas" w:cs="Consolas"/>
@@ -13500,14 +12466,12 @@
         </w:rPr>
         <w:t>errorLog</w:t>
       </w:r>
-      <w:proofErr w:type="spellEnd"/>
       <w:r>
         <w:rPr>
           <w:rFonts w:ascii="Calibri" w:eastAsia="Times New Roman" w:hAnsi="Calibri" w:cs="Calibri"/>
         </w:rPr>
         <w:t xml:space="preserve"> setting,  update the </w:t>
       </w:r>
-      <w:proofErr w:type="spellStart"/>
       <w:r>
         <w:rPr>
           <w:rFonts w:ascii="Consolas" w:eastAsiaTheme="minorHAnsi" w:hAnsi="Consolas" w:cs="Consolas"/>
@@ -13517,7 +12481,6 @@
         </w:rPr>
         <w:t>connectionString</w:t>
       </w:r>
-      <w:proofErr w:type="spellEnd"/>
       <w:r>
         <w:rPr>
           <w:rFonts w:ascii="Calibri" w:eastAsia="Times New Roman" w:hAnsi="Calibri" w:cs="Calibri"/>
@@ -13534,15 +12497,7 @@
         </w:numPr>
       </w:pPr>
       <w:r>
-        <w:t xml:space="preserve">Remove the HTTPS redirect portion of </w:t>
-      </w:r>
-      <w:proofErr w:type="spellStart"/>
-      <w:r>
-        <w:t>web.config</w:t>
-      </w:r>
-      <w:proofErr w:type="spellEnd"/>
-      <w:r>
-        <w:t>. Example:</w:t>
+        <w:t>Remove the HTTPS redirect portion of web.config. Example:</w:t>
       </w:r>
     </w:p>
     <w:p>
@@ -13646,7 +12601,6 @@
         </w:rPr>
         <w:t xml:space="preserve"> </w:t>
       </w:r>
-      <w:proofErr w:type="spellStart"/>
       <w:r>
         <w:rPr>
           <w:rFonts w:ascii="Consolas" w:eastAsiaTheme="minorHAnsi" w:hAnsi="Consolas" w:cs="Consolas"/>
@@ -13656,7 +12610,6 @@
         </w:rPr>
         <w:t>stopProcessing</w:t>
       </w:r>
-      <w:proofErr w:type="spellEnd"/>
       <w:r>
         <w:rPr>
           <w:rFonts w:ascii="Consolas" w:eastAsiaTheme="minorHAnsi" w:hAnsi="Consolas" w:cs="Consolas"/>
@@ -13714,7 +12667,6 @@
         </w:rPr>
         <w:t xml:space="preserve">          &lt;match </w:t>
       </w:r>
-      <w:proofErr w:type="spellStart"/>
       <w:r>
         <w:rPr>
           <w:rFonts w:ascii="Consolas" w:eastAsiaTheme="minorHAnsi" w:hAnsi="Consolas" w:cs="Consolas"/>
@@ -13724,7 +12676,6 @@
         </w:rPr>
         <w:t>url</w:t>
       </w:r>
-      <w:proofErr w:type="spellEnd"/>
       <w:r>
         <w:rPr>
           <w:rFonts w:ascii="Consolas" w:eastAsiaTheme="minorHAnsi" w:hAnsi="Consolas" w:cs="Consolas"/>
@@ -13899,7 +12850,6 @@
         </w:rPr>
         <w:t xml:space="preserve">="Redirect" </w:t>
       </w:r>
-      <w:proofErr w:type="spellStart"/>
       <w:r>
         <w:rPr>
           <w:rFonts w:ascii="Consolas" w:eastAsiaTheme="minorHAnsi" w:hAnsi="Consolas" w:cs="Consolas"/>
@@ -13909,7 +12859,6 @@
         </w:rPr>
         <w:t>url</w:t>
       </w:r>
-      <w:proofErr w:type="spellEnd"/>
       <w:r>
         <w:rPr>
           <w:rFonts w:ascii="Consolas" w:eastAsiaTheme="minorHAnsi" w:hAnsi="Consolas" w:cs="Consolas"/>
@@ -14056,15 +13005,7 @@
         <w:t>g</w:t>
       </w:r>
       <w:r>
-        <w:t xml:space="preserve">enBOE Auto Backup - </w:t>
-      </w:r>
-      <w:proofErr w:type="spellStart"/>
-      <w:r>
-        <w:t>App.Config</w:t>
-      </w:r>
-      <w:proofErr w:type="spellEnd"/>
-      <w:r>
-        <w:t xml:space="preserve"> Customization</w:t>
+        <w:t>enBOE Auto Backup - App.Config Customization</w:t>
       </w:r>
       <w:bookmarkEnd w:id="79"/>
       <w:bookmarkEnd w:id="80"/>
@@ -14078,7 +13019,6 @@
         </w:numPr>
         <w:spacing w:after="0"/>
       </w:pPr>
-      <w:proofErr w:type="spellStart"/>
       <w:r>
         <w:rPr>
           <w:rFonts w:ascii="Consolas" w:eastAsiaTheme="minorHAnsi" w:hAnsi="Consolas" w:cs="Consolas"/>
@@ -14088,7 +13028,6 @@
         </w:rPr>
         <w:t>connectionStrings</w:t>
       </w:r>
-      <w:proofErr w:type="spellEnd"/>
       <w:r>
         <w:rPr>
           <w:rFonts w:ascii="Calibri" w:eastAsia="Times New Roman" w:hAnsi="Calibri" w:cs="Calibri"/>
@@ -14105,45 +13044,20 @@
         </w:numPr>
         <w:spacing w:after="0"/>
       </w:pPr>
-      <w:proofErr w:type="spellStart"/>
-      <w:r>
-        <w:rPr>
-          <w:rFonts w:ascii="Consolas" w:eastAsiaTheme="minorHAnsi" w:hAnsi="Consolas" w:cs="Consolas"/>
-          <w:color w:val="0000FF"/>
-          <w:sz w:val="19"/>
-          <w:szCs w:val="19"/>
-        </w:rPr>
-        <w:t>GenBoeEntities</w:t>
-      </w:r>
-      <w:proofErr w:type="spellEnd"/>
-      <w:r>
-        <w:rPr>
-          <w:rFonts w:ascii="Consolas" w:eastAsiaTheme="minorHAnsi" w:hAnsi="Consolas" w:cs="Consolas"/>
-          <w:color w:val="0000FF"/>
-          <w:sz w:val="19"/>
-          <w:szCs w:val="19"/>
-        </w:rPr>
-        <w:t xml:space="preserve"> </w:t>
-      </w:r>
-      <w:r>
-        <w:rPr>
-          <w:rFonts w:ascii="Calibri" w:eastAsia="Times New Roman" w:hAnsi="Calibri" w:cs="Calibri"/>
-        </w:rPr>
-        <w:t xml:space="preserve">– </w:t>
-      </w:r>
-      <w:proofErr w:type="spellStart"/>
-      <w:r>
-        <w:rPr>
-          <w:rFonts w:ascii="Calibri" w:eastAsia="Times New Roman" w:hAnsi="Calibri" w:cs="Calibri"/>
-        </w:rPr>
-        <w:t>GenBOE</w:t>
-      </w:r>
-      <w:proofErr w:type="spellEnd"/>
-      <w:r>
-        <w:rPr>
-          <w:rFonts w:ascii="Calibri" w:eastAsia="Times New Roman" w:hAnsi="Calibri" w:cs="Calibri"/>
-        </w:rPr>
-        <w:t xml:space="preserve"> database connection string</w:t>
+      <w:r>
+        <w:rPr>
+          <w:rFonts w:ascii="Consolas" w:eastAsiaTheme="minorHAnsi" w:hAnsi="Consolas" w:cs="Consolas"/>
+          <w:color w:val="0000FF"/>
+          <w:sz w:val="19"/>
+          <w:szCs w:val="19"/>
+        </w:rPr>
+        <w:t xml:space="preserve">GenBoeEntities </w:t>
+      </w:r>
+      <w:r>
+        <w:rPr>
+          <w:rFonts w:ascii="Calibri" w:eastAsia="Times New Roman" w:hAnsi="Calibri" w:cs="Calibri"/>
+        </w:rPr>
+        <w:t>– GenBOE database connection string</w:t>
       </w:r>
     </w:p>
     <w:p>
@@ -14155,7 +13069,6 @@
         </w:numPr>
         <w:spacing w:after="0"/>
       </w:pPr>
-      <w:proofErr w:type="spellStart"/>
       <w:r>
         <w:rPr>
           <w:rFonts w:ascii="Consolas" w:eastAsiaTheme="minorHAnsi" w:hAnsi="Consolas" w:cs="Consolas"/>
@@ -14165,7 +13078,6 @@
         </w:rPr>
         <w:t>appSettings</w:t>
       </w:r>
-      <w:proofErr w:type="spellEnd"/>
       <w:r>
         <w:rPr>
           <w:rFonts w:ascii="Calibri" w:eastAsia="Times New Roman" w:hAnsi="Calibri" w:cs="Calibri"/>
@@ -14185,7 +13097,6 @@
           <w:rFonts w:ascii="Calibri" w:eastAsia="Times New Roman" w:hAnsi="Calibri" w:cs="Calibri"/>
         </w:rPr>
       </w:pPr>
-      <w:proofErr w:type="spellStart"/>
       <w:r>
         <w:rPr>
           <w:rFonts w:ascii="Consolas" w:eastAsiaTheme="minorHAnsi" w:hAnsi="Consolas" w:cs="Consolas"/>
@@ -14195,7 +13106,6 @@
         </w:rPr>
         <w:t>EmailServer</w:t>
       </w:r>
-      <w:proofErr w:type="spellEnd"/>
       <w:r>
         <w:t xml:space="preserve"> </w:t>
       </w:r>
@@ -14215,7 +13125,6 @@
         </w:numPr>
         <w:spacing w:after="0"/>
       </w:pPr>
-      <w:proofErr w:type="spellStart"/>
       <w:r>
         <w:rPr>
           <w:rFonts w:ascii="Consolas" w:eastAsiaTheme="minorHAnsi" w:hAnsi="Consolas" w:cs="Consolas"/>
@@ -14225,7 +13134,6 @@
         </w:rPr>
         <w:t>HelpdeskEmailAddress</w:t>
       </w:r>
-      <w:proofErr w:type="spellEnd"/>
       <w:r>
         <w:t xml:space="preserve"> – email displayed to the users to contact for help</w:t>
       </w:r>
@@ -14242,25 +13150,14 @@
           <w:rFonts w:ascii="Calibri" w:eastAsia="Times New Roman" w:hAnsi="Calibri" w:cs="Calibri"/>
         </w:rPr>
       </w:pPr>
-      <w:proofErr w:type="spellStart"/>
-      <w:r>
-        <w:rPr>
-          <w:rFonts w:ascii="Consolas" w:eastAsiaTheme="minorHAnsi" w:hAnsi="Consolas" w:cs="Consolas"/>
-          <w:color w:val="0000FF"/>
-          <w:sz w:val="19"/>
-          <w:szCs w:val="19"/>
-        </w:rPr>
-        <w:t>EmailOnFailureOnly</w:t>
-      </w:r>
-      <w:proofErr w:type="spellEnd"/>
-      <w:r>
-        <w:rPr>
-          <w:rFonts w:ascii="Consolas" w:eastAsiaTheme="minorHAnsi" w:hAnsi="Consolas" w:cs="Consolas"/>
-          <w:color w:val="0000FF"/>
-          <w:sz w:val="19"/>
-          <w:szCs w:val="19"/>
-        </w:rPr>
-        <w:t xml:space="preserve"> </w:t>
+      <w:r>
+        <w:rPr>
+          <w:rFonts w:ascii="Consolas" w:eastAsiaTheme="minorHAnsi" w:hAnsi="Consolas" w:cs="Consolas"/>
+          <w:color w:val="0000FF"/>
+          <w:sz w:val="19"/>
+          <w:szCs w:val="19"/>
+        </w:rPr>
+        <w:t xml:space="preserve">EmailOnFailureOnly </w:t>
       </w:r>
       <w:r>
         <w:rPr>
@@ -14289,25 +13186,14 @@
           <w:rFonts w:ascii="Calibri" w:eastAsia="Times New Roman" w:hAnsi="Calibri" w:cs="Calibri"/>
         </w:rPr>
       </w:pPr>
-      <w:proofErr w:type="spellStart"/>
-      <w:r>
-        <w:rPr>
-          <w:rFonts w:ascii="Consolas" w:eastAsiaTheme="minorHAnsi" w:hAnsi="Consolas" w:cs="Consolas"/>
-          <w:color w:val="0000FF"/>
-          <w:sz w:val="19"/>
-          <w:szCs w:val="19"/>
-        </w:rPr>
-        <w:t>SendEmailTo</w:t>
-      </w:r>
-      <w:proofErr w:type="spellEnd"/>
-      <w:r>
-        <w:rPr>
-          <w:rFonts w:ascii="Consolas" w:eastAsiaTheme="minorHAnsi" w:hAnsi="Consolas" w:cs="Consolas"/>
-          <w:color w:val="0000FF"/>
-          <w:sz w:val="19"/>
-          <w:szCs w:val="19"/>
-        </w:rPr>
-        <w:t xml:space="preserve"> </w:t>
+      <w:r>
+        <w:rPr>
+          <w:rFonts w:ascii="Consolas" w:eastAsiaTheme="minorHAnsi" w:hAnsi="Consolas" w:cs="Consolas"/>
+          <w:color w:val="0000FF"/>
+          <w:sz w:val="19"/>
+          <w:szCs w:val="19"/>
+        </w:rPr>
+        <w:t xml:space="preserve">SendEmailTo </w:t>
       </w:r>
       <w:r>
         <w:rPr>
@@ -14342,7 +13228,6 @@
           <w:numId w:val="27"/>
         </w:numPr>
       </w:pPr>
-      <w:proofErr w:type="spellStart"/>
       <w:r>
         <w:rPr>
           <w:rFonts w:ascii="Consolas" w:eastAsiaTheme="minorHAnsi" w:hAnsi="Consolas" w:cs="Consolas"/>
@@ -14352,7 +13237,6 @@
         </w:rPr>
         <w:t>elmah</w:t>
       </w:r>
-      <w:proofErr w:type="spellEnd"/>
       <w:r>
         <w:t xml:space="preserve"> section</w:t>
       </w:r>
@@ -14372,7 +13256,6 @@
         </w:rPr>
         <w:t xml:space="preserve">in </w:t>
       </w:r>
-      <w:proofErr w:type="spellStart"/>
       <w:r>
         <w:rPr>
           <w:rFonts w:ascii="Consolas" w:eastAsiaTheme="minorHAnsi" w:hAnsi="Consolas" w:cs="Consolas"/>
@@ -14382,14 +13265,12 @@
         </w:rPr>
         <w:t>errorLog</w:t>
       </w:r>
-      <w:proofErr w:type="spellEnd"/>
       <w:r>
         <w:rPr>
           <w:rFonts w:ascii="Calibri" w:eastAsia="Times New Roman" w:hAnsi="Calibri" w:cs="Calibri"/>
         </w:rPr>
         <w:t xml:space="preserve"> setting,  update the </w:t>
       </w:r>
-      <w:proofErr w:type="spellStart"/>
       <w:r>
         <w:rPr>
           <w:rFonts w:ascii="Consolas" w:eastAsiaTheme="minorHAnsi" w:hAnsi="Consolas" w:cs="Consolas"/>
@@ -14399,7 +13280,6 @@
         </w:rPr>
         <w:t>connectionString</w:t>
       </w:r>
-      <w:proofErr w:type="spellEnd"/>
       <w:r>
         <w:rPr>
           <w:rFonts w:ascii="Calibri" w:eastAsia="Times New Roman" w:hAnsi="Calibri" w:cs="Calibri"/>
@@ -14440,15 +13320,7 @@
         <w:t xml:space="preserve">oth) </w:t>
       </w:r>
       <w:r>
-        <w:t xml:space="preserve">AD Sync - </w:t>
-      </w:r>
-      <w:proofErr w:type="spellStart"/>
-      <w:r>
-        <w:t>App.Config</w:t>
-      </w:r>
-      <w:proofErr w:type="spellEnd"/>
-      <w:r>
-        <w:t xml:space="preserve"> Customization</w:t>
+        <w:t>AD Sync - App.Config Customization</w:t>
       </w:r>
       <w:bookmarkEnd w:id="81"/>
     </w:p>
@@ -14461,7 +13333,6 @@
         </w:numPr>
         <w:spacing w:after="0"/>
       </w:pPr>
-      <w:proofErr w:type="spellStart"/>
       <w:r>
         <w:rPr>
           <w:rFonts w:ascii="Consolas" w:eastAsiaTheme="minorHAnsi" w:hAnsi="Consolas" w:cs="Consolas"/>
@@ -14471,7 +13342,6 @@
         </w:rPr>
         <w:t>connectionStrings</w:t>
       </w:r>
-      <w:proofErr w:type="spellEnd"/>
       <w:r>
         <w:rPr>
           <w:rFonts w:ascii="Calibri" w:eastAsia="Times New Roman" w:hAnsi="Calibri" w:cs="Calibri"/>
@@ -14488,7 +13358,6 @@
         </w:numPr>
         <w:spacing w:after="0"/>
       </w:pPr>
-      <w:proofErr w:type="spellStart"/>
       <w:r>
         <w:rPr>
           <w:rFonts w:ascii="Consolas" w:eastAsiaTheme="minorHAnsi" w:hAnsi="Consolas" w:cs="Consolas"/>
@@ -14498,7 +13367,6 @@
         </w:rPr>
         <w:t>genTracEntities</w:t>
       </w:r>
-      <w:proofErr w:type="spellEnd"/>
     </w:p>
     <w:p>
       <w:pPr>
@@ -14520,21 +13388,7 @@
         <w:rPr>
           <w:rFonts w:ascii="Calibri" w:eastAsia="Times New Roman" w:hAnsi="Calibri" w:cs="Calibri"/>
         </w:rPr>
-        <w:t xml:space="preserve">: PTM / </w:t>
-      </w:r>
-      <w:proofErr w:type="spellStart"/>
-      <w:r>
-        <w:rPr>
-          <w:rFonts w:ascii="Calibri" w:eastAsia="Times New Roman" w:hAnsi="Calibri" w:cs="Calibri"/>
-        </w:rPr>
-        <w:t>genTrac</w:t>
-      </w:r>
-      <w:proofErr w:type="spellEnd"/>
-      <w:r>
-        <w:rPr>
-          <w:rFonts w:ascii="Calibri" w:eastAsia="Times New Roman" w:hAnsi="Calibri" w:cs="Calibri"/>
-        </w:rPr>
-        <w:t xml:space="preserve"> database connection string</w:t>
+        <w:t>: PTM / genTrac database connection string</w:t>
       </w:r>
     </w:p>
     <w:p>
@@ -14587,45 +13441,20 @@
         </w:numPr>
         <w:spacing w:after="0"/>
       </w:pPr>
-      <w:proofErr w:type="spellStart"/>
-      <w:r>
-        <w:rPr>
-          <w:rFonts w:ascii="Consolas" w:eastAsiaTheme="minorHAnsi" w:hAnsi="Consolas" w:cs="Consolas"/>
-          <w:color w:val="0000FF"/>
-          <w:sz w:val="19"/>
-          <w:szCs w:val="19"/>
-        </w:rPr>
-        <w:t>GenBoeEntities</w:t>
-      </w:r>
-      <w:proofErr w:type="spellEnd"/>
-      <w:r>
-        <w:rPr>
-          <w:rFonts w:ascii="Consolas" w:eastAsiaTheme="minorHAnsi" w:hAnsi="Consolas" w:cs="Consolas"/>
-          <w:color w:val="0000FF"/>
-          <w:sz w:val="19"/>
-          <w:szCs w:val="19"/>
-        </w:rPr>
-        <w:t xml:space="preserve"> </w:t>
-      </w:r>
-      <w:r>
-        <w:rPr>
-          <w:rFonts w:ascii="Calibri" w:eastAsia="Times New Roman" w:hAnsi="Calibri" w:cs="Calibri"/>
-        </w:rPr>
-        <w:t xml:space="preserve">– </w:t>
-      </w:r>
-      <w:proofErr w:type="spellStart"/>
-      <w:r>
-        <w:rPr>
-          <w:rFonts w:ascii="Calibri" w:eastAsia="Times New Roman" w:hAnsi="Calibri" w:cs="Calibri"/>
-        </w:rPr>
-        <w:t>GenBOE</w:t>
-      </w:r>
-      <w:proofErr w:type="spellEnd"/>
-      <w:r>
-        <w:rPr>
-          <w:rFonts w:ascii="Calibri" w:eastAsia="Times New Roman" w:hAnsi="Calibri" w:cs="Calibri"/>
-        </w:rPr>
-        <w:t xml:space="preserve"> database connection string</w:t>
+      <w:r>
+        <w:rPr>
+          <w:rFonts w:ascii="Consolas" w:eastAsiaTheme="minorHAnsi" w:hAnsi="Consolas" w:cs="Consolas"/>
+          <w:color w:val="0000FF"/>
+          <w:sz w:val="19"/>
+          <w:szCs w:val="19"/>
+        </w:rPr>
+        <w:t xml:space="preserve">GenBoeEntities </w:t>
+      </w:r>
+      <w:r>
+        <w:rPr>
+          <w:rFonts w:ascii="Calibri" w:eastAsia="Times New Roman" w:hAnsi="Calibri" w:cs="Calibri"/>
+        </w:rPr>
+        <w:t>– GenBOE database connection string</w:t>
       </w:r>
     </w:p>
     <w:p>
@@ -14637,7 +13466,6 @@
         </w:numPr>
         <w:spacing w:after="0"/>
       </w:pPr>
-      <w:proofErr w:type="spellStart"/>
       <w:r>
         <w:rPr>
           <w:rFonts w:ascii="Consolas" w:eastAsiaTheme="minorHAnsi" w:hAnsi="Consolas" w:cs="Consolas"/>
@@ -14647,7 +13475,6 @@
         </w:rPr>
         <w:t>appSettings</w:t>
       </w:r>
-      <w:proofErr w:type="spellEnd"/>
       <w:r>
         <w:rPr>
           <w:rFonts w:ascii="Calibri" w:eastAsia="Times New Roman" w:hAnsi="Calibri" w:cs="Calibri"/>
@@ -14686,7 +13513,6 @@
           <w:rFonts w:ascii="Calibri" w:eastAsia="Times New Roman" w:hAnsi="Calibri" w:cs="Calibri"/>
         </w:rPr>
       </w:pPr>
-      <w:proofErr w:type="spellStart"/>
       <w:r>
         <w:rPr>
           <w:rFonts w:ascii="Consolas" w:eastAsiaTheme="minorHAnsi" w:hAnsi="Consolas" w:cs="Consolas"/>
@@ -14696,7 +13522,6 @@
         </w:rPr>
         <w:t>ActiveDirectoryPath</w:t>
       </w:r>
-      <w:proofErr w:type="spellEnd"/>
       <w:r>
         <w:t xml:space="preserve"> </w:t>
       </w:r>
@@ -14716,7 +13541,6 @@
         </w:numPr>
         <w:spacing w:after="0"/>
       </w:pPr>
-      <w:proofErr w:type="spellStart"/>
       <w:r>
         <w:rPr>
           <w:rFonts w:ascii="Consolas" w:eastAsiaTheme="minorHAnsi" w:hAnsi="Consolas" w:cs="Consolas"/>
@@ -14726,7 +13550,6 @@
         </w:rPr>
         <w:t>LMIProxy</w:t>
       </w:r>
-      <w:proofErr w:type="spellEnd"/>
       <w:r>
         <w:t xml:space="preserve"> – proxy server used to connect to the network</w:t>
       </w:r>
@@ -14740,7 +13563,6 @@
         </w:numPr>
         <w:spacing w:after="0"/>
       </w:pPr>
-      <w:proofErr w:type="spellStart"/>
       <w:r>
         <w:rPr>
           <w:rFonts w:ascii="Consolas" w:eastAsiaTheme="minorHAnsi" w:hAnsi="Consolas" w:cs="Consolas"/>
@@ -14750,7 +13572,6 @@
         </w:rPr>
         <w:t>CompanyConfiguration</w:t>
       </w:r>
-      <w:proofErr w:type="spellEnd"/>
     </w:p>
     <w:p>
       <w:pPr>
@@ -14778,7 +13599,6 @@
         </w:rPr>
         <w:t xml:space="preserve">: set to </w:t>
       </w:r>
-      <w:proofErr w:type="spellStart"/>
       <w:r>
         <w:rPr>
           <w:rFonts w:ascii="Consolas" w:eastAsiaTheme="minorHAnsi" w:hAnsi="Consolas" w:cs="Consolas"/>
@@ -14788,7 +13608,6 @@
         </w:rPr>
         <w:t>SpaceSystems</w:t>
       </w:r>
-      <w:proofErr w:type="spellEnd"/>
       <w:r>
         <w:rPr>
           <w:rFonts w:ascii="Calibri" w:eastAsia="Times New Roman" w:hAnsi="Calibri" w:cs="Calibri"/>
@@ -14845,7 +13664,6 @@
           <w:rFonts w:ascii="Calibri" w:eastAsia="Times New Roman" w:hAnsi="Calibri" w:cs="Calibri"/>
         </w:rPr>
       </w:pPr>
-      <w:proofErr w:type="spellStart"/>
       <w:r>
         <w:rPr>
           <w:rFonts w:ascii="Consolas" w:eastAsiaTheme="minorHAnsi" w:hAnsi="Consolas" w:cs="Consolas"/>
@@ -14855,7 +13673,6 @@
         </w:rPr>
         <w:t>PtmAuthGroups</w:t>
       </w:r>
-      <w:proofErr w:type="spellEnd"/>
     </w:p>
     <w:p>
       <w:pPr>
@@ -14948,7 +13765,6 @@
           <w:rFonts w:ascii="Calibri" w:eastAsia="Times New Roman" w:hAnsi="Calibri" w:cs="Calibri"/>
         </w:rPr>
       </w:pPr>
-      <w:proofErr w:type="spellStart"/>
       <w:r>
         <w:rPr>
           <w:rFonts w:ascii="Consolas" w:eastAsiaTheme="minorHAnsi" w:hAnsi="Consolas" w:cs="Consolas"/>
@@ -14958,7 +13774,6 @@
         </w:rPr>
         <w:t>system.web</w:t>
       </w:r>
-      <w:proofErr w:type="spellEnd"/>
       <w:r>
         <w:rPr>
           <w:rFonts w:ascii="Consolas" w:eastAsiaTheme="minorHAnsi" w:hAnsi="Consolas" w:cs="Consolas"/>
@@ -15045,7 +13860,6 @@
           <w:numId w:val="32"/>
         </w:numPr>
       </w:pPr>
-      <w:proofErr w:type="spellStart"/>
       <w:r>
         <w:rPr>
           <w:rFonts w:ascii="Consolas" w:eastAsiaTheme="minorHAnsi" w:hAnsi="Consolas" w:cs="Consolas"/>
@@ -15055,7 +13869,6 @@
         </w:rPr>
         <w:t>elmah</w:t>
       </w:r>
-      <w:proofErr w:type="spellEnd"/>
       <w:r>
         <w:t xml:space="preserve"> section</w:t>
       </w:r>
@@ -15080,7 +13893,6 @@
         </w:rPr>
         <w:t xml:space="preserve">in </w:t>
       </w:r>
-      <w:proofErr w:type="spellStart"/>
       <w:r>
         <w:rPr>
           <w:rFonts w:ascii="Consolas" w:eastAsiaTheme="minorHAnsi" w:hAnsi="Consolas" w:cs="Consolas"/>
@@ -15090,14 +13902,12 @@
         </w:rPr>
         <w:t>errorLog</w:t>
       </w:r>
-      <w:proofErr w:type="spellEnd"/>
       <w:r>
         <w:rPr>
           <w:rFonts w:ascii="Calibri" w:eastAsia="Times New Roman" w:hAnsi="Calibri" w:cs="Calibri"/>
         </w:rPr>
         <w:t xml:space="preserve"> setting,  update the </w:t>
       </w:r>
-      <w:proofErr w:type="spellStart"/>
       <w:r>
         <w:rPr>
           <w:rFonts w:ascii="Consolas" w:eastAsiaTheme="minorHAnsi" w:hAnsi="Consolas" w:cs="Consolas"/>
@@ -15107,7 +13917,6 @@
         </w:rPr>
         <w:t>connectionString</w:t>
       </w:r>
-      <w:proofErr w:type="spellEnd"/>
       <w:r>
         <w:rPr>
           <w:rFonts w:ascii="Calibri" w:eastAsia="Times New Roman" w:hAnsi="Calibri" w:cs="Calibri"/>
@@ -15165,15 +13974,7 @@
         <w:t xml:space="preserve">e) </w:t>
       </w:r>
       <w:r>
-        <w:t xml:space="preserve">PTM Emailer - </w:t>
-      </w:r>
-      <w:proofErr w:type="spellStart"/>
-      <w:r>
-        <w:t>App.Config</w:t>
-      </w:r>
-      <w:proofErr w:type="spellEnd"/>
-      <w:r>
-        <w:t xml:space="preserve"> Customization</w:t>
+        <w:t>PTM Emailer - App.Config Customization</w:t>
       </w:r>
       <w:bookmarkEnd w:id="82"/>
       <w:bookmarkEnd w:id="83"/>
@@ -15187,7 +13988,6 @@
         </w:numPr>
         <w:spacing w:after="0"/>
       </w:pPr>
-      <w:proofErr w:type="spellStart"/>
       <w:r>
         <w:rPr>
           <w:rFonts w:ascii="Consolas" w:eastAsiaTheme="minorHAnsi" w:hAnsi="Consolas" w:cs="Consolas"/>
@@ -15197,7 +13997,6 @@
         </w:rPr>
         <w:t>connectionStrings</w:t>
       </w:r>
-      <w:proofErr w:type="spellEnd"/>
       <w:r>
         <w:rPr>
           <w:rFonts w:ascii="Calibri" w:eastAsia="Times New Roman" w:hAnsi="Calibri" w:cs="Calibri"/>
@@ -15214,25 +14013,14 @@
         </w:numPr>
         <w:spacing w:after="0"/>
       </w:pPr>
-      <w:proofErr w:type="spellStart"/>
-      <w:r>
-        <w:rPr>
-          <w:rFonts w:ascii="Consolas" w:eastAsiaTheme="minorHAnsi" w:hAnsi="Consolas" w:cs="Consolas"/>
-          <w:color w:val="0000FF"/>
-          <w:sz w:val="19"/>
-          <w:szCs w:val="19"/>
-        </w:rPr>
-        <w:t>genTracEntities</w:t>
-      </w:r>
-      <w:proofErr w:type="spellEnd"/>
-      <w:r>
-        <w:rPr>
-          <w:rFonts w:ascii="Consolas" w:eastAsiaTheme="minorHAnsi" w:hAnsi="Consolas" w:cs="Consolas"/>
-          <w:color w:val="0000FF"/>
-          <w:sz w:val="19"/>
-          <w:szCs w:val="19"/>
-        </w:rPr>
-        <w:t xml:space="preserve"> </w:t>
+      <w:r>
+        <w:rPr>
+          <w:rFonts w:ascii="Consolas" w:eastAsiaTheme="minorHAnsi" w:hAnsi="Consolas" w:cs="Consolas"/>
+          <w:color w:val="0000FF"/>
+          <w:sz w:val="19"/>
+          <w:szCs w:val="19"/>
+        </w:rPr>
+        <w:t xml:space="preserve">genTracEntities </w:t>
       </w:r>
       <w:r>
         <w:rPr>
@@ -15250,7 +14038,6 @@
         </w:numPr>
         <w:spacing w:after="0"/>
       </w:pPr>
-      <w:proofErr w:type="spellStart"/>
       <w:r>
         <w:rPr>
           <w:rFonts w:ascii="Consolas" w:eastAsiaTheme="minorHAnsi" w:hAnsi="Consolas" w:cs="Consolas"/>
@@ -15260,7 +14047,6 @@
         </w:rPr>
         <w:t>appSettings</w:t>
       </w:r>
-      <w:proofErr w:type="spellEnd"/>
       <w:r>
         <w:rPr>
           <w:rFonts w:ascii="Calibri" w:eastAsia="Times New Roman" w:hAnsi="Calibri" w:cs="Calibri"/>
@@ -15280,7 +14066,6 @@
           <w:rFonts w:ascii="Calibri" w:eastAsia="Times New Roman" w:hAnsi="Calibri" w:cs="Calibri"/>
         </w:rPr>
       </w:pPr>
-      <w:proofErr w:type="spellStart"/>
       <w:r>
         <w:rPr>
           <w:rFonts w:ascii="Consolas" w:eastAsiaTheme="minorHAnsi" w:hAnsi="Consolas" w:cs="Consolas"/>
@@ -15290,7 +14075,6 @@
         </w:rPr>
         <w:t>EmailServer</w:t>
       </w:r>
-      <w:proofErr w:type="spellEnd"/>
       <w:r>
         <w:t xml:space="preserve"> </w:t>
       </w:r>
@@ -15313,7 +14097,6 @@
           <w:rFonts w:ascii="Calibri" w:eastAsia="Times New Roman" w:hAnsi="Calibri" w:cs="Calibri"/>
         </w:rPr>
       </w:pPr>
-      <w:proofErr w:type="spellStart"/>
       <w:r>
         <w:rPr>
           <w:rFonts w:ascii="Consolas" w:eastAsiaTheme="minorHAnsi" w:hAnsi="Consolas" w:cs="Consolas"/>
@@ -15323,7 +14106,6 @@
         </w:rPr>
         <w:t>ServerURL</w:t>
       </w:r>
-      <w:proofErr w:type="spellEnd"/>
       <w:r>
         <w:rPr>
           <w:rFonts w:eastAsiaTheme="minorHAnsi" w:cs="Consolas"/>
@@ -15344,7 +14126,6 @@
         </w:numPr>
         <w:spacing w:after="0"/>
       </w:pPr>
-      <w:proofErr w:type="spellStart"/>
       <w:r>
         <w:rPr>
           <w:rFonts w:ascii="Consolas" w:eastAsiaTheme="minorHAnsi" w:hAnsi="Consolas" w:cs="Consolas"/>
@@ -15354,7 +14135,6 @@
         </w:rPr>
         <w:t>HelpdeskEmailAddress</w:t>
       </w:r>
-      <w:proofErr w:type="spellEnd"/>
       <w:r>
         <w:t xml:space="preserve"> – email displayed to the users to contact for help</w:t>
       </w:r>
@@ -15367,7 +14147,6 @@
           <w:numId w:val="25"/>
         </w:numPr>
       </w:pPr>
-      <w:proofErr w:type="spellStart"/>
       <w:r>
         <w:rPr>
           <w:rFonts w:ascii="Consolas" w:eastAsiaTheme="minorHAnsi" w:hAnsi="Consolas" w:cs="Consolas"/>
@@ -15377,7 +14156,6 @@
         </w:rPr>
         <w:t>elmah</w:t>
       </w:r>
-      <w:proofErr w:type="spellEnd"/>
       <w:r>
         <w:t xml:space="preserve"> section</w:t>
       </w:r>
@@ -15397,7 +14175,6 @@
         </w:rPr>
         <w:t xml:space="preserve">in </w:t>
       </w:r>
-      <w:proofErr w:type="spellStart"/>
       <w:r>
         <w:rPr>
           <w:rFonts w:ascii="Consolas" w:eastAsiaTheme="minorHAnsi" w:hAnsi="Consolas" w:cs="Consolas"/>
@@ -15407,14 +14184,12 @@
         </w:rPr>
         <w:t>errorLog</w:t>
       </w:r>
-      <w:proofErr w:type="spellEnd"/>
       <w:r>
         <w:rPr>
           <w:rFonts w:ascii="Calibri" w:eastAsia="Times New Roman" w:hAnsi="Calibri" w:cs="Calibri"/>
         </w:rPr>
         <w:t xml:space="preserve"> setting,  update the </w:t>
       </w:r>
-      <w:proofErr w:type="spellStart"/>
       <w:r>
         <w:rPr>
           <w:rFonts w:ascii="Consolas" w:eastAsiaTheme="minorHAnsi" w:hAnsi="Consolas" w:cs="Consolas"/>
@@ -15424,7 +14199,6 @@
         </w:rPr>
         <w:t>connectionString</w:t>
       </w:r>
-      <w:proofErr w:type="spellEnd"/>
       <w:r>
         <w:rPr>
           <w:rFonts w:ascii="Calibri" w:eastAsia="Times New Roman" w:hAnsi="Calibri" w:cs="Calibri"/>
@@ -15466,15 +14240,7 @@
         <w:t xml:space="preserve">e) </w:t>
       </w:r>
       <w:r>
-        <w:t xml:space="preserve">RDM Data Replication - </w:t>
-      </w:r>
-      <w:proofErr w:type="spellStart"/>
-      <w:r>
-        <w:t>App.Config</w:t>
-      </w:r>
-      <w:proofErr w:type="spellEnd"/>
-      <w:r>
-        <w:t xml:space="preserve"> Customization</w:t>
+        <w:t>RDM Data Replication - App.Config Customization</w:t>
       </w:r>
       <w:bookmarkEnd w:id="84"/>
       <w:bookmarkEnd w:id="85"/>
@@ -15488,7 +14254,6 @@
         </w:numPr>
         <w:spacing w:after="0"/>
       </w:pPr>
-      <w:proofErr w:type="spellStart"/>
       <w:r>
         <w:rPr>
           <w:rFonts w:ascii="Consolas" w:eastAsiaTheme="minorHAnsi" w:hAnsi="Consolas" w:cs="Consolas"/>
@@ -15498,7 +14263,6 @@
         </w:rPr>
         <w:t>connectionStrings</w:t>
       </w:r>
-      <w:proofErr w:type="spellEnd"/>
       <w:r>
         <w:rPr>
           <w:rFonts w:ascii="Calibri" w:eastAsia="Times New Roman" w:hAnsi="Calibri" w:cs="Calibri"/>
@@ -15515,25 +14279,14 @@
         </w:numPr>
         <w:spacing w:after="0"/>
       </w:pPr>
-      <w:proofErr w:type="spellStart"/>
-      <w:r>
-        <w:rPr>
-          <w:rFonts w:ascii="Consolas" w:eastAsiaTheme="minorHAnsi" w:hAnsi="Consolas" w:cs="Consolas"/>
-          <w:color w:val="0000FF"/>
-          <w:sz w:val="19"/>
-          <w:szCs w:val="19"/>
-        </w:rPr>
-        <w:t>IESEntities</w:t>
-      </w:r>
-      <w:proofErr w:type="spellEnd"/>
-      <w:r>
-        <w:rPr>
-          <w:rFonts w:ascii="Consolas" w:eastAsiaTheme="minorHAnsi" w:hAnsi="Consolas" w:cs="Consolas"/>
-          <w:color w:val="0000FF"/>
-          <w:sz w:val="19"/>
-          <w:szCs w:val="19"/>
-        </w:rPr>
-        <w:t xml:space="preserve"> </w:t>
+      <w:r>
+        <w:rPr>
+          <w:rFonts w:ascii="Consolas" w:eastAsiaTheme="minorHAnsi" w:hAnsi="Consolas" w:cs="Consolas"/>
+          <w:color w:val="0000FF"/>
+          <w:sz w:val="19"/>
+          <w:szCs w:val="19"/>
+        </w:rPr>
+        <w:t xml:space="preserve">IESEntities </w:t>
       </w:r>
       <w:r>
         <w:rPr>
@@ -15551,7 +14304,6 @@
         </w:numPr>
         <w:spacing w:after="0"/>
       </w:pPr>
-      <w:proofErr w:type="spellStart"/>
       <w:r>
         <w:rPr>
           <w:rFonts w:ascii="Consolas" w:eastAsiaTheme="minorHAnsi" w:hAnsi="Consolas" w:cs="Consolas"/>
@@ -15561,7 +14313,6 @@
         </w:rPr>
         <w:t>appSettings</w:t>
       </w:r>
-      <w:proofErr w:type="spellEnd"/>
       <w:r>
         <w:rPr>
           <w:rFonts w:ascii="Calibri" w:eastAsia="Times New Roman" w:hAnsi="Calibri" w:cs="Calibri"/>
@@ -15581,7 +14332,6 @@
           <w:rFonts w:ascii="Calibri" w:eastAsia="Times New Roman" w:hAnsi="Calibri" w:cs="Calibri"/>
         </w:rPr>
       </w:pPr>
-      <w:proofErr w:type="spellStart"/>
       <w:r>
         <w:rPr>
           <w:rFonts w:ascii="Consolas" w:eastAsiaTheme="minorHAnsi" w:hAnsi="Consolas" w:cs="Consolas"/>
@@ -15591,7 +14341,6 @@
         </w:rPr>
         <w:t>EmailServer</w:t>
       </w:r>
-      <w:proofErr w:type="spellEnd"/>
       <w:r>
         <w:t xml:space="preserve"> </w:t>
       </w:r>
@@ -15614,25 +14363,14 @@
           <w:rFonts w:ascii="Calibri" w:eastAsia="Times New Roman" w:hAnsi="Calibri" w:cs="Calibri"/>
         </w:rPr>
       </w:pPr>
-      <w:proofErr w:type="spellStart"/>
-      <w:r>
-        <w:rPr>
-          <w:rFonts w:ascii="Consolas" w:eastAsiaTheme="minorHAnsi" w:hAnsi="Consolas" w:cs="Consolas"/>
-          <w:color w:val="0000FF"/>
-          <w:sz w:val="19"/>
-          <w:szCs w:val="19"/>
-        </w:rPr>
-        <w:t>EmailDistributionList</w:t>
-      </w:r>
-      <w:proofErr w:type="spellEnd"/>
-      <w:r>
-        <w:rPr>
-          <w:rFonts w:ascii="Consolas" w:eastAsiaTheme="minorHAnsi" w:hAnsi="Consolas" w:cs="Consolas"/>
-          <w:color w:val="0000FF"/>
-          <w:sz w:val="19"/>
-          <w:szCs w:val="19"/>
-        </w:rPr>
-        <w:t xml:space="preserve"> </w:t>
+      <w:r>
+        <w:rPr>
+          <w:rFonts w:ascii="Consolas" w:eastAsiaTheme="minorHAnsi" w:hAnsi="Consolas" w:cs="Consolas"/>
+          <w:color w:val="0000FF"/>
+          <w:sz w:val="19"/>
+          <w:szCs w:val="19"/>
+        </w:rPr>
+        <w:t xml:space="preserve">EmailDistributionList </w:t>
       </w:r>
       <w:r>
         <w:rPr>
@@ -15650,7 +14388,6 @@
         </w:numPr>
         <w:spacing w:after="0"/>
       </w:pPr>
-      <w:proofErr w:type="spellStart"/>
       <w:r>
         <w:rPr>
           <w:rFonts w:ascii="Consolas" w:eastAsiaTheme="minorHAnsi" w:hAnsi="Consolas" w:cs="Consolas"/>
@@ -15660,7 +14397,6 @@
         </w:rPr>
         <w:t>HelpdeskEmailAddress</w:t>
       </w:r>
-      <w:proofErr w:type="spellEnd"/>
       <w:r>
         <w:t xml:space="preserve"> – email displayed to the users to contact for help</w:t>
       </w:r>
@@ -15674,7 +14410,6 @@
         </w:numPr>
         <w:spacing w:after="0"/>
       </w:pPr>
-      <w:proofErr w:type="spellStart"/>
       <w:r>
         <w:rPr>
           <w:rFonts w:ascii="Consolas" w:eastAsiaTheme="minorHAnsi" w:hAnsi="Consolas" w:cs="Consolas"/>
@@ -15684,7 +14419,6 @@
         </w:rPr>
         <w:t>RdmSearchFolder</w:t>
       </w:r>
-      <w:proofErr w:type="spellEnd"/>
       <w:r>
         <w:t xml:space="preserve"> – the account has to have full access to this folder; the folder has to exist ahead of time; this is where the security will place files once they are moved from unclassified location; </w:t>
       </w:r>
@@ -15698,7 +14432,6 @@
         </w:numPr>
         <w:spacing w:after="0"/>
       </w:pPr>
-      <w:proofErr w:type="spellStart"/>
       <w:r>
         <w:rPr>
           <w:rFonts w:ascii="Consolas" w:eastAsiaTheme="minorHAnsi" w:hAnsi="Consolas" w:cs="Consolas"/>
@@ -15708,7 +14441,6 @@
         </w:rPr>
         <w:t>RdmArchiveFolder</w:t>
       </w:r>
-      <w:proofErr w:type="spellEnd"/>
       <w:r>
         <w:t xml:space="preserve"> – the account has to have full access to this folder; the folder has to exist ahead of time; suggested location would be an “Archive” folder in the folder above</w:t>
       </w:r>
@@ -15725,36 +14457,17 @@
           <w:sz w:val="20"/>
         </w:rPr>
       </w:pPr>
-      <w:proofErr w:type="spellStart"/>
-      <w:r>
-        <w:rPr>
-          <w:rFonts w:ascii="Consolas" w:eastAsiaTheme="minorHAnsi" w:hAnsi="Consolas" w:cs="Consolas"/>
-          <w:color w:val="0000FF"/>
-          <w:sz w:val="19"/>
-          <w:szCs w:val="19"/>
-        </w:rPr>
-        <w:t>RdmClearRevisionCacheUrl</w:t>
-      </w:r>
-      <w:proofErr w:type="spellEnd"/>
-      <w:r>
-        <w:rPr>
-          <w:rFonts w:ascii="Consolas" w:eastAsiaTheme="minorHAnsi" w:hAnsi="Consolas" w:cs="Consolas"/>
-          <w:color w:val="0000FF"/>
-          <w:sz w:val="19"/>
-          <w:szCs w:val="19"/>
-        </w:rPr>
-        <w:t xml:space="preserve"> </w:t>
-      </w:r>
-      <w:r>
-        <w:t xml:space="preserve">– URL of the RDM application, pointing to a specific view; pattern of what it needs to be set to (where </w:t>
-      </w:r>
-      <w:proofErr w:type="spellStart"/>
-      <w:r>
-        <w:t>RdmURL</w:t>
-      </w:r>
-      <w:proofErr w:type="spellEnd"/>
-      <w:r>
-        <w:t xml:space="preserve"> represents the URL of the application) is : </w:t>
+      <w:r>
+        <w:rPr>
+          <w:rFonts w:ascii="Consolas" w:eastAsiaTheme="minorHAnsi" w:hAnsi="Consolas" w:cs="Consolas"/>
+          <w:color w:val="0000FF"/>
+          <w:sz w:val="19"/>
+          <w:szCs w:val="19"/>
+        </w:rPr>
+        <w:t xml:space="preserve">RdmClearRevisionCacheUrl </w:t>
+      </w:r>
+      <w:r>
+        <w:t xml:space="preserve">– URL of the RDM application, pointing to a specific view; pattern of what it needs to be set to (where RdmURL represents the URL of the application) is : </w:t>
       </w:r>
       <w:r>
         <w:rPr>
@@ -15764,7 +14477,6 @@
         </w:rPr>
         <w:t>http(s)://</w:t>
       </w:r>
-      <w:proofErr w:type="spellStart"/>
       <w:r>
         <w:rPr>
           <w:rFonts w:ascii="Consolas" w:hAnsi="Consolas"/>
@@ -15773,25 +14485,14 @@
         </w:rPr>
         <w:t>RdmURL</w:t>
       </w:r>
-      <w:proofErr w:type="spellEnd"/>
       <w:r>
         <w:rPr>
           <w:rFonts w:ascii="Consolas" w:hAnsi="Consolas"/>
           <w:color w:val="984806" w:themeColor="accent6" w:themeShade="80"/>
           <w:sz w:val="18"/>
         </w:rPr>
-        <w:t>/Admin/</w:t>
-      </w:r>
-      <w:proofErr w:type="spellStart"/>
-      <w:r>
-        <w:rPr>
-          <w:rFonts w:ascii="Consolas" w:hAnsi="Consolas"/>
-          <w:color w:val="984806" w:themeColor="accent6" w:themeShade="80"/>
-          <w:sz w:val="18"/>
-        </w:rPr>
-        <w:t>ClearRevisionCache</w:t>
-      </w:r>
-      <w:proofErr w:type="spellEnd"/>
+        <w:t>/Admin/ClearRevisionCache</w:t>
+      </w:r>
       <w:r>
         <w:rPr>
           <w:sz w:val="20"/>
@@ -15817,7 +14518,6 @@
           <w:numId w:val="26"/>
         </w:numPr>
       </w:pPr>
-      <w:proofErr w:type="spellStart"/>
       <w:r>
         <w:rPr>
           <w:rFonts w:ascii="Consolas" w:eastAsiaTheme="minorHAnsi" w:hAnsi="Consolas" w:cs="Consolas"/>
@@ -15827,7 +14527,6 @@
         </w:rPr>
         <w:t>elmah</w:t>
       </w:r>
-      <w:proofErr w:type="spellEnd"/>
       <w:r>
         <w:t xml:space="preserve"> section</w:t>
       </w:r>
@@ -15847,7 +14546,6 @@
         </w:rPr>
         <w:t xml:space="preserve">in </w:t>
       </w:r>
-      <w:proofErr w:type="spellStart"/>
       <w:r>
         <w:rPr>
           <w:rFonts w:ascii="Consolas" w:eastAsiaTheme="minorHAnsi" w:hAnsi="Consolas" w:cs="Consolas"/>
@@ -15857,14 +14555,12 @@
         </w:rPr>
         <w:t>errorLog</w:t>
       </w:r>
-      <w:proofErr w:type="spellEnd"/>
       <w:r>
         <w:rPr>
           <w:rFonts w:ascii="Calibri" w:eastAsia="Times New Roman" w:hAnsi="Calibri" w:cs="Calibri"/>
         </w:rPr>
         <w:t xml:space="preserve"> setting,  update the </w:t>
       </w:r>
-      <w:proofErr w:type="spellStart"/>
       <w:r>
         <w:rPr>
           <w:rFonts w:ascii="Consolas" w:eastAsiaTheme="minorHAnsi" w:hAnsi="Consolas" w:cs="Consolas"/>
@@ -15874,7 +14570,6 @@
         </w:rPr>
         <w:t>connectionString</w:t>
       </w:r>
-      <w:proofErr w:type="spellEnd"/>
       <w:r>
         <w:rPr>
           <w:rFonts w:ascii="Calibri" w:eastAsia="Times New Roman" w:hAnsi="Calibri" w:cs="Calibri"/>
@@ -15909,7 +14604,7 @@
 </file>
 
 <file path=word/comments.xml><?xml version="1.0" encoding="utf-8"?>
-<w:comments xmlns:wpc="http://schemas.microsoft.com/office/word/2010/wordprocessingCanvas" xmlns:cx="http://schemas.microsoft.com/office/drawing/2014/chartex" xmlns:cx1="http://schemas.microsoft.com/office/drawing/2015/9/8/chartex" xmlns:cx2="http://schemas.microsoft.com/office/drawing/2015/10/21/chartex" xmlns:cx3="http://schemas.microsoft.com/office/drawing/2016/5/9/chartex" xmlns:cx4="http://schemas.microsoft.com/office/drawing/2016/5/10/chartex" xmlns:cx5="http://schemas.microsoft.com/office/drawing/2016/5/11/chartex" xmlns:cx6="http://schemas.microsoft.com/office/drawing/2016/5/12/chartex" xmlns:cx7="http://schemas.microsoft.com/office/drawing/2016/5/13/chartex" xmlns:cx8="http://schemas.microsoft.com/office/drawing/2016/5/14/chartex" xmlns:mc="http://schemas.openxmlformats.org/markup-compatibility/2006" xmlns:aink="http://schemas.microsoft.com/office/drawing/2016/ink" xmlns:am3d="http://schemas.microsoft.com/office/drawing/2017/model3d" xmlns:o="urn:schemas-microsoft-com:office:office" xmlns:r="http://schemas.openxmlformats.org/officeDocument/2006/relationships" xmlns:m="http://schemas.openxmlformats.org/officeDocument/2006/math" xmlns:v="urn:schemas-microsoft-com:vml" xmlns:wp14="http://schemas.microsoft.com/office/word/2010/wordprocessingDrawing" xmlns:wp="http://schemas.openxmlformats.org/drawingml/2006/wordprocessingDrawing" xmlns:w10="urn:schemas-microsoft-com:office:word" xmlns:w="http://schemas.openxmlformats.org/wordprocessingml/2006/main" xmlns:w14="http://schemas.microsoft.com/office/word/2010/wordml" xmlns:w15="http://schemas.microsoft.com/office/word/2012/wordml" xmlns:w16cex="http://schemas.microsoft.com/office/word/2018/wordml/cex" xmlns:w16cid="http://schemas.microsoft.com/office/word/2016/wordml/cid" xmlns:w16="http://schemas.microsoft.com/office/word/2018/wordml" xmlns:w16sdtdh="http://schemas.microsoft.com/office/word/2020/wordml/sdtdatahash" xmlns:w16se="http://schemas.microsoft.com/office/word/2015/wordml/symex" xmlns:wpg="http://schemas.microsoft.com/office/word/2010/wordprocessingGroup" xmlns:wpi="http://schemas.microsoft.com/office/word/2010/wordprocessingInk" xmlns:wne="http://schemas.microsoft.com/office/word/2006/wordml" xmlns:wps="http://schemas.microsoft.com/office/word/2010/wordprocessingShape" mc:Ignorable="w14 w15 w16se w16cid w16 w16cex w16sdtdh wp14">
+<w:comments xmlns:wpc="http://schemas.microsoft.com/office/word/2010/wordprocessingCanvas" xmlns:cx="http://schemas.microsoft.com/office/drawing/2014/chartex" xmlns:cx1="http://schemas.microsoft.com/office/drawing/2015/9/8/chartex" xmlns:cx2="http://schemas.microsoft.com/office/drawing/2015/10/21/chartex" xmlns:cx3="http://schemas.microsoft.com/office/drawing/2016/5/9/chartex" xmlns:cx4="http://schemas.microsoft.com/office/drawing/2016/5/10/chartex" xmlns:cx5="http://schemas.microsoft.com/office/drawing/2016/5/11/chartex" xmlns:cx6="http://schemas.microsoft.com/office/drawing/2016/5/12/chartex" xmlns:cx7="http://schemas.microsoft.com/office/drawing/2016/5/13/chartex" xmlns:cx8="http://schemas.microsoft.com/office/drawing/2016/5/14/chartex" xmlns:mc="http://schemas.openxmlformats.org/markup-compatibility/2006" xmlns:aink="http://schemas.microsoft.com/office/drawing/2016/ink" xmlns:am3d="http://schemas.microsoft.com/office/drawing/2017/model3d" xmlns:o="urn:schemas-microsoft-com:office:office" xmlns:oel="http://schemas.microsoft.com/office/2019/extlst" xmlns:r="http://schemas.openxmlformats.org/officeDocument/2006/relationships" xmlns:m="http://schemas.openxmlformats.org/officeDocument/2006/math" xmlns:v="urn:schemas-microsoft-com:vml" xmlns:wp14="http://schemas.microsoft.com/office/word/2010/wordprocessingDrawing" xmlns:wp="http://schemas.openxmlformats.org/drawingml/2006/wordprocessingDrawing" xmlns:w10="urn:schemas-microsoft-com:office:word" xmlns:w="http://schemas.openxmlformats.org/wordprocessingml/2006/main" xmlns:w14="http://schemas.microsoft.com/office/word/2010/wordml" xmlns:w15="http://schemas.microsoft.com/office/word/2012/wordml" xmlns:w16cex="http://schemas.microsoft.com/office/word/2018/wordml/cex" xmlns:w16cid="http://schemas.microsoft.com/office/word/2016/wordml/cid" xmlns:w16="http://schemas.microsoft.com/office/word/2018/wordml" xmlns:w16sdtdh="http://schemas.microsoft.com/office/word/2020/wordml/sdtdatahash" xmlns:w16se="http://schemas.microsoft.com/office/word/2015/wordml/symex" xmlns:wpg="http://schemas.microsoft.com/office/word/2010/wordprocessingGroup" xmlns:wpi="http://schemas.microsoft.com/office/word/2010/wordprocessingInk" xmlns:wne="http://schemas.microsoft.com/office/word/2006/wordml" xmlns:wps="http://schemas.microsoft.com/office/word/2010/wordprocessingShape" mc:Ignorable="w14 w15 w16se w16cid w16 w16cex w16sdtdh wp14">
   <w:comment w:id="66" w:author="Palider, Dusan (US)" w:date="2022-07-13T14:40:00Z" w:initials="DP">
     <w:p>
       <w:pPr>
@@ -16015,7 +14710,7 @@
 </file>
 
 <file path=word/commentsExtended.xml><?xml version="1.0" encoding="utf-8"?>
-<w15:commentsEx xmlns:wpc="http://schemas.microsoft.com/office/word/2010/wordprocessingCanvas" xmlns:cx="http://schemas.microsoft.com/office/drawing/2014/chartex" xmlns:cx1="http://schemas.microsoft.com/office/drawing/2015/9/8/chartex" xmlns:cx2="http://schemas.microsoft.com/office/drawing/2015/10/21/chartex" xmlns:cx3="http://schemas.microsoft.com/office/drawing/2016/5/9/chartex" xmlns:cx4="http://schemas.microsoft.com/office/drawing/2016/5/10/chartex" xmlns:cx5="http://schemas.microsoft.com/office/drawing/2016/5/11/chartex" xmlns:cx6="http://schemas.microsoft.com/office/drawing/2016/5/12/chartex" xmlns:cx7="http://schemas.microsoft.com/office/drawing/2016/5/13/chartex" xmlns:cx8="http://schemas.microsoft.com/office/drawing/2016/5/14/chartex" xmlns:mc="http://schemas.openxmlformats.org/markup-compatibility/2006" xmlns:aink="http://schemas.microsoft.com/office/drawing/2016/ink" xmlns:am3d="http://schemas.microsoft.com/office/drawing/2017/model3d" xmlns:o="urn:schemas-microsoft-com:office:office" xmlns:r="http://schemas.openxmlformats.org/officeDocument/2006/relationships" xmlns:m="http://schemas.openxmlformats.org/officeDocument/2006/math" xmlns:v="urn:schemas-microsoft-com:vml" xmlns:wp14="http://schemas.microsoft.com/office/word/2010/wordprocessingDrawing" xmlns:wp="http://schemas.openxmlformats.org/drawingml/2006/wordprocessingDrawing" xmlns:w10="urn:schemas-microsoft-com:office:word" xmlns:w="http://schemas.openxmlformats.org/wordprocessingml/2006/main" xmlns:w14="http://schemas.microsoft.com/office/word/2010/wordml" xmlns:w15="http://schemas.microsoft.com/office/word/2012/wordml" xmlns:w16cex="http://schemas.microsoft.com/office/word/2018/wordml/cex" xmlns:w16cid="http://schemas.microsoft.com/office/word/2016/wordml/cid" xmlns:w16="http://schemas.microsoft.com/office/word/2018/wordml" xmlns:w16sdtdh="http://schemas.microsoft.com/office/word/2020/wordml/sdtdatahash" xmlns:w16se="http://schemas.microsoft.com/office/word/2015/wordml/symex" xmlns:wpg="http://schemas.microsoft.com/office/word/2010/wordprocessingGroup" xmlns:wpi="http://schemas.microsoft.com/office/word/2010/wordprocessingInk" xmlns:wne="http://schemas.microsoft.com/office/word/2006/wordml" xmlns:wps="http://schemas.microsoft.com/office/word/2010/wordprocessingShape" mc:Ignorable="w14 w15 w16se w16cid w16 w16cex w16sdtdh wp14">
+<w15:commentsEx xmlns:wpc="http://schemas.microsoft.com/office/word/2010/wordprocessingCanvas" xmlns:cx="http://schemas.microsoft.com/office/drawing/2014/chartex" xmlns:cx1="http://schemas.microsoft.com/office/drawing/2015/9/8/chartex" xmlns:cx2="http://schemas.microsoft.com/office/drawing/2015/10/21/chartex" xmlns:cx3="http://schemas.microsoft.com/office/drawing/2016/5/9/chartex" xmlns:cx4="http://schemas.microsoft.com/office/drawing/2016/5/10/chartex" xmlns:cx5="http://schemas.microsoft.com/office/drawing/2016/5/11/chartex" xmlns:cx6="http://schemas.microsoft.com/office/drawing/2016/5/12/chartex" xmlns:cx7="http://schemas.microsoft.com/office/drawing/2016/5/13/chartex" xmlns:cx8="http://schemas.microsoft.com/office/drawing/2016/5/14/chartex" xmlns:mc="http://schemas.openxmlformats.org/markup-compatibility/2006" xmlns:aink="http://schemas.microsoft.com/office/drawing/2016/ink" xmlns:am3d="http://schemas.microsoft.com/office/drawing/2017/model3d" xmlns:o="urn:schemas-microsoft-com:office:office" xmlns:oel="http://schemas.microsoft.com/office/2019/extlst" xmlns:r="http://schemas.openxmlformats.org/officeDocument/2006/relationships" xmlns:m="http://schemas.openxmlformats.org/officeDocument/2006/math" xmlns:v="urn:schemas-microsoft-com:vml" xmlns:wp14="http://schemas.microsoft.com/office/word/2010/wordprocessingDrawing" xmlns:wp="http://schemas.openxmlformats.org/drawingml/2006/wordprocessingDrawing" xmlns:w10="urn:schemas-microsoft-com:office:word" xmlns:w="http://schemas.openxmlformats.org/wordprocessingml/2006/main" xmlns:w14="http://schemas.microsoft.com/office/word/2010/wordml" xmlns:w15="http://schemas.microsoft.com/office/word/2012/wordml" xmlns:w16cex="http://schemas.microsoft.com/office/word/2018/wordml/cex" xmlns:w16cid="http://schemas.microsoft.com/office/word/2016/wordml/cid" xmlns:w16="http://schemas.microsoft.com/office/word/2018/wordml" xmlns:w16sdtdh="http://schemas.microsoft.com/office/word/2020/wordml/sdtdatahash" xmlns:w16se="http://schemas.microsoft.com/office/word/2015/wordml/symex" xmlns:wpg="http://schemas.microsoft.com/office/word/2010/wordprocessingGroup" xmlns:wpi="http://schemas.microsoft.com/office/word/2010/wordprocessingInk" xmlns:wne="http://schemas.microsoft.com/office/word/2006/wordml" xmlns:wps="http://schemas.microsoft.com/office/word/2010/wordprocessingShape" mc:Ignorable="w14 w15 w16se w16cid w16 w16cex w16sdtdh wp14">
   <w15:commentEx w15:paraId="55E9CE1F" w15:done="0"/>
   <w15:commentEx w15:paraId="6EDF56BB" w15:done="0"/>
   <w15:commentEx w15:paraId="5A1B6823" w15:done="0"/>
@@ -16025,7 +14720,7 @@
 </file>
 
 <file path=word/commentsExtensible.xml><?xml version="1.0" encoding="utf-8"?>
-<w16cex:commentsExtensible xmlns:wpc="http://schemas.microsoft.com/office/word/2010/wordprocessingCanvas" xmlns:cx="http://schemas.microsoft.com/office/drawing/2014/chartex" xmlns:cx1="http://schemas.microsoft.com/office/drawing/2015/9/8/chartex" xmlns:cx2="http://schemas.microsoft.com/office/drawing/2015/10/21/chartex" xmlns:cx3="http://schemas.microsoft.com/office/drawing/2016/5/9/chartex" xmlns:cx4="http://schemas.microsoft.com/office/drawing/2016/5/10/chartex" xmlns:cx5="http://schemas.microsoft.com/office/drawing/2016/5/11/chartex" xmlns:cx6="http://schemas.microsoft.com/office/drawing/2016/5/12/chartex" xmlns:cx7="http://schemas.microsoft.com/office/drawing/2016/5/13/chartex" xmlns:cx8="http://schemas.microsoft.com/office/drawing/2016/5/14/chartex" xmlns:mc="http://schemas.openxmlformats.org/markup-compatibility/2006" xmlns:aink="http://schemas.microsoft.com/office/drawing/2016/ink" xmlns:am3d="http://schemas.microsoft.com/office/drawing/2017/model3d" xmlns:o="urn:schemas-microsoft-com:office:office" xmlns:r="http://schemas.openxmlformats.org/officeDocument/2006/relationships" xmlns:m="http://schemas.openxmlformats.org/officeDocument/2006/math" xmlns:v="urn:schemas-microsoft-com:vml" xmlns:wp14="http://schemas.microsoft.com/office/word/2010/wordprocessingDrawing" xmlns:wp="http://schemas.openxmlformats.org/drawingml/2006/wordprocessingDrawing" xmlns:w10="urn:schemas-microsoft-com:office:word" xmlns:w="http://schemas.openxmlformats.org/wordprocessingml/2006/main" xmlns:w14="http://schemas.microsoft.com/office/word/2010/wordml" xmlns:w15="http://schemas.microsoft.com/office/word/2012/wordml" xmlns:w16cex="http://schemas.microsoft.com/office/word/2018/wordml/cex" xmlns:w16cid="http://schemas.microsoft.com/office/word/2016/wordml/cid" xmlns:w16="http://schemas.microsoft.com/office/word/2018/wordml" xmlns:w16sdtdh="http://schemas.microsoft.com/office/word/2020/wordml/sdtdatahash" xmlns:w16se="http://schemas.microsoft.com/office/word/2015/wordml/symex" xmlns:wpg="http://schemas.microsoft.com/office/word/2010/wordprocessingGroup" xmlns:wpi="http://schemas.microsoft.com/office/word/2010/wordprocessingInk" xmlns:wne="http://schemas.microsoft.com/office/word/2006/wordml" xmlns:wps="http://schemas.microsoft.com/office/word/2010/wordprocessingShape" mc:Ignorable="w14 w15 w16se w16cid w16 w16cex w16sdtdh wp14">
+<w16cex:commentsExtensible xmlns:wpc="http://schemas.microsoft.com/office/word/2010/wordprocessingCanvas" xmlns:cx="http://schemas.microsoft.com/office/drawing/2014/chartex" xmlns:cx1="http://schemas.microsoft.com/office/drawing/2015/9/8/chartex" xmlns:cx2="http://schemas.microsoft.com/office/drawing/2015/10/21/chartex" xmlns:cx3="http://schemas.microsoft.com/office/drawing/2016/5/9/chartex" xmlns:cx4="http://schemas.microsoft.com/office/drawing/2016/5/10/chartex" xmlns:cx5="http://schemas.microsoft.com/office/drawing/2016/5/11/chartex" xmlns:cx6="http://schemas.microsoft.com/office/drawing/2016/5/12/chartex" xmlns:cx7="http://schemas.microsoft.com/office/drawing/2016/5/13/chartex" xmlns:cx8="http://schemas.microsoft.com/office/drawing/2016/5/14/chartex" xmlns:mc="http://schemas.openxmlformats.org/markup-compatibility/2006" xmlns:aink="http://schemas.microsoft.com/office/drawing/2016/ink" xmlns:am3d="http://schemas.microsoft.com/office/drawing/2017/model3d" xmlns:o="urn:schemas-microsoft-com:office:office" xmlns:oel="http://schemas.microsoft.com/office/2019/extlst" xmlns:r="http://schemas.openxmlformats.org/officeDocument/2006/relationships" xmlns:m="http://schemas.openxmlformats.org/officeDocument/2006/math" xmlns:v="urn:schemas-microsoft-com:vml" xmlns:wp14="http://schemas.microsoft.com/office/word/2010/wordprocessingDrawing" xmlns:wp="http://schemas.openxmlformats.org/drawingml/2006/wordprocessingDrawing" xmlns:w10="urn:schemas-microsoft-com:office:word" xmlns:w="http://schemas.openxmlformats.org/wordprocessingml/2006/main" xmlns:w14="http://schemas.microsoft.com/office/word/2010/wordml" xmlns:w15="http://schemas.microsoft.com/office/word/2012/wordml" xmlns:w16cex="http://schemas.microsoft.com/office/word/2018/wordml/cex" xmlns:w16cid="http://schemas.microsoft.com/office/word/2016/wordml/cid" xmlns:w16="http://schemas.microsoft.com/office/word/2018/wordml" xmlns:w16sdtdh="http://schemas.microsoft.com/office/word/2020/wordml/sdtdatahash" xmlns:w16se="http://schemas.microsoft.com/office/word/2015/wordml/symex" xmlns:wpg="http://schemas.microsoft.com/office/word/2010/wordprocessingGroup" xmlns:wpi="http://schemas.microsoft.com/office/word/2010/wordprocessingInk" xmlns:wne="http://schemas.microsoft.com/office/word/2006/wordml" xmlns:wps="http://schemas.microsoft.com/office/word/2010/wordprocessingShape" mc:Ignorable="w14 w15 w16se w16cid w16 w16cex w16sdtdh wp14">
   <w16cex:commentExtensible w16cex:durableId="267957C1" w16cex:dateUtc="2022-07-13T18:40:00Z"/>
   <w16cex:commentExtensible w16cex:durableId="267957B0" w16cex:dateUtc="2022-07-13T18:39:00Z"/>
   <w16cex:commentExtensible w16cex:durableId="2679579F" w16cex:dateUtc="2022-07-13T18:39:00Z"/>
@@ -16035,7 +14730,7 @@
 </file>
 
 <file path=word/commentsIds.xml><?xml version="1.0" encoding="utf-8"?>
-<w16cid:commentsIds xmlns:wpc="http://schemas.microsoft.com/office/word/2010/wordprocessingCanvas" xmlns:cx="http://schemas.microsoft.com/office/drawing/2014/chartex" xmlns:cx1="http://schemas.microsoft.com/office/drawing/2015/9/8/chartex" xmlns:cx2="http://schemas.microsoft.com/office/drawing/2015/10/21/chartex" xmlns:cx3="http://schemas.microsoft.com/office/drawing/2016/5/9/chartex" xmlns:cx4="http://schemas.microsoft.com/office/drawing/2016/5/10/chartex" xmlns:cx5="http://schemas.microsoft.com/office/drawing/2016/5/11/chartex" xmlns:cx6="http://schemas.microsoft.com/office/drawing/2016/5/12/chartex" xmlns:cx7="http://schemas.microsoft.com/office/drawing/2016/5/13/chartex" xmlns:cx8="http://schemas.microsoft.com/office/drawing/2016/5/14/chartex" xmlns:mc="http://schemas.openxmlformats.org/markup-compatibility/2006" xmlns:aink="http://schemas.microsoft.com/office/drawing/2016/ink" xmlns:am3d="http://schemas.microsoft.com/office/drawing/2017/model3d" xmlns:o="urn:schemas-microsoft-com:office:office" xmlns:r="http://schemas.openxmlformats.org/officeDocument/2006/relationships" xmlns:m="http://schemas.openxmlformats.org/officeDocument/2006/math" xmlns:v="urn:schemas-microsoft-com:vml" xmlns:wp14="http://schemas.microsoft.com/office/word/2010/wordprocessingDrawing" xmlns:wp="http://schemas.openxmlformats.org/drawingml/2006/wordprocessingDrawing" xmlns:w10="urn:schemas-microsoft-com:office:word" xmlns:w="http://schemas.openxmlformats.org/wordprocessingml/2006/main" xmlns:w14="http://schemas.microsoft.com/office/word/2010/wordml" xmlns:w15="http://schemas.microsoft.com/office/word/2012/wordml" xmlns:w16cex="http://schemas.microsoft.com/office/word/2018/wordml/cex" xmlns:w16cid="http://schemas.microsoft.com/office/word/2016/wordml/cid" xmlns:w16="http://schemas.microsoft.com/office/word/2018/wordml" xmlns:w16sdtdh="http://schemas.microsoft.com/office/word/2020/wordml/sdtdatahash" xmlns:w16se="http://schemas.microsoft.com/office/word/2015/wordml/symex" xmlns:wpg="http://schemas.microsoft.com/office/word/2010/wordprocessingGroup" xmlns:wpi="http://schemas.microsoft.com/office/word/2010/wordprocessingInk" xmlns:wne="http://schemas.microsoft.com/office/word/2006/wordml" xmlns:wps="http://schemas.microsoft.com/office/word/2010/wordprocessingShape" mc:Ignorable="w14 w15 w16se w16cid w16 w16cex w16sdtdh wp14">
+<w16cid:commentsIds xmlns:wpc="http://schemas.microsoft.com/office/word/2010/wordprocessingCanvas" xmlns:cx="http://schemas.microsoft.com/office/drawing/2014/chartex" xmlns:cx1="http://schemas.microsoft.com/office/drawing/2015/9/8/chartex" xmlns:cx2="http://schemas.microsoft.com/office/drawing/2015/10/21/chartex" xmlns:cx3="http://schemas.microsoft.com/office/drawing/2016/5/9/chartex" xmlns:cx4="http://schemas.microsoft.com/office/drawing/2016/5/10/chartex" xmlns:cx5="http://schemas.microsoft.com/office/drawing/2016/5/11/chartex" xmlns:cx6="http://schemas.microsoft.com/office/drawing/2016/5/12/chartex" xmlns:cx7="http://schemas.microsoft.com/office/drawing/2016/5/13/chartex" xmlns:cx8="http://schemas.microsoft.com/office/drawing/2016/5/14/chartex" xmlns:mc="http://schemas.openxmlformats.org/markup-compatibility/2006" xmlns:aink="http://schemas.microsoft.com/office/drawing/2016/ink" xmlns:am3d="http://schemas.microsoft.com/office/drawing/2017/model3d" xmlns:o="urn:schemas-microsoft-com:office:office" xmlns:oel="http://schemas.microsoft.com/office/2019/extlst" xmlns:r="http://schemas.openxmlformats.org/officeDocument/2006/relationships" xmlns:m="http://schemas.openxmlformats.org/officeDocument/2006/math" xmlns:v="urn:schemas-microsoft-com:vml" xmlns:wp14="http://schemas.microsoft.com/office/word/2010/wordprocessingDrawing" xmlns:wp="http://schemas.openxmlformats.org/drawingml/2006/wordprocessingDrawing" xmlns:w10="urn:schemas-microsoft-com:office:word" xmlns:w="http://schemas.openxmlformats.org/wordprocessingml/2006/main" xmlns:w14="http://schemas.microsoft.com/office/word/2010/wordml" xmlns:w15="http://schemas.microsoft.com/office/word/2012/wordml" xmlns:w16cex="http://schemas.microsoft.com/office/word/2018/wordml/cex" xmlns:w16cid="http://schemas.microsoft.com/office/word/2016/wordml/cid" xmlns:w16="http://schemas.microsoft.com/office/word/2018/wordml" xmlns:w16sdtdh="http://schemas.microsoft.com/office/word/2020/wordml/sdtdatahash" xmlns:w16se="http://schemas.microsoft.com/office/word/2015/wordml/symex" xmlns:wpg="http://schemas.microsoft.com/office/word/2010/wordprocessingGroup" xmlns:wpi="http://schemas.microsoft.com/office/word/2010/wordprocessingInk" xmlns:wne="http://schemas.microsoft.com/office/word/2006/wordml" xmlns:wps="http://schemas.microsoft.com/office/word/2010/wordprocessingShape" mc:Ignorable="w14 w15 w16se w16cid w16 w16cex w16sdtdh wp14">
   <w16cid:commentId w16cid:paraId="55E9CE1F" w16cid:durableId="267957C1"/>
   <w16cid:commentId w16cid:paraId="6EDF56BB" w16cid:durableId="267957B0"/>
   <w16cid:commentId w16cid:paraId="5A1B6823" w16cid:durableId="2679579F"/>
@@ -16045,7 +14740,7 @@
 </file>
 
 <file path=word/endnotes.xml><?xml version="1.0" encoding="utf-8"?>
-<w:endnotes xmlns:wpc="http://schemas.microsoft.com/office/word/2010/wordprocessingCanvas" xmlns:cx="http://schemas.microsoft.com/office/drawing/2014/chartex" xmlns:cx1="http://schemas.microsoft.com/office/drawing/2015/9/8/chartex" xmlns:cx2="http://schemas.microsoft.com/office/drawing/2015/10/21/chartex" xmlns:cx3="http://schemas.microsoft.com/office/drawing/2016/5/9/chartex" xmlns:cx4="http://schemas.microsoft.com/office/drawing/2016/5/10/chartex" xmlns:cx5="http://schemas.microsoft.com/office/drawing/2016/5/11/chartex" xmlns:cx6="http://schemas.microsoft.com/office/drawing/2016/5/12/chartex" xmlns:cx7="http://schemas.microsoft.com/office/drawing/2016/5/13/chartex" xmlns:cx8="http://schemas.microsoft.com/office/drawing/2016/5/14/chartex" xmlns:mc="http://schemas.openxmlformats.org/markup-compatibility/2006" xmlns:aink="http://schemas.microsoft.com/office/drawing/2016/ink" xmlns:am3d="http://schemas.microsoft.com/office/drawing/2017/model3d" xmlns:o="urn:schemas-microsoft-com:office:office" xmlns:r="http://schemas.openxmlformats.org/officeDocument/2006/relationships" xmlns:m="http://schemas.openxmlformats.org/officeDocument/2006/math" xmlns:v="urn:schemas-microsoft-com:vml" xmlns:wp14="http://schemas.microsoft.com/office/word/2010/wordprocessingDrawing" xmlns:wp="http://schemas.openxmlformats.org/drawingml/2006/wordprocessingDrawing" xmlns:w10="urn:schemas-microsoft-com:office:word" xmlns:w="http://schemas.openxmlformats.org/wordprocessingml/2006/main" xmlns:w14="http://schemas.microsoft.com/office/word/2010/wordml" xmlns:w15="http://schemas.microsoft.com/office/word/2012/wordml" xmlns:w16cex="http://schemas.microsoft.com/office/word/2018/wordml/cex" xmlns:w16cid="http://schemas.microsoft.com/office/word/2016/wordml/cid" xmlns:w16="http://schemas.microsoft.com/office/word/2018/wordml" xmlns:w16sdtdh="http://schemas.microsoft.com/office/word/2020/wordml/sdtdatahash" xmlns:w16se="http://schemas.microsoft.com/office/word/2015/wordml/symex" xmlns:wpg="http://schemas.microsoft.com/office/word/2010/wordprocessingGroup" xmlns:wpi="http://schemas.microsoft.com/office/word/2010/wordprocessingInk" xmlns:wne="http://schemas.microsoft.com/office/word/2006/wordml" xmlns:wps="http://schemas.microsoft.com/office/word/2010/wordprocessingShape" mc:Ignorable="w14 w15 w16se w16cid w16 w16cex w16sdtdh wp14">
+<w:endnotes xmlns:wpc="http://schemas.microsoft.com/office/word/2010/wordprocessingCanvas" xmlns:cx="http://schemas.microsoft.com/office/drawing/2014/chartex" xmlns:cx1="http://schemas.microsoft.com/office/drawing/2015/9/8/chartex" xmlns:cx2="http://schemas.microsoft.com/office/drawing/2015/10/21/chartex" xmlns:cx3="http://schemas.microsoft.com/office/drawing/2016/5/9/chartex" xmlns:cx4="http://schemas.microsoft.com/office/drawing/2016/5/10/chartex" xmlns:cx5="http://schemas.microsoft.com/office/drawing/2016/5/11/chartex" xmlns:cx6="http://schemas.microsoft.com/office/drawing/2016/5/12/chartex" xmlns:cx7="http://schemas.microsoft.com/office/drawing/2016/5/13/chartex" xmlns:cx8="http://schemas.microsoft.com/office/drawing/2016/5/14/chartex" xmlns:mc="http://schemas.openxmlformats.org/markup-compatibility/2006" xmlns:aink="http://schemas.microsoft.com/office/drawing/2016/ink" xmlns:am3d="http://schemas.microsoft.com/office/drawing/2017/model3d" xmlns:o="urn:schemas-microsoft-com:office:office" xmlns:oel="http://schemas.microsoft.com/office/2019/extlst" xmlns:r="http://schemas.openxmlformats.org/officeDocument/2006/relationships" xmlns:m="http://schemas.openxmlformats.org/officeDocument/2006/math" xmlns:v="urn:schemas-microsoft-com:vml" xmlns:wp14="http://schemas.microsoft.com/office/word/2010/wordprocessingDrawing" xmlns:wp="http://schemas.openxmlformats.org/drawingml/2006/wordprocessingDrawing" xmlns:w10="urn:schemas-microsoft-com:office:word" xmlns:w="http://schemas.openxmlformats.org/wordprocessingml/2006/main" xmlns:w14="http://schemas.microsoft.com/office/word/2010/wordml" xmlns:w15="http://schemas.microsoft.com/office/word/2012/wordml" xmlns:w16cex="http://schemas.microsoft.com/office/word/2018/wordml/cex" xmlns:w16cid="http://schemas.microsoft.com/office/word/2016/wordml/cid" xmlns:w16="http://schemas.microsoft.com/office/word/2018/wordml" xmlns:w16sdtdh="http://schemas.microsoft.com/office/word/2020/wordml/sdtdatahash" xmlns:w16se="http://schemas.microsoft.com/office/word/2015/wordml/symex" xmlns:wpg="http://schemas.microsoft.com/office/word/2010/wordprocessingGroup" xmlns:wpi="http://schemas.microsoft.com/office/word/2010/wordprocessingInk" xmlns:wne="http://schemas.microsoft.com/office/word/2006/wordml" xmlns:wps="http://schemas.microsoft.com/office/word/2010/wordprocessingShape" mc:Ignorable="w14 w15 w16se w16cid w16 w16cex w16sdtdh wp14">
   <w:endnote w:type="separator" w:id="-1">
     <w:p>
       <w:pPr>
@@ -16070,12 +14765,131 @@
 </file>
 
 <file path=word/footer1.xml><?xml version="1.0" encoding="utf-8"?>
-<w:ftr xmlns:wpc="http://schemas.microsoft.com/office/word/2010/wordprocessingCanvas" xmlns:cx="http://schemas.microsoft.com/office/drawing/2014/chartex" xmlns:cx1="http://schemas.microsoft.com/office/drawing/2015/9/8/chartex" xmlns:cx2="http://schemas.microsoft.com/office/drawing/2015/10/21/chartex" xmlns:cx3="http://schemas.microsoft.com/office/drawing/2016/5/9/chartex" xmlns:cx4="http://schemas.microsoft.com/office/drawing/2016/5/10/chartex" xmlns:cx5="http://schemas.microsoft.com/office/drawing/2016/5/11/chartex" xmlns:cx6="http://schemas.microsoft.com/office/drawing/2016/5/12/chartex" xmlns:cx7="http://schemas.microsoft.com/office/drawing/2016/5/13/chartex" xmlns:cx8="http://schemas.microsoft.com/office/drawing/2016/5/14/chartex" xmlns:mc="http://schemas.openxmlformats.org/markup-compatibility/2006" xmlns:aink="http://schemas.microsoft.com/office/drawing/2016/ink" xmlns:am3d="http://schemas.microsoft.com/office/drawing/2017/model3d" xmlns:o="urn:schemas-microsoft-com:office:office" xmlns:r="http://schemas.openxmlformats.org/officeDocument/2006/relationships" xmlns:m="http://schemas.openxmlformats.org/officeDocument/2006/math" xmlns:v="urn:schemas-microsoft-com:vml" xmlns:wp14="http://schemas.microsoft.com/office/word/2010/wordprocessingDrawing" xmlns:wp="http://schemas.openxmlformats.org/drawingml/2006/wordprocessingDrawing" xmlns:w10="urn:schemas-microsoft-com:office:word" xmlns:w="http://schemas.openxmlformats.org/wordprocessingml/2006/main" xmlns:w14="http://schemas.microsoft.com/office/word/2010/wordml" xmlns:w15="http://schemas.microsoft.com/office/word/2012/wordml" xmlns:w16cex="http://schemas.microsoft.com/office/word/2018/wordml/cex" xmlns:w16cid="http://schemas.microsoft.com/office/word/2016/wordml/cid" xmlns:w16="http://schemas.microsoft.com/office/word/2018/wordml" xmlns:w16sdtdh="http://schemas.microsoft.com/office/word/2020/wordml/sdtdatahash" xmlns:w16se="http://schemas.microsoft.com/office/word/2015/wordml/symex" xmlns:wpg="http://schemas.microsoft.com/office/word/2010/wordprocessingGroup" xmlns:wpi="http://schemas.microsoft.com/office/word/2010/wordprocessingInk" xmlns:wne="http://schemas.microsoft.com/office/word/2006/wordml" xmlns:wps="http://schemas.microsoft.com/office/word/2010/wordprocessingShape" mc:Ignorable="w14 w15 w16se w16cid w16 w16cex w16sdtdh wp14">
+<w:ftr xmlns:wpc="http://schemas.microsoft.com/office/word/2010/wordprocessingCanvas" xmlns:cx="http://schemas.microsoft.com/office/drawing/2014/chartex" xmlns:cx1="http://schemas.microsoft.com/office/drawing/2015/9/8/chartex" xmlns:cx2="http://schemas.microsoft.com/office/drawing/2015/10/21/chartex" xmlns:cx3="http://schemas.microsoft.com/office/drawing/2016/5/9/chartex" xmlns:cx4="http://schemas.microsoft.com/office/drawing/2016/5/10/chartex" xmlns:cx5="http://schemas.microsoft.com/office/drawing/2016/5/11/chartex" xmlns:cx6="http://schemas.microsoft.com/office/drawing/2016/5/12/chartex" xmlns:cx7="http://schemas.microsoft.com/office/drawing/2016/5/13/chartex" xmlns:cx8="http://schemas.microsoft.com/office/drawing/2016/5/14/chartex" xmlns:mc="http://schemas.openxmlformats.org/markup-compatibility/2006" xmlns:aink="http://schemas.microsoft.com/office/drawing/2016/ink" xmlns:am3d="http://schemas.microsoft.com/office/drawing/2017/model3d" xmlns:o="urn:schemas-microsoft-com:office:office" xmlns:oel="http://schemas.microsoft.com/office/2019/extlst" xmlns:r="http://schemas.openxmlformats.org/officeDocument/2006/relationships" xmlns:m="http://schemas.openxmlformats.org/officeDocument/2006/math" xmlns:v="urn:schemas-microsoft-com:vml" xmlns:wp14="http://schemas.microsoft.com/office/word/2010/wordprocessingDrawing" xmlns:wp="http://schemas.openxmlformats.org/drawingml/2006/wordprocessingDrawing" xmlns:w10="urn:schemas-microsoft-com:office:word" xmlns:w="http://schemas.openxmlformats.org/wordprocessingml/2006/main" xmlns:w14="http://schemas.microsoft.com/office/word/2010/wordml" xmlns:w15="http://schemas.microsoft.com/office/word/2012/wordml" xmlns:w16cex="http://schemas.microsoft.com/office/word/2018/wordml/cex" xmlns:w16cid="http://schemas.microsoft.com/office/word/2016/wordml/cid" xmlns:w16="http://schemas.microsoft.com/office/word/2018/wordml" xmlns:w16sdtdh="http://schemas.microsoft.com/office/word/2020/wordml/sdtdatahash" xmlns:w16se="http://schemas.microsoft.com/office/word/2015/wordml/symex" xmlns:wpg="http://schemas.microsoft.com/office/word/2010/wordprocessingGroup" xmlns:wpi="http://schemas.microsoft.com/office/word/2010/wordprocessingInk" xmlns:wne="http://schemas.microsoft.com/office/word/2006/wordml" xmlns:wps="http://schemas.microsoft.com/office/word/2010/wordprocessingShape" mc:Ignorable="w14 w15 w16se w16cid w16 w16cex w16sdtdh wp14">
   <w:p>
     <w:pPr>
       <w:pStyle w:val="Footer"/>
       <w:jc w:val="center"/>
     </w:pPr>
+    <w:r>
+      <w:rPr>
+        <w:noProof/>
+      </w:rPr>
+      <mc:AlternateContent>
+        <mc:Choice Requires="wps">
+          <w:drawing>
+            <wp:anchor distT="0" distB="0" distL="0" distR="0" simplePos="0" relativeHeight="251662336" behindDoc="0" locked="0" layoutInCell="1" allowOverlap="1" wp14:anchorId="07D8E866" wp14:editId="70CC4162">
+              <wp:simplePos x="635" y="635"/>
+              <wp:positionH relativeFrom="column">
+                <wp:align>center</wp:align>
+              </wp:positionH>
+              <wp:positionV relativeFrom="paragraph">
+                <wp:posOffset>635</wp:posOffset>
+              </wp:positionV>
+              <wp:extent cx="443865" cy="443865"/>
+              <wp:effectExtent l="0" t="0" r="1905" b="18415"/>
+              <wp:wrapSquare wrapText="bothSides"/>
+              <wp:docPr id="5" name="Text Box 5" descr="Lockheed Martin Proprietary Information">
+                <a:extLst xmlns:a="http://schemas.openxmlformats.org/drawingml/2006/main">
+                  <a:ext uri="{5AE41FA2-C0FF-4470-9BD4-5FADCA87CBE2}">
+                    <aclsh:classification xmlns:aclsh="http://schemas.microsoft.com/office/drawing/2020/classificationShape" classificationOutcomeType="ftr"/>
+                  </a:ext>
+                </a:extLst>
+              </wp:docPr>
+              <wp:cNvGraphicFramePr/>
+              <a:graphic xmlns:a="http://schemas.openxmlformats.org/drawingml/2006/main">
+                <a:graphicData uri="http://schemas.microsoft.com/office/word/2010/wordprocessingShape">
+                  <wps:wsp>
+                    <wps:cNvSpPr txBox="1"/>
+                    <wps:spPr>
+                      <a:xfrm>
+                        <a:off x="0" y="0"/>
+                        <a:ext cx="443865" cy="443865"/>
+                      </a:xfrm>
+                      <a:prstGeom prst="rect">
+                        <a:avLst/>
+                      </a:prstGeom>
+                      <a:noFill/>
+                      <a:ln>
+                        <a:noFill/>
+                      </a:ln>
+                    </wps:spPr>
+                    <wps:txbx>
+                      <w:txbxContent>
+                        <w:p>
+                          <w:pPr>
+                            <w:rPr>
+                              <w:rFonts w:ascii="Calibri" w:eastAsia="Calibri" w:hAnsi="Calibri" w:cs="Calibri"/>
+                              <w:noProof/>
+                              <w:color w:val="000000"/>
+                              <w:sz w:val="20"/>
+                              <w:szCs w:val="20"/>
+                            </w:rPr>
+                          </w:pPr>
+                          <w:r>
+                            <w:rPr>
+                              <w:rFonts w:ascii="Calibri" w:eastAsia="Calibri" w:hAnsi="Calibri" w:cs="Calibri"/>
+                              <w:noProof/>
+                              <w:color w:val="000000"/>
+                              <w:sz w:val="20"/>
+                              <w:szCs w:val="20"/>
+                            </w:rPr>
+                            <w:t>Lockheed Martin Proprietary Information</w:t>
+                          </w:r>
+                        </w:p>
+                      </w:txbxContent>
+                    </wps:txbx>
+                    <wps:bodyPr rot="0" spcFirstLastPara="0" vertOverflow="overflow" horzOverflow="overflow" vert="horz" wrap="none" lIns="0" tIns="0" rIns="0" bIns="0" numCol="1" spcCol="0" rtlCol="0" fromWordArt="0" anchor="t" anchorCtr="0" forceAA="0" compatLnSpc="1">
+                      <a:prstTxWarp prst="textNoShape">
+                        <a:avLst/>
+                      </a:prstTxWarp>
+                      <a:spAutoFit/>
+                    </wps:bodyPr>
+                  </wps:wsp>
+                </a:graphicData>
+              </a:graphic>
+            </wp:anchor>
+          </w:drawing>
+        </mc:Choice>
+        <mc:Fallback>
+          <w:pict>
+            <v:shapetype w14:anchorId="07D8E866" id="_x0000_t202" coordsize="21600,21600" o:spt="202" path="m,l,21600r21600,l21600,xe">
+              <v:stroke joinstyle="miter"/>
+              <v:path gradientshapeok="t" o:connecttype="rect"/>
+            </v:shapetype>
+            <v:shape id="Text Box 5" o:spid="_x0000_s1028" type="#_x0000_t202" alt="Lockheed Martin Proprietary Information" style="position:absolute;left:0;text-align:left;margin-left:0;margin-top:.05pt;width:34.95pt;height:34.95pt;z-index:251662336;visibility:visible;mso-wrap-style:none;mso-wrap-distance-left:0;mso-wrap-distance-top:0;mso-wrap-distance-right:0;mso-wrap-distance-bottom:0;mso-position-horizontal:center;mso-position-horizontal-relative:text;mso-position-vertical:absolute;mso-position-vertical-relative:text;v-text-anchor:top" o:gfxdata="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" filled="f" stroked="f">
+              <v:fill o:detectmouseclick="t"/>
+              <v:textbox style="mso-fit-shape-to-text:t" inset="0,0,0,0">
+                <w:txbxContent>
+                  <w:p>
+                    <w:pPr>
+                      <w:rPr>
+                        <w:rFonts w:ascii="Calibri" w:eastAsia="Calibri" w:hAnsi="Calibri" w:cs="Calibri"/>
+                        <w:noProof/>
+                        <w:color w:val="000000"/>
+                        <w:sz w:val="20"/>
+                        <w:szCs w:val="20"/>
+                      </w:rPr>
+                    </w:pPr>
+                    <w:r>
+                      <w:rPr>
+                        <w:rFonts w:ascii="Calibri" w:eastAsia="Calibri" w:hAnsi="Calibri" w:cs="Calibri"/>
+                        <w:noProof/>
+                        <w:color w:val="000000"/>
+                        <w:sz w:val="20"/>
+                        <w:szCs w:val="20"/>
+                      </w:rPr>
+                      <w:t>Lockheed Martin Proprietary Information</w:t>
+                    </w:r>
+                  </w:p>
+                </w:txbxContent>
+              </v:textbox>
+              <w10:wrap type="square"/>
+            </v:shape>
+          </w:pict>
+        </mc:Fallback>
+      </mc:AlternateContent>
+    </w:r>
     <w:r>
       <w:t>Lockheed Martin Proprietary Information</w:t>
     </w:r>
@@ -16089,12 +14903,131 @@
 </file>
 
 <file path=word/footer2.xml><?xml version="1.0" encoding="utf-8"?>
-<w:ftr xmlns:wpc="http://schemas.microsoft.com/office/word/2010/wordprocessingCanvas" xmlns:cx="http://schemas.microsoft.com/office/drawing/2014/chartex" xmlns:cx1="http://schemas.microsoft.com/office/drawing/2015/9/8/chartex" xmlns:cx2="http://schemas.microsoft.com/office/drawing/2015/10/21/chartex" xmlns:cx3="http://schemas.microsoft.com/office/drawing/2016/5/9/chartex" xmlns:cx4="http://schemas.microsoft.com/office/drawing/2016/5/10/chartex" xmlns:cx5="http://schemas.microsoft.com/office/drawing/2016/5/11/chartex" xmlns:cx6="http://schemas.microsoft.com/office/drawing/2016/5/12/chartex" xmlns:cx7="http://schemas.microsoft.com/office/drawing/2016/5/13/chartex" xmlns:cx8="http://schemas.microsoft.com/office/drawing/2016/5/14/chartex" xmlns:mc="http://schemas.openxmlformats.org/markup-compatibility/2006" xmlns:aink="http://schemas.microsoft.com/office/drawing/2016/ink" xmlns:am3d="http://schemas.microsoft.com/office/drawing/2017/model3d" xmlns:o="urn:schemas-microsoft-com:office:office" xmlns:r="http://schemas.openxmlformats.org/officeDocument/2006/relationships" xmlns:m="http://schemas.openxmlformats.org/officeDocument/2006/math" xmlns:v="urn:schemas-microsoft-com:vml" xmlns:wp14="http://schemas.microsoft.com/office/word/2010/wordprocessingDrawing" xmlns:wp="http://schemas.openxmlformats.org/drawingml/2006/wordprocessingDrawing" xmlns:w10="urn:schemas-microsoft-com:office:word" xmlns:w="http://schemas.openxmlformats.org/wordprocessingml/2006/main" xmlns:w14="http://schemas.microsoft.com/office/word/2010/wordml" xmlns:w15="http://schemas.microsoft.com/office/word/2012/wordml" xmlns:w16cex="http://schemas.microsoft.com/office/word/2018/wordml/cex" xmlns:w16cid="http://schemas.microsoft.com/office/word/2016/wordml/cid" xmlns:w16="http://schemas.microsoft.com/office/word/2018/wordml" xmlns:w16sdtdh="http://schemas.microsoft.com/office/word/2020/wordml/sdtdatahash" xmlns:w16se="http://schemas.microsoft.com/office/word/2015/wordml/symex" xmlns:wpg="http://schemas.microsoft.com/office/word/2010/wordprocessingGroup" xmlns:wpi="http://schemas.microsoft.com/office/word/2010/wordprocessingInk" xmlns:wne="http://schemas.microsoft.com/office/word/2006/wordml" xmlns:wps="http://schemas.microsoft.com/office/word/2010/wordprocessingShape" mc:Ignorable="w14 w15 w16se w16cid w16 w16cex w16sdtdh wp14">
+<w:ftr xmlns:wpc="http://schemas.microsoft.com/office/word/2010/wordprocessingCanvas" xmlns:cx="http://schemas.microsoft.com/office/drawing/2014/chartex" xmlns:cx1="http://schemas.microsoft.com/office/drawing/2015/9/8/chartex" xmlns:cx2="http://schemas.microsoft.com/office/drawing/2015/10/21/chartex" xmlns:cx3="http://schemas.microsoft.com/office/drawing/2016/5/9/chartex" xmlns:cx4="http://schemas.microsoft.com/office/drawing/2016/5/10/chartex" xmlns:cx5="http://schemas.microsoft.com/office/drawing/2016/5/11/chartex" xmlns:cx6="http://schemas.microsoft.com/office/drawing/2016/5/12/chartex" xmlns:cx7="http://schemas.microsoft.com/office/drawing/2016/5/13/chartex" xmlns:cx8="http://schemas.microsoft.com/office/drawing/2016/5/14/chartex" xmlns:mc="http://schemas.openxmlformats.org/markup-compatibility/2006" xmlns:aink="http://schemas.microsoft.com/office/drawing/2016/ink" xmlns:am3d="http://schemas.microsoft.com/office/drawing/2017/model3d" xmlns:o="urn:schemas-microsoft-com:office:office" xmlns:oel="http://schemas.microsoft.com/office/2019/extlst" xmlns:r="http://schemas.openxmlformats.org/officeDocument/2006/relationships" xmlns:m="http://schemas.openxmlformats.org/officeDocument/2006/math" xmlns:v="urn:schemas-microsoft-com:vml" xmlns:wp14="http://schemas.microsoft.com/office/word/2010/wordprocessingDrawing" xmlns:wp="http://schemas.openxmlformats.org/drawingml/2006/wordprocessingDrawing" xmlns:w10="urn:schemas-microsoft-com:office:word" xmlns:w="http://schemas.openxmlformats.org/wordprocessingml/2006/main" xmlns:w14="http://schemas.microsoft.com/office/word/2010/wordml" xmlns:w15="http://schemas.microsoft.com/office/word/2012/wordml" xmlns:w16cex="http://schemas.microsoft.com/office/word/2018/wordml/cex" xmlns:w16cid="http://schemas.microsoft.com/office/word/2016/wordml/cid" xmlns:w16="http://schemas.microsoft.com/office/word/2018/wordml" xmlns:w16sdtdh="http://schemas.microsoft.com/office/word/2020/wordml/sdtdatahash" xmlns:w16se="http://schemas.microsoft.com/office/word/2015/wordml/symex" xmlns:wpg="http://schemas.microsoft.com/office/word/2010/wordprocessingGroup" xmlns:wpi="http://schemas.microsoft.com/office/word/2010/wordprocessingInk" xmlns:wne="http://schemas.microsoft.com/office/word/2006/wordml" xmlns:wps="http://schemas.microsoft.com/office/word/2010/wordprocessingShape" mc:Ignorable="w14 w15 w16se w16cid w16 w16cex w16sdtdh wp14">
   <w:p>
     <w:pPr>
       <w:pStyle w:val="Footer"/>
       <w:jc w:val="center"/>
     </w:pPr>
+    <w:r>
+      <w:rPr>
+        <w:noProof/>
+      </w:rPr>
+      <mc:AlternateContent>
+        <mc:Choice Requires="wps">
+          <w:drawing>
+            <wp:anchor distT="0" distB="0" distL="0" distR="0" simplePos="0" relativeHeight="251663360" behindDoc="0" locked="0" layoutInCell="1" allowOverlap="1" wp14:anchorId="04ACC993" wp14:editId="296E9CDB">
+              <wp:simplePos x="914400" y="9093200"/>
+              <wp:positionH relativeFrom="column">
+                <wp:align>center</wp:align>
+              </wp:positionH>
+              <wp:positionV relativeFrom="paragraph">
+                <wp:posOffset>635</wp:posOffset>
+              </wp:positionV>
+              <wp:extent cx="443865" cy="443865"/>
+              <wp:effectExtent l="0" t="0" r="1905" b="18415"/>
+              <wp:wrapSquare wrapText="bothSides"/>
+              <wp:docPr id="6" name="Text Box 6" descr="Lockheed Martin Proprietary Information">
+                <a:extLst xmlns:a="http://schemas.openxmlformats.org/drawingml/2006/main">
+                  <a:ext uri="{5AE41FA2-C0FF-4470-9BD4-5FADCA87CBE2}">
+                    <aclsh:classification xmlns:aclsh="http://schemas.microsoft.com/office/drawing/2020/classificationShape" classificationOutcomeType="ftr"/>
+                  </a:ext>
+                </a:extLst>
+              </wp:docPr>
+              <wp:cNvGraphicFramePr/>
+              <a:graphic xmlns:a="http://schemas.openxmlformats.org/drawingml/2006/main">
+                <a:graphicData uri="http://schemas.microsoft.com/office/word/2010/wordprocessingShape">
+                  <wps:wsp>
+                    <wps:cNvSpPr txBox="1"/>
+                    <wps:spPr>
+                      <a:xfrm>
+                        <a:off x="0" y="0"/>
+                        <a:ext cx="443865" cy="443865"/>
+                      </a:xfrm>
+                      <a:prstGeom prst="rect">
+                        <a:avLst/>
+                      </a:prstGeom>
+                      <a:noFill/>
+                      <a:ln>
+                        <a:noFill/>
+                      </a:ln>
+                    </wps:spPr>
+                    <wps:txbx>
+                      <w:txbxContent>
+                        <w:p>
+                          <w:pPr>
+                            <w:rPr>
+                              <w:rFonts w:ascii="Calibri" w:eastAsia="Calibri" w:hAnsi="Calibri" w:cs="Calibri"/>
+                              <w:noProof/>
+                              <w:color w:val="000000"/>
+                              <w:sz w:val="20"/>
+                              <w:szCs w:val="20"/>
+                            </w:rPr>
+                          </w:pPr>
+                          <w:r>
+                            <w:rPr>
+                              <w:rFonts w:ascii="Calibri" w:eastAsia="Calibri" w:hAnsi="Calibri" w:cs="Calibri"/>
+                              <w:noProof/>
+                              <w:color w:val="000000"/>
+                              <w:sz w:val="20"/>
+                              <w:szCs w:val="20"/>
+                            </w:rPr>
+                            <w:t>Lockheed Martin Proprietary Information</w:t>
+                          </w:r>
+                        </w:p>
+                      </w:txbxContent>
+                    </wps:txbx>
+                    <wps:bodyPr rot="0" spcFirstLastPara="0" vertOverflow="overflow" horzOverflow="overflow" vert="horz" wrap="none" lIns="0" tIns="0" rIns="0" bIns="0" numCol="1" spcCol="0" rtlCol="0" fromWordArt="0" anchor="t" anchorCtr="0" forceAA="0" compatLnSpc="1">
+                      <a:prstTxWarp prst="textNoShape">
+                        <a:avLst/>
+                      </a:prstTxWarp>
+                      <a:spAutoFit/>
+                    </wps:bodyPr>
+                  </wps:wsp>
+                </a:graphicData>
+              </a:graphic>
+            </wp:anchor>
+          </w:drawing>
+        </mc:Choice>
+        <mc:Fallback>
+          <w:pict>
+            <v:shapetype w14:anchorId="04ACC993" id="_x0000_t202" coordsize="21600,21600" o:spt="202" path="m,l,21600r21600,l21600,xe">
+              <v:stroke joinstyle="miter"/>
+              <v:path gradientshapeok="t" o:connecttype="rect"/>
+            </v:shapetype>
+            <v:shape id="Text Box 6" o:spid="_x0000_s1029" type="#_x0000_t202" alt="Lockheed Martin Proprietary Information" style="position:absolute;left:0;text-align:left;margin-left:0;margin-top:.05pt;width:34.95pt;height:34.95pt;z-index:251663360;visibility:visible;mso-wrap-style:none;mso-wrap-distance-left:0;mso-wrap-distance-top:0;mso-wrap-distance-right:0;mso-wrap-distance-bottom:0;mso-position-horizontal:center;mso-position-horizontal-relative:text;mso-position-vertical:absolute;mso-position-vertical-relative:text;v-text-anchor:top" o:gfxdata="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" filled="f" stroked="f">
+              <v:fill o:detectmouseclick="t"/>
+              <v:textbox style="mso-fit-shape-to-text:t" inset="0,0,0,0">
+                <w:txbxContent>
+                  <w:p>
+                    <w:pPr>
+                      <w:rPr>
+                        <w:rFonts w:ascii="Calibri" w:eastAsia="Calibri" w:hAnsi="Calibri" w:cs="Calibri"/>
+                        <w:noProof/>
+                        <w:color w:val="000000"/>
+                        <w:sz w:val="20"/>
+                        <w:szCs w:val="20"/>
+                      </w:rPr>
+                    </w:pPr>
+                    <w:r>
+                      <w:rPr>
+                        <w:rFonts w:ascii="Calibri" w:eastAsia="Calibri" w:hAnsi="Calibri" w:cs="Calibri"/>
+                        <w:noProof/>
+                        <w:color w:val="000000"/>
+                        <w:sz w:val="20"/>
+                        <w:szCs w:val="20"/>
+                      </w:rPr>
+                      <w:t>Lockheed Martin Proprietary Information</w:t>
+                    </w:r>
+                  </w:p>
+                </w:txbxContent>
+              </v:textbox>
+              <w10:wrap type="square"/>
+            </v:shape>
+          </w:pict>
+        </mc:Fallback>
+      </mc:AlternateContent>
+    </w:r>
   </w:p>
   <w:p>
     <w:pPr>
@@ -16114,12 +15047,131 @@
 </file>
 
 <file path=word/footer3.xml><?xml version="1.0" encoding="utf-8"?>
-<w:ftr xmlns:wpc="http://schemas.microsoft.com/office/word/2010/wordprocessingCanvas" xmlns:cx="http://schemas.microsoft.com/office/drawing/2014/chartex" xmlns:cx1="http://schemas.microsoft.com/office/drawing/2015/9/8/chartex" xmlns:cx2="http://schemas.microsoft.com/office/drawing/2015/10/21/chartex" xmlns:cx3="http://schemas.microsoft.com/office/drawing/2016/5/9/chartex" xmlns:cx4="http://schemas.microsoft.com/office/drawing/2016/5/10/chartex" xmlns:cx5="http://schemas.microsoft.com/office/drawing/2016/5/11/chartex" xmlns:cx6="http://schemas.microsoft.com/office/drawing/2016/5/12/chartex" xmlns:cx7="http://schemas.microsoft.com/office/drawing/2016/5/13/chartex" xmlns:cx8="http://schemas.microsoft.com/office/drawing/2016/5/14/chartex" xmlns:mc="http://schemas.openxmlformats.org/markup-compatibility/2006" xmlns:aink="http://schemas.microsoft.com/office/drawing/2016/ink" xmlns:am3d="http://schemas.microsoft.com/office/drawing/2017/model3d" xmlns:o="urn:schemas-microsoft-com:office:office" xmlns:r="http://schemas.openxmlformats.org/officeDocument/2006/relationships" xmlns:m="http://schemas.openxmlformats.org/officeDocument/2006/math" xmlns:v="urn:schemas-microsoft-com:vml" xmlns:wp14="http://schemas.microsoft.com/office/word/2010/wordprocessingDrawing" xmlns:wp="http://schemas.openxmlformats.org/drawingml/2006/wordprocessingDrawing" xmlns:w10="urn:schemas-microsoft-com:office:word" xmlns:w="http://schemas.openxmlformats.org/wordprocessingml/2006/main" xmlns:w14="http://schemas.microsoft.com/office/word/2010/wordml" xmlns:w15="http://schemas.microsoft.com/office/word/2012/wordml" xmlns:w16cex="http://schemas.microsoft.com/office/word/2018/wordml/cex" xmlns:w16cid="http://schemas.microsoft.com/office/word/2016/wordml/cid" xmlns:w16="http://schemas.microsoft.com/office/word/2018/wordml" xmlns:w16sdtdh="http://schemas.microsoft.com/office/word/2020/wordml/sdtdatahash" xmlns:w16se="http://schemas.microsoft.com/office/word/2015/wordml/symex" xmlns:wpg="http://schemas.microsoft.com/office/word/2010/wordprocessingGroup" xmlns:wpi="http://schemas.microsoft.com/office/word/2010/wordprocessingInk" xmlns:wne="http://schemas.microsoft.com/office/word/2006/wordml" xmlns:wps="http://schemas.microsoft.com/office/word/2010/wordprocessingShape" mc:Ignorable="w14 w15 w16se w16cid w16 w16cex w16sdtdh wp14">
+<w:ftr xmlns:wpc="http://schemas.microsoft.com/office/word/2010/wordprocessingCanvas" xmlns:cx="http://schemas.microsoft.com/office/drawing/2014/chartex" xmlns:cx1="http://schemas.microsoft.com/office/drawing/2015/9/8/chartex" xmlns:cx2="http://schemas.microsoft.com/office/drawing/2015/10/21/chartex" xmlns:cx3="http://schemas.microsoft.com/office/drawing/2016/5/9/chartex" xmlns:cx4="http://schemas.microsoft.com/office/drawing/2016/5/10/chartex" xmlns:cx5="http://schemas.microsoft.com/office/drawing/2016/5/11/chartex" xmlns:cx6="http://schemas.microsoft.com/office/drawing/2016/5/12/chartex" xmlns:cx7="http://schemas.microsoft.com/office/drawing/2016/5/13/chartex" xmlns:cx8="http://schemas.microsoft.com/office/drawing/2016/5/14/chartex" xmlns:mc="http://schemas.openxmlformats.org/markup-compatibility/2006" xmlns:aink="http://schemas.microsoft.com/office/drawing/2016/ink" xmlns:am3d="http://schemas.microsoft.com/office/drawing/2017/model3d" xmlns:o="urn:schemas-microsoft-com:office:office" xmlns:oel="http://schemas.microsoft.com/office/2019/extlst" xmlns:r="http://schemas.openxmlformats.org/officeDocument/2006/relationships" xmlns:m="http://schemas.openxmlformats.org/officeDocument/2006/math" xmlns:v="urn:schemas-microsoft-com:vml" xmlns:wp14="http://schemas.microsoft.com/office/word/2010/wordprocessingDrawing" xmlns:wp="http://schemas.openxmlformats.org/drawingml/2006/wordprocessingDrawing" xmlns:w10="urn:schemas-microsoft-com:office:word" xmlns:w="http://schemas.openxmlformats.org/wordprocessingml/2006/main" xmlns:w14="http://schemas.microsoft.com/office/word/2010/wordml" xmlns:w15="http://schemas.microsoft.com/office/word/2012/wordml" xmlns:w16cex="http://schemas.microsoft.com/office/word/2018/wordml/cex" xmlns:w16cid="http://schemas.microsoft.com/office/word/2016/wordml/cid" xmlns:w16="http://schemas.microsoft.com/office/word/2018/wordml" xmlns:w16sdtdh="http://schemas.microsoft.com/office/word/2020/wordml/sdtdatahash" xmlns:w16se="http://schemas.microsoft.com/office/word/2015/wordml/symex" xmlns:wpg="http://schemas.microsoft.com/office/word/2010/wordprocessingGroup" xmlns:wpi="http://schemas.microsoft.com/office/word/2010/wordprocessingInk" xmlns:wne="http://schemas.microsoft.com/office/word/2006/wordml" xmlns:wps="http://schemas.microsoft.com/office/word/2010/wordprocessingShape" mc:Ignorable="w14 w15 w16se w16cid w16 w16cex w16sdtdh wp14">
   <w:p>
     <w:pPr>
       <w:pStyle w:val="Footer"/>
       <w:jc w:val="center"/>
     </w:pPr>
+    <w:r>
+      <w:rPr>
+        <w:noProof/>
+      </w:rPr>
+      <mc:AlternateContent>
+        <mc:Choice Requires="wps">
+          <w:drawing>
+            <wp:anchor distT="0" distB="0" distL="0" distR="0" simplePos="0" relativeHeight="251661312" behindDoc="0" locked="0" layoutInCell="1" allowOverlap="1" wp14:anchorId="45F99292" wp14:editId="2C838005">
+              <wp:simplePos x="635" y="635"/>
+              <wp:positionH relativeFrom="column">
+                <wp:align>center</wp:align>
+              </wp:positionH>
+              <wp:positionV relativeFrom="paragraph">
+                <wp:posOffset>635</wp:posOffset>
+              </wp:positionV>
+              <wp:extent cx="443865" cy="443865"/>
+              <wp:effectExtent l="0" t="0" r="1905" b="18415"/>
+              <wp:wrapSquare wrapText="bothSides"/>
+              <wp:docPr id="4" name="Text Box 4" descr="Lockheed Martin Proprietary Information">
+                <a:extLst xmlns:a="http://schemas.openxmlformats.org/drawingml/2006/main">
+                  <a:ext uri="{5AE41FA2-C0FF-4470-9BD4-5FADCA87CBE2}">
+                    <aclsh:classification xmlns:aclsh="http://schemas.microsoft.com/office/drawing/2020/classificationShape" classificationOutcomeType="ftr"/>
+                  </a:ext>
+                </a:extLst>
+              </wp:docPr>
+              <wp:cNvGraphicFramePr/>
+              <a:graphic xmlns:a="http://schemas.openxmlformats.org/drawingml/2006/main">
+                <a:graphicData uri="http://schemas.microsoft.com/office/word/2010/wordprocessingShape">
+                  <wps:wsp>
+                    <wps:cNvSpPr txBox="1"/>
+                    <wps:spPr>
+                      <a:xfrm>
+                        <a:off x="0" y="0"/>
+                        <a:ext cx="443865" cy="443865"/>
+                      </a:xfrm>
+                      <a:prstGeom prst="rect">
+                        <a:avLst/>
+                      </a:prstGeom>
+                      <a:noFill/>
+                      <a:ln>
+                        <a:noFill/>
+                      </a:ln>
+                    </wps:spPr>
+                    <wps:txbx>
+                      <w:txbxContent>
+                        <w:p>
+                          <w:pPr>
+                            <w:rPr>
+                              <w:rFonts w:ascii="Calibri" w:eastAsia="Calibri" w:hAnsi="Calibri" w:cs="Calibri"/>
+                              <w:noProof/>
+                              <w:color w:val="000000"/>
+                              <w:sz w:val="20"/>
+                              <w:szCs w:val="20"/>
+                            </w:rPr>
+                          </w:pPr>
+                          <w:r>
+                            <w:rPr>
+                              <w:rFonts w:ascii="Calibri" w:eastAsia="Calibri" w:hAnsi="Calibri" w:cs="Calibri"/>
+                              <w:noProof/>
+                              <w:color w:val="000000"/>
+                              <w:sz w:val="20"/>
+                              <w:szCs w:val="20"/>
+                            </w:rPr>
+                            <w:t>Lockheed Martin Proprietary Information</w:t>
+                          </w:r>
+                        </w:p>
+                      </w:txbxContent>
+                    </wps:txbx>
+                    <wps:bodyPr rot="0" spcFirstLastPara="0" vertOverflow="overflow" horzOverflow="overflow" vert="horz" wrap="none" lIns="0" tIns="0" rIns="0" bIns="0" numCol="1" spcCol="0" rtlCol="0" fromWordArt="0" anchor="t" anchorCtr="0" forceAA="0" compatLnSpc="1">
+                      <a:prstTxWarp prst="textNoShape">
+                        <a:avLst/>
+                      </a:prstTxWarp>
+                      <a:spAutoFit/>
+                    </wps:bodyPr>
+                  </wps:wsp>
+                </a:graphicData>
+              </a:graphic>
+            </wp:anchor>
+          </w:drawing>
+        </mc:Choice>
+        <mc:Fallback>
+          <w:pict>
+            <v:shapetype w14:anchorId="45F99292" id="_x0000_t202" coordsize="21600,21600" o:spt="202" path="m,l,21600r21600,l21600,xe">
+              <v:stroke joinstyle="miter"/>
+              <v:path gradientshapeok="t" o:connecttype="rect"/>
+            </v:shapetype>
+            <v:shape id="Text Box 4" o:spid="_x0000_s1031" type="#_x0000_t202" alt="Lockheed Martin Proprietary Information" style="position:absolute;left:0;text-align:left;margin-left:0;margin-top:.05pt;width:34.95pt;height:34.95pt;z-index:251661312;visibility:visible;mso-wrap-style:none;mso-wrap-distance-left:0;mso-wrap-distance-top:0;mso-wrap-distance-right:0;mso-wrap-distance-bottom:0;mso-position-horizontal:center;mso-position-horizontal-relative:text;mso-position-vertical:absolute;mso-position-vertical-relative:text;v-text-anchor:top" o:gfxdata="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" filled="f" stroked="f">
+              <v:fill o:detectmouseclick="t"/>
+              <v:textbox style="mso-fit-shape-to-text:t" inset="0,0,0,0">
+                <w:txbxContent>
+                  <w:p>
+                    <w:pPr>
+                      <w:rPr>
+                        <w:rFonts w:ascii="Calibri" w:eastAsia="Calibri" w:hAnsi="Calibri" w:cs="Calibri"/>
+                        <w:noProof/>
+                        <w:color w:val="000000"/>
+                        <w:sz w:val="20"/>
+                        <w:szCs w:val="20"/>
+                      </w:rPr>
+                    </w:pPr>
+                    <w:r>
+                      <w:rPr>
+                        <w:rFonts w:ascii="Calibri" w:eastAsia="Calibri" w:hAnsi="Calibri" w:cs="Calibri"/>
+                        <w:noProof/>
+                        <w:color w:val="000000"/>
+                        <w:sz w:val="20"/>
+                        <w:szCs w:val="20"/>
+                      </w:rPr>
+                      <w:t>Lockheed Martin Proprietary Information</w:t>
+                    </w:r>
+                  </w:p>
+                </w:txbxContent>
+              </v:textbox>
+              <w10:wrap type="square"/>
+            </v:shape>
+          </w:pict>
+        </mc:Fallback>
+      </mc:AlternateContent>
+    </w:r>
     <w:r>
       <w:t>Lockheed Martin Proprietary Information</w:t>
     </w:r>
@@ -16133,7 +15185,7 @@
 </file>
 
 <file path=word/footnotes.xml><?xml version="1.0" encoding="utf-8"?>
-<w:footnotes xmlns:wpc="http://schemas.microsoft.com/office/word/2010/wordprocessingCanvas" xmlns:cx="http://schemas.microsoft.com/office/drawing/2014/chartex" xmlns:cx1="http://schemas.microsoft.com/office/drawing/2015/9/8/chartex" xmlns:cx2="http://schemas.microsoft.com/office/drawing/2015/10/21/chartex" xmlns:cx3="http://schemas.microsoft.com/office/drawing/2016/5/9/chartex" xmlns:cx4="http://schemas.microsoft.com/office/drawing/2016/5/10/chartex" xmlns:cx5="http://schemas.microsoft.com/office/drawing/2016/5/11/chartex" xmlns:cx6="http://schemas.microsoft.com/office/drawing/2016/5/12/chartex" xmlns:cx7="http://schemas.microsoft.com/office/drawing/2016/5/13/chartex" xmlns:cx8="http://schemas.microsoft.com/office/drawing/2016/5/14/chartex" xmlns:mc="http://schemas.openxmlformats.org/markup-compatibility/2006" xmlns:aink="http://schemas.microsoft.com/office/drawing/2016/ink" xmlns:am3d="http://schemas.microsoft.com/office/drawing/2017/model3d" xmlns:o="urn:schemas-microsoft-com:office:office" xmlns:r="http://schemas.openxmlformats.org/officeDocument/2006/relationships" xmlns:m="http://schemas.openxmlformats.org/officeDocument/2006/math" xmlns:v="urn:schemas-microsoft-com:vml" xmlns:wp14="http://schemas.microsoft.com/office/word/2010/wordprocessingDrawing" xmlns:wp="http://schemas.openxmlformats.org/drawingml/2006/wordprocessingDrawing" xmlns:w10="urn:schemas-microsoft-com:office:word" xmlns:w="http://schemas.openxmlformats.org/wordprocessingml/2006/main" xmlns:w14="http://schemas.microsoft.com/office/word/2010/wordml" xmlns:w15="http://schemas.microsoft.com/office/word/2012/wordml" xmlns:w16cex="http://schemas.microsoft.com/office/word/2018/wordml/cex" xmlns:w16cid="http://schemas.microsoft.com/office/word/2016/wordml/cid" xmlns:w16="http://schemas.microsoft.com/office/word/2018/wordml" xmlns:w16sdtdh="http://schemas.microsoft.com/office/word/2020/wordml/sdtdatahash" xmlns:w16se="http://schemas.microsoft.com/office/word/2015/wordml/symex" xmlns:wpg="http://schemas.microsoft.com/office/word/2010/wordprocessingGroup" xmlns:wpi="http://schemas.microsoft.com/office/word/2010/wordprocessingInk" xmlns:wne="http://schemas.microsoft.com/office/word/2006/wordml" xmlns:wps="http://schemas.microsoft.com/office/word/2010/wordprocessingShape" mc:Ignorable="w14 w15 w16se w16cid w16 w16cex w16sdtdh wp14">
+<w:footnotes xmlns:wpc="http://schemas.microsoft.com/office/word/2010/wordprocessingCanvas" xmlns:cx="http://schemas.microsoft.com/office/drawing/2014/chartex" xmlns:cx1="http://schemas.microsoft.com/office/drawing/2015/9/8/chartex" xmlns:cx2="http://schemas.microsoft.com/office/drawing/2015/10/21/chartex" xmlns:cx3="http://schemas.microsoft.com/office/drawing/2016/5/9/chartex" xmlns:cx4="http://schemas.microsoft.com/office/drawing/2016/5/10/chartex" xmlns:cx5="http://schemas.microsoft.com/office/drawing/2016/5/11/chartex" xmlns:cx6="http://schemas.microsoft.com/office/drawing/2016/5/12/chartex" xmlns:cx7="http://schemas.microsoft.com/office/drawing/2016/5/13/chartex" xmlns:cx8="http://schemas.microsoft.com/office/drawing/2016/5/14/chartex" xmlns:mc="http://schemas.openxmlformats.org/markup-compatibility/2006" xmlns:aink="http://schemas.microsoft.com/office/drawing/2016/ink" xmlns:am3d="http://schemas.microsoft.com/office/drawing/2017/model3d" xmlns:o="urn:schemas-microsoft-com:office:office" xmlns:oel="http://schemas.microsoft.com/office/2019/extlst" xmlns:r="http://schemas.openxmlformats.org/officeDocument/2006/relationships" xmlns:m="http://schemas.openxmlformats.org/officeDocument/2006/math" xmlns:v="urn:schemas-microsoft-com:vml" xmlns:wp14="http://schemas.microsoft.com/office/word/2010/wordprocessingDrawing" xmlns:wp="http://schemas.openxmlformats.org/drawingml/2006/wordprocessingDrawing" xmlns:w10="urn:schemas-microsoft-com:office:word" xmlns:w="http://schemas.openxmlformats.org/wordprocessingml/2006/main" xmlns:w14="http://schemas.microsoft.com/office/word/2010/wordml" xmlns:w15="http://schemas.microsoft.com/office/word/2012/wordml" xmlns:w16cex="http://schemas.microsoft.com/office/word/2018/wordml/cex" xmlns:w16cid="http://schemas.microsoft.com/office/word/2016/wordml/cid" xmlns:w16="http://schemas.microsoft.com/office/word/2018/wordml" xmlns:w16sdtdh="http://schemas.microsoft.com/office/word/2020/wordml/sdtdatahash" xmlns:w16se="http://schemas.microsoft.com/office/word/2015/wordml/symex" xmlns:wpg="http://schemas.microsoft.com/office/word/2010/wordprocessingGroup" xmlns:wpi="http://schemas.microsoft.com/office/word/2010/wordprocessingInk" xmlns:wne="http://schemas.microsoft.com/office/word/2006/wordml" xmlns:wps="http://schemas.microsoft.com/office/word/2010/wordprocessingShape" mc:Ignorable="w14 w15 w16se w16cid w16 w16cex w16sdtdh wp14">
   <w:footnote w:type="separator" w:id="-1">
     <w:p>
       <w:pPr>
@@ -16179,15 +15231,7 @@
         <w:t>The</w:t>
       </w:r>
       <w:r>
-        <w:t xml:space="preserve"> blanked out entry will look like </w:t>
-      </w:r>
-      <w:proofErr w:type="spellStart"/>
-      <w:r>
-        <w:t>thi</w:t>
-      </w:r>
-      <w:proofErr w:type="spellEnd"/>
-      <w:r>
-        <w:t xml:space="preserve">: </w:t>
+        <w:t xml:space="preserve"> blanked out entry will look like thi: </w:t>
       </w:r>
       <w:r>
         <w:rPr>
@@ -16249,7 +15293,6 @@
         </w:rPr>
         <w:t>"</w:t>
       </w:r>
-      <w:proofErr w:type="spellStart"/>
       <w:r>
         <w:rPr>
           <w:rFonts w:ascii="Consolas" w:hAnsi="Consolas" w:cs="Consolas"/>
@@ -16260,7 +15303,6 @@
         </w:rPr>
         <w:t>BI_Datamart_PMMEntities</w:t>
       </w:r>
-      <w:proofErr w:type="spellEnd"/>
       <w:r>
         <w:rPr>
           <w:rFonts w:ascii="Consolas" w:hAnsi="Consolas" w:cs="Consolas"/>
@@ -16281,7 +15323,6 @@
         </w:rPr>
         <w:t xml:space="preserve"> </w:t>
       </w:r>
-      <w:proofErr w:type="spellStart"/>
       <w:r>
         <w:rPr>
           <w:rFonts w:ascii="Consolas" w:hAnsi="Consolas" w:cs="Consolas"/>
@@ -16292,7 +15333,6 @@
         </w:rPr>
         <w:t>connectionString</w:t>
       </w:r>
-      <w:proofErr w:type="spellEnd"/>
       <w:r>
         <w:rPr>
           <w:rFonts w:ascii="Consolas" w:hAnsi="Consolas" w:cs="Consolas"/>
@@ -16349,7 +15389,6 @@
         </w:rPr>
         <w:t xml:space="preserve">Assuming you are not using </w:t>
       </w:r>
-      <w:proofErr w:type="spellStart"/>
       <w:r>
         <w:rPr>
           <w:sz w:val="20"/>
@@ -16357,19 +15396,137 @@
         </w:rPr>
         <w:t>Piwik</w:t>
       </w:r>
-      <w:proofErr w:type="spellEnd"/>
     </w:p>
   </w:footnote>
 </w:footnotes>
 </file>
 
 <file path=word/header1.xml><?xml version="1.0" encoding="utf-8"?>
-<w:hdr xmlns:wpc="http://schemas.microsoft.com/office/word/2010/wordprocessingCanvas" xmlns:cx="http://schemas.microsoft.com/office/drawing/2014/chartex" xmlns:cx1="http://schemas.microsoft.com/office/drawing/2015/9/8/chartex" xmlns:cx2="http://schemas.microsoft.com/office/drawing/2015/10/21/chartex" xmlns:cx3="http://schemas.microsoft.com/office/drawing/2016/5/9/chartex" xmlns:cx4="http://schemas.microsoft.com/office/drawing/2016/5/10/chartex" xmlns:cx5="http://schemas.microsoft.com/office/drawing/2016/5/11/chartex" xmlns:cx6="http://schemas.microsoft.com/office/drawing/2016/5/12/chartex" xmlns:cx7="http://schemas.microsoft.com/office/drawing/2016/5/13/chartex" xmlns:cx8="http://schemas.microsoft.com/office/drawing/2016/5/14/chartex" xmlns:mc="http://schemas.openxmlformats.org/markup-compatibility/2006" xmlns:aink="http://schemas.microsoft.com/office/drawing/2016/ink" xmlns:am3d="http://schemas.microsoft.com/office/drawing/2017/model3d" xmlns:o="urn:schemas-microsoft-com:office:office" xmlns:r="http://schemas.openxmlformats.org/officeDocument/2006/relationships" xmlns:m="http://schemas.openxmlformats.org/officeDocument/2006/math" xmlns:v="urn:schemas-microsoft-com:vml" xmlns:wp14="http://schemas.microsoft.com/office/word/2010/wordprocessingDrawing" xmlns:wp="http://schemas.openxmlformats.org/drawingml/2006/wordprocessingDrawing" xmlns:w10="urn:schemas-microsoft-com:office:word" xmlns:w="http://schemas.openxmlformats.org/wordprocessingml/2006/main" xmlns:w14="http://schemas.microsoft.com/office/word/2010/wordml" xmlns:w15="http://schemas.microsoft.com/office/word/2012/wordml" xmlns:w16cex="http://schemas.microsoft.com/office/word/2018/wordml/cex" xmlns:w16cid="http://schemas.microsoft.com/office/word/2016/wordml/cid" xmlns:w16="http://schemas.microsoft.com/office/word/2018/wordml" xmlns:w16sdtdh="http://schemas.microsoft.com/office/word/2020/wordml/sdtdatahash" xmlns:w16se="http://schemas.microsoft.com/office/word/2015/wordml/symex" xmlns:wpg="http://schemas.microsoft.com/office/word/2010/wordprocessingGroup" xmlns:wpi="http://schemas.microsoft.com/office/word/2010/wordprocessingInk" xmlns:wne="http://schemas.microsoft.com/office/word/2006/wordml" xmlns:wps="http://schemas.microsoft.com/office/word/2010/wordprocessingShape" mc:Ignorable="w14 w15 w16se w16cid w16 w16cex w16sdtdh wp14">
+<w:hdr xmlns:wpc="http://schemas.microsoft.com/office/word/2010/wordprocessingCanvas" xmlns:cx="http://schemas.microsoft.com/office/drawing/2014/chartex" xmlns:cx1="http://schemas.microsoft.com/office/drawing/2015/9/8/chartex" xmlns:cx2="http://schemas.microsoft.com/office/drawing/2015/10/21/chartex" xmlns:cx3="http://schemas.microsoft.com/office/drawing/2016/5/9/chartex" xmlns:cx4="http://schemas.microsoft.com/office/drawing/2016/5/10/chartex" xmlns:cx5="http://schemas.microsoft.com/office/drawing/2016/5/11/chartex" xmlns:cx6="http://schemas.microsoft.com/office/drawing/2016/5/12/chartex" xmlns:cx7="http://schemas.microsoft.com/office/drawing/2016/5/13/chartex" xmlns:cx8="http://schemas.microsoft.com/office/drawing/2016/5/14/chartex" xmlns:mc="http://schemas.openxmlformats.org/markup-compatibility/2006" xmlns:aink="http://schemas.microsoft.com/office/drawing/2016/ink" xmlns:am3d="http://schemas.microsoft.com/office/drawing/2017/model3d" xmlns:o="urn:schemas-microsoft-com:office:office" xmlns:oel="http://schemas.microsoft.com/office/2019/extlst" xmlns:r="http://schemas.openxmlformats.org/officeDocument/2006/relationships" xmlns:m="http://schemas.openxmlformats.org/officeDocument/2006/math" xmlns:v="urn:schemas-microsoft-com:vml" xmlns:wp14="http://schemas.microsoft.com/office/word/2010/wordprocessingDrawing" xmlns:wp="http://schemas.openxmlformats.org/drawingml/2006/wordprocessingDrawing" xmlns:w10="urn:schemas-microsoft-com:office:word" xmlns:w="http://schemas.openxmlformats.org/wordprocessingml/2006/main" xmlns:w14="http://schemas.microsoft.com/office/word/2010/wordml" xmlns:w15="http://schemas.microsoft.com/office/word/2012/wordml" xmlns:w16cex="http://schemas.microsoft.com/office/word/2018/wordml/cex" xmlns:w16cid="http://schemas.microsoft.com/office/word/2016/wordml/cid" xmlns:w16="http://schemas.microsoft.com/office/word/2018/wordml" xmlns:w16sdtdh="http://schemas.microsoft.com/office/word/2020/wordml/sdtdatahash" xmlns:w16se="http://schemas.microsoft.com/office/word/2015/wordml/symex" xmlns:wpg="http://schemas.microsoft.com/office/word/2010/wordprocessingGroup" xmlns:wpi="http://schemas.microsoft.com/office/word/2010/wordprocessingInk" xmlns:wne="http://schemas.microsoft.com/office/word/2006/wordml" xmlns:wps="http://schemas.microsoft.com/office/word/2010/wordprocessingShape" mc:Ignorable="w14 w15 w16se w16cid w16 w16cex w16sdtdh wp14">
   <w:p>
     <w:pPr>
       <w:pStyle w:val="Header"/>
       <w:jc w:val="center"/>
     </w:pPr>
+    <w:r>
+      <w:rPr>
+        <w:noProof/>
+      </w:rPr>
+      <mc:AlternateContent>
+        <mc:Choice Requires="wps">
+          <w:drawing>
+            <wp:anchor distT="0" distB="0" distL="0" distR="0" simplePos="0" relativeHeight="251659264" behindDoc="0" locked="0" layoutInCell="1" allowOverlap="1" wp14:anchorId="40E0F3B3" wp14:editId="2944D505">
+              <wp:simplePos x="635" y="635"/>
+              <wp:positionH relativeFrom="column">
+                <wp:align>center</wp:align>
+              </wp:positionH>
+              <wp:positionV relativeFrom="paragraph">
+                <wp:posOffset>635</wp:posOffset>
+              </wp:positionV>
+              <wp:extent cx="443865" cy="443865"/>
+              <wp:effectExtent l="0" t="0" r="1905" b="18415"/>
+              <wp:wrapSquare wrapText="bothSides"/>
+              <wp:docPr id="2" name="Text Box 2" descr="Lockheed Martin Proprietary Information">
+                <a:extLst xmlns:a="http://schemas.openxmlformats.org/drawingml/2006/main">
+                  <a:ext uri="{5AE41FA2-C0FF-4470-9BD4-5FADCA87CBE2}">
+                    <aclsh:classification xmlns:aclsh="http://schemas.microsoft.com/office/drawing/2020/classificationShape" classificationOutcomeType="hdr"/>
+                  </a:ext>
+                </a:extLst>
+              </wp:docPr>
+              <wp:cNvGraphicFramePr/>
+              <a:graphic xmlns:a="http://schemas.openxmlformats.org/drawingml/2006/main">
+                <a:graphicData uri="http://schemas.microsoft.com/office/word/2010/wordprocessingShape">
+                  <wps:wsp>
+                    <wps:cNvSpPr txBox="1"/>
+                    <wps:spPr>
+                      <a:xfrm>
+                        <a:off x="0" y="0"/>
+                        <a:ext cx="443865" cy="443865"/>
+                      </a:xfrm>
+                      <a:prstGeom prst="rect">
+                        <a:avLst/>
+                      </a:prstGeom>
+                      <a:noFill/>
+                      <a:ln>
+                        <a:noFill/>
+                      </a:ln>
+                    </wps:spPr>
+                    <wps:txbx>
+                      <w:txbxContent>
+                        <w:p>
+                          <w:pPr>
+                            <w:rPr>
+                              <w:rFonts w:ascii="Calibri" w:eastAsia="Calibri" w:hAnsi="Calibri" w:cs="Calibri"/>
+                              <w:noProof/>
+                              <w:color w:val="000000"/>
+                              <w:sz w:val="20"/>
+                              <w:szCs w:val="20"/>
+                            </w:rPr>
+                          </w:pPr>
+                          <w:r>
+                            <w:rPr>
+                              <w:rFonts w:ascii="Calibri" w:eastAsia="Calibri" w:hAnsi="Calibri" w:cs="Calibri"/>
+                              <w:noProof/>
+                              <w:color w:val="000000"/>
+                              <w:sz w:val="20"/>
+                              <w:szCs w:val="20"/>
+                            </w:rPr>
+                            <w:t>Lockheed Martin Proprietary Information</w:t>
+                          </w:r>
+                        </w:p>
+                      </w:txbxContent>
+                    </wps:txbx>
+                    <wps:bodyPr rot="0" spcFirstLastPara="0" vertOverflow="overflow" horzOverflow="overflow" vert="horz" wrap="none" lIns="0" tIns="0" rIns="0" bIns="0" numCol="1" spcCol="0" rtlCol="0" fromWordArt="0" anchor="t" anchorCtr="0" forceAA="0" compatLnSpc="1">
+                      <a:prstTxWarp prst="textNoShape">
+                        <a:avLst/>
+                      </a:prstTxWarp>
+                      <a:spAutoFit/>
+                    </wps:bodyPr>
+                  </wps:wsp>
+                </a:graphicData>
+              </a:graphic>
+            </wp:anchor>
+          </w:drawing>
+        </mc:Choice>
+        <mc:Fallback>
+          <w:pict>
+            <v:shapetype w14:anchorId="40E0F3B3" id="_x0000_t202" coordsize="21600,21600" o:spt="202" path="m,l,21600r21600,l21600,xe">
+              <v:stroke joinstyle="miter"/>
+              <v:path gradientshapeok="t" o:connecttype="rect"/>
+            </v:shapetype>
+            <v:shape id="Text Box 2" o:spid="_x0000_s1026" type="#_x0000_t202" alt="Lockheed Martin Proprietary Information" style="position:absolute;left:0;text-align:left;margin-left:0;margin-top:.05pt;width:34.95pt;height:34.95pt;z-index:251659264;visibility:visible;mso-wrap-style:none;mso-wrap-distance-left:0;mso-wrap-distance-top:0;mso-wrap-distance-right:0;mso-wrap-distance-bottom:0;mso-position-horizontal:center;mso-position-horizontal-relative:text;mso-position-vertical:absolute;mso-position-vertical-relative:text;v-text-anchor:top" o:gfxdata="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" filled="f" stroked="f">
+              <v:fill o:detectmouseclick="t"/>
+              <v:textbox style="mso-fit-shape-to-text:t" inset="0,0,0,0">
+                <w:txbxContent>
+                  <w:p>
+                    <w:pPr>
+                      <w:rPr>
+                        <w:rFonts w:ascii="Calibri" w:eastAsia="Calibri" w:hAnsi="Calibri" w:cs="Calibri"/>
+                        <w:noProof/>
+                        <w:color w:val="000000"/>
+                        <w:sz w:val="20"/>
+                        <w:szCs w:val="20"/>
+                      </w:rPr>
+                    </w:pPr>
+                    <w:r>
+                      <w:rPr>
+                        <w:rFonts w:ascii="Calibri" w:eastAsia="Calibri" w:hAnsi="Calibri" w:cs="Calibri"/>
+                        <w:noProof/>
+                        <w:color w:val="000000"/>
+                        <w:sz w:val="20"/>
+                        <w:szCs w:val="20"/>
+                      </w:rPr>
+                      <w:t>Lockheed Martin Proprietary Information</w:t>
+                    </w:r>
+                  </w:p>
+                </w:txbxContent>
+              </v:textbox>
+              <w10:wrap type="square"/>
+            </v:shape>
+          </w:pict>
+        </mc:Fallback>
+      </mc:AlternateContent>
+    </w:r>
     <w:r>
       <w:t>Lockheed Martin Proprietary Information</w:t>
     </w:r>
@@ -16383,12 +15540,131 @@
 </file>
 
 <file path=word/header2.xml><?xml version="1.0" encoding="utf-8"?>
-<w:hdr xmlns:wpc="http://schemas.microsoft.com/office/word/2010/wordprocessingCanvas" xmlns:cx="http://schemas.microsoft.com/office/drawing/2014/chartex" xmlns:cx1="http://schemas.microsoft.com/office/drawing/2015/9/8/chartex" xmlns:cx2="http://schemas.microsoft.com/office/drawing/2015/10/21/chartex" xmlns:cx3="http://schemas.microsoft.com/office/drawing/2016/5/9/chartex" xmlns:cx4="http://schemas.microsoft.com/office/drawing/2016/5/10/chartex" xmlns:cx5="http://schemas.microsoft.com/office/drawing/2016/5/11/chartex" xmlns:cx6="http://schemas.microsoft.com/office/drawing/2016/5/12/chartex" xmlns:cx7="http://schemas.microsoft.com/office/drawing/2016/5/13/chartex" xmlns:cx8="http://schemas.microsoft.com/office/drawing/2016/5/14/chartex" xmlns:mc="http://schemas.openxmlformats.org/markup-compatibility/2006" xmlns:aink="http://schemas.microsoft.com/office/drawing/2016/ink" xmlns:am3d="http://schemas.microsoft.com/office/drawing/2017/model3d" xmlns:o="urn:schemas-microsoft-com:office:office" xmlns:r="http://schemas.openxmlformats.org/officeDocument/2006/relationships" xmlns:m="http://schemas.openxmlformats.org/officeDocument/2006/math" xmlns:v="urn:schemas-microsoft-com:vml" xmlns:wp14="http://schemas.microsoft.com/office/word/2010/wordprocessingDrawing" xmlns:wp="http://schemas.openxmlformats.org/drawingml/2006/wordprocessingDrawing" xmlns:w10="urn:schemas-microsoft-com:office:word" xmlns:w="http://schemas.openxmlformats.org/wordprocessingml/2006/main" xmlns:w14="http://schemas.microsoft.com/office/word/2010/wordml" xmlns:w15="http://schemas.microsoft.com/office/word/2012/wordml" xmlns:w16cex="http://schemas.microsoft.com/office/word/2018/wordml/cex" xmlns:w16cid="http://schemas.microsoft.com/office/word/2016/wordml/cid" xmlns:w16="http://schemas.microsoft.com/office/word/2018/wordml" xmlns:w16sdtdh="http://schemas.microsoft.com/office/word/2020/wordml/sdtdatahash" xmlns:w16se="http://schemas.microsoft.com/office/word/2015/wordml/symex" xmlns:wpg="http://schemas.microsoft.com/office/word/2010/wordprocessingGroup" xmlns:wpi="http://schemas.microsoft.com/office/word/2010/wordprocessingInk" xmlns:wne="http://schemas.microsoft.com/office/word/2006/wordml" xmlns:wps="http://schemas.microsoft.com/office/word/2010/wordprocessingShape" mc:Ignorable="w14 w15 w16se w16cid w16 w16cex w16sdtdh wp14">
+<w:hdr xmlns:wpc="http://schemas.microsoft.com/office/word/2010/wordprocessingCanvas" xmlns:cx="http://schemas.microsoft.com/office/drawing/2014/chartex" xmlns:cx1="http://schemas.microsoft.com/office/drawing/2015/9/8/chartex" xmlns:cx2="http://schemas.microsoft.com/office/drawing/2015/10/21/chartex" xmlns:cx3="http://schemas.microsoft.com/office/drawing/2016/5/9/chartex" xmlns:cx4="http://schemas.microsoft.com/office/drawing/2016/5/10/chartex" xmlns:cx5="http://schemas.microsoft.com/office/drawing/2016/5/11/chartex" xmlns:cx6="http://schemas.microsoft.com/office/drawing/2016/5/12/chartex" xmlns:cx7="http://schemas.microsoft.com/office/drawing/2016/5/13/chartex" xmlns:cx8="http://schemas.microsoft.com/office/drawing/2016/5/14/chartex" xmlns:mc="http://schemas.openxmlformats.org/markup-compatibility/2006" xmlns:aink="http://schemas.microsoft.com/office/drawing/2016/ink" xmlns:am3d="http://schemas.microsoft.com/office/drawing/2017/model3d" xmlns:o="urn:schemas-microsoft-com:office:office" xmlns:oel="http://schemas.microsoft.com/office/2019/extlst" xmlns:r="http://schemas.openxmlformats.org/officeDocument/2006/relationships" xmlns:m="http://schemas.openxmlformats.org/officeDocument/2006/math" xmlns:v="urn:schemas-microsoft-com:vml" xmlns:wp14="http://schemas.microsoft.com/office/word/2010/wordprocessingDrawing" xmlns:wp="http://schemas.openxmlformats.org/drawingml/2006/wordprocessingDrawing" xmlns:w10="urn:schemas-microsoft-com:office:word" xmlns:w="http://schemas.openxmlformats.org/wordprocessingml/2006/main" xmlns:w14="http://schemas.microsoft.com/office/word/2010/wordml" xmlns:w15="http://schemas.microsoft.com/office/word/2012/wordml" xmlns:w16cex="http://schemas.microsoft.com/office/word/2018/wordml/cex" xmlns:w16cid="http://schemas.microsoft.com/office/word/2016/wordml/cid" xmlns:w16="http://schemas.microsoft.com/office/word/2018/wordml" xmlns:w16sdtdh="http://schemas.microsoft.com/office/word/2020/wordml/sdtdatahash" xmlns:w16se="http://schemas.microsoft.com/office/word/2015/wordml/symex" xmlns:wpg="http://schemas.microsoft.com/office/word/2010/wordprocessingGroup" xmlns:wpi="http://schemas.microsoft.com/office/word/2010/wordprocessingInk" xmlns:wne="http://schemas.microsoft.com/office/word/2006/wordml" xmlns:wps="http://schemas.microsoft.com/office/word/2010/wordprocessingShape" mc:Ignorable="w14 w15 w16se w16cid w16 w16cex w16sdtdh wp14">
   <w:p>
     <w:pPr>
       <w:pStyle w:val="Header"/>
       <w:jc w:val="center"/>
     </w:pPr>
+    <w:r>
+      <w:rPr>
+        <w:noProof/>
+      </w:rPr>
+      <mc:AlternateContent>
+        <mc:Choice Requires="wps">
+          <w:drawing>
+            <wp:anchor distT="0" distB="0" distL="0" distR="0" simplePos="0" relativeHeight="251660288" behindDoc="0" locked="0" layoutInCell="1" allowOverlap="1" wp14:anchorId="20DA4371" wp14:editId="23821FD9">
+              <wp:simplePos x="914400" y="457200"/>
+              <wp:positionH relativeFrom="column">
+                <wp:align>center</wp:align>
+              </wp:positionH>
+              <wp:positionV relativeFrom="paragraph">
+                <wp:posOffset>635</wp:posOffset>
+              </wp:positionV>
+              <wp:extent cx="443865" cy="443865"/>
+              <wp:effectExtent l="0" t="0" r="1905" b="18415"/>
+              <wp:wrapSquare wrapText="bothSides"/>
+              <wp:docPr id="3" name="Text Box 3" descr="Lockheed Martin Proprietary Information">
+                <a:extLst xmlns:a="http://schemas.openxmlformats.org/drawingml/2006/main">
+                  <a:ext uri="{5AE41FA2-C0FF-4470-9BD4-5FADCA87CBE2}">
+                    <aclsh:classification xmlns:aclsh="http://schemas.microsoft.com/office/drawing/2020/classificationShape" classificationOutcomeType="hdr"/>
+                  </a:ext>
+                </a:extLst>
+              </wp:docPr>
+              <wp:cNvGraphicFramePr/>
+              <a:graphic xmlns:a="http://schemas.openxmlformats.org/drawingml/2006/main">
+                <a:graphicData uri="http://schemas.microsoft.com/office/word/2010/wordprocessingShape">
+                  <wps:wsp>
+                    <wps:cNvSpPr txBox="1"/>
+                    <wps:spPr>
+                      <a:xfrm>
+                        <a:off x="0" y="0"/>
+                        <a:ext cx="443865" cy="443865"/>
+                      </a:xfrm>
+                      <a:prstGeom prst="rect">
+                        <a:avLst/>
+                      </a:prstGeom>
+                      <a:noFill/>
+                      <a:ln>
+                        <a:noFill/>
+                      </a:ln>
+                    </wps:spPr>
+                    <wps:txbx>
+                      <w:txbxContent>
+                        <w:p>
+                          <w:pPr>
+                            <w:rPr>
+                              <w:rFonts w:ascii="Calibri" w:eastAsia="Calibri" w:hAnsi="Calibri" w:cs="Calibri"/>
+                              <w:noProof/>
+                              <w:color w:val="000000"/>
+                              <w:sz w:val="20"/>
+                              <w:szCs w:val="20"/>
+                            </w:rPr>
+                          </w:pPr>
+                          <w:r>
+                            <w:rPr>
+                              <w:rFonts w:ascii="Calibri" w:eastAsia="Calibri" w:hAnsi="Calibri" w:cs="Calibri"/>
+                              <w:noProof/>
+                              <w:color w:val="000000"/>
+                              <w:sz w:val="20"/>
+                              <w:szCs w:val="20"/>
+                            </w:rPr>
+                            <w:t>Lockheed Martin Proprietary Information</w:t>
+                          </w:r>
+                        </w:p>
+                      </w:txbxContent>
+                    </wps:txbx>
+                    <wps:bodyPr rot="0" spcFirstLastPara="0" vertOverflow="overflow" horzOverflow="overflow" vert="horz" wrap="none" lIns="0" tIns="0" rIns="0" bIns="0" numCol="1" spcCol="0" rtlCol="0" fromWordArt="0" anchor="t" anchorCtr="0" forceAA="0" compatLnSpc="1">
+                      <a:prstTxWarp prst="textNoShape">
+                        <a:avLst/>
+                      </a:prstTxWarp>
+                      <a:spAutoFit/>
+                    </wps:bodyPr>
+                  </wps:wsp>
+                </a:graphicData>
+              </a:graphic>
+            </wp:anchor>
+          </w:drawing>
+        </mc:Choice>
+        <mc:Fallback>
+          <w:pict>
+            <v:shapetype w14:anchorId="20DA4371" id="_x0000_t202" coordsize="21600,21600" o:spt="202" path="m,l,21600r21600,l21600,xe">
+              <v:stroke joinstyle="miter"/>
+              <v:path gradientshapeok="t" o:connecttype="rect"/>
+            </v:shapetype>
+            <v:shape id="Text Box 3" o:spid="_x0000_s1027" type="#_x0000_t202" alt="Lockheed Martin Proprietary Information" style="position:absolute;left:0;text-align:left;margin-left:0;margin-top:.05pt;width:34.95pt;height:34.95pt;z-index:251660288;visibility:visible;mso-wrap-style:none;mso-wrap-distance-left:0;mso-wrap-distance-top:0;mso-wrap-distance-right:0;mso-wrap-distance-bottom:0;mso-position-horizontal:center;mso-position-horizontal-relative:text;mso-position-vertical:absolute;mso-position-vertical-relative:text;v-text-anchor:top" o:gfxdata="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" filled="f" stroked="f">
+              <v:fill o:detectmouseclick="t"/>
+              <v:textbox style="mso-fit-shape-to-text:t" inset="0,0,0,0">
+                <w:txbxContent>
+                  <w:p>
+                    <w:pPr>
+                      <w:rPr>
+                        <w:rFonts w:ascii="Calibri" w:eastAsia="Calibri" w:hAnsi="Calibri" w:cs="Calibri"/>
+                        <w:noProof/>
+                        <w:color w:val="000000"/>
+                        <w:sz w:val="20"/>
+                        <w:szCs w:val="20"/>
+                      </w:rPr>
+                    </w:pPr>
+                    <w:r>
+                      <w:rPr>
+                        <w:rFonts w:ascii="Calibri" w:eastAsia="Calibri" w:hAnsi="Calibri" w:cs="Calibri"/>
+                        <w:noProof/>
+                        <w:color w:val="000000"/>
+                        <w:sz w:val="20"/>
+                        <w:szCs w:val="20"/>
+                      </w:rPr>
+                      <w:t>Lockheed Martin Proprietary Information</w:t>
+                    </w:r>
+                  </w:p>
+                </w:txbxContent>
+              </v:textbox>
+              <w10:wrap type="square"/>
+            </v:shape>
+          </w:pict>
+        </mc:Fallback>
+      </mc:AlternateContent>
+    </w:r>
     <w:r>
       <w:t>Lockheed Martin Proprietary Information</w:t>
     </w:r>
@@ -16402,12 +15678,131 @@
 </file>
 
 <file path=word/header3.xml><?xml version="1.0" encoding="utf-8"?>
-<w:hdr xmlns:wpc="http://schemas.microsoft.com/office/word/2010/wordprocessingCanvas" xmlns:cx="http://schemas.microsoft.com/office/drawing/2014/chartex" xmlns:cx1="http://schemas.microsoft.com/office/drawing/2015/9/8/chartex" xmlns:cx2="http://schemas.microsoft.com/office/drawing/2015/10/21/chartex" xmlns:cx3="http://schemas.microsoft.com/office/drawing/2016/5/9/chartex" xmlns:cx4="http://schemas.microsoft.com/office/drawing/2016/5/10/chartex" xmlns:cx5="http://schemas.microsoft.com/office/drawing/2016/5/11/chartex" xmlns:cx6="http://schemas.microsoft.com/office/drawing/2016/5/12/chartex" xmlns:cx7="http://schemas.microsoft.com/office/drawing/2016/5/13/chartex" xmlns:cx8="http://schemas.microsoft.com/office/drawing/2016/5/14/chartex" xmlns:mc="http://schemas.openxmlformats.org/markup-compatibility/2006" xmlns:aink="http://schemas.microsoft.com/office/drawing/2016/ink" xmlns:am3d="http://schemas.microsoft.com/office/drawing/2017/model3d" xmlns:o="urn:schemas-microsoft-com:office:office" xmlns:r="http://schemas.openxmlformats.org/officeDocument/2006/relationships" xmlns:m="http://schemas.openxmlformats.org/officeDocument/2006/math" xmlns:v="urn:schemas-microsoft-com:vml" xmlns:wp14="http://schemas.microsoft.com/office/word/2010/wordprocessingDrawing" xmlns:wp="http://schemas.openxmlformats.org/drawingml/2006/wordprocessingDrawing" xmlns:w10="urn:schemas-microsoft-com:office:word" xmlns:w="http://schemas.openxmlformats.org/wordprocessingml/2006/main" xmlns:w14="http://schemas.microsoft.com/office/word/2010/wordml" xmlns:w15="http://schemas.microsoft.com/office/word/2012/wordml" xmlns:w16cex="http://schemas.microsoft.com/office/word/2018/wordml/cex" xmlns:w16cid="http://schemas.microsoft.com/office/word/2016/wordml/cid" xmlns:w16="http://schemas.microsoft.com/office/word/2018/wordml" xmlns:w16sdtdh="http://schemas.microsoft.com/office/word/2020/wordml/sdtdatahash" xmlns:w16se="http://schemas.microsoft.com/office/word/2015/wordml/symex" xmlns:wpg="http://schemas.microsoft.com/office/word/2010/wordprocessingGroup" xmlns:wpi="http://schemas.microsoft.com/office/word/2010/wordprocessingInk" xmlns:wne="http://schemas.microsoft.com/office/word/2006/wordml" xmlns:wps="http://schemas.microsoft.com/office/word/2010/wordprocessingShape" mc:Ignorable="w14 w15 w16se w16cid w16 w16cex w16sdtdh wp14">
+<w:hdr xmlns:wpc="http://schemas.microsoft.com/office/word/2010/wordprocessingCanvas" xmlns:cx="http://schemas.microsoft.com/office/drawing/2014/chartex" xmlns:cx1="http://schemas.microsoft.com/office/drawing/2015/9/8/chartex" xmlns:cx2="http://schemas.microsoft.com/office/drawing/2015/10/21/chartex" xmlns:cx3="http://schemas.microsoft.com/office/drawing/2016/5/9/chartex" xmlns:cx4="http://schemas.microsoft.com/office/drawing/2016/5/10/chartex" xmlns:cx5="http://schemas.microsoft.com/office/drawing/2016/5/11/chartex" xmlns:cx6="http://schemas.microsoft.com/office/drawing/2016/5/12/chartex" xmlns:cx7="http://schemas.microsoft.com/office/drawing/2016/5/13/chartex" xmlns:cx8="http://schemas.microsoft.com/office/drawing/2016/5/14/chartex" xmlns:mc="http://schemas.openxmlformats.org/markup-compatibility/2006" xmlns:aink="http://schemas.microsoft.com/office/drawing/2016/ink" xmlns:am3d="http://schemas.microsoft.com/office/drawing/2017/model3d" xmlns:o="urn:schemas-microsoft-com:office:office" xmlns:oel="http://schemas.microsoft.com/office/2019/extlst" xmlns:r="http://schemas.openxmlformats.org/officeDocument/2006/relationships" xmlns:m="http://schemas.openxmlformats.org/officeDocument/2006/math" xmlns:v="urn:schemas-microsoft-com:vml" xmlns:wp14="http://schemas.microsoft.com/office/word/2010/wordprocessingDrawing" xmlns:wp="http://schemas.openxmlformats.org/drawingml/2006/wordprocessingDrawing" xmlns:w10="urn:schemas-microsoft-com:office:word" xmlns:w="http://schemas.openxmlformats.org/wordprocessingml/2006/main" xmlns:w14="http://schemas.microsoft.com/office/word/2010/wordml" xmlns:w15="http://schemas.microsoft.com/office/word/2012/wordml" xmlns:w16cex="http://schemas.microsoft.com/office/word/2018/wordml/cex" xmlns:w16cid="http://schemas.microsoft.com/office/word/2016/wordml/cid" xmlns:w16="http://schemas.microsoft.com/office/word/2018/wordml" xmlns:w16sdtdh="http://schemas.microsoft.com/office/word/2020/wordml/sdtdatahash" xmlns:w16se="http://schemas.microsoft.com/office/word/2015/wordml/symex" xmlns:wpg="http://schemas.microsoft.com/office/word/2010/wordprocessingGroup" xmlns:wpi="http://schemas.microsoft.com/office/word/2010/wordprocessingInk" xmlns:wne="http://schemas.microsoft.com/office/word/2006/wordml" xmlns:wps="http://schemas.microsoft.com/office/word/2010/wordprocessingShape" mc:Ignorable="w14 w15 w16se w16cid w16 w16cex w16sdtdh wp14">
   <w:p>
     <w:pPr>
       <w:pStyle w:val="Header"/>
       <w:jc w:val="center"/>
     </w:pPr>
+    <w:r>
+      <w:rPr>
+        <w:noProof/>
+      </w:rPr>
+      <mc:AlternateContent>
+        <mc:Choice Requires="wps">
+          <w:drawing>
+            <wp:anchor distT="0" distB="0" distL="0" distR="0" simplePos="0" relativeHeight="251658240" behindDoc="0" locked="0" layoutInCell="1" allowOverlap="1" wp14:anchorId="447A9C0D" wp14:editId="4B85D578">
+              <wp:simplePos x="635" y="635"/>
+              <wp:positionH relativeFrom="column">
+                <wp:align>center</wp:align>
+              </wp:positionH>
+              <wp:positionV relativeFrom="paragraph">
+                <wp:posOffset>635</wp:posOffset>
+              </wp:positionV>
+              <wp:extent cx="443865" cy="443865"/>
+              <wp:effectExtent l="0" t="0" r="1905" b="18415"/>
+              <wp:wrapSquare wrapText="bothSides"/>
+              <wp:docPr id="1" name="Text Box 1" descr="Lockheed Martin Proprietary Information">
+                <a:extLst xmlns:a="http://schemas.openxmlformats.org/drawingml/2006/main">
+                  <a:ext uri="{5AE41FA2-C0FF-4470-9BD4-5FADCA87CBE2}">
+                    <aclsh:classification xmlns:aclsh="http://schemas.microsoft.com/office/drawing/2020/classificationShape" classificationOutcomeType="hdr"/>
+                  </a:ext>
+                </a:extLst>
+              </wp:docPr>
+              <wp:cNvGraphicFramePr/>
+              <a:graphic xmlns:a="http://schemas.openxmlformats.org/drawingml/2006/main">
+                <a:graphicData uri="http://schemas.microsoft.com/office/word/2010/wordprocessingShape">
+                  <wps:wsp>
+                    <wps:cNvSpPr txBox="1"/>
+                    <wps:spPr>
+                      <a:xfrm>
+                        <a:off x="0" y="0"/>
+                        <a:ext cx="443865" cy="443865"/>
+                      </a:xfrm>
+                      <a:prstGeom prst="rect">
+                        <a:avLst/>
+                      </a:prstGeom>
+                      <a:noFill/>
+                      <a:ln>
+                        <a:noFill/>
+                      </a:ln>
+                    </wps:spPr>
+                    <wps:txbx>
+                      <w:txbxContent>
+                        <w:p>
+                          <w:pPr>
+                            <w:rPr>
+                              <w:rFonts w:ascii="Calibri" w:eastAsia="Calibri" w:hAnsi="Calibri" w:cs="Calibri"/>
+                              <w:noProof/>
+                              <w:color w:val="000000"/>
+                              <w:sz w:val="20"/>
+                              <w:szCs w:val="20"/>
+                            </w:rPr>
+                          </w:pPr>
+                          <w:r>
+                            <w:rPr>
+                              <w:rFonts w:ascii="Calibri" w:eastAsia="Calibri" w:hAnsi="Calibri" w:cs="Calibri"/>
+                              <w:noProof/>
+                              <w:color w:val="000000"/>
+                              <w:sz w:val="20"/>
+                              <w:szCs w:val="20"/>
+                            </w:rPr>
+                            <w:t>Lockheed Martin Proprietary Information</w:t>
+                          </w:r>
+                        </w:p>
+                      </w:txbxContent>
+                    </wps:txbx>
+                    <wps:bodyPr rot="0" spcFirstLastPara="0" vertOverflow="overflow" horzOverflow="overflow" vert="horz" wrap="none" lIns="0" tIns="0" rIns="0" bIns="0" numCol="1" spcCol="0" rtlCol="0" fromWordArt="0" anchor="t" anchorCtr="0" forceAA="0" compatLnSpc="1">
+                      <a:prstTxWarp prst="textNoShape">
+                        <a:avLst/>
+                      </a:prstTxWarp>
+                      <a:spAutoFit/>
+                    </wps:bodyPr>
+                  </wps:wsp>
+                </a:graphicData>
+              </a:graphic>
+            </wp:anchor>
+          </w:drawing>
+        </mc:Choice>
+        <mc:Fallback>
+          <w:pict>
+            <v:shapetype w14:anchorId="447A9C0D" id="_x0000_t202" coordsize="21600,21600" o:spt="202" path="m,l,21600r21600,l21600,xe">
+              <v:stroke joinstyle="miter"/>
+              <v:path gradientshapeok="t" o:connecttype="rect"/>
+            </v:shapetype>
+            <v:shape id="Text Box 1" o:spid="_x0000_s1030" type="#_x0000_t202" alt="Lockheed Martin Proprietary Information" style="position:absolute;left:0;text-align:left;margin-left:0;margin-top:.05pt;width:34.95pt;height:34.95pt;z-index:251658240;visibility:visible;mso-wrap-style:none;mso-wrap-distance-left:0;mso-wrap-distance-top:0;mso-wrap-distance-right:0;mso-wrap-distance-bottom:0;mso-position-horizontal:center;mso-position-horizontal-relative:text;mso-position-vertical:absolute;mso-position-vertical-relative:text;v-text-anchor:top" o:gfxdata="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" filled="f" stroked="f">
+              <v:fill o:detectmouseclick="t"/>
+              <v:textbox style="mso-fit-shape-to-text:t" inset="0,0,0,0">
+                <w:txbxContent>
+                  <w:p>
+                    <w:pPr>
+                      <w:rPr>
+                        <w:rFonts w:ascii="Calibri" w:eastAsia="Calibri" w:hAnsi="Calibri" w:cs="Calibri"/>
+                        <w:noProof/>
+                        <w:color w:val="000000"/>
+                        <w:sz w:val="20"/>
+                        <w:szCs w:val="20"/>
+                      </w:rPr>
+                    </w:pPr>
+                    <w:r>
+                      <w:rPr>
+                        <w:rFonts w:ascii="Calibri" w:eastAsia="Calibri" w:hAnsi="Calibri" w:cs="Calibri"/>
+                        <w:noProof/>
+                        <w:color w:val="000000"/>
+                        <w:sz w:val="20"/>
+                        <w:szCs w:val="20"/>
+                      </w:rPr>
+                      <w:t>Lockheed Martin Proprietary Information</w:t>
+                    </w:r>
+                  </w:p>
+                </w:txbxContent>
+              </v:textbox>
+              <w10:wrap type="square"/>
+            </v:shape>
+          </w:pict>
+        </mc:Fallback>
+      </mc:AlternateContent>
+    </w:r>
     <w:r>
       <w:t>Lockheed Martin Proprietary Information</w:t>
     </w:r>
@@ -16421,7 +15816,7 @@
 </file>
 
 <file path=word/numbering.xml><?xml version="1.0" encoding="utf-8"?>
-<w:numbering xmlns:wpc="http://schemas.microsoft.com/office/word/2010/wordprocessingCanvas" xmlns:cx="http://schemas.microsoft.com/office/drawing/2014/chartex" xmlns:cx1="http://schemas.microsoft.com/office/drawing/2015/9/8/chartex" xmlns:cx2="http://schemas.microsoft.com/office/drawing/2015/10/21/chartex" xmlns:cx3="http://schemas.microsoft.com/office/drawing/2016/5/9/chartex" xmlns:cx4="http://schemas.microsoft.com/office/drawing/2016/5/10/chartex" xmlns:cx5="http://schemas.microsoft.com/office/drawing/2016/5/11/chartex" xmlns:cx6="http://schemas.microsoft.com/office/drawing/2016/5/12/chartex" xmlns:cx7="http://schemas.microsoft.com/office/drawing/2016/5/13/chartex" xmlns:cx8="http://schemas.microsoft.com/office/drawing/2016/5/14/chartex" xmlns:mc="http://schemas.openxmlformats.org/markup-compatibility/2006" xmlns:aink="http://schemas.microsoft.com/office/drawing/2016/ink" xmlns:am3d="http://schemas.microsoft.com/office/drawing/2017/model3d" xmlns:o="urn:schemas-microsoft-com:office:office" xmlns:r="http://schemas.openxmlformats.org/officeDocument/2006/relationships" xmlns:m="http://schemas.openxmlformats.org/officeDocument/2006/math" xmlns:v="urn:schemas-microsoft-com:vml" xmlns:wp14="http://schemas.microsoft.com/office/word/2010/wordprocessingDrawing" xmlns:wp="http://schemas.openxmlformats.org/drawingml/2006/wordprocessingDrawing" xmlns:w10="urn:schemas-microsoft-com:office:word" xmlns:w="http://schemas.openxmlformats.org/wordprocessingml/2006/main" xmlns:w14="http://schemas.microsoft.com/office/word/2010/wordml" xmlns:w15="http://schemas.microsoft.com/office/word/2012/wordml" xmlns:w16cex="http://schemas.microsoft.com/office/word/2018/wordml/cex" xmlns:w16cid="http://schemas.microsoft.com/office/word/2016/wordml/cid" xmlns:w16="http://schemas.microsoft.com/office/word/2018/wordml" xmlns:w16sdtdh="http://schemas.microsoft.com/office/word/2020/wordml/sdtdatahash" xmlns:w16se="http://schemas.microsoft.com/office/word/2015/wordml/symex" xmlns:wpg="http://schemas.microsoft.com/office/word/2010/wordprocessingGroup" xmlns:wpi="http://schemas.microsoft.com/office/word/2010/wordprocessingInk" xmlns:wne="http://schemas.microsoft.com/office/word/2006/wordml" xmlns:wps="http://schemas.microsoft.com/office/word/2010/wordprocessingShape" mc:Ignorable="w14 w15 w16se w16cid w16 w16cex w16sdtdh wp14">
+<w:numbering xmlns:wpc="http://schemas.microsoft.com/office/word/2010/wordprocessingCanvas" xmlns:cx="http://schemas.microsoft.com/office/drawing/2014/chartex" xmlns:cx1="http://schemas.microsoft.com/office/drawing/2015/9/8/chartex" xmlns:cx2="http://schemas.microsoft.com/office/drawing/2015/10/21/chartex" xmlns:cx3="http://schemas.microsoft.com/office/drawing/2016/5/9/chartex" xmlns:cx4="http://schemas.microsoft.com/office/drawing/2016/5/10/chartex" xmlns:cx5="http://schemas.microsoft.com/office/drawing/2016/5/11/chartex" xmlns:cx6="http://schemas.microsoft.com/office/drawing/2016/5/12/chartex" xmlns:cx7="http://schemas.microsoft.com/office/drawing/2016/5/13/chartex" xmlns:cx8="http://schemas.microsoft.com/office/drawing/2016/5/14/chartex" xmlns:mc="http://schemas.openxmlformats.org/markup-compatibility/2006" xmlns:aink="http://schemas.microsoft.com/office/drawing/2016/ink" xmlns:am3d="http://schemas.microsoft.com/office/drawing/2017/model3d" xmlns:o="urn:schemas-microsoft-com:office:office" xmlns:oel="http://schemas.microsoft.com/office/2019/extlst" xmlns:r="http://schemas.openxmlformats.org/officeDocument/2006/relationships" xmlns:m="http://schemas.openxmlformats.org/officeDocument/2006/math" xmlns:v="urn:schemas-microsoft-com:vml" xmlns:wp14="http://schemas.microsoft.com/office/word/2010/wordprocessingDrawing" xmlns:wp="http://schemas.openxmlformats.org/drawingml/2006/wordprocessingDrawing" xmlns:w10="urn:schemas-microsoft-com:office:word" xmlns:w="http://schemas.openxmlformats.org/wordprocessingml/2006/main" xmlns:w14="http://schemas.microsoft.com/office/word/2010/wordml" xmlns:w15="http://schemas.microsoft.com/office/word/2012/wordml" xmlns:w16cex="http://schemas.microsoft.com/office/word/2018/wordml/cex" xmlns:w16cid="http://schemas.microsoft.com/office/word/2016/wordml/cid" xmlns:w16="http://schemas.microsoft.com/office/word/2018/wordml" xmlns:w16sdtdh="http://schemas.microsoft.com/office/word/2020/wordml/sdtdatahash" xmlns:w16se="http://schemas.microsoft.com/office/word/2015/wordml/symex" xmlns:wpg="http://schemas.microsoft.com/office/word/2010/wordprocessingGroup" xmlns:wpi="http://schemas.microsoft.com/office/word/2010/wordprocessingInk" xmlns:wne="http://schemas.microsoft.com/office/word/2006/wordml" xmlns:wps="http://schemas.microsoft.com/office/word/2010/wordprocessingShape" mc:Ignorable="w14 w15 w16se w16cid w16 w16cex w16sdtdh wp14">
   <w:abstractNum w:abstractNumId="0" w15:restartNumberingAfterBreak="0">
     <w:nsid w:val="01AF491F"/>
     <w:multiLevelType w:val="hybridMultilevel"/>
@@ -19163,40 +18558,40 @@
       </w:pPr>
     </w:lvl>
   </w:abstractNum>
-  <w:num w:numId="1">
+  <w:num w:numId="1" w16cid:durableId="55663313">
     <w:abstractNumId w:val="7"/>
   </w:num>
-  <w:num w:numId="2">
+  <w:num w:numId="2" w16cid:durableId="1619802032">
     <w:abstractNumId w:val="1"/>
   </w:num>
-  <w:num w:numId="3">
+  <w:num w:numId="3" w16cid:durableId="213198336">
     <w:abstractNumId w:val="22"/>
   </w:num>
-  <w:num w:numId="4">
+  <w:num w:numId="4" w16cid:durableId="191234734">
     <w:abstractNumId w:val="27"/>
   </w:num>
-  <w:num w:numId="5">
+  <w:num w:numId="5" w16cid:durableId="1835408908">
     <w:abstractNumId w:val="11"/>
   </w:num>
-  <w:num w:numId="6">
+  <w:num w:numId="6" w16cid:durableId="885332550">
     <w:abstractNumId w:val="6"/>
   </w:num>
-  <w:num w:numId="7">
+  <w:num w:numId="7" w16cid:durableId="33626446">
     <w:abstractNumId w:val="2"/>
   </w:num>
-  <w:num w:numId="8">
+  <w:num w:numId="8" w16cid:durableId="139544130">
     <w:abstractNumId w:val="24"/>
   </w:num>
-  <w:num w:numId="9">
+  <w:num w:numId="9" w16cid:durableId="1425153159">
     <w:abstractNumId w:val="17"/>
   </w:num>
-  <w:num w:numId="10">
+  <w:num w:numId="10" w16cid:durableId="753865354">
     <w:abstractNumId w:val="8"/>
   </w:num>
-  <w:num w:numId="11">
+  <w:num w:numId="11" w16cid:durableId="579601576">
     <w:abstractNumId w:val="29"/>
   </w:num>
-  <w:num w:numId="12">
+  <w:num w:numId="12" w16cid:durableId="344791522">
     <w:abstractNumId w:val="27"/>
     <w:lvlOverride w:ilvl="0">
       <w:startOverride w:val="1"/>
@@ -19226,7 +18621,7 @@
       <w:startOverride w:val="1"/>
     </w:lvlOverride>
   </w:num>
-  <w:num w:numId="13">
+  <w:num w:numId="13" w16cid:durableId="1135609696">
     <w:abstractNumId w:val="21"/>
     <w:lvlOverride w:ilvl="0">
       <w:startOverride w:val="1"/>
@@ -19256,7 +18651,7 @@
       <w:startOverride w:val="1"/>
     </w:lvlOverride>
   </w:num>
-  <w:num w:numId="14">
+  <w:num w:numId="14" w16cid:durableId="31349242">
     <w:abstractNumId w:val="4"/>
     <w:lvlOverride w:ilvl="0">
       <w:startOverride w:val="1"/>
@@ -19286,7 +18681,7 @@
       <w:startOverride w:val="1"/>
     </w:lvlOverride>
   </w:num>
-  <w:num w:numId="15">
+  <w:num w:numId="15" w16cid:durableId="1502697773">
     <w:abstractNumId w:val="28"/>
     <w:lvlOverride w:ilvl="0">
       <w:startOverride w:val="1"/>
@@ -19316,7 +18711,7 @@
       <w:startOverride w:val="1"/>
     </w:lvlOverride>
   </w:num>
-  <w:num w:numId="16">
+  <w:num w:numId="16" w16cid:durableId="1798798717">
     <w:abstractNumId w:val="25"/>
     <w:lvlOverride w:ilvl="0">
       <w:startOverride w:val="1"/>
@@ -19346,7 +18741,7 @@
       <w:startOverride w:val="1"/>
     </w:lvlOverride>
   </w:num>
-  <w:num w:numId="17">
+  <w:num w:numId="17" w16cid:durableId="493226251">
     <w:abstractNumId w:val="14"/>
     <w:lvlOverride w:ilvl="0">
       <w:startOverride w:val="1"/>
@@ -19376,7 +18771,7 @@
       <w:startOverride w:val="1"/>
     </w:lvlOverride>
   </w:num>
-  <w:num w:numId="18">
+  <w:num w:numId="18" w16cid:durableId="1265531852">
     <w:abstractNumId w:val="0"/>
     <w:lvlOverride w:ilvl="0">
       <w:startOverride w:val="1"/>
@@ -19406,7 +18801,7 @@
       <w:startOverride w:val="1"/>
     </w:lvlOverride>
   </w:num>
-  <w:num w:numId="19">
+  <w:num w:numId="19" w16cid:durableId="312222661">
     <w:abstractNumId w:val="20"/>
     <w:lvlOverride w:ilvl="0">
       <w:startOverride w:val="1"/>
@@ -19436,7 +18831,7 @@
       <w:startOverride w:val="1"/>
     </w:lvlOverride>
   </w:num>
-  <w:num w:numId="20">
+  <w:num w:numId="20" w16cid:durableId="928194962">
     <w:abstractNumId w:val="13"/>
     <w:lvlOverride w:ilvl="0">
       <w:startOverride w:val="1"/>
@@ -19466,7 +18861,7 @@
       <w:startOverride w:val="1"/>
     </w:lvlOverride>
   </w:num>
-  <w:num w:numId="21">
+  <w:num w:numId="21" w16cid:durableId="1302618302">
     <w:abstractNumId w:val="12"/>
     <w:lvlOverride w:ilvl="0">
       <w:startOverride w:val="1"/>
@@ -19496,7 +18891,7 @@
       <w:startOverride w:val="1"/>
     </w:lvlOverride>
   </w:num>
-  <w:num w:numId="22">
+  <w:num w:numId="22" w16cid:durableId="1056391624">
     <w:abstractNumId w:val="26"/>
     <w:lvlOverride w:ilvl="0">
       <w:startOverride w:val="1"/>
@@ -19526,7 +18921,7 @@
       <w:startOverride w:val="1"/>
     </w:lvlOverride>
   </w:num>
-  <w:num w:numId="23">
+  <w:num w:numId="23" w16cid:durableId="2001345082">
     <w:abstractNumId w:val="3"/>
     <w:lvlOverride w:ilvl="0">
       <w:startOverride w:val="1"/>
@@ -19556,34 +18951,34 @@
       <w:startOverride w:val="1"/>
     </w:lvlOverride>
   </w:num>
-  <w:num w:numId="24">
+  <w:num w:numId="24" w16cid:durableId="914827386">
     <w:abstractNumId w:val="21"/>
   </w:num>
-  <w:num w:numId="25">
+  <w:num w:numId="25" w16cid:durableId="1849707631">
     <w:abstractNumId w:val="10"/>
   </w:num>
-  <w:num w:numId="26">
+  <w:num w:numId="26" w16cid:durableId="1211841633">
     <w:abstractNumId w:val="16"/>
   </w:num>
-  <w:num w:numId="27">
+  <w:num w:numId="27" w16cid:durableId="1276332076">
     <w:abstractNumId w:val="15"/>
   </w:num>
-  <w:num w:numId="28">
+  <w:num w:numId="28" w16cid:durableId="623534912">
     <w:abstractNumId w:val="23"/>
   </w:num>
-  <w:num w:numId="29">
+  <w:num w:numId="29" w16cid:durableId="1711538949">
     <w:abstractNumId w:val="5"/>
   </w:num>
-  <w:num w:numId="30">
+  <w:num w:numId="30" w16cid:durableId="709459742">
     <w:abstractNumId w:val="18"/>
   </w:num>
-  <w:num w:numId="31">
+  <w:num w:numId="31" w16cid:durableId="748621498">
     <w:abstractNumId w:val="0"/>
   </w:num>
-  <w:num w:numId="32">
+  <w:num w:numId="32" w16cid:durableId="711803708">
     <w:abstractNumId w:val="19"/>
   </w:num>
-  <w:num w:numId="33">
+  <w:num w:numId="33" w16cid:durableId="1305964888">
     <w:abstractNumId w:val="9"/>
   </w:num>
   <w:numIdMacAtCleanup w:val="5"/>
@@ -19591,7 +18986,7 @@
 </file>
 
 <file path=word/people.xml><?xml version="1.0" encoding="utf-8"?>
-<w15:people xmlns:wpc="http://schemas.microsoft.com/office/word/2010/wordprocessingCanvas" xmlns:cx="http://schemas.microsoft.com/office/drawing/2014/chartex" xmlns:cx1="http://schemas.microsoft.com/office/drawing/2015/9/8/chartex" xmlns:cx2="http://schemas.microsoft.com/office/drawing/2015/10/21/chartex" xmlns:cx3="http://schemas.microsoft.com/office/drawing/2016/5/9/chartex" xmlns:cx4="http://schemas.microsoft.com/office/drawing/2016/5/10/chartex" xmlns:cx5="http://schemas.microsoft.com/office/drawing/2016/5/11/chartex" xmlns:cx6="http://schemas.microsoft.com/office/drawing/2016/5/12/chartex" xmlns:cx7="http://schemas.microsoft.com/office/drawing/2016/5/13/chartex" xmlns:cx8="http://schemas.microsoft.com/office/drawing/2016/5/14/chartex" xmlns:mc="http://schemas.openxmlformats.org/markup-compatibility/2006" xmlns:aink="http://schemas.microsoft.com/office/drawing/2016/ink" xmlns:am3d="http://schemas.microsoft.com/office/drawing/2017/model3d" xmlns:o="urn:schemas-microsoft-com:office:office" xmlns:r="http://schemas.openxmlformats.org/officeDocument/2006/relationships" xmlns:m="http://schemas.openxmlformats.org/officeDocument/2006/math" xmlns:v="urn:schemas-microsoft-com:vml" xmlns:wp14="http://schemas.microsoft.com/office/word/2010/wordprocessingDrawing" xmlns:wp="http://schemas.openxmlformats.org/drawingml/2006/wordprocessingDrawing" xmlns:w10="urn:schemas-microsoft-com:office:word" xmlns:w="http://schemas.openxmlformats.org/wordprocessingml/2006/main" xmlns:w14="http://schemas.microsoft.com/office/word/2010/wordml" xmlns:w15="http://schemas.microsoft.com/office/word/2012/wordml" xmlns:w16cex="http://schemas.microsoft.com/office/word/2018/wordml/cex" xmlns:w16cid="http://schemas.microsoft.com/office/word/2016/wordml/cid" xmlns:w16="http://schemas.microsoft.com/office/word/2018/wordml" xmlns:w16sdtdh="http://schemas.microsoft.com/office/word/2020/wordml/sdtdatahash" xmlns:w16se="http://schemas.microsoft.com/office/word/2015/wordml/symex" xmlns:wpg="http://schemas.microsoft.com/office/word/2010/wordprocessingGroup" xmlns:wpi="http://schemas.microsoft.com/office/word/2010/wordprocessingInk" xmlns:wne="http://schemas.microsoft.com/office/word/2006/wordml" xmlns:wps="http://schemas.microsoft.com/office/word/2010/wordprocessingShape" mc:Ignorable="w14 w15 w16se w16cid w16 w16cex w16sdtdh wp14">
+<w15:people xmlns:wpc="http://schemas.microsoft.com/office/word/2010/wordprocessingCanvas" xmlns:cx="http://schemas.microsoft.com/office/drawing/2014/chartex" xmlns:cx1="http://schemas.microsoft.com/office/drawing/2015/9/8/chartex" xmlns:cx2="http://schemas.microsoft.com/office/drawing/2015/10/21/chartex" xmlns:cx3="http://schemas.microsoft.com/office/drawing/2016/5/9/chartex" xmlns:cx4="http://schemas.microsoft.com/office/drawing/2016/5/10/chartex" xmlns:cx5="http://schemas.microsoft.com/office/drawing/2016/5/11/chartex" xmlns:cx6="http://schemas.microsoft.com/office/drawing/2016/5/12/chartex" xmlns:cx7="http://schemas.microsoft.com/office/drawing/2016/5/13/chartex" xmlns:cx8="http://schemas.microsoft.com/office/drawing/2016/5/14/chartex" xmlns:mc="http://schemas.openxmlformats.org/markup-compatibility/2006" xmlns:aink="http://schemas.microsoft.com/office/drawing/2016/ink" xmlns:am3d="http://schemas.microsoft.com/office/drawing/2017/model3d" xmlns:o="urn:schemas-microsoft-com:office:office" xmlns:oel="http://schemas.microsoft.com/office/2019/extlst" xmlns:r="http://schemas.openxmlformats.org/officeDocument/2006/relationships" xmlns:m="http://schemas.openxmlformats.org/officeDocument/2006/math" xmlns:v="urn:schemas-microsoft-com:vml" xmlns:wp14="http://schemas.microsoft.com/office/word/2010/wordprocessingDrawing" xmlns:wp="http://schemas.openxmlformats.org/drawingml/2006/wordprocessingDrawing" xmlns:w10="urn:schemas-microsoft-com:office:word" xmlns:w="http://schemas.openxmlformats.org/wordprocessingml/2006/main" xmlns:w14="http://schemas.microsoft.com/office/word/2010/wordml" xmlns:w15="http://schemas.microsoft.com/office/word/2012/wordml" xmlns:w16cex="http://schemas.microsoft.com/office/word/2018/wordml/cex" xmlns:w16cid="http://schemas.microsoft.com/office/word/2016/wordml/cid" xmlns:w16="http://schemas.microsoft.com/office/word/2018/wordml" xmlns:w16sdtdh="http://schemas.microsoft.com/office/word/2020/wordml/sdtdatahash" xmlns:w16se="http://schemas.microsoft.com/office/word/2015/wordml/symex" xmlns:wpg="http://schemas.microsoft.com/office/word/2010/wordprocessingGroup" xmlns:wpi="http://schemas.microsoft.com/office/word/2010/wordprocessingInk" xmlns:wne="http://schemas.microsoft.com/office/word/2006/wordml" xmlns:wps="http://schemas.microsoft.com/office/word/2010/wordprocessingShape" mc:Ignorable="w14 w15 w16se w16cid w16 w16cex w16sdtdh wp14">
   <w15:person w15:author="Palider, Dusan (US)">
     <w15:presenceInfo w15:providerId="None" w15:userId="Palider, Dusan (US)"/>
   </w15:person>

--- a/ClassifiedInstallationStuff/_Instructions/_IES Suite Upgrade Instructions.docx
+++ b/ClassifiedInstallationStuff/_Instructions/_IES Suite Upgrade Instructions.docx
@@ -2,26 +2,26 @@
 <file path=word/document.xml><?xml version="1.0" encoding="utf-8"?>
 <w:document xmlns:wpc="http://schemas.microsoft.com/office/word/2010/wordprocessingCanvas" xmlns:cx="http://schemas.microsoft.com/office/drawing/2014/chartex" xmlns:cx1="http://schemas.microsoft.com/office/drawing/2015/9/8/chartex" xmlns:cx2="http://schemas.microsoft.com/office/drawing/2015/10/21/chartex" xmlns:cx3="http://schemas.microsoft.com/office/drawing/2016/5/9/chartex" xmlns:cx4="http://schemas.microsoft.com/office/drawing/2016/5/10/chartex" xmlns:cx5="http://schemas.microsoft.com/office/drawing/2016/5/11/chartex" xmlns:cx6="http://schemas.microsoft.com/office/drawing/2016/5/12/chartex" xmlns:cx7="http://schemas.microsoft.com/office/drawing/2016/5/13/chartex" xmlns:cx8="http://schemas.microsoft.com/office/drawing/2016/5/14/chartex" xmlns:mc="http://schemas.openxmlformats.org/markup-compatibility/2006" xmlns:aink="http://schemas.microsoft.com/office/drawing/2016/ink" xmlns:am3d="http://schemas.microsoft.com/office/drawing/2017/model3d" xmlns:o="urn:schemas-microsoft-com:office:office" xmlns:oel="http://schemas.microsoft.com/office/2019/extlst" xmlns:r="http://schemas.openxmlformats.org/officeDocument/2006/relationships" xmlns:m="http://schemas.openxmlformats.org/officeDocument/2006/math" xmlns:v="urn:schemas-microsoft-com:vml" xmlns:wp14="http://schemas.microsoft.com/office/word/2010/wordprocessingDrawing" xmlns:wp="http://schemas.openxmlformats.org/drawingml/2006/wordprocessingDrawing" xmlns:w10="urn:schemas-microsoft-com:office:word" xmlns:w="http://schemas.openxmlformats.org/wordprocessingml/2006/main" xmlns:w14="http://schemas.microsoft.com/office/word/2010/wordml" xmlns:w15="http://schemas.microsoft.com/office/word/2012/wordml" xmlns:w16cex="http://schemas.microsoft.com/office/word/2018/wordml/cex" xmlns:w16cid="http://schemas.microsoft.com/office/word/2016/wordml/cid" xmlns:w16="http://schemas.microsoft.com/office/word/2018/wordml" xmlns:w16sdtdh="http://schemas.microsoft.com/office/word/2020/wordml/sdtdatahash" xmlns:w16se="http://schemas.microsoft.com/office/word/2015/wordml/symex" xmlns:wpg="http://schemas.microsoft.com/office/word/2010/wordprocessingGroup" xmlns:wpi="http://schemas.microsoft.com/office/word/2010/wordprocessingInk" xmlns:wne="http://schemas.microsoft.com/office/word/2006/wordml" xmlns:wps="http://schemas.microsoft.com/office/word/2010/wordprocessingShape" mc:Ignorable="w14 w15 w16se w16cid w16 w16cex w16sdtdh wp14">
   <w:body>
-    <w:bookmarkStart w:id="0" w:name="_Toc69207018" w:displacedByCustomXml="next"/>
-    <w:bookmarkStart w:id="1" w:name="_Toc69203962" w:displacedByCustomXml="next"/>
-    <w:bookmarkStart w:id="2" w:name="_Toc69202903" w:displacedByCustomXml="next"/>
-    <w:bookmarkStart w:id="3" w:name="_Toc4599931" w:displacedByCustomXml="next"/>
-    <w:bookmarkStart w:id="4" w:name="_Toc534277455" w:displacedByCustomXml="next"/>
-    <w:bookmarkStart w:id="5" w:name="_Toc443999444" w:displacedByCustomXml="next"/>
-    <w:bookmarkStart w:id="6" w:name="_Toc443999244" w:displacedByCustomXml="next"/>
-    <w:bookmarkStart w:id="7" w:name="_Toc435089160" w:displacedByCustomXml="next"/>
-    <w:bookmarkStart w:id="8" w:name="_Toc402261032" w:displacedByCustomXml="next"/>
-    <w:bookmarkStart w:id="9" w:name="_Toc409096411" w:displacedByCustomXml="next"/>
-    <w:bookmarkStart w:id="10" w:name="_Toc410226779" w:displacedByCustomXml="next"/>
-    <w:bookmarkStart w:id="11" w:name="_Toc410286731" w:displacedByCustomXml="next"/>
-    <w:bookmarkStart w:id="12" w:name="_Toc410652409" w:displacedByCustomXml="next"/>
-    <w:bookmarkStart w:id="13" w:name="_Toc426544400" w:displacedByCustomXml="next"/>
-    <w:bookmarkStart w:id="14" w:name="_Toc426545102" w:displacedByCustomXml="next"/>
-    <w:bookmarkStart w:id="15" w:name="_Toc426545466" w:displacedByCustomXml="next"/>
-    <w:bookmarkStart w:id="16" w:name="_Toc443996238" w:displacedByCustomXml="next"/>
-    <w:bookmarkStart w:id="17" w:name="_Toc443996285" w:displacedByCustomXml="next"/>
-    <w:bookmarkStart w:id="18" w:name="_Toc443997342" w:displacedByCustomXml="next"/>
-    <w:bookmarkStart w:id="19" w:name="_Toc34724951" w:displacedByCustomXml="next"/>
+    <w:bookmarkStart w:id="0" w:name="_Toc34724951" w:displacedByCustomXml="next"/>
+    <w:bookmarkStart w:id="1" w:name="_Toc443997342" w:displacedByCustomXml="next"/>
+    <w:bookmarkStart w:id="2" w:name="_Toc443996285" w:displacedByCustomXml="next"/>
+    <w:bookmarkStart w:id="3" w:name="_Toc443996238" w:displacedByCustomXml="next"/>
+    <w:bookmarkStart w:id="4" w:name="_Toc426545466" w:displacedByCustomXml="next"/>
+    <w:bookmarkStart w:id="5" w:name="_Toc426545102" w:displacedByCustomXml="next"/>
+    <w:bookmarkStart w:id="6" w:name="_Toc426544400" w:displacedByCustomXml="next"/>
+    <w:bookmarkStart w:id="7" w:name="_Toc410652409" w:displacedByCustomXml="next"/>
+    <w:bookmarkStart w:id="8" w:name="_Toc410286731" w:displacedByCustomXml="next"/>
+    <w:bookmarkStart w:id="9" w:name="_Toc410226779" w:displacedByCustomXml="next"/>
+    <w:bookmarkStart w:id="10" w:name="_Toc409096411" w:displacedByCustomXml="next"/>
+    <w:bookmarkStart w:id="11" w:name="_Toc402261032" w:displacedByCustomXml="next"/>
+    <w:bookmarkStart w:id="12" w:name="_Toc435089160" w:displacedByCustomXml="next"/>
+    <w:bookmarkStart w:id="13" w:name="_Toc443999244" w:displacedByCustomXml="next"/>
+    <w:bookmarkStart w:id="14" w:name="_Toc443999444" w:displacedByCustomXml="next"/>
+    <w:bookmarkStart w:id="15" w:name="_Toc534277455" w:displacedByCustomXml="next"/>
+    <w:bookmarkStart w:id="16" w:name="_Toc4599931" w:displacedByCustomXml="next"/>
+    <w:bookmarkStart w:id="17" w:name="_Toc69202903" w:displacedByCustomXml="next"/>
+    <w:bookmarkStart w:id="18" w:name="_Toc69203962" w:displacedByCustomXml="next"/>
+    <w:bookmarkStart w:id="19" w:name="_Toc69207018" w:displacedByCustomXml="next"/>
     <w:sdt>
       <w:sdtPr>
         <w:rPr>
@@ -49,8 +49,8 @@
         </w:rPr>
       </w:sdtEndPr>
       <w:sdtContent>
-        <w:bookmarkStart w:id="20" w:name="_Toc320016168" w:displacedByCustomXml="prev"/>
-        <w:bookmarkStart w:id="21" w:name="_Toc266280202" w:displacedByCustomXml="prev"/>
+        <w:bookmarkStart w:id="20" w:name="_Toc266280202" w:displacedByCustomXml="prev"/>
+        <w:bookmarkStart w:id="21" w:name="_Toc320016168" w:displacedByCustomXml="prev"/>
         <w:p>
           <w:pPr>
             <w:pStyle w:val="Heading1"/>
@@ -273,7 +273,15 @@
                   <w:cnfStyle w:val="000000100000" w:firstRow="0" w:lastRow="0" w:firstColumn="0" w:lastColumn="0" w:oddVBand="0" w:evenVBand="0" w:oddHBand="1" w:evenHBand="0" w:firstRowFirstColumn="0" w:firstRowLastColumn="0" w:lastRowFirstColumn="0" w:lastRowLastColumn="0"/>
                 </w:pPr>
                 <w:r>
-                  <w:t>Fixed Appendix A, item 2.t - key didn’t match the web.config key</w:t>
+                  <w:t xml:space="preserve">Fixed Appendix A, item 2.t - key didn’t match the </w:t>
+                </w:r>
+                <w:proofErr w:type="spellStart"/>
+                <w:r>
+                  <w:t>web.config</w:t>
+                </w:r>
+                <w:proofErr w:type="spellEnd"/>
+                <w:r>
+                  <w:t xml:space="preserve"> key</w:t>
                 </w:r>
               </w:p>
             </w:tc>
@@ -1567,10 +1575,10 @@
         </w:p>
       </w:sdtContent>
     </w:sdt>
-    <w:bookmarkStart w:id="49" w:name="_Toc443999447" w:displacedByCustomXml="prev"/>
-    <w:bookmarkStart w:id="50" w:name="_Toc534277458" w:displacedByCustomXml="prev"/>
-    <w:bookmarkStart w:id="51" w:name="_Toc4599934" w:displacedByCustomXml="prev"/>
-    <w:bookmarkStart w:id="52" w:name="_Toc34724954" w:displacedByCustomXml="prev"/>
+    <w:bookmarkStart w:id="49" w:name="_Toc34724954" w:displacedByCustomXml="prev"/>
+    <w:bookmarkStart w:id="50" w:name="_Toc4599934" w:displacedByCustomXml="prev"/>
+    <w:bookmarkStart w:id="51" w:name="_Toc534277458" w:displacedByCustomXml="prev"/>
+    <w:bookmarkStart w:id="52" w:name="_Toc443999447" w:displacedByCustomXml="prev"/>
     <w:p>
       <w:pPr>
         <w:pStyle w:val="Heading1"/>
@@ -1934,9 +1942,11 @@
         </w:rPr>
         <w:t xml:space="preserve">oth) </w:t>
       </w:r>
+      <w:proofErr w:type="spellStart"/>
       <w:r>
         <w:t>GenBOE</w:t>
       </w:r>
+      <w:proofErr w:type="spellEnd"/>
     </w:p>
     <w:p>
       <w:pPr>
@@ -2009,8 +2019,13 @@
         </w:rPr>
         <w:t xml:space="preserve">(Both) </w:t>
       </w:r>
-      <w:r>
-        <w:t xml:space="preserve">GenBOE Data Backup </w:t>
+      <w:proofErr w:type="spellStart"/>
+      <w:r>
+        <w:t>GenBOE</w:t>
+      </w:r>
+      <w:proofErr w:type="spellEnd"/>
+      <w:r>
+        <w:t xml:space="preserve"> Data Backup </w:t>
       </w:r>
       <w:r>
         <w:t>utility,</w:t>
@@ -2161,9 +2176,11 @@
         </w:rPr>
         <w:t xml:space="preserve">oth) </w:t>
       </w:r>
+      <w:proofErr w:type="spellStart"/>
       <w:r>
         <w:t>GenBOE</w:t>
       </w:r>
+      <w:proofErr w:type="spellEnd"/>
     </w:p>
     <w:p>
       <w:pPr>
@@ -2180,8 +2197,13 @@
         </w:rPr>
         <w:t xml:space="preserve">(Space) </w:t>
       </w:r>
-      <w:r>
-        <w:t>GenTrac (PTM)</w:t>
+      <w:proofErr w:type="spellStart"/>
+      <w:r>
+        <w:t>GenTrac</w:t>
+      </w:r>
+      <w:proofErr w:type="spellEnd"/>
+      <w:r>
+        <w:t xml:space="preserve"> (PTM)</w:t>
       </w:r>
     </w:p>
     <w:p>
@@ -2270,7 +2292,15 @@
     </w:p>
     <w:p>
       <w:r>
-        <w:t xml:space="preserve">Please carry these steps out for each of the web applications (GenBOE, PTM, IES, RDM, RDSB). </w:t>
+        <w:t>Please carry these steps out for each of the web applications (</w:t>
+      </w:r>
+      <w:proofErr w:type="spellStart"/>
+      <w:r>
+        <w:t>GenBOE</w:t>
+      </w:r>
+      <w:proofErr w:type="spellEnd"/>
+      <w:r>
+        <w:t xml:space="preserve">, PTM, IES, RDM, RDSB). </w:t>
       </w:r>
     </w:p>
     <w:p>
@@ -2297,7 +2327,15 @@
         </w:numPr>
       </w:pPr>
       <w:r>
-        <w:t>Additionally, we recommend copying the web.config file off to a side, as it would be helpful in step 4.</w:t>
+        <w:t xml:space="preserve">Additionally, we recommend copying the </w:t>
+      </w:r>
+      <w:proofErr w:type="spellStart"/>
+      <w:r>
+        <w:t>web.config</w:t>
+      </w:r>
+      <w:proofErr w:type="spellEnd"/>
+      <w:r>
+        <w:t xml:space="preserve"> file off to a side, as it would be helpful in step 4.</w:t>
       </w:r>
     </w:p>
     <w:p>
@@ -2333,7 +2371,15 @@
         </w:numPr>
       </w:pPr>
       <w:r>
-        <w:t>Edit the new web.config file, setting the appropriate values, copying things from your backup (step 1), as well as setting any new fields. For a list of fields to set, please see Appendix A - E.</w:t>
+        <w:t xml:space="preserve">Edit the new </w:t>
+      </w:r>
+      <w:proofErr w:type="spellStart"/>
+      <w:r>
+        <w:t>web.config</w:t>
+      </w:r>
+      <w:proofErr w:type="spellEnd"/>
+      <w:r>
+        <w:t xml:space="preserve"> file, setting the appropriate values, copying things from your backup (step 1), as well as setting any new fields. For a list of fields to set, please see Appendix A - E.</w:t>
       </w:r>
     </w:p>
     <w:p>
@@ -2537,8 +2583,13 @@
         </w:rPr>
         <w:t xml:space="preserve">oth) </w:t>
       </w:r>
-      <w:r>
-        <w:t>GenBOE Auto Backup application</w:t>
+      <w:proofErr w:type="spellStart"/>
+      <w:r>
+        <w:t>GenBOE</w:t>
+      </w:r>
+      <w:proofErr w:type="spellEnd"/>
+      <w:r>
+        <w:t xml:space="preserve"> Auto Backup application</w:t>
       </w:r>
     </w:p>
     <w:p>
@@ -2650,7 +2701,15 @@
     </w:p>
     <w:p>
       <w:r>
-        <w:t xml:space="preserve">For console applications, this document refers to application configuration files as app.config, but their exact names are: </w:t>
+        <w:t xml:space="preserve">For console applications, this document refers to application configuration files as </w:t>
+      </w:r>
+      <w:proofErr w:type="spellStart"/>
+      <w:r>
+        <w:t>app.config</w:t>
+      </w:r>
+      <w:proofErr w:type="spellEnd"/>
+      <w:r>
+        <w:t xml:space="preserve">, but their exact names are: </w:t>
       </w:r>
     </w:p>
     <w:p>
@@ -2661,9 +2720,15 @@
           <w:numId w:val="30"/>
         </w:numPr>
       </w:pPr>
-      <w:r>
-        <w:t xml:space="preserve">GenBOE Auto Backup: </w:t>
-      </w:r>
+      <w:proofErr w:type="spellStart"/>
+      <w:r>
+        <w:t>GenBOE</w:t>
+      </w:r>
+      <w:proofErr w:type="spellEnd"/>
+      <w:r>
+        <w:t xml:space="preserve"> Auto Backup: </w:t>
+      </w:r>
+      <w:proofErr w:type="spellStart"/>
       <w:r>
         <w:rPr>
           <w:rFonts w:ascii="Consolas" w:hAnsi="Consolas"/>
@@ -2672,6 +2737,7 @@
         </w:rPr>
         <w:t>GenBOE.AutoBackup.exe.config</w:t>
       </w:r>
+      <w:proofErr w:type="spellEnd"/>
       <w:r>
         <w:t xml:space="preserve"> </w:t>
       </w:r>
@@ -2687,6 +2753,7 @@
       <w:r>
         <w:t xml:space="preserve">AD Sync: </w:t>
       </w:r>
+      <w:proofErr w:type="spellStart"/>
       <w:r>
         <w:rPr>
           <w:rFonts w:ascii="Consolas" w:hAnsi="Consolas"/>
@@ -2695,6 +2762,7 @@
         </w:rPr>
         <w:t>GenBOE.ADSync.exe.config</w:t>
       </w:r>
+      <w:proofErr w:type="spellEnd"/>
     </w:p>
     <w:p>
       <w:pPr>
@@ -2712,6 +2780,7 @@
       <w:r>
         <w:t xml:space="preserve">PTM Emailer: </w:t>
       </w:r>
+      <w:proofErr w:type="spellStart"/>
       <w:r>
         <w:rPr>
           <w:rFonts w:ascii="Consolas" w:hAnsi="Consolas"/>
@@ -2720,6 +2789,7 @@
         </w:rPr>
         <w:t>GenTRAC.EmailScheduler.exe.config</w:t>
       </w:r>
+      <w:proofErr w:type="spellEnd"/>
     </w:p>
     <w:p>
       <w:pPr>
@@ -2732,6 +2802,7 @@
       <w:r>
         <w:t xml:space="preserve">RDM Data Replication: </w:t>
       </w:r>
+      <w:proofErr w:type="spellStart"/>
       <w:r>
         <w:rPr>
           <w:rFonts w:ascii="Consolas" w:hAnsi="Consolas"/>
@@ -2740,6 +2811,7 @@
         </w:rPr>
         <w:t>RDM.ClassifiedDeployment.exe.config</w:t>
       </w:r>
+      <w:proofErr w:type="spellEnd"/>
     </w:p>
     <w:p>
       <w:pPr>
@@ -2771,7 +2843,15 @@
         <w:t>Additionally, we recommend copying the</w:t>
       </w:r>
       <w:r>
-        <w:t xml:space="preserve"> app.config file </w:t>
+        <w:t xml:space="preserve"> </w:t>
+      </w:r>
+      <w:proofErr w:type="spellStart"/>
+      <w:r>
+        <w:t>app.config</w:t>
+      </w:r>
+      <w:proofErr w:type="spellEnd"/>
+      <w:r>
+        <w:t xml:space="preserve"> file </w:t>
       </w:r>
       <w:r>
         <w:t>off to a side, as it would be helpful in step 4.</w:t>
@@ -2816,7 +2896,15 @@
         <w:t>Edit the new</w:t>
       </w:r>
       <w:r>
-        <w:t xml:space="preserve"> app.config file</w:t>
+        <w:t xml:space="preserve"> </w:t>
+      </w:r>
+      <w:proofErr w:type="spellStart"/>
+      <w:r>
+        <w:t>app.config</w:t>
+      </w:r>
+      <w:proofErr w:type="spellEnd"/>
+      <w:r>
+        <w:t xml:space="preserve"> file</w:t>
       </w:r>
       <w:r>
         <w:t xml:space="preserve">, setting the appropriate values, copying things from your backup (step 1), as well as setting any new fields. For a list of fields to set, please see Appendix F - </w:t>
@@ -2854,8 +2942,13 @@
         </w:rPr>
         <w:t xml:space="preserve">(Both) </w:t>
       </w:r>
-      <w:r>
-        <w:t>GenBOE Auto Backup – once per day Mon – Friday, in the middle of the night, not during DB backup times.</w:t>
+      <w:proofErr w:type="spellStart"/>
+      <w:r>
+        <w:t>GenBOE</w:t>
+      </w:r>
+      <w:proofErr w:type="spellEnd"/>
+      <w:r>
+        <w:t xml:space="preserve"> Auto Backup – once per day Mon – Friday, in the middle of the night, not during DB backup times.</w:t>
       </w:r>
     </w:p>
     <w:p>
@@ -2999,11 +3092,16 @@
       <w:r>
         <w:t xml:space="preserve">BOE </w:t>
       </w:r>
+      <w:proofErr w:type="spellStart"/>
       <w:r>
         <w:t>Web</w:t>
       </w:r>
       <w:r>
-        <w:t>.Config Customization</w:t>
+        <w:t>.Config</w:t>
+      </w:r>
+      <w:proofErr w:type="spellEnd"/>
+      <w:r>
+        <w:t xml:space="preserve"> Customization</w:t>
       </w:r>
       <w:bookmarkEnd w:id="62"/>
     </w:p>
@@ -3016,6 +3114,7 @@
         </w:numPr>
         <w:spacing w:after="0"/>
       </w:pPr>
+      <w:proofErr w:type="spellStart"/>
       <w:r>
         <w:rPr>
           <w:rFonts w:ascii="Consolas" w:eastAsiaTheme="minorHAnsi" w:hAnsi="Consolas" w:cs="Consolas"/>
@@ -3025,6 +3124,7 @@
         </w:rPr>
         <w:t>connectionStrings</w:t>
       </w:r>
+      <w:proofErr w:type="spellEnd"/>
       <w:r>
         <w:rPr>
           <w:rFonts w:ascii="Calibri" w:eastAsia="Times New Roman" w:hAnsi="Calibri" w:cs="Calibri"/>
@@ -3053,6 +3153,7 @@
         </w:numPr>
         <w:spacing w:after="0"/>
       </w:pPr>
+      <w:proofErr w:type="spellStart"/>
       <w:r>
         <w:rPr>
           <w:rFonts w:ascii="Consolas" w:eastAsiaTheme="minorHAnsi" w:hAnsi="Consolas" w:cs="Consolas"/>
@@ -3062,6 +3163,7 @@
         </w:rPr>
         <w:t>genTracEntities</w:t>
       </w:r>
+      <w:proofErr w:type="spellEnd"/>
     </w:p>
     <w:p>
       <w:pPr>
@@ -3095,8 +3197,16 @@
         <w:rPr>
           <w:rFonts w:ascii="Calibri" w:eastAsia="Times New Roman" w:hAnsi="Calibri" w:cs="Calibri"/>
         </w:rPr>
-        <w:t xml:space="preserve"> / genTrac</w:t>
-      </w:r>
+        <w:t xml:space="preserve"> / </w:t>
+      </w:r>
+      <w:proofErr w:type="spellStart"/>
+      <w:r>
+        <w:rPr>
+          <w:rFonts w:ascii="Calibri" w:eastAsia="Times New Roman" w:hAnsi="Calibri" w:cs="Calibri"/>
+        </w:rPr>
+        <w:t>genTrac</w:t>
+      </w:r>
+      <w:proofErr w:type="spellEnd"/>
       <w:r>
         <w:rPr>
           <w:rFonts w:ascii="Calibri" w:eastAsia="Times New Roman" w:hAnsi="Calibri" w:cs="Calibri"/>
@@ -3154,6 +3264,7 @@
         </w:numPr>
         <w:spacing w:after="0"/>
       </w:pPr>
+      <w:proofErr w:type="spellStart"/>
       <w:r>
         <w:rPr>
           <w:rFonts w:ascii="Consolas" w:eastAsiaTheme="minorHAnsi" w:hAnsi="Consolas" w:cs="Consolas"/>
@@ -3163,6 +3274,7 @@
         </w:rPr>
         <w:t>GenBoeEntities</w:t>
       </w:r>
+      <w:proofErr w:type="spellEnd"/>
       <w:r>
         <w:t xml:space="preserve"> </w:t>
       </w:r>
@@ -3170,7 +3282,21 @@
         <w:rPr>
           <w:rFonts w:ascii="Calibri" w:eastAsia="Times New Roman" w:hAnsi="Calibri" w:cs="Calibri"/>
         </w:rPr>
-        <w:t>– genBOE database connection string</w:t>
+        <w:t xml:space="preserve">– </w:t>
+      </w:r>
+      <w:proofErr w:type="spellStart"/>
+      <w:r>
+        <w:rPr>
+          <w:rFonts w:ascii="Calibri" w:eastAsia="Times New Roman" w:hAnsi="Calibri" w:cs="Calibri"/>
+        </w:rPr>
+        <w:t>genBOE</w:t>
+      </w:r>
+      <w:proofErr w:type="spellEnd"/>
+      <w:r>
+        <w:rPr>
+          <w:rFonts w:ascii="Calibri" w:eastAsia="Times New Roman" w:hAnsi="Calibri" w:cs="Calibri"/>
+        </w:rPr>
+        <w:t xml:space="preserve"> database connection string</w:t>
       </w:r>
     </w:p>
     <w:p>
@@ -3182,6 +3308,7 @@
         </w:numPr>
         <w:spacing w:after="0"/>
       </w:pPr>
+      <w:proofErr w:type="spellStart"/>
       <w:r>
         <w:rPr>
           <w:rFonts w:ascii="Consolas" w:eastAsiaTheme="minorHAnsi" w:hAnsi="Consolas" w:cs="Consolas"/>
@@ -3191,6 +3318,7 @@
         </w:rPr>
         <w:t>BI_Datamart_PMMEntities</w:t>
       </w:r>
+      <w:proofErr w:type="spellEnd"/>
       <w:r>
         <w:rPr>
           <w:rStyle w:val="FootnoteReference"/>
@@ -3316,6 +3444,7 @@
         </w:numPr>
         <w:spacing w:after="0"/>
       </w:pPr>
+      <w:proofErr w:type="spellStart"/>
       <w:r>
         <w:rPr>
           <w:rFonts w:ascii="Consolas" w:eastAsiaTheme="minorHAnsi" w:hAnsi="Consolas" w:cs="Consolas"/>
@@ -3325,6 +3454,7 @@
         </w:rPr>
         <w:t>appSettings</w:t>
       </w:r>
+      <w:proofErr w:type="spellEnd"/>
       <w:r>
         <w:rPr>
           <w:rFonts w:ascii="Calibri" w:eastAsia="Times New Roman" w:hAnsi="Calibri" w:cs="Calibri"/>
@@ -3372,6 +3502,7 @@
           <w:rFonts w:ascii="Calibri" w:eastAsia="Times New Roman" w:hAnsi="Calibri" w:cs="Calibri"/>
         </w:rPr>
       </w:pPr>
+      <w:proofErr w:type="spellStart"/>
       <w:r>
         <w:rPr>
           <w:rFonts w:ascii="Consolas" w:eastAsiaTheme="minorHAnsi" w:hAnsi="Consolas" w:cs="Consolas"/>
@@ -3381,6 +3512,7 @@
         </w:rPr>
         <w:t>EmailServer</w:t>
       </w:r>
+      <w:proofErr w:type="spellEnd"/>
       <w:r>
         <w:t xml:space="preserve"> </w:t>
       </w:r>
@@ -3415,6 +3547,7 @@
           <w:rFonts w:ascii="Calibri" w:eastAsia="Times New Roman" w:hAnsi="Calibri" w:cs="Calibri"/>
         </w:rPr>
       </w:pPr>
+      <w:proofErr w:type="spellStart"/>
       <w:r>
         <w:rPr>
           <w:rFonts w:ascii="Consolas" w:eastAsiaTheme="minorHAnsi" w:hAnsi="Consolas" w:cs="Consolas"/>
@@ -3424,6 +3557,7 @@
         </w:rPr>
         <w:t>ActiveDirectoryPath</w:t>
       </w:r>
+      <w:proofErr w:type="spellEnd"/>
       <w:r>
         <w:t xml:space="preserve"> </w:t>
       </w:r>
@@ -3464,6 +3598,7 @@
           <w:rFonts w:ascii="Calibri" w:eastAsia="Times New Roman" w:hAnsi="Calibri" w:cs="Calibri"/>
         </w:rPr>
       </w:pPr>
+      <w:proofErr w:type="spellStart"/>
       <w:r>
         <w:rPr>
           <w:rFonts w:ascii="Consolas" w:eastAsiaTheme="minorHAnsi" w:hAnsi="Consolas" w:cs="Consolas"/>
@@ -3473,6 +3608,7 @@
         </w:rPr>
         <w:t>ServerURL</w:t>
       </w:r>
+      <w:proofErr w:type="spellEnd"/>
       <w:r>
         <w:rPr>
           <w:rFonts w:eastAsiaTheme="minorHAnsi" w:cs="Consolas"/>
@@ -3502,6 +3638,7 @@
           <w:rFonts w:ascii="Calibri" w:eastAsia="Times New Roman" w:hAnsi="Calibri" w:cs="Calibri"/>
         </w:rPr>
       </w:pPr>
+      <w:proofErr w:type="spellStart"/>
       <w:r>
         <w:rPr>
           <w:rFonts w:ascii="Consolas" w:eastAsiaTheme="minorHAnsi" w:hAnsi="Consolas" w:cs="Consolas"/>
@@ -3511,6 +3648,7 @@
         </w:rPr>
         <w:t>ProdUrlBoe</w:t>
       </w:r>
+      <w:proofErr w:type="spellEnd"/>
       <w:r>
         <w:rPr>
           <w:rFonts w:eastAsiaTheme="minorHAnsi" w:cs="Consolas"/>
@@ -3535,6 +3673,7 @@
         </w:rPr>
       </w:pPr>
       <w:bookmarkStart w:id="63" w:name="_Hlk34723628"/>
+      <w:proofErr w:type="spellStart"/>
       <w:r>
         <w:rPr>
           <w:rFonts w:ascii="Consolas" w:eastAsiaTheme="minorHAnsi" w:hAnsi="Consolas" w:cs="Consolas"/>
@@ -3544,6 +3683,7 @@
         </w:rPr>
         <w:t>DomesticUsersGroup</w:t>
       </w:r>
+      <w:proofErr w:type="spellEnd"/>
       <w:r>
         <w:rPr>
           <w:rFonts w:ascii="Calibri" w:eastAsia="Times New Roman" w:hAnsi="Calibri" w:cs="Calibri"/>
@@ -3590,14 +3730,25 @@
           <w:iCs/>
         </w:rPr>
       </w:pPr>
-      <w:r>
-        <w:rPr>
-          <w:rFonts w:ascii="Consolas" w:eastAsiaTheme="minorHAnsi" w:hAnsi="Consolas" w:cs="Consolas"/>
-          <w:color w:val="0000FF"/>
-          <w:sz w:val="19"/>
-          <w:szCs w:val="19"/>
-        </w:rPr>
-        <w:t xml:space="preserve">SubsTreatedAsLmEmployees </w:t>
+      <w:proofErr w:type="spellStart"/>
+      <w:r>
+        <w:rPr>
+          <w:rFonts w:ascii="Consolas" w:eastAsiaTheme="minorHAnsi" w:hAnsi="Consolas" w:cs="Consolas"/>
+          <w:color w:val="0000FF"/>
+          <w:sz w:val="19"/>
+          <w:szCs w:val="19"/>
+        </w:rPr>
+        <w:t>SubsTreatedAsLmEmployees</w:t>
+      </w:r>
+      <w:proofErr w:type="spellEnd"/>
+      <w:r>
+        <w:rPr>
+          <w:rFonts w:ascii="Consolas" w:eastAsiaTheme="minorHAnsi" w:hAnsi="Consolas" w:cs="Consolas"/>
+          <w:color w:val="0000FF"/>
+          <w:sz w:val="19"/>
+          <w:szCs w:val="19"/>
+        </w:rPr>
+        <w:t xml:space="preserve"> </w:t>
       </w:r>
       <w:r>
         <w:rPr>
@@ -3625,6 +3776,7 @@
         </w:rPr>
         <w:t xml:space="preserve">(renamed from </w:t>
       </w:r>
+      <w:proofErr w:type="spellStart"/>
       <w:r>
         <w:rPr>
           <w:rFonts w:ascii="Consolas" w:eastAsiaTheme="minorHAnsi" w:hAnsi="Consolas" w:cs="Consolas"/>
@@ -3636,6 +3788,7 @@
         </w:rPr>
         <w:t>SubcontractorUsersGroups</w:t>
       </w:r>
+      <w:proofErr w:type="spellEnd"/>
       <w:r>
         <w:rPr>
           <w:rFonts w:ascii="Calibri" w:eastAsia="Times New Roman" w:hAnsi="Calibri" w:cs="Calibri"/>
@@ -3657,6 +3810,7 @@
           <w:rFonts w:ascii="Calibri" w:eastAsia="Times New Roman" w:hAnsi="Calibri" w:cs="Calibri"/>
         </w:rPr>
       </w:pPr>
+      <w:proofErr w:type="spellStart"/>
       <w:r>
         <w:rPr>
           <w:rFonts w:ascii="Consolas" w:eastAsiaTheme="minorHAnsi" w:hAnsi="Consolas" w:cs="Consolas"/>
@@ -3666,6 +3820,7 @@
         </w:rPr>
         <w:t>CompanyConfiguration</w:t>
       </w:r>
+      <w:proofErr w:type="spellEnd"/>
     </w:p>
     <w:p>
       <w:pPr>
@@ -3693,6 +3848,7 @@
         </w:rPr>
         <w:t xml:space="preserve">: set to </w:t>
       </w:r>
+      <w:proofErr w:type="spellStart"/>
       <w:r>
         <w:rPr>
           <w:rFonts w:ascii="Consolas" w:eastAsiaTheme="minorHAnsi" w:hAnsi="Consolas" w:cs="Consolas"/>
@@ -3702,6 +3858,7 @@
         </w:rPr>
         <w:t>SpaceSystems</w:t>
       </w:r>
+      <w:proofErr w:type="spellEnd"/>
       <w:r>
         <w:rPr>
           <w:rFonts w:ascii="Calibri" w:eastAsia="Times New Roman" w:hAnsi="Calibri" w:cs="Calibri"/>
@@ -3755,6 +3912,7 @@
         </w:numPr>
         <w:spacing w:after="0"/>
       </w:pPr>
+      <w:proofErr w:type="spellStart"/>
       <w:r>
         <w:rPr>
           <w:rFonts w:ascii="Consolas" w:eastAsiaTheme="minorHAnsi" w:hAnsi="Consolas" w:cs="Consolas"/>
@@ -3764,6 +3922,7 @@
         </w:rPr>
         <w:t>HelpdeskEmailAddress</w:t>
       </w:r>
+      <w:proofErr w:type="spellEnd"/>
       <w:r>
         <w:t xml:space="preserve"> – email displayed to</w:t>
       </w:r>
@@ -3786,6 +3945,7 @@
         </w:numPr>
         <w:spacing w:after="0"/>
       </w:pPr>
+      <w:proofErr w:type="spellStart"/>
       <w:r>
         <w:rPr>
           <w:rFonts w:ascii="Consolas" w:eastAsiaTheme="minorHAnsi" w:hAnsi="Consolas" w:cs="Consolas"/>
@@ -3795,6 +3955,7 @@
         </w:rPr>
         <w:t>LMIProxy</w:t>
       </w:r>
+      <w:proofErr w:type="spellEnd"/>
       <w:r>
         <w:t xml:space="preserve"> – proxy server used to connect to the network</w:t>
       </w:r>
@@ -3808,6 +3969,7 @@
         </w:numPr>
         <w:spacing w:after="0"/>
       </w:pPr>
+      <w:proofErr w:type="spellStart"/>
       <w:r>
         <w:rPr>
           <w:rFonts w:ascii="Consolas" w:eastAsiaTheme="minorHAnsi" w:hAnsi="Consolas" w:cs="Consolas"/>
@@ -3817,6 +3979,7 @@
         </w:rPr>
         <w:t>ShutOffExternalLinksForClassifiedInstall</w:t>
       </w:r>
+      <w:proofErr w:type="spellEnd"/>
       <w:r>
         <w:t xml:space="preserve"> – set to </w:t>
       </w:r>
@@ -3841,20 +4004,45 @@
           <w:rFonts w:ascii="Calibri" w:eastAsia="Times New Roman" w:hAnsi="Calibri" w:cs="Calibri"/>
         </w:rPr>
       </w:pPr>
-      <w:r>
-        <w:rPr>
-          <w:rFonts w:ascii="Consolas" w:eastAsiaTheme="minorHAnsi" w:hAnsi="Consolas" w:cs="Consolas"/>
-          <w:color w:val="0000FF"/>
-          <w:sz w:val="19"/>
-          <w:szCs w:val="19"/>
-        </w:rPr>
-        <w:t xml:space="preserve">UsersAllowedProPricerAccess </w:t>
-      </w:r>
-      <w:r>
-        <w:rPr>
-          <w:rFonts w:ascii="Calibri" w:eastAsia="Times New Roman" w:hAnsi="Calibri" w:cs="Calibri"/>
-        </w:rPr>
-        <w:t>– AD groups containing users that have access to do ProPricer exports</w:t>
+      <w:proofErr w:type="spellStart"/>
+      <w:r>
+        <w:rPr>
+          <w:rFonts w:ascii="Consolas" w:eastAsiaTheme="minorHAnsi" w:hAnsi="Consolas" w:cs="Consolas"/>
+          <w:color w:val="0000FF"/>
+          <w:sz w:val="19"/>
+          <w:szCs w:val="19"/>
+        </w:rPr>
+        <w:t>UsersAllowedProPricerAccess</w:t>
+      </w:r>
+      <w:proofErr w:type="spellEnd"/>
+      <w:r>
+        <w:rPr>
+          <w:rFonts w:ascii="Consolas" w:eastAsiaTheme="minorHAnsi" w:hAnsi="Consolas" w:cs="Consolas"/>
+          <w:color w:val="0000FF"/>
+          <w:sz w:val="19"/>
+          <w:szCs w:val="19"/>
+        </w:rPr>
+        <w:t xml:space="preserve"> </w:t>
+      </w:r>
+      <w:r>
+        <w:rPr>
+          <w:rFonts w:ascii="Calibri" w:eastAsia="Times New Roman" w:hAnsi="Calibri" w:cs="Calibri"/>
+        </w:rPr>
+        <w:t xml:space="preserve">– AD groups containing users that have access to do </w:t>
+      </w:r>
+      <w:proofErr w:type="spellStart"/>
+      <w:r>
+        <w:rPr>
+          <w:rFonts w:ascii="Calibri" w:eastAsia="Times New Roman" w:hAnsi="Calibri" w:cs="Calibri"/>
+        </w:rPr>
+        <w:t>ProPricer</w:t>
+      </w:r>
+      <w:proofErr w:type="spellEnd"/>
+      <w:r>
+        <w:rPr>
+          <w:rFonts w:ascii="Calibri" w:eastAsia="Times New Roman" w:hAnsi="Calibri" w:cs="Calibri"/>
+        </w:rPr>
+        <w:t xml:space="preserve"> exports</w:t>
       </w:r>
     </w:p>
     <w:p>
@@ -3866,14 +4054,25 @@
         </w:numPr>
         <w:spacing w:after="0"/>
       </w:pPr>
-      <w:r>
-        <w:rPr>
-          <w:rFonts w:ascii="Consolas" w:eastAsiaTheme="minorHAnsi" w:hAnsi="Consolas" w:cs="Consolas"/>
-          <w:color w:val="0000FF"/>
-          <w:sz w:val="19"/>
-          <w:szCs w:val="19"/>
-        </w:rPr>
-        <w:t xml:space="preserve">EnableSendToProPricerDirectly </w:t>
+      <w:proofErr w:type="spellStart"/>
+      <w:r>
+        <w:rPr>
+          <w:rFonts w:ascii="Consolas" w:eastAsiaTheme="minorHAnsi" w:hAnsi="Consolas" w:cs="Consolas"/>
+          <w:color w:val="0000FF"/>
+          <w:sz w:val="19"/>
+          <w:szCs w:val="19"/>
+        </w:rPr>
+        <w:t>EnableSendToProPricerDirectly</w:t>
+      </w:r>
+      <w:proofErr w:type="spellEnd"/>
+      <w:r>
+        <w:rPr>
+          <w:rFonts w:ascii="Consolas" w:eastAsiaTheme="minorHAnsi" w:hAnsi="Consolas" w:cs="Consolas"/>
+          <w:color w:val="0000FF"/>
+          <w:sz w:val="19"/>
+          <w:szCs w:val="19"/>
+        </w:rPr>
+        <w:t xml:space="preserve"> </w:t>
       </w:r>
       <w:r>
         <w:t xml:space="preserve">– set to </w:t>
@@ -3896,14 +4095,25 @@
         </w:numPr>
         <w:spacing w:after="0"/>
       </w:pPr>
-      <w:r>
-        <w:rPr>
-          <w:rFonts w:ascii="Consolas" w:eastAsiaTheme="minorHAnsi" w:hAnsi="Consolas" w:cs="Consolas"/>
-          <w:color w:val="0000FF"/>
-          <w:sz w:val="19"/>
-          <w:szCs w:val="19"/>
-        </w:rPr>
-        <w:t xml:space="preserve">ProPricerApiUrl </w:t>
+      <w:proofErr w:type="spellStart"/>
+      <w:r>
+        <w:rPr>
+          <w:rFonts w:ascii="Consolas" w:eastAsiaTheme="minorHAnsi" w:hAnsi="Consolas" w:cs="Consolas"/>
+          <w:color w:val="0000FF"/>
+          <w:sz w:val="19"/>
+          <w:szCs w:val="19"/>
+        </w:rPr>
+        <w:t>ProPricerApiUrl</w:t>
+      </w:r>
+      <w:proofErr w:type="spellEnd"/>
+      <w:r>
+        <w:rPr>
+          <w:rFonts w:ascii="Consolas" w:eastAsiaTheme="minorHAnsi" w:hAnsi="Consolas" w:cs="Consolas"/>
+          <w:color w:val="0000FF"/>
+          <w:sz w:val="19"/>
+          <w:szCs w:val="19"/>
+        </w:rPr>
+        <w:t xml:space="preserve"> </w:t>
       </w:r>
       <w:r>
         <w:t xml:space="preserve">– </w:t>
@@ -3935,14 +4145,25 @@
         </w:numPr>
         <w:spacing w:after="0"/>
       </w:pPr>
-      <w:r>
-        <w:rPr>
-          <w:rFonts w:ascii="Consolas" w:eastAsiaTheme="minorHAnsi" w:hAnsi="Consolas" w:cs="Consolas"/>
-          <w:color w:val="0000FF"/>
-          <w:sz w:val="19"/>
-          <w:szCs w:val="19"/>
-        </w:rPr>
-        <w:t xml:space="preserve">UnclassifiedBannerText </w:t>
+      <w:proofErr w:type="spellStart"/>
+      <w:r>
+        <w:rPr>
+          <w:rFonts w:ascii="Consolas" w:eastAsiaTheme="minorHAnsi" w:hAnsi="Consolas" w:cs="Consolas"/>
+          <w:color w:val="0000FF"/>
+          <w:sz w:val="19"/>
+          <w:szCs w:val="19"/>
+        </w:rPr>
+        <w:t>UnclassifiedBannerText</w:t>
+      </w:r>
+      <w:proofErr w:type="spellEnd"/>
+      <w:r>
+        <w:rPr>
+          <w:rFonts w:ascii="Consolas" w:eastAsiaTheme="minorHAnsi" w:hAnsi="Consolas" w:cs="Consolas"/>
+          <w:color w:val="0000FF"/>
+          <w:sz w:val="19"/>
+          <w:szCs w:val="19"/>
+        </w:rPr>
+        <w:t xml:space="preserve"> </w:t>
       </w:r>
       <w:r>
         <w:t xml:space="preserve">– </w:t>
@@ -3970,14 +4191,25 @@
         </w:numPr>
         <w:spacing w:after="0"/>
       </w:pPr>
-      <w:r>
-        <w:rPr>
-          <w:rFonts w:ascii="Consolas" w:eastAsiaTheme="minorHAnsi" w:hAnsi="Consolas" w:cs="Consolas"/>
-          <w:color w:val="0000FF"/>
-          <w:sz w:val="19"/>
-          <w:szCs w:val="19"/>
-        </w:rPr>
-        <w:t xml:space="preserve">OverrideSubNonUs </w:t>
+      <w:proofErr w:type="spellStart"/>
+      <w:r>
+        <w:rPr>
+          <w:rFonts w:ascii="Consolas" w:eastAsiaTheme="minorHAnsi" w:hAnsi="Consolas" w:cs="Consolas"/>
+          <w:color w:val="0000FF"/>
+          <w:sz w:val="19"/>
+          <w:szCs w:val="19"/>
+        </w:rPr>
+        <w:t>OverrideSubNonUs</w:t>
+      </w:r>
+      <w:proofErr w:type="spellEnd"/>
+      <w:r>
+        <w:rPr>
+          <w:rFonts w:ascii="Consolas" w:eastAsiaTheme="minorHAnsi" w:hAnsi="Consolas" w:cs="Consolas"/>
+          <w:color w:val="0000FF"/>
+          <w:sz w:val="19"/>
+          <w:szCs w:val="19"/>
+        </w:rPr>
+        <w:t xml:space="preserve"> </w:t>
       </w:r>
       <w:r>
         <w:t xml:space="preserve">– set to </w:t>
@@ -4001,6 +4233,7 @@
         <w:spacing w:after="0"/>
       </w:pPr>
       <w:bookmarkStart w:id="64" w:name="_Hlk95193873"/>
+      <w:proofErr w:type="spellStart"/>
       <w:r>
         <w:rPr>
           <w:rFonts w:ascii="Consolas" w:eastAsiaTheme="minorHAnsi" w:hAnsi="Consolas" w:cs="Consolas"/>
@@ -4010,6 +4243,7 @@
         </w:rPr>
         <w:t>MOQHelpBaseUrl</w:t>
       </w:r>
+      <w:proofErr w:type="spellEnd"/>
       <w:r>
         <w:rPr>
           <w:rFonts w:ascii="Consolas" w:eastAsiaTheme="minorHAnsi" w:hAnsi="Consolas" w:cs="Consolas"/>
@@ -4052,7 +4286,15 @@
         <w:t>“</w:t>
       </w:r>
       <w:r>
-        <w:t>https://space.p.external.lmco.com/sites/fbo/CCDME/Estimating/SiteLinks/genBOE (includes User Training List)/genBOE MOQ Types Help Text/</w:t>
+        <w:t>https://space.p.external.lmco.com/sites/fbo/CCDME/Estimating/SiteLinks/genBOE (includes User Training List)/</w:t>
+      </w:r>
+      <w:proofErr w:type="spellStart"/>
+      <w:r>
+        <w:t>genBOE</w:t>
+      </w:r>
+      <w:proofErr w:type="spellEnd"/>
+      <w:r>
+        <w:t xml:space="preserve"> MOQ Types Help Text/</w:t>
       </w:r>
       <w:r>
         <w:t>”</w:t>
@@ -4138,6 +4380,7 @@
         </w:numPr>
         <w:spacing w:after="0"/>
       </w:pPr>
+      <w:proofErr w:type="spellStart"/>
       <w:r>
         <w:rPr>
           <w:rFonts w:ascii="Consolas" w:eastAsiaTheme="minorHAnsi" w:hAnsi="Consolas" w:cs="Consolas"/>
@@ -4147,6 +4390,7 @@
         </w:rPr>
         <w:t>oAuthDomain</w:t>
       </w:r>
+      <w:proofErr w:type="spellEnd"/>
       <w:r>
         <w:rPr>
           <w:rFonts w:ascii="Consolas" w:eastAsiaTheme="minorHAnsi" w:hAnsi="Consolas" w:cs="Consolas"/>
@@ -4190,14 +4434,25 @@
           <w:sz w:val="20"/>
         </w:rPr>
       </w:pPr>
-      <w:r>
-        <w:rPr>
-          <w:rFonts w:ascii="Consolas" w:eastAsiaTheme="minorHAnsi" w:hAnsi="Consolas" w:cs="Consolas"/>
-          <w:color w:val="0000FF"/>
-          <w:sz w:val="19"/>
-          <w:szCs w:val="19"/>
-        </w:rPr>
-        <w:t xml:space="preserve">EnableSAP </w:t>
+      <w:proofErr w:type="spellStart"/>
+      <w:r>
+        <w:rPr>
+          <w:rFonts w:ascii="Consolas" w:eastAsiaTheme="minorHAnsi" w:hAnsi="Consolas" w:cs="Consolas"/>
+          <w:color w:val="0000FF"/>
+          <w:sz w:val="19"/>
+          <w:szCs w:val="19"/>
+        </w:rPr>
+        <w:t>EnableSAP</w:t>
+      </w:r>
+      <w:proofErr w:type="spellEnd"/>
+      <w:r>
+        <w:rPr>
+          <w:rFonts w:ascii="Consolas" w:eastAsiaTheme="minorHAnsi" w:hAnsi="Consolas" w:cs="Consolas"/>
+          <w:color w:val="0000FF"/>
+          <w:sz w:val="19"/>
+          <w:szCs w:val="19"/>
+        </w:rPr>
+        <w:t xml:space="preserve"> </w:t>
       </w:r>
       <w:r>
         <w:t>–</w:t>
@@ -4228,14 +4483,25 @@
           <w:sz w:val="20"/>
         </w:rPr>
       </w:pPr>
-      <w:r>
-        <w:rPr>
-          <w:rFonts w:ascii="Consolas" w:eastAsiaTheme="minorHAnsi" w:hAnsi="Consolas" w:cs="Consolas"/>
-          <w:color w:val="0000FF"/>
-          <w:sz w:val="19"/>
-          <w:szCs w:val="19"/>
-        </w:rPr>
-        <w:t xml:space="preserve">IESSAPUrl </w:t>
+      <w:proofErr w:type="spellStart"/>
+      <w:r>
+        <w:rPr>
+          <w:rFonts w:ascii="Consolas" w:eastAsiaTheme="minorHAnsi" w:hAnsi="Consolas" w:cs="Consolas"/>
+          <w:color w:val="0000FF"/>
+          <w:sz w:val="19"/>
+          <w:szCs w:val="19"/>
+        </w:rPr>
+        <w:t>IESSAPUrl</w:t>
+      </w:r>
+      <w:proofErr w:type="spellEnd"/>
+      <w:r>
+        <w:rPr>
+          <w:rFonts w:ascii="Consolas" w:eastAsiaTheme="minorHAnsi" w:hAnsi="Consolas" w:cs="Consolas"/>
+          <w:color w:val="0000FF"/>
+          <w:sz w:val="19"/>
+          <w:szCs w:val="19"/>
+        </w:rPr>
+        <w:t xml:space="preserve"> </w:t>
       </w:r>
       <w:r>
         <w:t xml:space="preserve">– </w:t>
@@ -4270,6 +4536,7 @@
           <w:sz w:val="20"/>
         </w:rPr>
       </w:pPr>
+      <w:proofErr w:type="spellStart"/>
       <w:r>
         <w:rPr>
           <w:rFonts w:ascii="Consolas" w:eastAsiaTheme="minorHAnsi" w:hAnsi="Consolas" w:cs="Consolas"/>
@@ -4279,6 +4546,7 @@
         </w:rPr>
         <w:t>oAuthIESClientId</w:t>
       </w:r>
+      <w:proofErr w:type="spellEnd"/>
       <w:r>
         <w:rPr>
           <w:rFonts w:ascii="Consolas" w:eastAsiaTheme="minorHAnsi" w:hAnsi="Consolas" w:cs="Consolas"/>
@@ -4321,6 +4589,7 @@
           <w:sz w:val="20"/>
         </w:rPr>
       </w:pPr>
+      <w:proofErr w:type="spellStart"/>
       <w:r>
         <w:rPr>
           <w:rFonts w:ascii="Consolas" w:eastAsiaTheme="minorHAnsi" w:hAnsi="Consolas" w:cs="Consolas"/>
@@ -4330,6 +4599,7 @@
         </w:rPr>
         <w:t>oAuthIESClientSecret</w:t>
       </w:r>
+      <w:proofErr w:type="spellEnd"/>
       <w:r>
         <w:rPr>
           <w:rFonts w:ascii="Consolas" w:eastAsiaTheme="minorHAnsi" w:hAnsi="Consolas" w:cs="Consolas"/>
@@ -4394,6 +4664,7 @@
         </w:numPr>
         <w:spacing w:after="0"/>
       </w:pPr>
+      <w:proofErr w:type="spellStart"/>
       <w:r>
         <w:rPr>
           <w:rFonts w:ascii="Consolas" w:eastAsiaTheme="minorHAnsi" w:hAnsi="Consolas" w:cs="Consolas"/>
@@ -4403,6 +4674,7 @@
         </w:rPr>
         <w:t>ShowEquivalentPersonsOption</w:t>
       </w:r>
+      <w:proofErr w:type="spellEnd"/>
     </w:p>
     <w:p>
       <w:pPr>
@@ -4490,6 +4762,7 @@
         </w:numPr>
         <w:spacing w:after="0"/>
       </w:pPr>
+      <w:proofErr w:type="spellStart"/>
       <w:r>
         <w:rPr>
           <w:rFonts w:ascii="Consolas" w:eastAsiaTheme="minorHAnsi" w:hAnsi="Consolas" w:cs="Consolas"/>
@@ -4499,6 +4772,7 @@
         </w:rPr>
         <w:t>IsBOEFormVisible</w:t>
       </w:r>
+      <w:proofErr w:type="spellEnd"/>
     </w:p>
     <w:p>
       <w:pPr>
@@ -4587,6 +4861,7 @@
           <w:rFonts w:ascii="Calibri" w:eastAsia="Times New Roman" w:hAnsi="Calibri" w:cs="Calibri"/>
         </w:rPr>
       </w:pPr>
+      <w:proofErr w:type="spellStart"/>
       <w:r>
         <w:rPr>
           <w:rFonts w:ascii="Consolas" w:eastAsiaTheme="minorHAnsi" w:hAnsi="Consolas" w:cs="Consolas"/>
@@ -4596,6 +4871,7 @@
         </w:rPr>
         <w:t>IsPortionMarkingEnabled</w:t>
       </w:r>
+      <w:proofErr w:type="spellEnd"/>
     </w:p>
     <w:p>
       <w:pPr>
@@ -4689,6 +4965,7 @@
           <w:rFonts w:ascii="Calibri" w:eastAsia="Times New Roman" w:hAnsi="Calibri" w:cs="Calibri"/>
         </w:rPr>
       </w:pPr>
+      <w:proofErr w:type="spellStart"/>
       <w:r>
         <w:rPr>
           <w:rFonts w:ascii="Consolas" w:eastAsiaTheme="minorHAnsi" w:hAnsi="Consolas" w:cs="Consolas"/>
@@ -4698,6 +4975,7 @@
         </w:rPr>
         <w:t>IESHomeUrl</w:t>
       </w:r>
+      <w:proofErr w:type="spellEnd"/>
     </w:p>
     <w:p>
       <w:pPr>
@@ -4789,6 +5067,7 @@
           <w:rFonts w:ascii="Calibri" w:eastAsia="Times New Roman" w:hAnsi="Calibri" w:cs="Calibri"/>
         </w:rPr>
       </w:pPr>
+      <w:proofErr w:type="spellStart"/>
       <w:r>
         <w:rPr>
           <w:rFonts w:ascii="Consolas" w:eastAsiaTheme="minorHAnsi" w:hAnsi="Consolas" w:cs="Consolas"/>
@@ -4798,6 +5077,7 @@
         </w:rPr>
         <w:t>IsPTMIntegrated</w:t>
       </w:r>
+      <w:proofErr w:type="spellEnd"/>
     </w:p>
     <w:p>
       <w:pPr>
@@ -4912,6 +5192,7 @@
           <w:rFonts w:ascii="Calibri" w:eastAsia="Times New Roman" w:hAnsi="Calibri" w:cs="Calibri"/>
         </w:rPr>
       </w:pPr>
+      <w:proofErr w:type="spellStart"/>
       <w:r>
         <w:rPr>
           <w:rFonts w:ascii="Consolas" w:eastAsiaTheme="minorHAnsi" w:hAnsi="Consolas" w:cs="Consolas"/>
@@ -4921,6 +5202,7 @@
         </w:rPr>
         <w:t>DatabaseESTOffset</w:t>
       </w:r>
+      <w:proofErr w:type="spellEnd"/>
       <w:r>
         <w:rPr>
           <w:rFonts w:ascii="Calibri" w:eastAsia="Times New Roman" w:hAnsi="Calibri" w:cs="Calibri"/>
@@ -4941,6 +5223,7 @@
           <w:rFonts w:ascii="Calibri" w:eastAsia="Times New Roman" w:hAnsi="Calibri" w:cs="Calibri"/>
         </w:rPr>
       </w:pPr>
+      <w:proofErr w:type="spellStart"/>
       <w:r>
         <w:rPr>
           <w:rFonts w:ascii="Consolas" w:eastAsiaTheme="minorHAnsi" w:hAnsi="Consolas" w:cs="Consolas"/>
@@ -4950,6 +5233,7 @@
         </w:rPr>
         <w:t>CanCreateWorkspaceWithoutPtmTrackingNumber</w:t>
       </w:r>
+      <w:proofErr w:type="spellEnd"/>
     </w:p>
     <w:p>
       <w:pPr>
@@ -5058,6 +5342,7 @@
           <w:rFonts w:ascii="Calibri" w:eastAsia="Times New Roman" w:hAnsi="Calibri" w:cs="Calibri"/>
         </w:rPr>
       </w:pPr>
+      <w:proofErr w:type="spellStart"/>
       <w:r>
         <w:rPr>
           <w:rFonts w:ascii="Consolas" w:eastAsiaTheme="minorHAnsi" w:hAnsi="Consolas" w:cs="Consolas"/>
@@ -5065,7 +5350,17 @@
           <w:sz w:val="19"/>
           <w:szCs w:val="19"/>
         </w:rPr>
-        <w:t>Piwik Settings</w:t>
+        <w:t>Piwik</w:t>
+      </w:r>
+      <w:proofErr w:type="spellEnd"/>
+      <w:r>
+        <w:rPr>
+          <w:rFonts w:ascii="Consolas" w:eastAsiaTheme="minorHAnsi" w:hAnsi="Consolas" w:cs="Consolas"/>
+          <w:color w:val="008000"/>
+          <w:sz w:val="19"/>
+          <w:szCs w:val="19"/>
+        </w:rPr>
+        <w:t xml:space="preserve"> Settings</w:t>
       </w:r>
     </w:p>
     <w:p>
@@ -5081,6 +5376,7 @@
           <w:rFonts w:ascii="Calibri" w:eastAsia="Times New Roman" w:hAnsi="Calibri" w:cs="Calibri"/>
         </w:rPr>
       </w:pPr>
+      <w:proofErr w:type="spellStart"/>
       <w:r>
         <w:rPr>
           <w:rFonts w:ascii="Consolas" w:eastAsiaTheme="minorHAnsi" w:hAnsi="Consolas" w:cs="Consolas"/>
@@ -5090,6 +5386,7 @@
         </w:rPr>
         <w:t>DisablePiwik</w:t>
       </w:r>
+      <w:proofErr w:type="spellEnd"/>
       <w:r>
         <w:rPr>
           <w:rStyle w:val="FootnoteReference"/>
@@ -5114,8 +5411,13 @@
         <w:t xml:space="preserve"> </w:t>
       </w:r>
       <w:r>
-        <w:t>(to not track the website usage via piwik</w:t>
-      </w:r>
+        <w:t xml:space="preserve">(to not track the website usage via </w:t>
+      </w:r>
+      <w:proofErr w:type="spellStart"/>
+      <w:r>
+        <w:t>piwik</w:t>
+      </w:r>
+      <w:proofErr w:type="spellEnd"/>
       <w:r>
         <w:t>)</w:t>
       </w:r>
@@ -5132,7 +5434,21 @@
         <w:rPr>
           <w:rFonts w:ascii="Calibri" w:eastAsia="Times New Roman" w:hAnsi="Calibri" w:cs="Calibri"/>
         </w:rPr>
-        <w:t>gnore the other piwik settings once you disable it</w:t>
+        <w:t xml:space="preserve">gnore the other </w:t>
+      </w:r>
+      <w:proofErr w:type="spellStart"/>
+      <w:r>
+        <w:rPr>
+          <w:rFonts w:ascii="Calibri" w:eastAsia="Times New Roman" w:hAnsi="Calibri" w:cs="Calibri"/>
+        </w:rPr>
+        <w:t>piwik</w:t>
+      </w:r>
+      <w:proofErr w:type="spellEnd"/>
+      <w:r>
+        <w:rPr>
+          <w:rFonts w:ascii="Calibri" w:eastAsia="Times New Roman" w:hAnsi="Calibri" w:cs="Calibri"/>
+        </w:rPr>
+        <w:t xml:space="preserve"> settings once you disable it</w:t>
       </w:r>
     </w:p>
     <w:p>
@@ -5167,6 +5483,7 @@
         </w:numPr>
         <w:spacing w:after="0"/>
       </w:pPr>
+      <w:proofErr w:type="spellStart"/>
       <w:r>
         <w:rPr>
           <w:rFonts w:ascii="Consolas" w:eastAsiaTheme="minorHAnsi" w:hAnsi="Consolas" w:cs="Consolas"/>
@@ -5176,6 +5493,7 @@
         </w:rPr>
         <w:t>MstMetricsUrl</w:t>
       </w:r>
+      <w:proofErr w:type="spellEnd"/>
     </w:p>
     <w:p>
       <w:pPr>
@@ -5256,6 +5574,7 @@
         </w:numPr>
         <w:spacing w:after="0"/>
       </w:pPr>
+      <w:proofErr w:type="spellStart"/>
       <w:r>
         <w:rPr>
           <w:rFonts w:ascii="Consolas" w:eastAsiaTheme="minorHAnsi" w:hAnsi="Consolas" w:cs="Consolas"/>
@@ -5265,6 +5584,7 @@
         </w:rPr>
         <w:t>MSTSearchCriteriaHelp</w:t>
       </w:r>
+      <w:proofErr w:type="spellEnd"/>
     </w:p>
     <w:p>
       <w:pPr>
@@ -5346,6 +5666,7 @@
         </w:numPr>
         <w:spacing w:after="0"/>
       </w:pPr>
+      <w:proofErr w:type="spellStart"/>
       <w:r>
         <w:rPr>
           <w:rFonts w:ascii="Consolas" w:eastAsiaTheme="minorHAnsi" w:hAnsi="Consolas" w:cs="Consolas"/>
@@ -5355,6 +5676,7 @@
         </w:rPr>
         <w:t>MSTSearchResultsHelpLink</w:t>
       </w:r>
+      <w:proofErr w:type="spellEnd"/>
     </w:p>
     <w:p>
       <w:pPr>
@@ -5435,6 +5757,7 @@
         </w:numPr>
         <w:spacing w:after="0"/>
       </w:pPr>
+      <w:proofErr w:type="spellStart"/>
       <w:r>
         <w:rPr>
           <w:rFonts w:ascii="Consolas" w:eastAsiaTheme="minorHAnsi" w:hAnsi="Consolas" w:cs="Consolas"/>
@@ -5444,6 +5767,7 @@
         </w:rPr>
         <w:t>MSTSearchResultsDetailHelpLink</w:t>
       </w:r>
+      <w:proofErr w:type="spellEnd"/>
       <w:r>
         <w:rPr>
           <w:rFonts w:ascii="Calibri" w:eastAsia="Times New Roman" w:hAnsi="Calibri" w:cs="Calibri"/>
@@ -5560,6 +5884,7 @@
         </w:numPr>
         <w:spacing w:after="0"/>
       </w:pPr>
+      <w:proofErr w:type="spellStart"/>
       <w:r>
         <w:rPr>
           <w:rFonts w:ascii="Consolas" w:eastAsiaTheme="minorHAnsi" w:hAnsi="Consolas" w:cs="Consolas"/>
@@ -5569,6 +5894,7 @@
         </w:rPr>
         <w:t>RmsHelpBaseLink</w:t>
       </w:r>
+      <w:proofErr w:type="spellEnd"/>
     </w:p>
     <w:p>
       <w:pPr>
@@ -5674,6 +6000,7 @@
         </w:numPr>
         <w:spacing w:after="0"/>
       </w:pPr>
+      <w:proofErr w:type="spellStart"/>
       <w:r>
         <w:rPr>
           <w:rFonts w:ascii="Consolas" w:eastAsiaTheme="minorHAnsi" w:hAnsi="Consolas" w:cs="Consolas"/>
@@ -5683,6 +6010,7 @@
         </w:rPr>
         <w:t>RmsHelpBaseLinkNew</w:t>
       </w:r>
+      <w:proofErr w:type="spellEnd"/>
     </w:p>
     <w:p>
       <w:pPr>
@@ -5813,6 +6141,7 @@
           <w:rFonts w:ascii="Calibri" w:eastAsia="Times New Roman" w:hAnsi="Calibri" w:cs="Calibri"/>
         </w:rPr>
       </w:pPr>
+      <w:proofErr w:type="spellStart"/>
       <w:r>
         <w:rPr>
           <w:rFonts w:ascii="Consolas" w:eastAsiaTheme="minorHAnsi" w:hAnsi="Consolas" w:cs="Consolas"/>
@@ -5822,6 +6151,7 @@
         </w:rPr>
         <w:t>IsProjectMapEnabled</w:t>
       </w:r>
+      <w:proofErr w:type="spellEnd"/>
     </w:p>
     <w:p>
       <w:pPr>
@@ -5950,6 +6280,7 @@
           <w:rFonts w:ascii="Calibri" w:eastAsia="Times New Roman" w:hAnsi="Calibri" w:cs="Calibri"/>
         </w:rPr>
       </w:pPr>
+      <w:proofErr w:type="spellStart"/>
       <w:r>
         <w:rPr>
           <w:rFonts w:ascii="Consolas" w:eastAsiaTheme="minorHAnsi" w:hAnsi="Consolas" w:cs="Consolas"/>
@@ -5959,6 +6290,7 @@
         </w:rPr>
         <w:t>ReportServerLocation</w:t>
       </w:r>
+      <w:proofErr w:type="spellEnd"/>
       <w:r>
         <w:rPr>
           <w:rFonts w:ascii="Calibri" w:eastAsia="Times New Roman" w:hAnsi="Calibri" w:cs="Calibri"/>
@@ -5991,6 +6323,7 @@
           <w:rFonts w:ascii="Calibri" w:eastAsia="Times New Roman" w:hAnsi="Calibri" w:cs="Calibri"/>
         </w:rPr>
       </w:pPr>
+      <w:proofErr w:type="spellStart"/>
       <w:r>
         <w:rPr>
           <w:rFonts w:ascii="Consolas" w:eastAsiaTheme="minorHAnsi" w:hAnsi="Consolas" w:cs="Consolas"/>
@@ -6000,6 +6333,7 @@
         </w:rPr>
         <w:t>ReportServerFolderName</w:t>
       </w:r>
+      <w:proofErr w:type="spellEnd"/>
       <w:r>
         <w:rPr>
           <w:rFonts w:ascii="Calibri" w:eastAsia="Times New Roman" w:hAnsi="Calibri" w:cs="Calibri"/>
@@ -6032,6 +6366,7 @@
           <w:rFonts w:ascii="Calibri" w:eastAsia="Times New Roman" w:hAnsi="Calibri" w:cs="Calibri"/>
         </w:rPr>
       </w:pPr>
+      <w:proofErr w:type="spellStart"/>
       <w:r>
         <w:rPr>
           <w:rFonts w:ascii="Consolas" w:eastAsiaTheme="minorHAnsi" w:hAnsi="Consolas" w:cs="Consolas"/>
@@ -6041,6 +6376,7 @@
         </w:rPr>
         <w:t>system.web</w:t>
       </w:r>
+      <w:proofErr w:type="spellEnd"/>
       <w:r>
         <w:rPr>
           <w:rFonts w:ascii="Consolas" w:eastAsiaTheme="minorHAnsi" w:hAnsi="Consolas" w:cs="Consolas"/>
@@ -6116,8 +6452,16 @@
         <w:rPr>
           <w:rFonts w:ascii="Calibri" w:eastAsia="Times New Roman" w:hAnsi="Calibri" w:cs="Calibri"/>
         </w:rPr>
-        <w:t xml:space="preserve"> – AD groups allowed to access GenBOE</w:t>
-      </w:r>
+        <w:t xml:space="preserve"> – AD groups allowed to access </w:t>
+      </w:r>
+      <w:proofErr w:type="spellStart"/>
+      <w:r>
+        <w:rPr>
+          <w:rFonts w:ascii="Calibri" w:eastAsia="Times New Roman" w:hAnsi="Calibri" w:cs="Calibri"/>
+        </w:rPr>
+        <w:t>GenBOE</w:t>
+      </w:r>
+      <w:proofErr w:type="spellEnd"/>
     </w:p>
     <w:p>
       <w:pPr>
@@ -6172,6 +6516,7 @@
         </w:rPr>
         <w:t>"</w:t>
       </w:r>
+      <w:proofErr w:type="spellStart"/>
       <w:r>
         <w:rPr>
           <w:rFonts w:ascii="Consolas" w:eastAsiaTheme="minorHAnsi" w:hAnsi="Consolas" w:cs="Consolas"/>
@@ -6181,6 +6526,7 @@
         </w:rPr>
         <w:t>elmah.axd</w:t>
       </w:r>
+      <w:proofErr w:type="spellEnd"/>
       <w:r>
         <w:rPr>
           <w:rFonts w:ascii="Consolas" w:eastAsiaTheme="minorHAnsi" w:hAnsi="Consolas" w:cs="Consolas"/>
@@ -6205,6 +6551,7 @@
         </w:rPr>
         <w:t xml:space="preserve">-&gt; </w:t>
       </w:r>
+      <w:proofErr w:type="spellStart"/>
       <w:r>
         <w:rPr>
           <w:rFonts w:ascii="Consolas" w:eastAsiaTheme="minorHAnsi" w:hAnsi="Consolas" w:cs="Consolas"/>
@@ -6214,6 +6561,7 @@
         </w:rPr>
         <w:t>system.web</w:t>
       </w:r>
+      <w:proofErr w:type="spellEnd"/>
       <w:r>
         <w:rPr>
           <w:rFonts w:ascii="Consolas" w:eastAsiaTheme="minorHAnsi" w:hAnsi="Consolas" w:cs="Consolas"/>
@@ -6304,6 +6652,7 @@
           <w:numId w:val="4"/>
         </w:numPr>
       </w:pPr>
+      <w:proofErr w:type="spellStart"/>
       <w:r>
         <w:rPr>
           <w:rFonts w:ascii="Consolas" w:eastAsiaTheme="minorHAnsi" w:hAnsi="Consolas" w:cs="Consolas"/>
@@ -6313,6 +6662,7 @@
         </w:rPr>
         <w:t>elmah</w:t>
       </w:r>
+      <w:proofErr w:type="spellEnd"/>
       <w:r>
         <w:t xml:space="preserve"> section</w:t>
       </w:r>
@@ -6332,6 +6682,7 @@
         </w:rPr>
         <w:t xml:space="preserve">in </w:t>
       </w:r>
+      <w:proofErr w:type="spellStart"/>
       <w:r>
         <w:rPr>
           <w:rFonts w:ascii="Consolas" w:eastAsiaTheme="minorHAnsi" w:hAnsi="Consolas" w:cs="Consolas"/>
@@ -6341,12 +6692,14 @@
         </w:rPr>
         <w:t>errorLog</w:t>
       </w:r>
+      <w:proofErr w:type="spellEnd"/>
       <w:r>
         <w:rPr>
           <w:rFonts w:ascii="Calibri" w:eastAsia="Times New Roman" w:hAnsi="Calibri" w:cs="Calibri"/>
         </w:rPr>
         <w:t xml:space="preserve"> setting,  update the </w:t>
       </w:r>
+      <w:proofErr w:type="spellStart"/>
       <w:r>
         <w:rPr>
           <w:rFonts w:ascii="Consolas" w:eastAsiaTheme="minorHAnsi" w:hAnsi="Consolas" w:cs="Consolas"/>
@@ -6356,6 +6709,7 @@
         </w:rPr>
         <w:t>connectionString</w:t>
       </w:r>
+      <w:proofErr w:type="spellEnd"/>
       <w:r>
         <w:rPr>
           <w:rFonts w:ascii="Calibri" w:eastAsia="Times New Roman" w:hAnsi="Calibri" w:cs="Calibri"/>
@@ -6372,7 +6726,15 @@
         </w:numPr>
       </w:pPr>
       <w:r>
-        <w:t>Remove the HTTPS redirect portion of web.config. Example:</w:t>
+        <w:t xml:space="preserve">Remove the HTTPS redirect portion of </w:t>
+      </w:r>
+      <w:proofErr w:type="spellStart"/>
+      <w:r>
+        <w:t>web.config</w:t>
+      </w:r>
+      <w:proofErr w:type="spellEnd"/>
+      <w:r>
+        <w:t>. Example:</w:t>
       </w:r>
     </w:p>
     <w:p>
@@ -6473,6 +6835,7 @@
         </w:rPr>
         <w:t xml:space="preserve"> </w:t>
       </w:r>
+      <w:proofErr w:type="spellStart"/>
       <w:r>
         <w:rPr>
           <w:rFonts w:ascii="Consolas" w:eastAsiaTheme="minorHAnsi" w:hAnsi="Consolas" w:cs="Consolas"/>
@@ -6482,6 +6845,7 @@
         </w:rPr>
         <w:t>stopProcessing</w:t>
       </w:r>
+      <w:proofErr w:type="spellEnd"/>
       <w:r>
         <w:rPr>
           <w:rFonts w:ascii="Consolas" w:eastAsiaTheme="minorHAnsi" w:hAnsi="Consolas" w:cs="Consolas"/>
@@ -6538,6 +6902,7 @@
         </w:rPr>
         <w:t xml:space="preserve">          &lt;match </w:t>
       </w:r>
+      <w:proofErr w:type="spellStart"/>
       <w:r>
         <w:rPr>
           <w:rFonts w:ascii="Consolas" w:eastAsiaTheme="minorHAnsi" w:hAnsi="Consolas" w:cs="Consolas"/>
@@ -6547,6 +6912,7 @@
         </w:rPr>
         <w:t>url</w:t>
       </w:r>
+      <w:proofErr w:type="spellEnd"/>
       <w:r>
         <w:rPr>
           <w:rFonts w:ascii="Consolas" w:eastAsiaTheme="minorHAnsi" w:hAnsi="Consolas" w:cs="Consolas"/>
@@ -6717,6 +7083,7 @@
         </w:rPr>
         <w:t xml:space="preserve">="Redirect" </w:t>
       </w:r>
+      <w:proofErr w:type="spellStart"/>
       <w:r>
         <w:rPr>
           <w:rFonts w:ascii="Consolas" w:eastAsiaTheme="minorHAnsi" w:hAnsi="Consolas" w:cs="Consolas"/>
@@ -6726,6 +7093,7 @@
         </w:rPr>
         <w:t>url</w:t>
       </w:r>
+      <w:proofErr w:type="spellEnd"/>
       <w:r>
         <w:rPr>
           <w:rFonts w:ascii="Consolas" w:eastAsiaTheme="minorHAnsi" w:hAnsi="Consolas" w:cs="Consolas"/>
@@ -6845,8 +7213,13 @@
       <w:r>
         <w:t xml:space="preserve">(Portal) </w:t>
       </w:r>
-      <w:r>
-        <w:t>Web.Config Customization</w:t>
+      <w:proofErr w:type="spellStart"/>
+      <w:r>
+        <w:t>Web.Config</w:t>
+      </w:r>
+      <w:proofErr w:type="spellEnd"/>
+      <w:r>
+        <w:t xml:space="preserve"> Customization</w:t>
       </w:r>
       <w:bookmarkEnd w:id="67"/>
       <w:bookmarkEnd w:id="68"/>
@@ -6860,6 +7233,7 @@
         </w:numPr>
         <w:spacing w:after="0"/>
       </w:pPr>
+      <w:proofErr w:type="spellStart"/>
       <w:r>
         <w:rPr>
           <w:rFonts w:ascii="Consolas" w:eastAsiaTheme="minorHAnsi" w:hAnsi="Consolas" w:cs="Consolas"/>
@@ -6869,6 +7243,7 @@
         </w:rPr>
         <w:t>connectionStrings</w:t>
       </w:r>
+      <w:proofErr w:type="spellEnd"/>
       <w:r>
         <w:rPr>
           <w:rFonts w:ascii="Calibri" w:eastAsia="Times New Roman" w:hAnsi="Calibri" w:cs="Calibri"/>
@@ -6885,14 +7260,25 @@
         </w:numPr>
         <w:spacing w:after="0"/>
       </w:pPr>
-      <w:r>
-        <w:rPr>
-          <w:rFonts w:ascii="Consolas" w:eastAsiaTheme="minorHAnsi" w:hAnsi="Consolas" w:cs="Consolas"/>
-          <w:color w:val="0000FF"/>
-          <w:sz w:val="19"/>
-          <w:szCs w:val="19"/>
-        </w:rPr>
-        <w:t xml:space="preserve">IESEntities </w:t>
+      <w:proofErr w:type="spellStart"/>
+      <w:r>
+        <w:rPr>
+          <w:rFonts w:ascii="Consolas" w:eastAsiaTheme="minorHAnsi" w:hAnsi="Consolas" w:cs="Consolas"/>
+          <w:color w:val="0000FF"/>
+          <w:sz w:val="19"/>
+          <w:szCs w:val="19"/>
+        </w:rPr>
+        <w:t>IESEntities</w:t>
+      </w:r>
+      <w:proofErr w:type="spellEnd"/>
+      <w:r>
+        <w:rPr>
+          <w:rFonts w:ascii="Consolas" w:eastAsiaTheme="minorHAnsi" w:hAnsi="Consolas" w:cs="Consolas"/>
+          <w:color w:val="0000FF"/>
+          <w:sz w:val="19"/>
+          <w:szCs w:val="19"/>
+        </w:rPr>
+        <w:t xml:space="preserve"> </w:t>
       </w:r>
       <w:r>
         <w:rPr>
@@ -6910,20 +7296,45 @@
         </w:numPr>
         <w:spacing w:after="0"/>
       </w:pPr>
-      <w:r>
-        <w:rPr>
-          <w:rFonts w:ascii="Consolas" w:eastAsiaTheme="minorHAnsi" w:hAnsi="Consolas" w:cs="Consolas"/>
-          <w:color w:val="0000FF"/>
-          <w:sz w:val="19"/>
-          <w:szCs w:val="19"/>
-        </w:rPr>
-        <w:t xml:space="preserve">genTracEntities </w:t>
-      </w:r>
-      <w:r>
-        <w:rPr>
-          <w:rFonts w:ascii="Calibri" w:eastAsia="Times New Roman" w:hAnsi="Calibri" w:cs="Calibri"/>
-        </w:rPr>
-        <w:t>– PTM / genTrac database connection string</w:t>
+      <w:proofErr w:type="spellStart"/>
+      <w:r>
+        <w:rPr>
+          <w:rFonts w:ascii="Consolas" w:eastAsiaTheme="minorHAnsi" w:hAnsi="Consolas" w:cs="Consolas"/>
+          <w:color w:val="0000FF"/>
+          <w:sz w:val="19"/>
+          <w:szCs w:val="19"/>
+        </w:rPr>
+        <w:t>genTracEntities</w:t>
+      </w:r>
+      <w:proofErr w:type="spellEnd"/>
+      <w:r>
+        <w:rPr>
+          <w:rFonts w:ascii="Consolas" w:eastAsiaTheme="minorHAnsi" w:hAnsi="Consolas" w:cs="Consolas"/>
+          <w:color w:val="0000FF"/>
+          <w:sz w:val="19"/>
+          <w:szCs w:val="19"/>
+        </w:rPr>
+        <w:t xml:space="preserve"> </w:t>
+      </w:r>
+      <w:r>
+        <w:rPr>
+          <w:rFonts w:ascii="Calibri" w:eastAsia="Times New Roman" w:hAnsi="Calibri" w:cs="Calibri"/>
+        </w:rPr>
+        <w:t xml:space="preserve">– PTM / </w:t>
+      </w:r>
+      <w:proofErr w:type="spellStart"/>
+      <w:r>
+        <w:rPr>
+          <w:rFonts w:ascii="Calibri" w:eastAsia="Times New Roman" w:hAnsi="Calibri" w:cs="Calibri"/>
+        </w:rPr>
+        <w:t>genTrac</w:t>
+      </w:r>
+      <w:proofErr w:type="spellEnd"/>
+      <w:r>
+        <w:rPr>
+          <w:rFonts w:ascii="Calibri" w:eastAsia="Times New Roman" w:hAnsi="Calibri" w:cs="Calibri"/>
+        </w:rPr>
+        <w:t xml:space="preserve"> database connection string</w:t>
       </w:r>
     </w:p>
     <w:p>
@@ -6935,6 +7346,7 @@
         </w:numPr>
         <w:spacing w:after="0"/>
       </w:pPr>
+      <w:proofErr w:type="spellStart"/>
       <w:r>
         <w:rPr>
           <w:rFonts w:ascii="Consolas" w:eastAsiaTheme="minorHAnsi" w:hAnsi="Consolas" w:cs="Consolas"/>
@@ -6944,6 +7356,7 @@
         </w:rPr>
         <w:t>GenBoeEntities</w:t>
       </w:r>
+      <w:proofErr w:type="spellEnd"/>
       <w:r>
         <w:t xml:space="preserve"> </w:t>
       </w:r>
@@ -6951,7 +7364,21 @@
         <w:rPr>
           <w:rFonts w:ascii="Calibri" w:eastAsia="Times New Roman" w:hAnsi="Calibri" w:cs="Calibri"/>
         </w:rPr>
-        <w:t>– genBOE database connection string</w:t>
+        <w:t xml:space="preserve">– </w:t>
+      </w:r>
+      <w:proofErr w:type="spellStart"/>
+      <w:r>
+        <w:rPr>
+          <w:rFonts w:ascii="Calibri" w:eastAsia="Times New Roman" w:hAnsi="Calibri" w:cs="Calibri"/>
+        </w:rPr>
+        <w:t>genBOE</w:t>
+      </w:r>
+      <w:proofErr w:type="spellEnd"/>
+      <w:r>
+        <w:rPr>
+          <w:rFonts w:ascii="Calibri" w:eastAsia="Times New Roman" w:hAnsi="Calibri" w:cs="Calibri"/>
+        </w:rPr>
+        <w:t xml:space="preserve"> database connection string</w:t>
       </w:r>
     </w:p>
     <w:p>
@@ -6963,6 +7390,7 @@
         </w:numPr>
         <w:spacing w:after="0"/>
       </w:pPr>
+      <w:proofErr w:type="spellStart"/>
       <w:r>
         <w:rPr>
           <w:rFonts w:ascii="Consolas" w:eastAsiaTheme="minorHAnsi" w:hAnsi="Consolas" w:cs="Consolas"/>
@@ -6972,6 +7400,7 @@
         </w:rPr>
         <w:t>appSettings</w:t>
       </w:r>
+      <w:proofErr w:type="spellEnd"/>
       <w:r>
         <w:rPr>
           <w:rFonts w:ascii="Calibri" w:eastAsia="Times New Roman" w:hAnsi="Calibri" w:cs="Calibri"/>
@@ -7012,14 +7441,25 @@
           <w:rFonts w:ascii="Calibri" w:eastAsia="Times New Roman" w:hAnsi="Calibri" w:cs="Calibri"/>
         </w:rPr>
       </w:pPr>
-      <w:r>
-        <w:rPr>
-          <w:rFonts w:ascii="Consolas" w:eastAsiaTheme="minorHAnsi" w:hAnsi="Consolas" w:cs="Consolas"/>
-          <w:color w:val="0000FF"/>
-          <w:sz w:val="19"/>
-          <w:szCs w:val="19"/>
-        </w:rPr>
-        <w:t xml:space="preserve">ActiveDirectoryPath </w:t>
+      <w:proofErr w:type="spellStart"/>
+      <w:r>
+        <w:rPr>
+          <w:rFonts w:ascii="Consolas" w:eastAsiaTheme="minorHAnsi" w:hAnsi="Consolas" w:cs="Consolas"/>
+          <w:color w:val="0000FF"/>
+          <w:sz w:val="19"/>
+          <w:szCs w:val="19"/>
+        </w:rPr>
+        <w:t>ActiveDirectoryPath</w:t>
+      </w:r>
+      <w:proofErr w:type="spellEnd"/>
+      <w:r>
+        <w:rPr>
+          <w:rFonts w:ascii="Consolas" w:eastAsiaTheme="minorHAnsi" w:hAnsi="Consolas" w:cs="Consolas"/>
+          <w:color w:val="0000FF"/>
+          <w:sz w:val="19"/>
+          <w:szCs w:val="19"/>
+        </w:rPr>
+        <w:t xml:space="preserve"> </w:t>
       </w:r>
       <w:r>
         <w:rPr>
@@ -7041,17 +7481,36 @@
           <w:rFonts w:ascii="Calibri" w:eastAsia="Times New Roman" w:hAnsi="Calibri" w:cs="Calibri"/>
         </w:rPr>
       </w:pPr>
-      <w:r>
-        <w:rPr>
-          <w:rFonts w:ascii="Consolas" w:eastAsiaTheme="minorHAnsi" w:hAnsi="Consolas" w:cs="Consolas"/>
-          <w:color w:val="0000FF"/>
-          <w:sz w:val="19"/>
-          <w:szCs w:val="19"/>
-        </w:rPr>
-        <w:t xml:space="preserve">BOEUrl </w:t>
-      </w:r>
-      <w:r>
-        <w:t>– GenBOE’s URL</w:t>
+      <w:proofErr w:type="spellStart"/>
+      <w:r>
+        <w:rPr>
+          <w:rFonts w:ascii="Consolas" w:eastAsiaTheme="minorHAnsi" w:hAnsi="Consolas" w:cs="Consolas"/>
+          <w:color w:val="0000FF"/>
+          <w:sz w:val="19"/>
+          <w:szCs w:val="19"/>
+        </w:rPr>
+        <w:t>BOEUrl</w:t>
+      </w:r>
+      <w:proofErr w:type="spellEnd"/>
+      <w:r>
+        <w:rPr>
+          <w:rFonts w:ascii="Consolas" w:eastAsiaTheme="minorHAnsi" w:hAnsi="Consolas" w:cs="Consolas"/>
+          <w:color w:val="0000FF"/>
+          <w:sz w:val="19"/>
+          <w:szCs w:val="19"/>
+        </w:rPr>
+        <w:t xml:space="preserve"> </w:t>
+      </w:r>
+      <w:r>
+        <w:t xml:space="preserve">– </w:t>
+      </w:r>
+      <w:proofErr w:type="spellStart"/>
+      <w:r>
+        <w:t>GenBOE’s</w:t>
+      </w:r>
+      <w:proofErr w:type="spellEnd"/>
+      <w:r>
+        <w:t xml:space="preserve"> URL</w:t>
       </w:r>
     </w:p>
     <w:p>
@@ -7067,14 +7526,25 @@
           <w:rFonts w:ascii="Calibri" w:eastAsia="Times New Roman" w:hAnsi="Calibri" w:cs="Calibri"/>
         </w:rPr>
       </w:pPr>
-      <w:r>
-        <w:rPr>
-          <w:rFonts w:ascii="Consolas" w:eastAsiaTheme="minorHAnsi" w:hAnsi="Consolas" w:cs="Consolas"/>
-          <w:color w:val="0000FF"/>
-          <w:sz w:val="19"/>
-          <w:szCs w:val="19"/>
-        </w:rPr>
-        <w:t xml:space="preserve">PTMUrl </w:t>
+      <w:proofErr w:type="spellStart"/>
+      <w:r>
+        <w:rPr>
+          <w:rFonts w:ascii="Consolas" w:eastAsiaTheme="minorHAnsi" w:hAnsi="Consolas" w:cs="Consolas"/>
+          <w:color w:val="0000FF"/>
+          <w:sz w:val="19"/>
+          <w:szCs w:val="19"/>
+        </w:rPr>
+        <w:t>PTMUrl</w:t>
+      </w:r>
+      <w:proofErr w:type="spellEnd"/>
+      <w:r>
+        <w:rPr>
+          <w:rFonts w:ascii="Consolas" w:eastAsiaTheme="minorHAnsi" w:hAnsi="Consolas" w:cs="Consolas"/>
+          <w:color w:val="0000FF"/>
+          <w:sz w:val="19"/>
+          <w:szCs w:val="19"/>
+        </w:rPr>
+        <w:t xml:space="preserve"> </w:t>
       </w:r>
       <w:r>
         <w:t>– PTM’s URL</w:t>
@@ -7093,14 +7563,25 @@
           <w:rFonts w:ascii="Calibri" w:eastAsia="Times New Roman" w:hAnsi="Calibri" w:cs="Calibri"/>
         </w:rPr>
       </w:pPr>
-      <w:r>
-        <w:rPr>
-          <w:rFonts w:ascii="Consolas" w:eastAsiaTheme="minorHAnsi" w:hAnsi="Consolas" w:cs="Consolas"/>
-          <w:color w:val="0000FF"/>
-          <w:sz w:val="19"/>
-          <w:szCs w:val="19"/>
-        </w:rPr>
-        <w:t xml:space="preserve">RDMUrl </w:t>
+      <w:proofErr w:type="spellStart"/>
+      <w:r>
+        <w:rPr>
+          <w:rFonts w:ascii="Consolas" w:eastAsiaTheme="minorHAnsi" w:hAnsi="Consolas" w:cs="Consolas"/>
+          <w:color w:val="0000FF"/>
+          <w:sz w:val="19"/>
+          <w:szCs w:val="19"/>
+        </w:rPr>
+        <w:t>RDMUrl</w:t>
+      </w:r>
+      <w:proofErr w:type="spellEnd"/>
+      <w:r>
+        <w:rPr>
+          <w:rFonts w:ascii="Consolas" w:eastAsiaTheme="minorHAnsi" w:hAnsi="Consolas" w:cs="Consolas"/>
+          <w:color w:val="0000FF"/>
+          <w:sz w:val="19"/>
+          <w:szCs w:val="19"/>
+        </w:rPr>
+        <w:t xml:space="preserve"> </w:t>
       </w:r>
       <w:r>
         <w:t>– RDM’s URL</w:t>
@@ -7119,14 +7600,25 @@
           <w:rFonts w:ascii="Calibri" w:eastAsia="Times New Roman" w:hAnsi="Calibri" w:cs="Calibri"/>
         </w:rPr>
       </w:pPr>
-      <w:r>
-        <w:rPr>
-          <w:rFonts w:ascii="Consolas" w:eastAsiaTheme="minorHAnsi" w:hAnsi="Consolas" w:cs="Consolas"/>
-          <w:color w:val="0000FF"/>
-          <w:sz w:val="19"/>
-          <w:szCs w:val="19"/>
-        </w:rPr>
-        <w:t xml:space="preserve">RDSBUrl </w:t>
+      <w:proofErr w:type="spellStart"/>
+      <w:r>
+        <w:rPr>
+          <w:rFonts w:ascii="Consolas" w:eastAsiaTheme="minorHAnsi" w:hAnsi="Consolas" w:cs="Consolas"/>
+          <w:color w:val="0000FF"/>
+          <w:sz w:val="19"/>
+          <w:szCs w:val="19"/>
+        </w:rPr>
+        <w:t>RDSBUrl</w:t>
+      </w:r>
+      <w:proofErr w:type="spellEnd"/>
+      <w:r>
+        <w:rPr>
+          <w:rFonts w:ascii="Consolas" w:eastAsiaTheme="minorHAnsi" w:hAnsi="Consolas" w:cs="Consolas"/>
+          <w:color w:val="0000FF"/>
+          <w:sz w:val="19"/>
+          <w:szCs w:val="19"/>
+        </w:rPr>
+        <w:t xml:space="preserve"> </w:t>
       </w:r>
       <w:r>
         <w:t>– RDSB’s URL</w:t>
@@ -7145,23 +7637,50 @@
           <w:rFonts w:ascii="Calibri" w:eastAsia="Times New Roman" w:hAnsi="Calibri" w:cs="Calibri"/>
         </w:rPr>
       </w:pPr>
-      <w:r>
-        <w:rPr>
-          <w:rFonts w:ascii="Consolas" w:eastAsiaTheme="minorHAnsi" w:hAnsi="Consolas" w:cs="Consolas"/>
-          <w:color w:val="0000FF"/>
-          <w:sz w:val="19"/>
-          <w:szCs w:val="19"/>
-        </w:rPr>
-        <w:t xml:space="preserve">PPUrl </w:t>
-      </w:r>
-      <w:r>
-        <w:t xml:space="preserve">– ProPricer URL – a URL to a </w:t>
+      <w:proofErr w:type="spellStart"/>
+      <w:r>
+        <w:rPr>
+          <w:rFonts w:ascii="Consolas" w:eastAsiaTheme="minorHAnsi" w:hAnsi="Consolas" w:cs="Consolas"/>
+          <w:color w:val="0000FF"/>
+          <w:sz w:val="19"/>
+          <w:szCs w:val="19"/>
+        </w:rPr>
+        <w:t>PPUrl</w:t>
+      </w:r>
+      <w:proofErr w:type="spellEnd"/>
+      <w:r>
+        <w:rPr>
+          <w:rFonts w:ascii="Consolas" w:eastAsiaTheme="minorHAnsi" w:hAnsi="Consolas" w:cs="Consolas"/>
+          <w:color w:val="0000FF"/>
+          <w:sz w:val="19"/>
+          <w:szCs w:val="19"/>
+        </w:rPr>
+        <w:t xml:space="preserve"> </w:t>
+      </w:r>
+      <w:r>
+        <w:t xml:space="preserve">– </w:t>
+      </w:r>
+      <w:proofErr w:type="spellStart"/>
+      <w:r>
+        <w:t>ProPricer</w:t>
+      </w:r>
+      <w:proofErr w:type="spellEnd"/>
+      <w:r>
+        <w:t xml:space="preserve"> URL – a URL to a </w:t>
       </w:r>
       <w:r>
         <w:t>SharePoint</w:t>
       </w:r>
       <w:r>
-        <w:t xml:space="preserve"> site where ProPricer links are located</w:t>
+        <w:t xml:space="preserve"> site where </w:t>
+      </w:r>
+      <w:proofErr w:type="spellStart"/>
+      <w:r>
+        <w:t>ProPricer</w:t>
+      </w:r>
+      <w:proofErr w:type="spellEnd"/>
+      <w:r>
+        <w:t xml:space="preserve"> links are located</w:t>
       </w:r>
     </w:p>
     <w:p>
@@ -7177,14 +7696,25 @@
           <w:rFonts w:ascii="Calibri" w:eastAsia="Times New Roman" w:hAnsi="Calibri" w:cs="Calibri"/>
         </w:rPr>
       </w:pPr>
-      <w:r>
-        <w:rPr>
-          <w:rFonts w:ascii="Consolas" w:eastAsiaTheme="minorHAnsi" w:hAnsi="Consolas" w:cs="Consolas"/>
-          <w:color w:val="0000FF"/>
-          <w:sz w:val="19"/>
-          <w:szCs w:val="19"/>
-        </w:rPr>
-        <w:t xml:space="preserve">RPMUrl </w:t>
+      <w:proofErr w:type="spellStart"/>
+      <w:r>
+        <w:rPr>
+          <w:rFonts w:ascii="Consolas" w:eastAsiaTheme="minorHAnsi" w:hAnsi="Consolas" w:cs="Consolas"/>
+          <w:color w:val="0000FF"/>
+          <w:sz w:val="19"/>
+          <w:szCs w:val="19"/>
+        </w:rPr>
+        <w:t>RPMUrl</w:t>
+      </w:r>
+      <w:proofErr w:type="spellEnd"/>
+      <w:r>
+        <w:rPr>
+          <w:rFonts w:ascii="Consolas" w:eastAsiaTheme="minorHAnsi" w:hAnsi="Consolas" w:cs="Consolas"/>
+          <w:color w:val="0000FF"/>
+          <w:sz w:val="19"/>
+          <w:szCs w:val="19"/>
+        </w:rPr>
+        <w:t xml:space="preserve"> </w:t>
       </w:r>
       <w:r>
         <w:t xml:space="preserve">– </w:t>
@@ -7222,14 +7752,25 @@
           <w:szCs w:val="19"/>
         </w:rPr>
       </w:pPr>
-      <w:r>
-        <w:rPr>
-          <w:rFonts w:ascii="Consolas" w:eastAsiaTheme="minorHAnsi" w:hAnsi="Consolas" w:cs="Consolas"/>
-          <w:color w:val="0000FF"/>
-          <w:sz w:val="19"/>
-          <w:szCs w:val="19"/>
-        </w:rPr>
-        <w:t xml:space="preserve">ACVUrl </w:t>
+      <w:proofErr w:type="spellStart"/>
+      <w:r>
+        <w:rPr>
+          <w:rFonts w:ascii="Consolas" w:eastAsiaTheme="minorHAnsi" w:hAnsi="Consolas" w:cs="Consolas"/>
+          <w:color w:val="0000FF"/>
+          <w:sz w:val="19"/>
+          <w:szCs w:val="19"/>
+        </w:rPr>
+        <w:t>ACVUrl</w:t>
+      </w:r>
+      <w:proofErr w:type="spellEnd"/>
+      <w:r>
+        <w:rPr>
+          <w:rFonts w:ascii="Consolas" w:eastAsiaTheme="minorHAnsi" w:hAnsi="Consolas" w:cs="Consolas"/>
+          <w:color w:val="0000FF"/>
+          <w:sz w:val="19"/>
+          <w:szCs w:val="19"/>
+        </w:rPr>
+        <w:t xml:space="preserve"> </w:t>
       </w:r>
       <w:r>
         <w:t xml:space="preserve">– </w:t>
@@ -7263,21 +7804,33 @@
           <w:ilvl w:val="1"/>
           <w:numId w:val="12"/>
         </w:numPr>
-        <w:spacing w:after="0"/>
-        <w:textAlignment w:val="center"/>
-        <w:rPr>
-          <w:rFonts w:ascii="Calibri" w:eastAsia="Times New Roman" w:hAnsi="Calibri" w:cs="Calibri"/>
-        </w:rPr>
-      </w:pPr>
-      <w:r>
-        <w:rPr>
-          <w:rFonts w:ascii="Consolas" w:eastAsiaTheme="minorHAnsi" w:hAnsi="Consolas" w:cs="Consolas"/>
-          <w:color w:val="0000FF"/>
-          <w:sz w:val="19"/>
-          <w:szCs w:val="19"/>
-        </w:rPr>
-        <w:t>EEPPUrl</w:t>
-      </w:r>
+        <w:rPr>
+          <w:rFonts w:ascii="Consolas" w:eastAsiaTheme="minorHAnsi" w:hAnsi="Consolas" w:cs="Consolas"/>
+          <w:color w:val="0000FF"/>
+          <w:sz w:val="19"/>
+          <w:szCs w:val="19"/>
+        </w:rPr>
+      </w:pPr>
+      <w:proofErr w:type="spellStart"/>
+      <w:r>
+        <w:rPr>
+          <w:rFonts w:ascii="Consolas" w:eastAsiaTheme="minorHAnsi" w:hAnsi="Consolas" w:cs="Consolas"/>
+          <w:color w:val="0000FF"/>
+          <w:sz w:val="19"/>
+          <w:szCs w:val="19"/>
+        </w:rPr>
+        <w:t>NLF</w:t>
+      </w:r>
+      <w:r>
+        <w:rPr>
+          <w:rFonts w:ascii="Consolas" w:eastAsiaTheme="minorHAnsi" w:hAnsi="Consolas" w:cs="Consolas"/>
+          <w:color w:val="0000FF"/>
+          <w:sz w:val="19"/>
+          <w:szCs w:val="19"/>
+        </w:rPr>
+        <w:t>Url</w:t>
+      </w:r>
+      <w:proofErr w:type="spellEnd"/>
       <w:r>
         <w:rPr>
           <w:rFonts w:ascii="Consolas" w:eastAsiaTheme="minorHAnsi" w:hAnsi="Consolas" w:cs="Consolas"/>
@@ -7309,13 +7862,13 @@
         <w:t xml:space="preserve">, </w:t>
       </w:r>
       <w:r>
-        <w:t>eEPP</w:t>
-      </w:r>
-      <w:r>
-        <w:t xml:space="preserve"> </w:t>
-      </w:r>
-      <w:r>
-        <w:t>is not in classified environment yet</w:t>
+        <w:t>NLF</w:t>
+      </w:r>
+      <w:r>
+        <w:t xml:space="preserve"> is still not in classified environment ye</w:t>
+      </w:r>
+      <w:r>
+        <w:t>t</w:t>
       </w:r>
     </w:p>
     <w:p>
@@ -7331,28 +7884,57 @@
           <w:rFonts w:ascii="Calibri" w:eastAsia="Times New Roman" w:hAnsi="Calibri" w:cs="Calibri"/>
         </w:rPr>
       </w:pPr>
-      <w:r>
-        <w:rPr>
-          <w:rFonts w:ascii="Consolas" w:eastAsiaTheme="minorHAnsi" w:hAnsi="Consolas" w:cs="Consolas"/>
-          <w:color w:val="0000FF"/>
-          <w:sz w:val="19"/>
-          <w:szCs w:val="19"/>
-        </w:rPr>
-        <w:t xml:space="preserve">AdminUrl </w:t>
+      <w:proofErr w:type="spellStart"/>
+      <w:r>
+        <w:rPr>
+          <w:rFonts w:ascii="Consolas" w:eastAsiaTheme="minorHAnsi" w:hAnsi="Consolas" w:cs="Consolas"/>
+          <w:color w:val="0000FF"/>
+          <w:sz w:val="19"/>
+          <w:szCs w:val="19"/>
+        </w:rPr>
+        <w:t>EEPPUrl</w:t>
+      </w:r>
+      <w:proofErr w:type="spellEnd"/>
+      <w:r>
+        <w:rPr>
+          <w:rFonts w:ascii="Consolas" w:eastAsiaTheme="minorHAnsi" w:hAnsi="Consolas" w:cs="Consolas"/>
+          <w:color w:val="0000FF"/>
+          <w:sz w:val="19"/>
+          <w:szCs w:val="19"/>
+        </w:rPr>
+        <w:t xml:space="preserve"> </w:t>
       </w:r>
       <w:r>
         <w:t xml:space="preserve">– </w:t>
       </w:r>
       <w:r>
-        <w:t xml:space="preserve">IES URL, followed by </w:t>
-      </w:r>
-      <w:r>
-        <w:rPr>
-          <w:rFonts w:ascii="Consolas" w:hAnsi="Consolas"/>
-          <w:sz w:val="19"/>
-          <w:szCs w:val="19"/>
-        </w:rPr>
-        <w:t>/Admin</w:t>
+        <w:rPr>
+          <w:rFonts w:ascii="Calibri" w:eastAsia="Times New Roman" w:hAnsi="Calibri" w:cs="Calibri"/>
+          <w:i/>
+        </w:rPr>
+        <w:t>blank</w:t>
+      </w:r>
+      <w:r>
+        <w:rPr>
+          <w:rFonts w:ascii="Calibri" w:eastAsia="Times New Roman" w:hAnsi="Calibri" w:cs="Calibri"/>
+          <w:i/>
+          <w:vertAlign w:val="superscript"/>
+        </w:rPr>
+        <w:t>2</w:t>
+      </w:r>
+      <w:r>
+        <w:t xml:space="preserve">, </w:t>
+      </w:r>
+      <w:proofErr w:type="spellStart"/>
+      <w:r>
+        <w:t>eEPP</w:t>
+      </w:r>
+      <w:proofErr w:type="spellEnd"/>
+      <w:r>
+        <w:t xml:space="preserve"> </w:t>
+      </w:r>
+      <w:r>
+        <w:t>is not in classified environment yet</w:t>
       </w:r>
     </w:p>
     <w:p>
@@ -7368,17 +7950,39 @@
           <w:rFonts w:ascii="Calibri" w:eastAsia="Times New Roman" w:hAnsi="Calibri" w:cs="Calibri"/>
         </w:rPr>
       </w:pPr>
-      <w:r>
-        <w:rPr>
-          <w:rFonts w:ascii="Consolas" w:eastAsiaTheme="minorHAnsi" w:hAnsi="Consolas" w:cs="Consolas"/>
-          <w:color w:val="0000FF"/>
-          <w:sz w:val="19"/>
-          <w:szCs w:val="19"/>
-        </w:rPr>
-        <w:t xml:space="preserve">IESPortalAdminGroups </w:t>
-      </w:r>
-      <w:r>
-        <w:t>– Admin AD group</w:t>
+      <w:proofErr w:type="spellStart"/>
+      <w:r>
+        <w:rPr>
+          <w:rFonts w:ascii="Consolas" w:eastAsiaTheme="minorHAnsi" w:hAnsi="Consolas" w:cs="Consolas"/>
+          <w:color w:val="0000FF"/>
+          <w:sz w:val="19"/>
+          <w:szCs w:val="19"/>
+        </w:rPr>
+        <w:t>AdminUrl</w:t>
+      </w:r>
+      <w:proofErr w:type="spellEnd"/>
+      <w:r>
+        <w:rPr>
+          <w:rFonts w:ascii="Consolas" w:eastAsiaTheme="minorHAnsi" w:hAnsi="Consolas" w:cs="Consolas"/>
+          <w:color w:val="0000FF"/>
+          <w:sz w:val="19"/>
+          <w:szCs w:val="19"/>
+        </w:rPr>
+        <w:t xml:space="preserve"> </w:t>
+      </w:r>
+      <w:r>
+        <w:t xml:space="preserve">– </w:t>
+      </w:r>
+      <w:r>
+        <w:t xml:space="preserve">IES URL, followed by </w:t>
+      </w:r>
+      <w:r>
+        <w:rPr>
+          <w:rFonts w:ascii="Consolas" w:hAnsi="Consolas"/>
+          <w:sz w:val="19"/>
+          <w:szCs w:val="19"/>
+        </w:rPr>
+        <w:t>/Admin</w:t>
       </w:r>
     </w:p>
     <w:p>
@@ -7389,7 +7993,45 @@
           <w:numId w:val="12"/>
         </w:numPr>
         <w:spacing w:after="0"/>
-      </w:pPr>
+        <w:textAlignment w:val="center"/>
+        <w:rPr>
+          <w:rFonts w:ascii="Calibri" w:eastAsia="Times New Roman" w:hAnsi="Calibri" w:cs="Calibri"/>
+        </w:rPr>
+      </w:pPr>
+      <w:proofErr w:type="spellStart"/>
+      <w:r>
+        <w:rPr>
+          <w:rFonts w:ascii="Consolas" w:eastAsiaTheme="minorHAnsi" w:hAnsi="Consolas" w:cs="Consolas"/>
+          <w:color w:val="0000FF"/>
+          <w:sz w:val="19"/>
+          <w:szCs w:val="19"/>
+        </w:rPr>
+        <w:t>IESPortalAdminGroups</w:t>
+      </w:r>
+      <w:proofErr w:type="spellEnd"/>
+      <w:r>
+        <w:rPr>
+          <w:rFonts w:ascii="Consolas" w:eastAsiaTheme="minorHAnsi" w:hAnsi="Consolas" w:cs="Consolas"/>
+          <w:color w:val="0000FF"/>
+          <w:sz w:val="19"/>
+          <w:szCs w:val="19"/>
+        </w:rPr>
+        <w:t xml:space="preserve"> </w:t>
+      </w:r>
+      <w:r>
+        <w:t>– Admin AD group</w:t>
+      </w:r>
+    </w:p>
+    <w:p>
+      <w:pPr>
+        <w:pStyle w:val="ListParagraph"/>
+        <w:numPr>
+          <w:ilvl w:val="1"/>
+          <w:numId w:val="12"/>
+        </w:numPr>
+        <w:spacing w:after="0"/>
+      </w:pPr>
+      <w:proofErr w:type="spellStart"/>
       <w:r>
         <w:rPr>
           <w:rFonts w:ascii="Consolas" w:eastAsiaTheme="minorHAnsi" w:hAnsi="Consolas" w:cs="Consolas"/>
@@ -7399,6 +8041,7 @@
         </w:rPr>
         <w:t>HelpdeskEmailAddress</w:t>
       </w:r>
+      <w:proofErr w:type="spellEnd"/>
       <w:r>
         <w:t xml:space="preserve"> – email displayed to the users to contact for help</w:t>
       </w:r>
@@ -7424,6 +8067,7 @@
           <w:rFonts w:ascii="Calibri" w:eastAsia="Times New Roman" w:hAnsi="Calibri" w:cs="Calibri"/>
         </w:rPr>
       </w:pPr>
+      <w:proofErr w:type="spellStart"/>
       <w:r>
         <w:rPr>
           <w:rFonts w:ascii="Consolas" w:eastAsiaTheme="minorHAnsi" w:hAnsi="Consolas" w:cs="Consolas"/>
@@ -7431,7 +8075,17 @@
           <w:sz w:val="19"/>
           <w:szCs w:val="19"/>
         </w:rPr>
-        <w:t>Piwik Settings</w:t>
+        <w:t>Piwik</w:t>
+      </w:r>
+      <w:proofErr w:type="spellEnd"/>
+      <w:r>
+        <w:rPr>
+          <w:rFonts w:ascii="Consolas" w:eastAsiaTheme="minorHAnsi" w:hAnsi="Consolas" w:cs="Consolas"/>
+          <w:color w:val="008000"/>
+          <w:sz w:val="19"/>
+          <w:szCs w:val="19"/>
+        </w:rPr>
+        <w:t xml:space="preserve"> Settings</w:t>
       </w:r>
     </w:p>
     <w:p>
@@ -7481,7 +8135,15 @@
         <w:t xml:space="preserve"> </w:t>
       </w:r>
       <w:r>
-        <w:t>(to not track the website usage via piwik)</w:t>
+        <w:t xml:space="preserve">(to not track the website usage via </w:t>
+      </w:r>
+      <w:proofErr w:type="spellStart"/>
+      <w:r>
+        <w:t>piwik</w:t>
+      </w:r>
+      <w:proofErr w:type="spellEnd"/>
+      <w:r>
+        <w:t>)</w:t>
       </w:r>
     </w:p>
     <w:p>
@@ -7501,7 +8163,21 @@
         <w:rPr>
           <w:rFonts w:ascii="Calibri" w:eastAsia="Times New Roman" w:hAnsi="Calibri" w:cs="Calibri"/>
         </w:rPr>
-        <w:t>You can ignore the other piwik settings once you disable it</w:t>
+        <w:t xml:space="preserve">You can ignore the other </w:t>
+      </w:r>
+      <w:proofErr w:type="spellStart"/>
+      <w:r>
+        <w:rPr>
+          <w:rFonts w:ascii="Calibri" w:eastAsia="Times New Roman" w:hAnsi="Calibri" w:cs="Calibri"/>
+        </w:rPr>
+        <w:t>piwik</w:t>
+      </w:r>
+      <w:proofErr w:type="spellEnd"/>
+      <w:r>
+        <w:rPr>
+          <w:rFonts w:ascii="Calibri" w:eastAsia="Times New Roman" w:hAnsi="Calibri" w:cs="Calibri"/>
+        </w:rPr>
+        <w:t xml:space="preserve"> settings once you disable it</w:t>
       </w:r>
     </w:p>
     <w:p>
@@ -7517,6 +8193,7 @@
           <w:rFonts w:ascii="Calibri" w:eastAsia="Times New Roman" w:hAnsi="Calibri" w:cs="Calibri"/>
         </w:rPr>
       </w:pPr>
+      <w:proofErr w:type="spellStart"/>
       <w:r>
         <w:rPr>
           <w:rFonts w:ascii="Consolas" w:eastAsiaTheme="minorHAnsi" w:hAnsi="Consolas" w:cs="Consolas"/>
@@ -7526,6 +8203,7 @@
         </w:rPr>
         <w:t>system.web</w:t>
       </w:r>
+      <w:proofErr w:type="spellEnd"/>
       <w:r>
         <w:rPr>
           <w:rFonts w:ascii="Consolas" w:eastAsiaTheme="minorHAnsi" w:hAnsi="Consolas" w:cs="Consolas"/>
@@ -7601,8 +8279,16 @@
         <w:rPr>
           <w:rFonts w:ascii="Calibri" w:eastAsia="Times New Roman" w:hAnsi="Calibri" w:cs="Calibri"/>
         </w:rPr>
-        <w:t xml:space="preserve"> – all AD groups allowed to access all of the IES suite applications, including GenBOE</w:t>
-      </w:r>
+        <w:t xml:space="preserve"> – all AD groups allowed to access all of the IES suite applications, including </w:t>
+      </w:r>
+      <w:proofErr w:type="spellStart"/>
+      <w:r>
+        <w:rPr>
+          <w:rFonts w:ascii="Calibri" w:eastAsia="Times New Roman" w:hAnsi="Calibri" w:cs="Calibri"/>
+        </w:rPr>
+        <w:t>GenBOE</w:t>
+      </w:r>
+      <w:proofErr w:type="spellEnd"/>
     </w:p>
     <w:p>
       <w:pPr>
@@ -7657,6 +8343,7 @@
         </w:rPr>
         <w:t>"</w:t>
       </w:r>
+      <w:proofErr w:type="spellStart"/>
       <w:r>
         <w:rPr>
           <w:rFonts w:ascii="Consolas" w:eastAsiaTheme="minorHAnsi" w:hAnsi="Consolas" w:cs="Consolas"/>
@@ -7666,6 +8353,7 @@
         </w:rPr>
         <w:t>elmah.axd</w:t>
       </w:r>
+      <w:proofErr w:type="spellEnd"/>
       <w:r>
         <w:rPr>
           <w:rFonts w:ascii="Consolas" w:eastAsiaTheme="minorHAnsi" w:hAnsi="Consolas" w:cs="Consolas"/>
@@ -7690,6 +8378,7 @@
         </w:rPr>
         <w:t xml:space="preserve">-&gt; </w:t>
       </w:r>
+      <w:proofErr w:type="spellStart"/>
       <w:r>
         <w:rPr>
           <w:rFonts w:ascii="Consolas" w:eastAsiaTheme="minorHAnsi" w:hAnsi="Consolas" w:cs="Consolas"/>
@@ -7699,6 +8388,7 @@
         </w:rPr>
         <w:t>system.web</w:t>
       </w:r>
+      <w:proofErr w:type="spellEnd"/>
       <w:r>
         <w:rPr>
           <w:rFonts w:ascii="Consolas" w:eastAsiaTheme="minorHAnsi" w:hAnsi="Consolas" w:cs="Consolas"/>
@@ -7777,6 +8467,7 @@
           <w:numId w:val="12"/>
         </w:numPr>
       </w:pPr>
+      <w:proofErr w:type="spellStart"/>
       <w:r>
         <w:rPr>
           <w:rFonts w:ascii="Consolas" w:eastAsiaTheme="minorHAnsi" w:hAnsi="Consolas" w:cs="Consolas"/>
@@ -7786,6 +8477,7 @@
         </w:rPr>
         <w:t>elmah</w:t>
       </w:r>
+      <w:proofErr w:type="spellEnd"/>
       <w:r>
         <w:t xml:space="preserve"> section</w:t>
       </w:r>
@@ -7805,6 +8497,7 @@
         </w:rPr>
         <w:t xml:space="preserve">in </w:t>
       </w:r>
+      <w:proofErr w:type="spellStart"/>
       <w:r>
         <w:rPr>
           <w:rFonts w:ascii="Consolas" w:eastAsiaTheme="minorHAnsi" w:hAnsi="Consolas" w:cs="Consolas"/>
@@ -7814,12 +8507,14 @@
         </w:rPr>
         <w:t>errorLog</w:t>
       </w:r>
+      <w:proofErr w:type="spellEnd"/>
       <w:r>
         <w:rPr>
           <w:rFonts w:ascii="Calibri" w:eastAsia="Times New Roman" w:hAnsi="Calibri" w:cs="Calibri"/>
         </w:rPr>
         <w:t xml:space="preserve"> setting,  update the </w:t>
       </w:r>
+      <w:proofErr w:type="spellStart"/>
       <w:r>
         <w:rPr>
           <w:rFonts w:ascii="Consolas" w:eastAsiaTheme="minorHAnsi" w:hAnsi="Consolas" w:cs="Consolas"/>
@@ -7829,6 +8524,7 @@
         </w:rPr>
         <w:t>connectionString</w:t>
       </w:r>
+      <w:proofErr w:type="spellEnd"/>
       <w:r>
         <w:rPr>
           <w:rFonts w:ascii="Calibri" w:eastAsia="Times New Roman" w:hAnsi="Calibri" w:cs="Calibri"/>
@@ -7845,7 +8541,15 @@
         </w:numPr>
       </w:pPr>
       <w:r>
-        <w:t>Remove the HTTPS redirect portion of web.config. Example:</w:t>
+        <w:t xml:space="preserve">Remove the HTTPS redirect portion of </w:t>
+      </w:r>
+      <w:proofErr w:type="spellStart"/>
+      <w:r>
+        <w:t>web.config</w:t>
+      </w:r>
+      <w:proofErr w:type="spellEnd"/>
+      <w:r>
+        <w:t>. Example:</w:t>
       </w:r>
     </w:p>
     <w:p>
@@ -7949,6 +8653,7 @@
         </w:rPr>
         <w:t xml:space="preserve"> </w:t>
       </w:r>
+      <w:proofErr w:type="spellStart"/>
       <w:r>
         <w:rPr>
           <w:rFonts w:ascii="Consolas" w:eastAsiaTheme="minorHAnsi" w:hAnsi="Consolas" w:cs="Consolas"/>
@@ -7958,6 +8663,7 @@
         </w:rPr>
         <w:t>stopProcessing</w:t>
       </w:r>
+      <w:proofErr w:type="spellEnd"/>
       <w:r>
         <w:rPr>
           <w:rFonts w:ascii="Consolas" w:eastAsiaTheme="minorHAnsi" w:hAnsi="Consolas" w:cs="Consolas"/>
@@ -8015,6 +8721,7 @@
         </w:rPr>
         <w:t xml:space="preserve">          &lt;match </w:t>
       </w:r>
+      <w:proofErr w:type="spellStart"/>
       <w:r>
         <w:rPr>
           <w:rFonts w:ascii="Consolas" w:eastAsiaTheme="minorHAnsi" w:hAnsi="Consolas" w:cs="Consolas"/>
@@ -8024,6 +8731,7 @@
         </w:rPr>
         <w:t>url</w:t>
       </w:r>
+      <w:proofErr w:type="spellEnd"/>
       <w:r>
         <w:rPr>
           <w:rFonts w:ascii="Consolas" w:eastAsiaTheme="minorHAnsi" w:hAnsi="Consolas" w:cs="Consolas"/>
@@ -8198,6 +8906,7 @@
         </w:rPr>
         <w:t xml:space="preserve">="Redirect" </w:t>
       </w:r>
+      <w:proofErr w:type="spellStart"/>
       <w:r>
         <w:rPr>
           <w:rFonts w:ascii="Consolas" w:eastAsiaTheme="minorHAnsi" w:hAnsi="Consolas" w:cs="Consolas"/>
@@ -8207,6 +8916,7 @@
         </w:rPr>
         <w:t>url</w:t>
       </w:r>
+      <w:proofErr w:type="spellEnd"/>
       <w:r>
         <w:rPr>
           <w:rFonts w:ascii="Consolas" w:eastAsiaTheme="minorHAnsi" w:hAnsi="Consolas" w:cs="Consolas"/>
@@ -8304,6 +9014,7 @@
         </w:rPr>
       </w:pPr>
       <w:r>
+        <w:lastRenderedPageBreak/>
         <w:br w:type="page"/>
       </w:r>
     </w:p>
@@ -8335,7 +9046,15 @@
         <w:t xml:space="preserve">e) </w:t>
       </w:r>
       <w:r>
-        <w:t>PTM Web.Config Customization</w:t>
+        <w:t xml:space="preserve">PTM </w:t>
+      </w:r>
+      <w:proofErr w:type="spellStart"/>
+      <w:r>
+        <w:t>Web.Config</w:t>
+      </w:r>
+      <w:proofErr w:type="spellEnd"/>
+      <w:r>
+        <w:t xml:space="preserve"> Customization</w:t>
       </w:r>
       <w:bookmarkEnd w:id="69"/>
       <w:bookmarkEnd w:id="70"/>
@@ -8349,6 +9068,7 @@
         </w:numPr>
         <w:spacing w:after="0"/>
       </w:pPr>
+      <w:proofErr w:type="spellStart"/>
       <w:r>
         <w:rPr>
           <w:rFonts w:ascii="Consolas" w:eastAsiaTheme="minorHAnsi" w:hAnsi="Consolas" w:cs="Consolas"/>
@@ -8358,6 +9078,7 @@
         </w:rPr>
         <w:t>connectionStrings</w:t>
       </w:r>
+      <w:proofErr w:type="spellEnd"/>
       <w:r>
         <w:rPr>
           <w:rFonts w:ascii="Calibri" w:eastAsia="Times New Roman" w:hAnsi="Calibri" w:cs="Calibri"/>
@@ -8374,14 +9095,25 @@
         </w:numPr>
         <w:spacing w:after="0"/>
       </w:pPr>
-      <w:r>
-        <w:rPr>
-          <w:rFonts w:ascii="Consolas" w:eastAsiaTheme="minorHAnsi" w:hAnsi="Consolas" w:cs="Consolas"/>
-          <w:color w:val="0000FF"/>
-          <w:sz w:val="19"/>
-          <w:szCs w:val="19"/>
-        </w:rPr>
-        <w:t xml:space="preserve">genTracEntities </w:t>
+      <w:proofErr w:type="spellStart"/>
+      <w:r>
+        <w:rPr>
+          <w:rFonts w:ascii="Consolas" w:eastAsiaTheme="minorHAnsi" w:hAnsi="Consolas" w:cs="Consolas"/>
+          <w:color w:val="0000FF"/>
+          <w:sz w:val="19"/>
+          <w:szCs w:val="19"/>
+        </w:rPr>
+        <w:t>genTracEntities</w:t>
+      </w:r>
+      <w:proofErr w:type="spellEnd"/>
+      <w:r>
+        <w:rPr>
+          <w:rFonts w:ascii="Consolas" w:eastAsiaTheme="minorHAnsi" w:hAnsi="Consolas" w:cs="Consolas"/>
+          <w:color w:val="0000FF"/>
+          <w:sz w:val="19"/>
+          <w:szCs w:val="19"/>
+        </w:rPr>
+        <w:t xml:space="preserve"> </w:t>
       </w:r>
       <w:r>
         <w:rPr>
@@ -8399,20 +9131,45 @@
         </w:numPr>
         <w:spacing w:after="0"/>
       </w:pPr>
-      <w:r>
-        <w:rPr>
-          <w:rFonts w:ascii="Consolas" w:eastAsiaTheme="minorHAnsi" w:hAnsi="Consolas" w:cs="Consolas"/>
-          <w:color w:val="0000FF"/>
-          <w:sz w:val="19"/>
-          <w:szCs w:val="19"/>
-        </w:rPr>
-        <w:t xml:space="preserve">GenBOEEntities </w:t>
-      </w:r>
-      <w:r>
-        <w:rPr>
-          <w:rFonts w:ascii="Calibri" w:eastAsia="Times New Roman" w:hAnsi="Calibri" w:cs="Calibri"/>
-        </w:rPr>
-        <w:t>– GenBOE database connection string</w:t>
+      <w:proofErr w:type="spellStart"/>
+      <w:r>
+        <w:rPr>
+          <w:rFonts w:ascii="Consolas" w:eastAsiaTheme="minorHAnsi" w:hAnsi="Consolas" w:cs="Consolas"/>
+          <w:color w:val="0000FF"/>
+          <w:sz w:val="19"/>
+          <w:szCs w:val="19"/>
+        </w:rPr>
+        <w:t>GenBOEEntities</w:t>
+      </w:r>
+      <w:proofErr w:type="spellEnd"/>
+      <w:r>
+        <w:rPr>
+          <w:rFonts w:ascii="Consolas" w:eastAsiaTheme="minorHAnsi" w:hAnsi="Consolas" w:cs="Consolas"/>
+          <w:color w:val="0000FF"/>
+          <w:sz w:val="19"/>
+          <w:szCs w:val="19"/>
+        </w:rPr>
+        <w:t xml:space="preserve"> </w:t>
+      </w:r>
+      <w:r>
+        <w:rPr>
+          <w:rFonts w:ascii="Calibri" w:eastAsia="Times New Roman" w:hAnsi="Calibri" w:cs="Calibri"/>
+        </w:rPr>
+        <w:t xml:space="preserve">– </w:t>
+      </w:r>
+      <w:proofErr w:type="spellStart"/>
+      <w:r>
+        <w:rPr>
+          <w:rFonts w:ascii="Calibri" w:eastAsia="Times New Roman" w:hAnsi="Calibri" w:cs="Calibri"/>
+        </w:rPr>
+        <w:t>GenBOE</w:t>
+      </w:r>
+      <w:proofErr w:type="spellEnd"/>
+      <w:r>
+        <w:rPr>
+          <w:rFonts w:ascii="Calibri" w:eastAsia="Times New Roman" w:hAnsi="Calibri" w:cs="Calibri"/>
+        </w:rPr>
+        <w:t xml:space="preserve"> database connection string</w:t>
       </w:r>
     </w:p>
     <w:p>
@@ -8424,6 +9181,7 @@
         </w:numPr>
         <w:spacing w:after="0"/>
       </w:pPr>
+      <w:proofErr w:type="spellStart"/>
       <w:r>
         <w:rPr>
           <w:rFonts w:ascii="Consolas" w:eastAsiaTheme="minorHAnsi" w:hAnsi="Consolas" w:cs="Consolas"/>
@@ -8433,6 +9191,7 @@
         </w:rPr>
         <w:t>appSettings</w:t>
       </w:r>
+      <w:proofErr w:type="spellEnd"/>
       <w:r>
         <w:rPr>
           <w:rFonts w:ascii="Calibri" w:eastAsia="Times New Roman" w:hAnsi="Calibri" w:cs="Calibri"/>
@@ -8471,6 +9230,7 @@
           <w:rFonts w:ascii="Calibri" w:eastAsia="Times New Roman" w:hAnsi="Calibri" w:cs="Calibri"/>
         </w:rPr>
       </w:pPr>
+      <w:proofErr w:type="spellStart"/>
       <w:r>
         <w:rPr>
           <w:rFonts w:ascii="Consolas" w:eastAsiaTheme="minorHAnsi" w:hAnsi="Consolas" w:cs="Consolas"/>
@@ -8480,6 +9240,7 @@
         </w:rPr>
         <w:t>EmailServer</w:t>
       </w:r>
+      <w:proofErr w:type="spellEnd"/>
       <w:r>
         <w:t xml:space="preserve"> </w:t>
       </w:r>
@@ -8502,6 +9263,7 @@
           <w:rFonts w:ascii="Calibri" w:eastAsia="Times New Roman" w:hAnsi="Calibri" w:cs="Calibri"/>
         </w:rPr>
       </w:pPr>
+      <w:proofErr w:type="spellStart"/>
       <w:r>
         <w:rPr>
           <w:rFonts w:ascii="Consolas" w:eastAsiaTheme="minorHAnsi" w:hAnsi="Consolas" w:cs="Consolas"/>
@@ -8511,6 +9273,7 @@
         </w:rPr>
         <w:t>ActiveDirectoryPath</w:t>
       </w:r>
+      <w:proofErr w:type="spellEnd"/>
       <w:r>
         <w:t xml:space="preserve"> </w:t>
       </w:r>
@@ -8533,6 +9296,7 @@
           <w:rFonts w:ascii="Calibri" w:eastAsia="Times New Roman" w:hAnsi="Calibri" w:cs="Calibri"/>
         </w:rPr>
       </w:pPr>
+      <w:proofErr w:type="spellStart"/>
       <w:r>
         <w:rPr>
           <w:rFonts w:ascii="Consolas" w:eastAsiaTheme="minorHAnsi" w:hAnsi="Consolas" w:cs="Consolas"/>
@@ -8542,6 +9306,7 @@
         </w:rPr>
         <w:t>ServerURL</w:t>
       </w:r>
+      <w:proofErr w:type="spellEnd"/>
       <w:r>
         <w:rPr>
           <w:rFonts w:eastAsiaTheme="minorHAnsi" w:cs="Consolas"/>
@@ -8565,6 +9330,7 @@
           <w:rFonts w:ascii="Calibri" w:eastAsia="Times New Roman" w:hAnsi="Calibri" w:cs="Calibri"/>
         </w:rPr>
       </w:pPr>
+      <w:proofErr w:type="spellStart"/>
       <w:r>
         <w:rPr>
           <w:rFonts w:ascii="Consolas" w:eastAsiaTheme="minorHAnsi" w:hAnsi="Consolas" w:cs="Consolas"/>
@@ -8574,6 +9340,7 @@
         </w:rPr>
         <w:t>AuthorizeProposalCreationGroups</w:t>
       </w:r>
+      <w:proofErr w:type="spellEnd"/>
       <w:r>
         <w:rPr>
           <w:rFonts w:ascii="Calibri" w:eastAsia="Times New Roman" w:hAnsi="Calibri" w:cs="Calibri"/>
@@ -8587,8 +9354,19 @@
           <w:sz w:val="19"/>
           <w:szCs w:val="19"/>
         </w:rPr>
-        <w:t>US\lmco.all.emp</w:t>
-      </w:r>
+        <w:t>US\</w:t>
+      </w:r>
+      <w:proofErr w:type="spellStart"/>
+      <w:r>
+        <w:rPr>
+          <w:rFonts w:ascii="Consolas" w:eastAsiaTheme="minorHAnsi" w:hAnsi="Consolas" w:cs="Consolas"/>
+          <w:color w:val="0000FF"/>
+          <w:sz w:val="19"/>
+          <w:szCs w:val="19"/>
+        </w:rPr>
+        <w:t>lmco.all.emp</w:t>
+      </w:r>
+      <w:proofErr w:type="spellEnd"/>
     </w:p>
     <w:p>
       <w:pPr>
@@ -8602,6 +9380,7 @@
           <w:rFonts w:ascii="Calibri" w:eastAsia="Times New Roman" w:hAnsi="Calibri" w:cs="Calibri"/>
         </w:rPr>
       </w:pPr>
+      <w:proofErr w:type="spellStart"/>
       <w:r>
         <w:rPr>
           <w:rFonts w:ascii="Consolas" w:eastAsiaTheme="minorHAnsi" w:hAnsi="Consolas" w:cs="Consolas"/>
@@ -8611,6 +9390,7 @@
         </w:rPr>
         <w:t>DomesticUsersGroup</w:t>
       </w:r>
+      <w:proofErr w:type="spellEnd"/>
       <w:r>
         <w:rPr>
           <w:rFonts w:ascii="Calibri" w:eastAsia="Times New Roman" w:hAnsi="Calibri" w:cs="Calibri"/>
@@ -8624,8 +9404,19 @@
           <w:sz w:val="19"/>
           <w:szCs w:val="19"/>
         </w:rPr>
-        <w:t>US\lmco.all.emp</w:t>
-      </w:r>
+        <w:t>US\</w:t>
+      </w:r>
+      <w:proofErr w:type="spellStart"/>
+      <w:r>
+        <w:rPr>
+          <w:rFonts w:ascii="Consolas" w:eastAsiaTheme="minorHAnsi" w:hAnsi="Consolas" w:cs="Consolas"/>
+          <w:color w:val="0000FF"/>
+          <w:sz w:val="19"/>
+          <w:szCs w:val="19"/>
+        </w:rPr>
+        <w:t>lmco.all.emp</w:t>
+      </w:r>
+      <w:proofErr w:type="spellEnd"/>
     </w:p>
     <w:p>
       <w:pPr>
@@ -8636,6 +9427,7 @@
         </w:numPr>
         <w:spacing w:after="0"/>
       </w:pPr>
+      <w:proofErr w:type="spellStart"/>
       <w:r>
         <w:rPr>
           <w:rFonts w:ascii="Consolas" w:eastAsiaTheme="minorHAnsi" w:hAnsi="Consolas" w:cs="Consolas"/>
@@ -8645,6 +9437,7 @@
         </w:rPr>
         <w:t>HelpdeskEmailAddress</w:t>
       </w:r>
+      <w:proofErr w:type="spellEnd"/>
       <w:r>
         <w:t xml:space="preserve"> – email displayed to the users to contact for help</w:t>
       </w:r>
@@ -8658,6 +9451,7 @@
         </w:numPr>
         <w:spacing w:after="0"/>
       </w:pPr>
+      <w:proofErr w:type="spellStart"/>
       <w:r>
         <w:rPr>
           <w:rFonts w:ascii="Consolas" w:eastAsiaTheme="minorHAnsi" w:hAnsi="Consolas" w:cs="Consolas"/>
@@ -8667,6 +9461,7 @@
         </w:rPr>
         <w:t>BaseUrlForInstructionLocation</w:t>
       </w:r>
+      <w:proofErr w:type="spellEnd"/>
       <w:r>
         <w:t xml:space="preserve"> – </w:t>
       </w:r>
@@ -8720,14 +9515,25 @@
           <w:rFonts w:ascii="Calibri" w:eastAsia="Times New Roman" w:hAnsi="Calibri" w:cs="Calibri"/>
         </w:rPr>
       </w:pPr>
-      <w:r>
-        <w:rPr>
-          <w:rFonts w:ascii="Consolas" w:eastAsiaTheme="minorHAnsi" w:hAnsi="Consolas" w:cs="Consolas"/>
-          <w:color w:val="0000FF"/>
-          <w:sz w:val="19"/>
-          <w:szCs w:val="19"/>
-        </w:rPr>
-        <w:t xml:space="preserve">IsClassEnvironment </w:t>
+      <w:proofErr w:type="spellStart"/>
+      <w:r>
+        <w:rPr>
+          <w:rFonts w:ascii="Consolas" w:eastAsiaTheme="minorHAnsi" w:hAnsi="Consolas" w:cs="Consolas"/>
+          <w:color w:val="0000FF"/>
+          <w:sz w:val="19"/>
+          <w:szCs w:val="19"/>
+        </w:rPr>
+        <w:t>IsClassEnvironment</w:t>
+      </w:r>
+      <w:proofErr w:type="spellEnd"/>
+      <w:r>
+        <w:rPr>
+          <w:rFonts w:ascii="Consolas" w:eastAsiaTheme="minorHAnsi" w:hAnsi="Consolas" w:cs="Consolas"/>
+          <w:color w:val="0000FF"/>
+          <w:sz w:val="19"/>
+          <w:szCs w:val="19"/>
+        </w:rPr>
+        <w:t xml:space="preserve"> </w:t>
       </w:r>
       <w:r>
         <w:t xml:space="preserve">– set this to </w:t>
@@ -8753,6 +9559,7 @@
           <w:rFonts w:ascii="Calibri" w:eastAsia="Times New Roman" w:hAnsi="Calibri" w:cs="Calibri"/>
         </w:rPr>
       </w:pPr>
+      <w:proofErr w:type="spellStart"/>
       <w:r>
         <w:rPr>
           <w:rFonts w:ascii="Consolas" w:eastAsiaTheme="minorHAnsi" w:hAnsi="Consolas" w:cs="Consolas"/>
@@ -8762,6 +9569,7 @@
         </w:rPr>
         <w:t>OverrideSubNonUs</w:t>
       </w:r>
+      <w:proofErr w:type="spellEnd"/>
       <w:r>
         <w:rPr>
           <w:rFonts w:ascii="Consolas" w:eastAsiaTheme="minorHAnsi" w:hAnsi="Consolas" w:cs="Consolas"/>
@@ -8792,6 +9600,7 @@
         <w:spacing w:after="0"/>
       </w:pPr>
       <w:commentRangeStart w:id="71"/>
+      <w:proofErr w:type="spellStart"/>
       <w:r>
         <w:rPr>
           <w:rFonts w:ascii="Consolas" w:eastAsiaTheme="minorHAnsi" w:hAnsi="Consolas" w:cs="Consolas"/>
@@ -8802,6 +9611,7 @@
         <w:t>oAuthDomain</w:t>
       </w:r>
       <w:commentRangeEnd w:id="71"/>
+      <w:proofErr w:type="spellEnd"/>
       <w:r>
         <w:rPr>
           <w:rStyle w:val="CommentReference"/>
@@ -8883,8 +9693,19 @@
           <w:sz w:val="19"/>
           <w:szCs w:val="19"/>
         </w:rPr>
-        <w:t xml:space="preserve"> w/ eEPP</w:t>
-      </w:r>
+        <w:t xml:space="preserve"> w/ </w:t>
+      </w:r>
+      <w:proofErr w:type="spellStart"/>
+      <w:r>
+        <w:rPr>
+          <w:rFonts w:ascii="Consolas" w:eastAsiaTheme="minorHAnsi" w:hAnsi="Consolas" w:cs="Consolas"/>
+          <w:color w:val="008000"/>
+          <w:sz w:val="19"/>
+          <w:szCs w:val="19"/>
+        </w:rPr>
+        <w:t>eEPP</w:t>
+      </w:r>
+      <w:proofErr w:type="spellEnd"/>
     </w:p>
     <w:p>
       <w:pPr>
@@ -8899,6 +9720,7 @@
           <w:rFonts w:ascii="Calibri" w:eastAsia="Times New Roman" w:hAnsi="Calibri" w:cs="Calibri"/>
         </w:rPr>
       </w:pPr>
+      <w:proofErr w:type="spellStart"/>
       <w:r>
         <w:rPr>
           <w:rFonts w:ascii="Consolas" w:eastAsiaTheme="minorHAnsi" w:hAnsi="Consolas" w:cs="Consolas"/>
@@ -8908,6 +9730,7 @@
         </w:rPr>
         <w:t>EnableEppIntegration</w:t>
       </w:r>
+      <w:proofErr w:type="spellEnd"/>
       <w:r>
         <w:rPr>
           <w:rFonts w:ascii="Consolas" w:eastAsiaTheme="minorHAnsi" w:hAnsi="Consolas" w:cs="Consolas"/>
@@ -8937,14 +9760,25 @@
           <w:rFonts w:ascii="Calibri" w:eastAsia="Times New Roman" w:hAnsi="Calibri" w:cs="Calibri"/>
         </w:rPr>
       </w:pPr>
-      <w:r>
-        <w:rPr>
-          <w:rFonts w:ascii="Consolas" w:eastAsiaTheme="minorHAnsi" w:hAnsi="Consolas" w:cs="Consolas"/>
-          <w:color w:val="0000FF"/>
-          <w:sz w:val="19"/>
-          <w:szCs w:val="19"/>
-        </w:rPr>
-        <w:t xml:space="preserve">eEPPUrl </w:t>
+      <w:proofErr w:type="spellStart"/>
+      <w:r>
+        <w:rPr>
+          <w:rFonts w:ascii="Consolas" w:eastAsiaTheme="minorHAnsi" w:hAnsi="Consolas" w:cs="Consolas"/>
+          <w:color w:val="0000FF"/>
+          <w:sz w:val="19"/>
+          <w:szCs w:val="19"/>
+        </w:rPr>
+        <w:t>eEPPUrl</w:t>
+      </w:r>
+      <w:proofErr w:type="spellEnd"/>
+      <w:r>
+        <w:rPr>
+          <w:rFonts w:ascii="Consolas" w:eastAsiaTheme="minorHAnsi" w:hAnsi="Consolas" w:cs="Consolas"/>
+          <w:color w:val="0000FF"/>
+          <w:sz w:val="19"/>
+          <w:szCs w:val="19"/>
+        </w:rPr>
+        <w:t xml:space="preserve"> </w:t>
       </w:r>
       <w:r>
         <w:t xml:space="preserve">– </w:t>
@@ -9009,14 +9843,25 @@
           <w:rFonts w:ascii="Calibri" w:eastAsia="Times New Roman" w:hAnsi="Calibri" w:cs="Calibri"/>
         </w:rPr>
       </w:pPr>
-      <w:r>
-        <w:rPr>
-          <w:rFonts w:ascii="Consolas" w:eastAsiaTheme="minorHAnsi" w:hAnsi="Consolas" w:cs="Consolas"/>
-          <w:color w:val="0000FF"/>
-          <w:sz w:val="19"/>
-          <w:szCs w:val="19"/>
-        </w:rPr>
-        <w:t xml:space="preserve">ReportServerLocation </w:t>
+      <w:proofErr w:type="spellStart"/>
+      <w:r>
+        <w:rPr>
+          <w:rFonts w:ascii="Consolas" w:eastAsiaTheme="minorHAnsi" w:hAnsi="Consolas" w:cs="Consolas"/>
+          <w:color w:val="0000FF"/>
+          <w:sz w:val="19"/>
+          <w:szCs w:val="19"/>
+        </w:rPr>
+        <w:t>ReportServerLocation</w:t>
+      </w:r>
+      <w:proofErr w:type="spellEnd"/>
+      <w:r>
+        <w:rPr>
+          <w:rFonts w:ascii="Consolas" w:eastAsiaTheme="minorHAnsi" w:hAnsi="Consolas" w:cs="Consolas"/>
+          <w:color w:val="0000FF"/>
+          <w:sz w:val="19"/>
+          <w:szCs w:val="19"/>
+        </w:rPr>
+        <w:t xml:space="preserve"> </w:t>
       </w:r>
       <w:r>
         <w:t>– URL to the SSRS server</w:t>
@@ -9035,14 +9880,25 @@
           <w:rFonts w:ascii="Calibri" w:eastAsia="Times New Roman" w:hAnsi="Calibri" w:cs="Calibri"/>
         </w:rPr>
       </w:pPr>
-      <w:r>
-        <w:rPr>
-          <w:rFonts w:ascii="Consolas" w:eastAsiaTheme="minorHAnsi" w:hAnsi="Consolas" w:cs="Consolas"/>
-          <w:color w:val="0000FF"/>
-          <w:sz w:val="19"/>
-          <w:szCs w:val="19"/>
-        </w:rPr>
-        <w:t xml:space="preserve">ReportServerFolderName </w:t>
+      <w:proofErr w:type="spellStart"/>
+      <w:r>
+        <w:rPr>
+          <w:rFonts w:ascii="Consolas" w:eastAsiaTheme="minorHAnsi" w:hAnsi="Consolas" w:cs="Consolas"/>
+          <w:color w:val="0000FF"/>
+          <w:sz w:val="19"/>
+          <w:szCs w:val="19"/>
+        </w:rPr>
+        <w:t>ReportServerFolderName</w:t>
+      </w:r>
+      <w:proofErr w:type="spellEnd"/>
+      <w:r>
+        <w:rPr>
+          <w:rFonts w:ascii="Consolas" w:eastAsiaTheme="minorHAnsi" w:hAnsi="Consolas" w:cs="Consolas"/>
+          <w:color w:val="0000FF"/>
+          <w:sz w:val="19"/>
+          <w:szCs w:val="19"/>
+        </w:rPr>
+        <w:t xml:space="preserve"> </w:t>
       </w:r>
       <w:r>
         <w:t xml:space="preserve">– folder name in which the reports are located </w:t>
@@ -9094,6 +9950,7 @@
           <w:rFonts w:ascii="Calibri" w:eastAsia="Times New Roman" w:hAnsi="Calibri" w:cs="Calibri"/>
         </w:rPr>
       </w:pPr>
+      <w:proofErr w:type="spellStart"/>
       <w:r>
         <w:rPr>
           <w:rFonts w:ascii="Consolas" w:eastAsiaTheme="minorHAnsi" w:hAnsi="Consolas" w:cs="Consolas"/>
@@ -9103,6 +9960,7 @@
         </w:rPr>
         <w:t>IESHomeUrl</w:t>
       </w:r>
+      <w:proofErr w:type="spellEnd"/>
       <w:r>
         <w:rPr>
           <w:rFonts w:ascii="Consolas" w:eastAsiaTheme="minorHAnsi" w:hAnsi="Consolas" w:cs="Consolas"/>
@@ -9144,14 +10002,25 @@
           <w:rFonts w:ascii="Calibri" w:eastAsia="Times New Roman" w:hAnsi="Calibri" w:cs="Calibri"/>
         </w:rPr>
       </w:pPr>
-      <w:r>
-        <w:rPr>
-          <w:rFonts w:ascii="Consolas" w:eastAsiaTheme="minorHAnsi" w:hAnsi="Consolas" w:cs="Consolas"/>
-          <w:color w:val="0000FF"/>
-          <w:sz w:val="19"/>
-          <w:szCs w:val="19"/>
-        </w:rPr>
-        <w:t xml:space="preserve">RDSBUrl </w:t>
+      <w:proofErr w:type="spellStart"/>
+      <w:r>
+        <w:rPr>
+          <w:rFonts w:ascii="Consolas" w:eastAsiaTheme="minorHAnsi" w:hAnsi="Consolas" w:cs="Consolas"/>
+          <w:color w:val="0000FF"/>
+          <w:sz w:val="19"/>
+          <w:szCs w:val="19"/>
+        </w:rPr>
+        <w:t>RDSBUrl</w:t>
+      </w:r>
+      <w:proofErr w:type="spellEnd"/>
+      <w:r>
+        <w:rPr>
+          <w:rFonts w:ascii="Consolas" w:eastAsiaTheme="minorHAnsi" w:hAnsi="Consolas" w:cs="Consolas"/>
+          <w:color w:val="0000FF"/>
+          <w:sz w:val="19"/>
+          <w:szCs w:val="19"/>
+        </w:rPr>
+        <w:t xml:space="preserve"> </w:t>
       </w:r>
       <w:r>
         <w:t>–RDSB URL</w:t>
@@ -9170,20 +10039,39 @@
           <w:rFonts w:ascii="Calibri" w:eastAsia="Times New Roman" w:hAnsi="Calibri" w:cs="Calibri"/>
         </w:rPr>
       </w:pPr>
-      <w:r>
-        <w:rPr>
-          <w:rFonts w:ascii="Consolas" w:eastAsiaTheme="minorHAnsi" w:hAnsi="Consolas" w:cs="Consolas"/>
-          <w:color w:val="0000FF"/>
-          <w:sz w:val="19"/>
-          <w:szCs w:val="19"/>
-        </w:rPr>
-        <w:t xml:space="preserve">BOEUrl </w:t>
+      <w:proofErr w:type="spellStart"/>
+      <w:r>
+        <w:rPr>
+          <w:rFonts w:ascii="Consolas" w:eastAsiaTheme="minorHAnsi" w:hAnsi="Consolas" w:cs="Consolas"/>
+          <w:color w:val="0000FF"/>
+          <w:sz w:val="19"/>
+          <w:szCs w:val="19"/>
+        </w:rPr>
+        <w:t>BOEUrl</w:t>
+      </w:r>
+      <w:proofErr w:type="spellEnd"/>
+      <w:r>
+        <w:rPr>
+          <w:rFonts w:ascii="Consolas" w:eastAsiaTheme="minorHAnsi" w:hAnsi="Consolas" w:cs="Consolas"/>
+          <w:color w:val="0000FF"/>
+          <w:sz w:val="19"/>
+          <w:szCs w:val="19"/>
+        </w:rPr>
+        <w:t xml:space="preserve"> </w:t>
       </w:r>
       <w:r>
         <w:t>–</w:t>
       </w:r>
       <w:r>
-        <w:t xml:space="preserve"> GenBOE URL</w:t>
+        <w:t xml:space="preserve"> </w:t>
+      </w:r>
+      <w:proofErr w:type="spellStart"/>
+      <w:r>
+        <w:t>GenBOE</w:t>
+      </w:r>
+      <w:proofErr w:type="spellEnd"/>
+      <w:r>
+        <w:t xml:space="preserve"> URL</w:t>
       </w:r>
     </w:p>
     <w:p>
@@ -9207,6 +10095,7 @@
           <w:rFonts w:ascii="Calibri" w:eastAsia="Times New Roman" w:hAnsi="Calibri" w:cs="Calibri"/>
         </w:rPr>
       </w:pPr>
+      <w:proofErr w:type="spellStart"/>
       <w:r>
         <w:rPr>
           <w:rFonts w:ascii="Consolas" w:eastAsiaTheme="minorHAnsi" w:hAnsi="Consolas" w:cs="Consolas"/>
@@ -9214,7 +10103,17 @@
           <w:sz w:val="19"/>
           <w:szCs w:val="19"/>
         </w:rPr>
-        <w:t>Piwik Settings</w:t>
+        <w:t>Piwik</w:t>
+      </w:r>
+      <w:proofErr w:type="spellEnd"/>
+      <w:r>
+        <w:rPr>
+          <w:rFonts w:ascii="Consolas" w:eastAsiaTheme="minorHAnsi" w:hAnsi="Consolas" w:cs="Consolas"/>
+          <w:color w:val="008000"/>
+          <w:sz w:val="19"/>
+          <w:szCs w:val="19"/>
+        </w:rPr>
+        <w:t xml:space="preserve"> Settings</w:t>
       </w:r>
     </w:p>
     <w:p>
@@ -9264,7 +10163,15 @@
         <w:t xml:space="preserve"> </w:t>
       </w:r>
       <w:r>
-        <w:t>(to not track the website usage via piwik)</w:t>
+        <w:t xml:space="preserve">(to not track the website usage via </w:t>
+      </w:r>
+      <w:proofErr w:type="spellStart"/>
+      <w:r>
+        <w:t>piwik</w:t>
+      </w:r>
+      <w:proofErr w:type="spellEnd"/>
+      <w:r>
+        <w:t>)</w:t>
       </w:r>
     </w:p>
     <w:p>
@@ -9284,7 +10191,21 @@
         <w:rPr>
           <w:rFonts w:ascii="Calibri" w:eastAsia="Times New Roman" w:hAnsi="Calibri" w:cs="Calibri"/>
         </w:rPr>
-        <w:t>You can ignore the other piwik settings once you disable it</w:t>
+        <w:t xml:space="preserve">You can ignore the other </w:t>
+      </w:r>
+      <w:proofErr w:type="spellStart"/>
+      <w:r>
+        <w:rPr>
+          <w:rFonts w:ascii="Calibri" w:eastAsia="Times New Roman" w:hAnsi="Calibri" w:cs="Calibri"/>
+        </w:rPr>
+        <w:t>piwik</w:t>
+      </w:r>
+      <w:proofErr w:type="spellEnd"/>
+      <w:r>
+        <w:rPr>
+          <w:rFonts w:ascii="Calibri" w:eastAsia="Times New Roman" w:hAnsi="Calibri" w:cs="Calibri"/>
+        </w:rPr>
+        <w:t xml:space="preserve"> settings once you disable it</w:t>
       </w:r>
     </w:p>
     <w:p>
@@ -9331,14 +10252,25 @@
           <w:rFonts w:ascii="Calibri" w:eastAsia="Times New Roman" w:hAnsi="Calibri" w:cs="Calibri"/>
         </w:rPr>
       </w:pPr>
-      <w:r>
-        <w:rPr>
-          <w:rFonts w:ascii="Consolas" w:eastAsiaTheme="minorHAnsi" w:hAnsi="Consolas" w:cs="Consolas"/>
-          <w:color w:val="0000FF"/>
-          <w:sz w:val="19"/>
-          <w:szCs w:val="19"/>
-        </w:rPr>
-        <w:t xml:space="preserve">LeadEstimators </w:t>
+      <w:proofErr w:type="spellStart"/>
+      <w:r>
+        <w:rPr>
+          <w:rFonts w:ascii="Consolas" w:eastAsiaTheme="minorHAnsi" w:hAnsi="Consolas" w:cs="Consolas"/>
+          <w:color w:val="0000FF"/>
+          <w:sz w:val="19"/>
+          <w:szCs w:val="19"/>
+        </w:rPr>
+        <w:t>LeadEstimators</w:t>
+      </w:r>
+      <w:proofErr w:type="spellEnd"/>
+      <w:r>
+        <w:rPr>
+          <w:rFonts w:ascii="Consolas" w:eastAsiaTheme="minorHAnsi" w:hAnsi="Consolas" w:cs="Consolas"/>
+          <w:color w:val="0000FF"/>
+          <w:sz w:val="19"/>
+          <w:szCs w:val="19"/>
+        </w:rPr>
+        <w:t xml:space="preserve"> </w:t>
       </w:r>
       <w:r>
         <w:t>– set this to the appropriate AD group</w:t>
@@ -9357,14 +10289,25 @@
           <w:rFonts w:ascii="Calibri" w:eastAsia="Times New Roman" w:hAnsi="Calibri" w:cs="Calibri"/>
         </w:rPr>
       </w:pPr>
-      <w:r>
-        <w:rPr>
-          <w:rFonts w:ascii="Consolas" w:eastAsiaTheme="minorHAnsi" w:hAnsi="Consolas" w:cs="Consolas"/>
-          <w:color w:val="0000FF"/>
-          <w:sz w:val="19"/>
-          <w:szCs w:val="19"/>
-        </w:rPr>
-        <w:t xml:space="preserve">LOBManagers </w:t>
+      <w:proofErr w:type="spellStart"/>
+      <w:r>
+        <w:rPr>
+          <w:rFonts w:ascii="Consolas" w:eastAsiaTheme="minorHAnsi" w:hAnsi="Consolas" w:cs="Consolas"/>
+          <w:color w:val="0000FF"/>
+          <w:sz w:val="19"/>
+          <w:szCs w:val="19"/>
+        </w:rPr>
+        <w:t>LOBManagers</w:t>
+      </w:r>
+      <w:proofErr w:type="spellEnd"/>
+      <w:r>
+        <w:rPr>
+          <w:rFonts w:ascii="Consolas" w:eastAsiaTheme="minorHAnsi" w:hAnsi="Consolas" w:cs="Consolas"/>
+          <w:color w:val="0000FF"/>
+          <w:sz w:val="19"/>
+          <w:szCs w:val="19"/>
+        </w:rPr>
+        <w:t xml:space="preserve"> </w:t>
       </w:r>
       <w:r>
         <w:t xml:space="preserve">– </w:t>
@@ -9386,6 +10329,7 @@
           <w:rFonts w:ascii="Calibri" w:eastAsia="Times New Roman" w:hAnsi="Calibri" w:cs="Calibri"/>
         </w:rPr>
       </w:pPr>
+      <w:proofErr w:type="spellStart"/>
       <w:r>
         <w:rPr>
           <w:rFonts w:ascii="Consolas" w:eastAsiaTheme="minorHAnsi" w:hAnsi="Consolas" w:cs="Consolas"/>
@@ -9394,7 +10338,17 @@
           <w:szCs w:val="19"/>
         </w:rPr>
         <w:lastRenderedPageBreak/>
-        <w:t xml:space="preserve">CoverSheetApprovers </w:t>
+        <w:t>CoverSheetApprovers</w:t>
+      </w:r>
+      <w:proofErr w:type="spellEnd"/>
+      <w:r>
+        <w:rPr>
+          <w:rFonts w:ascii="Consolas" w:eastAsiaTheme="minorHAnsi" w:hAnsi="Consolas" w:cs="Consolas"/>
+          <w:color w:val="0000FF"/>
+          <w:sz w:val="19"/>
+          <w:szCs w:val="19"/>
+        </w:rPr>
+        <w:t xml:space="preserve"> </w:t>
       </w:r>
       <w:r>
         <w:t>– set this to the appropriate AD group</w:t>
@@ -9413,14 +10367,25 @@
           <w:rFonts w:ascii="Calibri" w:eastAsia="Times New Roman" w:hAnsi="Calibri" w:cs="Calibri"/>
         </w:rPr>
       </w:pPr>
-      <w:r>
-        <w:rPr>
-          <w:rFonts w:ascii="Consolas" w:eastAsiaTheme="minorHAnsi" w:hAnsi="Consolas" w:cs="Consolas"/>
-          <w:color w:val="0000FF"/>
-          <w:sz w:val="19"/>
-          <w:szCs w:val="19"/>
-        </w:rPr>
-        <w:t xml:space="preserve">PricingVerifications </w:t>
+      <w:proofErr w:type="spellStart"/>
+      <w:r>
+        <w:rPr>
+          <w:rFonts w:ascii="Consolas" w:eastAsiaTheme="minorHAnsi" w:hAnsi="Consolas" w:cs="Consolas"/>
+          <w:color w:val="0000FF"/>
+          <w:sz w:val="19"/>
+          <w:szCs w:val="19"/>
+        </w:rPr>
+        <w:t>PricingVerifications</w:t>
+      </w:r>
+      <w:proofErr w:type="spellEnd"/>
+      <w:r>
+        <w:rPr>
+          <w:rFonts w:ascii="Consolas" w:eastAsiaTheme="minorHAnsi" w:hAnsi="Consolas" w:cs="Consolas"/>
+          <w:color w:val="0000FF"/>
+          <w:sz w:val="19"/>
+          <w:szCs w:val="19"/>
+        </w:rPr>
+        <w:t xml:space="preserve"> </w:t>
       </w:r>
       <w:r>
         <w:t>– set this to the appropriate AD group</w:t>
@@ -9439,14 +10404,25 @@
           <w:rFonts w:ascii="Calibri" w:eastAsia="Times New Roman" w:hAnsi="Calibri" w:cs="Calibri"/>
         </w:rPr>
       </w:pPr>
-      <w:r>
-        <w:rPr>
-          <w:rFonts w:ascii="Consolas" w:eastAsiaTheme="minorHAnsi" w:hAnsi="Consolas" w:cs="Consolas"/>
-          <w:color w:val="0000FF"/>
-          <w:sz w:val="19"/>
-          <w:szCs w:val="19"/>
-        </w:rPr>
-        <w:t xml:space="preserve">IndependentReviewers </w:t>
+      <w:proofErr w:type="spellStart"/>
+      <w:r>
+        <w:rPr>
+          <w:rFonts w:ascii="Consolas" w:eastAsiaTheme="minorHAnsi" w:hAnsi="Consolas" w:cs="Consolas"/>
+          <w:color w:val="0000FF"/>
+          <w:sz w:val="19"/>
+          <w:szCs w:val="19"/>
+        </w:rPr>
+        <w:t>IndependentReviewers</w:t>
+      </w:r>
+      <w:proofErr w:type="spellEnd"/>
+      <w:r>
+        <w:rPr>
+          <w:rFonts w:ascii="Consolas" w:eastAsiaTheme="minorHAnsi" w:hAnsi="Consolas" w:cs="Consolas"/>
+          <w:color w:val="0000FF"/>
+          <w:sz w:val="19"/>
+          <w:szCs w:val="19"/>
+        </w:rPr>
+        <w:t xml:space="preserve"> </w:t>
       </w:r>
       <w:r>
         <w:t>– set this to the appropriate AD group</w:t>
@@ -9466,6 +10442,7 @@
         </w:rPr>
       </w:pPr>
       <w:commentRangeStart w:id="73"/>
+      <w:proofErr w:type="spellStart"/>
       <w:r>
         <w:rPr>
           <w:rFonts w:ascii="Consolas" w:eastAsiaTheme="minorHAnsi" w:hAnsi="Consolas" w:cs="Consolas"/>
@@ -9476,6 +10453,7 @@
         <w:t>ContractsLead</w:t>
       </w:r>
       <w:commentRangeEnd w:id="73"/>
+      <w:proofErr w:type="spellEnd"/>
       <w:r>
         <w:rPr>
           <w:rStyle w:val="CommentReference"/>
@@ -9520,6 +10498,7 @@
           <w:rFonts w:ascii="Calibri" w:eastAsia="Times New Roman" w:hAnsi="Calibri" w:cs="Calibri"/>
         </w:rPr>
       </w:pPr>
+      <w:proofErr w:type="spellStart"/>
       <w:r>
         <w:rPr>
           <w:rFonts w:ascii="Consolas" w:eastAsiaTheme="minorHAnsi" w:hAnsi="Consolas" w:cs="Consolas"/>
@@ -9529,6 +10508,7 @@
         </w:rPr>
         <w:t>system.web</w:t>
       </w:r>
+      <w:proofErr w:type="spellEnd"/>
       <w:r>
         <w:rPr>
           <w:rFonts w:ascii="Consolas" w:eastAsiaTheme="minorHAnsi" w:hAnsi="Consolas" w:cs="Consolas"/>
@@ -9660,6 +10640,7 @@
         </w:rPr>
         <w:t>"</w:t>
       </w:r>
+      <w:proofErr w:type="spellStart"/>
       <w:r>
         <w:rPr>
           <w:rFonts w:ascii="Consolas" w:eastAsiaTheme="minorHAnsi" w:hAnsi="Consolas" w:cs="Consolas"/>
@@ -9669,6 +10650,7 @@
         </w:rPr>
         <w:t>elmah.axd</w:t>
       </w:r>
+      <w:proofErr w:type="spellEnd"/>
       <w:r>
         <w:rPr>
           <w:rFonts w:ascii="Consolas" w:eastAsiaTheme="minorHAnsi" w:hAnsi="Consolas" w:cs="Consolas"/>
@@ -9693,6 +10675,7 @@
         </w:rPr>
         <w:t xml:space="preserve">-&gt; </w:t>
       </w:r>
+      <w:proofErr w:type="spellStart"/>
       <w:r>
         <w:rPr>
           <w:rFonts w:ascii="Consolas" w:eastAsiaTheme="minorHAnsi" w:hAnsi="Consolas" w:cs="Consolas"/>
@@ -9702,6 +10685,7 @@
         </w:rPr>
         <w:t>system.web</w:t>
       </w:r>
+      <w:proofErr w:type="spellEnd"/>
       <w:r>
         <w:rPr>
           <w:rFonts w:ascii="Consolas" w:eastAsiaTheme="minorHAnsi" w:hAnsi="Consolas" w:cs="Consolas"/>
@@ -9780,6 +10764,7 @@
           <w:numId w:val="4"/>
         </w:numPr>
       </w:pPr>
+      <w:proofErr w:type="spellStart"/>
       <w:r>
         <w:rPr>
           <w:rFonts w:ascii="Consolas" w:eastAsiaTheme="minorHAnsi" w:hAnsi="Consolas" w:cs="Consolas"/>
@@ -9789,6 +10774,7 @@
         </w:rPr>
         <w:t>elmah</w:t>
       </w:r>
+      <w:proofErr w:type="spellEnd"/>
       <w:r>
         <w:t xml:space="preserve"> section</w:t>
       </w:r>
@@ -9808,6 +10794,7 @@
         </w:rPr>
         <w:t xml:space="preserve">in </w:t>
       </w:r>
+      <w:proofErr w:type="spellStart"/>
       <w:r>
         <w:rPr>
           <w:rFonts w:ascii="Consolas" w:eastAsiaTheme="minorHAnsi" w:hAnsi="Consolas" w:cs="Consolas"/>
@@ -9817,12 +10804,14 @@
         </w:rPr>
         <w:t>errorLog</w:t>
       </w:r>
+      <w:proofErr w:type="spellEnd"/>
       <w:r>
         <w:rPr>
           <w:rFonts w:ascii="Calibri" w:eastAsia="Times New Roman" w:hAnsi="Calibri" w:cs="Calibri"/>
         </w:rPr>
         <w:t xml:space="preserve"> setting,  update the </w:t>
       </w:r>
+      <w:proofErr w:type="spellStart"/>
       <w:r>
         <w:rPr>
           <w:rFonts w:ascii="Consolas" w:eastAsiaTheme="minorHAnsi" w:hAnsi="Consolas" w:cs="Consolas"/>
@@ -9832,6 +10821,7 @@
         </w:rPr>
         <w:t>connectionString</w:t>
       </w:r>
+      <w:proofErr w:type="spellEnd"/>
       <w:r>
         <w:rPr>
           <w:rFonts w:ascii="Calibri" w:eastAsia="Times New Roman" w:hAnsi="Calibri" w:cs="Calibri"/>
@@ -9848,7 +10838,15 @@
         </w:numPr>
       </w:pPr>
       <w:r>
-        <w:t>Remove the HTTPS redirect portion of web.config. Example:</w:t>
+        <w:t xml:space="preserve">Remove the HTTPS redirect portion of </w:t>
+      </w:r>
+      <w:proofErr w:type="spellStart"/>
+      <w:r>
+        <w:t>web.config</w:t>
+      </w:r>
+      <w:proofErr w:type="spellEnd"/>
+      <w:r>
+        <w:t>. Example:</w:t>
       </w:r>
     </w:p>
     <w:p>
@@ -9952,6 +10950,7 @@
         </w:rPr>
         <w:t xml:space="preserve"> </w:t>
       </w:r>
+      <w:proofErr w:type="spellStart"/>
       <w:r>
         <w:rPr>
           <w:rFonts w:ascii="Consolas" w:eastAsiaTheme="minorHAnsi" w:hAnsi="Consolas" w:cs="Consolas"/>
@@ -9961,6 +10960,7 @@
         </w:rPr>
         <w:t>stopProcessing</w:t>
       </w:r>
+      <w:proofErr w:type="spellEnd"/>
       <w:r>
         <w:rPr>
           <w:rFonts w:ascii="Consolas" w:eastAsiaTheme="minorHAnsi" w:hAnsi="Consolas" w:cs="Consolas"/>
@@ -10018,6 +11018,7 @@
         </w:rPr>
         <w:t xml:space="preserve">          &lt;match </w:t>
       </w:r>
+      <w:proofErr w:type="spellStart"/>
       <w:r>
         <w:rPr>
           <w:rFonts w:ascii="Consolas" w:eastAsiaTheme="minorHAnsi" w:hAnsi="Consolas" w:cs="Consolas"/>
@@ -10027,6 +11028,7 @@
         </w:rPr>
         <w:t>url</w:t>
       </w:r>
+      <w:proofErr w:type="spellEnd"/>
       <w:r>
         <w:rPr>
           <w:rFonts w:ascii="Consolas" w:eastAsiaTheme="minorHAnsi" w:hAnsi="Consolas" w:cs="Consolas"/>
@@ -10201,6 +11203,7 @@
         </w:rPr>
         <w:t xml:space="preserve">="Redirect" </w:t>
       </w:r>
+      <w:proofErr w:type="spellStart"/>
       <w:r>
         <w:rPr>
           <w:rFonts w:ascii="Consolas" w:eastAsiaTheme="minorHAnsi" w:hAnsi="Consolas" w:cs="Consolas"/>
@@ -10210,6 +11213,7 @@
         </w:rPr>
         <w:t>url</w:t>
       </w:r>
+      <w:proofErr w:type="spellEnd"/>
       <w:r>
         <w:rPr>
           <w:rFonts w:ascii="Consolas" w:eastAsiaTheme="minorHAnsi" w:hAnsi="Consolas" w:cs="Consolas"/>
@@ -10333,7 +11337,15 @@
         <w:t xml:space="preserve">e) </w:t>
       </w:r>
       <w:r>
-        <w:t>RDM Web.Config Customization</w:t>
+        <w:t xml:space="preserve">RDM </w:t>
+      </w:r>
+      <w:proofErr w:type="spellStart"/>
+      <w:r>
+        <w:t>Web.Config</w:t>
+      </w:r>
+      <w:proofErr w:type="spellEnd"/>
+      <w:r>
+        <w:t xml:space="preserve"> Customization</w:t>
       </w:r>
       <w:bookmarkEnd w:id="74"/>
       <w:bookmarkEnd w:id="75"/>
@@ -10347,6 +11359,7 @@
         </w:numPr>
         <w:spacing w:after="0"/>
       </w:pPr>
+      <w:proofErr w:type="spellStart"/>
       <w:r>
         <w:rPr>
           <w:rFonts w:ascii="Consolas" w:eastAsiaTheme="minorHAnsi" w:hAnsi="Consolas" w:cs="Consolas"/>
@@ -10356,6 +11369,7 @@
         </w:rPr>
         <w:t>connectionStrings</w:t>
       </w:r>
+      <w:proofErr w:type="spellEnd"/>
       <w:r>
         <w:rPr>
           <w:rFonts w:ascii="Calibri" w:eastAsia="Times New Roman" w:hAnsi="Calibri" w:cs="Calibri"/>
@@ -10372,6 +11386,7 @@
         </w:numPr>
         <w:spacing w:after="0"/>
       </w:pPr>
+      <w:proofErr w:type="spellStart"/>
       <w:r>
         <w:rPr>
           <w:rFonts w:ascii="Consolas" w:eastAsiaTheme="minorHAnsi" w:hAnsi="Consolas" w:cs="Consolas"/>
@@ -10381,6 +11396,7 @@
         </w:rPr>
         <w:t>IESEntities</w:t>
       </w:r>
+      <w:proofErr w:type="spellEnd"/>
       <w:r>
         <w:rPr>
           <w:rFonts w:ascii="Calibri" w:eastAsia="Times New Roman" w:hAnsi="Calibri" w:cs="Calibri"/>
@@ -10397,6 +11413,7 @@
         </w:numPr>
         <w:spacing w:after="0"/>
       </w:pPr>
+      <w:proofErr w:type="spellStart"/>
       <w:r>
         <w:rPr>
           <w:rFonts w:ascii="Consolas" w:eastAsiaTheme="minorHAnsi" w:hAnsi="Consolas" w:cs="Consolas"/>
@@ -10406,6 +11423,7 @@
         </w:rPr>
         <w:t>appSettings</w:t>
       </w:r>
+      <w:proofErr w:type="spellEnd"/>
       <w:r>
         <w:rPr>
           <w:rFonts w:ascii="Calibri" w:eastAsia="Times New Roman" w:hAnsi="Calibri" w:cs="Calibri"/>
@@ -10444,6 +11462,7 @@
           <w:rFonts w:ascii="Calibri" w:eastAsia="Times New Roman" w:hAnsi="Calibri" w:cs="Calibri"/>
         </w:rPr>
       </w:pPr>
+      <w:proofErr w:type="spellStart"/>
       <w:r>
         <w:rPr>
           <w:rFonts w:ascii="Consolas" w:eastAsiaTheme="minorHAnsi" w:hAnsi="Consolas" w:cs="Consolas"/>
@@ -10453,6 +11472,7 @@
         </w:rPr>
         <w:t>EmailServer</w:t>
       </w:r>
+      <w:proofErr w:type="spellEnd"/>
       <w:r>
         <w:t xml:space="preserve"> </w:t>
       </w:r>
@@ -10475,6 +11495,7 @@
           <w:rFonts w:ascii="Calibri" w:eastAsia="Times New Roman" w:hAnsi="Calibri" w:cs="Calibri"/>
         </w:rPr>
       </w:pPr>
+      <w:proofErr w:type="spellStart"/>
       <w:r>
         <w:rPr>
           <w:rFonts w:ascii="Consolas" w:eastAsiaTheme="minorHAnsi" w:hAnsi="Consolas" w:cs="Consolas"/>
@@ -10484,6 +11505,7 @@
         </w:rPr>
         <w:t>ActiveDirectoryPath</w:t>
       </w:r>
+      <w:proofErr w:type="spellEnd"/>
       <w:r>
         <w:t xml:space="preserve"> </w:t>
       </w:r>
@@ -10506,6 +11528,7 @@
           <w:rFonts w:ascii="Calibri" w:eastAsia="Times New Roman" w:hAnsi="Calibri" w:cs="Calibri"/>
         </w:rPr>
       </w:pPr>
+      <w:proofErr w:type="spellStart"/>
       <w:r>
         <w:rPr>
           <w:rFonts w:ascii="Consolas" w:eastAsiaTheme="minorHAnsi" w:hAnsi="Consolas" w:cs="Consolas"/>
@@ -10515,6 +11538,7 @@
         </w:rPr>
         <w:t>ServerURL</w:t>
       </w:r>
+      <w:proofErr w:type="spellEnd"/>
       <w:r>
         <w:rPr>
           <w:rFonts w:eastAsiaTheme="minorHAnsi" w:cs="Consolas"/>
@@ -10538,6 +11562,7 @@
           <w:rFonts w:ascii="Calibri" w:eastAsia="Times New Roman" w:hAnsi="Calibri" w:cs="Calibri"/>
         </w:rPr>
       </w:pPr>
+      <w:proofErr w:type="spellStart"/>
       <w:r>
         <w:rPr>
           <w:rFonts w:ascii="Consolas" w:eastAsiaTheme="minorHAnsi" w:hAnsi="Consolas" w:cs="Consolas"/>
@@ -10547,6 +11572,7 @@
         </w:rPr>
         <w:t>HelpdeskEmailAddress</w:t>
       </w:r>
+      <w:proofErr w:type="spellEnd"/>
       <w:r>
         <w:t xml:space="preserve"> – email displayed to the users to contact for help</w:t>
       </w:r>
@@ -10564,6 +11590,7 @@
           <w:rFonts w:ascii="Calibri" w:eastAsia="Times New Roman" w:hAnsi="Calibri" w:cs="Calibri"/>
         </w:rPr>
       </w:pPr>
+      <w:proofErr w:type="spellStart"/>
       <w:r>
         <w:rPr>
           <w:rFonts w:ascii="Consolas" w:eastAsiaTheme="minorHAnsi" w:hAnsi="Consolas" w:cs="Consolas"/>
@@ -10573,6 +11600,7 @@
         </w:rPr>
         <w:t>IESHeaderUrl</w:t>
       </w:r>
+      <w:proofErr w:type="spellEnd"/>
       <w:r>
         <w:t xml:space="preserve"> – </w:t>
       </w:r>
@@ -10605,14 +11633,25 @@
           <w:rFonts w:ascii="Calibri" w:eastAsia="Times New Roman" w:hAnsi="Calibri" w:cs="Calibri"/>
         </w:rPr>
       </w:pPr>
-      <w:r>
-        <w:rPr>
-          <w:rFonts w:ascii="Consolas" w:eastAsiaTheme="minorHAnsi" w:hAnsi="Consolas" w:cs="Consolas"/>
-          <w:color w:val="0000FF"/>
-          <w:sz w:val="19"/>
-          <w:szCs w:val="19"/>
-        </w:rPr>
-        <w:t xml:space="preserve">LMIProxy </w:t>
+      <w:proofErr w:type="spellStart"/>
+      <w:r>
+        <w:rPr>
+          <w:rFonts w:ascii="Consolas" w:eastAsiaTheme="minorHAnsi" w:hAnsi="Consolas" w:cs="Consolas"/>
+          <w:color w:val="0000FF"/>
+          <w:sz w:val="19"/>
+          <w:szCs w:val="19"/>
+        </w:rPr>
+        <w:t>LMIProxy</w:t>
+      </w:r>
+      <w:proofErr w:type="spellEnd"/>
+      <w:r>
+        <w:rPr>
+          <w:rFonts w:ascii="Consolas" w:eastAsiaTheme="minorHAnsi" w:hAnsi="Consolas" w:cs="Consolas"/>
+          <w:color w:val="0000FF"/>
+          <w:sz w:val="19"/>
+          <w:szCs w:val="19"/>
+        </w:rPr>
+        <w:t xml:space="preserve"> </w:t>
       </w:r>
       <w:r>
         <w:t>– proxy used during image processing</w:t>
@@ -10628,6 +11667,7 @@
         <w:spacing w:after="0"/>
         <w:textAlignment w:val="center"/>
       </w:pPr>
+      <w:proofErr w:type="spellStart"/>
       <w:r>
         <w:rPr>
           <w:rFonts w:ascii="Consolas" w:eastAsiaTheme="minorHAnsi" w:hAnsi="Consolas" w:cs="Consolas"/>
@@ -10637,6 +11677,7 @@
         </w:rPr>
         <w:t>EstimatingDataGroupDL</w:t>
       </w:r>
+      <w:proofErr w:type="spellEnd"/>
       <w:r>
         <w:rPr>
           <w:rFonts w:ascii="Consolas" w:eastAsiaTheme="minorHAnsi" w:hAnsi="Consolas" w:cs="Consolas"/>
@@ -10687,6 +11728,7 @@
           <w:rFonts w:ascii="Calibri" w:eastAsia="Times New Roman" w:hAnsi="Calibri" w:cs="Calibri"/>
         </w:rPr>
       </w:pPr>
+      <w:proofErr w:type="spellStart"/>
       <w:r>
         <w:rPr>
           <w:rFonts w:ascii="Consolas" w:eastAsiaTheme="minorHAnsi" w:hAnsi="Consolas" w:cs="Consolas"/>
@@ -10694,7 +11736,17 @@
           <w:sz w:val="19"/>
           <w:szCs w:val="19"/>
         </w:rPr>
-        <w:t>Piwik Settings</w:t>
+        <w:t>Piwik</w:t>
+      </w:r>
+      <w:proofErr w:type="spellEnd"/>
+      <w:r>
+        <w:rPr>
+          <w:rFonts w:ascii="Consolas" w:eastAsiaTheme="minorHAnsi" w:hAnsi="Consolas" w:cs="Consolas"/>
+          <w:color w:val="008000"/>
+          <w:sz w:val="19"/>
+          <w:szCs w:val="19"/>
+        </w:rPr>
+        <w:t xml:space="preserve"> Settings</w:t>
       </w:r>
     </w:p>
     <w:p>
@@ -10743,7 +11795,15 @@
         <w:t xml:space="preserve"> </w:t>
       </w:r>
       <w:r>
-        <w:t>(to not track the website usage via piwik)</w:t>
+        <w:t xml:space="preserve">(to not track the website usage via </w:t>
+      </w:r>
+      <w:proofErr w:type="spellStart"/>
+      <w:r>
+        <w:t>piwik</w:t>
+      </w:r>
+      <w:proofErr w:type="spellEnd"/>
+      <w:r>
+        <w:t>)</w:t>
       </w:r>
     </w:p>
     <w:p>
@@ -10763,7 +11823,21 @@
         <w:rPr>
           <w:rFonts w:ascii="Calibri" w:eastAsia="Times New Roman" w:hAnsi="Calibri" w:cs="Calibri"/>
         </w:rPr>
-        <w:t>You can ignore the other piwik settings once you disable it</w:t>
+        <w:t xml:space="preserve">You can ignore the other </w:t>
+      </w:r>
+      <w:proofErr w:type="spellStart"/>
+      <w:r>
+        <w:rPr>
+          <w:rFonts w:ascii="Calibri" w:eastAsia="Times New Roman" w:hAnsi="Calibri" w:cs="Calibri"/>
+        </w:rPr>
+        <w:t>piwik</w:t>
+      </w:r>
+      <w:proofErr w:type="spellEnd"/>
+      <w:r>
+        <w:rPr>
+          <w:rFonts w:ascii="Calibri" w:eastAsia="Times New Roman" w:hAnsi="Calibri" w:cs="Calibri"/>
+        </w:rPr>
+        <w:t xml:space="preserve"> settings once you disable it</w:t>
       </w:r>
     </w:p>
     <w:p>
@@ -10812,14 +11886,25 @@
           <w:rFonts w:ascii="Calibri" w:eastAsia="Times New Roman" w:hAnsi="Calibri" w:cs="Calibri"/>
         </w:rPr>
       </w:pPr>
-      <w:r>
-        <w:rPr>
-          <w:rFonts w:ascii="Consolas" w:eastAsiaTheme="minorHAnsi" w:hAnsi="Consolas" w:cs="Consolas"/>
-          <w:color w:val="0000FF"/>
-          <w:sz w:val="19"/>
-          <w:szCs w:val="19"/>
-        </w:rPr>
-        <w:t xml:space="preserve">RDMAdminGroups </w:t>
+      <w:proofErr w:type="spellStart"/>
+      <w:r>
+        <w:rPr>
+          <w:rFonts w:ascii="Consolas" w:eastAsiaTheme="minorHAnsi" w:hAnsi="Consolas" w:cs="Consolas"/>
+          <w:color w:val="0000FF"/>
+          <w:sz w:val="19"/>
+          <w:szCs w:val="19"/>
+        </w:rPr>
+        <w:t>RDMAdminGroups</w:t>
+      </w:r>
+      <w:proofErr w:type="spellEnd"/>
+      <w:r>
+        <w:rPr>
+          <w:rFonts w:ascii="Consolas" w:eastAsiaTheme="minorHAnsi" w:hAnsi="Consolas" w:cs="Consolas"/>
+          <w:color w:val="0000FF"/>
+          <w:sz w:val="19"/>
+          <w:szCs w:val="19"/>
+        </w:rPr>
+        <w:t xml:space="preserve"> </w:t>
       </w:r>
       <w:r>
         <w:t xml:space="preserve">– </w:t>
@@ -10852,14 +11937,25 @@
           <w:rFonts w:ascii="Calibri" w:eastAsia="Times New Roman" w:hAnsi="Calibri" w:cs="Calibri"/>
         </w:rPr>
       </w:pPr>
-      <w:r>
-        <w:rPr>
-          <w:rFonts w:ascii="Consolas" w:eastAsiaTheme="minorHAnsi" w:hAnsi="Consolas" w:cs="Consolas"/>
-          <w:color w:val="0000FF"/>
-          <w:sz w:val="19"/>
-          <w:szCs w:val="19"/>
-        </w:rPr>
-        <w:t xml:space="preserve">RDMCobraAdminGroups </w:t>
+      <w:proofErr w:type="spellStart"/>
+      <w:r>
+        <w:rPr>
+          <w:rFonts w:ascii="Consolas" w:eastAsiaTheme="minorHAnsi" w:hAnsi="Consolas" w:cs="Consolas"/>
+          <w:color w:val="0000FF"/>
+          <w:sz w:val="19"/>
+          <w:szCs w:val="19"/>
+        </w:rPr>
+        <w:t>RDMCobraAdminGroups</w:t>
+      </w:r>
+      <w:proofErr w:type="spellEnd"/>
+      <w:r>
+        <w:rPr>
+          <w:rFonts w:ascii="Consolas" w:eastAsiaTheme="minorHAnsi" w:hAnsi="Consolas" w:cs="Consolas"/>
+          <w:color w:val="0000FF"/>
+          <w:sz w:val="19"/>
+          <w:szCs w:val="19"/>
+        </w:rPr>
+        <w:t xml:space="preserve"> </w:t>
       </w:r>
       <w:r>
         <w:t xml:space="preserve">– </w:t>
@@ -10892,14 +11988,25 @@
           <w:rFonts w:ascii="Calibri" w:eastAsia="Times New Roman" w:hAnsi="Calibri" w:cs="Calibri"/>
         </w:rPr>
       </w:pPr>
-      <w:r>
-        <w:rPr>
-          <w:rFonts w:ascii="Consolas" w:eastAsiaTheme="minorHAnsi" w:hAnsi="Consolas" w:cs="Consolas"/>
-          <w:color w:val="0000FF"/>
-          <w:sz w:val="19"/>
-          <w:szCs w:val="19"/>
-        </w:rPr>
-        <w:t xml:space="preserve">RDMViewerGroups </w:t>
+      <w:proofErr w:type="spellStart"/>
+      <w:r>
+        <w:rPr>
+          <w:rFonts w:ascii="Consolas" w:eastAsiaTheme="minorHAnsi" w:hAnsi="Consolas" w:cs="Consolas"/>
+          <w:color w:val="0000FF"/>
+          <w:sz w:val="19"/>
+          <w:szCs w:val="19"/>
+        </w:rPr>
+        <w:t>RDMViewerGroups</w:t>
+      </w:r>
+      <w:proofErr w:type="spellEnd"/>
+      <w:r>
+        <w:rPr>
+          <w:rFonts w:ascii="Consolas" w:eastAsiaTheme="minorHAnsi" w:hAnsi="Consolas" w:cs="Consolas"/>
+          <w:color w:val="0000FF"/>
+          <w:sz w:val="19"/>
+          <w:szCs w:val="19"/>
+        </w:rPr>
+        <w:t xml:space="preserve"> </w:t>
       </w:r>
       <w:r>
         <w:t>– all users that need to have read access to the system;</w:t>
@@ -10918,6 +12025,7 @@
           <w:rFonts w:ascii="Calibri" w:eastAsia="Times New Roman" w:hAnsi="Calibri" w:cs="Calibri"/>
         </w:rPr>
       </w:pPr>
+      <w:proofErr w:type="spellStart"/>
       <w:r>
         <w:rPr>
           <w:rFonts w:ascii="Consolas" w:eastAsiaTheme="minorHAnsi" w:hAnsi="Consolas" w:cs="Consolas"/>
@@ -10927,6 +12035,7 @@
         </w:rPr>
         <w:t>system.web</w:t>
       </w:r>
+      <w:proofErr w:type="spellEnd"/>
       <w:r>
         <w:rPr>
           <w:rFonts w:ascii="Consolas" w:eastAsiaTheme="minorHAnsi" w:hAnsi="Consolas" w:cs="Consolas"/>
@@ -11058,6 +12167,7 @@
         </w:rPr>
         <w:t>"</w:t>
       </w:r>
+      <w:proofErr w:type="spellStart"/>
       <w:r>
         <w:rPr>
           <w:rFonts w:ascii="Consolas" w:eastAsiaTheme="minorHAnsi" w:hAnsi="Consolas" w:cs="Consolas"/>
@@ -11067,6 +12177,7 @@
         </w:rPr>
         <w:t>elmah.axd</w:t>
       </w:r>
+      <w:proofErr w:type="spellEnd"/>
       <w:r>
         <w:rPr>
           <w:rFonts w:ascii="Consolas" w:eastAsiaTheme="minorHAnsi" w:hAnsi="Consolas" w:cs="Consolas"/>
@@ -11091,6 +12202,7 @@
         </w:rPr>
         <w:t xml:space="preserve">-&gt; </w:t>
       </w:r>
+      <w:proofErr w:type="spellStart"/>
       <w:r>
         <w:rPr>
           <w:rFonts w:ascii="Consolas" w:eastAsiaTheme="minorHAnsi" w:hAnsi="Consolas" w:cs="Consolas"/>
@@ -11100,6 +12212,7 @@
         </w:rPr>
         <w:t>system.web</w:t>
       </w:r>
+      <w:proofErr w:type="spellEnd"/>
       <w:r>
         <w:rPr>
           <w:rFonts w:ascii="Consolas" w:eastAsiaTheme="minorHAnsi" w:hAnsi="Consolas" w:cs="Consolas"/>
@@ -11178,6 +12291,7 @@
           <w:numId w:val="14"/>
         </w:numPr>
       </w:pPr>
+      <w:proofErr w:type="spellStart"/>
       <w:r>
         <w:rPr>
           <w:rFonts w:ascii="Consolas" w:eastAsiaTheme="minorHAnsi" w:hAnsi="Consolas" w:cs="Consolas"/>
@@ -11187,6 +12301,7 @@
         </w:rPr>
         <w:t>elmah</w:t>
       </w:r>
+      <w:proofErr w:type="spellEnd"/>
       <w:r>
         <w:t xml:space="preserve"> section</w:t>
       </w:r>
@@ -11206,6 +12321,7 @@
         </w:rPr>
         <w:t xml:space="preserve">in </w:t>
       </w:r>
+      <w:proofErr w:type="spellStart"/>
       <w:r>
         <w:rPr>
           <w:rFonts w:ascii="Consolas" w:eastAsiaTheme="minorHAnsi" w:hAnsi="Consolas" w:cs="Consolas"/>
@@ -11215,12 +12331,14 @@
         </w:rPr>
         <w:t>errorLog</w:t>
       </w:r>
+      <w:proofErr w:type="spellEnd"/>
       <w:r>
         <w:rPr>
           <w:rFonts w:ascii="Calibri" w:eastAsia="Times New Roman" w:hAnsi="Calibri" w:cs="Calibri"/>
         </w:rPr>
         <w:t xml:space="preserve"> setting,  update the </w:t>
       </w:r>
+      <w:proofErr w:type="spellStart"/>
       <w:r>
         <w:rPr>
           <w:rFonts w:ascii="Consolas" w:eastAsiaTheme="minorHAnsi" w:hAnsi="Consolas" w:cs="Consolas"/>
@@ -11230,6 +12348,7 @@
         </w:rPr>
         <w:t>connectionString</w:t>
       </w:r>
+      <w:proofErr w:type="spellEnd"/>
       <w:r>
         <w:rPr>
           <w:rFonts w:ascii="Calibri" w:eastAsia="Times New Roman" w:hAnsi="Calibri" w:cs="Calibri"/>
@@ -11246,7 +12365,15 @@
         </w:numPr>
       </w:pPr>
       <w:r>
-        <w:t>Remove the HTTPS redirect portion of web.config. Example:</w:t>
+        <w:t xml:space="preserve">Remove the HTTPS redirect portion of </w:t>
+      </w:r>
+      <w:proofErr w:type="spellStart"/>
+      <w:r>
+        <w:t>web.config</w:t>
+      </w:r>
+      <w:proofErr w:type="spellEnd"/>
+      <w:r>
+        <w:t>. Example:</w:t>
       </w:r>
     </w:p>
     <w:p>
@@ -11350,6 +12477,7 @@
         </w:rPr>
         <w:t xml:space="preserve"> </w:t>
       </w:r>
+      <w:proofErr w:type="spellStart"/>
       <w:r>
         <w:rPr>
           <w:rFonts w:ascii="Consolas" w:eastAsiaTheme="minorHAnsi" w:hAnsi="Consolas" w:cs="Consolas"/>
@@ -11359,6 +12487,7 @@
         </w:rPr>
         <w:t>stopProcessing</w:t>
       </w:r>
+      <w:proofErr w:type="spellEnd"/>
       <w:r>
         <w:rPr>
           <w:rFonts w:ascii="Consolas" w:eastAsiaTheme="minorHAnsi" w:hAnsi="Consolas" w:cs="Consolas"/>
@@ -11416,6 +12545,7 @@
         </w:rPr>
         <w:t xml:space="preserve">          &lt;match </w:t>
       </w:r>
+      <w:proofErr w:type="spellStart"/>
       <w:r>
         <w:rPr>
           <w:rFonts w:ascii="Consolas" w:eastAsiaTheme="minorHAnsi" w:hAnsi="Consolas" w:cs="Consolas"/>
@@ -11425,6 +12555,7 @@
         </w:rPr>
         <w:t>url</w:t>
       </w:r>
+      <w:proofErr w:type="spellEnd"/>
       <w:r>
         <w:rPr>
           <w:rFonts w:ascii="Consolas" w:eastAsiaTheme="minorHAnsi" w:hAnsi="Consolas" w:cs="Consolas"/>
@@ -11599,6 +12730,7 @@
         </w:rPr>
         <w:t xml:space="preserve">="Redirect" </w:t>
       </w:r>
+      <w:proofErr w:type="spellStart"/>
       <w:r>
         <w:rPr>
           <w:rFonts w:ascii="Consolas" w:eastAsiaTheme="minorHAnsi" w:hAnsi="Consolas" w:cs="Consolas"/>
@@ -11608,6 +12740,7 @@
         </w:rPr>
         <w:t>url</w:t>
       </w:r>
+      <w:proofErr w:type="spellEnd"/>
       <w:r>
         <w:rPr>
           <w:rFonts w:ascii="Consolas" w:eastAsiaTheme="minorHAnsi" w:hAnsi="Consolas" w:cs="Consolas"/>
@@ -11728,7 +12861,15 @@
         <w:t xml:space="preserve">e) </w:t>
       </w:r>
       <w:r>
-        <w:t>RDSB Web.Config Customization</w:t>
+        <w:t xml:space="preserve">RDSB </w:t>
+      </w:r>
+      <w:proofErr w:type="spellStart"/>
+      <w:r>
+        <w:t>Web.Config</w:t>
+      </w:r>
+      <w:proofErr w:type="spellEnd"/>
+      <w:r>
+        <w:t xml:space="preserve"> Customization</w:t>
       </w:r>
       <w:bookmarkEnd w:id="76"/>
       <w:bookmarkEnd w:id="77"/>
@@ -11742,6 +12883,7 @@
         </w:numPr>
         <w:spacing w:after="0"/>
       </w:pPr>
+      <w:proofErr w:type="spellStart"/>
       <w:r>
         <w:rPr>
           <w:rFonts w:ascii="Consolas" w:eastAsiaTheme="minorHAnsi" w:hAnsi="Consolas" w:cs="Consolas"/>
@@ -11751,6 +12893,7 @@
         </w:rPr>
         <w:t>connectionStrings</w:t>
       </w:r>
+      <w:proofErr w:type="spellEnd"/>
       <w:r>
         <w:rPr>
           <w:rFonts w:ascii="Calibri" w:eastAsia="Times New Roman" w:hAnsi="Calibri" w:cs="Calibri"/>
@@ -11767,14 +12910,25 @@
         </w:numPr>
         <w:spacing w:after="0"/>
       </w:pPr>
-      <w:r>
-        <w:rPr>
-          <w:rFonts w:ascii="Consolas" w:eastAsiaTheme="minorHAnsi" w:hAnsi="Consolas" w:cs="Consolas"/>
-          <w:color w:val="0000FF"/>
-          <w:sz w:val="19"/>
-          <w:szCs w:val="19"/>
-        </w:rPr>
-        <w:t xml:space="preserve">genTracEntities </w:t>
+      <w:proofErr w:type="spellStart"/>
+      <w:r>
+        <w:rPr>
+          <w:rFonts w:ascii="Consolas" w:eastAsiaTheme="minorHAnsi" w:hAnsi="Consolas" w:cs="Consolas"/>
+          <w:color w:val="0000FF"/>
+          <w:sz w:val="19"/>
+          <w:szCs w:val="19"/>
+        </w:rPr>
+        <w:t>genTracEntities</w:t>
+      </w:r>
+      <w:proofErr w:type="spellEnd"/>
+      <w:r>
+        <w:rPr>
+          <w:rFonts w:ascii="Consolas" w:eastAsiaTheme="minorHAnsi" w:hAnsi="Consolas" w:cs="Consolas"/>
+          <w:color w:val="0000FF"/>
+          <w:sz w:val="19"/>
+          <w:szCs w:val="19"/>
+        </w:rPr>
+        <w:t xml:space="preserve"> </w:t>
       </w:r>
       <w:r>
         <w:rPr>
@@ -11792,6 +12946,7 @@
         </w:numPr>
         <w:spacing w:after="0"/>
       </w:pPr>
+      <w:proofErr w:type="spellStart"/>
       <w:r>
         <w:rPr>
           <w:rFonts w:ascii="Consolas" w:eastAsiaTheme="minorHAnsi" w:hAnsi="Consolas" w:cs="Consolas"/>
@@ -11801,6 +12956,7 @@
         </w:rPr>
         <w:t>IESEntities</w:t>
       </w:r>
+      <w:proofErr w:type="spellEnd"/>
       <w:r>
         <w:rPr>
           <w:rFonts w:ascii="Calibri" w:eastAsia="Times New Roman" w:hAnsi="Calibri" w:cs="Calibri"/>
@@ -11817,6 +12973,7 @@
         </w:numPr>
         <w:spacing w:after="0"/>
       </w:pPr>
+      <w:proofErr w:type="spellStart"/>
       <w:r>
         <w:rPr>
           <w:rFonts w:ascii="Consolas" w:eastAsiaTheme="minorHAnsi" w:hAnsi="Consolas" w:cs="Consolas"/>
@@ -11826,6 +12983,7 @@
         </w:rPr>
         <w:t>appSettings</w:t>
       </w:r>
+      <w:proofErr w:type="spellEnd"/>
       <w:r>
         <w:rPr>
           <w:rFonts w:ascii="Calibri" w:eastAsia="Times New Roman" w:hAnsi="Calibri" w:cs="Calibri"/>
@@ -11864,6 +13022,7 @@
           <w:rFonts w:ascii="Calibri" w:eastAsia="Times New Roman" w:hAnsi="Calibri" w:cs="Calibri"/>
         </w:rPr>
       </w:pPr>
+      <w:proofErr w:type="spellStart"/>
       <w:r>
         <w:rPr>
           <w:rFonts w:ascii="Consolas" w:eastAsiaTheme="minorHAnsi" w:hAnsi="Consolas" w:cs="Consolas"/>
@@ -11873,6 +13032,7 @@
         </w:rPr>
         <w:t>ActiveDirectoryPath</w:t>
       </w:r>
+      <w:proofErr w:type="spellEnd"/>
       <w:r>
         <w:t xml:space="preserve"> </w:t>
       </w:r>
@@ -11927,14 +13087,25 @@
           <w:rFonts w:ascii="Calibri" w:eastAsia="Times New Roman" w:hAnsi="Calibri" w:cs="Calibri"/>
         </w:rPr>
       </w:pPr>
-      <w:r>
-        <w:rPr>
-          <w:rFonts w:ascii="Consolas" w:eastAsiaTheme="minorHAnsi" w:hAnsi="Consolas" w:cs="Consolas"/>
-          <w:color w:val="0000FF"/>
-          <w:sz w:val="19"/>
-          <w:szCs w:val="19"/>
-        </w:rPr>
-        <w:t xml:space="preserve">AuthorizeViewWhosOnlineGroups </w:t>
+      <w:proofErr w:type="spellStart"/>
+      <w:r>
+        <w:rPr>
+          <w:rFonts w:ascii="Consolas" w:eastAsiaTheme="minorHAnsi" w:hAnsi="Consolas" w:cs="Consolas"/>
+          <w:color w:val="0000FF"/>
+          <w:sz w:val="19"/>
+          <w:szCs w:val="19"/>
+        </w:rPr>
+        <w:t>AuthorizeViewWhosOnlineGroups</w:t>
+      </w:r>
+      <w:proofErr w:type="spellEnd"/>
+      <w:r>
+        <w:rPr>
+          <w:rFonts w:ascii="Consolas" w:eastAsiaTheme="minorHAnsi" w:hAnsi="Consolas" w:cs="Consolas"/>
+          <w:color w:val="0000FF"/>
+          <w:sz w:val="19"/>
+          <w:szCs w:val="19"/>
+        </w:rPr>
+        <w:t xml:space="preserve"> </w:t>
       </w:r>
       <w:r>
         <w:rPr>
@@ -11956,6 +13127,7 @@
           <w:rFonts w:ascii="Calibri" w:eastAsia="Times New Roman" w:hAnsi="Calibri" w:cs="Calibri"/>
         </w:rPr>
       </w:pPr>
+      <w:proofErr w:type="spellStart"/>
       <w:r>
         <w:rPr>
           <w:rFonts w:ascii="Consolas" w:eastAsiaTheme="minorHAnsi" w:hAnsi="Consolas" w:cs="Consolas"/>
@@ -11965,6 +13137,7 @@
         </w:rPr>
         <w:t>HelpdeskEmailAddress</w:t>
       </w:r>
+      <w:proofErr w:type="spellEnd"/>
       <w:r>
         <w:t xml:space="preserve"> – email displayed to the users to contact for help</w:t>
       </w:r>
@@ -11982,14 +13155,25 @@
           <w:rFonts w:ascii="Calibri" w:eastAsia="Times New Roman" w:hAnsi="Calibri" w:cs="Calibri"/>
         </w:rPr>
       </w:pPr>
-      <w:r>
-        <w:rPr>
-          <w:rFonts w:ascii="Consolas" w:eastAsiaTheme="minorHAnsi" w:hAnsi="Consolas" w:cs="Consolas"/>
-          <w:color w:val="0000FF"/>
-          <w:sz w:val="19"/>
-          <w:szCs w:val="19"/>
-        </w:rPr>
-        <w:t xml:space="preserve">IESHomeUrl </w:t>
+      <w:proofErr w:type="spellStart"/>
+      <w:r>
+        <w:rPr>
+          <w:rFonts w:ascii="Consolas" w:eastAsiaTheme="minorHAnsi" w:hAnsi="Consolas" w:cs="Consolas"/>
+          <w:color w:val="0000FF"/>
+          <w:sz w:val="19"/>
+          <w:szCs w:val="19"/>
+        </w:rPr>
+        <w:t>IESHomeUrl</w:t>
+      </w:r>
+      <w:proofErr w:type="spellEnd"/>
+      <w:r>
+        <w:rPr>
+          <w:rFonts w:ascii="Consolas" w:eastAsiaTheme="minorHAnsi" w:hAnsi="Consolas" w:cs="Consolas"/>
+          <w:color w:val="0000FF"/>
+          <w:sz w:val="19"/>
+          <w:szCs w:val="19"/>
+        </w:rPr>
+        <w:t xml:space="preserve"> </w:t>
       </w:r>
       <w:r>
         <w:t>– IES URL, base URL followed by “</w:t>
@@ -12021,14 +13205,25 @@
         </w:rPr>
       </w:pPr>
       <w:commentRangeStart w:id="78"/>
-      <w:r>
-        <w:rPr>
-          <w:rFonts w:ascii="Consolas" w:eastAsiaTheme="minorHAnsi" w:hAnsi="Consolas" w:cs="Consolas"/>
-          <w:color w:val="0000FF"/>
-          <w:sz w:val="19"/>
-          <w:szCs w:val="19"/>
-        </w:rPr>
-        <w:t xml:space="preserve">oAuthDomain </w:t>
+      <w:proofErr w:type="spellStart"/>
+      <w:r>
+        <w:rPr>
+          <w:rFonts w:ascii="Consolas" w:eastAsiaTheme="minorHAnsi" w:hAnsi="Consolas" w:cs="Consolas"/>
+          <w:color w:val="0000FF"/>
+          <w:sz w:val="19"/>
+          <w:szCs w:val="19"/>
+        </w:rPr>
+        <w:t>oAuthDomain</w:t>
+      </w:r>
+      <w:proofErr w:type="spellEnd"/>
+      <w:r>
+        <w:rPr>
+          <w:rFonts w:ascii="Consolas" w:eastAsiaTheme="minorHAnsi" w:hAnsi="Consolas" w:cs="Consolas"/>
+          <w:color w:val="0000FF"/>
+          <w:sz w:val="19"/>
+          <w:szCs w:val="19"/>
+        </w:rPr>
+        <w:t xml:space="preserve"> </w:t>
       </w:r>
       <w:commentRangeEnd w:id="78"/>
       <w:r>
@@ -12077,6 +13272,7 @@
           <w:rFonts w:ascii="Calibri" w:eastAsia="Times New Roman" w:hAnsi="Calibri" w:cs="Calibri"/>
         </w:rPr>
       </w:pPr>
+      <w:proofErr w:type="spellStart"/>
       <w:r>
         <w:rPr>
           <w:rFonts w:ascii="Consolas" w:eastAsiaTheme="minorHAnsi" w:hAnsi="Consolas" w:cs="Consolas"/>
@@ -12084,7 +13280,17 @@
           <w:sz w:val="19"/>
           <w:szCs w:val="19"/>
         </w:rPr>
-        <w:t>Piwik Settings</w:t>
+        <w:t>Piwik</w:t>
+      </w:r>
+      <w:proofErr w:type="spellEnd"/>
+      <w:r>
+        <w:rPr>
+          <w:rFonts w:ascii="Consolas" w:eastAsiaTheme="minorHAnsi" w:hAnsi="Consolas" w:cs="Consolas"/>
+          <w:color w:val="008000"/>
+          <w:sz w:val="19"/>
+          <w:szCs w:val="19"/>
+        </w:rPr>
+        <w:t xml:space="preserve"> Settings</w:t>
       </w:r>
     </w:p>
     <w:p>
@@ -12133,7 +13339,15 @@
         <w:t xml:space="preserve"> </w:t>
       </w:r>
       <w:r>
-        <w:t>(to not track the website usage via piwik)</w:t>
+        <w:t xml:space="preserve">(to not track the website usage via </w:t>
+      </w:r>
+      <w:proofErr w:type="spellStart"/>
+      <w:r>
+        <w:t>piwik</w:t>
+      </w:r>
+      <w:proofErr w:type="spellEnd"/>
+      <w:r>
+        <w:t>)</w:t>
       </w:r>
     </w:p>
     <w:p>
@@ -12153,7 +13367,21 @@
         <w:rPr>
           <w:rFonts w:ascii="Calibri" w:eastAsia="Times New Roman" w:hAnsi="Calibri" w:cs="Calibri"/>
         </w:rPr>
-        <w:t>You can ignore the other piwik settings once you disable it</w:t>
+        <w:t xml:space="preserve">You can ignore the other </w:t>
+      </w:r>
+      <w:proofErr w:type="spellStart"/>
+      <w:r>
+        <w:rPr>
+          <w:rFonts w:ascii="Calibri" w:eastAsia="Times New Roman" w:hAnsi="Calibri" w:cs="Calibri"/>
+        </w:rPr>
+        <w:t>piwik</w:t>
+      </w:r>
+      <w:proofErr w:type="spellEnd"/>
+      <w:r>
+        <w:rPr>
+          <w:rFonts w:ascii="Calibri" w:eastAsia="Times New Roman" w:hAnsi="Calibri" w:cs="Calibri"/>
+        </w:rPr>
+        <w:t xml:space="preserve"> settings once you disable it</w:t>
       </w:r>
     </w:p>
     <w:p>
@@ -12169,6 +13397,7 @@
           <w:rFonts w:ascii="Calibri" w:eastAsia="Times New Roman" w:hAnsi="Calibri" w:cs="Calibri"/>
         </w:rPr>
       </w:pPr>
+      <w:proofErr w:type="spellStart"/>
       <w:r>
         <w:rPr>
           <w:rFonts w:ascii="Consolas" w:eastAsiaTheme="minorHAnsi" w:hAnsi="Consolas" w:cs="Consolas"/>
@@ -12178,6 +13407,7 @@
         </w:rPr>
         <w:t>system.web</w:t>
       </w:r>
+      <w:proofErr w:type="spellEnd"/>
       <w:r>
         <w:rPr>
           <w:rFonts w:ascii="Consolas" w:eastAsiaTheme="minorHAnsi" w:hAnsi="Consolas" w:cs="Consolas"/>
@@ -12309,6 +13539,7 @@
         </w:rPr>
         <w:t>"</w:t>
       </w:r>
+      <w:proofErr w:type="spellStart"/>
       <w:r>
         <w:rPr>
           <w:rFonts w:ascii="Consolas" w:eastAsiaTheme="minorHAnsi" w:hAnsi="Consolas" w:cs="Consolas"/>
@@ -12318,6 +13549,7 @@
         </w:rPr>
         <w:t>elmah.axd</w:t>
       </w:r>
+      <w:proofErr w:type="spellEnd"/>
       <w:r>
         <w:rPr>
           <w:rFonts w:ascii="Consolas" w:eastAsiaTheme="minorHAnsi" w:hAnsi="Consolas" w:cs="Consolas"/>
@@ -12342,6 +13574,7 @@
         </w:rPr>
         <w:t xml:space="preserve">-&gt; </w:t>
       </w:r>
+      <w:proofErr w:type="spellStart"/>
       <w:r>
         <w:rPr>
           <w:rFonts w:ascii="Consolas" w:eastAsiaTheme="minorHAnsi" w:hAnsi="Consolas" w:cs="Consolas"/>
@@ -12351,6 +13584,7 @@
         </w:rPr>
         <w:t>system.web</w:t>
       </w:r>
+      <w:proofErr w:type="spellEnd"/>
       <w:r>
         <w:rPr>
           <w:rFonts w:ascii="Consolas" w:eastAsiaTheme="minorHAnsi" w:hAnsi="Consolas" w:cs="Consolas"/>
@@ -12429,6 +13663,7 @@
           <w:numId w:val="19"/>
         </w:numPr>
       </w:pPr>
+      <w:proofErr w:type="spellStart"/>
       <w:r>
         <w:rPr>
           <w:rFonts w:ascii="Consolas" w:eastAsiaTheme="minorHAnsi" w:hAnsi="Consolas" w:cs="Consolas"/>
@@ -12438,6 +13673,7 @@
         </w:rPr>
         <w:t>elmah</w:t>
       </w:r>
+      <w:proofErr w:type="spellEnd"/>
       <w:r>
         <w:t xml:space="preserve"> section</w:t>
       </w:r>
@@ -12457,6 +13693,7 @@
         </w:rPr>
         <w:t xml:space="preserve">in </w:t>
       </w:r>
+      <w:proofErr w:type="spellStart"/>
       <w:r>
         <w:rPr>
           <w:rFonts w:ascii="Consolas" w:eastAsiaTheme="minorHAnsi" w:hAnsi="Consolas" w:cs="Consolas"/>
@@ -12466,12 +13703,14 @@
         </w:rPr>
         <w:t>errorLog</w:t>
       </w:r>
+      <w:proofErr w:type="spellEnd"/>
       <w:r>
         <w:rPr>
           <w:rFonts w:ascii="Calibri" w:eastAsia="Times New Roman" w:hAnsi="Calibri" w:cs="Calibri"/>
         </w:rPr>
         <w:t xml:space="preserve"> setting,  update the </w:t>
       </w:r>
+      <w:proofErr w:type="spellStart"/>
       <w:r>
         <w:rPr>
           <w:rFonts w:ascii="Consolas" w:eastAsiaTheme="minorHAnsi" w:hAnsi="Consolas" w:cs="Consolas"/>
@@ -12481,6 +13720,7 @@
         </w:rPr>
         <w:t>connectionString</w:t>
       </w:r>
+      <w:proofErr w:type="spellEnd"/>
       <w:r>
         <w:rPr>
           <w:rFonts w:ascii="Calibri" w:eastAsia="Times New Roman" w:hAnsi="Calibri" w:cs="Calibri"/>
@@ -12497,7 +13737,15 @@
         </w:numPr>
       </w:pPr>
       <w:r>
-        <w:t>Remove the HTTPS redirect portion of web.config. Example:</w:t>
+        <w:t xml:space="preserve">Remove the HTTPS redirect portion of </w:t>
+      </w:r>
+      <w:proofErr w:type="spellStart"/>
+      <w:r>
+        <w:t>web.config</w:t>
+      </w:r>
+      <w:proofErr w:type="spellEnd"/>
+      <w:r>
+        <w:t>. Example:</w:t>
       </w:r>
     </w:p>
     <w:p>
@@ -12601,6 +13849,7 @@
         </w:rPr>
         <w:t xml:space="preserve"> </w:t>
       </w:r>
+      <w:proofErr w:type="spellStart"/>
       <w:r>
         <w:rPr>
           <w:rFonts w:ascii="Consolas" w:eastAsiaTheme="minorHAnsi" w:hAnsi="Consolas" w:cs="Consolas"/>
@@ -12610,6 +13859,7 @@
         </w:rPr>
         <w:t>stopProcessing</w:t>
       </w:r>
+      <w:proofErr w:type="spellEnd"/>
       <w:r>
         <w:rPr>
           <w:rFonts w:ascii="Consolas" w:eastAsiaTheme="minorHAnsi" w:hAnsi="Consolas" w:cs="Consolas"/>
@@ -12667,6 +13917,7 @@
         </w:rPr>
         <w:t xml:space="preserve">          &lt;match </w:t>
       </w:r>
+      <w:proofErr w:type="spellStart"/>
       <w:r>
         <w:rPr>
           <w:rFonts w:ascii="Consolas" w:eastAsiaTheme="minorHAnsi" w:hAnsi="Consolas" w:cs="Consolas"/>
@@ -12676,6 +13927,7 @@
         </w:rPr>
         <w:t>url</w:t>
       </w:r>
+      <w:proofErr w:type="spellEnd"/>
       <w:r>
         <w:rPr>
           <w:rFonts w:ascii="Consolas" w:eastAsiaTheme="minorHAnsi" w:hAnsi="Consolas" w:cs="Consolas"/>
@@ -12850,6 +14102,7 @@
         </w:rPr>
         <w:t xml:space="preserve">="Redirect" </w:t>
       </w:r>
+      <w:proofErr w:type="spellStart"/>
       <w:r>
         <w:rPr>
           <w:rFonts w:ascii="Consolas" w:eastAsiaTheme="minorHAnsi" w:hAnsi="Consolas" w:cs="Consolas"/>
@@ -12859,6 +14112,7 @@
         </w:rPr>
         <w:t>url</w:t>
       </w:r>
+      <w:proofErr w:type="spellEnd"/>
       <w:r>
         <w:rPr>
           <w:rFonts w:ascii="Consolas" w:eastAsiaTheme="minorHAnsi" w:hAnsi="Consolas" w:cs="Consolas"/>
@@ -13001,11 +14255,24 @@
         </w:rPr>
         <w:t xml:space="preserve">oth) </w:t>
       </w:r>
+      <w:proofErr w:type="spellStart"/>
       <w:r>
         <w:t>g</w:t>
       </w:r>
       <w:r>
-        <w:t>enBOE Auto Backup - App.Config Customization</w:t>
+        <w:t>enBOE</w:t>
+      </w:r>
+      <w:proofErr w:type="spellEnd"/>
+      <w:r>
+        <w:t xml:space="preserve"> Auto Backup - </w:t>
+      </w:r>
+      <w:proofErr w:type="spellStart"/>
+      <w:r>
+        <w:t>App.Config</w:t>
+      </w:r>
+      <w:proofErr w:type="spellEnd"/>
+      <w:r>
+        <w:t xml:space="preserve"> Customization</w:t>
       </w:r>
       <w:bookmarkEnd w:id="79"/>
       <w:bookmarkEnd w:id="80"/>
@@ -13019,6 +14286,7 @@
         </w:numPr>
         <w:spacing w:after="0"/>
       </w:pPr>
+      <w:proofErr w:type="spellStart"/>
       <w:r>
         <w:rPr>
           <w:rFonts w:ascii="Consolas" w:eastAsiaTheme="minorHAnsi" w:hAnsi="Consolas" w:cs="Consolas"/>
@@ -13028,6 +14296,7 @@
         </w:rPr>
         <w:t>connectionStrings</w:t>
       </w:r>
+      <w:proofErr w:type="spellEnd"/>
       <w:r>
         <w:rPr>
           <w:rFonts w:ascii="Calibri" w:eastAsia="Times New Roman" w:hAnsi="Calibri" w:cs="Calibri"/>
@@ -13044,20 +14313,45 @@
         </w:numPr>
         <w:spacing w:after="0"/>
       </w:pPr>
-      <w:r>
-        <w:rPr>
-          <w:rFonts w:ascii="Consolas" w:eastAsiaTheme="minorHAnsi" w:hAnsi="Consolas" w:cs="Consolas"/>
-          <w:color w:val="0000FF"/>
-          <w:sz w:val="19"/>
-          <w:szCs w:val="19"/>
-        </w:rPr>
-        <w:t xml:space="preserve">GenBoeEntities </w:t>
-      </w:r>
-      <w:r>
-        <w:rPr>
-          <w:rFonts w:ascii="Calibri" w:eastAsia="Times New Roman" w:hAnsi="Calibri" w:cs="Calibri"/>
-        </w:rPr>
-        <w:t>– GenBOE database connection string</w:t>
+      <w:proofErr w:type="spellStart"/>
+      <w:r>
+        <w:rPr>
+          <w:rFonts w:ascii="Consolas" w:eastAsiaTheme="minorHAnsi" w:hAnsi="Consolas" w:cs="Consolas"/>
+          <w:color w:val="0000FF"/>
+          <w:sz w:val="19"/>
+          <w:szCs w:val="19"/>
+        </w:rPr>
+        <w:t>GenBoeEntities</w:t>
+      </w:r>
+      <w:proofErr w:type="spellEnd"/>
+      <w:r>
+        <w:rPr>
+          <w:rFonts w:ascii="Consolas" w:eastAsiaTheme="minorHAnsi" w:hAnsi="Consolas" w:cs="Consolas"/>
+          <w:color w:val="0000FF"/>
+          <w:sz w:val="19"/>
+          <w:szCs w:val="19"/>
+        </w:rPr>
+        <w:t xml:space="preserve"> </w:t>
+      </w:r>
+      <w:r>
+        <w:rPr>
+          <w:rFonts w:ascii="Calibri" w:eastAsia="Times New Roman" w:hAnsi="Calibri" w:cs="Calibri"/>
+        </w:rPr>
+        <w:t xml:space="preserve">– </w:t>
+      </w:r>
+      <w:proofErr w:type="spellStart"/>
+      <w:r>
+        <w:rPr>
+          <w:rFonts w:ascii="Calibri" w:eastAsia="Times New Roman" w:hAnsi="Calibri" w:cs="Calibri"/>
+        </w:rPr>
+        <w:t>GenBOE</w:t>
+      </w:r>
+      <w:proofErr w:type="spellEnd"/>
+      <w:r>
+        <w:rPr>
+          <w:rFonts w:ascii="Calibri" w:eastAsia="Times New Roman" w:hAnsi="Calibri" w:cs="Calibri"/>
+        </w:rPr>
+        <w:t xml:space="preserve"> database connection string</w:t>
       </w:r>
     </w:p>
     <w:p>
@@ -13069,6 +14363,7 @@
         </w:numPr>
         <w:spacing w:after="0"/>
       </w:pPr>
+      <w:proofErr w:type="spellStart"/>
       <w:r>
         <w:rPr>
           <w:rFonts w:ascii="Consolas" w:eastAsiaTheme="minorHAnsi" w:hAnsi="Consolas" w:cs="Consolas"/>
@@ -13078,6 +14373,7 @@
         </w:rPr>
         <w:t>appSettings</w:t>
       </w:r>
+      <w:proofErr w:type="spellEnd"/>
       <w:r>
         <w:rPr>
           <w:rFonts w:ascii="Calibri" w:eastAsia="Times New Roman" w:hAnsi="Calibri" w:cs="Calibri"/>
@@ -13097,6 +14393,7 @@
           <w:rFonts w:ascii="Calibri" w:eastAsia="Times New Roman" w:hAnsi="Calibri" w:cs="Calibri"/>
         </w:rPr>
       </w:pPr>
+      <w:proofErr w:type="spellStart"/>
       <w:r>
         <w:rPr>
           <w:rFonts w:ascii="Consolas" w:eastAsiaTheme="minorHAnsi" w:hAnsi="Consolas" w:cs="Consolas"/>
@@ -13106,6 +14403,7 @@
         </w:rPr>
         <w:t>EmailServer</w:t>
       </w:r>
+      <w:proofErr w:type="spellEnd"/>
       <w:r>
         <w:t xml:space="preserve"> </w:t>
       </w:r>
@@ -13125,6 +14423,7 @@
         </w:numPr>
         <w:spacing w:after="0"/>
       </w:pPr>
+      <w:proofErr w:type="spellStart"/>
       <w:r>
         <w:rPr>
           <w:rFonts w:ascii="Consolas" w:eastAsiaTheme="minorHAnsi" w:hAnsi="Consolas" w:cs="Consolas"/>
@@ -13134,6 +14433,7 @@
         </w:rPr>
         <w:t>HelpdeskEmailAddress</w:t>
       </w:r>
+      <w:proofErr w:type="spellEnd"/>
       <w:r>
         <w:t xml:space="preserve"> – email displayed to the users to contact for help</w:t>
       </w:r>
@@ -13150,14 +14450,25 @@
           <w:rFonts w:ascii="Calibri" w:eastAsia="Times New Roman" w:hAnsi="Calibri" w:cs="Calibri"/>
         </w:rPr>
       </w:pPr>
-      <w:r>
-        <w:rPr>
-          <w:rFonts w:ascii="Consolas" w:eastAsiaTheme="minorHAnsi" w:hAnsi="Consolas" w:cs="Consolas"/>
-          <w:color w:val="0000FF"/>
-          <w:sz w:val="19"/>
-          <w:szCs w:val="19"/>
-        </w:rPr>
-        <w:t xml:space="preserve">EmailOnFailureOnly </w:t>
+      <w:proofErr w:type="spellStart"/>
+      <w:r>
+        <w:rPr>
+          <w:rFonts w:ascii="Consolas" w:eastAsiaTheme="minorHAnsi" w:hAnsi="Consolas" w:cs="Consolas"/>
+          <w:color w:val="0000FF"/>
+          <w:sz w:val="19"/>
+          <w:szCs w:val="19"/>
+        </w:rPr>
+        <w:t>EmailOnFailureOnly</w:t>
+      </w:r>
+      <w:proofErr w:type="spellEnd"/>
+      <w:r>
+        <w:rPr>
+          <w:rFonts w:ascii="Consolas" w:eastAsiaTheme="minorHAnsi" w:hAnsi="Consolas" w:cs="Consolas"/>
+          <w:color w:val="0000FF"/>
+          <w:sz w:val="19"/>
+          <w:szCs w:val="19"/>
+        </w:rPr>
+        <w:t xml:space="preserve"> </w:t>
       </w:r>
       <w:r>
         <w:rPr>
@@ -13186,14 +14497,25 @@
           <w:rFonts w:ascii="Calibri" w:eastAsia="Times New Roman" w:hAnsi="Calibri" w:cs="Calibri"/>
         </w:rPr>
       </w:pPr>
-      <w:r>
-        <w:rPr>
-          <w:rFonts w:ascii="Consolas" w:eastAsiaTheme="minorHAnsi" w:hAnsi="Consolas" w:cs="Consolas"/>
-          <w:color w:val="0000FF"/>
-          <w:sz w:val="19"/>
-          <w:szCs w:val="19"/>
-        </w:rPr>
-        <w:t xml:space="preserve">SendEmailTo </w:t>
+      <w:proofErr w:type="spellStart"/>
+      <w:r>
+        <w:rPr>
+          <w:rFonts w:ascii="Consolas" w:eastAsiaTheme="minorHAnsi" w:hAnsi="Consolas" w:cs="Consolas"/>
+          <w:color w:val="0000FF"/>
+          <w:sz w:val="19"/>
+          <w:szCs w:val="19"/>
+        </w:rPr>
+        <w:t>SendEmailTo</w:t>
+      </w:r>
+      <w:proofErr w:type="spellEnd"/>
+      <w:r>
+        <w:rPr>
+          <w:rFonts w:ascii="Consolas" w:eastAsiaTheme="minorHAnsi" w:hAnsi="Consolas" w:cs="Consolas"/>
+          <w:color w:val="0000FF"/>
+          <w:sz w:val="19"/>
+          <w:szCs w:val="19"/>
+        </w:rPr>
+        <w:t xml:space="preserve"> </w:t>
       </w:r>
       <w:r>
         <w:rPr>
@@ -13228,6 +14550,7 @@
           <w:numId w:val="27"/>
         </w:numPr>
       </w:pPr>
+      <w:proofErr w:type="spellStart"/>
       <w:r>
         <w:rPr>
           <w:rFonts w:ascii="Consolas" w:eastAsiaTheme="minorHAnsi" w:hAnsi="Consolas" w:cs="Consolas"/>
@@ -13237,6 +14560,7 @@
         </w:rPr>
         <w:t>elmah</w:t>
       </w:r>
+      <w:proofErr w:type="spellEnd"/>
       <w:r>
         <w:t xml:space="preserve"> section</w:t>
       </w:r>
@@ -13256,6 +14580,7 @@
         </w:rPr>
         <w:t xml:space="preserve">in </w:t>
       </w:r>
+      <w:proofErr w:type="spellStart"/>
       <w:r>
         <w:rPr>
           <w:rFonts w:ascii="Consolas" w:eastAsiaTheme="minorHAnsi" w:hAnsi="Consolas" w:cs="Consolas"/>
@@ -13265,12 +14590,14 @@
         </w:rPr>
         <w:t>errorLog</w:t>
       </w:r>
+      <w:proofErr w:type="spellEnd"/>
       <w:r>
         <w:rPr>
           <w:rFonts w:ascii="Calibri" w:eastAsia="Times New Roman" w:hAnsi="Calibri" w:cs="Calibri"/>
         </w:rPr>
         <w:t xml:space="preserve"> setting,  update the </w:t>
       </w:r>
+      <w:proofErr w:type="spellStart"/>
       <w:r>
         <w:rPr>
           <w:rFonts w:ascii="Consolas" w:eastAsiaTheme="minorHAnsi" w:hAnsi="Consolas" w:cs="Consolas"/>
@@ -13280,6 +14607,7 @@
         </w:rPr>
         <w:t>connectionString</w:t>
       </w:r>
+      <w:proofErr w:type="spellEnd"/>
       <w:r>
         <w:rPr>
           <w:rFonts w:ascii="Calibri" w:eastAsia="Times New Roman" w:hAnsi="Calibri" w:cs="Calibri"/>
@@ -13320,7 +14648,15 @@
         <w:t xml:space="preserve">oth) </w:t>
       </w:r>
       <w:r>
-        <w:t>AD Sync - App.Config Customization</w:t>
+        <w:t xml:space="preserve">AD Sync - </w:t>
+      </w:r>
+      <w:proofErr w:type="spellStart"/>
+      <w:r>
+        <w:t>App.Config</w:t>
+      </w:r>
+      <w:proofErr w:type="spellEnd"/>
+      <w:r>
+        <w:t xml:space="preserve"> Customization</w:t>
       </w:r>
       <w:bookmarkEnd w:id="81"/>
     </w:p>
@@ -13333,6 +14669,7 @@
         </w:numPr>
         <w:spacing w:after="0"/>
       </w:pPr>
+      <w:proofErr w:type="spellStart"/>
       <w:r>
         <w:rPr>
           <w:rFonts w:ascii="Consolas" w:eastAsiaTheme="minorHAnsi" w:hAnsi="Consolas" w:cs="Consolas"/>
@@ -13342,6 +14679,7 @@
         </w:rPr>
         <w:t>connectionStrings</w:t>
       </w:r>
+      <w:proofErr w:type="spellEnd"/>
       <w:r>
         <w:rPr>
           <w:rFonts w:ascii="Calibri" w:eastAsia="Times New Roman" w:hAnsi="Calibri" w:cs="Calibri"/>
@@ -13358,6 +14696,7 @@
         </w:numPr>
         <w:spacing w:after="0"/>
       </w:pPr>
+      <w:proofErr w:type="spellStart"/>
       <w:r>
         <w:rPr>
           <w:rFonts w:ascii="Consolas" w:eastAsiaTheme="minorHAnsi" w:hAnsi="Consolas" w:cs="Consolas"/>
@@ -13367,6 +14706,7 @@
         </w:rPr>
         <w:t>genTracEntities</w:t>
       </w:r>
+      <w:proofErr w:type="spellEnd"/>
     </w:p>
     <w:p>
       <w:pPr>
@@ -13388,7 +14728,21 @@
         <w:rPr>
           <w:rFonts w:ascii="Calibri" w:eastAsia="Times New Roman" w:hAnsi="Calibri" w:cs="Calibri"/>
         </w:rPr>
-        <w:t>: PTM / genTrac database connection string</w:t>
+        <w:t xml:space="preserve">: PTM / </w:t>
+      </w:r>
+      <w:proofErr w:type="spellStart"/>
+      <w:r>
+        <w:rPr>
+          <w:rFonts w:ascii="Calibri" w:eastAsia="Times New Roman" w:hAnsi="Calibri" w:cs="Calibri"/>
+        </w:rPr>
+        <w:t>genTrac</w:t>
+      </w:r>
+      <w:proofErr w:type="spellEnd"/>
+      <w:r>
+        <w:rPr>
+          <w:rFonts w:ascii="Calibri" w:eastAsia="Times New Roman" w:hAnsi="Calibri" w:cs="Calibri"/>
+        </w:rPr>
+        <w:t xml:space="preserve"> database connection string</w:t>
       </w:r>
     </w:p>
     <w:p>
@@ -13441,20 +14795,45 @@
         </w:numPr>
         <w:spacing w:after="0"/>
       </w:pPr>
-      <w:r>
-        <w:rPr>
-          <w:rFonts w:ascii="Consolas" w:eastAsiaTheme="minorHAnsi" w:hAnsi="Consolas" w:cs="Consolas"/>
-          <w:color w:val="0000FF"/>
-          <w:sz w:val="19"/>
-          <w:szCs w:val="19"/>
-        </w:rPr>
-        <w:t xml:space="preserve">GenBoeEntities </w:t>
-      </w:r>
-      <w:r>
-        <w:rPr>
-          <w:rFonts w:ascii="Calibri" w:eastAsia="Times New Roman" w:hAnsi="Calibri" w:cs="Calibri"/>
-        </w:rPr>
-        <w:t>– GenBOE database connection string</w:t>
+      <w:proofErr w:type="spellStart"/>
+      <w:r>
+        <w:rPr>
+          <w:rFonts w:ascii="Consolas" w:eastAsiaTheme="minorHAnsi" w:hAnsi="Consolas" w:cs="Consolas"/>
+          <w:color w:val="0000FF"/>
+          <w:sz w:val="19"/>
+          <w:szCs w:val="19"/>
+        </w:rPr>
+        <w:t>GenBoeEntities</w:t>
+      </w:r>
+      <w:proofErr w:type="spellEnd"/>
+      <w:r>
+        <w:rPr>
+          <w:rFonts w:ascii="Consolas" w:eastAsiaTheme="minorHAnsi" w:hAnsi="Consolas" w:cs="Consolas"/>
+          <w:color w:val="0000FF"/>
+          <w:sz w:val="19"/>
+          <w:szCs w:val="19"/>
+        </w:rPr>
+        <w:t xml:space="preserve"> </w:t>
+      </w:r>
+      <w:r>
+        <w:rPr>
+          <w:rFonts w:ascii="Calibri" w:eastAsia="Times New Roman" w:hAnsi="Calibri" w:cs="Calibri"/>
+        </w:rPr>
+        <w:t xml:space="preserve">– </w:t>
+      </w:r>
+      <w:proofErr w:type="spellStart"/>
+      <w:r>
+        <w:rPr>
+          <w:rFonts w:ascii="Calibri" w:eastAsia="Times New Roman" w:hAnsi="Calibri" w:cs="Calibri"/>
+        </w:rPr>
+        <w:t>GenBOE</w:t>
+      </w:r>
+      <w:proofErr w:type="spellEnd"/>
+      <w:r>
+        <w:rPr>
+          <w:rFonts w:ascii="Calibri" w:eastAsia="Times New Roman" w:hAnsi="Calibri" w:cs="Calibri"/>
+        </w:rPr>
+        <w:t xml:space="preserve"> database connection string</w:t>
       </w:r>
     </w:p>
     <w:p>
@@ -13466,6 +14845,7 @@
         </w:numPr>
         <w:spacing w:after="0"/>
       </w:pPr>
+      <w:proofErr w:type="spellStart"/>
       <w:r>
         <w:rPr>
           <w:rFonts w:ascii="Consolas" w:eastAsiaTheme="minorHAnsi" w:hAnsi="Consolas" w:cs="Consolas"/>
@@ -13475,6 +14855,7 @@
         </w:rPr>
         <w:t>appSettings</w:t>
       </w:r>
+      <w:proofErr w:type="spellEnd"/>
       <w:r>
         <w:rPr>
           <w:rFonts w:ascii="Calibri" w:eastAsia="Times New Roman" w:hAnsi="Calibri" w:cs="Calibri"/>
@@ -13513,6 +14894,7 @@
           <w:rFonts w:ascii="Calibri" w:eastAsia="Times New Roman" w:hAnsi="Calibri" w:cs="Calibri"/>
         </w:rPr>
       </w:pPr>
+      <w:proofErr w:type="spellStart"/>
       <w:r>
         <w:rPr>
           <w:rFonts w:ascii="Consolas" w:eastAsiaTheme="minorHAnsi" w:hAnsi="Consolas" w:cs="Consolas"/>
@@ -13522,6 +14904,7 @@
         </w:rPr>
         <w:t>ActiveDirectoryPath</w:t>
       </w:r>
+      <w:proofErr w:type="spellEnd"/>
       <w:r>
         <w:t xml:space="preserve"> </w:t>
       </w:r>
@@ -13541,6 +14924,7 @@
         </w:numPr>
         <w:spacing w:after="0"/>
       </w:pPr>
+      <w:proofErr w:type="spellStart"/>
       <w:r>
         <w:rPr>
           <w:rFonts w:ascii="Consolas" w:eastAsiaTheme="minorHAnsi" w:hAnsi="Consolas" w:cs="Consolas"/>
@@ -13550,6 +14934,7 @@
         </w:rPr>
         <w:t>LMIProxy</w:t>
       </w:r>
+      <w:proofErr w:type="spellEnd"/>
       <w:r>
         <w:t xml:space="preserve"> – proxy server used to connect to the network</w:t>
       </w:r>
@@ -13563,6 +14948,7 @@
         </w:numPr>
         <w:spacing w:after="0"/>
       </w:pPr>
+      <w:proofErr w:type="spellStart"/>
       <w:r>
         <w:rPr>
           <w:rFonts w:ascii="Consolas" w:eastAsiaTheme="minorHAnsi" w:hAnsi="Consolas" w:cs="Consolas"/>
@@ -13572,6 +14958,7 @@
         </w:rPr>
         <w:t>CompanyConfiguration</w:t>
       </w:r>
+      <w:proofErr w:type="spellEnd"/>
     </w:p>
     <w:p>
       <w:pPr>
@@ -13599,6 +14986,7 @@
         </w:rPr>
         <w:t xml:space="preserve">: set to </w:t>
       </w:r>
+      <w:proofErr w:type="spellStart"/>
       <w:r>
         <w:rPr>
           <w:rFonts w:ascii="Consolas" w:eastAsiaTheme="minorHAnsi" w:hAnsi="Consolas" w:cs="Consolas"/>
@@ -13608,6 +14996,7 @@
         </w:rPr>
         <w:t>SpaceSystems</w:t>
       </w:r>
+      <w:proofErr w:type="spellEnd"/>
       <w:r>
         <w:rPr>
           <w:rFonts w:ascii="Calibri" w:eastAsia="Times New Roman" w:hAnsi="Calibri" w:cs="Calibri"/>
@@ -13664,6 +15053,7 @@
           <w:rFonts w:ascii="Calibri" w:eastAsia="Times New Roman" w:hAnsi="Calibri" w:cs="Calibri"/>
         </w:rPr>
       </w:pPr>
+      <w:proofErr w:type="spellStart"/>
       <w:r>
         <w:rPr>
           <w:rFonts w:ascii="Consolas" w:eastAsiaTheme="minorHAnsi" w:hAnsi="Consolas" w:cs="Consolas"/>
@@ -13673,6 +15063,7 @@
         </w:rPr>
         <w:t>PtmAuthGroups</w:t>
       </w:r>
+      <w:proofErr w:type="spellEnd"/>
     </w:p>
     <w:p>
       <w:pPr>
@@ -13765,6 +15156,7 @@
           <w:rFonts w:ascii="Calibri" w:eastAsia="Times New Roman" w:hAnsi="Calibri" w:cs="Calibri"/>
         </w:rPr>
       </w:pPr>
+      <w:proofErr w:type="spellStart"/>
       <w:r>
         <w:rPr>
           <w:rFonts w:ascii="Consolas" w:eastAsiaTheme="minorHAnsi" w:hAnsi="Consolas" w:cs="Consolas"/>
@@ -13774,6 +15166,7 @@
         </w:rPr>
         <w:t>system.web</w:t>
       </w:r>
+      <w:proofErr w:type="spellEnd"/>
       <w:r>
         <w:rPr>
           <w:rFonts w:ascii="Consolas" w:eastAsiaTheme="minorHAnsi" w:hAnsi="Consolas" w:cs="Consolas"/>
@@ -13849,7 +15242,21 @@
         <w:rPr>
           <w:rFonts w:ascii="Calibri" w:eastAsia="Times New Roman" w:hAnsi="Calibri" w:cs="Calibri"/>
         </w:rPr>
-        <w:t xml:space="preserve"> – all AD groups allowed to access the GenBOE application</w:t>
+        <w:t xml:space="preserve"> – all AD groups allowed to access the </w:t>
+      </w:r>
+      <w:proofErr w:type="spellStart"/>
+      <w:r>
+        <w:rPr>
+          <w:rFonts w:ascii="Calibri" w:eastAsia="Times New Roman" w:hAnsi="Calibri" w:cs="Calibri"/>
+        </w:rPr>
+        <w:t>GenBOE</w:t>
+      </w:r>
+      <w:proofErr w:type="spellEnd"/>
+      <w:r>
+        <w:rPr>
+          <w:rFonts w:ascii="Calibri" w:eastAsia="Times New Roman" w:hAnsi="Calibri" w:cs="Calibri"/>
+        </w:rPr>
+        <w:t xml:space="preserve"> application</w:t>
       </w:r>
     </w:p>
     <w:p>
@@ -13860,6 +15267,7 @@
           <w:numId w:val="32"/>
         </w:numPr>
       </w:pPr>
+      <w:proofErr w:type="spellStart"/>
       <w:r>
         <w:rPr>
           <w:rFonts w:ascii="Consolas" w:eastAsiaTheme="minorHAnsi" w:hAnsi="Consolas" w:cs="Consolas"/>
@@ -13869,6 +15277,7 @@
         </w:rPr>
         <w:t>elmah</w:t>
       </w:r>
+      <w:proofErr w:type="spellEnd"/>
       <w:r>
         <w:t xml:space="preserve"> section</w:t>
       </w:r>
@@ -13893,6 +15302,7 @@
         </w:rPr>
         <w:t xml:space="preserve">in </w:t>
       </w:r>
+      <w:proofErr w:type="spellStart"/>
       <w:r>
         <w:rPr>
           <w:rFonts w:ascii="Consolas" w:eastAsiaTheme="minorHAnsi" w:hAnsi="Consolas" w:cs="Consolas"/>
@@ -13902,12 +15312,14 @@
         </w:rPr>
         <w:t>errorLog</w:t>
       </w:r>
+      <w:proofErr w:type="spellEnd"/>
       <w:r>
         <w:rPr>
           <w:rFonts w:ascii="Calibri" w:eastAsia="Times New Roman" w:hAnsi="Calibri" w:cs="Calibri"/>
         </w:rPr>
         <w:t xml:space="preserve"> setting,  update the </w:t>
       </w:r>
+      <w:proofErr w:type="spellStart"/>
       <w:r>
         <w:rPr>
           <w:rFonts w:ascii="Consolas" w:eastAsiaTheme="minorHAnsi" w:hAnsi="Consolas" w:cs="Consolas"/>
@@ -13917,6 +15329,7 @@
         </w:rPr>
         <w:t>connectionString</w:t>
       </w:r>
+      <w:proofErr w:type="spellEnd"/>
       <w:r>
         <w:rPr>
           <w:rFonts w:ascii="Calibri" w:eastAsia="Times New Roman" w:hAnsi="Calibri" w:cs="Calibri"/>
@@ -13974,7 +15387,15 @@
         <w:t xml:space="preserve">e) </w:t>
       </w:r>
       <w:r>
-        <w:t>PTM Emailer - App.Config Customization</w:t>
+        <w:t xml:space="preserve">PTM Emailer - </w:t>
+      </w:r>
+      <w:proofErr w:type="spellStart"/>
+      <w:r>
+        <w:t>App.Config</w:t>
+      </w:r>
+      <w:proofErr w:type="spellEnd"/>
+      <w:r>
+        <w:t xml:space="preserve"> Customization</w:t>
       </w:r>
       <w:bookmarkEnd w:id="82"/>
       <w:bookmarkEnd w:id="83"/>
@@ -13988,6 +15409,7 @@
         </w:numPr>
         <w:spacing w:after="0"/>
       </w:pPr>
+      <w:proofErr w:type="spellStart"/>
       <w:r>
         <w:rPr>
           <w:rFonts w:ascii="Consolas" w:eastAsiaTheme="minorHAnsi" w:hAnsi="Consolas" w:cs="Consolas"/>
@@ -13997,6 +15419,7 @@
         </w:rPr>
         <w:t>connectionStrings</w:t>
       </w:r>
+      <w:proofErr w:type="spellEnd"/>
       <w:r>
         <w:rPr>
           <w:rFonts w:ascii="Calibri" w:eastAsia="Times New Roman" w:hAnsi="Calibri" w:cs="Calibri"/>
@@ -14013,14 +15436,25 @@
         </w:numPr>
         <w:spacing w:after="0"/>
       </w:pPr>
-      <w:r>
-        <w:rPr>
-          <w:rFonts w:ascii="Consolas" w:eastAsiaTheme="minorHAnsi" w:hAnsi="Consolas" w:cs="Consolas"/>
-          <w:color w:val="0000FF"/>
-          <w:sz w:val="19"/>
-          <w:szCs w:val="19"/>
-        </w:rPr>
-        <w:t xml:space="preserve">genTracEntities </w:t>
+      <w:proofErr w:type="spellStart"/>
+      <w:r>
+        <w:rPr>
+          <w:rFonts w:ascii="Consolas" w:eastAsiaTheme="minorHAnsi" w:hAnsi="Consolas" w:cs="Consolas"/>
+          <w:color w:val="0000FF"/>
+          <w:sz w:val="19"/>
+          <w:szCs w:val="19"/>
+        </w:rPr>
+        <w:t>genTracEntities</w:t>
+      </w:r>
+      <w:proofErr w:type="spellEnd"/>
+      <w:r>
+        <w:rPr>
+          <w:rFonts w:ascii="Consolas" w:eastAsiaTheme="minorHAnsi" w:hAnsi="Consolas" w:cs="Consolas"/>
+          <w:color w:val="0000FF"/>
+          <w:sz w:val="19"/>
+          <w:szCs w:val="19"/>
+        </w:rPr>
+        <w:t xml:space="preserve"> </w:t>
       </w:r>
       <w:r>
         <w:rPr>
@@ -14038,6 +15472,7 @@
         </w:numPr>
         <w:spacing w:after="0"/>
       </w:pPr>
+      <w:proofErr w:type="spellStart"/>
       <w:r>
         <w:rPr>
           <w:rFonts w:ascii="Consolas" w:eastAsiaTheme="minorHAnsi" w:hAnsi="Consolas" w:cs="Consolas"/>
@@ -14047,6 +15482,7 @@
         </w:rPr>
         <w:t>appSettings</w:t>
       </w:r>
+      <w:proofErr w:type="spellEnd"/>
       <w:r>
         <w:rPr>
           <w:rFonts w:ascii="Calibri" w:eastAsia="Times New Roman" w:hAnsi="Calibri" w:cs="Calibri"/>
@@ -14066,6 +15502,7 @@
           <w:rFonts w:ascii="Calibri" w:eastAsia="Times New Roman" w:hAnsi="Calibri" w:cs="Calibri"/>
         </w:rPr>
       </w:pPr>
+      <w:proofErr w:type="spellStart"/>
       <w:r>
         <w:rPr>
           <w:rFonts w:ascii="Consolas" w:eastAsiaTheme="minorHAnsi" w:hAnsi="Consolas" w:cs="Consolas"/>
@@ -14075,6 +15512,7 @@
         </w:rPr>
         <w:t>EmailServer</w:t>
       </w:r>
+      <w:proofErr w:type="spellEnd"/>
       <w:r>
         <w:t xml:space="preserve"> </w:t>
       </w:r>
@@ -14097,6 +15535,7 @@
           <w:rFonts w:ascii="Calibri" w:eastAsia="Times New Roman" w:hAnsi="Calibri" w:cs="Calibri"/>
         </w:rPr>
       </w:pPr>
+      <w:proofErr w:type="spellStart"/>
       <w:r>
         <w:rPr>
           <w:rFonts w:ascii="Consolas" w:eastAsiaTheme="minorHAnsi" w:hAnsi="Consolas" w:cs="Consolas"/>
@@ -14106,6 +15545,7 @@
         </w:rPr>
         <w:t>ServerURL</w:t>
       </w:r>
+      <w:proofErr w:type="spellEnd"/>
       <w:r>
         <w:rPr>
           <w:rFonts w:eastAsiaTheme="minorHAnsi" w:cs="Consolas"/>
@@ -14126,6 +15566,7 @@
         </w:numPr>
         <w:spacing w:after="0"/>
       </w:pPr>
+      <w:proofErr w:type="spellStart"/>
       <w:r>
         <w:rPr>
           <w:rFonts w:ascii="Consolas" w:eastAsiaTheme="minorHAnsi" w:hAnsi="Consolas" w:cs="Consolas"/>
@@ -14135,6 +15576,7 @@
         </w:rPr>
         <w:t>HelpdeskEmailAddress</w:t>
       </w:r>
+      <w:proofErr w:type="spellEnd"/>
       <w:r>
         <w:t xml:space="preserve"> – email displayed to the users to contact for help</w:t>
       </w:r>
@@ -14147,6 +15589,7 @@
           <w:numId w:val="25"/>
         </w:numPr>
       </w:pPr>
+      <w:proofErr w:type="spellStart"/>
       <w:r>
         <w:rPr>
           <w:rFonts w:ascii="Consolas" w:eastAsiaTheme="minorHAnsi" w:hAnsi="Consolas" w:cs="Consolas"/>
@@ -14156,6 +15599,7 @@
         </w:rPr>
         <w:t>elmah</w:t>
       </w:r>
+      <w:proofErr w:type="spellEnd"/>
       <w:r>
         <w:t xml:space="preserve"> section</w:t>
       </w:r>
@@ -14175,6 +15619,7 @@
         </w:rPr>
         <w:t xml:space="preserve">in </w:t>
       </w:r>
+      <w:proofErr w:type="spellStart"/>
       <w:r>
         <w:rPr>
           <w:rFonts w:ascii="Consolas" w:eastAsiaTheme="minorHAnsi" w:hAnsi="Consolas" w:cs="Consolas"/>
@@ -14184,12 +15629,14 @@
         </w:rPr>
         <w:t>errorLog</w:t>
       </w:r>
+      <w:proofErr w:type="spellEnd"/>
       <w:r>
         <w:rPr>
           <w:rFonts w:ascii="Calibri" w:eastAsia="Times New Roman" w:hAnsi="Calibri" w:cs="Calibri"/>
         </w:rPr>
         <w:t xml:space="preserve"> setting,  update the </w:t>
       </w:r>
+      <w:proofErr w:type="spellStart"/>
       <w:r>
         <w:rPr>
           <w:rFonts w:ascii="Consolas" w:eastAsiaTheme="minorHAnsi" w:hAnsi="Consolas" w:cs="Consolas"/>
@@ -14199,6 +15646,7 @@
         </w:rPr>
         <w:t>connectionString</w:t>
       </w:r>
+      <w:proofErr w:type="spellEnd"/>
       <w:r>
         <w:rPr>
           <w:rFonts w:ascii="Calibri" w:eastAsia="Times New Roman" w:hAnsi="Calibri" w:cs="Calibri"/>
@@ -14240,7 +15688,15 @@
         <w:t xml:space="preserve">e) </w:t>
       </w:r>
       <w:r>
-        <w:t>RDM Data Replication - App.Config Customization</w:t>
+        <w:t xml:space="preserve">RDM Data Replication - </w:t>
+      </w:r>
+      <w:proofErr w:type="spellStart"/>
+      <w:r>
+        <w:t>App.Config</w:t>
+      </w:r>
+      <w:proofErr w:type="spellEnd"/>
+      <w:r>
+        <w:t xml:space="preserve"> Customization</w:t>
       </w:r>
       <w:bookmarkEnd w:id="84"/>
       <w:bookmarkEnd w:id="85"/>
@@ -14254,6 +15710,7 @@
         </w:numPr>
         <w:spacing w:after="0"/>
       </w:pPr>
+      <w:proofErr w:type="spellStart"/>
       <w:r>
         <w:rPr>
           <w:rFonts w:ascii="Consolas" w:eastAsiaTheme="minorHAnsi" w:hAnsi="Consolas" w:cs="Consolas"/>
@@ -14263,6 +15720,7 @@
         </w:rPr>
         <w:t>connectionStrings</w:t>
       </w:r>
+      <w:proofErr w:type="spellEnd"/>
       <w:r>
         <w:rPr>
           <w:rFonts w:ascii="Calibri" w:eastAsia="Times New Roman" w:hAnsi="Calibri" w:cs="Calibri"/>
@@ -14279,14 +15737,25 @@
         </w:numPr>
         <w:spacing w:after="0"/>
       </w:pPr>
-      <w:r>
-        <w:rPr>
-          <w:rFonts w:ascii="Consolas" w:eastAsiaTheme="minorHAnsi" w:hAnsi="Consolas" w:cs="Consolas"/>
-          <w:color w:val="0000FF"/>
-          <w:sz w:val="19"/>
-          <w:szCs w:val="19"/>
-        </w:rPr>
-        <w:t xml:space="preserve">IESEntities </w:t>
+      <w:proofErr w:type="spellStart"/>
+      <w:r>
+        <w:rPr>
+          <w:rFonts w:ascii="Consolas" w:eastAsiaTheme="minorHAnsi" w:hAnsi="Consolas" w:cs="Consolas"/>
+          <w:color w:val="0000FF"/>
+          <w:sz w:val="19"/>
+          <w:szCs w:val="19"/>
+        </w:rPr>
+        <w:t>IESEntities</w:t>
+      </w:r>
+      <w:proofErr w:type="spellEnd"/>
+      <w:r>
+        <w:rPr>
+          <w:rFonts w:ascii="Consolas" w:eastAsiaTheme="minorHAnsi" w:hAnsi="Consolas" w:cs="Consolas"/>
+          <w:color w:val="0000FF"/>
+          <w:sz w:val="19"/>
+          <w:szCs w:val="19"/>
+        </w:rPr>
+        <w:t xml:space="preserve"> </w:t>
       </w:r>
       <w:r>
         <w:rPr>
@@ -14304,6 +15773,7 @@
         </w:numPr>
         <w:spacing w:after="0"/>
       </w:pPr>
+      <w:proofErr w:type="spellStart"/>
       <w:r>
         <w:rPr>
           <w:rFonts w:ascii="Consolas" w:eastAsiaTheme="minorHAnsi" w:hAnsi="Consolas" w:cs="Consolas"/>
@@ -14313,6 +15783,7 @@
         </w:rPr>
         <w:t>appSettings</w:t>
       </w:r>
+      <w:proofErr w:type="spellEnd"/>
       <w:r>
         <w:rPr>
           <w:rFonts w:ascii="Calibri" w:eastAsia="Times New Roman" w:hAnsi="Calibri" w:cs="Calibri"/>
@@ -14332,6 +15803,7 @@
           <w:rFonts w:ascii="Calibri" w:eastAsia="Times New Roman" w:hAnsi="Calibri" w:cs="Calibri"/>
         </w:rPr>
       </w:pPr>
+      <w:proofErr w:type="spellStart"/>
       <w:r>
         <w:rPr>
           <w:rFonts w:ascii="Consolas" w:eastAsiaTheme="minorHAnsi" w:hAnsi="Consolas" w:cs="Consolas"/>
@@ -14341,6 +15813,7 @@
         </w:rPr>
         <w:t>EmailServer</w:t>
       </w:r>
+      <w:proofErr w:type="spellEnd"/>
       <w:r>
         <w:t xml:space="preserve"> </w:t>
       </w:r>
@@ -14363,14 +15836,25 @@
           <w:rFonts w:ascii="Calibri" w:eastAsia="Times New Roman" w:hAnsi="Calibri" w:cs="Calibri"/>
         </w:rPr>
       </w:pPr>
-      <w:r>
-        <w:rPr>
-          <w:rFonts w:ascii="Consolas" w:eastAsiaTheme="minorHAnsi" w:hAnsi="Consolas" w:cs="Consolas"/>
-          <w:color w:val="0000FF"/>
-          <w:sz w:val="19"/>
-          <w:szCs w:val="19"/>
-        </w:rPr>
-        <w:t xml:space="preserve">EmailDistributionList </w:t>
+      <w:proofErr w:type="spellStart"/>
+      <w:r>
+        <w:rPr>
+          <w:rFonts w:ascii="Consolas" w:eastAsiaTheme="minorHAnsi" w:hAnsi="Consolas" w:cs="Consolas"/>
+          <w:color w:val="0000FF"/>
+          <w:sz w:val="19"/>
+          <w:szCs w:val="19"/>
+        </w:rPr>
+        <w:t>EmailDistributionList</w:t>
+      </w:r>
+      <w:proofErr w:type="spellEnd"/>
+      <w:r>
+        <w:rPr>
+          <w:rFonts w:ascii="Consolas" w:eastAsiaTheme="minorHAnsi" w:hAnsi="Consolas" w:cs="Consolas"/>
+          <w:color w:val="0000FF"/>
+          <w:sz w:val="19"/>
+          <w:szCs w:val="19"/>
+        </w:rPr>
+        <w:t xml:space="preserve"> </w:t>
       </w:r>
       <w:r>
         <w:rPr>
@@ -14388,6 +15872,7 @@
         </w:numPr>
         <w:spacing w:after="0"/>
       </w:pPr>
+      <w:proofErr w:type="spellStart"/>
       <w:r>
         <w:rPr>
           <w:rFonts w:ascii="Consolas" w:eastAsiaTheme="minorHAnsi" w:hAnsi="Consolas" w:cs="Consolas"/>
@@ -14397,6 +15882,7 @@
         </w:rPr>
         <w:t>HelpdeskEmailAddress</w:t>
       </w:r>
+      <w:proofErr w:type="spellEnd"/>
       <w:r>
         <w:t xml:space="preserve"> – email displayed to the users to contact for help</w:t>
       </w:r>
@@ -14410,6 +15896,7 @@
         </w:numPr>
         <w:spacing w:after="0"/>
       </w:pPr>
+      <w:proofErr w:type="spellStart"/>
       <w:r>
         <w:rPr>
           <w:rFonts w:ascii="Consolas" w:eastAsiaTheme="minorHAnsi" w:hAnsi="Consolas" w:cs="Consolas"/>
@@ -14419,6 +15906,7 @@
         </w:rPr>
         <w:t>RdmSearchFolder</w:t>
       </w:r>
+      <w:proofErr w:type="spellEnd"/>
       <w:r>
         <w:t xml:space="preserve"> – the account has to have full access to this folder; the folder has to exist ahead of time; this is where the security will place files once they are moved from unclassified location; </w:t>
       </w:r>
@@ -14432,6 +15920,7 @@
         </w:numPr>
         <w:spacing w:after="0"/>
       </w:pPr>
+      <w:proofErr w:type="spellStart"/>
       <w:r>
         <w:rPr>
           <w:rFonts w:ascii="Consolas" w:eastAsiaTheme="minorHAnsi" w:hAnsi="Consolas" w:cs="Consolas"/>
@@ -14441,6 +15930,7 @@
         </w:rPr>
         <w:t>RdmArchiveFolder</w:t>
       </w:r>
+      <w:proofErr w:type="spellEnd"/>
       <w:r>
         <w:t xml:space="preserve"> – the account has to have full access to this folder; the folder has to exist ahead of time; suggested location would be an “Archive” folder in the folder above</w:t>
       </w:r>
@@ -14457,17 +15947,36 @@
           <w:sz w:val="20"/>
         </w:rPr>
       </w:pPr>
-      <w:r>
-        <w:rPr>
-          <w:rFonts w:ascii="Consolas" w:eastAsiaTheme="minorHAnsi" w:hAnsi="Consolas" w:cs="Consolas"/>
-          <w:color w:val="0000FF"/>
-          <w:sz w:val="19"/>
-          <w:szCs w:val="19"/>
-        </w:rPr>
-        <w:t xml:space="preserve">RdmClearRevisionCacheUrl </w:t>
-      </w:r>
-      <w:r>
-        <w:t xml:space="preserve">– URL of the RDM application, pointing to a specific view; pattern of what it needs to be set to (where RdmURL represents the URL of the application) is : </w:t>
+      <w:proofErr w:type="spellStart"/>
+      <w:r>
+        <w:rPr>
+          <w:rFonts w:ascii="Consolas" w:eastAsiaTheme="minorHAnsi" w:hAnsi="Consolas" w:cs="Consolas"/>
+          <w:color w:val="0000FF"/>
+          <w:sz w:val="19"/>
+          <w:szCs w:val="19"/>
+        </w:rPr>
+        <w:t>RdmClearRevisionCacheUrl</w:t>
+      </w:r>
+      <w:proofErr w:type="spellEnd"/>
+      <w:r>
+        <w:rPr>
+          <w:rFonts w:ascii="Consolas" w:eastAsiaTheme="minorHAnsi" w:hAnsi="Consolas" w:cs="Consolas"/>
+          <w:color w:val="0000FF"/>
+          <w:sz w:val="19"/>
+          <w:szCs w:val="19"/>
+        </w:rPr>
+        <w:t xml:space="preserve"> </w:t>
+      </w:r>
+      <w:r>
+        <w:t xml:space="preserve">– URL of the RDM application, pointing to a specific view; pattern of what it needs to be set to (where </w:t>
+      </w:r>
+      <w:proofErr w:type="spellStart"/>
+      <w:r>
+        <w:t>RdmURL</w:t>
+      </w:r>
+      <w:proofErr w:type="spellEnd"/>
+      <w:r>
+        <w:t xml:space="preserve"> represents the URL of the application) is : </w:t>
       </w:r>
       <w:r>
         <w:rPr>
@@ -14477,6 +15986,7 @@
         </w:rPr>
         <w:t>http(s)://</w:t>
       </w:r>
+      <w:proofErr w:type="spellStart"/>
       <w:r>
         <w:rPr>
           <w:rFonts w:ascii="Consolas" w:hAnsi="Consolas"/>
@@ -14485,14 +15995,25 @@
         </w:rPr>
         <w:t>RdmURL</w:t>
       </w:r>
+      <w:proofErr w:type="spellEnd"/>
       <w:r>
         <w:rPr>
           <w:rFonts w:ascii="Consolas" w:hAnsi="Consolas"/>
           <w:color w:val="984806" w:themeColor="accent6" w:themeShade="80"/>
           <w:sz w:val="18"/>
         </w:rPr>
-        <w:t>/Admin/ClearRevisionCache</w:t>
-      </w:r>
+        <w:t>/Admin/</w:t>
+      </w:r>
+      <w:proofErr w:type="spellStart"/>
+      <w:r>
+        <w:rPr>
+          <w:rFonts w:ascii="Consolas" w:hAnsi="Consolas"/>
+          <w:color w:val="984806" w:themeColor="accent6" w:themeShade="80"/>
+          <w:sz w:val="18"/>
+        </w:rPr>
+        <w:t>ClearRevisionCache</w:t>
+      </w:r>
+      <w:proofErr w:type="spellEnd"/>
       <w:r>
         <w:rPr>
           <w:sz w:val="20"/>
@@ -14518,6 +16039,7 @@
           <w:numId w:val="26"/>
         </w:numPr>
       </w:pPr>
+      <w:proofErr w:type="spellStart"/>
       <w:r>
         <w:rPr>
           <w:rFonts w:ascii="Consolas" w:eastAsiaTheme="minorHAnsi" w:hAnsi="Consolas" w:cs="Consolas"/>
@@ -14527,6 +16049,7 @@
         </w:rPr>
         <w:t>elmah</w:t>
       </w:r>
+      <w:proofErr w:type="spellEnd"/>
       <w:r>
         <w:t xml:space="preserve"> section</w:t>
       </w:r>
@@ -14546,6 +16069,7 @@
         </w:rPr>
         <w:t xml:space="preserve">in </w:t>
       </w:r>
+      <w:proofErr w:type="spellStart"/>
       <w:r>
         <w:rPr>
           <w:rFonts w:ascii="Consolas" w:eastAsiaTheme="minorHAnsi" w:hAnsi="Consolas" w:cs="Consolas"/>
@@ -14555,12 +16079,14 @@
         </w:rPr>
         <w:t>errorLog</w:t>
       </w:r>
+      <w:proofErr w:type="spellEnd"/>
       <w:r>
         <w:rPr>
           <w:rFonts w:ascii="Calibri" w:eastAsia="Times New Roman" w:hAnsi="Calibri" w:cs="Calibri"/>
         </w:rPr>
         <w:t xml:space="preserve"> setting,  update the </w:t>
       </w:r>
+      <w:proofErr w:type="spellStart"/>
       <w:r>
         <w:rPr>
           <w:rFonts w:ascii="Consolas" w:eastAsiaTheme="minorHAnsi" w:hAnsi="Consolas" w:cs="Consolas"/>
@@ -14570,6 +16096,7 @@
         </w:rPr>
         <w:t>connectionString</w:t>
       </w:r>
+      <w:proofErr w:type="spellEnd"/>
       <w:r>
         <w:rPr>
           <w:rFonts w:ascii="Calibri" w:eastAsia="Times New Roman" w:hAnsi="Calibri" w:cs="Calibri"/>
@@ -14858,7 +16385,6 @@
               <v:path gradientshapeok="t" o:connecttype="rect"/>
             </v:shapetype>
             <v:shape id="Text Box 5" o:spid="_x0000_s1028" type="#_x0000_t202" alt="Lockheed Martin Proprietary Information" style="position:absolute;left:0;text-align:left;margin-left:0;margin-top:.05pt;width:34.95pt;height:34.95pt;z-index:251662336;visibility:visible;mso-wrap-style:none;mso-wrap-distance-left:0;mso-wrap-distance-top:0;mso-wrap-distance-right:0;mso-wrap-distance-bottom:0;mso-position-horizontal:center;mso-position-horizontal-relative:text;mso-position-vertical:absolute;mso-position-vertical-relative:text;v-text-anchor:top" o:gfxdata="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" filled="f" stroked="f">
-              <v:fill o:detectmouseclick="t"/>
               <v:textbox style="mso-fit-shape-to-text:t" inset="0,0,0,0">
                 <w:txbxContent>
                   <w:p>
@@ -14996,7 +16522,6 @@
               <v:path gradientshapeok="t" o:connecttype="rect"/>
             </v:shapetype>
             <v:shape id="Text Box 6" o:spid="_x0000_s1029" type="#_x0000_t202" alt="Lockheed Martin Proprietary Information" style="position:absolute;left:0;text-align:left;margin-left:0;margin-top:.05pt;width:34.95pt;height:34.95pt;z-index:251663360;visibility:visible;mso-wrap-style:none;mso-wrap-distance-left:0;mso-wrap-distance-top:0;mso-wrap-distance-right:0;mso-wrap-distance-bottom:0;mso-position-horizontal:center;mso-position-horizontal-relative:text;mso-position-vertical:absolute;mso-position-vertical-relative:text;v-text-anchor:top" o:gfxdata="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" filled="f" stroked="f">
-              <v:fill o:detectmouseclick="t"/>
               <v:textbox style="mso-fit-shape-to-text:t" inset="0,0,0,0">
                 <w:txbxContent>
                   <w:p>
@@ -15140,7 +16665,6 @@
               <v:path gradientshapeok="t" o:connecttype="rect"/>
             </v:shapetype>
             <v:shape id="Text Box 4" o:spid="_x0000_s1031" type="#_x0000_t202" alt="Lockheed Martin Proprietary Information" style="position:absolute;left:0;text-align:left;margin-left:0;margin-top:.05pt;width:34.95pt;height:34.95pt;z-index:251661312;visibility:visible;mso-wrap-style:none;mso-wrap-distance-left:0;mso-wrap-distance-top:0;mso-wrap-distance-right:0;mso-wrap-distance-bottom:0;mso-position-horizontal:center;mso-position-horizontal-relative:text;mso-position-vertical:absolute;mso-position-vertical-relative:text;v-text-anchor:top" o:gfxdata="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" filled="f" stroked="f">
-              <v:fill o:detectmouseclick="t"/>
               <v:textbox style="mso-fit-shape-to-text:t" inset="0,0,0,0">
                 <w:txbxContent>
                   <w:p>
@@ -15495,7 +17019,6 @@
               <v:path gradientshapeok="t" o:connecttype="rect"/>
             </v:shapetype>
             <v:shape id="Text Box 2" o:spid="_x0000_s1026" type="#_x0000_t202" alt="Lockheed Martin Proprietary Information" style="position:absolute;left:0;text-align:left;margin-left:0;margin-top:.05pt;width:34.95pt;height:34.95pt;z-index:251659264;visibility:visible;mso-wrap-style:none;mso-wrap-distance-left:0;mso-wrap-distance-top:0;mso-wrap-distance-right:0;mso-wrap-distance-bottom:0;mso-position-horizontal:center;mso-position-horizontal-relative:text;mso-position-vertical:absolute;mso-position-vertical-relative:text;v-text-anchor:top" o:gfxdata="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" filled="f" stroked="f">
-              <v:fill o:detectmouseclick="t"/>
               <v:textbox style="mso-fit-shape-to-text:t" inset="0,0,0,0">
                 <w:txbxContent>
                   <w:p>
@@ -15633,7 +17156,6 @@
               <v:path gradientshapeok="t" o:connecttype="rect"/>
             </v:shapetype>
             <v:shape id="Text Box 3" o:spid="_x0000_s1027" type="#_x0000_t202" alt="Lockheed Martin Proprietary Information" style="position:absolute;left:0;text-align:left;margin-left:0;margin-top:.05pt;width:34.95pt;height:34.95pt;z-index:251660288;visibility:visible;mso-wrap-style:none;mso-wrap-distance-left:0;mso-wrap-distance-top:0;mso-wrap-distance-right:0;mso-wrap-distance-bottom:0;mso-position-horizontal:center;mso-position-horizontal-relative:text;mso-position-vertical:absolute;mso-position-vertical-relative:text;v-text-anchor:top" o:gfxdata="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" filled="f" stroked="f">
-              <v:fill o:detectmouseclick="t"/>
               <v:textbox style="mso-fit-shape-to-text:t" inset="0,0,0,0">
                 <w:txbxContent>
                   <w:p>
@@ -15771,7 +17293,6 @@
               <v:path gradientshapeok="t" o:connecttype="rect"/>
             </v:shapetype>
             <v:shape id="Text Box 1" o:spid="_x0000_s1030" type="#_x0000_t202" alt="Lockheed Martin Proprietary Information" style="position:absolute;left:0;text-align:left;margin-left:0;margin-top:.05pt;width:34.95pt;height:34.95pt;z-index:251658240;visibility:visible;mso-wrap-style:none;mso-wrap-distance-left:0;mso-wrap-distance-top:0;mso-wrap-distance-right:0;mso-wrap-distance-bottom:0;mso-position-horizontal:center;mso-position-horizontal-relative:text;mso-position-vertical:absolute;mso-position-vertical-relative:text;v-text-anchor:top" o:gfxdata="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" filled="f" stroked="f">
-              <v:fill o:detectmouseclick="t"/>
               <v:textbox style="mso-fit-shape-to-text:t" inset="0,0,0,0">
                 <w:txbxContent>
                   <w:p>

--- a/ClassifiedInstallationStuff/_Instructions/_IES Suite Upgrade Instructions.docx
+++ b/ClassifiedInstallationStuff/_Instructions/_IES Suite Upgrade Instructions.docx
@@ -2,26 +2,26 @@
 <file path=word/document.xml><?xml version="1.0" encoding="utf-8"?>
 <w:document xmlns:wpc="http://schemas.microsoft.com/office/word/2010/wordprocessingCanvas" xmlns:cx="http://schemas.microsoft.com/office/drawing/2014/chartex" xmlns:cx1="http://schemas.microsoft.com/office/drawing/2015/9/8/chartex" xmlns:cx2="http://schemas.microsoft.com/office/drawing/2015/10/21/chartex" xmlns:cx3="http://schemas.microsoft.com/office/drawing/2016/5/9/chartex" xmlns:cx4="http://schemas.microsoft.com/office/drawing/2016/5/10/chartex" xmlns:cx5="http://schemas.microsoft.com/office/drawing/2016/5/11/chartex" xmlns:cx6="http://schemas.microsoft.com/office/drawing/2016/5/12/chartex" xmlns:cx7="http://schemas.microsoft.com/office/drawing/2016/5/13/chartex" xmlns:cx8="http://schemas.microsoft.com/office/drawing/2016/5/14/chartex" xmlns:mc="http://schemas.openxmlformats.org/markup-compatibility/2006" xmlns:aink="http://schemas.microsoft.com/office/drawing/2016/ink" xmlns:am3d="http://schemas.microsoft.com/office/drawing/2017/model3d" xmlns:o="urn:schemas-microsoft-com:office:office" xmlns:oel="http://schemas.microsoft.com/office/2019/extlst" xmlns:r="http://schemas.openxmlformats.org/officeDocument/2006/relationships" xmlns:m="http://schemas.openxmlformats.org/officeDocument/2006/math" xmlns:v="urn:schemas-microsoft-com:vml" xmlns:wp14="http://schemas.microsoft.com/office/word/2010/wordprocessingDrawing" xmlns:wp="http://schemas.openxmlformats.org/drawingml/2006/wordprocessingDrawing" xmlns:w10="urn:schemas-microsoft-com:office:word" xmlns:w="http://schemas.openxmlformats.org/wordprocessingml/2006/main" xmlns:w14="http://schemas.microsoft.com/office/word/2010/wordml" xmlns:w15="http://schemas.microsoft.com/office/word/2012/wordml" xmlns:w16cex="http://schemas.microsoft.com/office/word/2018/wordml/cex" xmlns:w16cid="http://schemas.microsoft.com/office/word/2016/wordml/cid" xmlns:w16="http://schemas.microsoft.com/office/word/2018/wordml" xmlns:w16sdtdh="http://schemas.microsoft.com/office/word/2020/wordml/sdtdatahash" xmlns:w16se="http://schemas.microsoft.com/office/word/2015/wordml/symex" xmlns:wpg="http://schemas.microsoft.com/office/word/2010/wordprocessingGroup" xmlns:wpi="http://schemas.microsoft.com/office/word/2010/wordprocessingInk" xmlns:wne="http://schemas.microsoft.com/office/word/2006/wordml" xmlns:wps="http://schemas.microsoft.com/office/word/2010/wordprocessingShape" mc:Ignorable="w14 w15 w16se w16cid w16 w16cex w16sdtdh wp14">
   <w:body>
-    <w:bookmarkStart w:id="0" w:name="_Toc34724951" w:displacedByCustomXml="next"/>
-    <w:bookmarkStart w:id="1" w:name="_Toc443997342" w:displacedByCustomXml="next"/>
-    <w:bookmarkStart w:id="2" w:name="_Toc443996285" w:displacedByCustomXml="next"/>
-    <w:bookmarkStart w:id="3" w:name="_Toc443996238" w:displacedByCustomXml="next"/>
-    <w:bookmarkStart w:id="4" w:name="_Toc426545466" w:displacedByCustomXml="next"/>
-    <w:bookmarkStart w:id="5" w:name="_Toc426545102" w:displacedByCustomXml="next"/>
-    <w:bookmarkStart w:id="6" w:name="_Toc426544400" w:displacedByCustomXml="next"/>
-    <w:bookmarkStart w:id="7" w:name="_Toc410652409" w:displacedByCustomXml="next"/>
-    <w:bookmarkStart w:id="8" w:name="_Toc410286731" w:displacedByCustomXml="next"/>
-    <w:bookmarkStart w:id="9" w:name="_Toc410226779" w:displacedByCustomXml="next"/>
-    <w:bookmarkStart w:id="10" w:name="_Toc409096411" w:displacedByCustomXml="next"/>
-    <w:bookmarkStart w:id="11" w:name="_Toc402261032" w:displacedByCustomXml="next"/>
-    <w:bookmarkStart w:id="12" w:name="_Toc435089160" w:displacedByCustomXml="next"/>
-    <w:bookmarkStart w:id="13" w:name="_Toc443999244" w:displacedByCustomXml="next"/>
-    <w:bookmarkStart w:id="14" w:name="_Toc443999444" w:displacedByCustomXml="next"/>
-    <w:bookmarkStart w:id="15" w:name="_Toc534277455" w:displacedByCustomXml="next"/>
-    <w:bookmarkStart w:id="16" w:name="_Toc4599931" w:displacedByCustomXml="next"/>
-    <w:bookmarkStart w:id="17" w:name="_Toc69202903" w:displacedByCustomXml="next"/>
-    <w:bookmarkStart w:id="18" w:name="_Toc69203962" w:displacedByCustomXml="next"/>
-    <w:bookmarkStart w:id="19" w:name="_Toc69207018" w:displacedByCustomXml="next"/>
+    <w:bookmarkStart w:id="0" w:name="_Toc69207018" w:displacedByCustomXml="next"/>
+    <w:bookmarkStart w:id="1" w:name="_Toc69203962" w:displacedByCustomXml="next"/>
+    <w:bookmarkStart w:id="2" w:name="_Toc69202903" w:displacedByCustomXml="next"/>
+    <w:bookmarkStart w:id="3" w:name="_Toc4599931" w:displacedByCustomXml="next"/>
+    <w:bookmarkStart w:id="4" w:name="_Toc534277455" w:displacedByCustomXml="next"/>
+    <w:bookmarkStart w:id="5" w:name="_Toc443999444" w:displacedByCustomXml="next"/>
+    <w:bookmarkStart w:id="6" w:name="_Toc443999244" w:displacedByCustomXml="next"/>
+    <w:bookmarkStart w:id="7" w:name="_Toc435089160" w:displacedByCustomXml="next"/>
+    <w:bookmarkStart w:id="8" w:name="_Toc402261032" w:displacedByCustomXml="next"/>
+    <w:bookmarkStart w:id="9" w:name="_Toc409096411" w:displacedByCustomXml="next"/>
+    <w:bookmarkStart w:id="10" w:name="_Toc410226779" w:displacedByCustomXml="next"/>
+    <w:bookmarkStart w:id="11" w:name="_Toc410286731" w:displacedByCustomXml="next"/>
+    <w:bookmarkStart w:id="12" w:name="_Toc410652409" w:displacedByCustomXml="next"/>
+    <w:bookmarkStart w:id="13" w:name="_Toc426544400" w:displacedByCustomXml="next"/>
+    <w:bookmarkStart w:id="14" w:name="_Toc426545102" w:displacedByCustomXml="next"/>
+    <w:bookmarkStart w:id="15" w:name="_Toc426545466" w:displacedByCustomXml="next"/>
+    <w:bookmarkStart w:id="16" w:name="_Toc443996238" w:displacedByCustomXml="next"/>
+    <w:bookmarkStart w:id="17" w:name="_Toc443996285" w:displacedByCustomXml="next"/>
+    <w:bookmarkStart w:id="18" w:name="_Toc443997342" w:displacedByCustomXml="next"/>
+    <w:bookmarkStart w:id="19" w:name="_Toc34724951" w:displacedByCustomXml="next"/>
     <w:sdt>
       <w:sdtPr>
         <w:rPr>
@@ -49,8 +49,8 @@
         </w:rPr>
       </w:sdtEndPr>
       <w:sdtContent>
-        <w:bookmarkStart w:id="20" w:name="_Toc266280202" w:displacedByCustomXml="prev"/>
-        <w:bookmarkStart w:id="21" w:name="_Toc320016168" w:displacedByCustomXml="prev"/>
+        <w:bookmarkStart w:id="20" w:name="_Toc320016168" w:displacedByCustomXml="prev"/>
+        <w:bookmarkStart w:id="21" w:name="_Toc266280202" w:displacedByCustomXml="prev"/>
         <w:p>
           <w:pPr>
             <w:pStyle w:val="Heading1"/>
@@ -273,15 +273,7 @@
                   <w:cnfStyle w:val="000000100000" w:firstRow="0" w:lastRow="0" w:firstColumn="0" w:lastColumn="0" w:oddVBand="0" w:evenVBand="0" w:oddHBand="1" w:evenHBand="0" w:firstRowFirstColumn="0" w:firstRowLastColumn="0" w:lastRowFirstColumn="0" w:lastRowLastColumn="0"/>
                 </w:pPr>
                 <w:r>
-                  <w:t xml:space="preserve">Fixed Appendix A, item 2.t - key didn’t match the </w:t>
-                </w:r>
-                <w:proofErr w:type="spellStart"/>
-                <w:r>
-                  <w:t>web.config</w:t>
-                </w:r>
-                <w:proofErr w:type="spellEnd"/>
-                <w:r>
-                  <w:t xml:space="preserve"> key</w:t>
+                  <w:t>Fixed Appendix A, item 2.t - key didn’t match the web.config key</w:t>
                 </w:r>
               </w:p>
             </w:tc>
@@ -1575,10 +1567,10 @@
         </w:p>
       </w:sdtContent>
     </w:sdt>
-    <w:bookmarkStart w:id="49" w:name="_Toc34724954" w:displacedByCustomXml="prev"/>
-    <w:bookmarkStart w:id="50" w:name="_Toc4599934" w:displacedByCustomXml="prev"/>
-    <w:bookmarkStart w:id="51" w:name="_Toc534277458" w:displacedByCustomXml="prev"/>
-    <w:bookmarkStart w:id="52" w:name="_Toc443999447" w:displacedByCustomXml="prev"/>
+    <w:bookmarkStart w:id="49" w:name="_Toc443999447" w:displacedByCustomXml="prev"/>
+    <w:bookmarkStart w:id="50" w:name="_Toc534277458" w:displacedByCustomXml="prev"/>
+    <w:bookmarkStart w:id="51" w:name="_Toc4599934" w:displacedByCustomXml="prev"/>
+    <w:bookmarkStart w:id="52" w:name="_Toc34724954" w:displacedByCustomXml="prev"/>
     <w:p>
       <w:pPr>
         <w:pStyle w:val="Heading1"/>
@@ -1942,11 +1934,9 @@
         </w:rPr>
         <w:t xml:space="preserve">oth) </w:t>
       </w:r>
-      <w:proofErr w:type="spellStart"/>
       <w:r>
         <w:t>GenBOE</w:t>
       </w:r>
-      <w:proofErr w:type="spellEnd"/>
     </w:p>
     <w:p>
       <w:pPr>
@@ -2019,13 +2009,8 @@
         </w:rPr>
         <w:t xml:space="preserve">(Both) </w:t>
       </w:r>
-      <w:proofErr w:type="spellStart"/>
-      <w:r>
-        <w:t>GenBOE</w:t>
-      </w:r>
-      <w:proofErr w:type="spellEnd"/>
-      <w:r>
-        <w:t xml:space="preserve"> Data Backup </w:t>
+      <w:r>
+        <w:t xml:space="preserve">GenBOE Data Backup </w:t>
       </w:r>
       <w:r>
         <w:t>utility,</w:t>
@@ -2176,11 +2161,9 @@
         </w:rPr>
         <w:t xml:space="preserve">oth) </w:t>
       </w:r>
-      <w:proofErr w:type="spellStart"/>
       <w:r>
         <w:t>GenBOE</w:t>
       </w:r>
-      <w:proofErr w:type="spellEnd"/>
     </w:p>
     <w:p>
       <w:pPr>
@@ -2197,13 +2180,8 @@
         </w:rPr>
         <w:t xml:space="preserve">(Space) </w:t>
       </w:r>
-      <w:proofErr w:type="spellStart"/>
-      <w:r>
-        <w:t>GenTrac</w:t>
-      </w:r>
-      <w:proofErr w:type="spellEnd"/>
-      <w:r>
-        <w:t xml:space="preserve"> (PTM)</w:t>
+      <w:r>
+        <w:t>GenTrac (PTM)</w:t>
       </w:r>
     </w:p>
     <w:p>
@@ -2292,15 +2270,7 @@
     </w:p>
     <w:p>
       <w:r>
-        <w:t>Please carry these steps out for each of the web applications (</w:t>
-      </w:r>
-      <w:proofErr w:type="spellStart"/>
-      <w:r>
-        <w:t>GenBOE</w:t>
-      </w:r>
-      <w:proofErr w:type="spellEnd"/>
-      <w:r>
-        <w:t xml:space="preserve">, PTM, IES, RDM, RDSB). </w:t>
+        <w:t xml:space="preserve">Please carry these steps out for each of the web applications (GenBOE, PTM, IES, RDM, RDSB). </w:t>
       </w:r>
     </w:p>
     <w:p>
@@ -2327,15 +2297,7 @@
         </w:numPr>
       </w:pPr>
       <w:r>
-        <w:t xml:space="preserve">Additionally, we recommend copying the </w:t>
-      </w:r>
-      <w:proofErr w:type="spellStart"/>
-      <w:r>
-        <w:t>web.config</w:t>
-      </w:r>
-      <w:proofErr w:type="spellEnd"/>
-      <w:r>
-        <w:t xml:space="preserve"> file off to a side, as it would be helpful in step 4.</w:t>
+        <w:t>Additionally, we recommend copying the web.config file off to a side, as it would be helpful in step 4.</w:t>
       </w:r>
     </w:p>
     <w:p>
@@ -2371,15 +2333,7 @@
         </w:numPr>
       </w:pPr>
       <w:r>
-        <w:t xml:space="preserve">Edit the new </w:t>
-      </w:r>
-      <w:proofErr w:type="spellStart"/>
-      <w:r>
-        <w:t>web.config</w:t>
-      </w:r>
-      <w:proofErr w:type="spellEnd"/>
-      <w:r>
-        <w:t xml:space="preserve"> file, setting the appropriate values, copying things from your backup (step 1), as well as setting any new fields. For a list of fields to set, please see Appendix A - E.</w:t>
+        <w:t>Edit the new web.config file, setting the appropriate values, copying things from your backup (step 1), as well as setting any new fields. For a list of fields to set, please see Appendix A - E.</w:t>
       </w:r>
     </w:p>
     <w:p>
@@ -2583,13 +2537,8 @@
         </w:rPr>
         <w:t xml:space="preserve">oth) </w:t>
       </w:r>
-      <w:proofErr w:type="spellStart"/>
-      <w:r>
-        <w:t>GenBOE</w:t>
-      </w:r>
-      <w:proofErr w:type="spellEnd"/>
-      <w:r>
-        <w:t xml:space="preserve"> Auto Backup application</w:t>
+      <w:r>
+        <w:t>GenBOE Auto Backup application</w:t>
       </w:r>
     </w:p>
     <w:p>
@@ -2701,15 +2650,7 @@
     </w:p>
     <w:p>
       <w:r>
-        <w:t xml:space="preserve">For console applications, this document refers to application configuration files as </w:t>
-      </w:r>
-      <w:proofErr w:type="spellStart"/>
-      <w:r>
-        <w:t>app.config</w:t>
-      </w:r>
-      <w:proofErr w:type="spellEnd"/>
-      <w:r>
-        <w:t xml:space="preserve">, but their exact names are: </w:t>
+        <w:t xml:space="preserve">For console applications, this document refers to application configuration files as app.config, but their exact names are: </w:t>
       </w:r>
     </w:p>
     <w:p>
@@ -2720,15 +2661,9 @@
           <w:numId w:val="30"/>
         </w:numPr>
       </w:pPr>
-      <w:proofErr w:type="spellStart"/>
-      <w:r>
-        <w:t>GenBOE</w:t>
-      </w:r>
-      <w:proofErr w:type="spellEnd"/>
-      <w:r>
-        <w:t xml:space="preserve"> Auto Backup: </w:t>
-      </w:r>
-      <w:proofErr w:type="spellStart"/>
+      <w:r>
+        <w:t xml:space="preserve">GenBOE Auto Backup: </w:t>
+      </w:r>
       <w:r>
         <w:rPr>
           <w:rFonts w:ascii="Consolas" w:hAnsi="Consolas"/>
@@ -2737,7 +2672,6 @@
         </w:rPr>
         <w:t>GenBOE.AutoBackup.exe.config</w:t>
       </w:r>
-      <w:proofErr w:type="spellEnd"/>
       <w:r>
         <w:t xml:space="preserve"> </w:t>
       </w:r>
@@ -2753,7 +2687,6 @@
       <w:r>
         <w:t xml:space="preserve">AD Sync: </w:t>
       </w:r>
-      <w:proofErr w:type="spellStart"/>
       <w:r>
         <w:rPr>
           <w:rFonts w:ascii="Consolas" w:hAnsi="Consolas"/>
@@ -2762,7 +2695,6 @@
         </w:rPr>
         <w:t>GenBOE.ADSync.exe.config</w:t>
       </w:r>
-      <w:proofErr w:type="spellEnd"/>
     </w:p>
     <w:p>
       <w:pPr>
@@ -2780,7 +2712,6 @@
       <w:r>
         <w:t xml:space="preserve">PTM Emailer: </w:t>
       </w:r>
-      <w:proofErr w:type="spellStart"/>
       <w:r>
         <w:rPr>
           <w:rFonts w:ascii="Consolas" w:hAnsi="Consolas"/>
@@ -2789,7 +2720,6 @@
         </w:rPr>
         <w:t>GenTRAC.EmailScheduler.exe.config</w:t>
       </w:r>
-      <w:proofErr w:type="spellEnd"/>
     </w:p>
     <w:p>
       <w:pPr>
@@ -2802,7 +2732,6 @@
       <w:r>
         <w:t xml:space="preserve">RDM Data Replication: </w:t>
       </w:r>
-      <w:proofErr w:type="spellStart"/>
       <w:r>
         <w:rPr>
           <w:rFonts w:ascii="Consolas" w:hAnsi="Consolas"/>
@@ -2811,7 +2740,6 @@
         </w:rPr>
         <w:t>RDM.ClassifiedDeployment.exe.config</w:t>
       </w:r>
-      <w:proofErr w:type="spellEnd"/>
     </w:p>
     <w:p>
       <w:pPr>
@@ -2843,15 +2771,7 @@
         <w:t>Additionally, we recommend copying the</w:t>
       </w:r>
       <w:r>
-        <w:t xml:space="preserve"> </w:t>
-      </w:r>
-      <w:proofErr w:type="spellStart"/>
-      <w:r>
-        <w:t>app.config</w:t>
-      </w:r>
-      <w:proofErr w:type="spellEnd"/>
-      <w:r>
-        <w:t xml:space="preserve"> file </w:t>
+        <w:t xml:space="preserve"> app.config file </w:t>
       </w:r>
       <w:r>
         <w:t>off to a side, as it would be helpful in step 4.</w:t>
@@ -2896,15 +2816,7 @@
         <w:t>Edit the new</w:t>
       </w:r>
       <w:r>
-        <w:t xml:space="preserve"> </w:t>
-      </w:r>
-      <w:proofErr w:type="spellStart"/>
-      <w:r>
-        <w:t>app.config</w:t>
-      </w:r>
-      <w:proofErr w:type="spellEnd"/>
-      <w:r>
-        <w:t xml:space="preserve"> file</w:t>
+        <w:t xml:space="preserve"> app.config file</w:t>
       </w:r>
       <w:r>
         <w:t xml:space="preserve">, setting the appropriate values, copying things from your backup (step 1), as well as setting any new fields. For a list of fields to set, please see Appendix F - </w:t>
@@ -2942,13 +2854,8 @@
         </w:rPr>
         <w:t xml:space="preserve">(Both) </w:t>
       </w:r>
-      <w:proofErr w:type="spellStart"/>
-      <w:r>
-        <w:t>GenBOE</w:t>
-      </w:r>
-      <w:proofErr w:type="spellEnd"/>
-      <w:r>
-        <w:t xml:space="preserve"> Auto Backup – once per day Mon – Friday, in the middle of the night, not during DB backup times.</w:t>
+      <w:r>
+        <w:t>GenBOE Auto Backup – once per day Mon – Friday, in the middle of the night, not during DB backup times.</w:t>
       </w:r>
     </w:p>
     <w:p>
@@ -3092,16 +2999,11 @@
       <w:r>
         <w:t xml:space="preserve">BOE </w:t>
       </w:r>
-      <w:proofErr w:type="spellStart"/>
       <w:r>
         <w:t>Web</w:t>
       </w:r>
       <w:r>
-        <w:t>.Config</w:t>
-      </w:r>
-      <w:proofErr w:type="spellEnd"/>
-      <w:r>
-        <w:t xml:space="preserve"> Customization</w:t>
+        <w:t>.Config Customization</w:t>
       </w:r>
       <w:bookmarkEnd w:id="62"/>
     </w:p>
@@ -3114,7 +3016,6 @@
         </w:numPr>
         <w:spacing w:after="0"/>
       </w:pPr>
-      <w:proofErr w:type="spellStart"/>
       <w:r>
         <w:rPr>
           <w:rFonts w:ascii="Consolas" w:eastAsiaTheme="minorHAnsi" w:hAnsi="Consolas" w:cs="Consolas"/>
@@ -3124,7 +3025,6 @@
         </w:rPr>
         <w:t>connectionStrings</w:t>
       </w:r>
-      <w:proofErr w:type="spellEnd"/>
       <w:r>
         <w:rPr>
           <w:rFonts w:ascii="Calibri" w:eastAsia="Times New Roman" w:hAnsi="Calibri" w:cs="Calibri"/>
@@ -3153,7 +3053,6 @@
         </w:numPr>
         <w:spacing w:after="0"/>
       </w:pPr>
-      <w:proofErr w:type="spellStart"/>
       <w:r>
         <w:rPr>
           <w:rFonts w:ascii="Consolas" w:eastAsiaTheme="minorHAnsi" w:hAnsi="Consolas" w:cs="Consolas"/>
@@ -3163,7 +3062,6 @@
         </w:rPr>
         <w:t>genTracEntities</w:t>
       </w:r>
-      <w:proofErr w:type="spellEnd"/>
     </w:p>
     <w:p>
       <w:pPr>
@@ -3197,16 +3095,8 @@
         <w:rPr>
           <w:rFonts w:ascii="Calibri" w:eastAsia="Times New Roman" w:hAnsi="Calibri" w:cs="Calibri"/>
         </w:rPr>
-        <w:t xml:space="preserve"> / </w:t>
-      </w:r>
-      <w:proofErr w:type="spellStart"/>
-      <w:r>
-        <w:rPr>
-          <w:rFonts w:ascii="Calibri" w:eastAsia="Times New Roman" w:hAnsi="Calibri" w:cs="Calibri"/>
-        </w:rPr>
-        <w:t>genTrac</w:t>
-      </w:r>
-      <w:proofErr w:type="spellEnd"/>
+        <w:t xml:space="preserve"> / genTrac</w:t>
+      </w:r>
       <w:r>
         <w:rPr>
           <w:rFonts w:ascii="Calibri" w:eastAsia="Times New Roman" w:hAnsi="Calibri" w:cs="Calibri"/>
@@ -3264,7 +3154,6 @@
         </w:numPr>
         <w:spacing w:after="0"/>
       </w:pPr>
-      <w:proofErr w:type="spellStart"/>
       <w:r>
         <w:rPr>
           <w:rFonts w:ascii="Consolas" w:eastAsiaTheme="minorHAnsi" w:hAnsi="Consolas" w:cs="Consolas"/>
@@ -3274,7 +3163,6 @@
         </w:rPr>
         <w:t>GenBoeEntities</w:t>
       </w:r>
-      <w:proofErr w:type="spellEnd"/>
       <w:r>
         <w:t xml:space="preserve"> </w:t>
       </w:r>
@@ -3282,21 +3170,7 @@
         <w:rPr>
           <w:rFonts w:ascii="Calibri" w:eastAsia="Times New Roman" w:hAnsi="Calibri" w:cs="Calibri"/>
         </w:rPr>
-        <w:t xml:space="preserve">– </w:t>
-      </w:r>
-      <w:proofErr w:type="spellStart"/>
-      <w:r>
-        <w:rPr>
-          <w:rFonts w:ascii="Calibri" w:eastAsia="Times New Roman" w:hAnsi="Calibri" w:cs="Calibri"/>
-        </w:rPr>
-        <w:t>genBOE</w:t>
-      </w:r>
-      <w:proofErr w:type="spellEnd"/>
-      <w:r>
-        <w:rPr>
-          <w:rFonts w:ascii="Calibri" w:eastAsia="Times New Roman" w:hAnsi="Calibri" w:cs="Calibri"/>
-        </w:rPr>
-        <w:t xml:space="preserve"> database connection string</w:t>
+        <w:t>– genBOE database connection string</w:t>
       </w:r>
     </w:p>
     <w:p>
@@ -3308,7 +3182,6 @@
         </w:numPr>
         <w:spacing w:after="0"/>
       </w:pPr>
-      <w:proofErr w:type="spellStart"/>
       <w:r>
         <w:rPr>
           <w:rFonts w:ascii="Consolas" w:eastAsiaTheme="minorHAnsi" w:hAnsi="Consolas" w:cs="Consolas"/>
@@ -3318,7 +3191,6 @@
         </w:rPr>
         <w:t>BI_Datamart_PMMEntities</w:t>
       </w:r>
-      <w:proofErr w:type="spellEnd"/>
       <w:r>
         <w:rPr>
           <w:rStyle w:val="FootnoteReference"/>
@@ -3444,7 +3316,6 @@
         </w:numPr>
         <w:spacing w:after="0"/>
       </w:pPr>
-      <w:proofErr w:type="spellStart"/>
       <w:r>
         <w:rPr>
           <w:rFonts w:ascii="Consolas" w:eastAsiaTheme="minorHAnsi" w:hAnsi="Consolas" w:cs="Consolas"/>
@@ -3454,7 +3325,6 @@
         </w:rPr>
         <w:t>appSettings</w:t>
       </w:r>
-      <w:proofErr w:type="spellEnd"/>
       <w:r>
         <w:rPr>
           <w:rFonts w:ascii="Calibri" w:eastAsia="Times New Roman" w:hAnsi="Calibri" w:cs="Calibri"/>
@@ -3502,7 +3372,6 @@
           <w:rFonts w:ascii="Calibri" w:eastAsia="Times New Roman" w:hAnsi="Calibri" w:cs="Calibri"/>
         </w:rPr>
       </w:pPr>
-      <w:proofErr w:type="spellStart"/>
       <w:r>
         <w:rPr>
           <w:rFonts w:ascii="Consolas" w:eastAsiaTheme="minorHAnsi" w:hAnsi="Consolas" w:cs="Consolas"/>
@@ -3512,7 +3381,6 @@
         </w:rPr>
         <w:t>EmailServer</w:t>
       </w:r>
-      <w:proofErr w:type="spellEnd"/>
       <w:r>
         <w:t xml:space="preserve"> </w:t>
       </w:r>
@@ -3547,7 +3415,6 @@
           <w:rFonts w:ascii="Calibri" w:eastAsia="Times New Roman" w:hAnsi="Calibri" w:cs="Calibri"/>
         </w:rPr>
       </w:pPr>
-      <w:proofErr w:type="spellStart"/>
       <w:r>
         <w:rPr>
           <w:rFonts w:ascii="Consolas" w:eastAsiaTheme="minorHAnsi" w:hAnsi="Consolas" w:cs="Consolas"/>
@@ -3557,7 +3424,6 @@
         </w:rPr>
         <w:t>ActiveDirectoryPath</w:t>
       </w:r>
-      <w:proofErr w:type="spellEnd"/>
       <w:r>
         <w:t xml:space="preserve"> </w:t>
       </w:r>
@@ -3598,7 +3464,6 @@
           <w:rFonts w:ascii="Calibri" w:eastAsia="Times New Roman" w:hAnsi="Calibri" w:cs="Calibri"/>
         </w:rPr>
       </w:pPr>
-      <w:proofErr w:type="spellStart"/>
       <w:r>
         <w:rPr>
           <w:rFonts w:ascii="Consolas" w:eastAsiaTheme="minorHAnsi" w:hAnsi="Consolas" w:cs="Consolas"/>
@@ -3608,7 +3473,6 @@
         </w:rPr>
         <w:t>ServerURL</w:t>
       </w:r>
-      <w:proofErr w:type="spellEnd"/>
       <w:r>
         <w:rPr>
           <w:rFonts w:eastAsiaTheme="minorHAnsi" w:cs="Consolas"/>
@@ -3638,7 +3502,6 @@
           <w:rFonts w:ascii="Calibri" w:eastAsia="Times New Roman" w:hAnsi="Calibri" w:cs="Calibri"/>
         </w:rPr>
       </w:pPr>
-      <w:proofErr w:type="spellStart"/>
       <w:r>
         <w:rPr>
           <w:rFonts w:ascii="Consolas" w:eastAsiaTheme="minorHAnsi" w:hAnsi="Consolas" w:cs="Consolas"/>
@@ -3648,7 +3511,6 @@
         </w:rPr>
         <w:t>ProdUrlBoe</w:t>
       </w:r>
-      <w:proofErr w:type="spellEnd"/>
       <w:r>
         <w:rPr>
           <w:rFonts w:eastAsiaTheme="minorHAnsi" w:cs="Consolas"/>
@@ -3673,7 +3535,6 @@
         </w:rPr>
       </w:pPr>
       <w:bookmarkStart w:id="63" w:name="_Hlk34723628"/>
-      <w:proofErr w:type="spellStart"/>
       <w:r>
         <w:rPr>
           <w:rFonts w:ascii="Consolas" w:eastAsiaTheme="minorHAnsi" w:hAnsi="Consolas" w:cs="Consolas"/>
@@ -3683,7 +3544,6 @@
         </w:rPr>
         <w:t>DomesticUsersGroup</w:t>
       </w:r>
-      <w:proofErr w:type="spellEnd"/>
       <w:r>
         <w:rPr>
           <w:rFonts w:ascii="Calibri" w:eastAsia="Times New Roman" w:hAnsi="Calibri" w:cs="Calibri"/>
@@ -3730,25 +3590,14 @@
           <w:iCs/>
         </w:rPr>
       </w:pPr>
-      <w:proofErr w:type="spellStart"/>
-      <w:r>
-        <w:rPr>
-          <w:rFonts w:ascii="Consolas" w:eastAsiaTheme="minorHAnsi" w:hAnsi="Consolas" w:cs="Consolas"/>
-          <w:color w:val="0000FF"/>
-          <w:sz w:val="19"/>
-          <w:szCs w:val="19"/>
-        </w:rPr>
-        <w:t>SubsTreatedAsLmEmployees</w:t>
-      </w:r>
-      <w:proofErr w:type="spellEnd"/>
-      <w:r>
-        <w:rPr>
-          <w:rFonts w:ascii="Consolas" w:eastAsiaTheme="minorHAnsi" w:hAnsi="Consolas" w:cs="Consolas"/>
-          <w:color w:val="0000FF"/>
-          <w:sz w:val="19"/>
-          <w:szCs w:val="19"/>
-        </w:rPr>
-        <w:t xml:space="preserve"> </w:t>
+      <w:r>
+        <w:rPr>
+          <w:rFonts w:ascii="Consolas" w:eastAsiaTheme="minorHAnsi" w:hAnsi="Consolas" w:cs="Consolas"/>
+          <w:color w:val="0000FF"/>
+          <w:sz w:val="19"/>
+          <w:szCs w:val="19"/>
+        </w:rPr>
+        <w:t xml:space="preserve">SubsTreatedAsLmEmployees </w:t>
       </w:r>
       <w:r>
         <w:rPr>
@@ -3776,7 +3625,6 @@
         </w:rPr>
         <w:t xml:space="preserve">(renamed from </w:t>
       </w:r>
-      <w:proofErr w:type="spellStart"/>
       <w:r>
         <w:rPr>
           <w:rFonts w:ascii="Consolas" w:eastAsiaTheme="minorHAnsi" w:hAnsi="Consolas" w:cs="Consolas"/>
@@ -3788,7 +3636,6 @@
         </w:rPr>
         <w:t>SubcontractorUsersGroups</w:t>
       </w:r>
-      <w:proofErr w:type="spellEnd"/>
       <w:r>
         <w:rPr>
           <w:rFonts w:ascii="Calibri" w:eastAsia="Times New Roman" w:hAnsi="Calibri" w:cs="Calibri"/>
@@ -3810,7 +3657,6 @@
           <w:rFonts w:ascii="Calibri" w:eastAsia="Times New Roman" w:hAnsi="Calibri" w:cs="Calibri"/>
         </w:rPr>
       </w:pPr>
-      <w:proofErr w:type="spellStart"/>
       <w:r>
         <w:rPr>
           <w:rFonts w:ascii="Consolas" w:eastAsiaTheme="minorHAnsi" w:hAnsi="Consolas" w:cs="Consolas"/>
@@ -3820,7 +3666,6 @@
         </w:rPr>
         <w:t>CompanyConfiguration</w:t>
       </w:r>
-      <w:proofErr w:type="spellEnd"/>
     </w:p>
     <w:p>
       <w:pPr>
@@ -3848,7 +3693,6 @@
         </w:rPr>
         <w:t xml:space="preserve">: set to </w:t>
       </w:r>
-      <w:proofErr w:type="spellStart"/>
       <w:r>
         <w:rPr>
           <w:rFonts w:ascii="Consolas" w:eastAsiaTheme="minorHAnsi" w:hAnsi="Consolas" w:cs="Consolas"/>
@@ -3858,7 +3702,6 @@
         </w:rPr>
         <w:t>SpaceSystems</w:t>
       </w:r>
-      <w:proofErr w:type="spellEnd"/>
       <w:r>
         <w:rPr>
           <w:rFonts w:ascii="Calibri" w:eastAsia="Times New Roman" w:hAnsi="Calibri" w:cs="Calibri"/>
@@ -3912,28 +3755,17 @@
         </w:numPr>
         <w:spacing w:after="0"/>
       </w:pPr>
-      <w:proofErr w:type="spellStart"/>
-      <w:r>
-        <w:rPr>
-          <w:rFonts w:ascii="Consolas" w:eastAsiaTheme="minorHAnsi" w:hAnsi="Consolas" w:cs="Consolas"/>
-          <w:color w:val="0000FF"/>
-          <w:sz w:val="19"/>
-          <w:szCs w:val="19"/>
-        </w:rPr>
-        <w:t>HelpdeskEmailAddress</w:t>
-      </w:r>
-      <w:proofErr w:type="spellEnd"/>
-      <w:r>
-        <w:t xml:space="preserve"> – email displayed to</w:t>
-      </w:r>
-      <w:r>
-        <w:t xml:space="preserve"> the</w:t>
-      </w:r>
-      <w:r>
-        <w:t xml:space="preserve"> users</w:t>
-      </w:r>
-      <w:r>
-        <w:t xml:space="preserve"> to contact for help</w:t>
+      <w:r>
+        <w:rPr>
+          <w:rFonts w:ascii="Consolas" w:eastAsiaTheme="minorHAnsi" w:hAnsi="Consolas" w:cs="Consolas"/>
+          <w:color w:val="0000FF"/>
+          <w:sz w:val="19"/>
+          <w:szCs w:val="19"/>
+        </w:rPr>
+        <w:t>LMIProxy</w:t>
+      </w:r>
+      <w:r>
+        <w:t xml:space="preserve"> – proxy server used to connect to the network</w:t>
       </w:r>
     </w:p>
     <w:p>
@@ -3945,31 +3777,6 @@
         </w:numPr>
         <w:spacing w:after="0"/>
       </w:pPr>
-      <w:proofErr w:type="spellStart"/>
-      <w:r>
-        <w:rPr>
-          <w:rFonts w:ascii="Consolas" w:eastAsiaTheme="minorHAnsi" w:hAnsi="Consolas" w:cs="Consolas"/>
-          <w:color w:val="0000FF"/>
-          <w:sz w:val="19"/>
-          <w:szCs w:val="19"/>
-        </w:rPr>
-        <w:t>LMIProxy</w:t>
-      </w:r>
-      <w:proofErr w:type="spellEnd"/>
-      <w:r>
-        <w:t xml:space="preserve"> – proxy server used to connect to the network</w:t>
-      </w:r>
-    </w:p>
-    <w:p>
-      <w:pPr>
-        <w:pStyle w:val="ListParagraph"/>
-        <w:numPr>
-          <w:ilvl w:val="1"/>
-          <w:numId w:val="4"/>
-        </w:numPr>
-        <w:spacing w:after="0"/>
-      </w:pPr>
-      <w:proofErr w:type="spellStart"/>
       <w:r>
         <w:rPr>
           <w:rFonts w:ascii="Consolas" w:eastAsiaTheme="minorHAnsi" w:hAnsi="Consolas" w:cs="Consolas"/>
@@ -3979,7 +3786,6 @@
         </w:rPr>
         <w:t>ShutOffExternalLinksForClassifiedInstall</w:t>
       </w:r>
-      <w:proofErr w:type="spellEnd"/>
       <w:r>
         <w:t xml:space="preserve"> – set to </w:t>
       </w:r>
@@ -4004,45 +3810,20 @@
           <w:rFonts w:ascii="Calibri" w:eastAsia="Times New Roman" w:hAnsi="Calibri" w:cs="Calibri"/>
         </w:rPr>
       </w:pPr>
-      <w:proofErr w:type="spellStart"/>
-      <w:r>
-        <w:rPr>
-          <w:rFonts w:ascii="Consolas" w:eastAsiaTheme="minorHAnsi" w:hAnsi="Consolas" w:cs="Consolas"/>
-          <w:color w:val="0000FF"/>
-          <w:sz w:val="19"/>
-          <w:szCs w:val="19"/>
-        </w:rPr>
-        <w:t>UsersAllowedProPricerAccess</w:t>
-      </w:r>
-      <w:proofErr w:type="spellEnd"/>
-      <w:r>
-        <w:rPr>
-          <w:rFonts w:ascii="Consolas" w:eastAsiaTheme="minorHAnsi" w:hAnsi="Consolas" w:cs="Consolas"/>
-          <w:color w:val="0000FF"/>
-          <w:sz w:val="19"/>
-          <w:szCs w:val="19"/>
-        </w:rPr>
-        <w:t xml:space="preserve"> </w:t>
-      </w:r>
-      <w:r>
-        <w:rPr>
-          <w:rFonts w:ascii="Calibri" w:eastAsia="Times New Roman" w:hAnsi="Calibri" w:cs="Calibri"/>
-        </w:rPr>
-        <w:t xml:space="preserve">– AD groups containing users that have access to do </w:t>
-      </w:r>
-      <w:proofErr w:type="spellStart"/>
-      <w:r>
-        <w:rPr>
-          <w:rFonts w:ascii="Calibri" w:eastAsia="Times New Roman" w:hAnsi="Calibri" w:cs="Calibri"/>
-        </w:rPr>
-        <w:t>ProPricer</w:t>
-      </w:r>
-      <w:proofErr w:type="spellEnd"/>
-      <w:r>
-        <w:rPr>
-          <w:rFonts w:ascii="Calibri" w:eastAsia="Times New Roman" w:hAnsi="Calibri" w:cs="Calibri"/>
-        </w:rPr>
-        <w:t xml:space="preserve"> exports</w:t>
+      <w:r>
+        <w:rPr>
+          <w:rFonts w:ascii="Consolas" w:eastAsiaTheme="minorHAnsi" w:hAnsi="Consolas" w:cs="Consolas"/>
+          <w:color w:val="0000FF"/>
+          <w:sz w:val="19"/>
+          <w:szCs w:val="19"/>
+        </w:rPr>
+        <w:t xml:space="preserve">UsersAllowedProPricerAccess </w:t>
+      </w:r>
+      <w:r>
+        <w:rPr>
+          <w:rFonts w:ascii="Calibri" w:eastAsia="Times New Roman" w:hAnsi="Calibri" w:cs="Calibri"/>
+        </w:rPr>
+        <w:t>– AD groups containing users that have access to do ProPricer exports</w:t>
       </w:r>
     </w:p>
     <w:p>
@@ -4054,25 +3835,14 @@
         </w:numPr>
         <w:spacing w:after="0"/>
       </w:pPr>
-      <w:proofErr w:type="spellStart"/>
-      <w:r>
-        <w:rPr>
-          <w:rFonts w:ascii="Consolas" w:eastAsiaTheme="minorHAnsi" w:hAnsi="Consolas" w:cs="Consolas"/>
-          <w:color w:val="0000FF"/>
-          <w:sz w:val="19"/>
-          <w:szCs w:val="19"/>
-        </w:rPr>
-        <w:t>EnableSendToProPricerDirectly</w:t>
-      </w:r>
-      <w:proofErr w:type="spellEnd"/>
-      <w:r>
-        <w:rPr>
-          <w:rFonts w:ascii="Consolas" w:eastAsiaTheme="minorHAnsi" w:hAnsi="Consolas" w:cs="Consolas"/>
-          <w:color w:val="0000FF"/>
-          <w:sz w:val="19"/>
-          <w:szCs w:val="19"/>
-        </w:rPr>
-        <w:t xml:space="preserve"> </w:t>
+      <w:r>
+        <w:rPr>
+          <w:rFonts w:ascii="Consolas" w:eastAsiaTheme="minorHAnsi" w:hAnsi="Consolas" w:cs="Consolas"/>
+          <w:color w:val="0000FF"/>
+          <w:sz w:val="19"/>
+          <w:szCs w:val="19"/>
+        </w:rPr>
+        <w:t xml:space="preserve">EnableSendToProPricerDirectly </w:t>
       </w:r>
       <w:r>
         <w:t xml:space="preserve">– set to </w:t>
@@ -4095,25 +3865,14 @@
         </w:numPr>
         <w:spacing w:after="0"/>
       </w:pPr>
-      <w:proofErr w:type="spellStart"/>
-      <w:r>
-        <w:rPr>
-          <w:rFonts w:ascii="Consolas" w:eastAsiaTheme="minorHAnsi" w:hAnsi="Consolas" w:cs="Consolas"/>
-          <w:color w:val="0000FF"/>
-          <w:sz w:val="19"/>
-          <w:szCs w:val="19"/>
-        </w:rPr>
-        <w:t>ProPricerApiUrl</w:t>
-      </w:r>
-      <w:proofErr w:type="spellEnd"/>
-      <w:r>
-        <w:rPr>
-          <w:rFonts w:ascii="Consolas" w:eastAsiaTheme="minorHAnsi" w:hAnsi="Consolas" w:cs="Consolas"/>
-          <w:color w:val="0000FF"/>
-          <w:sz w:val="19"/>
-          <w:szCs w:val="19"/>
-        </w:rPr>
-        <w:t xml:space="preserve"> </w:t>
+      <w:r>
+        <w:rPr>
+          <w:rFonts w:ascii="Consolas" w:eastAsiaTheme="minorHAnsi" w:hAnsi="Consolas" w:cs="Consolas"/>
+          <w:color w:val="0000FF"/>
+          <w:sz w:val="19"/>
+          <w:szCs w:val="19"/>
+        </w:rPr>
+        <w:t xml:space="preserve">ProPricerApiUrl </w:t>
       </w:r>
       <w:r>
         <w:t xml:space="preserve">– </w:t>
@@ -4145,25 +3904,14 @@
         </w:numPr>
         <w:spacing w:after="0"/>
       </w:pPr>
-      <w:proofErr w:type="spellStart"/>
-      <w:r>
-        <w:rPr>
-          <w:rFonts w:ascii="Consolas" w:eastAsiaTheme="minorHAnsi" w:hAnsi="Consolas" w:cs="Consolas"/>
-          <w:color w:val="0000FF"/>
-          <w:sz w:val="19"/>
-          <w:szCs w:val="19"/>
-        </w:rPr>
-        <w:t>UnclassifiedBannerText</w:t>
-      </w:r>
-      <w:proofErr w:type="spellEnd"/>
-      <w:r>
-        <w:rPr>
-          <w:rFonts w:ascii="Consolas" w:eastAsiaTheme="minorHAnsi" w:hAnsi="Consolas" w:cs="Consolas"/>
-          <w:color w:val="0000FF"/>
-          <w:sz w:val="19"/>
-          <w:szCs w:val="19"/>
-        </w:rPr>
-        <w:t xml:space="preserve"> </w:t>
+      <w:r>
+        <w:rPr>
+          <w:rFonts w:ascii="Consolas" w:eastAsiaTheme="minorHAnsi" w:hAnsi="Consolas" w:cs="Consolas"/>
+          <w:color w:val="0000FF"/>
+          <w:sz w:val="19"/>
+          <w:szCs w:val="19"/>
+        </w:rPr>
+        <w:t xml:space="preserve">UnclassifiedBannerText </w:t>
       </w:r>
       <w:r>
         <w:t xml:space="preserve">– </w:t>
@@ -4191,25 +3939,14 @@
         </w:numPr>
         <w:spacing w:after="0"/>
       </w:pPr>
-      <w:proofErr w:type="spellStart"/>
-      <w:r>
-        <w:rPr>
-          <w:rFonts w:ascii="Consolas" w:eastAsiaTheme="minorHAnsi" w:hAnsi="Consolas" w:cs="Consolas"/>
-          <w:color w:val="0000FF"/>
-          <w:sz w:val="19"/>
-          <w:szCs w:val="19"/>
-        </w:rPr>
-        <w:t>OverrideSubNonUs</w:t>
-      </w:r>
-      <w:proofErr w:type="spellEnd"/>
-      <w:r>
-        <w:rPr>
-          <w:rFonts w:ascii="Consolas" w:eastAsiaTheme="minorHAnsi" w:hAnsi="Consolas" w:cs="Consolas"/>
-          <w:color w:val="0000FF"/>
-          <w:sz w:val="19"/>
-          <w:szCs w:val="19"/>
-        </w:rPr>
-        <w:t xml:space="preserve"> </w:t>
+      <w:r>
+        <w:rPr>
+          <w:rFonts w:ascii="Consolas" w:eastAsiaTheme="minorHAnsi" w:hAnsi="Consolas" w:cs="Consolas"/>
+          <w:color w:val="0000FF"/>
+          <w:sz w:val="19"/>
+          <w:szCs w:val="19"/>
+        </w:rPr>
+        <w:t xml:space="preserve">OverrideSubNonUs </w:t>
       </w:r>
       <w:r>
         <w:t xml:space="preserve">– set to </w:t>
@@ -4233,7 +3970,6 @@
         <w:spacing w:after="0"/>
       </w:pPr>
       <w:bookmarkStart w:id="64" w:name="_Hlk95193873"/>
-      <w:proofErr w:type="spellStart"/>
       <w:r>
         <w:rPr>
           <w:rFonts w:ascii="Consolas" w:eastAsiaTheme="minorHAnsi" w:hAnsi="Consolas" w:cs="Consolas"/>
@@ -4243,7 +3979,6 @@
         </w:rPr>
         <w:t>MOQHelpBaseUrl</w:t>
       </w:r>
-      <w:proofErr w:type="spellEnd"/>
       <w:r>
         <w:rPr>
           <w:rFonts w:ascii="Consolas" w:eastAsiaTheme="minorHAnsi" w:hAnsi="Consolas" w:cs="Consolas"/>
@@ -4286,15 +4021,7 @@
         <w:t>“</w:t>
       </w:r>
       <w:r>
-        <w:t>https://space.p.external.lmco.com/sites/fbo/CCDME/Estimating/SiteLinks/genBOE (includes User Training List)/</w:t>
-      </w:r>
-      <w:proofErr w:type="spellStart"/>
-      <w:r>
-        <w:t>genBOE</w:t>
-      </w:r>
-      <w:proofErr w:type="spellEnd"/>
-      <w:r>
-        <w:t xml:space="preserve"> MOQ Types Help Text/</w:t>
+        <w:t>https://space.p.external.lmco.com/sites/fbo/CCDME/Estimating/SiteLinks/genBOE (includes User Training List)/genBOE MOQ Types Help Text/</w:t>
       </w:r>
       <w:r>
         <w:t>”</w:t>
@@ -4380,7 +4107,6 @@
         </w:numPr>
         <w:spacing w:after="0"/>
       </w:pPr>
-      <w:proofErr w:type="spellStart"/>
       <w:r>
         <w:rPr>
           <w:rFonts w:ascii="Consolas" w:eastAsiaTheme="minorHAnsi" w:hAnsi="Consolas" w:cs="Consolas"/>
@@ -4390,7 +4116,6 @@
         </w:rPr>
         <w:t>oAuthDomain</w:t>
       </w:r>
-      <w:proofErr w:type="spellEnd"/>
       <w:r>
         <w:rPr>
           <w:rFonts w:ascii="Consolas" w:eastAsiaTheme="minorHAnsi" w:hAnsi="Consolas" w:cs="Consolas"/>
@@ -4434,25 +4159,14 @@
           <w:sz w:val="20"/>
         </w:rPr>
       </w:pPr>
-      <w:proofErr w:type="spellStart"/>
-      <w:r>
-        <w:rPr>
-          <w:rFonts w:ascii="Consolas" w:eastAsiaTheme="minorHAnsi" w:hAnsi="Consolas" w:cs="Consolas"/>
-          <w:color w:val="0000FF"/>
-          <w:sz w:val="19"/>
-          <w:szCs w:val="19"/>
-        </w:rPr>
-        <w:t>EnableSAP</w:t>
-      </w:r>
-      <w:proofErr w:type="spellEnd"/>
-      <w:r>
-        <w:rPr>
-          <w:rFonts w:ascii="Consolas" w:eastAsiaTheme="minorHAnsi" w:hAnsi="Consolas" w:cs="Consolas"/>
-          <w:color w:val="0000FF"/>
-          <w:sz w:val="19"/>
-          <w:szCs w:val="19"/>
-        </w:rPr>
-        <w:t xml:space="preserve"> </w:t>
+      <w:r>
+        <w:rPr>
+          <w:rFonts w:ascii="Consolas" w:eastAsiaTheme="minorHAnsi" w:hAnsi="Consolas" w:cs="Consolas"/>
+          <w:color w:val="0000FF"/>
+          <w:sz w:val="19"/>
+          <w:szCs w:val="19"/>
+        </w:rPr>
+        <w:t xml:space="preserve">EnableSAP </w:t>
       </w:r>
       <w:r>
         <w:t>–</w:t>
@@ -4483,25 +4197,14 @@
           <w:sz w:val="20"/>
         </w:rPr>
       </w:pPr>
-      <w:proofErr w:type="spellStart"/>
-      <w:r>
-        <w:rPr>
-          <w:rFonts w:ascii="Consolas" w:eastAsiaTheme="minorHAnsi" w:hAnsi="Consolas" w:cs="Consolas"/>
-          <w:color w:val="0000FF"/>
-          <w:sz w:val="19"/>
-          <w:szCs w:val="19"/>
-        </w:rPr>
-        <w:t>IESSAPUrl</w:t>
-      </w:r>
-      <w:proofErr w:type="spellEnd"/>
-      <w:r>
-        <w:rPr>
-          <w:rFonts w:ascii="Consolas" w:eastAsiaTheme="minorHAnsi" w:hAnsi="Consolas" w:cs="Consolas"/>
-          <w:color w:val="0000FF"/>
-          <w:sz w:val="19"/>
-          <w:szCs w:val="19"/>
-        </w:rPr>
-        <w:t xml:space="preserve"> </w:t>
+      <w:r>
+        <w:rPr>
+          <w:rFonts w:ascii="Consolas" w:eastAsiaTheme="minorHAnsi" w:hAnsi="Consolas" w:cs="Consolas"/>
+          <w:color w:val="0000FF"/>
+          <w:sz w:val="19"/>
+          <w:szCs w:val="19"/>
+        </w:rPr>
+        <w:t xml:space="preserve">IESSAPUrl </w:t>
       </w:r>
       <w:r>
         <w:t xml:space="preserve">– </w:t>
@@ -4536,7 +4239,6 @@
           <w:sz w:val="20"/>
         </w:rPr>
       </w:pPr>
-      <w:proofErr w:type="spellStart"/>
       <w:r>
         <w:rPr>
           <w:rFonts w:ascii="Consolas" w:eastAsiaTheme="minorHAnsi" w:hAnsi="Consolas" w:cs="Consolas"/>
@@ -4546,7 +4248,6 @@
         </w:rPr>
         <w:t>oAuthIESClientId</w:t>
       </w:r>
-      <w:proofErr w:type="spellEnd"/>
       <w:r>
         <w:rPr>
           <w:rFonts w:ascii="Consolas" w:eastAsiaTheme="minorHAnsi" w:hAnsi="Consolas" w:cs="Consolas"/>
@@ -4589,7 +4290,6 @@
           <w:sz w:val="20"/>
         </w:rPr>
       </w:pPr>
-      <w:proofErr w:type="spellStart"/>
       <w:r>
         <w:rPr>
           <w:rFonts w:ascii="Consolas" w:eastAsiaTheme="minorHAnsi" w:hAnsi="Consolas" w:cs="Consolas"/>
@@ -4599,7 +4299,6 @@
         </w:rPr>
         <w:t>oAuthIESClientSecret</w:t>
       </w:r>
-      <w:proofErr w:type="spellEnd"/>
       <w:r>
         <w:rPr>
           <w:rFonts w:ascii="Consolas" w:eastAsiaTheme="minorHAnsi" w:hAnsi="Consolas" w:cs="Consolas"/>
@@ -4664,7 +4363,6 @@
         </w:numPr>
         <w:spacing w:after="0"/>
       </w:pPr>
-      <w:proofErr w:type="spellStart"/>
       <w:r>
         <w:rPr>
           <w:rFonts w:ascii="Consolas" w:eastAsiaTheme="minorHAnsi" w:hAnsi="Consolas" w:cs="Consolas"/>
@@ -4674,7 +4372,6 @@
         </w:rPr>
         <w:t>ShowEquivalentPersonsOption</w:t>
       </w:r>
-      <w:proofErr w:type="spellEnd"/>
     </w:p>
     <w:p>
       <w:pPr>
@@ -4762,7 +4459,6 @@
         </w:numPr>
         <w:spacing w:after="0"/>
       </w:pPr>
-      <w:proofErr w:type="spellStart"/>
       <w:r>
         <w:rPr>
           <w:rFonts w:ascii="Consolas" w:eastAsiaTheme="minorHAnsi" w:hAnsi="Consolas" w:cs="Consolas"/>
@@ -4772,7 +4468,6 @@
         </w:rPr>
         <w:t>IsBOEFormVisible</w:t>
       </w:r>
-      <w:proofErr w:type="spellEnd"/>
     </w:p>
     <w:p>
       <w:pPr>
@@ -4861,7 +4556,6 @@
           <w:rFonts w:ascii="Calibri" w:eastAsia="Times New Roman" w:hAnsi="Calibri" w:cs="Calibri"/>
         </w:rPr>
       </w:pPr>
-      <w:proofErr w:type="spellStart"/>
       <w:r>
         <w:rPr>
           <w:rFonts w:ascii="Consolas" w:eastAsiaTheme="minorHAnsi" w:hAnsi="Consolas" w:cs="Consolas"/>
@@ -4871,7 +4565,6 @@
         </w:rPr>
         <w:t>IsPortionMarkingEnabled</w:t>
       </w:r>
-      <w:proofErr w:type="spellEnd"/>
     </w:p>
     <w:p>
       <w:pPr>
@@ -4965,7 +4658,6 @@
           <w:rFonts w:ascii="Calibri" w:eastAsia="Times New Roman" w:hAnsi="Calibri" w:cs="Calibri"/>
         </w:rPr>
       </w:pPr>
-      <w:proofErr w:type="spellStart"/>
       <w:r>
         <w:rPr>
           <w:rFonts w:ascii="Consolas" w:eastAsiaTheme="minorHAnsi" w:hAnsi="Consolas" w:cs="Consolas"/>
@@ -4975,7 +4667,6 @@
         </w:rPr>
         <w:t>IESHomeUrl</w:t>
       </w:r>
-      <w:proofErr w:type="spellEnd"/>
     </w:p>
     <w:p>
       <w:pPr>
@@ -5067,7 +4758,6 @@
           <w:rFonts w:ascii="Calibri" w:eastAsia="Times New Roman" w:hAnsi="Calibri" w:cs="Calibri"/>
         </w:rPr>
       </w:pPr>
-      <w:proofErr w:type="spellStart"/>
       <w:r>
         <w:rPr>
           <w:rFonts w:ascii="Consolas" w:eastAsiaTheme="minorHAnsi" w:hAnsi="Consolas" w:cs="Consolas"/>
@@ -5077,7 +4767,6 @@
         </w:rPr>
         <w:t>IsPTMIntegrated</w:t>
       </w:r>
-      <w:proofErr w:type="spellEnd"/>
     </w:p>
     <w:p>
       <w:pPr>
@@ -5192,7 +4881,6 @@
           <w:rFonts w:ascii="Calibri" w:eastAsia="Times New Roman" w:hAnsi="Calibri" w:cs="Calibri"/>
         </w:rPr>
       </w:pPr>
-      <w:proofErr w:type="spellStart"/>
       <w:r>
         <w:rPr>
           <w:rFonts w:ascii="Consolas" w:eastAsiaTheme="minorHAnsi" w:hAnsi="Consolas" w:cs="Consolas"/>
@@ -5202,7 +4890,6 @@
         </w:rPr>
         <w:t>DatabaseESTOffset</w:t>
       </w:r>
-      <w:proofErr w:type="spellEnd"/>
       <w:r>
         <w:rPr>
           <w:rFonts w:ascii="Calibri" w:eastAsia="Times New Roman" w:hAnsi="Calibri" w:cs="Calibri"/>
@@ -5223,7 +4910,6 @@
           <w:rFonts w:ascii="Calibri" w:eastAsia="Times New Roman" w:hAnsi="Calibri" w:cs="Calibri"/>
         </w:rPr>
       </w:pPr>
-      <w:proofErr w:type="spellStart"/>
       <w:r>
         <w:rPr>
           <w:rFonts w:ascii="Consolas" w:eastAsiaTheme="minorHAnsi" w:hAnsi="Consolas" w:cs="Consolas"/>
@@ -5233,7 +4919,6 @@
         </w:rPr>
         <w:t>CanCreateWorkspaceWithoutPtmTrackingNumber</w:t>
       </w:r>
-      <w:proofErr w:type="spellEnd"/>
     </w:p>
     <w:p>
       <w:pPr>
@@ -5342,7 +5027,6 @@
           <w:rFonts w:ascii="Calibri" w:eastAsia="Times New Roman" w:hAnsi="Calibri" w:cs="Calibri"/>
         </w:rPr>
       </w:pPr>
-      <w:proofErr w:type="spellStart"/>
       <w:r>
         <w:rPr>
           <w:rFonts w:ascii="Consolas" w:eastAsiaTheme="minorHAnsi" w:hAnsi="Consolas" w:cs="Consolas"/>
@@ -5350,17 +5034,7 @@
           <w:sz w:val="19"/>
           <w:szCs w:val="19"/>
         </w:rPr>
-        <w:t>Piwik</w:t>
-      </w:r>
-      <w:proofErr w:type="spellEnd"/>
-      <w:r>
-        <w:rPr>
-          <w:rFonts w:ascii="Consolas" w:eastAsiaTheme="minorHAnsi" w:hAnsi="Consolas" w:cs="Consolas"/>
-          <w:color w:val="008000"/>
-          <w:sz w:val="19"/>
-          <w:szCs w:val="19"/>
-        </w:rPr>
-        <w:t xml:space="preserve"> Settings</w:t>
+        <w:t>Piwik Settings</w:t>
       </w:r>
     </w:p>
     <w:p>
@@ -5376,7 +5050,6 @@
           <w:rFonts w:ascii="Calibri" w:eastAsia="Times New Roman" w:hAnsi="Calibri" w:cs="Calibri"/>
         </w:rPr>
       </w:pPr>
-      <w:proofErr w:type="spellStart"/>
       <w:r>
         <w:rPr>
           <w:rFonts w:ascii="Consolas" w:eastAsiaTheme="minorHAnsi" w:hAnsi="Consolas" w:cs="Consolas"/>
@@ -5386,7 +5059,6 @@
         </w:rPr>
         <w:t>DisablePiwik</w:t>
       </w:r>
-      <w:proofErr w:type="spellEnd"/>
       <w:r>
         <w:rPr>
           <w:rStyle w:val="FootnoteReference"/>
@@ -5411,13 +5083,8 @@
         <w:t xml:space="preserve"> </w:t>
       </w:r>
       <w:r>
-        <w:t xml:space="preserve">(to not track the website usage via </w:t>
-      </w:r>
-      <w:proofErr w:type="spellStart"/>
-      <w:r>
-        <w:t>piwik</w:t>
-      </w:r>
-      <w:proofErr w:type="spellEnd"/>
+        <w:t>(to not track the website usage via piwik</w:t>
+      </w:r>
       <w:r>
         <w:t>)</w:t>
       </w:r>
@@ -5434,21 +5101,7 @@
         <w:rPr>
           <w:rFonts w:ascii="Calibri" w:eastAsia="Times New Roman" w:hAnsi="Calibri" w:cs="Calibri"/>
         </w:rPr>
-        <w:t xml:space="preserve">gnore the other </w:t>
-      </w:r>
-      <w:proofErr w:type="spellStart"/>
-      <w:r>
-        <w:rPr>
-          <w:rFonts w:ascii="Calibri" w:eastAsia="Times New Roman" w:hAnsi="Calibri" w:cs="Calibri"/>
-        </w:rPr>
-        <w:t>piwik</w:t>
-      </w:r>
-      <w:proofErr w:type="spellEnd"/>
-      <w:r>
-        <w:rPr>
-          <w:rFonts w:ascii="Calibri" w:eastAsia="Times New Roman" w:hAnsi="Calibri" w:cs="Calibri"/>
-        </w:rPr>
-        <w:t xml:space="preserve"> settings once you disable it</w:t>
+        <w:t>gnore the other piwik settings once you disable it</w:t>
       </w:r>
     </w:p>
     <w:p>
@@ -5483,7 +5136,6 @@
         </w:numPr>
         <w:spacing w:after="0"/>
       </w:pPr>
-      <w:proofErr w:type="spellStart"/>
       <w:r>
         <w:rPr>
           <w:rFonts w:ascii="Consolas" w:eastAsiaTheme="minorHAnsi" w:hAnsi="Consolas" w:cs="Consolas"/>
@@ -5493,7 +5145,6 @@
         </w:rPr>
         <w:t>MstMetricsUrl</w:t>
       </w:r>
-      <w:proofErr w:type="spellEnd"/>
     </w:p>
     <w:p>
       <w:pPr>
@@ -5574,7 +5225,6 @@
         </w:numPr>
         <w:spacing w:after="0"/>
       </w:pPr>
-      <w:proofErr w:type="spellStart"/>
       <w:r>
         <w:rPr>
           <w:rFonts w:ascii="Consolas" w:eastAsiaTheme="minorHAnsi" w:hAnsi="Consolas" w:cs="Consolas"/>
@@ -5584,7 +5234,6 @@
         </w:rPr>
         <w:t>MSTSearchCriteriaHelp</w:t>
       </w:r>
-      <w:proofErr w:type="spellEnd"/>
     </w:p>
     <w:p>
       <w:pPr>
@@ -5666,7 +5315,6 @@
         </w:numPr>
         <w:spacing w:after="0"/>
       </w:pPr>
-      <w:proofErr w:type="spellStart"/>
       <w:r>
         <w:rPr>
           <w:rFonts w:ascii="Consolas" w:eastAsiaTheme="minorHAnsi" w:hAnsi="Consolas" w:cs="Consolas"/>
@@ -5676,7 +5324,6 @@
         </w:rPr>
         <w:t>MSTSearchResultsHelpLink</w:t>
       </w:r>
-      <w:proofErr w:type="spellEnd"/>
     </w:p>
     <w:p>
       <w:pPr>
@@ -5757,7 +5404,6 @@
         </w:numPr>
         <w:spacing w:after="0"/>
       </w:pPr>
-      <w:proofErr w:type="spellStart"/>
       <w:r>
         <w:rPr>
           <w:rFonts w:ascii="Consolas" w:eastAsiaTheme="minorHAnsi" w:hAnsi="Consolas" w:cs="Consolas"/>
@@ -5767,7 +5413,6 @@
         </w:rPr>
         <w:t>MSTSearchResultsDetailHelpLink</w:t>
       </w:r>
-      <w:proofErr w:type="spellEnd"/>
       <w:r>
         <w:rPr>
           <w:rFonts w:ascii="Calibri" w:eastAsia="Times New Roman" w:hAnsi="Calibri" w:cs="Calibri"/>
@@ -5884,7 +5529,6 @@
         </w:numPr>
         <w:spacing w:after="0"/>
       </w:pPr>
-      <w:proofErr w:type="spellStart"/>
       <w:r>
         <w:rPr>
           <w:rFonts w:ascii="Consolas" w:eastAsiaTheme="minorHAnsi" w:hAnsi="Consolas" w:cs="Consolas"/>
@@ -5894,7 +5538,6 @@
         </w:rPr>
         <w:t>RmsHelpBaseLink</w:t>
       </w:r>
-      <w:proofErr w:type="spellEnd"/>
     </w:p>
     <w:p>
       <w:pPr>
@@ -6000,7 +5643,6 @@
         </w:numPr>
         <w:spacing w:after="0"/>
       </w:pPr>
-      <w:proofErr w:type="spellStart"/>
       <w:r>
         <w:rPr>
           <w:rFonts w:ascii="Consolas" w:eastAsiaTheme="minorHAnsi" w:hAnsi="Consolas" w:cs="Consolas"/>
@@ -6010,7 +5652,6 @@
         </w:rPr>
         <w:t>RmsHelpBaseLinkNew</w:t>
       </w:r>
-      <w:proofErr w:type="spellEnd"/>
     </w:p>
     <w:p>
       <w:pPr>
@@ -6141,7 +5782,6 @@
           <w:rFonts w:ascii="Calibri" w:eastAsia="Times New Roman" w:hAnsi="Calibri" w:cs="Calibri"/>
         </w:rPr>
       </w:pPr>
-      <w:proofErr w:type="spellStart"/>
       <w:r>
         <w:rPr>
           <w:rFonts w:ascii="Consolas" w:eastAsiaTheme="minorHAnsi" w:hAnsi="Consolas" w:cs="Consolas"/>
@@ -6151,7 +5791,6 @@
         </w:rPr>
         <w:t>IsProjectMapEnabled</w:t>
       </w:r>
-      <w:proofErr w:type="spellEnd"/>
     </w:p>
     <w:p>
       <w:pPr>
@@ -6280,7 +5919,6 @@
           <w:rFonts w:ascii="Calibri" w:eastAsia="Times New Roman" w:hAnsi="Calibri" w:cs="Calibri"/>
         </w:rPr>
       </w:pPr>
-      <w:proofErr w:type="spellStart"/>
       <w:r>
         <w:rPr>
           <w:rFonts w:ascii="Consolas" w:eastAsiaTheme="minorHAnsi" w:hAnsi="Consolas" w:cs="Consolas"/>
@@ -6290,7 +5928,6 @@
         </w:rPr>
         <w:t>ReportServerLocation</w:t>
       </w:r>
-      <w:proofErr w:type="spellEnd"/>
       <w:r>
         <w:rPr>
           <w:rFonts w:ascii="Calibri" w:eastAsia="Times New Roman" w:hAnsi="Calibri" w:cs="Calibri"/>
@@ -6323,7 +5960,6 @@
           <w:rFonts w:ascii="Calibri" w:eastAsia="Times New Roman" w:hAnsi="Calibri" w:cs="Calibri"/>
         </w:rPr>
       </w:pPr>
-      <w:proofErr w:type="spellStart"/>
       <w:r>
         <w:rPr>
           <w:rFonts w:ascii="Consolas" w:eastAsiaTheme="minorHAnsi" w:hAnsi="Consolas" w:cs="Consolas"/>
@@ -6333,7 +5969,6 @@
         </w:rPr>
         <w:t>ReportServerFolderName</w:t>
       </w:r>
-      <w:proofErr w:type="spellEnd"/>
       <w:r>
         <w:rPr>
           <w:rFonts w:ascii="Calibri" w:eastAsia="Times New Roman" w:hAnsi="Calibri" w:cs="Calibri"/>
@@ -6366,7 +6001,6 @@
           <w:rFonts w:ascii="Calibri" w:eastAsia="Times New Roman" w:hAnsi="Calibri" w:cs="Calibri"/>
         </w:rPr>
       </w:pPr>
-      <w:proofErr w:type="spellStart"/>
       <w:r>
         <w:rPr>
           <w:rFonts w:ascii="Consolas" w:eastAsiaTheme="minorHAnsi" w:hAnsi="Consolas" w:cs="Consolas"/>
@@ -6376,7 +6010,6 @@
         </w:rPr>
         <w:t>system.web</w:t>
       </w:r>
-      <w:proofErr w:type="spellEnd"/>
       <w:r>
         <w:rPr>
           <w:rFonts w:ascii="Consolas" w:eastAsiaTheme="minorHAnsi" w:hAnsi="Consolas" w:cs="Consolas"/>
@@ -6452,16 +6085,8 @@
         <w:rPr>
           <w:rFonts w:ascii="Calibri" w:eastAsia="Times New Roman" w:hAnsi="Calibri" w:cs="Calibri"/>
         </w:rPr>
-        <w:t xml:space="preserve"> – AD groups allowed to access </w:t>
-      </w:r>
-      <w:proofErr w:type="spellStart"/>
-      <w:r>
-        <w:rPr>
-          <w:rFonts w:ascii="Calibri" w:eastAsia="Times New Roman" w:hAnsi="Calibri" w:cs="Calibri"/>
-        </w:rPr>
-        <w:t>GenBOE</w:t>
-      </w:r>
-      <w:proofErr w:type="spellEnd"/>
+        <w:t xml:space="preserve"> – AD groups allowed to access GenBOE</w:t>
+      </w:r>
     </w:p>
     <w:p>
       <w:pPr>
@@ -6516,7 +6141,6 @@
         </w:rPr>
         <w:t>"</w:t>
       </w:r>
-      <w:proofErr w:type="spellStart"/>
       <w:r>
         <w:rPr>
           <w:rFonts w:ascii="Consolas" w:eastAsiaTheme="minorHAnsi" w:hAnsi="Consolas" w:cs="Consolas"/>
@@ -6526,7 +6150,6 @@
         </w:rPr>
         <w:t>elmah.axd</w:t>
       </w:r>
-      <w:proofErr w:type="spellEnd"/>
       <w:r>
         <w:rPr>
           <w:rFonts w:ascii="Consolas" w:eastAsiaTheme="minorHAnsi" w:hAnsi="Consolas" w:cs="Consolas"/>
@@ -6551,7 +6174,6 @@
         </w:rPr>
         <w:t xml:space="preserve">-&gt; </w:t>
       </w:r>
-      <w:proofErr w:type="spellStart"/>
       <w:r>
         <w:rPr>
           <w:rFonts w:ascii="Consolas" w:eastAsiaTheme="minorHAnsi" w:hAnsi="Consolas" w:cs="Consolas"/>
@@ -6561,7 +6183,6 @@
         </w:rPr>
         <w:t>system.web</w:t>
       </w:r>
-      <w:proofErr w:type="spellEnd"/>
       <w:r>
         <w:rPr>
           <w:rFonts w:ascii="Consolas" w:eastAsiaTheme="minorHAnsi" w:hAnsi="Consolas" w:cs="Consolas"/>
@@ -6652,7 +6273,6 @@
           <w:numId w:val="4"/>
         </w:numPr>
       </w:pPr>
-      <w:proofErr w:type="spellStart"/>
       <w:r>
         <w:rPr>
           <w:rFonts w:ascii="Consolas" w:eastAsiaTheme="minorHAnsi" w:hAnsi="Consolas" w:cs="Consolas"/>
@@ -6662,7 +6282,6 @@
         </w:rPr>
         <w:t>elmah</w:t>
       </w:r>
-      <w:proofErr w:type="spellEnd"/>
       <w:r>
         <w:t xml:space="preserve"> section</w:t>
       </w:r>
@@ -6682,7 +6301,6 @@
         </w:rPr>
         <w:t xml:space="preserve">in </w:t>
       </w:r>
-      <w:proofErr w:type="spellStart"/>
       <w:r>
         <w:rPr>
           <w:rFonts w:ascii="Consolas" w:eastAsiaTheme="minorHAnsi" w:hAnsi="Consolas" w:cs="Consolas"/>
@@ -6692,14 +6310,12 @@
         </w:rPr>
         <w:t>errorLog</w:t>
       </w:r>
-      <w:proofErr w:type="spellEnd"/>
       <w:r>
         <w:rPr>
           <w:rFonts w:ascii="Calibri" w:eastAsia="Times New Roman" w:hAnsi="Calibri" w:cs="Calibri"/>
         </w:rPr>
         <w:t xml:space="preserve"> setting,  update the </w:t>
       </w:r>
-      <w:proofErr w:type="spellStart"/>
       <w:r>
         <w:rPr>
           <w:rFonts w:ascii="Consolas" w:eastAsiaTheme="minorHAnsi" w:hAnsi="Consolas" w:cs="Consolas"/>
@@ -6709,7 +6325,6 @@
         </w:rPr>
         <w:t>connectionString</w:t>
       </w:r>
-      <w:proofErr w:type="spellEnd"/>
       <w:r>
         <w:rPr>
           <w:rFonts w:ascii="Calibri" w:eastAsia="Times New Roman" w:hAnsi="Calibri" w:cs="Calibri"/>
@@ -6726,15 +6341,7 @@
         </w:numPr>
       </w:pPr>
       <w:r>
-        <w:t xml:space="preserve">Remove the HTTPS redirect portion of </w:t>
-      </w:r>
-      <w:proofErr w:type="spellStart"/>
-      <w:r>
-        <w:t>web.config</w:t>
-      </w:r>
-      <w:proofErr w:type="spellEnd"/>
-      <w:r>
-        <w:t>. Example:</w:t>
+        <w:t>Remove the HTTPS redirect portion of web.config. Example:</w:t>
       </w:r>
     </w:p>
     <w:p>
@@ -6835,7 +6442,6 @@
         </w:rPr>
         <w:t xml:space="preserve"> </w:t>
       </w:r>
-      <w:proofErr w:type="spellStart"/>
       <w:r>
         <w:rPr>
           <w:rFonts w:ascii="Consolas" w:eastAsiaTheme="minorHAnsi" w:hAnsi="Consolas" w:cs="Consolas"/>
@@ -6845,7 +6451,6 @@
         </w:rPr>
         <w:t>stopProcessing</w:t>
       </w:r>
-      <w:proofErr w:type="spellEnd"/>
       <w:r>
         <w:rPr>
           <w:rFonts w:ascii="Consolas" w:eastAsiaTheme="minorHAnsi" w:hAnsi="Consolas" w:cs="Consolas"/>
@@ -6902,7 +6507,6 @@
         </w:rPr>
         <w:t xml:space="preserve">          &lt;match </w:t>
       </w:r>
-      <w:proofErr w:type="spellStart"/>
       <w:r>
         <w:rPr>
           <w:rFonts w:ascii="Consolas" w:eastAsiaTheme="minorHAnsi" w:hAnsi="Consolas" w:cs="Consolas"/>
@@ -6912,7 +6516,6 @@
         </w:rPr>
         <w:t>url</w:t>
       </w:r>
-      <w:proofErr w:type="spellEnd"/>
       <w:r>
         <w:rPr>
           <w:rFonts w:ascii="Consolas" w:eastAsiaTheme="minorHAnsi" w:hAnsi="Consolas" w:cs="Consolas"/>
@@ -7083,7 +6686,6 @@
         </w:rPr>
         <w:t xml:space="preserve">="Redirect" </w:t>
       </w:r>
-      <w:proofErr w:type="spellStart"/>
       <w:r>
         <w:rPr>
           <w:rFonts w:ascii="Consolas" w:eastAsiaTheme="minorHAnsi" w:hAnsi="Consolas" w:cs="Consolas"/>
@@ -7093,7 +6695,6 @@
         </w:rPr>
         <w:t>url</w:t>
       </w:r>
-      <w:proofErr w:type="spellEnd"/>
       <w:r>
         <w:rPr>
           <w:rFonts w:ascii="Consolas" w:eastAsiaTheme="minorHAnsi" w:hAnsi="Consolas" w:cs="Consolas"/>
@@ -7213,13 +6814,8 @@
       <w:r>
         <w:t xml:space="preserve">(Portal) </w:t>
       </w:r>
-      <w:proofErr w:type="spellStart"/>
-      <w:r>
-        <w:t>Web.Config</w:t>
-      </w:r>
-      <w:proofErr w:type="spellEnd"/>
-      <w:r>
-        <w:t xml:space="preserve"> Customization</w:t>
+      <w:r>
+        <w:t>Web.Config Customization</w:t>
       </w:r>
       <w:bookmarkEnd w:id="67"/>
       <w:bookmarkEnd w:id="68"/>
@@ -7233,7 +6829,6 @@
         </w:numPr>
         <w:spacing w:after="0"/>
       </w:pPr>
-      <w:proofErr w:type="spellStart"/>
       <w:r>
         <w:rPr>
           <w:rFonts w:ascii="Consolas" w:eastAsiaTheme="minorHAnsi" w:hAnsi="Consolas" w:cs="Consolas"/>
@@ -7243,7 +6838,6 @@
         </w:rPr>
         <w:t>connectionStrings</w:t>
       </w:r>
-      <w:proofErr w:type="spellEnd"/>
       <w:r>
         <w:rPr>
           <w:rFonts w:ascii="Calibri" w:eastAsia="Times New Roman" w:hAnsi="Calibri" w:cs="Calibri"/>
@@ -7260,25 +6854,14 @@
         </w:numPr>
         <w:spacing w:after="0"/>
       </w:pPr>
-      <w:proofErr w:type="spellStart"/>
-      <w:r>
-        <w:rPr>
-          <w:rFonts w:ascii="Consolas" w:eastAsiaTheme="minorHAnsi" w:hAnsi="Consolas" w:cs="Consolas"/>
-          <w:color w:val="0000FF"/>
-          <w:sz w:val="19"/>
-          <w:szCs w:val="19"/>
-        </w:rPr>
-        <w:t>IESEntities</w:t>
-      </w:r>
-      <w:proofErr w:type="spellEnd"/>
-      <w:r>
-        <w:rPr>
-          <w:rFonts w:ascii="Consolas" w:eastAsiaTheme="minorHAnsi" w:hAnsi="Consolas" w:cs="Consolas"/>
-          <w:color w:val="0000FF"/>
-          <w:sz w:val="19"/>
-          <w:szCs w:val="19"/>
-        </w:rPr>
-        <w:t xml:space="preserve"> </w:t>
+      <w:r>
+        <w:rPr>
+          <w:rFonts w:ascii="Consolas" w:eastAsiaTheme="minorHAnsi" w:hAnsi="Consolas" w:cs="Consolas"/>
+          <w:color w:val="0000FF"/>
+          <w:sz w:val="19"/>
+          <w:szCs w:val="19"/>
+        </w:rPr>
+        <w:t xml:space="preserve">IESEntities </w:t>
       </w:r>
       <w:r>
         <w:rPr>
@@ -7296,45 +6879,20 @@
         </w:numPr>
         <w:spacing w:after="0"/>
       </w:pPr>
-      <w:proofErr w:type="spellStart"/>
-      <w:r>
-        <w:rPr>
-          <w:rFonts w:ascii="Consolas" w:eastAsiaTheme="minorHAnsi" w:hAnsi="Consolas" w:cs="Consolas"/>
-          <w:color w:val="0000FF"/>
-          <w:sz w:val="19"/>
-          <w:szCs w:val="19"/>
-        </w:rPr>
-        <w:t>genTracEntities</w:t>
-      </w:r>
-      <w:proofErr w:type="spellEnd"/>
-      <w:r>
-        <w:rPr>
-          <w:rFonts w:ascii="Consolas" w:eastAsiaTheme="minorHAnsi" w:hAnsi="Consolas" w:cs="Consolas"/>
-          <w:color w:val="0000FF"/>
-          <w:sz w:val="19"/>
-          <w:szCs w:val="19"/>
-        </w:rPr>
-        <w:t xml:space="preserve"> </w:t>
-      </w:r>
-      <w:r>
-        <w:rPr>
-          <w:rFonts w:ascii="Calibri" w:eastAsia="Times New Roman" w:hAnsi="Calibri" w:cs="Calibri"/>
-        </w:rPr>
-        <w:t xml:space="preserve">– PTM / </w:t>
-      </w:r>
-      <w:proofErr w:type="spellStart"/>
-      <w:r>
-        <w:rPr>
-          <w:rFonts w:ascii="Calibri" w:eastAsia="Times New Roman" w:hAnsi="Calibri" w:cs="Calibri"/>
-        </w:rPr>
-        <w:t>genTrac</w:t>
-      </w:r>
-      <w:proofErr w:type="spellEnd"/>
-      <w:r>
-        <w:rPr>
-          <w:rFonts w:ascii="Calibri" w:eastAsia="Times New Roman" w:hAnsi="Calibri" w:cs="Calibri"/>
-        </w:rPr>
-        <w:t xml:space="preserve"> database connection string</w:t>
+      <w:r>
+        <w:rPr>
+          <w:rFonts w:ascii="Consolas" w:eastAsiaTheme="minorHAnsi" w:hAnsi="Consolas" w:cs="Consolas"/>
+          <w:color w:val="0000FF"/>
+          <w:sz w:val="19"/>
+          <w:szCs w:val="19"/>
+        </w:rPr>
+        <w:t xml:space="preserve">genTracEntities </w:t>
+      </w:r>
+      <w:r>
+        <w:rPr>
+          <w:rFonts w:ascii="Calibri" w:eastAsia="Times New Roman" w:hAnsi="Calibri" w:cs="Calibri"/>
+        </w:rPr>
+        <w:t>– PTM / genTrac database connection string</w:t>
       </w:r>
     </w:p>
     <w:p>
@@ -7346,7 +6904,6 @@
         </w:numPr>
         <w:spacing w:after="0"/>
       </w:pPr>
-      <w:proofErr w:type="spellStart"/>
       <w:r>
         <w:rPr>
           <w:rFonts w:ascii="Consolas" w:eastAsiaTheme="minorHAnsi" w:hAnsi="Consolas" w:cs="Consolas"/>
@@ -7356,7 +6913,6 @@
         </w:rPr>
         <w:t>GenBoeEntities</w:t>
       </w:r>
-      <w:proofErr w:type="spellEnd"/>
       <w:r>
         <w:t xml:space="preserve"> </w:t>
       </w:r>
@@ -7364,21 +6920,7 @@
         <w:rPr>
           <w:rFonts w:ascii="Calibri" w:eastAsia="Times New Roman" w:hAnsi="Calibri" w:cs="Calibri"/>
         </w:rPr>
-        <w:t xml:space="preserve">– </w:t>
-      </w:r>
-      <w:proofErr w:type="spellStart"/>
-      <w:r>
-        <w:rPr>
-          <w:rFonts w:ascii="Calibri" w:eastAsia="Times New Roman" w:hAnsi="Calibri" w:cs="Calibri"/>
-        </w:rPr>
-        <w:t>genBOE</w:t>
-      </w:r>
-      <w:proofErr w:type="spellEnd"/>
-      <w:r>
-        <w:rPr>
-          <w:rFonts w:ascii="Calibri" w:eastAsia="Times New Roman" w:hAnsi="Calibri" w:cs="Calibri"/>
-        </w:rPr>
-        <w:t xml:space="preserve"> database connection string</w:t>
+        <w:t>– genBOE database connection string</w:t>
       </w:r>
     </w:p>
     <w:p>
@@ -7390,7 +6932,6 @@
         </w:numPr>
         <w:spacing w:after="0"/>
       </w:pPr>
-      <w:proofErr w:type="spellStart"/>
       <w:r>
         <w:rPr>
           <w:rFonts w:ascii="Consolas" w:eastAsiaTheme="minorHAnsi" w:hAnsi="Consolas" w:cs="Consolas"/>
@@ -7400,7 +6941,6 @@
         </w:rPr>
         <w:t>appSettings</w:t>
       </w:r>
-      <w:proofErr w:type="spellEnd"/>
       <w:r>
         <w:rPr>
           <w:rFonts w:ascii="Calibri" w:eastAsia="Times New Roman" w:hAnsi="Calibri" w:cs="Calibri"/>
@@ -7441,25 +6981,14 @@
           <w:rFonts w:ascii="Calibri" w:eastAsia="Times New Roman" w:hAnsi="Calibri" w:cs="Calibri"/>
         </w:rPr>
       </w:pPr>
-      <w:proofErr w:type="spellStart"/>
-      <w:r>
-        <w:rPr>
-          <w:rFonts w:ascii="Consolas" w:eastAsiaTheme="minorHAnsi" w:hAnsi="Consolas" w:cs="Consolas"/>
-          <w:color w:val="0000FF"/>
-          <w:sz w:val="19"/>
-          <w:szCs w:val="19"/>
-        </w:rPr>
-        <w:t>ActiveDirectoryPath</w:t>
-      </w:r>
-      <w:proofErr w:type="spellEnd"/>
-      <w:r>
-        <w:rPr>
-          <w:rFonts w:ascii="Consolas" w:eastAsiaTheme="minorHAnsi" w:hAnsi="Consolas" w:cs="Consolas"/>
-          <w:color w:val="0000FF"/>
-          <w:sz w:val="19"/>
-          <w:szCs w:val="19"/>
-        </w:rPr>
-        <w:t xml:space="preserve"> </w:t>
+      <w:r>
+        <w:rPr>
+          <w:rFonts w:ascii="Consolas" w:eastAsiaTheme="minorHAnsi" w:hAnsi="Consolas" w:cs="Consolas"/>
+          <w:color w:val="0000FF"/>
+          <w:sz w:val="19"/>
+          <w:szCs w:val="19"/>
+        </w:rPr>
+        <w:t xml:space="preserve">ActiveDirectoryPath </w:t>
       </w:r>
       <w:r>
         <w:rPr>
@@ -7481,36 +7010,17 @@
           <w:rFonts w:ascii="Calibri" w:eastAsia="Times New Roman" w:hAnsi="Calibri" w:cs="Calibri"/>
         </w:rPr>
       </w:pPr>
-      <w:proofErr w:type="spellStart"/>
-      <w:r>
-        <w:rPr>
-          <w:rFonts w:ascii="Consolas" w:eastAsiaTheme="minorHAnsi" w:hAnsi="Consolas" w:cs="Consolas"/>
-          <w:color w:val="0000FF"/>
-          <w:sz w:val="19"/>
-          <w:szCs w:val="19"/>
-        </w:rPr>
-        <w:t>BOEUrl</w:t>
-      </w:r>
-      <w:proofErr w:type="spellEnd"/>
-      <w:r>
-        <w:rPr>
-          <w:rFonts w:ascii="Consolas" w:eastAsiaTheme="minorHAnsi" w:hAnsi="Consolas" w:cs="Consolas"/>
-          <w:color w:val="0000FF"/>
-          <w:sz w:val="19"/>
-          <w:szCs w:val="19"/>
-        </w:rPr>
-        <w:t xml:space="preserve"> </w:t>
-      </w:r>
-      <w:r>
-        <w:t xml:space="preserve">– </w:t>
-      </w:r>
-      <w:proofErr w:type="spellStart"/>
-      <w:r>
-        <w:t>GenBOE’s</w:t>
-      </w:r>
-      <w:proofErr w:type="spellEnd"/>
-      <w:r>
-        <w:t xml:space="preserve"> URL</w:t>
+      <w:r>
+        <w:rPr>
+          <w:rFonts w:ascii="Consolas" w:eastAsiaTheme="minorHAnsi" w:hAnsi="Consolas" w:cs="Consolas"/>
+          <w:color w:val="0000FF"/>
+          <w:sz w:val="19"/>
+          <w:szCs w:val="19"/>
+        </w:rPr>
+        <w:t xml:space="preserve">BOEUrl </w:t>
+      </w:r>
+      <w:r>
+        <w:t>– GenBOE’s URL</w:t>
       </w:r>
     </w:p>
     <w:p>
@@ -7526,25 +7036,14 @@
           <w:rFonts w:ascii="Calibri" w:eastAsia="Times New Roman" w:hAnsi="Calibri" w:cs="Calibri"/>
         </w:rPr>
       </w:pPr>
-      <w:proofErr w:type="spellStart"/>
-      <w:r>
-        <w:rPr>
-          <w:rFonts w:ascii="Consolas" w:eastAsiaTheme="minorHAnsi" w:hAnsi="Consolas" w:cs="Consolas"/>
-          <w:color w:val="0000FF"/>
-          <w:sz w:val="19"/>
-          <w:szCs w:val="19"/>
-        </w:rPr>
-        <w:t>PTMUrl</w:t>
-      </w:r>
-      <w:proofErr w:type="spellEnd"/>
-      <w:r>
-        <w:rPr>
-          <w:rFonts w:ascii="Consolas" w:eastAsiaTheme="minorHAnsi" w:hAnsi="Consolas" w:cs="Consolas"/>
-          <w:color w:val="0000FF"/>
-          <w:sz w:val="19"/>
-          <w:szCs w:val="19"/>
-        </w:rPr>
-        <w:t xml:space="preserve"> </w:t>
+      <w:r>
+        <w:rPr>
+          <w:rFonts w:ascii="Consolas" w:eastAsiaTheme="minorHAnsi" w:hAnsi="Consolas" w:cs="Consolas"/>
+          <w:color w:val="0000FF"/>
+          <w:sz w:val="19"/>
+          <w:szCs w:val="19"/>
+        </w:rPr>
+        <w:t xml:space="preserve">PTMUrl </w:t>
       </w:r>
       <w:r>
         <w:t>– PTM’s URL</w:t>
@@ -7563,25 +7062,14 @@
           <w:rFonts w:ascii="Calibri" w:eastAsia="Times New Roman" w:hAnsi="Calibri" w:cs="Calibri"/>
         </w:rPr>
       </w:pPr>
-      <w:proofErr w:type="spellStart"/>
-      <w:r>
-        <w:rPr>
-          <w:rFonts w:ascii="Consolas" w:eastAsiaTheme="minorHAnsi" w:hAnsi="Consolas" w:cs="Consolas"/>
-          <w:color w:val="0000FF"/>
-          <w:sz w:val="19"/>
-          <w:szCs w:val="19"/>
-        </w:rPr>
-        <w:t>RDMUrl</w:t>
-      </w:r>
-      <w:proofErr w:type="spellEnd"/>
-      <w:r>
-        <w:rPr>
-          <w:rFonts w:ascii="Consolas" w:eastAsiaTheme="minorHAnsi" w:hAnsi="Consolas" w:cs="Consolas"/>
-          <w:color w:val="0000FF"/>
-          <w:sz w:val="19"/>
-          <w:szCs w:val="19"/>
-        </w:rPr>
-        <w:t xml:space="preserve"> </w:t>
+      <w:r>
+        <w:rPr>
+          <w:rFonts w:ascii="Consolas" w:eastAsiaTheme="minorHAnsi" w:hAnsi="Consolas" w:cs="Consolas"/>
+          <w:color w:val="0000FF"/>
+          <w:sz w:val="19"/>
+          <w:szCs w:val="19"/>
+        </w:rPr>
+        <w:t xml:space="preserve">RDMUrl </w:t>
       </w:r>
       <w:r>
         <w:t>– RDM’s URL</w:t>
@@ -7600,25 +7088,14 @@
           <w:rFonts w:ascii="Calibri" w:eastAsia="Times New Roman" w:hAnsi="Calibri" w:cs="Calibri"/>
         </w:rPr>
       </w:pPr>
-      <w:proofErr w:type="spellStart"/>
-      <w:r>
-        <w:rPr>
-          <w:rFonts w:ascii="Consolas" w:eastAsiaTheme="minorHAnsi" w:hAnsi="Consolas" w:cs="Consolas"/>
-          <w:color w:val="0000FF"/>
-          <w:sz w:val="19"/>
-          <w:szCs w:val="19"/>
-        </w:rPr>
-        <w:t>RDSBUrl</w:t>
-      </w:r>
-      <w:proofErr w:type="spellEnd"/>
-      <w:r>
-        <w:rPr>
-          <w:rFonts w:ascii="Consolas" w:eastAsiaTheme="minorHAnsi" w:hAnsi="Consolas" w:cs="Consolas"/>
-          <w:color w:val="0000FF"/>
-          <w:sz w:val="19"/>
-          <w:szCs w:val="19"/>
-        </w:rPr>
-        <w:t xml:space="preserve"> </w:t>
+      <w:r>
+        <w:rPr>
+          <w:rFonts w:ascii="Consolas" w:eastAsiaTheme="minorHAnsi" w:hAnsi="Consolas" w:cs="Consolas"/>
+          <w:color w:val="0000FF"/>
+          <w:sz w:val="19"/>
+          <w:szCs w:val="19"/>
+        </w:rPr>
+        <w:t xml:space="preserve">RDSBUrl </w:t>
       </w:r>
       <w:r>
         <w:t>– RDSB’s URL</w:t>
@@ -7637,50 +7114,23 @@
           <w:rFonts w:ascii="Calibri" w:eastAsia="Times New Roman" w:hAnsi="Calibri" w:cs="Calibri"/>
         </w:rPr>
       </w:pPr>
-      <w:proofErr w:type="spellStart"/>
-      <w:r>
-        <w:rPr>
-          <w:rFonts w:ascii="Consolas" w:eastAsiaTheme="minorHAnsi" w:hAnsi="Consolas" w:cs="Consolas"/>
-          <w:color w:val="0000FF"/>
-          <w:sz w:val="19"/>
-          <w:szCs w:val="19"/>
-        </w:rPr>
-        <w:t>PPUrl</w:t>
-      </w:r>
-      <w:proofErr w:type="spellEnd"/>
-      <w:r>
-        <w:rPr>
-          <w:rFonts w:ascii="Consolas" w:eastAsiaTheme="minorHAnsi" w:hAnsi="Consolas" w:cs="Consolas"/>
-          <w:color w:val="0000FF"/>
-          <w:sz w:val="19"/>
-          <w:szCs w:val="19"/>
-        </w:rPr>
-        <w:t xml:space="preserve"> </w:t>
-      </w:r>
-      <w:r>
-        <w:t xml:space="preserve">– </w:t>
-      </w:r>
-      <w:proofErr w:type="spellStart"/>
-      <w:r>
-        <w:t>ProPricer</w:t>
-      </w:r>
-      <w:proofErr w:type="spellEnd"/>
-      <w:r>
-        <w:t xml:space="preserve"> URL – a URL to a </w:t>
+      <w:r>
+        <w:rPr>
+          <w:rFonts w:ascii="Consolas" w:eastAsiaTheme="minorHAnsi" w:hAnsi="Consolas" w:cs="Consolas"/>
+          <w:color w:val="0000FF"/>
+          <w:sz w:val="19"/>
+          <w:szCs w:val="19"/>
+        </w:rPr>
+        <w:t xml:space="preserve">PPUrl </w:t>
+      </w:r>
+      <w:r>
+        <w:t xml:space="preserve">– ProPricer URL – a URL to a </w:t>
       </w:r>
       <w:r>
         <w:t>SharePoint</w:t>
       </w:r>
       <w:r>
-        <w:t xml:space="preserve"> site where </w:t>
-      </w:r>
-      <w:proofErr w:type="spellStart"/>
-      <w:r>
-        <w:t>ProPricer</w:t>
-      </w:r>
-      <w:proofErr w:type="spellEnd"/>
-      <w:r>
-        <w:t xml:space="preserve"> links are located</w:t>
+        <w:t xml:space="preserve"> site where ProPricer links are located</w:t>
       </w:r>
     </w:p>
     <w:p>
@@ -7696,25 +7146,14 @@
           <w:rFonts w:ascii="Calibri" w:eastAsia="Times New Roman" w:hAnsi="Calibri" w:cs="Calibri"/>
         </w:rPr>
       </w:pPr>
-      <w:proofErr w:type="spellStart"/>
-      <w:r>
-        <w:rPr>
-          <w:rFonts w:ascii="Consolas" w:eastAsiaTheme="minorHAnsi" w:hAnsi="Consolas" w:cs="Consolas"/>
-          <w:color w:val="0000FF"/>
-          <w:sz w:val="19"/>
-          <w:szCs w:val="19"/>
-        </w:rPr>
-        <w:t>RPMUrl</w:t>
-      </w:r>
-      <w:proofErr w:type="spellEnd"/>
-      <w:r>
-        <w:rPr>
-          <w:rFonts w:ascii="Consolas" w:eastAsiaTheme="minorHAnsi" w:hAnsi="Consolas" w:cs="Consolas"/>
-          <w:color w:val="0000FF"/>
-          <w:sz w:val="19"/>
-          <w:szCs w:val="19"/>
-        </w:rPr>
-        <w:t xml:space="preserve"> </w:t>
+      <w:r>
+        <w:rPr>
+          <w:rFonts w:ascii="Consolas" w:eastAsiaTheme="minorHAnsi" w:hAnsi="Consolas" w:cs="Consolas"/>
+          <w:color w:val="0000FF"/>
+          <w:sz w:val="19"/>
+          <w:szCs w:val="19"/>
+        </w:rPr>
+        <w:t xml:space="preserve">RPMUrl </w:t>
       </w:r>
       <w:r>
         <w:t xml:space="preserve">– </w:t>
@@ -7752,25 +7191,14 @@
           <w:szCs w:val="19"/>
         </w:rPr>
       </w:pPr>
-      <w:proofErr w:type="spellStart"/>
-      <w:r>
-        <w:rPr>
-          <w:rFonts w:ascii="Consolas" w:eastAsiaTheme="minorHAnsi" w:hAnsi="Consolas" w:cs="Consolas"/>
-          <w:color w:val="0000FF"/>
-          <w:sz w:val="19"/>
-          <w:szCs w:val="19"/>
-        </w:rPr>
-        <w:t>ACVUrl</w:t>
-      </w:r>
-      <w:proofErr w:type="spellEnd"/>
-      <w:r>
-        <w:rPr>
-          <w:rFonts w:ascii="Consolas" w:eastAsiaTheme="minorHAnsi" w:hAnsi="Consolas" w:cs="Consolas"/>
-          <w:color w:val="0000FF"/>
-          <w:sz w:val="19"/>
-          <w:szCs w:val="19"/>
-        </w:rPr>
-        <w:t xml:space="preserve"> </w:t>
+      <w:r>
+        <w:rPr>
+          <w:rFonts w:ascii="Consolas" w:eastAsiaTheme="minorHAnsi" w:hAnsi="Consolas" w:cs="Consolas"/>
+          <w:color w:val="0000FF"/>
+          <w:sz w:val="19"/>
+          <w:szCs w:val="19"/>
+        </w:rPr>
+        <w:t xml:space="preserve">ACVUrl </w:t>
       </w:r>
       <w:r>
         <w:t xml:space="preserve">– </w:t>
@@ -7811,7 +7239,6 @@
           <w:szCs w:val="19"/>
         </w:rPr>
       </w:pPr>
-      <w:proofErr w:type="spellStart"/>
       <w:r>
         <w:rPr>
           <w:rFonts w:ascii="Consolas" w:eastAsiaTheme="minorHAnsi" w:hAnsi="Consolas" w:cs="Consolas"/>
@@ -7828,17 +7255,7 @@
           <w:sz w:val="19"/>
           <w:szCs w:val="19"/>
         </w:rPr>
-        <w:t>Url</w:t>
-      </w:r>
-      <w:proofErr w:type="spellEnd"/>
-      <w:r>
-        <w:rPr>
-          <w:rFonts w:ascii="Consolas" w:eastAsiaTheme="minorHAnsi" w:hAnsi="Consolas" w:cs="Consolas"/>
-          <w:color w:val="0000FF"/>
-          <w:sz w:val="19"/>
-          <w:szCs w:val="19"/>
-        </w:rPr>
-        <w:t xml:space="preserve"> </w:t>
+        <w:t xml:space="preserve">Url </w:t>
       </w:r>
       <w:r>
         <w:t xml:space="preserve">– </w:t>
@@ -7862,13 +7279,7 @@
         <w:t xml:space="preserve">, </w:t>
       </w:r>
       <w:r>
-        <w:t>NLF</w:t>
-      </w:r>
-      <w:r>
-        <w:t xml:space="preserve"> is still not in classified environment ye</w:t>
-      </w:r>
-      <w:r>
-        <w:t>t</w:t>
+        <w:t>NLF is still not in classified environment yet</w:t>
       </w:r>
     </w:p>
     <w:p>
@@ -7884,7 +7295,6 @@
           <w:rFonts w:ascii="Calibri" w:eastAsia="Times New Roman" w:hAnsi="Calibri" w:cs="Calibri"/>
         </w:rPr>
       </w:pPr>
-      <w:proofErr w:type="spellStart"/>
       <w:r>
         <w:rPr>
           <w:rFonts w:ascii="Consolas" w:eastAsiaTheme="minorHAnsi" w:hAnsi="Consolas" w:cs="Consolas"/>
@@ -7894,7 +7304,6 @@
         </w:rPr>
         <w:t>EEPPUrl</w:t>
       </w:r>
-      <w:proofErr w:type="spellEnd"/>
       <w:r>
         <w:rPr>
           <w:rFonts w:ascii="Consolas" w:eastAsiaTheme="minorHAnsi" w:hAnsi="Consolas" w:cs="Consolas"/>
@@ -7925,11 +7334,9 @@
       <w:r>
         <w:t xml:space="preserve">, </w:t>
       </w:r>
-      <w:proofErr w:type="spellStart"/>
       <w:r>
         <w:t>eEPP</w:t>
       </w:r>
-      <w:proofErr w:type="spellEnd"/>
       <w:r>
         <w:t xml:space="preserve"> </w:t>
       </w:r>
@@ -7950,25 +7357,14 @@
           <w:rFonts w:ascii="Calibri" w:eastAsia="Times New Roman" w:hAnsi="Calibri" w:cs="Calibri"/>
         </w:rPr>
       </w:pPr>
-      <w:proofErr w:type="spellStart"/>
-      <w:r>
-        <w:rPr>
-          <w:rFonts w:ascii="Consolas" w:eastAsiaTheme="minorHAnsi" w:hAnsi="Consolas" w:cs="Consolas"/>
-          <w:color w:val="0000FF"/>
-          <w:sz w:val="19"/>
-          <w:szCs w:val="19"/>
-        </w:rPr>
-        <w:t>AdminUrl</w:t>
-      </w:r>
-      <w:proofErr w:type="spellEnd"/>
-      <w:r>
-        <w:rPr>
-          <w:rFonts w:ascii="Consolas" w:eastAsiaTheme="minorHAnsi" w:hAnsi="Consolas" w:cs="Consolas"/>
-          <w:color w:val="0000FF"/>
-          <w:sz w:val="19"/>
-          <w:szCs w:val="19"/>
-        </w:rPr>
-        <w:t xml:space="preserve"> </w:t>
+      <w:r>
+        <w:rPr>
+          <w:rFonts w:ascii="Consolas" w:eastAsiaTheme="minorHAnsi" w:hAnsi="Consolas" w:cs="Consolas"/>
+          <w:color w:val="0000FF"/>
+          <w:sz w:val="19"/>
+          <w:szCs w:val="19"/>
+        </w:rPr>
+        <w:t xml:space="preserve">AdminUrl </w:t>
       </w:r>
       <w:r>
         <w:t xml:space="preserve">– </w:t>
@@ -7998,25 +7394,14 @@
           <w:rFonts w:ascii="Calibri" w:eastAsia="Times New Roman" w:hAnsi="Calibri" w:cs="Calibri"/>
         </w:rPr>
       </w:pPr>
-      <w:proofErr w:type="spellStart"/>
-      <w:r>
-        <w:rPr>
-          <w:rFonts w:ascii="Consolas" w:eastAsiaTheme="minorHAnsi" w:hAnsi="Consolas" w:cs="Consolas"/>
-          <w:color w:val="0000FF"/>
-          <w:sz w:val="19"/>
-          <w:szCs w:val="19"/>
-        </w:rPr>
-        <w:t>IESPortalAdminGroups</w:t>
-      </w:r>
-      <w:proofErr w:type="spellEnd"/>
-      <w:r>
-        <w:rPr>
-          <w:rFonts w:ascii="Consolas" w:eastAsiaTheme="minorHAnsi" w:hAnsi="Consolas" w:cs="Consolas"/>
-          <w:color w:val="0000FF"/>
-          <w:sz w:val="19"/>
-          <w:szCs w:val="19"/>
-        </w:rPr>
-        <w:t xml:space="preserve"> </w:t>
+      <w:r>
+        <w:rPr>
+          <w:rFonts w:ascii="Consolas" w:eastAsiaTheme="minorHAnsi" w:hAnsi="Consolas" w:cs="Consolas"/>
+          <w:color w:val="0000FF"/>
+          <w:sz w:val="19"/>
+          <w:szCs w:val="19"/>
+        </w:rPr>
+        <w:t xml:space="preserve">IESPortalAdminGroups </w:t>
       </w:r>
       <w:r>
         <w:t>– Admin AD group</w:t>
@@ -8031,7 +7416,6 @@
         </w:numPr>
         <w:spacing w:after="0"/>
       </w:pPr>
-      <w:proofErr w:type="spellStart"/>
       <w:r>
         <w:rPr>
           <w:rFonts w:ascii="Consolas" w:eastAsiaTheme="minorHAnsi" w:hAnsi="Consolas" w:cs="Consolas"/>
@@ -8041,7 +7425,6 @@
         </w:rPr>
         <w:t>HelpdeskEmailAddress</w:t>
       </w:r>
-      <w:proofErr w:type="spellEnd"/>
       <w:r>
         <w:t xml:space="preserve"> – email displayed to the users to contact for help</w:t>
       </w:r>
@@ -8067,7 +7450,6 @@
           <w:rFonts w:ascii="Calibri" w:eastAsia="Times New Roman" w:hAnsi="Calibri" w:cs="Calibri"/>
         </w:rPr>
       </w:pPr>
-      <w:proofErr w:type="spellStart"/>
       <w:r>
         <w:rPr>
           <w:rFonts w:ascii="Consolas" w:eastAsiaTheme="minorHAnsi" w:hAnsi="Consolas" w:cs="Consolas"/>
@@ -8075,17 +7457,7 @@
           <w:sz w:val="19"/>
           <w:szCs w:val="19"/>
         </w:rPr>
-        <w:t>Piwik</w:t>
-      </w:r>
-      <w:proofErr w:type="spellEnd"/>
-      <w:r>
-        <w:rPr>
-          <w:rFonts w:ascii="Consolas" w:eastAsiaTheme="minorHAnsi" w:hAnsi="Consolas" w:cs="Consolas"/>
-          <w:color w:val="008000"/>
-          <w:sz w:val="19"/>
-          <w:szCs w:val="19"/>
-        </w:rPr>
-        <w:t xml:space="preserve"> Settings</w:t>
+        <w:t>Piwik Settings</w:t>
       </w:r>
     </w:p>
     <w:p>
@@ -8135,15 +7507,7 @@
         <w:t xml:space="preserve"> </w:t>
       </w:r>
       <w:r>
-        <w:t xml:space="preserve">(to not track the website usage via </w:t>
-      </w:r>
-      <w:proofErr w:type="spellStart"/>
-      <w:r>
-        <w:t>piwik</w:t>
-      </w:r>
-      <w:proofErr w:type="spellEnd"/>
-      <w:r>
-        <w:t>)</w:t>
+        <w:t>(to not track the website usage via piwik)</w:t>
       </w:r>
     </w:p>
     <w:p>
@@ -8163,21 +7527,7 @@
         <w:rPr>
           <w:rFonts w:ascii="Calibri" w:eastAsia="Times New Roman" w:hAnsi="Calibri" w:cs="Calibri"/>
         </w:rPr>
-        <w:t xml:space="preserve">You can ignore the other </w:t>
-      </w:r>
-      <w:proofErr w:type="spellStart"/>
-      <w:r>
-        <w:rPr>
-          <w:rFonts w:ascii="Calibri" w:eastAsia="Times New Roman" w:hAnsi="Calibri" w:cs="Calibri"/>
-        </w:rPr>
-        <w:t>piwik</w:t>
-      </w:r>
-      <w:proofErr w:type="spellEnd"/>
-      <w:r>
-        <w:rPr>
-          <w:rFonts w:ascii="Calibri" w:eastAsia="Times New Roman" w:hAnsi="Calibri" w:cs="Calibri"/>
-        </w:rPr>
-        <w:t xml:space="preserve"> settings once you disable it</w:t>
+        <w:t>You can ignore the other piwik settings once you disable it</w:t>
       </w:r>
     </w:p>
     <w:p>
@@ -8193,7 +7543,6 @@
           <w:rFonts w:ascii="Calibri" w:eastAsia="Times New Roman" w:hAnsi="Calibri" w:cs="Calibri"/>
         </w:rPr>
       </w:pPr>
-      <w:proofErr w:type="spellStart"/>
       <w:r>
         <w:rPr>
           <w:rFonts w:ascii="Consolas" w:eastAsiaTheme="minorHAnsi" w:hAnsi="Consolas" w:cs="Consolas"/>
@@ -8203,7 +7552,6 @@
         </w:rPr>
         <w:t>system.web</w:t>
       </w:r>
-      <w:proofErr w:type="spellEnd"/>
       <w:r>
         <w:rPr>
           <w:rFonts w:ascii="Consolas" w:eastAsiaTheme="minorHAnsi" w:hAnsi="Consolas" w:cs="Consolas"/>
@@ -8279,16 +7627,8 @@
         <w:rPr>
           <w:rFonts w:ascii="Calibri" w:eastAsia="Times New Roman" w:hAnsi="Calibri" w:cs="Calibri"/>
         </w:rPr>
-        <w:t xml:space="preserve"> – all AD groups allowed to access all of the IES suite applications, including </w:t>
-      </w:r>
-      <w:proofErr w:type="spellStart"/>
-      <w:r>
-        <w:rPr>
-          <w:rFonts w:ascii="Calibri" w:eastAsia="Times New Roman" w:hAnsi="Calibri" w:cs="Calibri"/>
-        </w:rPr>
-        <w:t>GenBOE</w:t>
-      </w:r>
-      <w:proofErr w:type="spellEnd"/>
+        <w:t xml:space="preserve"> – all AD groups allowed to access all of the IES suite applications, including GenBOE</w:t>
+      </w:r>
     </w:p>
     <w:p>
       <w:pPr>
@@ -8343,7 +7683,6 @@
         </w:rPr>
         <w:t>"</w:t>
       </w:r>
-      <w:proofErr w:type="spellStart"/>
       <w:r>
         <w:rPr>
           <w:rFonts w:ascii="Consolas" w:eastAsiaTheme="minorHAnsi" w:hAnsi="Consolas" w:cs="Consolas"/>
@@ -8353,7 +7692,6 @@
         </w:rPr>
         <w:t>elmah.axd</w:t>
       </w:r>
-      <w:proofErr w:type="spellEnd"/>
       <w:r>
         <w:rPr>
           <w:rFonts w:ascii="Consolas" w:eastAsiaTheme="minorHAnsi" w:hAnsi="Consolas" w:cs="Consolas"/>
@@ -8378,7 +7716,6 @@
         </w:rPr>
         <w:t xml:space="preserve">-&gt; </w:t>
       </w:r>
-      <w:proofErr w:type="spellStart"/>
       <w:r>
         <w:rPr>
           <w:rFonts w:ascii="Consolas" w:eastAsiaTheme="minorHAnsi" w:hAnsi="Consolas" w:cs="Consolas"/>
@@ -8388,7 +7725,6 @@
         </w:rPr>
         <w:t>system.web</w:t>
       </w:r>
-      <w:proofErr w:type="spellEnd"/>
       <w:r>
         <w:rPr>
           <w:rFonts w:ascii="Consolas" w:eastAsiaTheme="minorHAnsi" w:hAnsi="Consolas" w:cs="Consolas"/>
@@ -8467,7 +7803,6 @@
           <w:numId w:val="12"/>
         </w:numPr>
       </w:pPr>
-      <w:proofErr w:type="spellStart"/>
       <w:r>
         <w:rPr>
           <w:rFonts w:ascii="Consolas" w:eastAsiaTheme="minorHAnsi" w:hAnsi="Consolas" w:cs="Consolas"/>
@@ -8477,7 +7812,6 @@
         </w:rPr>
         <w:t>elmah</w:t>
       </w:r>
-      <w:proofErr w:type="spellEnd"/>
       <w:r>
         <w:t xml:space="preserve"> section</w:t>
       </w:r>
@@ -8497,7 +7831,6 @@
         </w:rPr>
         <w:t xml:space="preserve">in </w:t>
       </w:r>
-      <w:proofErr w:type="spellStart"/>
       <w:r>
         <w:rPr>
           <w:rFonts w:ascii="Consolas" w:eastAsiaTheme="minorHAnsi" w:hAnsi="Consolas" w:cs="Consolas"/>
@@ -8507,14 +7840,12 @@
         </w:rPr>
         <w:t>errorLog</w:t>
       </w:r>
-      <w:proofErr w:type="spellEnd"/>
       <w:r>
         <w:rPr>
           <w:rFonts w:ascii="Calibri" w:eastAsia="Times New Roman" w:hAnsi="Calibri" w:cs="Calibri"/>
         </w:rPr>
         <w:t xml:space="preserve"> setting,  update the </w:t>
       </w:r>
-      <w:proofErr w:type="spellStart"/>
       <w:r>
         <w:rPr>
           <w:rFonts w:ascii="Consolas" w:eastAsiaTheme="minorHAnsi" w:hAnsi="Consolas" w:cs="Consolas"/>
@@ -8524,7 +7855,6 @@
         </w:rPr>
         <w:t>connectionString</w:t>
       </w:r>
-      <w:proofErr w:type="spellEnd"/>
       <w:r>
         <w:rPr>
           <w:rFonts w:ascii="Calibri" w:eastAsia="Times New Roman" w:hAnsi="Calibri" w:cs="Calibri"/>
@@ -8541,15 +7871,7 @@
         </w:numPr>
       </w:pPr>
       <w:r>
-        <w:t xml:space="preserve">Remove the HTTPS redirect portion of </w:t>
-      </w:r>
-      <w:proofErr w:type="spellStart"/>
-      <w:r>
-        <w:t>web.config</w:t>
-      </w:r>
-      <w:proofErr w:type="spellEnd"/>
-      <w:r>
-        <w:t>. Example:</w:t>
+        <w:t>Remove the HTTPS redirect portion of web.config. Example:</w:t>
       </w:r>
     </w:p>
     <w:p>
@@ -8653,7 +7975,6 @@
         </w:rPr>
         <w:t xml:space="preserve"> </w:t>
       </w:r>
-      <w:proofErr w:type="spellStart"/>
       <w:r>
         <w:rPr>
           <w:rFonts w:ascii="Consolas" w:eastAsiaTheme="minorHAnsi" w:hAnsi="Consolas" w:cs="Consolas"/>
@@ -8663,7 +7984,6 @@
         </w:rPr>
         <w:t>stopProcessing</w:t>
       </w:r>
-      <w:proofErr w:type="spellEnd"/>
       <w:r>
         <w:rPr>
           <w:rFonts w:ascii="Consolas" w:eastAsiaTheme="minorHAnsi" w:hAnsi="Consolas" w:cs="Consolas"/>
@@ -8721,7 +8041,6 @@
         </w:rPr>
         <w:t xml:space="preserve">          &lt;match </w:t>
       </w:r>
-      <w:proofErr w:type="spellStart"/>
       <w:r>
         <w:rPr>
           <w:rFonts w:ascii="Consolas" w:eastAsiaTheme="minorHAnsi" w:hAnsi="Consolas" w:cs="Consolas"/>
@@ -8731,7 +8050,6 @@
         </w:rPr>
         <w:t>url</w:t>
       </w:r>
-      <w:proofErr w:type="spellEnd"/>
       <w:r>
         <w:rPr>
           <w:rFonts w:ascii="Consolas" w:eastAsiaTheme="minorHAnsi" w:hAnsi="Consolas" w:cs="Consolas"/>
@@ -8906,7 +8224,6 @@
         </w:rPr>
         <w:t xml:space="preserve">="Redirect" </w:t>
       </w:r>
-      <w:proofErr w:type="spellStart"/>
       <w:r>
         <w:rPr>
           <w:rFonts w:ascii="Consolas" w:eastAsiaTheme="minorHAnsi" w:hAnsi="Consolas" w:cs="Consolas"/>
@@ -8916,7 +8233,6 @@
         </w:rPr>
         <w:t>url</w:t>
       </w:r>
-      <w:proofErr w:type="spellEnd"/>
       <w:r>
         <w:rPr>
           <w:rFonts w:ascii="Consolas" w:eastAsiaTheme="minorHAnsi" w:hAnsi="Consolas" w:cs="Consolas"/>
@@ -9046,15 +8362,7 @@
         <w:t xml:space="preserve">e) </w:t>
       </w:r>
       <w:r>
-        <w:t xml:space="preserve">PTM </w:t>
-      </w:r>
-      <w:proofErr w:type="spellStart"/>
-      <w:r>
-        <w:t>Web.Config</w:t>
-      </w:r>
-      <w:proofErr w:type="spellEnd"/>
-      <w:r>
-        <w:t xml:space="preserve"> Customization</w:t>
+        <w:t>PTM Web.Config Customization</w:t>
       </w:r>
       <w:bookmarkEnd w:id="69"/>
       <w:bookmarkEnd w:id="70"/>
@@ -9068,7 +8376,6 @@
         </w:numPr>
         <w:spacing w:after="0"/>
       </w:pPr>
-      <w:proofErr w:type="spellStart"/>
       <w:r>
         <w:rPr>
           <w:rFonts w:ascii="Consolas" w:eastAsiaTheme="minorHAnsi" w:hAnsi="Consolas" w:cs="Consolas"/>
@@ -9078,7 +8385,6 @@
         </w:rPr>
         <w:t>connectionStrings</w:t>
       </w:r>
-      <w:proofErr w:type="spellEnd"/>
       <w:r>
         <w:rPr>
           <w:rFonts w:ascii="Calibri" w:eastAsia="Times New Roman" w:hAnsi="Calibri" w:cs="Calibri"/>
@@ -9095,25 +8401,14 @@
         </w:numPr>
         <w:spacing w:after="0"/>
       </w:pPr>
-      <w:proofErr w:type="spellStart"/>
-      <w:r>
-        <w:rPr>
-          <w:rFonts w:ascii="Consolas" w:eastAsiaTheme="minorHAnsi" w:hAnsi="Consolas" w:cs="Consolas"/>
-          <w:color w:val="0000FF"/>
-          <w:sz w:val="19"/>
-          <w:szCs w:val="19"/>
-        </w:rPr>
-        <w:t>genTracEntities</w:t>
-      </w:r>
-      <w:proofErr w:type="spellEnd"/>
-      <w:r>
-        <w:rPr>
-          <w:rFonts w:ascii="Consolas" w:eastAsiaTheme="minorHAnsi" w:hAnsi="Consolas" w:cs="Consolas"/>
-          <w:color w:val="0000FF"/>
-          <w:sz w:val="19"/>
-          <w:szCs w:val="19"/>
-        </w:rPr>
-        <w:t xml:space="preserve"> </w:t>
+      <w:r>
+        <w:rPr>
+          <w:rFonts w:ascii="Consolas" w:eastAsiaTheme="minorHAnsi" w:hAnsi="Consolas" w:cs="Consolas"/>
+          <w:color w:val="0000FF"/>
+          <w:sz w:val="19"/>
+          <w:szCs w:val="19"/>
+        </w:rPr>
+        <w:t xml:space="preserve">genTracEntities </w:t>
       </w:r>
       <w:r>
         <w:rPr>
@@ -9131,45 +8426,20 @@
         </w:numPr>
         <w:spacing w:after="0"/>
       </w:pPr>
-      <w:proofErr w:type="spellStart"/>
-      <w:r>
-        <w:rPr>
-          <w:rFonts w:ascii="Consolas" w:eastAsiaTheme="minorHAnsi" w:hAnsi="Consolas" w:cs="Consolas"/>
-          <w:color w:val="0000FF"/>
-          <w:sz w:val="19"/>
-          <w:szCs w:val="19"/>
-        </w:rPr>
-        <w:t>GenBOEEntities</w:t>
-      </w:r>
-      <w:proofErr w:type="spellEnd"/>
-      <w:r>
-        <w:rPr>
-          <w:rFonts w:ascii="Consolas" w:eastAsiaTheme="minorHAnsi" w:hAnsi="Consolas" w:cs="Consolas"/>
-          <w:color w:val="0000FF"/>
-          <w:sz w:val="19"/>
-          <w:szCs w:val="19"/>
-        </w:rPr>
-        <w:t xml:space="preserve"> </w:t>
-      </w:r>
-      <w:r>
-        <w:rPr>
-          <w:rFonts w:ascii="Calibri" w:eastAsia="Times New Roman" w:hAnsi="Calibri" w:cs="Calibri"/>
-        </w:rPr>
-        <w:t xml:space="preserve">– </w:t>
-      </w:r>
-      <w:proofErr w:type="spellStart"/>
-      <w:r>
-        <w:rPr>
-          <w:rFonts w:ascii="Calibri" w:eastAsia="Times New Roman" w:hAnsi="Calibri" w:cs="Calibri"/>
-        </w:rPr>
-        <w:t>GenBOE</w:t>
-      </w:r>
-      <w:proofErr w:type="spellEnd"/>
-      <w:r>
-        <w:rPr>
-          <w:rFonts w:ascii="Calibri" w:eastAsia="Times New Roman" w:hAnsi="Calibri" w:cs="Calibri"/>
-        </w:rPr>
-        <w:t xml:space="preserve"> database connection string</w:t>
+      <w:r>
+        <w:rPr>
+          <w:rFonts w:ascii="Consolas" w:eastAsiaTheme="minorHAnsi" w:hAnsi="Consolas" w:cs="Consolas"/>
+          <w:color w:val="0000FF"/>
+          <w:sz w:val="19"/>
+          <w:szCs w:val="19"/>
+        </w:rPr>
+        <w:t xml:space="preserve">GenBOEEntities </w:t>
+      </w:r>
+      <w:r>
+        <w:rPr>
+          <w:rFonts w:ascii="Calibri" w:eastAsia="Times New Roman" w:hAnsi="Calibri" w:cs="Calibri"/>
+        </w:rPr>
+        <w:t>– GenBOE database connection string</w:t>
       </w:r>
     </w:p>
     <w:p>
@@ -9181,7 +8451,6 @@
         </w:numPr>
         <w:spacing w:after="0"/>
       </w:pPr>
-      <w:proofErr w:type="spellStart"/>
       <w:r>
         <w:rPr>
           <w:rFonts w:ascii="Consolas" w:eastAsiaTheme="minorHAnsi" w:hAnsi="Consolas" w:cs="Consolas"/>
@@ -9191,7 +8460,6 @@
         </w:rPr>
         <w:t>appSettings</w:t>
       </w:r>
-      <w:proofErr w:type="spellEnd"/>
       <w:r>
         <w:rPr>
           <w:rFonts w:ascii="Calibri" w:eastAsia="Times New Roman" w:hAnsi="Calibri" w:cs="Calibri"/>
@@ -9230,7 +8498,6 @@
           <w:rFonts w:ascii="Calibri" w:eastAsia="Times New Roman" w:hAnsi="Calibri" w:cs="Calibri"/>
         </w:rPr>
       </w:pPr>
-      <w:proofErr w:type="spellStart"/>
       <w:r>
         <w:rPr>
           <w:rFonts w:ascii="Consolas" w:eastAsiaTheme="minorHAnsi" w:hAnsi="Consolas" w:cs="Consolas"/>
@@ -9240,7 +8507,6 @@
         </w:rPr>
         <w:t>EmailServer</w:t>
       </w:r>
-      <w:proofErr w:type="spellEnd"/>
       <w:r>
         <w:t xml:space="preserve"> </w:t>
       </w:r>
@@ -9263,7 +8529,6 @@
           <w:rFonts w:ascii="Calibri" w:eastAsia="Times New Roman" w:hAnsi="Calibri" w:cs="Calibri"/>
         </w:rPr>
       </w:pPr>
-      <w:proofErr w:type="spellStart"/>
       <w:r>
         <w:rPr>
           <w:rFonts w:ascii="Consolas" w:eastAsiaTheme="minorHAnsi" w:hAnsi="Consolas" w:cs="Consolas"/>
@@ -9273,7 +8538,6 @@
         </w:rPr>
         <w:t>ActiveDirectoryPath</w:t>
       </w:r>
-      <w:proofErr w:type="spellEnd"/>
       <w:r>
         <w:t xml:space="preserve"> </w:t>
       </w:r>
@@ -9296,7 +8560,6 @@
           <w:rFonts w:ascii="Calibri" w:eastAsia="Times New Roman" w:hAnsi="Calibri" w:cs="Calibri"/>
         </w:rPr>
       </w:pPr>
-      <w:proofErr w:type="spellStart"/>
       <w:r>
         <w:rPr>
           <w:rFonts w:ascii="Consolas" w:eastAsiaTheme="minorHAnsi" w:hAnsi="Consolas" w:cs="Consolas"/>
@@ -9306,7 +8569,6 @@
         </w:rPr>
         <w:t>ServerURL</w:t>
       </w:r>
-      <w:proofErr w:type="spellEnd"/>
       <w:r>
         <w:rPr>
           <w:rFonts w:eastAsiaTheme="minorHAnsi" w:cs="Consolas"/>
@@ -9330,7 +8592,6 @@
           <w:rFonts w:ascii="Calibri" w:eastAsia="Times New Roman" w:hAnsi="Calibri" w:cs="Calibri"/>
         </w:rPr>
       </w:pPr>
-      <w:proofErr w:type="spellStart"/>
       <w:r>
         <w:rPr>
           <w:rFonts w:ascii="Consolas" w:eastAsiaTheme="minorHAnsi" w:hAnsi="Consolas" w:cs="Consolas"/>
@@ -9340,7 +8601,6 @@
         </w:rPr>
         <w:t>AuthorizeProposalCreationGroups</w:t>
       </w:r>
-      <w:proofErr w:type="spellEnd"/>
       <w:r>
         <w:rPr>
           <w:rFonts w:ascii="Calibri" w:eastAsia="Times New Roman" w:hAnsi="Calibri" w:cs="Calibri"/>
@@ -9354,19 +8614,8 @@
           <w:sz w:val="19"/>
           <w:szCs w:val="19"/>
         </w:rPr>
-        <w:t>US\</w:t>
-      </w:r>
-      <w:proofErr w:type="spellStart"/>
-      <w:r>
-        <w:rPr>
-          <w:rFonts w:ascii="Consolas" w:eastAsiaTheme="minorHAnsi" w:hAnsi="Consolas" w:cs="Consolas"/>
-          <w:color w:val="0000FF"/>
-          <w:sz w:val="19"/>
-          <w:szCs w:val="19"/>
-        </w:rPr>
-        <w:t>lmco.all.emp</w:t>
-      </w:r>
-      <w:proofErr w:type="spellEnd"/>
+        <w:t>US\lmco.all.emp</w:t>
+      </w:r>
     </w:p>
     <w:p>
       <w:pPr>
@@ -9380,7 +8629,6 @@
           <w:rFonts w:ascii="Calibri" w:eastAsia="Times New Roman" w:hAnsi="Calibri" w:cs="Calibri"/>
         </w:rPr>
       </w:pPr>
-      <w:proofErr w:type="spellStart"/>
       <w:r>
         <w:rPr>
           <w:rFonts w:ascii="Consolas" w:eastAsiaTheme="minorHAnsi" w:hAnsi="Consolas" w:cs="Consolas"/>
@@ -9390,7 +8638,6 @@
         </w:rPr>
         <w:t>DomesticUsersGroup</w:t>
       </w:r>
-      <w:proofErr w:type="spellEnd"/>
       <w:r>
         <w:rPr>
           <w:rFonts w:ascii="Calibri" w:eastAsia="Times New Roman" w:hAnsi="Calibri" w:cs="Calibri"/>
@@ -9404,19 +8651,8 @@
           <w:sz w:val="19"/>
           <w:szCs w:val="19"/>
         </w:rPr>
-        <w:t>US\</w:t>
-      </w:r>
-      <w:proofErr w:type="spellStart"/>
-      <w:r>
-        <w:rPr>
-          <w:rFonts w:ascii="Consolas" w:eastAsiaTheme="minorHAnsi" w:hAnsi="Consolas" w:cs="Consolas"/>
-          <w:color w:val="0000FF"/>
-          <w:sz w:val="19"/>
-          <w:szCs w:val="19"/>
-        </w:rPr>
-        <w:t>lmco.all.emp</w:t>
-      </w:r>
-      <w:proofErr w:type="spellEnd"/>
+        <w:t>US\lmco.all.emp</w:t>
+      </w:r>
     </w:p>
     <w:p>
       <w:pPr>
@@ -9427,7 +8663,6 @@
         </w:numPr>
         <w:spacing w:after="0"/>
       </w:pPr>
-      <w:proofErr w:type="spellStart"/>
       <w:r>
         <w:rPr>
           <w:rFonts w:ascii="Consolas" w:eastAsiaTheme="minorHAnsi" w:hAnsi="Consolas" w:cs="Consolas"/>
@@ -9437,7 +8672,6 @@
         </w:rPr>
         <w:t>HelpdeskEmailAddress</w:t>
       </w:r>
-      <w:proofErr w:type="spellEnd"/>
       <w:r>
         <w:t xml:space="preserve"> – email displayed to the users to contact for help</w:t>
       </w:r>
@@ -9451,7 +8685,6 @@
         </w:numPr>
         <w:spacing w:after="0"/>
       </w:pPr>
-      <w:proofErr w:type="spellStart"/>
       <w:r>
         <w:rPr>
           <w:rFonts w:ascii="Consolas" w:eastAsiaTheme="minorHAnsi" w:hAnsi="Consolas" w:cs="Consolas"/>
@@ -9461,7 +8694,6 @@
         </w:rPr>
         <w:t>BaseUrlForInstructionLocation</w:t>
       </w:r>
-      <w:proofErr w:type="spellEnd"/>
       <w:r>
         <w:t xml:space="preserve"> – </w:t>
       </w:r>
@@ -9515,25 +8747,14 @@
           <w:rFonts w:ascii="Calibri" w:eastAsia="Times New Roman" w:hAnsi="Calibri" w:cs="Calibri"/>
         </w:rPr>
       </w:pPr>
-      <w:proofErr w:type="spellStart"/>
-      <w:r>
-        <w:rPr>
-          <w:rFonts w:ascii="Consolas" w:eastAsiaTheme="minorHAnsi" w:hAnsi="Consolas" w:cs="Consolas"/>
-          <w:color w:val="0000FF"/>
-          <w:sz w:val="19"/>
-          <w:szCs w:val="19"/>
-        </w:rPr>
-        <w:t>IsClassEnvironment</w:t>
-      </w:r>
-      <w:proofErr w:type="spellEnd"/>
-      <w:r>
-        <w:rPr>
-          <w:rFonts w:ascii="Consolas" w:eastAsiaTheme="minorHAnsi" w:hAnsi="Consolas" w:cs="Consolas"/>
-          <w:color w:val="0000FF"/>
-          <w:sz w:val="19"/>
-          <w:szCs w:val="19"/>
-        </w:rPr>
-        <w:t xml:space="preserve"> </w:t>
+      <w:r>
+        <w:rPr>
+          <w:rFonts w:ascii="Consolas" w:eastAsiaTheme="minorHAnsi" w:hAnsi="Consolas" w:cs="Consolas"/>
+          <w:color w:val="0000FF"/>
+          <w:sz w:val="19"/>
+          <w:szCs w:val="19"/>
+        </w:rPr>
+        <w:t xml:space="preserve">IsClassEnvironment </w:t>
       </w:r>
       <w:r>
         <w:t xml:space="preserve">– set this to </w:t>
@@ -9559,7 +8780,6 @@
           <w:rFonts w:ascii="Calibri" w:eastAsia="Times New Roman" w:hAnsi="Calibri" w:cs="Calibri"/>
         </w:rPr>
       </w:pPr>
-      <w:proofErr w:type="spellStart"/>
       <w:r>
         <w:rPr>
           <w:rFonts w:ascii="Consolas" w:eastAsiaTheme="minorHAnsi" w:hAnsi="Consolas" w:cs="Consolas"/>
@@ -9569,7 +8789,6 @@
         </w:rPr>
         <w:t>OverrideSubNonUs</w:t>
       </w:r>
-      <w:proofErr w:type="spellEnd"/>
       <w:r>
         <w:rPr>
           <w:rFonts w:ascii="Consolas" w:eastAsiaTheme="minorHAnsi" w:hAnsi="Consolas" w:cs="Consolas"/>
@@ -9600,7 +8819,6 @@
         <w:spacing w:after="0"/>
       </w:pPr>
       <w:commentRangeStart w:id="71"/>
-      <w:proofErr w:type="spellStart"/>
       <w:r>
         <w:rPr>
           <w:rFonts w:ascii="Consolas" w:eastAsiaTheme="minorHAnsi" w:hAnsi="Consolas" w:cs="Consolas"/>
@@ -9611,7 +8829,6 @@
         <w:t>oAuthDomain</w:t>
       </w:r>
       <w:commentRangeEnd w:id="71"/>
-      <w:proofErr w:type="spellEnd"/>
       <w:r>
         <w:rPr>
           <w:rStyle w:val="CommentReference"/>
@@ -9693,19 +8910,8 @@
           <w:sz w:val="19"/>
           <w:szCs w:val="19"/>
         </w:rPr>
-        <w:t xml:space="preserve"> w/ </w:t>
-      </w:r>
-      <w:proofErr w:type="spellStart"/>
-      <w:r>
-        <w:rPr>
-          <w:rFonts w:ascii="Consolas" w:eastAsiaTheme="minorHAnsi" w:hAnsi="Consolas" w:cs="Consolas"/>
-          <w:color w:val="008000"/>
-          <w:sz w:val="19"/>
-          <w:szCs w:val="19"/>
-        </w:rPr>
-        <w:t>eEPP</w:t>
-      </w:r>
-      <w:proofErr w:type="spellEnd"/>
+        <w:t xml:space="preserve"> w/ eEPP</w:t>
+      </w:r>
     </w:p>
     <w:p>
       <w:pPr>
@@ -9720,7 +8926,6 @@
           <w:rFonts w:ascii="Calibri" w:eastAsia="Times New Roman" w:hAnsi="Calibri" w:cs="Calibri"/>
         </w:rPr>
       </w:pPr>
-      <w:proofErr w:type="spellStart"/>
       <w:r>
         <w:rPr>
           <w:rFonts w:ascii="Consolas" w:eastAsiaTheme="minorHAnsi" w:hAnsi="Consolas" w:cs="Consolas"/>
@@ -9730,7 +8935,6 @@
         </w:rPr>
         <w:t>EnableEppIntegration</w:t>
       </w:r>
-      <w:proofErr w:type="spellEnd"/>
       <w:r>
         <w:rPr>
           <w:rFonts w:ascii="Consolas" w:eastAsiaTheme="minorHAnsi" w:hAnsi="Consolas" w:cs="Consolas"/>
@@ -9760,25 +8964,14 @@
           <w:rFonts w:ascii="Calibri" w:eastAsia="Times New Roman" w:hAnsi="Calibri" w:cs="Calibri"/>
         </w:rPr>
       </w:pPr>
-      <w:proofErr w:type="spellStart"/>
-      <w:r>
-        <w:rPr>
-          <w:rFonts w:ascii="Consolas" w:eastAsiaTheme="minorHAnsi" w:hAnsi="Consolas" w:cs="Consolas"/>
-          <w:color w:val="0000FF"/>
-          <w:sz w:val="19"/>
-          <w:szCs w:val="19"/>
-        </w:rPr>
-        <w:t>eEPPUrl</w:t>
-      </w:r>
-      <w:proofErr w:type="spellEnd"/>
-      <w:r>
-        <w:rPr>
-          <w:rFonts w:ascii="Consolas" w:eastAsiaTheme="minorHAnsi" w:hAnsi="Consolas" w:cs="Consolas"/>
-          <w:color w:val="0000FF"/>
-          <w:sz w:val="19"/>
-          <w:szCs w:val="19"/>
-        </w:rPr>
-        <w:t xml:space="preserve"> </w:t>
+      <w:r>
+        <w:rPr>
+          <w:rFonts w:ascii="Consolas" w:eastAsiaTheme="minorHAnsi" w:hAnsi="Consolas" w:cs="Consolas"/>
+          <w:color w:val="0000FF"/>
+          <w:sz w:val="19"/>
+          <w:szCs w:val="19"/>
+        </w:rPr>
+        <w:t xml:space="preserve">eEPPUrl </w:t>
       </w:r>
       <w:r>
         <w:t xml:space="preserve">– </w:t>
@@ -9843,25 +9036,14 @@
           <w:rFonts w:ascii="Calibri" w:eastAsia="Times New Roman" w:hAnsi="Calibri" w:cs="Calibri"/>
         </w:rPr>
       </w:pPr>
-      <w:proofErr w:type="spellStart"/>
-      <w:r>
-        <w:rPr>
-          <w:rFonts w:ascii="Consolas" w:eastAsiaTheme="minorHAnsi" w:hAnsi="Consolas" w:cs="Consolas"/>
-          <w:color w:val="0000FF"/>
-          <w:sz w:val="19"/>
-          <w:szCs w:val="19"/>
-        </w:rPr>
-        <w:t>ReportServerLocation</w:t>
-      </w:r>
-      <w:proofErr w:type="spellEnd"/>
-      <w:r>
-        <w:rPr>
-          <w:rFonts w:ascii="Consolas" w:eastAsiaTheme="minorHAnsi" w:hAnsi="Consolas" w:cs="Consolas"/>
-          <w:color w:val="0000FF"/>
-          <w:sz w:val="19"/>
-          <w:szCs w:val="19"/>
-        </w:rPr>
-        <w:t xml:space="preserve"> </w:t>
+      <w:r>
+        <w:rPr>
+          <w:rFonts w:ascii="Consolas" w:eastAsiaTheme="minorHAnsi" w:hAnsi="Consolas" w:cs="Consolas"/>
+          <w:color w:val="0000FF"/>
+          <w:sz w:val="19"/>
+          <w:szCs w:val="19"/>
+        </w:rPr>
+        <w:t xml:space="preserve">ReportServerLocation </w:t>
       </w:r>
       <w:r>
         <w:t>– URL to the SSRS server</w:t>
@@ -9880,25 +9062,14 @@
           <w:rFonts w:ascii="Calibri" w:eastAsia="Times New Roman" w:hAnsi="Calibri" w:cs="Calibri"/>
         </w:rPr>
       </w:pPr>
-      <w:proofErr w:type="spellStart"/>
-      <w:r>
-        <w:rPr>
-          <w:rFonts w:ascii="Consolas" w:eastAsiaTheme="minorHAnsi" w:hAnsi="Consolas" w:cs="Consolas"/>
-          <w:color w:val="0000FF"/>
-          <w:sz w:val="19"/>
-          <w:szCs w:val="19"/>
-        </w:rPr>
-        <w:t>ReportServerFolderName</w:t>
-      </w:r>
-      <w:proofErr w:type="spellEnd"/>
-      <w:r>
-        <w:rPr>
-          <w:rFonts w:ascii="Consolas" w:eastAsiaTheme="minorHAnsi" w:hAnsi="Consolas" w:cs="Consolas"/>
-          <w:color w:val="0000FF"/>
-          <w:sz w:val="19"/>
-          <w:szCs w:val="19"/>
-        </w:rPr>
-        <w:t xml:space="preserve"> </w:t>
+      <w:r>
+        <w:rPr>
+          <w:rFonts w:ascii="Consolas" w:eastAsiaTheme="minorHAnsi" w:hAnsi="Consolas" w:cs="Consolas"/>
+          <w:color w:val="0000FF"/>
+          <w:sz w:val="19"/>
+          <w:szCs w:val="19"/>
+        </w:rPr>
+        <w:t xml:space="preserve">ReportServerFolderName </w:t>
       </w:r>
       <w:r>
         <w:t xml:space="preserve">– folder name in which the reports are located </w:t>
@@ -9950,7 +9121,6 @@
           <w:rFonts w:ascii="Calibri" w:eastAsia="Times New Roman" w:hAnsi="Calibri" w:cs="Calibri"/>
         </w:rPr>
       </w:pPr>
-      <w:proofErr w:type="spellStart"/>
       <w:r>
         <w:rPr>
           <w:rFonts w:ascii="Consolas" w:eastAsiaTheme="minorHAnsi" w:hAnsi="Consolas" w:cs="Consolas"/>
@@ -9960,7 +9130,6 @@
         </w:rPr>
         <w:t>IESHomeUrl</w:t>
       </w:r>
-      <w:proofErr w:type="spellEnd"/>
       <w:r>
         <w:rPr>
           <w:rFonts w:ascii="Consolas" w:eastAsiaTheme="minorHAnsi" w:hAnsi="Consolas" w:cs="Consolas"/>
@@ -10002,25 +9171,14 @@
           <w:rFonts w:ascii="Calibri" w:eastAsia="Times New Roman" w:hAnsi="Calibri" w:cs="Calibri"/>
         </w:rPr>
       </w:pPr>
-      <w:proofErr w:type="spellStart"/>
-      <w:r>
-        <w:rPr>
-          <w:rFonts w:ascii="Consolas" w:eastAsiaTheme="minorHAnsi" w:hAnsi="Consolas" w:cs="Consolas"/>
-          <w:color w:val="0000FF"/>
-          <w:sz w:val="19"/>
-          <w:szCs w:val="19"/>
-        </w:rPr>
-        <w:t>RDSBUrl</w:t>
-      </w:r>
-      <w:proofErr w:type="spellEnd"/>
-      <w:r>
-        <w:rPr>
-          <w:rFonts w:ascii="Consolas" w:eastAsiaTheme="minorHAnsi" w:hAnsi="Consolas" w:cs="Consolas"/>
-          <w:color w:val="0000FF"/>
-          <w:sz w:val="19"/>
-          <w:szCs w:val="19"/>
-        </w:rPr>
-        <w:t xml:space="preserve"> </w:t>
+      <w:r>
+        <w:rPr>
+          <w:rFonts w:ascii="Consolas" w:eastAsiaTheme="minorHAnsi" w:hAnsi="Consolas" w:cs="Consolas"/>
+          <w:color w:val="0000FF"/>
+          <w:sz w:val="19"/>
+          <w:szCs w:val="19"/>
+        </w:rPr>
+        <w:t xml:space="preserve">RDSBUrl </w:t>
       </w:r>
       <w:r>
         <w:t>–RDSB URL</w:t>
@@ -10039,39 +9197,20 @@
           <w:rFonts w:ascii="Calibri" w:eastAsia="Times New Roman" w:hAnsi="Calibri" w:cs="Calibri"/>
         </w:rPr>
       </w:pPr>
-      <w:proofErr w:type="spellStart"/>
-      <w:r>
-        <w:rPr>
-          <w:rFonts w:ascii="Consolas" w:eastAsiaTheme="minorHAnsi" w:hAnsi="Consolas" w:cs="Consolas"/>
-          <w:color w:val="0000FF"/>
-          <w:sz w:val="19"/>
-          <w:szCs w:val="19"/>
-        </w:rPr>
-        <w:t>BOEUrl</w:t>
-      </w:r>
-      <w:proofErr w:type="spellEnd"/>
-      <w:r>
-        <w:rPr>
-          <w:rFonts w:ascii="Consolas" w:eastAsiaTheme="minorHAnsi" w:hAnsi="Consolas" w:cs="Consolas"/>
-          <w:color w:val="0000FF"/>
-          <w:sz w:val="19"/>
-          <w:szCs w:val="19"/>
-        </w:rPr>
-        <w:t xml:space="preserve"> </w:t>
+      <w:r>
+        <w:rPr>
+          <w:rFonts w:ascii="Consolas" w:eastAsiaTheme="minorHAnsi" w:hAnsi="Consolas" w:cs="Consolas"/>
+          <w:color w:val="0000FF"/>
+          <w:sz w:val="19"/>
+          <w:szCs w:val="19"/>
+        </w:rPr>
+        <w:t xml:space="preserve">BOEUrl </w:t>
       </w:r>
       <w:r>
         <w:t>–</w:t>
       </w:r>
       <w:r>
-        <w:t xml:space="preserve"> </w:t>
-      </w:r>
-      <w:proofErr w:type="spellStart"/>
-      <w:r>
-        <w:t>GenBOE</w:t>
-      </w:r>
-      <w:proofErr w:type="spellEnd"/>
-      <w:r>
-        <w:t xml:space="preserve"> URL</w:t>
+        <w:t xml:space="preserve"> GenBOE URL</w:t>
       </w:r>
     </w:p>
     <w:p>
@@ -10095,7 +9234,6 @@
           <w:rFonts w:ascii="Calibri" w:eastAsia="Times New Roman" w:hAnsi="Calibri" w:cs="Calibri"/>
         </w:rPr>
       </w:pPr>
-      <w:proofErr w:type="spellStart"/>
       <w:r>
         <w:rPr>
           <w:rFonts w:ascii="Consolas" w:eastAsiaTheme="minorHAnsi" w:hAnsi="Consolas" w:cs="Consolas"/>
@@ -10103,17 +9241,7 @@
           <w:sz w:val="19"/>
           <w:szCs w:val="19"/>
         </w:rPr>
-        <w:t>Piwik</w:t>
-      </w:r>
-      <w:proofErr w:type="spellEnd"/>
-      <w:r>
-        <w:rPr>
-          <w:rFonts w:ascii="Consolas" w:eastAsiaTheme="minorHAnsi" w:hAnsi="Consolas" w:cs="Consolas"/>
-          <w:color w:val="008000"/>
-          <w:sz w:val="19"/>
-          <w:szCs w:val="19"/>
-        </w:rPr>
-        <w:t xml:space="preserve"> Settings</w:t>
+        <w:t>Piwik Settings</w:t>
       </w:r>
     </w:p>
     <w:p>
@@ -10163,15 +9291,7 @@
         <w:t xml:space="preserve"> </w:t>
       </w:r>
       <w:r>
-        <w:t xml:space="preserve">(to not track the website usage via </w:t>
-      </w:r>
-      <w:proofErr w:type="spellStart"/>
-      <w:r>
-        <w:t>piwik</w:t>
-      </w:r>
-      <w:proofErr w:type="spellEnd"/>
-      <w:r>
-        <w:t>)</w:t>
+        <w:t>(to not track the website usage via piwik)</w:t>
       </w:r>
     </w:p>
     <w:p>
@@ -10191,21 +9311,7 @@
         <w:rPr>
           <w:rFonts w:ascii="Calibri" w:eastAsia="Times New Roman" w:hAnsi="Calibri" w:cs="Calibri"/>
         </w:rPr>
-        <w:t xml:space="preserve">You can ignore the other </w:t>
-      </w:r>
-      <w:proofErr w:type="spellStart"/>
-      <w:r>
-        <w:rPr>
-          <w:rFonts w:ascii="Calibri" w:eastAsia="Times New Roman" w:hAnsi="Calibri" w:cs="Calibri"/>
-        </w:rPr>
-        <w:t>piwik</w:t>
-      </w:r>
-      <w:proofErr w:type="spellEnd"/>
-      <w:r>
-        <w:rPr>
-          <w:rFonts w:ascii="Calibri" w:eastAsia="Times New Roman" w:hAnsi="Calibri" w:cs="Calibri"/>
-        </w:rPr>
-        <w:t xml:space="preserve"> settings once you disable it</w:t>
+        <w:t>You can ignore the other piwik settings once you disable it</w:t>
       </w:r>
     </w:p>
     <w:p>
@@ -10252,25 +9358,14 @@
           <w:rFonts w:ascii="Calibri" w:eastAsia="Times New Roman" w:hAnsi="Calibri" w:cs="Calibri"/>
         </w:rPr>
       </w:pPr>
-      <w:proofErr w:type="spellStart"/>
-      <w:r>
-        <w:rPr>
-          <w:rFonts w:ascii="Consolas" w:eastAsiaTheme="minorHAnsi" w:hAnsi="Consolas" w:cs="Consolas"/>
-          <w:color w:val="0000FF"/>
-          <w:sz w:val="19"/>
-          <w:szCs w:val="19"/>
-        </w:rPr>
-        <w:t>LeadEstimators</w:t>
-      </w:r>
-      <w:proofErr w:type="spellEnd"/>
-      <w:r>
-        <w:rPr>
-          <w:rFonts w:ascii="Consolas" w:eastAsiaTheme="minorHAnsi" w:hAnsi="Consolas" w:cs="Consolas"/>
-          <w:color w:val="0000FF"/>
-          <w:sz w:val="19"/>
-          <w:szCs w:val="19"/>
-        </w:rPr>
-        <w:t xml:space="preserve"> </w:t>
+      <w:r>
+        <w:rPr>
+          <w:rFonts w:ascii="Consolas" w:eastAsiaTheme="minorHAnsi" w:hAnsi="Consolas" w:cs="Consolas"/>
+          <w:color w:val="0000FF"/>
+          <w:sz w:val="19"/>
+          <w:szCs w:val="19"/>
+        </w:rPr>
+        <w:t xml:space="preserve">LeadEstimators </w:t>
       </w:r>
       <w:r>
         <w:t>– set this to the appropriate AD group</w:t>
@@ -10289,25 +9384,14 @@
           <w:rFonts w:ascii="Calibri" w:eastAsia="Times New Roman" w:hAnsi="Calibri" w:cs="Calibri"/>
         </w:rPr>
       </w:pPr>
-      <w:proofErr w:type="spellStart"/>
-      <w:r>
-        <w:rPr>
-          <w:rFonts w:ascii="Consolas" w:eastAsiaTheme="minorHAnsi" w:hAnsi="Consolas" w:cs="Consolas"/>
-          <w:color w:val="0000FF"/>
-          <w:sz w:val="19"/>
-          <w:szCs w:val="19"/>
-        </w:rPr>
-        <w:t>LOBManagers</w:t>
-      </w:r>
-      <w:proofErr w:type="spellEnd"/>
-      <w:r>
-        <w:rPr>
-          <w:rFonts w:ascii="Consolas" w:eastAsiaTheme="minorHAnsi" w:hAnsi="Consolas" w:cs="Consolas"/>
-          <w:color w:val="0000FF"/>
-          <w:sz w:val="19"/>
-          <w:szCs w:val="19"/>
-        </w:rPr>
-        <w:t xml:space="preserve"> </w:t>
+      <w:r>
+        <w:rPr>
+          <w:rFonts w:ascii="Consolas" w:eastAsiaTheme="minorHAnsi" w:hAnsi="Consolas" w:cs="Consolas"/>
+          <w:color w:val="0000FF"/>
+          <w:sz w:val="19"/>
+          <w:szCs w:val="19"/>
+        </w:rPr>
+        <w:t xml:space="preserve">LOBManagers </w:t>
       </w:r>
       <w:r>
         <w:t xml:space="preserve">– </w:t>
@@ -10329,7 +9413,6 @@
           <w:rFonts w:ascii="Calibri" w:eastAsia="Times New Roman" w:hAnsi="Calibri" w:cs="Calibri"/>
         </w:rPr>
       </w:pPr>
-      <w:proofErr w:type="spellStart"/>
       <w:r>
         <w:rPr>
           <w:rFonts w:ascii="Consolas" w:eastAsiaTheme="minorHAnsi" w:hAnsi="Consolas" w:cs="Consolas"/>
@@ -10338,17 +9421,7 @@
           <w:szCs w:val="19"/>
         </w:rPr>
         <w:lastRenderedPageBreak/>
-        <w:t>CoverSheetApprovers</w:t>
-      </w:r>
-      <w:proofErr w:type="spellEnd"/>
-      <w:r>
-        <w:rPr>
-          <w:rFonts w:ascii="Consolas" w:eastAsiaTheme="minorHAnsi" w:hAnsi="Consolas" w:cs="Consolas"/>
-          <w:color w:val="0000FF"/>
-          <w:sz w:val="19"/>
-          <w:szCs w:val="19"/>
-        </w:rPr>
-        <w:t xml:space="preserve"> </w:t>
+        <w:t xml:space="preserve">CoverSheetApprovers </w:t>
       </w:r>
       <w:r>
         <w:t>– set this to the appropriate AD group</w:t>
@@ -10367,25 +9440,14 @@
           <w:rFonts w:ascii="Calibri" w:eastAsia="Times New Roman" w:hAnsi="Calibri" w:cs="Calibri"/>
         </w:rPr>
       </w:pPr>
-      <w:proofErr w:type="spellStart"/>
-      <w:r>
-        <w:rPr>
-          <w:rFonts w:ascii="Consolas" w:eastAsiaTheme="minorHAnsi" w:hAnsi="Consolas" w:cs="Consolas"/>
-          <w:color w:val="0000FF"/>
-          <w:sz w:val="19"/>
-          <w:szCs w:val="19"/>
-        </w:rPr>
-        <w:t>PricingVerifications</w:t>
-      </w:r>
-      <w:proofErr w:type="spellEnd"/>
-      <w:r>
-        <w:rPr>
-          <w:rFonts w:ascii="Consolas" w:eastAsiaTheme="minorHAnsi" w:hAnsi="Consolas" w:cs="Consolas"/>
-          <w:color w:val="0000FF"/>
-          <w:sz w:val="19"/>
-          <w:szCs w:val="19"/>
-        </w:rPr>
-        <w:t xml:space="preserve"> </w:t>
+      <w:r>
+        <w:rPr>
+          <w:rFonts w:ascii="Consolas" w:eastAsiaTheme="minorHAnsi" w:hAnsi="Consolas" w:cs="Consolas"/>
+          <w:color w:val="0000FF"/>
+          <w:sz w:val="19"/>
+          <w:szCs w:val="19"/>
+        </w:rPr>
+        <w:t xml:space="preserve">PricingVerifications </w:t>
       </w:r>
       <w:r>
         <w:t>– set this to the appropriate AD group</w:t>
@@ -10404,25 +9466,14 @@
           <w:rFonts w:ascii="Calibri" w:eastAsia="Times New Roman" w:hAnsi="Calibri" w:cs="Calibri"/>
         </w:rPr>
       </w:pPr>
-      <w:proofErr w:type="spellStart"/>
-      <w:r>
-        <w:rPr>
-          <w:rFonts w:ascii="Consolas" w:eastAsiaTheme="minorHAnsi" w:hAnsi="Consolas" w:cs="Consolas"/>
-          <w:color w:val="0000FF"/>
-          <w:sz w:val="19"/>
-          <w:szCs w:val="19"/>
-        </w:rPr>
-        <w:t>IndependentReviewers</w:t>
-      </w:r>
-      <w:proofErr w:type="spellEnd"/>
-      <w:r>
-        <w:rPr>
-          <w:rFonts w:ascii="Consolas" w:eastAsiaTheme="minorHAnsi" w:hAnsi="Consolas" w:cs="Consolas"/>
-          <w:color w:val="0000FF"/>
-          <w:sz w:val="19"/>
-          <w:szCs w:val="19"/>
-        </w:rPr>
-        <w:t xml:space="preserve"> </w:t>
+      <w:r>
+        <w:rPr>
+          <w:rFonts w:ascii="Consolas" w:eastAsiaTheme="minorHAnsi" w:hAnsi="Consolas" w:cs="Consolas"/>
+          <w:color w:val="0000FF"/>
+          <w:sz w:val="19"/>
+          <w:szCs w:val="19"/>
+        </w:rPr>
+        <w:t xml:space="preserve">IndependentReviewers </w:t>
       </w:r>
       <w:r>
         <w:t>– set this to the appropriate AD group</w:t>
@@ -10442,7 +9493,6 @@
         </w:rPr>
       </w:pPr>
       <w:commentRangeStart w:id="73"/>
-      <w:proofErr w:type="spellStart"/>
       <w:r>
         <w:rPr>
           <w:rFonts w:ascii="Consolas" w:eastAsiaTheme="minorHAnsi" w:hAnsi="Consolas" w:cs="Consolas"/>
@@ -10453,7 +9503,6 @@
         <w:t>ContractsLead</w:t>
       </w:r>
       <w:commentRangeEnd w:id="73"/>
-      <w:proofErr w:type="spellEnd"/>
       <w:r>
         <w:rPr>
           <w:rStyle w:val="CommentReference"/>
@@ -10498,7 +9547,6 @@
           <w:rFonts w:ascii="Calibri" w:eastAsia="Times New Roman" w:hAnsi="Calibri" w:cs="Calibri"/>
         </w:rPr>
       </w:pPr>
-      <w:proofErr w:type="spellStart"/>
       <w:r>
         <w:rPr>
           <w:rFonts w:ascii="Consolas" w:eastAsiaTheme="minorHAnsi" w:hAnsi="Consolas" w:cs="Consolas"/>
@@ -10508,7 +9556,6 @@
         </w:rPr>
         <w:t>system.web</w:t>
       </w:r>
-      <w:proofErr w:type="spellEnd"/>
       <w:r>
         <w:rPr>
           <w:rFonts w:ascii="Consolas" w:eastAsiaTheme="minorHAnsi" w:hAnsi="Consolas" w:cs="Consolas"/>
@@ -10640,7 +9687,6 @@
         </w:rPr>
         <w:t>"</w:t>
       </w:r>
-      <w:proofErr w:type="spellStart"/>
       <w:r>
         <w:rPr>
           <w:rFonts w:ascii="Consolas" w:eastAsiaTheme="minorHAnsi" w:hAnsi="Consolas" w:cs="Consolas"/>
@@ -10650,7 +9696,6 @@
         </w:rPr>
         <w:t>elmah.axd</w:t>
       </w:r>
-      <w:proofErr w:type="spellEnd"/>
       <w:r>
         <w:rPr>
           <w:rFonts w:ascii="Consolas" w:eastAsiaTheme="minorHAnsi" w:hAnsi="Consolas" w:cs="Consolas"/>
@@ -10675,7 +9720,6 @@
         </w:rPr>
         <w:t xml:space="preserve">-&gt; </w:t>
       </w:r>
-      <w:proofErr w:type="spellStart"/>
       <w:r>
         <w:rPr>
           <w:rFonts w:ascii="Consolas" w:eastAsiaTheme="minorHAnsi" w:hAnsi="Consolas" w:cs="Consolas"/>
@@ -10685,7 +9729,6 @@
         </w:rPr>
         <w:t>system.web</w:t>
       </w:r>
-      <w:proofErr w:type="spellEnd"/>
       <w:r>
         <w:rPr>
           <w:rFonts w:ascii="Consolas" w:eastAsiaTheme="minorHAnsi" w:hAnsi="Consolas" w:cs="Consolas"/>
@@ -10764,7 +9807,6 @@
           <w:numId w:val="4"/>
         </w:numPr>
       </w:pPr>
-      <w:proofErr w:type="spellStart"/>
       <w:r>
         <w:rPr>
           <w:rFonts w:ascii="Consolas" w:eastAsiaTheme="minorHAnsi" w:hAnsi="Consolas" w:cs="Consolas"/>
@@ -10774,7 +9816,6 @@
         </w:rPr>
         <w:t>elmah</w:t>
       </w:r>
-      <w:proofErr w:type="spellEnd"/>
       <w:r>
         <w:t xml:space="preserve"> section</w:t>
       </w:r>
@@ -10794,7 +9835,6 @@
         </w:rPr>
         <w:t xml:space="preserve">in </w:t>
       </w:r>
-      <w:proofErr w:type="spellStart"/>
       <w:r>
         <w:rPr>
           <w:rFonts w:ascii="Consolas" w:eastAsiaTheme="minorHAnsi" w:hAnsi="Consolas" w:cs="Consolas"/>
@@ -10804,14 +9844,12 @@
         </w:rPr>
         <w:t>errorLog</w:t>
       </w:r>
-      <w:proofErr w:type="spellEnd"/>
       <w:r>
         <w:rPr>
           <w:rFonts w:ascii="Calibri" w:eastAsia="Times New Roman" w:hAnsi="Calibri" w:cs="Calibri"/>
         </w:rPr>
         <w:t xml:space="preserve"> setting,  update the </w:t>
       </w:r>
-      <w:proofErr w:type="spellStart"/>
       <w:r>
         <w:rPr>
           <w:rFonts w:ascii="Consolas" w:eastAsiaTheme="minorHAnsi" w:hAnsi="Consolas" w:cs="Consolas"/>
@@ -10821,7 +9859,6 @@
         </w:rPr>
         <w:t>connectionString</w:t>
       </w:r>
-      <w:proofErr w:type="spellEnd"/>
       <w:r>
         <w:rPr>
           <w:rFonts w:ascii="Calibri" w:eastAsia="Times New Roman" w:hAnsi="Calibri" w:cs="Calibri"/>
@@ -10838,15 +9875,7 @@
         </w:numPr>
       </w:pPr>
       <w:r>
-        <w:t xml:space="preserve">Remove the HTTPS redirect portion of </w:t>
-      </w:r>
-      <w:proofErr w:type="spellStart"/>
-      <w:r>
-        <w:t>web.config</w:t>
-      </w:r>
-      <w:proofErr w:type="spellEnd"/>
-      <w:r>
-        <w:t>. Example:</w:t>
+        <w:t>Remove the HTTPS redirect portion of web.config. Example:</w:t>
       </w:r>
     </w:p>
     <w:p>
@@ -10950,7 +9979,6 @@
         </w:rPr>
         <w:t xml:space="preserve"> </w:t>
       </w:r>
-      <w:proofErr w:type="spellStart"/>
       <w:r>
         <w:rPr>
           <w:rFonts w:ascii="Consolas" w:eastAsiaTheme="minorHAnsi" w:hAnsi="Consolas" w:cs="Consolas"/>
@@ -10960,7 +9988,6 @@
         </w:rPr>
         <w:t>stopProcessing</w:t>
       </w:r>
-      <w:proofErr w:type="spellEnd"/>
       <w:r>
         <w:rPr>
           <w:rFonts w:ascii="Consolas" w:eastAsiaTheme="minorHAnsi" w:hAnsi="Consolas" w:cs="Consolas"/>
@@ -11018,7 +10045,6 @@
         </w:rPr>
         <w:t xml:space="preserve">          &lt;match </w:t>
       </w:r>
-      <w:proofErr w:type="spellStart"/>
       <w:r>
         <w:rPr>
           <w:rFonts w:ascii="Consolas" w:eastAsiaTheme="minorHAnsi" w:hAnsi="Consolas" w:cs="Consolas"/>
@@ -11028,7 +10054,6 @@
         </w:rPr>
         <w:t>url</w:t>
       </w:r>
-      <w:proofErr w:type="spellEnd"/>
       <w:r>
         <w:rPr>
           <w:rFonts w:ascii="Consolas" w:eastAsiaTheme="minorHAnsi" w:hAnsi="Consolas" w:cs="Consolas"/>
@@ -11203,7 +10228,6 @@
         </w:rPr>
         <w:t xml:space="preserve">="Redirect" </w:t>
       </w:r>
-      <w:proofErr w:type="spellStart"/>
       <w:r>
         <w:rPr>
           <w:rFonts w:ascii="Consolas" w:eastAsiaTheme="minorHAnsi" w:hAnsi="Consolas" w:cs="Consolas"/>
@@ -11213,7 +10237,6 @@
         </w:rPr>
         <w:t>url</w:t>
       </w:r>
-      <w:proofErr w:type="spellEnd"/>
       <w:r>
         <w:rPr>
           <w:rFonts w:ascii="Consolas" w:eastAsiaTheme="minorHAnsi" w:hAnsi="Consolas" w:cs="Consolas"/>
@@ -11337,15 +10360,7 @@
         <w:t xml:space="preserve">e) </w:t>
       </w:r>
       <w:r>
-        <w:t xml:space="preserve">RDM </w:t>
-      </w:r>
-      <w:proofErr w:type="spellStart"/>
-      <w:r>
-        <w:t>Web.Config</w:t>
-      </w:r>
-      <w:proofErr w:type="spellEnd"/>
-      <w:r>
-        <w:t xml:space="preserve"> Customization</w:t>
+        <w:t>RDM Web.Config Customization</w:t>
       </w:r>
       <w:bookmarkEnd w:id="74"/>
       <w:bookmarkEnd w:id="75"/>
@@ -11359,7 +10374,6 @@
         </w:numPr>
         <w:spacing w:after="0"/>
       </w:pPr>
-      <w:proofErr w:type="spellStart"/>
       <w:r>
         <w:rPr>
           <w:rFonts w:ascii="Consolas" w:eastAsiaTheme="minorHAnsi" w:hAnsi="Consolas" w:cs="Consolas"/>
@@ -11369,7 +10383,6 @@
         </w:rPr>
         <w:t>connectionStrings</w:t>
       </w:r>
-      <w:proofErr w:type="spellEnd"/>
       <w:r>
         <w:rPr>
           <w:rFonts w:ascii="Calibri" w:eastAsia="Times New Roman" w:hAnsi="Calibri" w:cs="Calibri"/>
@@ -11386,7 +10399,6 @@
         </w:numPr>
         <w:spacing w:after="0"/>
       </w:pPr>
-      <w:proofErr w:type="spellStart"/>
       <w:r>
         <w:rPr>
           <w:rFonts w:ascii="Consolas" w:eastAsiaTheme="minorHAnsi" w:hAnsi="Consolas" w:cs="Consolas"/>
@@ -11396,7 +10408,6 @@
         </w:rPr>
         <w:t>IESEntities</w:t>
       </w:r>
-      <w:proofErr w:type="spellEnd"/>
       <w:r>
         <w:rPr>
           <w:rFonts w:ascii="Calibri" w:eastAsia="Times New Roman" w:hAnsi="Calibri" w:cs="Calibri"/>
@@ -11413,7 +10424,6 @@
         </w:numPr>
         <w:spacing w:after="0"/>
       </w:pPr>
-      <w:proofErr w:type="spellStart"/>
       <w:r>
         <w:rPr>
           <w:rFonts w:ascii="Consolas" w:eastAsiaTheme="minorHAnsi" w:hAnsi="Consolas" w:cs="Consolas"/>
@@ -11423,7 +10433,6 @@
         </w:rPr>
         <w:t>appSettings</w:t>
       </w:r>
-      <w:proofErr w:type="spellEnd"/>
       <w:r>
         <w:rPr>
           <w:rFonts w:ascii="Calibri" w:eastAsia="Times New Roman" w:hAnsi="Calibri" w:cs="Calibri"/>
@@ -11462,7 +10471,6 @@
           <w:rFonts w:ascii="Calibri" w:eastAsia="Times New Roman" w:hAnsi="Calibri" w:cs="Calibri"/>
         </w:rPr>
       </w:pPr>
-      <w:proofErr w:type="spellStart"/>
       <w:r>
         <w:rPr>
           <w:rFonts w:ascii="Consolas" w:eastAsiaTheme="minorHAnsi" w:hAnsi="Consolas" w:cs="Consolas"/>
@@ -11472,7 +10480,6 @@
         </w:rPr>
         <w:t>EmailServer</w:t>
       </w:r>
-      <w:proofErr w:type="spellEnd"/>
       <w:r>
         <w:t xml:space="preserve"> </w:t>
       </w:r>
@@ -11495,7 +10502,6 @@
           <w:rFonts w:ascii="Calibri" w:eastAsia="Times New Roman" w:hAnsi="Calibri" w:cs="Calibri"/>
         </w:rPr>
       </w:pPr>
-      <w:proofErr w:type="spellStart"/>
       <w:r>
         <w:rPr>
           <w:rFonts w:ascii="Consolas" w:eastAsiaTheme="minorHAnsi" w:hAnsi="Consolas" w:cs="Consolas"/>
@@ -11505,7 +10511,6 @@
         </w:rPr>
         <w:t>ActiveDirectoryPath</w:t>
       </w:r>
-      <w:proofErr w:type="spellEnd"/>
       <w:r>
         <w:t xml:space="preserve"> </w:t>
       </w:r>
@@ -11528,7 +10533,6 @@
           <w:rFonts w:ascii="Calibri" w:eastAsia="Times New Roman" w:hAnsi="Calibri" w:cs="Calibri"/>
         </w:rPr>
       </w:pPr>
-      <w:proofErr w:type="spellStart"/>
       <w:r>
         <w:rPr>
           <w:rFonts w:ascii="Consolas" w:eastAsiaTheme="minorHAnsi" w:hAnsi="Consolas" w:cs="Consolas"/>
@@ -11538,7 +10542,6 @@
         </w:rPr>
         <w:t>ServerURL</w:t>
       </w:r>
-      <w:proofErr w:type="spellEnd"/>
       <w:r>
         <w:rPr>
           <w:rFonts w:eastAsiaTheme="minorHAnsi" w:cs="Consolas"/>
@@ -11562,7 +10565,6 @@
           <w:rFonts w:ascii="Calibri" w:eastAsia="Times New Roman" w:hAnsi="Calibri" w:cs="Calibri"/>
         </w:rPr>
       </w:pPr>
-      <w:proofErr w:type="spellStart"/>
       <w:r>
         <w:rPr>
           <w:rFonts w:ascii="Consolas" w:eastAsiaTheme="minorHAnsi" w:hAnsi="Consolas" w:cs="Consolas"/>
@@ -11572,7 +10574,6 @@
         </w:rPr>
         <w:t>HelpdeskEmailAddress</w:t>
       </w:r>
-      <w:proofErr w:type="spellEnd"/>
       <w:r>
         <w:t xml:space="preserve"> – email displayed to the users to contact for help</w:t>
       </w:r>
@@ -11590,7 +10591,6 @@
           <w:rFonts w:ascii="Calibri" w:eastAsia="Times New Roman" w:hAnsi="Calibri" w:cs="Calibri"/>
         </w:rPr>
       </w:pPr>
-      <w:proofErr w:type="spellStart"/>
       <w:r>
         <w:rPr>
           <w:rFonts w:ascii="Consolas" w:eastAsiaTheme="minorHAnsi" w:hAnsi="Consolas" w:cs="Consolas"/>
@@ -11600,7 +10600,6 @@
         </w:rPr>
         <w:t>IESHeaderUrl</w:t>
       </w:r>
-      <w:proofErr w:type="spellEnd"/>
       <w:r>
         <w:t xml:space="preserve"> – </w:t>
       </w:r>
@@ -11633,25 +10632,14 @@
           <w:rFonts w:ascii="Calibri" w:eastAsia="Times New Roman" w:hAnsi="Calibri" w:cs="Calibri"/>
         </w:rPr>
       </w:pPr>
-      <w:proofErr w:type="spellStart"/>
-      <w:r>
-        <w:rPr>
-          <w:rFonts w:ascii="Consolas" w:eastAsiaTheme="minorHAnsi" w:hAnsi="Consolas" w:cs="Consolas"/>
-          <w:color w:val="0000FF"/>
-          <w:sz w:val="19"/>
-          <w:szCs w:val="19"/>
-        </w:rPr>
-        <w:t>LMIProxy</w:t>
-      </w:r>
-      <w:proofErr w:type="spellEnd"/>
-      <w:r>
-        <w:rPr>
-          <w:rFonts w:ascii="Consolas" w:eastAsiaTheme="minorHAnsi" w:hAnsi="Consolas" w:cs="Consolas"/>
-          <w:color w:val="0000FF"/>
-          <w:sz w:val="19"/>
-          <w:szCs w:val="19"/>
-        </w:rPr>
-        <w:t xml:space="preserve"> </w:t>
+      <w:r>
+        <w:rPr>
+          <w:rFonts w:ascii="Consolas" w:eastAsiaTheme="minorHAnsi" w:hAnsi="Consolas" w:cs="Consolas"/>
+          <w:color w:val="0000FF"/>
+          <w:sz w:val="19"/>
+          <w:szCs w:val="19"/>
+        </w:rPr>
+        <w:t xml:space="preserve">LMIProxy </w:t>
       </w:r>
       <w:r>
         <w:t>– proxy used during image processing</w:t>
@@ -11667,7 +10655,6 @@
         <w:spacing w:after="0"/>
         <w:textAlignment w:val="center"/>
       </w:pPr>
-      <w:proofErr w:type="spellStart"/>
       <w:r>
         <w:rPr>
           <w:rFonts w:ascii="Consolas" w:eastAsiaTheme="minorHAnsi" w:hAnsi="Consolas" w:cs="Consolas"/>
@@ -11677,7 +10664,6 @@
         </w:rPr>
         <w:t>EstimatingDataGroupDL</w:t>
       </w:r>
-      <w:proofErr w:type="spellEnd"/>
       <w:r>
         <w:rPr>
           <w:rFonts w:ascii="Consolas" w:eastAsiaTheme="minorHAnsi" w:hAnsi="Consolas" w:cs="Consolas"/>
@@ -11728,7 +10714,6 @@
           <w:rFonts w:ascii="Calibri" w:eastAsia="Times New Roman" w:hAnsi="Calibri" w:cs="Calibri"/>
         </w:rPr>
       </w:pPr>
-      <w:proofErr w:type="spellStart"/>
       <w:r>
         <w:rPr>
           <w:rFonts w:ascii="Consolas" w:eastAsiaTheme="minorHAnsi" w:hAnsi="Consolas" w:cs="Consolas"/>
@@ -11736,17 +10721,7 @@
           <w:sz w:val="19"/>
           <w:szCs w:val="19"/>
         </w:rPr>
-        <w:t>Piwik</w:t>
-      </w:r>
-      <w:proofErr w:type="spellEnd"/>
-      <w:r>
-        <w:rPr>
-          <w:rFonts w:ascii="Consolas" w:eastAsiaTheme="minorHAnsi" w:hAnsi="Consolas" w:cs="Consolas"/>
-          <w:color w:val="008000"/>
-          <w:sz w:val="19"/>
-          <w:szCs w:val="19"/>
-        </w:rPr>
-        <w:t xml:space="preserve"> Settings</w:t>
+        <w:t>Piwik Settings</w:t>
       </w:r>
     </w:p>
     <w:p>
@@ -11795,15 +10770,7 @@
         <w:t xml:space="preserve"> </w:t>
       </w:r>
       <w:r>
-        <w:t xml:space="preserve">(to not track the website usage via </w:t>
-      </w:r>
-      <w:proofErr w:type="spellStart"/>
-      <w:r>
-        <w:t>piwik</w:t>
-      </w:r>
-      <w:proofErr w:type="spellEnd"/>
-      <w:r>
-        <w:t>)</w:t>
+        <w:t>(to not track the website usage via piwik)</w:t>
       </w:r>
     </w:p>
     <w:p>
@@ -11823,21 +10790,7 @@
         <w:rPr>
           <w:rFonts w:ascii="Calibri" w:eastAsia="Times New Roman" w:hAnsi="Calibri" w:cs="Calibri"/>
         </w:rPr>
-        <w:t xml:space="preserve">You can ignore the other </w:t>
-      </w:r>
-      <w:proofErr w:type="spellStart"/>
-      <w:r>
-        <w:rPr>
-          <w:rFonts w:ascii="Calibri" w:eastAsia="Times New Roman" w:hAnsi="Calibri" w:cs="Calibri"/>
-        </w:rPr>
-        <w:t>piwik</w:t>
-      </w:r>
-      <w:proofErr w:type="spellEnd"/>
-      <w:r>
-        <w:rPr>
-          <w:rFonts w:ascii="Calibri" w:eastAsia="Times New Roman" w:hAnsi="Calibri" w:cs="Calibri"/>
-        </w:rPr>
-        <w:t xml:space="preserve"> settings once you disable it</w:t>
+        <w:t>You can ignore the other piwik settings once you disable it</w:t>
       </w:r>
     </w:p>
     <w:p>
@@ -11886,25 +10839,14 @@
           <w:rFonts w:ascii="Calibri" w:eastAsia="Times New Roman" w:hAnsi="Calibri" w:cs="Calibri"/>
         </w:rPr>
       </w:pPr>
-      <w:proofErr w:type="spellStart"/>
-      <w:r>
-        <w:rPr>
-          <w:rFonts w:ascii="Consolas" w:eastAsiaTheme="minorHAnsi" w:hAnsi="Consolas" w:cs="Consolas"/>
-          <w:color w:val="0000FF"/>
-          <w:sz w:val="19"/>
-          <w:szCs w:val="19"/>
-        </w:rPr>
-        <w:t>RDMAdminGroups</w:t>
-      </w:r>
-      <w:proofErr w:type="spellEnd"/>
-      <w:r>
-        <w:rPr>
-          <w:rFonts w:ascii="Consolas" w:eastAsiaTheme="minorHAnsi" w:hAnsi="Consolas" w:cs="Consolas"/>
-          <w:color w:val="0000FF"/>
-          <w:sz w:val="19"/>
-          <w:szCs w:val="19"/>
-        </w:rPr>
-        <w:t xml:space="preserve"> </w:t>
+      <w:r>
+        <w:rPr>
+          <w:rFonts w:ascii="Consolas" w:eastAsiaTheme="minorHAnsi" w:hAnsi="Consolas" w:cs="Consolas"/>
+          <w:color w:val="0000FF"/>
+          <w:sz w:val="19"/>
+          <w:szCs w:val="19"/>
+        </w:rPr>
+        <w:t xml:space="preserve">RDMAdminGroups </w:t>
       </w:r>
       <w:r>
         <w:t xml:space="preserve">– </w:t>
@@ -11937,25 +10879,14 @@
           <w:rFonts w:ascii="Calibri" w:eastAsia="Times New Roman" w:hAnsi="Calibri" w:cs="Calibri"/>
         </w:rPr>
       </w:pPr>
-      <w:proofErr w:type="spellStart"/>
-      <w:r>
-        <w:rPr>
-          <w:rFonts w:ascii="Consolas" w:eastAsiaTheme="minorHAnsi" w:hAnsi="Consolas" w:cs="Consolas"/>
-          <w:color w:val="0000FF"/>
-          <w:sz w:val="19"/>
-          <w:szCs w:val="19"/>
-        </w:rPr>
-        <w:t>RDMCobraAdminGroups</w:t>
-      </w:r>
-      <w:proofErr w:type="spellEnd"/>
-      <w:r>
-        <w:rPr>
-          <w:rFonts w:ascii="Consolas" w:eastAsiaTheme="minorHAnsi" w:hAnsi="Consolas" w:cs="Consolas"/>
-          <w:color w:val="0000FF"/>
-          <w:sz w:val="19"/>
-          <w:szCs w:val="19"/>
-        </w:rPr>
-        <w:t xml:space="preserve"> </w:t>
+      <w:r>
+        <w:rPr>
+          <w:rFonts w:ascii="Consolas" w:eastAsiaTheme="minorHAnsi" w:hAnsi="Consolas" w:cs="Consolas"/>
+          <w:color w:val="0000FF"/>
+          <w:sz w:val="19"/>
+          <w:szCs w:val="19"/>
+        </w:rPr>
+        <w:t xml:space="preserve">RDMCobraAdminGroups </w:t>
       </w:r>
       <w:r>
         <w:t xml:space="preserve">– </w:t>
@@ -11988,25 +10919,14 @@
           <w:rFonts w:ascii="Calibri" w:eastAsia="Times New Roman" w:hAnsi="Calibri" w:cs="Calibri"/>
         </w:rPr>
       </w:pPr>
-      <w:proofErr w:type="spellStart"/>
-      <w:r>
-        <w:rPr>
-          <w:rFonts w:ascii="Consolas" w:eastAsiaTheme="minorHAnsi" w:hAnsi="Consolas" w:cs="Consolas"/>
-          <w:color w:val="0000FF"/>
-          <w:sz w:val="19"/>
-          <w:szCs w:val="19"/>
-        </w:rPr>
-        <w:t>RDMViewerGroups</w:t>
-      </w:r>
-      <w:proofErr w:type="spellEnd"/>
-      <w:r>
-        <w:rPr>
-          <w:rFonts w:ascii="Consolas" w:eastAsiaTheme="minorHAnsi" w:hAnsi="Consolas" w:cs="Consolas"/>
-          <w:color w:val="0000FF"/>
-          <w:sz w:val="19"/>
-          <w:szCs w:val="19"/>
-        </w:rPr>
-        <w:t xml:space="preserve"> </w:t>
+      <w:r>
+        <w:rPr>
+          <w:rFonts w:ascii="Consolas" w:eastAsiaTheme="minorHAnsi" w:hAnsi="Consolas" w:cs="Consolas"/>
+          <w:color w:val="0000FF"/>
+          <w:sz w:val="19"/>
+          <w:szCs w:val="19"/>
+        </w:rPr>
+        <w:t xml:space="preserve">RDMViewerGroups </w:t>
       </w:r>
       <w:r>
         <w:t>– all users that need to have read access to the system;</w:t>
@@ -12025,7 +10945,6 @@
           <w:rFonts w:ascii="Calibri" w:eastAsia="Times New Roman" w:hAnsi="Calibri" w:cs="Calibri"/>
         </w:rPr>
       </w:pPr>
-      <w:proofErr w:type="spellStart"/>
       <w:r>
         <w:rPr>
           <w:rFonts w:ascii="Consolas" w:eastAsiaTheme="minorHAnsi" w:hAnsi="Consolas" w:cs="Consolas"/>
@@ -12035,7 +10954,6 @@
         </w:rPr>
         <w:t>system.web</w:t>
       </w:r>
-      <w:proofErr w:type="spellEnd"/>
       <w:r>
         <w:rPr>
           <w:rFonts w:ascii="Consolas" w:eastAsiaTheme="minorHAnsi" w:hAnsi="Consolas" w:cs="Consolas"/>
@@ -12167,7 +11085,6 @@
         </w:rPr>
         <w:t>"</w:t>
       </w:r>
-      <w:proofErr w:type="spellStart"/>
       <w:r>
         <w:rPr>
           <w:rFonts w:ascii="Consolas" w:eastAsiaTheme="minorHAnsi" w:hAnsi="Consolas" w:cs="Consolas"/>
@@ -12177,7 +11094,6 @@
         </w:rPr>
         <w:t>elmah.axd</w:t>
       </w:r>
-      <w:proofErr w:type="spellEnd"/>
       <w:r>
         <w:rPr>
           <w:rFonts w:ascii="Consolas" w:eastAsiaTheme="minorHAnsi" w:hAnsi="Consolas" w:cs="Consolas"/>
@@ -12202,7 +11118,6 @@
         </w:rPr>
         <w:t xml:space="preserve">-&gt; </w:t>
       </w:r>
-      <w:proofErr w:type="spellStart"/>
       <w:r>
         <w:rPr>
           <w:rFonts w:ascii="Consolas" w:eastAsiaTheme="minorHAnsi" w:hAnsi="Consolas" w:cs="Consolas"/>
@@ -12212,7 +11127,6 @@
         </w:rPr>
         <w:t>system.web</w:t>
       </w:r>
-      <w:proofErr w:type="spellEnd"/>
       <w:r>
         <w:rPr>
           <w:rFonts w:ascii="Consolas" w:eastAsiaTheme="minorHAnsi" w:hAnsi="Consolas" w:cs="Consolas"/>
@@ -12291,7 +11205,6 @@
           <w:numId w:val="14"/>
         </w:numPr>
       </w:pPr>
-      <w:proofErr w:type="spellStart"/>
       <w:r>
         <w:rPr>
           <w:rFonts w:ascii="Consolas" w:eastAsiaTheme="minorHAnsi" w:hAnsi="Consolas" w:cs="Consolas"/>
@@ -12301,7 +11214,6 @@
         </w:rPr>
         <w:t>elmah</w:t>
       </w:r>
-      <w:proofErr w:type="spellEnd"/>
       <w:r>
         <w:t xml:space="preserve"> section</w:t>
       </w:r>
@@ -12321,7 +11233,6 @@
         </w:rPr>
         <w:t xml:space="preserve">in </w:t>
       </w:r>
-      <w:proofErr w:type="spellStart"/>
       <w:r>
         <w:rPr>
           <w:rFonts w:ascii="Consolas" w:eastAsiaTheme="minorHAnsi" w:hAnsi="Consolas" w:cs="Consolas"/>
@@ -12331,14 +11242,12 @@
         </w:rPr>
         <w:t>errorLog</w:t>
       </w:r>
-      <w:proofErr w:type="spellEnd"/>
       <w:r>
         <w:rPr>
           <w:rFonts w:ascii="Calibri" w:eastAsia="Times New Roman" w:hAnsi="Calibri" w:cs="Calibri"/>
         </w:rPr>
         <w:t xml:space="preserve"> setting,  update the </w:t>
       </w:r>
-      <w:proofErr w:type="spellStart"/>
       <w:r>
         <w:rPr>
           <w:rFonts w:ascii="Consolas" w:eastAsiaTheme="minorHAnsi" w:hAnsi="Consolas" w:cs="Consolas"/>
@@ -12348,7 +11257,6 @@
         </w:rPr>
         <w:t>connectionString</w:t>
       </w:r>
-      <w:proofErr w:type="spellEnd"/>
       <w:r>
         <w:rPr>
           <w:rFonts w:ascii="Calibri" w:eastAsia="Times New Roman" w:hAnsi="Calibri" w:cs="Calibri"/>
@@ -12365,15 +11273,7 @@
         </w:numPr>
       </w:pPr>
       <w:r>
-        <w:t xml:space="preserve">Remove the HTTPS redirect portion of </w:t>
-      </w:r>
-      <w:proofErr w:type="spellStart"/>
-      <w:r>
-        <w:t>web.config</w:t>
-      </w:r>
-      <w:proofErr w:type="spellEnd"/>
-      <w:r>
-        <w:t>. Example:</w:t>
+        <w:t>Remove the HTTPS redirect portion of web.config. Example:</w:t>
       </w:r>
     </w:p>
     <w:p>
@@ -12477,7 +11377,6 @@
         </w:rPr>
         <w:t xml:space="preserve"> </w:t>
       </w:r>
-      <w:proofErr w:type="spellStart"/>
       <w:r>
         <w:rPr>
           <w:rFonts w:ascii="Consolas" w:eastAsiaTheme="minorHAnsi" w:hAnsi="Consolas" w:cs="Consolas"/>
@@ -12487,7 +11386,6 @@
         </w:rPr>
         <w:t>stopProcessing</w:t>
       </w:r>
-      <w:proofErr w:type="spellEnd"/>
       <w:r>
         <w:rPr>
           <w:rFonts w:ascii="Consolas" w:eastAsiaTheme="minorHAnsi" w:hAnsi="Consolas" w:cs="Consolas"/>
@@ -12545,7 +11443,6 @@
         </w:rPr>
         <w:t xml:space="preserve">          &lt;match </w:t>
       </w:r>
-      <w:proofErr w:type="spellStart"/>
       <w:r>
         <w:rPr>
           <w:rFonts w:ascii="Consolas" w:eastAsiaTheme="minorHAnsi" w:hAnsi="Consolas" w:cs="Consolas"/>
@@ -12555,7 +11452,6 @@
         </w:rPr>
         <w:t>url</w:t>
       </w:r>
-      <w:proofErr w:type="spellEnd"/>
       <w:r>
         <w:rPr>
           <w:rFonts w:ascii="Consolas" w:eastAsiaTheme="minorHAnsi" w:hAnsi="Consolas" w:cs="Consolas"/>
@@ -12730,7 +11626,6 @@
         </w:rPr>
         <w:t xml:space="preserve">="Redirect" </w:t>
       </w:r>
-      <w:proofErr w:type="spellStart"/>
       <w:r>
         <w:rPr>
           <w:rFonts w:ascii="Consolas" w:eastAsiaTheme="minorHAnsi" w:hAnsi="Consolas" w:cs="Consolas"/>
@@ -12740,7 +11635,6 @@
         </w:rPr>
         <w:t>url</w:t>
       </w:r>
-      <w:proofErr w:type="spellEnd"/>
       <w:r>
         <w:rPr>
           <w:rFonts w:ascii="Consolas" w:eastAsiaTheme="minorHAnsi" w:hAnsi="Consolas" w:cs="Consolas"/>
@@ -12861,15 +11755,7 @@
         <w:t xml:space="preserve">e) </w:t>
       </w:r>
       <w:r>
-        <w:t xml:space="preserve">RDSB </w:t>
-      </w:r>
-      <w:proofErr w:type="spellStart"/>
-      <w:r>
-        <w:t>Web.Config</w:t>
-      </w:r>
-      <w:proofErr w:type="spellEnd"/>
-      <w:r>
-        <w:t xml:space="preserve"> Customization</w:t>
+        <w:t>RDSB Web.Config Customization</w:t>
       </w:r>
       <w:bookmarkEnd w:id="76"/>
       <w:bookmarkEnd w:id="77"/>
@@ -12883,7 +11769,6 @@
         </w:numPr>
         <w:spacing w:after="0"/>
       </w:pPr>
-      <w:proofErr w:type="spellStart"/>
       <w:r>
         <w:rPr>
           <w:rFonts w:ascii="Consolas" w:eastAsiaTheme="minorHAnsi" w:hAnsi="Consolas" w:cs="Consolas"/>
@@ -12893,7 +11778,6 @@
         </w:rPr>
         <w:t>connectionStrings</w:t>
       </w:r>
-      <w:proofErr w:type="spellEnd"/>
       <w:r>
         <w:rPr>
           <w:rFonts w:ascii="Calibri" w:eastAsia="Times New Roman" w:hAnsi="Calibri" w:cs="Calibri"/>
@@ -12910,25 +11794,14 @@
         </w:numPr>
         <w:spacing w:after="0"/>
       </w:pPr>
-      <w:proofErr w:type="spellStart"/>
-      <w:r>
-        <w:rPr>
-          <w:rFonts w:ascii="Consolas" w:eastAsiaTheme="minorHAnsi" w:hAnsi="Consolas" w:cs="Consolas"/>
-          <w:color w:val="0000FF"/>
-          <w:sz w:val="19"/>
-          <w:szCs w:val="19"/>
-        </w:rPr>
-        <w:t>genTracEntities</w:t>
-      </w:r>
-      <w:proofErr w:type="spellEnd"/>
-      <w:r>
-        <w:rPr>
-          <w:rFonts w:ascii="Consolas" w:eastAsiaTheme="minorHAnsi" w:hAnsi="Consolas" w:cs="Consolas"/>
-          <w:color w:val="0000FF"/>
-          <w:sz w:val="19"/>
-          <w:szCs w:val="19"/>
-        </w:rPr>
-        <w:t xml:space="preserve"> </w:t>
+      <w:r>
+        <w:rPr>
+          <w:rFonts w:ascii="Consolas" w:eastAsiaTheme="minorHAnsi" w:hAnsi="Consolas" w:cs="Consolas"/>
+          <w:color w:val="0000FF"/>
+          <w:sz w:val="19"/>
+          <w:szCs w:val="19"/>
+        </w:rPr>
+        <w:t xml:space="preserve">genTracEntities </w:t>
       </w:r>
       <w:r>
         <w:rPr>
@@ -12946,7 +11819,6 @@
         </w:numPr>
         <w:spacing w:after="0"/>
       </w:pPr>
-      <w:proofErr w:type="spellStart"/>
       <w:r>
         <w:rPr>
           <w:rFonts w:ascii="Consolas" w:eastAsiaTheme="minorHAnsi" w:hAnsi="Consolas" w:cs="Consolas"/>
@@ -12956,7 +11828,6 @@
         </w:rPr>
         <w:t>IESEntities</w:t>
       </w:r>
-      <w:proofErr w:type="spellEnd"/>
       <w:r>
         <w:rPr>
           <w:rFonts w:ascii="Calibri" w:eastAsia="Times New Roman" w:hAnsi="Calibri" w:cs="Calibri"/>
@@ -12973,7 +11844,6 @@
         </w:numPr>
         <w:spacing w:after="0"/>
       </w:pPr>
-      <w:proofErr w:type="spellStart"/>
       <w:r>
         <w:rPr>
           <w:rFonts w:ascii="Consolas" w:eastAsiaTheme="minorHAnsi" w:hAnsi="Consolas" w:cs="Consolas"/>
@@ -12983,7 +11853,6 @@
         </w:rPr>
         <w:t>appSettings</w:t>
       </w:r>
-      <w:proofErr w:type="spellEnd"/>
       <w:r>
         <w:rPr>
           <w:rFonts w:ascii="Calibri" w:eastAsia="Times New Roman" w:hAnsi="Calibri" w:cs="Calibri"/>
@@ -13022,7 +11891,6 @@
           <w:rFonts w:ascii="Calibri" w:eastAsia="Times New Roman" w:hAnsi="Calibri" w:cs="Calibri"/>
         </w:rPr>
       </w:pPr>
-      <w:proofErr w:type="spellStart"/>
       <w:r>
         <w:rPr>
           <w:rFonts w:ascii="Consolas" w:eastAsiaTheme="minorHAnsi" w:hAnsi="Consolas" w:cs="Consolas"/>
@@ -13032,7 +11900,6 @@
         </w:rPr>
         <w:t>ActiveDirectoryPath</w:t>
       </w:r>
-      <w:proofErr w:type="spellEnd"/>
       <w:r>
         <w:t xml:space="preserve"> </w:t>
       </w:r>
@@ -13087,25 +11954,14 @@
           <w:rFonts w:ascii="Calibri" w:eastAsia="Times New Roman" w:hAnsi="Calibri" w:cs="Calibri"/>
         </w:rPr>
       </w:pPr>
-      <w:proofErr w:type="spellStart"/>
-      <w:r>
-        <w:rPr>
-          <w:rFonts w:ascii="Consolas" w:eastAsiaTheme="minorHAnsi" w:hAnsi="Consolas" w:cs="Consolas"/>
-          <w:color w:val="0000FF"/>
-          <w:sz w:val="19"/>
-          <w:szCs w:val="19"/>
-        </w:rPr>
-        <w:t>AuthorizeViewWhosOnlineGroups</w:t>
-      </w:r>
-      <w:proofErr w:type="spellEnd"/>
-      <w:r>
-        <w:rPr>
-          <w:rFonts w:ascii="Consolas" w:eastAsiaTheme="minorHAnsi" w:hAnsi="Consolas" w:cs="Consolas"/>
-          <w:color w:val="0000FF"/>
-          <w:sz w:val="19"/>
-          <w:szCs w:val="19"/>
-        </w:rPr>
-        <w:t xml:space="preserve"> </w:t>
+      <w:r>
+        <w:rPr>
+          <w:rFonts w:ascii="Consolas" w:eastAsiaTheme="minorHAnsi" w:hAnsi="Consolas" w:cs="Consolas"/>
+          <w:color w:val="0000FF"/>
+          <w:sz w:val="19"/>
+          <w:szCs w:val="19"/>
+        </w:rPr>
+        <w:t xml:space="preserve">AuthorizeViewWhosOnlineGroups </w:t>
       </w:r>
       <w:r>
         <w:rPr>
@@ -13127,7 +11983,6 @@
           <w:rFonts w:ascii="Calibri" w:eastAsia="Times New Roman" w:hAnsi="Calibri" w:cs="Calibri"/>
         </w:rPr>
       </w:pPr>
-      <w:proofErr w:type="spellStart"/>
       <w:r>
         <w:rPr>
           <w:rFonts w:ascii="Consolas" w:eastAsiaTheme="minorHAnsi" w:hAnsi="Consolas" w:cs="Consolas"/>
@@ -13137,7 +11992,6 @@
         </w:rPr>
         <w:t>HelpdeskEmailAddress</w:t>
       </w:r>
-      <w:proofErr w:type="spellEnd"/>
       <w:r>
         <w:t xml:space="preserve"> – email displayed to the users to contact for help</w:t>
       </w:r>
@@ -13155,25 +12009,14 @@
           <w:rFonts w:ascii="Calibri" w:eastAsia="Times New Roman" w:hAnsi="Calibri" w:cs="Calibri"/>
         </w:rPr>
       </w:pPr>
-      <w:proofErr w:type="spellStart"/>
-      <w:r>
-        <w:rPr>
-          <w:rFonts w:ascii="Consolas" w:eastAsiaTheme="minorHAnsi" w:hAnsi="Consolas" w:cs="Consolas"/>
-          <w:color w:val="0000FF"/>
-          <w:sz w:val="19"/>
-          <w:szCs w:val="19"/>
-        </w:rPr>
-        <w:t>IESHomeUrl</w:t>
-      </w:r>
-      <w:proofErr w:type="spellEnd"/>
-      <w:r>
-        <w:rPr>
-          <w:rFonts w:ascii="Consolas" w:eastAsiaTheme="minorHAnsi" w:hAnsi="Consolas" w:cs="Consolas"/>
-          <w:color w:val="0000FF"/>
-          <w:sz w:val="19"/>
-          <w:szCs w:val="19"/>
-        </w:rPr>
-        <w:t xml:space="preserve"> </w:t>
+      <w:r>
+        <w:rPr>
+          <w:rFonts w:ascii="Consolas" w:eastAsiaTheme="minorHAnsi" w:hAnsi="Consolas" w:cs="Consolas"/>
+          <w:color w:val="0000FF"/>
+          <w:sz w:val="19"/>
+          <w:szCs w:val="19"/>
+        </w:rPr>
+        <w:t xml:space="preserve">IESHomeUrl </w:t>
       </w:r>
       <w:r>
         <w:t>– IES URL, base URL followed by “</w:t>
@@ -13205,25 +12048,14 @@
         </w:rPr>
       </w:pPr>
       <w:commentRangeStart w:id="78"/>
-      <w:proofErr w:type="spellStart"/>
-      <w:r>
-        <w:rPr>
-          <w:rFonts w:ascii="Consolas" w:eastAsiaTheme="minorHAnsi" w:hAnsi="Consolas" w:cs="Consolas"/>
-          <w:color w:val="0000FF"/>
-          <w:sz w:val="19"/>
-          <w:szCs w:val="19"/>
-        </w:rPr>
-        <w:t>oAuthDomain</w:t>
-      </w:r>
-      <w:proofErr w:type="spellEnd"/>
-      <w:r>
-        <w:rPr>
-          <w:rFonts w:ascii="Consolas" w:eastAsiaTheme="minorHAnsi" w:hAnsi="Consolas" w:cs="Consolas"/>
-          <w:color w:val="0000FF"/>
-          <w:sz w:val="19"/>
-          <w:szCs w:val="19"/>
-        </w:rPr>
-        <w:t xml:space="preserve"> </w:t>
+      <w:r>
+        <w:rPr>
+          <w:rFonts w:ascii="Consolas" w:eastAsiaTheme="minorHAnsi" w:hAnsi="Consolas" w:cs="Consolas"/>
+          <w:color w:val="0000FF"/>
+          <w:sz w:val="19"/>
+          <w:szCs w:val="19"/>
+        </w:rPr>
+        <w:t xml:space="preserve">oAuthDomain </w:t>
       </w:r>
       <w:commentRangeEnd w:id="78"/>
       <w:r>
@@ -13272,7 +12104,6 @@
           <w:rFonts w:ascii="Calibri" w:eastAsia="Times New Roman" w:hAnsi="Calibri" w:cs="Calibri"/>
         </w:rPr>
       </w:pPr>
-      <w:proofErr w:type="spellStart"/>
       <w:r>
         <w:rPr>
           <w:rFonts w:ascii="Consolas" w:eastAsiaTheme="minorHAnsi" w:hAnsi="Consolas" w:cs="Consolas"/>
@@ -13280,17 +12111,7 @@
           <w:sz w:val="19"/>
           <w:szCs w:val="19"/>
         </w:rPr>
-        <w:t>Piwik</w:t>
-      </w:r>
-      <w:proofErr w:type="spellEnd"/>
-      <w:r>
-        <w:rPr>
-          <w:rFonts w:ascii="Consolas" w:eastAsiaTheme="minorHAnsi" w:hAnsi="Consolas" w:cs="Consolas"/>
-          <w:color w:val="008000"/>
-          <w:sz w:val="19"/>
-          <w:szCs w:val="19"/>
-        </w:rPr>
-        <w:t xml:space="preserve"> Settings</w:t>
+        <w:t>Piwik Settings</w:t>
       </w:r>
     </w:p>
     <w:p>
@@ -13339,15 +12160,7 @@
         <w:t xml:space="preserve"> </w:t>
       </w:r>
       <w:r>
-        <w:t xml:space="preserve">(to not track the website usage via </w:t>
-      </w:r>
-      <w:proofErr w:type="spellStart"/>
-      <w:r>
-        <w:t>piwik</w:t>
-      </w:r>
-      <w:proofErr w:type="spellEnd"/>
-      <w:r>
-        <w:t>)</w:t>
+        <w:t>(to not track the website usage via piwik)</w:t>
       </w:r>
     </w:p>
     <w:p>
@@ -13367,21 +12180,7 @@
         <w:rPr>
           <w:rFonts w:ascii="Calibri" w:eastAsia="Times New Roman" w:hAnsi="Calibri" w:cs="Calibri"/>
         </w:rPr>
-        <w:t xml:space="preserve">You can ignore the other </w:t>
-      </w:r>
-      <w:proofErr w:type="spellStart"/>
-      <w:r>
-        <w:rPr>
-          <w:rFonts w:ascii="Calibri" w:eastAsia="Times New Roman" w:hAnsi="Calibri" w:cs="Calibri"/>
-        </w:rPr>
-        <w:t>piwik</w:t>
-      </w:r>
-      <w:proofErr w:type="spellEnd"/>
-      <w:r>
-        <w:rPr>
-          <w:rFonts w:ascii="Calibri" w:eastAsia="Times New Roman" w:hAnsi="Calibri" w:cs="Calibri"/>
-        </w:rPr>
-        <w:t xml:space="preserve"> settings once you disable it</w:t>
+        <w:t>You can ignore the other piwik settings once you disable it</w:t>
       </w:r>
     </w:p>
     <w:p>
@@ -13397,7 +12196,6 @@
           <w:rFonts w:ascii="Calibri" w:eastAsia="Times New Roman" w:hAnsi="Calibri" w:cs="Calibri"/>
         </w:rPr>
       </w:pPr>
-      <w:proofErr w:type="spellStart"/>
       <w:r>
         <w:rPr>
           <w:rFonts w:ascii="Consolas" w:eastAsiaTheme="minorHAnsi" w:hAnsi="Consolas" w:cs="Consolas"/>
@@ -13407,7 +12205,6 @@
         </w:rPr>
         <w:t>system.web</w:t>
       </w:r>
-      <w:proofErr w:type="spellEnd"/>
       <w:r>
         <w:rPr>
           <w:rFonts w:ascii="Consolas" w:eastAsiaTheme="minorHAnsi" w:hAnsi="Consolas" w:cs="Consolas"/>
@@ -13539,7 +12336,6 @@
         </w:rPr>
         <w:t>"</w:t>
       </w:r>
-      <w:proofErr w:type="spellStart"/>
       <w:r>
         <w:rPr>
           <w:rFonts w:ascii="Consolas" w:eastAsiaTheme="minorHAnsi" w:hAnsi="Consolas" w:cs="Consolas"/>
@@ -13549,7 +12345,6 @@
         </w:rPr>
         <w:t>elmah.axd</w:t>
       </w:r>
-      <w:proofErr w:type="spellEnd"/>
       <w:r>
         <w:rPr>
           <w:rFonts w:ascii="Consolas" w:eastAsiaTheme="minorHAnsi" w:hAnsi="Consolas" w:cs="Consolas"/>
@@ -13574,7 +12369,6 @@
         </w:rPr>
         <w:t xml:space="preserve">-&gt; </w:t>
       </w:r>
-      <w:proofErr w:type="spellStart"/>
       <w:r>
         <w:rPr>
           <w:rFonts w:ascii="Consolas" w:eastAsiaTheme="minorHAnsi" w:hAnsi="Consolas" w:cs="Consolas"/>
@@ -13584,7 +12378,6 @@
         </w:rPr>
         <w:t>system.web</w:t>
       </w:r>
-      <w:proofErr w:type="spellEnd"/>
       <w:r>
         <w:rPr>
           <w:rFonts w:ascii="Consolas" w:eastAsiaTheme="minorHAnsi" w:hAnsi="Consolas" w:cs="Consolas"/>
@@ -13663,7 +12456,6 @@
           <w:numId w:val="19"/>
         </w:numPr>
       </w:pPr>
-      <w:proofErr w:type="spellStart"/>
       <w:r>
         <w:rPr>
           <w:rFonts w:ascii="Consolas" w:eastAsiaTheme="minorHAnsi" w:hAnsi="Consolas" w:cs="Consolas"/>
@@ -13673,7 +12465,6 @@
         </w:rPr>
         <w:t>elmah</w:t>
       </w:r>
-      <w:proofErr w:type="spellEnd"/>
       <w:r>
         <w:t xml:space="preserve"> section</w:t>
       </w:r>
@@ -13693,7 +12484,6 @@
         </w:rPr>
         <w:t xml:space="preserve">in </w:t>
       </w:r>
-      <w:proofErr w:type="spellStart"/>
       <w:r>
         <w:rPr>
           <w:rFonts w:ascii="Consolas" w:eastAsiaTheme="minorHAnsi" w:hAnsi="Consolas" w:cs="Consolas"/>
@@ -13703,14 +12493,12 @@
         </w:rPr>
         <w:t>errorLog</w:t>
       </w:r>
-      <w:proofErr w:type="spellEnd"/>
       <w:r>
         <w:rPr>
           <w:rFonts w:ascii="Calibri" w:eastAsia="Times New Roman" w:hAnsi="Calibri" w:cs="Calibri"/>
         </w:rPr>
         <w:t xml:space="preserve"> setting,  update the </w:t>
       </w:r>
-      <w:proofErr w:type="spellStart"/>
       <w:r>
         <w:rPr>
           <w:rFonts w:ascii="Consolas" w:eastAsiaTheme="minorHAnsi" w:hAnsi="Consolas" w:cs="Consolas"/>
@@ -13720,7 +12508,6 @@
         </w:rPr>
         <w:t>connectionString</w:t>
       </w:r>
-      <w:proofErr w:type="spellEnd"/>
       <w:r>
         <w:rPr>
           <w:rFonts w:ascii="Calibri" w:eastAsia="Times New Roman" w:hAnsi="Calibri" w:cs="Calibri"/>
@@ -13737,15 +12524,7 @@
         </w:numPr>
       </w:pPr>
       <w:r>
-        <w:t xml:space="preserve">Remove the HTTPS redirect portion of </w:t>
-      </w:r>
-      <w:proofErr w:type="spellStart"/>
-      <w:r>
-        <w:t>web.config</w:t>
-      </w:r>
-      <w:proofErr w:type="spellEnd"/>
-      <w:r>
-        <w:t>. Example:</w:t>
+        <w:t>Remove the HTTPS redirect portion of web.config. Example:</w:t>
       </w:r>
     </w:p>
     <w:p>
@@ -13849,7 +12628,6 @@
         </w:rPr>
         <w:t xml:space="preserve"> </w:t>
       </w:r>
-      <w:proofErr w:type="spellStart"/>
       <w:r>
         <w:rPr>
           <w:rFonts w:ascii="Consolas" w:eastAsiaTheme="minorHAnsi" w:hAnsi="Consolas" w:cs="Consolas"/>
@@ -13859,7 +12637,6 @@
         </w:rPr>
         <w:t>stopProcessing</w:t>
       </w:r>
-      <w:proofErr w:type="spellEnd"/>
       <w:r>
         <w:rPr>
           <w:rFonts w:ascii="Consolas" w:eastAsiaTheme="minorHAnsi" w:hAnsi="Consolas" w:cs="Consolas"/>
@@ -13917,7 +12694,6 @@
         </w:rPr>
         <w:t xml:space="preserve">          &lt;match </w:t>
       </w:r>
-      <w:proofErr w:type="spellStart"/>
       <w:r>
         <w:rPr>
           <w:rFonts w:ascii="Consolas" w:eastAsiaTheme="minorHAnsi" w:hAnsi="Consolas" w:cs="Consolas"/>
@@ -13927,7 +12703,6 @@
         </w:rPr>
         <w:t>url</w:t>
       </w:r>
-      <w:proofErr w:type="spellEnd"/>
       <w:r>
         <w:rPr>
           <w:rFonts w:ascii="Consolas" w:eastAsiaTheme="minorHAnsi" w:hAnsi="Consolas" w:cs="Consolas"/>
@@ -14102,7 +12877,6 @@
         </w:rPr>
         <w:t xml:space="preserve">="Redirect" </w:t>
       </w:r>
-      <w:proofErr w:type="spellStart"/>
       <w:r>
         <w:rPr>
           <w:rFonts w:ascii="Consolas" w:eastAsiaTheme="minorHAnsi" w:hAnsi="Consolas" w:cs="Consolas"/>
@@ -14112,7 +12886,6 @@
         </w:rPr>
         <w:t>url</w:t>
       </w:r>
-      <w:proofErr w:type="spellEnd"/>
       <w:r>
         <w:rPr>
           <w:rFonts w:ascii="Consolas" w:eastAsiaTheme="minorHAnsi" w:hAnsi="Consolas" w:cs="Consolas"/>
@@ -14255,24 +13028,11 @@
         </w:rPr>
         <w:t xml:space="preserve">oth) </w:t>
       </w:r>
-      <w:proofErr w:type="spellStart"/>
       <w:r>
         <w:t>g</w:t>
       </w:r>
       <w:r>
-        <w:t>enBOE</w:t>
-      </w:r>
-      <w:proofErr w:type="spellEnd"/>
-      <w:r>
-        <w:t xml:space="preserve"> Auto Backup - </w:t>
-      </w:r>
-      <w:proofErr w:type="spellStart"/>
-      <w:r>
-        <w:t>App.Config</w:t>
-      </w:r>
-      <w:proofErr w:type="spellEnd"/>
-      <w:r>
-        <w:t xml:space="preserve"> Customization</w:t>
+        <w:t>enBOE Auto Backup - App.Config Customization</w:t>
       </w:r>
       <w:bookmarkEnd w:id="79"/>
       <w:bookmarkEnd w:id="80"/>
@@ -14286,7 +13046,6 @@
         </w:numPr>
         <w:spacing w:after="0"/>
       </w:pPr>
-      <w:proofErr w:type="spellStart"/>
       <w:r>
         <w:rPr>
           <w:rFonts w:ascii="Consolas" w:eastAsiaTheme="minorHAnsi" w:hAnsi="Consolas" w:cs="Consolas"/>
@@ -14296,7 +13055,6 @@
         </w:rPr>
         <w:t>connectionStrings</w:t>
       </w:r>
-      <w:proofErr w:type="spellEnd"/>
       <w:r>
         <w:rPr>
           <w:rFonts w:ascii="Calibri" w:eastAsia="Times New Roman" w:hAnsi="Calibri" w:cs="Calibri"/>
@@ -14313,45 +13071,20 @@
         </w:numPr>
         <w:spacing w:after="0"/>
       </w:pPr>
-      <w:proofErr w:type="spellStart"/>
-      <w:r>
-        <w:rPr>
-          <w:rFonts w:ascii="Consolas" w:eastAsiaTheme="minorHAnsi" w:hAnsi="Consolas" w:cs="Consolas"/>
-          <w:color w:val="0000FF"/>
-          <w:sz w:val="19"/>
-          <w:szCs w:val="19"/>
-        </w:rPr>
-        <w:t>GenBoeEntities</w:t>
-      </w:r>
-      <w:proofErr w:type="spellEnd"/>
-      <w:r>
-        <w:rPr>
-          <w:rFonts w:ascii="Consolas" w:eastAsiaTheme="minorHAnsi" w:hAnsi="Consolas" w:cs="Consolas"/>
-          <w:color w:val="0000FF"/>
-          <w:sz w:val="19"/>
-          <w:szCs w:val="19"/>
-        </w:rPr>
-        <w:t xml:space="preserve"> </w:t>
-      </w:r>
-      <w:r>
-        <w:rPr>
-          <w:rFonts w:ascii="Calibri" w:eastAsia="Times New Roman" w:hAnsi="Calibri" w:cs="Calibri"/>
-        </w:rPr>
-        <w:t xml:space="preserve">– </w:t>
-      </w:r>
-      <w:proofErr w:type="spellStart"/>
-      <w:r>
-        <w:rPr>
-          <w:rFonts w:ascii="Calibri" w:eastAsia="Times New Roman" w:hAnsi="Calibri" w:cs="Calibri"/>
-        </w:rPr>
-        <w:t>GenBOE</w:t>
-      </w:r>
-      <w:proofErr w:type="spellEnd"/>
-      <w:r>
-        <w:rPr>
-          <w:rFonts w:ascii="Calibri" w:eastAsia="Times New Roman" w:hAnsi="Calibri" w:cs="Calibri"/>
-        </w:rPr>
-        <w:t xml:space="preserve"> database connection string</w:t>
+      <w:r>
+        <w:rPr>
+          <w:rFonts w:ascii="Consolas" w:eastAsiaTheme="minorHAnsi" w:hAnsi="Consolas" w:cs="Consolas"/>
+          <w:color w:val="0000FF"/>
+          <w:sz w:val="19"/>
+          <w:szCs w:val="19"/>
+        </w:rPr>
+        <w:t xml:space="preserve">GenBoeEntities </w:t>
+      </w:r>
+      <w:r>
+        <w:rPr>
+          <w:rFonts w:ascii="Calibri" w:eastAsia="Times New Roman" w:hAnsi="Calibri" w:cs="Calibri"/>
+        </w:rPr>
+        <w:t>– GenBOE database connection string</w:t>
       </w:r>
     </w:p>
     <w:p>
@@ -14363,7 +13096,6 @@
         </w:numPr>
         <w:spacing w:after="0"/>
       </w:pPr>
-      <w:proofErr w:type="spellStart"/>
       <w:r>
         <w:rPr>
           <w:rFonts w:ascii="Consolas" w:eastAsiaTheme="minorHAnsi" w:hAnsi="Consolas" w:cs="Consolas"/>
@@ -14373,7 +13105,6 @@
         </w:rPr>
         <w:t>appSettings</w:t>
       </w:r>
-      <w:proofErr w:type="spellEnd"/>
       <w:r>
         <w:rPr>
           <w:rFonts w:ascii="Calibri" w:eastAsia="Times New Roman" w:hAnsi="Calibri" w:cs="Calibri"/>
@@ -14393,7 +13124,6 @@
           <w:rFonts w:ascii="Calibri" w:eastAsia="Times New Roman" w:hAnsi="Calibri" w:cs="Calibri"/>
         </w:rPr>
       </w:pPr>
-      <w:proofErr w:type="spellStart"/>
       <w:r>
         <w:rPr>
           <w:rFonts w:ascii="Consolas" w:eastAsiaTheme="minorHAnsi" w:hAnsi="Consolas" w:cs="Consolas"/>
@@ -14403,7 +13133,6 @@
         </w:rPr>
         <w:t>EmailServer</w:t>
       </w:r>
-      <w:proofErr w:type="spellEnd"/>
       <w:r>
         <w:t xml:space="preserve"> </w:t>
       </w:r>
@@ -14423,7 +13152,6 @@
         </w:numPr>
         <w:spacing w:after="0"/>
       </w:pPr>
-      <w:proofErr w:type="spellStart"/>
       <w:r>
         <w:rPr>
           <w:rFonts w:ascii="Consolas" w:eastAsiaTheme="minorHAnsi" w:hAnsi="Consolas" w:cs="Consolas"/>
@@ -14433,7 +13161,6 @@
         </w:rPr>
         <w:t>HelpdeskEmailAddress</w:t>
       </w:r>
-      <w:proofErr w:type="spellEnd"/>
       <w:r>
         <w:t xml:space="preserve"> – email displayed to the users to contact for help</w:t>
       </w:r>
@@ -14450,25 +13177,14 @@
           <w:rFonts w:ascii="Calibri" w:eastAsia="Times New Roman" w:hAnsi="Calibri" w:cs="Calibri"/>
         </w:rPr>
       </w:pPr>
-      <w:proofErr w:type="spellStart"/>
-      <w:r>
-        <w:rPr>
-          <w:rFonts w:ascii="Consolas" w:eastAsiaTheme="minorHAnsi" w:hAnsi="Consolas" w:cs="Consolas"/>
-          <w:color w:val="0000FF"/>
-          <w:sz w:val="19"/>
-          <w:szCs w:val="19"/>
-        </w:rPr>
-        <w:t>EmailOnFailureOnly</w:t>
-      </w:r>
-      <w:proofErr w:type="spellEnd"/>
-      <w:r>
-        <w:rPr>
-          <w:rFonts w:ascii="Consolas" w:eastAsiaTheme="minorHAnsi" w:hAnsi="Consolas" w:cs="Consolas"/>
-          <w:color w:val="0000FF"/>
-          <w:sz w:val="19"/>
-          <w:szCs w:val="19"/>
-        </w:rPr>
-        <w:t xml:space="preserve"> </w:t>
+      <w:r>
+        <w:rPr>
+          <w:rFonts w:ascii="Consolas" w:eastAsiaTheme="minorHAnsi" w:hAnsi="Consolas" w:cs="Consolas"/>
+          <w:color w:val="0000FF"/>
+          <w:sz w:val="19"/>
+          <w:szCs w:val="19"/>
+        </w:rPr>
+        <w:t xml:space="preserve">EmailOnFailureOnly </w:t>
       </w:r>
       <w:r>
         <w:rPr>
@@ -14497,25 +13213,14 @@
           <w:rFonts w:ascii="Calibri" w:eastAsia="Times New Roman" w:hAnsi="Calibri" w:cs="Calibri"/>
         </w:rPr>
       </w:pPr>
-      <w:proofErr w:type="spellStart"/>
-      <w:r>
-        <w:rPr>
-          <w:rFonts w:ascii="Consolas" w:eastAsiaTheme="minorHAnsi" w:hAnsi="Consolas" w:cs="Consolas"/>
-          <w:color w:val="0000FF"/>
-          <w:sz w:val="19"/>
-          <w:szCs w:val="19"/>
-        </w:rPr>
-        <w:t>SendEmailTo</w:t>
-      </w:r>
-      <w:proofErr w:type="spellEnd"/>
-      <w:r>
-        <w:rPr>
-          <w:rFonts w:ascii="Consolas" w:eastAsiaTheme="minorHAnsi" w:hAnsi="Consolas" w:cs="Consolas"/>
-          <w:color w:val="0000FF"/>
-          <w:sz w:val="19"/>
-          <w:szCs w:val="19"/>
-        </w:rPr>
-        <w:t xml:space="preserve"> </w:t>
+      <w:r>
+        <w:rPr>
+          <w:rFonts w:ascii="Consolas" w:eastAsiaTheme="minorHAnsi" w:hAnsi="Consolas" w:cs="Consolas"/>
+          <w:color w:val="0000FF"/>
+          <w:sz w:val="19"/>
+          <w:szCs w:val="19"/>
+        </w:rPr>
+        <w:t xml:space="preserve">SendEmailTo </w:t>
       </w:r>
       <w:r>
         <w:rPr>
@@ -14550,7 +13255,6 @@
           <w:numId w:val="27"/>
         </w:numPr>
       </w:pPr>
-      <w:proofErr w:type="spellStart"/>
       <w:r>
         <w:rPr>
           <w:rFonts w:ascii="Consolas" w:eastAsiaTheme="minorHAnsi" w:hAnsi="Consolas" w:cs="Consolas"/>
@@ -14560,7 +13264,6 @@
         </w:rPr>
         <w:t>elmah</w:t>
       </w:r>
-      <w:proofErr w:type="spellEnd"/>
       <w:r>
         <w:t xml:space="preserve"> section</w:t>
       </w:r>
@@ -14580,7 +13283,6 @@
         </w:rPr>
         <w:t xml:space="preserve">in </w:t>
       </w:r>
-      <w:proofErr w:type="spellStart"/>
       <w:r>
         <w:rPr>
           <w:rFonts w:ascii="Consolas" w:eastAsiaTheme="minorHAnsi" w:hAnsi="Consolas" w:cs="Consolas"/>
@@ -14590,14 +13292,12 @@
         </w:rPr>
         <w:t>errorLog</w:t>
       </w:r>
-      <w:proofErr w:type="spellEnd"/>
       <w:r>
         <w:rPr>
           <w:rFonts w:ascii="Calibri" w:eastAsia="Times New Roman" w:hAnsi="Calibri" w:cs="Calibri"/>
         </w:rPr>
         <w:t xml:space="preserve"> setting,  update the </w:t>
       </w:r>
-      <w:proofErr w:type="spellStart"/>
       <w:r>
         <w:rPr>
           <w:rFonts w:ascii="Consolas" w:eastAsiaTheme="minorHAnsi" w:hAnsi="Consolas" w:cs="Consolas"/>
@@ -14607,7 +13307,6 @@
         </w:rPr>
         <w:t>connectionString</w:t>
       </w:r>
-      <w:proofErr w:type="spellEnd"/>
       <w:r>
         <w:rPr>
           <w:rFonts w:ascii="Calibri" w:eastAsia="Times New Roman" w:hAnsi="Calibri" w:cs="Calibri"/>
@@ -14648,15 +13347,7 @@
         <w:t xml:space="preserve">oth) </w:t>
       </w:r>
       <w:r>
-        <w:t xml:space="preserve">AD Sync - </w:t>
-      </w:r>
-      <w:proofErr w:type="spellStart"/>
-      <w:r>
-        <w:t>App.Config</w:t>
-      </w:r>
-      <w:proofErr w:type="spellEnd"/>
-      <w:r>
-        <w:t xml:space="preserve"> Customization</w:t>
+        <w:t>AD Sync - App.Config Customization</w:t>
       </w:r>
       <w:bookmarkEnd w:id="81"/>
     </w:p>
@@ -14669,7 +13360,6 @@
         </w:numPr>
         <w:spacing w:after="0"/>
       </w:pPr>
-      <w:proofErr w:type="spellStart"/>
       <w:r>
         <w:rPr>
           <w:rFonts w:ascii="Consolas" w:eastAsiaTheme="minorHAnsi" w:hAnsi="Consolas" w:cs="Consolas"/>
@@ -14679,7 +13369,6 @@
         </w:rPr>
         <w:t>connectionStrings</w:t>
       </w:r>
-      <w:proofErr w:type="spellEnd"/>
       <w:r>
         <w:rPr>
           <w:rFonts w:ascii="Calibri" w:eastAsia="Times New Roman" w:hAnsi="Calibri" w:cs="Calibri"/>
@@ -14696,7 +13385,6 @@
         </w:numPr>
         <w:spacing w:after="0"/>
       </w:pPr>
-      <w:proofErr w:type="spellStart"/>
       <w:r>
         <w:rPr>
           <w:rFonts w:ascii="Consolas" w:eastAsiaTheme="minorHAnsi" w:hAnsi="Consolas" w:cs="Consolas"/>
@@ -14706,7 +13394,6 @@
         </w:rPr>
         <w:t>genTracEntities</w:t>
       </w:r>
-      <w:proofErr w:type="spellEnd"/>
     </w:p>
     <w:p>
       <w:pPr>
@@ -14728,21 +13415,7 @@
         <w:rPr>
           <w:rFonts w:ascii="Calibri" w:eastAsia="Times New Roman" w:hAnsi="Calibri" w:cs="Calibri"/>
         </w:rPr>
-        <w:t xml:space="preserve">: PTM / </w:t>
-      </w:r>
-      <w:proofErr w:type="spellStart"/>
-      <w:r>
-        <w:rPr>
-          <w:rFonts w:ascii="Calibri" w:eastAsia="Times New Roman" w:hAnsi="Calibri" w:cs="Calibri"/>
-        </w:rPr>
-        <w:t>genTrac</w:t>
-      </w:r>
-      <w:proofErr w:type="spellEnd"/>
-      <w:r>
-        <w:rPr>
-          <w:rFonts w:ascii="Calibri" w:eastAsia="Times New Roman" w:hAnsi="Calibri" w:cs="Calibri"/>
-        </w:rPr>
-        <w:t xml:space="preserve"> database connection string</w:t>
+        <w:t>: PTM / genTrac database connection string</w:t>
       </w:r>
     </w:p>
     <w:p>
@@ -14795,45 +13468,20 @@
         </w:numPr>
         <w:spacing w:after="0"/>
       </w:pPr>
-      <w:proofErr w:type="spellStart"/>
-      <w:r>
-        <w:rPr>
-          <w:rFonts w:ascii="Consolas" w:eastAsiaTheme="minorHAnsi" w:hAnsi="Consolas" w:cs="Consolas"/>
-          <w:color w:val="0000FF"/>
-          <w:sz w:val="19"/>
-          <w:szCs w:val="19"/>
-        </w:rPr>
-        <w:t>GenBoeEntities</w:t>
-      </w:r>
-      <w:proofErr w:type="spellEnd"/>
-      <w:r>
-        <w:rPr>
-          <w:rFonts w:ascii="Consolas" w:eastAsiaTheme="minorHAnsi" w:hAnsi="Consolas" w:cs="Consolas"/>
-          <w:color w:val="0000FF"/>
-          <w:sz w:val="19"/>
-          <w:szCs w:val="19"/>
-        </w:rPr>
-        <w:t xml:space="preserve"> </w:t>
-      </w:r>
-      <w:r>
-        <w:rPr>
-          <w:rFonts w:ascii="Calibri" w:eastAsia="Times New Roman" w:hAnsi="Calibri" w:cs="Calibri"/>
-        </w:rPr>
-        <w:t xml:space="preserve">– </w:t>
-      </w:r>
-      <w:proofErr w:type="spellStart"/>
-      <w:r>
-        <w:rPr>
-          <w:rFonts w:ascii="Calibri" w:eastAsia="Times New Roman" w:hAnsi="Calibri" w:cs="Calibri"/>
-        </w:rPr>
-        <w:t>GenBOE</w:t>
-      </w:r>
-      <w:proofErr w:type="spellEnd"/>
-      <w:r>
-        <w:rPr>
-          <w:rFonts w:ascii="Calibri" w:eastAsia="Times New Roman" w:hAnsi="Calibri" w:cs="Calibri"/>
-        </w:rPr>
-        <w:t xml:space="preserve"> database connection string</w:t>
+      <w:r>
+        <w:rPr>
+          <w:rFonts w:ascii="Consolas" w:eastAsiaTheme="minorHAnsi" w:hAnsi="Consolas" w:cs="Consolas"/>
+          <w:color w:val="0000FF"/>
+          <w:sz w:val="19"/>
+          <w:szCs w:val="19"/>
+        </w:rPr>
+        <w:t xml:space="preserve">GenBoeEntities </w:t>
+      </w:r>
+      <w:r>
+        <w:rPr>
+          <w:rFonts w:ascii="Calibri" w:eastAsia="Times New Roman" w:hAnsi="Calibri" w:cs="Calibri"/>
+        </w:rPr>
+        <w:t>– GenBOE database connection string</w:t>
       </w:r>
     </w:p>
     <w:p>
@@ -14845,7 +13493,6 @@
         </w:numPr>
         <w:spacing w:after="0"/>
       </w:pPr>
-      <w:proofErr w:type="spellStart"/>
       <w:r>
         <w:rPr>
           <w:rFonts w:ascii="Consolas" w:eastAsiaTheme="minorHAnsi" w:hAnsi="Consolas" w:cs="Consolas"/>
@@ -14855,7 +13502,6 @@
         </w:rPr>
         <w:t>appSettings</w:t>
       </w:r>
-      <w:proofErr w:type="spellEnd"/>
       <w:r>
         <w:rPr>
           <w:rFonts w:ascii="Calibri" w:eastAsia="Times New Roman" w:hAnsi="Calibri" w:cs="Calibri"/>
@@ -14894,7 +13540,6 @@
           <w:rFonts w:ascii="Calibri" w:eastAsia="Times New Roman" w:hAnsi="Calibri" w:cs="Calibri"/>
         </w:rPr>
       </w:pPr>
-      <w:proofErr w:type="spellStart"/>
       <w:r>
         <w:rPr>
           <w:rFonts w:ascii="Consolas" w:eastAsiaTheme="minorHAnsi" w:hAnsi="Consolas" w:cs="Consolas"/>
@@ -14904,7 +13549,6 @@
         </w:rPr>
         <w:t>ActiveDirectoryPath</w:t>
       </w:r>
-      <w:proofErr w:type="spellEnd"/>
       <w:r>
         <w:t xml:space="preserve"> </w:t>
       </w:r>
@@ -14924,7 +13568,6 @@
         </w:numPr>
         <w:spacing w:after="0"/>
       </w:pPr>
-      <w:proofErr w:type="spellStart"/>
       <w:r>
         <w:rPr>
           <w:rFonts w:ascii="Consolas" w:eastAsiaTheme="minorHAnsi" w:hAnsi="Consolas" w:cs="Consolas"/>
@@ -14934,7 +13577,6 @@
         </w:rPr>
         <w:t>LMIProxy</w:t>
       </w:r>
-      <w:proofErr w:type="spellEnd"/>
       <w:r>
         <w:t xml:space="preserve"> – proxy server used to connect to the network</w:t>
       </w:r>
@@ -14948,7 +13590,6 @@
         </w:numPr>
         <w:spacing w:after="0"/>
       </w:pPr>
-      <w:proofErr w:type="spellStart"/>
       <w:r>
         <w:rPr>
           <w:rFonts w:ascii="Consolas" w:eastAsiaTheme="minorHAnsi" w:hAnsi="Consolas" w:cs="Consolas"/>
@@ -14958,7 +13599,6 @@
         </w:rPr>
         <w:t>CompanyConfiguration</w:t>
       </w:r>
-      <w:proofErr w:type="spellEnd"/>
     </w:p>
     <w:p>
       <w:pPr>
@@ -14986,7 +13626,6 @@
         </w:rPr>
         <w:t xml:space="preserve">: set to </w:t>
       </w:r>
-      <w:proofErr w:type="spellStart"/>
       <w:r>
         <w:rPr>
           <w:rFonts w:ascii="Consolas" w:eastAsiaTheme="minorHAnsi" w:hAnsi="Consolas" w:cs="Consolas"/>
@@ -14996,7 +13635,6 @@
         </w:rPr>
         <w:t>SpaceSystems</w:t>
       </w:r>
-      <w:proofErr w:type="spellEnd"/>
       <w:r>
         <w:rPr>
           <w:rFonts w:ascii="Calibri" w:eastAsia="Times New Roman" w:hAnsi="Calibri" w:cs="Calibri"/>
@@ -15053,7 +13691,6 @@
           <w:rFonts w:ascii="Calibri" w:eastAsia="Times New Roman" w:hAnsi="Calibri" w:cs="Calibri"/>
         </w:rPr>
       </w:pPr>
-      <w:proofErr w:type="spellStart"/>
       <w:r>
         <w:rPr>
           <w:rFonts w:ascii="Consolas" w:eastAsiaTheme="minorHAnsi" w:hAnsi="Consolas" w:cs="Consolas"/>
@@ -15063,7 +13700,6 @@
         </w:rPr>
         <w:t>PtmAuthGroups</w:t>
       </w:r>
-      <w:proofErr w:type="spellEnd"/>
     </w:p>
     <w:p>
       <w:pPr>
@@ -15156,7 +13792,6 @@
           <w:rFonts w:ascii="Calibri" w:eastAsia="Times New Roman" w:hAnsi="Calibri" w:cs="Calibri"/>
         </w:rPr>
       </w:pPr>
-      <w:proofErr w:type="spellStart"/>
       <w:r>
         <w:rPr>
           <w:rFonts w:ascii="Consolas" w:eastAsiaTheme="minorHAnsi" w:hAnsi="Consolas" w:cs="Consolas"/>
@@ -15166,7 +13801,6 @@
         </w:rPr>
         <w:t>system.web</w:t>
       </w:r>
-      <w:proofErr w:type="spellEnd"/>
       <w:r>
         <w:rPr>
           <w:rFonts w:ascii="Consolas" w:eastAsiaTheme="minorHAnsi" w:hAnsi="Consolas" w:cs="Consolas"/>
@@ -15242,21 +13876,7 @@
         <w:rPr>
           <w:rFonts w:ascii="Calibri" w:eastAsia="Times New Roman" w:hAnsi="Calibri" w:cs="Calibri"/>
         </w:rPr>
-        <w:t xml:space="preserve"> – all AD groups allowed to access the </w:t>
-      </w:r>
-      <w:proofErr w:type="spellStart"/>
-      <w:r>
-        <w:rPr>
-          <w:rFonts w:ascii="Calibri" w:eastAsia="Times New Roman" w:hAnsi="Calibri" w:cs="Calibri"/>
-        </w:rPr>
-        <w:t>GenBOE</w:t>
-      </w:r>
-      <w:proofErr w:type="spellEnd"/>
-      <w:r>
-        <w:rPr>
-          <w:rFonts w:ascii="Calibri" w:eastAsia="Times New Roman" w:hAnsi="Calibri" w:cs="Calibri"/>
-        </w:rPr>
-        <w:t xml:space="preserve"> application</w:t>
+        <w:t xml:space="preserve"> – all AD groups allowed to access the GenBOE application</w:t>
       </w:r>
     </w:p>
     <w:p>
@@ -15267,7 +13887,6 @@
           <w:numId w:val="32"/>
         </w:numPr>
       </w:pPr>
-      <w:proofErr w:type="spellStart"/>
       <w:r>
         <w:rPr>
           <w:rFonts w:ascii="Consolas" w:eastAsiaTheme="minorHAnsi" w:hAnsi="Consolas" w:cs="Consolas"/>
@@ -15277,7 +13896,6 @@
         </w:rPr>
         <w:t>elmah</w:t>
       </w:r>
-      <w:proofErr w:type="spellEnd"/>
       <w:r>
         <w:t xml:space="preserve"> section</w:t>
       </w:r>
@@ -15302,7 +13920,6 @@
         </w:rPr>
         <w:t xml:space="preserve">in </w:t>
       </w:r>
-      <w:proofErr w:type="spellStart"/>
       <w:r>
         <w:rPr>
           <w:rFonts w:ascii="Consolas" w:eastAsiaTheme="minorHAnsi" w:hAnsi="Consolas" w:cs="Consolas"/>
@@ -15312,14 +13929,12 @@
         </w:rPr>
         <w:t>errorLog</w:t>
       </w:r>
-      <w:proofErr w:type="spellEnd"/>
       <w:r>
         <w:rPr>
           <w:rFonts w:ascii="Calibri" w:eastAsia="Times New Roman" w:hAnsi="Calibri" w:cs="Calibri"/>
         </w:rPr>
         <w:t xml:space="preserve"> setting,  update the </w:t>
       </w:r>
-      <w:proofErr w:type="spellStart"/>
       <w:r>
         <w:rPr>
           <w:rFonts w:ascii="Consolas" w:eastAsiaTheme="minorHAnsi" w:hAnsi="Consolas" w:cs="Consolas"/>
@@ -15329,7 +13944,6 @@
         </w:rPr>
         <w:t>connectionString</w:t>
       </w:r>
-      <w:proofErr w:type="spellEnd"/>
       <w:r>
         <w:rPr>
           <w:rFonts w:ascii="Calibri" w:eastAsia="Times New Roman" w:hAnsi="Calibri" w:cs="Calibri"/>
@@ -15387,15 +14001,7 @@
         <w:t xml:space="preserve">e) </w:t>
       </w:r>
       <w:r>
-        <w:t xml:space="preserve">PTM Emailer - </w:t>
-      </w:r>
-      <w:proofErr w:type="spellStart"/>
-      <w:r>
-        <w:t>App.Config</w:t>
-      </w:r>
-      <w:proofErr w:type="spellEnd"/>
-      <w:r>
-        <w:t xml:space="preserve"> Customization</w:t>
+        <w:t>PTM Emailer - App.Config Customization</w:t>
       </w:r>
       <w:bookmarkEnd w:id="82"/>
       <w:bookmarkEnd w:id="83"/>
@@ -15409,7 +14015,6 @@
         </w:numPr>
         <w:spacing w:after="0"/>
       </w:pPr>
-      <w:proofErr w:type="spellStart"/>
       <w:r>
         <w:rPr>
           <w:rFonts w:ascii="Consolas" w:eastAsiaTheme="minorHAnsi" w:hAnsi="Consolas" w:cs="Consolas"/>
@@ -15419,7 +14024,6 @@
         </w:rPr>
         <w:t>connectionStrings</w:t>
       </w:r>
-      <w:proofErr w:type="spellEnd"/>
       <w:r>
         <w:rPr>
           <w:rFonts w:ascii="Calibri" w:eastAsia="Times New Roman" w:hAnsi="Calibri" w:cs="Calibri"/>
@@ -15436,25 +14040,14 @@
         </w:numPr>
         <w:spacing w:after="0"/>
       </w:pPr>
-      <w:proofErr w:type="spellStart"/>
-      <w:r>
-        <w:rPr>
-          <w:rFonts w:ascii="Consolas" w:eastAsiaTheme="minorHAnsi" w:hAnsi="Consolas" w:cs="Consolas"/>
-          <w:color w:val="0000FF"/>
-          <w:sz w:val="19"/>
-          <w:szCs w:val="19"/>
-        </w:rPr>
-        <w:t>genTracEntities</w:t>
-      </w:r>
-      <w:proofErr w:type="spellEnd"/>
-      <w:r>
-        <w:rPr>
-          <w:rFonts w:ascii="Consolas" w:eastAsiaTheme="minorHAnsi" w:hAnsi="Consolas" w:cs="Consolas"/>
-          <w:color w:val="0000FF"/>
-          <w:sz w:val="19"/>
-          <w:szCs w:val="19"/>
-        </w:rPr>
-        <w:t xml:space="preserve"> </w:t>
+      <w:r>
+        <w:rPr>
+          <w:rFonts w:ascii="Consolas" w:eastAsiaTheme="minorHAnsi" w:hAnsi="Consolas" w:cs="Consolas"/>
+          <w:color w:val="0000FF"/>
+          <w:sz w:val="19"/>
+          <w:szCs w:val="19"/>
+        </w:rPr>
+        <w:t xml:space="preserve">genTracEntities </w:t>
       </w:r>
       <w:r>
         <w:rPr>
@@ -15472,7 +14065,6 @@
         </w:numPr>
         <w:spacing w:after="0"/>
       </w:pPr>
-      <w:proofErr w:type="spellStart"/>
       <w:r>
         <w:rPr>
           <w:rFonts w:ascii="Consolas" w:eastAsiaTheme="minorHAnsi" w:hAnsi="Consolas" w:cs="Consolas"/>
@@ -15482,7 +14074,6 @@
         </w:rPr>
         <w:t>appSettings</w:t>
       </w:r>
-      <w:proofErr w:type="spellEnd"/>
       <w:r>
         <w:rPr>
           <w:rFonts w:ascii="Calibri" w:eastAsia="Times New Roman" w:hAnsi="Calibri" w:cs="Calibri"/>
@@ -15502,7 +14093,6 @@
           <w:rFonts w:ascii="Calibri" w:eastAsia="Times New Roman" w:hAnsi="Calibri" w:cs="Calibri"/>
         </w:rPr>
       </w:pPr>
-      <w:proofErr w:type="spellStart"/>
       <w:r>
         <w:rPr>
           <w:rFonts w:ascii="Consolas" w:eastAsiaTheme="minorHAnsi" w:hAnsi="Consolas" w:cs="Consolas"/>
@@ -15512,7 +14102,6 @@
         </w:rPr>
         <w:t>EmailServer</w:t>
       </w:r>
-      <w:proofErr w:type="spellEnd"/>
       <w:r>
         <w:t xml:space="preserve"> </w:t>
       </w:r>
@@ -15535,7 +14124,6 @@
           <w:rFonts w:ascii="Calibri" w:eastAsia="Times New Roman" w:hAnsi="Calibri" w:cs="Calibri"/>
         </w:rPr>
       </w:pPr>
-      <w:proofErr w:type="spellStart"/>
       <w:r>
         <w:rPr>
           <w:rFonts w:ascii="Consolas" w:eastAsiaTheme="minorHAnsi" w:hAnsi="Consolas" w:cs="Consolas"/>
@@ -15545,7 +14133,6 @@
         </w:rPr>
         <w:t>ServerURL</w:t>
       </w:r>
-      <w:proofErr w:type="spellEnd"/>
       <w:r>
         <w:rPr>
           <w:rFonts w:eastAsiaTheme="minorHAnsi" w:cs="Consolas"/>
@@ -15566,7 +14153,6 @@
         </w:numPr>
         <w:spacing w:after="0"/>
       </w:pPr>
-      <w:proofErr w:type="spellStart"/>
       <w:r>
         <w:rPr>
           <w:rFonts w:ascii="Consolas" w:eastAsiaTheme="minorHAnsi" w:hAnsi="Consolas" w:cs="Consolas"/>
@@ -15576,7 +14162,6 @@
         </w:rPr>
         <w:t>HelpdeskEmailAddress</w:t>
       </w:r>
-      <w:proofErr w:type="spellEnd"/>
       <w:r>
         <w:t xml:space="preserve"> – email displayed to the users to contact for help</w:t>
       </w:r>
@@ -15589,7 +14174,6 @@
           <w:numId w:val="25"/>
         </w:numPr>
       </w:pPr>
-      <w:proofErr w:type="spellStart"/>
       <w:r>
         <w:rPr>
           <w:rFonts w:ascii="Consolas" w:eastAsiaTheme="minorHAnsi" w:hAnsi="Consolas" w:cs="Consolas"/>
@@ -15599,7 +14183,6 @@
         </w:rPr>
         <w:t>elmah</w:t>
       </w:r>
-      <w:proofErr w:type="spellEnd"/>
       <w:r>
         <w:t xml:space="preserve"> section</w:t>
       </w:r>
@@ -15619,7 +14202,6 @@
         </w:rPr>
         <w:t xml:space="preserve">in </w:t>
       </w:r>
-      <w:proofErr w:type="spellStart"/>
       <w:r>
         <w:rPr>
           <w:rFonts w:ascii="Consolas" w:eastAsiaTheme="minorHAnsi" w:hAnsi="Consolas" w:cs="Consolas"/>
@@ -15629,14 +14211,12 @@
         </w:rPr>
         <w:t>errorLog</w:t>
       </w:r>
-      <w:proofErr w:type="spellEnd"/>
       <w:r>
         <w:rPr>
           <w:rFonts w:ascii="Calibri" w:eastAsia="Times New Roman" w:hAnsi="Calibri" w:cs="Calibri"/>
         </w:rPr>
         <w:t xml:space="preserve"> setting,  update the </w:t>
       </w:r>
-      <w:proofErr w:type="spellStart"/>
       <w:r>
         <w:rPr>
           <w:rFonts w:ascii="Consolas" w:eastAsiaTheme="minorHAnsi" w:hAnsi="Consolas" w:cs="Consolas"/>
@@ -15646,7 +14226,6 @@
         </w:rPr>
         <w:t>connectionString</w:t>
       </w:r>
-      <w:proofErr w:type="spellEnd"/>
       <w:r>
         <w:rPr>
           <w:rFonts w:ascii="Calibri" w:eastAsia="Times New Roman" w:hAnsi="Calibri" w:cs="Calibri"/>
@@ -15688,15 +14267,7 @@
         <w:t xml:space="preserve">e) </w:t>
       </w:r>
       <w:r>
-        <w:t xml:space="preserve">RDM Data Replication - </w:t>
-      </w:r>
-      <w:proofErr w:type="spellStart"/>
-      <w:r>
-        <w:t>App.Config</w:t>
-      </w:r>
-      <w:proofErr w:type="spellEnd"/>
-      <w:r>
-        <w:t xml:space="preserve"> Customization</w:t>
+        <w:t>RDM Data Replication - App.Config Customization</w:t>
       </w:r>
       <w:bookmarkEnd w:id="84"/>
       <w:bookmarkEnd w:id="85"/>
@@ -15710,7 +14281,6 @@
         </w:numPr>
         <w:spacing w:after="0"/>
       </w:pPr>
-      <w:proofErr w:type="spellStart"/>
       <w:r>
         <w:rPr>
           <w:rFonts w:ascii="Consolas" w:eastAsiaTheme="minorHAnsi" w:hAnsi="Consolas" w:cs="Consolas"/>
@@ -15720,7 +14290,6 @@
         </w:rPr>
         <w:t>connectionStrings</w:t>
       </w:r>
-      <w:proofErr w:type="spellEnd"/>
       <w:r>
         <w:rPr>
           <w:rFonts w:ascii="Calibri" w:eastAsia="Times New Roman" w:hAnsi="Calibri" w:cs="Calibri"/>
@@ -15737,25 +14306,14 @@
         </w:numPr>
         <w:spacing w:after="0"/>
       </w:pPr>
-      <w:proofErr w:type="spellStart"/>
-      <w:r>
-        <w:rPr>
-          <w:rFonts w:ascii="Consolas" w:eastAsiaTheme="minorHAnsi" w:hAnsi="Consolas" w:cs="Consolas"/>
-          <w:color w:val="0000FF"/>
-          <w:sz w:val="19"/>
-          <w:szCs w:val="19"/>
-        </w:rPr>
-        <w:t>IESEntities</w:t>
-      </w:r>
-      <w:proofErr w:type="spellEnd"/>
-      <w:r>
-        <w:rPr>
-          <w:rFonts w:ascii="Consolas" w:eastAsiaTheme="minorHAnsi" w:hAnsi="Consolas" w:cs="Consolas"/>
-          <w:color w:val="0000FF"/>
-          <w:sz w:val="19"/>
-          <w:szCs w:val="19"/>
-        </w:rPr>
-        <w:t xml:space="preserve"> </w:t>
+      <w:r>
+        <w:rPr>
+          <w:rFonts w:ascii="Consolas" w:eastAsiaTheme="minorHAnsi" w:hAnsi="Consolas" w:cs="Consolas"/>
+          <w:color w:val="0000FF"/>
+          <w:sz w:val="19"/>
+          <w:szCs w:val="19"/>
+        </w:rPr>
+        <w:t xml:space="preserve">IESEntities </w:t>
       </w:r>
       <w:r>
         <w:rPr>
@@ -15773,7 +14331,6 @@
         </w:numPr>
         <w:spacing w:after="0"/>
       </w:pPr>
-      <w:proofErr w:type="spellStart"/>
       <w:r>
         <w:rPr>
           <w:rFonts w:ascii="Consolas" w:eastAsiaTheme="minorHAnsi" w:hAnsi="Consolas" w:cs="Consolas"/>
@@ -15783,7 +14340,6 @@
         </w:rPr>
         <w:t>appSettings</w:t>
       </w:r>
-      <w:proofErr w:type="spellEnd"/>
       <w:r>
         <w:rPr>
           <w:rFonts w:ascii="Calibri" w:eastAsia="Times New Roman" w:hAnsi="Calibri" w:cs="Calibri"/>
@@ -15803,7 +14359,6 @@
           <w:rFonts w:ascii="Calibri" w:eastAsia="Times New Roman" w:hAnsi="Calibri" w:cs="Calibri"/>
         </w:rPr>
       </w:pPr>
-      <w:proofErr w:type="spellStart"/>
       <w:r>
         <w:rPr>
           <w:rFonts w:ascii="Consolas" w:eastAsiaTheme="minorHAnsi" w:hAnsi="Consolas" w:cs="Consolas"/>
@@ -15813,7 +14368,6 @@
         </w:rPr>
         <w:t>EmailServer</w:t>
       </w:r>
-      <w:proofErr w:type="spellEnd"/>
       <w:r>
         <w:t xml:space="preserve"> </w:t>
       </w:r>
@@ -15836,25 +14390,14 @@
           <w:rFonts w:ascii="Calibri" w:eastAsia="Times New Roman" w:hAnsi="Calibri" w:cs="Calibri"/>
         </w:rPr>
       </w:pPr>
-      <w:proofErr w:type="spellStart"/>
-      <w:r>
-        <w:rPr>
-          <w:rFonts w:ascii="Consolas" w:eastAsiaTheme="minorHAnsi" w:hAnsi="Consolas" w:cs="Consolas"/>
-          <w:color w:val="0000FF"/>
-          <w:sz w:val="19"/>
-          <w:szCs w:val="19"/>
-        </w:rPr>
-        <w:t>EmailDistributionList</w:t>
-      </w:r>
-      <w:proofErr w:type="spellEnd"/>
-      <w:r>
-        <w:rPr>
-          <w:rFonts w:ascii="Consolas" w:eastAsiaTheme="minorHAnsi" w:hAnsi="Consolas" w:cs="Consolas"/>
-          <w:color w:val="0000FF"/>
-          <w:sz w:val="19"/>
-          <w:szCs w:val="19"/>
-        </w:rPr>
-        <w:t xml:space="preserve"> </w:t>
+      <w:r>
+        <w:rPr>
+          <w:rFonts w:ascii="Consolas" w:eastAsiaTheme="minorHAnsi" w:hAnsi="Consolas" w:cs="Consolas"/>
+          <w:color w:val="0000FF"/>
+          <w:sz w:val="19"/>
+          <w:szCs w:val="19"/>
+        </w:rPr>
+        <w:t xml:space="preserve">EmailDistributionList </w:t>
       </w:r>
       <w:r>
         <w:rPr>
@@ -15872,7 +14415,6 @@
         </w:numPr>
         <w:spacing w:after="0"/>
       </w:pPr>
-      <w:proofErr w:type="spellStart"/>
       <w:r>
         <w:rPr>
           <w:rFonts w:ascii="Consolas" w:eastAsiaTheme="minorHAnsi" w:hAnsi="Consolas" w:cs="Consolas"/>
@@ -15882,7 +14424,6 @@
         </w:rPr>
         <w:t>HelpdeskEmailAddress</w:t>
       </w:r>
-      <w:proofErr w:type="spellEnd"/>
       <w:r>
         <w:t xml:space="preserve"> – email displayed to the users to contact for help</w:t>
       </w:r>
@@ -15896,7 +14437,6 @@
         </w:numPr>
         <w:spacing w:after="0"/>
       </w:pPr>
-      <w:proofErr w:type="spellStart"/>
       <w:r>
         <w:rPr>
           <w:rFonts w:ascii="Consolas" w:eastAsiaTheme="minorHAnsi" w:hAnsi="Consolas" w:cs="Consolas"/>
@@ -15906,7 +14446,6 @@
         </w:rPr>
         <w:t>RdmSearchFolder</w:t>
       </w:r>
-      <w:proofErr w:type="spellEnd"/>
       <w:r>
         <w:t xml:space="preserve"> – the account has to have full access to this folder; the folder has to exist ahead of time; this is where the security will place files once they are moved from unclassified location; </w:t>
       </w:r>
@@ -15920,7 +14459,6 @@
         </w:numPr>
         <w:spacing w:after="0"/>
       </w:pPr>
-      <w:proofErr w:type="spellStart"/>
       <w:r>
         <w:rPr>
           <w:rFonts w:ascii="Consolas" w:eastAsiaTheme="minorHAnsi" w:hAnsi="Consolas" w:cs="Consolas"/>
@@ -15930,7 +14468,6 @@
         </w:rPr>
         <w:t>RdmArchiveFolder</w:t>
       </w:r>
-      <w:proofErr w:type="spellEnd"/>
       <w:r>
         <w:t xml:space="preserve"> – the account has to have full access to this folder; the folder has to exist ahead of time; suggested location would be an “Archive” folder in the folder above</w:t>
       </w:r>
@@ -15947,36 +14484,17 @@
           <w:sz w:val="20"/>
         </w:rPr>
       </w:pPr>
-      <w:proofErr w:type="spellStart"/>
-      <w:r>
-        <w:rPr>
-          <w:rFonts w:ascii="Consolas" w:eastAsiaTheme="minorHAnsi" w:hAnsi="Consolas" w:cs="Consolas"/>
-          <w:color w:val="0000FF"/>
-          <w:sz w:val="19"/>
-          <w:szCs w:val="19"/>
-        </w:rPr>
-        <w:t>RdmClearRevisionCacheUrl</w:t>
-      </w:r>
-      <w:proofErr w:type="spellEnd"/>
-      <w:r>
-        <w:rPr>
-          <w:rFonts w:ascii="Consolas" w:eastAsiaTheme="minorHAnsi" w:hAnsi="Consolas" w:cs="Consolas"/>
-          <w:color w:val="0000FF"/>
-          <w:sz w:val="19"/>
-          <w:szCs w:val="19"/>
-        </w:rPr>
-        <w:t xml:space="preserve"> </w:t>
-      </w:r>
-      <w:r>
-        <w:t xml:space="preserve">– URL of the RDM application, pointing to a specific view; pattern of what it needs to be set to (where </w:t>
-      </w:r>
-      <w:proofErr w:type="spellStart"/>
-      <w:r>
-        <w:t>RdmURL</w:t>
-      </w:r>
-      <w:proofErr w:type="spellEnd"/>
-      <w:r>
-        <w:t xml:space="preserve"> represents the URL of the application) is : </w:t>
+      <w:r>
+        <w:rPr>
+          <w:rFonts w:ascii="Consolas" w:eastAsiaTheme="minorHAnsi" w:hAnsi="Consolas" w:cs="Consolas"/>
+          <w:color w:val="0000FF"/>
+          <w:sz w:val="19"/>
+          <w:szCs w:val="19"/>
+        </w:rPr>
+        <w:t xml:space="preserve">RdmClearRevisionCacheUrl </w:t>
+      </w:r>
+      <w:r>
+        <w:t xml:space="preserve">– URL of the RDM application, pointing to a specific view; pattern of what it needs to be set to (where RdmURL represents the URL of the application) is : </w:t>
       </w:r>
       <w:r>
         <w:rPr>
@@ -15986,7 +14504,6 @@
         </w:rPr>
         <w:t>http(s)://</w:t>
       </w:r>
-      <w:proofErr w:type="spellStart"/>
       <w:r>
         <w:rPr>
           <w:rFonts w:ascii="Consolas" w:hAnsi="Consolas"/>
@@ -15995,25 +14512,14 @@
         </w:rPr>
         <w:t>RdmURL</w:t>
       </w:r>
-      <w:proofErr w:type="spellEnd"/>
       <w:r>
         <w:rPr>
           <w:rFonts w:ascii="Consolas" w:hAnsi="Consolas"/>
           <w:color w:val="984806" w:themeColor="accent6" w:themeShade="80"/>
           <w:sz w:val="18"/>
         </w:rPr>
-        <w:t>/Admin/</w:t>
-      </w:r>
-      <w:proofErr w:type="spellStart"/>
-      <w:r>
-        <w:rPr>
-          <w:rFonts w:ascii="Consolas" w:hAnsi="Consolas"/>
-          <w:color w:val="984806" w:themeColor="accent6" w:themeShade="80"/>
-          <w:sz w:val="18"/>
-        </w:rPr>
-        <w:t>ClearRevisionCache</w:t>
-      </w:r>
-      <w:proofErr w:type="spellEnd"/>
+        <w:t>/Admin/ClearRevisionCache</w:t>
+      </w:r>
       <w:r>
         <w:rPr>
           <w:sz w:val="20"/>
@@ -16039,7 +14545,6 @@
           <w:numId w:val="26"/>
         </w:numPr>
       </w:pPr>
-      <w:proofErr w:type="spellStart"/>
       <w:r>
         <w:rPr>
           <w:rFonts w:ascii="Consolas" w:eastAsiaTheme="minorHAnsi" w:hAnsi="Consolas" w:cs="Consolas"/>
@@ -16049,7 +14554,6 @@
         </w:rPr>
         <w:t>elmah</w:t>
       </w:r>
-      <w:proofErr w:type="spellEnd"/>
       <w:r>
         <w:t xml:space="preserve"> section</w:t>
       </w:r>
@@ -16069,7 +14573,6 @@
         </w:rPr>
         <w:t xml:space="preserve">in </w:t>
       </w:r>
-      <w:proofErr w:type="spellStart"/>
       <w:r>
         <w:rPr>
           <w:rFonts w:ascii="Consolas" w:eastAsiaTheme="minorHAnsi" w:hAnsi="Consolas" w:cs="Consolas"/>
@@ -16079,14 +14582,12 @@
         </w:rPr>
         <w:t>errorLog</w:t>
       </w:r>
-      <w:proofErr w:type="spellEnd"/>
       <w:r>
         <w:rPr>
           <w:rFonts w:ascii="Calibri" w:eastAsia="Times New Roman" w:hAnsi="Calibri" w:cs="Calibri"/>
         </w:rPr>
         <w:t xml:space="preserve"> setting,  update the </w:t>
       </w:r>
-      <w:proofErr w:type="spellStart"/>
       <w:r>
         <w:rPr>
           <w:rFonts w:ascii="Consolas" w:eastAsiaTheme="minorHAnsi" w:hAnsi="Consolas" w:cs="Consolas"/>
@@ -16096,7 +14597,6 @@
         </w:rPr>
         <w:t>connectionString</w:t>
       </w:r>
-      <w:proofErr w:type="spellEnd"/>
       <w:r>
         <w:rPr>
           <w:rFonts w:ascii="Calibri" w:eastAsia="Times New Roman" w:hAnsi="Calibri" w:cs="Calibri"/>

--- a/ClassifiedInstallationStuff/_Instructions/_IES Suite Upgrade Instructions.docx
+++ b/ClassifiedInstallationStuff/_Instructions/_IES Suite Upgrade Instructions.docx
@@ -2,26 +2,26 @@
 <file path=word/document.xml><?xml version="1.0" encoding="utf-8"?>
 <w:document xmlns:wpc="http://schemas.microsoft.com/office/word/2010/wordprocessingCanvas" xmlns:cx="http://schemas.microsoft.com/office/drawing/2014/chartex" xmlns:cx1="http://schemas.microsoft.com/office/drawing/2015/9/8/chartex" xmlns:cx2="http://schemas.microsoft.com/office/drawing/2015/10/21/chartex" xmlns:cx3="http://schemas.microsoft.com/office/drawing/2016/5/9/chartex" xmlns:cx4="http://schemas.microsoft.com/office/drawing/2016/5/10/chartex" xmlns:cx5="http://schemas.microsoft.com/office/drawing/2016/5/11/chartex" xmlns:cx6="http://schemas.microsoft.com/office/drawing/2016/5/12/chartex" xmlns:cx7="http://schemas.microsoft.com/office/drawing/2016/5/13/chartex" xmlns:cx8="http://schemas.microsoft.com/office/drawing/2016/5/14/chartex" xmlns:mc="http://schemas.openxmlformats.org/markup-compatibility/2006" xmlns:aink="http://schemas.microsoft.com/office/drawing/2016/ink" xmlns:am3d="http://schemas.microsoft.com/office/drawing/2017/model3d" xmlns:o="urn:schemas-microsoft-com:office:office" xmlns:oel="http://schemas.microsoft.com/office/2019/extlst" xmlns:r="http://schemas.openxmlformats.org/officeDocument/2006/relationships" xmlns:m="http://schemas.openxmlformats.org/officeDocument/2006/math" xmlns:v="urn:schemas-microsoft-com:vml" xmlns:wp14="http://schemas.microsoft.com/office/word/2010/wordprocessingDrawing" xmlns:wp="http://schemas.openxmlformats.org/drawingml/2006/wordprocessingDrawing" xmlns:w10="urn:schemas-microsoft-com:office:word" xmlns:w="http://schemas.openxmlformats.org/wordprocessingml/2006/main" xmlns:w14="http://schemas.microsoft.com/office/word/2010/wordml" xmlns:w15="http://schemas.microsoft.com/office/word/2012/wordml" xmlns:w16cex="http://schemas.microsoft.com/office/word/2018/wordml/cex" xmlns:w16cid="http://schemas.microsoft.com/office/word/2016/wordml/cid" xmlns:w16="http://schemas.microsoft.com/office/word/2018/wordml" xmlns:w16sdtdh="http://schemas.microsoft.com/office/word/2020/wordml/sdtdatahash" xmlns:w16se="http://schemas.microsoft.com/office/word/2015/wordml/symex" xmlns:wpg="http://schemas.microsoft.com/office/word/2010/wordprocessingGroup" xmlns:wpi="http://schemas.microsoft.com/office/word/2010/wordprocessingInk" xmlns:wne="http://schemas.microsoft.com/office/word/2006/wordml" xmlns:wps="http://schemas.microsoft.com/office/word/2010/wordprocessingShape" mc:Ignorable="w14 w15 w16se w16cid w16 w16cex w16sdtdh wp14">
   <w:body>
-    <w:bookmarkStart w:id="0" w:name="_Toc69207018" w:displacedByCustomXml="next"/>
-    <w:bookmarkStart w:id="1" w:name="_Toc69203962" w:displacedByCustomXml="next"/>
-    <w:bookmarkStart w:id="2" w:name="_Toc69202903" w:displacedByCustomXml="next"/>
-    <w:bookmarkStart w:id="3" w:name="_Toc4599931" w:displacedByCustomXml="next"/>
-    <w:bookmarkStart w:id="4" w:name="_Toc534277455" w:displacedByCustomXml="next"/>
-    <w:bookmarkStart w:id="5" w:name="_Toc443999444" w:displacedByCustomXml="next"/>
-    <w:bookmarkStart w:id="6" w:name="_Toc443999244" w:displacedByCustomXml="next"/>
-    <w:bookmarkStart w:id="7" w:name="_Toc435089160" w:displacedByCustomXml="next"/>
-    <w:bookmarkStart w:id="8" w:name="_Toc402261032" w:displacedByCustomXml="next"/>
-    <w:bookmarkStart w:id="9" w:name="_Toc409096411" w:displacedByCustomXml="next"/>
-    <w:bookmarkStart w:id="10" w:name="_Toc410226779" w:displacedByCustomXml="next"/>
-    <w:bookmarkStart w:id="11" w:name="_Toc410286731" w:displacedByCustomXml="next"/>
-    <w:bookmarkStart w:id="12" w:name="_Toc410652409" w:displacedByCustomXml="next"/>
-    <w:bookmarkStart w:id="13" w:name="_Toc426544400" w:displacedByCustomXml="next"/>
-    <w:bookmarkStart w:id="14" w:name="_Toc426545102" w:displacedByCustomXml="next"/>
-    <w:bookmarkStart w:id="15" w:name="_Toc426545466" w:displacedByCustomXml="next"/>
-    <w:bookmarkStart w:id="16" w:name="_Toc443996238" w:displacedByCustomXml="next"/>
-    <w:bookmarkStart w:id="17" w:name="_Toc443996285" w:displacedByCustomXml="next"/>
-    <w:bookmarkStart w:id="18" w:name="_Toc443997342" w:displacedByCustomXml="next"/>
-    <w:bookmarkStart w:id="19" w:name="_Toc34724951" w:displacedByCustomXml="next"/>
+    <w:bookmarkStart w:id="0" w:name="_Toc34724951" w:displacedByCustomXml="next"/>
+    <w:bookmarkStart w:id="1" w:name="_Toc443997342" w:displacedByCustomXml="next"/>
+    <w:bookmarkStart w:id="2" w:name="_Toc443996285" w:displacedByCustomXml="next"/>
+    <w:bookmarkStart w:id="3" w:name="_Toc443996238" w:displacedByCustomXml="next"/>
+    <w:bookmarkStart w:id="4" w:name="_Toc426545466" w:displacedByCustomXml="next"/>
+    <w:bookmarkStart w:id="5" w:name="_Toc426545102" w:displacedByCustomXml="next"/>
+    <w:bookmarkStart w:id="6" w:name="_Toc426544400" w:displacedByCustomXml="next"/>
+    <w:bookmarkStart w:id="7" w:name="_Toc410652409" w:displacedByCustomXml="next"/>
+    <w:bookmarkStart w:id="8" w:name="_Toc410286731" w:displacedByCustomXml="next"/>
+    <w:bookmarkStart w:id="9" w:name="_Toc410226779" w:displacedByCustomXml="next"/>
+    <w:bookmarkStart w:id="10" w:name="_Toc409096411" w:displacedByCustomXml="next"/>
+    <w:bookmarkStart w:id="11" w:name="_Toc402261032" w:displacedByCustomXml="next"/>
+    <w:bookmarkStart w:id="12" w:name="_Toc435089160" w:displacedByCustomXml="next"/>
+    <w:bookmarkStart w:id="13" w:name="_Toc443999244" w:displacedByCustomXml="next"/>
+    <w:bookmarkStart w:id="14" w:name="_Toc443999444" w:displacedByCustomXml="next"/>
+    <w:bookmarkStart w:id="15" w:name="_Toc534277455" w:displacedByCustomXml="next"/>
+    <w:bookmarkStart w:id="16" w:name="_Toc4599931" w:displacedByCustomXml="next"/>
+    <w:bookmarkStart w:id="17" w:name="_Toc69202903" w:displacedByCustomXml="next"/>
+    <w:bookmarkStart w:id="18" w:name="_Toc69203962" w:displacedByCustomXml="next"/>
+    <w:bookmarkStart w:id="19" w:name="_Toc69207018" w:displacedByCustomXml="next"/>
     <w:sdt>
       <w:sdtPr>
         <w:rPr>
@@ -49,8 +49,8 @@
         </w:rPr>
       </w:sdtEndPr>
       <w:sdtContent>
-        <w:bookmarkStart w:id="20" w:name="_Toc320016168" w:displacedByCustomXml="prev"/>
-        <w:bookmarkStart w:id="21" w:name="_Toc266280202" w:displacedByCustomXml="prev"/>
+        <w:bookmarkStart w:id="20" w:name="_Toc266280202" w:displacedByCustomXml="prev"/>
+        <w:bookmarkStart w:id="21" w:name="_Toc320016168" w:displacedByCustomXml="prev"/>
         <w:p>
           <w:pPr>
             <w:pStyle w:val="Heading1"/>
@@ -471,6 +471,64 @@
               </w:p>
             </w:tc>
           </w:tr>
+          <w:tr>
+            <w:trPr>
+              <w:cnfStyle w:val="000000100000" w:firstRow="0" w:lastRow="0" w:firstColumn="0" w:lastColumn="0" w:oddVBand="0" w:evenVBand="0" w:oddHBand="1" w:evenHBand="0" w:firstRowFirstColumn="0" w:firstRowLastColumn="0" w:lastRowFirstColumn="0" w:lastRowLastColumn="0"/>
+            </w:trPr>
+            <w:tc>
+              <w:tcPr>
+                <w:cnfStyle w:val="001000000000" w:firstRow="0" w:lastRow="0" w:firstColumn="1" w:lastColumn="0" w:oddVBand="0" w:evenVBand="0" w:oddHBand="0" w:evenHBand="0" w:firstRowFirstColumn="0" w:firstRowLastColumn="0" w:lastRowFirstColumn="0" w:lastRowLastColumn="0"/>
+                <w:tcW w:w="1188" w:type="dxa"/>
+              </w:tcPr>
+              <w:p>
+                <w:r>
+                  <w:t>18</w:t>
+                </w:r>
+              </w:p>
+            </w:tc>
+            <w:tc>
+              <w:tcPr>
+                <w:tcW w:w="1278" w:type="dxa"/>
+              </w:tcPr>
+              <w:p>
+                <w:pPr>
+                  <w:cnfStyle w:val="000000100000" w:firstRow="0" w:lastRow="0" w:firstColumn="0" w:lastColumn="0" w:oddVBand="0" w:evenVBand="0" w:oddHBand="1" w:evenHBand="0" w:firstRowFirstColumn="0" w:firstRowLastColumn="0" w:lastRowFirstColumn="0" w:lastRowLastColumn="0"/>
+                </w:pPr>
+                <w:r>
+                  <w:t>5/18/2023</w:t>
+                </w:r>
+              </w:p>
+            </w:tc>
+            <w:tc>
+              <w:tcPr>
+                <w:tcW w:w="4726" w:type="dxa"/>
+              </w:tcPr>
+              <w:p>
+                <w:pPr>
+                  <w:cnfStyle w:val="000000100000" w:firstRow="0" w:lastRow="0" w:firstColumn="0" w:lastColumn="0" w:oddVBand="0" w:evenVBand="0" w:oddHBand="1" w:evenHBand="0" w:firstRowFirstColumn="0" w:firstRowLastColumn="0" w:lastRowFirstColumn="0" w:lastRowLastColumn="0"/>
+                </w:pPr>
+                <w:r>
+                  <w:t>Added new values into web.config as of IES.2023.16</w:t>
+                </w:r>
+              </w:p>
+            </w:tc>
+            <w:tc>
+              <w:tcPr>
+                <w:tcW w:w="1772" w:type="dxa"/>
+              </w:tcPr>
+              <w:p>
+                <w:pPr>
+                  <w:cnfStyle w:val="000000100000" w:firstRow="0" w:lastRow="0" w:firstColumn="0" w:lastColumn="0" w:oddVBand="0" w:evenVBand="0" w:oddHBand="1" w:evenHBand="0" w:firstRowFirstColumn="0" w:firstRowLastColumn="0" w:lastRowFirstColumn="0" w:lastRowLastColumn="0"/>
+                </w:pPr>
+                <w:r>
+                  <w:t>Dusan</w:t>
+                </w:r>
+                <w:r>
+                  <w:t xml:space="preserve"> Palider</w:t>
+                </w:r>
+              </w:p>
+            </w:tc>
+          </w:tr>
         </w:tbl>
         <w:p>
           <w:pPr>
@@ -716,7 +774,21 @@
                 <w:rStyle w:val="Hyperlink"/>
                 <w:color w:val="auto"/>
               </w:rPr>
-              <w:t>Package</w:t>
+              <w:t>Pac</w:t>
+            </w:r>
+            <w:r>
+              <w:rPr>
+                <w:rStyle w:val="Hyperlink"/>
+                <w:color w:val="auto"/>
+              </w:rPr>
+              <w:t>k</w:t>
+            </w:r>
+            <w:r>
+              <w:rPr>
+                <w:rStyle w:val="Hyperlink"/>
+                <w:color w:val="auto"/>
+              </w:rPr>
+              <w:t>age</w:t>
             </w:r>
             <w:r>
               <w:rPr>
@@ -1048,7 +1120,21 @@
                 <w:rStyle w:val="Hyperlink"/>
                 <w:color w:val="auto"/>
               </w:rPr>
-              <w:t>Appendix A: (Both) BOE Web.Config Customization</w:t>
+              <w:t>Appendix A: (Both) BOE We</w:t>
+            </w:r>
+            <w:r>
+              <w:rPr>
+                <w:rStyle w:val="Hyperlink"/>
+                <w:color w:val="auto"/>
+              </w:rPr>
+              <w:t>b</w:t>
+            </w:r>
+            <w:r>
+              <w:rPr>
+                <w:rStyle w:val="Hyperlink"/>
+                <w:color w:val="auto"/>
+              </w:rPr>
+              <w:t>.Config Customization</w:t>
             </w:r>
             <w:r>
               <w:rPr>
@@ -1567,10 +1653,10 @@
         </w:p>
       </w:sdtContent>
     </w:sdt>
-    <w:bookmarkStart w:id="49" w:name="_Toc443999447" w:displacedByCustomXml="prev"/>
-    <w:bookmarkStart w:id="50" w:name="_Toc534277458" w:displacedByCustomXml="prev"/>
-    <w:bookmarkStart w:id="51" w:name="_Toc4599934" w:displacedByCustomXml="prev"/>
-    <w:bookmarkStart w:id="52" w:name="_Toc34724954" w:displacedByCustomXml="prev"/>
+    <w:bookmarkStart w:id="49" w:name="_Toc34724954" w:displacedByCustomXml="prev"/>
+    <w:bookmarkStart w:id="50" w:name="_Toc4599934" w:displacedByCustomXml="prev"/>
+    <w:bookmarkStart w:id="51" w:name="_Toc534277458" w:displacedByCustomXml="prev"/>
+    <w:bookmarkStart w:id="52" w:name="_Toc443999447" w:displacedByCustomXml="prev"/>
     <w:p>
       <w:pPr>
         <w:pStyle w:val="Heading1"/>
@@ -1578,7 +1664,6 @@
       <w:bookmarkStart w:id="53" w:name="_Toc69207021"/>
       <w:bookmarkStart w:id="54" w:name="_Toc69202906"/>
       <w:r>
-        <w:lastRenderedPageBreak/>
         <w:t>Company Configuration</w:t>
       </w:r>
       <w:bookmarkEnd w:id="53"/>
@@ -2007,6 +2092,7 @@
         <w:rPr>
           <w:color w:val="E36C0A" w:themeColor="accent6" w:themeShade="BF"/>
         </w:rPr>
+        <w:lastRenderedPageBreak/>
         <w:t xml:space="preserve">(Both) </w:t>
       </w:r>
       <w:r>
@@ -2121,7 +2207,6 @@
       </w:pPr>
       <w:bookmarkStart w:id="58" w:name="_Toc69207025"/>
       <w:r>
-        <w:lastRenderedPageBreak/>
         <w:t>Database Upgrade</w:t>
       </w:r>
       <w:bookmarkEnd w:id="58"/>
@@ -3754,6 +3839,59 @@
           <w:numId w:val="4"/>
         </w:numPr>
         <w:spacing w:after="0"/>
+        <w:textAlignment w:val="center"/>
+        <w:rPr>
+          <w:rFonts w:ascii="Calibri" w:eastAsia="Times New Roman" w:hAnsi="Calibri" w:cs="Calibri"/>
+        </w:rPr>
+      </w:pPr>
+      <w:commentRangeStart w:id="64"/>
+      <w:r>
+        <w:rPr>
+          <w:rFonts w:ascii="Consolas" w:eastAsiaTheme="minorHAnsi" w:hAnsi="Consolas" w:cs="Consolas"/>
+          <w:color w:val="0000FF"/>
+          <w:sz w:val="19"/>
+          <w:szCs w:val="19"/>
+        </w:rPr>
+        <w:t>ServiceCentralLinkSpaceSystems</w:t>
+      </w:r>
+      <w:commentRangeEnd w:id="64"/>
+      <w:r>
+        <w:rPr>
+          <w:rStyle w:val="CommentReference"/>
+          <w:rFonts w:ascii="Calibri" w:eastAsiaTheme="minorHAnsi" w:hAnsi="Calibri" w:cs="Times New Roman"/>
+        </w:rPr>
+        <w:commentReference w:id="64"/>
+      </w:r>
+      <w:r>
+        <w:rPr>
+          <w:rFonts w:ascii="Consolas" w:eastAsiaTheme="minorHAnsi" w:hAnsi="Consolas" w:cs="Consolas"/>
+          <w:color w:val="0000FF"/>
+          <w:sz w:val="19"/>
+          <w:szCs w:val="19"/>
+        </w:rPr>
+        <w:t xml:space="preserve"> </w:t>
+      </w:r>
+      <w:r>
+        <w:rPr>
+          <w:rFonts w:ascii="Calibri" w:eastAsia="Times New Roman" w:hAnsi="Calibri" w:cs="Calibri"/>
+        </w:rPr>
+        <w:t>–</w:t>
+      </w:r>
+      <w:r>
+        <w:rPr>
+          <w:rFonts w:ascii="Calibri" w:eastAsia="Times New Roman" w:hAnsi="Calibri" w:cs="Calibri"/>
+        </w:rPr>
+        <w:t xml:space="preserve"> leave as is for now, in the future when Service Central exists in classified, we can add it into this setting</w:t>
+      </w:r>
+    </w:p>
+    <w:p>
+      <w:pPr>
+        <w:pStyle w:val="ListParagraph"/>
+        <w:numPr>
+          <w:ilvl w:val="1"/>
+          <w:numId w:val="4"/>
+        </w:numPr>
+        <w:spacing w:after="0"/>
       </w:pPr>
       <w:r>
         <w:rPr>
@@ -3969,7 +4107,7 @@
         </w:numPr>
         <w:spacing w:after="0"/>
       </w:pPr>
-      <w:bookmarkStart w:id="64" w:name="_Hlk95193873"/>
+      <w:bookmarkStart w:id="65" w:name="_Hlk95193873"/>
       <w:r>
         <w:rPr>
           <w:rFonts w:ascii="Consolas" w:eastAsiaTheme="minorHAnsi" w:hAnsi="Consolas" w:cs="Consolas"/>
@@ -3988,7 +4126,7 @@
         </w:rPr>
         <w:t xml:space="preserve"> </w:t>
       </w:r>
-      <w:bookmarkEnd w:id="64"/>
+      <w:bookmarkEnd w:id="65"/>
       <w:r>
         <w:t xml:space="preserve">– </w:t>
       </w:r>
@@ -4033,7 +4171,7 @@
         <w:spacing w:after="0"/>
         <w:ind w:left="1440"/>
       </w:pPr>
-      <w:bookmarkStart w:id="65" w:name="_Hlk108615124"/>
+      <w:bookmarkStart w:id="66" w:name="_Hlk108615124"/>
     </w:p>
     <w:p>
       <w:pPr>
@@ -4060,7 +4198,7 @@
         <w:spacing w:after="0"/>
         <w:ind w:left="1440"/>
       </w:pPr>
-      <w:commentRangeStart w:id="66"/>
+      <w:commentRangeStart w:id="67"/>
       <w:r>
         <w:rPr>
           <w:rFonts w:ascii="Consolas" w:eastAsiaTheme="minorHAnsi" w:hAnsi="Consolas" w:cs="Consolas"/>
@@ -4071,13 +4209,13 @@
         <w:lastRenderedPageBreak/>
         <w:t>SAP</w:t>
       </w:r>
-      <w:commentRangeEnd w:id="66"/>
+      <w:commentRangeEnd w:id="67"/>
       <w:r>
         <w:rPr>
           <w:rStyle w:val="CommentReference"/>
           <w:rFonts w:ascii="Calibri" w:eastAsiaTheme="minorHAnsi" w:hAnsi="Calibri" w:cs="Times New Roman"/>
         </w:rPr>
-        <w:commentReference w:id="66"/>
+        <w:commentReference w:id="67"/>
       </w:r>
       <w:r>
         <w:rPr>
@@ -4144,7 +4282,7 @@
         <w:t>2</w:t>
       </w:r>
     </w:p>
-    <w:bookmarkEnd w:id="65"/>
+    <w:bookmarkEnd w:id="66"/>
     <w:p>
       <w:pPr>
         <w:pStyle w:val="ListParagraph"/>
@@ -4246,7 +4384,7 @@
           <w:sz w:val="19"/>
           <w:szCs w:val="19"/>
         </w:rPr>
-        <w:t>oAuthIESClientId</w:t>
+        <w:t>SAPSpaceStartDate</w:t>
       </w:r>
       <w:r>
         <w:rPr>
@@ -4263,17 +4401,9 @@
       <w:r>
         <w:rPr>
           <w:rFonts w:ascii="Calibri" w:eastAsia="Times New Roman" w:hAnsi="Calibri" w:cs="Calibri"/>
-          <w:i/>
-        </w:rPr>
-        <w:t>blank</w:t>
-      </w:r>
-      <w:r>
-        <w:rPr>
-          <w:rFonts w:ascii="Calibri" w:eastAsia="Times New Roman" w:hAnsi="Calibri" w:cs="Calibri"/>
-          <w:i/>
-          <w:vertAlign w:val="superscript"/>
-        </w:rPr>
-        <w:t>2</w:t>
+          <w:iCs/>
+        </w:rPr>
+        <w:t>leave as is, once SAP integration is available, we can worry about this value</w:t>
       </w:r>
     </w:p>
     <w:p>
@@ -4297,7 +4427,7 @@
           <w:sz w:val="19"/>
           <w:szCs w:val="19"/>
         </w:rPr>
-        <w:t>oAuthIESClientSecret</w:t>
+        <w:t>oAuthIESClientId</w:t>
       </w:r>
       <w:r>
         <w:rPr>
@@ -4330,6 +4460,10 @@
     <w:p>
       <w:pPr>
         <w:pStyle w:val="ListParagraph"/>
+        <w:numPr>
+          <w:ilvl w:val="1"/>
+          <w:numId w:val="4"/>
+        </w:numPr>
         <w:spacing w:after="0"/>
         <w:rPr>
           <w:rFonts w:ascii="Consolas" w:hAnsi="Consolas" w:cs="Consolas"/>
@@ -4337,83 +4471,87 @@
           <w:sz w:val="20"/>
         </w:rPr>
       </w:pPr>
-    </w:p>
-    <w:p>
-      <w:pPr>
-        <w:pStyle w:val="ListParagraph"/>
-        <w:spacing w:after="0"/>
-        <w:ind w:left="1440"/>
-      </w:pPr>
-      <w:r>
-        <w:rPr>
-          <w:rFonts w:ascii="Consolas" w:eastAsiaTheme="minorHAnsi" w:hAnsi="Consolas" w:cs="Consolas"/>
-          <w:color w:val="008000"/>
-          <w:sz w:val="19"/>
-          <w:szCs w:val="19"/>
-        </w:rPr>
-        <w:t>SSC Settings</w:t>
-      </w:r>
-    </w:p>
-    <w:p>
-      <w:pPr>
-        <w:pStyle w:val="ListParagraph"/>
-        <w:numPr>
-          <w:ilvl w:val="1"/>
-          <w:numId w:val="4"/>
-        </w:numPr>
-        <w:spacing w:after="0"/>
-      </w:pPr>
-      <w:r>
-        <w:rPr>
-          <w:rFonts w:ascii="Consolas" w:eastAsiaTheme="minorHAnsi" w:hAnsi="Consolas" w:cs="Consolas"/>
-          <w:color w:val="0000FF"/>
-          <w:sz w:val="19"/>
-          <w:szCs w:val="19"/>
-        </w:rPr>
-        <w:t>ShowEquivalentPersonsOption</w:t>
-      </w:r>
-    </w:p>
-    <w:p>
-      <w:pPr>
-        <w:pStyle w:val="ListParagraph"/>
-        <w:numPr>
-          <w:ilvl w:val="2"/>
-          <w:numId w:val="30"/>
-        </w:numPr>
-        <w:spacing w:after="0"/>
-      </w:pPr>
-      <w:r>
-        <w:rPr>
-          <w:rFonts w:ascii="Calibri" w:eastAsia="Times New Roman" w:hAnsi="Calibri" w:cs="Calibri"/>
-          <w:color w:val="E36C0A" w:themeColor="accent6" w:themeShade="BF"/>
-        </w:rPr>
-        <w:t>Space</w:t>
-      </w:r>
-      <w:r>
-        <w:t>:</w:t>
-      </w:r>
-      <w:r>
-        <w:t xml:space="preserve"> set as appropriate</w:t>
-      </w:r>
-      <w:r>
-        <w:t xml:space="preserve">, </w:t>
-      </w:r>
-      <w:r>
+      <w:r>
+        <w:rPr>
+          <w:rFonts w:ascii="Consolas" w:eastAsiaTheme="minorHAnsi" w:hAnsi="Consolas" w:cs="Consolas"/>
+          <w:color w:val="0000FF"/>
+          <w:sz w:val="19"/>
+          <w:szCs w:val="19"/>
+        </w:rPr>
+        <w:t>oAuthIESClientSecret</w:t>
+      </w:r>
+      <w:r>
+        <w:rPr>
+          <w:rFonts w:ascii="Consolas" w:eastAsiaTheme="minorHAnsi" w:hAnsi="Consolas" w:cs="Consolas"/>
+          <w:color w:val="0000FF"/>
+          <w:sz w:val="19"/>
+          <w:szCs w:val="19"/>
+        </w:rPr>
         <w:t xml:space="preserve"> </w:t>
       </w:r>
       <w:r>
+        <w:t xml:space="preserve">– </w:t>
+      </w:r>
+      <w:r>
+        <w:rPr>
+          <w:rFonts w:ascii="Calibri" w:eastAsia="Times New Roman" w:hAnsi="Calibri" w:cs="Calibri"/>
+          <w:i/>
+        </w:rPr>
+        <w:t>blank</w:t>
+      </w:r>
+      <w:r>
+        <w:rPr>
+          <w:rFonts w:ascii="Calibri" w:eastAsia="Times New Roman" w:hAnsi="Calibri" w:cs="Calibri"/>
+          <w:i/>
+          <w:vertAlign w:val="superscript"/>
+        </w:rPr>
+        <w:t>2</w:t>
+      </w:r>
+    </w:p>
+    <w:p>
+      <w:pPr>
+        <w:pStyle w:val="ListParagraph"/>
+        <w:spacing w:after="0"/>
         <w:rPr>
           <w:rFonts w:ascii="Consolas" w:hAnsi="Consolas" w:cs="Consolas"/>
           <w:color w:val="1F497D" w:themeColor="text2"/>
           <w:sz w:val="20"/>
         </w:rPr>
-        <w:t>true</w:t>
-      </w:r>
-      <w:r>
-        <w:t xml:space="preserve"> </w:t>
-      </w:r>
-      <w:r>
-        <w:t>will cause EPs to be used, instead of hours</w:t>
+      </w:pPr>
+    </w:p>
+    <w:p>
+      <w:pPr>
+        <w:pStyle w:val="ListParagraph"/>
+        <w:spacing w:after="0"/>
+        <w:ind w:left="1440"/>
+      </w:pPr>
+      <w:r>
+        <w:rPr>
+          <w:rFonts w:ascii="Consolas" w:eastAsiaTheme="minorHAnsi" w:hAnsi="Consolas" w:cs="Consolas"/>
+          <w:color w:val="008000"/>
+          <w:sz w:val="19"/>
+          <w:szCs w:val="19"/>
+        </w:rPr>
+        <w:t>SSC Settings</w:t>
+      </w:r>
+    </w:p>
+    <w:p>
+      <w:pPr>
+        <w:pStyle w:val="ListParagraph"/>
+        <w:numPr>
+          <w:ilvl w:val="1"/>
+          <w:numId w:val="4"/>
+        </w:numPr>
+        <w:spacing w:after="0"/>
+      </w:pPr>
+      <w:r>
+        <w:rPr>
+          <w:rFonts w:ascii="Consolas" w:eastAsiaTheme="minorHAnsi" w:hAnsi="Consolas" w:cs="Consolas"/>
+          <w:color w:val="0000FF"/>
+          <w:sz w:val="19"/>
+          <w:szCs w:val="19"/>
+        </w:rPr>
+        <w:t>ShowEquivalentPersonsOption</w:t>
       </w:r>
     </w:p>
     <w:p>
@@ -4430,13 +4568,16 @@
           <w:rFonts w:ascii="Calibri" w:eastAsia="Times New Roman" w:hAnsi="Calibri" w:cs="Calibri"/>
           <w:color w:val="E36C0A" w:themeColor="accent6" w:themeShade="BF"/>
         </w:rPr>
-        <w:t>RMS</w:t>
-      </w:r>
-      <w:r>
-        <w:t xml:space="preserve">: </w:t>
-      </w:r>
-      <w:r>
-        <w:t>keep at</w:t>
+        <w:t>Space</w:t>
+      </w:r>
+      <w:r>
+        <w:t>:</w:t>
+      </w:r>
+      <w:r>
+        <w:t xml:space="preserve"> set as appropriate</w:t>
+      </w:r>
+      <w:r>
+        <w:t xml:space="preserve">, </w:t>
       </w:r>
       <w:r>
         <w:t xml:space="preserve"> </w:t>
@@ -4447,26 +4588,13 @@
           <w:color w:val="1F497D" w:themeColor="text2"/>
           <w:sz w:val="20"/>
         </w:rPr>
-        <w:t>false</w:t>
-      </w:r>
-    </w:p>
-    <w:p>
-      <w:pPr>
-        <w:pStyle w:val="ListParagraph"/>
-        <w:numPr>
-          <w:ilvl w:val="1"/>
-          <w:numId w:val="4"/>
-        </w:numPr>
-        <w:spacing w:after="0"/>
-      </w:pPr>
-      <w:r>
-        <w:rPr>
-          <w:rFonts w:ascii="Consolas" w:eastAsiaTheme="minorHAnsi" w:hAnsi="Consolas" w:cs="Consolas"/>
-          <w:color w:val="0000FF"/>
-          <w:sz w:val="19"/>
-          <w:szCs w:val="19"/>
-        </w:rPr>
-        <w:t>IsBOEFormVisible</w:t>
+        <w:t>true</w:t>
+      </w:r>
+      <w:r>
+        <w:t xml:space="preserve"> </w:t>
+      </w:r>
+      <w:r>
+        <w:t>will cause EPs to be used, instead of hours</w:t>
       </w:r>
     </w:p>
     <w:p>
@@ -4483,13 +4611,16 @@
           <w:rFonts w:ascii="Calibri" w:eastAsia="Times New Roman" w:hAnsi="Calibri" w:cs="Calibri"/>
           <w:color w:val="E36C0A" w:themeColor="accent6" w:themeShade="BF"/>
         </w:rPr>
-        <w:t>Space</w:t>
+        <w:t>RMS</w:t>
       </w:r>
       <w:r>
         <w:t xml:space="preserve">: </w:t>
       </w:r>
       <w:r>
-        <w:t xml:space="preserve">set to </w:t>
+        <w:t>keep at</w:t>
+      </w:r>
+      <w:r>
+        <w:t xml:space="preserve"> </w:t>
       </w:r>
       <w:r>
         <w:rPr>
@@ -4497,16 +4628,26 @@
           <w:color w:val="1F497D" w:themeColor="text2"/>
           <w:sz w:val="20"/>
         </w:rPr>
-        <w:t>true</w:t>
-      </w:r>
-      <w:r>
-        <w:rPr>
-          <w:sz w:val="20"/>
-        </w:rPr>
-        <w:t xml:space="preserve">, </w:t>
-      </w:r>
-      <w:r>
-        <w:t>will cause IBOE and PBOE forms to be enabled</w:t>
+        <w:t>false</w:t>
+      </w:r>
+    </w:p>
+    <w:p>
+      <w:pPr>
+        <w:pStyle w:val="ListParagraph"/>
+        <w:numPr>
+          <w:ilvl w:val="1"/>
+          <w:numId w:val="4"/>
+        </w:numPr>
+        <w:spacing w:after="0"/>
+      </w:pPr>
+      <w:r>
+        <w:rPr>
+          <w:rFonts w:ascii="Consolas" w:eastAsiaTheme="minorHAnsi" w:hAnsi="Consolas" w:cs="Consolas"/>
+          <w:color w:val="0000FF"/>
+          <w:sz w:val="19"/>
+          <w:szCs w:val="19"/>
+        </w:rPr>
+        <w:t>IsBOEFormVisible</w:t>
       </w:r>
     </w:p>
     <w:p>
@@ -4523,16 +4664,13 @@
           <w:rFonts w:ascii="Calibri" w:eastAsia="Times New Roman" w:hAnsi="Calibri" w:cs="Calibri"/>
           <w:color w:val="E36C0A" w:themeColor="accent6" w:themeShade="BF"/>
         </w:rPr>
-        <w:t>RMS</w:t>
+        <w:t>Space</w:t>
       </w:r>
       <w:r>
         <w:t xml:space="preserve">: </w:t>
       </w:r>
       <w:r>
-        <w:t>keep at</w:t>
-      </w:r>
-      <w:r>
-        <w:t xml:space="preserve"> </w:t>
+        <w:t xml:space="preserve">set to </w:t>
       </w:r>
       <w:r>
         <w:rPr>
@@ -4540,30 +4678,16 @@
           <w:color w:val="1F497D" w:themeColor="text2"/>
           <w:sz w:val="20"/>
         </w:rPr>
-        <w:t>false</w:t>
-      </w:r>
-    </w:p>
-    <w:p>
-      <w:pPr>
-        <w:pStyle w:val="ListParagraph"/>
-        <w:numPr>
-          <w:ilvl w:val="1"/>
-          <w:numId w:val="4"/>
-        </w:numPr>
-        <w:spacing w:after="0"/>
-        <w:textAlignment w:val="center"/>
-        <w:rPr>
-          <w:rFonts w:ascii="Calibri" w:eastAsia="Times New Roman" w:hAnsi="Calibri" w:cs="Calibri"/>
-        </w:rPr>
-      </w:pPr>
-      <w:r>
-        <w:rPr>
-          <w:rFonts w:ascii="Consolas" w:eastAsiaTheme="minorHAnsi" w:hAnsi="Consolas" w:cs="Consolas"/>
-          <w:color w:val="0000FF"/>
-          <w:sz w:val="19"/>
-          <w:szCs w:val="19"/>
-        </w:rPr>
-        <w:t>IsPortionMarkingEnabled</w:t>
+        <w:t>true</w:t>
+      </w:r>
+      <w:r>
+        <w:rPr>
+          <w:sz w:val="20"/>
+        </w:rPr>
+        <w:t xml:space="preserve">, </w:t>
+      </w:r>
+      <w:r>
+        <w:t>will cause IBOE and PBOE forms to be enabled</w:t>
       </w:r>
     </w:p>
     <w:p>
@@ -4574,23 +4698,22 @@
           <w:numId w:val="30"/>
         </w:numPr>
         <w:spacing w:after="0"/>
-        <w:textAlignment w:val="center"/>
-        <w:rPr>
-          <w:rFonts w:ascii="Calibri" w:eastAsia="Times New Roman" w:hAnsi="Calibri" w:cs="Calibri"/>
-        </w:rPr>
       </w:pPr>
       <w:r>
         <w:rPr>
           <w:rFonts w:ascii="Calibri" w:eastAsia="Times New Roman" w:hAnsi="Calibri" w:cs="Calibri"/>
           <w:color w:val="E36C0A" w:themeColor="accent6" w:themeShade="BF"/>
         </w:rPr>
-        <w:t>Space</w:t>
+        <w:t>RMS</w:t>
       </w:r>
       <w:r>
         <w:t xml:space="preserve">: </w:t>
       </w:r>
       <w:r>
-        <w:t xml:space="preserve">set to </w:t>
+        <w:t>keep at</w:t>
+      </w:r>
+      <w:r>
+        <w:t xml:space="preserve"> </w:t>
       </w:r>
       <w:r>
         <w:rPr>
@@ -4598,17 +4721,30 @@
           <w:color w:val="1F497D" w:themeColor="text2"/>
           <w:sz w:val="20"/>
         </w:rPr>
-        <w:t>true</w:t>
-      </w:r>
-      <w:r>
-        <w:rPr>
-          <w:color w:val="1F497D" w:themeColor="text2"/>
-          <w:sz w:val="20"/>
-        </w:rPr>
-        <w:t xml:space="preserve"> </w:t>
-      </w:r>
-      <w:r>
-        <w:t>– will cause IBOE and PBOE to add (U) markings</w:t>
+        <w:t>false</w:t>
+      </w:r>
+    </w:p>
+    <w:p>
+      <w:pPr>
+        <w:pStyle w:val="ListParagraph"/>
+        <w:numPr>
+          <w:ilvl w:val="1"/>
+          <w:numId w:val="4"/>
+        </w:numPr>
+        <w:spacing w:after="0"/>
+        <w:textAlignment w:val="center"/>
+        <w:rPr>
+          <w:rFonts w:ascii="Calibri" w:eastAsia="Times New Roman" w:hAnsi="Calibri" w:cs="Calibri"/>
+        </w:rPr>
+      </w:pPr>
+      <w:r>
+        <w:rPr>
+          <w:rFonts w:ascii="Consolas" w:eastAsiaTheme="minorHAnsi" w:hAnsi="Consolas" w:cs="Consolas"/>
+          <w:color w:val="0000FF"/>
+          <w:sz w:val="19"/>
+          <w:szCs w:val="19"/>
+        </w:rPr>
+        <w:t>IsPortionMarkingEnabled</w:t>
       </w:r>
     </w:p>
     <w:p>
@@ -4619,22 +4755,23 @@
           <w:numId w:val="30"/>
         </w:numPr>
         <w:spacing w:after="0"/>
+        <w:textAlignment w:val="center"/>
+        <w:rPr>
+          <w:rFonts w:ascii="Calibri" w:eastAsia="Times New Roman" w:hAnsi="Calibri" w:cs="Calibri"/>
+        </w:rPr>
       </w:pPr>
       <w:r>
         <w:rPr>
           <w:rFonts w:ascii="Calibri" w:eastAsia="Times New Roman" w:hAnsi="Calibri" w:cs="Calibri"/>
           <w:color w:val="E36C0A" w:themeColor="accent6" w:themeShade="BF"/>
         </w:rPr>
-        <w:t>RMS</w:t>
+        <w:t>Space</w:t>
       </w:r>
       <w:r>
         <w:t xml:space="preserve">: </w:t>
       </w:r>
       <w:r>
-        <w:t>keep at</w:t>
-      </w:r>
-      <w:r>
-        <w:t xml:space="preserve"> </w:t>
+        <w:t xml:space="preserve">set to </w:t>
       </w:r>
       <w:r>
         <w:rPr>
@@ -4642,30 +4779,17 @@
           <w:color w:val="1F497D" w:themeColor="text2"/>
           <w:sz w:val="20"/>
         </w:rPr>
-        <w:t>false</w:t>
-      </w:r>
-    </w:p>
-    <w:p>
-      <w:pPr>
-        <w:pStyle w:val="ListParagraph"/>
-        <w:numPr>
-          <w:ilvl w:val="1"/>
-          <w:numId w:val="4"/>
-        </w:numPr>
-        <w:spacing w:after="0"/>
-        <w:textAlignment w:val="center"/>
-        <w:rPr>
-          <w:rFonts w:ascii="Calibri" w:eastAsia="Times New Roman" w:hAnsi="Calibri" w:cs="Calibri"/>
-        </w:rPr>
-      </w:pPr>
-      <w:r>
-        <w:rPr>
-          <w:rFonts w:ascii="Consolas" w:eastAsiaTheme="minorHAnsi" w:hAnsi="Consolas" w:cs="Consolas"/>
-          <w:color w:val="0000FF"/>
-          <w:sz w:val="19"/>
-          <w:szCs w:val="19"/>
-        </w:rPr>
-        <w:t>IESHomeUrl</w:t>
+        <w:t>true</w:t>
+      </w:r>
+      <w:r>
+        <w:rPr>
+          <w:color w:val="1F497D" w:themeColor="text2"/>
+          <w:sz w:val="20"/>
+        </w:rPr>
+        <w:t xml:space="preserve"> </w:t>
+      </w:r>
+      <w:r>
+        <w:t>– will cause IBOE and PBOE to add (U) markings</w:t>
       </w:r>
     </w:p>
     <w:p>
@@ -4676,123 +4800,22 @@
           <w:numId w:val="30"/>
         </w:numPr>
         <w:spacing w:after="0"/>
-        <w:textAlignment w:val="center"/>
-        <w:rPr>
-          <w:rFonts w:ascii="Calibri" w:eastAsia="Times New Roman" w:hAnsi="Calibri" w:cs="Calibri"/>
-        </w:rPr>
       </w:pPr>
       <w:r>
         <w:rPr>
           <w:rFonts w:ascii="Calibri" w:eastAsia="Times New Roman" w:hAnsi="Calibri" w:cs="Calibri"/>
           <w:color w:val="E36C0A" w:themeColor="accent6" w:themeShade="BF"/>
         </w:rPr>
-        <w:t>Space</w:t>
+        <w:t>RMS</w:t>
       </w:r>
       <w:r>
         <w:t xml:space="preserve">: </w:t>
       </w:r>
       <w:r>
-        <w:t>IES URL, base URL followed by “</w:t>
-      </w:r>
-      <w:r>
-        <w:rPr>
-          <w:rFonts w:ascii="Consolas" w:eastAsiaTheme="minorHAnsi" w:hAnsi="Consolas" w:cs="Consolas"/>
-          <w:color w:val="1F497D" w:themeColor="text2"/>
-          <w:sz w:val="19"/>
-          <w:szCs w:val="19"/>
-        </w:rPr>
-        <w:t>/Home/</w:t>
-      </w:r>
-      <w:r>
-        <w:t>”</w:t>
-      </w:r>
-    </w:p>
-    <w:p>
-      <w:pPr>
-        <w:pStyle w:val="ListParagraph"/>
-        <w:numPr>
-          <w:ilvl w:val="2"/>
-          <w:numId w:val="30"/>
-        </w:numPr>
-        <w:spacing w:after="0"/>
-      </w:pPr>
-      <w:r>
-        <w:rPr>
-          <w:rFonts w:ascii="Calibri" w:eastAsia="Times New Roman" w:hAnsi="Calibri" w:cs="Calibri"/>
-          <w:color w:val="E36C0A" w:themeColor="accent6" w:themeShade="BF"/>
-        </w:rPr>
-        <w:t>RMS</w:t>
-      </w:r>
-      <w:r>
-        <w:t xml:space="preserve">: </w:t>
-      </w:r>
-      <w:r>
-        <w:t xml:space="preserve">set to </w:t>
-      </w:r>
-      <w:r>
-        <w:rPr>
-          <w:rFonts w:ascii="Calibri" w:eastAsia="Times New Roman" w:hAnsi="Calibri" w:cs="Calibri"/>
-          <w:i/>
-        </w:rPr>
-        <w:t>blank</w:t>
-      </w:r>
-      <w:r>
-        <w:rPr>
-          <w:rFonts w:ascii="Calibri" w:eastAsia="Times New Roman" w:hAnsi="Calibri" w:cs="Calibri"/>
-          <w:i/>
-          <w:vertAlign w:val="superscript"/>
-        </w:rPr>
-        <w:t>2</w:t>
-      </w:r>
-    </w:p>
-    <w:p>
-      <w:pPr>
-        <w:pStyle w:val="ListParagraph"/>
-        <w:numPr>
-          <w:ilvl w:val="1"/>
-          <w:numId w:val="4"/>
-        </w:numPr>
-        <w:spacing w:after="0"/>
-        <w:textAlignment w:val="center"/>
-        <w:rPr>
-          <w:rFonts w:ascii="Calibri" w:eastAsia="Times New Roman" w:hAnsi="Calibri" w:cs="Calibri"/>
-        </w:rPr>
-      </w:pPr>
-      <w:r>
-        <w:rPr>
-          <w:rFonts w:ascii="Consolas" w:eastAsiaTheme="minorHAnsi" w:hAnsi="Consolas" w:cs="Consolas"/>
-          <w:color w:val="0000FF"/>
-          <w:sz w:val="19"/>
-          <w:szCs w:val="19"/>
-        </w:rPr>
-        <w:t>IsPTMIntegrated</w:t>
-      </w:r>
-    </w:p>
-    <w:p>
-      <w:pPr>
-        <w:pStyle w:val="ListParagraph"/>
-        <w:numPr>
-          <w:ilvl w:val="2"/>
-          <w:numId w:val="30"/>
-        </w:numPr>
-        <w:spacing w:after="0"/>
-        <w:textAlignment w:val="center"/>
-        <w:rPr>
-          <w:rFonts w:ascii="Calibri" w:eastAsia="Times New Roman" w:hAnsi="Calibri" w:cs="Calibri"/>
-        </w:rPr>
-      </w:pPr>
-      <w:r>
-        <w:rPr>
-          <w:rFonts w:ascii="Calibri" w:eastAsia="Times New Roman" w:hAnsi="Calibri" w:cs="Calibri"/>
-          <w:color w:val="E36C0A" w:themeColor="accent6" w:themeShade="BF"/>
-        </w:rPr>
-        <w:t>Space</w:t>
-      </w:r>
-      <w:r>
-        <w:t xml:space="preserve">: </w:t>
-      </w:r>
-      <w:r>
-        <w:t xml:space="preserve">set to </w:t>
+        <w:t>keep at</w:t>
+      </w:r>
+      <w:r>
+        <w:t xml:space="preserve"> </w:t>
       </w:r>
       <w:r>
         <w:rPr>
@@ -4800,7 +4823,30 @@
           <w:color w:val="1F497D" w:themeColor="text2"/>
           <w:sz w:val="20"/>
         </w:rPr>
-        <w:t>true</w:t>
+        <w:t>false</w:t>
+      </w:r>
+    </w:p>
+    <w:p>
+      <w:pPr>
+        <w:pStyle w:val="ListParagraph"/>
+        <w:numPr>
+          <w:ilvl w:val="1"/>
+          <w:numId w:val="4"/>
+        </w:numPr>
+        <w:spacing w:after="0"/>
+        <w:textAlignment w:val="center"/>
+        <w:rPr>
+          <w:rFonts w:ascii="Calibri" w:eastAsia="Times New Roman" w:hAnsi="Calibri" w:cs="Calibri"/>
+        </w:rPr>
+      </w:pPr>
+      <w:r>
+        <w:rPr>
+          <w:rFonts w:ascii="Consolas" w:eastAsiaTheme="minorHAnsi" w:hAnsi="Consolas" w:cs="Consolas"/>
+          <w:color w:val="0000FF"/>
+          <w:sz w:val="19"/>
+          <w:szCs w:val="19"/>
+        </w:rPr>
+        <w:t>IESHomeUrl</w:t>
       </w:r>
     </w:p>
     <w:p>
@@ -4811,22 +4857,123 @@
           <w:numId w:val="30"/>
         </w:numPr>
         <w:spacing w:after="0"/>
+        <w:textAlignment w:val="center"/>
+        <w:rPr>
+          <w:rFonts w:ascii="Calibri" w:eastAsia="Times New Roman" w:hAnsi="Calibri" w:cs="Calibri"/>
+        </w:rPr>
       </w:pPr>
       <w:r>
         <w:rPr>
           <w:rFonts w:ascii="Calibri" w:eastAsia="Times New Roman" w:hAnsi="Calibri" w:cs="Calibri"/>
           <w:color w:val="E36C0A" w:themeColor="accent6" w:themeShade="BF"/>
         </w:rPr>
+        <w:t>Space</w:t>
+      </w:r>
+      <w:r>
+        <w:t xml:space="preserve">: </w:t>
+      </w:r>
+      <w:r>
+        <w:t>IES URL, base URL followed by “</w:t>
+      </w:r>
+      <w:r>
+        <w:rPr>
+          <w:rFonts w:ascii="Consolas" w:eastAsiaTheme="minorHAnsi" w:hAnsi="Consolas" w:cs="Consolas"/>
+          <w:color w:val="1F497D" w:themeColor="text2"/>
+          <w:sz w:val="19"/>
+          <w:szCs w:val="19"/>
+        </w:rPr>
+        <w:t>/Home/</w:t>
+      </w:r>
+      <w:r>
+        <w:t>”</w:t>
+      </w:r>
+    </w:p>
+    <w:p>
+      <w:pPr>
+        <w:pStyle w:val="ListParagraph"/>
+        <w:numPr>
+          <w:ilvl w:val="2"/>
+          <w:numId w:val="30"/>
+        </w:numPr>
+        <w:spacing w:after="0"/>
+      </w:pPr>
+      <w:r>
+        <w:rPr>
+          <w:rFonts w:ascii="Calibri" w:eastAsia="Times New Roman" w:hAnsi="Calibri" w:cs="Calibri"/>
+          <w:color w:val="E36C0A" w:themeColor="accent6" w:themeShade="BF"/>
+        </w:rPr>
         <w:t>RMS</w:t>
       </w:r>
       <w:r>
         <w:t xml:space="preserve">: </w:t>
       </w:r>
       <w:r>
-        <w:t>keep at</w:t>
-      </w:r>
-      <w:r>
-        <w:t xml:space="preserve"> </w:t>
+        <w:t xml:space="preserve">set to </w:t>
+      </w:r>
+      <w:r>
+        <w:rPr>
+          <w:rFonts w:ascii="Calibri" w:eastAsia="Times New Roman" w:hAnsi="Calibri" w:cs="Calibri"/>
+          <w:i/>
+        </w:rPr>
+        <w:t>blank</w:t>
+      </w:r>
+      <w:r>
+        <w:rPr>
+          <w:rFonts w:ascii="Calibri" w:eastAsia="Times New Roman" w:hAnsi="Calibri" w:cs="Calibri"/>
+          <w:i/>
+          <w:vertAlign w:val="superscript"/>
+        </w:rPr>
+        <w:t>2</w:t>
+      </w:r>
+    </w:p>
+    <w:p>
+      <w:pPr>
+        <w:pStyle w:val="ListParagraph"/>
+        <w:numPr>
+          <w:ilvl w:val="1"/>
+          <w:numId w:val="4"/>
+        </w:numPr>
+        <w:spacing w:after="0"/>
+        <w:textAlignment w:val="center"/>
+        <w:rPr>
+          <w:rFonts w:ascii="Calibri" w:eastAsia="Times New Roman" w:hAnsi="Calibri" w:cs="Calibri"/>
+        </w:rPr>
+      </w:pPr>
+      <w:r>
+        <w:rPr>
+          <w:rFonts w:ascii="Consolas" w:eastAsiaTheme="minorHAnsi" w:hAnsi="Consolas" w:cs="Consolas"/>
+          <w:color w:val="0000FF"/>
+          <w:sz w:val="19"/>
+          <w:szCs w:val="19"/>
+        </w:rPr>
+        <w:t>IsPTMIntegrated</w:t>
+      </w:r>
+    </w:p>
+    <w:p>
+      <w:pPr>
+        <w:pStyle w:val="ListParagraph"/>
+        <w:numPr>
+          <w:ilvl w:val="2"/>
+          <w:numId w:val="30"/>
+        </w:numPr>
+        <w:spacing w:after="0"/>
+        <w:textAlignment w:val="center"/>
+        <w:rPr>
+          <w:rFonts w:ascii="Calibri" w:eastAsia="Times New Roman" w:hAnsi="Calibri" w:cs="Calibri"/>
+        </w:rPr>
+      </w:pPr>
+      <w:r>
+        <w:rPr>
+          <w:rFonts w:ascii="Calibri" w:eastAsia="Times New Roman" w:hAnsi="Calibri" w:cs="Calibri"/>
+          <w:color w:val="E36C0A" w:themeColor="accent6" w:themeShade="BF"/>
+        </w:rPr>
+        <w:t>Space</w:t>
+      </w:r>
+      <w:r>
+        <w:t xml:space="preserve">: </w:t>
+      </w:r>
+      <w:r>
+        <w:t xml:space="preserve">set to </w:t>
       </w:r>
       <w:r>
         <w:rPr>
@@ -4834,90 +4981,7 @@
           <w:color w:val="1F497D" w:themeColor="text2"/>
           <w:sz w:val="20"/>
         </w:rPr>
-        <w:t>false</w:t>
-      </w:r>
-    </w:p>
-    <w:p>
-      <w:pPr>
-        <w:pStyle w:val="ListParagraph"/>
-        <w:spacing w:after="0"/>
-        <w:ind w:left="1440"/>
-        <w:textAlignment w:val="center"/>
-        <w:rPr>
-          <w:rFonts w:ascii="Calibri" w:eastAsia="Times New Roman" w:hAnsi="Calibri" w:cs="Calibri"/>
-        </w:rPr>
-      </w:pPr>
-    </w:p>
-    <w:p>
-      <w:pPr>
-        <w:pStyle w:val="ListParagraph"/>
-        <w:spacing w:after="0"/>
-        <w:ind w:left="1440"/>
-        <w:textAlignment w:val="center"/>
-        <w:rPr>
-          <w:rFonts w:ascii="Calibri" w:eastAsia="Times New Roman" w:hAnsi="Calibri" w:cs="Calibri"/>
-        </w:rPr>
-      </w:pPr>
-      <w:r>
-        <w:rPr>
-          <w:rFonts w:ascii="Consolas" w:eastAsiaTheme="minorHAnsi" w:hAnsi="Consolas" w:cs="Consolas"/>
-          <w:color w:val="008000"/>
-          <w:sz w:val="19"/>
-          <w:szCs w:val="19"/>
-        </w:rPr>
-        <w:t>Hours offset</w:t>
-      </w:r>
-    </w:p>
-    <w:p>
-      <w:pPr>
-        <w:pStyle w:val="ListParagraph"/>
-        <w:numPr>
-          <w:ilvl w:val="1"/>
-          <w:numId w:val="4"/>
-        </w:numPr>
-        <w:spacing w:after="0"/>
-        <w:textAlignment w:val="center"/>
-        <w:rPr>
-          <w:rFonts w:ascii="Calibri" w:eastAsia="Times New Roman" w:hAnsi="Calibri" w:cs="Calibri"/>
-        </w:rPr>
-      </w:pPr>
-      <w:r>
-        <w:rPr>
-          <w:rFonts w:ascii="Consolas" w:eastAsiaTheme="minorHAnsi" w:hAnsi="Consolas" w:cs="Consolas"/>
-          <w:color w:val="0000FF"/>
-          <w:sz w:val="19"/>
-          <w:szCs w:val="19"/>
-        </w:rPr>
-        <w:t>DatabaseESTOffset</w:t>
-      </w:r>
-      <w:r>
-        <w:rPr>
-          <w:rFonts w:ascii="Calibri" w:eastAsia="Times New Roman" w:hAnsi="Calibri" w:cs="Calibri"/>
-        </w:rPr>
-        <w:t xml:space="preserve"> – adjust based on whether your DB is in a different time zone than your web server. 0 means it’s in the same zone.</w:t>
-      </w:r>
-    </w:p>
-    <w:p>
-      <w:pPr>
-        <w:pStyle w:val="ListParagraph"/>
-        <w:numPr>
-          <w:ilvl w:val="1"/>
-          <w:numId w:val="4"/>
-        </w:numPr>
-        <w:spacing w:after="0"/>
-        <w:textAlignment w:val="center"/>
-        <w:rPr>
-          <w:rFonts w:ascii="Calibri" w:eastAsia="Times New Roman" w:hAnsi="Calibri" w:cs="Calibri"/>
-        </w:rPr>
-      </w:pPr>
-      <w:r>
-        <w:rPr>
-          <w:rFonts w:ascii="Consolas" w:eastAsiaTheme="minorHAnsi" w:hAnsi="Consolas" w:cs="Consolas"/>
-          <w:color w:val="0000FF"/>
-          <w:sz w:val="19"/>
-          <w:szCs w:val="19"/>
-        </w:rPr>
-        <w:t>CanCreateWorkspaceWithoutPtmTrackingNumber</w:t>
+        <w:t>true</w:t>
       </w:r>
     </w:p>
     <w:p>
@@ -4928,901 +4992,22 @@
           <w:numId w:val="30"/>
         </w:numPr>
         <w:spacing w:after="0"/>
-        <w:textAlignment w:val="center"/>
-        <w:rPr>
-          <w:rFonts w:ascii="Calibri" w:eastAsia="Times New Roman" w:hAnsi="Calibri" w:cs="Calibri"/>
-        </w:rPr>
       </w:pPr>
       <w:r>
         <w:rPr>
           <w:rFonts w:ascii="Calibri" w:eastAsia="Times New Roman" w:hAnsi="Calibri" w:cs="Calibri"/>
           <w:color w:val="E36C0A" w:themeColor="accent6" w:themeShade="BF"/>
         </w:rPr>
-        <w:t>Space</w:t>
-      </w:r>
-      <w:r>
-        <w:rPr>
-          <w:rFonts w:ascii="Calibri" w:eastAsia="Times New Roman" w:hAnsi="Calibri" w:cs="Calibri"/>
-        </w:rPr>
+        <w:t>RMS</w:t>
+      </w:r>
+      <w:r>
         <w:t xml:space="preserve">: </w:t>
       </w:r>
       <w:r>
-        <w:rPr>
-          <w:rFonts w:ascii="Calibri" w:eastAsia="Times New Roman" w:hAnsi="Calibri" w:cs="Calibri"/>
-        </w:rPr>
-        <w:t xml:space="preserve">We have this </w:t>
-      </w:r>
-      <w:r>
-        <w:rPr>
-          <w:rFonts w:ascii="Calibri" w:eastAsia="Times New Roman" w:hAnsi="Calibri" w:cs="Calibri"/>
-          <w:i/>
-          <w:iCs/>
-        </w:rPr>
-        <w:t>blank</w:t>
-      </w:r>
-      <w:r>
-        <w:rPr>
-          <w:rFonts w:ascii="Calibri" w:eastAsia="Times New Roman" w:hAnsi="Calibri" w:cs="Calibri"/>
-        </w:rPr>
-        <w:t>, but please verify this with Frank – there may be a group of users that needs to be added here.</w:t>
-      </w:r>
-    </w:p>
-    <w:p>
-      <w:pPr>
-        <w:pStyle w:val="ListParagraph"/>
-        <w:numPr>
-          <w:ilvl w:val="2"/>
-          <w:numId w:val="30"/>
-        </w:numPr>
-        <w:spacing w:after="0"/>
-      </w:pPr>
-      <w:r>
-        <w:rPr>
-          <w:rFonts w:ascii="Calibri" w:eastAsia="Times New Roman" w:hAnsi="Calibri" w:cs="Calibri"/>
-          <w:color w:val="E36C0A" w:themeColor="accent6" w:themeShade="BF"/>
-        </w:rPr>
-        <w:t>RMS</w:t>
-      </w:r>
-      <w:r>
-        <w:t xml:space="preserve">: </w:t>
-      </w:r>
-      <w:r>
         <w:t>keep at</w:t>
       </w:r>
       <w:r>
-        <w:rPr>
-          <w:rFonts w:ascii="Calibri" w:eastAsia="Times New Roman" w:hAnsi="Calibri" w:cs="Calibri"/>
-          <w:i/>
-          <w:iCs/>
-        </w:rPr>
         <w:t xml:space="preserve"> </w:t>
-      </w:r>
-      <w:r>
-        <w:rPr>
-          <w:rFonts w:ascii="Calibri" w:eastAsia="Times New Roman" w:hAnsi="Calibri" w:cs="Calibri"/>
-          <w:i/>
-          <w:iCs/>
-        </w:rPr>
-        <w:t>blank</w:t>
-      </w:r>
-    </w:p>
-    <w:p>
-      <w:pPr>
-        <w:pStyle w:val="ListParagraph"/>
-        <w:spacing w:after="0"/>
-        <w:ind w:left="1440"/>
-        <w:textAlignment w:val="center"/>
-        <w:rPr>
-          <w:rFonts w:ascii="Calibri" w:eastAsia="Times New Roman" w:hAnsi="Calibri" w:cs="Calibri"/>
-        </w:rPr>
-      </w:pPr>
-    </w:p>
-    <w:p>
-      <w:pPr>
-        <w:pStyle w:val="ListParagraph"/>
-        <w:spacing w:after="0"/>
-        <w:ind w:left="1440"/>
-        <w:textAlignment w:val="center"/>
-        <w:rPr>
-          <w:rFonts w:ascii="Calibri" w:eastAsia="Times New Roman" w:hAnsi="Calibri" w:cs="Calibri"/>
-        </w:rPr>
-      </w:pPr>
-      <w:r>
-        <w:rPr>
-          <w:rFonts w:ascii="Consolas" w:eastAsiaTheme="minorHAnsi" w:hAnsi="Consolas" w:cs="Consolas"/>
-          <w:color w:val="008000"/>
-          <w:sz w:val="19"/>
-          <w:szCs w:val="19"/>
-        </w:rPr>
-        <w:t>Piwik Settings</w:t>
-      </w:r>
-    </w:p>
-    <w:p>
-      <w:pPr>
-        <w:pStyle w:val="ListParagraph"/>
-        <w:numPr>
-          <w:ilvl w:val="1"/>
-          <w:numId w:val="4"/>
-        </w:numPr>
-        <w:spacing w:after="0"/>
-        <w:textAlignment w:val="center"/>
-        <w:rPr>
-          <w:rFonts w:ascii="Calibri" w:eastAsia="Times New Roman" w:hAnsi="Calibri" w:cs="Calibri"/>
-        </w:rPr>
-      </w:pPr>
-      <w:r>
-        <w:rPr>
-          <w:rFonts w:ascii="Consolas" w:eastAsiaTheme="minorHAnsi" w:hAnsi="Consolas" w:cs="Consolas"/>
-          <w:color w:val="0000FF"/>
-          <w:sz w:val="19"/>
-          <w:szCs w:val="19"/>
-        </w:rPr>
-        <w:t>DisablePiwik</w:t>
-      </w:r>
-      <w:r>
-        <w:rPr>
-          <w:rStyle w:val="FootnoteReference"/>
-          <w:rFonts w:eastAsiaTheme="minorHAnsi" w:cs="Consolas"/>
-        </w:rPr>
-        <w:footnoteReference w:id="3"/>
-      </w:r>
-      <w:r>
-        <w:t xml:space="preserve"> – set this to </w:t>
-      </w:r>
-      <w:r>
-        <w:rPr>
-          <w:rFonts w:ascii="Consolas" w:hAnsi="Consolas" w:cs="Consolas"/>
-          <w:sz w:val="20"/>
-        </w:rPr>
-        <w:t>true</w:t>
-      </w:r>
-      <w:r>
-        <w:rPr>
-          <w:sz w:val="20"/>
-        </w:rPr>
-        <w:t xml:space="preserve"> </w:t>
-      </w:r>
-      <w:r>
-        <w:t>(to not track the website usage via piwik</w:t>
-      </w:r>
-      <w:r>
-        <w:t>)</w:t>
-      </w:r>
-      <w:r>
-        <w:t xml:space="preserve">. </w:t>
-      </w:r>
-      <w:r>
-        <w:rPr>
-          <w:rFonts w:ascii="Calibri" w:eastAsia="Times New Roman" w:hAnsi="Calibri" w:cs="Calibri"/>
-        </w:rPr>
-        <w:t>I</w:t>
-      </w:r>
-      <w:r>
-        <w:rPr>
-          <w:rFonts w:ascii="Calibri" w:eastAsia="Times New Roman" w:hAnsi="Calibri" w:cs="Calibri"/>
-        </w:rPr>
-        <w:t>gnore the other piwik settings once you disable it</w:t>
-      </w:r>
-    </w:p>
-    <w:p>
-      <w:pPr>
-        <w:pStyle w:val="ListParagraph"/>
-        <w:spacing w:after="0"/>
-        <w:ind w:left="1440"/>
-      </w:pPr>
-    </w:p>
-    <w:p>
-      <w:pPr>
-        <w:pStyle w:val="ListParagraph"/>
-        <w:spacing w:after="0"/>
-        <w:ind w:left="1440"/>
-      </w:pPr>
-      <w:r>
-        <w:rPr>
-          <w:rFonts w:ascii="Consolas" w:eastAsiaTheme="minorHAnsi" w:hAnsi="Consolas" w:cs="Consolas"/>
-          <w:color w:val="008000"/>
-          <w:sz w:val="19"/>
-          <w:szCs w:val="19"/>
-        </w:rPr>
-        <w:t>MST Measure / Metrics</w:t>
-      </w:r>
-    </w:p>
-    <w:p>
-      <w:pPr>
-        <w:pStyle w:val="ListParagraph"/>
-        <w:numPr>
-          <w:ilvl w:val="1"/>
-          <w:numId w:val="4"/>
-        </w:numPr>
-        <w:spacing w:after="0"/>
-      </w:pPr>
-      <w:r>
-        <w:rPr>
-          <w:rFonts w:ascii="Consolas" w:eastAsiaTheme="minorHAnsi" w:hAnsi="Consolas" w:cs="Consolas"/>
-          <w:color w:val="0000FF"/>
-          <w:sz w:val="19"/>
-          <w:szCs w:val="19"/>
-        </w:rPr>
-        <w:t>MstMetricsUrl</w:t>
-      </w:r>
-    </w:p>
-    <w:p>
-      <w:pPr>
-        <w:pStyle w:val="ListParagraph"/>
-        <w:numPr>
-          <w:ilvl w:val="2"/>
-          <w:numId w:val="30"/>
-        </w:numPr>
-        <w:spacing w:after="0"/>
-      </w:pPr>
-      <w:r>
-        <w:rPr>
-          <w:rFonts w:ascii="Calibri" w:eastAsia="Times New Roman" w:hAnsi="Calibri" w:cs="Calibri"/>
-          <w:color w:val="E36C0A" w:themeColor="accent6" w:themeShade="BF"/>
-        </w:rPr>
-        <w:t>Space</w:t>
-      </w:r>
-      <w:r>
-        <w:rPr>
-          <w:rFonts w:ascii="Calibri" w:eastAsia="Times New Roman" w:hAnsi="Calibri" w:cs="Calibri"/>
-        </w:rPr>
-        <w:t xml:space="preserve">: </w:t>
-      </w:r>
-      <w:r>
-        <w:t xml:space="preserve">set to </w:t>
-      </w:r>
-      <w:r>
-        <w:rPr>
-          <w:rFonts w:ascii="Calibri" w:eastAsia="Times New Roman" w:hAnsi="Calibri" w:cs="Calibri"/>
-          <w:i/>
-        </w:rPr>
-        <w:t>blank</w:t>
-      </w:r>
-      <w:r>
-        <w:rPr>
-          <w:rFonts w:ascii="Calibri" w:eastAsia="Times New Roman" w:hAnsi="Calibri" w:cs="Calibri"/>
-          <w:i/>
-          <w:vertAlign w:val="superscript"/>
-        </w:rPr>
-        <w:t>2</w:t>
-      </w:r>
-    </w:p>
-    <w:p>
-      <w:pPr>
-        <w:pStyle w:val="ListParagraph"/>
-        <w:numPr>
-          <w:ilvl w:val="2"/>
-          <w:numId w:val="30"/>
-        </w:numPr>
-        <w:spacing w:after="0"/>
-      </w:pPr>
-      <w:r>
-        <w:rPr>
-          <w:rFonts w:ascii="Calibri" w:eastAsia="Times New Roman" w:hAnsi="Calibri" w:cs="Calibri"/>
-          <w:color w:val="E36C0A" w:themeColor="accent6" w:themeShade="BF"/>
-        </w:rPr>
-        <w:t>RMS</w:t>
-      </w:r>
-      <w:r>
-        <w:rPr>
-          <w:rFonts w:ascii="Calibri" w:eastAsia="Times New Roman" w:hAnsi="Calibri" w:cs="Calibri"/>
-        </w:rPr>
-        <w:t xml:space="preserve">: </w:t>
-      </w:r>
-      <w:r>
-        <w:rPr>
-          <w:rFonts w:ascii="Calibri" w:eastAsia="Times New Roman" w:hAnsi="Calibri" w:cs="Calibri"/>
-        </w:rPr>
-        <w:t>If used, the URL to the application</w:t>
-      </w:r>
-    </w:p>
-    <w:p>
-      <w:pPr>
-        <w:pStyle w:val="ListParagraph"/>
-        <w:numPr>
-          <w:ilvl w:val="1"/>
-          <w:numId w:val="4"/>
-        </w:numPr>
-        <w:spacing w:after="0"/>
-      </w:pPr>
-      <w:r>
-        <w:rPr>
-          <w:rFonts w:ascii="Consolas" w:eastAsiaTheme="minorHAnsi" w:hAnsi="Consolas" w:cs="Consolas"/>
-          <w:color w:val="0000FF"/>
-          <w:sz w:val="19"/>
-          <w:szCs w:val="19"/>
-        </w:rPr>
-        <w:t>MSTSearchCriteriaHelp</w:t>
-      </w:r>
-    </w:p>
-    <w:p>
-      <w:pPr>
-        <w:pStyle w:val="ListParagraph"/>
-        <w:numPr>
-          <w:ilvl w:val="2"/>
-          <w:numId w:val="30"/>
-        </w:numPr>
-        <w:spacing w:after="0"/>
-      </w:pPr>
-      <w:r>
-        <w:rPr>
-          <w:rFonts w:ascii="Calibri" w:eastAsia="Times New Roman" w:hAnsi="Calibri" w:cs="Calibri"/>
-          <w:color w:val="E36C0A" w:themeColor="accent6" w:themeShade="BF"/>
-        </w:rPr>
-        <w:lastRenderedPageBreak/>
-        <w:t>Space</w:t>
-      </w:r>
-      <w:r>
-        <w:rPr>
-          <w:rFonts w:ascii="Calibri" w:eastAsia="Times New Roman" w:hAnsi="Calibri" w:cs="Calibri"/>
-        </w:rPr>
-        <w:t xml:space="preserve">: </w:t>
-      </w:r>
-      <w:r>
-        <w:t xml:space="preserve">set to </w:t>
-      </w:r>
-      <w:r>
-        <w:rPr>
-          <w:rFonts w:ascii="Calibri" w:eastAsia="Times New Roman" w:hAnsi="Calibri" w:cs="Calibri"/>
-          <w:i/>
-        </w:rPr>
-        <w:t>blank</w:t>
-      </w:r>
-      <w:r>
-        <w:rPr>
-          <w:rFonts w:ascii="Calibri" w:eastAsia="Times New Roman" w:hAnsi="Calibri" w:cs="Calibri"/>
-          <w:i/>
-          <w:vertAlign w:val="superscript"/>
-        </w:rPr>
-        <w:t>2</w:t>
-      </w:r>
-    </w:p>
-    <w:p>
-      <w:pPr>
-        <w:pStyle w:val="ListParagraph"/>
-        <w:numPr>
-          <w:ilvl w:val="2"/>
-          <w:numId w:val="30"/>
-        </w:numPr>
-        <w:spacing w:after="0"/>
-      </w:pPr>
-      <w:r>
-        <w:rPr>
-          <w:rFonts w:ascii="Calibri" w:eastAsia="Times New Roman" w:hAnsi="Calibri" w:cs="Calibri"/>
-          <w:color w:val="E36C0A" w:themeColor="accent6" w:themeShade="BF"/>
-        </w:rPr>
-        <w:t>RMS</w:t>
-      </w:r>
-      <w:r>
-        <w:rPr>
-          <w:rFonts w:ascii="Calibri" w:eastAsia="Times New Roman" w:hAnsi="Calibri" w:cs="Calibri"/>
-        </w:rPr>
-        <w:t xml:space="preserve">: If used, the URL to </w:t>
-      </w:r>
-      <w:r>
-        <w:rPr>
-          <w:rFonts w:ascii="Calibri" w:eastAsia="Times New Roman" w:hAnsi="Calibri" w:cs="Calibri"/>
-        </w:rPr>
-        <w:t>the Search Criteria Help</w:t>
-      </w:r>
-    </w:p>
-    <w:p>
-      <w:pPr>
-        <w:pStyle w:val="ListParagraph"/>
-        <w:numPr>
-          <w:ilvl w:val="1"/>
-          <w:numId w:val="4"/>
-        </w:numPr>
-        <w:spacing w:after="0"/>
-      </w:pPr>
-      <w:r>
-        <w:rPr>
-          <w:rFonts w:ascii="Consolas" w:eastAsiaTheme="minorHAnsi" w:hAnsi="Consolas" w:cs="Consolas"/>
-          <w:color w:val="0000FF"/>
-          <w:sz w:val="19"/>
-          <w:szCs w:val="19"/>
-        </w:rPr>
-        <w:t>MSTSearchResultsHelpLink</w:t>
-      </w:r>
-    </w:p>
-    <w:p>
-      <w:pPr>
-        <w:pStyle w:val="ListParagraph"/>
-        <w:numPr>
-          <w:ilvl w:val="2"/>
-          <w:numId w:val="30"/>
-        </w:numPr>
-        <w:spacing w:after="0"/>
-      </w:pPr>
-      <w:r>
-        <w:rPr>
-          <w:rFonts w:ascii="Calibri" w:eastAsia="Times New Roman" w:hAnsi="Calibri" w:cs="Calibri"/>
-          <w:color w:val="E36C0A" w:themeColor="accent6" w:themeShade="BF"/>
-        </w:rPr>
-        <w:t>Space</w:t>
-      </w:r>
-      <w:r>
-        <w:rPr>
-          <w:rFonts w:ascii="Calibri" w:eastAsia="Times New Roman" w:hAnsi="Calibri" w:cs="Calibri"/>
-        </w:rPr>
-        <w:t xml:space="preserve">: </w:t>
-      </w:r>
-      <w:r>
-        <w:t xml:space="preserve">set to </w:t>
-      </w:r>
-      <w:r>
-        <w:rPr>
-          <w:rFonts w:ascii="Calibri" w:eastAsia="Times New Roman" w:hAnsi="Calibri" w:cs="Calibri"/>
-          <w:i/>
-        </w:rPr>
-        <w:t>blank</w:t>
-      </w:r>
-      <w:r>
-        <w:rPr>
-          <w:rFonts w:ascii="Calibri" w:eastAsia="Times New Roman" w:hAnsi="Calibri" w:cs="Calibri"/>
-          <w:i/>
-          <w:vertAlign w:val="superscript"/>
-        </w:rPr>
-        <w:t>2</w:t>
-      </w:r>
-    </w:p>
-    <w:p>
-      <w:pPr>
-        <w:pStyle w:val="ListParagraph"/>
-        <w:numPr>
-          <w:ilvl w:val="2"/>
-          <w:numId w:val="30"/>
-        </w:numPr>
-        <w:spacing w:after="0"/>
-      </w:pPr>
-      <w:r>
-        <w:rPr>
-          <w:rFonts w:ascii="Calibri" w:eastAsia="Times New Roman" w:hAnsi="Calibri" w:cs="Calibri"/>
-          <w:color w:val="E36C0A" w:themeColor="accent6" w:themeShade="BF"/>
-        </w:rPr>
-        <w:t>RMS</w:t>
-      </w:r>
-      <w:r>
-        <w:rPr>
-          <w:rFonts w:ascii="Calibri" w:eastAsia="Times New Roman" w:hAnsi="Calibri" w:cs="Calibri"/>
-        </w:rPr>
-        <w:t xml:space="preserve">: If used, the URL to </w:t>
-      </w:r>
-      <w:r>
-        <w:rPr>
-          <w:rFonts w:ascii="Calibri" w:eastAsia="Times New Roman" w:hAnsi="Calibri" w:cs="Calibri"/>
-        </w:rPr>
-        <w:t>the Results Help</w:t>
-      </w:r>
-    </w:p>
-    <w:p>
-      <w:pPr>
-        <w:pStyle w:val="ListParagraph"/>
-        <w:numPr>
-          <w:ilvl w:val="1"/>
-          <w:numId w:val="4"/>
-        </w:numPr>
-        <w:spacing w:after="0"/>
-      </w:pPr>
-      <w:r>
-        <w:rPr>
-          <w:rFonts w:ascii="Consolas" w:eastAsiaTheme="minorHAnsi" w:hAnsi="Consolas" w:cs="Consolas"/>
-          <w:color w:val="0000FF"/>
-          <w:sz w:val="19"/>
-          <w:szCs w:val="19"/>
-        </w:rPr>
-        <w:t>MSTSearchResultsDetailHelpLink</w:t>
-      </w:r>
-      <w:r>
-        <w:rPr>
-          <w:rFonts w:ascii="Calibri" w:eastAsia="Times New Roman" w:hAnsi="Calibri" w:cs="Calibri"/>
-        </w:rPr>
-        <w:t xml:space="preserve"> </w:t>
-      </w:r>
-    </w:p>
-    <w:p>
-      <w:pPr>
-        <w:pStyle w:val="ListParagraph"/>
-        <w:numPr>
-          <w:ilvl w:val="2"/>
-          <w:numId w:val="30"/>
-        </w:numPr>
-        <w:spacing w:after="0"/>
-      </w:pPr>
-      <w:r>
-        <w:rPr>
-          <w:rFonts w:ascii="Calibri" w:eastAsia="Times New Roman" w:hAnsi="Calibri" w:cs="Calibri"/>
-          <w:color w:val="E36C0A" w:themeColor="accent6" w:themeShade="BF"/>
-        </w:rPr>
-        <w:t>Space</w:t>
-      </w:r>
-      <w:r>
-        <w:rPr>
-          <w:rFonts w:ascii="Calibri" w:eastAsia="Times New Roman" w:hAnsi="Calibri" w:cs="Calibri"/>
-        </w:rPr>
-        <w:t xml:space="preserve">: </w:t>
-      </w:r>
-      <w:r>
-        <w:t xml:space="preserve">set to </w:t>
-      </w:r>
-      <w:r>
-        <w:rPr>
-          <w:rFonts w:ascii="Calibri" w:eastAsia="Times New Roman" w:hAnsi="Calibri" w:cs="Calibri"/>
-          <w:i/>
-        </w:rPr>
-        <w:t>blank</w:t>
-      </w:r>
-      <w:r>
-        <w:rPr>
-          <w:rFonts w:ascii="Calibri" w:eastAsia="Times New Roman" w:hAnsi="Calibri" w:cs="Calibri"/>
-          <w:i/>
-          <w:vertAlign w:val="superscript"/>
-        </w:rPr>
-        <w:t>2</w:t>
-      </w:r>
-    </w:p>
-    <w:p>
-      <w:pPr>
-        <w:pStyle w:val="ListParagraph"/>
-        <w:numPr>
-          <w:ilvl w:val="2"/>
-          <w:numId w:val="30"/>
-        </w:numPr>
-        <w:spacing w:after="0"/>
-      </w:pPr>
-      <w:r>
-        <w:rPr>
-          <w:rFonts w:ascii="Calibri" w:eastAsia="Times New Roman" w:hAnsi="Calibri" w:cs="Calibri"/>
-          <w:color w:val="E36C0A" w:themeColor="accent6" w:themeShade="BF"/>
-        </w:rPr>
-        <w:t>RMS</w:t>
-      </w:r>
-      <w:r>
-        <w:rPr>
-          <w:rFonts w:ascii="Calibri" w:eastAsia="Times New Roman" w:hAnsi="Calibri" w:cs="Calibri"/>
-        </w:rPr>
-        <w:t xml:space="preserve">: If used, the URL to </w:t>
-      </w:r>
-      <w:r>
-        <w:rPr>
-          <w:rFonts w:ascii="Calibri" w:eastAsia="Times New Roman" w:hAnsi="Calibri" w:cs="Calibri"/>
-        </w:rPr>
-        <w:t>the Result Details Help</w:t>
-      </w:r>
-    </w:p>
-    <w:p>
-      <w:pPr>
-        <w:rPr>
-          <w:rFonts w:ascii="Consolas" w:eastAsiaTheme="minorHAnsi" w:hAnsi="Consolas" w:cs="Consolas"/>
-          <w:color w:val="008000"/>
-          <w:sz w:val="19"/>
-          <w:szCs w:val="19"/>
-        </w:rPr>
-      </w:pPr>
-    </w:p>
-    <w:p>
-      <w:pPr>
-        <w:pStyle w:val="ListParagraph"/>
-        <w:spacing w:after="0"/>
-        <w:ind w:left="1440"/>
-        <w:textAlignment w:val="center"/>
-        <w:rPr>
-          <w:rFonts w:ascii="Calibri" w:eastAsia="Times New Roman" w:hAnsi="Calibri" w:cs="Calibri"/>
-        </w:rPr>
-      </w:pPr>
-      <w:r>
-        <w:rPr>
-          <w:rFonts w:ascii="Consolas" w:eastAsiaTheme="minorHAnsi" w:hAnsi="Consolas" w:cs="Consolas"/>
-          <w:color w:val="008000"/>
-          <w:sz w:val="19"/>
-          <w:szCs w:val="19"/>
-        </w:rPr>
-        <w:t>Additional RMS Settings</w:t>
-      </w:r>
-    </w:p>
-    <w:p>
-      <w:pPr>
-        <w:pStyle w:val="ListParagraph"/>
-        <w:numPr>
-          <w:ilvl w:val="1"/>
-          <w:numId w:val="4"/>
-        </w:numPr>
-        <w:spacing w:after="0"/>
-      </w:pPr>
-      <w:r>
-        <w:rPr>
-          <w:rFonts w:ascii="Consolas" w:eastAsiaTheme="minorHAnsi" w:hAnsi="Consolas" w:cs="Consolas"/>
-          <w:color w:val="0000FF"/>
-          <w:sz w:val="19"/>
-          <w:szCs w:val="19"/>
-        </w:rPr>
-        <w:t>RmsHelpBaseLink</w:t>
-      </w:r>
-    </w:p>
-    <w:p>
-      <w:pPr>
-        <w:pStyle w:val="ListParagraph"/>
-        <w:numPr>
-          <w:ilvl w:val="2"/>
-          <w:numId w:val="30"/>
-        </w:numPr>
-        <w:spacing w:after="0"/>
-      </w:pPr>
-      <w:r>
-        <w:rPr>
-          <w:rFonts w:ascii="Calibri" w:eastAsia="Times New Roman" w:hAnsi="Calibri" w:cs="Calibri"/>
-          <w:color w:val="E36C0A" w:themeColor="accent6" w:themeShade="BF"/>
-        </w:rPr>
-        <w:t>Space</w:t>
-      </w:r>
-      <w:r>
-        <w:rPr>
-          <w:rFonts w:ascii="Calibri" w:eastAsia="Times New Roman" w:hAnsi="Calibri" w:cs="Calibri"/>
-        </w:rPr>
-        <w:t xml:space="preserve">: </w:t>
-      </w:r>
-      <w:r>
-        <w:t xml:space="preserve">set to </w:t>
-      </w:r>
-      <w:r>
-        <w:rPr>
-          <w:rFonts w:ascii="Calibri" w:eastAsia="Times New Roman" w:hAnsi="Calibri" w:cs="Calibri"/>
-          <w:i/>
-        </w:rPr>
-        <w:t>blank</w:t>
-      </w:r>
-      <w:r>
-        <w:rPr>
-          <w:rFonts w:ascii="Calibri" w:eastAsia="Times New Roman" w:hAnsi="Calibri" w:cs="Calibri"/>
-          <w:i/>
-          <w:vertAlign w:val="superscript"/>
-        </w:rPr>
-        <w:t>2</w:t>
-      </w:r>
-    </w:p>
-    <w:p>
-      <w:pPr>
-        <w:pStyle w:val="ListParagraph"/>
-        <w:numPr>
-          <w:ilvl w:val="2"/>
-          <w:numId w:val="30"/>
-        </w:numPr>
-        <w:spacing w:after="0"/>
-      </w:pPr>
-      <w:r>
-        <w:rPr>
-          <w:rFonts w:ascii="Calibri" w:eastAsia="Times New Roman" w:hAnsi="Calibri" w:cs="Calibri"/>
-          <w:color w:val="E36C0A" w:themeColor="accent6" w:themeShade="BF"/>
-        </w:rPr>
-        <w:t>RMS</w:t>
-      </w:r>
-      <w:r>
-        <w:rPr>
-          <w:rFonts w:ascii="Calibri" w:eastAsia="Times New Roman" w:hAnsi="Calibri" w:cs="Calibri"/>
-        </w:rPr>
-        <w:t xml:space="preserve">: A base URL where RMS help files will be located. It should start with </w:t>
-      </w:r>
-      <w:r>
-        <w:rPr>
-          <w:rFonts w:ascii="Consolas" w:eastAsia="Times New Roman" w:hAnsi="Consolas" w:cs="Calibri"/>
-          <w:color w:val="1F497D" w:themeColor="text2"/>
-          <w:sz w:val="19"/>
-          <w:szCs w:val="19"/>
-        </w:rPr>
-        <w:t>http(s)://</w:t>
-      </w:r>
-      <w:r>
-        <w:rPr>
-          <w:rFonts w:ascii="Calibri" w:eastAsia="Times New Roman" w:hAnsi="Calibri" w:cs="Calibri"/>
-          <w:color w:val="1F497D" w:themeColor="text2"/>
-        </w:rPr>
-        <w:t xml:space="preserve"> </w:t>
-      </w:r>
-      <w:r>
-        <w:rPr>
-          <w:rFonts w:ascii="Calibri" w:eastAsia="Times New Roman" w:hAnsi="Calibri" w:cs="Calibri"/>
-        </w:rPr>
-        <w:t xml:space="preserve">and end with a </w:t>
-      </w:r>
-      <w:r>
-        <w:rPr>
-          <w:rFonts w:ascii="Consolas" w:eastAsia="Times New Roman" w:hAnsi="Consolas" w:cs="Calibri"/>
-          <w:color w:val="1F497D" w:themeColor="text2"/>
-          <w:sz w:val="19"/>
-          <w:szCs w:val="19"/>
-        </w:rPr>
-        <w:t>/</w:t>
-      </w:r>
-    </w:p>
-    <w:p>
-      <w:pPr>
-        <w:pStyle w:val="ListParagraph"/>
-        <w:numPr>
-          <w:ilvl w:val="1"/>
-          <w:numId w:val="4"/>
-        </w:numPr>
-        <w:spacing w:after="0"/>
-      </w:pPr>
-      <w:r>
-        <w:rPr>
-          <w:rFonts w:ascii="Consolas" w:eastAsiaTheme="minorHAnsi" w:hAnsi="Consolas" w:cs="Consolas"/>
-          <w:color w:val="0000FF"/>
-          <w:sz w:val="19"/>
-          <w:szCs w:val="19"/>
-        </w:rPr>
-        <w:t>RmsHelpBaseLinkNew</w:t>
-      </w:r>
-    </w:p>
-    <w:p>
-      <w:pPr>
-        <w:pStyle w:val="ListParagraph"/>
-        <w:numPr>
-          <w:ilvl w:val="2"/>
-          <w:numId w:val="30"/>
-        </w:numPr>
-        <w:spacing w:after="0"/>
-      </w:pPr>
-      <w:r>
-        <w:rPr>
-          <w:rFonts w:ascii="Calibri" w:eastAsia="Times New Roman" w:hAnsi="Calibri" w:cs="Calibri"/>
-          <w:color w:val="E36C0A" w:themeColor="accent6" w:themeShade="BF"/>
-        </w:rPr>
-        <w:t>Space</w:t>
-      </w:r>
-      <w:r>
-        <w:rPr>
-          <w:rFonts w:ascii="Calibri" w:eastAsia="Times New Roman" w:hAnsi="Calibri" w:cs="Calibri"/>
-        </w:rPr>
-        <w:t xml:space="preserve">: </w:t>
-      </w:r>
-      <w:r>
-        <w:t xml:space="preserve">set to </w:t>
-      </w:r>
-      <w:r>
-        <w:rPr>
-          <w:rFonts w:ascii="Calibri" w:eastAsia="Times New Roman" w:hAnsi="Calibri" w:cs="Calibri"/>
-          <w:i/>
-        </w:rPr>
-        <w:t>blank</w:t>
-      </w:r>
-      <w:r>
-        <w:rPr>
-          <w:rFonts w:ascii="Calibri" w:eastAsia="Times New Roman" w:hAnsi="Calibri" w:cs="Calibri"/>
-          <w:i/>
-          <w:vertAlign w:val="superscript"/>
-        </w:rPr>
-        <w:t>2</w:t>
-      </w:r>
-    </w:p>
-    <w:p>
-      <w:pPr>
-        <w:pStyle w:val="ListParagraph"/>
-        <w:numPr>
-          <w:ilvl w:val="2"/>
-          <w:numId w:val="30"/>
-        </w:numPr>
-        <w:spacing w:after="0"/>
-      </w:pPr>
-      <w:r>
-        <w:rPr>
-          <w:rFonts w:ascii="Calibri" w:eastAsia="Times New Roman" w:hAnsi="Calibri" w:cs="Calibri"/>
-          <w:color w:val="E36C0A" w:themeColor="accent6" w:themeShade="BF"/>
-        </w:rPr>
-        <w:t>RMS</w:t>
-      </w:r>
-      <w:r>
-        <w:rPr>
-          <w:rFonts w:ascii="Calibri" w:eastAsia="Times New Roman" w:hAnsi="Calibri" w:cs="Calibri"/>
-        </w:rPr>
-        <w:t xml:space="preserve">: A base URL where RMS help files will be located. It should start with </w:t>
-      </w:r>
-      <w:r>
-        <w:rPr>
-          <w:rFonts w:ascii="Consolas" w:eastAsia="Times New Roman" w:hAnsi="Consolas" w:cs="Calibri"/>
-          <w:color w:val="1F497D" w:themeColor="text2"/>
-          <w:sz w:val="19"/>
-          <w:szCs w:val="19"/>
-        </w:rPr>
-        <w:t>http(s)://</w:t>
-      </w:r>
-      <w:r>
-        <w:rPr>
-          <w:rFonts w:ascii="Calibri" w:eastAsia="Times New Roman" w:hAnsi="Calibri" w:cs="Calibri"/>
-          <w:color w:val="1F497D" w:themeColor="text2"/>
-        </w:rPr>
-        <w:t xml:space="preserve"> </w:t>
-      </w:r>
-      <w:r>
-        <w:rPr>
-          <w:rFonts w:ascii="Calibri" w:eastAsia="Times New Roman" w:hAnsi="Calibri" w:cs="Calibri"/>
-        </w:rPr>
-        <w:t xml:space="preserve">and end with a </w:t>
-      </w:r>
-      <w:r>
-        <w:rPr>
-          <w:rFonts w:ascii="Consolas" w:eastAsia="Times New Roman" w:hAnsi="Consolas" w:cs="Calibri"/>
-          <w:color w:val="1F497D" w:themeColor="text2"/>
-          <w:sz w:val="19"/>
-          <w:szCs w:val="19"/>
-        </w:rPr>
-        <w:t>/</w:t>
-      </w:r>
-    </w:p>
-    <w:p/>
-    <w:p>
-      <w:pPr>
-        <w:pStyle w:val="ListParagraph"/>
-        <w:spacing w:after="0"/>
-        <w:ind w:left="1440"/>
-        <w:textAlignment w:val="center"/>
-        <w:rPr>
-          <w:rFonts w:ascii="Calibri" w:eastAsia="Times New Roman" w:hAnsi="Calibri" w:cs="Calibri"/>
-        </w:rPr>
-      </w:pPr>
-      <w:r>
-        <w:rPr>
-          <w:rFonts w:ascii="Consolas" w:eastAsiaTheme="minorHAnsi" w:hAnsi="Consolas" w:cs="Consolas"/>
-          <w:color w:val="008000"/>
-          <w:sz w:val="19"/>
-          <w:szCs w:val="19"/>
-        </w:rPr>
-        <w:t>Project Map Settings</w:t>
-      </w:r>
-    </w:p>
-    <w:p>
-      <w:pPr>
-        <w:pStyle w:val="ListParagraph"/>
-        <w:numPr>
-          <w:ilvl w:val="1"/>
-          <w:numId w:val="4"/>
-        </w:numPr>
-        <w:spacing w:after="0"/>
-        <w:textAlignment w:val="center"/>
-        <w:rPr>
-          <w:rFonts w:ascii="Calibri" w:eastAsia="Times New Roman" w:hAnsi="Calibri" w:cs="Calibri"/>
-        </w:rPr>
-      </w:pPr>
-      <w:r>
-        <w:rPr>
-          <w:rFonts w:ascii="Consolas" w:eastAsiaTheme="minorHAnsi" w:hAnsi="Consolas" w:cs="Consolas"/>
-          <w:color w:val="0000FF"/>
-          <w:sz w:val="19"/>
-          <w:szCs w:val="19"/>
-        </w:rPr>
-        <w:t>IsProjectMapEnabled</w:t>
-      </w:r>
-    </w:p>
-    <w:p>
-      <w:pPr>
-        <w:pStyle w:val="ListParagraph"/>
-        <w:numPr>
-          <w:ilvl w:val="2"/>
-          <w:numId w:val="30"/>
-        </w:numPr>
-        <w:spacing w:after="0"/>
-        <w:textAlignment w:val="center"/>
-        <w:rPr>
-          <w:rFonts w:ascii="Calibri" w:eastAsia="Times New Roman" w:hAnsi="Calibri" w:cs="Calibri"/>
-        </w:rPr>
-      </w:pPr>
-      <w:r>
-        <w:rPr>
-          <w:rFonts w:ascii="Calibri" w:eastAsia="Times New Roman" w:hAnsi="Calibri" w:cs="Calibri"/>
-          <w:color w:val="E36C0A" w:themeColor="accent6" w:themeShade="BF"/>
-        </w:rPr>
-        <w:t>Space</w:t>
-      </w:r>
-      <w:r>
-        <w:rPr>
-          <w:rFonts w:ascii="Calibri" w:eastAsia="Times New Roman" w:hAnsi="Calibri" w:cs="Calibri"/>
-        </w:rPr>
-        <w:t xml:space="preserve">: </w:t>
-      </w:r>
-      <w:r>
-        <w:rPr>
-          <w:rFonts w:ascii="Calibri" w:eastAsia="Times New Roman" w:hAnsi="Calibri" w:cs="Calibri"/>
-        </w:rPr>
-        <w:t xml:space="preserve">set to </w:t>
       </w:r>
       <w:r>
         <w:rPr>
@@ -5836,6 +5021,89 @@
     <w:p>
       <w:pPr>
         <w:pStyle w:val="ListParagraph"/>
+        <w:spacing w:after="0"/>
+        <w:ind w:left="1440"/>
+        <w:textAlignment w:val="center"/>
+        <w:rPr>
+          <w:rFonts w:ascii="Calibri" w:eastAsia="Times New Roman" w:hAnsi="Calibri" w:cs="Calibri"/>
+        </w:rPr>
+      </w:pPr>
+    </w:p>
+    <w:p>
+      <w:pPr>
+        <w:pStyle w:val="ListParagraph"/>
+        <w:spacing w:after="0"/>
+        <w:ind w:left="1440"/>
+        <w:textAlignment w:val="center"/>
+        <w:rPr>
+          <w:rFonts w:ascii="Calibri" w:eastAsia="Times New Roman" w:hAnsi="Calibri" w:cs="Calibri"/>
+        </w:rPr>
+      </w:pPr>
+      <w:r>
+        <w:rPr>
+          <w:rFonts w:ascii="Consolas" w:eastAsiaTheme="minorHAnsi" w:hAnsi="Consolas" w:cs="Consolas"/>
+          <w:color w:val="008000"/>
+          <w:sz w:val="19"/>
+          <w:szCs w:val="19"/>
+        </w:rPr>
+        <w:t>Hours offset</w:t>
+      </w:r>
+    </w:p>
+    <w:p>
+      <w:pPr>
+        <w:pStyle w:val="ListParagraph"/>
+        <w:numPr>
+          <w:ilvl w:val="1"/>
+          <w:numId w:val="4"/>
+        </w:numPr>
+        <w:spacing w:after="0"/>
+        <w:textAlignment w:val="center"/>
+        <w:rPr>
+          <w:rFonts w:ascii="Calibri" w:eastAsia="Times New Roman" w:hAnsi="Calibri" w:cs="Calibri"/>
+        </w:rPr>
+      </w:pPr>
+      <w:r>
+        <w:rPr>
+          <w:rFonts w:ascii="Consolas" w:eastAsiaTheme="minorHAnsi" w:hAnsi="Consolas" w:cs="Consolas"/>
+          <w:color w:val="0000FF"/>
+          <w:sz w:val="19"/>
+          <w:szCs w:val="19"/>
+        </w:rPr>
+        <w:t>DatabaseESTOffset</w:t>
+      </w:r>
+      <w:r>
+        <w:rPr>
+          <w:rFonts w:ascii="Calibri" w:eastAsia="Times New Roman" w:hAnsi="Calibri" w:cs="Calibri"/>
+        </w:rPr>
+        <w:t xml:space="preserve"> – adjust based on whether your DB is in a different time zone than your web server. 0 means it’s in the same zone.</w:t>
+      </w:r>
+    </w:p>
+    <w:p>
+      <w:pPr>
+        <w:pStyle w:val="ListParagraph"/>
+        <w:numPr>
+          <w:ilvl w:val="1"/>
+          <w:numId w:val="4"/>
+        </w:numPr>
+        <w:spacing w:after="0"/>
+        <w:textAlignment w:val="center"/>
+        <w:rPr>
+          <w:rFonts w:ascii="Calibri" w:eastAsia="Times New Roman" w:hAnsi="Calibri" w:cs="Calibri"/>
+        </w:rPr>
+      </w:pPr>
+      <w:r>
+        <w:rPr>
+          <w:rFonts w:ascii="Consolas" w:eastAsiaTheme="minorHAnsi" w:hAnsi="Consolas" w:cs="Consolas"/>
+          <w:color w:val="0000FF"/>
+          <w:sz w:val="19"/>
+          <w:szCs w:val="19"/>
+        </w:rPr>
+        <w:t>CanCreateWorkspaceWithoutPtmTrackingNumber</w:t>
+      </w:r>
+    </w:p>
+    <w:p>
+      <w:pPr>
+        <w:pStyle w:val="ListParagraph"/>
         <w:numPr>
           <w:ilvl w:val="2"/>
           <w:numId w:val="30"/>
@@ -5851,25 +5119,891 @@
           <w:rFonts w:ascii="Calibri" w:eastAsia="Times New Roman" w:hAnsi="Calibri" w:cs="Calibri"/>
           <w:color w:val="E36C0A" w:themeColor="accent6" w:themeShade="BF"/>
         </w:rPr>
+        <w:t>Space</w:t>
+      </w:r>
+      <w:r>
+        <w:rPr>
+          <w:rFonts w:ascii="Calibri" w:eastAsia="Times New Roman" w:hAnsi="Calibri" w:cs="Calibri"/>
+        </w:rPr>
+        <w:t xml:space="preserve">: </w:t>
+      </w:r>
+      <w:r>
+        <w:rPr>
+          <w:rFonts w:ascii="Calibri" w:eastAsia="Times New Roman" w:hAnsi="Calibri" w:cs="Calibri"/>
+        </w:rPr>
+        <w:t xml:space="preserve">We have this </w:t>
+      </w:r>
+      <w:r>
+        <w:rPr>
+          <w:rFonts w:ascii="Calibri" w:eastAsia="Times New Roman" w:hAnsi="Calibri" w:cs="Calibri"/>
+          <w:i/>
+          <w:iCs/>
+        </w:rPr>
+        <w:t>blank</w:t>
+      </w:r>
+      <w:r>
+        <w:rPr>
+          <w:rFonts w:ascii="Calibri" w:eastAsia="Times New Roman" w:hAnsi="Calibri" w:cs="Calibri"/>
+        </w:rPr>
+        <w:t>, but please verify this with Frank – there may be a group of users that needs to be added here.</w:t>
+      </w:r>
+    </w:p>
+    <w:p>
+      <w:pPr>
+        <w:pStyle w:val="ListParagraph"/>
+        <w:numPr>
+          <w:ilvl w:val="2"/>
+          <w:numId w:val="30"/>
+        </w:numPr>
+        <w:spacing w:after="0"/>
+      </w:pPr>
+      <w:r>
+        <w:rPr>
+          <w:rFonts w:ascii="Calibri" w:eastAsia="Times New Roman" w:hAnsi="Calibri" w:cs="Calibri"/>
+          <w:color w:val="E36C0A" w:themeColor="accent6" w:themeShade="BF"/>
+        </w:rPr>
         <w:t>RMS</w:t>
       </w:r>
       <w:r>
-        <w:rPr>
-          <w:rFonts w:ascii="Calibri" w:eastAsia="Times New Roman" w:hAnsi="Calibri" w:cs="Calibri"/>
-        </w:rPr>
         <w:t xml:space="preserve">: </w:t>
       </w:r>
       <w:r>
-        <w:rPr>
-          <w:rFonts w:cstheme="minorHAnsi"/>
-        </w:rPr>
-        <w:t xml:space="preserve">set </w:t>
-      </w:r>
-      <w:r>
-        <w:rPr>
-          <w:rFonts w:cstheme="minorHAnsi"/>
-        </w:rPr>
-        <w:t xml:space="preserve">to </w:t>
+        <w:t>keep at</w:t>
+      </w:r>
+      <w:r>
+        <w:rPr>
+          <w:rFonts w:ascii="Calibri" w:eastAsia="Times New Roman" w:hAnsi="Calibri" w:cs="Calibri"/>
+          <w:i/>
+          <w:iCs/>
+        </w:rPr>
+        <w:t xml:space="preserve"> </w:t>
+      </w:r>
+      <w:r>
+        <w:rPr>
+          <w:rFonts w:ascii="Calibri" w:eastAsia="Times New Roman" w:hAnsi="Calibri" w:cs="Calibri"/>
+          <w:i/>
+          <w:iCs/>
+        </w:rPr>
+        <w:t>blank</w:t>
+      </w:r>
+    </w:p>
+    <w:p>
+      <w:pPr>
+        <w:pStyle w:val="ListParagraph"/>
+        <w:spacing w:after="0"/>
+        <w:ind w:left="1440"/>
+        <w:textAlignment w:val="center"/>
+        <w:rPr>
+          <w:rFonts w:ascii="Calibri" w:eastAsia="Times New Roman" w:hAnsi="Calibri" w:cs="Calibri"/>
+        </w:rPr>
+      </w:pPr>
+    </w:p>
+    <w:p>
+      <w:pPr>
+        <w:pStyle w:val="ListParagraph"/>
+        <w:spacing w:after="0"/>
+        <w:ind w:left="1440"/>
+        <w:textAlignment w:val="center"/>
+        <w:rPr>
+          <w:rFonts w:ascii="Calibri" w:eastAsia="Times New Roman" w:hAnsi="Calibri" w:cs="Calibri"/>
+        </w:rPr>
+      </w:pPr>
+      <w:r>
+        <w:rPr>
+          <w:rFonts w:ascii="Consolas" w:eastAsiaTheme="minorHAnsi" w:hAnsi="Consolas" w:cs="Consolas"/>
+          <w:color w:val="008000"/>
+          <w:sz w:val="19"/>
+          <w:szCs w:val="19"/>
+        </w:rPr>
+        <w:t>Piwik Settings</w:t>
+      </w:r>
+    </w:p>
+    <w:p>
+      <w:pPr>
+        <w:pStyle w:val="ListParagraph"/>
+        <w:numPr>
+          <w:ilvl w:val="1"/>
+          <w:numId w:val="4"/>
+        </w:numPr>
+        <w:spacing w:after="0"/>
+        <w:textAlignment w:val="center"/>
+        <w:rPr>
+          <w:rFonts w:ascii="Calibri" w:eastAsia="Times New Roman" w:hAnsi="Calibri" w:cs="Calibri"/>
+        </w:rPr>
+      </w:pPr>
+      <w:r>
+        <w:rPr>
+          <w:rFonts w:ascii="Consolas" w:eastAsiaTheme="minorHAnsi" w:hAnsi="Consolas" w:cs="Consolas"/>
+          <w:color w:val="0000FF"/>
+          <w:sz w:val="19"/>
+          <w:szCs w:val="19"/>
+        </w:rPr>
+        <w:t>DisablePiwik</w:t>
+      </w:r>
+      <w:r>
+        <w:rPr>
+          <w:rStyle w:val="FootnoteReference"/>
+          <w:rFonts w:eastAsiaTheme="minorHAnsi" w:cs="Consolas"/>
+        </w:rPr>
+        <w:footnoteReference w:id="3"/>
+      </w:r>
+      <w:r>
+        <w:t xml:space="preserve"> – set this to </w:t>
+      </w:r>
+      <w:r>
+        <w:rPr>
+          <w:rFonts w:ascii="Consolas" w:hAnsi="Consolas" w:cs="Consolas"/>
+          <w:sz w:val="20"/>
+        </w:rPr>
+        <w:t>true</w:t>
+      </w:r>
+      <w:r>
+        <w:rPr>
+          <w:sz w:val="20"/>
+        </w:rPr>
+        <w:t xml:space="preserve"> </w:t>
+      </w:r>
+      <w:r>
+        <w:t>(to not track the website usage via piwik</w:t>
+      </w:r>
+      <w:r>
+        <w:t>)</w:t>
+      </w:r>
+      <w:r>
+        <w:t xml:space="preserve">. </w:t>
+      </w:r>
+      <w:r>
+        <w:rPr>
+          <w:rFonts w:ascii="Calibri" w:eastAsia="Times New Roman" w:hAnsi="Calibri" w:cs="Calibri"/>
+        </w:rPr>
+        <w:t>I</w:t>
+      </w:r>
+      <w:r>
+        <w:rPr>
+          <w:rFonts w:ascii="Calibri" w:eastAsia="Times New Roman" w:hAnsi="Calibri" w:cs="Calibri"/>
+        </w:rPr>
+        <w:t>gnore the other piwik settings once you disable it</w:t>
+      </w:r>
+    </w:p>
+    <w:p>
+      <w:pPr>
+        <w:pStyle w:val="ListParagraph"/>
+        <w:spacing w:after="0"/>
+        <w:ind w:left="1440"/>
+      </w:pPr>
+    </w:p>
+    <w:p>
+      <w:pPr>
+        <w:pStyle w:val="ListParagraph"/>
+        <w:spacing w:after="0"/>
+        <w:ind w:left="1440"/>
+      </w:pPr>
+      <w:r>
+        <w:rPr>
+          <w:rFonts w:ascii="Consolas" w:eastAsiaTheme="minorHAnsi" w:hAnsi="Consolas" w:cs="Consolas"/>
+          <w:color w:val="008000"/>
+          <w:sz w:val="19"/>
+          <w:szCs w:val="19"/>
+        </w:rPr>
+        <w:t>MST Measure / Metrics</w:t>
+      </w:r>
+    </w:p>
+    <w:p>
+      <w:pPr>
+        <w:pStyle w:val="ListParagraph"/>
+        <w:numPr>
+          <w:ilvl w:val="1"/>
+          <w:numId w:val="4"/>
+        </w:numPr>
+        <w:spacing w:after="0"/>
+      </w:pPr>
+      <w:r>
+        <w:rPr>
+          <w:rFonts w:ascii="Consolas" w:eastAsiaTheme="minorHAnsi" w:hAnsi="Consolas" w:cs="Consolas"/>
+          <w:color w:val="0000FF"/>
+          <w:sz w:val="19"/>
+          <w:szCs w:val="19"/>
+        </w:rPr>
+        <w:t>MstMetricsUrl</w:t>
+      </w:r>
+    </w:p>
+    <w:p>
+      <w:pPr>
+        <w:pStyle w:val="ListParagraph"/>
+        <w:numPr>
+          <w:ilvl w:val="2"/>
+          <w:numId w:val="30"/>
+        </w:numPr>
+        <w:spacing w:after="0"/>
+      </w:pPr>
+      <w:r>
+        <w:rPr>
+          <w:rFonts w:ascii="Calibri" w:eastAsia="Times New Roman" w:hAnsi="Calibri" w:cs="Calibri"/>
+          <w:color w:val="E36C0A" w:themeColor="accent6" w:themeShade="BF"/>
+        </w:rPr>
+        <w:t>Space</w:t>
+      </w:r>
+      <w:r>
+        <w:rPr>
+          <w:rFonts w:ascii="Calibri" w:eastAsia="Times New Roman" w:hAnsi="Calibri" w:cs="Calibri"/>
+        </w:rPr>
+        <w:t xml:space="preserve">: </w:t>
+      </w:r>
+      <w:r>
+        <w:t xml:space="preserve">set to </w:t>
+      </w:r>
+      <w:r>
+        <w:rPr>
+          <w:rFonts w:ascii="Calibri" w:eastAsia="Times New Roman" w:hAnsi="Calibri" w:cs="Calibri"/>
+          <w:i/>
+        </w:rPr>
+        <w:t>blank</w:t>
+      </w:r>
+      <w:r>
+        <w:rPr>
+          <w:rFonts w:ascii="Calibri" w:eastAsia="Times New Roman" w:hAnsi="Calibri" w:cs="Calibri"/>
+          <w:i/>
+          <w:vertAlign w:val="superscript"/>
+        </w:rPr>
+        <w:t>2</w:t>
+      </w:r>
+    </w:p>
+    <w:p>
+      <w:pPr>
+        <w:pStyle w:val="ListParagraph"/>
+        <w:numPr>
+          <w:ilvl w:val="2"/>
+          <w:numId w:val="30"/>
+        </w:numPr>
+        <w:spacing w:after="0"/>
+      </w:pPr>
+      <w:r>
+        <w:rPr>
+          <w:rFonts w:ascii="Calibri" w:eastAsia="Times New Roman" w:hAnsi="Calibri" w:cs="Calibri"/>
+          <w:color w:val="E36C0A" w:themeColor="accent6" w:themeShade="BF"/>
+        </w:rPr>
+        <w:lastRenderedPageBreak/>
+        <w:t>RMS</w:t>
+      </w:r>
+      <w:r>
+        <w:rPr>
+          <w:rFonts w:ascii="Calibri" w:eastAsia="Times New Roman" w:hAnsi="Calibri" w:cs="Calibri"/>
+        </w:rPr>
+        <w:t xml:space="preserve">: </w:t>
+      </w:r>
+      <w:r>
+        <w:rPr>
+          <w:rFonts w:ascii="Calibri" w:eastAsia="Times New Roman" w:hAnsi="Calibri" w:cs="Calibri"/>
+        </w:rPr>
+        <w:t>If used, the URL to the application</w:t>
+      </w:r>
+    </w:p>
+    <w:p>
+      <w:pPr>
+        <w:pStyle w:val="ListParagraph"/>
+        <w:numPr>
+          <w:ilvl w:val="1"/>
+          <w:numId w:val="4"/>
+        </w:numPr>
+        <w:spacing w:after="0"/>
+      </w:pPr>
+      <w:r>
+        <w:rPr>
+          <w:rFonts w:ascii="Consolas" w:eastAsiaTheme="minorHAnsi" w:hAnsi="Consolas" w:cs="Consolas"/>
+          <w:color w:val="0000FF"/>
+          <w:sz w:val="19"/>
+          <w:szCs w:val="19"/>
+        </w:rPr>
+        <w:t>MSTSearchCriteriaHelp</w:t>
+      </w:r>
+    </w:p>
+    <w:p>
+      <w:pPr>
+        <w:pStyle w:val="ListParagraph"/>
+        <w:numPr>
+          <w:ilvl w:val="2"/>
+          <w:numId w:val="30"/>
+        </w:numPr>
+        <w:spacing w:after="0"/>
+      </w:pPr>
+      <w:r>
+        <w:rPr>
+          <w:rFonts w:ascii="Calibri" w:eastAsia="Times New Roman" w:hAnsi="Calibri" w:cs="Calibri"/>
+          <w:color w:val="E36C0A" w:themeColor="accent6" w:themeShade="BF"/>
+        </w:rPr>
+        <w:t>Space</w:t>
+      </w:r>
+      <w:r>
+        <w:rPr>
+          <w:rFonts w:ascii="Calibri" w:eastAsia="Times New Roman" w:hAnsi="Calibri" w:cs="Calibri"/>
+        </w:rPr>
+        <w:t xml:space="preserve">: </w:t>
+      </w:r>
+      <w:r>
+        <w:t xml:space="preserve">set to </w:t>
+      </w:r>
+      <w:r>
+        <w:rPr>
+          <w:rFonts w:ascii="Calibri" w:eastAsia="Times New Roman" w:hAnsi="Calibri" w:cs="Calibri"/>
+          <w:i/>
+        </w:rPr>
+        <w:t>blank</w:t>
+      </w:r>
+      <w:r>
+        <w:rPr>
+          <w:rFonts w:ascii="Calibri" w:eastAsia="Times New Roman" w:hAnsi="Calibri" w:cs="Calibri"/>
+          <w:i/>
+          <w:vertAlign w:val="superscript"/>
+        </w:rPr>
+        <w:t>2</w:t>
+      </w:r>
+    </w:p>
+    <w:p>
+      <w:pPr>
+        <w:pStyle w:val="ListParagraph"/>
+        <w:numPr>
+          <w:ilvl w:val="2"/>
+          <w:numId w:val="30"/>
+        </w:numPr>
+        <w:spacing w:after="0"/>
+      </w:pPr>
+      <w:r>
+        <w:rPr>
+          <w:rFonts w:ascii="Calibri" w:eastAsia="Times New Roman" w:hAnsi="Calibri" w:cs="Calibri"/>
+          <w:color w:val="E36C0A" w:themeColor="accent6" w:themeShade="BF"/>
+        </w:rPr>
+        <w:t>RMS</w:t>
+      </w:r>
+      <w:r>
+        <w:rPr>
+          <w:rFonts w:ascii="Calibri" w:eastAsia="Times New Roman" w:hAnsi="Calibri" w:cs="Calibri"/>
+        </w:rPr>
+        <w:t xml:space="preserve">: If used, the URL to </w:t>
+      </w:r>
+      <w:r>
+        <w:rPr>
+          <w:rFonts w:ascii="Calibri" w:eastAsia="Times New Roman" w:hAnsi="Calibri" w:cs="Calibri"/>
+        </w:rPr>
+        <w:t>the Search Criteria Help</w:t>
+      </w:r>
+    </w:p>
+    <w:p>
+      <w:pPr>
+        <w:pStyle w:val="ListParagraph"/>
+        <w:numPr>
+          <w:ilvl w:val="1"/>
+          <w:numId w:val="4"/>
+        </w:numPr>
+        <w:spacing w:after="0"/>
+      </w:pPr>
+      <w:r>
+        <w:rPr>
+          <w:rFonts w:ascii="Consolas" w:eastAsiaTheme="minorHAnsi" w:hAnsi="Consolas" w:cs="Consolas"/>
+          <w:color w:val="0000FF"/>
+          <w:sz w:val="19"/>
+          <w:szCs w:val="19"/>
+        </w:rPr>
+        <w:t>MSTSearchResultsHelpLink</w:t>
+      </w:r>
+    </w:p>
+    <w:p>
+      <w:pPr>
+        <w:pStyle w:val="ListParagraph"/>
+        <w:numPr>
+          <w:ilvl w:val="2"/>
+          <w:numId w:val="30"/>
+        </w:numPr>
+        <w:spacing w:after="0"/>
+      </w:pPr>
+      <w:r>
+        <w:rPr>
+          <w:rFonts w:ascii="Calibri" w:eastAsia="Times New Roman" w:hAnsi="Calibri" w:cs="Calibri"/>
+          <w:color w:val="E36C0A" w:themeColor="accent6" w:themeShade="BF"/>
+        </w:rPr>
+        <w:t>Space</w:t>
+      </w:r>
+      <w:r>
+        <w:rPr>
+          <w:rFonts w:ascii="Calibri" w:eastAsia="Times New Roman" w:hAnsi="Calibri" w:cs="Calibri"/>
+        </w:rPr>
+        <w:t xml:space="preserve">: </w:t>
+      </w:r>
+      <w:r>
+        <w:t xml:space="preserve">set to </w:t>
+      </w:r>
+      <w:r>
+        <w:rPr>
+          <w:rFonts w:ascii="Calibri" w:eastAsia="Times New Roman" w:hAnsi="Calibri" w:cs="Calibri"/>
+          <w:i/>
+        </w:rPr>
+        <w:t>blank</w:t>
+      </w:r>
+      <w:r>
+        <w:rPr>
+          <w:rFonts w:ascii="Calibri" w:eastAsia="Times New Roman" w:hAnsi="Calibri" w:cs="Calibri"/>
+          <w:i/>
+          <w:vertAlign w:val="superscript"/>
+        </w:rPr>
+        <w:t>2</w:t>
+      </w:r>
+    </w:p>
+    <w:p>
+      <w:pPr>
+        <w:pStyle w:val="ListParagraph"/>
+        <w:numPr>
+          <w:ilvl w:val="2"/>
+          <w:numId w:val="30"/>
+        </w:numPr>
+        <w:spacing w:after="0"/>
+      </w:pPr>
+      <w:r>
+        <w:rPr>
+          <w:rFonts w:ascii="Calibri" w:eastAsia="Times New Roman" w:hAnsi="Calibri" w:cs="Calibri"/>
+          <w:color w:val="E36C0A" w:themeColor="accent6" w:themeShade="BF"/>
+        </w:rPr>
+        <w:t>RMS</w:t>
+      </w:r>
+      <w:r>
+        <w:rPr>
+          <w:rFonts w:ascii="Calibri" w:eastAsia="Times New Roman" w:hAnsi="Calibri" w:cs="Calibri"/>
+        </w:rPr>
+        <w:t xml:space="preserve">: If used, the URL to </w:t>
+      </w:r>
+      <w:r>
+        <w:rPr>
+          <w:rFonts w:ascii="Calibri" w:eastAsia="Times New Roman" w:hAnsi="Calibri" w:cs="Calibri"/>
+        </w:rPr>
+        <w:t>the Results Help</w:t>
+      </w:r>
+    </w:p>
+    <w:p>
+      <w:pPr>
+        <w:pStyle w:val="ListParagraph"/>
+        <w:numPr>
+          <w:ilvl w:val="1"/>
+          <w:numId w:val="4"/>
+        </w:numPr>
+        <w:spacing w:after="0"/>
+      </w:pPr>
+      <w:r>
+        <w:rPr>
+          <w:rFonts w:ascii="Consolas" w:eastAsiaTheme="minorHAnsi" w:hAnsi="Consolas" w:cs="Consolas"/>
+          <w:color w:val="0000FF"/>
+          <w:sz w:val="19"/>
+          <w:szCs w:val="19"/>
+        </w:rPr>
+        <w:t>MSTSearchResultsDetailHelpLink</w:t>
+      </w:r>
+      <w:r>
+        <w:rPr>
+          <w:rFonts w:ascii="Calibri" w:eastAsia="Times New Roman" w:hAnsi="Calibri" w:cs="Calibri"/>
+        </w:rPr>
+        <w:t xml:space="preserve"> </w:t>
+      </w:r>
+    </w:p>
+    <w:p>
+      <w:pPr>
+        <w:pStyle w:val="ListParagraph"/>
+        <w:numPr>
+          <w:ilvl w:val="2"/>
+          <w:numId w:val="30"/>
+        </w:numPr>
+        <w:spacing w:after="0"/>
+      </w:pPr>
+      <w:r>
+        <w:rPr>
+          <w:rFonts w:ascii="Calibri" w:eastAsia="Times New Roman" w:hAnsi="Calibri" w:cs="Calibri"/>
+          <w:color w:val="E36C0A" w:themeColor="accent6" w:themeShade="BF"/>
+        </w:rPr>
+        <w:t>Space</w:t>
+      </w:r>
+      <w:r>
+        <w:rPr>
+          <w:rFonts w:ascii="Calibri" w:eastAsia="Times New Roman" w:hAnsi="Calibri" w:cs="Calibri"/>
+        </w:rPr>
+        <w:t xml:space="preserve">: </w:t>
+      </w:r>
+      <w:r>
+        <w:t xml:space="preserve">set to </w:t>
+      </w:r>
+      <w:r>
+        <w:rPr>
+          <w:rFonts w:ascii="Calibri" w:eastAsia="Times New Roman" w:hAnsi="Calibri" w:cs="Calibri"/>
+          <w:i/>
+        </w:rPr>
+        <w:t>blank</w:t>
+      </w:r>
+      <w:r>
+        <w:rPr>
+          <w:rFonts w:ascii="Calibri" w:eastAsia="Times New Roman" w:hAnsi="Calibri" w:cs="Calibri"/>
+          <w:i/>
+          <w:vertAlign w:val="superscript"/>
+        </w:rPr>
+        <w:t>2</w:t>
+      </w:r>
+    </w:p>
+    <w:p>
+      <w:pPr>
+        <w:pStyle w:val="ListParagraph"/>
+        <w:numPr>
+          <w:ilvl w:val="2"/>
+          <w:numId w:val="30"/>
+        </w:numPr>
+        <w:spacing w:after="0"/>
+      </w:pPr>
+      <w:r>
+        <w:rPr>
+          <w:rFonts w:ascii="Calibri" w:eastAsia="Times New Roman" w:hAnsi="Calibri" w:cs="Calibri"/>
+          <w:color w:val="E36C0A" w:themeColor="accent6" w:themeShade="BF"/>
+        </w:rPr>
+        <w:t>RMS</w:t>
+      </w:r>
+      <w:r>
+        <w:rPr>
+          <w:rFonts w:ascii="Calibri" w:eastAsia="Times New Roman" w:hAnsi="Calibri" w:cs="Calibri"/>
+        </w:rPr>
+        <w:t xml:space="preserve">: If used, the URL to </w:t>
+      </w:r>
+      <w:r>
+        <w:rPr>
+          <w:rFonts w:ascii="Calibri" w:eastAsia="Times New Roman" w:hAnsi="Calibri" w:cs="Calibri"/>
+        </w:rPr>
+        <w:t>the Result Details Help</w:t>
+      </w:r>
+    </w:p>
+    <w:p>
+      <w:pPr>
+        <w:rPr>
+          <w:rFonts w:ascii="Consolas" w:eastAsiaTheme="minorHAnsi" w:hAnsi="Consolas" w:cs="Consolas"/>
+          <w:color w:val="008000"/>
+          <w:sz w:val="19"/>
+          <w:szCs w:val="19"/>
+        </w:rPr>
+      </w:pPr>
+    </w:p>
+    <w:p>
+      <w:pPr>
+        <w:pStyle w:val="ListParagraph"/>
+        <w:spacing w:after="0"/>
+        <w:ind w:left="1440"/>
+        <w:textAlignment w:val="center"/>
+        <w:rPr>
+          <w:rFonts w:ascii="Calibri" w:eastAsia="Times New Roman" w:hAnsi="Calibri" w:cs="Calibri"/>
+        </w:rPr>
+      </w:pPr>
+      <w:r>
+        <w:rPr>
+          <w:rFonts w:ascii="Consolas" w:eastAsiaTheme="minorHAnsi" w:hAnsi="Consolas" w:cs="Consolas"/>
+          <w:color w:val="008000"/>
+          <w:sz w:val="19"/>
+          <w:szCs w:val="19"/>
+        </w:rPr>
+        <w:t>Additional RMS Settings</w:t>
+      </w:r>
+    </w:p>
+    <w:p>
+      <w:pPr>
+        <w:pStyle w:val="ListParagraph"/>
+        <w:numPr>
+          <w:ilvl w:val="1"/>
+          <w:numId w:val="4"/>
+        </w:numPr>
+        <w:spacing w:after="0"/>
+      </w:pPr>
+      <w:r>
+        <w:rPr>
+          <w:rFonts w:ascii="Consolas" w:eastAsiaTheme="minorHAnsi" w:hAnsi="Consolas" w:cs="Consolas"/>
+          <w:color w:val="0000FF"/>
+          <w:sz w:val="19"/>
+          <w:szCs w:val="19"/>
+        </w:rPr>
+        <w:t>RmsHelpBaseLink</w:t>
+      </w:r>
+    </w:p>
+    <w:p>
+      <w:pPr>
+        <w:pStyle w:val="ListParagraph"/>
+        <w:numPr>
+          <w:ilvl w:val="2"/>
+          <w:numId w:val="30"/>
+        </w:numPr>
+        <w:spacing w:after="0"/>
+      </w:pPr>
+      <w:r>
+        <w:rPr>
+          <w:rFonts w:ascii="Calibri" w:eastAsia="Times New Roman" w:hAnsi="Calibri" w:cs="Calibri"/>
+          <w:color w:val="E36C0A" w:themeColor="accent6" w:themeShade="BF"/>
+        </w:rPr>
+        <w:t>Space</w:t>
+      </w:r>
+      <w:r>
+        <w:rPr>
+          <w:rFonts w:ascii="Calibri" w:eastAsia="Times New Roman" w:hAnsi="Calibri" w:cs="Calibri"/>
+        </w:rPr>
+        <w:t xml:space="preserve">: </w:t>
+      </w:r>
+      <w:r>
+        <w:t xml:space="preserve">set to </w:t>
+      </w:r>
+      <w:r>
+        <w:rPr>
+          <w:rFonts w:ascii="Calibri" w:eastAsia="Times New Roman" w:hAnsi="Calibri" w:cs="Calibri"/>
+          <w:i/>
+        </w:rPr>
+        <w:t>blank</w:t>
+      </w:r>
+      <w:r>
+        <w:rPr>
+          <w:rFonts w:ascii="Calibri" w:eastAsia="Times New Roman" w:hAnsi="Calibri" w:cs="Calibri"/>
+          <w:i/>
+          <w:vertAlign w:val="superscript"/>
+        </w:rPr>
+        <w:t>2</w:t>
+      </w:r>
+    </w:p>
+    <w:p>
+      <w:pPr>
+        <w:pStyle w:val="ListParagraph"/>
+        <w:numPr>
+          <w:ilvl w:val="2"/>
+          <w:numId w:val="30"/>
+        </w:numPr>
+        <w:spacing w:after="0"/>
+      </w:pPr>
+      <w:r>
+        <w:rPr>
+          <w:rFonts w:ascii="Calibri" w:eastAsia="Times New Roman" w:hAnsi="Calibri" w:cs="Calibri"/>
+          <w:color w:val="E36C0A" w:themeColor="accent6" w:themeShade="BF"/>
+        </w:rPr>
+        <w:t>RMS</w:t>
+      </w:r>
+      <w:r>
+        <w:rPr>
+          <w:rFonts w:ascii="Calibri" w:eastAsia="Times New Roman" w:hAnsi="Calibri" w:cs="Calibri"/>
+        </w:rPr>
+        <w:t xml:space="preserve">: A base URL where RMS help files will be located. It should start with </w:t>
+      </w:r>
+      <w:r>
+        <w:rPr>
+          <w:rFonts w:ascii="Consolas" w:eastAsia="Times New Roman" w:hAnsi="Consolas" w:cs="Calibri"/>
+          <w:color w:val="1F497D" w:themeColor="text2"/>
+          <w:sz w:val="19"/>
+          <w:szCs w:val="19"/>
+        </w:rPr>
+        <w:t>http(s)://</w:t>
+      </w:r>
+      <w:r>
+        <w:rPr>
+          <w:rFonts w:ascii="Calibri" w:eastAsia="Times New Roman" w:hAnsi="Calibri" w:cs="Calibri"/>
+          <w:color w:val="1F497D" w:themeColor="text2"/>
+        </w:rPr>
+        <w:t xml:space="preserve"> </w:t>
+      </w:r>
+      <w:r>
+        <w:rPr>
+          <w:rFonts w:ascii="Calibri" w:eastAsia="Times New Roman" w:hAnsi="Calibri" w:cs="Calibri"/>
+        </w:rPr>
+        <w:t xml:space="preserve">and end with a </w:t>
+      </w:r>
+      <w:r>
+        <w:rPr>
+          <w:rFonts w:ascii="Consolas" w:eastAsia="Times New Roman" w:hAnsi="Consolas" w:cs="Calibri"/>
+          <w:color w:val="1F497D" w:themeColor="text2"/>
+          <w:sz w:val="19"/>
+          <w:szCs w:val="19"/>
+        </w:rPr>
+        <w:t>/</w:t>
+      </w:r>
+    </w:p>
+    <w:p>
+      <w:pPr>
+        <w:pStyle w:val="ListParagraph"/>
+        <w:numPr>
+          <w:ilvl w:val="1"/>
+          <w:numId w:val="4"/>
+        </w:numPr>
+        <w:spacing w:after="0"/>
+      </w:pPr>
+      <w:r>
+        <w:rPr>
+          <w:rFonts w:ascii="Consolas" w:eastAsiaTheme="minorHAnsi" w:hAnsi="Consolas" w:cs="Consolas"/>
+          <w:color w:val="0000FF"/>
+          <w:sz w:val="19"/>
+          <w:szCs w:val="19"/>
+        </w:rPr>
+        <w:t>RmsHelpBaseLinkNew</w:t>
+      </w:r>
+    </w:p>
+    <w:p>
+      <w:pPr>
+        <w:pStyle w:val="ListParagraph"/>
+        <w:numPr>
+          <w:ilvl w:val="2"/>
+          <w:numId w:val="30"/>
+        </w:numPr>
+        <w:spacing w:after="0"/>
+      </w:pPr>
+      <w:r>
+        <w:rPr>
+          <w:rFonts w:ascii="Calibri" w:eastAsia="Times New Roman" w:hAnsi="Calibri" w:cs="Calibri"/>
+          <w:color w:val="E36C0A" w:themeColor="accent6" w:themeShade="BF"/>
+        </w:rPr>
+        <w:t>Space</w:t>
+      </w:r>
+      <w:r>
+        <w:rPr>
+          <w:rFonts w:ascii="Calibri" w:eastAsia="Times New Roman" w:hAnsi="Calibri" w:cs="Calibri"/>
+        </w:rPr>
+        <w:t xml:space="preserve">: </w:t>
+      </w:r>
+      <w:r>
+        <w:t xml:space="preserve">set to </w:t>
+      </w:r>
+      <w:r>
+        <w:rPr>
+          <w:rFonts w:ascii="Calibri" w:eastAsia="Times New Roman" w:hAnsi="Calibri" w:cs="Calibri"/>
+          <w:i/>
+        </w:rPr>
+        <w:t>blank</w:t>
+      </w:r>
+      <w:r>
+        <w:rPr>
+          <w:rFonts w:ascii="Calibri" w:eastAsia="Times New Roman" w:hAnsi="Calibri" w:cs="Calibri"/>
+          <w:i/>
+          <w:vertAlign w:val="superscript"/>
+        </w:rPr>
+        <w:t>2</w:t>
+      </w:r>
+    </w:p>
+    <w:p>
+      <w:pPr>
+        <w:pStyle w:val="ListParagraph"/>
+        <w:numPr>
+          <w:ilvl w:val="2"/>
+          <w:numId w:val="30"/>
+        </w:numPr>
+        <w:spacing w:after="0"/>
+      </w:pPr>
+      <w:r>
+        <w:rPr>
+          <w:rFonts w:ascii="Calibri" w:eastAsia="Times New Roman" w:hAnsi="Calibri" w:cs="Calibri"/>
+          <w:color w:val="E36C0A" w:themeColor="accent6" w:themeShade="BF"/>
+        </w:rPr>
+        <w:t>RMS</w:t>
+      </w:r>
+      <w:r>
+        <w:rPr>
+          <w:rFonts w:ascii="Calibri" w:eastAsia="Times New Roman" w:hAnsi="Calibri" w:cs="Calibri"/>
+        </w:rPr>
+        <w:t xml:space="preserve">: A base URL where RMS help files will be located. It should start with </w:t>
+      </w:r>
+      <w:r>
+        <w:rPr>
+          <w:rFonts w:ascii="Consolas" w:eastAsia="Times New Roman" w:hAnsi="Consolas" w:cs="Calibri"/>
+          <w:color w:val="1F497D" w:themeColor="text2"/>
+          <w:sz w:val="19"/>
+          <w:szCs w:val="19"/>
+        </w:rPr>
+        <w:t>http(s)://</w:t>
+      </w:r>
+      <w:r>
+        <w:rPr>
+          <w:rFonts w:ascii="Calibri" w:eastAsia="Times New Roman" w:hAnsi="Calibri" w:cs="Calibri"/>
+          <w:color w:val="1F497D" w:themeColor="text2"/>
+        </w:rPr>
+        <w:t xml:space="preserve"> </w:t>
+      </w:r>
+      <w:r>
+        <w:rPr>
+          <w:rFonts w:ascii="Calibri" w:eastAsia="Times New Roman" w:hAnsi="Calibri" w:cs="Calibri"/>
+        </w:rPr>
+        <w:t xml:space="preserve">and end with a </w:t>
+      </w:r>
+      <w:r>
+        <w:rPr>
+          <w:rFonts w:ascii="Consolas" w:eastAsia="Times New Roman" w:hAnsi="Consolas" w:cs="Calibri"/>
+          <w:color w:val="1F497D" w:themeColor="text2"/>
+          <w:sz w:val="19"/>
+          <w:szCs w:val="19"/>
+        </w:rPr>
+        <w:t>/</w:t>
+      </w:r>
+    </w:p>
+    <w:p/>
+    <w:p>
+      <w:pPr>
+        <w:pStyle w:val="ListParagraph"/>
+        <w:spacing w:after="0"/>
+        <w:ind w:left="1440"/>
+        <w:textAlignment w:val="center"/>
+        <w:rPr>
+          <w:rFonts w:ascii="Calibri" w:eastAsia="Times New Roman" w:hAnsi="Calibri" w:cs="Calibri"/>
+        </w:rPr>
+      </w:pPr>
+      <w:r>
+        <w:rPr>
+          <w:rFonts w:ascii="Consolas" w:eastAsiaTheme="minorHAnsi" w:hAnsi="Consolas" w:cs="Consolas"/>
+          <w:color w:val="008000"/>
+          <w:sz w:val="19"/>
+          <w:szCs w:val="19"/>
+        </w:rPr>
+        <w:t>Project Map Settings</w:t>
+      </w:r>
+    </w:p>
+    <w:p>
+      <w:pPr>
+        <w:pStyle w:val="ListParagraph"/>
+        <w:numPr>
+          <w:ilvl w:val="1"/>
+          <w:numId w:val="4"/>
+        </w:numPr>
+        <w:spacing w:after="0"/>
+        <w:textAlignment w:val="center"/>
+        <w:rPr>
+          <w:rFonts w:ascii="Calibri" w:eastAsia="Times New Roman" w:hAnsi="Calibri" w:cs="Calibri"/>
+        </w:rPr>
+      </w:pPr>
+      <w:r>
+        <w:rPr>
+          <w:rFonts w:ascii="Consolas" w:eastAsiaTheme="minorHAnsi" w:hAnsi="Consolas" w:cs="Consolas"/>
+          <w:color w:val="0000FF"/>
+          <w:sz w:val="19"/>
+          <w:szCs w:val="19"/>
+        </w:rPr>
+        <w:t>IsProjectMapEnabled</w:t>
+      </w:r>
+    </w:p>
+    <w:p>
+      <w:pPr>
+        <w:pStyle w:val="ListParagraph"/>
+        <w:numPr>
+          <w:ilvl w:val="2"/>
+          <w:numId w:val="30"/>
+        </w:numPr>
+        <w:spacing w:after="0"/>
+        <w:textAlignment w:val="center"/>
+        <w:rPr>
+          <w:rFonts w:ascii="Calibri" w:eastAsia="Times New Roman" w:hAnsi="Calibri" w:cs="Calibri"/>
+        </w:rPr>
+      </w:pPr>
+      <w:r>
+        <w:rPr>
+          <w:rFonts w:ascii="Calibri" w:eastAsia="Times New Roman" w:hAnsi="Calibri" w:cs="Calibri"/>
+          <w:color w:val="E36C0A" w:themeColor="accent6" w:themeShade="BF"/>
+        </w:rPr>
+        <w:t>Space</w:t>
+      </w:r>
+      <w:r>
+        <w:rPr>
+          <w:rFonts w:ascii="Calibri" w:eastAsia="Times New Roman" w:hAnsi="Calibri" w:cs="Calibri"/>
+        </w:rPr>
+        <w:t xml:space="preserve">: </w:t>
+      </w:r>
+      <w:r>
+        <w:rPr>
+          <w:rFonts w:ascii="Calibri" w:eastAsia="Times New Roman" w:hAnsi="Calibri" w:cs="Calibri"/>
+        </w:rPr>
+        <w:t xml:space="preserve">set to </w:t>
       </w:r>
       <w:r>
         <w:rPr>
@@ -5877,6 +6011,53 @@
           <w:color w:val="1F497D" w:themeColor="text2"/>
           <w:sz w:val="20"/>
         </w:rPr>
+        <w:t>false</w:t>
+      </w:r>
+    </w:p>
+    <w:p>
+      <w:pPr>
+        <w:pStyle w:val="ListParagraph"/>
+        <w:numPr>
+          <w:ilvl w:val="2"/>
+          <w:numId w:val="30"/>
+        </w:numPr>
+        <w:spacing w:after="0"/>
+        <w:textAlignment w:val="center"/>
+        <w:rPr>
+          <w:rFonts w:ascii="Calibri" w:eastAsia="Times New Roman" w:hAnsi="Calibri" w:cs="Calibri"/>
+        </w:rPr>
+      </w:pPr>
+      <w:r>
+        <w:rPr>
+          <w:rFonts w:ascii="Calibri" w:eastAsia="Times New Roman" w:hAnsi="Calibri" w:cs="Calibri"/>
+          <w:color w:val="E36C0A" w:themeColor="accent6" w:themeShade="BF"/>
+        </w:rPr>
+        <w:t>RMS</w:t>
+      </w:r>
+      <w:r>
+        <w:rPr>
+          <w:rFonts w:ascii="Calibri" w:eastAsia="Times New Roman" w:hAnsi="Calibri" w:cs="Calibri"/>
+        </w:rPr>
+        <w:t xml:space="preserve">: </w:t>
+      </w:r>
+      <w:r>
+        <w:rPr>
+          <w:rFonts w:cstheme="minorHAnsi"/>
+        </w:rPr>
+        <w:t xml:space="preserve">set </w:t>
+      </w:r>
+      <w:r>
+        <w:rPr>
+          <w:rFonts w:cstheme="minorHAnsi"/>
+        </w:rPr>
+        <w:t xml:space="preserve">to </w:t>
+      </w:r>
+      <w:r>
+        <w:rPr>
+          <w:rFonts w:ascii="Consolas" w:hAnsi="Consolas" w:cs="Consolas"/>
+          <w:color w:val="1F497D" w:themeColor="text2"/>
+          <w:sz w:val="20"/>
+        </w:rPr>
         <w:t>true</w:t>
       </w:r>
       <w:r>
@@ -6646,6 +6827,7 @@
           <w:sz w:val="19"/>
           <w:szCs w:val="19"/>
         </w:rPr>
+        <w:lastRenderedPageBreak/>
         <w:t xml:space="preserve">          &lt;/conditions&gt;</w:t>
       </w:r>
     </w:p>
@@ -6731,7 +6913,6 @@
           <w:sz w:val="19"/>
           <w:szCs w:val="19"/>
         </w:rPr>
-        <w:lastRenderedPageBreak/>
         <w:t xml:space="preserve">        &lt;/rule&gt;</w:t>
       </w:r>
     </w:p>
@@ -6776,7 +6957,7 @@
         </w:rPr>
         <w:t xml:space="preserve">    &lt;/rewrite&gt;</w:t>
       </w:r>
-      <w:bookmarkStart w:id="67" w:name="_Toc515460355"/>
+      <w:bookmarkStart w:id="68" w:name="_Toc515460355"/>
       <w:r>
         <w:br w:type="page"/>
       </w:r>
@@ -6785,7 +6966,7 @@
       <w:pPr>
         <w:pStyle w:val="Heading1"/>
       </w:pPr>
-      <w:bookmarkStart w:id="68" w:name="_Toc69207030"/>
+      <w:bookmarkStart w:id="69" w:name="_Toc69207030"/>
       <w:r>
         <w:lastRenderedPageBreak/>
         <w:t xml:space="preserve">Appendix B: </w:t>
@@ -6817,8 +6998,8 @@
       <w:r>
         <w:t>Web.Config Customization</w:t>
       </w:r>
-      <w:bookmarkEnd w:id="67"/>
       <w:bookmarkEnd w:id="68"/>
+      <w:bookmarkEnd w:id="69"/>
     </w:p>
     <w:p>
       <w:pPr>
@@ -8316,7 +8497,7 @@
         </w:rPr>
         <w:t xml:space="preserve">    &lt;/rewrite&gt;</w:t>
       </w:r>
-      <w:bookmarkStart w:id="69" w:name="_Toc515460356"/>
+      <w:bookmarkStart w:id="70" w:name="_Toc515460356"/>
     </w:p>
     <w:p>
       <w:pPr>
@@ -8338,7 +8519,7 @@
       <w:pPr>
         <w:pStyle w:val="Heading1"/>
       </w:pPr>
-      <w:bookmarkStart w:id="70" w:name="_Toc69207031"/>
+      <w:bookmarkStart w:id="71" w:name="_Toc69207031"/>
       <w:r>
         <w:lastRenderedPageBreak/>
         <w:t xml:space="preserve">Appendix C: </w:t>
@@ -8364,8 +8545,8 @@
       <w:r>
         <w:t>PTM Web.Config Customization</w:t>
       </w:r>
-      <w:bookmarkEnd w:id="69"/>
       <w:bookmarkEnd w:id="70"/>
+      <w:bookmarkEnd w:id="71"/>
     </w:p>
     <w:p>
       <w:pPr>
@@ -8818,7 +8999,7 @@
         </w:numPr>
         <w:spacing w:after="0"/>
       </w:pPr>
-      <w:commentRangeStart w:id="71"/>
+      <w:commentRangeStart w:id="72"/>
       <w:r>
         <w:rPr>
           <w:rFonts w:ascii="Consolas" w:eastAsiaTheme="minorHAnsi" w:hAnsi="Consolas" w:cs="Consolas"/>
@@ -8828,13 +9009,13 @@
         </w:rPr>
         <w:t>oAuthDomain</w:t>
       </w:r>
-      <w:commentRangeEnd w:id="71"/>
+      <w:commentRangeEnd w:id="72"/>
       <w:r>
         <w:rPr>
           <w:rStyle w:val="CommentReference"/>
           <w:rFonts w:ascii="Calibri" w:eastAsiaTheme="minorHAnsi" w:hAnsi="Calibri" w:cs="Times New Roman"/>
         </w:rPr>
-        <w:commentReference w:id="71"/>
+        <w:commentReference w:id="72"/>
       </w:r>
       <w:r>
         <w:rPr>
@@ -8885,7 +9066,7 @@
           <w:rFonts w:ascii="Calibri" w:eastAsia="Times New Roman" w:hAnsi="Calibri" w:cs="Calibri"/>
         </w:rPr>
       </w:pPr>
-      <w:commentRangeStart w:id="72"/>
+      <w:commentRangeStart w:id="73"/>
       <w:r>
         <w:rPr>
           <w:rFonts w:ascii="Consolas" w:eastAsiaTheme="minorHAnsi" w:hAnsi="Consolas" w:cs="Consolas"/>
@@ -8895,13 +9076,13 @@
         </w:rPr>
         <w:t>Integration</w:t>
       </w:r>
-      <w:commentRangeEnd w:id="72"/>
+      <w:commentRangeEnd w:id="73"/>
       <w:r>
         <w:rPr>
           <w:rStyle w:val="CommentReference"/>
           <w:rFonts w:ascii="Calibri" w:eastAsiaTheme="minorHAnsi" w:hAnsi="Calibri" w:cs="Times New Roman"/>
         </w:rPr>
-        <w:commentReference w:id="72"/>
+        <w:commentReference w:id="73"/>
       </w:r>
       <w:r>
         <w:rPr>
@@ -9492,7 +9673,7 @@
           <w:rFonts w:ascii="Calibri" w:eastAsia="Times New Roman" w:hAnsi="Calibri" w:cs="Calibri"/>
         </w:rPr>
       </w:pPr>
-      <w:commentRangeStart w:id="73"/>
+      <w:commentRangeStart w:id="74"/>
       <w:r>
         <w:rPr>
           <w:rFonts w:ascii="Consolas" w:eastAsiaTheme="minorHAnsi" w:hAnsi="Consolas" w:cs="Consolas"/>
@@ -9502,13 +9683,13 @@
         </w:rPr>
         <w:t>ContractsLead</w:t>
       </w:r>
-      <w:commentRangeEnd w:id="73"/>
+      <w:commentRangeEnd w:id="74"/>
       <w:r>
         <w:rPr>
           <w:rStyle w:val="CommentReference"/>
           <w:rFonts w:ascii="Calibri" w:eastAsiaTheme="minorHAnsi" w:hAnsi="Calibri" w:cs="Times New Roman"/>
         </w:rPr>
-        <w:commentReference w:id="73"/>
+        <w:commentReference w:id="74"/>
       </w:r>
       <w:r>
         <w:rPr>
@@ -10327,7 +10508,7 @@
           <w:szCs w:val="28"/>
         </w:rPr>
       </w:pPr>
-      <w:bookmarkStart w:id="74" w:name="_Toc515460357"/>
+      <w:bookmarkStart w:id="75" w:name="_Toc515460357"/>
       <w:r>
         <w:br w:type="page"/>
       </w:r>
@@ -10336,7 +10517,7 @@
       <w:pPr>
         <w:pStyle w:val="Heading1"/>
       </w:pPr>
-      <w:bookmarkStart w:id="75" w:name="_Toc69207032"/>
+      <w:bookmarkStart w:id="76" w:name="_Toc69207032"/>
       <w:r>
         <w:lastRenderedPageBreak/>
         <w:t xml:space="preserve">Appendix D: </w:t>
@@ -10362,8 +10543,8 @@
       <w:r>
         <w:t>RDM Web.Config Customization</w:t>
       </w:r>
-      <w:bookmarkEnd w:id="74"/>
       <w:bookmarkEnd w:id="75"/>
+      <w:bookmarkEnd w:id="76"/>
     </w:p>
     <w:p>
       <w:pPr>
@@ -11722,7 +11903,7 @@
           <w:szCs w:val="28"/>
         </w:rPr>
       </w:pPr>
-      <w:bookmarkStart w:id="76" w:name="_Toc515460358"/>
+      <w:bookmarkStart w:id="77" w:name="_Toc515460358"/>
       <w:r>
         <w:br w:type="page"/>
       </w:r>
@@ -11731,7 +11912,7 @@
       <w:pPr>
         <w:pStyle w:val="Heading1"/>
       </w:pPr>
-      <w:bookmarkStart w:id="77" w:name="_Toc69207033"/>
+      <w:bookmarkStart w:id="78" w:name="_Toc69207033"/>
       <w:r>
         <w:lastRenderedPageBreak/>
         <w:t xml:space="preserve">Appendix E: </w:t>
@@ -11757,8 +11938,8 @@
       <w:r>
         <w:t>RDSB Web.Config Customization</w:t>
       </w:r>
-      <w:bookmarkEnd w:id="76"/>
       <w:bookmarkEnd w:id="77"/>
+      <w:bookmarkEnd w:id="78"/>
     </w:p>
     <w:p>
       <w:pPr>
@@ -12047,7 +12228,7 @@
           <w:rFonts w:ascii="Calibri" w:eastAsia="Times New Roman" w:hAnsi="Calibri" w:cs="Calibri"/>
         </w:rPr>
       </w:pPr>
-      <w:commentRangeStart w:id="78"/>
+      <w:commentRangeStart w:id="79"/>
       <w:r>
         <w:rPr>
           <w:rFonts w:ascii="Consolas" w:eastAsiaTheme="minorHAnsi" w:hAnsi="Consolas" w:cs="Consolas"/>
@@ -12057,13 +12238,13 @@
         </w:rPr>
         <w:t xml:space="preserve">oAuthDomain </w:t>
       </w:r>
-      <w:commentRangeEnd w:id="78"/>
+      <w:commentRangeEnd w:id="79"/>
       <w:r>
         <w:rPr>
           <w:rStyle w:val="CommentReference"/>
           <w:rFonts w:ascii="Calibri" w:eastAsiaTheme="minorHAnsi" w:hAnsi="Calibri" w:cs="Times New Roman"/>
         </w:rPr>
-        <w:commentReference w:id="78"/>
+        <w:commentReference w:id="79"/>
       </w:r>
       <w:r>
         <w:t xml:space="preserve">– </w:t>
@@ -12990,7 +13171,7 @@
           <w:szCs w:val="28"/>
         </w:rPr>
       </w:pPr>
-      <w:bookmarkStart w:id="79" w:name="_Toc4596589"/>
+      <w:bookmarkStart w:id="80" w:name="_Toc4596589"/>
       <w:r>
         <w:br w:type="page"/>
       </w:r>
@@ -12999,7 +13180,7 @@
       <w:pPr>
         <w:pStyle w:val="Heading1"/>
       </w:pPr>
-      <w:bookmarkStart w:id="80" w:name="_Toc69207034"/>
+      <w:bookmarkStart w:id="81" w:name="_Toc69207034"/>
       <w:r>
         <w:lastRenderedPageBreak/>
         <w:t xml:space="preserve">Appendix </w:t>
@@ -13034,8 +13215,8 @@
       <w:r>
         <w:t>enBOE Auto Backup - App.Config Customization</w:t>
       </w:r>
-      <w:bookmarkEnd w:id="79"/>
       <w:bookmarkEnd w:id="80"/>
+      <w:bookmarkEnd w:id="81"/>
     </w:p>
     <w:p>
       <w:pPr>
@@ -13318,7 +13499,7 @@
       <w:pPr>
         <w:pStyle w:val="Heading1"/>
       </w:pPr>
-      <w:bookmarkStart w:id="81" w:name="_Toc69207035"/>
+      <w:bookmarkStart w:id="82" w:name="_Toc69207035"/>
       <w:r>
         <w:t xml:space="preserve">Appendix </w:t>
       </w:r>
@@ -13349,7 +13530,7 @@
       <w:r>
         <w:t>AD Sync - App.Config Customization</w:t>
       </w:r>
-      <w:bookmarkEnd w:id="81"/>
+      <w:bookmarkEnd w:id="82"/>
     </w:p>
     <w:p>
       <w:pPr>
@@ -13962,7 +14143,7 @@
           <w:szCs w:val="28"/>
         </w:rPr>
       </w:pPr>
-      <w:bookmarkStart w:id="82" w:name="_Toc4596587"/>
+      <w:bookmarkStart w:id="83" w:name="_Toc4596587"/>
       <w:r>
         <w:br w:type="page"/>
       </w:r>
@@ -13971,7 +14152,7 @@
       <w:pPr>
         <w:pStyle w:val="Heading1"/>
       </w:pPr>
-      <w:bookmarkStart w:id="83" w:name="_Toc69207036"/>
+      <w:bookmarkStart w:id="84" w:name="_Toc69207036"/>
       <w:r>
         <w:lastRenderedPageBreak/>
         <w:t xml:space="preserve">Appendix </w:t>
@@ -14003,8 +14184,8 @@
       <w:r>
         <w:t>PTM Emailer - App.Config Customization</w:t>
       </w:r>
-      <w:bookmarkEnd w:id="82"/>
       <w:bookmarkEnd w:id="83"/>
+      <w:bookmarkEnd w:id="84"/>
     </w:p>
     <w:p>
       <w:pPr>
@@ -14237,8 +14418,8 @@
       <w:pPr>
         <w:pStyle w:val="Heading1"/>
       </w:pPr>
-      <w:bookmarkStart w:id="84" w:name="_Toc4596588"/>
-      <w:bookmarkStart w:id="85" w:name="_Toc69207037"/>
+      <w:bookmarkStart w:id="85" w:name="_Toc4596588"/>
+      <w:bookmarkStart w:id="86" w:name="_Toc69207037"/>
       <w:r>
         <w:t xml:space="preserve">Appendix </w:t>
       </w:r>
@@ -14269,8 +14450,8 @@
       <w:r>
         <w:t>RDM Data Replication - App.Config Customization</w:t>
       </w:r>
-      <w:bookmarkEnd w:id="84"/>
       <w:bookmarkEnd w:id="85"/>
+      <w:bookmarkEnd w:id="86"/>
     </w:p>
     <w:p>
       <w:pPr>
@@ -14632,7 +14813,7 @@
 
 <file path=word/comments.xml><?xml version="1.0" encoding="utf-8"?>
 <w:comments xmlns:wpc="http://schemas.microsoft.com/office/word/2010/wordprocessingCanvas" xmlns:cx="http://schemas.microsoft.com/office/drawing/2014/chartex" xmlns:cx1="http://schemas.microsoft.com/office/drawing/2015/9/8/chartex" xmlns:cx2="http://schemas.microsoft.com/office/drawing/2015/10/21/chartex" xmlns:cx3="http://schemas.microsoft.com/office/drawing/2016/5/9/chartex" xmlns:cx4="http://schemas.microsoft.com/office/drawing/2016/5/10/chartex" xmlns:cx5="http://schemas.microsoft.com/office/drawing/2016/5/11/chartex" xmlns:cx6="http://schemas.microsoft.com/office/drawing/2016/5/12/chartex" xmlns:cx7="http://schemas.microsoft.com/office/drawing/2016/5/13/chartex" xmlns:cx8="http://schemas.microsoft.com/office/drawing/2016/5/14/chartex" xmlns:mc="http://schemas.openxmlformats.org/markup-compatibility/2006" xmlns:aink="http://schemas.microsoft.com/office/drawing/2016/ink" xmlns:am3d="http://schemas.microsoft.com/office/drawing/2017/model3d" xmlns:o="urn:schemas-microsoft-com:office:office" xmlns:oel="http://schemas.microsoft.com/office/2019/extlst" xmlns:r="http://schemas.openxmlformats.org/officeDocument/2006/relationships" xmlns:m="http://schemas.openxmlformats.org/officeDocument/2006/math" xmlns:v="urn:schemas-microsoft-com:vml" xmlns:wp14="http://schemas.microsoft.com/office/word/2010/wordprocessingDrawing" xmlns:wp="http://schemas.openxmlformats.org/drawingml/2006/wordprocessingDrawing" xmlns:w10="urn:schemas-microsoft-com:office:word" xmlns:w="http://schemas.openxmlformats.org/wordprocessingml/2006/main" xmlns:w14="http://schemas.microsoft.com/office/word/2010/wordml" xmlns:w15="http://schemas.microsoft.com/office/word/2012/wordml" xmlns:w16cex="http://schemas.microsoft.com/office/word/2018/wordml/cex" xmlns:w16cid="http://schemas.microsoft.com/office/word/2016/wordml/cid" xmlns:w16="http://schemas.microsoft.com/office/word/2018/wordml" xmlns:w16sdtdh="http://schemas.microsoft.com/office/word/2020/wordml/sdtdatahash" xmlns:w16se="http://schemas.microsoft.com/office/word/2015/wordml/symex" xmlns:wpg="http://schemas.microsoft.com/office/word/2010/wordprocessingGroup" xmlns:wpi="http://schemas.microsoft.com/office/word/2010/wordprocessingInk" xmlns:wne="http://schemas.microsoft.com/office/word/2006/wordml" xmlns:wps="http://schemas.microsoft.com/office/word/2010/wordprocessingShape" mc:Ignorable="w14 w15 w16se w16cid w16 w16cex w16sdtdh wp14">
-  <w:comment w:id="66" w:author="Palider, Dusan (US)" w:date="2022-07-13T14:40:00Z" w:initials="DP">
+  <w:comment w:id="64" w:author="Palider, Dusan (US)" w:date="2023-05-18T12:50:00Z" w:initials="DP">
     <w:p>
       <w:pPr>
         <w:pStyle w:val="CommentText"/>
@@ -14644,20 +14825,11 @@
         <w:annotationRef/>
       </w:r>
       <w:r>
-        <w:t xml:space="preserve">New setting as of </w:t>
-      </w:r>
-      <w:r>
-        <w:rPr>
-          <w:rStyle w:val="CommentReference"/>
-        </w:rPr>
-        <w:annotationRef/>
-      </w:r>
-      <w:r>
-        <w:t>IES.2022.23</w:t>
+        <w:t>New as of IES.2023.15</w:t>
       </w:r>
     </w:p>
   </w:comment>
-  <w:comment w:id="71" w:author="Palider, Dusan (US)" w:date="2022-07-13T14:39:00Z" w:initials="DP">
+  <w:comment w:id="67" w:author="Palider, Dusan (US)" w:date="2022-07-13T14:40:00Z" w:initials="DP">
     <w:p>
       <w:pPr>
         <w:pStyle w:val="CommentText"/>
@@ -14688,6 +14860,12 @@
         <w:pStyle w:val="CommentText"/>
       </w:pPr>
       <w:r>
+        <w:rPr>
+          <w:rStyle w:val="CommentReference"/>
+        </w:rPr>
+        <w:annotationRef/>
+      </w:r>
+      <w:r>
         <w:t xml:space="preserve">New setting as of </w:t>
       </w:r>
       <w:r>
@@ -14701,23 +14879,42 @@
       </w:r>
     </w:p>
   </w:comment>
-  <w:comment w:id="73" w:author="Palider, Dusan (US)" w:date="2022-07-13T14:41:00Z" w:initials="DP">
+  <w:comment w:id="73" w:author="Palider, Dusan (US)" w:date="2022-07-13T14:39:00Z" w:initials="DP">
     <w:p>
       <w:pPr>
         <w:pStyle w:val="CommentText"/>
       </w:pPr>
       <w:r>
+        <w:t xml:space="preserve">New setting as of </w:t>
+      </w:r>
+      <w:r>
         <w:rPr>
           <w:rStyle w:val="CommentReference"/>
         </w:rPr>
         <w:annotationRef/>
       </w:r>
       <w:r>
+        <w:t>IES.2022.23</w:t>
+      </w:r>
+    </w:p>
+  </w:comment>
+  <w:comment w:id="74" w:author="Palider, Dusan (US)" w:date="2022-07-13T14:41:00Z" w:initials="DP">
+    <w:p>
+      <w:pPr>
+        <w:pStyle w:val="CommentText"/>
+      </w:pPr>
+      <w:r>
+        <w:rPr>
+          <w:rStyle w:val="CommentReference"/>
+        </w:rPr>
+        <w:annotationRef/>
+      </w:r>
+      <w:r>
         <w:t>Please create a new group and add it in here, contact Frank for more information. As of IES.2022.23</w:t>
       </w:r>
     </w:p>
   </w:comment>
-  <w:comment w:id="78" w:author="Palider, Dusan (US)" w:date="2022-07-13T14:42:00Z" w:initials="DP">
+  <w:comment w:id="79" w:author="Palider, Dusan (US)" w:date="2022-07-13T14:42:00Z" w:initials="DP">
     <w:p>
       <w:pPr>
         <w:pStyle w:val="CommentText"/>
@@ -14738,6 +14935,7 @@
 
 <file path=word/commentsExtended.xml><?xml version="1.0" encoding="utf-8"?>
 <w15:commentsEx xmlns:wpc="http://schemas.microsoft.com/office/word/2010/wordprocessingCanvas" xmlns:cx="http://schemas.microsoft.com/office/drawing/2014/chartex" xmlns:cx1="http://schemas.microsoft.com/office/drawing/2015/9/8/chartex" xmlns:cx2="http://schemas.microsoft.com/office/drawing/2015/10/21/chartex" xmlns:cx3="http://schemas.microsoft.com/office/drawing/2016/5/9/chartex" xmlns:cx4="http://schemas.microsoft.com/office/drawing/2016/5/10/chartex" xmlns:cx5="http://schemas.microsoft.com/office/drawing/2016/5/11/chartex" xmlns:cx6="http://schemas.microsoft.com/office/drawing/2016/5/12/chartex" xmlns:cx7="http://schemas.microsoft.com/office/drawing/2016/5/13/chartex" xmlns:cx8="http://schemas.microsoft.com/office/drawing/2016/5/14/chartex" xmlns:mc="http://schemas.openxmlformats.org/markup-compatibility/2006" xmlns:aink="http://schemas.microsoft.com/office/drawing/2016/ink" xmlns:am3d="http://schemas.microsoft.com/office/drawing/2017/model3d" xmlns:o="urn:schemas-microsoft-com:office:office" xmlns:oel="http://schemas.microsoft.com/office/2019/extlst" xmlns:r="http://schemas.openxmlformats.org/officeDocument/2006/relationships" xmlns:m="http://schemas.openxmlformats.org/officeDocument/2006/math" xmlns:v="urn:schemas-microsoft-com:vml" xmlns:wp14="http://schemas.microsoft.com/office/word/2010/wordprocessingDrawing" xmlns:wp="http://schemas.openxmlformats.org/drawingml/2006/wordprocessingDrawing" xmlns:w10="urn:schemas-microsoft-com:office:word" xmlns:w="http://schemas.openxmlformats.org/wordprocessingml/2006/main" xmlns:w14="http://schemas.microsoft.com/office/word/2010/wordml" xmlns:w15="http://schemas.microsoft.com/office/word/2012/wordml" xmlns:w16cex="http://schemas.microsoft.com/office/word/2018/wordml/cex" xmlns:w16cid="http://schemas.microsoft.com/office/word/2016/wordml/cid" xmlns:w16="http://schemas.microsoft.com/office/word/2018/wordml" xmlns:w16sdtdh="http://schemas.microsoft.com/office/word/2020/wordml/sdtdatahash" xmlns:w16se="http://schemas.microsoft.com/office/word/2015/wordml/symex" xmlns:wpg="http://schemas.microsoft.com/office/word/2010/wordprocessingGroup" xmlns:wpi="http://schemas.microsoft.com/office/word/2010/wordprocessingInk" xmlns:wne="http://schemas.microsoft.com/office/word/2006/wordml" xmlns:wps="http://schemas.microsoft.com/office/word/2010/wordprocessingShape" mc:Ignorable="w14 w15 w16se w16cid w16 w16cex w16sdtdh wp14">
+  <w15:commentEx w15:paraId="5EED611B" w15:done="0"/>
   <w15:commentEx w15:paraId="55E9CE1F" w15:done="0"/>
   <w15:commentEx w15:paraId="6EDF56BB" w15:done="0"/>
   <w15:commentEx w15:paraId="5A1B6823" w15:done="0"/>
@@ -14748,6 +14946,7 @@
 
 <file path=word/commentsExtensible.xml><?xml version="1.0" encoding="utf-8"?>
 <w16cex:commentsExtensible xmlns:wpc="http://schemas.microsoft.com/office/word/2010/wordprocessingCanvas" xmlns:cx="http://schemas.microsoft.com/office/drawing/2014/chartex" xmlns:cx1="http://schemas.microsoft.com/office/drawing/2015/9/8/chartex" xmlns:cx2="http://schemas.microsoft.com/office/drawing/2015/10/21/chartex" xmlns:cx3="http://schemas.microsoft.com/office/drawing/2016/5/9/chartex" xmlns:cx4="http://schemas.microsoft.com/office/drawing/2016/5/10/chartex" xmlns:cx5="http://schemas.microsoft.com/office/drawing/2016/5/11/chartex" xmlns:cx6="http://schemas.microsoft.com/office/drawing/2016/5/12/chartex" xmlns:cx7="http://schemas.microsoft.com/office/drawing/2016/5/13/chartex" xmlns:cx8="http://schemas.microsoft.com/office/drawing/2016/5/14/chartex" xmlns:mc="http://schemas.openxmlformats.org/markup-compatibility/2006" xmlns:aink="http://schemas.microsoft.com/office/drawing/2016/ink" xmlns:am3d="http://schemas.microsoft.com/office/drawing/2017/model3d" xmlns:o="urn:schemas-microsoft-com:office:office" xmlns:oel="http://schemas.microsoft.com/office/2019/extlst" xmlns:r="http://schemas.openxmlformats.org/officeDocument/2006/relationships" xmlns:m="http://schemas.openxmlformats.org/officeDocument/2006/math" xmlns:v="urn:schemas-microsoft-com:vml" xmlns:wp14="http://schemas.microsoft.com/office/word/2010/wordprocessingDrawing" xmlns:wp="http://schemas.openxmlformats.org/drawingml/2006/wordprocessingDrawing" xmlns:w10="urn:schemas-microsoft-com:office:word" xmlns:w="http://schemas.openxmlformats.org/wordprocessingml/2006/main" xmlns:w14="http://schemas.microsoft.com/office/word/2010/wordml" xmlns:w15="http://schemas.microsoft.com/office/word/2012/wordml" xmlns:w16cex="http://schemas.microsoft.com/office/word/2018/wordml/cex" xmlns:w16cid="http://schemas.microsoft.com/office/word/2016/wordml/cid" xmlns:w16="http://schemas.microsoft.com/office/word/2018/wordml" xmlns:w16sdtdh="http://schemas.microsoft.com/office/word/2020/wordml/sdtdatahash" xmlns:w16se="http://schemas.microsoft.com/office/word/2015/wordml/symex" xmlns:wpg="http://schemas.microsoft.com/office/word/2010/wordprocessingGroup" xmlns:wpi="http://schemas.microsoft.com/office/word/2010/wordprocessingInk" xmlns:wne="http://schemas.microsoft.com/office/word/2006/wordml" xmlns:wps="http://schemas.microsoft.com/office/word/2010/wordprocessingShape" mc:Ignorable="w14 w15 w16se w16cid w16 w16cex w16sdtdh wp14">
+  <w16cex:commentExtensible w16cex:durableId="28109DA8" w16cex:dateUtc="2023-05-18T16:50:00Z"/>
   <w16cex:commentExtensible w16cex:durableId="267957C1" w16cex:dateUtc="2022-07-13T18:40:00Z"/>
   <w16cex:commentExtensible w16cex:durableId="267957B0" w16cex:dateUtc="2022-07-13T18:39:00Z"/>
   <w16cex:commentExtensible w16cex:durableId="2679579F" w16cex:dateUtc="2022-07-13T18:39:00Z"/>
@@ -14758,6 +14957,7 @@
 
 <file path=word/commentsIds.xml><?xml version="1.0" encoding="utf-8"?>
 <w16cid:commentsIds xmlns:wpc="http://schemas.microsoft.com/office/word/2010/wordprocessingCanvas" xmlns:cx="http://schemas.microsoft.com/office/drawing/2014/chartex" xmlns:cx1="http://schemas.microsoft.com/office/drawing/2015/9/8/chartex" xmlns:cx2="http://schemas.microsoft.com/office/drawing/2015/10/21/chartex" xmlns:cx3="http://schemas.microsoft.com/office/drawing/2016/5/9/chartex" xmlns:cx4="http://schemas.microsoft.com/office/drawing/2016/5/10/chartex" xmlns:cx5="http://schemas.microsoft.com/office/drawing/2016/5/11/chartex" xmlns:cx6="http://schemas.microsoft.com/office/drawing/2016/5/12/chartex" xmlns:cx7="http://schemas.microsoft.com/office/drawing/2016/5/13/chartex" xmlns:cx8="http://schemas.microsoft.com/office/drawing/2016/5/14/chartex" xmlns:mc="http://schemas.openxmlformats.org/markup-compatibility/2006" xmlns:aink="http://schemas.microsoft.com/office/drawing/2016/ink" xmlns:am3d="http://schemas.microsoft.com/office/drawing/2017/model3d" xmlns:o="urn:schemas-microsoft-com:office:office" xmlns:oel="http://schemas.microsoft.com/office/2019/extlst" xmlns:r="http://schemas.openxmlformats.org/officeDocument/2006/relationships" xmlns:m="http://schemas.openxmlformats.org/officeDocument/2006/math" xmlns:v="urn:schemas-microsoft-com:vml" xmlns:wp14="http://schemas.microsoft.com/office/word/2010/wordprocessingDrawing" xmlns:wp="http://schemas.openxmlformats.org/drawingml/2006/wordprocessingDrawing" xmlns:w10="urn:schemas-microsoft-com:office:word" xmlns:w="http://schemas.openxmlformats.org/wordprocessingml/2006/main" xmlns:w14="http://schemas.microsoft.com/office/word/2010/wordml" xmlns:w15="http://schemas.microsoft.com/office/word/2012/wordml" xmlns:w16cex="http://schemas.microsoft.com/office/word/2018/wordml/cex" xmlns:w16cid="http://schemas.microsoft.com/office/word/2016/wordml/cid" xmlns:w16="http://schemas.microsoft.com/office/word/2018/wordml" xmlns:w16sdtdh="http://schemas.microsoft.com/office/word/2020/wordml/sdtdatahash" xmlns:w16se="http://schemas.microsoft.com/office/word/2015/wordml/symex" xmlns:wpg="http://schemas.microsoft.com/office/word/2010/wordprocessingGroup" xmlns:wpi="http://schemas.microsoft.com/office/word/2010/wordprocessingInk" xmlns:wne="http://schemas.microsoft.com/office/word/2006/wordml" xmlns:wps="http://schemas.microsoft.com/office/word/2010/wordprocessingShape" mc:Ignorable="w14 w15 w16se w16cid w16 w16cex w16sdtdh wp14">
+  <w16cid:commentId w16cid:paraId="5EED611B" w16cid:durableId="28109DA8"/>
   <w16cid:commentId w16cid:paraId="55E9CE1F" w16cid:durableId="267957C1"/>
   <w16cid:commentId w16cid:paraId="6EDF56BB" w16cid:durableId="267957B0"/>
   <w16cid:commentId w16cid:paraId="5A1B6823" w16cid:durableId="2679579F"/>
@@ -14884,7 +15084,7 @@
               <v:stroke joinstyle="miter"/>
               <v:path gradientshapeok="t" o:connecttype="rect"/>
             </v:shapetype>
-            <v:shape id="Text Box 5" o:spid="_x0000_s1028" type="#_x0000_t202" alt="Lockheed Martin Proprietary Information" style="position:absolute;left:0;text-align:left;margin-left:0;margin-top:.05pt;width:34.95pt;height:34.95pt;z-index:251662336;visibility:visible;mso-wrap-style:none;mso-wrap-distance-left:0;mso-wrap-distance-top:0;mso-wrap-distance-right:0;mso-wrap-distance-bottom:0;mso-position-horizontal:center;mso-position-horizontal-relative:text;mso-position-vertical:absolute;mso-position-vertical-relative:text;v-text-anchor:top" o:gfxdata="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" filled="f" stroked="f">
+            <v:shape id="Text Box 5" o:spid="_x0000_s1027" type="#_x0000_t202" alt="Lockheed Martin Proprietary Information" style="position:absolute;left:0;text-align:left;margin-left:0;margin-top:.05pt;width:34.95pt;height:34.95pt;z-index:251662336;visibility:visible;mso-wrap-style:none;mso-wrap-distance-left:0;mso-wrap-distance-top:0;mso-wrap-distance-right:0;mso-wrap-distance-bottom:0;mso-position-horizontal:center;mso-position-horizontal-relative:text;mso-position-vertical:absolute;mso-position-vertical-relative:text;v-text-anchor:top" o:gfxdata="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" filled="f" stroked="f">
               <v:textbox style="mso-fit-shape-to-text:t" inset="0,0,0,0">
                 <w:txbxContent>
                   <w:p>
@@ -15021,7 +15221,7 @@
               <v:stroke joinstyle="miter"/>
               <v:path gradientshapeok="t" o:connecttype="rect"/>
             </v:shapetype>
-            <v:shape id="Text Box 6" o:spid="_x0000_s1029" type="#_x0000_t202" alt="Lockheed Martin Proprietary Information" style="position:absolute;left:0;text-align:left;margin-left:0;margin-top:.05pt;width:34.95pt;height:34.95pt;z-index:251663360;visibility:visible;mso-wrap-style:none;mso-wrap-distance-left:0;mso-wrap-distance-top:0;mso-wrap-distance-right:0;mso-wrap-distance-bottom:0;mso-position-horizontal:center;mso-position-horizontal-relative:text;mso-position-vertical:absolute;mso-position-vertical-relative:text;v-text-anchor:top" o:gfxdata="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" filled="f" stroked="f">
+            <v:shape id="Text Box 6" o:spid="_x0000_s1028" type="#_x0000_t202" alt="Lockheed Martin Proprietary Information" style="position:absolute;left:0;text-align:left;margin-left:0;margin-top:.05pt;width:34.95pt;height:34.95pt;z-index:251663360;visibility:visible;mso-wrap-style:none;mso-wrap-distance-left:0;mso-wrap-distance-top:0;mso-wrap-distance-right:0;mso-wrap-distance-bottom:0;mso-position-horizontal:center;mso-position-horizontal-relative:text;mso-position-vertical:absolute;mso-position-vertical-relative:text;v-text-anchor:top" o:gfxdata="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" filled="f" stroked="f">
               <v:textbox style="mso-fit-shape-to-text:t" inset="0,0,0,0">
                 <w:txbxContent>
                   <w:p>
@@ -15164,7 +15364,7 @@
               <v:stroke joinstyle="miter"/>
               <v:path gradientshapeok="t" o:connecttype="rect"/>
             </v:shapetype>
-            <v:shape id="Text Box 4" o:spid="_x0000_s1031" type="#_x0000_t202" alt="Lockheed Martin Proprietary Information" style="position:absolute;left:0;text-align:left;margin-left:0;margin-top:.05pt;width:34.95pt;height:34.95pt;z-index:251661312;visibility:visible;mso-wrap-style:none;mso-wrap-distance-left:0;mso-wrap-distance-top:0;mso-wrap-distance-right:0;mso-wrap-distance-bottom:0;mso-position-horizontal:center;mso-position-horizontal-relative:text;mso-position-vertical:absolute;mso-position-vertical-relative:text;v-text-anchor:top" o:gfxdata="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" filled="f" stroked="f">
+            <v:shape id="Text Box 4" o:spid="_x0000_s1030" type="#_x0000_t202" alt="Lockheed Martin Proprietary Information" style="position:absolute;left:0;text-align:left;margin-left:0;margin-top:.05pt;width:34.95pt;height:34.95pt;z-index:251661312;visibility:visible;mso-wrap-style:none;mso-wrap-distance-left:0;mso-wrap-distance-top:0;mso-wrap-distance-right:0;mso-wrap-distance-bottom:0;mso-position-horizontal:center;mso-position-horizontal-relative:text;mso-position-vertical:absolute;mso-position-vertical-relative:text;v-text-anchor:top" o:gfxdata="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" filled="f" stroked="f">
               <v:textbox style="mso-fit-shape-to-text:t" inset="0,0,0,0">
                 <w:txbxContent>
                   <w:p>
@@ -15570,124 +15770,6 @@
       <w:jc w:val="center"/>
     </w:pPr>
     <w:r>
-      <w:rPr>
-        <w:noProof/>
-      </w:rPr>
-      <mc:AlternateContent>
-        <mc:Choice Requires="wps">
-          <w:drawing>
-            <wp:anchor distT="0" distB="0" distL="0" distR="0" simplePos="0" relativeHeight="251660288" behindDoc="0" locked="0" layoutInCell="1" allowOverlap="1" wp14:anchorId="20DA4371" wp14:editId="23821FD9">
-              <wp:simplePos x="914400" y="457200"/>
-              <wp:positionH relativeFrom="column">
-                <wp:align>center</wp:align>
-              </wp:positionH>
-              <wp:positionV relativeFrom="paragraph">
-                <wp:posOffset>635</wp:posOffset>
-              </wp:positionV>
-              <wp:extent cx="443865" cy="443865"/>
-              <wp:effectExtent l="0" t="0" r="1905" b="18415"/>
-              <wp:wrapSquare wrapText="bothSides"/>
-              <wp:docPr id="3" name="Text Box 3" descr="Lockheed Martin Proprietary Information">
-                <a:extLst xmlns:a="http://schemas.openxmlformats.org/drawingml/2006/main">
-                  <a:ext uri="{5AE41FA2-C0FF-4470-9BD4-5FADCA87CBE2}">
-                    <aclsh:classification xmlns:aclsh="http://schemas.microsoft.com/office/drawing/2020/classificationShape" classificationOutcomeType="hdr"/>
-                  </a:ext>
-                </a:extLst>
-              </wp:docPr>
-              <wp:cNvGraphicFramePr/>
-              <a:graphic xmlns:a="http://schemas.openxmlformats.org/drawingml/2006/main">
-                <a:graphicData uri="http://schemas.microsoft.com/office/word/2010/wordprocessingShape">
-                  <wps:wsp>
-                    <wps:cNvSpPr txBox="1"/>
-                    <wps:spPr>
-                      <a:xfrm>
-                        <a:off x="0" y="0"/>
-                        <a:ext cx="443865" cy="443865"/>
-                      </a:xfrm>
-                      <a:prstGeom prst="rect">
-                        <a:avLst/>
-                      </a:prstGeom>
-                      <a:noFill/>
-                      <a:ln>
-                        <a:noFill/>
-                      </a:ln>
-                    </wps:spPr>
-                    <wps:txbx>
-                      <w:txbxContent>
-                        <w:p>
-                          <w:pPr>
-                            <w:rPr>
-                              <w:rFonts w:ascii="Calibri" w:eastAsia="Calibri" w:hAnsi="Calibri" w:cs="Calibri"/>
-                              <w:noProof/>
-                              <w:color w:val="000000"/>
-                              <w:sz w:val="20"/>
-                              <w:szCs w:val="20"/>
-                            </w:rPr>
-                          </w:pPr>
-                          <w:r>
-                            <w:rPr>
-                              <w:rFonts w:ascii="Calibri" w:eastAsia="Calibri" w:hAnsi="Calibri" w:cs="Calibri"/>
-                              <w:noProof/>
-                              <w:color w:val="000000"/>
-                              <w:sz w:val="20"/>
-                              <w:szCs w:val="20"/>
-                            </w:rPr>
-                            <w:t>Lockheed Martin Proprietary Information</w:t>
-                          </w:r>
-                        </w:p>
-                      </w:txbxContent>
-                    </wps:txbx>
-                    <wps:bodyPr rot="0" spcFirstLastPara="0" vertOverflow="overflow" horzOverflow="overflow" vert="horz" wrap="none" lIns="0" tIns="0" rIns="0" bIns="0" numCol="1" spcCol="0" rtlCol="0" fromWordArt="0" anchor="t" anchorCtr="0" forceAA="0" compatLnSpc="1">
-                      <a:prstTxWarp prst="textNoShape">
-                        <a:avLst/>
-                      </a:prstTxWarp>
-                      <a:spAutoFit/>
-                    </wps:bodyPr>
-                  </wps:wsp>
-                </a:graphicData>
-              </a:graphic>
-            </wp:anchor>
-          </w:drawing>
-        </mc:Choice>
-        <mc:Fallback>
-          <w:pict>
-            <v:shapetype w14:anchorId="20DA4371" id="_x0000_t202" coordsize="21600,21600" o:spt="202" path="m,l,21600r21600,l21600,xe">
-              <v:stroke joinstyle="miter"/>
-              <v:path gradientshapeok="t" o:connecttype="rect"/>
-            </v:shapetype>
-            <v:shape id="Text Box 3" o:spid="_x0000_s1027" type="#_x0000_t202" alt="Lockheed Martin Proprietary Information" style="position:absolute;left:0;text-align:left;margin-left:0;margin-top:.05pt;width:34.95pt;height:34.95pt;z-index:251660288;visibility:visible;mso-wrap-style:none;mso-wrap-distance-left:0;mso-wrap-distance-top:0;mso-wrap-distance-right:0;mso-wrap-distance-bottom:0;mso-position-horizontal:center;mso-position-horizontal-relative:text;mso-position-vertical:absolute;mso-position-vertical-relative:text;v-text-anchor:top" o:gfxdata="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" filled="f" stroked="f">
-              <v:textbox style="mso-fit-shape-to-text:t" inset="0,0,0,0">
-                <w:txbxContent>
-                  <w:p>
-                    <w:pPr>
-                      <w:rPr>
-                        <w:rFonts w:ascii="Calibri" w:eastAsia="Calibri" w:hAnsi="Calibri" w:cs="Calibri"/>
-                        <w:noProof/>
-                        <w:color w:val="000000"/>
-                        <w:sz w:val="20"/>
-                        <w:szCs w:val="20"/>
-                      </w:rPr>
-                    </w:pPr>
-                    <w:r>
-                      <w:rPr>
-                        <w:rFonts w:ascii="Calibri" w:eastAsia="Calibri" w:hAnsi="Calibri" w:cs="Calibri"/>
-                        <w:noProof/>
-                        <w:color w:val="000000"/>
-                        <w:sz w:val="20"/>
-                        <w:szCs w:val="20"/>
-                      </w:rPr>
-                      <w:t>Lockheed Martin Proprietary Information</w:t>
-                    </w:r>
-                  </w:p>
-                </w:txbxContent>
-              </v:textbox>
-              <w10:wrap type="square"/>
-            </v:shape>
-          </w:pict>
-        </mc:Fallback>
-      </mc:AlternateContent>
-    </w:r>
-    <w:r>
       <w:t>Lockheed Martin Proprietary Information</w:t>
     </w:r>
   </w:p>
@@ -15792,7 +15874,7 @@
               <v:stroke joinstyle="miter"/>
               <v:path gradientshapeok="t" o:connecttype="rect"/>
             </v:shapetype>
-            <v:shape id="Text Box 1" o:spid="_x0000_s1030" type="#_x0000_t202" alt="Lockheed Martin Proprietary Information" style="position:absolute;left:0;text-align:left;margin-left:0;margin-top:.05pt;width:34.95pt;height:34.95pt;z-index:251658240;visibility:visible;mso-wrap-style:none;mso-wrap-distance-left:0;mso-wrap-distance-top:0;mso-wrap-distance-right:0;mso-wrap-distance-bottom:0;mso-position-horizontal:center;mso-position-horizontal-relative:text;mso-position-vertical:absolute;mso-position-vertical-relative:text;v-text-anchor:top" o:gfxdata="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" filled="f" stroked="f">
+            <v:shape id="Text Box 1" o:spid="_x0000_s1029" type="#_x0000_t202" alt="Lockheed Martin Proprietary Information" style="position:absolute;left:0;text-align:left;margin-left:0;margin-top:.05pt;width:34.95pt;height:34.95pt;z-index:251658240;visibility:visible;mso-wrap-style:none;mso-wrap-distance-left:0;mso-wrap-distance-top:0;mso-wrap-distance-right:0;mso-wrap-distance-bottom:0;mso-position-horizontal:center;mso-position-horizontal-relative:text;mso-position-vertical:absolute;mso-position-vertical-relative:text;v-text-anchor:top" o:gfxdata="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" filled="f" stroked="f">
               <v:textbox style="mso-fit-shape-to-text:t" inset="0,0,0,0">
                 <w:txbxContent>
                   <w:p>

--- a/ClassifiedInstallationStuff/_Instructions/_IES Suite Upgrade Instructions.docx
+++ b/ClassifiedInstallationStuff/_Instructions/_IES Suite Upgrade Instructions.docx
@@ -2,26 +2,26 @@
 <file path=word/document.xml><?xml version="1.0" encoding="utf-8"?>
 <w:document xmlns:wpc="http://schemas.microsoft.com/office/word/2010/wordprocessingCanvas" xmlns:cx="http://schemas.microsoft.com/office/drawing/2014/chartex" xmlns:cx1="http://schemas.microsoft.com/office/drawing/2015/9/8/chartex" xmlns:cx2="http://schemas.microsoft.com/office/drawing/2015/10/21/chartex" xmlns:cx3="http://schemas.microsoft.com/office/drawing/2016/5/9/chartex" xmlns:cx4="http://schemas.microsoft.com/office/drawing/2016/5/10/chartex" xmlns:cx5="http://schemas.microsoft.com/office/drawing/2016/5/11/chartex" xmlns:cx6="http://schemas.microsoft.com/office/drawing/2016/5/12/chartex" xmlns:cx7="http://schemas.microsoft.com/office/drawing/2016/5/13/chartex" xmlns:cx8="http://schemas.microsoft.com/office/drawing/2016/5/14/chartex" xmlns:mc="http://schemas.openxmlformats.org/markup-compatibility/2006" xmlns:aink="http://schemas.microsoft.com/office/drawing/2016/ink" xmlns:am3d="http://schemas.microsoft.com/office/drawing/2017/model3d" xmlns:o="urn:schemas-microsoft-com:office:office" xmlns:oel="http://schemas.microsoft.com/office/2019/extlst" xmlns:r="http://schemas.openxmlformats.org/officeDocument/2006/relationships" xmlns:m="http://schemas.openxmlformats.org/officeDocument/2006/math" xmlns:v="urn:schemas-microsoft-com:vml" xmlns:wp14="http://schemas.microsoft.com/office/word/2010/wordprocessingDrawing" xmlns:wp="http://schemas.openxmlformats.org/drawingml/2006/wordprocessingDrawing" xmlns:w10="urn:schemas-microsoft-com:office:word" xmlns:w="http://schemas.openxmlformats.org/wordprocessingml/2006/main" xmlns:w14="http://schemas.microsoft.com/office/word/2010/wordml" xmlns:w15="http://schemas.microsoft.com/office/word/2012/wordml" xmlns:w16cex="http://schemas.microsoft.com/office/word/2018/wordml/cex" xmlns:w16cid="http://schemas.microsoft.com/office/word/2016/wordml/cid" xmlns:w16="http://schemas.microsoft.com/office/word/2018/wordml" xmlns:w16sdtdh="http://schemas.microsoft.com/office/word/2020/wordml/sdtdatahash" xmlns:w16se="http://schemas.microsoft.com/office/word/2015/wordml/symex" xmlns:wpg="http://schemas.microsoft.com/office/word/2010/wordprocessingGroup" xmlns:wpi="http://schemas.microsoft.com/office/word/2010/wordprocessingInk" xmlns:wne="http://schemas.microsoft.com/office/word/2006/wordml" xmlns:wps="http://schemas.microsoft.com/office/word/2010/wordprocessingShape" mc:Ignorable="w14 w15 w16se w16cid w16 w16cex w16sdtdh wp14">
   <w:body>
-    <w:bookmarkStart w:id="0" w:name="_Toc34724951" w:displacedByCustomXml="next"/>
-    <w:bookmarkStart w:id="1" w:name="_Toc443997342" w:displacedByCustomXml="next"/>
-    <w:bookmarkStart w:id="2" w:name="_Toc443996285" w:displacedByCustomXml="next"/>
-    <w:bookmarkStart w:id="3" w:name="_Toc443996238" w:displacedByCustomXml="next"/>
-    <w:bookmarkStart w:id="4" w:name="_Toc426545466" w:displacedByCustomXml="next"/>
-    <w:bookmarkStart w:id="5" w:name="_Toc426545102" w:displacedByCustomXml="next"/>
-    <w:bookmarkStart w:id="6" w:name="_Toc426544400" w:displacedByCustomXml="next"/>
-    <w:bookmarkStart w:id="7" w:name="_Toc410652409" w:displacedByCustomXml="next"/>
-    <w:bookmarkStart w:id="8" w:name="_Toc410286731" w:displacedByCustomXml="next"/>
-    <w:bookmarkStart w:id="9" w:name="_Toc410226779" w:displacedByCustomXml="next"/>
-    <w:bookmarkStart w:id="10" w:name="_Toc409096411" w:displacedByCustomXml="next"/>
-    <w:bookmarkStart w:id="11" w:name="_Toc402261032" w:displacedByCustomXml="next"/>
-    <w:bookmarkStart w:id="12" w:name="_Toc435089160" w:displacedByCustomXml="next"/>
-    <w:bookmarkStart w:id="13" w:name="_Toc443999244" w:displacedByCustomXml="next"/>
-    <w:bookmarkStart w:id="14" w:name="_Toc443999444" w:displacedByCustomXml="next"/>
-    <w:bookmarkStart w:id="15" w:name="_Toc534277455" w:displacedByCustomXml="next"/>
-    <w:bookmarkStart w:id="16" w:name="_Toc4599931" w:displacedByCustomXml="next"/>
-    <w:bookmarkStart w:id="17" w:name="_Toc69202903" w:displacedByCustomXml="next"/>
-    <w:bookmarkStart w:id="18" w:name="_Toc69203962" w:displacedByCustomXml="next"/>
-    <w:bookmarkStart w:id="19" w:name="_Toc69207018" w:displacedByCustomXml="next"/>
+    <w:bookmarkStart w:id="0" w:name="_Toc69207018" w:displacedByCustomXml="next"/>
+    <w:bookmarkStart w:id="1" w:name="_Toc69203962" w:displacedByCustomXml="next"/>
+    <w:bookmarkStart w:id="2" w:name="_Toc69202903" w:displacedByCustomXml="next"/>
+    <w:bookmarkStart w:id="3" w:name="_Toc4599931" w:displacedByCustomXml="next"/>
+    <w:bookmarkStart w:id="4" w:name="_Toc534277455" w:displacedByCustomXml="next"/>
+    <w:bookmarkStart w:id="5" w:name="_Toc443999444" w:displacedByCustomXml="next"/>
+    <w:bookmarkStart w:id="6" w:name="_Toc443999244" w:displacedByCustomXml="next"/>
+    <w:bookmarkStart w:id="7" w:name="_Toc435089160" w:displacedByCustomXml="next"/>
+    <w:bookmarkStart w:id="8" w:name="_Toc402261032" w:displacedByCustomXml="next"/>
+    <w:bookmarkStart w:id="9" w:name="_Toc409096411" w:displacedByCustomXml="next"/>
+    <w:bookmarkStart w:id="10" w:name="_Toc410226779" w:displacedByCustomXml="next"/>
+    <w:bookmarkStart w:id="11" w:name="_Toc410286731" w:displacedByCustomXml="next"/>
+    <w:bookmarkStart w:id="12" w:name="_Toc410652409" w:displacedByCustomXml="next"/>
+    <w:bookmarkStart w:id="13" w:name="_Toc426544400" w:displacedByCustomXml="next"/>
+    <w:bookmarkStart w:id="14" w:name="_Toc426545102" w:displacedByCustomXml="next"/>
+    <w:bookmarkStart w:id="15" w:name="_Toc426545466" w:displacedByCustomXml="next"/>
+    <w:bookmarkStart w:id="16" w:name="_Toc443996238" w:displacedByCustomXml="next"/>
+    <w:bookmarkStart w:id="17" w:name="_Toc443996285" w:displacedByCustomXml="next"/>
+    <w:bookmarkStart w:id="18" w:name="_Toc443997342" w:displacedByCustomXml="next"/>
+    <w:bookmarkStart w:id="19" w:name="_Toc34724951" w:displacedByCustomXml="next"/>
     <w:sdt>
       <w:sdtPr>
         <w:rPr>
@@ -49,8 +49,8 @@
         </w:rPr>
       </w:sdtEndPr>
       <w:sdtContent>
-        <w:bookmarkStart w:id="20" w:name="_Toc266280202" w:displacedByCustomXml="prev"/>
-        <w:bookmarkStart w:id="21" w:name="_Toc320016168" w:displacedByCustomXml="prev"/>
+        <w:bookmarkStart w:id="20" w:name="_Toc320016168" w:displacedByCustomXml="prev"/>
+        <w:bookmarkStart w:id="21" w:name="_Toc266280202" w:displacedByCustomXml="prev"/>
         <w:p>
           <w:pPr>
             <w:pStyle w:val="Heading1"/>
@@ -273,7 +273,15 @@
                   <w:cnfStyle w:val="000000100000" w:firstRow="0" w:lastRow="0" w:firstColumn="0" w:lastColumn="0" w:oddVBand="0" w:evenVBand="0" w:oddHBand="1" w:evenHBand="0" w:firstRowFirstColumn="0" w:firstRowLastColumn="0" w:lastRowFirstColumn="0" w:lastRowLastColumn="0"/>
                 </w:pPr>
                 <w:r>
-                  <w:t>Fixed Appendix A, item 2.t - key didn’t match the web.config key</w:t>
+                  <w:t xml:space="preserve">Fixed Appendix A, item 2.t - key didn’t match the </w:t>
+                </w:r>
+                <w:proofErr w:type="spellStart"/>
+                <w:r>
+                  <w:t>web.config</w:t>
+                </w:r>
+                <w:proofErr w:type="spellEnd"/>
+                <w:r>
+                  <w:t xml:space="preserve"> key</w:t>
                 </w:r>
               </w:p>
             </w:tc>
@@ -508,7 +516,15 @@
                   <w:cnfStyle w:val="000000100000" w:firstRow="0" w:lastRow="0" w:firstColumn="0" w:lastColumn="0" w:oddVBand="0" w:evenVBand="0" w:oddHBand="1" w:evenHBand="0" w:firstRowFirstColumn="0" w:firstRowLastColumn="0" w:lastRowFirstColumn="0" w:lastRowLastColumn="0"/>
                 </w:pPr>
                 <w:r>
-                  <w:t>Added new values into web.config as of IES.2023.16</w:t>
+                  <w:t xml:space="preserve">Added new values into </w:t>
+                </w:r>
+                <w:proofErr w:type="spellStart"/>
+                <w:r>
+                  <w:t>web.config</w:t>
+                </w:r>
+                <w:proofErr w:type="spellEnd"/>
+                <w:r>
+                  <w:t xml:space="preserve"> as of IES.2023.16</w:t>
                 </w:r>
               </w:p>
             </w:tc>
@@ -525,6 +541,69 @@
                 </w:r>
                 <w:r>
                   <w:t xml:space="preserve"> Palider</w:t>
+                </w:r>
+              </w:p>
+            </w:tc>
+          </w:tr>
+          <w:tr>
+            <w:trPr>
+              <w:cnfStyle w:val="000000010000" w:firstRow="0" w:lastRow="0" w:firstColumn="0" w:lastColumn="0" w:oddVBand="0" w:evenVBand="0" w:oddHBand="0" w:evenHBand="1" w:firstRowFirstColumn="0" w:firstRowLastColumn="0" w:lastRowFirstColumn="0" w:lastRowLastColumn="0"/>
+            </w:trPr>
+            <w:tc>
+              <w:tcPr>
+                <w:cnfStyle w:val="001000000000" w:firstRow="0" w:lastRow="0" w:firstColumn="1" w:lastColumn="0" w:oddVBand="0" w:evenVBand="0" w:oddHBand="0" w:evenHBand="0" w:firstRowFirstColumn="0" w:firstRowLastColumn="0" w:lastRowFirstColumn="0" w:lastRowLastColumn="0"/>
+                <w:tcW w:w="1188" w:type="dxa"/>
+              </w:tcPr>
+              <w:p>
+                <w:r>
+                  <w:t>19</w:t>
+                </w:r>
+              </w:p>
+            </w:tc>
+            <w:tc>
+              <w:tcPr>
+                <w:tcW w:w="1278" w:type="dxa"/>
+              </w:tcPr>
+              <w:p>
+                <w:pPr>
+                  <w:cnfStyle w:val="000000010000" w:firstRow="0" w:lastRow="0" w:firstColumn="0" w:lastColumn="0" w:oddVBand="0" w:evenVBand="0" w:oddHBand="0" w:evenHBand="1" w:firstRowFirstColumn="0" w:firstRowLastColumn="0" w:lastRowFirstColumn="0" w:lastRowLastColumn="0"/>
+                </w:pPr>
+                <w:r>
+                  <w:t>10/31/2023</w:t>
+                </w:r>
+              </w:p>
+            </w:tc>
+            <w:tc>
+              <w:tcPr>
+                <w:tcW w:w="4726" w:type="dxa"/>
+              </w:tcPr>
+              <w:p>
+                <w:pPr>
+                  <w:cnfStyle w:val="000000010000" w:firstRow="0" w:lastRow="0" w:firstColumn="0" w:lastColumn="0" w:oddVBand="0" w:evenVBand="0" w:oddHBand="0" w:evenHBand="1" w:firstRowFirstColumn="0" w:firstRowLastColumn="0" w:lastRowFirstColumn="0" w:lastRowLastColumn="0"/>
+                </w:pPr>
+                <w:r>
+                  <w:t xml:space="preserve">Added new values into </w:t>
+                </w:r>
+                <w:proofErr w:type="spellStart"/>
+                <w:r>
+                  <w:t>web.confg</w:t>
+                </w:r>
+                <w:proofErr w:type="spellEnd"/>
+                <w:r>
+                  <w:t xml:space="preserve"> as of IES.2023.34</w:t>
+                </w:r>
+              </w:p>
+            </w:tc>
+            <w:tc>
+              <w:tcPr>
+                <w:tcW w:w="1772" w:type="dxa"/>
+              </w:tcPr>
+              <w:p>
+                <w:pPr>
+                  <w:cnfStyle w:val="000000010000" w:firstRow="0" w:lastRow="0" w:firstColumn="0" w:lastColumn="0" w:oddVBand="0" w:evenVBand="0" w:oddHBand="0" w:evenHBand="1" w:firstRowFirstColumn="0" w:firstRowLastColumn="0" w:lastRowFirstColumn="0" w:lastRowLastColumn="0"/>
+                </w:pPr>
+                <w:r>
+                  <w:t>Timothy Wilson</w:t>
                 </w:r>
               </w:p>
             </w:tc>
@@ -774,21 +853,7 @@
                 <w:rStyle w:val="Hyperlink"/>
                 <w:color w:val="auto"/>
               </w:rPr>
-              <w:t>Pac</w:t>
-            </w:r>
-            <w:r>
-              <w:rPr>
-                <w:rStyle w:val="Hyperlink"/>
-                <w:color w:val="auto"/>
-              </w:rPr>
-              <w:t>k</w:t>
-            </w:r>
-            <w:r>
-              <w:rPr>
-                <w:rStyle w:val="Hyperlink"/>
-                <w:color w:val="auto"/>
-              </w:rPr>
-              <w:t>age</w:t>
+              <w:t>Package</w:t>
             </w:r>
             <w:r>
               <w:rPr>
@@ -1120,21 +1185,21 @@
                 <w:rStyle w:val="Hyperlink"/>
                 <w:color w:val="auto"/>
               </w:rPr>
-              <w:t>Appendix A: (Both) BOE We</w:t>
+              <w:t>Appendix A: (Both) BOE W</w:t>
             </w:r>
             <w:r>
               <w:rPr>
                 <w:rStyle w:val="Hyperlink"/>
                 <w:color w:val="auto"/>
               </w:rPr>
-              <w:t>b</w:t>
+              <w:t>e</w:t>
             </w:r>
             <w:r>
               <w:rPr>
                 <w:rStyle w:val="Hyperlink"/>
                 <w:color w:val="auto"/>
               </w:rPr>
-              <w:t>.Config Customization</w:t>
+              <w:t>b.Config Customization</w:t>
             </w:r>
             <w:r>
               <w:rPr>
@@ -1653,10 +1718,10 @@
         </w:p>
       </w:sdtContent>
     </w:sdt>
-    <w:bookmarkStart w:id="49" w:name="_Toc34724954" w:displacedByCustomXml="prev"/>
-    <w:bookmarkStart w:id="50" w:name="_Toc4599934" w:displacedByCustomXml="prev"/>
-    <w:bookmarkStart w:id="51" w:name="_Toc534277458" w:displacedByCustomXml="prev"/>
-    <w:bookmarkStart w:id="52" w:name="_Toc443999447" w:displacedByCustomXml="prev"/>
+    <w:bookmarkStart w:id="49" w:name="_Toc443999447" w:displacedByCustomXml="prev"/>
+    <w:bookmarkStart w:id="50" w:name="_Toc534277458" w:displacedByCustomXml="prev"/>
+    <w:bookmarkStart w:id="51" w:name="_Toc4599934" w:displacedByCustomXml="prev"/>
+    <w:bookmarkStart w:id="52" w:name="_Toc34724954" w:displacedByCustomXml="prev"/>
     <w:p>
       <w:pPr>
         <w:pStyle w:val="Heading1"/>
@@ -2005,6 +2070,7 @@
         <w:rPr>
           <w:color w:val="E36C0A" w:themeColor="accent6" w:themeShade="BF"/>
         </w:rPr>
+        <w:lastRenderedPageBreak/>
         <w:t>(</w:t>
       </w:r>
       <w:r>
@@ -2092,7 +2158,6 @@
         <w:rPr>
           <w:color w:val="E36C0A" w:themeColor="accent6" w:themeShade="BF"/>
         </w:rPr>
-        <w:lastRenderedPageBreak/>
         <w:t xml:space="preserve">(Both) </w:t>
       </w:r>
       <w:r>
@@ -2265,8 +2330,13 @@
         </w:rPr>
         <w:t xml:space="preserve">(Space) </w:t>
       </w:r>
-      <w:r>
-        <w:t>GenTrac (PTM)</w:t>
+      <w:proofErr w:type="spellStart"/>
+      <w:r>
+        <w:t>GenTrac</w:t>
+      </w:r>
+      <w:proofErr w:type="spellEnd"/>
+      <w:r>
+        <w:t xml:space="preserve"> (PTM)</w:t>
       </w:r>
     </w:p>
     <w:p>
@@ -2382,7 +2452,15 @@
         </w:numPr>
       </w:pPr>
       <w:r>
-        <w:t>Additionally, we recommend copying the web.config file off to a side, as it would be helpful in step 4.</w:t>
+        <w:t xml:space="preserve">Additionally, we recommend copying the </w:t>
+      </w:r>
+      <w:proofErr w:type="spellStart"/>
+      <w:r>
+        <w:t>web.config</w:t>
+      </w:r>
+      <w:proofErr w:type="spellEnd"/>
+      <w:r>
+        <w:t xml:space="preserve"> file off to a side, as it would be helpful in step 4.</w:t>
       </w:r>
     </w:p>
     <w:p>
@@ -2418,7 +2496,15 @@
         </w:numPr>
       </w:pPr>
       <w:r>
-        <w:t>Edit the new web.config file, setting the appropriate values, copying things from your backup (step 1), as well as setting any new fields. For a list of fields to set, please see Appendix A - E.</w:t>
+        <w:t xml:space="preserve">Edit the new </w:t>
+      </w:r>
+      <w:proofErr w:type="spellStart"/>
+      <w:r>
+        <w:t>web.config</w:t>
+      </w:r>
+      <w:proofErr w:type="spellEnd"/>
+      <w:r>
+        <w:t xml:space="preserve"> file, setting the appropriate values, copying things from your backup (step 1), as well as setting any new fields. For a list of fields to set, please see Appendix A - E.</w:t>
       </w:r>
     </w:p>
     <w:p>
@@ -2735,7 +2821,15 @@
     </w:p>
     <w:p>
       <w:r>
-        <w:t xml:space="preserve">For console applications, this document refers to application configuration files as app.config, but their exact names are: </w:t>
+        <w:t xml:space="preserve">For console applications, this document refers to application configuration files as </w:t>
+      </w:r>
+      <w:proofErr w:type="spellStart"/>
+      <w:r>
+        <w:t>app.config</w:t>
+      </w:r>
+      <w:proofErr w:type="spellEnd"/>
+      <w:r>
+        <w:t xml:space="preserve">, but their exact names are: </w:t>
       </w:r>
     </w:p>
     <w:p>
@@ -2749,6 +2843,7 @@
       <w:r>
         <w:t xml:space="preserve">GenBOE Auto Backup: </w:t>
       </w:r>
+      <w:proofErr w:type="spellStart"/>
       <w:r>
         <w:rPr>
           <w:rFonts w:ascii="Consolas" w:hAnsi="Consolas"/>
@@ -2757,6 +2852,7 @@
         </w:rPr>
         <w:t>GenBOE.AutoBackup.exe.config</w:t>
       </w:r>
+      <w:proofErr w:type="spellEnd"/>
       <w:r>
         <w:t xml:space="preserve"> </w:t>
       </w:r>
@@ -2772,6 +2868,7 @@
       <w:r>
         <w:t xml:space="preserve">AD Sync: </w:t>
       </w:r>
+      <w:proofErr w:type="spellStart"/>
       <w:r>
         <w:rPr>
           <w:rFonts w:ascii="Consolas" w:hAnsi="Consolas"/>
@@ -2780,6 +2877,7 @@
         </w:rPr>
         <w:t>GenBOE.ADSync.exe.config</w:t>
       </w:r>
+      <w:proofErr w:type="spellEnd"/>
     </w:p>
     <w:p>
       <w:pPr>
@@ -2797,6 +2895,7 @@
       <w:r>
         <w:t xml:space="preserve">PTM Emailer: </w:t>
       </w:r>
+      <w:proofErr w:type="spellStart"/>
       <w:r>
         <w:rPr>
           <w:rFonts w:ascii="Consolas" w:hAnsi="Consolas"/>
@@ -2805,6 +2904,7 @@
         </w:rPr>
         <w:t>GenTRAC.EmailScheduler.exe.config</w:t>
       </w:r>
+      <w:proofErr w:type="spellEnd"/>
     </w:p>
     <w:p>
       <w:pPr>
@@ -2817,6 +2917,7 @@
       <w:r>
         <w:t xml:space="preserve">RDM Data Replication: </w:t>
       </w:r>
+      <w:proofErr w:type="spellStart"/>
       <w:r>
         <w:rPr>
           <w:rFonts w:ascii="Consolas" w:hAnsi="Consolas"/>
@@ -2825,6 +2926,7 @@
         </w:rPr>
         <w:t>RDM.ClassifiedDeployment.exe.config</w:t>
       </w:r>
+      <w:proofErr w:type="spellEnd"/>
     </w:p>
     <w:p>
       <w:pPr>
@@ -2856,7 +2958,15 @@
         <w:t>Additionally, we recommend copying the</w:t>
       </w:r>
       <w:r>
-        <w:t xml:space="preserve"> app.config file </w:t>
+        <w:t xml:space="preserve"> </w:t>
+      </w:r>
+      <w:proofErr w:type="spellStart"/>
+      <w:r>
+        <w:t>app.config</w:t>
+      </w:r>
+      <w:proofErr w:type="spellEnd"/>
+      <w:r>
+        <w:t xml:space="preserve"> file </w:t>
       </w:r>
       <w:r>
         <w:t>off to a side, as it would be helpful in step 4.</w:t>
@@ -2901,7 +3011,15 @@
         <w:t>Edit the new</w:t>
       </w:r>
       <w:r>
-        <w:t xml:space="preserve"> app.config file</w:t>
+        <w:t xml:space="preserve"> </w:t>
+      </w:r>
+      <w:proofErr w:type="spellStart"/>
+      <w:r>
+        <w:t>app.config</w:t>
+      </w:r>
+      <w:proofErr w:type="spellEnd"/>
+      <w:r>
+        <w:t xml:space="preserve"> file</w:t>
       </w:r>
       <w:r>
         <w:t xml:space="preserve">, setting the appropriate values, copying things from your backup (step 1), as well as setting any new fields. For a list of fields to set, please see Appendix F - </w:t>
@@ -3084,11 +3202,16 @@
       <w:r>
         <w:t xml:space="preserve">BOE </w:t>
       </w:r>
+      <w:proofErr w:type="spellStart"/>
       <w:r>
         <w:t>Web</w:t>
       </w:r>
       <w:r>
-        <w:t>.Config Customization</w:t>
+        <w:t>.Config</w:t>
+      </w:r>
+      <w:proofErr w:type="spellEnd"/>
+      <w:r>
+        <w:t xml:space="preserve"> Customization</w:t>
       </w:r>
       <w:bookmarkEnd w:id="62"/>
     </w:p>
@@ -3101,6 +3224,7 @@
         </w:numPr>
         <w:spacing w:after="0"/>
       </w:pPr>
+      <w:proofErr w:type="spellStart"/>
       <w:r>
         <w:rPr>
           <w:rFonts w:ascii="Consolas" w:eastAsiaTheme="minorHAnsi" w:hAnsi="Consolas" w:cs="Consolas"/>
@@ -3110,6 +3234,7 @@
         </w:rPr>
         <w:t>connectionStrings</w:t>
       </w:r>
+      <w:proofErr w:type="spellEnd"/>
       <w:r>
         <w:rPr>
           <w:rFonts w:ascii="Calibri" w:eastAsia="Times New Roman" w:hAnsi="Calibri" w:cs="Calibri"/>
@@ -3138,6 +3263,7 @@
         </w:numPr>
         <w:spacing w:after="0"/>
       </w:pPr>
+      <w:proofErr w:type="spellStart"/>
       <w:r>
         <w:rPr>
           <w:rFonts w:ascii="Consolas" w:eastAsiaTheme="minorHAnsi" w:hAnsi="Consolas" w:cs="Consolas"/>
@@ -3147,6 +3273,7 @@
         </w:rPr>
         <w:t>genTracEntities</w:t>
       </w:r>
+      <w:proofErr w:type="spellEnd"/>
     </w:p>
     <w:p>
       <w:pPr>
@@ -3180,8 +3307,16 @@
         <w:rPr>
           <w:rFonts w:ascii="Calibri" w:eastAsia="Times New Roman" w:hAnsi="Calibri" w:cs="Calibri"/>
         </w:rPr>
-        <w:t xml:space="preserve"> / genTrac</w:t>
-      </w:r>
+        <w:t xml:space="preserve"> / </w:t>
+      </w:r>
+      <w:proofErr w:type="spellStart"/>
+      <w:r>
+        <w:rPr>
+          <w:rFonts w:ascii="Calibri" w:eastAsia="Times New Roman" w:hAnsi="Calibri" w:cs="Calibri"/>
+        </w:rPr>
+        <w:t>genTrac</w:t>
+      </w:r>
+      <w:proofErr w:type="spellEnd"/>
       <w:r>
         <w:rPr>
           <w:rFonts w:ascii="Calibri" w:eastAsia="Times New Roman" w:hAnsi="Calibri" w:cs="Calibri"/>
@@ -3239,6 +3374,7 @@
         </w:numPr>
         <w:spacing w:after="0"/>
       </w:pPr>
+      <w:proofErr w:type="spellStart"/>
       <w:r>
         <w:rPr>
           <w:rFonts w:ascii="Consolas" w:eastAsiaTheme="minorHAnsi" w:hAnsi="Consolas" w:cs="Consolas"/>
@@ -3248,6 +3384,7 @@
         </w:rPr>
         <w:t>GenBoeEntities</w:t>
       </w:r>
+      <w:proofErr w:type="spellEnd"/>
       <w:r>
         <w:t xml:space="preserve"> </w:t>
       </w:r>
@@ -3267,6 +3404,7 @@
         </w:numPr>
         <w:spacing w:after="0"/>
       </w:pPr>
+      <w:proofErr w:type="spellStart"/>
       <w:r>
         <w:rPr>
           <w:rFonts w:ascii="Consolas" w:eastAsiaTheme="minorHAnsi" w:hAnsi="Consolas" w:cs="Consolas"/>
@@ -3276,6 +3414,7 @@
         </w:rPr>
         <w:t>BI_Datamart_PMMEntities</w:t>
       </w:r>
+      <w:proofErr w:type="spellEnd"/>
       <w:r>
         <w:rPr>
           <w:rStyle w:val="FootnoteReference"/>
@@ -3401,6 +3540,7 @@
         </w:numPr>
         <w:spacing w:after="0"/>
       </w:pPr>
+      <w:proofErr w:type="spellStart"/>
       <w:r>
         <w:rPr>
           <w:rFonts w:ascii="Consolas" w:eastAsiaTheme="minorHAnsi" w:hAnsi="Consolas" w:cs="Consolas"/>
@@ -3410,6 +3550,7 @@
         </w:rPr>
         <w:t>appSettings</w:t>
       </w:r>
+      <w:proofErr w:type="spellEnd"/>
       <w:r>
         <w:rPr>
           <w:rFonts w:ascii="Calibri" w:eastAsia="Times New Roman" w:hAnsi="Calibri" w:cs="Calibri"/>
@@ -3447,45 +3588,43 @@
     </w:p>
     <w:p>
       <w:pPr>
+        <w:pStyle w:val="ListParagraph"/>
         <w:numPr>
           <w:ilvl w:val="1"/>
           <w:numId w:val="4"/>
         </w:numPr>
         <w:spacing w:after="0"/>
-        <w:textAlignment w:val="center"/>
-        <w:rPr>
-          <w:rFonts w:ascii="Calibri" w:eastAsia="Times New Roman" w:hAnsi="Calibri" w:cs="Calibri"/>
-        </w:rPr>
-      </w:pPr>
-      <w:r>
-        <w:rPr>
-          <w:rFonts w:ascii="Consolas" w:eastAsiaTheme="minorHAnsi" w:hAnsi="Consolas" w:cs="Consolas"/>
-          <w:color w:val="0000FF"/>
-          <w:sz w:val="19"/>
-          <w:szCs w:val="19"/>
-        </w:rPr>
-        <w:t>EmailServer</w:t>
-      </w:r>
-      <w:r>
+      </w:pPr>
+      <w:proofErr w:type="spellStart"/>
+      <w:r>
+        <w:rPr>
+          <w:rFonts w:ascii="Consolas" w:eastAsiaTheme="minorHAnsi" w:hAnsi="Consolas" w:cs="Consolas"/>
+          <w:color w:val="0000FF"/>
+          <w:sz w:val="19"/>
+          <w:szCs w:val="19"/>
+        </w:rPr>
+        <w:t>IsReadOnly</w:t>
+      </w:r>
+      <w:proofErr w:type="spellEnd"/>
+      <w:r>
+        <w:rPr>
+          <w:rFonts w:ascii="Cascadia Mono" w:eastAsiaTheme="minorHAnsi" w:hAnsi="Cascadia Mono" w:cs="Cascadia Mono"/>
+          <w:color w:val="000000"/>
+          <w:sz w:val="19"/>
+          <w:szCs w:val="19"/>
+        </w:rPr>
         <w:t xml:space="preserve"> </w:t>
       </w:r>
       <w:r>
-        <w:rPr>
-          <w:rFonts w:ascii="Calibri" w:eastAsia="Times New Roman" w:hAnsi="Calibri" w:cs="Calibri"/>
-        </w:rPr>
-        <w:t>–</w:t>
-      </w:r>
-      <w:r>
-        <w:rPr>
-          <w:rFonts w:ascii="Calibri" w:eastAsia="Times New Roman" w:hAnsi="Calibri" w:cs="Calibri"/>
-        </w:rPr>
-        <w:t xml:space="preserve"> </w:t>
-      </w:r>
-      <w:r>
-        <w:rPr>
-          <w:rFonts w:ascii="Calibri" w:eastAsia="Times New Roman" w:hAnsi="Calibri" w:cs="Calibri"/>
-        </w:rPr>
-        <w:t>the server to be used to send out application emails</w:t>
+        <w:t xml:space="preserve">– set to </w:t>
+      </w:r>
+      <w:r>
+        <w:rPr>
+          <w:rFonts w:ascii="Consolas" w:hAnsi="Consolas" w:cs="Consolas"/>
+          <w:color w:val="1F497D" w:themeColor="text2"/>
+          <w:sz w:val="20"/>
+        </w:rPr>
+        <w:t>false</w:t>
       </w:r>
     </w:p>
     <w:p>
@@ -3500,15 +3639,17 @@
           <w:rFonts w:ascii="Calibri" w:eastAsia="Times New Roman" w:hAnsi="Calibri" w:cs="Calibri"/>
         </w:rPr>
       </w:pPr>
-      <w:r>
-        <w:rPr>
-          <w:rFonts w:ascii="Consolas" w:eastAsiaTheme="minorHAnsi" w:hAnsi="Consolas" w:cs="Consolas"/>
-          <w:color w:val="0000FF"/>
-          <w:sz w:val="19"/>
-          <w:szCs w:val="19"/>
-        </w:rPr>
-        <w:t>ActiveDirectoryPath</w:t>
-      </w:r>
+      <w:proofErr w:type="spellStart"/>
+      <w:r>
+        <w:rPr>
+          <w:rFonts w:ascii="Consolas" w:eastAsiaTheme="minorHAnsi" w:hAnsi="Consolas" w:cs="Consolas"/>
+          <w:color w:val="0000FF"/>
+          <w:sz w:val="19"/>
+          <w:szCs w:val="19"/>
+        </w:rPr>
+        <w:t>EmailServer</w:t>
+      </w:r>
+      <w:proofErr w:type="spellEnd"/>
       <w:r>
         <w:t xml:space="preserve"> </w:t>
       </w:r>
@@ -3528,13 +3669,7 @@
         <w:rPr>
           <w:rFonts w:ascii="Calibri" w:eastAsia="Times New Roman" w:hAnsi="Calibri" w:cs="Calibri"/>
         </w:rPr>
-        <w:t xml:space="preserve">the Active Directory server </w:t>
-      </w:r>
-      <w:r>
-        <w:rPr>
-          <w:rFonts w:ascii="Calibri" w:eastAsia="Times New Roman" w:hAnsi="Calibri" w:cs="Calibri"/>
-        </w:rPr>
-        <w:t>location</w:t>
+        <w:t>the server to be used to send out application emails</w:t>
       </w:r>
     </w:p>
     <w:p>
@@ -3549,30 +3684,43 @@
           <w:rFonts w:ascii="Calibri" w:eastAsia="Times New Roman" w:hAnsi="Calibri" w:cs="Calibri"/>
         </w:rPr>
       </w:pPr>
-      <w:r>
-        <w:rPr>
-          <w:rFonts w:ascii="Consolas" w:eastAsiaTheme="minorHAnsi" w:hAnsi="Consolas" w:cs="Consolas"/>
-          <w:color w:val="0000FF"/>
-          <w:sz w:val="19"/>
-          <w:szCs w:val="19"/>
-        </w:rPr>
-        <w:t>ServerURL</w:t>
-      </w:r>
-      <w:r>
-        <w:rPr>
-          <w:rFonts w:eastAsiaTheme="minorHAnsi" w:cs="Consolas"/>
-          <w:color w:val="0000FF"/>
-        </w:rPr>
+      <w:proofErr w:type="spellStart"/>
+      <w:r>
+        <w:rPr>
+          <w:rFonts w:ascii="Consolas" w:eastAsiaTheme="minorHAnsi" w:hAnsi="Consolas" w:cs="Consolas"/>
+          <w:color w:val="0000FF"/>
+          <w:sz w:val="19"/>
+          <w:szCs w:val="19"/>
+        </w:rPr>
+        <w:t>ActiveDirectoryPath</w:t>
+      </w:r>
+      <w:proofErr w:type="spellEnd"/>
+      <w:r>
         <w:t xml:space="preserve"> </w:t>
       </w:r>
       <w:r>
+        <w:rPr>
+          <w:rFonts w:ascii="Calibri" w:eastAsia="Times New Roman" w:hAnsi="Calibri" w:cs="Calibri"/>
+        </w:rPr>
         <w:t>–</w:t>
       </w:r>
       <w:r>
+        <w:rPr>
+          <w:rFonts w:ascii="Calibri" w:eastAsia="Times New Roman" w:hAnsi="Calibri" w:cs="Calibri"/>
+        </w:rPr>
         <w:t xml:space="preserve"> </w:t>
       </w:r>
       <w:r>
-        <w:t>the URL of the website (your DNS setting)</w:t>
+        <w:rPr>
+          <w:rFonts w:ascii="Calibri" w:eastAsia="Times New Roman" w:hAnsi="Calibri" w:cs="Calibri"/>
+        </w:rPr>
+        <w:t xml:space="preserve">the Active Directory server </w:t>
+      </w:r>
+      <w:r>
+        <w:rPr>
+          <w:rFonts w:ascii="Calibri" w:eastAsia="Times New Roman" w:hAnsi="Calibri" w:cs="Calibri"/>
+        </w:rPr>
+        <w:t>location</w:t>
       </w:r>
     </w:p>
     <w:p>
@@ -3587,15 +3735,17 @@
           <w:rFonts w:ascii="Calibri" w:eastAsia="Times New Roman" w:hAnsi="Calibri" w:cs="Calibri"/>
         </w:rPr>
       </w:pPr>
-      <w:r>
-        <w:rPr>
-          <w:rFonts w:ascii="Consolas" w:eastAsiaTheme="minorHAnsi" w:hAnsi="Consolas" w:cs="Consolas"/>
-          <w:color w:val="0000FF"/>
-          <w:sz w:val="19"/>
-          <w:szCs w:val="19"/>
-        </w:rPr>
-        <w:t>ProdUrlBoe</w:t>
-      </w:r>
+      <w:proofErr w:type="spellStart"/>
+      <w:r>
+        <w:rPr>
+          <w:rFonts w:ascii="Consolas" w:eastAsiaTheme="minorHAnsi" w:hAnsi="Consolas" w:cs="Consolas"/>
+          <w:color w:val="0000FF"/>
+          <w:sz w:val="19"/>
+          <w:szCs w:val="19"/>
+        </w:rPr>
+        <w:t>ServerURL</w:t>
+      </w:r>
+      <w:proofErr w:type="spellEnd"/>
       <w:r>
         <w:rPr>
           <w:rFonts w:eastAsiaTheme="minorHAnsi" w:cs="Consolas"/>
@@ -3604,7 +3754,13 @@
         <w:t xml:space="preserve"> </w:t>
       </w:r>
       <w:r>
-        <w:t>– the URL of the website (your DNS setting), same as above</w:t>
+        <w:t>–</w:t>
+      </w:r>
+      <w:r>
+        <w:t xml:space="preserve"> </w:t>
+      </w:r>
+      <w:r>
+        <w:t>the URL of the website (your DNS setting)</w:t>
       </w:r>
     </w:p>
     <w:p>
@@ -3619,46 +3775,26 @@
           <w:rFonts w:ascii="Calibri" w:eastAsia="Times New Roman" w:hAnsi="Calibri" w:cs="Calibri"/>
         </w:rPr>
       </w:pPr>
-      <w:bookmarkStart w:id="63" w:name="_Hlk34723628"/>
-      <w:r>
-        <w:rPr>
-          <w:rFonts w:ascii="Consolas" w:eastAsiaTheme="minorHAnsi" w:hAnsi="Consolas" w:cs="Consolas"/>
-          <w:color w:val="0000FF"/>
-          <w:sz w:val="19"/>
-          <w:szCs w:val="19"/>
-        </w:rPr>
-        <w:t>DomesticUsersGroup</w:t>
-      </w:r>
-      <w:r>
-        <w:rPr>
-          <w:rFonts w:ascii="Calibri" w:eastAsia="Times New Roman" w:hAnsi="Calibri" w:cs="Calibri"/>
+      <w:proofErr w:type="spellStart"/>
+      <w:r>
+        <w:rPr>
+          <w:rFonts w:ascii="Consolas" w:eastAsiaTheme="minorHAnsi" w:hAnsi="Consolas" w:cs="Consolas"/>
+          <w:color w:val="0000FF"/>
+          <w:sz w:val="19"/>
+          <w:szCs w:val="19"/>
+        </w:rPr>
+        <w:t>ProdUrlBoe</w:t>
+      </w:r>
+      <w:proofErr w:type="spellEnd"/>
+      <w:r>
+        <w:rPr>
+          <w:rFonts w:eastAsiaTheme="minorHAnsi" w:cs="Consolas"/>
+          <w:color w:val="0000FF"/>
         </w:rPr>
         <w:t xml:space="preserve"> </w:t>
       </w:r>
-      <w:bookmarkEnd w:id="63"/>
-      <w:r>
-        <w:rPr>
-          <w:rFonts w:ascii="Calibri" w:eastAsia="Times New Roman" w:hAnsi="Calibri" w:cs="Calibri"/>
-        </w:rPr>
-        <w:t xml:space="preserve">– </w:t>
-      </w:r>
-      <w:r>
-        <w:rPr>
-          <w:rFonts w:ascii="Calibri" w:eastAsia="Times New Roman" w:hAnsi="Calibri" w:cs="Calibri"/>
-        </w:rPr>
-        <w:t xml:space="preserve">AD groups containing </w:t>
-      </w:r>
-      <w:r>
-        <w:rPr>
-          <w:rFonts w:ascii="Calibri" w:eastAsia="Times New Roman" w:hAnsi="Calibri" w:cs="Calibri"/>
-        </w:rPr>
-        <w:t>domestic</w:t>
-      </w:r>
-      <w:r>
-        <w:rPr>
-          <w:rFonts w:ascii="Calibri" w:eastAsia="Times New Roman" w:hAnsi="Calibri" w:cs="Calibri"/>
-        </w:rPr>
-        <w:t xml:space="preserve"> users</w:t>
+      <w:r>
+        <w:t>– the URL of the website (your DNS setting), same as above</w:t>
       </w:r>
     </w:p>
     <w:p>
@@ -3671,18 +3807,85 @@
         <w:textAlignment w:val="center"/>
         <w:rPr>
           <w:rFonts w:ascii="Calibri" w:eastAsia="Times New Roman" w:hAnsi="Calibri" w:cs="Calibri"/>
+        </w:rPr>
+      </w:pPr>
+      <w:bookmarkStart w:id="63" w:name="_Hlk34723628"/>
+      <w:proofErr w:type="spellStart"/>
+      <w:r>
+        <w:rPr>
+          <w:rFonts w:ascii="Consolas" w:eastAsiaTheme="minorHAnsi" w:hAnsi="Consolas" w:cs="Consolas"/>
+          <w:color w:val="0000FF"/>
+          <w:sz w:val="19"/>
+          <w:szCs w:val="19"/>
+        </w:rPr>
+        <w:t>DomesticUsersGroup</w:t>
+      </w:r>
+      <w:proofErr w:type="spellEnd"/>
+      <w:r>
+        <w:rPr>
+          <w:rFonts w:ascii="Calibri" w:eastAsia="Times New Roman" w:hAnsi="Calibri" w:cs="Calibri"/>
+        </w:rPr>
+        <w:t xml:space="preserve"> </w:t>
+      </w:r>
+      <w:bookmarkEnd w:id="63"/>
+      <w:r>
+        <w:rPr>
+          <w:rFonts w:ascii="Calibri" w:eastAsia="Times New Roman" w:hAnsi="Calibri" w:cs="Calibri"/>
+        </w:rPr>
+        <w:t xml:space="preserve">– </w:t>
+      </w:r>
+      <w:r>
+        <w:rPr>
+          <w:rFonts w:ascii="Calibri" w:eastAsia="Times New Roman" w:hAnsi="Calibri" w:cs="Calibri"/>
+        </w:rPr>
+        <w:t xml:space="preserve">AD groups containing </w:t>
+      </w:r>
+      <w:r>
+        <w:rPr>
+          <w:rFonts w:ascii="Calibri" w:eastAsia="Times New Roman" w:hAnsi="Calibri" w:cs="Calibri"/>
+        </w:rPr>
+        <w:t>domestic</w:t>
+      </w:r>
+      <w:r>
+        <w:rPr>
+          <w:rFonts w:ascii="Calibri" w:eastAsia="Times New Roman" w:hAnsi="Calibri" w:cs="Calibri"/>
+        </w:rPr>
+        <w:t xml:space="preserve"> users</w:t>
+      </w:r>
+    </w:p>
+    <w:p>
+      <w:pPr>
+        <w:numPr>
+          <w:ilvl w:val="1"/>
+          <w:numId w:val="4"/>
+        </w:numPr>
+        <w:spacing w:after="0"/>
+        <w:textAlignment w:val="center"/>
+        <w:rPr>
+          <w:rFonts w:ascii="Calibri" w:eastAsia="Times New Roman" w:hAnsi="Calibri" w:cs="Calibri"/>
           <w:i/>
           <w:iCs/>
         </w:rPr>
       </w:pPr>
-      <w:r>
-        <w:rPr>
-          <w:rFonts w:ascii="Consolas" w:eastAsiaTheme="minorHAnsi" w:hAnsi="Consolas" w:cs="Consolas"/>
-          <w:color w:val="0000FF"/>
-          <w:sz w:val="19"/>
-          <w:szCs w:val="19"/>
-        </w:rPr>
-        <w:t xml:space="preserve">SubsTreatedAsLmEmployees </w:t>
+      <w:proofErr w:type="spellStart"/>
+      <w:r>
+        <w:rPr>
+          <w:rFonts w:ascii="Consolas" w:eastAsiaTheme="minorHAnsi" w:hAnsi="Consolas" w:cs="Consolas"/>
+          <w:color w:val="0000FF"/>
+          <w:sz w:val="19"/>
+          <w:szCs w:val="19"/>
+        </w:rPr>
+        <w:t>SubsTreatedAsLmEmployees</w:t>
+      </w:r>
+      <w:proofErr w:type="spellEnd"/>
+      <w:r>
+        <w:rPr>
+          <w:rFonts w:ascii="Consolas" w:eastAsiaTheme="minorHAnsi" w:hAnsi="Consolas" w:cs="Consolas"/>
+          <w:color w:val="0000FF"/>
+          <w:sz w:val="19"/>
+          <w:szCs w:val="19"/>
+        </w:rPr>
+        <w:t xml:space="preserve"> </w:t>
       </w:r>
       <w:r>
         <w:rPr>
@@ -3710,6 +3913,7 @@
         </w:rPr>
         <w:t xml:space="preserve">(renamed from </w:t>
       </w:r>
+      <w:proofErr w:type="spellStart"/>
       <w:r>
         <w:rPr>
           <w:rFonts w:ascii="Consolas" w:eastAsiaTheme="minorHAnsi" w:hAnsi="Consolas" w:cs="Consolas"/>
@@ -3721,6 +3925,7 @@
         </w:rPr>
         <w:t>SubcontractorUsersGroups</w:t>
       </w:r>
+      <w:proofErr w:type="spellEnd"/>
       <w:r>
         <w:rPr>
           <w:rFonts w:ascii="Calibri" w:eastAsia="Times New Roman" w:hAnsi="Calibri" w:cs="Calibri"/>
@@ -3742,6 +3947,7 @@
           <w:rFonts w:ascii="Calibri" w:eastAsia="Times New Roman" w:hAnsi="Calibri" w:cs="Calibri"/>
         </w:rPr>
       </w:pPr>
+      <w:proofErr w:type="spellStart"/>
       <w:r>
         <w:rPr>
           <w:rFonts w:ascii="Consolas" w:eastAsiaTheme="minorHAnsi" w:hAnsi="Consolas" w:cs="Consolas"/>
@@ -3751,6 +3957,7 @@
         </w:rPr>
         <w:t>CompanyConfiguration</w:t>
       </w:r>
+      <w:proofErr w:type="spellEnd"/>
     </w:p>
     <w:p>
       <w:pPr>
@@ -3778,6 +3985,7 @@
         </w:rPr>
         <w:t xml:space="preserve">: set to </w:t>
       </w:r>
+      <w:proofErr w:type="spellStart"/>
       <w:r>
         <w:rPr>
           <w:rFonts w:ascii="Consolas" w:eastAsiaTheme="minorHAnsi" w:hAnsi="Consolas" w:cs="Consolas"/>
@@ -3787,6 +3995,7 @@
         </w:rPr>
         <w:t>SpaceSystems</w:t>
       </w:r>
+      <w:proofErr w:type="spellEnd"/>
       <w:r>
         <w:rPr>
           <w:rFonts w:ascii="Calibri" w:eastAsia="Times New Roman" w:hAnsi="Calibri" w:cs="Calibri"/>
@@ -3845,6 +4054,7 @@
         </w:rPr>
       </w:pPr>
       <w:commentRangeStart w:id="64"/>
+      <w:proofErr w:type="spellStart"/>
       <w:r>
         <w:rPr>
           <w:rFonts w:ascii="Consolas" w:eastAsiaTheme="minorHAnsi" w:hAnsi="Consolas" w:cs="Consolas"/>
@@ -3855,6 +4065,7 @@
         <w:t>ServiceCentralLinkSpaceSystems</w:t>
       </w:r>
       <w:commentRangeEnd w:id="64"/>
+      <w:proofErr w:type="spellEnd"/>
       <w:r>
         <w:rPr>
           <w:rStyle w:val="CommentReference"/>
@@ -3875,13 +4086,7 @@
         <w:rPr>
           <w:rFonts w:ascii="Calibri" w:eastAsia="Times New Roman" w:hAnsi="Calibri" w:cs="Calibri"/>
         </w:rPr>
-        <w:t>–</w:t>
-      </w:r>
-      <w:r>
-        <w:rPr>
-          <w:rFonts w:ascii="Calibri" w:eastAsia="Times New Roman" w:hAnsi="Calibri" w:cs="Calibri"/>
-        </w:rPr>
-        <w:t xml:space="preserve"> leave as is for now, in the future when Service Central exists in classified, we can add it into this setting</w:t>
+        <w:t>– leave as is for now, in the future when Service Central exists in classified, we can add it into this setting</w:t>
       </w:r>
     </w:p>
     <w:p>
@@ -3893,6 +4098,7 @@
         </w:numPr>
         <w:spacing w:after="0"/>
       </w:pPr>
+      <w:proofErr w:type="spellStart"/>
       <w:r>
         <w:rPr>
           <w:rFonts w:ascii="Consolas" w:eastAsiaTheme="minorHAnsi" w:hAnsi="Consolas" w:cs="Consolas"/>
@@ -3902,6 +4108,7 @@
         </w:rPr>
         <w:t>LMIProxy</w:t>
       </w:r>
+      <w:proofErr w:type="spellEnd"/>
       <w:r>
         <w:t xml:space="preserve"> – proxy server used to connect to the network</w:t>
       </w:r>
@@ -3915,6 +4122,7 @@
         </w:numPr>
         <w:spacing w:after="0"/>
       </w:pPr>
+      <w:proofErr w:type="spellStart"/>
       <w:r>
         <w:rPr>
           <w:rFonts w:ascii="Consolas" w:eastAsiaTheme="minorHAnsi" w:hAnsi="Consolas" w:cs="Consolas"/>
@@ -3924,6 +4132,7 @@
         </w:rPr>
         <w:t>ShutOffExternalLinksForClassifiedInstall</w:t>
       </w:r>
+      <w:proofErr w:type="spellEnd"/>
       <w:r>
         <w:t xml:space="preserve"> – set to </w:t>
       </w:r>
@@ -3948,14 +4157,25 @@
           <w:rFonts w:ascii="Calibri" w:eastAsia="Times New Roman" w:hAnsi="Calibri" w:cs="Calibri"/>
         </w:rPr>
       </w:pPr>
-      <w:r>
-        <w:rPr>
-          <w:rFonts w:ascii="Consolas" w:eastAsiaTheme="minorHAnsi" w:hAnsi="Consolas" w:cs="Consolas"/>
-          <w:color w:val="0000FF"/>
-          <w:sz w:val="19"/>
-          <w:szCs w:val="19"/>
-        </w:rPr>
-        <w:t xml:space="preserve">UsersAllowedProPricerAccess </w:t>
+      <w:proofErr w:type="spellStart"/>
+      <w:r>
+        <w:rPr>
+          <w:rFonts w:ascii="Consolas" w:eastAsiaTheme="minorHAnsi" w:hAnsi="Consolas" w:cs="Consolas"/>
+          <w:color w:val="0000FF"/>
+          <w:sz w:val="19"/>
+          <w:szCs w:val="19"/>
+        </w:rPr>
+        <w:t>UsersAllowedProPricerAccess</w:t>
+      </w:r>
+      <w:proofErr w:type="spellEnd"/>
+      <w:r>
+        <w:rPr>
+          <w:rFonts w:ascii="Consolas" w:eastAsiaTheme="minorHAnsi" w:hAnsi="Consolas" w:cs="Consolas"/>
+          <w:color w:val="0000FF"/>
+          <w:sz w:val="19"/>
+          <w:szCs w:val="19"/>
+        </w:rPr>
+        <w:t xml:space="preserve"> </w:t>
       </w:r>
       <w:r>
         <w:rPr>
@@ -3973,14 +4193,25 @@
         </w:numPr>
         <w:spacing w:after="0"/>
       </w:pPr>
-      <w:r>
-        <w:rPr>
-          <w:rFonts w:ascii="Consolas" w:eastAsiaTheme="minorHAnsi" w:hAnsi="Consolas" w:cs="Consolas"/>
-          <w:color w:val="0000FF"/>
-          <w:sz w:val="19"/>
-          <w:szCs w:val="19"/>
-        </w:rPr>
-        <w:t xml:space="preserve">EnableSendToProPricerDirectly </w:t>
+      <w:proofErr w:type="spellStart"/>
+      <w:r>
+        <w:rPr>
+          <w:rFonts w:ascii="Consolas" w:eastAsiaTheme="minorHAnsi" w:hAnsi="Consolas" w:cs="Consolas"/>
+          <w:color w:val="0000FF"/>
+          <w:sz w:val="19"/>
+          <w:szCs w:val="19"/>
+        </w:rPr>
+        <w:t>EnableSendToProPricerDirectly</w:t>
+      </w:r>
+      <w:proofErr w:type="spellEnd"/>
+      <w:r>
+        <w:rPr>
+          <w:rFonts w:ascii="Consolas" w:eastAsiaTheme="minorHAnsi" w:hAnsi="Consolas" w:cs="Consolas"/>
+          <w:color w:val="0000FF"/>
+          <w:sz w:val="19"/>
+          <w:szCs w:val="19"/>
+        </w:rPr>
+        <w:t xml:space="preserve"> </w:t>
       </w:r>
       <w:r>
         <w:t xml:space="preserve">– set to </w:t>
@@ -4003,14 +4234,25 @@
         </w:numPr>
         <w:spacing w:after="0"/>
       </w:pPr>
-      <w:r>
-        <w:rPr>
-          <w:rFonts w:ascii="Consolas" w:eastAsiaTheme="minorHAnsi" w:hAnsi="Consolas" w:cs="Consolas"/>
-          <w:color w:val="0000FF"/>
-          <w:sz w:val="19"/>
-          <w:szCs w:val="19"/>
-        </w:rPr>
-        <w:t xml:space="preserve">ProPricerApiUrl </w:t>
+      <w:proofErr w:type="spellStart"/>
+      <w:r>
+        <w:rPr>
+          <w:rFonts w:ascii="Consolas" w:eastAsiaTheme="minorHAnsi" w:hAnsi="Consolas" w:cs="Consolas"/>
+          <w:color w:val="0000FF"/>
+          <w:sz w:val="19"/>
+          <w:szCs w:val="19"/>
+        </w:rPr>
+        <w:t>ProPricerApiUrl</w:t>
+      </w:r>
+      <w:proofErr w:type="spellEnd"/>
+      <w:r>
+        <w:rPr>
+          <w:rFonts w:ascii="Consolas" w:eastAsiaTheme="minorHAnsi" w:hAnsi="Consolas" w:cs="Consolas"/>
+          <w:color w:val="0000FF"/>
+          <w:sz w:val="19"/>
+          <w:szCs w:val="19"/>
+        </w:rPr>
+        <w:t xml:space="preserve"> </w:t>
       </w:r>
       <w:r>
         <w:t xml:space="preserve">– </w:t>
@@ -4042,14 +4284,25 @@
         </w:numPr>
         <w:spacing w:after="0"/>
       </w:pPr>
-      <w:r>
-        <w:rPr>
-          <w:rFonts w:ascii="Consolas" w:eastAsiaTheme="minorHAnsi" w:hAnsi="Consolas" w:cs="Consolas"/>
-          <w:color w:val="0000FF"/>
-          <w:sz w:val="19"/>
-          <w:szCs w:val="19"/>
-        </w:rPr>
-        <w:t xml:space="preserve">UnclassifiedBannerText </w:t>
+      <w:proofErr w:type="spellStart"/>
+      <w:r>
+        <w:rPr>
+          <w:rFonts w:ascii="Consolas" w:eastAsiaTheme="minorHAnsi" w:hAnsi="Consolas" w:cs="Consolas"/>
+          <w:color w:val="0000FF"/>
+          <w:sz w:val="19"/>
+          <w:szCs w:val="19"/>
+        </w:rPr>
+        <w:t>UnclassifiedBannerText</w:t>
+      </w:r>
+      <w:proofErr w:type="spellEnd"/>
+      <w:r>
+        <w:rPr>
+          <w:rFonts w:ascii="Consolas" w:eastAsiaTheme="minorHAnsi" w:hAnsi="Consolas" w:cs="Consolas"/>
+          <w:color w:val="0000FF"/>
+          <w:sz w:val="19"/>
+          <w:szCs w:val="19"/>
+        </w:rPr>
+        <w:t xml:space="preserve"> </w:t>
       </w:r>
       <w:r>
         <w:t xml:space="preserve">– </w:t>
@@ -4077,14 +4330,25 @@
         </w:numPr>
         <w:spacing w:after="0"/>
       </w:pPr>
-      <w:r>
-        <w:rPr>
-          <w:rFonts w:ascii="Consolas" w:eastAsiaTheme="minorHAnsi" w:hAnsi="Consolas" w:cs="Consolas"/>
-          <w:color w:val="0000FF"/>
-          <w:sz w:val="19"/>
-          <w:szCs w:val="19"/>
-        </w:rPr>
-        <w:t xml:space="preserve">OverrideSubNonUs </w:t>
+      <w:proofErr w:type="spellStart"/>
+      <w:r>
+        <w:rPr>
+          <w:rFonts w:ascii="Consolas" w:eastAsiaTheme="minorHAnsi" w:hAnsi="Consolas" w:cs="Consolas"/>
+          <w:color w:val="0000FF"/>
+          <w:sz w:val="19"/>
+          <w:szCs w:val="19"/>
+        </w:rPr>
+        <w:t>OverrideSubNonUs</w:t>
+      </w:r>
+      <w:proofErr w:type="spellEnd"/>
+      <w:r>
+        <w:rPr>
+          <w:rFonts w:ascii="Consolas" w:eastAsiaTheme="minorHAnsi" w:hAnsi="Consolas" w:cs="Consolas"/>
+          <w:color w:val="0000FF"/>
+          <w:sz w:val="19"/>
+          <w:szCs w:val="19"/>
+        </w:rPr>
+        <w:t xml:space="preserve"> </w:t>
       </w:r>
       <w:r>
         <w:t xml:space="preserve">– set to </w:t>
@@ -4106,8 +4370,15 @@
           <w:numId w:val="4"/>
         </w:numPr>
         <w:spacing w:after="0"/>
+        <w:rPr>
+          <w:rFonts w:ascii="Consolas" w:eastAsiaTheme="minorHAnsi" w:hAnsi="Consolas" w:cs="Consolas"/>
+          <w:color w:val="008000"/>
+          <w:sz w:val="19"/>
+          <w:szCs w:val="19"/>
+        </w:rPr>
       </w:pPr>
       <w:bookmarkStart w:id="65" w:name="_Hlk95193873"/>
+      <w:proofErr w:type="spellStart"/>
       <w:r>
         <w:rPr>
           <w:rFonts w:ascii="Consolas" w:eastAsiaTheme="minorHAnsi" w:hAnsi="Consolas" w:cs="Consolas"/>
@@ -4117,6 +4388,7 @@
         </w:rPr>
         <w:t>MOQHelpBaseUrl</w:t>
       </w:r>
+      <w:proofErr w:type="spellEnd"/>
       <w:r>
         <w:rPr>
           <w:rFonts w:ascii="Consolas" w:eastAsiaTheme="minorHAnsi" w:hAnsi="Consolas" w:cs="Consolas"/>
@@ -4164,24 +4436,7 @@
       <w:r>
         <w:t>”</w:t>
       </w:r>
-    </w:p>
-    <w:p>
-      <w:pPr>
-        <w:pStyle w:val="ListParagraph"/>
-        <w:spacing w:after="0"/>
-        <w:ind w:left="1440"/>
-      </w:pPr>
       <w:bookmarkStart w:id="66" w:name="_Hlk108615124"/>
-    </w:p>
-    <w:p>
-      <w:pPr>
-        <w:rPr>
-          <w:rFonts w:ascii="Consolas" w:eastAsiaTheme="minorHAnsi" w:hAnsi="Consolas" w:cs="Consolas"/>
-          <w:color w:val="008000"/>
-          <w:sz w:val="19"/>
-          <w:szCs w:val="19"/>
-        </w:rPr>
-      </w:pPr>
       <w:r>
         <w:rPr>
           <w:rFonts w:ascii="Consolas" w:eastAsiaTheme="minorHAnsi" w:hAnsi="Consolas" w:cs="Consolas"/>
@@ -4245,6 +4500,7 @@
         </w:numPr>
         <w:spacing w:after="0"/>
       </w:pPr>
+      <w:proofErr w:type="spellStart"/>
       <w:r>
         <w:rPr>
           <w:rFonts w:ascii="Consolas" w:eastAsiaTheme="minorHAnsi" w:hAnsi="Consolas" w:cs="Consolas"/>
@@ -4254,6 +4510,7 @@
         </w:rPr>
         <w:t>oAuthDomain</w:t>
       </w:r>
+      <w:proofErr w:type="spellEnd"/>
       <w:r>
         <w:rPr>
           <w:rFonts w:ascii="Consolas" w:eastAsiaTheme="minorHAnsi" w:hAnsi="Consolas" w:cs="Consolas"/>
@@ -4297,14 +4554,25 @@
           <w:sz w:val="20"/>
         </w:rPr>
       </w:pPr>
-      <w:r>
-        <w:rPr>
-          <w:rFonts w:ascii="Consolas" w:eastAsiaTheme="minorHAnsi" w:hAnsi="Consolas" w:cs="Consolas"/>
-          <w:color w:val="0000FF"/>
-          <w:sz w:val="19"/>
-          <w:szCs w:val="19"/>
-        </w:rPr>
-        <w:t xml:space="preserve">EnableSAP </w:t>
+      <w:proofErr w:type="spellStart"/>
+      <w:r>
+        <w:rPr>
+          <w:rFonts w:ascii="Consolas" w:eastAsiaTheme="minorHAnsi" w:hAnsi="Consolas" w:cs="Consolas"/>
+          <w:color w:val="0000FF"/>
+          <w:sz w:val="19"/>
+          <w:szCs w:val="19"/>
+        </w:rPr>
+        <w:t>EnableSAP</w:t>
+      </w:r>
+      <w:proofErr w:type="spellEnd"/>
+      <w:r>
+        <w:rPr>
+          <w:rFonts w:ascii="Consolas" w:eastAsiaTheme="minorHAnsi" w:hAnsi="Consolas" w:cs="Consolas"/>
+          <w:color w:val="0000FF"/>
+          <w:sz w:val="19"/>
+          <w:szCs w:val="19"/>
+        </w:rPr>
+        <w:t xml:space="preserve"> </w:t>
       </w:r>
       <w:r>
         <w:t>–</w:t>
@@ -4335,14 +4603,25 @@
           <w:sz w:val="20"/>
         </w:rPr>
       </w:pPr>
-      <w:r>
-        <w:rPr>
-          <w:rFonts w:ascii="Consolas" w:eastAsiaTheme="minorHAnsi" w:hAnsi="Consolas" w:cs="Consolas"/>
-          <w:color w:val="0000FF"/>
-          <w:sz w:val="19"/>
-          <w:szCs w:val="19"/>
-        </w:rPr>
-        <w:t xml:space="preserve">IESSAPUrl </w:t>
+      <w:proofErr w:type="spellStart"/>
+      <w:r>
+        <w:rPr>
+          <w:rFonts w:ascii="Consolas" w:eastAsiaTheme="minorHAnsi" w:hAnsi="Consolas" w:cs="Consolas"/>
+          <w:color w:val="0000FF"/>
+          <w:sz w:val="19"/>
+          <w:szCs w:val="19"/>
+        </w:rPr>
+        <w:t>IESSAPUrl</w:t>
+      </w:r>
+      <w:proofErr w:type="spellEnd"/>
+      <w:r>
+        <w:rPr>
+          <w:rFonts w:ascii="Consolas" w:eastAsiaTheme="minorHAnsi" w:hAnsi="Consolas" w:cs="Consolas"/>
+          <w:color w:val="0000FF"/>
+          <w:sz w:val="19"/>
+          <w:szCs w:val="19"/>
+        </w:rPr>
+        <w:t xml:space="preserve"> </w:t>
       </w:r>
       <w:r>
         <w:t xml:space="preserve">– </w:t>
@@ -4377,6 +4656,7 @@
           <w:sz w:val="20"/>
         </w:rPr>
       </w:pPr>
+      <w:proofErr w:type="spellStart"/>
       <w:r>
         <w:rPr>
           <w:rFonts w:ascii="Consolas" w:eastAsiaTheme="minorHAnsi" w:hAnsi="Consolas" w:cs="Consolas"/>
@@ -4386,6 +4666,7 @@
         </w:rPr>
         <w:t>SAPSpaceStartDate</w:t>
       </w:r>
+      <w:proofErr w:type="spellEnd"/>
       <w:r>
         <w:rPr>
           <w:rFonts w:ascii="Consolas" w:eastAsiaTheme="minorHAnsi" w:hAnsi="Consolas" w:cs="Consolas"/>
@@ -4420,6 +4701,7 @@
           <w:sz w:val="20"/>
         </w:rPr>
       </w:pPr>
+      <w:proofErr w:type="spellStart"/>
       <w:r>
         <w:rPr>
           <w:rFonts w:ascii="Consolas" w:eastAsiaTheme="minorHAnsi" w:hAnsi="Consolas" w:cs="Consolas"/>
@@ -4429,6 +4711,7 @@
         </w:rPr>
         <w:t>oAuthIESClientId</w:t>
       </w:r>
+      <w:proofErr w:type="spellEnd"/>
       <w:r>
         <w:rPr>
           <w:rFonts w:ascii="Consolas" w:eastAsiaTheme="minorHAnsi" w:hAnsi="Consolas" w:cs="Consolas"/>
@@ -4471,6 +4754,7 @@
           <w:sz w:val="20"/>
         </w:rPr>
       </w:pPr>
+      <w:proofErr w:type="spellStart"/>
       <w:r>
         <w:rPr>
           <w:rFonts w:ascii="Consolas" w:eastAsiaTheme="minorHAnsi" w:hAnsi="Consolas" w:cs="Consolas"/>
@@ -4480,6 +4764,7 @@
         </w:rPr>
         <w:t>oAuthIESClientSecret</w:t>
       </w:r>
+      <w:proofErr w:type="spellEnd"/>
       <w:r>
         <w:rPr>
           <w:rFonts w:ascii="Consolas" w:eastAsiaTheme="minorHAnsi" w:hAnsi="Consolas" w:cs="Consolas"/>
@@ -4544,6 +4829,7 @@
         </w:numPr>
         <w:spacing w:after="0"/>
       </w:pPr>
+      <w:proofErr w:type="spellStart"/>
       <w:r>
         <w:rPr>
           <w:rFonts w:ascii="Consolas" w:eastAsiaTheme="minorHAnsi" w:hAnsi="Consolas" w:cs="Consolas"/>
@@ -4553,6 +4839,7 @@
         </w:rPr>
         <w:t>ShowEquivalentPersonsOption</w:t>
       </w:r>
+      <w:proofErr w:type="spellEnd"/>
     </w:p>
     <w:p>
       <w:pPr>
@@ -4640,6 +4927,7 @@
         </w:numPr>
         <w:spacing w:after="0"/>
       </w:pPr>
+      <w:proofErr w:type="spellStart"/>
       <w:r>
         <w:rPr>
           <w:rFonts w:ascii="Consolas" w:eastAsiaTheme="minorHAnsi" w:hAnsi="Consolas" w:cs="Consolas"/>
@@ -4649,6 +4937,7 @@
         </w:rPr>
         <w:t>IsBOEFormVisible</w:t>
       </w:r>
+      <w:proofErr w:type="spellEnd"/>
     </w:p>
     <w:p>
       <w:pPr>
@@ -4737,6 +5026,7 @@
           <w:rFonts w:ascii="Calibri" w:eastAsia="Times New Roman" w:hAnsi="Calibri" w:cs="Calibri"/>
         </w:rPr>
       </w:pPr>
+      <w:proofErr w:type="spellStart"/>
       <w:r>
         <w:rPr>
           <w:rFonts w:ascii="Consolas" w:eastAsiaTheme="minorHAnsi" w:hAnsi="Consolas" w:cs="Consolas"/>
@@ -4746,6 +5036,7 @@
         </w:rPr>
         <w:t>IsPortionMarkingEnabled</w:t>
       </w:r>
+      <w:proofErr w:type="spellEnd"/>
     </w:p>
     <w:p>
       <w:pPr>
@@ -4839,6 +5130,7 @@
           <w:rFonts w:ascii="Calibri" w:eastAsia="Times New Roman" w:hAnsi="Calibri" w:cs="Calibri"/>
         </w:rPr>
       </w:pPr>
+      <w:proofErr w:type="spellStart"/>
       <w:r>
         <w:rPr>
           <w:rFonts w:ascii="Consolas" w:eastAsiaTheme="minorHAnsi" w:hAnsi="Consolas" w:cs="Consolas"/>
@@ -4848,6 +5140,7 @@
         </w:rPr>
         <w:t>IESHomeUrl</w:t>
       </w:r>
+      <w:proofErr w:type="spellEnd"/>
     </w:p>
     <w:p>
       <w:pPr>
@@ -4939,6 +5232,7 @@
           <w:rFonts w:ascii="Calibri" w:eastAsia="Times New Roman" w:hAnsi="Calibri" w:cs="Calibri"/>
         </w:rPr>
       </w:pPr>
+      <w:proofErr w:type="spellStart"/>
       <w:r>
         <w:rPr>
           <w:rFonts w:ascii="Consolas" w:eastAsiaTheme="minorHAnsi" w:hAnsi="Consolas" w:cs="Consolas"/>
@@ -4948,6 +5242,7 @@
         </w:rPr>
         <w:t>IsPTMIntegrated</w:t>
       </w:r>
+      <w:proofErr w:type="spellEnd"/>
     </w:p>
     <w:p>
       <w:pPr>
@@ -4992,6 +5287,10 @@
           <w:numId w:val="30"/>
         </w:numPr>
         <w:spacing w:after="0"/>
+        <w:textAlignment w:val="center"/>
+        <w:rPr>
+          <w:rFonts w:ascii="Calibri" w:eastAsia="Times New Roman" w:hAnsi="Calibri" w:cs="Calibri"/>
+        </w:rPr>
       </w:pPr>
       <w:r>
         <w:rPr>
@@ -5021,84 +5320,31 @@
     <w:p>
       <w:pPr>
         <w:pStyle w:val="ListParagraph"/>
-        <w:spacing w:after="0"/>
-        <w:ind w:left="1440"/>
-        <w:textAlignment w:val="center"/>
-        <w:rPr>
-          <w:rFonts w:ascii="Calibri" w:eastAsia="Times New Roman" w:hAnsi="Calibri" w:cs="Calibri"/>
-        </w:rPr>
-      </w:pPr>
-    </w:p>
-    <w:p>
-      <w:pPr>
-        <w:pStyle w:val="ListParagraph"/>
-        <w:spacing w:after="0"/>
-        <w:ind w:left="1440"/>
-        <w:textAlignment w:val="center"/>
-        <w:rPr>
-          <w:rFonts w:ascii="Calibri" w:eastAsia="Times New Roman" w:hAnsi="Calibri" w:cs="Calibri"/>
-        </w:rPr>
-      </w:pPr>
-      <w:r>
-        <w:rPr>
-          <w:rFonts w:ascii="Consolas" w:eastAsiaTheme="minorHAnsi" w:hAnsi="Consolas" w:cs="Consolas"/>
-          <w:color w:val="008000"/>
-          <w:sz w:val="19"/>
-          <w:szCs w:val="19"/>
-        </w:rPr>
-        <w:t>Hours offset</w:t>
-      </w:r>
-    </w:p>
-    <w:p>
-      <w:pPr>
-        <w:pStyle w:val="ListParagraph"/>
         <w:numPr>
           <w:ilvl w:val="1"/>
           <w:numId w:val="4"/>
         </w:numPr>
         <w:spacing w:after="0"/>
-        <w:textAlignment w:val="center"/>
-        <w:rPr>
-          <w:rFonts w:ascii="Calibri" w:eastAsia="Times New Roman" w:hAnsi="Calibri" w:cs="Calibri"/>
-        </w:rPr>
-      </w:pPr>
-      <w:r>
-        <w:rPr>
-          <w:rFonts w:ascii="Consolas" w:eastAsiaTheme="minorHAnsi" w:hAnsi="Consolas" w:cs="Consolas"/>
-          <w:color w:val="0000FF"/>
-          <w:sz w:val="19"/>
-          <w:szCs w:val="19"/>
-        </w:rPr>
-        <w:t>DatabaseESTOffset</w:t>
-      </w:r>
-      <w:r>
-        <w:rPr>
-          <w:rFonts w:ascii="Calibri" w:eastAsia="Times New Roman" w:hAnsi="Calibri" w:cs="Calibri"/>
-        </w:rPr>
-        <w:t xml:space="preserve"> – adjust based on whether your DB is in a different time zone than your web server. 0 means it’s in the same zone.</w:t>
-      </w:r>
-    </w:p>
-    <w:p>
-      <w:pPr>
-        <w:pStyle w:val="ListParagraph"/>
-        <w:numPr>
-          <w:ilvl w:val="1"/>
-          <w:numId w:val="4"/>
-        </w:numPr>
-        <w:spacing w:after="0"/>
-        <w:textAlignment w:val="center"/>
-        <w:rPr>
-          <w:rFonts w:ascii="Calibri" w:eastAsia="Times New Roman" w:hAnsi="Calibri" w:cs="Calibri"/>
-        </w:rPr>
-      </w:pPr>
-      <w:r>
-        <w:rPr>
-          <w:rFonts w:ascii="Consolas" w:eastAsiaTheme="minorHAnsi" w:hAnsi="Consolas" w:cs="Consolas"/>
-          <w:color w:val="0000FF"/>
-          <w:sz w:val="19"/>
-          <w:szCs w:val="19"/>
-        </w:rPr>
-        <w:t>CanCreateWorkspaceWithoutPtmTrackingNumber</w:t>
+      </w:pPr>
+      <w:proofErr w:type="spellStart"/>
+      <w:r>
+        <w:rPr>
+          <w:rFonts w:ascii="Consolas" w:eastAsiaTheme="minorHAnsi" w:hAnsi="Consolas" w:cs="Consolas"/>
+          <w:color w:val="0000FF"/>
+          <w:sz w:val="19"/>
+          <w:szCs w:val="19"/>
+        </w:rPr>
+        <w:t>ShowIesHeader</w:t>
+      </w:r>
+      <w:proofErr w:type="spellEnd"/>
+      <w:r>
+        <w:rPr>
+          <w:rFonts w:ascii="Consolas" w:eastAsiaTheme="minorHAnsi" w:hAnsi="Consolas" w:cs="Consolas"/>
+          <w:color w:val="0000FF"/>
+          <w:sz w:val="19"/>
+          <w:szCs w:val="19"/>
+        </w:rPr>
+        <w:t xml:space="preserve"> </w:t>
       </w:r>
     </w:p>
     <w:p>
@@ -5122,887 +5368,9 @@
         <w:t>Space</w:t>
       </w:r>
       <w:r>
-        <w:rPr>
-          <w:rFonts w:ascii="Calibri" w:eastAsia="Times New Roman" w:hAnsi="Calibri" w:cs="Calibri"/>
-        </w:rPr>
         <w:t xml:space="preserve">: </w:t>
       </w:r>
       <w:r>
-        <w:rPr>
-          <w:rFonts w:ascii="Calibri" w:eastAsia="Times New Roman" w:hAnsi="Calibri" w:cs="Calibri"/>
-        </w:rPr>
-        <w:t xml:space="preserve">We have this </w:t>
-      </w:r>
-      <w:r>
-        <w:rPr>
-          <w:rFonts w:ascii="Calibri" w:eastAsia="Times New Roman" w:hAnsi="Calibri" w:cs="Calibri"/>
-          <w:i/>
-          <w:iCs/>
-        </w:rPr>
-        <w:t>blank</w:t>
-      </w:r>
-      <w:r>
-        <w:rPr>
-          <w:rFonts w:ascii="Calibri" w:eastAsia="Times New Roman" w:hAnsi="Calibri" w:cs="Calibri"/>
-        </w:rPr>
-        <w:t>, but please verify this with Frank – there may be a group of users that needs to be added here.</w:t>
-      </w:r>
-    </w:p>
-    <w:p>
-      <w:pPr>
-        <w:pStyle w:val="ListParagraph"/>
-        <w:numPr>
-          <w:ilvl w:val="2"/>
-          <w:numId w:val="30"/>
-        </w:numPr>
-        <w:spacing w:after="0"/>
-      </w:pPr>
-      <w:r>
-        <w:rPr>
-          <w:rFonts w:ascii="Calibri" w:eastAsia="Times New Roman" w:hAnsi="Calibri" w:cs="Calibri"/>
-          <w:color w:val="E36C0A" w:themeColor="accent6" w:themeShade="BF"/>
-        </w:rPr>
-        <w:t>RMS</w:t>
-      </w:r>
-      <w:r>
-        <w:t xml:space="preserve">: </w:t>
-      </w:r>
-      <w:r>
-        <w:t>keep at</w:t>
-      </w:r>
-      <w:r>
-        <w:rPr>
-          <w:rFonts w:ascii="Calibri" w:eastAsia="Times New Roman" w:hAnsi="Calibri" w:cs="Calibri"/>
-          <w:i/>
-          <w:iCs/>
-        </w:rPr>
-        <w:t xml:space="preserve"> </w:t>
-      </w:r>
-      <w:r>
-        <w:rPr>
-          <w:rFonts w:ascii="Calibri" w:eastAsia="Times New Roman" w:hAnsi="Calibri" w:cs="Calibri"/>
-          <w:i/>
-          <w:iCs/>
-        </w:rPr>
-        <w:t>blank</w:t>
-      </w:r>
-    </w:p>
-    <w:p>
-      <w:pPr>
-        <w:pStyle w:val="ListParagraph"/>
-        <w:spacing w:after="0"/>
-        <w:ind w:left="1440"/>
-        <w:textAlignment w:val="center"/>
-        <w:rPr>
-          <w:rFonts w:ascii="Calibri" w:eastAsia="Times New Roman" w:hAnsi="Calibri" w:cs="Calibri"/>
-        </w:rPr>
-      </w:pPr>
-    </w:p>
-    <w:p>
-      <w:pPr>
-        <w:pStyle w:val="ListParagraph"/>
-        <w:spacing w:after="0"/>
-        <w:ind w:left="1440"/>
-        <w:textAlignment w:val="center"/>
-        <w:rPr>
-          <w:rFonts w:ascii="Calibri" w:eastAsia="Times New Roman" w:hAnsi="Calibri" w:cs="Calibri"/>
-        </w:rPr>
-      </w:pPr>
-      <w:r>
-        <w:rPr>
-          <w:rFonts w:ascii="Consolas" w:eastAsiaTheme="minorHAnsi" w:hAnsi="Consolas" w:cs="Consolas"/>
-          <w:color w:val="008000"/>
-          <w:sz w:val="19"/>
-          <w:szCs w:val="19"/>
-        </w:rPr>
-        <w:t>Piwik Settings</w:t>
-      </w:r>
-    </w:p>
-    <w:p>
-      <w:pPr>
-        <w:pStyle w:val="ListParagraph"/>
-        <w:numPr>
-          <w:ilvl w:val="1"/>
-          <w:numId w:val="4"/>
-        </w:numPr>
-        <w:spacing w:after="0"/>
-        <w:textAlignment w:val="center"/>
-        <w:rPr>
-          <w:rFonts w:ascii="Calibri" w:eastAsia="Times New Roman" w:hAnsi="Calibri" w:cs="Calibri"/>
-        </w:rPr>
-      </w:pPr>
-      <w:r>
-        <w:rPr>
-          <w:rFonts w:ascii="Consolas" w:eastAsiaTheme="minorHAnsi" w:hAnsi="Consolas" w:cs="Consolas"/>
-          <w:color w:val="0000FF"/>
-          <w:sz w:val="19"/>
-          <w:szCs w:val="19"/>
-        </w:rPr>
-        <w:t>DisablePiwik</w:t>
-      </w:r>
-      <w:r>
-        <w:rPr>
-          <w:rStyle w:val="FootnoteReference"/>
-          <w:rFonts w:eastAsiaTheme="minorHAnsi" w:cs="Consolas"/>
-        </w:rPr>
-        <w:footnoteReference w:id="3"/>
-      </w:r>
-      <w:r>
-        <w:t xml:space="preserve"> – set this to </w:t>
-      </w:r>
-      <w:r>
-        <w:rPr>
-          <w:rFonts w:ascii="Consolas" w:hAnsi="Consolas" w:cs="Consolas"/>
-          <w:sz w:val="20"/>
-        </w:rPr>
-        <w:t>true</w:t>
-      </w:r>
-      <w:r>
-        <w:rPr>
-          <w:sz w:val="20"/>
-        </w:rPr>
-        <w:t xml:space="preserve"> </w:t>
-      </w:r>
-      <w:r>
-        <w:t>(to not track the website usage via piwik</w:t>
-      </w:r>
-      <w:r>
-        <w:t>)</w:t>
-      </w:r>
-      <w:r>
-        <w:t xml:space="preserve">. </w:t>
-      </w:r>
-      <w:r>
-        <w:rPr>
-          <w:rFonts w:ascii="Calibri" w:eastAsia="Times New Roman" w:hAnsi="Calibri" w:cs="Calibri"/>
-        </w:rPr>
-        <w:t>I</w:t>
-      </w:r>
-      <w:r>
-        <w:rPr>
-          <w:rFonts w:ascii="Calibri" w:eastAsia="Times New Roman" w:hAnsi="Calibri" w:cs="Calibri"/>
-        </w:rPr>
-        <w:t>gnore the other piwik settings once you disable it</w:t>
-      </w:r>
-    </w:p>
-    <w:p>
-      <w:pPr>
-        <w:pStyle w:val="ListParagraph"/>
-        <w:spacing w:after="0"/>
-        <w:ind w:left="1440"/>
-      </w:pPr>
-    </w:p>
-    <w:p>
-      <w:pPr>
-        <w:pStyle w:val="ListParagraph"/>
-        <w:spacing w:after="0"/>
-        <w:ind w:left="1440"/>
-      </w:pPr>
-      <w:r>
-        <w:rPr>
-          <w:rFonts w:ascii="Consolas" w:eastAsiaTheme="minorHAnsi" w:hAnsi="Consolas" w:cs="Consolas"/>
-          <w:color w:val="008000"/>
-          <w:sz w:val="19"/>
-          <w:szCs w:val="19"/>
-        </w:rPr>
-        <w:t>MST Measure / Metrics</w:t>
-      </w:r>
-    </w:p>
-    <w:p>
-      <w:pPr>
-        <w:pStyle w:val="ListParagraph"/>
-        <w:numPr>
-          <w:ilvl w:val="1"/>
-          <w:numId w:val="4"/>
-        </w:numPr>
-        <w:spacing w:after="0"/>
-      </w:pPr>
-      <w:r>
-        <w:rPr>
-          <w:rFonts w:ascii="Consolas" w:eastAsiaTheme="minorHAnsi" w:hAnsi="Consolas" w:cs="Consolas"/>
-          <w:color w:val="0000FF"/>
-          <w:sz w:val="19"/>
-          <w:szCs w:val="19"/>
-        </w:rPr>
-        <w:t>MstMetricsUrl</w:t>
-      </w:r>
-    </w:p>
-    <w:p>
-      <w:pPr>
-        <w:pStyle w:val="ListParagraph"/>
-        <w:numPr>
-          <w:ilvl w:val="2"/>
-          <w:numId w:val="30"/>
-        </w:numPr>
-        <w:spacing w:after="0"/>
-      </w:pPr>
-      <w:r>
-        <w:rPr>
-          <w:rFonts w:ascii="Calibri" w:eastAsia="Times New Roman" w:hAnsi="Calibri" w:cs="Calibri"/>
-          <w:color w:val="E36C0A" w:themeColor="accent6" w:themeShade="BF"/>
-        </w:rPr>
-        <w:t>Space</w:t>
-      </w:r>
-      <w:r>
-        <w:rPr>
-          <w:rFonts w:ascii="Calibri" w:eastAsia="Times New Roman" w:hAnsi="Calibri" w:cs="Calibri"/>
-        </w:rPr>
-        <w:t xml:space="preserve">: </w:t>
-      </w:r>
-      <w:r>
-        <w:t xml:space="preserve">set to </w:t>
-      </w:r>
-      <w:r>
-        <w:rPr>
-          <w:rFonts w:ascii="Calibri" w:eastAsia="Times New Roman" w:hAnsi="Calibri" w:cs="Calibri"/>
-          <w:i/>
-        </w:rPr>
-        <w:t>blank</w:t>
-      </w:r>
-      <w:r>
-        <w:rPr>
-          <w:rFonts w:ascii="Calibri" w:eastAsia="Times New Roman" w:hAnsi="Calibri" w:cs="Calibri"/>
-          <w:i/>
-          <w:vertAlign w:val="superscript"/>
-        </w:rPr>
-        <w:t>2</w:t>
-      </w:r>
-    </w:p>
-    <w:p>
-      <w:pPr>
-        <w:pStyle w:val="ListParagraph"/>
-        <w:numPr>
-          <w:ilvl w:val="2"/>
-          <w:numId w:val="30"/>
-        </w:numPr>
-        <w:spacing w:after="0"/>
-      </w:pPr>
-      <w:r>
-        <w:rPr>
-          <w:rFonts w:ascii="Calibri" w:eastAsia="Times New Roman" w:hAnsi="Calibri" w:cs="Calibri"/>
-          <w:color w:val="E36C0A" w:themeColor="accent6" w:themeShade="BF"/>
-        </w:rPr>
-        <w:lastRenderedPageBreak/>
-        <w:t>RMS</w:t>
-      </w:r>
-      <w:r>
-        <w:rPr>
-          <w:rFonts w:ascii="Calibri" w:eastAsia="Times New Roman" w:hAnsi="Calibri" w:cs="Calibri"/>
-        </w:rPr>
-        <w:t xml:space="preserve">: </w:t>
-      </w:r>
-      <w:r>
-        <w:rPr>
-          <w:rFonts w:ascii="Calibri" w:eastAsia="Times New Roman" w:hAnsi="Calibri" w:cs="Calibri"/>
-        </w:rPr>
-        <w:t>If used, the URL to the application</w:t>
-      </w:r>
-    </w:p>
-    <w:p>
-      <w:pPr>
-        <w:pStyle w:val="ListParagraph"/>
-        <w:numPr>
-          <w:ilvl w:val="1"/>
-          <w:numId w:val="4"/>
-        </w:numPr>
-        <w:spacing w:after="0"/>
-      </w:pPr>
-      <w:r>
-        <w:rPr>
-          <w:rFonts w:ascii="Consolas" w:eastAsiaTheme="minorHAnsi" w:hAnsi="Consolas" w:cs="Consolas"/>
-          <w:color w:val="0000FF"/>
-          <w:sz w:val="19"/>
-          <w:szCs w:val="19"/>
-        </w:rPr>
-        <w:t>MSTSearchCriteriaHelp</w:t>
-      </w:r>
-    </w:p>
-    <w:p>
-      <w:pPr>
-        <w:pStyle w:val="ListParagraph"/>
-        <w:numPr>
-          <w:ilvl w:val="2"/>
-          <w:numId w:val="30"/>
-        </w:numPr>
-        <w:spacing w:after="0"/>
-      </w:pPr>
-      <w:r>
-        <w:rPr>
-          <w:rFonts w:ascii="Calibri" w:eastAsia="Times New Roman" w:hAnsi="Calibri" w:cs="Calibri"/>
-          <w:color w:val="E36C0A" w:themeColor="accent6" w:themeShade="BF"/>
-        </w:rPr>
-        <w:t>Space</w:t>
-      </w:r>
-      <w:r>
-        <w:rPr>
-          <w:rFonts w:ascii="Calibri" w:eastAsia="Times New Roman" w:hAnsi="Calibri" w:cs="Calibri"/>
-        </w:rPr>
-        <w:t xml:space="preserve">: </w:t>
-      </w:r>
-      <w:r>
-        <w:t xml:space="preserve">set to </w:t>
-      </w:r>
-      <w:r>
-        <w:rPr>
-          <w:rFonts w:ascii="Calibri" w:eastAsia="Times New Roman" w:hAnsi="Calibri" w:cs="Calibri"/>
-          <w:i/>
-        </w:rPr>
-        <w:t>blank</w:t>
-      </w:r>
-      <w:r>
-        <w:rPr>
-          <w:rFonts w:ascii="Calibri" w:eastAsia="Times New Roman" w:hAnsi="Calibri" w:cs="Calibri"/>
-          <w:i/>
-          <w:vertAlign w:val="superscript"/>
-        </w:rPr>
-        <w:t>2</w:t>
-      </w:r>
-    </w:p>
-    <w:p>
-      <w:pPr>
-        <w:pStyle w:val="ListParagraph"/>
-        <w:numPr>
-          <w:ilvl w:val="2"/>
-          <w:numId w:val="30"/>
-        </w:numPr>
-        <w:spacing w:after="0"/>
-      </w:pPr>
-      <w:r>
-        <w:rPr>
-          <w:rFonts w:ascii="Calibri" w:eastAsia="Times New Roman" w:hAnsi="Calibri" w:cs="Calibri"/>
-          <w:color w:val="E36C0A" w:themeColor="accent6" w:themeShade="BF"/>
-        </w:rPr>
-        <w:t>RMS</w:t>
-      </w:r>
-      <w:r>
-        <w:rPr>
-          <w:rFonts w:ascii="Calibri" w:eastAsia="Times New Roman" w:hAnsi="Calibri" w:cs="Calibri"/>
-        </w:rPr>
-        <w:t xml:space="preserve">: If used, the URL to </w:t>
-      </w:r>
-      <w:r>
-        <w:rPr>
-          <w:rFonts w:ascii="Calibri" w:eastAsia="Times New Roman" w:hAnsi="Calibri" w:cs="Calibri"/>
-        </w:rPr>
-        <w:t>the Search Criteria Help</w:t>
-      </w:r>
-    </w:p>
-    <w:p>
-      <w:pPr>
-        <w:pStyle w:val="ListParagraph"/>
-        <w:numPr>
-          <w:ilvl w:val="1"/>
-          <w:numId w:val="4"/>
-        </w:numPr>
-        <w:spacing w:after="0"/>
-      </w:pPr>
-      <w:r>
-        <w:rPr>
-          <w:rFonts w:ascii="Consolas" w:eastAsiaTheme="minorHAnsi" w:hAnsi="Consolas" w:cs="Consolas"/>
-          <w:color w:val="0000FF"/>
-          <w:sz w:val="19"/>
-          <w:szCs w:val="19"/>
-        </w:rPr>
-        <w:t>MSTSearchResultsHelpLink</w:t>
-      </w:r>
-    </w:p>
-    <w:p>
-      <w:pPr>
-        <w:pStyle w:val="ListParagraph"/>
-        <w:numPr>
-          <w:ilvl w:val="2"/>
-          <w:numId w:val="30"/>
-        </w:numPr>
-        <w:spacing w:after="0"/>
-      </w:pPr>
-      <w:r>
-        <w:rPr>
-          <w:rFonts w:ascii="Calibri" w:eastAsia="Times New Roman" w:hAnsi="Calibri" w:cs="Calibri"/>
-          <w:color w:val="E36C0A" w:themeColor="accent6" w:themeShade="BF"/>
-        </w:rPr>
-        <w:t>Space</w:t>
-      </w:r>
-      <w:r>
-        <w:rPr>
-          <w:rFonts w:ascii="Calibri" w:eastAsia="Times New Roman" w:hAnsi="Calibri" w:cs="Calibri"/>
-        </w:rPr>
-        <w:t xml:space="preserve">: </w:t>
-      </w:r>
-      <w:r>
-        <w:t xml:space="preserve">set to </w:t>
-      </w:r>
-      <w:r>
-        <w:rPr>
-          <w:rFonts w:ascii="Calibri" w:eastAsia="Times New Roman" w:hAnsi="Calibri" w:cs="Calibri"/>
-          <w:i/>
-        </w:rPr>
-        <w:t>blank</w:t>
-      </w:r>
-      <w:r>
-        <w:rPr>
-          <w:rFonts w:ascii="Calibri" w:eastAsia="Times New Roman" w:hAnsi="Calibri" w:cs="Calibri"/>
-          <w:i/>
-          <w:vertAlign w:val="superscript"/>
-        </w:rPr>
-        <w:t>2</w:t>
-      </w:r>
-    </w:p>
-    <w:p>
-      <w:pPr>
-        <w:pStyle w:val="ListParagraph"/>
-        <w:numPr>
-          <w:ilvl w:val="2"/>
-          <w:numId w:val="30"/>
-        </w:numPr>
-        <w:spacing w:after="0"/>
-      </w:pPr>
-      <w:r>
-        <w:rPr>
-          <w:rFonts w:ascii="Calibri" w:eastAsia="Times New Roman" w:hAnsi="Calibri" w:cs="Calibri"/>
-          <w:color w:val="E36C0A" w:themeColor="accent6" w:themeShade="BF"/>
-        </w:rPr>
-        <w:t>RMS</w:t>
-      </w:r>
-      <w:r>
-        <w:rPr>
-          <w:rFonts w:ascii="Calibri" w:eastAsia="Times New Roman" w:hAnsi="Calibri" w:cs="Calibri"/>
-        </w:rPr>
-        <w:t xml:space="preserve">: If used, the URL to </w:t>
-      </w:r>
-      <w:r>
-        <w:rPr>
-          <w:rFonts w:ascii="Calibri" w:eastAsia="Times New Roman" w:hAnsi="Calibri" w:cs="Calibri"/>
-        </w:rPr>
-        <w:t>the Results Help</w:t>
-      </w:r>
-    </w:p>
-    <w:p>
-      <w:pPr>
-        <w:pStyle w:val="ListParagraph"/>
-        <w:numPr>
-          <w:ilvl w:val="1"/>
-          <w:numId w:val="4"/>
-        </w:numPr>
-        <w:spacing w:after="0"/>
-      </w:pPr>
-      <w:r>
-        <w:rPr>
-          <w:rFonts w:ascii="Consolas" w:eastAsiaTheme="minorHAnsi" w:hAnsi="Consolas" w:cs="Consolas"/>
-          <w:color w:val="0000FF"/>
-          <w:sz w:val="19"/>
-          <w:szCs w:val="19"/>
-        </w:rPr>
-        <w:t>MSTSearchResultsDetailHelpLink</w:t>
-      </w:r>
-      <w:r>
-        <w:rPr>
-          <w:rFonts w:ascii="Calibri" w:eastAsia="Times New Roman" w:hAnsi="Calibri" w:cs="Calibri"/>
-        </w:rPr>
-        <w:t xml:space="preserve"> </w:t>
-      </w:r>
-    </w:p>
-    <w:p>
-      <w:pPr>
-        <w:pStyle w:val="ListParagraph"/>
-        <w:numPr>
-          <w:ilvl w:val="2"/>
-          <w:numId w:val="30"/>
-        </w:numPr>
-        <w:spacing w:after="0"/>
-      </w:pPr>
-      <w:r>
-        <w:rPr>
-          <w:rFonts w:ascii="Calibri" w:eastAsia="Times New Roman" w:hAnsi="Calibri" w:cs="Calibri"/>
-          <w:color w:val="E36C0A" w:themeColor="accent6" w:themeShade="BF"/>
-        </w:rPr>
-        <w:t>Space</w:t>
-      </w:r>
-      <w:r>
-        <w:rPr>
-          <w:rFonts w:ascii="Calibri" w:eastAsia="Times New Roman" w:hAnsi="Calibri" w:cs="Calibri"/>
-        </w:rPr>
-        <w:t xml:space="preserve">: </w:t>
-      </w:r>
-      <w:r>
-        <w:t xml:space="preserve">set to </w:t>
-      </w:r>
-      <w:r>
-        <w:rPr>
-          <w:rFonts w:ascii="Calibri" w:eastAsia="Times New Roman" w:hAnsi="Calibri" w:cs="Calibri"/>
-          <w:i/>
-        </w:rPr>
-        <w:t>blank</w:t>
-      </w:r>
-      <w:r>
-        <w:rPr>
-          <w:rFonts w:ascii="Calibri" w:eastAsia="Times New Roman" w:hAnsi="Calibri" w:cs="Calibri"/>
-          <w:i/>
-          <w:vertAlign w:val="superscript"/>
-        </w:rPr>
-        <w:t>2</w:t>
-      </w:r>
-    </w:p>
-    <w:p>
-      <w:pPr>
-        <w:pStyle w:val="ListParagraph"/>
-        <w:numPr>
-          <w:ilvl w:val="2"/>
-          <w:numId w:val="30"/>
-        </w:numPr>
-        <w:spacing w:after="0"/>
-      </w:pPr>
-      <w:r>
-        <w:rPr>
-          <w:rFonts w:ascii="Calibri" w:eastAsia="Times New Roman" w:hAnsi="Calibri" w:cs="Calibri"/>
-          <w:color w:val="E36C0A" w:themeColor="accent6" w:themeShade="BF"/>
-        </w:rPr>
-        <w:t>RMS</w:t>
-      </w:r>
-      <w:r>
-        <w:rPr>
-          <w:rFonts w:ascii="Calibri" w:eastAsia="Times New Roman" w:hAnsi="Calibri" w:cs="Calibri"/>
-        </w:rPr>
-        <w:t xml:space="preserve">: If used, the URL to </w:t>
-      </w:r>
-      <w:r>
-        <w:rPr>
-          <w:rFonts w:ascii="Calibri" w:eastAsia="Times New Roman" w:hAnsi="Calibri" w:cs="Calibri"/>
-        </w:rPr>
-        <w:t>the Result Details Help</w:t>
-      </w:r>
-    </w:p>
-    <w:p>
-      <w:pPr>
-        <w:rPr>
-          <w:rFonts w:ascii="Consolas" w:eastAsiaTheme="minorHAnsi" w:hAnsi="Consolas" w:cs="Consolas"/>
-          <w:color w:val="008000"/>
-          <w:sz w:val="19"/>
-          <w:szCs w:val="19"/>
-        </w:rPr>
-      </w:pPr>
-    </w:p>
-    <w:p>
-      <w:pPr>
-        <w:pStyle w:val="ListParagraph"/>
-        <w:spacing w:after="0"/>
-        <w:ind w:left="1440"/>
-        <w:textAlignment w:val="center"/>
-        <w:rPr>
-          <w:rFonts w:ascii="Calibri" w:eastAsia="Times New Roman" w:hAnsi="Calibri" w:cs="Calibri"/>
-        </w:rPr>
-      </w:pPr>
-      <w:r>
-        <w:rPr>
-          <w:rFonts w:ascii="Consolas" w:eastAsiaTheme="minorHAnsi" w:hAnsi="Consolas" w:cs="Consolas"/>
-          <w:color w:val="008000"/>
-          <w:sz w:val="19"/>
-          <w:szCs w:val="19"/>
-        </w:rPr>
-        <w:t>Additional RMS Settings</w:t>
-      </w:r>
-    </w:p>
-    <w:p>
-      <w:pPr>
-        <w:pStyle w:val="ListParagraph"/>
-        <w:numPr>
-          <w:ilvl w:val="1"/>
-          <w:numId w:val="4"/>
-        </w:numPr>
-        <w:spacing w:after="0"/>
-      </w:pPr>
-      <w:r>
-        <w:rPr>
-          <w:rFonts w:ascii="Consolas" w:eastAsiaTheme="minorHAnsi" w:hAnsi="Consolas" w:cs="Consolas"/>
-          <w:color w:val="0000FF"/>
-          <w:sz w:val="19"/>
-          <w:szCs w:val="19"/>
-        </w:rPr>
-        <w:t>RmsHelpBaseLink</w:t>
-      </w:r>
-    </w:p>
-    <w:p>
-      <w:pPr>
-        <w:pStyle w:val="ListParagraph"/>
-        <w:numPr>
-          <w:ilvl w:val="2"/>
-          <w:numId w:val="30"/>
-        </w:numPr>
-        <w:spacing w:after="0"/>
-      </w:pPr>
-      <w:r>
-        <w:rPr>
-          <w:rFonts w:ascii="Calibri" w:eastAsia="Times New Roman" w:hAnsi="Calibri" w:cs="Calibri"/>
-          <w:color w:val="E36C0A" w:themeColor="accent6" w:themeShade="BF"/>
-        </w:rPr>
-        <w:t>Space</w:t>
-      </w:r>
-      <w:r>
-        <w:rPr>
-          <w:rFonts w:ascii="Calibri" w:eastAsia="Times New Roman" w:hAnsi="Calibri" w:cs="Calibri"/>
-        </w:rPr>
-        <w:t xml:space="preserve">: </w:t>
-      </w:r>
-      <w:r>
-        <w:t xml:space="preserve">set to </w:t>
-      </w:r>
-      <w:r>
-        <w:rPr>
-          <w:rFonts w:ascii="Calibri" w:eastAsia="Times New Roman" w:hAnsi="Calibri" w:cs="Calibri"/>
-          <w:i/>
-        </w:rPr>
-        <w:t>blank</w:t>
-      </w:r>
-      <w:r>
-        <w:rPr>
-          <w:rFonts w:ascii="Calibri" w:eastAsia="Times New Roman" w:hAnsi="Calibri" w:cs="Calibri"/>
-          <w:i/>
-          <w:vertAlign w:val="superscript"/>
-        </w:rPr>
-        <w:t>2</w:t>
-      </w:r>
-    </w:p>
-    <w:p>
-      <w:pPr>
-        <w:pStyle w:val="ListParagraph"/>
-        <w:numPr>
-          <w:ilvl w:val="2"/>
-          <w:numId w:val="30"/>
-        </w:numPr>
-        <w:spacing w:after="0"/>
-      </w:pPr>
-      <w:r>
-        <w:rPr>
-          <w:rFonts w:ascii="Calibri" w:eastAsia="Times New Roman" w:hAnsi="Calibri" w:cs="Calibri"/>
-          <w:color w:val="E36C0A" w:themeColor="accent6" w:themeShade="BF"/>
-        </w:rPr>
-        <w:t>RMS</w:t>
-      </w:r>
-      <w:r>
-        <w:rPr>
-          <w:rFonts w:ascii="Calibri" w:eastAsia="Times New Roman" w:hAnsi="Calibri" w:cs="Calibri"/>
-        </w:rPr>
-        <w:t xml:space="preserve">: A base URL where RMS help files will be located. It should start with </w:t>
-      </w:r>
-      <w:r>
-        <w:rPr>
-          <w:rFonts w:ascii="Consolas" w:eastAsia="Times New Roman" w:hAnsi="Consolas" w:cs="Calibri"/>
-          <w:color w:val="1F497D" w:themeColor="text2"/>
-          <w:sz w:val="19"/>
-          <w:szCs w:val="19"/>
-        </w:rPr>
-        <w:t>http(s)://</w:t>
-      </w:r>
-      <w:r>
-        <w:rPr>
-          <w:rFonts w:ascii="Calibri" w:eastAsia="Times New Roman" w:hAnsi="Calibri" w:cs="Calibri"/>
-          <w:color w:val="1F497D" w:themeColor="text2"/>
-        </w:rPr>
-        <w:t xml:space="preserve"> </w:t>
-      </w:r>
-      <w:r>
-        <w:rPr>
-          <w:rFonts w:ascii="Calibri" w:eastAsia="Times New Roman" w:hAnsi="Calibri" w:cs="Calibri"/>
-        </w:rPr>
-        <w:t xml:space="preserve">and end with a </w:t>
-      </w:r>
-      <w:r>
-        <w:rPr>
-          <w:rFonts w:ascii="Consolas" w:eastAsia="Times New Roman" w:hAnsi="Consolas" w:cs="Calibri"/>
-          <w:color w:val="1F497D" w:themeColor="text2"/>
-          <w:sz w:val="19"/>
-          <w:szCs w:val="19"/>
-        </w:rPr>
-        <w:t>/</w:t>
-      </w:r>
-    </w:p>
-    <w:p>
-      <w:pPr>
-        <w:pStyle w:val="ListParagraph"/>
-        <w:numPr>
-          <w:ilvl w:val="1"/>
-          <w:numId w:val="4"/>
-        </w:numPr>
-        <w:spacing w:after="0"/>
-      </w:pPr>
-      <w:r>
-        <w:rPr>
-          <w:rFonts w:ascii="Consolas" w:eastAsiaTheme="minorHAnsi" w:hAnsi="Consolas" w:cs="Consolas"/>
-          <w:color w:val="0000FF"/>
-          <w:sz w:val="19"/>
-          <w:szCs w:val="19"/>
-        </w:rPr>
-        <w:t>RmsHelpBaseLinkNew</w:t>
-      </w:r>
-    </w:p>
-    <w:p>
-      <w:pPr>
-        <w:pStyle w:val="ListParagraph"/>
-        <w:numPr>
-          <w:ilvl w:val="2"/>
-          <w:numId w:val="30"/>
-        </w:numPr>
-        <w:spacing w:after="0"/>
-      </w:pPr>
-      <w:r>
-        <w:rPr>
-          <w:rFonts w:ascii="Calibri" w:eastAsia="Times New Roman" w:hAnsi="Calibri" w:cs="Calibri"/>
-          <w:color w:val="E36C0A" w:themeColor="accent6" w:themeShade="BF"/>
-        </w:rPr>
-        <w:t>Space</w:t>
-      </w:r>
-      <w:r>
-        <w:rPr>
-          <w:rFonts w:ascii="Calibri" w:eastAsia="Times New Roman" w:hAnsi="Calibri" w:cs="Calibri"/>
-        </w:rPr>
-        <w:t xml:space="preserve">: </w:t>
-      </w:r>
-      <w:r>
-        <w:t xml:space="preserve">set to </w:t>
-      </w:r>
-      <w:r>
-        <w:rPr>
-          <w:rFonts w:ascii="Calibri" w:eastAsia="Times New Roman" w:hAnsi="Calibri" w:cs="Calibri"/>
-          <w:i/>
-        </w:rPr>
-        <w:t>blank</w:t>
-      </w:r>
-      <w:r>
-        <w:rPr>
-          <w:rFonts w:ascii="Calibri" w:eastAsia="Times New Roman" w:hAnsi="Calibri" w:cs="Calibri"/>
-          <w:i/>
-          <w:vertAlign w:val="superscript"/>
-        </w:rPr>
-        <w:t>2</w:t>
-      </w:r>
-    </w:p>
-    <w:p>
-      <w:pPr>
-        <w:pStyle w:val="ListParagraph"/>
-        <w:numPr>
-          <w:ilvl w:val="2"/>
-          <w:numId w:val="30"/>
-        </w:numPr>
-        <w:spacing w:after="0"/>
-      </w:pPr>
-      <w:r>
-        <w:rPr>
-          <w:rFonts w:ascii="Calibri" w:eastAsia="Times New Roman" w:hAnsi="Calibri" w:cs="Calibri"/>
-          <w:color w:val="E36C0A" w:themeColor="accent6" w:themeShade="BF"/>
-        </w:rPr>
-        <w:t>RMS</w:t>
-      </w:r>
-      <w:r>
-        <w:rPr>
-          <w:rFonts w:ascii="Calibri" w:eastAsia="Times New Roman" w:hAnsi="Calibri" w:cs="Calibri"/>
-        </w:rPr>
-        <w:t xml:space="preserve">: A base URL where RMS help files will be located. It should start with </w:t>
-      </w:r>
-      <w:r>
-        <w:rPr>
-          <w:rFonts w:ascii="Consolas" w:eastAsia="Times New Roman" w:hAnsi="Consolas" w:cs="Calibri"/>
-          <w:color w:val="1F497D" w:themeColor="text2"/>
-          <w:sz w:val="19"/>
-          <w:szCs w:val="19"/>
-        </w:rPr>
-        <w:t>http(s)://</w:t>
-      </w:r>
-      <w:r>
-        <w:rPr>
-          <w:rFonts w:ascii="Calibri" w:eastAsia="Times New Roman" w:hAnsi="Calibri" w:cs="Calibri"/>
-          <w:color w:val="1F497D" w:themeColor="text2"/>
-        </w:rPr>
-        <w:t xml:space="preserve"> </w:t>
-      </w:r>
-      <w:r>
-        <w:rPr>
-          <w:rFonts w:ascii="Calibri" w:eastAsia="Times New Roman" w:hAnsi="Calibri" w:cs="Calibri"/>
-        </w:rPr>
-        <w:t xml:space="preserve">and end with a </w:t>
-      </w:r>
-      <w:r>
-        <w:rPr>
-          <w:rFonts w:ascii="Consolas" w:eastAsia="Times New Roman" w:hAnsi="Consolas" w:cs="Calibri"/>
-          <w:color w:val="1F497D" w:themeColor="text2"/>
-          <w:sz w:val="19"/>
-          <w:szCs w:val="19"/>
-        </w:rPr>
-        <w:t>/</w:t>
-      </w:r>
-    </w:p>
-    <w:p/>
-    <w:p>
-      <w:pPr>
-        <w:pStyle w:val="ListParagraph"/>
-        <w:spacing w:after="0"/>
-        <w:ind w:left="1440"/>
-        <w:textAlignment w:val="center"/>
-        <w:rPr>
-          <w:rFonts w:ascii="Calibri" w:eastAsia="Times New Roman" w:hAnsi="Calibri" w:cs="Calibri"/>
-        </w:rPr>
-      </w:pPr>
-      <w:r>
-        <w:rPr>
-          <w:rFonts w:ascii="Consolas" w:eastAsiaTheme="minorHAnsi" w:hAnsi="Consolas" w:cs="Consolas"/>
-          <w:color w:val="008000"/>
-          <w:sz w:val="19"/>
-          <w:szCs w:val="19"/>
-        </w:rPr>
-        <w:t>Project Map Settings</w:t>
-      </w:r>
-    </w:p>
-    <w:p>
-      <w:pPr>
-        <w:pStyle w:val="ListParagraph"/>
-        <w:numPr>
-          <w:ilvl w:val="1"/>
-          <w:numId w:val="4"/>
-        </w:numPr>
-        <w:spacing w:after="0"/>
-        <w:textAlignment w:val="center"/>
-        <w:rPr>
-          <w:rFonts w:ascii="Calibri" w:eastAsia="Times New Roman" w:hAnsi="Calibri" w:cs="Calibri"/>
-        </w:rPr>
-      </w:pPr>
-      <w:r>
-        <w:rPr>
-          <w:rFonts w:ascii="Consolas" w:eastAsiaTheme="minorHAnsi" w:hAnsi="Consolas" w:cs="Consolas"/>
-          <w:color w:val="0000FF"/>
-          <w:sz w:val="19"/>
-          <w:szCs w:val="19"/>
-        </w:rPr>
-        <w:t>IsProjectMapEnabled</w:t>
-      </w:r>
-    </w:p>
-    <w:p>
-      <w:pPr>
-        <w:pStyle w:val="ListParagraph"/>
-        <w:numPr>
-          <w:ilvl w:val="2"/>
-          <w:numId w:val="30"/>
-        </w:numPr>
-        <w:spacing w:after="0"/>
-        <w:textAlignment w:val="center"/>
-        <w:rPr>
-          <w:rFonts w:ascii="Calibri" w:eastAsia="Times New Roman" w:hAnsi="Calibri" w:cs="Calibri"/>
-        </w:rPr>
-      </w:pPr>
-      <w:r>
-        <w:rPr>
-          <w:rFonts w:ascii="Calibri" w:eastAsia="Times New Roman" w:hAnsi="Calibri" w:cs="Calibri"/>
-          <w:color w:val="E36C0A" w:themeColor="accent6" w:themeShade="BF"/>
-        </w:rPr>
-        <w:t>Space</w:t>
-      </w:r>
-      <w:r>
-        <w:rPr>
-          <w:rFonts w:ascii="Calibri" w:eastAsia="Times New Roman" w:hAnsi="Calibri" w:cs="Calibri"/>
-        </w:rPr>
-        <w:t xml:space="preserve">: </w:t>
-      </w:r>
-      <w:r>
-        <w:rPr>
-          <w:rFonts w:ascii="Calibri" w:eastAsia="Times New Roman" w:hAnsi="Calibri" w:cs="Calibri"/>
-        </w:rPr>
         <w:t xml:space="preserve">set to </w:t>
       </w:r>
       <w:r>
@@ -6011,7 +5379,7 @@
           <w:color w:val="1F497D" w:themeColor="text2"/>
           <w:sz w:val="20"/>
         </w:rPr>
-        <w:t>false</w:t>
+        <w:t>true</w:t>
       </w:r>
     </w:p>
     <w:p>
@@ -6035,22 +5403,10 @@
         <w:t>RMS</w:t>
       </w:r>
       <w:r>
-        <w:rPr>
-          <w:rFonts w:ascii="Calibri" w:eastAsia="Times New Roman" w:hAnsi="Calibri" w:cs="Calibri"/>
-        </w:rPr>
-        <w:t xml:space="preserve">: </w:t>
-      </w:r>
-      <w:r>
-        <w:rPr>
-          <w:rFonts w:cstheme="minorHAnsi"/>
-        </w:rPr>
-        <w:t xml:space="preserve">set </w:t>
-      </w:r>
-      <w:r>
-        <w:rPr>
-          <w:rFonts w:cstheme="minorHAnsi"/>
-        </w:rPr>
-        <w:t xml:space="preserve">to </w:t>
+        <w:t>: keep at</w:t>
+      </w:r>
+      <w:r>
+        <w:t xml:space="preserve"> </w:t>
       </w:r>
       <w:r>
         <w:rPr>
@@ -6058,6 +5414,1193 @@
           <w:color w:val="1F497D" w:themeColor="text2"/>
           <w:sz w:val="20"/>
         </w:rPr>
+        <w:t>false</w:t>
+      </w:r>
+    </w:p>
+    <w:p>
+      <w:pPr>
+        <w:pStyle w:val="ListParagraph"/>
+        <w:spacing w:after="0"/>
+        <w:ind w:left="1440"/>
+        <w:textAlignment w:val="center"/>
+        <w:rPr>
+          <w:rFonts w:ascii="Calibri" w:eastAsia="Times New Roman" w:hAnsi="Calibri" w:cs="Calibri"/>
+        </w:rPr>
+      </w:pPr>
+    </w:p>
+    <w:p>
+      <w:pPr>
+        <w:pStyle w:val="ListParagraph"/>
+        <w:spacing w:after="0"/>
+        <w:ind w:left="1440"/>
+        <w:textAlignment w:val="center"/>
+        <w:rPr>
+          <w:rFonts w:ascii="Calibri" w:eastAsia="Times New Roman" w:hAnsi="Calibri" w:cs="Calibri"/>
+        </w:rPr>
+      </w:pPr>
+      <w:r>
+        <w:rPr>
+          <w:rFonts w:ascii="Consolas" w:eastAsiaTheme="minorHAnsi" w:hAnsi="Consolas" w:cs="Consolas"/>
+          <w:color w:val="008000"/>
+          <w:sz w:val="19"/>
+          <w:szCs w:val="19"/>
+        </w:rPr>
+        <w:t>Hours offset</w:t>
+      </w:r>
+    </w:p>
+    <w:p>
+      <w:pPr>
+        <w:pStyle w:val="ListParagraph"/>
+        <w:numPr>
+          <w:ilvl w:val="1"/>
+          <w:numId w:val="4"/>
+        </w:numPr>
+        <w:spacing w:after="0"/>
+        <w:textAlignment w:val="center"/>
+        <w:rPr>
+          <w:rFonts w:ascii="Calibri" w:eastAsia="Times New Roman" w:hAnsi="Calibri" w:cs="Calibri"/>
+        </w:rPr>
+      </w:pPr>
+      <w:proofErr w:type="spellStart"/>
+      <w:r>
+        <w:rPr>
+          <w:rFonts w:ascii="Consolas" w:eastAsiaTheme="minorHAnsi" w:hAnsi="Consolas" w:cs="Consolas"/>
+          <w:color w:val="0000FF"/>
+          <w:sz w:val="19"/>
+          <w:szCs w:val="19"/>
+        </w:rPr>
+        <w:t>DatabaseESTOffset</w:t>
+      </w:r>
+      <w:proofErr w:type="spellEnd"/>
+      <w:r>
+        <w:rPr>
+          <w:rFonts w:ascii="Calibri" w:eastAsia="Times New Roman" w:hAnsi="Calibri" w:cs="Calibri"/>
+        </w:rPr>
+        <w:t xml:space="preserve"> – adjust based on whether your DB is in a different time zone than your web server. 0 means it’s in the same zone.</w:t>
+      </w:r>
+    </w:p>
+    <w:p>
+      <w:pPr>
+        <w:pStyle w:val="ListParagraph"/>
+        <w:numPr>
+          <w:ilvl w:val="1"/>
+          <w:numId w:val="4"/>
+        </w:numPr>
+        <w:spacing w:after="0"/>
+        <w:textAlignment w:val="center"/>
+        <w:rPr>
+          <w:rFonts w:ascii="Calibri" w:eastAsia="Times New Roman" w:hAnsi="Calibri" w:cs="Calibri"/>
+        </w:rPr>
+      </w:pPr>
+      <w:proofErr w:type="spellStart"/>
+      <w:r>
+        <w:rPr>
+          <w:rFonts w:ascii="Consolas" w:eastAsiaTheme="minorHAnsi" w:hAnsi="Consolas" w:cs="Consolas"/>
+          <w:color w:val="0000FF"/>
+          <w:sz w:val="19"/>
+          <w:szCs w:val="19"/>
+        </w:rPr>
+        <w:t>CanCreateWorkspaceWithoutPtmTrackingNumber</w:t>
+      </w:r>
+      <w:proofErr w:type="spellEnd"/>
+    </w:p>
+    <w:p>
+      <w:pPr>
+        <w:pStyle w:val="ListParagraph"/>
+        <w:numPr>
+          <w:ilvl w:val="2"/>
+          <w:numId w:val="30"/>
+        </w:numPr>
+        <w:spacing w:after="0"/>
+        <w:textAlignment w:val="center"/>
+        <w:rPr>
+          <w:rFonts w:ascii="Calibri" w:eastAsia="Times New Roman" w:hAnsi="Calibri" w:cs="Calibri"/>
+        </w:rPr>
+      </w:pPr>
+      <w:r>
+        <w:rPr>
+          <w:rFonts w:ascii="Calibri" w:eastAsia="Times New Roman" w:hAnsi="Calibri" w:cs="Calibri"/>
+          <w:color w:val="E36C0A" w:themeColor="accent6" w:themeShade="BF"/>
+        </w:rPr>
+        <w:t>Space</w:t>
+      </w:r>
+      <w:r>
+        <w:rPr>
+          <w:rFonts w:ascii="Calibri" w:eastAsia="Times New Roman" w:hAnsi="Calibri" w:cs="Calibri"/>
+        </w:rPr>
+        <w:t xml:space="preserve">: </w:t>
+      </w:r>
+      <w:r>
+        <w:rPr>
+          <w:rFonts w:ascii="Calibri" w:eastAsia="Times New Roman" w:hAnsi="Calibri" w:cs="Calibri"/>
+        </w:rPr>
+        <w:t xml:space="preserve">We have this </w:t>
+      </w:r>
+      <w:r>
+        <w:rPr>
+          <w:rFonts w:ascii="Calibri" w:eastAsia="Times New Roman" w:hAnsi="Calibri" w:cs="Calibri"/>
+          <w:i/>
+          <w:iCs/>
+        </w:rPr>
+        <w:t>blank</w:t>
+      </w:r>
+      <w:r>
+        <w:rPr>
+          <w:rFonts w:ascii="Calibri" w:eastAsia="Times New Roman" w:hAnsi="Calibri" w:cs="Calibri"/>
+        </w:rPr>
+        <w:t>, but please verify this with Frank – there may be a group of users that needs to be added here.</w:t>
+      </w:r>
+    </w:p>
+    <w:p>
+      <w:pPr>
+        <w:pStyle w:val="ListParagraph"/>
+        <w:numPr>
+          <w:ilvl w:val="2"/>
+          <w:numId w:val="30"/>
+        </w:numPr>
+        <w:spacing w:after="0"/>
+      </w:pPr>
+      <w:r>
+        <w:rPr>
+          <w:rFonts w:ascii="Calibri" w:eastAsia="Times New Roman" w:hAnsi="Calibri" w:cs="Calibri"/>
+          <w:color w:val="E36C0A" w:themeColor="accent6" w:themeShade="BF"/>
+        </w:rPr>
+        <w:t>RMS</w:t>
+      </w:r>
+      <w:r>
+        <w:t xml:space="preserve">: </w:t>
+      </w:r>
+      <w:r>
+        <w:t>keep at</w:t>
+      </w:r>
+      <w:r>
+        <w:rPr>
+          <w:rFonts w:ascii="Calibri" w:eastAsia="Times New Roman" w:hAnsi="Calibri" w:cs="Calibri"/>
+          <w:i/>
+          <w:iCs/>
+        </w:rPr>
+        <w:t xml:space="preserve"> </w:t>
+      </w:r>
+      <w:r>
+        <w:rPr>
+          <w:rFonts w:ascii="Calibri" w:eastAsia="Times New Roman" w:hAnsi="Calibri" w:cs="Calibri"/>
+          <w:i/>
+          <w:iCs/>
+        </w:rPr>
+        <w:t>blank</w:t>
+      </w:r>
+    </w:p>
+    <w:p>
+      <w:pPr>
+        <w:pStyle w:val="ListParagraph"/>
+        <w:spacing w:after="0"/>
+        <w:ind w:left="1440"/>
+        <w:textAlignment w:val="center"/>
+        <w:rPr>
+          <w:rFonts w:ascii="Calibri" w:eastAsia="Times New Roman" w:hAnsi="Calibri" w:cs="Calibri"/>
+        </w:rPr>
+      </w:pPr>
+    </w:p>
+    <w:p>
+      <w:pPr>
+        <w:pStyle w:val="ListParagraph"/>
+        <w:spacing w:after="0"/>
+        <w:ind w:left="1440"/>
+        <w:textAlignment w:val="center"/>
+        <w:rPr>
+          <w:rFonts w:ascii="Calibri" w:eastAsia="Times New Roman" w:hAnsi="Calibri" w:cs="Calibri"/>
+        </w:rPr>
+      </w:pPr>
+      <w:proofErr w:type="spellStart"/>
+      <w:r>
+        <w:rPr>
+          <w:rFonts w:ascii="Consolas" w:eastAsiaTheme="minorHAnsi" w:hAnsi="Consolas" w:cs="Consolas"/>
+          <w:color w:val="008000"/>
+          <w:sz w:val="19"/>
+          <w:szCs w:val="19"/>
+        </w:rPr>
+        <w:t>Piwik</w:t>
+      </w:r>
+      <w:proofErr w:type="spellEnd"/>
+      <w:r>
+        <w:rPr>
+          <w:rFonts w:ascii="Consolas" w:eastAsiaTheme="minorHAnsi" w:hAnsi="Consolas" w:cs="Consolas"/>
+          <w:color w:val="008000"/>
+          <w:sz w:val="19"/>
+          <w:szCs w:val="19"/>
+        </w:rPr>
+        <w:t xml:space="preserve"> Settings</w:t>
+      </w:r>
+    </w:p>
+    <w:p>
+      <w:pPr>
+        <w:pStyle w:val="ListParagraph"/>
+        <w:numPr>
+          <w:ilvl w:val="1"/>
+          <w:numId w:val="4"/>
+        </w:numPr>
+        <w:spacing w:after="0"/>
+        <w:textAlignment w:val="center"/>
+        <w:rPr>
+          <w:rFonts w:ascii="Calibri" w:eastAsia="Times New Roman" w:hAnsi="Calibri" w:cs="Calibri"/>
+        </w:rPr>
+      </w:pPr>
+      <w:proofErr w:type="spellStart"/>
+      <w:r>
+        <w:rPr>
+          <w:rFonts w:ascii="Consolas" w:eastAsiaTheme="minorHAnsi" w:hAnsi="Consolas" w:cs="Consolas"/>
+          <w:color w:val="0000FF"/>
+          <w:sz w:val="19"/>
+          <w:szCs w:val="19"/>
+        </w:rPr>
+        <w:t>DisablePiwik</w:t>
+      </w:r>
+      <w:proofErr w:type="spellEnd"/>
+      <w:r>
+        <w:rPr>
+          <w:rStyle w:val="FootnoteReference"/>
+          <w:rFonts w:eastAsiaTheme="minorHAnsi" w:cs="Consolas"/>
+        </w:rPr>
+        <w:footnoteReference w:id="3"/>
+      </w:r>
+      <w:r>
+        <w:t xml:space="preserve"> – set this to </w:t>
+      </w:r>
+      <w:r>
+        <w:rPr>
+          <w:rFonts w:ascii="Consolas" w:hAnsi="Consolas" w:cs="Consolas"/>
+          <w:sz w:val="20"/>
+        </w:rPr>
+        <w:t>true</w:t>
+      </w:r>
+      <w:r>
+        <w:rPr>
+          <w:sz w:val="20"/>
+        </w:rPr>
+        <w:t xml:space="preserve"> </w:t>
+      </w:r>
+      <w:r>
+        <w:t xml:space="preserve">(to not track the website usage via </w:t>
+      </w:r>
+      <w:proofErr w:type="spellStart"/>
+      <w:r>
+        <w:t>piwik</w:t>
+      </w:r>
+      <w:proofErr w:type="spellEnd"/>
+      <w:r>
+        <w:t>)</w:t>
+      </w:r>
+      <w:r>
+        <w:t xml:space="preserve">. </w:t>
+      </w:r>
+      <w:r>
+        <w:rPr>
+          <w:rFonts w:ascii="Calibri" w:eastAsia="Times New Roman" w:hAnsi="Calibri" w:cs="Calibri"/>
+        </w:rPr>
+        <w:t>I</w:t>
+      </w:r>
+      <w:r>
+        <w:rPr>
+          <w:rFonts w:ascii="Calibri" w:eastAsia="Times New Roman" w:hAnsi="Calibri" w:cs="Calibri"/>
+        </w:rPr>
+        <w:t xml:space="preserve">gnore the other </w:t>
+      </w:r>
+      <w:proofErr w:type="spellStart"/>
+      <w:r>
+        <w:rPr>
+          <w:rFonts w:ascii="Calibri" w:eastAsia="Times New Roman" w:hAnsi="Calibri" w:cs="Calibri"/>
+        </w:rPr>
+        <w:t>piwik</w:t>
+      </w:r>
+      <w:proofErr w:type="spellEnd"/>
+      <w:r>
+        <w:rPr>
+          <w:rFonts w:ascii="Calibri" w:eastAsia="Times New Roman" w:hAnsi="Calibri" w:cs="Calibri"/>
+        </w:rPr>
+        <w:t xml:space="preserve"> settings once you disable it</w:t>
+      </w:r>
+    </w:p>
+    <w:p>
+      <w:pPr>
+        <w:pStyle w:val="ListParagraph"/>
+        <w:spacing w:after="0"/>
+        <w:ind w:left="1440"/>
+      </w:pPr>
+    </w:p>
+    <w:p>
+      <w:pPr>
+        <w:pStyle w:val="ListParagraph"/>
+        <w:spacing w:after="0"/>
+        <w:ind w:left="1440"/>
+      </w:pPr>
+      <w:r>
+        <w:rPr>
+          <w:rFonts w:ascii="Consolas" w:eastAsiaTheme="minorHAnsi" w:hAnsi="Consolas" w:cs="Consolas"/>
+          <w:color w:val="008000"/>
+          <w:sz w:val="19"/>
+          <w:szCs w:val="19"/>
+        </w:rPr>
+        <w:lastRenderedPageBreak/>
+        <w:t>MST Measure / Metrics</w:t>
+      </w:r>
+    </w:p>
+    <w:p>
+      <w:pPr>
+        <w:pStyle w:val="ListParagraph"/>
+        <w:numPr>
+          <w:ilvl w:val="1"/>
+          <w:numId w:val="4"/>
+        </w:numPr>
+        <w:spacing w:after="0"/>
+      </w:pPr>
+      <w:proofErr w:type="spellStart"/>
+      <w:r>
+        <w:rPr>
+          <w:rFonts w:ascii="Consolas" w:eastAsiaTheme="minorHAnsi" w:hAnsi="Consolas" w:cs="Consolas"/>
+          <w:color w:val="0000FF"/>
+          <w:sz w:val="19"/>
+          <w:szCs w:val="19"/>
+        </w:rPr>
+        <w:t>MstMetricsUrl</w:t>
+      </w:r>
+      <w:proofErr w:type="spellEnd"/>
+    </w:p>
+    <w:p>
+      <w:pPr>
+        <w:pStyle w:val="ListParagraph"/>
+        <w:numPr>
+          <w:ilvl w:val="2"/>
+          <w:numId w:val="30"/>
+        </w:numPr>
+        <w:spacing w:after="0"/>
+      </w:pPr>
+      <w:r>
+        <w:rPr>
+          <w:rFonts w:ascii="Calibri" w:eastAsia="Times New Roman" w:hAnsi="Calibri" w:cs="Calibri"/>
+          <w:color w:val="E36C0A" w:themeColor="accent6" w:themeShade="BF"/>
+        </w:rPr>
+        <w:t>Space</w:t>
+      </w:r>
+      <w:r>
+        <w:rPr>
+          <w:rFonts w:ascii="Calibri" w:eastAsia="Times New Roman" w:hAnsi="Calibri" w:cs="Calibri"/>
+        </w:rPr>
+        <w:t xml:space="preserve">: </w:t>
+      </w:r>
+      <w:r>
+        <w:t xml:space="preserve">set to </w:t>
+      </w:r>
+      <w:r>
+        <w:rPr>
+          <w:rFonts w:ascii="Calibri" w:eastAsia="Times New Roman" w:hAnsi="Calibri" w:cs="Calibri"/>
+          <w:i/>
+        </w:rPr>
+        <w:t>blank</w:t>
+      </w:r>
+      <w:r>
+        <w:rPr>
+          <w:rFonts w:ascii="Calibri" w:eastAsia="Times New Roman" w:hAnsi="Calibri" w:cs="Calibri"/>
+          <w:i/>
+          <w:vertAlign w:val="superscript"/>
+        </w:rPr>
+        <w:t>2</w:t>
+      </w:r>
+    </w:p>
+    <w:p>
+      <w:pPr>
+        <w:pStyle w:val="ListParagraph"/>
+        <w:numPr>
+          <w:ilvl w:val="2"/>
+          <w:numId w:val="30"/>
+        </w:numPr>
+        <w:spacing w:after="0"/>
+      </w:pPr>
+      <w:r>
+        <w:rPr>
+          <w:rFonts w:ascii="Calibri" w:eastAsia="Times New Roman" w:hAnsi="Calibri" w:cs="Calibri"/>
+          <w:color w:val="E36C0A" w:themeColor="accent6" w:themeShade="BF"/>
+        </w:rPr>
+        <w:t>RMS</w:t>
+      </w:r>
+      <w:r>
+        <w:rPr>
+          <w:rFonts w:ascii="Calibri" w:eastAsia="Times New Roman" w:hAnsi="Calibri" w:cs="Calibri"/>
+        </w:rPr>
+        <w:t xml:space="preserve">: </w:t>
+      </w:r>
+      <w:r>
+        <w:rPr>
+          <w:rFonts w:ascii="Calibri" w:eastAsia="Times New Roman" w:hAnsi="Calibri" w:cs="Calibri"/>
+        </w:rPr>
+        <w:t>If used, the URL to the application</w:t>
+      </w:r>
+    </w:p>
+    <w:p>
+      <w:pPr>
+        <w:pStyle w:val="ListParagraph"/>
+        <w:numPr>
+          <w:ilvl w:val="1"/>
+          <w:numId w:val="4"/>
+        </w:numPr>
+        <w:spacing w:after="0"/>
+      </w:pPr>
+      <w:proofErr w:type="spellStart"/>
+      <w:r>
+        <w:rPr>
+          <w:rFonts w:ascii="Consolas" w:eastAsiaTheme="minorHAnsi" w:hAnsi="Consolas" w:cs="Consolas"/>
+          <w:color w:val="0000FF"/>
+          <w:sz w:val="19"/>
+          <w:szCs w:val="19"/>
+        </w:rPr>
+        <w:t>MSTSearchCriteriaHelp</w:t>
+      </w:r>
+      <w:proofErr w:type="spellEnd"/>
+    </w:p>
+    <w:p>
+      <w:pPr>
+        <w:pStyle w:val="ListParagraph"/>
+        <w:numPr>
+          <w:ilvl w:val="2"/>
+          <w:numId w:val="30"/>
+        </w:numPr>
+        <w:spacing w:after="0"/>
+      </w:pPr>
+      <w:r>
+        <w:rPr>
+          <w:rFonts w:ascii="Calibri" w:eastAsia="Times New Roman" w:hAnsi="Calibri" w:cs="Calibri"/>
+          <w:color w:val="E36C0A" w:themeColor="accent6" w:themeShade="BF"/>
+        </w:rPr>
+        <w:t>Space</w:t>
+      </w:r>
+      <w:r>
+        <w:rPr>
+          <w:rFonts w:ascii="Calibri" w:eastAsia="Times New Roman" w:hAnsi="Calibri" w:cs="Calibri"/>
+        </w:rPr>
+        <w:t xml:space="preserve">: </w:t>
+      </w:r>
+      <w:r>
+        <w:t xml:space="preserve">set to </w:t>
+      </w:r>
+      <w:r>
+        <w:rPr>
+          <w:rFonts w:ascii="Calibri" w:eastAsia="Times New Roman" w:hAnsi="Calibri" w:cs="Calibri"/>
+          <w:i/>
+        </w:rPr>
+        <w:t>blank</w:t>
+      </w:r>
+      <w:r>
+        <w:rPr>
+          <w:rFonts w:ascii="Calibri" w:eastAsia="Times New Roman" w:hAnsi="Calibri" w:cs="Calibri"/>
+          <w:i/>
+          <w:vertAlign w:val="superscript"/>
+        </w:rPr>
+        <w:t>2</w:t>
+      </w:r>
+    </w:p>
+    <w:p>
+      <w:pPr>
+        <w:pStyle w:val="ListParagraph"/>
+        <w:numPr>
+          <w:ilvl w:val="2"/>
+          <w:numId w:val="30"/>
+        </w:numPr>
+        <w:spacing w:after="0"/>
+      </w:pPr>
+      <w:r>
+        <w:rPr>
+          <w:rFonts w:ascii="Calibri" w:eastAsia="Times New Roman" w:hAnsi="Calibri" w:cs="Calibri"/>
+          <w:color w:val="E36C0A" w:themeColor="accent6" w:themeShade="BF"/>
+        </w:rPr>
+        <w:t>RMS</w:t>
+      </w:r>
+      <w:r>
+        <w:rPr>
+          <w:rFonts w:ascii="Calibri" w:eastAsia="Times New Roman" w:hAnsi="Calibri" w:cs="Calibri"/>
+        </w:rPr>
+        <w:t xml:space="preserve">: If used, the URL to </w:t>
+      </w:r>
+      <w:r>
+        <w:rPr>
+          <w:rFonts w:ascii="Calibri" w:eastAsia="Times New Roman" w:hAnsi="Calibri" w:cs="Calibri"/>
+        </w:rPr>
+        <w:t>the Search Criteria Help</w:t>
+      </w:r>
+    </w:p>
+    <w:p>
+      <w:pPr>
+        <w:pStyle w:val="ListParagraph"/>
+        <w:numPr>
+          <w:ilvl w:val="1"/>
+          <w:numId w:val="4"/>
+        </w:numPr>
+        <w:spacing w:after="0"/>
+      </w:pPr>
+      <w:proofErr w:type="spellStart"/>
+      <w:r>
+        <w:rPr>
+          <w:rFonts w:ascii="Consolas" w:eastAsiaTheme="minorHAnsi" w:hAnsi="Consolas" w:cs="Consolas"/>
+          <w:color w:val="0000FF"/>
+          <w:sz w:val="19"/>
+          <w:szCs w:val="19"/>
+        </w:rPr>
+        <w:t>MSTSearchResultsHelpLink</w:t>
+      </w:r>
+      <w:proofErr w:type="spellEnd"/>
+    </w:p>
+    <w:p>
+      <w:pPr>
+        <w:pStyle w:val="ListParagraph"/>
+        <w:numPr>
+          <w:ilvl w:val="2"/>
+          <w:numId w:val="30"/>
+        </w:numPr>
+        <w:spacing w:after="0"/>
+      </w:pPr>
+      <w:r>
+        <w:rPr>
+          <w:rFonts w:ascii="Calibri" w:eastAsia="Times New Roman" w:hAnsi="Calibri" w:cs="Calibri"/>
+          <w:color w:val="E36C0A" w:themeColor="accent6" w:themeShade="BF"/>
+        </w:rPr>
+        <w:t>Space</w:t>
+      </w:r>
+      <w:r>
+        <w:rPr>
+          <w:rFonts w:ascii="Calibri" w:eastAsia="Times New Roman" w:hAnsi="Calibri" w:cs="Calibri"/>
+        </w:rPr>
+        <w:t xml:space="preserve">: </w:t>
+      </w:r>
+      <w:r>
+        <w:t xml:space="preserve">set to </w:t>
+      </w:r>
+      <w:r>
+        <w:rPr>
+          <w:rFonts w:ascii="Calibri" w:eastAsia="Times New Roman" w:hAnsi="Calibri" w:cs="Calibri"/>
+          <w:i/>
+        </w:rPr>
+        <w:t>blank</w:t>
+      </w:r>
+      <w:r>
+        <w:rPr>
+          <w:rFonts w:ascii="Calibri" w:eastAsia="Times New Roman" w:hAnsi="Calibri" w:cs="Calibri"/>
+          <w:i/>
+          <w:vertAlign w:val="superscript"/>
+        </w:rPr>
+        <w:t>2</w:t>
+      </w:r>
+    </w:p>
+    <w:p>
+      <w:pPr>
+        <w:pStyle w:val="ListParagraph"/>
+        <w:numPr>
+          <w:ilvl w:val="2"/>
+          <w:numId w:val="30"/>
+        </w:numPr>
+        <w:spacing w:after="0"/>
+      </w:pPr>
+      <w:r>
+        <w:rPr>
+          <w:rFonts w:ascii="Calibri" w:eastAsia="Times New Roman" w:hAnsi="Calibri" w:cs="Calibri"/>
+          <w:color w:val="E36C0A" w:themeColor="accent6" w:themeShade="BF"/>
+        </w:rPr>
+        <w:t>RMS</w:t>
+      </w:r>
+      <w:r>
+        <w:rPr>
+          <w:rFonts w:ascii="Calibri" w:eastAsia="Times New Roman" w:hAnsi="Calibri" w:cs="Calibri"/>
+        </w:rPr>
+        <w:t xml:space="preserve">: If used, the URL to </w:t>
+      </w:r>
+      <w:r>
+        <w:rPr>
+          <w:rFonts w:ascii="Calibri" w:eastAsia="Times New Roman" w:hAnsi="Calibri" w:cs="Calibri"/>
+        </w:rPr>
+        <w:t>the Results Help</w:t>
+      </w:r>
+    </w:p>
+    <w:p>
+      <w:pPr>
+        <w:pStyle w:val="ListParagraph"/>
+        <w:numPr>
+          <w:ilvl w:val="1"/>
+          <w:numId w:val="4"/>
+        </w:numPr>
+        <w:spacing w:after="0"/>
+      </w:pPr>
+      <w:proofErr w:type="spellStart"/>
+      <w:r>
+        <w:rPr>
+          <w:rFonts w:ascii="Consolas" w:eastAsiaTheme="minorHAnsi" w:hAnsi="Consolas" w:cs="Consolas"/>
+          <w:color w:val="0000FF"/>
+          <w:sz w:val="19"/>
+          <w:szCs w:val="19"/>
+        </w:rPr>
+        <w:t>MSTSearchResultsDetailHelpLink</w:t>
+      </w:r>
+      <w:proofErr w:type="spellEnd"/>
+      <w:r>
+        <w:rPr>
+          <w:rFonts w:ascii="Calibri" w:eastAsia="Times New Roman" w:hAnsi="Calibri" w:cs="Calibri"/>
+        </w:rPr>
+        <w:t xml:space="preserve"> </w:t>
+      </w:r>
+    </w:p>
+    <w:p>
+      <w:pPr>
+        <w:pStyle w:val="ListParagraph"/>
+        <w:numPr>
+          <w:ilvl w:val="2"/>
+          <w:numId w:val="30"/>
+        </w:numPr>
+        <w:spacing w:after="0"/>
+      </w:pPr>
+      <w:r>
+        <w:rPr>
+          <w:rFonts w:ascii="Calibri" w:eastAsia="Times New Roman" w:hAnsi="Calibri" w:cs="Calibri"/>
+          <w:color w:val="E36C0A" w:themeColor="accent6" w:themeShade="BF"/>
+        </w:rPr>
+        <w:t>Space</w:t>
+      </w:r>
+      <w:r>
+        <w:rPr>
+          <w:rFonts w:ascii="Calibri" w:eastAsia="Times New Roman" w:hAnsi="Calibri" w:cs="Calibri"/>
+        </w:rPr>
+        <w:t xml:space="preserve">: </w:t>
+      </w:r>
+      <w:r>
+        <w:t xml:space="preserve">set to </w:t>
+      </w:r>
+      <w:r>
+        <w:rPr>
+          <w:rFonts w:ascii="Calibri" w:eastAsia="Times New Roman" w:hAnsi="Calibri" w:cs="Calibri"/>
+          <w:i/>
+        </w:rPr>
+        <w:t>blank</w:t>
+      </w:r>
+      <w:r>
+        <w:rPr>
+          <w:rFonts w:ascii="Calibri" w:eastAsia="Times New Roman" w:hAnsi="Calibri" w:cs="Calibri"/>
+          <w:i/>
+          <w:vertAlign w:val="superscript"/>
+        </w:rPr>
+        <w:t>2</w:t>
+      </w:r>
+    </w:p>
+    <w:p>
+      <w:pPr>
+        <w:pStyle w:val="ListParagraph"/>
+        <w:numPr>
+          <w:ilvl w:val="2"/>
+          <w:numId w:val="30"/>
+        </w:numPr>
+        <w:spacing w:after="0"/>
+      </w:pPr>
+      <w:r>
+        <w:rPr>
+          <w:rFonts w:ascii="Calibri" w:eastAsia="Times New Roman" w:hAnsi="Calibri" w:cs="Calibri"/>
+          <w:color w:val="E36C0A" w:themeColor="accent6" w:themeShade="BF"/>
+        </w:rPr>
+        <w:t>RMS</w:t>
+      </w:r>
+      <w:r>
+        <w:rPr>
+          <w:rFonts w:ascii="Calibri" w:eastAsia="Times New Roman" w:hAnsi="Calibri" w:cs="Calibri"/>
+        </w:rPr>
+        <w:t xml:space="preserve">: If used, the URL to </w:t>
+      </w:r>
+      <w:r>
+        <w:rPr>
+          <w:rFonts w:ascii="Calibri" w:eastAsia="Times New Roman" w:hAnsi="Calibri" w:cs="Calibri"/>
+        </w:rPr>
+        <w:t>the Result Details Help</w:t>
+      </w:r>
+    </w:p>
+    <w:p>
+      <w:pPr>
+        <w:rPr>
+          <w:rFonts w:ascii="Consolas" w:eastAsiaTheme="minorHAnsi" w:hAnsi="Consolas" w:cs="Consolas"/>
+          <w:color w:val="008000"/>
+          <w:sz w:val="19"/>
+          <w:szCs w:val="19"/>
+        </w:rPr>
+      </w:pPr>
+    </w:p>
+    <w:p>
+      <w:pPr>
+        <w:pStyle w:val="ListParagraph"/>
+        <w:spacing w:after="0"/>
+        <w:ind w:left="1440"/>
+        <w:textAlignment w:val="center"/>
+        <w:rPr>
+          <w:rFonts w:ascii="Calibri" w:eastAsia="Times New Roman" w:hAnsi="Calibri" w:cs="Calibri"/>
+        </w:rPr>
+      </w:pPr>
+      <w:r>
+        <w:rPr>
+          <w:rFonts w:ascii="Consolas" w:eastAsiaTheme="minorHAnsi" w:hAnsi="Consolas" w:cs="Consolas"/>
+          <w:color w:val="008000"/>
+          <w:sz w:val="19"/>
+          <w:szCs w:val="19"/>
+        </w:rPr>
+        <w:t>Additional RMS Settings</w:t>
+      </w:r>
+    </w:p>
+    <w:p>
+      <w:pPr>
+        <w:pStyle w:val="ListParagraph"/>
+        <w:numPr>
+          <w:ilvl w:val="1"/>
+          <w:numId w:val="4"/>
+        </w:numPr>
+        <w:spacing w:after="0"/>
+      </w:pPr>
+      <w:proofErr w:type="spellStart"/>
+      <w:r>
+        <w:rPr>
+          <w:rFonts w:ascii="Consolas" w:eastAsiaTheme="minorHAnsi" w:hAnsi="Consolas" w:cs="Consolas"/>
+          <w:color w:val="0000FF"/>
+          <w:sz w:val="19"/>
+          <w:szCs w:val="19"/>
+        </w:rPr>
+        <w:t>ArchiveUrlBoe</w:t>
+      </w:r>
+      <w:proofErr w:type="spellEnd"/>
+      <w:r>
+        <w:t xml:space="preserve"> </w:t>
+      </w:r>
+    </w:p>
+    <w:p>
+      <w:pPr>
+        <w:pStyle w:val="ListParagraph"/>
+        <w:numPr>
+          <w:ilvl w:val="2"/>
+          <w:numId w:val="4"/>
+        </w:numPr>
+        <w:spacing w:after="0"/>
+      </w:pPr>
+      <w:r>
+        <w:rPr>
+          <w:rFonts w:ascii="Calibri" w:eastAsia="Times New Roman" w:hAnsi="Calibri" w:cs="Calibri"/>
+          <w:color w:val="E36C0A" w:themeColor="accent6" w:themeShade="BF"/>
+        </w:rPr>
+        <w:t>Space</w:t>
+      </w:r>
+      <w:r>
+        <w:rPr>
+          <w:rFonts w:ascii="Calibri" w:eastAsia="Times New Roman" w:hAnsi="Calibri" w:cs="Calibri"/>
+        </w:rPr>
+        <w:t xml:space="preserve">: </w:t>
+      </w:r>
+      <w:r>
+        <w:t xml:space="preserve">set to </w:t>
+      </w:r>
+      <w:r>
+        <w:rPr>
+          <w:rFonts w:ascii="Calibri" w:eastAsia="Times New Roman" w:hAnsi="Calibri" w:cs="Calibri"/>
+          <w:i/>
+        </w:rPr>
+        <w:t>blank</w:t>
+      </w:r>
+      <w:r>
+        <w:rPr>
+          <w:rFonts w:ascii="Calibri" w:eastAsia="Times New Roman" w:hAnsi="Calibri" w:cs="Calibri"/>
+          <w:i/>
+          <w:vertAlign w:val="superscript"/>
+        </w:rPr>
+        <w:t>2</w:t>
+      </w:r>
+    </w:p>
+    <w:p>
+      <w:pPr>
+        <w:pStyle w:val="ListParagraph"/>
+        <w:numPr>
+          <w:ilvl w:val="2"/>
+          <w:numId w:val="4"/>
+        </w:numPr>
+        <w:spacing w:after="0"/>
+      </w:pPr>
+      <w:r>
+        <w:rPr>
+          <w:rFonts w:ascii="Calibri" w:eastAsia="Times New Roman" w:hAnsi="Calibri" w:cs="Calibri"/>
+          <w:color w:val="E36C0A" w:themeColor="accent6" w:themeShade="BF"/>
+        </w:rPr>
+        <w:t>RMS</w:t>
+      </w:r>
+      <w:r>
+        <w:t xml:space="preserve">: A base URL where the Archive RMS genBOE instance is located. i.e. </w:t>
+      </w:r>
+      <w:r>
+        <w:rPr>
+          <w:rFonts w:ascii="Cascadia Mono" w:eastAsiaTheme="minorHAnsi" w:hAnsi="Cascadia Mono" w:cs="Cascadia Mono"/>
+          <w:color w:val="000000"/>
+          <w:sz w:val="19"/>
+          <w:szCs w:val="19"/>
+        </w:rPr>
+        <w:t>https://archive-genboerms.us.lmco.com</w:t>
+      </w:r>
+    </w:p>
+    <w:p>
+      <w:pPr>
+        <w:pStyle w:val="ListParagraph"/>
+        <w:numPr>
+          <w:ilvl w:val="1"/>
+          <w:numId w:val="4"/>
+        </w:numPr>
+        <w:spacing w:after="0"/>
+      </w:pPr>
+      <w:proofErr w:type="spellStart"/>
+      <w:r>
+        <w:rPr>
+          <w:rFonts w:ascii="Consolas" w:eastAsiaTheme="minorHAnsi" w:hAnsi="Consolas" w:cs="Consolas"/>
+          <w:color w:val="0000FF"/>
+          <w:sz w:val="19"/>
+          <w:szCs w:val="19"/>
+        </w:rPr>
+        <w:t>RmsHelpBaseLink</w:t>
+      </w:r>
+      <w:proofErr w:type="spellEnd"/>
+    </w:p>
+    <w:p>
+      <w:pPr>
+        <w:pStyle w:val="ListParagraph"/>
+        <w:numPr>
+          <w:ilvl w:val="2"/>
+          <w:numId w:val="30"/>
+        </w:numPr>
+        <w:spacing w:after="0"/>
+      </w:pPr>
+      <w:r>
+        <w:rPr>
+          <w:rFonts w:ascii="Calibri" w:eastAsia="Times New Roman" w:hAnsi="Calibri" w:cs="Calibri"/>
+          <w:color w:val="E36C0A" w:themeColor="accent6" w:themeShade="BF"/>
+        </w:rPr>
+        <w:t>Space</w:t>
+      </w:r>
+      <w:r>
+        <w:rPr>
+          <w:rFonts w:ascii="Calibri" w:eastAsia="Times New Roman" w:hAnsi="Calibri" w:cs="Calibri"/>
+        </w:rPr>
+        <w:t xml:space="preserve">: </w:t>
+      </w:r>
+      <w:r>
+        <w:t xml:space="preserve">set to </w:t>
+      </w:r>
+      <w:r>
+        <w:rPr>
+          <w:rFonts w:ascii="Calibri" w:eastAsia="Times New Roman" w:hAnsi="Calibri" w:cs="Calibri"/>
+          <w:i/>
+        </w:rPr>
+        <w:t>blank</w:t>
+      </w:r>
+      <w:r>
+        <w:rPr>
+          <w:rFonts w:ascii="Calibri" w:eastAsia="Times New Roman" w:hAnsi="Calibri" w:cs="Calibri"/>
+          <w:i/>
+          <w:vertAlign w:val="superscript"/>
+        </w:rPr>
+        <w:t>2</w:t>
+      </w:r>
+    </w:p>
+    <w:p>
+      <w:pPr>
+        <w:pStyle w:val="ListParagraph"/>
+        <w:numPr>
+          <w:ilvl w:val="2"/>
+          <w:numId w:val="30"/>
+        </w:numPr>
+        <w:spacing w:after="0"/>
+      </w:pPr>
+      <w:r>
+        <w:rPr>
+          <w:rFonts w:ascii="Calibri" w:eastAsia="Times New Roman" w:hAnsi="Calibri" w:cs="Calibri"/>
+          <w:color w:val="E36C0A" w:themeColor="accent6" w:themeShade="BF"/>
+        </w:rPr>
+        <w:t>RMS</w:t>
+      </w:r>
+      <w:r>
+        <w:rPr>
+          <w:rFonts w:ascii="Calibri" w:eastAsia="Times New Roman" w:hAnsi="Calibri" w:cs="Calibri"/>
+        </w:rPr>
+        <w:t xml:space="preserve">: A base URL where RMS help files will be located. It should start with </w:t>
+      </w:r>
+      <w:r>
+        <w:rPr>
+          <w:rFonts w:ascii="Consolas" w:eastAsia="Times New Roman" w:hAnsi="Consolas" w:cs="Calibri"/>
+          <w:color w:val="1F497D" w:themeColor="text2"/>
+          <w:sz w:val="19"/>
+          <w:szCs w:val="19"/>
+        </w:rPr>
+        <w:t>http(s)://</w:t>
+      </w:r>
+      <w:r>
+        <w:rPr>
+          <w:rFonts w:ascii="Calibri" w:eastAsia="Times New Roman" w:hAnsi="Calibri" w:cs="Calibri"/>
+          <w:color w:val="1F497D" w:themeColor="text2"/>
+        </w:rPr>
+        <w:t xml:space="preserve"> </w:t>
+      </w:r>
+      <w:r>
+        <w:rPr>
+          <w:rFonts w:ascii="Calibri" w:eastAsia="Times New Roman" w:hAnsi="Calibri" w:cs="Calibri"/>
+        </w:rPr>
+        <w:t xml:space="preserve">and end with a </w:t>
+      </w:r>
+      <w:r>
+        <w:rPr>
+          <w:rFonts w:ascii="Consolas" w:eastAsia="Times New Roman" w:hAnsi="Consolas" w:cs="Calibri"/>
+          <w:color w:val="1F497D" w:themeColor="text2"/>
+          <w:sz w:val="19"/>
+          <w:szCs w:val="19"/>
+        </w:rPr>
+        <w:t>/</w:t>
+      </w:r>
+    </w:p>
+    <w:p>
+      <w:pPr>
+        <w:pStyle w:val="ListParagraph"/>
+        <w:numPr>
+          <w:ilvl w:val="1"/>
+          <w:numId w:val="4"/>
+        </w:numPr>
+        <w:spacing w:after="0"/>
+      </w:pPr>
+      <w:proofErr w:type="spellStart"/>
+      <w:r>
+        <w:rPr>
+          <w:rFonts w:ascii="Consolas" w:eastAsiaTheme="minorHAnsi" w:hAnsi="Consolas" w:cs="Consolas"/>
+          <w:color w:val="0000FF"/>
+          <w:sz w:val="19"/>
+          <w:szCs w:val="19"/>
+        </w:rPr>
+        <w:t>RmsHelpBaseLinkNew</w:t>
+      </w:r>
+      <w:proofErr w:type="spellEnd"/>
+    </w:p>
+    <w:p>
+      <w:pPr>
+        <w:pStyle w:val="ListParagraph"/>
+        <w:numPr>
+          <w:ilvl w:val="2"/>
+          <w:numId w:val="30"/>
+        </w:numPr>
+        <w:spacing w:after="0"/>
+      </w:pPr>
+      <w:r>
+        <w:rPr>
+          <w:rFonts w:ascii="Calibri" w:eastAsia="Times New Roman" w:hAnsi="Calibri" w:cs="Calibri"/>
+          <w:color w:val="E36C0A" w:themeColor="accent6" w:themeShade="BF"/>
+        </w:rPr>
+        <w:t>Space</w:t>
+      </w:r>
+      <w:r>
+        <w:rPr>
+          <w:rFonts w:ascii="Calibri" w:eastAsia="Times New Roman" w:hAnsi="Calibri" w:cs="Calibri"/>
+        </w:rPr>
+        <w:t xml:space="preserve">: </w:t>
+      </w:r>
+      <w:r>
+        <w:t xml:space="preserve">set to </w:t>
+      </w:r>
+      <w:r>
+        <w:rPr>
+          <w:rFonts w:ascii="Calibri" w:eastAsia="Times New Roman" w:hAnsi="Calibri" w:cs="Calibri"/>
+          <w:i/>
+        </w:rPr>
+        <w:t>blank</w:t>
+      </w:r>
+      <w:r>
+        <w:rPr>
+          <w:rFonts w:ascii="Calibri" w:eastAsia="Times New Roman" w:hAnsi="Calibri" w:cs="Calibri"/>
+          <w:i/>
+          <w:vertAlign w:val="superscript"/>
+        </w:rPr>
+        <w:t>2</w:t>
+      </w:r>
+    </w:p>
+    <w:p>
+      <w:pPr>
+        <w:pStyle w:val="ListParagraph"/>
+        <w:numPr>
+          <w:ilvl w:val="2"/>
+          <w:numId w:val="30"/>
+        </w:numPr>
+        <w:spacing w:after="0"/>
+      </w:pPr>
+      <w:r>
+        <w:rPr>
+          <w:rFonts w:ascii="Calibri" w:eastAsia="Times New Roman" w:hAnsi="Calibri" w:cs="Calibri"/>
+          <w:color w:val="E36C0A" w:themeColor="accent6" w:themeShade="BF"/>
+        </w:rPr>
+        <w:t>RMS</w:t>
+      </w:r>
+      <w:r>
+        <w:rPr>
+          <w:rFonts w:ascii="Calibri" w:eastAsia="Times New Roman" w:hAnsi="Calibri" w:cs="Calibri"/>
+        </w:rPr>
+        <w:t xml:space="preserve">: A base URL where RMS help files will be located. It should start with </w:t>
+      </w:r>
+      <w:r>
+        <w:rPr>
+          <w:rFonts w:ascii="Consolas" w:eastAsia="Times New Roman" w:hAnsi="Consolas" w:cs="Calibri"/>
+          <w:color w:val="1F497D" w:themeColor="text2"/>
+          <w:sz w:val="19"/>
+          <w:szCs w:val="19"/>
+        </w:rPr>
+        <w:t>http(s)://</w:t>
+      </w:r>
+      <w:r>
+        <w:rPr>
+          <w:rFonts w:ascii="Calibri" w:eastAsia="Times New Roman" w:hAnsi="Calibri" w:cs="Calibri"/>
+          <w:color w:val="1F497D" w:themeColor="text2"/>
+        </w:rPr>
+        <w:t xml:space="preserve"> </w:t>
+      </w:r>
+      <w:r>
+        <w:rPr>
+          <w:rFonts w:ascii="Calibri" w:eastAsia="Times New Roman" w:hAnsi="Calibri" w:cs="Calibri"/>
+        </w:rPr>
+        <w:t xml:space="preserve">and end with a </w:t>
+      </w:r>
+      <w:r>
+        <w:rPr>
+          <w:rFonts w:ascii="Consolas" w:eastAsia="Times New Roman" w:hAnsi="Consolas" w:cs="Calibri"/>
+          <w:color w:val="1F497D" w:themeColor="text2"/>
+          <w:sz w:val="19"/>
+          <w:szCs w:val="19"/>
+        </w:rPr>
+        <w:t>/</w:t>
+      </w:r>
+    </w:p>
+    <w:p/>
+    <w:p>
+      <w:pPr>
+        <w:pStyle w:val="ListParagraph"/>
+        <w:spacing w:after="0"/>
+        <w:ind w:left="1440"/>
+        <w:textAlignment w:val="center"/>
+        <w:rPr>
+          <w:rFonts w:ascii="Calibri" w:eastAsia="Times New Roman" w:hAnsi="Calibri" w:cs="Calibri"/>
+        </w:rPr>
+      </w:pPr>
+      <w:r>
+        <w:rPr>
+          <w:rFonts w:ascii="Consolas" w:eastAsiaTheme="minorHAnsi" w:hAnsi="Consolas" w:cs="Consolas"/>
+          <w:color w:val="008000"/>
+          <w:sz w:val="19"/>
+          <w:szCs w:val="19"/>
+        </w:rPr>
+        <w:t>Project Map Settings</w:t>
+      </w:r>
+    </w:p>
+    <w:p>
+      <w:pPr>
+        <w:pStyle w:val="ListParagraph"/>
+        <w:numPr>
+          <w:ilvl w:val="1"/>
+          <w:numId w:val="4"/>
+        </w:numPr>
+        <w:spacing w:after="0"/>
+        <w:textAlignment w:val="center"/>
+        <w:rPr>
+          <w:rFonts w:ascii="Calibri" w:eastAsia="Times New Roman" w:hAnsi="Calibri" w:cs="Calibri"/>
+        </w:rPr>
+      </w:pPr>
+      <w:proofErr w:type="spellStart"/>
+      <w:r>
+        <w:rPr>
+          <w:rFonts w:ascii="Consolas" w:eastAsiaTheme="minorHAnsi" w:hAnsi="Consolas" w:cs="Consolas"/>
+          <w:color w:val="0000FF"/>
+          <w:sz w:val="19"/>
+          <w:szCs w:val="19"/>
+        </w:rPr>
+        <w:t>IsProjectMapEnabled</w:t>
+      </w:r>
+      <w:proofErr w:type="spellEnd"/>
+    </w:p>
+    <w:p>
+      <w:pPr>
+        <w:pStyle w:val="ListParagraph"/>
+        <w:numPr>
+          <w:ilvl w:val="2"/>
+          <w:numId w:val="30"/>
+        </w:numPr>
+        <w:spacing w:after="0"/>
+        <w:textAlignment w:val="center"/>
+        <w:rPr>
+          <w:rFonts w:ascii="Calibri" w:eastAsia="Times New Roman" w:hAnsi="Calibri" w:cs="Calibri"/>
+        </w:rPr>
+      </w:pPr>
+      <w:r>
+        <w:rPr>
+          <w:rFonts w:ascii="Calibri" w:eastAsia="Times New Roman" w:hAnsi="Calibri" w:cs="Calibri"/>
+          <w:color w:val="E36C0A" w:themeColor="accent6" w:themeShade="BF"/>
+        </w:rPr>
+        <w:t>Space</w:t>
+      </w:r>
+      <w:r>
+        <w:rPr>
+          <w:rFonts w:ascii="Calibri" w:eastAsia="Times New Roman" w:hAnsi="Calibri" w:cs="Calibri"/>
+        </w:rPr>
+        <w:t xml:space="preserve">: </w:t>
+      </w:r>
+      <w:r>
+        <w:rPr>
+          <w:rFonts w:ascii="Calibri" w:eastAsia="Times New Roman" w:hAnsi="Calibri" w:cs="Calibri"/>
+        </w:rPr>
+        <w:t xml:space="preserve">set to </w:t>
+      </w:r>
+      <w:r>
+        <w:rPr>
+          <w:rFonts w:ascii="Consolas" w:hAnsi="Consolas" w:cs="Consolas"/>
+          <w:color w:val="1F497D" w:themeColor="text2"/>
+          <w:sz w:val="20"/>
+        </w:rPr>
+        <w:t>false</w:t>
+      </w:r>
+    </w:p>
+    <w:p>
+      <w:pPr>
+        <w:pStyle w:val="ListParagraph"/>
+        <w:numPr>
+          <w:ilvl w:val="2"/>
+          <w:numId w:val="30"/>
+        </w:numPr>
+        <w:spacing w:after="0"/>
+        <w:textAlignment w:val="center"/>
+        <w:rPr>
+          <w:rFonts w:ascii="Calibri" w:eastAsia="Times New Roman" w:hAnsi="Calibri" w:cs="Calibri"/>
+        </w:rPr>
+      </w:pPr>
+      <w:r>
+        <w:rPr>
+          <w:rFonts w:ascii="Calibri" w:eastAsia="Times New Roman" w:hAnsi="Calibri" w:cs="Calibri"/>
+          <w:color w:val="E36C0A" w:themeColor="accent6" w:themeShade="BF"/>
+        </w:rPr>
+        <w:t>RMS</w:t>
+      </w:r>
+      <w:r>
+        <w:rPr>
+          <w:rFonts w:ascii="Calibri" w:eastAsia="Times New Roman" w:hAnsi="Calibri" w:cs="Calibri"/>
+        </w:rPr>
+        <w:t xml:space="preserve">: </w:t>
+      </w:r>
+      <w:r>
+        <w:rPr>
+          <w:rFonts w:cstheme="minorHAnsi"/>
+        </w:rPr>
+        <w:t xml:space="preserve">set </w:t>
+      </w:r>
+      <w:r>
+        <w:rPr>
+          <w:rFonts w:cstheme="minorHAnsi"/>
+        </w:rPr>
+        <w:t xml:space="preserve">to </w:t>
+      </w:r>
+      <w:r>
+        <w:rPr>
+          <w:rFonts w:ascii="Consolas" w:hAnsi="Consolas" w:cs="Consolas"/>
+          <w:color w:val="1F497D" w:themeColor="text2"/>
+          <w:sz w:val="20"/>
+        </w:rPr>
         <w:t>true</w:t>
       </w:r>
       <w:r>
@@ -6100,6 +6643,7 @@
           <w:rFonts w:ascii="Calibri" w:eastAsia="Times New Roman" w:hAnsi="Calibri" w:cs="Calibri"/>
         </w:rPr>
       </w:pPr>
+      <w:proofErr w:type="spellStart"/>
       <w:r>
         <w:rPr>
           <w:rFonts w:ascii="Consolas" w:eastAsiaTheme="minorHAnsi" w:hAnsi="Consolas" w:cs="Consolas"/>
@@ -6109,6 +6653,7 @@
         </w:rPr>
         <w:t>ReportServerLocation</w:t>
       </w:r>
+      <w:proofErr w:type="spellEnd"/>
       <w:r>
         <w:rPr>
           <w:rFonts w:ascii="Calibri" w:eastAsia="Times New Roman" w:hAnsi="Calibri" w:cs="Calibri"/>
@@ -6141,6 +6686,7 @@
           <w:rFonts w:ascii="Calibri" w:eastAsia="Times New Roman" w:hAnsi="Calibri" w:cs="Calibri"/>
         </w:rPr>
       </w:pPr>
+      <w:proofErr w:type="spellStart"/>
       <w:r>
         <w:rPr>
           <w:rFonts w:ascii="Consolas" w:eastAsiaTheme="minorHAnsi" w:hAnsi="Consolas" w:cs="Consolas"/>
@@ -6150,6 +6696,7 @@
         </w:rPr>
         <w:t>ReportServerFolderName</w:t>
       </w:r>
+      <w:proofErr w:type="spellEnd"/>
       <w:r>
         <w:rPr>
           <w:rFonts w:ascii="Calibri" w:eastAsia="Times New Roman" w:hAnsi="Calibri" w:cs="Calibri"/>
@@ -6182,6 +6729,7 @@
           <w:rFonts w:ascii="Calibri" w:eastAsia="Times New Roman" w:hAnsi="Calibri" w:cs="Calibri"/>
         </w:rPr>
       </w:pPr>
+      <w:proofErr w:type="spellStart"/>
       <w:r>
         <w:rPr>
           <w:rFonts w:ascii="Consolas" w:eastAsiaTheme="minorHAnsi" w:hAnsi="Consolas" w:cs="Consolas"/>
@@ -6191,6 +6739,7 @@
         </w:rPr>
         <w:t>system.web</w:t>
       </w:r>
+      <w:proofErr w:type="spellEnd"/>
       <w:r>
         <w:rPr>
           <w:rFonts w:ascii="Consolas" w:eastAsiaTheme="minorHAnsi" w:hAnsi="Consolas" w:cs="Consolas"/>
@@ -6322,6 +6871,7 @@
         </w:rPr>
         <w:t>"</w:t>
       </w:r>
+      <w:proofErr w:type="spellStart"/>
       <w:r>
         <w:rPr>
           <w:rFonts w:ascii="Consolas" w:eastAsiaTheme="minorHAnsi" w:hAnsi="Consolas" w:cs="Consolas"/>
@@ -6331,6 +6881,7 @@
         </w:rPr>
         <w:t>elmah.axd</w:t>
       </w:r>
+      <w:proofErr w:type="spellEnd"/>
       <w:r>
         <w:rPr>
           <w:rFonts w:ascii="Consolas" w:eastAsiaTheme="minorHAnsi" w:hAnsi="Consolas" w:cs="Consolas"/>
@@ -6355,6 +6906,7 @@
         </w:rPr>
         <w:t xml:space="preserve">-&gt; </w:t>
       </w:r>
+      <w:proofErr w:type="spellStart"/>
       <w:r>
         <w:rPr>
           <w:rFonts w:ascii="Consolas" w:eastAsiaTheme="minorHAnsi" w:hAnsi="Consolas" w:cs="Consolas"/>
@@ -6364,6 +6916,7 @@
         </w:rPr>
         <w:t>system.web</w:t>
       </w:r>
+      <w:proofErr w:type="spellEnd"/>
       <w:r>
         <w:rPr>
           <w:rFonts w:ascii="Consolas" w:eastAsiaTheme="minorHAnsi" w:hAnsi="Consolas" w:cs="Consolas"/>
@@ -6454,6 +7007,7 @@
           <w:numId w:val="4"/>
         </w:numPr>
       </w:pPr>
+      <w:proofErr w:type="spellStart"/>
       <w:r>
         <w:rPr>
           <w:rFonts w:ascii="Consolas" w:eastAsiaTheme="minorHAnsi" w:hAnsi="Consolas" w:cs="Consolas"/>
@@ -6463,6 +7017,7 @@
         </w:rPr>
         <w:t>elmah</w:t>
       </w:r>
+      <w:proofErr w:type="spellEnd"/>
       <w:r>
         <w:t xml:space="preserve"> section</w:t>
       </w:r>
@@ -6480,8 +7035,10 @@
         <w:rPr>
           <w:rFonts w:ascii="Calibri" w:eastAsia="Times New Roman" w:hAnsi="Calibri" w:cs="Calibri"/>
         </w:rPr>
+        <w:lastRenderedPageBreak/>
         <w:t xml:space="preserve">in </w:t>
       </w:r>
+      <w:proofErr w:type="spellStart"/>
       <w:r>
         <w:rPr>
           <w:rFonts w:ascii="Consolas" w:eastAsiaTheme="minorHAnsi" w:hAnsi="Consolas" w:cs="Consolas"/>
@@ -6491,12 +7048,14 @@
         </w:rPr>
         <w:t>errorLog</w:t>
       </w:r>
+      <w:proofErr w:type="spellEnd"/>
       <w:r>
         <w:rPr>
           <w:rFonts w:ascii="Calibri" w:eastAsia="Times New Roman" w:hAnsi="Calibri" w:cs="Calibri"/>
         </w:rPr>
         <w:t xml:space="preserve"> setting,  update the </w:t>
       </w:r>
+      <w:proofErr w:type="spellStart"/>
       <w:r>
         <w:rPr>
           <w:rFonts w:ascii="Consolas" w:eastAsiaTheme="minorHAnsi" w:hAnsi="Consolas" w:cs="Consolas"/>
@@ -6506,6 +7065,7 @@
         </w:rPr>
         <w:t>connectionString</w:t>
       </w:r>
+      <w:proofErr w:type="spellEnd"/>
       <w:r>
         <w:rPr>
           <w:rFonts w:ascii="Calibri" w:eastAsia="Times New Roman" w:hAnsi="Calibri" w:cs="Calibri"/>
@@ -6522,7 +7082,15 @@
         </w:numPr>
       </w:pPr>
       <w:r>
-        <w:t>Remove the HTTPS redirect portion of web.config. Example:</w:t>
+        <w:t xml:space="preserve">Remove the HTTPS redirect portion of </w:t>
+      </w:r>
+      <w:proofErr w:type="spellStart"/>
+      <w:r>
+        <w:t>web.config</w:t>
+      </w:r>
+      <w:proofErr w:type="spellEnd"/>
+      <w:r>
+        <w:t>. Example:</w:t>
       </w:r>
     </w:p>
     <w:p>
@@ -6623,6 +7191,7 @@
         </w:rPr>
         <w:t xml:space="preserve"> </w:t>
       </w:r>
+      <w:proofErr w:type="spellStart"/>
       <w:r>
         <w:rPr>
           <w:rFonts w:ascii="Consolas" w:eastAsiaTheme="minorHAnsi" w:hAnsi="Consolas" w:cs="Consolas"/>
@@ -6632,6 +7201,7 @@
         </w:rPr>
         <w:t>stopProcessing</w:t>
       </w:r>
+      <w:proofErr w:type="spellEnd"/>
       <w:r>
         <w:rPr>
           <w:rFonts w:ascii="Consolas" w:eastAsiaTheme="minorHAnsi" w:hAnsi="Consolas" w:cs="Consolas"/>
@@ -6688,6 +7258,7 @@
         </w:rPr>
         <w:t xml:space="preserve">          &lt;match </w:t>
       </w:r>
+      <w:proofErr w:type="spellStart"/>
       <w:r>
         <w:rPr>
           <w:rFonts w:ascii="Consolas" w:eastAsiaTheme="minorHAnsi" w:hAnsi="Consolas" w:cs="Consolas"/>
@@ -6697,6 +7268,7 @@
         </w:rPr>
         <w:t>url</w:t>
       </w:r>
+      <w:proofErr w:type="spellEnd"/>
       <w:r>
         <w:rPr>
           <w:rFonts w:ascii="Consolas" w:eastAsiaTheme="minorHAnsi" w:hAnsi="Consolas" w:cs="Consolas"/>
@@ -6827,7 +7399,6 @@
           <w:sz w:val="19"/>
           <w:szCs w:val="19"/>
         </w:rPr>
-        <w:lastRenderedPageBreak/>
         <w:t xml:space="preserve">          &lt;/conditions&gt;</w:t>
       </w:r>
     </w:p>
@@ -6868,6 +7439,7 @@
         </w:rPr>
         <w:t xml:space="preserve">="Redirect" </w:t>
       </w:r>
+      <w:proofErr w:type="spellStart"/>
       <w:r>
         <w:rPr>
           <w:rFonts w:ascii="Consolas" w:eastAsiaTheme="minorHAnsi" w:hAnsi="Consolas" w:cs="Consolas"/>
@@ -6877,6 +7449,7 @@
         </w:rPr>
         <w:t>url</w:t>
       </w:r>
+      <w:proofErr w:type="spellEnd"/>
       <w:r>
         <w:rPr>
           <w:rFonts w:ascii="Consolas" w:eastAsiaTheme="minorHAnsi" w:hAnsi="Consolas" w:cs="Consolas"/>
@@ -6995,8 +7568,13 @@
       <w:r>
         <w:t xml:space="preserve">(Portal) </w:t>
       </w:r>
-      <w:r>
-        <w:t>Web.Config Customization</w:t>
+      <w:proofErr w:type="spellStart"/>
+      <w:r>
+        <w:t>Web.Config</w:t>
+      </w:r>
+      <w:proofErr w:type="spellEnd"/>
+      <w:r>
+        <w:t xml:space="preserve"> Customization</w:t>
       </w:r>
       <w:bookmarkEnd w:id="68"/>
       <w:bookmarkEnd w:id="69"/>
@@ -7010,6 +7588,7 @@
         </w:numPr>
         <w:spacing w:after="0"/>
       </w:pPr>
+      <w:proofErr w:type="spellStart"/>
       <w:r>
         <w:rPr>
           <w:rFonts w:ascii="Consolas" w:eastAsiaTheme="minorHAnsi" w:hAnsi="Consolas" w:cs="Consolas"/>
@@ -7019,6 +7598,7 @@
         </w:rPr>
         <w:t>connectionStrings</w:t>
       </w:r>
+      <w:proofErr w:type="spellEnd"/>
       <w:r>
         <w:rPr>
           <w:rFonts w:ascii="Calibri" w:eastAsia="Times New Roman" w:hAnsi="Calibri" w:cs="Calibri"/>
@@ -7035,14 +7615,25 @@
         </w:numPr>
         <w:spacing w:after="0"/>
       </w:pPr>
-      <w:r>
-        <w:rPr>
-          <w:rFonts w:ascii="Consolas" w:eastAsiaTheme="minorHAnsi" w:hAnsi="Consolas" w:cs="Consolas"/>
-          <w:color w:val="0000FF"/>
-          <w:sz w:val="19"/>
-          <w:szCs w:val="19"/>
-        </w:rPr>
-        <w:t xml:space="preserve">IESEntities </w:t>
+      <w:proofErr w:type="spellStart"/>
+      <w:r>
+        <w:rPr>
+          <w:rFonts w:ascii="Consolas" w:eastAsiaTheme="minorHAnsi" w:hAnsi="Consolas" w:cs="Consolas"/>
+          <w:color w:val="0000FF"/>
+          <w:sz w:val="19"/>
+          <w:szCs w:val="19"/>
+        </w:rPr>
+        <w:t>IESEntities</w:t>
+      </w:r>
+      <w:proofErr w:type="spellEnd"/>
+      <w:r>
+        <w:rPr>
+          <w:rFonts w:ascii="Consolas" w:eastAsiaTheme="minorHAnsi" w:hAnsi="Consolas" w:cs="Consolas"/>
+          <w:color w:val="0000FF"/>
+          <w:sz w:val="19"/>
+          <w:szCs w:val="19"/>
+        </w:rPr>
+        <w:t xml:space="preserve"> </w:t>
       </w:r>
       <w:r>
         <w:rPr>
@@ -7060,20 +7651,45 @@
         </w:numPr>
         <w:spacing w:after="0"/>
       </w:pPr>
-      <w:r>
-        <w:rPr>
-          <w:rFonts w:ascii="Consolas" w:eastAsiaTheme="minorHAnsi" w:hAnsi="Consolas" w:cs="Consolas"/>
-          <w:color w:val="0000FF"/>
-          <w:sz w:val="19"/>
-          <w:szCs w:val="19"/>
-        </w:rPr>
-        <w:t xml:space="preserve">genTracEntities </w:t>
-      </w:r>
-      <w:r>
-        <w:rPr>
-          <w:rFonts w:ascii="Calibri" w:eastAsia="Times New Roman" w:hAnsi="Calibri" w:cs="Calibri"/>
-        </w:rPr>
-        <w:t>– PTM / genTrac database connection string</w:t>
+      <w:proofErr w:type="spellStart"/>
+      <w:r>
+        <w:rPr>
+          <w:rFonts w:ascii="Consolas" w:eastAsiaTheme="minorHAnsi" w:hAnsi="Consolas" w:cs="Consolas"/>
+          <w:color w:val="0000FF"/>
+          <w:sz w:val="19"/>
+          <w:szCs w:val="19"/>
+        </w:rPr>
+        <w:t>genTracEntities</w:t>
+      </w:r>
+      <w:proofErr w:type="spellEnd"/>
+      <w:r>
+        <w:rPr>
+          <w:rFonts w:ascii="Consolas" w:eastAsiaTheme="minorHAnsi" w:hAnsi="Consolas" w:cs="Consolas"/>
+          <w:color w:val="0000FF"/>
+          <w:sz w:val="19"/>
+          <w:szCs w:val="19"/>
+        </w:rPr>
+        <w:t xml:space="preserve"> </w:t>
+      </w:r>
+      <w:r>
+        <w:rPr>
+          <w:rFonts w:ascii="Calibri" w:eastAsia="Times New Roman" w:hAnsi="Calibri" w:cs="Calibri"/>
+        </w:rPr>
+        <w:t xml:space="preserve">– PTM / </w:t>
+      </w:r>
+      <w:proofErr w:type="spellStart"/>
+      <w:r>
+        <w:rPr>
+          <w:rFonts w:ascii="Calibri" w:eastAsia="Times New Roman" w:hAnsi="Calibri" w:cs="Calibri"/>
+        </w:rPr>
+        <w:t>genTrac</w:t>
+      </w:r>
+      <w:proofErr w:type="spellEnd"/>
+      <w:r>
+        <w:rPr>
+          <w:rFonts w:ascii="Calibri" w:eastAsia="Times New Roman" w:hAnsi="Calibri" w:cs="Calibri"/>
+        </w:rPr>
+        <w:t xml:space="preserve"> database connection string</w:t>
       </w:r>
     </w:p>
     <w:p>
@@ -7085,6 +7701,7 @@
         </w:numPr>
         <w:spacing w:after="0"/>
       </w:pPr>
+      <w:proofErr w:type="spellStart"/>
       <w:r>
         <w:rPr>
           <w:rFonts w:ascii="Consolas" w:eastAsiaTheme="minorHAnsi" w:hAnsi="Consolas" w:cs="Consolas"/>
@@ -7094,6 +7711,7 @@
         </w:rPr>
         <w:t>GenBoeEntities</w:t>
       </w:r>
+      <w:proofErr w:type="spellEnd"/>
       <w:r>
         <w:t xml:space="preserve"> </w:t>
       </w:r>
@@ -7113,6 +7731,7 @@
         </w:numPr>
         <w:spacing w:after="0"/>
       </w:pPr>
+      <w:proofErr w:type="spellStart"/>
       <w:r>
         <w:rPr>
           <w:rFonts w:ascii="Consolas" w:eastAsiaTheme="minorHAnsi" w:hAnsi="Consolas" w:cs="Consolas"/>
@@ -7122,6 +7741,7 @@
         </w:rPr>
         <w:t>appSettings</w:t>
       </w:r>
+      <w:proofErr w:type="spellEnd"/>
       <w:r>
         <w:rPr>
           <w:rFonts w:ascii="Calibri" w:eastAsia="Times New Roman" w:hAnsi="Calibri" w:cs="Calibri"/>
@@ -7162,14 +7782,25 @@
           <w:rFonts w:ascii="Calibri" w:eastAsia="Times New Roman" w:hAnsi="Calibri" w:cs="Calibri"/>
         </w:rPr>
       </w:pPr>
-      <w:r>
-        <w:rPr>
-          <w:rFonts w:ascii="Consolas" w:eastAsiaTheme="minorHAnsi" w:hAnsi="Consolas" w:cs="Consolas"/>
-          <w:color w:val="0000FF"/>
-          <w:sz w:val="19"/>
-          <w:szCs w:val="19"/>
-        </w:rPr>
-        <w:t xml:space="preserve">ActiveDirectoryPath </w:t>
+      <w:proofErr w:type="spellStart"/>
+      <w:r>
+        <w:rPr>
+          <w:rFonts w:ascii="Consolas" w:eastAsiaTheme="minorHAnsi" w:hAnsi="Consolas" w:cs="Consolas"/>
+          <w:color w:val="0000FF"/>
+          <w:sz w:val="19"/>
+          <w:szCs w:val="19"/>
+        </w:rPr>
+        <w:t>ActiveDirectoryPath</w:t>
+      </w:r>
+      <w:proofErr w:type="spellEnd"/>
+      <w:r>
+        <w:rPr>
+          <w:rFonts w:ascii="Consolas" w:eastAsiaTheme="minorHAnsi" w:hAnsi="Consolas" w:cs="Consolas"/>
+          <w:color w:val="0000FF"/>
+          <w:sz w:val="19"/>
+          <w:szCs w:val="19"/>
+        </w:rPr>
+        <w:t xml:space="preserve"> </w:t>
       </w:r>
       <w:r>
         <w:rPr>
@@ -7191,17 +7822,36 @@
           <w:rFonts w:ascii="Calibri" w:eastAsia="Times New Roman" w:hAnsi="Calibri" w:cs="Calibri"/>
         </w:rPr>
       </w:pPr>
-      <w:r>
-        <w:rPr>
-          <w:rFonts w:ascii="Consolas" w:eastAsiaTheme="minorHAnsi" w:hAnsi="Consolas" w:cs="Consolas"/>
-          <w:color w:val="0000FF"/>
-          <w:sz w:val="19"/>
-          <w:szCs w:val="19"/>
-        </w:rPr>
-        <w:t xml:space="preserve">BOEUrl </w:t>
-      </w:r>
-      <w:r>
-        <w:t>– GenBOE’s URL</w:t>
+      <w:proofErr w:type="spellStart"/>
+      <w:r>
+        <w:rPr>
+          <w:rFonts w:ascii="Consolas" w:eastAsiaTheme="minorHAnsi" w:hAnsi="Consolas" w:cs="Consolas"/>
+          <w:color w:val="0000FF"/>
+          <w:sz w:val="19"/>
+          <w:szCs w:val="19"/>
+        </w:rPr>
+        <w:t>BOEUrl</w:t>
+      </w:r>
+      <w:proofErr w:type="spellEnd"/>
+      <w:r>
+        <w:rPr>
+          <w:rFonts w:ascii="Consolas" w:eastAsiaTheme="minorHAnsi" w:hAnsi="Consolas" w:cs="Consolas"/>
+          <w:color w:val="0000FF"/>
+          <w:sz w:val="19"/>
+          <w:szCs w:val="19"/>
+        </w:rPr>
+        <w:t xml:space="preserve"> </w:t>
+      </w:r>
+      <w:r>
+        <w:t xml:space="preserve">– </w:t>
+      </w:r>
+      <w:proofErr w:type="spellStart"/>
+      <w:r>
+        <w:t>GenBOE’s</w:t>
+      </w:r>
+      <w:proofErr w:type="spellEnd"/>
+      <w:r>
+        <w:t xml:space="preserve"> URL</w:t>
       </w:r>
     </w:p>
     <w:p>
@@ -7217,14 +7867,25 @@
           <w:rFonts w:ascii="Calibri" w:eastAsia="Times New Roman" w:hAnsi="Calibri" w:cs="Calibri"/>
         </w:rPr>
       </w:pPr>
-      <w:r>
-        <w:rPr>
-          <w:rFonts w:ascii="Consolas" w:eastAsiaTheme="minorHAnsi" w:hAnsi="Consolas" w:cs="Consolas"/>
-          <w:color w:val="0000FF"/>
-          <w:sz w:val="19"/>
-          <w:szCs w:val="19"/>
-        </w:rPr>
-        <w:t xml:space="preserve">PTMUrl </w:t>
+      <w:proofErr w:type="spellStart"/>
+      <w:r>
+        <w:rPr>
+          <w:rFonts w:ascii="Consolas" w:eastAsiaTheme="minorHAnsi" w:hAnsi="Consolas" w:cs="Consolas"/>
+          <w:color w:val="0000FF"/>
+          <w:sz w:val="19"/>
+          <w:szCs w:val="19"/>
+        </w:rPr>
+        <w:t>PTMUrl</w:t>
+      </w:r>
+      <w:proofErr w:type="spellEnd"/>
+      <w:r>
+        <w:rPr>
+          <w:rFonts w:ascii="Consolas" w:eastAsiaTheme="minorHAnsi" w:hAnsi="Consolas" w:cs="Consolas"/>
+          <w:color w:val="0000FF"/>
+          <w:sz w:val="19"/>
+          <w:szCs w:val="19"/>
+        </w:rPr>
+        <w:t xml:space="preserve"> </w:t>
       </w:r>
       <w:r>
         <w:t>– PTM’s URL</w:t>
@@ -7243,14 +7904,25 @@
           <w:rFonts w:ascii="Calibri" w:eastAsia="Times New Roman" w:hAnsi="Calibri" w:cs="Calibri"/>
         </w:rPr>
       </w:pPr>
-      <w:r>
-        <w:rPr>
-          <w:rFonts w:ascii="Consolas" w:eastAsiaTheme="minorHAnsi" w:hAnsi="Consolas" w:cs="Consolas"/>
-          <w:color w:val="0000FF"/>
-          <w:sz w:val="19"/>
-          <w:szCs w:val="19"/>
-        </w:rPr>
-        <w:t xml:space="preserve">RDMUrl </w:t>
+      <w:proofErr w:type="spellStart"/>
+      <w:r>
+        <w:rPr>
+          <w:rFonts w:ascii="Consolas" w:eastAsiaTheme="minorHAnsi" w:hAnsi="Consolas" w:cs="Consolas"/>
+          <w:color w:val="0000FF"/>
+          <w:sz w:val="19"/>
+          <w:szCs w:val="19"/>
+        </w:rPr>
+        <w:t>RDMUrl</w:t>
+      </w:r>
+      <w:proofErr w:type="spellEnd"/>
+      <w:r>
+        <w:rPr>
+          <w:rFonts w:ascii="Consolas" w:eastAsiaTheme="minorHAnsi" w:hAnsi="Consolas" w:cs="Consolas"/>
+          <w:color w:val="0000FF"/>
+          <w:sz w:val="19"/>
+          <w:szCs w:val="19"/>
+        </w:rPr>
+        <w:t xml:space="preserve"> </w:t>
       </w:r>
       <w:r>
         <w:t>– RDM’s URL</w:t>
@@ -7269,14 +7941,25 @@
           <w:rFonts w:ascii="Calibri" w:eastAsia="Times New Roman" w:hAnsi="Calibri" w:cs="Calibri"/>
         </w:rPr>
       </w:pPr>
-      <w:r>
-        <w:rPr>
-          <w:rFonts w:ascii="Consolas" w:eastAsiaTheme="minorHAnsi" w:hAnsi="Consolas" w:cs="Consolas"/>
-          <w:color w:val="0000FF"/>
-          <w:sz w:val="19"/>
-          <w:szCs w:val="19"/>
-        </w:rPr>
-        <w:t xml:space="preserve">RDSBUrl </w:t>
+      <w:proofErr w:type="spellStart"/>
+      <w:r>
+        <w:rPr>
+          <w:rFonts w:ascii="Consolas" w:eastAsiaTheme="minorHAnsi" w:hAnsi="Consolas" w:cs="Consolas"/>
+          <w:color w:val="0000FF"/>
+          <w:sz w:val="19"/>
+          <w:szCs w:val="19"/>
+        </w:rPr>
+        <w:t>RDSBUrl</w:t>
+      </w:r>
+      <w:proofErr w:type="spellEnd"/>
+      <w:r>
+        <w:rPr>
+          <w:rFonts w:ascii="Consolas" w:eastAsiaTheme="minorHAnsi" w:hAnsi="Consolas" w:cs="Consolas"/>
+          <w:color w:val="0000FF"/>
+          <w:sz w:val="19"/>
+          <w:szCs w:val="19"/>
+        </w:rPr>
+        <w:t xml:space="preserve"> </w:t>
       </w:r>
       <w:r>
         <w:t>– RDSB’s URL</w:t>
@@ -7295,14 +7978,25 @@
           <w:rFonts w:ascii="Calibri" w:eastAsia="Times New Roman" w:hAnsi="Calibri" w:cs="Calibri"/>
         </w:rPr>
       </w:pPr>
-      <w:r>
-        <w:rPr>
-          <w:rFonts w:ascii="Consolas" w:eastAsiaTheme="minorHAnsi" w:hAnsi="Consolas" w:cs="Consolas"/>
-          <w:color w:val="0000FF"/>
-          <w:sz w:val="19"/>
-          <w:szCs w:val="19"/>
-        </w:rPr>
-        <w:t xml:space="preserve">PPUrl </w:t>
+      <w:proofErr w:type="spellStart"/>
+      <w:r>
+        <w:rPr>
+          <w:rFonts w:ascii="Consolas" w:eastAsiaTheme="minorHAnsi" w:hAnsi="Consolas" w:cs="Consolas"/>
+          <w:color w:val="0000FF"/>
+          <w:sz w:val="19"/>
+          <w:szCs w:val="19"/>
+        </w:rPr>
+        <w:t>PPUrl</w:t>
+      </w:r>
+      <w:proofErr w:type="spellEnd"/>
+      <w:r>
+        <w:rPr>
+          <w:rFonts w:ascii="Consolas" w:eastAsiaTheme="minorHAnsi" w:hAnsi="Consolas" w:cs="Consolas"/>
+          <w:color w:val="0000FF"/>
+          <w:sz w:val="19"/>
+          <w:szCs w:val="19"/>
+        </w:rPr>
+        <w:t xml:space="preserve"> </w:t>
       </w:r>
       <w:r>
         <w:t xml:space="preserve">– ProPricer URL – a URL to a </w:t>
@@ -7327,14 +8021,25 @@
           <w:rFonts w:ascii="Calibri" w:eastAsia="Times New Roman" w:hAnsi="Calibri" w:cs="Calibri"/>
         </w:rPr>
       </w:pPr>
-      <w:r>
-        <w:rPr>
-          <w:rFonts w:ascii="Consolas" w:eastAsiaTheme="minorHAnsi" w:hAnsi="Consolas" w:cs="Consolas"/>
-          <w:color w:val="0000FF"/>
-          <w:sz w:val="19"/>
-          <w:szCs w:val="19"/>
-        </w:rPr>
-        <w:t xml:space="preserve">RPMUrl </w:t>
+      <w:proofErr w:type="spellStart"/>
+      <w:r>
+        <w:rPr>
+          <w:rFonts w:ascii="Consolas" w:eastAsiaTheme="minorHAnsi" w:hAnsi="Consolas" w:cs="Consolas"/>
+          <w:color w:val="0000FF"/>
+          <w:sz w:val="19"/>
+          <w:szCs w:val="19"/>
+        </w:rPr>
+        <w:t>RPMUrl</w:t>
+      </w:r>
+      <w:proofErr w:type="spellEnd"/>
+      <w:r>
+        <w:rPr>
+          <w:rFonts w:ascii="Consolas" w:eastAsiaTheme="minorHAnsi" w:hAnsi="Consolas" w:cs="Consolas"/>
+          <w:color w:val="0000FF"/>
+          <w:sz w:val="19"/>
+          <w:szCs w:val="19"/>
+        </w:rPr>
+        <w:t xml:space="preserve"> </w:t>
       </w:r>
       <w:r>
         <w:t xml:space="preserve">– </w:t>
@@ -7372,14 +8077,25 @@
           <w:szCs w:val="19"/>
         </w:rPr>
       </w:pPr>
-      <w:r>
-        <w:rPr>
-          <w:rFonts w:ascii="Consolas" w:eastAsiaTheme="minorHAnsi" w:hAnsi="Consolas" w:cs="Consolas"/>
-          <w:color w:val="0000FF"/>
-          <w:sz w:val="19"/>
-          <w:szCs w:val="19"/>
-        </w:rPr>
-        <w:t xml:space="preserve">ACVUrl </w:t>
+      <w:proofErr w:type="spellStart"/>
+      <w:r>
+        <w:rPr>
+          <w:rFonts w:ascii="Consolas" w:eastAsiaTheme="minorHAnsi" w:hAnsi="Consolas" w:cs="Consolas"/>
+          <w:color w:val="0000FF"/>
+          <w:sz w:val="19"/>
+          <w:szCs w:val="19"/>
+        </w:rPr>
+        <w:t>ACVUrl</w:t>
+      </w:r>
+      <w:proofErr w:type="spellEnd"/>
+      <w:r>
+        <w:rPr>
+          <w:rFonts w:ascii="Consolas" w:eastAsiaTheme="minorHAnsi" w:hAnsi="Consolas" w:cs="Consolas"/>
+          <w:color w:val="0000FF"/>
+          <w:sz w:val="19"/>
+          <w:szCs w:val="19"/>
+        </w:rPr>
+        <w:t xml:space="preserve"> </w:t>
       </w:r>
       <w:r>
         <w:t xml:space="preserve">– </w:t>
@@ -7420,6 +8136,7 @@
           <w:szCs w:val="19"/>
         </w:rPr>
       </w:pPr>
+      <w:proofErr w:type="spellStart"/>
       <w:r>
         <w:rPr>
           <w:rFonts w:ascii="Consolas" w:eastAsiaTheme="minorHAnsi" w:hAnsi="Consolas" w:cs="Consolas"/>
@@ -7436,7 +8153,17 @@
           <w:sz w:val="19"/>
           <w:szCs w:val="19"/>
         </w:rPr>
-        <w:t xml:space="preserve">Url </w:t>
+        <w:t>Url</w:t>
+      </w:r>
+      <w:proofErr w:type="spellEnd"/>
+      <w:r>
+        <w:rPr>
+          <w:rFonts w:ascii="Consolas" w:eastAsiaTheme="minorHAnsi" w:hAnsi="Consolas" w:cs="Consolas"/>
+          <w:color w:val="0000FF"/>
+          <w:sz w:val="19"/>
+          <w:szCs w:val="19"/>
+        </w:rPr>
+        <w:t xml:space="preserve"> </w:t>
       </w:r>
       <w:r>
         <w:t xml:space="preserve">– </w:t>
@@ -7476,6 +8203,7 @@
           <w:rFonts w:ascii="Calibri" w:eastAsia="Times New Roman" w:hAnsi="Calibri" w:cs="Calibri"/>
         </w:rPr>
       </w:pPr>
+      <w:proofErr w:type="spellStart"/>
       <w:r>
         <w:rPr>
           <w:rFonts w:ascii="Consolas" w:eastAsiaTheme="minorHAnsi" w:hAnsi="Consolas" w:cs="Consolas"/>
@@ -7485,6 +8213,7 @@
         </w:rPr>
         <w:t>EEPPUrl</w:t>
       </w:r>
+      <w:proofErr w:type="spellEnd"/>
       <w:r>
         <w:rPr>
           <w:rFonts w:ascii="Consolas" w:eastAsiaTheme="minorHAnsi" w:hAnsi="Consolas" w:cs="Consolas"/>
@@ -7515,9 +8244,11 @@
       <w:r>
         <w:t xml:space="preserve">, </w:t>
       </w:r>
+      <w:proofErr w:type="spellStart"/>
       <w:r>
         <w:t>eEPP</w:t>
       </w:r>
+      <w:proofErr w:type="spellEnd"/>
       <w:r>
         <w:t xml:space="preserve"> </w:t>
       </w:r>
@@ -7538,14 +8269,25 @@
           <w:rFonts w:ascii="Calibri" w:eastAsia="Times New Roman" w:hAnsi="Calibri" w:cs="Calibri"/>
         </w:rPr>
       </w:pPr>
-      <w:r>
-        <w:rPr>
-          <w:rFonts w:ascii="Consolas" w:eastAsiaTheme="minorHAnsi" w:hAnsi="Consolas" w:cs="Consolas"/>
-          <w:color w:val="0000FF"/>
-          <w:sz w:val="19"/>
-          <w:szCs w:val="19"/>
-        </w:rPr>
-        <w:t xml:space="preserve">AdminUrl </w:t>
+      <w:proofErr w:type="spellStart"/>
+      <w:r>
+        <w:rPr>
+          <w:rFonts w:ascii="Consolas" w:eastAsiaTheme="minorHAnsi" w:hAnsi="Consolas" w:cs="Consolas"/>
+          <w:color w:val="0000FF"/>
+          <w:sz w:val="19"/>
+          <w:szCs w:val="19"/>
+        </w:rPr>
+        <w:t>AdminUrl</w:t>
+      </w:r>
+      <w:proofErr w:type="spellEnd"/>
+      <w:r>
+        <w:rPr>
+          <w:rFonts w:ascii="Consolas" w:eastAsiaTheme="minorHAnsi" w:hAnsi="Consolas" w:cs="Consolas"/>
+          <w:color w:val="0000FF"/>
+          <w:sz w:val="19"/>
+          <w:szCs w:val="19"/>
+        </w:rPr>
+        <w:t xml:space="preserve"> </w:t>
       </w:r>
       <w:r>
         <w:t xml:space="preserve">– </w:t>
@@ -7575,14 +8317,25 @@
           <w:rFonts w:ascii="Calibri" w:eastAsia="Times New Roman" w:hAnsi="Calibri" w:cs="Calibri"/>
         </w:rPr>
       </w:pPr>
-      <w:r>
-        <w:rPr>
-          <w:rFonts w:ascii="Consolas" w:eastAsiaTheme="minorHAnsi" w:hAnsi="Consolas" w:cs="Consolas"/>
-          <w:color w:val="0000FF"/>
-          <w:sz w:val="19"/>
-          <w:szCs w:val="19"/>
-        </w:rPr>
-        <w:t xml:space="preserve">IESPortalAdminGroups </w:t>
+      <w:proofErr w:type="spellStart"/>
+      <w:r>
+        <w:rPr>
+          <w:rFonts w:ascii="Consolas" w:eastAsiaTheme="minorHAnsi" w:hAnsi="Consolas" w:cs="Consolas"/>
+          <w:color w:val="0000FF"/>
+          <w:sz w:val="19"/>
+          <w:szCs w:val="19"/>
+        </w:rPr>
+        <w:t>IESPortalAdminGroups</w:t>
+      </w:r>
+      <w:proofErr w:type="spellEnd"/>
+      <w:r>
+        <w:rPr>
+          <w:rFonts w:ascii="Consolas" w:eastAsiaTheme="minorHAnsi" w:hAnsi="Consolas" w:cs="Consolas"/>
+          <w:color w:val="0000FF"/>
+          <w:sz w:val="19"/>
+          <w:szCs w:val="19"/>
+        </w:rPr>
+        <w:t xml:space="preserve"> </w:t>
       </w:r>
       <w:r>
         <w:t>– Admin AD group</w:t>
@@ -7597,6 +8350,7 @@
         </w:numPr>
         <w:spacing w:after="0"/>
       </w:pPr>
+      <w:proofErr w:type="spellStart"/>
       <w:r>
         <w:rPr>
           <w:rFonts w:ascii="Consolas" w:eastAsiaTheme="minorHAnsi" w:hAnsi="Consolas" w:cs="Consolas"/>
@@ -7606,6 +8360,7 @@
         </w:rPr>
         <w:t>HelpdeskEmailAddress</w:t>
       </w:r>
+      <w:proofErr w:type="spellEnd"/>
       <w:r>
         <w:t xml:space="preserve"> – email displayed to the users to contact for help</w:t>
       </w:r>
@@ -7631,6 +8386,7 @@
           <w:rFonts w:ascii="Calibri" w:eastAsia="Times New Roman" w:hAnsi="Calibri" w:cs="Calibri"/>
         </w:rPr>
       </w:pPr>
+      <w:proofErr w:type="spellStart"/>
       <w:r>
         <w:rPr>
           <w:rFonts w:ascii="Consolas" w:eastAsiaTheme="minorHAnsi" w:hAnsi="Consolas" w:cs="Consolas"/>
@@ -7638,7 +8394,17 @@
           <w:sz w:val="19"/>
           <w:szCs w:val="19"/>
         </w:rPr>
-        <w:t>Piwik Settings</w:t>
+        <w:t>Piwik</w:t>
+      </w:r>
+      <w:proofErr w:type="spellEnd"/>
+      <w:r>
+        <w:rPr>
+          <w:rFonts w:ascii="Consolas" w:eastAsiaTheme="minorHAnsi" w:hAnsi="Consolas" w:cs="Consolas"/>
+          <w:color w:val="008000"/>
+          <w:sz w:val="19"/>
+          <w:szCs w:val="19"/>
+        </w:rPr>
+        <w:t xml:space="preserve"> Settings</w:t>
       </w:r>
     </w:p>
     <w:p>
@@ -7688,7 +8454,15 @@
         <w:t xml:space="preserve"> </w:t>
       </w:r>
       <w:r>
-        <w:t>(to not track the website usage via piwik)</w:t>
+        <w:t xml:space="preserve">(to not track the website usage via </w:t>
+      </w:r>
+      <w:proofErr w:type="spellStart"/>
+      <w:r>
+        <w:t>piwik</w:t>
+      </w:r>
+      <w:proofErr w:type="spellEnd"/>
+      <w:r>
+        <w:t>)</w:t>
       </w:r>
     </w:p>
     <w:p>
@@ -7708,7 +8482,21 @@
         <w:rPr>
           <w:rFonts w:ascii="Calibri" w:eastAsia="Times New Roman" w:hAnsi="Calibri" w:cs="Calibri"/>
         </w:rPr>
-        <w:t>You can ignore the other piwik settings once you disable it</w:t>
+        <w:t xml:space="preserve">You can ignore the other </w:t>
+      </w:r>
+      <w:proofErr w:type="spellStart"/>
+      <w:r>
+        <w:rPr>
+          <w:rFonts w:ascii="Calibri" w:eastAsia="Times New Roman" w:hAnsi="Calibri" w:cs="Calibri"/>
+        </w:rPr>
+        <w:t>piwik</w:t>
+      </w:r>
+      <w:proofErr w:type="spellEnd"/>
+      <w:r>
+        <w:rPr>
+          <w:rFonts w:ascii="Calibri" w:eastAsia="Times New Roman" w:hAnsi="Calibri" w:cs="Calibri"/>
+        </w:rPr>
+        <w:t xml:space="preserve"> settings once you disable it</w:t>
       </w:r>
     </w:p>
     <w:p>
@@ -7724,6 +8512,7 @@
           <w:rFonts w:ascii="Calibri" w:eastAsia="Times New Roman" w:hAnsi="Calibri" w:cs="Calibri"/>
         </w:rPr>
       </w:pPr>
+      <w:proofErr w:type="spellStart"/>
       <w:r>
         <w:rPr>
           <w:rFonts w:ascii="Consolas" w:eastAsiaTheme="minorHAnsi" w:hAnsi="Consolas" w:cs="Consolas"/>
@@ -7733,6 +8522,7 @@
         </w:rPr>
         <w:t>system.web</w:t>
       </w:r>
+      <w:proofErr w:type="spellEnd"/>
       <w:r>
         <w:rPr>
           <w:rFonts w:ascii="Consolas" w:eastAsiaTheme="minorHAnsi" w:hAnsi="Consolas" w:cs="Consolas"/>
@@ -7864,6 +8654,7 @@
         </w:rPr>
         <w:t>"</w:t>
       </w:r>
+      <w:proofErr w:type="spellStart"/>
       <w:r>
         <w:rPr>
           <w:rFonts w:ascii="Consolas" w:eastAsiaTheme="minorHAnsi" w:hAnsi="Consolas" w:cs="Consolas"/>
@@ -7873,6 +8664,7 @@
         </w:rPr>
         <w:t>elmah.axd</w:t>
       </w:r>
+      <w:proofErr w:type="spellEnd"/>
       <w:r>
         <w:rPr>
           <w:rFonts w:ascii="Consolas" w:eastAsiaTheme="minorHAnsi" w:hAnsi="Consolas" w:cs="Consolas"/>
@@ -7897,6 +8689,7 @@
         </w:rPr>
         <w:t xml:space="preserve">-&gt; </w:t>
       </w:r>
+      <w:proofErr w:type="spellStart"/>
       <w:r>
         <w:rPr>
           <w:rFonts w:ascii="Consolas" w:eastAsiaTheme="minorHAnsi" w:hAnsi="Consolas" w:cs="Consolas"/>
@@ -7906,6 +8699,7 @@
         </w:rPr>
         <w:t>system.web</w:t>
       </w:r>
+      <w:proofErr w:type="spellEnd"/>
       <w:r>
         <w:rPr>
           <w:rFonts w:ascii="Consolas" w:eastAsiaTheme="minorHAnsi" w:hAnsi="Consolas" w:cs="Consolas"/>
@@ -7984,6 +8778,7 @@
           <w:numId w:val="12"/>
         </w:numPr>
       </w:pPr>
+      <w:proofErr w:type="spellStart"/>
       <w:r>
         <w:rPr>
           <w:rFonts w:ascii="Consolas" w:eastAsiaTheme="minorHAnsi" w:hAnsi="Consolas" w:cs="Consolas"/>
@@ -7993,6 +8788,7 @@
         </w:rPr>
         <w:t>elmah</w:t>
       </w:r>
+      <w:proofErr w:type="spellEnd"/>
       <w:r>
         <w:t xml:space="preserve"> section</w:t>
       </w:r>
@@ -8012,6 +8808,7 @@
         </w:rPr>
         <w:t xml:space="preserve">in </w:t>
       </w:r>
+      <w:proofErr w:type="spellStart"/>
       <w:r>
         <w:rPr>
           <w:rFonts w:ascii="Consolas" w:eastAsiaTheme="minorHAnsi" w:hAnsi="Consolas" w:cs="Consolas"/>
@@ -8021,12 +8818,14 @@
         </w:rPr>
         <w:t>errorLog</w:t>
       </w:r>
+      <w:proofErr w:type="spellEnd"/>
       <w:r>
         <w:rPr>
           <w:rFonts w:ascii="Calibri" w:eastAsia="Times New Roman" w:hAnsi="Calibri" w:cs="Calibri"/>
         </w:rPr>
         <w:t xml:space="preserve"> setting,  update the </w:t>
       </w:r>
+      <w:proofErr w:type="spellStart"/>
       <w:r>
         <w:rPr>
           <w:rFonts w:ascii="Consolas" w:eastAsiaTheme="minorHAnsi" w:hAnsi="Consolas" w:cs="Consolas"/>
@@ -8036,6 +8835,7 @@
         </w:rPr>
         <w:t>connectionString</w:t>
       </w:r>
+      <w:proofErr w:type="spellEnd"/>
       <w:r>
         <w:rPr>
           <w:rFonts w:ascii="Calibri" w:eastAsia="Times New Roman" w:hAnsi="Calibri" w:cs="Calibri"/>
@@ -8052,7 +8852,15 @@
         </w:numPr>
       </w:pPr>
       <w:r>
-        <w:t>Remove the HTTPS redirect portion of web.config. Example:</w:t>
+        <w:t xml:space="preserve">Remove the HTTPS redirect portion of </w:t>
+      </w:r>
+      <w:proofErr w:type="spellStart"/>
+      <w:r>
+        <w:t>web.config</w:t>
+      </w:r>
+      <w:proofErr w:type="spellEnd"/>
+      <w:r>
+        <w:t>. Example:</w:t>
       </w:r>
     </w:p>
     <w:p>
@@ -8156,6 +8964,7 @@
         </w:rPr>
         <w:t xml:space="preserve"> </w:t>
       </w:r>
+      <w:proofErr w:type="spellStart"/>
       <w:r>
         <w:rPr>
           <w:rFonts w:ascii="Consolas" w:eastAsiaTheme="minorHAnsi" w:hAnsi="Consolas" w:cs="Consolas"/>
@@ -8165,6 +8974,7 @@
         </w:rPr>
         <w:t>stopProcessing</w:t>
       </w:r>
+      <w:proofErr w:type="spellEnd"/>
       <w:r>
         <w:rPr>
           <w:rFonts w:ascii="Consolas" w:eastAsiaTheme="minorHAnsi" w:hAnsi="Consolas" w:cs="Consolas"/>
@@ -8222,6 +9032,7 @@
         </w:rPr>
         <w:t xml:space="preserve">          &lt;match </w:t>
       </w:r>
+      <w:proofErr w:type="spellStart"/>
       <w:r>
         <w:rPr>
           <w:rFonts w:ascii="Consolas" w:eastAsiaTheme="minorHAnsi" w:hAnsi="Consolas" w:cs="Consolas"/>
@@ -8231,6 +9042,7 @@
         </w:rPr>
         <w:t>url</w:t>
       </w:r>
+      <w:proofErr w:type="spellEnd"/>
       <w:r>
         <w:rPr>
           <w:rFonts w:ascii="Consolas" w:eastAsiaTheme="minorHAnsi" w:hAnsi="Consolas" w:cs="Consolas"/>
@@ -8405,6 +9217,7 @@
         </w:rPr>
         <w:t xml:space="preserve">="Redirect" </w:t>
       </w:r>
+      <w:proofErr w:type="spellStart"/>
       <w:r>
         <w:rPr>
           <w:rFonts w:ascii="Consolas" w:eastAsiaTheme="minorHAnsi" w:hAnsi="Consolas" w:cs="Consolas"/>
@@ -8414,6 +9227,7 @@
         </w:rPr>
         <w:t>url</w:t>
       </w:r>
+      <w:proofErr w:type="spellEnd"/>
       <w:r>
         <w:rPr>
           <w:rFonts w:ascii="Consolas" w:eastAsiaTheme="minorHAnsi" w:hAnsi="Consolas" w:cs="Consolas"/>
@@ -8543,7 +9357,15 @@
         <w:t xml:space="preserve">e) </w:t>
       </w:r>
       <w:r>
-        <w:t>PTM Web.Config Customization</w:t>
+        <w:t xml:space="preserve">PTM </w:t>
+      </w:r>
+      <w:proofErr w:type="spellStart"/>
+      <w:r>
+        <w:t>Web.Config</w:t>
+      </w:r>
+      <w:proofErr w:type="spellEnd"/>
+      <w:r>
+        <w:t xml:space="preserve"> Customization</w:t>
       </w:r>
       <w:bookmarkEnd w:id="70"/>
       <w:bookmarkEnd w:id="71"/>
@@ -8557,6 +9379,7 @@
         </w:numPr>
         <w:spacing w:after="0"/>
       </w:pPr>
+      <w:proofErr w:type="spellStart"/>
       <w:r>
         <w:rPr>
           <w:rFonts w:ascii="Consolas" w:eastAsiaTheme="minorHAnsi" w:hAnsi="Consolas" w:cs="Consolas"/>
@@ -8566,6 +9389,7 @@
         </w:rPr>
         <w:t>connectionStrings</w:t>
       </w:r>
+      <w:proofErr w:type="spellEnd"/>
       <w:r>
         <w:rPr>
           <w:rFonts w:ascii="Calibri" w:eastAsia="Times New Roman" w:hAnsi="Calibri" w:cs="Calibri"/>
@@ -8582,14 +9406,25 @@
         </w:numPr>
         <w:spacing w:after="0"/>
       </w:pPr>
-      <w:r>
-        <w:rPr>
-          <w:rFonts w:ascii="Consolas" w:eastAsiaTheme="minorHAnsi" w:hAnsi="Consolas" w:cs="Consolas"/>
-          <w:color w:val="0000FF"/>
-          <w:sz w:val="19"/>
-          <w:szCs w:val="19"/>
-        </w:rPr>
-        <w:t xml:space="preserve">genTracEntities </w:t>
+      <w:proofErr w:type="spellStart"/>
+      <w:r>
+        <w:rPr>
+          <w:rFonts w:ascii="Consolas" w:eastAsiaTheme="minorHAnsi" w:hAnsi="Consolas" w:cs="Consolas"/>
+          <w:color w:val="0000FF"/>
+          <w:sz w:val="19"/>
+          <w:szCs w:val="19"/>
+        </w:rPr>
+        <w:t>genTracEntities</w:t>
+      </w:r>
+      <w:proofErr w:type="spellEnd"/>
+      <w:r>
+        <w:rPr>
+          <w:rFonts w:ascii="Consolas" w:eastAsiaTheme="minorHAnsi" w:hAnsi="Consolas" w:cs="Consolas"/>
+          <w:color w:val="0000FF"/>
+          <w:sz w:val="19"/>
+          <w:szCs w:val="19"/>
+        </w:rPr>
+        <w:t xml:space="preserve"> </w:t>
       </w:r>
       <w:r>
         <w:rPr>
@@ -8607,14 +9442,25 @@
         </w:numPr>
         <w:spacing w:after="0"/>
       </w:pPr>
-      <w:r>
-        <w:rPr>
-          <w:rFonts w:ascii="Consolas" w:eastAsiaTheme="minorHAnsi" w:hAnsi="Consolas" w:cs="Consolas"/>
-          <w:color w:val="0000FF"/>
-          <w:sz w:val="19"/>
-          <w:szCs w:val="19"/>
-        </w:rPr>
-        <w:t xml:space="preserve">GenBOEEntities </w:t>
+      <w:proofErr w:type="spellStart"/>
+      <w:r>
+        <w:rPr>
+          <w:rFonts w:ascii="Consolas" w:eastAsiaTheme="minorHAnsi" w:hAnsi="Consolas" w:cs="Consolas"/>
+          <w:color w:val="0000FF"/>
+          <w:sz w:val="19"/>
+          <w:szCs w:val="19"/>
+        </w:rPr>
+        <w:t>GenBOEEntities</w:t>
+      </w:r>
+      <w:proofErr w:type="spellEnd"/>
+      <w:r>
+        <w:rPr>
+          <w:rFonts w:ascii="Consolas" w:eastAsiaTheme="minorHAnsi" w:hAnsi="Consolas" w:cs="Consolas"/>
+          <w:color w:val="0000FF"/>
+          <w:sz w:val="19"/>
+          <w:szCs w:val="19"/>
+        </w:rPr>
+        <w:t xml:space="preserve"> </w:t>
       </w:r>
       <w:r>
         <w:rPr>
@@ -8632,6 +9478,7 @@
         </w:numPr>
         <w:spacing w:after="0"/>
       </w:pPr>
+      <w:proofErr w:type="spellStart"/>
       <w:r>
         <w:rPr>
           <w:rFonts w:ascii="Consolas" w:eastAsiaTheme="minorHAnsi" w:hAnsi="Consolas" w:cs="Consolas"/>
@@ -8641,6 +9488,7 @@
         </w:rPr>
         <w:t>appSettings</w:t>
       </w:r>
+      <w:proofErr w:type="spellEnd"/>
       <w:r>
         <w:rPr>
           <w:rFonts w:ascii="Calibri" w:eastAsia="Times New Roman" w:hAnsi="Calibri" w:cs="Calibri"/>
@@ -8679,6 +9527,7 @@
           <w:rFonts w:ascii="Calibri" w:eastAsia="Times New Roman" w:hAnsi="Calibri" w:cs="Calibri"/>
         </w:rPr>
       </w:pPr>
+      <w:proofErr w:type="spellStart"/>
       <w:r>
         <w:rPr>
           <w:rFonts w:ascii="Consolas" w:eastAsiaTheme="minorHAnsi" w:hAnsi="Consolas" w:cs="Consolas"/>
@@ -8688,6 +9537,7 @@
         </w:rPr>
         <w:t>EmailServer</w:t>
       </w:r>
+      <w:proofErr w:type="spellEnd"/>
       <w:r>
         <w:t xml:space="preserve"> </w:t>
       </w:r>
@@ -8710,6 +9560,7 @@
           <w:rFonts w:ascii="Calibri" w:eastAsia="Times New Roman" w:hAnsi="Calibri" w:cs="Calibri"/>
         </w:rPr>
       </w:pPr>
+      <w:proofErr w:type="spellStart"/>
       <w:r>
         <w:rPr>
           <w:rFonts w:ascii="Consolas" w:eastAsiaTheme="minorHAnsi" w:hAnsi="Consolas" w:cs="Consolas"/>
@@ -8719,6 +9570,7 @@
         </w:rPr>
         <w:t>ActiveDirectoryPath</w:t>
       </w:r>
+      <w:proofErr w:type="spellEnd"/>
       <w:r>
         <w:t xml:space="preserve"> </w:t>
       </w:r>
@@ -8741,6 +9593,7 @@
           <w:rFonts w:ascii="Calibri" w:eastAsia="Times New Roman" w:hAnsi="Calibri" w:cs="Calibri"/>
         </w:rPr>
       </w:pPr>
+      <w:proofErr w:type="spellStart"/>
       <w:r>
         <w:rPr>
           <w:rFonts w:ascii="Consolas" w:eastAsiaTheme="minorHAnsi" w:hAnsi="Consolas" w:cs="Consolas"/>
@@ -8750,6 +9603,7 @@
         </w:rPr>
         <w:t>ServerURL</w:t>
       </w:r>
+      <w:proofErr w:type="spellEnd"/>
       <w:r>
         <w:rPr>
           <w:rFonts w:eastAsiaTheme="minorHAnsi" w:cs="Consolas"/>
@@ -8773,6 +9627,7 @@
           <w:rFonts w:ascii="Calibri" w:eastAsia="Times New Roman" w:hAnsi="Calibri" w:cs="Calibri"/>
         </w:rPr>
       </w:pPr>
+      <w:proofErr w:type="spellStart"/>
       <w:r>
         <w:rPr>
           <w:rFonts w:ascii="Consolas" w:eastAsiaTheme="minorHAnsi" w:hAnsi="Consolas" w:cs="Consolas"/>
@@ -8782,6 +9637,7 @@
         </w:rPr>
         <w:t>AuthorizeProposalCreationGroups</w:t>
       </w:r>
+      <w:proofErr w:type="spellEnd"/>
       <w:r>
         <w:rPr>
           <w:rFonts w:ascii="Calibri" w:eastAsia="Times New Roman" w:hAnsi="Calibri" w:cs="Calibri"/>
@@ -8795,8 +9651,19 @@
           <w:sz w:val="19"/>
           <w:szCs w:val="19"/>
         </w:rPr>
-        <w:t>US\lmco.all.emp</w:t>
-      </w:r>
+        <w:t>US\</w:t>
+      </w:r>
+      <w:proofErr w:type="spellStart"/>
+      <w:r>
+        <w:rPr>
+          <w:rFonts w:ascii="Consolas" w:eastAsiaTheme="minorHAnsi" w:hAnsi="Consolas" w:cs="Consolas"/>
+          <w:color w:val="0000FF"/>
+          <w:sz w:val="19"/>
+          <w:szCs w:val="19"/>
+        </w:rPr>
+        <w:t>lmco.all.emp</w:t>
+      </w:r>
+      <w:proofErr w:type="spellEnd"/>
     </w:p>
     <w:p>
       <w:pPr>
@@ -8810,6 +9677,7 @@
           <w:rFonts w:ascii="Calibri" w:eastAsia="Times New Roman" w:hAnsi="Calibri" w:cs="Calibri"/>
         </w:rPr>
       </w:pPr>
+      <w:proofErr w:type="spellStart"/>
       <w:r>
         <w:rPr>
           <w:rFonts w:ascii="Consolas" w:eastAsiaTheme="minorHAnsi" w:hAnsi="Consolas" w:cs="Consolas"/>
@@ -8819,6 +9687,7 @@
         </w:rPr>
         <w:t>DomesticUsersGroup</w:t>
       </w:r>
+      <w:proofErr w:type="spellEnd"/>
       <w:r>
         <w:rPr>
           <w:rFonts w:ascii="Calibri" w:eastAsia="Times New Roman" w:hAnsi="Calibri" w:cs="Calibri"/>
@@ -8832,8 +9701,19 @@
           <w:sz w:val="19"/>
           <w:szCs w:val="19"/>
         </w:rPr>
-        <w:t>US\lmco.all.emp</w:t>
-      </w:r>
+        <w:t>US\</w:t>
+      </w:r>
+      <w:proofErr w:type="spellStart"/>
+      <w:r>
+        <w:rPr>
+          <w:rFonts w:ascii="Consolas" w:eastAsiaTheme="minorHAnsi" w:hAnsi="Consolas" w:cs="Consolas"/>
+          <w:color w:val="0000FF"/>
+          <w:sz w:val="19"/>
+          <w:szCs w:val="19"/>
+        </w:rPr>
+        <w:t>lmco.all.emp</w:t>
+      </w:r>
+      <w:proofErr w:type="spellEnd"/>
     </w:p>
     <w:p>
       <w:pPr>
@@ -8844,6 +9724,7 @@
         </w:numPr>
         <w:spacing w:after="0"/>
       </w:pPr>
+      <w:proofErr w:type="spellStart"/>
       <w:r>
         <w:rPr>
           <w:rFonts w:ascii="Consolas" w:eastAsiaTheme="minorHAnsi" w:hAnsi="Consolas" w:cs="Consolas"/>
@@ -8853,6 +9734,7 @@
         </w:rPr>
         <w:t>HelpdeskEmailAddress</w:t>
       </w:r>
+      <w:proofErr w:type="spellEnd"/>
       <w:r>
         <w:t xml:space="preserve"> – email displayed to the users to contact for help</w:t>
       </w:r>
@@ -8866,6 +9748,7 @@
         </w:numPr>
         <w:spacing w:after="0"/>
       </w:pPr>
+      <w:proofErr w:type="spellStart"/>
       <w:r>
         <w:rPr>
           <w:rFonts w:ascii="Consolas" w:eastAsiaTheme="minorHAnsi" w:hAnsi="Consolas" w:cs="Consolas"/>
@@ -8875,6 +9758,7 @@
         </w:rPr>
         <w:t>BaseUrlForInstructionLocation</w:t>
       </w:r>
+      <w:proofErr w:type="spellEnd"/>
       <w:r>
         <w:t xml:space="preserve"> – </w:t>
       </w:r>
@@ -8928,14 +9812,25 @@
           <w:rFonts w:ascii="Calibri" w:eastAsia="Times New Roman" w:hAnsi="Calibri" w:cs="Calibri"/>
         </w:rPr>
       </w:pPr>
-      <w:r>
-        <w:rPr>
-          <w:rFonts w:ascii="Consolas" w:eastAsiaTheme="minorHAnsi" w:hAnsi="Consolas" w:cs="Consolas"/>
-          <w:color w:val="0000FF"/>
-          <w:sz w:val="19"/>
-          <w:szCs w:val="19"/>
-        </w:rPr>
-        <w:t xml:space="preserve">IsClassEnvironment </w:t>
+      <w:proofErr w:type="spellStart"/>
+      <w:r>
+        <w:rPr>
+          <w:rFonts w:ascii="Consolas" w:eastAsiaTheme="minorHAnsi" w:hAnsi="Consolas" w:cs="Consolas"/>
+          <w:color w:val="0000FF"/>
+          <w:sz w:val="19"/>
+          <w:szCs w:val="19"/>
+        </w:rPr>
+        <w:t>IsClassEnvironment</w:t>
+      </w:r>
+      <w:proofErr w:type="spellEnd"/>
+      <w:r>
+        <w:rPr>
+          <w:rFonts w:ascii="Consolas" w:eastAsiaTheme="minorHAnsi" w:hAnsi="Consolas" w:cs="Consolas"/>
+          <w:color w:val="0000FF"/>
+          <w:sz w:val="19"/>
+          <w:szCs w:val="19"/>
+        </w:rPr>
+        <w:t xml:space="preserve"> </w:t>
       </w:r>
       <w:r>
         <w:t xml:space="preserve">– set this to </w:t>
@@ -8961,6 +9856,7 @@
           <w:rFonts w:ascii="Calibri" w:eastAsia="Times New Roman" w:hAnsi="Calibri" w:cs="Calibri"/>
         </w:rPr>
       </w:pPr>
+      <w:proofErr w:type="spellStart"/>
       <w:r>
         <w:rPr>
           <w:rFonts w:ascii="Consolas" w:eastAsiaTheme="minorHAnsi" w:hAnsi="Consolas" w:cs="Consolas"/>
@@ -8970,6 +9866,7 @@
         </w:rPr>
         <w:t>OverrideSubNonUs</w:t>
       </w:r>
+      <w:proofErr w:type="spellEnd"/>
       <w:r>
         <w:rPr>
           <w:rFonts w:ascii="Consolas" w:eastAsiaTheme="minorHAnsi" w:hAnsi="Consolas" w:cs="Consolas"/>
@@ -9000,6 +9897,7 @@
         <w:spacing w:after="0"/>
       </w:pPr>
       <w:commentRangeStart w:id="72"/>
+      <w:proofErr w:type="spellStart"/>
       <w:r>
         <w:rPr>
           <w:rFonts w:ascii="Consolas" w:eastAsiaTheme="minorHAnsi" w:hAnsi="Consolas" w:cs="Consolas"/>
@@ -9010,6 +9908,7 @@
         <w:t>oAuthDomain</w:t>
       </w:r>
       <w:commentRangeEnd w:id="72"/>
+      <w:proofErr w:type="spellEnd"/>
       <w:r>
         <w:rPr>
           <w:rStyle w:val="CommentReference"/>
@@ -9091,8 +9990,19 @@
           <w:sz w:val="19"/>
           <w:szCs w:val="19"/>
         </w:rPr>
-        <w:t xml:space="preserve"> w/ eEPP</w:t>
-      </w:r>
+        <w:t xml:space="preserve"> w/ </w:t>
+      </w:r>
+      <w:proofErr w:type="spellStart"/>
+      <w:r>
+        <w:rPr>
+          <w:rFonts w:ascii="Consolas" w:eastAsiaTheme="minorHAnsi" w:hAnsi="Consolas" w:cs="Consolas"/>
+          <w:color w:val="008000"/>
+          <w:sz w:val="19"/>
+          <w:szCs w:val="19"/>
+        </w:rPr>
+        <w:t>eEPP</w:t>
+      </w:r>
+      <w:proofErr w:type="spellEnd"/>
     </w:p>
     <w:p>
       <w:pPr>
@@ -9107,6 +10017,7 @@
           <w:rFonts w:ascii="Calibri" w:eastAsia="Times New Roman" w:hAnsi="Calibri" w:cs="Calibri"/>
         </w:rPr>
       </w:pPr>
+      <w:proofErr w:type="spellStart"/>
       <w:r>
         <w:rPr>
           <w:rFonts w:ascii="Consolas" w:eastAsiaTheme="minorHAnsi" w:hAnsi="Consolas" w:cs="Consolas"/>
@@ -9116,6 +10027,7 @@
         </w:rPr>
         <w:t>EnableEppIntegration</w:t>
       </w:r>
+      <w:proofErr w:type="spellEnd"/>
       <w:r>
         <w:rPr>
           <w:rFonts w:ascii="Consolas" w:eastAsiaTheme="minorHAnsi" w:hAnsi="Consolas" w:cs="Consolas"/>
@@ -9145,14 +10057,25 @@
           <w:rFonts w:ascii="Calibri" w:eastAsia="Times New Roman" w:hAnsi="Calibri" w:cs="Calibri"/>
         </w:rPr>
       </w:pPr>
-      <w:r>
-        <w:rPr>
-          <w:rFonts w:ascii="Consolas" w:eastAsiaTheme="minorHAnsi" w:hAnsi="Consolas" w:cs="Consolas"/>
-          <w:color w:val="0000FF"/>
-          <w:sz w:val="19"/>
-          <w:szCs w:val="19"/>
-        </w:rPr>
-        <w:t xml:space="preserve">eEPPUrl </w:t>
+      <w:proofErr w:type="spellStart"/>
+      <w:r>
+        <w:rPr>
+          <w:rFonts w:ascii="Consolas" w:eastAsiaTheme="minorHAnsi" w:hAnsi="Consolas" w:cs="Consolas"/>
+          <w:color w:val="0000FF"/>
+          <w:sz w:val="19"/>
+          <w:szCs w:val="19"/>
+        </w:rPr>
+        <w:t>eEPPUrl</w:t>
+      </w:r>
+      <w:proofErr w:type="spellEnd"/>
+      <w:r>
+        <w:rPr>
+          <w:rFonts w:ascii="Consolas" w:eastAsiaTheme="minorHAnsi" w:hAnsi="Consolas" w:cs="Consolas"/>
+          <w:color w:val="0000FF"/>
+          <w:sz w:val="19"/>
+          <w:szCs w:val="19"/>
+        </w:rPr>
+        <w:t xml:space="preserve"> </w:t>
       </w:r>
       <w:r>
         <w:t xml:space="preserve">– </w:t>
@@ -9217,14 +10140,25 @@
           <w:rFonts w:ascii="Calibri" w:eastAsia="Times New Roman" w:hAnsi="Calibri" w:cs="Calibri"/>
         </w:rPr>
       </w:pPr>
-      <w:r>
-        <w:rPr>
-          <w:rFonts w:ascii="Consolas" w:eastAsiaTheme="minorHAnsi" w:hAnsi="Consolas" w:cs="Consolas"/>
-          <w:color w:val="0000FF"/>
-          <w:sz w:val="19"/>
-          <w:szCs w:val="19"/>
-        </w:rPr>
-        <w:t xml:space="preserve">ReportServerLocation </w:t>
+      <w:proofErr w:type="spellStart"/>
+      <w:r>
+        <w:rPr>
+          <w:rFonts w:ascii="Consolas" w:eastAsiaTheme="minorHAnsi" w:hAnsi="Consolas" w:cs="Consolas"/>
+          <w:color w:val="0000FF"/>
+          <w:sz w:val="19"/>
+          <w:szCs w:val="19"/>
+        </w:rPr>
+        <w:t>ReportServerLocation</w:t>
+      </w:r>
+      <w:proofErr w:type="spellEnd"/>
+      <w:r>
+        <w:rPr>
+          <w:rFonts w:ascii="Consolas" w:eastAsiaTheme="minorHAnsi" w:hAnsi="Consolas" w:cs="Consolas"/>
+          <w:color w:val="0000FF"/>
+          <w:sz w:val="19"/>
+          <w:szCs w:val="19"/>
+        </w:rPr>
+        <w:t xml:space="preserve"> </w:t>
       </w:r>
       <w:r>
         <w:t>– URL to the SSRS server</w:t>
@@ -9243,14 +10177,25 @@
           <w:rFonts w:ascii="Calibri" w:eastAsia="Times New Roman" w:hAnsi="Calibri" w:cs="Calibri"/>
         </w:rPr>
       </w:pPr>
-      <w:r>
-        <w:rPr>
-          <w:rFonts w:ascii="Consolas" w:eastAsiaTheme="minorHAnsi" w:hAnsi="Consolas" w:cs="Consolas"/>
-          <w:color w:val="0000FF"/>
-          <w:sz w:val="19"/>
-          <w:szCs w:val="19"/>
-        </w:rPr>
-        <w:t xml:space="preserve">ReportServerFolderName </w:t>
+      <w:proofErr w:type="spellStart"/>
+      <w:r>
+        <w:rPr>
+          <w:rFonts w:ascii="Consolas" w:eastAsiaTheme="minorHAnsi" w:hAnsi="Consolas" w:cs="Consolas"/>
+          <w:color w:val="0000FF"/>
+          <w:sz w:val="19"/>
+          <w:szCs w:val="19"/>
+        </w:rPr>
+        <w:t>ReportServerFolderName</w:t>
+      </w:r>
+      <w:proofErr w:type="spellEnd"/>
+      <w:r>
+        <w:rPr>
+          <w:rFonts w:ascii="Consolas" w:eastAsiaTheme="minorHAnsi" w:hAnsi="Consolas" w:cs="Consolas"/>
+          <w:color w:val="0000FF"/>
+          <w:sz w:val="19"/>
+          <w:szCs w:val="19"/>
+        </w:rPr>
+        <w:t xml:space="preserve"> </w:t>
       </w:r>
       <w:r>
         <w:t xml:space="preserve">– folder name in which the reports are located </w:t>
@@ -9302,6 +10247,7 @@
           <w:rFonts w:ascii="Calibri" w:eastAsia="Times New Roman" w:hAnsi="Calibri" w:cs="Calibri"/>
         </w:rPr>
       </w:pPr>
+      <w:proofErr w:type="spellStart"/>
       <w:r>
         <w:rPr>
           <w:rFonts w:ascii="Consolas" w:eastAsiaTheme="minorHAnsi" w:hAnsi="Consolas" w:cs="Consolas"/>
@@ -9311,6 +10257,7 @@
         </w:rPr>
         <w:t>IESHomeUrl</w:t>
       </w:r>
+      <w:proofErr w:type="spellEnd"/>
       <w:r>
         <w:rPr>
           <w:rFonts w:ascii="Consolas" w:eastAsiaTheme="minorHAnsi" w:hAnsi="Consolas" w:cs="Consolas"/>
@@ -9352,14 +10299,25 @@
           <w:rFonts w:ascii="Calibri" w:eastAsia="Times New Roman" w:hAnsi="Calibri" w:cs="Calibri"/>
         </w:rPr>
       </w:pPr>
-      <w:r>
-        <w:rPr>
-          <w:rFonts w:ascii="Consolas" w:eastAsiaTheme="minorHAnsi" w:hAnsi="Consolas" w:cs="Consolas"/>
-          <w:color w:val="0000FF"/>
-          <w:sz w:val="19"/>
-          <w:szCs w:val="19"/>
-        </w:rPr>
-        <w:t xml:space="preserve">RDSBUrl </w:t>
+      <w:proofErr w:type="spellStart"/>
+      <w:r>
+        <w:rPr>
+          <w:rFonts w:ascii="Consolas" w:eastAsiaTheme="minorHAnsi" w:hAnsi="Consolas" w:cs="Consolas"/>
+          <w:color w:val="0000FF"/>
+          <w:sz w:val="19"/>
+          <w:szCs w:val="19"/>
+        </w:rPr>
+        <w:t>RDSBUrl</w:t>
+      </w:r>
+      <w:proofErr w:type="spellEnd"/>
+      <w:r>
+        <w:rPr>
+          <w:rFonts w:ascii="Consolas" w:eastAsiaTheme="minorHAnsi" w:hAnsi="Consolas" w:cs="Consolas"/>
+          <w:color w:val="0000FF"/>
+          <w:sz w:val="19"/>
+          <w:szCs w:val="19"/>
+        </w:rPr>
+        <w:t xml:space="preserve"> </w:t>
       </w:r>
       <w:r>
         <w:t>–RDSB URL</w:t>
@@ -9378,14 +10336,25 @@
           <w:rFonts w:ascii="Calibri" w:eastAsia="Times New Roman" w:hAnsi="Calibri" w:cs="Calibri"/>
         </w:rPr>
       </w:pPr>
-      <w:r>
-        <w:rPr>
-          <w:rFonts w:ascii="Consolas" w:eastAsiaTheme="minorHAnsi" w:hAnsi="Consolas" w:cs="Consolas"/>
-          <w:color w:val="0000FF"/>
-          <w:sz w:val="19"/>
-          <w:szCs w:val="19"/>
-        </w:rPr>
-        <w:t xml:space="preserve">BOEUrl </w:t>
+      <w:proofErr w:type="spellStart"/>
+      <w:r>
+        <w:rPr>
+          <w:rFonts w:ascii="Consolas" w:eastAsiaTheme="minorHAnsi" w:hAnsi="Consolas" w:cs="Consolas"/>
+          <w:color w:val="0000FF"/>
+          <w:sz w:val="19"/>
+          <w:szCs w:val="19"/>
+        </w:rPr>
+        <w:t>BOEUrl</w:t>
+      </w:r>
+      <w:proofErr w:type="spellEnd"/>
+      <w:r>
+        <w:rPr>
+          <w:rFonts w:ascii="Consolas" w:eastAsiaTheme="minorHAnsi" w:hAnsi="Consolas" w:cs="Consolas"/>
+          <w:color w:val="0000FF"/>
+          <w:sz w:val="19"/>
+          <w:szCs w:val="19"/>
+        </w:rPr>
+        <w:t xml:space="preserve"> </w:t>
       </w:r>
       <w:r>
         <w:t>–</w:t>
@@ -9415,6 +10384,7 @@
           <w:rFonts w:ascii="Calibri" w:eastAsia="Times New Roman" w:hAnsi="Calibri" w:cs="Calibri"/>
         </w:rPr>
       </w:pPr>
+      <w:proofErr w:type="spellStart"/>
       <w:r>
         <w:rPr>
           <w:rFonts w:ascii="Consolas" w:eastAsiaTheme="minorHAnsi" w:hAnsi="Consolas" w:cs="Consolas"/>
@@ -9422,7 +10392,17 @@
           <w:sz w:val="19"/>
           <w:szCs w:val="19"/>
         </w:rPr>
-        <w:t>Piwik Settings</w:t>
+        <w:t>Piwik</w:t>
+      </w:r>
+      <w:proofErr w:type="spellEnd"/>
+      <w:r>
+        <w:rPr>
+          <w:rFonts w:ascii="Consolas" w:eastAsiaTheme="minorHAnsi" w:hAnsi="Consolas" w:cs="Consolas"/>
+          <w:color w:val="008000"/>
+          <w:sz w:val="19"/>
+          <w:szCs w:val="19"/>
+        </w:rPr>
+        <w:t xml:space="preserve"> Settings</w:t>
       </w:r>
     </w:p>
     <w:p>
@@ -9472,7 +10452,15 @@
         <w:t xml:space="preserve"> </w:t>
       </w:r>
       <w:r>
-        <w:t>(to not track the website usage via piwik)</w:t>
+        <w:t xml:space="preserve">(to not track the website usage via </w:t>
+      </w:r>
+      <w:proofErr w:type="spellStart"/>
+      <w:r>
+        <w:t>piwik</w:t>
+      </w:r>
+      <w:proofErr w:type="spellEnd"/>
+      <w:r>
+        <w:t>)</w:t>
       </w:r>
     </w:p>
     <w:p>
@@ -9492,7 +10480,21 @@
         <w:rPr>
           <w:rFonts w:ascii="Calibri" w:eastAsia="Times New Roman" w:hAnsi="Calibri" w:cs="Calibri"/>
         </w:rPr>
-        <w:t>You can ignore the other piwik settings once you disable it</w:t>
+        <w:t xml:space="preserve">You can ignore the other </w:t>
+      </w:r>
+      <w:proofErr w:type="spellStart"/>
+      <w:r>
+        <w:rPr>
+          <w:rFonts w:ascii="Calibri" w:eastAsia="Times New Roman" w:hAnsi="Calibri" w:cs="Calibri"/>
+        </w:rPr>
+        <w:t>piwik</w:t>
+      </w:r>
+      <w:proofErr w:type="spellEnd"/>
+      <w:r>
+        <w:rPr>
+          <w:rFonts w:ascii="Calibri" w:eastAsia="Times New Roman" w:hAnsi="Calibri" w:cs="Calibri"/>
+        </w:rPr>
+        <w:t xml:space="preserve"> settings once you disable it</w:t>
       </w:r>
     </w:p>
     <w:p>
@@ -9539,14 +10541,25 @@
           <w:rFonts w:ascii="Calibri" w:eastAsia="Times New Roman" w:hAnsi="Calibri" w:cs="Calibri"/>
         </w:rPr>
       </w:pPr>
-      <w:r>
-        <w:rPr>
-          <w:rFonts w:ascii="Consolas" w:eastAsiaTheme="minorHAnsi" w:hAnsi="Consolas" w:cs="Consolas"/>
-          <w:color w:val="0000FF"/>
-          <w:sz w:val="19"/>
-          <w:szCs w:val="19"/>
-        </w:rPr>
-        <w:t xml:space="preserve">LeadEstimators </w:t>
+      <w:proofErr w:type="spellStart"/>
+      <w:r>
+        <w:rPr>
+          <w:rFonts w:ascii="Consolas" w:eastAsiaTheme="minorHAnsi" w:hAnsi="Consolas" w:cs="Consolas"/>
+          <w:color w:val="0000FF"/>
+          <w:sz w:val="19"/>
+          <w:szCs w:val="19"/>
+        </w:rPr>
+        <w:t>LeadEstimators</w:t>
+      </w:r>
+      <w:proofErr w:type="spellEnd"/>
+      <w:r>
+        <w:rPr>
+          <w:rFonts w:ascii="Consolas" w:eastAsiaTheme="minorHAnsi" w:hAnsi="Consolas" w:cs="Consolas"/>
+          <w:color w:val="0000FF"/>
+          <w:sz w:val="19"/>
+          <w:szCs w:val="19"/>
+        </w:rPr>
+        <w:t xml:space="preserve"> </w:t>
       </w:r>
       <w:r>
         <w:t>– set this to the appropriate AD group</w:t>
@@ -9565,14 +10578,25 @@
           <w:rFonts w:ascii="Calibri" w:eastAsia="Times New Roman" w:hAnsi="Calibri" w:cs="Calibri"/>
         </w:rPr>
       </w:pPr>
-      <w:r>
-        <w:rPr>
-          <w:rFonts w:ascii="Consolas" w:eastAsiaTheme="minorHAnsi" w:hAnsi="Consolas" w:cs="Consolas"/>
-          <w:color w:val="0000FF"/>
-          <w:sz w:val="19"/>
-          <w:szCs w:val="19"/>
-        </w:rPr>
-        <w:t xml:space="preserve">LOBManagers </w:t>
+      <w:proofErr w:type="spellStart"/>
+      <w:r>
+        <w:rPr>
+          <w:rFonts w:ascii="Consolas" w:eastAsiaTheme="minorHAnsi" w:hAnsi="Consolas" w:cs="Consolas"/>
+          <w:color w:val="0000FF"/>
+          <w:sz w:val="19"/>
+          <w:szCs w:val="19"/>
+        </w:rPr>
+        <w:t>LOBManagers</w:t>
+      </w:r>
+      <w:proofErr w:type="spellEnd"/>
+      <w:r>
+        <w:rPr>
+          <w:rFonts w:ascii="Consolas" w:eastAsiaTheme="minorHAnsi" w:hAnsi="Consolas" w:cs="Consolas"/>
+          <w:color w:val="0000FF"/>
+          <w:sz w:val="19"/>
+          <w:szCs w:val="19"/>
+        </w:rPr>
+        <w:t xml:space="preserve"> </w:t>
       </w:r>
       <w:r>
         <w:t xml:space="preserve">– </w:t>
@@ -9594,6 +10618,7 @@
           <w:rFonts w:ascii="Calibri" w:eastAsia="Times New Roman" w:hAnsi="Calibri" w:cs="Calibri"/>
         </w:rPr>
       </w:pPr>
+      <w:proofErr w:type="spellStart"/>
       <w:r>
         <w:rPr>
           <w:rFonts w:ascii="Consolas" w:eastAsiaTheme="minorHAnsi" w:hAnsi="Consolas" w:cs="Consolas"/>
@@ -9602,7 +10627,17 @@
           <w:szCs w:val="19"/>
         </w:rPr>
         <w:lastRenderedPageBreak/>
-        <w:t xml:space="preserve">CoverSheetApprovers </w:t>
+        <w:t>CoverSheetApprovers</w:t>
+      </w:r>
+      <w:proofErr w:type="spellEnd"/>
+      <w:r>
+        <w:rPr>
+          <w:rFonts w:ascii="Consolas" w:eastAsiaTheme="minorHAnsi" w:hAnsi="Consolas" w:cs="Consolas"/>
+          <w:color w:val="0000FF"/>
+          <w:sz w:val="19"/>
+          <w:szCs w:val="19"/>
+        </w:rPr>
+        <w:t xml:space="preserve"> </w:t>
       </w:r>
       <w:r>
         <w:t>– set this to the appropriate AD group</w:t>
@@ -9621,14 +10656,25 @@
           <w:rFonts w:ascii="Calibri" w:eastAsia="Times New Roman" w:hAnsi="Calibri" w:cs="Calibri"/>
         </w:rPr>
       </w:pPr>
-      <w:r>
-        <w:rPr>
-          <w:rFonts w:ascii="Consolas" w:eastAsiaTheme="minorHAnsi" w:hAnsi="Consolas" w:cs="Consolas"/>
-          <w:color w:val="0000FF"/>
-          <w:sz w:val="19"/>
-          <w:szCs w:val="19"/>
-        </w:rPr>
-        <w:t xml:space="preserve">PricingVerifications </w:t>
+      <w:proofErr w:type="spellStart"/>
+      <w:r>
+        <w:rPr>
+          <w:rFonts w:ascii="Consolas" w:eastAsiaTheme="minorHAnsi" w:hAnsi="Consolas" w:cs="Consolas"/>
+          <w:color w:val="0000FF"/>
+          <w:sz w:val="19"/>
+          <w:szCs w:val="19"/>
+        </w:rPr>
+        <w:t>PricingVerifications</w:t>
+      </w:r>
+      <w:proofErr w:type="spellEnd"/>
+      <w:r>
+        <w:rPr>
+          <w:rFonts w:ascii="Consolas" w:eastAsiaTheme="minorHAnsi" w:hAnsi="Consolas" w:cs="Consolas"/>
+          <w:color w:val="0000FF"/>
+          <w:sz w:val="19"/>
+          <w:szCs w:val="19"/>
+        </w:rPr>
+        <w:t xml:space="preserve"> </w:t>
       </w:r>
       <w:r>
         <w:t>– set this to the appropriate AD group</w:t>
@@ -9647,14 +10693,25 @@
           <w:rFonts w:ascii="Calibri" w:eastAsia="Times New Roman" w:hAnsi="Calibri" w:cs="Calibri"/>
         </w:rPr>
       </w:pPr>
-      <w:r>
-        <w:rPr>
-          <w:rFonts w:ascii="Consolas" w:eastAsiaTheme="minorHAnsi" w:hAnsi="Consolas" w:cs="Consolas"/>
-          <w:color w:val="0000FF"/>
-          <w:sz w:val="19"/>
-          <w:szCs w:val="19"/>
-        </w:rPr>
-        <w:t xml:space="preserve">IndependentReviewers </w:t>
+      <w:proofErr w:type="spellStart"/>
+      <w:r>
+        <w:rPr>
+          <w:rFonts w:ascii="Consolas" w:eastAsiaTheme="minorHAnsi" w:hAnsi="Consolas" w:cs="Consolas"/>
+          <w:color w:val="0000FF"/>
+          <w:sz w:val="19"/>
+          <w:szCs w:val="19"/>
+        </w:rPr>
+        <w:t>IndependentReviewers</w:t>
+      </w:r>
+      <w:proofErr w:type="spellEnd"/>
+      <w:r>
+        <w:rPr>
+          <w:rFonts w:ascii="Consolas" w:eastAsiaTheme="minorHAnsi" w:hAnsi="Consolas" w:cs="Consolas"/>
+          <w:color w:val="0000FF"/>
+          <w:sz w:val="19"/>
+          <w:szCs w:val="19"/>
+        </w:rPr>
+        <w:t xml:space="preserve"> </w:t>
       </w:r>
       <w:r>
         <w:t>– set this to the appropriate AD group</w:t>
@@ -9674,6 +10731,7 @@
         </w:rPr>
       </w:pPr>
       <w:commentRangeStart w:id="74"/>
+      <w:proofErr w:type="spellStart"/>
       <w:r>
         <w:rPr>
           <w:rFonts w:ascii="Consolas" w:eastAsiaTheme="minorHAnsi" w:hAnsi="Consolas" w:cs="Consolas"/>
@@ -9684,6 +10742,7 @@
         <w:t>ContractsLead</w:t>
       </w:r>
       <w:commentRangeEnd w:id="74"/>
+      <w:proofErr w:type="spellEnd"/>
       <w:r>
         <w:rPr>
           <w:rStyle w:val="CommentReference"/>
@@ -9728,6 +10787,7 @@
           <w:rFonts w:ascii="Calibri" w:eastAsia="Times New Roman" w:hAnsi="Calibri" w:cs="Calibri"/>
         </w:rPr>
       </w:pPr>
+      <w:proofErr w:type="spellStart"/>
       <w:r>
         <w:rPr>
           <w:rFonts w:ascii="Consolas" w:eastAsiaTheme="minorHAnsi" w:hAnsi="Consolas" w:cs="Consolas"/>
@@ -9737,6 +10797,7 @@
         </w:rPr>
         <w:t>system.web</w:t>
       </w:r>
+      <w:proofErr w:type="spellEnd"/>
       <w:r>
         <w:rPr>
           <w:rFonts w:ascii="Consolas" w:eastAsiaTheme="minorHAnsi" w:hAnsi="Consolas" w:cs="Consolas"/>
@@ -9868,6 +10929,7 @@
         </w:rPr>
         <w:t>"</w:t>
       </w:r>
+      <w:proofErr w:type="spellStart"/>
       <w:r>
         <w:rPr>
           <w:rFonts w:ascii="Consolas" w:eastAsiaTheme="minorHAnsi" w:hAnsi="Consolas" w:cs="Consolas"/>
@@ -9877,6 +10939,7 @@
         </w:rPr>
         <w:t>elmah.axd</w:t>
       </w:r>
+      <w:proofErr w:type="spellEnd"/>
       <w:r>
         <w:rPr>
           <w:rFonts w:ascii="Consolas" w:eastAsiaTheme="minorHAnsi" w:hAnsi="Consolas" w:cs="Consolas"/>
@@ -9901,6 +10964,7 @@
         </w:rPr>
         <w:t xml:space="preserve">-&gt; </w:t>
       </w:r>
+      <w:proofErr w:type="spellStart"/>
       <w:r>
         <w:rPr>
           <w:rFonts w:ascii="Consolas" w:eastAsiaTheme="minorHAnsi" w:hAnsi="Consolas" w:cs="Consolas"/>
@@ -9910,6 +10974,7 @@
         </w:rPr>
         <w:t>system.web</w:t>
       </w:r>
+      <w:proofErr w:type="spellEnd"/>
       <w:r>
         <w:rPr>
           <w:rFonts w:ascii="Consolas" w:eastAsiaTheme="minorHAnsi" w:hAnsi="Consolas" w:cs="Consolas"/>
@@ -9988,6 +11053,7 @@
           <w:numId w:val="4"/>
         </w:numPr>
       </w:pPr>
+      <w:proofErr w:type="spellStart"/>
       <w:r>
         <w:rPr>
           <w:rFonts w:ascii="Consolas" w:eastAsiaTheme="minorHAnsi" w:hAnsi="Consolas" w:cs="Consolas"/>
@@ -9997,6 +11063,7 @@
         </w:rPr>
         <w:t>elmah</w:t>
       </w:r>
+      <w:proofErr w:type="spellEnd"/>
       <w:r>
         <w:t xml:space="preserve"> section</w:t>
       </w:r>
@@ -10016,6 +11083,7 @@
         </w:rPr>
         <w:t xml:space="preserve">in </w:t>
       </w:r>
+      <w:proofErr w:type="spellStart"/>
       <w:r>
         <w:rPr>
           <w:rFonts w:ascii="Consolas" w:eastAsiaTheme="minorHAnsi" w:hAnsi="Consolas" w:cs="Consolas"/>
@@ -10025,12 +11093,14 @@
         </w:rPr>
         <w:t>errorLog</w:t>
       </w:r>
+      <w:proofErr w:type="spellEnd"/>
       <w:r>
         <w:rPr>
           <w:rFonts w:ascii="Calibri" w:eastAsia="Times New Roman" w:hAnsi="Calibri" w:cs="Calibri"/>
         </w:rPr>
         <w:t xml:space="preserve"> setting,  update the </w:t>
       </w:r>
+      <w:proofErr w:type="spellStart"/>
       <w:r>
         <w:rPr>
           <w:rFonts w:ascii="Consolas" w:eastAsiaTheme="minorHAnsi" w:hAnsi="Consolas" w:cs="Consolas"/>
@@ -10040,6 +11110,7 @@
         </w:rPr>
         <w:t>connectionString</w:t>
       </w:r>
+      <w:proofErr w:type="spellEnd"/>
       <w:r>
         <w:rPr>
           <w:rFonts w:ascii="Calibri" w:eastAsia="Times New Roman" w:hAnsi="Calibri" w:cs="Calibri"/>
@@ -10056,7 +11127,15 @@
         </w:numPr>
       </w:pPr>
       <w:r>
-        <w:t>Remove the HTTPS redirect portion of web.config. Example:</w:t>
+        <w:t xml:space="preserve">Remove the HTTPS redirect portion of </w:t>
+      </w:r>
+      <w:proofErr w:type="spellStart"/>
+      <w:r>
+        <w:t>web.config</w:t>
+      </w:r>
+      <w:proofErr w:type="spellEnd"/>
+      <w:r>
+        <w:t>. Example:</w:t>
       </w:r>
     </w:p>
     <w:p>
@@ -10160,6 +11239,7 @@
         </w:rPr>
         <w:t xml:space="preserve"> </w:t>
       </w:r>
+      <w:proofErr w:type="spellStart"/>
       <w:r>
         <w:rPr>
           <w:rFonts w:ascii="Consolas" w:eastAsiaTheme="minorHAnsi" w:hAnsi="Consolas" w:cs="Consolas"/>
@@ -10169,6 +11249,7 @@
         </w:rPr>
         <w:t>stopProcessing</w:t>
       </w:r>
+      <w:proofErr w:type="spellEnd"/>
       <w:r>
         <w:rPr>
           <w:rFonts w:ascii="Consolas" w:eastAsiaTheme="minorHAnsi" w:hAnsi="Consolas" w:cs="Consolas"/>
@@ -10226,6 +11307,7 @@
         </w:rPr>
         <w:t xml:space="preserve">          &lt;match </w:t>
       </w:r>
+      <w:proofErr w:type="spellStart"/>
       <w:r>
         <w:rPr>
           <w:rFonts w:ascii="Consolas" w:eastAsiaTheme="minorHAnsi" w:hAnsi="Consolas" w:cs="Consolas"/>
@@ -10235,6 +11317,7 @@
         </w:rPr>
         <w:t>url</w:t>
       </w:r>
+      <w:proofErr w:type="spellEnd"/>
       <w:r>
         <w:rPr>
           <w:rFonts w:ascii="Consolas" w:eastAsiaTheme="minorHAnsi" w:hAnsi="Consolas" w:cs="Consolas"/>
@@ -10409,6 +11492,7 @@
         </w:rPr>
         <w:t xml:space="preserve">="Redirect" </w:t>
       </w:r>
+      <w:proofErr w:type="spellStart"/>
       <w:r>
         <w:rPr>
           <w:rFonts w:ascii="Consolas" w:eastAsiaTheme="minorHAnsi" w:hAnsi="Consolas" w:cs="Consolas"/>
@@ -10418,6 +11502,7 @@
         </w:rPr>
         <w:t>url</w:t>
       </w:r>
+      <w:proofErr w:type="spellEnd"/>
       <w:r>
         <w:rPr>
           <w:rFonts w:ascii="Consolas" w:eastAsiaTheme="minorHAnsi" w:hAnsi="Consolas" w:cs="Consolas"/>
@@ -10541,7 +11626,15 @@
         <w:t xml:space="preserve">e) </w:t>
       </w:r>
       <w:r>
-        <w:t>RDM Web.Config Customization</w:t>
+        <w:t xml:space="preserve">RDM </w:t>
+      </w:r>
+      <w:proofErr w:type="spellStart"/>
+      <w:r>
+        <w:t>Web.Config</w:t>
+      </w:r>
+      <w:proofErr w:type="spellEnd"/>
+      <w:r>
+        <w:t xml:space="preserve"> Customization</w:t>
       </w:r>
       <w:bookmarkEnd w:id="75"/>
       <w:bookmarkEnd w:id="76"/>
@@ -10555,6 +11648,7 @@
         </w:numPr>
         <w:spacing w:after="0"/>
       </w:pPr>
+      <w:proofErr w:type="spellStart"/>
       <w:r>
         <w:rPr>
           <w:rFonts w:ascii="Consolas" w:eastAsiaTheme="minorHAnsi" w:hAnsi="Consolas" w:cs="Consolas"/>
@@ -10564,6 +11658,7 @@
         </w:rPr>
         <w:t>connectionStrings</w:t>
       </w:r>
+      <w:proofErr w:type="spellEnd"/>
       <w:r>
         <w:rPr>
           <w:rFonts w:ascii="Calibri" w:eastAsia="Times New Roman" w:hAnsi="Calibri" w:cs="Calibri"/>
@@ -10580,6 +11675,7 @@
         </w:numPr>
         <w:spacing w:after="0"/>
       </w:pPr>
+      <w:proofErr w:type="spellStart"/>
       <w:r>
         <w:rPr>
           <w:rFonts w:ascii="Consolas" w:eastAsiaTheme="minorHAnsi" w:hAnsi="Consolas" w:cs="Consolas"/>
@@ -10589,6 +11685,7 @@
         </w:rPr>
         <w:t>IESEntities</w:t>
       </w:r>
+      <w:proofErr w:type="spellEnd"/>
       <w:r>
         <w:rPr>
           <w:rFonts w:ascii="Calibri" w:eastAsia="Times New Roman" w:hAnsi="Calibri" w:cs="Calibri"/>
@@ -10605,6 +11702,7 @@
         </w:numPr>
         <w:spacing w:after="0"/>
       </w:pPr>
+      <w:proofErr w:type="spellStart"/>
       <w:r>
         <w:rPr>
           <w:rFonts w:ascii="Consolas" w:eastAsiaTheme="minorHAnsi" w:hAnsi="Consolas" w:cs="Consolas"/>
@@ -10614,6 +11712,7 @@
         </w:rPr>
         <w:t>appSettings</w:t>
       </w:r>
+      <w:proofErr w:type="spellEnd"/>
       <w:r>
         <w:rPr>
           <w:rFonts w:ascii="Calibri" w:eastAsia="Times New Roman" w:hAnsi="Calibri" w:cs="Calibri"/>
@@ -10652,6 +11751,7 @@
           <w:rFonts w:ascii="Calibri" w:eastAsia="Times New Roman" w:hAnsi="Calibri" w:cs="Calibri"/>
         </w:rPr>
       </w:pPr>
+      <w:proofErr w:type="spellStart"/>
       <w:r>
         <w:rPr>
           <w:rFonts w:ascii="Consolas" w:eastAsiaTheme="minorHAnsi" w:hAnsi="Consolas" w:cs="Consolas"/>
@@ -10661,6 +11761,7 @@
         </w:rPr>
         <w:t>EmailServer</w:t>
       </w:r>
+      <w:proofErr w:type="spellEnd"/>
       <w:r>
         <w:t xml:space="preserve"> </w:t>
       </w:r>
@@ -10683,6 +11784,7 @@
           <w:rFonts w:ascii="Calibri" w:eastAsia="Times New Roman" w:hAnsi="Calibri" w:cs="Calibri"/>
         </w:rPr>
       </w:pPr>
+      <w:proofErr w:type="spellStart"/>
       <w:r>
         <w:rPr>
           <w:rFonts w:ascii="Consolas" w:eastAsiaTheme="minorHAnsi" w:hAnsi="Consolas" w:cs="Consolas"/>
@@ -10692,6 +11794,7 @@
         </w:rPr>
         <w:t>ActiveDirectoryPath</w:t>
       </w:r>
+      <w:proofErr w:type="spellEnd"/>
       <w:r>
         <w:t xml:space="preserve"> </w:t>
       </w:r>
@@ -10714,6 +11817,7 @@
           <w:rFonts w:ascii="Calibri" w:eastAsia="Times New Roman" w:hAnsi="Calibri" w:cs="Calibri"/>
         </w:rPr>
       </w:pPr>
+      <w:proofErr w:type="spellStart"/>
       <w:r>
         <w:rPr>
           <w:rFonts w:ascii="Consolas" w:eastAsiaTheme="minorHAnsi" w:hAnsi="Consolas" w:cs="Consolas"/>
@@ -10723,6 +11827,7 @@
         </w:rPr>
         <w:t>ServerURL</w:t>
       </w:r>
+      <w:proofErr w:type="spellEnd"/>
       <w:r>
         <w:rPr>
           <w:rFonts w:eastAsiaTheme="minorHAnsi" w:cs="Consolas"/>
@@ -10746,6 +11851,7 @@
           <w:rFonts w:ascii="Calibri" w:eastAsia="Times New Roman" w:hAnsi="Calibri" w:cs="Calibri"/>
         </w:rPr>
       </w:pPr>
+      <w:proofErr w:type="spellStart"/>
       <w:r>
         <w:rPr>
           <w:rFonts w:ascii="Consolas" w:eastAsiaTheme="minorHAnsi" w:hAnsi="Consolas" w:cs="Consolas"/>
@@ -10755,6 +11861,7 @@
         </w:rPr>
         <w:t>HelpdeskEmailAddress</w:t>
       </w:r>
+      <w:proofErr w:type="spellEnd"/>
       <w:r>
         <w:t xml:space="preserve"> – email displayed to the users to contact for help</w:t>
       </w:r>
@@ -10772,6 +11879,7 @@
           <w:rFonts w:ascii="Calibri" w:eastAsia="Times New Roman" w:hAnsi="Calibri" w:cs="Calibri"/>
         </w:rPr>
       </w:pPr>
+      <w:proofErr w:type="spellStart"/>
       <w:r>
         <w:rPr>
           <w:rFonts w:ascii="Consolas" w:eastAsiaTheme="minorHAnsi" w:hAnsi="Consolas" w:cs="Consolas"/>
@@ -10781,6 +11889,7 @@
         </w:rPr>
         <w:t>IESHeaderUrl</w:t>
       </w:r>
+      <w:proofErr w:type="spellEnd"/>
       <w:r>
         <w:t xml:space="preserve"> – </w:t>
       </w:r>
@@ -10813,14 +11922,25 @@
           <w:rFonts w:ascii="Calibri" w:eastAsia="Times New Roman" w:hAnsi="Calibri" w:cs="Calibri"/>
         </w:rPr>
       </w:pPr>
-      <w:r>
-        <w:rPr>
-          <w:rFonts w:ascii="Consolas" w:eastAsiaTheme="minorHAnsi" w:hAnsi="Consolas" w:cs="Consolas"/>
-          <w:color w:val="0000FF"/>
-          <w:sz w:val="19"/>
-          <w:szCs w:val="19"/>
-        </w:rPr>
-        <w:t xml:space="preserve">LMIProxy </w:t>
+      <w:proofErr w:type="spellStart"/>
+      <w:r>
+        <w:rPr>
+          <w:rFonts w:ascii="Consolas" w:eastAsiaTheme="minorHAnsi" w:hAnsi="Consolas" w:cs="Consolas"/>
+          <w:color w:val="0000FF"/>
+          <w:sz w:val="19"/>
+          <w:szCs w:val="19"/>
+        </w:rPr>
+        <w:t>LMIProxy</w:t>
+      </w:r>
+      <w:proofErr w:type="spellEnd"/>
+      <w:r>
+        <w:rPr>
+          <w:rFonts w:ascii="Consolas" w:eastAsiaTheme="minorHAnsi" w:hAnsi="Consolas" w:cs="Consolas"/>
+          <w:color w:val="0000FF"/>
+          <w:sz w:val="19"/>
+          <w:szCs w:val="19"/>
+        </w:rPr>
+        <w:t xml:space="preserve"> </w:t>
       </w:r>
       <w:r>
         <w:t>– proxy used during image processing</w:t>
@@ -10836,6 +11956,7 @@
         <w:spacing w:after="0"/>
         <w:textAlignment w:val="center"/>
       </w:pPr>
+      <w:proofErr w:type="spellStart"/>
       <w:r>
         <w:rPr>
           <w:rFonts w:ascii="Consolas" w:eastAsiaTheme="minorHAnsi" w:hAnsi="Consolas" w:cs="Consolas"/>
@@ -10845,6 +11966,7 @@
         </w:rPr>
         <w:t>EstimatingDataGroupDL</w:t>
       </w:r>
+      <w:proofErr w:type="spellEnd"/>
       <w:r>
         <w:rPr>
           <w:rFonts w:ascii="Consolas" w:eastAsiaTheme="minorHAnsi" w:hAnsi="Consolas" w:cs="Consolas"/>
@@ -10895,6 +12017,7 @@
           <w:rFonts w:ascii="Calibri" w:eastAsia="Times New Roman" w:hAnsi="Calibri" w:cs="Calibri"/>
         </w:rPr>
       </w:pPr>
+      <w:proofErr w:type="spellStart"/>
       <w:r>
         <w:rPr>
           <w:rFonts w:ascii="Consolas" w:eastAsiaTheme="minorHAnsi" w:hAnsi="Consolas" w:cs="Consolas"/>
@@ -10902,7 +12025,17 @@
           <w:sz w:val="19"/>
           <w:szCs w:val="19"/>
         </w:rPr>
-        <w:t>Piwik Settings</w:t>
+        <w:t>Piwik</w:t>
+      </w:r>
+      <w:proofErr w:type="spellEnd"/>
+      <w:r>
+        <w:rPr>
+          <w:rFonts w:ascii="Consolas" w:eastAsiaTheme="minorHAnsi" w:hAnsi="Consolas" w:cs="Consolas"/>
+          <w:color w:val="008000"/>
+          <w:sz w:val="19"/>
+          <w:szCs w:val="19"/>
+        </w:rPr>
+        <w:t xml:space="preserve"> Settings</w:t>
       </w:r>
     </w:p>
     <w:p>
@@ -10951,7 +12084,15 @@
         <w:t xml:space="preserve"> </w:t>
       </w:r>
       <w:r>
-        <w:t>(to not track the website usage via piwik)</w:t>
+        <w:t xml:space="preserve">(to not track the website usage via </w:t>
+      </w:r>
+      <w:proofErr w:type="spellStart"/>
+      <w:r>
+        <w:t>piwik</w:t>
+      </w:r>
+      <w:proofErr w:type="spellEnd"/>
+      <w:r>
+        <w:t>)</w:t>
       </w:r>
     </w:p>
     <w:p>
@@ -10971,7 +12112,21 @@
         <w:rPr>
           <w:rFonts w:ascii="Calibri" w:eastAsia="Times New Roman" w:hAnsi="Calibri" w:cs="Calibri"/>
         </w:rPr>
-        <w:t>You can ignore the other piwik settings once you disable it</w:t>
+        <w:t xml:space="preserve">You can ignore the other </w:t>
+      </w:r>
+      <w:proofErr w:type="spellStart"/>
+      <w:r>
+        <w:rPr>
+          <w:rFonts w:ascii="Calibri" w:eastAsia="Times New Roman" w:hAnsi="Calibri" w:cs="Calibri"/>
+        </w:rPr>
+        <w:t>piwik</w:t>
+      </w:r>
+      <w:proofErr w:type="spellEnd"/>
+      <w:r>
+        <w:rPr>
+          <w:rFonts w:ascii="Calibri" w:eastAsia="Times New Roman" w:hAnsi="Calibri" w:cs="Calibri"/>
+        </w:rPr>
+        <w:t xml:space="preserve"> settings once you disable it</w:t>
       </w:r>
     </w:p>
     <w:p>
@@ -11020,14 +12175,25 @@
           <w:rFonts w:ascii="Calibri" w:eastAsia="Times New Roman" w:hAnsi="Calibri" w:cs="Calibri"/>
         </w:rPr>
       </w:pPr>
-      <w:r>
-        <w:rPr>
-          <w:rFonts w:ascii="Consolas" w:eastAsiaTheme="minorHAnsi" w:hAnsi="Consolas" w:cs="Consolas"/>
-          <w:color w:val="0000FF"/>
-          <w:sz w:val="19"/>
-          <w:szCs w:val="19"/>
-        </w:rPr>
-        <w:t xml:space="preserve">RDMAdminGroups </w:t>
+      <w:proofErr w:type="spellStart"/>
+      <w:r>
+        <w:rPr>
+          <w:rFonts w:ascii="Consolas" w:eastAsiaTheme="minorHAnsi" w:hAnsi="Consolas" w:cs="Consolas"/>
+          <w:color w:val="0000FF"/>
+          <w:sz w:val="19"/>
+          <w:szCs w:val="19"/>
+        </w:rPr>
+        <w:t>RDMAdminGroups</w:t>
+      </w:r>
+      <w:proofErr w:type="spellEnd"/>
+      <w:r>
+        <w:rPr>
+          <w:rFonts w:ascii="Consolas" w:eastAsiaTheme="minorHAnsi" w:hAnsi="Consolas" w:cs="Consolas"/>
+          <w:color w:val="0000FF"/>
+          <w:sz w:val="19"/>
+          <w:szCs w:val="19"/>
+        </w:rPr>
+        <w:t xml:space="preserve"> </w:t>
       </w:r>
       <w:r>
         <w:t xml:space="preserve">– </w:t>
@@ -11060,14 +12226,25 @@
           <w:rFonts w:ascii="Calibri" w:eastAsia="Times New Roman" w:hAnsi="Calibri" w:cs="Calibri"/>
         </w:rPr>
       </w:pPr>
-      <w:r>
-        <w:rPr>
-          <w:rFonts w:ascii="Consolas" w:eastAsiaTheme="minorHAnsi" w:hAnsi="Consolas" w:cs="Consolas"/>
-          <w:color w:val="0000FF"/>
-          <w:sz w:val="19"/>
-          <w:szCs w:val="19"/>
-        </w:rPr>
-        <w:t xml:space="preserve">RDMCobraAdminGroups </w:t>
+      <w:proofErr w:type="spellStart"/>
+      <w:r>
+        <w:rPr>
+          <w:rFonts w:ascii="Consolas" w:eastAsiaTheme="minorHAnsi" w:hAnsi="Consolas" w:cs="Consolas"/>
+          <w:color w:val="0000FF"/>
+          <w:sz w:val="19"/>
+          <w:szCs w:val="19"/>
+        </w:rPr>
+        <w:t>RDMCobraAdminGroups</w:t>
+      </w:r>
+      <w:proofErr w:type="spellEnd"/>
+      <w:r>
+        <w:rPr>
+          <w:rFonts w:ascii="Consolas" w:eastAsiaTheme="minorHAnsi" w:hAnsi="Consolas" w:cs="Consolas"/>
+          <w:color w:val="0000FF"/>
+          <w:sz w:val="19"/>
+          <w:szCs w:val="19"/>
+        </w:rPr>
+        <w:t xml:space="preserve"> </w:t>
       </w:r>
       <w:r>
         <w:t xml:space="preserve">– </w:t>
@@ -11100,14 +12277,25 @@
           <w:rFonts w:ascii="Calibri" w:eastAsia="Times New Roman" w:hAnsi="Calibri" w:cs="Calibri"/>
         </w:rPr>
       </w:pPr>
-      <w:r>
-        <w:rPr>
-          <w:rFonts w:ascii="Consolas" w:eastAsiaTheme="minorHAnsi" w:hAnsi="Consolas" w:cs="Consolas"/>
-          <w:color w:val="0000FF"/>
-          <w:sz w:val="19"/>
-          <w:szCs w:val="19"/>
-        </w:rPr>
-        <w:t xml:space="preserve">RDMViewerGroups </w:t>
+      <w:proofErr w:type="spellStart"/>
+      <w:r>
+        <w:rPr>
+          <w:rFonts w:ascii="Consolas" w:eastAsiaTheme="minorHAnsi" w:hAnsi="Consolas" w:cs="Consolas"/>
+          <w:color w:val="0000FF"/>
+          <w:sz w:val="19"/>
+          <w:szCs w:val="19"/>
+        </w:rPr>
+        <w:t>RDMViewerGroups</w:t>
+      </w:r>
+      <w:proofErr w:type="spellEnd"/>
+      <w:r>
+        <w:rPr>
+          <w:rFonts w:ascii="Consolas" w:eastAsiaTheme="minorHAnsi" w:hAnsi="Consolas" w:cs="Consolas"/>
+          <w:color w:val="0000FF"/>
+          <w:sz w:val="19"/>
+          <w:szCs w:val="19"/>
+        </w:rPr>
+        <w:t xml:space="preserve"> </w:t>
       </w:r>
       <w:r>
         <w:t>– all users that need to have read access to the system;</w:t>
@@ -11126,6 +12314,7 @@
           <w:rFonts w:ascii="Calibri" w:eastAsia="Times New Roman" w:hAnsi="Calibri" w:cs="Calibri"/>
         </w:rPr>
       </w:pPr>
+      <w:proofErr w:type="spellStart"/>
       <w:r>
         <w:rPr>
           <w:rFonts w:ascii="Consolas" w:eastAsiaTheme="minorHAnsi" w:hAnsi="Consolas" w:cs="Consolas"/>
@@ -11135,6 +12324,7 @@
         </w:rPr>
         <w:t>system.web</w:t>
       </w:r>
+      <w:proofErr w:type="spellEnd"/>
       <w:r>
         <w:rPr>
           <w:rFonts w:ascii="Consolas" w:eastAsiaTheme="minorHAnsi" w:hAnsi="Consolas" w:cs="Consolas"/>
@@ -11266,6 +12456,7 @@
         </w:rPr>
         <w:t>"</w:t>
       </w:r>
+      <w:proofErr w:type="spellStart"/>
       <w:r>
         <w:rPr>
           <w:rFonts w:ascii="Consolas" w:eastAsiaTheme="minorHAnsi" w:hAnsi="Consolas" w:cs="Consolas"/>
@@ -11275,6 +12466,7 @@
         </w:rPr>
         <w:t>elmah.axd</w:t>
       </w:r>
+      <w:proofErr w:type="spellEnd"/>
       <w:r>
         <w:rPr>
           <w:rFonts w:ascii="Consolas" w:eastAsiaTheme="minorHAnsi" w:hAnsi="Consolas" w:cs="Consolas"/>
@@ -11299,6 +12491,7 @@
         </w:rPr>
         <w:t xml:space="preserve">-&gt; </w:t>
       </w:r>
+      <w:proofErr w:type="spellStart"/>
       <w:r>
         <w:rPr>
           <w:rFonts w:ascii="Consolas" w:eastAsiaTheme="minorHAnsi" w:hAnsi="Consolas" w:cs="Consolas"/>
@@ -11308,6 +12501,7 @@
         </w:rPr>
         <w:t>system.web</w:t>
       </w:r>
+      <w:proofErr w:type="spellEnd"/>
       <w:r>
         <w:rPr>
           <w:rFonts w:ascii="Consolas" w:eastAsiaTheme="minorHAnsi" w:hAnsi="Consolas" w:cs="Consolas"/>
@@ -11386,6 +12580,7 @@
           <w:numId w:val="14"/>
         </w:numPr>
       </w:pPr>
+      <w:proofErr w:type="spellStart"/>
       <w:r>
         <w:rPr>
           <w:rFonts w:ascii="Consolas" w:eastAsiaTheme="minorHAnsi" w:hAnsi="Consolas" w:cs="Consolas"/>
@@ -11395,6 +12590,7 @@
         </w:rPr>
         <w:t>elmah</w:t>
       </w:r>
+      <w:proofErr w:type="spellEnd"/>
       <w:r>
         <w:t xml:space="preserve"> section</w:t>
       </w:r>
@@ -11414,6 +12610,7 @@
         </w:rPr>
         <w:t xml:space="preserve">in </w:t>
       </w:r>
+      <w:proofErr w:type="spellStart"/>
       <w:r>
         <w:rPr>
           <w:rFonts w:ascii="Consolas" w:eastAsiaTheme="minorHAnsi" w:hAnsi="Consolas" w:cs="Consolas"/>
@@ -11423,12 +12620,14 @@
         </w:rPr>
         <w:t>errorLog</w:t>
       </w:r>
+      <w:proofErr w:type="spellEnd"/>
       <w:r>
         <w:rPr>
           <w:rFonts w:ascii="Calibri" w:eastAsia="Times New Roman" w:hAnsi="Calibri" w:cs="Calibri"/>
         </w:rPr>
         <w:t xml:space="preserve"> setting,  update the </w:t>
       </w:r>
+      <w:proofErr w:type="spellStart"/>
       <w:r>
         <w:rPr>
           <w:rFonts w:ascii="Consolas" w:eastAsiaTheme="minorHAnsi" w:hAnsi="Consolas" w:cs="Consolas"/>
@@ -11438,6 +12637,7 @@
         </w:rPr>
         <w:t>connectionString</w:t>
       </w:r>
+      <w:proofErr w:type="spellEnd"/>
       <w:r>
         <w:rPr>
           <w:rFonts w:ascii="Calibri" w:eastAsia="Times New Roman" w:hAnsi="Calibri" w:cs="Calibri"/>
@@ -11454,7 +12654,15 @@
         </w:numPr>
       </w:pPr>
       <w:r>
-        <w:t>Remove the HTTPS redirect portion of web.config. Example:</w:t>
+        <w:t xml:space="preserve">Remove the HTTPS redirect portion of </w:t>
+      </w:r>
+      <w:proofErr w:type="spellStart"/>
+      <w:r>
+        <w:t>web.config</w:t>
+      </w:r>
+      <w:proofErr w:type="spellEnd"/>
+      <w:r>
+        <w:t>. Example:</w:t>
       </w:r>
     </w:p>
     <w:p>
@@ -11558,6 +12766,7 @@
         </w:rPr>
         <w:t xml:space="preserve"> </w:t>
       </w:r>
+      <w:proofErr w:type="spellStart"/>
       <w:r>
         <w:rPr>
           <w:rFonts w:ascii="Consolas" w:eastAsiaTheme="minorHAnsi" w:hAnsi="Consolas" w:cs="Consolas"/>
@@ -11567,6 +12776,7 @@
         </w:rPr>
         <w:t>stopProcessing</w:t>
       </w:r>
+      <w:proofErr w:type="spellEnd"/>
       <w:r>
         <w:rPr>
           <w:rFonts w:ascii="Consolas" w:eastAsiaTheme="minorHAnsi" w:hAnsi="Consolas" w:cs="Consolas"/>
@@ -11624,6 +12834,7 @@
         </w:rPr>
         <w:t xml:space="preserve">          &lt;match </w:t>
       </w:r>
+      <w:proofErr w:type="spellStart"/>
       <w:r>
         <w:rPr>
           <w:rFonts w:ascii="Consolas" w:eastAsiaTheme="minorHAnsi" w:hAnsi="Consolas" w:cs="Consolas"/>
@@ -11633,6 +12844,7 @@
         </w:rPr>
         <w:t>url</w:t>
       </w:r>
+      <w:proofErr w:type="spellEnd"/>
       <w:r>
         <w:rPr>
           <w:rFonts w:ascii="Consolas" w:eastAsiaTheme="minorHAnsi" w:hAnsi="Consolas" w:cs="Consolas"/>
@@ -11807,6 +13019,7 @@
         </w:rPr>
         <w:t xml:space="preserve">="Redirect" </w:t>
       </w:r>
+      <w:proofErr w:type="spellStart"/>
       <w:r>
         <w:rPr>
           <w:rFonts w:ascii="Consolas" w:eastAsiaTheme="minorHAnsi" w:hAnsi="Consolas" w:cs="Consolas"/>
@@ -11816,6 +13029,7 @@
         </w:rPr>
         <w:t>url</w:t>
       </w:r>
+      <w:proofErr w:type="spellEnd"/>
       <w:r>
         <w:rPr>
           <w:rFonts w:ascii="Consolas" w:eastAsiaTheme="minorHAnsi" w:hAnsi="Consolas" w:cs="Consolas"/>
@@ -11936,7 +13150,15 @@
         <w:t xml:space="preserve">e) </w:t>
       </w:r>
       <w:r>
-        <w:t>RDSB Web.Config Customization</w:t>
+        <w:t xml:space="preserve">RDSB </w:t>
+      </w:r>
+      <w:proofErr w:type="spellStart"/>
+      <w:r>
+        <w:t>Web.Config</w:t>
+      </w:r>
+      <w:proofErr w:type="spellEnd"/>
+      <w:r>
+        <w:t xml:space="preserve"> Customization</w:t>
       </w:r>
       <w:bookmarkEnd w:id="77"/>
       <w:bookmarkEnd w:id="78"/>
@@ -11950,6 +13172,7 @@
         </w:numPr>
         <w:spacing w:after="0"/>
       </w:pPr>
+      <w:proofErr w:type="spellStart"/>
       <w:r>
         <w:rPr>
           <w:rFonts w:ascii="Consolas" w:eastAsiaTheme="minorHAnsi" w:hAnsi="Consolas" w:cs="Consolas"/>
@@ -11959,6 +13182,7 @@
         </w:rPr>
         <w:t>connectionStrings</w:t>
       </w:r>
+      <w:proofErr w:type="spellEnd"/>
       <w:r>
         <w:rPr>
           <w:rFonts w:ascii="Calibri" w:eastAsia="Times New Roman" w:hAnsi="Calibri" w:cs="Calibri"/>
@@ -11975,14 +13199,25 @@
         </w:numPr>
         <w:spacing w:after="0"/>
       </w:pPr>
-      <w:r>
-        <w:rPr>
-          <w:rFonts w:ascii="Consolas" w:eastAsiaTheme="minorHAnsi" w:hAnsi="Consolas" w:cs="Consolas"/>
-          <w:color w:val="0000FF"/>
-          <w:sz w:val="19"/>
-          <w:szCs w:val="19"/>
-        </w:rPr>
-        <w:t xml:space="preserve">genTracEntities </w:t>
+      <w:proofErr w:type="spellStart"/>
+      <w:r>
+        <w:rPr>
+          <w:rFonts w:ascii="Consolas" w:eastAsiaTheme="minorHAnsi" w:hAnsi="Consolas" w:cs="Consolas"/>
+          <w:color w:val="0000FF"/>
+          <w:sz w:val="19"/>
+          <w:szCs w:val="19"/>
+        </w:rPr>
+        <w:t>genTracEntities</w:t>
+      </w:r>
+      <w:proofErr w:type="spellEnd"/>
+      <w:r>
+        <w:rPr>
+          <w:rFonts w:ascii="Consolas" w:eastAsiaTheme="minorHAnsi" w:hAnsi="Consolas" w:cs="Consolas"/>
+          <w:color w:val="0000FF"/>
+          <w:sz w:val="19"/>
+          <w:szCs w:val="19"/>
+        </w:rPr>
+        <w:t xml:space="preserve"> </w:t>
       </w:r>
       <w:r>
         <w:rPr>
@@ -12000,6 +13235,7 @@
         </w:numPr>
         <w:spacing w:after="0"/>
       </w:pPr>
+      <w:proofErr w:type="spellStart"/>
       <w:r>
         <w:rPr>
           <w:rFonts w:ascii="Consolas" w:eastAsiaTheme="minorHAnsi" w:hAnsi="Consolas" w:cs="Consolas"/>
@@ -12009,6 +13245,7 @@
         </w:rPr>
         <w:t>IESEntities</w:t>
       </w:r>
+      <w:proofErr w:type="spellEnd"/>
       <w:r>
         <w:rPr>
           <w:rFonts w:ascii="Calibri" w:eastAsia="Times New Roman" w:hAnsi="Calibri" w:cs="Calibri"/>
@@ -12025,6 +13262,7 @@
         </w:numPr>
         <w:spacing w:after="0"/>
       </w:pPr>
+      <w:proofErr w:type="spellStart"/>
       <w:r>
         <w:rPr>
           <w:rFonts w:ascii="Consolas" w:eastAsiaTheme="minorHAnsi" w:hAnsi="Consolas" w:cs="Consolas"/>
@@ -12034,6 +13272,7 @@
         </w:rPr>
         <w:t>appSettings</w:t>
       </w:r>
+      <w:proofErr w:type="spellEnd"/>
       <w:r>
         <w:rPr>
           <w:rFonts w:ascii="Calibri" w:eastAsia="Times New Roman" w:hAnsi="Calibri" w:cs="Calibri"/>
@@ -12072,6 +13311,7 @@
           <w:rFonts w:ascii="Calibri" w:eastAsia="Times New Roman" w:hAnsi="Calibri" w:cs="Calibri"/>
         </w:rPr>
       </w:pPr>
+      <w:proofErr w:type="spellStart"/>
       <w:r>
         <w:rPr>
           <w:rFonts w:ascii="Consolas" w:eastAsiaTheme="minorHAnsi" w:hAnsi="Consolas" w:cs="Consolas"/>
@@ -12081,6 +13321,7 @@
         </w:rPr>
         <w:t>ActiveDirectoryPath</w:t>
       </w:r>
+      <w:proofErr w:type="spellEnd"/>
       <w:r>
         <w:t xml:space="preserve"> </w:t>
       </w:r>
@@ -12135,14 +13376,25 @@
           <w:rFonts w:ascii="Calibri" w:eastAsia="Times New Roman" w:hAnsi="Calibri" w:cs="Calibri"/>
         </w:rPr>
       </w:pPr>
-      <w:r>
-        <w:rPr>
-          <w:rFonts w:ascii="Consolas" w:eastAsiaTheme="minorHAnsi" w:hAnsi="Consolas" w:cs="Consolas"/>
-          <w:color w:val="0000FF"/>
-          <w:sz w:val="19"/>
-          <w:szCs w:val="19"/>
-        </w:rPr>
-        <w:t xml:space="preserve">AuthorizeViewWhosOnlineGroups </w:t>
+      <w:proofErr w:type="spellStart"/>
+      <w:r>
+        <w:rPr>
+          <w:rFonts w:ascii="Consolas" w:eastAsiaTheme="minorHAnsi" w:hAnsi="Consolas" w:cs="Consolas"/>
+          <w:color w:val="0000FF"/>
+          <w:sz w:val="19"/>
+          <w:szCs w:val="19"/>
+        </w:rPr>
+        <w:t>AuthorizeViewWhosOnlineGroups</w:t>
+      </w:r>
+      <w:proofErr w:type="spellEnd"/>
+      <w:r>
+        <w:rPr>
+          <w:rFonts w:ascii="Consolas" w:eastAsiaTheme="minorHAnsi" w:hAnsi="Consolas" w:cs="Consolas"/>
+          <w:color w:val="0000FF"/>
+          <w:sz w:val="19"/>
+          <w:szCs w:val="19"/>
+        </w:rPr>
+        <w:t xml:space="preserve"> </w:t>
       </w:r>
       <w:r>
         <w:rPr>
@@ -12164,6 +13416,7 @@
           <w:rFonts w:ascii="Calibri" w:eastAsia="Times New Roman" w:hAnsi="Calibri" w:cs="Calibri"/>
         </w:rPr>
       </w:pPr>
+      <w:proofErr w:type="spellStart"/>
       <w:r>
         <w:rPr>
           <w:rFonts w:ascii="Consolas" w:eastAsiaTheme="minorHAnsi" w:hAnsi="Consolas" w:cs="Consolas"/>
@@ -12173,6 +13426,7 @@
         </w:rPr>
         <w:t>HelpdeskEmailAddress</w:t>
       </w:r>
+      <w:proofErr w:type="spellEnd"/>
       <w:r>
         <w:t xml:space="preserve"> – email displayed to the users to contact for help</w:t>
       </w:r>
@@ -12190,14 +13444,25 @@
           <w:rFonts w:ascii="Calibri" w:eastAsia="Times New Roman" w:hAnsi="Calibri" w:cs="Calibri"/>
         </w:rPr>
       </w:pPr>
-      <w:r>
-        <w:rPr>
-          <w:rFonts w:ascii="Consolas" w:eastAsiaTheme="minorHAnsi" w:hAnsi="Consolas" w:cs="Consolas"/>
-          <w:color w:val="0000FF"/>
-          <w:sz w:val="19"/>
-          <w:szCs w:val="19"/>
-        </w:rPr>
-        <w:t xml:space="preserve">IESHomeUrl </w:t>
+      <w:proofErr w:type="spellStart"/>
+      <w:r>
+        <w:rPr>
+          <w:rFonts w:ascii="Consolas" w:eastAsiaTheme="minorHAnsi" w:hAnsi="Consolas" w:cs="Consolas"/>
+          <w:color w:val="0000FF"/>
+          <w:sz w:val="19"/>
+          <w:szCs w:val="19"/>
+        </w:rPr>
+        <w:t>IESHomeUrl</w:t>
+      </w:r>
+      <w:proofErr w:type="spellEnd"/>
+      <w:r>
+        <w:rPr>
+          <w:rFonts w:ascii="Consolas" w:eastAsiaTheme="minorHAnsi" w:hAnsi="Consolas" w:cs="Consolas"/>
+          <w:color w:val="0000FF"/>
+          <w:sz w:val="19"/>
+          <w:szCs w:val="19"/>
+        </w:rPr>
+        <w:t xml:space="preserve"> </w:t>
       </w:r>
       <w:r>
         <w:t>– IES URL, base URL followed by “</w:t>
@@ -12229,14 +13494,25 @@
         </w:rPr>
       </w:pPr>
       <w:commentRangeStart w:id="79"/>
-      <w:r>
-        <w:rPr>
-          <w:rFonts w:ascii="Consolas" w:eastAsiaTheme="minorHAnsi" w:hAnsi="Consolas" w:cs="Consolas"/>
-          <w:color w:val="0000FF"/>
-          <w:sz w:val="19"/>
-          <w:szCs w:val="19"/>
-        </w:rPr>
-        <w:t xml:space="preserve">oAuthDomain </w:t>
+      <w:proofErr w:type="spellStart"/>
+      <w:r>
+        <w:rPr>
+          <w:rFonts w:ascii="Consolas" w:eastAsiaTheme="minorHAnsi" w:hAnsi="Consolas" w:cs="Consolas"/>
+          <w:color w:val="0000FF"/>
+          <w:sz w:val="19"/>
+          <w:szCs w:val="19"/>
+        </w:rPr>
+        <w:t>oAuthDomain</w:t>
+      </w:r>
+      <w:proofErr w:type="spellEnd"/>
+      <w:r>
+        <w:rPr>
+          <w:rFonts w:ascii="Consolas" w:eastAsiaTheme="minorHAnsi" w:hAnsi="Consolas" w:cs="Consolas"/>
+          <w:color w:val="0000FF"/>
+          <w:sz w:val="19"/>
+          <w:szCs w:val="19"/>
+        </w:rPr>
+        <w:t xml:space="preserve"> </w:t>
       </w:r>
       <w:commentRangeEnd w:id="79"/>
       <w:r>
@@ -12285,6 +13561,7 @@
           <w:rFonts w:ascii="Calibri" w:eastAsia="Times New Roman" w:hAnsi="Calibri" w:cs="Calibri"/>
         </w:rPr>
       </w:pPr>
+      <w:proofErr w:type="spellStart"/>
       <w:r>
         <w:rPr>
           <w:rFonts w:ascii="Consolas" w:eastAsiaTheme="minorHAnsi" w:hAnsi="Consolas" w:cs="Consolas"/>
@@ -12292,7 +13569,17 @@
           <w:sz w:val="19"/>
           <w:szCs w:val="19"/>
         </w:rPr>
-        <w:t>Piwik Settings</w:t>
+        <w:t>Piwik</w:t>
+      </w:r>
+      <w:proofErr w:type="spellEnd"/>
+      <w:r>
+        <w:rPr>
+          <w:rFonts w:ascii="Consolas" w:eastAsiaTheme="minorHAnsi" w:hAnsi="Consolas" w:cs="Consolas"/>
+          <w:color w:val="008000"/>
+          <w:sz w:val="19"/>
+          <w:szCs w:val="19"/>
+        </w:rPr>
+        <w:t xml:space="preserve"> Settings</w:t>
       </w:r>
     </w:p>
     <w:p>
@@ -12341,7 +13628,15 @@
         <w:t xml:space="preserve"> </w:t>
       </w:r>
       <w:r>
-        <w:t>(to not track the website usage via piwik)</w:t>
+        <w:t xml:space="preserve">(to not track the website usage via </w:t>
+      </w:r>
+      <w:proofErr w:type="spellStart"/>
+      <w:r>
+        <w:t>piwik</w:t>
+      </w:r>
+      <w:proofErr w:type="spellEnd"/>
+      <w:r>
+        <w:t>)</w:t>
       </w:r>
     </w:p>
     <w:p>
@@ -12361,7 +13656,21 @@
         <w:rPr>
           <w:rFonts w:ascii="Calibri" w:eastAsia="Times New Roman" w:hAnsi="Calibri" w:cs="Calibri"/>
         </w:rPr>
-        <w:t>You can ignore the other piwik settings once you disable it</w:t>
+        <w:t xml:space="preserve">You can ignore the other </w:t>
+      </w:r>
+      <w:proofErr w:type="spellStart"/>
+      <w:r>
+        <w:rPr>
+          <w:rFonts w:ascii="Calibri" w:eastAsia="Times New Roman" w:hAnsi="Calibri" w:cs="Calibri"/>
+        </w:rPr>
+        <w:t>piwik</w:t>
+      </w:r>
+      <w:proofErr w:type="spellEnd"/>
+      <w:r>
+        <w:rPr>
+          <w:rFonts w:ascii="Calibri" w:eastAsia="Times New Roman" w:hAnsi="Calibri" w:cs="Calibri"/>
+        </w:rPr>
+        <w:t xml:space="preserve"> settings once you disable it</w:t>
       </w:r>
     </w:p>
     <w:p>
@@ -12377,6 +13686,7 @@
           <w:rFonts w:ascii="Calibri" w:eastAsia="Times New Roman" w:hAnsi="Calibri" w:cs="Calibri"/>
         </w:rPr>
       </w:pPr>
+      <w:proofErr w:type="spellStart"/>
       <w:r>
         <w:rPr>
           <w:rFonts w:ascii="Consolas" w:eastAsiaTheme="minorHAnsi" w:hAnsi="Consolas" w:cs="Consolas"/>
@@ -12386,6 +13696,7 @@
         </w:rPr>
         <w:t>system.web</w:t>
       </w:r>
+      <w:proofErr w:type="spellEnd"/>
       <w:r>
         <w:rPr>
           <w:rFonts w:ascii="Consolas" w:eastAsiaTheme="minorHAnsi" w:hAnsi="Consolas" w:cs="Consolas"/>
@@ -12517,6 +13828,7 @@
         </w:rPr>
         <w:t>"</w:t>
       </w:r>
+      <w:proofErr w:type="spellStart"/>
       <w:r>
         <w:rPr>
           <w:rFonts w:ascii="Consolas" w:eastAsiaTheme="minorHAnsi" w:hAnsi="Consolas" w:cs="Consolas"/>
@@ -12526,6 +13838,7 @@
         </w:rPr>
         <w:t>elmah.axd</w:t>
       </w:r>
+      <w:proofErr w:type="spellEnd"/>
       <w:r>
         <w:rPr>
           <w:rFonts w:ascii="Consolas" w:eastAsiaTheme="minorHAnsi" w:hAnsi="Consolas" w:cs="Consolas"/>
@@ -12550,6 +13863,7 @@
         </w:rPr>
         <w:t xml:space="preserve">-&gt; </w:t>
       </w:r>
+      <w:proofErr w:type="spellStart"/>
       <w:r>
         <w:rPr>
           <w:rFonts w:ascii="Consolas" w:eastAsiaTheme="minorHAnsi" w:hAnsi="Consolas" w:cs="Consolas"/>
@@ -12559,6 +13873,7 @@
         </w:rPr>
         <w:t>system.web</w:t>
       </w:r>
+      <w:proofErr w:type="spellEnd"/>
       <w:r>
         <w:rPr>
           <w:rFonts w:ascii="Consolas" w:eastAsiaTheme="minorHAnsi" w:hAnsi="Consolas" w:cs="Consolas"/>
@@ -12637,6 +13952,7 @@
           <w:numId w:val="19"/>
         </w:numPr>
       </w:pPr>
+      <w:proofErr w:type="spellStart"/>
       <w:r>
         <w:rPr>
           <w:rFonts w:ascii="Consolas" w:eastAsiaTheme="minorHAnsi" w:hAnsi="Consolas" w:cs="Consolas"/>
@@ -12646,6 +13962,7 @@
         </w:rPr>
         <w:t>elmah</w:t>
       </w:r>
+      <w:proofErr w:type="spellEnd"/>
       <w:r>
         <w:t xml:space="preserve"> section</w:t>
       </w:r>
@@ -12665,6 +13982,7 @@
         </w:rPr>
         <w:t xml:space="preserve">in </w:t>
       </w:r>
+      <w:proofErr w:type="spellStart"/>
       <w:r>
         <w:rPr>
           <w:rFonts w:ascii="Consolas" w:eastAsiaTheme="minorHAnsi" w:hAnsi="Consolas" w:cs="Consolas"/>
@@ -12674,12 +13992,14 @@
         </w:rPr>
         <w:t>errorLog</w:t>
       </w:r>
+      <w:proofErr w:type="spellEnd"/>
       <w:r>
         <w:rPr>
           <w:rFonts w:ascii="Calibri" w:eastAsia="Times New Roman" w:hAnsi="Calibri" w:cs="Calibri"/>
         </w:rPr>
         <w:t xml:space="preserve"> setting,  update the </w:t>
       </w:r>
+      <w:proofErr w:type="spellStart"/>
       <w:r>
         <w:rPr>
           <w:rFonts w:ascii="Consolas" w:eastAsiaTheme="minorHAnsi" w:hAnsi="Consolas" w:cs="Consolas"/>
@@ -12689,6 +14009,7 @@
         </w:rPr>
         <w:t>connectionString</w:t>
       </w:r>
+      <w:proofErr w:type="spellEnd"/>
       <w:r>
         <w:rPr>
           <w:rFonts w:ascii="Calibri" w:eastAsia="Times New Roman" w:hAnsi="Calibri" w:cs="Calibri"/>
@@ -12705,7 +14026,15 @@
         </w:numPr>
       </w:pPr>
       <w:r>
-        <w:t>Remove the HTTPS redirect portion of web.config. Example:</w:t>
+        <w:t xml:space="preserve">Remove the HTTPS redirect portion of </w:t>
+      </w:r>
+      <w:proofErr w:type="spellStart"/>
+      <w:r>
+        <w:t>web.config</w:t>
+      </w:r>
+      <w:proofErr w:type="spellEnd"/>
+      <w:r>
+        <w:t>. Example:</w:t>
       </w:r>
     </w:p>
     <w:p>
@@ -12809,6 +14138,7 @@
         </w:rPr>
         <w:t xml:space="preserve"> </w:t>
       </w:r>
+      <w:proofErr w:type="spellStart"/>
       <w:r>
         <w:rPr>
           <w:rFonts w:ascii="Consolas" w:eastAsiaTheme="minorHAnsi" w:hAnsi="Consolas" w:cs="Consolas"/>
@@ -12818,6 +14148,7 @@
         </w:rPr>
         <w:t>stopProcessing</w:t>
       </w:r>
+      <w:proofErr w:type="spellEnd"/>
       <w:r>
         <w:rPr>
           <w:rFonts w:ascii="Consolas" w:eastAsiaTheme="minorHAnsi" w:hAnsi="Consolas" w:cs="Consolas"/>
@@ -12875,6 +14206,7 @@
         </w:rPr>
         <w:t xml:space="preserve">          &lt;match </w:t>
       </w:r>
+      <w:proofErr w:type="spellStart"/>
       <w:r>
         <w:rPr>
           <w:rFonts w:ascii="Consolas" w:eastAsiaTheme="minorHAnsi" w:hAnsi="Consolas" w:cs="Consolas"/>
@@ -12884,6 +14216,7 @@
         </w:rPr>
         <w:t>url</w:t>
       </w:r>
+      <w:proofErr w:type="spellEnd"/>
       <w:r>
         <w:rPr>
           <w:rFonts w:ascii="Consolas" w:eastAsiaTheme="minorHAnsi" w:hAnsi="Consolas" w:cs="Consolas"/>
@@ -13058,6 +14391,7 @@
         </w:rPr>
         <w:t xml:space="preserve">="Redirect" </w:t>
       </w:r>
+      <w:proofErr w:type="spellStart"/>
       <w:r>
         <w:rPr>
           <w:rFonts w:ascii="Consolas" w:eastAsiaTheme="minorHAnsi" w:hAnsi="Consolas" w:cs="Consolas"/>
@@ -13067,6 +14401,7 @@
         </w:rPr>
         <w:t>url</w:t>
       </w:r>
+      <w:proofErr w:type="spellEnd"/>
       <w:r>
         <w:rPr>
           <w:rFonts w:ascii="Consolas" w:eastAsiaTheme="minorHAnsi" w:hAnsi="Consolas" w:cs="Consolas"/>
@@ -13213,7 +14548,15 @@
         <w:t>g</w:t>
       </w:r>
       <w:r>
-        <w:t>enBOE Auto Backup - App.Config Customization</w:t>
+        <w:t xml:space="preserve">enBOE Auto Backup - </w:t>
+      </w:r>
+      <w:proofErr w:type="spellStart"/>
+      <w:r>
+        <w:t>App.Config</w:t>
+      </w:r>
+      <w:proofErr w:type="spellEnd"/>
+      <w:r>
+        <w:t xml:space="preserve"> Customization</w:t>
       </w:r>
       <w:bookmarkEnd w:id="80"/>
       <w:bookmarkEnd w:id="81"/>
@@ -13227,6 +14570,7 @@
         </w:numPr>
         <w:spacing w:after="0"/>
       </w:pPr>
+      <w:proofErr w:type="spellStart"/>
       <w:r>
         <w:rPr>
           <w:rFonts w:ascii="Consolas" w:eastAsiaTheme="minorHAnsi" w:hAnsi="Consolas" w:cs="Consolas"/>
@@ -13236,6 +14580,7 @@
         </w:rPr>
         <w:t>connectionStrings</w:t>
       </w:r>
+      <w:proofErr w:type="spellEnd"/>
       <w:r>
         <w:rPr>
           <w:rFonts w:ascii="Calibri" w:eastAsia="Times New Roman" w:hAnsi="Calibri" w:cs="Calibri"/>
@@ -13252,14 +14597,25 @@
         </w:numPr>
         <w:spacing w:after="0"/>
       </w:pPr>
-      <w:r>
-        <w:rPr>
-          <w:rFonts w:ascii="Consolas" w:eastAsiaTheme="minorHAnsi" w:hAnsi="Consolas" w:cs="Consolas"/>
-          <w:color w:val="0000FF"/>
-          <w:sz w:val="19"/>
-          <w:szCs w:val="19"/>
-        </w:rPr>
-        <w:t xml:space="preserve">GenBoeEntities </w:t>
+      <w:proofErr w:type="spellStart"/>
+      <w:r>
+        <w:rPr>
+          <w:rFonts w:ascii="Consolas" w:eastAsiaTheme="minorHAnsi" w:hAnsi="Consolas" w:cs="Consolas"/>
+          <w:color w:val="0000FF"/>
+          <w:sz w:val="19"/>
+          <w:szCs w:val="19"/>
+        </w:rPr>
+        <w:t>GenBoeEntities</w:t>
+      </w:r>
+      <w:proofErr w:type="spellEnd"/>
+      <w:r>
+        <w:rPr>
+          <w:rFonts w:ascii="Consolas" w:eastAsiaTheme="minorHAnsi" w:hAnsi="Consolas" w:cs="Consolas"/>
+          <w:color w:val="0000FF"/>
+          <w:sz w:val="19"/>
+          <w:szCs w:val="19"/>
+        </w:rPr>
+        <w:t xml:space="preserve"> </w:t>
       </w:r>
       <w:r>
         <w:rPr>
@@ -13277,6 +14633,7 @@
         </w:numPr>
         <w:spacing w:after="0"/>
       </w:pPr>
+      <w:proofErr w:type="spellStart"/>
       <w:r>
         <w:rPr>
           <w:rFonts w:ascii="Consolas" w:eastAsiaTheme="minorHAnsi" w:hAnsi="Consolas" w:cs="Consolas"/>
@@ -13286,6 +14643,7 @@
         </w:rPr>
         <w:t>appSettings</w:t>
       </w:r>
+      <w:proofErr w:type="spellEnd"/>
       <w:r>
         <w:rPr>
           <w:rFonts w:ascii="Calibri" w:eastAsia="Times New Roman" w:hAnsi="Calibri" w:cs="Calibri"/>
@@ -13305,6 +14663,7 @@
           <w:rFonts w:ascii="Calibri" w:eastAsia="Times New Roman" w:hAnsi="Calibri" w:cs="Calibri"/>
         </w:rPr>
       </w:pPr>
+      <w:proofErr w:type="spellStart"/>
       <w:r>
         <w:rPr>
           <w:rFonts w:ascii="Consolas" w:eastAsiaTheme="minorHAnsi" w:hAnsi="Consolas" w:cs="Consolas"/>
@@ -13314,6 +14673,7 @@
         </w:rPr>
         <w:t>EmailServer</w:t>
       </w:r>
+      <w:proofErr w:type="spellEnd"/>
       <w:r>
         <w:t xml:space="preserve"> </w:t>
       </w:r>
@@ -13333,6 +14693,7 @@
         </w:numPr>
         <w:spacing w:after="0"/>
       </w:pPr>
+      <w:proofErr w:type="spellStart"/>
       <w:r>
         <w:rPr>
           <w:rFonts w:ascii="Consolas" w:eastAsiaTheme="minorHAnsi" w:hAnsi="Consolas" w:cs="Consolas"/>
@@ -13342,6 +14703,7 @@
         </w:rPr>
         <w:t>HelpdeskEmailAddress</w:t>
       </w:r>
+      <w:proofErr w:type="spellEnd"/>
       <w:r>
         <w:t xml:space="preserve"> – email displayed to the users to contact for help</w:t>
       </w:r>
@@ -13358,14 +14720,25 @@
           <w:rFonts w:ascii="Calibri" w:eastAsia="Times New Roman" w:hAnsi="Calibri" w:cs="Calibri"/>
         </w:rPr>
       </w:pPr>
-      <w:r>
-        <w:rPr>
-          <w:rFonts w:ascii="Consolas" w:eastAsiaTheme="minorHAnsi" w:hAnsi="Consolas" w:cs="Consolas"/>
-          <w:color w:val="0000FF"/>
-          <w:sz w:val="19"/>
-          <w:szCs w:val="19"/>
-        </w:rPr>
-        <w:t xml:space="preserve">EmailOnFailureOnly </w:t>
+      <w:proofErr w:type="spellStart"/>
+      <w:r>
+        <w:rPr>
+          <w:rFonts w:ascii="Consolas" w:eastAsiaTheme="minorHAnsi" w:hAnsi="Consolas" w:cs="Consolas"/>
+          <w:color w:val="0000FF"/>
+          <w:sz w:val="19"/>
+          <w:szCs w:val="19"/>
+        </w:rPr>
+        <w:t>EmailOnFailureOnly</w:t>
+      </w:r>
+      <w:proofErr w:type="spellEnd"/>
+      <w:r>
+        <w:rPr>
+          <w:rFonts w:ascii="Consolas" w:eastAsiaTheme="minorHAnsi" w:hAnsi="Consolas" w:cs="Consolas"/>
+          <w:color w:val="0000FF"/>
+          <w:sz w:val="19"/>
+          <w:szCs w:val="19"/>
+        </w:rPr>
+        <w:t xml:space="preserve"> </w:t>
       </w:r>
       <w:r>
         <w:rPr>
@@ -13394,14 +14767,25 @@
           <w:rFonts w:ascii="Calibri" w:eastAsia="Times New Roman" w:hAnsi="Calibri" w:cs="Calibri"/>
         </w:rPr>
       </w:pPr>
-      <w:r>
-        <w:rPr>
-          <w:rFonts w:ascii="Consolas" w:eastAsiaTheme="minorHAnsi" w:hAnsi="Consolas" w:cs="Consolas"/>
-          <w:color w:val="0000FF"/>
-          <w:sz w:val="19"/>
-          <w:szCs w:val="19"/>
-        </w:rPr>
-        <w:t xml:space="preserve">SendEmailTo </w:t>
+      <w:proofErr w:type="spellStart"/>
+      <w:r>
+        <w:rPr>
+          <w:rFonts w:ascii="Consolas" w:eastAsiaTheme="minorHAnsi" w:hAnsi="Consolas" w:cs="Consolas"/>
+          <w:color w:val="0000FF"/>
+          <w:sz w:val="19"/>
+          <w:szCs w:val="19"/>
+        </w:rPr>
+        <w:t>SendEmailTo</w:t>
+      </w:r>
+      <w:proofErr w:type="spellEnd"/>
+      <w:r>
+        <w:rPr>
+          <w:rFonts w:ascii="Consolas" w:eastAsiaTheme="minorHAnsi" w:hAnsi="Consolas" w:cs="Consolas"/>
+          <w:color w:val="0000FF"/>
+          <w:sz w:val="19"/>
+          <w:szCs w:val="19"/>
+        </w:rPr>
+        <w:t xml:space="preserve"> </w:t>
       </w:r>
       <w:r>
         <w:rPr>
@@ -13436,6 +14820,7 @@
           <w:numId w:val="27"/>
         </w:numPr>
       </w:pPr>
+      <w:proofErr w:type="spellStart"/>
       <w:r>
         <w:rPr>
           <w:rFonts w:ascii="Consolas" w:eastAsiaTheme="minorHAnsi" w:hAnsi="Consolas" w:cs="Consolas"/>
@@ -13445,6 +14830,7 @@
         </w:rPr>
         <w:t>elmah</w:t>
       </w:r>
+      <w:proofErr w:type="spellEnd"/>
       <w:r>
         <w:t xml:space="preserve"> section</w:t>
       </w:r>
@@ -13464,6 +14850,7 @@
         </w:rPr>
         <w:t xml:space="preserve">in </w:t>
       </w:r>
+      <w:proofErr w:type="spellStart"/>
       <w:r>
         <w:rPr>
           <w:rFonts w:ascii="Consolas" w:eastAsiaTheme="minorHAnsi" w:hAnsi="Consolas" w:cs="Consolas"/>
@@ -13473,12 +14860,14 @@
         </w:rPr>
         <w:t>errorLog</w:t>
       </w:r>
+      <w:proofErr w:type="spellEnd"/>
       <w:r>
         <w:rPr>
           <w:rFonts w:ascii="Calibri" w:eastAsia="Times New Roman" w:hAnsi="Calibri" w:cs="Calibri"/>
         </w:rPr>
         <w:t xml:space="preserve"> setting,  update the </w:t>
       </w:r>
+      <w:proofErr w:type="spellStart"/>
       <w:r>
         <w:rPr>
           <w:rFonts w:ascii="Consolas" w:eastAsiaTheme="minorHAnsi" w:hAnsi="Consolas" w:cs="Consolas"/>
@@ -13488,6 +14877,7 @@
         </w:rPr>
         <w:t>connectionString</w:t>
       </w:r>
+      <w:proofErr w:type="spellEnd"/>
       <w:r>
         <w:rPr>
           <w:rFonts w:ascii="Calibri" w:eastAsia="Times New Roman" w:hAnsi="Calibri" w:cs="Calibri"/>
@@ -13528,7 +14918,15 @@
         <w:t xml:space="preserve">oth) </w:t>
       </w:r>
       <w:r>
-        <w:t>AD Sync - App.Config Customization</w:t>
+        <w:t xml:space="preserve">AD Sync - </w:t>
+      </w:r>
+      <w:proofErr w:type="spellStart"/>
+      <w:r>
+        <w:t>App.Config</w:t>
+      </w:r>
+      <w:proofErr w:type="spellEnd"/>
+      <w:r>
+        <w:t xml:space="preserve"> Customization</w:t>
       </w:r>
       <w:bookmarkEnd w:id="82"/>
     </w:p>
@@ -13541,6 +14939,7 @@
         </w:numPr>
         <w:spacing w:after="0"/>
       </w:pPr>
+      <w:proofErr w:type="spellStart"/>
       <w:r>
         <w:rPr>
           <w:rFonts w:ascii="Consolas" w:eastAsiaTheme="minorHAnsi" w:hAnsi="Consolas" w:cs="Consolas"/>
@@ -13550,6 +14949,7 @@
         </w:rPr>
         <w:t>connectionStrings</w:t>
       </w:r>
+      <w:proofErr w:type="spellEnd"/>
       <w:r>
         <w:rPr>
           <w:rFonts w:ascii="Calibri" w:eastAsia="Times New Roman" w:hAnsi="Calibri" w:cs="Calibri"/>
@@ -13566,6 +14966,7 @@
         </w:numPr>
         <w:spacing w:after="0"/>
       </w:pPr>
+      <w:proofErr w:type="spellStart"/>
       <w:r>
         <w:rPr>
           <w:rFonts w:ascii="Consolas" w:eastAsiaTheme="minorHAnsi" w:hAnsi="Consolas" w:cs="Consolas"/>
@@ -13575,6 +14976,7 @@
         </w:rPr>
         <w:t>genTracEntities</w:t>
       </w:r>
+      <w:proofErr w:type="spellEnd"/>
     </w:p>
     <w:p>
       <w:pPr>
@@ -13596,7 +14998,21 @@
         <w:rPr>
           <w:rFonts w:ascii="Calibri" w:eastAsia="Times New Roman" w:hAnsi="Calibri" w:cs="Calibri"/>
         </w:rPr>
-        <w:t>: PTM / genTrac database connection string</w:t>
+        <w:t xml:space="preserve">: PTM / </w:t>
+      </w:r>
+      <w:proofErr w:type="spellStart"/>
+      <w:r>
+        <w:rPr>
+          <w:rFonts w:ascii="Calibri" w:eastAsia="Times New Roman" w:hAnsi="Calibri" w:cs="Calibri"/>
+        </w:rPr>
+        <w:t>genTrac</w:t>
+      </w:r>
+      <w:proofErr w:type="spellEnd"/>
+      <w:r>
+        <w:rPr>
+          <w:rFonts w:ascii="Calibri" w:eastAsia="Times New Roman" w:hAnsi="Calibri" w:cs="Calibri"/>
+        </w:rPr>
+        <w:t xml:space="preserve"> database connection string</w:t>
       </w:r>
     </w:p>
     <w:p>
@@ -13649,14 +15065,25 @@
         </w:numPr>
         <w:spacing w:after="0"/>
       </w:pPr>
-      <w:r>
-        <w:rPr>
-          <w:rFonts w:ascii="Consolas" w:eastAsiaTheme="minorHAnsi" w:hAnsi="Consolas" w:cs="Consolas"/>
-          <w:color w:val="0000FF"/>
-          <w:sz w:val="19"/>
-          <w:szCs w:val="19"/>
-        </w:rPr>
-        <w:t xml:space="preserve">GenBoeEntities </w:t>
+      <w:proofErr w:type="spellStart"/>
+      <w:r>
+        <w:rPr>
+          <w:rFonts w:ascii="Consolas" w:eastAsiaTheme="minorHAnsi" w:hAnsi="Consolas" w:cs="Consolas"/>
+          <w:color w:val="0000FF"/>
+          <w:sz w:val="19"/>
+          <w:szCs w:val="19"/>
+        </w:rPr>
+        <w:t>GenBoeEntities</w:t>
+      </w:r>
+      <w:proofErr w:type="spellEnd"/>
+      <w:r>
+        <w:rPr>
+          <w:rFonts w:ascii="Consolas" w:eastAsiaTheme="minorHAnsi" w:hAnsi="Consolas" w:cs="Consolas"/>
+          <w:color w:val="0000FF"/>
+          <w:sz w:val="19"/>
+          <w:szCs w:val="19"/>
+        </w:rPr>
+        <w:t xml:space="preserve"> </w:t>
       </w:r>
       <w:r>
         <w:rPr>
@@ -13674,6 +15101,7 @@
         </w:numPr>
         <w:spacing w:after="0"/>
       </w:pPr>
+      <w:proofErr w:type="spellStart"/>
       <w:r>
         <w:rPr>
           <w:rFonts w:ascii="Consolas" w:eastAsiaTheme="minorHAnsi" w:hAnsi="Consolas" w:cs="Consolas"/>
@@ -13683,6 +15111,7 @@
         </w:rPr>
         <w:t>appSettings</w:t>
       </w:r>
+      <w:proofErr w:type="spellEnd"/>
       <w:r>
         <w:rPr>
           <w:rFonts w:ascii="Calibri" w:eastAsia="Times New Roman" w:hAnsi="Calibri" w:cs="Calibri"/>
@@ -13721,6 +15150,7 @@
           <w:rFonts w:ascii="Calibri" w:eastAsia="Times New Roman" w:hAnsi="Calibri" w:cs="Calibri"/>
         </w:rPr>
       </w:pPr>
+      <w:proofErr w:type="spellStart"/>
       <w:r>
         <w:rPr>
           <w:rFonts w:ascii="Consolas" w:eastAsiaTheme="minorHAnsi" w:hAnsi="Consolas" w:cs="Consolas"/>
@@ -13730,6 +15160,7 @@
         </w:rPr>
         <w:t>ActiveDirectoryPath</w:t>
       </w:r>
+      <w:proofErr w:type="spellEnd"/>
       <w:r>
         <w:t xml:space="preserve"> </w:t>
       </w:r>
@@ -13749,6 +15180,7 @@
         </w:numPr>
         <w:spacing w:after="0"/>
       </w:pPr>
+      <w:proofErr w:type="spellStart"/>
       <w:r>
         <w:rPr>
           <w:rFonts w:ascii="Consolas" w:eastAsiaTheme="minorHAnsi" w:hAnsi="Consolas" w:cs="Consolas"/>
@@ -13758,6 +15190,7 @@
         </w:rPr>
         <w:t>LMIProxy</w:t>
       </w:r>
+      <w:proofErr w:type="spellEnd"/>
       <w:r>
         <w:t xml:space="preserve"> – proxy server used to connect to the network</w:t>
       </w:r>
@@ -13771,6 +15204,7 @@
         </w:numPr>
         <w:spacing w:after="0"/>
       </w:pPr>
+      <w:proofErr w:type="spellStart"/>
       <w:r>
         <w:rPr>
           <w:rFonts w:ascii="Consolas" w:eastAsiaTheme="minorHAnsi" w:hAnsi="Consolas" w:cs="Consolas"/>
@@ -13780,6 +15214,7 @@
         </w:rPr>
         <w:t>CompanyConfiguration</w:t>
       </w:r>
+      <w:proofErr w:type="spellEnd"/>
     </w:p>
     <w:p>
       <w:pPr>
@@ -13807,6 +15242,7 @@
         </w:rPr>
         <w:t xml:space="preserve">: set to </w:t>
       </w:r>
+      <w:proofErr w:type="spellStart"/>
       <w:r>
         <w:rPr>
           <w:rFonts w:ascii="Consolas" w:eastAsiaTheme="minorHAnsi" w:hAnsi="Consolas" w:cs="Consolas"/>
@@ -13816,6 +15252,7 @@
         </w:rPr>
         <w:t>SpaceSystems</w:t>
       </w:r>
+      <w:proofErr w:type="spellEnd"/>
       <w:r>
         <w:rPr>
           <w:rFonts w:ascii="Calibri" w:eastAsia="Times New Roman" w:hAnsi="Calibri" w:cs="Calibri"/>
@@ -13872,6 +15309,7 @@
           <w:rFonts w:ascii="Calibri" w:eastAsia="Times New Roman" w:hAnsi="Calibri" w:cs="Calibri"/>
         </w:rPr>
       </w:pPr>
+      <w:proofErr w:type="spellStart"/>
       <w:r>
         <w:rPr>
           <w:rFonts w:ascii="Consolas" w:eastAsiaTheme="minorHAnsi" w:hAnsi="Consolas" w:cs="Consolas"/>
@@ -13881,6 +15319,7 @@
         </w:rPr>
         <w:t>PtmAuthGroups</w:t>
       </w:r>
+      <w:proofErr w:type="spellEnd"/>
     </w:p>
     <w:p>
       <w:pPr>
@@ -13973,6 +15412,7 @@
           <w:rFonts w:ascii="Calibri" w:eastAsia="Times New Roman" w:hAnsi="Calibri" w:cs="Calibri"/>
         </w:rPr>
       </w:pPr>
+      <w:proofErr w:type="spellStart"/>
       <w:r>
         <w:rPr>
           <w:rFonts w:ascii="Consolas" w:eastAsiaTheme="minorHAnsi" w:hAnsi="Consolas" w:cs="Consolas"/>
@@ -13982,6 +15422,7 @@
         </w:rPr>
         <w:t>system.web</w:t>
       </w:r>
+      <w:proofErr w:type="spellEnd"/>
       <w:r>
         <w:rPr>
           <w:rFonts w:ascii="Consolas" w:eastAsiaTheme="minorHAnsi" w:hAnsi="Consolas" w:cs="Consolas"/>
@@ -14068,6 +15509,7 @@
           <w:numId w:val="32"/>
         </w:numPr>
       </w:pPr>
+      <w:proofErr w:type="spellStart"/>
       <w:r>
         <w:rPr>
           <w:rFonts w:ascii="Consolas" w:eastAsiaTheme="minorHAnsi" w:hAnsi="Consolas" w:cs="Consolas"/>
@@ -14077,6 +15519,7 @@
         </w:rPr>
         <w:t>elmah</w:t>
       </w:r>
+      <w:proofErr w:type="spellEnd"/>
       <w:r>
         <w:t xml:space="preserve"> section</w:t>
       </w:r>
@@ -14101,6 +15544,7 @@
         </w:rPr>
         <w:t xml:space="preserve">in </w:t>
       </w:r>
+      <w:proofErr w:type="spellStart"/>
       <w:r>
         <w:rPr>
           <w:rFonts w:ascii="Consolas" w:eastAsiaTheme="minorHAnsi" w:hAnsi="Consolas" w:cs="Consolas"/>
@@ -14110,12 +15554,14 @@
         </w:rPr>
         <w:t>errorLog</w:t>
       </w:r>
+      <w:proofErr w:type="spellEnd"/>
       <w:r>
         <w:rPr>
           <w:rFonts w:ascii="Calibri" w:eastAsia="Times New Roman" w:hAnsi="Calibri" w:cs="Calibri"/>
         </w:rPr>
         <w:t xml:space="preserve"> setting,  update the </w:t>
       </w:r>
+      <w:proofErr w:type="spellStart"/>
       <w:r>
         <w:rPr>
           <w:rFonts w:ascii="Consolas" w:eastAsiaTheme="minorHAnsi" w:hAnsi="Consolas" w:cs="Consolas"/>
@@ -14125,6 +15571,7 @@
         </w:rPr>
         <w:t>connectionString</w:t>
       </w:r>
+      <w:proofErr w:type="spellEnd"/>
       <w:r>
         <w:rPr>
           <w:rFonts w:ascii="Calibri" w:eastAsia="Times New Roman" w:hAnsi="Calibri" w:cs="Calibri"/>
@@ -14182,7 +15629,15 @@
         <w:t xml:space="preserve">e) </w:t>
       </w:r>
       <w:r>
-        <w:t>PTM Emailer - App.Config Customization</w:t>
+        <w:t xml:space="preserve">PTM Emailer - </w:t>
+      </w:r>
+      <w:proofErr w:type="spellStart"/>
+      <w:r>
+        <w:t>App.Config</w:t>
+      </w:r>
+      <w:proofErr w:type="spellEnd"/>
+      <w:r>
+        <w:t xml:space="preserve"> Customization</w:t>
       </w:r>
       <w:bookmarkEnd w:id="83"/>
       <w:bookmarkEnd w:id="84"/>
@@ -14196,6 +15651,7 @@
         </w:numPr>
         <w:spacing w:after="0"/>
       </w:pPr>
+      <w:proofErr w:type="spellStart"/>
       <w:r>
         <w:rPr>
           <w:rFonts w:ascii="Consolas" w:eastAsiaTheme="minorHAnsi" w:hAnsi="Consolas" w:cs="Consolas"/>
@@ -14205,6 +15661,7 @@
         </w:rPr>
         <w:t>connectionStrings</w:t>
       </w:r>
+      <w:proofErr w:type="spellEnd"/>
       <w:r>
         <w:rPr>
           <w:rFonts w:ascii="Calibri" w:eastAsia="Times New Roman" w:hAnsi="Calibri" w:cs="Calibri"/>
@@ -14221,14 +15678,25 @@
         </w:numPr>
         <w:spacing w:af